--- a/docs/manuals/RA_Training_Programme_and_Facilitator_Guide.docx
+++ b/docs/manuals/RA_Training_Programme_and_Facilitator_Guide.docx
@@ -469,7 +469,7 @@
                 <w:sz w:val="19"/>
                 <w:szCs w:val="19"/>
               </w:rPr>
-              <w:t>Version 1.0 · 15 September 2026</w:t>
+              <w:t>Version 1.1 · 19 September 2026</w:t>
             </w:r>
           </w:p>
         </w:tc>
@@ -538,7 +538,7 @@
     <w:sdt>
       <w:sdtPr>
         <w:alias w:val="Contents"/>
-        <w:id w:val="-494958420"/>
+        <w:id w:val="-428742970"/>
       </w:sdtPr>
       <w:sdtEndPr/>
       <w:sdtContent>
@@ -567,7 +567,7 @@
           <w:r>
             <w:fldChar w:fldCharType="separate"/>
           </w:r>
-          <w:hyperlink w:anchor="_Toc240466335" w:history="1">
+          <w:hyperlink w:anchor="_Toc240713051" w:history="1">
             <w:r>
               <w:rPr>
                 <w:rStyle w:val="Hyperlink"/>
@@ -591,7 +591,7 @@
               <w:rPr>
                 <w:noProof/>
               </w:rPr>
-              <w:instrText xml:space="preserve"> PAGEREF _Toc240466335 \h </w:instrText>
+              <w:instrText xml:space="preserve"> PAGEREF _Toc240713051 \h </w:instrText>
             </w:r>
             <w:r>
               <w:rPr>
@@ -634,7 +634,7 @@
               <w14:ligatures w14:val="standardContextual"/>
             </w:rPr>
           </w:pPr>
-          <w:hyperlink w:anchor="_Toc240466336" w:history="1">
+          <w:hyperlink w:anchor="_Toc240713052" w:history="1">
             <w:r>
               <w:rPr>
                 <w:rStyle w:val="Hyperlink"/>
@@ -658,7 +658,7 @@
               <w:rPr>
                 <w:noProof/>
               </w:rPr>
-              <w:instrText xml:space="preserve"> PAGEREF _Toc240466336 \h </w:instrText>
+              <w:instrText xml:space="preserve"> PAGEREF _Toc240713052 \h </w:instrText>
             </w:r>
             <w:r>
               <w:rPr>
@@ -701,7 +701,7 @@
               <w14:ligatures w14:val="standardContextual"/>
             </w:rPr>
           </w:pPr>
-          <w:hyperlink w:anchor="_Toc240466337" w:history="1">
+          <w:hyperlink w:anchor="_Toc240713053" w:history="1">
             <w:r>
               <w:rPr>
                 <w:rStyle w:val="Hyperlink"/>
@@ -725,7 +725,7 @@
               <w:rPr>
                 <w:noProof/>
               </w:rPr>
-              <w:instrText xml:space="preserve"> PAGEREF _Toc240466337 \h </w:instrText>
+              <w:instrText xml:space="preserve"> PAGEREF _Toc240713053 \h </w:instrText>
             </w:r>
             <w:r>
               <w:rPr>
@@ -768,7 +768,7 @@
               <w14:ligatures w14:val="standardContextual"/>
             </w:rPr>
           </w:pPr>
-          <w:hyperlink w:anchor="_Toc240466338" w:history="1">
+          <w:hyperlink w:anchor="_Toc240713054" w:history="1">
             <w:r>
               <w:rPr>
                 <w:rStyle w:val="Hyperlink"/>
@@ -792,7 +792,7 @@
               <w:rPr>
                 <w:noProof/>
               </w:rPr>
-              <w:instrText xml:space="preserve"> PAGEREF _Toc240466338 \h </w:instrText>
+              <w:instrText xml:space="preserve"> PAGEREF _Toc240713054 \h </w:instrText>
             </w:r>
             <w:r>
               <w:rPr>
@@ -835,7 +835,7 @@
               <w14:ligatures w14:val="standardContextual"/>
             </w:rPr>
           </w:pPr>
-          <w:hyperlink w:anchor="_Toc240466339" w:history="1">
+          <w:hyperlink w:anchor="_Toc240713055" w:history="1">
             <w:r>
               <w:rPr>
                 <w:rStyle w:val="Hyperlink"/>
@@ -859,7 +859,7 @@
               <w:rPr>
                 <w:noProof/>
               </w:rPr>
-              <w:instrText xml:space="preserve"> PAGEREF _Toc240466339 \h </w:instrText>
+              <w:instrText xml:space="preserve"> PAGEREF _Toc240713055 \h </w:instrText>
             </w:r>
             <w:r>
               <w:rPr>
@@ -902,7 +902,7 @@
               <w14:ligatures w14:val="standardContextual"/>
             </w:rPr>
           </w:pPr>
-          <w:hyperlink w:anchor="_Toc240466340" w:history="1">
+          <w:hyperlink w:anchor="_Toc240713056" w:history="1">
             <w:r>
               <w:rPr>
                 <w:rStyle w:val="Hyperlink"/>
@@ -926,7 +926,7 @@
               <w:rPr>
                 <w:noProof/>
               </w:rPr>
-              <w:instrText xml:space="preserve"> PAGEREF _Toc240466340 \h </w:instrText>
+              <w:instrText xml:space="preserve"> PAGEREF _Toc240713056 \h </w:instrText>
             </w:r>
             <w:r>
               <w:rPr>
@@ -969,7 +969,7 @@
               <w14:ligatures w14:val="standardContextual"/>
             </w:rPr>
           </w:pPr>
-          <w:hyperlink w:anchor="_Toc240466341" w:history="1">
+          <w:hyperlink w:anchor="_Toc240713057" w:history="1">
             <w:r>
               <w:rPr>
                 <w:rStyle w:val="Hyperlink"/>
@@ -993,7 +993,7 @@
               <w:rPr>
                 <w:noProof/>
               </w:rPr>
-              <w:instrText xml:space="preserve"> PAGEREF _Toc240466341 \h </w:instrText>
+              <w:instrText xml:space="preserve"> PAGEREF _Toc240713057 \h </w:instrText>
             </w:r>
             <w:r>
               <w:rPr>
@@ -1036,7 +1036,7 @@
               <w14:ligatures w14:val="standardContextual"/>
             </w:rPr>
           </w:pPr>
-          <w:hyperlink w:anchor="_Toc240466342" w:history="1">
+          <w:hyperlink w:anchor="_Toc240713058" w:history="1">
             <w:r>
               <w:rPr>
                 <w:rStyle w:val="Hyperlink"/>
@@ -1060,7 +1060,7 @@
               <w:rPr>
                 <w:noProof/>
               </w:rPr>
-              <w:instrText xml:space="preserve"> PAGEREF _Toc240466342 \h </w:instrText>
+              <w:instrText xml:space="preserve"> PAGEREF _Toc240713058 \h </w:instrText>
             </w:r>
             <w:r>
               <w:rPr>
@@ -1103,7 +1103,7 @@
               <w14:ligatures w14:val="standardContextual"/>
             </w:rPr>
           </w:pPr>
-          <w:hyperlink w:anchor="_Toc240466343" w:history="1">
+          <w:hyperlink w:anchor="_Toc240713059" w:history="1">
             <w:r>
               <w:rPr>
                 <w:rStyle w:val="Hyperlink"/>
@@ -1127,7 +1127,7 @@
               <w:rPr>
                 <w:noProof/>
               </w:rPr>
-              <w:instrText xml:space="preserve"> PAGEREF _Toc240466343 \h </w:instrText>
+              <w:instrText xml:space="preserve"> PAGEREF _Toc240713059 \h </w:instrText>
             </w:r>
             <w:r>
               <w:rPr>
@@ -1170,7 +1170,7 @@
               <w14:ligatures w14:val="standardContextual"/>
             </w:rPr>
           </w:pPr>
-          <w:hyperlink w:anchor="_Toc240466344" w:history="1">
+          <w:hyperlink w:anchor="_Toc240713060" w:history="1">
             <w:r>
               <w:rPr>
                 <w:rStyle w:val="Hyperlink"/>
@@ -1194,7 +1194,7 @@
               <w:rPr>
                 <w:noProof/>
               </w:rPr>
-              <w:instrText xml:space="preserve"> PAGEREF _Toc240466344 \h </w:instrText>
+              <w:instrText xml:space="preserve"> PAGEREF _Toc240713060 \h </w:instrText>
             </w:r>
             <w:r>
               <w:rPr>
@@ -1237,7 +1237,7 @@
               <w14:ligatures w14:val="standardContextual"/>
             </w:rPr>
           </w:pPr>
-          <w:hyperlink w:anchor="_Toc240466345" w:history="1">
+          <w:hyperlink w:anchor="_Toc240713061" w:history="1">
             <w:r>
               <w:rPr>
                 <w:rStyle w:val="Hyperlink"/>
@@ -1261,7 +1261,7 @@
               <w:rPr>
                 <w:noProof/>
               </w:rPr>
-              <w:instrText xml:space="preserve"> PAGEREF _Toc240466345 \h </w:instrText>
+              <w:instrText xml:space="preserve"> PAGEREF _Toc240713061 \h </w:instrText>
             </w:r>
             <w:r>
               <w:rPr>
@@ -1304,7 +1304,7 @@
               <w14:ligatures w14:val="standardContextual"/>
             </w:rPr>
           </w:pPr>
-          <w:hyperlink w:anchor="_Toc240466346" w:history="1">
+          <w:hyperlink w:anchor="_Toc240713062" w:history="1">
             <w:r>
               <w:rPr>
                 <w:rStyle w:val="Hyperlink"/>
@@ -1328,7 +1328,7 @@
               <w:rPr>
                 <w:noProof/>
               </w:rPr>
-              <w:instrText xml:space="preserve"> PAGEREF _Toc240466346 \h </w:instrText>
+              <w:instrText xml:space="preserve"> PAGEREF _Toc240713062 \h </w:instrText>
             </w:r>
             <w:r>
               <w:rPr>
@@ -1371,7 +1371,7 @@
               <w14:ligatures w14:val="standardContextual"/>
             </w:rPr>
           </w:pPr>
-          <w:hyperlink w:anchor="_Toc240466347" w:history="1">
+          <w:hyperlink w:anchor="_Toc240713063" w:history="1">
             <w:r>
               <w:rPr>
                 <w:rStyle w:val="Hyperlink"/>
@@ -1395,7 +1395,7 @@
               <w:rPr>
                 <w:noProof/>
               </w:rPr>
-              <w:instrText xml:space="preserve"> PAGEREF _Toc240466347 \h </w:instrText>
+              <w:instrText xml:space="preserve"> PAGEREF _Toc240713063 \h </w:instrText>
             </w:r>
             <w:r>
               <w:rPr>
@@ -1438,7 +1438,7 @@
               <w14:ligatures w14:val="standardContextual"/>
             </w:rPr>
           </w:pPr>
-          <w:hyperlink w:anchor="_Toc240466348" w:history="1">
+          <w:hyperlink w:anchor="_Toc240713064" w:history="1">
             <w:r>
               <w:rPr>
                 <w:rStyle w:val="Hyperlink"/>
@@ -1462,7 +1462,7 @@
               <w:rPr>
                 <w:noProof/>
               </w:rPr>
-              <w:instrText xml:space="preserve"> PAGEREF _Toc240466348 \h </w:instrText>
+              <w:instrText xml:space="preserve"> PAGEREF _Toc240713064 \h </w:instrText>
             </w:r>
             <w:r>
               <w:rPr>
@@ -1505,7 +1505,7 @@
               <w14:ligatures w14:val="standardContextual"/>
             </w:rPr>
           </w:pPr>
-          <w:hyperlink w:anchor="_Toc240466349" w:history="1">
+          <w:hyperlink w:anchor="_Toc240713065" w:history="1">
             <w:r>
               <w:rPr>
                 <w:rStyle w:val="Hyperlink"/>
@@ -1529,7 +1529,7 @@
               <w:rPr>
                 <w:noProof/>
               </w:rPr>
-              <w:instrText xml:space="preserve"> PAGEREF _Toc240466349 \h </w:instrText>
+              <w:instrText xml:space="preserve"> PAGEREF _Toc240713065 \h </w:instrText>
             </w:r>
             <w:r>
               <w:rPr>
@@ -1572,7 +1572,7 @@
               <w14:ligatures w14:val="standardContextual"/>
             </w:rPr>
           </w:pPr>
-          <w:hyperlink w:anchor="_Toc240466350" w:history="1">
+          <w:hyperlink w:anchor="_Toc240713066" w:history="1">
             <w:r>
               <w:rPr>
                 <w:rStyle w:val="Hyperlink"/>
@@ -1596,7 +1596,7 @@
               <w:rPr>
                 <w:noProof/>
               </w:rPr>
-              <w:instrText xml:space="preserve"> PAGEREF _Toc240466350 \h </w:instrText>
+              <w:instrText xml:space="preserve"> PAGEREF _Toc240713066 \h </w:instrText>
             </w:r>
             <w:r>
               <w:rPr>
@@ -1639,7 +1639,7 @@
               <w14:ligatures w14:val="standardContextual"/>
             </w:rPr>
           </w:pPr>
-          <w:hyperlink w:anchor="_Toc240466351" w:history="1">
+          <w:hyperlink w:anchor="_Toc240713067" w:history="1">
             <w:r>
               <w:rPr>
                 <w:rStyle w:val="Hyperlink"/>
@@ -1663,7 +1663,7 @@
               <w:rPr>
                 <w:noProof/>
               </w:rPr>
-              <w:instrText xml:space="preserve"> PAGEREF _Toc240466351 \h </w:instrText>
+              <w:instrText xml:space="preserve"> PAGEREF _Toc240713067 \h </w:instrText>
             </w:r>
             <w:r>
               <w:rPr>
@@ -1706,7 +1706,7 @@
               <w14:ligatures w14:val="standardContextual"/>
             </w:rPr>
           </w:pPr>
-          <w:hyperlink w:anchor="_Toc240466352" w:history="1">
+          <w:hyperlink w:anchor="_Toc240713068" w:history="1">
             <w:r>
               <w:rPr>
                 <w:rStyle w:val="Hyperlink"/>
@@ -1730,7 +1730,7 @@
               <w:rPr>
                 <w:noProof/>
               </w:rPr>
-              <w:instrText xml:space="preserve"> PAGEREF _Toc240466352 \h </w:instrText>
+              <w:instrText xml:space="preserve"> PAGEREF _Toc240713068 \h </w:instrText>
             </w:r>
             <w:r>
               <w:rPr>
@@ -1773,7 +1773,7 @@
               <w14:ligatures w14:val="standardContextual"/>
             </w:rPr>
           </w:pPr>
-          <w:hyperlink w:anchor="_Toc240466353" w:history="1">
+          <w:hyperlink w:anchor="_Toc240713069" w:history="1">
             <w:r>
               <w:rPr>
                 <w:rStyle w:val="Hyperlink"/>
@@ -1797,7 +1797,7 @@
               <w:rPr>
                 <w:noProof/>
               </w:rPr>
-              <w:instrText xml:space="preserve"> PAGEREF _Toc240466353 \h </w:instrText>
+              <w:instrText xml:space="preserve"> PAGEREF _Toc240713069 \h </w:instrText>
             </w:r>
             <w:r>
               <w:rPr>
@@ -1840,7 +1840,7 @@
               <w14:ligatures w14:val="standardContextual"/>
             </w:rPr>
           </w:pPr>
-          <w:hyperlink w:anchor="_Toc240466354" w:history="1">
+          <w:hyperlink w:anchor="_Toc240713070" w:history="1">
             <w:r>
               <w:rPr>
                 <w:rStyle w:val="Hyperlink"/>
@@ -1864,7 +1864,7 @@
               <w:rPr>
                 <w:noProof/>
               </w:rPr>
-              <w:instrText xml:space="preserve"> PAGEREF _Toc240466354 \h </w:instrText>
+              <w:instrText xml:space="preserve"> PAGEREF _Toc240713070 \h </w:instrText>
             </w:r>
             <w:r>
               <w:rPr>
@@ -1907,7 +1907,7 @@
               <w14:ligatures w14:val="standardContextual"/>
             </w:rPr>
           </w:pPr>
-          <w:hyperlink w:anchor="_Toc240466355" w:history="1">
+          <w:hyperlink w:anchor="_Toc240713071" w:history="1">
             <w:r>
               <w:rPr>
                 <w:rStyle w:val="Hyperlink"/>
@@ -1931,7 +1931,7 @@
               <w:rPr>
                 <w:noProof/>
               </w:rPr>
-              <w:instrText xml:space="preserve"> PAGEREF _Toc240466355 \h </w:instrText>
+              <w:instrText xml:space="preserve"> PAGEREF _Toc240713071 \h </w:instrText>
             </w:r>
             <w:r>
               <w:rPr>
@@ -1974,7 +1974,7 @@
               <w14:ligatures w14:val="standardContextual"/>
             </w:rPr>
           </w:pPr>
-          <w:hyperlink w:anchor="_Toc240466356" w:history="1">
+          <w:hyperlink w:anchor="_Toc240713072" w:history="1">
             <w:r>
               <w:rPr>
                 <w:rStyle w:val="Hyperlink"/>
@@ -1998,7 +1998,7 @@
               <w:rPr>
                 <w:noProof/>
               </w:rPr>
-              <w:instrText xml:space="preserve"> PAGEREF _Toc240466356 \h </w:instrText>
+              <w:instrText xml:space="preserve"> PAGEREF _Toc240713072 \h </w:instrText>
             </w:r>
             <w:r>
               <w:rPr>
@@ -2041,7 +2041,7 @@
               <w14:ligatures w14:val="standardContextual"/>
             </w:rPr>
           </w:pPr>
-          <w:hyperlink w:anchor="_Toc240466357" w:history="1">
+          <w:hyperlink w:anchor="_Toc240713073" w:history="1">
             <w:r>
               <w:rPr>
                 <w:rStyle w:val="Hyperlink"/>
@@ -2065,7 +2065,7 @@
               <w:rPr>
                 <w:noProof/>
               </w:rPr>
-              <w:instrText xml:space="preserve"> PAGEREF _Toc240466357 \h </w:instrText>
+              <w:instrText xml:space="preserve"> PAGEREF _Toc240713073 \h </w:instrText>
             </w:r>
             <w:r>
               <w:rPr>
@@ -2108,7 +2108,7 @@
               <w14:ligatures w14:val="standardContextual"/>
             </w:rPr>
           </w:pPr>
-          <w:hyperlink w:anchor="_Toc240466358" w:history="1">
+          <w:hyperlink w:anchor="_Toc240713074" w:history="1">
             <w:r>
               <w:rPr>
                 <w:rStyle w:val="Hyperlink"/>
@@ -2132,7 +2132,7 @@
               <w:rPr>
                 <w:noProof/>
               </w:rPr>
-              <w:instrText xml:space="preserve"> PAGEREF _Toc240466358 \h </w:instrText>
+              <w:instrText xml:space="preserve"> PAGEREF _Toc240713074 \h </w:instrText>
             </w:r>
             <w:r>
               <w:rPr>
@@ -2171,7 +2171,7 @@
         <w:pStyle w:val="Heading1"/>
         <w:pageBreakBefore/>
       </w:pPr>
-      <w:bookmarkStart w:id="0" w:name="_Toc240466335"/>
+      <w:bookmarkStart w:id="0" w:name="_Toc240713051"/>
       <w:r>
         <w:lastRenderedPageBreak/>
         <w:t>1. Programme overview</w:t>
@@ -2577,7 +2577,7 @@
       <w:pPr>
         <w:pStyle w:val="Heading2"/>
       </w:pPr>
-      <w:bookmarkStart w:id="1" w:name="_Toc240466336"/>
+      <w:bookmarkStart w:id="1" w:name="_Toc240713052"/>
       <w:r>
         <w:t>1.1 Learning objectives</w:t>
       </w:r>
@@ -2678,7 +2678,7 @@
       <w:pPr>
         <w:pStyle w:val="Heading2"/>
       </w:pPr>
-      <w:bookmarkStart w:id="2" w:name="_Toc240466337"/>
+      <w:bookmarkStart w:id="2" w:name="_Toc240713053"/>
       <w:r>
         <w:t>1.2 Before the training (facilitator checklist)</w:t>
       </w:r>
@@ -3214,7 +3214,7 @@
       <w:pPr>
         <w:pStyle w:val="Heading2"/>
       </w:pPr>
-      <w:bookmarkStart w:id="3" w:name="_Toc240466338"/>
+      <w:bookmarkStart w:id="3" w:name="_Toc240713054"/>
       <w:r>
         <w:t>1.3 The practice environment</w:t>
       </w:r>
@@ -3360,7 +3360,7 @@
         <w:pStyle w:val="Heading1"/>
         <w:pageBreakBefore/>
       </w:pPr>
-      <w:bookmarkStart w:id="4" w:name="_Toc240466339"/>
+      <w:bookmarkStart w:id="4" w:name="_Toc240713055"/>
       <w:r>
         <w:lastRenderedPageBreak/>
         <w:t>2. Schedule</w:t>
@@ -3371,7 +3371,7 @@
       <w:pPr>
         <w:pStyle w:val="Heading2"/>
       </w:pPr>
-      <w:bookmarkStart w:id="5" w:name="_Toc240466340"/>
+      <w:bookmarkStart w:id="5" w:name="_Toc240713056"/>
       <w:r>
         <w:t>Day 1 — Foundations (all RAs)</w:t>
       </w:r>
@@ -4654,7 +4654,7 @@
       <w:pPr>
         <w:pStyle w:val="Heading2"/>
       </w:pPr>
-      <w:bookmarkStart w:id="6" w:name="_Toc240466341"/>
+      <w:bookmarkStart w:id="6" w:name="_Toc240713057"/>
       <w:r>
         <w:t>Day 2 — Role tracks</w:t>
       </w:r>
@@ -6143,7 +6143,7 @@
                 <w:sz w:val="19"/>
                 <w:szCs w:val="19"/>
               </w:rPr>
-              <w:t>Recording a source precisely; judging authenticity; Include / Exclude; interpretive memos; the Document Analysis Tool (Exclude skips Sections C–L)</w:t>
+              <w:t>Recording a source precisely; judging authenticity; Include / Exclude; interpretive memos; the Document Analysis Tool (Exclude skips Sections C–L); attaching or removing a source file; Auto-fill and how to review an AI draft</w:t>
             </w:r>
           </w:p>
         </w:tc>
@@ -6182,7 +6182,7 @@
       <w:pPr>
         <w:pStyle w:val="Heading2"/>
       </w:pPr>
-      <w:bookmarkStart w:id="7" w:name="_Toc240466342"/>
+      <w:bookmarkStart w:id="7" w:name="_Toc240713058"/>
       <w:r>
         <w:t>Day 3 — Practice and assessment</w:t>
       </w:r>
@@ -7152,7 +7152,7 @@
       <w:pPr>
         <w:pStyle w:val="Heading2"/>
       </w:pPr>
-      <w:bookmarkStart w:id="8" w:name="_Toc240466343"/>
+      <w:bookmarkStart w:id="8" w:name="_Toc240713059"/>
       <w:r>
         <w:t>After the training</w:t>
       </w:r>
@@ -7487,7 +7487,7 @@
         <w:pStyle w:val="Heading1"/>
         <w:pageBreakBefore/>
       </w:pPr>
-      <w:bookmarkStart w:id="9" w:name="_Toc240466344"/>
+      <w:bookmarkStart w:id="9" w:name="_Toc240713060"/>
       <w:r>
         <w:lastRenderedPageBreak/>
         <w:t>3. Session plans</w:t>
@@ -7506,7 +7506,7 @@
       <w:pPr>
         <w:pStyle w:val="Heading2"/>
       </w:pPr>
-      <w:bookmarkStart w:id="10" w:name="_Toc240466345"/>
+      <w:bookmarkStart w:id="10" w:name="_Toc240713061"/>
       <w:r>
         <w:t>Module 1 — The study (60 min)</w:t>
       </w:r>
@@ -7601,7 +7601,7 @@
       <w:pPr>
         <w:pStyle w:val="Heading2"/>
       </w:pPr>
-      <w:bookmarkStart w:id="11" w:name="_Toc240466346"/>
+      <w:bookmarkStart w:id="11" w:name="_Toc240713062"/>
       <w:r>
         <w:t>Module 2 — Research ethics and consent (60 min)</w:t>
       </w:r>
@@ -7696,7 +7696,7 @@
       <w:pPr>
         <w:pStyle w:val="Heading2"/>
       </w:pPr>
-      <w:bookmarkStart w:id="12" w:name="_Toc240466347"/>
+      <w:bookmarkStart w:id="12" w:name="_Toc240713063"/>
       <w:r>
         <w:t>Module 3 — Data protection (60 min)</w:t>
       </w:r>
@@ -7791,7 +7791,7 @@
       <w:pPr>
         <w:pStyle w:val="Heading2"/>
       </w:pPr>
-      <w:bookmarkStart w:id="13" w:name="_Toc240466348"/>
+      <w:bookmarkStart w:id="13" w:name="_Toc240713064"/>
       <w:r>
         <w:t>Module 5 — The portal (75 min)</w:t>
       </w:r>
@@ -7886,7 +7886,7 @@
       <w:pPr>
         <w:pStyle w:val="Heading2"/>
       </w:pPr>
-      <w:bookmarkStart w:id="14" w:name="_Toc240466349"/>
+      <w:bookmarkStart w:id="14" w:name="_Toc240713065"/>
       <w:r>
         <w:t>Module 6 — The respondent journey (45 min)</w:t>
       </w:r>
@@ -7982,7 +7982,7 @@
       <w:pPr>
         <w:pStyle w:val="Heading2"/>
       </w:pPr>
-      <w:bookmarkStart w:id="15" w:name="_Toc240466350"/>
+      <w:bookmarkStart w:id="15" w:name="_Toc240713066"/>
       <w:r>
         <w:t>Module 8 — Communication skills (90 min)</w:t>
       </w:r>
@@ -8077,7 +8077,7 @@
       <w:pPr>
         <w:pStyle w:val="Heading2"/>
       </w:pPr>
-      <w:bookmarkStart w:id="16" w:name="_Toc240466351"/>
+      <w:bookmarkStart w:id="16" w:name="_Toc240713067"/>
       <w:r>
         <w:t>Module 9 — Quality judgement (90 min)</w:t>
       </w:r>
@@ -8173,7 +8173,7 @@
         <w:pStyle w:val="Heading1"/>
         <w:pageBreakBefore/>
       </w:pPr>
-      <w:bookmarkStart w:id="17" w:name="_Toc240466352"/>
+      <w:bookmarkStart w:id="17" w:name="_Toc240713068"/>
       <w:r>
         <w:lastRenderedPageBreak/>
         <w:t>4. Role-plays and simulation</w:t>
@@ -9127,7 +9127,7 @@
       <w:pPr>
         <w:pStyle w:val="Heading2"/>
       </w:pPr>
-      <w:bookmarkStart w:id="18" w:name="_Toc240466353"/>
+      <w:bookmarkStart w:id="18" w:name="_Toc240713069"/>
       <w:r>
         <w:t>Field simulation (Day 3)</w:t>
       </w:r>
@@ -9222,7 +9222,7 @@
         <w:pStyle w:val="Heading1"/>
         <w:pageBreakBefore/>
       </w:pPr>
-      <w:bookmarkStart w:id="19" w:name="_Toc240466354"/>
+      <w:bookmarkStart w:id="19" w:name="_Toc240713070"/>
       <w:r>
         <w:lastRenderedPageBreak/>
         <w:t>5. Assessment and certification</w:t>
@@ -9233,7 +9233,7 @@
       <w:pPr>
         <w:pStyle w:val="Heading2"/>
       </w:pPr>
-      <w:bookmarkStart w:id="20" w:name="_Toc240466355"/>
+      <w:bookmarkStart w:id="20" w:name="_Toc240713071"/>
       <w:r>
         <w:t>5.1 Competencies</w:t>
       </w:r>
@@ -9624,7 +9624,7 @@
       <w:pPr>
         <w:pStyle w:val="Heading2"/>
       </w:pPr>
-      <w:bookmarkStart w:id="21" w:name="_Toc240466356"/>
+      <w:bookmarkStart w:id="21" w:name="_Toc240713072"/>
       <w:r>
         <w:t>5.2 Written assessment (answer key)</w:t>
       </w:r>
@@ -10984,7 +10984,7 @@
       <w:pPr>
         <w:pStyle w:val="Heading2"/>
       </w:pPr>
-      <w:bookmarkStart w:id="22" w:name="_Toc240466357"/>
+      <w:bookmarkStart w:id="22" w:name="_Toc240713073"/>
       <w:r>
         <w:t>5.3 Practical assessment</w:t>
       </w:r>
@@ -12247,7 +12247,7 @@
         <w:pStyle w:val="Heading1"/>
         <w:pageBreakBefore/>
       </w:pPr>
-      <w:bookmarkStart w:id="23" w:name="_Toc240466358"/>
+      <w:bookmarkStart w:id="23" w:name="_Toc240713074"/>
       <w:r>
         <w:lastRenderedPageBreak/>
         <w:t>6. Attendance register</w:t>
@@ -13826,7 +13826,7 @@
         <w:sz w:val="16"/>
         <w:szCs w:val="16"/>
       </w:rPr>
-      <w:t>Version 1.0 · 15 September 2026</w:t>
+      <w:t>Version 1.1 · 19 September 2026</w:t>
     </w:r>
     <w:r>
       <w:rPr>
@@ -13999,10 +13999,96 @@
 <file path=word/numbering.xml><?xml version="1.0" encoding="utf-8"?>
 <w:numbering xmlns:wpc="http://schemas.microsoft.com/office/word/2010/wordprocessingCanvas" xmlns:cx="http://schemas.microsoft.com/office/drawing/2014/chartex" xmlns:cx1="http://schemas.microsoft.com/office/drawing/2015/9/8/chartex" xmlns:cx2="http://schemas.microsoft.com/office/drawing/2015/10/21/chartex" xmlns:cx3="http://schemas.microsoft.com/office/drawing/2016/5/9/chartex" xmlns:cx4="http://schemas.microsoft.com/office/drawing/2016/5/10/chartex" xmlns:cx5="http://schemas.microsoft.com/office/drawing/2016/5/11/chartex" xmlns:cx6="http://schemas.microsoft.com/office/drawing/2016/5/12/chartex" xmlns:cx7="http://schemas.microsoft.com/office/drawing/2016/5/13/chartex" xmlns:cx8="http://schemas.microsoft.com/office/drawing/2016/5/14/chartex" xmlns:mc="http://schemas.openxmlformats.org/markup-compatibility/2006" xmlns:aink="http://schemas.microsoft.com/office/drawing/2016/ink" xmlns:am3d="http://schemas.microsoft.com/office/drawing/2017/model3d" xmlns:o="urn:schemas-microsoft-com:office:office" xmlns:oel="http://schemas.microsoft.com/office/2019/extlst" xmlns:r="http://schemas.openxmlformats.org/officeDocument/2006/relationships" xmlns:m="http://schemas.openxmlformats.org/officeDocument/2006/math" xmlns:v="urn:schemas-microsoft-com:vml" xmlns:wp14="http://schemas.microsoft.com/office/word/2010/wordprocessingDrawing" xmlns:wp="http://schemas.openxmlformats.org/drawingml/2006/wordprocessingDrawing" xmlns:w10="urn:schemas-microsoft-com:office:word" xmlns:w="http://schemas.openxmlformats.org/wordprocessingml/2006/main" xmlns:w14="http://schemas.microsoft.com/office/word/2010/wordml" xmlns:w15="http://schemas.microsoft.com/office/word/2012/wordml" xmlns:w16cex="http://schemas.microsoft.com/office/word/2018/wordml/cex" xmlns:w16cid="http://schemas.microsoft.com/office/word/2016/wordml/cid" xmlns:w16="http://schemas.microsoft.com/office/word/2018/wordml" xmlns:w16sdtdh="http://schemas.microsoft.com/office/word/2020/wordml/sdtdatahash" xmlns:w16se="http://schemas.microsoft.com/office/word/2015/wordml/symex" xmlns:wpg="http://schemas.microsoft.com/office/word/2010/wordprocessingGroup" xmlns:wpi="http://schemas.microsoft.com/office/word/2010/wordprocessingInk" xmlns:wne="http://schemas.microsoft.com/office/word/2006/wordml" xmlns:wps="http://schemas.microsoft.com/office/word/2010/wordprocessingShape" mc:Ignorable="w14 w15 w16se w16cid w16 w16cex w16sdtdh wp14">
   <w:abstractNum w:abstractNumId="0" w15:restartNumberingAfterBreak="0">
-    <w:nsid w:val="19544FC9"/>
+    <w:nsid w:val="252C34C5"/>
     <w:multiLevelType w:val="hybridMultilevel"/>
-    <w:tmpl w:val="34DC3652"/>
-    <w:lvl w:ilvl="0" w:tplc="3DA0A02A">
+    <w:tmpl w:val="6010C84A"/>
+    <w:lvl w:ilvl="0" w:tplc="594E9D50">
+      <w:start w:val="1"/>
+      <w:numFmt w:val="bullet"/>
+      <w:lvlText w:val="●"/>
+      <w:lvlJc w:val="left"/>
+      <w:pPr>
+        <w:ind w:left="720" w:hanging="360"/>
+      </w:pPr>
+    </w:lvl>
+    <w:lvl w:ilvl="1" w:tplc="7804B40A">
+      <w:start w:val="1"/>
+      <w:numFmt w:val="bullet"/>
+      <w:lvlText w:val="○"/>
+      <w:lvlJc w:val="left"/>
+      <w:pPr>
+        <w:ind w:left="1440" w:hanging="360"/>
+      </w:pPr>
+    </w:lvl>
+    <w:lvl w:ilvl="2" w:tplc="99A0114E">
+      <w:start w:val="1"/>
+      <w:numFmt w:val="bullet"/>
+      <w:lvlText w:val="■"/>
+      <w:lvlJc w:val="left"/>
+      <w:pPr>
+        <w:ind w:left="2160" w:hanging="360"/>
+      </w:pPr>
+    </w:lvl>
+    <w:lvl w:ilvl="3" w:tplc="4BAC9062">
+      <w:start w:val="1"/>
+      <w:numFmt w:val="bullet"/>
+      <w:lvlText w:val="●"/>
+      <w:lvlJc w:val="left"/>
+      <w:pPr>
+        <w:ind w:left="2880" w:hanging="360"/>
+      </w:pPr>
+    </w:lvl>
+    <w:lvl w:ilvl="4" w:tplc="8B50FDA2">
+      <w:start w:val="1"/>
+      <w:numFmt w:val="bullet"/>
+      <w:lvlText w:val="○"/>
+      <w:lvlJc w:val="left"/>
+      <w:pPr>
+        <w:ind w:left="3600" w:hanging="360"/>
+      </w:pPr>
+    </w:lvl>
+    <w:lvl w:ilvl="5" w:tplc="CC3EF872">
+      <w:start w:val="1"/>
+      <w:numFmt w:val="bullet"/>
+      <w:lvlText w:val="■"/>
+      <w:lvlJc w:val="left"/>
+      <w:pPr>
+        <w:ind w:left="4320" w:hanging="360"/>
+      </w:pPr>
+    </w:lvl>
+    <w:lvl w:ilvl="6" w:tplc="E72AE19A">
+      <w:start w:val="1"/>
+      <w:numFmt w:val="bullet"/>
+      <w:lvlText w:val="●"/>
+      <w:lvlJc w:val="left"/>
+      <w:pPr>
+        <w:ind w:left="5040" w:hanging="360"/>
+      </w:pPr>
+    </w:lvl>
+    <w:lvl w:ilvl="7" w:tplc="6EE8516E">
+      <w:start w:val="1"/>
+      <w:numFmt w:val="bullet"/>
+      <w:lvlText w:val="●"/>
+      <w:lvlJc w:val="left"/>
+      <w:pPr>
+        <w:ind w:left="5760" w:hanging="360"/>
+      </w:pPr>
+    </w:lvl>
+    <w:lvl w:ilvl="8" w:tplc="4920A1CA">
+      <w:start w:val="1"/>
+      <w:numFmt w:val="bullet"/>
+      <w:lvlText w:val="●"/>
+      <w:lvlJc w:val="left"/>
+      <w:pPr>
+        <w:ind w:left="6480" w:hanging="360"/>
+      </w:pPr>
+    </w:lvl>
+  </w:abstractNum>
+  <w:abstractNum w:abstractNumId="1" w15:restartNumberingAfterBreak="0">
+    <w:nsid w:val="2BA16A31"/>
+    <w:multiLevelType w:val="hybridMultilevel"/>
+    <w:tmpl w:val="405C80BE"/>
+    <w:lvl w:ilvl="0" w:tplc="915E3628">
       <w:start w:val="1"/>
       <w:numFmt w:val="bullet"/>
       <w:lvlText w:val="•"/>
@@ -14011,7 +14097,7 @@
         <w:ind w:left="460" w:hanging="280"/>
       </w:pPr>
     </w:lvl>
-    <w:lvl w:ilvl="1" w:tplc="D326EB5E">
+    <w:lvl w:ilvl="1" w:tplc="F730A37E">
       <w:start w:val="1"/>
       <w:numFmt w:val="bullet"/>
       <w:lvlText w:val="–"/>
@@ -14020,47 +14106,47 @@
         <w:ind w:left="900" w:hanging="280"/>
       </w:pPr>
     </w:lvl>
-    <w:lvl w:ilvl="2" w:tplc="02AE4F60">
+    <w:lvl w:ilvl="2" w:tplc="A7781D40">
       <w:numFmt w:val="decimal"/>
       <w:lvlText w:val=""/>
       <w:lvlJc w:val="left"/>
     </w:lvl>
-    <w:lvl w:ilvl="3" w:tplc="6BB8D69C">
+    <w:lvl w:ilvl="3" w:tplc="7306187C">
       <w:numFmt w:val="decimal"/>
       <w:lvlText w:val=""/>
       <w:lvlJc w:val="left"/>
     </w:lvl>
-    <w:lvl w:ilvl="4" w:tplc="C8EA70F8">
+    <w:lvl w:ilvl="4" w:tplc="BDB0BD10">
       <w:numFmt w:val="decimal"/>
       <w:lvlText w:val=""/>
       <w:lvlJc w:val="left"/>
     </w:lvl>
-    <w:lvl w:ilvl="5" w:tplc="56CAE230">
+    <w:lvl w:ilvl="5" w:tplc="AFEC8A94">
       <w:numFmt w:val="decimal"/>
       <w:lvlText w:val=""/>
       <w:lvlJc w:val="left"/>
     </w:lvl>
-    <w:lvl w:ilvl="6" w:tplc="DFC66FAE">
+    <w:lvl w:ilvl="6" w:tplc="B89600A0">
       <w:numFmt w:val="decimal"/>
       <w:lvlText w:val=""/>
       <w:lvlJc w:val="left"/>
     </w:lvl>
-    <w:lvl w:ilvl="7" w:tplc="E2601690">
+    <w:lvl w:ilvl="7" w:tplc="69D8F312">
       <w:numFmt w:val="decimal"/>
       <w:lvlText w:val=""/>
       <w:lvlJc w:val="left"/>
     </w:lvl>
-    <w:lvl w:ilvl="8" w:tplc="FA02E38C">
+    <w:lvl w:ilvl="8" w:tplc="BDDAFEDA">
       <w:numFmt w:val="decimal"/>
       <w:lvlText w:val=""/>
       <w:lvlJc w:val="left"/>
     </w:lvl>
   </w:abstractNum>
-  <w:abstractNum w:abstractNumId="1" w15:restartNumberingAfterBreak="0">
-    <w:nsid w:val="3BA569DB"/>
+  <w:abstractNum w:abstractNumId="2" w15:restartNumberingAfterBreak="0">
+    <w:nsid w:val="68850C93"/>
     <w:multiLevelType w:val="hybridMultilevel"/>
-    <w:tmpl w:val="77A435DC"/>
-    <w:lvl w:ilvl="0" w:tplc="BDBC7AC2">
+    <w:tmpl w:val="28F22564"/>
+    <w:lvl w:ilvl="0" w:tplc="DD74545E">
       <w:start w:val="1"/>
       <w:numFmt w:val="decimal"/>
       <w:lvlText w:val="%1."/>
@@ -14074,138 +14160,52 @@
         <w:color w:val="A67C27"/>
       </w:rPr>
     </w:lvl>
-    <w:lvl w:ilvl="1" w:tplc="ED6AC44A">
+    <w:lvl w:ilvl="1" w:tplc="2AD6B4AC">
       <w:numFmt w:val="decimal"/>
       <w:lvlText w:val=""/>
       <w:lvlJc w:val="left"/>
     </w:lvl>
-    <w:lvl w:ilvl="2" w:tplc="0428C380">
+    <w:lvl w:ilvl="2" w:tplc="D2663DDA">
       <w:numFmt w:val="decimal"/>
       <w:lvlText w:val=""/>
       <w:lvlJc w:val="left"/>
     </w:lvl>
-    <w:lvl w:ilvl="3" w:tplc="9F1A2F38">
+    <w:lvl w:ilvl="3" w:tplc="656E8916">
       <w:numFmt w:val="decimal"/>
       <w:lvlText w:val=""/>
       <w:lvlJc w:val="left"/>
     </w:lvl>
-    <w:lvl w:ilvl="4" w:tplc="02B8C19C">
+    <w:lvl w:ilvl="4" w:tplc="A8AE9450">
       <w:numFmt w:val="decimal"/>
       <w:lvlText w:val=""/>
       <w:lvlJc w:val="left"/>
     </w:lvl>
-    <w:lvl w:ilvl="5" w:tplc="1A849D8E">
+    <w:lvl w:ilvl="5" w:tplc="2CB809C8">
       <w:numFmt w:val="decimal"/>
       <w:lvlText w:val=""/>
       <w:lvlJc w:val="left"/>
     </w:lvl>
-    <w:lvl w:ilvl="6" w:tplc="E2545820">
+    <w:lvl w:ilvl="6" w:tplc="7CB0F1FC">
       <w:numFmt w:val="decimal"/>
       <w:lvlText w:val=""/>
       <w:lvlJc w:val="left"/>
     </w:lvl>
-    <w:lvl w:ilvl="7" w:tplc="1736E90C">
+    <w:lvl w:ilvl="7" w:tplc="F9DAA5C8">
       <w:numFmt w:val="decimal"/>
       <w:lvlText w:val=""/>
       <w:lvlJc w:val="left"/>
     </w:lvl>
-    <w:lvl w:ilvl="8" w:tplc="08142E2A">
+    <w:lvl w:ilvl="8" w:tplc="9684E89E">
       <w:numFmt w:val="decimal"/>
       <w:lvlText w:val=""/>
       <w:lvlJc w:val="left"/>
     </w:lvl>
   </w:abstractNum>
-  <w:abstractNum w:abstractNumId="2" w15:restartNumberingAfterBreak="0">
-    <w:nsid w:val="430A20A1"/>
+  <w:abstractNum w:abstractNumId="3" w15:restartNumberingAfterBreak="0">
+    <w:nsid w:val="702A598A"/>
     <w:multiLevelType w:val="hybridMultilevel"/>
-    <w:tmpl w:val="16704FB6"/>
-    <w:lvl w:ilvl="0" w:tplc="7BD4D452">
-      <w:start w:val="1"/>
-      <w:numFmt w:val="bullet"/>
-      <w:lvlText w:val="●"/>
-      <w:lvlJc w:val="left"/>
-      <w:pPr>
-        <w:ind w:left="720" w:hanging="360"/>
-      </w:pPr>
-    </w:lvl>
-    <w:lvl w:ilvl="1" w:tplc="D4B23AA4">
-      <w:start w:val="1"/>
-      <w:numFmt w:val="bullet"/>
-      <w:lvlText w:val="○"/>
-      <w:lvlJc w:val="left"/>
-      <w:pPr>
-        <w:ind w:left="1440" w:hanging="360"/>
-      </w:pPr>
-    </w:lvl>
-    <w:lvl w:ilvl="2" w:tplc="28E40C9E">
-      <w:start w:val="1"/>
-      <w:numFmt w:val="bullet"/>
-      <w:lvlText w:val="■"/>
-      <w:lvlJc w:val="left"/>
-      <w:pPr>
-        <w:ind w:left="2160" w:hanging="360"/>
-      </w:pPr>
-    </w:lvl>
-    <w:lvl w:ilvl="3" w:tplc="7CBEE284">
-      <w:start w:val="1"/>
-      <w:numFmt w:val="bullet"/>
-      <w:lvlText w:val="●"/>
-      <w:lvlJc w:val="left"/>
-      <w:pPr>
-        <w:ind w:left="2880" w:hanging="360"/>
-      </w:pPr>
-    </w:lvl>
-    <w:lvl w:ilvl="4" w:tplc="8368B79C">
-      <w:start w:val="1"/>
-      <w:numFmt w:val="bullet"/>
-      <w:lvlText w:val="○"/>
-      <w:lvlJc w:val="left"/>
-      <w:pPr>
-        <w:ind w:left="3600" w:hanging="360"/>
-      </w:pPr>
-    </w:lvl>
-    <w:lvl w:ilvl="5" w:tplc="75EC5D00">
-      <w:start w:val="1"/>
-      <w:numFmt w:val="bullet"/>
-      <w:lvlText w:val="■"/>
-      <w:lvlJc w:val="left"/>
-      <w:pPr>
-        <w:ind w:left="4320" w:hanging="360"/>
-      </w:pPr>
-    </w:lvl>
-    <w:lvl w:ilvl="6" w:tplc="51FED826">
-      <w:start w:val="1"/>
-      <w:numFmt w:val="bullet"/>
-      <w:lvlText w:val="●"/>
-      <w:lvlJc w:val="left"/>
-      <w:pPr>
-        <w:ind w:left="5040" w:hanging="360"/>
-      </w:pPr>
-    </w:lvl>
-    <w:lvl w:ilvl="7" w:tplc="C77C8AF8">
-      <w:start w:val="1"/>
-      <w:numFmt w:val="bullet"/>
-      <w:lvlText w:val="●"/>
-      <w:lvlJc w:val="left"/>
-      <w:pPr>
-        <w:ind w:left="5760" w:hanging="360"/>
-      </w:pPr>
-    </w:lvl>
-    <w:lvl w:ilvl="8" w:tplc="C48496C6">
-      <w:start w:val="1"/>
-      <w:numFmt w:val="bullet"/>
-      <w:lvlText w:val="●"/>
-      <w:lvlJc w:val="left"/>
-      <w:pPr>
-        <w:ind w:left="6480" w:hanging="360"/>
-      </w:pPr>
-    </w:lvl>
-  </w:abstractNum>
-  <w:abstractNum w:abstractNumId="3" w15:restartNumberingAfterBreak="0">
-    <w:nsid w:val="5DA96031"/>
-    <w:multiLevelType w:val="hybridMultilevel"/>
-    <w:tmpl w:val="1C6A84AE"/>
-    <w:lvl w:ilvl="0" w:tplc="8DAEEF0A">
+    <w:tmpl w:val="B874F3E8"/>
+    <w:lvl w:ilvl="0" w:tplc="9AEE4780">
       <w:start w:val="1"/>
       <w:numFmt w:val="decimal"/>
       <w:lvlText w:val="%1."/>
@@ -14219,67 +14219,67 @@
         <w:color w:val="A67C27"/>
       </w:rPr>
     </w:lvl>
-    <w:lvl w:ilvl="1" w:tplc="D3C4AF3A">
+    <w:lvl w:ilvl="1" w:tplc="72AA7290">
       <w:numFmt w:val="decimal"/>
       <w:lvlText w:val=""/>
       <w:lvlJc w:val="left"/>
     </w:lvl>
-    <w:lvl w:ilvl="2" w:tplc="E8E8C726">
+    <w:lvl w:ilvl="2" w:tplc="84DA3D0E">
       <w:numFmt w:val="decimal"/>
       <w:lvlText w:val=""/>
       <w:lvlJc w:val="left"/>
     </w:lvl>
-    <w:lvl w:ilvl="3" w:tplc="7F2077E4">
+    <w:lvl w:ilvl="3" w:tplc="A2D66B76">
       <w:numFmt w:val="decimal"/>
       <w:lvlText w:val=""/>
       <w:lvlJc w:val="left"/>
     </w:lvl>
-    <w:lvl w:ilvl="4" w:tplc="F694201C">
+    <w:lvl w:ilvl="4" w:tplc="F3C8E78C">
       <w:numFmt w:val="decimal"/>
       <w:lvlText w:val=""/>
       <w:lvlJc w:val="left"/>
     </w:lvl>
-    <w:lvl w:ilvl="5" w:tplc="434668DC">
+    <w:lvl w:ilvl="5" w:tplc="95AEDDA0">
       <w:numFmt w:val="decimal"/>
       <w:lvlText w:val=""/>
       <w:lvlJc w:val="left"/>
     </w:lvl>
-    <w:lvl w:ilvl="6" w:tplc="57C6BFE0">
+    <w:lvl w:ilvl="6" w:tplc="DA0A5A5A">
       <w:numFmt w:val="decimal"/>
       <w:lvlText w:val=""/>
       <w:lvlJc w:val="left"/>
     </w:lvl>
-    <w:lvl w:ilvl="7" w:tplc="AD54ECD4">
+    <w:lvl w:ilvl="7" w:tplc="A7F4E6BC">
       <w:numFmt w:val="decimal"/>
       <w:lvlText w:val=""/>
       <w:lvlJc w:val="left"/>
     </w:lvl>
-    <w:lvl w:ilvl="8" w:tplc="1C067038">
+    <w:lvl w:ilvl="8" w:tplc="561033BE">
       <w:numFmt w:val="decimal"/>
       <w:lvlText w:val=""/>
       <w:lvlJc w:val="left"/>
     </w:lvl>
   </w:abstractNum>
-  <w:num w:numId="1" w16cid:durableId="976879779">
-    <w:abstractNumId w:val="2"/>
-    <w:lvlOverride w:ilvl="0">
-      <w:startOverride w:val="1"/>
-    </w:lvlOverride>
-  </w:num>
-  <w:num w:numId="2" w16cid:durableId="626206820">
+  <w:num w:numId="1" w16cid:durableId="538854808">
     <w:abstractNumId w:val="0"/>
     <w:lvlOverride w:ilvl="0">
       <w:startOverride w:val="1"/>
     </w:lvlOverride>
   </w:num>
-  <w:num w:numId="3" w16cid:durableId="852888415">
+  <w:num w:numId="2" w16cid:durableId="1196237919">
     <w:abstractNumId w:val="1"/>
     <w:lvlOverride w:ilvl="0">
       <w:startOverride w:val="1"/>
     </w:lvlOverride>
   </w:num>
-  <w:num w:numId="4" w16cid:durableId="1011302838">
+  <w:num w:numId="3" w16cid:durableId="748385467">
     <w:abstractNumId w:val="3"/>
+    <w:lvlOverride w:ilvl="0">
+      <w:startOverride w:val="1"/>
+    </w:lvlOverride>
+  </w:num>
+  <w:num w:numId="4" w16cid:durableId="413623049">
+    <w:abstractNumId w:val="2"/>
     <w:lvlOverride w:ilvl="0">
       <w:startOverride w:val="1"/>
     </w:lvlOverride>
@@ -14904,7 +14904,7 @@
     <w:autoRedefine/>
     <w:uiPriority w:val="39"/>
     <w:unhideWhenUsed/>
-    <w:rsid w:val="00EF6E7C"/>
+    <w:rsid w:val="002639DF"/>
     <w:pPr>
       <w:spacing w:after="100"/>
     </w:pPr>
@@ -14916,7 +14916,7 @@
     <w:autoRedefine/>
     <w:uiPriority w:val="39"/>
     <w:unhideWhenUsed/>
-    <w:rsid w:val="00EF6E7C"/>
+    <w:rsid w:val="002639DF"/>
     <w:pPr>
       <w:spacing w:after="100"/>
       <w:ind w:left="210"/>

--- a/docs/manuals/RA_Training_Programme_and_Facilitator_Guide.docx
+++ b/docs/manuals/RA_Training_Programme_and_Facilitator_Guide.docx
@@ -469,7 +469,7 @@
                 <w:sz w:val="19"/>
                 <w:szCs w:val="19"/>
               </w:rPr>
-              <w:t>Version 1.1 · 19 September 2026</w:t>
+              <w:t>Version 1.2 · 20 September 2026</w:t>
             </w:r>
           </w:p>
         </w:tc>
@@ -538,7 +538,7 @@
     <w:sdt>
       <w:sdtPr>
         <w:alias w:val="Contents"/>
-        <w:id w:val="-428742970"/>
+        <w:id w:val="1869641133"/>
       </w:sdtPr>
       <w:sdtEndPr/>
       <w:sdtContent>
@@ -567,7 +567,7 @@
           <w:r>
             <w:fldChar w:fldCharType="separate"/>
           </w:r>
-          <w:hyperlink w:anchor="_Toc240713051" w:history="1">
+          <w:hyperlink w:anchor="_Toc240758797" w:history="1">
             <w:r>
               <w:rPr>
                 <w:rStyle w:val="Hyperlink"/>
@@ -591,7 +591,7 @@
               <w:rPr>
                 <w:noProof/>
               </w:rPr>
-              <w:instrText xml:space="preserve"> PAGEREF _Toc240713051 \h </w:instrText>
+              <w:instrText xml:space="preserve"> PAGEREF _Toc240758797 \h </w:instrText>
             </w:r>
             <w:r>
               <w:rPr>
@@ -634,7 +634,7 @@
               <w14:ligatures w14:val="standardContextual"/>
             </w:rPr>
           </w:pPr>
-          <w:hyperlink w:anchor="_Toc240713052" w:history="1">
+          <w:hyperlink w:anchor="_Toc240758798" w:history="1">
             <w:r>
               <w:rPr>
                 <w:rStyle w:val="Hyperlink"/>
@@ -658,7 +658,7 @@
               <w:rPr>
                 <w:noProof/>
               </w:rPr>
-              <w:instrText xml:space="preserve"> PAGEREF _Toc240713052 \h </w:instrText>
+              <w:instrText xml:space="preserve"> PAGEREF _Toc240758798 \h </w:instrText>
             </w:r>
             <w:r>
               <w:rPr>
@@ -701,7 +701,7 @@
               <w14:ligatures w14:val="standardContextual"/>
             </w:rPr>
           </w:pPr>
-          <w:hyperlink w:anchor="_Toc240713053" w:history="1">
+          <w:hyperlink w:anchor="_Toc240758799" w:history="1">
             <w:r>
               <w:rPr>
                 <w:rStyle w:val="Hyperlink"/>
@@ -725,7 +725,7 @@
               <w:rPr>
                 <w:noProof/>
               </w:rPr>
-              <w:instrText xml:space="preserve"> PAGEREF _Toc240713053 \h </w:instrText>
+              <w:instrText xml:space="preserve"> PAGEREF _Toc240758799 \h </w:instrText>
             </w:r>
             <w:r>
               <w:rPr>
@@ -768,7 +768,7 @@
               <w14:ligatures w14:val="standardContextual"/>
             </w:rPr>
           </w:pPr>
-          <w:hyperlink w:anchor="_Toc240713054" w:history="1">
+          <w:hyperlink w:anchor="_Toc240758800" w:history="1">
             <w:r>
               <w:rPr>
                 <w:rStyle w:val="Hyperlink"/>
@@ -792,7 +792,7 @@
               <w:rPr>
                 <w:noProof/>
               </w:rPr>
-              <w:instrText xml:space="preserve"> PAGEREF _Toc240713054 \h </w:instrText>
+              <w:instrText xml:space="preserve"> PAGEREF _Toc240758800 \h </w:instrText>
             </w:r>
             <w:r>
               <w:rPr>
@@ -835,7 +835,7 @@
               <w14:ligatures w14:val="standardContextual"/>
             </w:rPr>
           </w:pPr>
-          <w:hyperlink w:anchor="_Toc240713055" w:history="1">
+          <w:hyperlink w:anchor="_Toc240758801" w:history="1">
             <w:r>
               <w:rPr>
                 <w:rStyle w:val="Hyperlink"/>
@@ -859,7 +859,7 @@
               <w:rPr>
                 <w:noProof/>
               </w:rPr>
-              <w:instrText xml:space="preserve"> PAGEREF _Toc240713055 \h </w:instrText>
+              <w:instrText xml:space="preserve"> PAGEREF _Toc240758801 \h </w:instrText>
             </w:r>
             <w:r>
               <w:rPr>
@@ -902,7 +902,7 @@
               <w14:ligatures w14:val="standardContextual"/>
             </w:rPr>
           </w:pPr>
-          <w:hyperlink w:anchor="_Toc240713056" w:history="1">
+          <w:hyperlink w:anchor="_Toc240758802" w:history="1">
             <w:r>
               <w:rPr>
                 <w:rStyle w:val="Hyperlink"/>
@@ -926,7 +926,7 @@
               <w:rPr>
                 <w:noProof/>
               </w:rPr>
-              <w:instrText xml:space="preserve"> PAGEREF _Toc240713056 \h </w:instrText>
+              <w:instrText xml:space="preserve"> PAGEREF _Toc240758802 \h </w:instrText>
             </w:r>
             <w:r>
               <w:rPr>
@@ -969,7 +969,7 @@
               <w14:ligatures w14:val="standardContextual"/>
             </w:rPr>
           </w:pPr>
-          <w:hyperlink w:anchor="_Toc240713057" w:history="1">
+          <w:hyperlink w:anchor="_Toc240758803" w:history="1">
             <w:r>
               <w:rPr>
                 <w:rStyle w:val="Hyperlink"/>
@@ -993,7 +993,7 @@
               <w:rPr>
                 <w:noProof/>
               </w:rPr>
-              <w:instrText xml:space="preserve"> PAGEREF _Toc240713057 \h </w:instrText>
+              <w:instrText xml:space="preserve"> PAGEREF _Toc240758803 \h </w:instrText>
             </w:r>
             <w:r>
               <w:rPr>
@@ -1036,7 +1036,7 @@
               <w14:ligatures w14:val="standardContextual"/>
             </w:rPr>
           </w:pPr>
-          <w:hyperlink w:anchor="_Toc240713058" w:history="1">
+          <w:hyperlink w:anchor="_Toc240758804" w:history="1">
             <w:r>
               <w:rPr>
                 <w:rStyle w:val="Hyperlink"/>
@@ -1060,7 +1060,7 @@
               <w:rPr>
                 <w:noProof/>
               </w:rPr>
-              <w:instrText xml:space="preserve"> PAGEREF _Toc240713058 \h </w:instrText>
+              <w:instrText xml:space="preserve"> PAGEREF _Toc240758804 \h </w:instrText>
             </w:r>
             <w:r>
               <w:rPr>
@@ -1103,7 +1103,7 @@
               <w14:ligatures w14:val="standardContextual"/>
             </w:rPr>
           </w:pPr>
-          <w:hyperlink w:anchor="_Toc240713059" w:history="1">
+          <w:hyperlink w:anchor="_Toc240758805" w:history="1">
             <w:r>
               <w:rPr>
                 <w:rStyle w:val="Hyperlink"/>
@@ -1127,7 +1127,7 @@
               <w:rPr>
                 <w:noProof/>
               </w:rPr>
-              <w:instrText xml:space="preserve"> PAGEREF _Toc240713059 \h </w:instrText>
+              <w:instrText xml:space="preserve"> PAGEREF _Toc240758805 \h </w:instrText>
             </w:r>
             <w:r>
               <w:rPr>
@@ -1170,7 +1170,7 @@
               <w14:ligatures w14:val="standardContextual"/>
             </w:rPr>
           </w:pPr>
-          <w:hyperlink w:anchor="_Toc240713060" w:history="1">
+          <w:hyperlink w:anchor="_Toc240758806" w:history="1">
             <w:r>
               <w:rPr>
                 <w:rStyle w:val="Hyperlink"/>
@@ -1194,7 +1194,7 @@
               <w:rPr>
                 <w:noProof/>
               </w:rPr>
-              <w:instrText xml:space="preserve"> PAGEREF _Toc240713060 \h </w:instrText>
+              <w:instrText xml:space="preserve"> PAGEREF _Toc240758806 \h </w:instrText>
             </w:r>
             <w:r>
               <w:rPr>
@@ -1237,7 +1237,7 @@
               <w14:ligatures w14:val="standardContextual"/>
             </w:rPr>
           </w:pPr>
-          <w:hyperlink w:anchor="_Toc240713061" w:history="1">
+          <w:hyperlink w:anchor="_Toc240758807" w:history="1">
             <w:r>
               <w:rPr>
                 <w:rStyle w:val="Hyperlink"/>
@@ -1261,7 +1261,7 @@
               <w:rPr>
                 <w:noProof/>
               </w:rPr>
-              <w:instrText xml:space="preserve"> PAGEREF _Toc240713061 \h </w:instrText>
+              <w:instrText xml:space="preserve"> PAGEREF _Toc240758807 \h </w:instrText>
             </w:r>
             <w:r>
               <w:rPr>
@@ -1304,7 +1304,7 @@
               <w14:ligatures w14:val="standardContextual"/>
             </w:rPr>
           </w:pPr>
-          <w:hyperlink w:anchor="_Toc240713062" w:history="1">
+          <w:hyperlink w:anchor="_Toc240758808" w:history="1">
             <w:r>
               <w:rPr>
                 <w:rStyle w:val="Hyperlink"/>
@@ -1328,7 +1328,7 @@
               <w:rPr>
                 <w:noProof/>
               </w:rPr>
-              <w:instrText xml:space="preserve"> PAGEREF _Toc240713062 \h </w:instrText>
+              <w:instrText xml:space="preserve"> PAGEREF _Toc240758808 \h </w:instrText>
             </w:r>
             <w:r>
               <w:rPr>
@@ -1371,7 +1371,7 @@
               <w14:ligatures w14:val="standardContextual"/>
             </w:rPr>
           </w:pPr>
-          <w:hyperlink w:anchor="_Toc240713063" w:history="1">
+          <w:hyperlink w:anchor="_Toc240758809" w:history="1">
             <w:r>
               <w:rPr>
                 <w:rStyle w:val="Hyperlink"/>
@@ -1395,7 +1395,7 @@
               <w:rPr>
                 <w:noProof/>
               </w:rPr>
-              <w:instrText xml:space="preserve"> PAGEREF _Toc240713063 \h </w:instrText>
+              <w:instrText xml:space="preserve"> PAGEREF _Toc240758809 \h </w:instrText>
             </w:r>
             <w:r>
               <w:rPr>
@@ -1438,7 +1438,7 @@
               <w14:ligatures w14:val="standardContextual"/>
             </w:rPr>
           </w:pPr>
-          <w:hyperlink w:anchor="_Toc240713064" w:history="1">
+          <w:hyperlink w:anchor="_Toc240758810" w:history="1">
             <w:r>
               <w:rPr>
                 <w:rStyle w:val="Hyperlink"/>
@@ -1462,7 +1462,7 @@
               <w:rPr>
                 <w:noProof/>
               </w:rPr>
-              <w:instrText xml:space="preserve"> PAGEREF _Toc240713064 \h </w:instrText>
+              <w:instrText xml:space="preserve"> PAGEREF _Toc240758810 \h </w:instrText>
             </w:r>
             <w:r>
               <w:rPr>
@@ -1505,7 +1505,7 @@
               <w14:ligatures w14:val="standardContextual"/>
             </w:rPr>
           </w:pPr>
-          <w:hyperlink w:anchor="_Toc240713065" w:history="1">
+          <w:hyperlink w:anchor="_Toc240758811" w:history="1">
             <w:r>
               <w:rPr>
                 <w:rStyle w:val="Hyperlink"/>
@@ -1529,7 +1529,7 @@
               <w:rPr>
                 <w:noProof/>
               </w:rPr>
-              <w:instrText xml:space="preserve"> PAGEREF _Toc240713065 \h </w:instrText>
+              <w:instrText xml:space="preserve"> PAGEREF _Toc240758811 \h </w:instrText>
             </w:r>
             <w:r>
               <w:rPr>
@@ -1572,7 +1572,7 @@
               <w14:ligatures w14:val="standardContextual"/>
             </w:rPr>
           </w:pPr>
-          <w:hyperlink w:anchor="_Toc240713066" w:history="1">
+          <w:hyperlink w:anchor="_Toc240758812" w:history="1">
             <w:r>
               <w:rPr>
                 <w:rStyle w:val="Hyperlink"/>
@@ -1596,7 +1596,7 @@
               <w:rPr>
                 <w:noProof/>
               </w:rPr>
-              <w:instrText xml:space="preserve"> PAGEREF _Toc240713066 \h </w:instrText>
+              <w:instrText xml:space="preserve"> PAGEREF _Toc240758812 \h </w:instrText>
             </w:r>
             <w:r>
               <w:rPr>
@@ -1639,7 +1639,7 @@
               <w14:ligatures w14:val="standardContextual"/>
             </w:rPr>
           </w:pPr>
-          <w:hyperlink w:anchor="_Toc240713067" w:history="1">
+          <w:hyperlink w:anchor="_Toc240758813" w:history="1">
             <w:r>
               <w:rPr>
                 <w:rStyle w:val="Hyperlink"/>
@@ -1663,7 +1663,7 @@
               <w:rPr>
                 <w:noProof/>
               </w:rPr>
-              <w:instrText xml:space="preserve"> PAGEREF _Toc240713067 \h </w:instrText>
+              <w:instrText xml:space="preserve"> PAGEREF _Toc240758813 \h </w:instrText>
             </w:r>
             <w:r>
               <w:rPr>
@@ -1706,7 +1706,7 @@
               <w14:ligatures w14:val="standardContextual"/>
             </w:rPr>
           </w:pPr>
-          <w:hyperlink w:anchor="_Toc240713068" w:history="1">
+          <w:hyperlink w:anchor="_Toc240758814" w:history="1">
             <w:r>
               <w:rPr>
                 <w:rStyle w:val="Hyperlink"/>
@@ -1730,7 +1730,7 @@
               <w:rPr>
                 <w:noProof/>
               </w:rPr>
-              <w:instrText xml:space="preserve"> PAGEREF _Toc240713068 \h </w:instrText>
+              <w:instrText xml:space="preserve"> PAGEREF _Toc240758814 \h </w:instrText>
             </w:r>
             <w:r>
               <w:rPr>
@@ -1773,7 +1773,7 @@
               <w14:ligatures w14:val="standardContextual"/>
             </w:rPr>
           </w:pPr>
-          <w:hyperlink w:anchor="_Toc240713069" w:history="1">
+          <w:hyperlink w:anchor="_Toc240758815" w:history="1">
             <w:r>
               <w:rPr>
                 <w:rStyle w:val="Hyperlink"/>
@@ -1797,7 +1797,7 @@
               <w:rPr>
                 <w:noProof/>
               </w:rPr>
-              <w:instrText xml:space="preserve"> PAGEREF _Toc240713069 \h </w:instrText>
+              <w:instrText xml:space="preserve"> PAGEREF _Toc240758815 \h </w:instrText>
             </w:r>
             <w:r>
               <w:rPr>
@@ -1840,7 +1840,7 @@
               <w14:ligatures w14:val="standardContextual"/>
             </w:rPr>
           </w:pPr>
-          <w:hyperlink w:anchor="_Toc240713070" w:history="1">
+          <w:hyperlink w:anchor="_Toc240758816" w:history="1">
             <w:r>
               <w:rPr>
                 <w:rStyle w:val="Hyperlink"/>
@@ -1864,7 +1864,7 @@
               <w:rPr>
                 <w:noProof/>
               </w:rPr>
-              <w:instrText xml:space="preserve"> PAGEREF _Toc240713070 \h </w:instrText>
+              <w:instrText xml:space="preserve"> PAGEREF _Toc240758816 \h </w:instrText>
             </w:r>
             <w:r>
               <w:rPr>
@@ -1907,7 +1907,7 @@
               <w14:ligatures w14:val="standardContextual"/>
             </w:rPr>
           </w:pPr>
-          <w:hyperlink w:anchor="_Toc240713071" w:history="1">
+          <w:hyperlink w:anchor="_Toc240758817" w:history="1">
             <w:r>
               <w:rPr>
                 <w:rStyle w:val="Hyperlink"/>
@@ -1931,7 +1931,7 @@
               <w:rPr>
                 <w:noProof/>
               </w:rPr>
-              <w:instrText xml:space="preserve"> PAGEREF _Toc240713071 \h </w:instrText>
+              <w:instrText xml:space="preserve"> PAGEREF _Toc240758817 \h </w:instrText>
             </w:r>
             <w:r>
               <w:rPr>
@@ -1974,7 +1974,7 @@
               <w14:ligatures w14:val="standardContextual"/>
             </w:rPr>
           </w:pPr>
-          <w:hyperlink w:anchor="_Toc240713072" w:history="1">
+          <w:hyperlink w:anchor="_Toc240758818" w:history="1">
             <w:r>
               <w:rPr>
                 <w:rStyle w:val="Hyperlink"/>
@@ -1998,7 +1998,7 @@
               <w:rPr>
                 <w:noProof/>
               </w:rPr>
-              <w:instrText xml:space="preserve"> PAGEREF _Toc240713072 \h </w:instrText>
+              <w:instrText xml:space="preserve"> PAGEREF _Toc240758818 \h </w:instrText>
             </w:r>
             <w:r>
               <w:rPr>
@@ -2041,7 +2041,7 @@
               <w14:ligatures w14:val="standardContextual"/>
             </w:rPr>
           </w:pPr>
-          <w:hyperlink w:anchor="_Toc240713073" w:history="1">
+          <w:hyperlink w:anchor="_Toc240758819" w:history="1">
             <w:r>
               <w:rPr>
                 <w:rStyle w:val="Hyperlink"/>
@@ -2065,7 +2065,7 @@
               <w:rPr>
                 <w:noProof/>
               </w:rPr>
-              <w:instrText xml:space="preserve"> PAGEREF _Toc240713073 \h </w:instrText>
+              <w:instrText xml:space="preserve"> PAGEREF _Toc240758819 \h </w:instrText>
             </w:r>
             <w:r>
               <w:rPr>
@@ -2108,7 +2108,7 @@
               <w14:ligatures w14:val="standardContextual"/>
             </w:rPr>
           </w:pPr>
-          <w:hyperlink w:anchor="_Toc240713074" w:history="1">
+          <w:hyperlink w:anchor="_Toc240758820" w:history="1">
             <w:r>
               <w:rPr>
                 <w:rStyle w:val="Hyperlink"/>
@@ -2132,7 +2132,7 @@
               <w:rPr>
                 <w:noProof/>
               </w:rPr>
-              <w:instrText xml:space="preserve"> PAGEREF _Toc240713074 \h </w:instrText>
+              <w:instrText xml:space="preserve"> PAGEREF _Toc240758820 \h </w:instrText>
             </w:r>
             <w:r>
               <w:rPr>
@@ -2171,7 +2171,7 @@
         <w:pStyle w:val="Heading1"/>
         <w:pageBreakBefore/>
       </w:pPr>
-      <w:bookmarkStart w:id="0" w:name="_Toc240713051"/>
+      <w:bookmarkStart w:id="0" w:name="_Toc240758797"/>
       <w:r>
         <w:lastRenderedPageBreak/>
         <w:t>1. Programme overview</w:t>
@@ -2577,7 +2577,7 @@
       <w:pPr>
         <w:pStyle w:val="Heading2"/>
       </w:pPr>
-      <w:bookmarkStart w:id="1" w:name="_Toc240713052"/>
+      <w:bookmarkStart w:id="1" w:name="_Toc240758798"/>
       <w:r>
         <w:t>1.1 Learning objectives</w:t>
       </w:r>
@@ -2678,7 +2678,7 @@
       <w:pPr>
         <w:pStyle w:val="Heading2"/>
       </w:pPr>
-      <w:bookmarkStart w:id="2" w:name="_Toc240713053"/>
+      <w:bookmarkStart w:id="2" w:name="_Toc240758799"/>
       <w:r>
         <w:t>1.2 Before the training (facilitator checklist)</w:t>
       </w:r>
@@ -3214,7 +3214,7 @@
       <w:pPr>
         <w:pStyle w:val="Heading2"/>
       </w:pPr>
-      <w:bookmarkStart w:id="3" w:name="_Toc240713054"/>
+      <w:bookmarkStart w:id="3" w:name="_Toc240758800"/>
       <w:r>
         <w:t>1.3 The practice environment</w:t>
       </w:r>
@@ -3360,7 +3360,7 @@
         <w:pStyle w:val="Heading1"/>
         <w:pageBreakBefore/>
       </w:pPr>
-      <w:bookmarkStart w:id="4" w:name="_Toc240713055"/>
+      <w:bookmarkStart w:id="4" w:name="_Toc240758801"/>
       <w:r>
         <w:lastRenderedPageBreak/>
         <w:t>2. Schedule</w:t>
@@ -3371,7 +3371,7 @@
       <w:pPr>
         <w:pStyle w:val="Heading2"/>
       </w:pPr>
-      <w:bookmarkStart w:id="5" w:name="_Toc240713056"/>
+      <w:bookmarkStart w:id="5" w:name="_Toc240758802"/>
       <w:r>
         <w:t>Day 1 — Foundations (all RAs)</w:t>
       </w:r>
@@ -4654,7 +4654,7 @@
       <w:pPr>
         <w:pStyle w:val="Heading2"/>
       </w:pPr>
-      <w:bookmarkStart w:id="6" w:name="_Toc240713057"/>
+      <w:bookmarkStart w:id="6" w:name="_Toc240758803"/>
       <w:r>
         <w:t>Day 2 — Role tracks</w:t>
       </w:r>
@@ -6182,7 +6182,7 @@
       <w:pPr>
         <w:pStyle w:val="Heading2"/>
       </w:pPr>
-      <w:bookmarkStart w:id="7" w:name="_Toc240713058"/>
+      <w:bookmarkStart w:id="7" w:name="_Toc240758804"/>
       <w:r>
         <w:t>Day 3 — Practice and assessment</w:t>
       </w:r>
@@ -7152,7 +7152,7 @@
       <w:pPr>
         <w:pStyle w:val="Heading2"/>
       </w:pPr>
-      <w:bookmarkStart w:id="8" w:name="_Toc240713059"/>
+      <w:bookmarkStart w:id="8" w:name="_Toc240758805"/>
       <w:r>
         <w:t>After the training</w:t>
       </w:r>
@@ -7487,7 +7487,7 @@
         <w:pStyle w:val="Heading1"/>
         <w:pageBreakBefore/>
       </w:pPr>
-      <w:bookmarkStart w:id="9" w:name="_Toc240713060"/>
+      <w:bookmarkStart w:id="9" w:name="_Toc240758806"/>
       <w:r>
         <w:lastRenderedPageBreak/>
         <w:t>3. Session plans</w:t>
@@ -7506,7 +7506,7 @@
       <w:pPr>
         <w:pStyle w:val="Heading2"/>
       </w:pPr>
-      <w:bookmarkStart w:id="10" w:name="_Toc240713061"/>
+      <w:bookmarkStart w:id="10" w:name="_Toc240758807"/>
       <w:r>
         <w:t>Module 1 — The study (60 min)</w:t>
       </w:r>
@@ -7601,7 +7601,7 @@
       <w:pPr>
         <w:pStyle w:val="Heading2"/>
       </w:pPr>
-      <w:bookmarkStart w:id="11" w:name="_Toc240713062"/>
+      <w:bookmarkStart w:id="11" w:name="_Toc240758808"/>
       <w:r>
         <w:t>Module 2 — Research ethics and consent (60 min)</w:t>
       </w:r>
@@ -7696,7 +7696,7 @@
       <w:pPr>
         <w:pStyle w:val="Heading2"/>
       </w:pPr>
-      <w:bookmarkStart w:id="12" w:name="_Toc240713063"/>
+      <w:bookmarkStart w:id="12" w:name="_Toc240758809"/>
       <w:r>
         <w:t>Module 3 — Data protection (60 min)</w:t>
       </w:r>
@@ -7791,7 +7791,7 @@
       <w:pPr>
         <w:pStyle w:val="Heading2"/>
       </w:pPr>
-      <w:bookmarkStart w:id="13" w:name="_Toc240713064"/>
+      <w:bookmarkStart w:id="13" w:name="_Toc240758810"/>
       <w:r>
         <w:t>Module 5 — The portal (75 min)</w:t>
       </w:r>
@@ -7886,7 +7886,7 @@
       <w:pPr>
         <w:pStyle w:val="Heading2"/>
       </w:pPr>
-      <w:bookmarkStart w:id="14" w:name="_Toc240713065"/>
+      <w:bookmarkStart w:id="14" w:name="_Toc240758811"/>
       <w:r>
         <w:t>Module 6 — The respondent journey (45 min)</w:t>
       </w:r>
@@ -7982,7 +7982,7 @@
       <w:pPr>
         <w:pStyle w:val="Heading2"/>
       </w:pPr>
-      <w:bookmarkStart w:id="15" w:name="_Toc240713066"/>
+      <w:bookmarkStart w:id="15" w:name="_Toc240758812"/>
       <w:r>
         <w:t>Module 8 — Communication skills (90 min)</w:t>
       </w:r>
@@ -8077,7 +8077,7 @@
       <w:pPr>
         <w:pStyle w:val="Heading2"/>
       </w:pPr>
-      <w:bookmarkStart w:id="16" w:name="_Toc240713067"/>
+      <w:bookmarkStart w:id="16" w:name="_Toc240758813"/>
       <w:r>
         <w:t>Module 9 — Quality judgement (90 min)</w:t>
       </w:r>
@@ -8173,7 +8173,7 @@
         <w:pStyle w:val="Heading1"/>
         <w:pageBreakBefore/>
       </w:pPr>
-      <w:bookmarkStart w:id="17" w:name="_Toc240713068"/>
+      <w:bookmarkStart w:id="17" w:name="_Toc240758814"/>
       <w:r>
         <w:lastRenderedPageBreak/>
         <w:t>4. Role-plays and simulation</w:t>
@@ -9127,7 +9127,7 @@
       <w:pPr>
         <w:pStyle w:val="Heading2"/>
       </w:pPr>
-      <w:bookmarkStart w:id="18" w:name="_Toc240713069"/>
+      <w:bookmarkStart w:id="18" w:name="_Toc240758815"/>
       <w:r>
         <w:t>Field simulation (Day 3)</w:t>
       </w:r>
@@ -9222,7 +9222,7 @@
         <w:pStyle w:val="Heading1"/>
         <w:pageBreakBefore/>
       </w:pPr>
-      <w:bookmarkStart w:id="19" w:name="_Toc240713070"/>
+      <w:bookmarkStart w:id="19" w:name="_Toc240758816"/>
       <w:r>
         <w:lastRenderedPageBreak/>
         <w:t>5. Assessment and certification</w:t>
@@ -9233,7 +9233,7 @@
       <w:pPr>
         <w:pStyle w:val="Heading2"/>
       </w:pPr>
-      <w:bookmarkStart w:id="20" w:name="_Toc240713071"/>
+      <w:bookmarkStart w:id="20" w:name="_Toc240758817"/>
       <w:r>
         <w:t>5.1 Competencies</w:t>
       </w:r>
@@ -9624,7 +9624,7 @@
       <w:pPr>
         <w:pStyle w:val="Heading2"/>
       </w:pPr>
-      <w:bookmarkStart w:id="21" w:name="_Toc240713072"/>
+      <w:bookmarkStart w:id="21" w:name="_Toc240758818"/>
       <w:r>
         <w:t>5.2 Written assessment (answer key)</w:t>
       </w:r>
@@ -10984,7 +10984,7 @@
       <w:pPr>
         <w:pStyle w:val="Heading2"/>
       </w:pPr>
-      <w:bookmarkStart w:id="22" w:name="_Toc240713073"/>
+      <w:bookmarkStart w:id="22" w:name="_Toc240758819"/>
       <w:r>
         <w:t>5.3 Practical assessment</w:t>
       </w:r>
@@ -12247,7 +12247,7 @@
         <w:pStyle w:val="Heading1"/>
         <w:pageBreakBefore/>
       </w:pPr>
-      <w:bookmarkStart w:id="23" w:name="_Toc240713074"/>
+      <w:bookmarkStart w:id="23" w:name="_Toc240758820"/>
       <w:r>
         <w:lastRenderedPageBreak/>
         <w:t>6. Attendance register</w:t>
@@ -13826,7 +13826,7 @@
         <w:sz w:val="16"/>
         <w:szCs w:val="16"/>
       </w:rPr>
-      <w:t>Version 1.1 · 19 September 2026</w:t>
+      <w:t>Version 1.2 · 20 September 2026</w:t>
     </w:r>
     <w:r>
       <w:rPr>
@@ -13999,96 +13999,10 @@
 <file path=word/numbering.xml><?xml version="1.0" encoding="utf-8"?>
 <w:numbering xmlns:wpc="http://schemas.microsoft.com/office/word/2010/wordprocessingCanvas" xmlns:cx="http://schemas.microsoft.com/office/drawing/2014/chartex" xmlns:cx1="http://schemas.microsoft.com/office/drawing/2015/9/8/chartex" xmlns:cx2="http://schemas.microsoft.com/office/drawing/2015/10/21/chartex" xmlns:cx3="http://schemas.microsoft.com/office/drawing/2016/5/9/chartex" xmlns:cx4="http://schemas.microsoft.com/office/drawing/2016/5/10/chartex" xmlns:cx5="http://schemas.microsoft.com/office/drawing/2016/5/11/chartex" xmlns:cx6="http://schemas.microsoft.com/office/drawing/2016/5/12/chartex" xmlns:cx7="http://schemas.microsoft.com/office/drawing/2016/5/13/chartex" xmlns:cx8="http://schemas.microsoft.com/office/drawing/2016/5/14/chartex" xmlns:mc="http://schemas.openxmlformats.org/markup-compatibility/2006" xmlns:aink="http://schemas.microsoft.com/office/drawing/2016/ink" xmlns:am3d="http://schemas.microsoft.com/office/drawing/2017/model3d" xmlns:o="urn:schemas-microsoft-com:office:office" xmlns:oel="http://schemas.microsoft.com/office/2019/extlst" xmlns:r="http://schemas.openxmlformats.org/officeDocument/2006/relationships" xmlns:m="http://schemas.openxmlformats.org/officeDocument/2006/math" xmlns:v="urn:schemas-microsoft-com:vml" xmlns:wp14="http://schemas.microsoft.com/office/word/2010/wordprocessingDrawing" xmlns:wp="http://schemas.openxmlformats.org/drawingml/2006/wordprocessingDrawing" xmlns:w10="urn:schemas-microsoft-com:office:word" xmlns:w="http://schemas.openxmlformats.org/wordprocessingml/2006/main" xmlns:w14="http://schemas.microsoft.com/office/word/2010/wordml" xmlns:w15="http://schemas.microsoft.com/office/word/2012/wordml" xmlns:w16cex="http://schemas.microsoft.com/office/word/2018/wordml/cex" xmlns:w16cid="http://schemas.microsoft.com/office/word/2016/wordml/cid" xmlns:w16="http://schemas.microsoft.com/office/word/2018/wordml" xmlns:w16sdtdh="http://schemas.microsoft.com/office/word/2020/wordml/sdtdatahash" xmlns:w16se="http://schemas.microsoft.com/office/word/2015/wordml/symex" xmlns:wpg="http://schemas.microsoft.com/office/word/2010/wordprocessingGroup" xmlns:wpi="http://schemas.microsoft.com/office/word/2010/wordprocessingInk" xmlns:wne="http://schemas.microsoft.com/office/word/2006/wordml" xmlns:wps="http://schemas.microsoft.com/office/word/2010/wordprocessingShape" mc:Ignorable="w14 w15 w16se w16cid w16 w16cex w16sdtdh wp14">
   <w:abstractNum w:abstractNumId="0" w15:restartNumberingAfterBreak="0">
-    <w:nsid w:val="252C34C5"/>
+    <w:nsid w:val="04EC7BDF"/>
     <w:multiLevelType w:val="hybridMultilevel"/>
-    <w:tmpl w:val="6010C84A"/>
-    <w:lvl w:ilvl="0" w:tplc="594E9D50">
-      <w:start w:val="1"/>
-      <w:numFmt w:val="bullet"/>
-      <w:lvlText w:val="●"/>
-      <w:lvlJc w:val="left"/>
-      <w:pPr>
-        <w:ind w:left="720" w:hanging="360"/>
-      </w:pPr>
-    </w:lvl>
-    <w:lvl w:ilvl="1" w:tplc="7804B40A">
-      <w:start w:val="1"/>
-      <w:numFmt w:val="bullet"/>
-      <w:lvlText w:val="○"/>
-      <w:lvlJc w:val="left"/>
-      <w:pPr>
-        <w:ind w:left="1440" w:hanging="360"/>
-      </w:pPr>
-    </w:lvl>
-    <w:lvl w:ilvl="2" w:tplc="99A0114E">
-      <w:start w:val="1"/>
-      <w:numFmt w:val="bullet"/>
-      <w:lvlText w:val="■"/>
-      <w:lvlJc w:val="left"/>
-      <w:pPr>
-        <w:ind w:left="2160" w:hanging="360"/>
-      </w:pPr>
-    </w:lvl>
-    <w:lvl w:ilvl="3" w:tplc="4BAC9062">
-      <w:start w:val="1"/>
-      <w:numFmt w:val="bullet"/>
-      <w:lvlText w:val="●"/>
-      <w:lvlJc w:val="left"/>
-      <w:pPr>
-        <w:ind w:left="2880" w:hanging="360"/>
-      </w:pPr>
-    </w:lvl>
-    <w:lvl w:ilvl="4" w:tplc="8B50FDA2">
-      <w:start w:val="1"/>
-      <w:numFmt w:val="bullet"/>
-      <w:lvlText w:val="○"/>
-      <w:lvlJc w:val="left"/>
-      <w:pPr>
-        <w:ind w:left="3600" w:hanging="360"/>
-      </w:pPr>
-    </w:lvl>
-    <w:lvl w:ilvl="5" w:tplc="CC3EF872">
-      <w:start w:val="1"/>
-      <w:numFmt w:val="bullet"/>
-      <w:lvlText w:val="■"/>
-      <w:lvlJc w:val="left"/>
-      <w:pPr>
-        <w:ind w:left="4320" w:hanging="360"/>
-      </w:pPr>
-    </w:lvl>
-    <w:lvl w:ilvl="6" w:tplc="E72AE19A">
-      <w:start w:val="1"/>
-      <w:numFmt w:val="bullet"/>
-      <w:lvlText w:val="●"/>
-      <w:lvlJc w:val="left"/>
-      <w:pPr>
-        <w:ind w:left="5040" w:hanging="360"/>
-      </w:pPr>
-    </w:lvl>
-    <w:lvl w:ilvl="7" w:tplc="6EE8516E">
-      <w:start w:val="1"/>
-      <w:numFmt w:val="bullet"/>
-      <w:lvlText w:val="●"/>
-      <w:lvlJc w:val="left"/>
-      <w:pPr>
-        <w:ind w:left="5760" w:hanging="360"/>
-      </w:pPr>
-    </w:lvl>
-    <w:lvl w:ilvl="8" w:tplc="4920A1CA">
-      <w:start w:val="1"/>
-      <w:numFmt w:val="bullet"/>
-      <w:lvlText w:val="●"/>
-      <w:lvlJc w:val="left"/>
-      <w:pPr>
-        <w:ind w:left="6480" w:hanging="360"/>
-      </w:pPr>
-    </w:lvl>
-  </w:abstractNum>
-  <w:abstractNum w:abstractNumId="1" w15:restartNumberingAfterBreak="0">
-    <w:nsid w:val="2BA16A31"/>
-    <w:multiLevelType w:val="hybridMultilevel"/>
-    <w:tmpl w:val="405C80BE"/>
-    <w:lvl w:ilvl="0" w:tplc="915E3628">
+    <w:tmpl w:val="D958BCDE"/>
+    <w:lvl w:ilvl="0" w:tplc="0DA24F74">
       <w:start w:val="1"/>
       <w:numFmt w:val="bullet"/>
       <w:lvlText w:val="•"/>
@@ -14097,7 +14011,7 @@
         <w:ind w:left="460" w:hanging="280"/>
       </w:pPr>
     </w:lvl>
-    <w:lvl w:ilvl="1" w:tplc="F730A37E">
+    <w:lvl w:ilvl="1" w:tplc="7804BA8C">
       <w:start w:val="1"/>
       <w:numFmt w:val="bullet"/>
       <w:lvlText w:val="–"/>
@@ -14106,47 +14020,47 @@
         <w:ind w:left="900" w:hanging="280"/>
       </w:pPr>
     </w:lvl>
-    <w:lvl w:ilvl="2" w:tplc="A7781D40">
+    <w:lvl w:ilvl="2" w:tplc="27F8D566">
       <w:numFmt w:val="decimal"/>
       <w:lvlText w:val=""/>
       <w:lvlJc w:val="left"/>
     </w:lvl>
-    <w:lvl w:ilvl="3" w:tplc="7306187C">
+    <w:lvl w:ilvl="3" w:tplc="5712D4E6">
       <w:numFmt w:val="decimal"/>
       <w:lvlText w:val=""/>
       <w:lvlJc w:val="left"/>
     </w:lvl>
-    <w:lvl w:ilvl="4" w:tplc="BDB0BD10">
+    <w:lvl w:ilvl="4" w:tplc="0AA84AD2">
       <w:numFmt w:val="decimal"/>
       <w:lvlText w:val=""/>
       <w:lvlJc w:val="left"/>
     </w:lvl>
-    <w:lvl w:ilvl="5" w:tplc="AFEC8A94">
+    <w:lvl w:ilvl="5" w:tplc="DD9AE92C">
       <w:numFmt w:val="decimal"/>
       <w:lvlText w:val=""/>
       <w:lvlJc w:val="left"/>
     </w:lvl>
-    <w:lvl w:ilvl="6" w:tplc="B89600A0">
+    <w:lvl w:ilvl="6" w:tplc="B92C7922">
       <w:numFmt w:val="decimal"/>
       <w:lvlText w:val=""/>
       <w:lvlJc w:val="left"/>
     </w:lvl>
-    <w:lvl w:ilvl="7" w:tplc="69D8F312">
+    <w:lvl w:ilvl="7" w:tplc="9446EB04">
       <w:numFmt w:val="decimal"/>
       <w:lvlText w:val=""/>
       <w:lvlJc w:val="left"/>
     </w:lvl>
-    <w:lvl w:ilvl="8" w:tplc="BDDAFEDA">
+    <w:lvl w:ilvl="8" w:tplc="B260A1B2">
       <w:numFmt w:val="decimal"/>
       <w:lvlText w:val=""/>
       <w:lvlJc w:val="left"/>
     </w:lvl>
   </w:abstractNum>
-  <w:abstractNum w:abstractNumId="2" w15:restartNumberingAfterBreak="0">
-    <w:nsid w:val="68850C93"/>
+  <w:abstractNum w:abstractNumId="1" w15:restartNumberingAfterBreak="0">
+    <w:nsid w:val="3F2A6D3E"/>
     <w:multiLevelType w:val="hybridMultilevel"/>
-    <w:tmpl w:val="28F22564"/>
-    <w:lvl w:ilvl="0" w:tplc="DD74545E">
+    <w:tmpl w:val="626C57D8"/>
+    <w:lvl w:ilvl="0" w:tplc="4FC00250">
       <w:start w:val="1"/>
       <w:numFmt w:val="decimal"/>
       <w:lvlText w:val="%1."/>
@@ -14160,52 +14074,52 @@
         <w:color w:val="A67C27"/>
       </w:rPr>
     </w:lvl>
-    <w:lvl w:ilvl="1" w:tplc="2AD6B4AC">
+    <w:lvl w:ilvl="1" w:tplc="38C67B8A">
       <w:numFmt w:val="decimal"/>
       <w:lvlText w:val=""/>
       <w:lvlJc w:val="left"/>
     </w:lvl>
-    <w:lvl w:ilvl="2" w:tplc="D2663DDA">
+    <w:lvl w:ilvl="2" w:tplc="F960788E">
       <w:numFmt w:val="decimal"/>
       <w:lvlText w:val=""/>
       <w:lvlJc w:val="left"/>
     </w:lvl>
-    <w:lvl w:ilvl="3" w:tplc="656E8916">
+    <w:lvl w:ilvl="3" w:tplc="61A0A6DE">
       <w:numFmt w:val="decimal"/>
       <w:lvlText w:val=""/>
       <w:lvlJc w:val="left"/>
     </w:lvl>
-    <w:lvl w:ilvl="4" w:tplc="A8AE9450">
+    <w:lvl w:ilvl="4" w:tplc="46B051A0">
       <w:numFmt w:val="decimal"/>
       <w:lvlText w:val=""/>
       <w:lvlJc w:val="left"/>
     </w:lvl>
-    <w:lvl w:ilvl="5" w:tplc="2CB809C8">
+    <w:lvl w:ilvl="5" w:tplc="C92E773C">
       <w:numFmt w:val="decimal"/>
       <w:lvlText w:val=""/>
       <w:lvlJc w:val="left"/>
     </w:lvl>
-    <w:lvl w:ilvl="6" w:tplc="7CB0F1FC">
+    <w:lvl w:ilvl="6" w:tplc="A456DF10">
       <w:numFmt w:val="decimal"/>
       <w:lvlText w:val=""/>
       <w:lvlJc w:val="left"/>
     </w:lvl>
-    <w:lvl w:ilvl="7" w:tplc="F9DAA5C8">
+    <w:lvl w:ilvl="7" w:tplc="E6BEBAC4">
       <w:numFmt w:val="decimal"/>
       <w:lvlText w:val=""/>
       <w:lvlJc w:val="left"/>
     </w:lvl>
-    <w:lvl w:ilvl="8" w:tplc="9684E89E">
+    <w:lvl w:ilvl="8" w:tplc="72EE93D6">
       <w:numFmt w:val="decimal"/>
       <w:lvlText w:val=""/>
       <w:lvlJc w:val="left"/>
     </w:lvl>
   </w:abstractNum>
-  <w:abstractNum w:abstractNumId="3" w15:restartNumberingAfterBreak="0">
-    <w:nsid w:val="702A598A"/>
+  <w:abstractNum w:abstractNumId="2" w15:restartNumberingAfterBreak="0">
+    <w:nsid w:val="433A42D4"/>
     <w:multiLevelType w:val="hybridMultilevel"/>
-    <w:tmpl w:val="B874F3E8"/>
-    <w:lvl w:ilvl="0" w:tplc="9AEE4780">
+    <w:tmpl w:val="FC783706"/>
+    <w:lvl w:ilvl="0" w:tplc="655E1BE2">
       <w:start w:val="1"/>
       <w:numFmt w:val="decimal"/>
       <w:lvlText w:val="%1."/>
@@ -14219,67 +14133,153 @@
         <w:color w:val="A67C27"/>
       </w:rPr>
     </w:lvl>
-    <w:lvl w:ilvl="1" w:tplc="72AA7290">
+    <w:lvl w:ilvl="1" w:tplc="FE164EC2">
       <w:numFmt w:val="decimal"/>
       <w:lvlText w:val=""/>
       <w:lvlJc w:val="left"/>
     </w:lvl>
-    <w:lvl w:ilvl="2" w:tplc="84DA3D0E">
+    <w:lvl w:ilvl="2" w:tplc="E6329A2E">
       <w:numFmt w:val="decimal"/>
       <w:lvlText w:val=""/>
       <w:lvlJc w:val="left"/>
     </w:lvl>
-    <w:lvl w:ilvl="3" w:tplc="A2D66B76">
+    <w:lvl w:ilvl="3" w:tplc="7AFA55FC">
       <w:numFmt w:val="decimal"/>
       <w:lvlText w:val=""/>
       <w:lvlJc w:val="left"/>
     </w:lvl>
-    <w:lvl w:ilvl="4" w:tplc="F3C8E78C">
+    <w:lvl w:ilvl="4" w:tplc="1F4292FA">
       <w:numFmt w:val="decimal"/>
       <w:lvlText w:val=""/>
       <w:lvlJc w:val="left"/>
     </w:lvl>
-    <w:lvl w:ilvl="5" w:tplc="95AEDDA0">
+    <w:lvl w:ilvl="5" w:tplc="0088A61A">
       <w:numFmt w:val="decimal"/>
       <w:lvlText w:val=""/>
       <w:lvlJc w:val="left"/>
     </w:lvl>
-    <w:lvl w:ilvl="6" w:tplc="DA0A5A5A">
+    <w:lvl w:ilvl="6" w:tplc="B2EEF816">
       <w:numFmt w:val="decimal"/>
       <w:lvlText w:val=""/>
       <w:lvlJc w:val="left"/>
     </w:lvl>
-    <w:lvl w:ilvl="7" w:tplc="A7F4E6BC">
+    <w:lvl w:ilvl="7" w:tplc="1B12D31C">
       <w:numFmt w:val="decimal"/>
       <w:lvlText w:val=""/>
       <w:lvlJc w:val="left"/>
     </w:lvl>
-    <w:lvl w:ilvl="8" w:tplc="561033BE">
+    <w:lvl w:ilvl="8" w:tplc="5EF0B0F8">
       <w:numFmt w:val="decimal"/>
       <w:lvlText w:val=""/>
       <w:lvlJc w:val="left"/>
     </w:lvl>
   </w:abstractNum>
-  <w:num w:numId="1" w16cid:durableId="538854808">
+  <w:abstractNum w:abstractNumId="3" w15:restartNumberingAfterBreak="0">
+    <w:nsid w:val="51741154"/>
+    <w:multiLevelType w:val="hybridMultilevel"/>
+    <w:tmpl w:val="CEDC6162"/>
+    <w:lvl w:ilvl="0" w:tplc="51102996">
+      <w:start w:val="1"/>
+      <w:numFmt w:val="bullet"/>
+      <w:lvlText w:val="●"/>
+      <w:lvlJc w:val="left"/>
+      <w:pPr>
+        <w:ind w:left="720" w:hanging="360"/>
+      </w:pPr>
+    </w:lvl>
+    <w:lvl w:ilvl="1" w:tplc="DE364966">
+      <w:start w:val="1"/>
+      <w:numFmt w:val="bullet"/>
+      <w:lvlText w:val="○"/>
+      <w:lvlJc w:val="left"/>
+      <w:pPr>
+        <w:ind w:left="1440" w:hanging="360"/>
+      </w:pPr>
+    </w:lvl>
+    <w:lvl w:ilvl="2" w:tplc="2572FF88">
+      <w:start w:val="1"/>
+      <w:numFmt w:val="bullet"/>
+      <w:lvlText w:val="■"/>
+      <w:lvlJc w:val="left"/>
+      <w:pPr>
+        <w:ind w:left="2160" w:hanging="360"/>
+      </w:pPr>
+    </w:lvl>
+    <w:lvl w:ilvl="3" w:tplc="91E6B57E">
+      <w:start w:val="1"/>
+      <w:numFmt w:val="bullet"/>
+      <w:lvlText w:val="●"/>
+      <w:lvlJc w:val="left"/>
+      <w:pPr>
+        <w:ind w:left="2880" w:hanging="360"/>
+      </w:pPr>
+    </w:lvl>
+    <w:lvl w:ilvl="4" w:tplc="19041FD0">
+      <w:start w:val="1"/>
+      <w:numFmt w:val="bullet"/>
+      <w:lvlText w:val="○"/>
+      <w:lvlJc w:val="left"/>
+      <w:pPr>
+        <w:ind w:left="3600" w:hanging="360"/>
+      </w:pPr>
+    </w:lvl>
+    <w:lvl w:ilvl="5" w:tplc="B68EEB26">
+      <w:start w:val="1"/>
+      <w:numFmt w:val="bullet"/>
+      <w:lvlText w:val="■"/>
+      <w:lvlJc w:val="left"/>
+      <w:pPr>
+        <w:ind w:left="4320" w:hanging="360"/>
+      </w:pPr>
+    </w:lvl>
+    <w:lvl w:ilvl="6" w:tplc="B3EAB2C6">
+      <w:start w:val="1"/>
+      <w:numFmt w:val="bullet"/>
+      <w:lvlText w:val="●"/>
+      <w:lvlJc w:val="left"/>
+      <w:pPr>
+        <w:ind w:left="5040" w:hanging="360"/>
+      </w:pPr>
+    </w:lvl>
+    <w:lvl w:ilvl="7" w:tplc="F83E1D42">
+      <w:start w:val="1"/>
+      <w:numFmt w:val="bullet"/>
+      <w:lvlText w:val="●"/>
+      <w:lvlJc w:val="left"/>
+      <w:pPr>
+        <w:ind w:left="5760" w:hanging="360"/>
+      </w:pPr>
+    </w:lvl>
+    <w:lvl w:ilvl="8" w:tplc="C8E6B89A">
+      <w:start w:val="1"/>
+      <w:numFmt w:val="bullet"/>
+      <w:lvlText w:val="●"/>
+      <w:lvlJc w:val="left"/>
+      <w:pPr>
+        <w:ind w:left="6480" w:hanging="360"/>
+      </w:pPr>
+    </w:lvl>
+  </w:abstractNum>
+  <w:num w:numId="1" w16cid:durableId="1807891889">
+    <w:abstractNumId w:val="3"/>
+    <w:lvlOverride w:ilvl="0">
+      <w:startOverride w:val="1"/>
+    </w:lvlOverride>
+  </w:num>
+  <w:num w:numId="2" w16cid:durableId="1171797113">
     <w:abstractNumId w:val="0"/>
     <w:lvlOverride w:ilvl="0">
       <w:startOverride w:val="1"/>
     </w:lvlOverride>
   </w:num>
-  <w:num w:numId="2" w16cid:durableId="1196237919">
-    <w:abstractNumId w:val="1"/>
+  <w:num w:numId="3" w16cid:durableId="482897011">
+    <w:abstractNumId w:val="2"/>
     <w:lvlOverride w:ilvl="0">
       <w:startOverride w:val="1"/>
     </w:lvlOverride>
   </w:num>
-  <w:num w:numId="3" w16cid:durableId="748385467">
-    <w:abstractNumId w:val="3"/>
-    <w:lvlOverride w:ilvl="0">
-      <w:startOverride w:val="1"/>
-    </w:lvlOverride>
-  </w:num>
-  <w:num w:numId="4" w16cid:durableId="413623049">
-    <w:abstractNumId w:val="2"/>
+  <w:num w:numId="4" w16cid:durableId="1906990198">
+    <w:abstractNumId w:val="1"/>
     <w:lvlOverride w:ilvl="0">
       <w:startOverride w:val="1"/>
     </w:lvlOverride>
@@ -14904,7 +14904,7 @@
     <w:autoRedefine/>
     <w:uiPriority w:val="39"/>
     <w:unhideWhenUsed/>
-    <w:rsid w:val="002639DF"/>
+    <w:rsid w:val="00ED1122"/>
     <w:pPr>
       <w:spacing w:after="100"/>
     </w:pPr>
@@ -14916,7 +14916,7 @@
     <w:autoRedefine/>
     <w:uiPriority w:val="39"/>
     <w:unhideWhenUsed/>
-    <w:rsid w:val="002639DF"/>
+    <w:rsid w:val="00ED1122"/>
     <w:pPr>
       <w:spacing w:after="100"/>
       <w:ind w:left="210"/>

--- a/docs/manuals/RA_Training_Programme_and_Facilitator_Guide.docx
+++ b/docs/manuals/RA_Training_Programme_and_Facilitator_Guide.docx
@@ -538,7 +538,7 @@
     <w:sdt>
       <w:sdtPr>
         <w:alias w:val="Contents"/>
-        <w:id w:val="1869641133"/>
+        <w:id w:val="847526759"/>
       </w:sdtPr>
       <w:sdtEndPr/>
       <w:sdtContent>
@@ -567,7 +567,7 @@
           <w:r>
             <w:fldChar w:fldCharType="separate"/>
           </w:r>
-          <w:hyperlink w:anchor="_Toc240758797" w:history="1">
+          <w:hyperlink w:anchor="_Toc240759057" w:history="1">
             <w:r>
               <w:rPr>
                 <w:rStyle w:val="Hyperlink"/>
@@ -591,7 +591,7 @@
               <w:rPr>
                 <w:noProof/>
               </w:rPr>
-              <w:instrText xml:space="preserve"> PAGEREF _Toc240758797 \h </w:instrText>
+              <w:instrText xml:space="preserve"> PAGEREF _Toc240759057 \h </w:instrText>
             </w:r>
             <w:r>
               <w:rPr>
@@ -634,7 +634,7 @@
               <w14:ligatures w14:val="standardContextual"/>
             </w:rPr>
           </w:pPr>
-          <w:hyperlink w:anchor="_Toc240758798" w:history="1">
+          <w:hyperlink w:anchor="_Toc240759058" w:history="1">
             <w:r>
               <w:rPr>
                 <w:rStyle w:val="Hyperlink"/>
@@ -658,7 +658,7 @@
               <w:rPr>
                 <w:noProof/>
               </w:rPr>
-              <w:instrText xml:space="preserve"> PAGEREF _Toc240758798 \h </w:instrText>
+              <w:instrText xml:space="preserve"> PAGEREF _Toc240759058 \h </w:instrText>
             </w:r>
             <w:r>
               <w:rPr>
@@ -701,7 +701,7 @@
               <w14:ligatures w14:val="standardContextual"/>
             </w:rPr>
           </w:pPr>
-          <w:hyperlink w:anchor="_Toc240758799" w:history="1">
+          <w:hyperlink w:anchor="_Toc240759059" w:history="1">
             <w:r>
               <w:rPr>
                 <w:rStyle w:val="Hyperlink"/>
@@ -725,7 +725,7 @@
               <w:rPr>
                 <w:noProof/>
               </w:rPr>
-              <w:instrText xml:space="preserve"> PAGEREF _Toc240758799 \h </w:instrText>
+              <w:instrText xml:space="preserve"> PAGEREF _Toc240759059 \h </w:instrText>
             </w:r>
             <w:r>
               <w:rPr>
@@ -768,7 +768,7 @@
               <w14:ligatures w14:val="standardContextual"/>
             </w:rPr>
           </w:pPr>
-          <w:hyperlink w:anchor="_Toc240758800" w:history="1">
+          <w:hyperlink w:anchor="_Toc240759060" w:history="1">
             <w:r>
               <w:rPr>
                 <w:rStyle w:val="Hyperlink"/>
@@ -792,7 +792,7 @@
               <w:rPr>
                 <w:noProof/>
               </w:rPr>
-              <w:instrText xml:space="preserve"> PAGEREF _Toc240758800 \h </w:instrText>
+              <w:instrText xml:space="preserve"> PAGEREF _Toc240759060 \h </w:instrText>
             </w:r>
             <w:r>
               <w:rPr>
@@ -835,7 +835,7 @@
               <w14:ligatures w14:val="standardContextual"/>
             </w:rPr>
           </w:pPr>
-          <w:hyperlink w:anchor="_Toc240758801" w:history="1">
+          <w:hyperlink w:anchor="_Toc240759061" w:history="1">
             <w:r>
               <w:rPr>
                 <w:rStyle w:val="Hyperlink"/>
@@ -859,7 +859,7 @@
               <w:rPr>
                 <w:noProof/>
               </w:rPr>
-              <w:instrText xml:space="preserve"> PAGEREF _Toc240758801 \h </w:instrText>
+              <w:instrText xml:space="preserve"> PAGEREF _Toc240759061 \h </w:instrText>
             </w:r>
             <w:r>
               <w:rPr>
@@ -902,7 +902,7 @@
               <w14:ligatures w14:val="standardContextual"/>
             </w:rPr>
           </w:pPr>
-          <w:hyperlink w:anchor="_Toc240758802" w:history="1">
+          <w:hyperlink w:anchor="_Toc240759062" w:history="1">
             <w:r>
               <w:rPr>
                 <w:rStyle w:val="Hyperlink"/>
@@ -926,7 +926,7 @@
               <w:rPr>
                 <w:noProof/>
               </w:rPr>
-              <w:instrText xml:space="preserve"> PAGEREF _Toc240758802 \h </w:instrText>
+              <w:instrText xml:space="preserve"> PAGEREF _Toc240759062 \h </w:instrText>
             </w:r>
             <w:r>
               <w:rPr>
@@ -969,7 +969,7 @@
               <w14:ligatures w14:val="standardContextual"/>
             </w:rPr>
           </w:pPr>
-          <w:hyperlink w:anchor="_Toc240758803" w:history="1">
+          <w:hyperlink w:anchor="_Toc240759063" w:history="1">
             <w:r>
               <w:rPr>
                 <w:rStyle w:val="Hyperlink"/>
@@ -993,7 +993,7 @@
               <w:rPr>
                 <w:noProof/>
               </w:rPr>
-              <w:instrText xml:space="preserve"> PAGEREF _Toc240758803 \h </w:instrText>
+              <w:instrText xml:space="preserve"> PAGEREF _Toc240759063 \h </w:instrText>
             </w:r>
             <w:r>
               <w:rPr>
@@ -1036,7 +1036,7 @@
               <w14:ligatures w14:val="standardContextual"/>
             </w:rPr>
           </w:pPr>
-          <w:hyperlink w:anchor="_Toc240758804" w:history="1">
+          <w:hyperlink w:anchor="_Toc240759064" w:history="1">
             <w:r>
               <w:rPr>
                 <w:rStyle w:val="Hyperlink"/>
@@ -1060,7 +1060,7 @@
               <w:rPr>
                 <w:noProof/>
               </w:rPr>
-              <w:instrText xml:space="preserve"> PAGEREF _Toc240758804 \h </w:instrText>
+              <w:instrText xml:space="preserve"> PAGEREF _Toc240759064 \h </w:instrText>
             </w:r>
             <w:r>
               <w:rPr>
@@ -1103,7 +1103,7 @@
               <w14:ligatures w14:val="standardContextual"/>
             </w:rPr>
           </w:pPr>
-          <w:hyperlink w:anchor="_Toc240758805" w:history="1">
+          <w:hyperlink w:anchor="_Toc240759065" w:history="1">
             <w:r>
               <w:rPr>
                 <w:rStyle w:val="Hyperlink"/>
@@ -1127,7 +1127,7 @@
               <w:rPr>
                 <w:noProof/>
               </w:rPr>
-              <w:instrText xml:space="preserve"> PAGEREF _Toc240758805 \h </w:instrText>
+              <w:instrText xml:space="preserve"> PAGEREF _Toc240759065 \h </w:instrText>
             </w:r>
             <w:r>
               <w:rPr>
@@ -1170,7 +1170,7 @@
               <w14:ligatures w14:val="standardContextual"/>
             </w:rPr>
           </w:pPr>
-          <w:hyperlink w:anchor="_Toc240758806" w:history="1">
+          <w:hyperlink w:anchor="_Toc240759066" w:history="1">
             <w:r>
               <w:rPr>
                 <w:rStyle w:val="Hyperlink"/>
@@ -1194,7 +1194,7 @@
               <w:rPr>
                 <w:noProof/>
               </w:rPr>
-              <w:instrText xml:space="preserve"> PAGEREF _Toc240758806 \h </w:instrText>
+              <w:instrText xml:space="preserve"> PAGEREF _Toc240759066 \h </w:instrText>
             </w:r>
             <w:r>
               <w:rPr>
@@ -1237,7 +1237,7 @@
               <w14:ligatures w14:val="standardContextual"/>
             </w:rPr>
           </w:pPr>
-          <w:hyperlink w:anchor="_Toc240758807" w:history="1">
+          <w:hyperlink w:anchor="_Toc240759067" w:history="1">
             <w:r>
               <w:rPr>
                 <w:rStyle w:val="Hyperlink"/>
@@ -1261,7 +1261,7 @@
               <w:rPr>
                 <w:noProof/>
               </w:rPr>
-              <w:instrText xml:space="preserve"> PAGEREF _Toc240758807 \h </w:instrText>
+              <w:instrText xml:space="preserve"> PAGEREF _Toc240759067 \h </w:instrText>
             </w:r>
             <w:r>
               <w:rPr>
@@ -1304,7 +1304,7 @@
               <w14:ligatures w14:val="standardContextual"/>
             </w:rPr>
           </w:pPr>
-          <w:hyperlink w:anchor="_Toc240758808" w:history="1">
+          <w:hyperlink w:anchor="_Toc240759068" w:history="1">
             <w:r>
               <w:rPr>
                 <w:rStyle w:val="Hyperlink"/>
@@ -1328,7 +1328,7 @@
               <w:rPr>
                 <w:noProof/>
               </w:rPr>
-              <w:instrText xml:space="preserve"> PAGEREF _Toc240758808 \h </w:instrText>
+              <w:instrText xml:space="preserve"> PAGEREF _Toc240759068 \h </w:instrText>
             </w:r>
             <w:r>
               <w:rPr>
@@ -1371,7 +1371,7 @@
               <w14:ligatures w14:val="standardContextual"/>
             </w:rPr>
           </w:pPr>
-          <w:hyperlink w:anchor="_Toc240758809" w:history="1">
+          <w:hyperlink w:anchor="_Toc240759069" w:history="1">
             <w:r>
               <w:rPr>
                 <w:rStyle w:val="Hyperlink"/>
@@ -1395,7 +1395,7 @@
               <w:rPr>
                 <w:noProof/>
               </w:rPr>
-              <w:instrText xml:space="preserve"> PAGEREF _Toc240758809 \h </w:instrText>
+              <w:instrText xml:space="preserve"> PAGEREF _Toc240759069 \h </w:instrText>
             </w:r>
             <w:r>
               <w:rPr>
@@ -1438,7 +1438,7 @@
               <w14:ligatures w14:val="standardContextual"/>
             </w:rPr>
           </w:pPr>
-          <w:hyperlink w:anchor="_Toc240758810" w:history="1">
+          <w:hyperlink w:anchor="_Toc240759070" w:history="1">
             <w:r>
               <w:rPr>
                 <w:rStyle w:val="Hyperlink"/>
@@ -1462,7 +1462,7 @@
               <w:rPr>
                 <w:noProof/>
               </w:rPr>
-              <w:instrText xml:space="preserve"> PAGEREF _Toc240758810 \h </w:instrText>
+              <w:instrText xml:space="preserve"> PAGEREF _Toc240759070 \h </w:instrText>
             </w:r>
             <w:r>
               <w:rPr>
@@ -1505,7 +1505,7 @@
               <w14:ligatures w14:val="standardContextual"/>
             </w:rPr>
           </w:pPr>
-          <w:hyperlink w:anchor="_Toc240758811" w:history="1">
+          <w:hyperlink w:anchor="_Toc240759071" w:history="1">
             <w:r>
               <w:rPr>
                 <w:rStyle w:val="Hyperlink"/>
@@ -1529,7 +1529,7 @@
               <w:rPr>
                 <w:noProof/>
               </w:rPr>
-              <w:instrText xml:space="preserve"> PAGEREF _Toc240758811 \h </w:instrText>
+              <w:instrText xml:space="preserve"> PAGEREF _Toc240759071 \h </w:instrText>
             </w:r>
             <w:r>
               <w:rPr>
@@ -1572,7 +1572,7 @@
               <w14:ligatures w14:val="standardContextual"/>
             </w:rPr>
           </w:pPr>
-          <w:hyperlink w:anchor="_Toc240758812" w:history="1">
+          <w:hyperlink w:anchor="_Toc240759072" w:history="1">
             <w:r>
               <w:rPr>
                 <w:rStyle w:val="Hyperlink"/>
@@ -1596,7 +1596,7 @@
               <w:rPr>
                 <w:noProof/>
               </w:rPr>
-              <w:instrText xml:space="preserve"> PAGEREF _Toc240758812 \h </w:instrText>
+              <w:instrText xml:space="preserve"> PAGEREF _Toc240759072 \h </w:instrText>
             </w:r>
             <w:r>
               <w:rPr>
@@ -1639,7 +1639,7 @@
               <w14:ligatures w14:val="standardContextual"/>
             </w:rPr>
           </w:pPr>
-          <w:hyperlink w:anchor="_Toc240758813" w:history="1">
+          <w:hyperlink w:anchor="_Toc240759073" w:history="1">
             <w:r>
               <w:rPr>
                 <w:rStyle w:val="Hyperlink"/>
@@ -1663,7 +1663,7 @@
               <w:rPr>
                 <w:noProof/>
               </w:rPr>
-              <w:instrText xml:space="preserve"> PAGEREF _Toc240758813 \h </w:instrText>
+              <w:instrText xml:space="preserve"> PAGEREF _Toc240759073 \h </w:instrText>
             </w:r>
             <w:r>
               <w:rPr>
@@ -1706,7 +1706,7 @@
               <w14:ligatures w14:val="standardContextual"/>
             </w:rPr>
           </w:pPr>
-          <w:hyperlink w:anchor="_Toc240758814" w:history="1">
+          <w:hyperlink w:anchor="_Toc240759074" w:history="1">
             <w:r>
               <w:rPr>
                 <w:rStyle w:val="Hyperlink"/>
@@ -1730,7 +1730,7 @@
               <w:rPr>
                 <w:noProof/>
               </w:rPr>
-              <w:instrText xml:space="preserve"> PAGEREF _Toc240758814 \h </w:instrText>
+              <w:instrText xml:space="preserve"> PAGEREF _Toc240759074 \h </w:instrText>
             </w:r>
             <w:r>
               <w:rPr>
@@ -1773,7 +1773,7 @@
               <w14:ligatures w14:val="standardContextual"/>
             </w:rPr>
           </w:pPr>
-          <w:hyperlink w:anchor="_Toc240758815" w:history="1">
+          <w:hyperlink w:anchor="_Toc240759075" w:history="1">
             <w:r>
               <w:rPr>
                 <w:rStyle w:val="Hyperlink"/>
@@ -1797,7 +1797,7 @@
               <w:rPr>
                 <w:noProof/>
               </w:rPr>
-              <w:instrText xml:space="preserve"> PAGEREF _Toc240758815 \h </w:instrText>
+              <w:instrText xml:space="preserve"> PAGEREF _Toc240759075 \h </w:instrText>
             </w:r>
             <w:r>
               <w:rPr>
@@ -1840,7 +1840,7 @@
               <w14:ligatures w14:val="standardContextual"/>
             </w:rPr>
           </w:pPr>
-          <w:hyperlink w:anchor="_Toc240758816" w:history="1">
+          <w:hyperlink w:anchor="_Toc240759076" w:history="1">
             <w:r>
               <w:rPr>
                 <w:rStyle w:val="Hyperlink"/>
@@ -1864,7 +1864,7 @@
               <w:rPr>
                 <w:noProof/>
               </w:rPr>
-              <w:instrText xml:space="preserve"> PAGEREF _Toc240758816 \h </w:instrText>
+              <w:instrText xml:space="preserve"> PAGEREF _Toc240759076 \h </w:instrText>
             </w:r>
             <w:r>
               <w:rPr>
@@ -1907,7 +1907,7 @@
               <w14:ligatures w14:val="standardContextual"/>
             </w:rPr>
           </w:pPr>
-          <w:hyperlink w:anchor="_Toc240758817" w:history="1">
+          <w:hyperlink w:anchor="_Toc240759077" w:history="1">
             <w:r>
               <w:rPr>
                 <w:rStyle w:val="Hyperlink"/>
@@ -1931,7 +1931,7 @@
               <w:rPr>
                 <w:noProof/>
               </w:rPr>
-              <w:instrText xml:space="preserve"> PAGEREF _Toc240758817 \h </w:instrText>
+              <w:instrText xml:space="preserve"> PAGEREF _Toc240759077 \h </w:instrText>
             </w:r>
             <w:r>
               <w:rPr>
@@ -1974,7 +1974,7 @@
               <w14:ligatures w14:val="standardContextual"/>
             </w:rPr>
           </w:pPr>
-          <w:hyperlink w:anchor="_Toc240758818" w:history="1">
+          <w:hyperlink w:anchor="_Toc240759078" w:history="1">
             <w:r>
               <w:rPr>
                 <w:rStyle w:val="Hyperlink"/>
@@ -1998,7 +1998,7 @@
               <w:rPr>
                 <w:noProof/>
               </w:rPr>
-              <w:instrText xml:space="preserve"> PAGEREF _Toc240758818 \h </w:instrText>
+              <w:instrText xml:space="preserve"> PAGEREF _Toc240759078 \h </w:instrText>
             </w:r>
             <w:r>
               <w:rPr>
@@ -2041,7 +2041,7 @@
               <w14:ligatures w14:val="standardContextual"/>
             </w:rPr>
           </w:pPr>
-          <w:hyperlink w:anchor="_Toc240758819" w:history="1">
+          <w:hyperlink w:anchor="_Toc240759079" w:history="1">
             <w:r>
               <w:rPr>
                 <w:rStyle w:val="Hyperlink"/>
@@ -2065,7 +2065,7 @@
               <w:rPr>
                 <w:noProof/>
               </w:rPr>
-              <w:instrText xml:space="preserve"> PAGEREF _Toc240758819 \h </w:instrText>
+              <w:instrText xml:space="preserve"> PAGEREF _Toc240759079 \h </w:instrText>
             </w:r>
             <w:r>
               <w:rPr>
@@ -2108,7 +2108,7 @@
               <w14:ligatures w14:val="standardContextual"/>
             </w:rPr>
           </w:pPr>
-          <w:hyperlink w:anchor="_Toc240758820" w:history="1">
+          <w:hyperlink w:anchor="_Toc240759080" w:history="1">
             <w:r>
               <w:rPr>
                 <w:rStyle w:val="Hyperlink"/>
@@ -2132,7 +2132,7 @@
               <w:rPr>
                 <w:noProof/>
               </w:rPr>
-              <w:instrText xml:space="preserve"> PAGEREF _Toc240758820 \h </w:instrText>
+              <w:instrText xml:space="preserve"> PAGEREF _Toc240759080 \h </w:instrText>
             </w:r>
             <w:r>
               <w:rPr>
@@ -2171,7 +2171,7 @@
         <w:pStyle w:val="Heading1"/>
         <w:pageBreakBefore/>
       </w:pPr>
-      <w:bookmarkStart w:id="0" w:name="_Toc240758797"/>
+      <w:bookmarkStart w:id="0" w:name="_Toc240759057"/>
       <w:r>
         <w:lastRenderedPageBreak/>
         <w:t>1. Programme overview</w:t>
@@ -2577,7 +2577,7 @@
       <w:pPr>
         <w:pStyle w:val="Heading2"/>
       </w:pPr>
-      <w:bookmarkStart w:id="1" w:name="_Toc240758798"/>
+      <w:bookmarkStart w:id="1" w:name="_Toc240759058"/>
       <w:r>
         <w:t>1.1 Learning objectives</w:t>
       </w:r>
@@ -2678,7 +2678,7 @@
       <w:pPr>
         <w:pStyle w:val="Heading2"/>
       </w:pPr>
-      <w:bookmarkStart w:id="2" w:name="_Toc240758799"/>
+      <w:bookmarkStart w:id="2" w:name="_Toc240759059"/>
       <w:r>
         <w:t>1.2 Before the training (facilitator checklist)</w:t>
       </w:r>
@@ -3214,7 +3214,7 @@
       <w:pPr>
         <w:pStyle w:val="Heading2"/>
       </w:pPr>
-      <w:bookmarkStart w:id="3" w:name="_Toc240758800"/>
+      <w:bookmarkStart w:id="3" w:name="_Toc240759060"/>
       <w:r>
         <w:t>1.3 The practice environment</w:t>
       </w:r>
@@ -3360,7 +3360,7 @@
         <w:pStyle w:val="Heading1"/>
         <w:pageBreakBefore/>
       </w:pPr>
-      <w:bookmarkStart w:id="4" w:name="_Toc240758801"/>
+      <w:bookmarkStart w:id="4" w:name="_Toc240759061"/>
       <w:r>
         <w:lastRenderedPageBreak/>
         <w:t>2. Schedule</w:t>
@@ -3371,7 +3371,7 @@
       <w:pPr>
         <w:pStyle w:val="Heading2"/>
       </w:pPr>
-      <w:bookmarkStart w:id="5" w:name="_Toc240758802"/>
+      <w:bookmarkStart w:id="5" w:name="_Toc240759062"/>
       <w:r>
         <w:t>Day 1 — Foundations (all RAs)</w:t>
       </w:r>
@@ -4654,7 +4654,7 @@
       <w:pPr>
         <w:pStyle w:val="Heading2"/>
       </w:pPr>
-      <w:bookmarkStart w:id="6" w:name="_Toc240758803"/>
+      <w:bookmarkStart w:id="6" w:name="_Toc240759063"/>
       <w:r>
         <w:t>Day 2 — Role tracks</w:t>
       </w:r>
@@ -6182,7 +6182,7 @@
       <w:pPr>
         <w:pStyle w:val="Heading2"/>
       </w:pPr>
-      <w:bookmarkStart w:id="7" w:name="_Toc240758804"/>
+      <w:bookmarkStart w:id="7" w:name="_Toc240759064"/>
       <w:r>
         <w:t>Day 3 — Practice and assessment</w:t>
       </w:r>
@@ -7152,7 +7152,7 @@
       <w:pPr>
         <w:pStyle w:val="Heading2"/>
       </w:pPr>
-      <w:bookmarkStart w:id="8" w:name="_Toc240758805"/>
+      <w:bookmarkStart w:id="8" w:name="_Toc240759065"/>
       <w:r>
         <w:t>After the training</w:t>
       </w:r>
@@ -7487,7 +7487,7 @@
         <w:pStyle w:val="Heading1"/>
         <w:pageBreakBefore/>
       </w:pPr>
-      <w:bookmarkStart w:id="9" w:name="_Toc240758806"/>
+      <w:bookmarkStart w:id="9" w:name="_Toc240759066"/>
       <w:r>
         <w:lastRenderedPageBreak/>
         <w:t>3. Session plans</w:t>
@@ -7506,7 +7506,7 @@
       <w:pPr>
         <w:pStyle w:val="Heading2"/>
       </w:pPr>
-      <w:bookmarkStart w:id="10" w:name="_Toc240758807"/>
+      <w:bookmarkStart w:id="10" w:name="_Toc240759067"/>
       <w:r>
         <w:t>Module 1 — The study (60 min)</w:t>
       </w:r>
@@ -7601,7 +7601,7 @@
       <w:pPr>
         <w:pStyle w:val="Heading2"/>
       </w:pPr>
-      <w:bookmarkStart w:id="11" w:name="_Toc240758808"/>
+      <w:bookmarkStart w:id="11" w:name="_Toc240759068"/>
       <w:r>
         <w:t>Module 2 — Research ethics and consent (60 min)</w:t>
       </w:r>
@@ -7696,7 +7696,7 @@
       <w:pPr>
         <w:pStyle w:val="Heading2"/>
       </w:pPr>
-      <w:bookmarkStart w:id="12" w:name="_Toc240758809"/>
+      <w:bookmarkStart w:id="12" w:name="_Toc240759069"/>
       <w:r>
         <w:t>Module 3 — Data protection (60 min)</w:t>
       </w:r>
@@ -7791,7 +7791,7 @@
       <w:pPr>
         <w:pStyle w:val="Heading2"/>
       </w:pPr>
-      <w:bookmarkStart w:id="13" w:name="_Toc240758810"/>
+      <w:bookmarkStart w:id="13" w:name="_Toc240759070"/>
       <w:r>
         <w:t>Module 5 — The portal (75 min)</w:t>
       </w:r>
@@ -7886,7 +7886,7 @@
       <w:pPr>
         <w:pStyle w:val="Heading2"/>
       </w:pPr>
-      <w:bookmarkStart w:id="14" w:name="_Toc240758811"/>
+      <w:bookmarkStart w:id="14" w:name="_Toc240759071"/>
       <w:r>
         <w:t>Module 6 — The respondent journey (45 min)</w:t>
       </w:r>
@@ -7982,7 +7982,7 @@
       <w:pPr>
         <w:pStyle w:val="Heading2"/>
       </w:pPr>
-      <w:bookmarkStart w:id="15" w:name="_Toc240758812"/>
+      <w:bookmarkStart w:id="15" w:name="_Toc240759072"/>
       <w:r>
         <w:t>Module 8 — Communication skills (90 min)</w:t>
       </w:r>
@@ -8077,7 +8077,7 @@
       <w:pPr>
         <w:pStyle w:val="Heading2"/>
       </w:pPr>
-      <w:bookmarkStart w:id="16" w:name="_Toc240758813"/>
+      <w:bookmarkStart w:id="16" w:name="_Toc240759073"/>
       <w:r>
         <w:t>Module 9 — Quality judgement (90 min)</w:t>
       </w:r>
@@ -8173,7 +8173,7 @@
         <w:pStyle w:val="Heading1"/>
         <w:pageBreakBefore/>
       </w:pPr>
-      <w:bookmarkStart w:id="17" w:name="_Toc240758814"/>
+      <w:bookmarkStart w:id="17" w:name="_Toc240759074"/>
       <w:r>
         <w:lastRenderedPageBreak/>
         <w:t>4. Role-plays and simulation</w:t>
@@ -9127,7 +9127,7 @@
       <w:pPr>
         <w:pStyle w:val="Heading2"/>
       </w:pPr>
-      <w:bookmarkStart w:id="18" w:name="_Toc240758815"/>
+      <w:bookmarkStart w:id="18" w:name="_Toc240759075"/>
       <w:r>
         <w:t>Field simulation (Day 3)</w:t>
       </w:r>
@@ -9222,7 +9222,7 @@
         <w:pStyle w:val="Heading1"/>
         <w:pageBreakBefore/>
       </w:pPr>
-      <w:bookmarkStart w:id="19" w:name="_Toc240758816"/>
+      <w:bookmarkStart w:id="19" w:name="_Toc240759076"/>
       <w:r>
         <w:lastRenderedPageBreak/>
         <w:t>5. Assessment and certification</w:t>
@@ -9233,7 +9233,7 @@
       <w:pPr>
         <w:pStyle w:val="Heading2"/>
       </w:pPr>
-      <w:bookmarkStart w:id="20" w:name="_Toc240758817"/>
+      <w:bookmarkStart w:id="20" w:name="_Toc240759077"/>
       <w:r>
         <w:t>5.1 Competencies</w:t>
       </w:r>
@@ -9624,7 +9624,7 @@
       <w:pPr>
         <w:pStyle w:val="Heading2"/>
       </w:pPr>
-      <w:bookmarkStart w:id="21" w:name="_Toc240758818"/>
+      <w:bookmarkStart w:id="21" w:name="_Toc240759078"/>
       <w:r>
         <w:t>5.2 Written assessment (answer key)</w:t>
       </w:r>
@@ -10984,7 +10984,7 @@
       <w:pPr>
         <w:pStyle w:val="Heading2"/>
       </w:pPr>
-      <w:bookmarkStart w:id="22" w:name="_Toc240758819"/>
+      <w:bookmarkStart w:id="22" w:name="_Toc240759079"/>
       <w:r>
         <w:t>5.3 Practical assessment</w:t>
       </w:r>
@@ -12247,7 +12247,7 @@
         <w:pStyle w:val="Heading1"/>
         <w:pageBreakBefore/>
       </w:pPr>
-      <w:bookmarkStart w:id="23" w:name="_Toc240758820"/>
+      <w:bookmarkStart w:id="23" w:name="_Toc240759080"/>
       <w:r>
         <w:lastRenderedPageBreak/>
         <w:t>6. Attendance register</w:t>
@@ -13999,10 +13999,10 @@
 <file path=word/numbering.xml><?xml version="1.0" encoding="utf-8"?>
 <w:numbering xmlns:wpc="http://schemas.microsoft.com/office/word/2010/wordprocessingCanvas" xmlns:cx="http://schemas.microsoft.com/office/drawing/2014/chartex" xmlns:cx1="http://schemas.microsoft.com/office/drawing/2015/9/8/chartex" xmlns:cx2="http://schemas.microsoft.com/office/drawing/2015/10/21/chartex" xmlns:cx3="http://schemas.microsoft.com/office/drawing/2016/5/9/chartex" xmlns:cx4="http://schemas.microsoft.com/office/drawing/2016/5/10/chartex" xmlns:cx5="http://schemas.microsoft.com/office/drawing/2016/5/11/chartex" xmlns:cx6="http://schemas.microsoft.com/office/drawing/2016/5/12/chartex" xmlns:cx7="http://schemas.microsoft.com/office/drawing/2016/5/13/chartex" xmlns:cx8="http://schemas.microsoft.com/office/drawing/2016/5/14/chartex" xmlns:mc="http://schemas.openxmlformats.org/markup-compatibility/2006" xmlns:aink="http://schemas.microsoft.com/office/drawing/2016/ink" xmlns:am3d="http://schemas.microsoft.com/office/drawing/2017/model3d" xmlns:o="urn:schemas-microsoft-com:office:office" xmlns:oel="http://schemas.microsoft.com/office/2019/extlst" xmlns:r="http://schemas.openxmlformats.org/officeDocument/2006/relationships" xmlns:m="http://schemas.openxmlformats.org/officeDocument/2006/math" xmlns:v="urn:schemas-microsoft-com:vml" xmlns:wp14="http://schemas.microsoft.com/office/word/2010/wordprocessingDrawing" xmlns:wp="http://schemas.openxmlformats.org/drawingml/2006/wordprocessingDrawing" xmlns:w10="urn:schemas-microsoft-com:office:word" xmlns:w="http://schemas.openxmlformats.org/wordprocessingml/2006/main" xmlns:w14="http://schemas.microsoft.com/office/word/2010/wordml" xmlns:w15="http://schemas.microsoft.com/office/word/2012/wordml" xmlns:w16cex="http://schemas.microsoft.com/office/word/2018/wordml/cex" xmlns:w16cid="http://schemas.microsoft.com/office/word/2016/wordml/cid" xmlns:w16="http://schemas.microsoft.com/office/word/2018/wordml" xmlns:w16sdtdh="http://schemas.microsoft.com/office/word/2020/wordml/sdtdatahash" xmlns:w16se="http://schemas.microsoft.com/office/word/2015/wordml/symex" xmlns:wpg="http://schemas.microsoft.com/office/word/2010/wordprocessingGroup" xmlns:wpi="http://schemas.microsoft.com/office/word/2010/wordprocessingInk" xmlns:wne="http://schemas.microsoft.com/office/word/2006/wordml" xmlns:wps="http://schemas.microsoft.com/office/word/2010/wordprocessingShape" mc:Ignorable="w14 w15 w16se w16cid w16 w16cex w16sdtdh wp14">
   <w:abstractNum w:abstractNumId="0" w15:restartNumberingAfterBreak="0">
-    <w:nsid w:val="04EC7BDF"/>
+    <w:nsid w:val="30A55D1E"/>
     <w:multiLevelType w:val="hybridMultilevel"/>
-    <w:tmpl w:val="D958BCDE"/>
-    <w:lvl w:ilvl="0" w:tplc="0DA24F74">
+    <w:tmpl w:val="30685FEC"/>
+    <w:lvl w:ilvl="0" w:tplc="5E682A60">
       <w:start w:val="1"/>
       <w:numFmt w:val="bullet"/>
       <w:lvlText w:val="•"/>
@@ -14011,7 +14011,7 @@
         <w:ind w:left="460" w:hanging="280"/>
       </w:pPr>
     </w:lvl>
-    <w:lvl w:ilvl="1" w:tplc="7804BA8C">
+    <w:lvl w:ilvl="1" w:tplc="1E04FD18">
       <w:start w:val="1"/>
       <w:numFmt w:val="bullet"/>
       <w:lvlText w:val="–"/>
@@ -14020,47 +14020,133 @@
         <w:ind w:left="900" w:hanging="280"/>
       </w:pPr>
     </w:lvl>
-    <w:lvl w:ilvl="2" w:tplc="27F8D566">
+    <w:lvl w:ilvl="2" w:tplc="205CCB68">
       <w:numFmt w:val="decimal"/>
       <w:lvlText w:val=""/>
       <w:lvlJc w:val="left"/>
     </w:lvl>
-    <w:lvl w:ilvl="3" w:tplc="5712D4E6">
+    <w:lvl w:ilvl="3" w:tplc="D452D410">
       <w:numFmt w:val="decimal"/>
       <w:lvlText w:val=""/>
       <w:lvlJc w:val="left"/>
     </w:lvl>
-    <w:lvl w:ilvl="4" w:tplc="0AA84AD2">
+    <w:lvl w:ilvl="4" w:tplc="F2A2CD9A">
       <w:numFmt w:val="decimal"/>
       <w:lvlText w:val=""/>
       <w:lvlJc w:val="left"/>
     </w:lvl>
-    <w:lvl w:ilvl="5" w:tplc="DD9AE92C">
+    <w:lvl w:ilvl="5" w:tplc="03820684">
       <w:numFmt w:val="decimal"/>
       <w:lvlText w:val=""/>
       <w:lvlJc w:val="left"/>
     </w:lvl>
-    <w:lvl w:ilvl="6" w:tplc="B92C7922">
+    <w:lvl w:ilvl="6" w:tplc="2E189978">
       <w:numFmt w:val="decimal"/>
       <w:lvlText w:val=""/>
       <w:lvlJc w:val="left"/>
     </w:lvl>
-    <w:lvl w:ilvl="7" w:tplc="9446EB04">
+    <w:lvl w:ilvl="7" w:tplc="3A067D8A">
       <w:numFmt w:val="decimal"/>
       <w:lvlText w:val=""/>
       <w:lvlJc w:val="left"/>
     </w:lvl>
-    <w:lvl w:ilvl="8" w:tplc="B260A1B2">
+    <w:lvl w:ilvl="8" w:tplc="8920F9F8">
       <w:numFmt w:val="decimal"/>
       <w:lvlText w:val=""/>
       <w:lvlJc w:val="left"/>
     </w:lvl>
   </w:abstractNum>
   <w:abstractNum w:abstractNumId="1" w15:restartNumberingAfterBreak="0">
-    <w:nsid w:val="3F2A6D3E"/>
+    <w:nsid w:val="31CC14C9"/>
     <w:multiLevelType w:val="hybridMultilevel"/>
-    <w:tmpl w:val="626C57D8"/>
-    <w:lvl w:ilvl="0" w:tplc="4FC00250">
+    <w:tmpl w:val="143A4CB0"/>
+    <w:lvl w:ilvl="0" w:tplc="7E028CA4">
+      <w:start w:val="1"/>
+      <w:numFmt w:val="bullet"/>
+      <w:lvlText w:val="●"/>
+      <w:lvlJc w:val="left"/>
+      <w:pPr>
+        <w:ind w:left="720" w:hanging="360"/>
+      </w:pPr>
+    </w:lvl>
+    <w:lvl w:ilvl="1" w:tplc="D64EFB16">
+      <w:start w:val="1"/>
+      <w:numFmt w:val="bullet"/>
+      <w:lvlText w:val="○"/>
+      <w:lvlJc w:val="left"/>
+      <w:pPr>
+        <w:ind w:left="1440" w:hanging="360"/>
+      </w:pPr>
+    </w:lvl>
+    <w:lvl w:ilvl="2" w:tplc="4634CE7A">
+      <w:start w:val="1"/>
+      <w:numFmt w:val="bullet"/>
+      <w:lvlText w:val="■"/>
+      <w:lvlJc w:val="left"/>
+      <w:pPr>
+        <w:ind w:left="2160" w:hanging="360"/>
+      </w:pPr>
+    </w:lvl>
+    <w:lvl w:ilvl="3" w:tplc="D09476AC">
+      <w:start w:val="1"/>
+      <w:numFmt w:val="bullet"/>
+      <w:lvlText w:val="●"/>
+      <w:lvlJc w:val="left"/>
+      <w:pPr>
+        <w:ind w:left="2880" w:hanging="360"/>
+      </w:pPr>
+    </w:lvl>
+    <w:lvl w:ilvl="4" w:tplc="1640FF98">
+      <w:start w:val="1"/>
+      <w:numFmt w:val="bullet"/>
+      <w:lvlText w:val="○"/>
+      <w:lvlJc w:val="left"/>
+      <w:pPr>
+        <w:ind w:left="3600" w:hanging="360"/>
+      </w:pPr>
+    </w:lvl>
+    <w:lvl w:ilvl="5" w:tplc="0AACEA82">
+      <w:start w:val="1"/>
+      <w:numFmt w:val="bullet"/>
+      <w:lvlText w:val="■"/>
+      <w:lvlJc w:val="left"/>
+      <w:pPr>
+        <w:ind w:left="4320" w:hanging="360"/>
+      </w:pPr>
+    </w:lvl>
+    <w:lvl w:ilvl="6" w:tplc="045C9F0E">
+      <w:start w:val="1"/>
+      <w:numFmt w:val="bullet"/>
+      <w:lvlText w:val="●"/>
+      <w:lvlJc w:val="left"/>
+      <w:pPr>
+        <w:ind w:left="5040" w:hanging="360"/>
+      </w:pPr>
+    </w:lvl>
+    <w:lvl w:ilvl="7" w:tplc="70FCE1FC">
+      <w:start w:val="1"/>
+      <w:numFmt w:val="bullet"/>
+      <w:lvlText w:val="●"/>
+      <w:lvlJc w:val="left"/>
+      <w:pPr>
+        <w:ind w:left="5760" w:hanging="360"/>
+      </w:pPr>
+    </w:lvl>
+    <w:lvl w:ilvl="8" w:tplc="1CEC0F3A">
+      <w:start w:val="1"/>
+      <w:numFmt w:val="bullet"/>
+      <w:lvlText w:val="●"/>
+      <w:lvlJc w:val="left"/>
+      <w:pPr>
+        <w:ind w:left="6480" w:hanging="360"/>
+      </w:pPr>
+    </w:lvl>
+  </w:abstractNum>
+  <w:abstractNum w:abstractNumId="2" w15:restartNumberingAfterBreak="0">
+    <w:nsid w:val="47B401F8"/>
+    <w:multiLevelType w:val="hybridMultilevel"/>
+    <w:tmpl w:val="6CFA3F38"/>
+    <w:lvl w:ilvl="0" w:tplc="BBCE606C">
       <w:start w:val="1"/>
       <w:numFmt w:val="decimal"/>
       <w:lvlText w:val="%1."/>
@@ -14074,52 +14160,52 @@
         <w:color w:val="A67C27"/>
       </w:rPr>
     </w:lvl>
-    <w:lvl w:ilvl="1" w:tplc="38C67B8A">
+    <w:lvl w:ilvl="1" w:tplc="9C9CB164">
       <w:numFmt w:val="decimal"/>
       <w:lvlText w:val=""/>
       <w:lvlJc w:val="left"/>
     </w:lvl>
-    <w:lvl w:ilvl="2" w:tplc="F960788E">
+    <w:lvl w:ilvl="2" w:tplc="E1AE4C1E">
       <w:numFmt w:val="decimal"/>
       <w:lvlText w:val=""/>
       <w:lvlJc w:val="left"/>
     </w:lvl>
-    <w:lvl w:ilvl="3" w:tplc="61A0A6DE">
+    <w:lvl w:ilvl="3" w:tplc="97FE645E">
       <w:numFmt w:val="decimal"/>
       <w:lvlText w:val=""/>
       <w:lvlJc w:val="left"/>
     </w:lvl>
-    <w:lvl w:ilvl="4" w:tplc="46B051A0">
+    <w:lvl w:ilvl="4" w:tplc="C58E80E6">
       <w:numFmt w:val="decimal"/>
       <w:lvlText w:val=""/>
       <w:lvlJc w:val="left"/>
     </w:lvl>
-    <w:lvl w:ilvl="5" w:tplc="C92E773C">
+    <w:lvl w:ilvl="5" w:tplc="60BEDCD6">
       <w:numFmt w:val="decimal"/>
       <w:lvlText w:val=""/>
       <w:lvlJc w:val="left"/>
     </w:lvl>
-    <w:lvl w:ilvl="6" w:tplc="A456DF10">
+    <w:lvl w:ilvl="6" w:tplc="AD261032">
       <w:numFmt w:val="decimal"/>
       <w:lvlText w:val=""/>
       <w:lvlJc w:val="left"/>
     </w:lvl>
-    <w:lvl w:ilvl="7" w:tplc="E6BEBAC4">
+    <w:lvl w:ilvl="7" w:tplc="D4D44602">
       <w:numFmt w:val="decimal"/>
       <w:lvlText w:val=""/>
       <w:lvlJc w:val="left"/>
     </w:lvl>
-    <w:lvl w:ilvl="8" w:tplc="72EE93D6">
+    <w:lvl w:ilvl="8" w:tplc="11C61DA0">
       <w:numFmt w:val="decimal"/>
       <w:lvlText w:val=""/>
       <w:lvlJc w:val="left"/>
     </w:lvl>
   </w:abstractNum>
-  <w:abstractNum w:abstractNumId="2" w15:restartNumberingAfterBreak="0">
-    <w:nsid w:val="433A42D4"/>
+  <w:abstractNum w:abstractNumId="3" w15:restartNumberingAfterBreak="0">
+    <w:nsid w:val="71841842"/>
     <w:multiLevelType w:val="hybridMultilevel"/>
-    <w:tmpl w:val="FC783706"/>
-    <w:lvl w:ilvl="0" w:tplc="655E1BE2">
+    <w:tmpl w:val="91D89BCE"/>
+    <w:lvl w:ilvl="0" w:tplc="B45CD16E">
       <w:start w:val="1"/>
       <w:numFmt w:val="decimal"/>
       <w:lvlText w:val="%1."/>
@@ -14133,153 +14219,67 @@
         <w:color w:val="A67C27"/>
       </w:rPr>
     </w:lvl>
-    <w:lvl w:ilvl="1" w:tplc="FE164EC2">
+    <w:lvl w:ilvl="1" w:tplc="24E6089E">
       <w:numFmt w:val="decimal"/>
       <w:lvlText w:val=""/>
       <w:lvlJc w:val="left"/>
     </w:lvl>
-    <w:lvl w:ilvl="2" w:tplc="E6329A2E">
+    <w:lvl w:ilvl="2" w:tplc="04546682">
       <w:numFmt w:val="decimal"/>
       <w:lvlText w:val=""/>
       <w:lvlJc w:val="left"/>
     </w:lvl>
-    <w:lvl w:ilvl="3" w:tplc="7AFA55FC">
+    <w:lvl w:ilvl="3" w:tplc="2878D05A">
       <w:numFmt w:val="decimal"/>
       <w:lvlText w:val=""/>
       <w:lvlJc w:val="left"/>
     </w:lvl>
-    <w:lvl w:ilvl="4" w:tplc="1F4292FA">
+    <w:lvl w:ilvl="4" w:tplc="8F5C3F8E">
       <w:numFmt w:val="decimal"/>
       <w:lvlText w:val=""/>
       <w:lvlJc w:val="left"/>
     </w:lvl>
-    <w:lvl w:ilvl="5" w:tplc="0088A61A">
+    <w:lvl w:ilvl="5" w:tplc="73EEFD2E">
       <w:numFmt w:val="decimal"/>
       <w:lvlText w:val=""/>
       <w:lvlJc w:val="left"/>
     </w:lvl>
-    <w:lvl w:ilvl="6" w:tplc="B2EEF816">
+    <w:lvl w:ilvl="6" w:tplc="71ECE9F4">
       <w:numFmt w:val="decimal"/>
       <w:lvlText w:val=""/>
       <w:lvlJc w:val="left"/>
     </w:lvl>
-    <w:lvl w:ilvl="7" w:tplc="1B12D31C">
+    <w:lvl w:ilvl="7" w:tplc="D856E42C">
       <w:numFmt w:val="decimal"/>
       <w:lvlText w:val=""/>
       <w:lvlJc w:val="left"/>
     </w:lvl>
-    <w:lvl w:ilvl="8" w:tplc="5EF0B0F8">
+    <w:lvl w:ilvl="8" w:tplc="183E81B8">
       <w:numFmt w:val="decimal"/>
       <w:lvlText w:val=""/>
       <w:lvlJc w:val="left"/>
     </w:lvl>
   </w:abstractNum>
-  <w:abstractNum w:abstractNumId="3" w15:restartNumberingAfterBreak="0">
-    <w:nsid w:val="51741154"/>
-    <w:multiLevelType w:val="hybridMultilevel"/>
-    <w:tmpl w:val="CEDC6162"/>
-    <w:lvl w:ilvl="0" w:tplc="51102996">
-      <w:start w:val="1"/>
-      <w:numFmt w:val="bullet"/>
-      <w:lvlText w:val="●"/>
-      <w:lvlJc w:val="left"/>
-      <w:pPr>
-        <w:ind w:left="720" w:hanging="360"/>
-      </w:pPr>
-    </w:lvl>
-    <w:lvl w:ilvl="1" w:tplc="DE364966">
-      <w:start w:val="1"/>
-      <w:numFmt w:val="bullet"/>
-      <w:lvlText w:val="○"/>
-      <w:lvlJc w:val="left"/>
-      <w:pPr>
-        <w:ind w:left="1440" w:hanging="360"/>
-      </w:pPr>
-    </w:lvl>
-    <w:lvl w:ilvl="2" w:tplc="2572FF88">
-      <w:start w:val="1"/>
-      <w:numFmt w:val="bullet"/>
-      <w:lvlText w:val="■"/>
-      <w:lvlJc w:val="left"/>
-      <w:pPr>
-        <w:ind w:left="2160" w:hanging="360"/>
-      </w:pPr>
-    </w:lvl>
-    <w:lvl w:ilvl="3" w:tplc="91E6B57E">
-      <w:start w:val="1"/>
-      <w:numFmt w:val="bullet"/>
-      <w:lvlText w:val="●"/>
-      <w:lvlJc w:val="left"/>
-      <w:pPr>
-        <w:ind w:left="2880" w:hanging="360"/>
-      </w:pPr>
-    </w:lvl>
-    <w:lvl w:ilvl="4" w:tplc="19041FD0">
-      <w:start w:val="1"/>
-      <w:numFmt w:val="bullet"/>
-      <w:lvlText w:val="○"/>
-      <w:lvlJc w:val="left"/>
-      <w:pPr>
-        <w:ind w:left="3600" w:hanging="360"/>
-      </w:pPr>
-    </w:lvl>
-    <w:lvl w:ilvl="5" w:tplc="B68EEB26">
-      <w:start w:val="1"/>
-      <w:numFmt w:val="bullet"/>
-      <w:lvlText w:val="■"/>
-      <w:lvlJc w:val="left"/>
-      <w:pPr>
-        <w:ind w:left="4320" w:hanging="360"/>
-      </w:pPr>
-    </w:lvl>
-    <w:lvl w:ilvl="6" w:tplc="B3EAB2C6">
-      <w:start w:val="1"/>
-      <w:numFmt w:val="bullet"/>
-      <w:lvlText w:val="●"/>
-      <w:lvlJc w:val="left"/>
-      <w:pPr>
-        <w:ind w:left="5040" w:hanging="360"/>
-      </w:pPr>
-    </w:lvl>
-    <w:lvl w:ilvl="7" w:tplc="F83E1D42">
-      <w:start w:val="1"/>
-      <w:numFmt w:val="bullet"/>
-      <w:lvlText w:val="●"/>
-      <w:lvlJc w:val="left"/>
-      <w:pPr>
-        <w:ind w:left="5760" w:hanging="360"/>
-      </w:pPr>
-    </w:lvl>
-    <w:lvl w:ilvl="8" w:tplc="C8E6B89A">
-      <w:start w:val="1"/>
-      <w:numFmt w:val="bullet"/>
-      <w:lvlText w:val="●"/>
-      <w:lvlJc w:val="left"/>
-      <w:pPr>
-        <w:ind w:left="6480" w:hanging="360"/>
-      </w:pPr>
-    </w:lvl>
-  </w:abstractNum>
-  <w:num w:numId="1" w16cid:durableId="1807891889">
+  <w:num w:numId="1" w16cid:durableId="2137135089">
+    <w:abstractNumId w:val="1"/>
+    <w:lvlOverride w:ilvl="0">
+      <w:startOverride w:val="1"/>
+    </w:lvlOverride>
+  </w:num>
+  <w:num w:numId="2" w16cid:durableId="830952918">
+    <w:abstractNumId w:val="0"/>
+    <w:lvlOverride w:ilvl="0">
+      <w:startOverride w:val="1"/>
+    </w:lvlOverride>
+  </w:num>
+  <w:num w:numId="3" w16cid:durableId="1822234035">
     <w:abstractNumId w:val="3"/>
     <w:lvlOverride w:ilvl="0">
       <w:startOverride w:val="1"/>
     </w:lvlOverride>
   </w:num>
-  <w:num w:numId="2" w16cid:durableId="1171797113">
-    <w:abstractNumId w:val="0"/>
-    <w:lvlOverride w:ilvl="0">
-      <w:startOverride w:val="1"/>
-    </w:lvlOverride>
-  </w:num>
-  <w:num w:numId="3" w16cid:durableId="482897011">
+  <w:num w:numId="4" w16cid:durableId="355472865">
     <w:abstractNumId w:val="2"/>
-    <w:lvlOverride w:ilvl="0">
-      <w:startOverride w:val="1"/>
-    </w:lvlOverride>
-  </w:num>
-  <w:num w:numId="4" w16cid:durableId="1906990198">
-    <w:abstractNumId w:val="1"/>
     <w:lvlOverride w:ilvl="0">
       <w:startOverride w:val="1"/>
     </w:lvlOverride>
@@ -14904,7 +14904,7 @@
     <w:autoRedefine/>
     <w:uiPriority w:val="39"/>
     <w:unhideWhenUsed/>
-    <w:rsid w:val="00ED1122"/>
+    <w:rsid w:val="007D0B7F"/>
     <w:pPr>
       <w:spacing w:after="100"/>
     </w:pPr>
@@ -14916,7 +14916,7 @@
     <w:autoRedefine/>
     <w:uiPriority w:val="39"/>
     <w:unhideWhenUsed/>
-    <w:rsid w:val="00ED1122"/>
+    <w:rsid w:val="007D0B7F"/>
     <w:pPr>
       <w:spacing w:after="100"/>
       <w:ind w:left="210"/>

--- a/docs/manuals/RA_Training_Programme_and_Facilitator_Guide.docx
+++ b/docs/manuals/RA_Training_Programme_and_Facilitator_Guide.docx
@@ -469,7 +469,7 @@
                 <w:sz w:val="19"/>
                 <w:szCs w:val="19"/>
               </w:rPr>
-              <w:t>Version 1.2 · 20 September 2026</w:t>
+              <w:t>Version 1.3 · 20 September 2026</w:t>
             </w:r>
           </w:p>
         </w:tc>
@@ -538,7 +538,7 @@
     <w:sdt>
       <w:sdtPr>
         <w:alias w:val="Contents"/>
-        <w:id w:val="847526759"/>
+        <w:id w:val="-94638834"/>
       </w:sdtPr>
       <w:sdtEndPr/>
       <w:sdtContent>
@@ -567,7 +567,7 @@
           <w:r>
             <w:fldChar w:fldCharType="separate"/>
           </w:r>
-          <w:hyperlink w:anchor="_Toc240759057" w:history="1">
+          <w:hyperlink w:anchor="_Toc240767683" w:history="1">
             <w:r>
               <w:rPr>
                 <w:rStyle w:val="Hyperlink"/>
@@ -591,7 +591,7 @@
               <w:rPr>
                 <w:noProof/>
               </w:rPr>
-              <w:instrText xml:space="preserve"> PAGEREF _Toc240759057 \h </w:instrText>
+              <w:instrText xml:space="preserve"> PAGEREF _Toc240767683 \h </w:instrText>
             </w:r>
             <w:r>
               <w:rPr>
@@ -634,7 +634,7 @@
               <w14:ligatures w14:val="standardContextual"/>
             </w:rPr>
           </w:pPr>
-          <w:hyperlink w:anchor="_Toc240759058" w:history="1">
+          <w:hyperlink w:anchor="_Toc240767684" w:history="1">
             <w:r>
               <w:rPr>
                 <w:rStyle w:val="Hyperlink"/>
@@ -658,7 +658,7 @@
               <w:rPr>
                 <w:noProof/>
               </w:rPr>
-              <w:instrText xml:space="preserve"> PAGEREF _Toc240759058 \h </w:instrText>
+              <w:instrText xml:space="preserve"> PAGEREF _Toc240767684 \h </w:instrText>
             </w:r>
             <w:r>
               <w:rPr>
@@ -701,7 +701,7 @@
               <w14:ligatures w14:val="standardContextual"/>
             </w:rPr>
           </w:pPr>
-          <w:hyperlink w:anchor="_Toc240759059" w:history="1">
+          <w:hyperlink w:anchor="_Toc240767685" w:history="1">
             <w:r>
               <w:rPr>
                 <w:rStyle w:val="Hyperlink"/>
@@ -725,7 +725,7 @@
               <w:rPr>
                 <w:noProof/>
               </w:rPr>
-              <w:instrText xml:space="preserve"> PAGEREF _Toc240759059 \h </w:instrText>
+              <w:instrText xml:space="preserve"> PAGEREF _Toc240767685 \h </w:instrText>
             </w:r>
             <w:r>
               <w:rPr>
@@ -768,7 +768,7 @@
               <w14:ligatures w14:val="standardContextual"/>
             </w:rPr>
           </w:pPr>
-          <w:hyperlink w:anchor="_Toc240759060" w:history="1">
+          <w:hyperlink w:anchor="_Toc240767686" w:history="1">
             <w:r>
               <w:rPr>
                 <w:rStyle w:val="Hyperlink"/>
@@ -792,7 +792,7 @@
               <w:rPr>
                 <w:noProof/>
               </w:rPr>
-              <w:instrText xml:space="preserve"> PAGEREF _Toc240759060 \h </w:instrText>
+              <w:instrText xml:space="preserve"> PAGEREF _Toc240767686 \h </w:instrText>
             </w:r>
             <w:r>
               <w:rPr>
@@ -835,7 +835,7 @@
               <w14:ligatures w14:val="standardContextual"/>
             </w:rPr>
           </w:pPr>
-          <w:hyperlink w:anchor="_Toc240759061" w:history="1">
+          <w:hyperlink w:anchor="_Toc240767687" w:history="1">
             <w:r>
               <w:rPr>
                 <w:rStyle w:val="Hyperlink"/>
@@ -859,7 +859,7 @@
               <w:rPr>
                 <w:noProof/>
               </w:rPr>
-              <w:instrText xml:space="preserve"> PAGEREF _Toc240759061 \h </w:instrText>
+              <w:instrText xml:space="preserve"> PAGEREF _Toc240767687 \h </w:instrText>
             </w:r>
             <w:r>
               <w:rPr>
@@ -902,7 +902,7 @@
               <w14:ligatures w14:val="standardContextual"/>
             </w:rPr>
           </w:pPr>
-          <w:hyperlink w:anchor="_Toc240759062" w:history="1">
+          <w:hyperlink w:anchor="_Toc240767688" w:history="1">
             <w:r>
               <w:rPr>
                 <w:rStyle w:val="Hyperlink"/>
@@ -926,7 +926,7 @@
               <w:rPr>
                 <w:noProof/>
               </w:rPr>
-              <w:instrText xml:space="preserve"> PAGEREF _Toc240759062 \h </w:instrText>
+              <w:instrText xml:space="preserve"> PAGEREF _Toc240767688 \h </w:instrText>
             </w:r>
             <w:r>
               <w:rPr>
@@ -969,7 +969,7 @@
               <w14:ligatures w14:val="standardContextual"/>
             </w:rPr>
           </w:pPr>
-          <w:hyperlink w:anchor="_Toc240759063" w:history="1">
+          <w:hyperlink w:anchor="_Toc240767689" w:history="1">
             <w:r>
               <w:rPr>
                 <w:rStyle w:val="Hyperlink"/>
@@ -993,7 +993,7 @@
               <w:rPr>
                 <w:noProof/>
               </w:rPr>
-              <w:instrText xml:space="preserve"> PAGEREF _Toc240759063 \h </w:instrText>
+              <w:instrText xml:space="preserve"> PAGEREF _Toc240767689 \h </w:instrText>
             </w:r>
             <w:r>
               <w:rPr>
@@ -1036,7 +1036,7 @@
               <w14:ligatures w14:val="standardContextual"/>
             </w:rPr>
           </w:pPr>
-          <w:hyperlink w:anchor="_Toc240759064" w:history="1">
+          <w:hyperlink w:anchor="_Toc240767690" w:history="1">
             <w:r>
               <w:rPr>
                 <w:rStyle w:val="Hyperlink"/>
@@ -1060,7 +1060,7 @@
               <w:rPr>
                 <w:noProof/>
               </w:rPr>
-              <w:instrText xml:space="preserve"> PAGEREF _Toc240759064 \h </w:instrText>
+              <w:instrText xml:space="preserve"> PAGEREF _Toc240767690 \h </w:instrText>
             </w:r>
             <w:r>
               <w:rPr>
@@ -1103,7 +1103,7 @@
               <w14:ligatures w14:val="standardContextual"/>
             </w:rPr>
           </w:pPr>
-          <w:hyperlink w:anchor="_Toc240759065" w:history="1">
+          <w:hyperlink w:anchor="_Toc240767691" w:history="1">
             <w:r>
               <w:rPr>
                 <w:rStyle w:val="Hyperlink"/>
@@ -1127,7 +1127,7 @@
               <w:rPr>
                 <w:noProof/>
               </w:rPr>
-              <w:instrText xml:space="preserve"> PAGEREF _Toc240759065 \h </w:instrText>
+              <w:instrText xml:space="preserve"> PAGEREF _Toc240767691 \h </w:instrText>
             </w:r>
             <w:r>
               <w:rPr>
@@ -1170,7 +1170,7 @@
               <w14:ligatures w14:val="standardContextual"/>
             </w:rPr>
           </w:pPr>
-          <w:hyperlink w:anchor="_Toc240759066" w:history="1">
+          <w:hyperlink w:anchor="_Toc240767692" w:history="1">
             <w:r>
               <w:rPr>
                 <w:rStyle w:val="Hyperlink"/>
@@ -1194,7 +1194,7 @@
               <w:rPr>
                 <w:noProof/>
               </w:rPr>
-              <w:instrText xml:space="preserve"> PAGEREF _Toc240759066 \h </w:instrText>
+              <w:instrText xml:space="preserve"> PAGEREF _Toc240767692 \h </w:instrText>
             </w:r>
             <w:r>
               <w:rPr>
@@ -1237,7 +1237,7 @@
               <w14:ligatures w14:val="standardContextual"/>
             </w:rPr>
           </w:pPr>
-          <w:hyperlink w:anchor="_Toc240759067" w:history="1">
+          <w:hyperlink w:anchor="_Toc240767693" w:history="1">
             <w:r>
               <w:rPr>
                 <w:rStyle w:val="Hyperlink"/>
@@ -1261,7 +1261,7 @@
               <w:rPr>
                 <w:noProof/>
               </w:rPr>
-              <w:instrText xml:space="preserve"> PAGEREF _Toc240759067 \h </w:instrText>
+              <w:instrText xml:space="preserve"> PAGEREF _Toc240767693 \h </w:instrText>
             </w:r>
             <w:r>
               <w:rPr>
@@ -1304,7 +1304,7 @@
               <w14:ligatures w14:val="standardContextual"/>
             </w:rPr>
           </w:pPr>
-          <w:hyperlink w:anchor="_Toc240759068" w:history="1">
+          <w:hyperlink w:anchor="_Toc240767694" w:history="1">
             <w:r>
               <w:rPr>
                 <w:rStyle w:val="Hyperlink"/>
@@ -1328,7 +1328,7 @@
               <w:rPr>
                 <w:noProof/>
               </w:rPr>
-              <w:instrText xml:space="preserve"> PAGEREF _Toc240759068 \h </w:instrText>
+              <w:instrText xml:space="preserve"> PAGEREF _Toc240767694 \h </w:instrText>
             </w:r>
             <w:r>
               <w:rPr>
@@ -1371,7 +1371,7 @@
               <w14:ligatures w14:val="standardContextual"/>
             </w:rPr>
           </w:pPr>
-          <w:hyperlink w:anchor="_Toc240759069" w:history="1">
+          <w:hyperlink w:anchor="_Toc240767695" w:history="1">
             <w:r>
               <w:rPr>
                 <w:rStyle w:val="Hyperlink"/>
@@ -1395,7 +1395,7 @@
               <w:rPr>
                 <w:noProof/>
               </w:rPr>
-              <w:instrText xml:space="preserve"> PAGEREF _Toc240759069 \h </w:instrText>
+              <w:instrText xml:space="preserve"> PAGEREF _Toc240767695 \h </w:instrText>
             </w:r>
             <w:r>
               <w:rPr>
@@ -1438,7 +1438,7 @@
               <w14:ligatures w14:val="standardContextual"/>
             </w:rPr>
           </w:pPr>
-          <w:hyperlink w:anchor="_Toc240759070" w:history="1">
+          <w:hyperlink w:anchor="_Toc240767696" w:history="1">
             <w:r>
               <w:rPr>
                 <w:rStyle w:val="Hyperlink"/>
@@ -1462,7 +1462,7 @@
               <w:rPr>
                 <w:noProof/>
               </w:rPr>
-              <w:instrText xml:space="preserve"> PAGEREF _Toc240759070 \h </w:instrText>
+              <w:instrText xml:space="preserve"> PAGEREF _Toc240767696 \h </w:instrText>
             </w:r>
             <w:r>
               <w:rPr>
@@ -1505,7 +1505,7 @@
               <w14:ligatures w14:val="standardContextual"/>
             </w:rPr>
           </w:pPr>
-          <w:hyperlink w:anchor="_Toc240759071" w:history="1">
+          <w:hyperlink w:anchor="_Toc240767697" w:history="1">
             <w:r>
               <w:rPr>
                 <w:rStyle w:val="Hyperlink"/>
@@ -1529,7 +1529,7 @@
               <w:rPr>
                 <w:noProof/>
               </w:rPr>
-              <w:instrText xml:space="preserve"> PAGEREF _Toc240759071 \h </w:instrText>
+              <w:instrText xml:space="preserve"> PAGEREF _Toc240767697 \h </w:instrText>
             </w:r>
             <w:r>
               <w:rPr>
@@ -1572,7 +1572,7 @@
               <w14:ligatures w14:val="standardContextual"/>
             </w:rPr>
           </w:pPr>
-          <w:hyperlink w:anchor="_Toc240759072" w:history="1">
+          <w:hyperlink w:anchor="_Toc240767698" w:history="1">
             <w:r>
               <w:rPr>
                 <w:rStyle w:val="Hyperlink"/>
@@ -1596,7 +1596,7 @@
               <w:rPr>
                 <w:noProof/>
               </w:rPr>
-              <w:instrText xml:space="preserve"> PAGEREF _Toc240759072 \h </w:instrText>
+              <w:instrText xml:space="preserve"> PAGEREF _Toc240767698 \h </w:instrText>
             </w:r>
             <w:r>
               <w:rPr>
@@ -1639,7 +1639,7 @@
               <w14:ligatures w14:val="standardContextual"/>
             </w:rPr>
           </w:pPr>
-          <w:hyperlink w:anchor="_Toc240759073" w:history="1">
+          <w:hyperlink w:anchor="_Toc240767699" w:history="1">
             <w:r>
               <w:rPr>
                 <w:rStyle w:val="Hyperlink"/>
@@ -1663,7 +1663,7 @@
               <w:rPr>
                 <w:noProof/>
               </w:rPr>
-              <w:instrText xml:space="preserve"> PAGEREF _Toc240759073 \h </w:instrText>
+              <w:instrText xml:space="preserve"> PAGEREF _Toc240767699 \h </w:instrText>
             </w:r>
             <w:r>
               <w:rPr>
@@ -1706,7 +1706,7 @@
               <w14:ligatures w14:val="standardContextual"/>
             </w:rPr>
           </w:pPr>
-          <w:hyperlink w:anchor="_Toc240759074" w:history="1">
+          <w:hyperlink w:anchor="_Toc240767700" w:history="1">
             <w:r>
               <w:rPr>
                 <w:rStyle w:val="Hyperlink"/>
@@ -1730,7 +1730,7 @@
               <w:rPr>
                 <w:noProof/>
               </w:rPr>
-              <w:instrText xml:space="preserve"> PAGEREF _Toc240759074 \h </w:instrText>
+              <w:instrText xml:space="preserve"> PAGEREF _Toc240767700 \h </w:instrText>
             </w:r>
             <w:r>
               <w:rPr>
@@ -1773,7 +1773,7 @@
               <w14:ligatures w14:val="standardContextual"/>
             </w:rPr>
           </w:pPr>
-          <w:hyperlink w:anchor="_Toc240759075" w:history="1">
+          <w:hyperlink w:anchor="_Toc240767701" w:history="1">
             <w:r>
               <w:rPr>
                 <w:rStyle w:val="Hyperlink"/>
@@ -1797,7 +1797,7 @@
               <w:rPr>
                 <w:noProof/>
               </w:rPr>
-              <w:instrText xml:space="preserve"> PAGEREF _Toc240759075 \h </w:instrText>
+              <w:instrText xml:space="preserve"> PAGEREF _Toc240767701 \h </w:instrText>
             </w:r>
             <w:r>
               <w:rPr>
@@ -1840,7 +1840,7 @@
               <w14:ligatures w14:val="standardContextual"/>
             </w:rPr>
           </w:pPr>
-          <w:hyperlink w:anchor="_Toc240759076" w:history="1">
+          <w:hyperlink w:anchor="_Toc240767702" w:history="1">
             <w:r>
               <w:rPr>
                 <w:rStyle w:val="Hyperlink"/>
@@ -1864,7 +1864,7 @@
               <w:rPr>
                 <w:noProof/>
               </w:rPr>
-              <w:instrText xml:space="preserve"> PAGEREF _Toc240759076 \h </w:instrText>
+              <w:instrText xml:space="preserve"> PAGEREF _Toc240767702 \h </w:instrText>
             </w:r>
             <w:r>
               <w:rPr>
@@ -1907,7 +1907,7 @@
               <w14:ligatures w14:val="standardContextual"/>
             </w:rPr>
           </w:pPr>
-          <w:hyperlink w:anchor="_Toc240759077" w:history="1">
+          <w:hyperlink w:anchor="_Toc240767703" w:history="1">
             <w:r>
               <w:rPr>
                 <w:rStyle w:val="Hyperlink"/>
@@ -1931,7 +1931,7 @@
               <w:rPr>
                 <w:noProof/>
               </w:rPr>
-              <w:instrText xml:space="preserve"> PAGEREF _Toc240759077 \h </w:instrText>
+              <w:instrText xml:space="preserve"> PAGEREF _Toc240767703 \h </w:instrText>
             </w:r>
             <w:r>
               <w:rPr>
@@ -1974,7 +1974,7 @@
               <w14:ligatures w14:val="standardContextual"/>
             </w:rPr>
           </w:pPr>
-          <w:hyperlink w:anchor="_Toc240759078" w:history="1">
+          <w:hyperlink w:anchor="_Toc240767704" w:history="1">
             <w:r>
               <w:rPr>
                 <w:rStyle w:val="Hyperlink"/>
@@ -1998,7 +1998,7 @@
               <w:rPr>
                 <w:noProof/>
               </w:rPr>
-              <w:instrText xml:space="preserve"> PAGEREF _Toc240759078 \h </w:instrText>
+              <w:instrText xml:space="preserve"> PAGEREF _Toc240767704 \h </w:instrText>
             </w:r>
             <w:r>
               <w:rPr>
@@ -2041,7 +2041,7 @@
               <w14:ligatures w14:val="standardContextual"/>
             </w:rPr>
           </w:pPr>
-          <w:hyperlink w:anchor="_Toc240759079" w:history="1">
+          <w:hyperlink w:anchor="_Toc240767705" w:history="1">
             <w:r>
               <w:rPr>
                 <w:rStyle w:val="Hyperlink"/>
@@ -2065,7 +2065,7 @@
               <w:rPr>
                 <w:noProof/>
               </w:rPr>
-              <w:instrText xml:space="preserve"> PAGEREF _Toc240759079 \h </w:instrText>
+              <w:instrText xml:space="preserve"> PAGEREF _Toc240767705 \h </w:instrText>
             </w:r>
             <w:r>
               <w:rPr>
@@ -2108,7 +2108,7 @@
               <w14:ligatures w14:val="standardContextual"/>
             </w:rPr>
           </w:pPr>
-          <w:hyperlink w:anchor="_Toc240759080" w:history="1">
+          <w:hyperlink w:anchor="_Toc240767706" w:history="1">
             <w:r>
               <w:rPr>
                 <w:rStyle w:val="Hyperlink"/>
@@ -2132,7 +2132,7 @@
               <w:rPr>
                 <w:noProof/>
               </w:rPr>
-              <w:instrText xml:space="preserve"> PAGEREF _Toc240759080 \h </w:instrText>
+              <w:instrText xml:space="preserve"> PAGEREF _Toc240767706 \h </w:instrText>
             </w:r>
             <w:r>
               <w:rPr>
@@ -2171,7 +2171,7 @@
         <w:pStyle w:val="Heading1"/>
         <w:pageBreakBefore/>
       </w:pPr>
-      <w:bookmarkStart w:id="0" w:name="_Toc240759057"/>
+      <w:bookmarkStart w:id="0" w:name="_Toc240767683"/>
       <w:r>
         <w:lastRenderedPageBreak/>
         <w:t>1. Programme overview</w:t>
@@ -2577,7 +2577,7 @@
       <w:pPr>
         <w:pStyle w:val="Heading2"/>
       </w:pPr>
-      <w:bookmarkStart w:id="1" w:name="_Toc240759058"/>
+      <w:bookmarkStart w:id="1" w:name="_Toc240767684"/>
       <w:r>
         <w:t>1.1 Learning objectives</w:t>
       </w:r>
@@ -2678,7 +2678,7 @@
       <w:pPr>
         <w:pStyle w:val="Heading2"/>
       </w:pPr>
-      <w:bookmarkStart w:id="2" w:name="_Toc240759059"/>
+      <w:bookmarkStart w:id="2" w:name="_Toc240767685"/>
       <w:r>
         <w:t>1.2 Before the training (facilitator checklist)</w:t>
       </w:r>
@@ -3214,7 +3214,7 @@
       <w:pPr>
         <w:pStyle w:val="Heading2"/>
       </w:pPr>
-      <w:bookmarkStart w:id="3" w:name="_Toc240759060"/>
+      <w:bookmarkStart w:id="3" w:name="_Toc240767686"/>
       <w:r>
         <w:t>1.3 The practice environment</w:t>
       </w:r>
@@ -3360,7 +3360,7 @@
         <w:pStyle w:val="Heading1"/>
         <w:pageBreakBefore/>
       </w:pPr>
-      <w:bookmarkStart w:id="4" w:name="_Toc240759061"/>
+      <w:bookmarkStart w:id="4" w:name="_Toc240767687"/>
       <w:r>
         <w:lastRenderedPageBreak/>
         <w:t>2. Schedule</w:t>
@@ -3371,7 +3371,7 @@
       <w:pPr>
         <w:pStyle w:val="Heading2"/>
       </w:pPr>
-      <w:bookmarkStart w:id="5" w:name="_Toc240759062"/>
+      <w:bookmarkStart w:id="5" w:name="_Toc240767688"/>
       <w:r>
         <w:t>Day 1 — Foundations (all RAs)</w:t>
       </w:r>
@@ -4654,7 +4654,7 @@
       <w:pPr>
         <w:pStyle w:val="Heading2"/>
       </w:pPr>
-      <w:bookmarkStart w:id="6" w:name="_Toc240759063"/>
+      <w:bookmarkStart w:id="6" w:name="_Toc240767689"/>
       <w:r>
         <w:t>Day 2 — Role tracks</w:t>
       </w:r>
@@ -6182,7 +6182,7 @@
       <w:pPr>
         <w:pStyle w:val="Heading2"/>
       </w:pPr>
-      <w:bookmarkStart w:id="7" w:name="_Toc240759064"/>
+      <w:bookmarkStart w:id="7" w:name="_Toc240767690"/>
       <w:r>
         <w:t>Day 3 — Practice and assessment</w:t>
       </w:r>
@@ -7152,7 +7152,7 @@
       <w:pPr>
         <w:pStyle w:val="Heading2"/>
       </w:pPr>
-      <w:bookmarkStart w:id="8" w:name="_Toc240759065"/>
+      <w:bookmarkStart w:id="8" w:name="_Toc240767691"/>
       <w:r>
         <w:t>After the training</w:t>
       </w:r>
@@ -7487,7 +7487,7 @@
         <w:pStyle w:val="Heading1"/>
         <w:pageBreakBefore/>
       </w:pPr>
-      <w:bookmarkStart w:id="9" w:name="_Toc240759066"/>
+      <w:bookmarkStart w:id="9" w:name="_Toc240767692"/>
       <w:r>
         <w:lastRenderedPageBreak/>
         <w:t>3. Session plans</w:t>
@@ -7506,7 +7506,7 @@
       <w:pPr>
         <w:pStyle w:val="Heading2"/>
       </w:pPr>
-      <w:bookmarkStart w:id="10" w:name="_Toc240759067"/>
+      <w:bookmarkStart w:id="10" w:name="_Toc240767693"/>
       <w:r>
         <w:t>Module 1 — The study (60 min)</w:t>
       </w:r>
@@ -7601,7 +7601,7 @@
       <w:pPr>
         <w:pStyle w:val="Heading2"/>
       </w:pPr>
-      <w:bookmarkStart w:id="11" w:name="_Toc240759068"/>
+      <w:bookmarkStart w:id="11" w:name="_Toc240767694"/>
       <w:r>
         <w:t>Module 2 — Research ethics and consent (60 min)</w:t>
       </w:r>
@@ -7696,7 +7696,7 @@
       <w:pPr>
         <w:pStyle w:val="Heading2"/>
       </w:pPr>
-      <w:bookmarkStart w:id="12" w:name="_Toc240759069"/>
+      <w:bookmarkStart w:id="12" w:name="_Toc240767695"/>
       <w:r>
         <w:t>Module 3 — Data protection (60 min)</w:t>
       </w:r>
@@ -7791,7 +7791,7 @@
       <w:pPr>
         <w:pStyle w:val="Heading2"/>
       </w:pPr>
-      <w:bookmarkStart w:id="13" w:name="_Toc240759070"/>
+      <w:bookmarkStart w:id="13" w:name="_Toc240767696"/>
       <w:r>
         <w:t>Module 5 — The portal (75 min)</w:t>
       </w:r>
@@ -7886,7 +7886,7 @@
       <w:pPr>
         <w:pStyle w:val="Heading2"/>
       </w:pPr>
-      <w:bookmarkStart w:id="14" w:name="_Toc240759071"/>
+      <w:bookmarkStart w:id="14" w:name="_Toc240767697"/>
       <w:r>
         <w:t>Module 6 — The respondent journey (45 min)</w:t>
       </w:r>
@@ -7982,7 +7982,7 @@
       <w:pPr>
         <w:pStyle w:val="Heading2"/>
       </w:pPr>
-      <w:bookmarkStart w:id="15" w:name="_Toc240759072"/>
+      <w:bookmarkStart w:id="15" w:name="_Toc240767698"/>
       <w:r>
         <w:t>Module 8 — Communication skills (90 min)</w:t>
       </w:r>
@@ -8077,7 +8077,7 @@
       <w:pPr>
         <w:pStyle w:val="Heading2"/>
       </w:pPr>
-      <w:bookmarkStart w:id="16" w:name="_Toc240759073"/>
+      <w:bookmarkStart w:id="16" w:name="_Toc240767699"/>
       <w:r>
         <w:t>Module 9 — Quality judgement (90 min)</w:t>
       </w:r>
@@ -8173,7 +8173,7 @@
         <w:pStyle w:val="Heading1"/>
         <w:pageBreakBefore/>
       </w:pPr>
-      <w:bookmarkStart w:id="17" w:name="_Toc240759074"/>
+      <w:bookmarkStart w:id="17" w:name="_Toc240767700"/>
       <w:r>
         <w:lastRenderedPageBreak/>
         <w:t>4. Role-plays and simulation</w:t>
@@ -9127,7 +9127,7 @@
       <w:pPr>
         <w:pStyle w:val="Heading2"/>
       </w:pPr>
-      <w:bookmarkStart w:id="18" w:name="_Toc240759075"/>
+      <w:bookmarkStart w:id="18" w:name="_Toc240767701"/>
       <w:r>
         <w:t>Field simulation (Day 3)</w:t>
       </w:r>
@@ -9222,7 +9222,7 @@
         <w:pStyle w:val="Heading1"/>
         <w:pageBreakBefore/>
       </w:pPr>
-      <w:bookmarkStart w:id="19" w:name="_Toc240759076"/>
+      <w:bookmarkStart w:id="19" w:name="_Toc240767702"/>
       <w:r>
         <w:lastRenderedPageBreak/>
         <w:t>5. Assessment and certification</w:t>
@@ -9233,7 +9233,7 @@
       <w:pPr>
         <w:pStyle w:val="Heading2"/>
       </w:pPr>
-      <w:bookmarkStart w:id="20" w:name="_Toc240759077"/>
+      <w:bookmarkStart w:id="20" w:name="_Toc240767703"/>
       <w:r>
         <w:t>5.1 Competencies</w:t>
       </w:r>
@@ -9624,7 +9624,7 @@
       <w:pPr>
         <w:pStyle w:val="Heading2"/>
       </w:pPr>
-      <w:bookmarkStart w:id="21" w:name="_Toc240759078"/>
+      <w:bookmarkStart w:id="21" w:name="_Toc240767704"/>
       <w:r>
         <w:t>5.2 Written assessment (answer key)</w:t>
       </w:r>
@@ -10984,7 +10984,7 @@
       <w:pPr>
         <w:pStyle w:val="Heading2"/>
       </w:pPr>
-      <w:bookmarkStart w:id="22" w:name="_Toc240759079"/>
+      <w:bookmarkStart w:id="22" w:name="_Toc240767705"/>
       <w:r>
         <w:t>5.3 Practical assessment</w:t>
       </w:r>
@@ -12247,7 +12247,7 @@
         <w:pStyle w:val="Heading1"/>
         <w:pageBreakBefore/>
       </w:pPr>
-      <w:bookmarkStart w:id="23" w:name="_Toc240759080"/>
+      <w:bookmarkStart w:id="23" w:name="_Toc240767706"/>
       <w:r>
         <w:lastRenderedPageBreak/>
         <w:t>6. Attendance register</w:t>
@@ -13826,7 +13826,7 @@
         <w:sz w:val="16"/>
         <w:szCs w:val="16"/>
       </w:rPr>
-      <w:t>Version 1.2 · 20 September 2026</w:t>
+      <w:t>Version 1.3 · 20 September 2026</w:t>
     </w:r>
     <w:r>
       <w:rPr>
@@ -13999,154 +13999,10 @@
 <file path=word/numbering.xml><?xml version="1.0" encoding="utf-8"?>
 <w:numbering xmlns:wpc="http://schemas.microsoft.com/office/word/2010/wordprocessingCanvas" xmlns:cx="http://schemas.microsoft.com/office/drawing/2014/chartex" xmlns:cx1="http://schemas.microsoft.com/office/drawing/2015/9/8/chartex" xmlns:cx2="http://schemas.microsoft.com/office/drawing/2015/10/21/chartex" xmlns:cx3="http://schemas.microsoft.com/office/drawing/2016/5/9/chartex" xmlns:cx4="http://schemas.microsoft.com/office/drawing/2016/5/10/chartex" xmlns:cx5="http://schemas.microsoft.com/office/drawing/2016/5/11/chartex" xmlns:cx6="http://schemas.microsoft.com/office/drawing/2016/5/12/chartex" xmlns:cx7="http://schemas.microsoft.com/office/drawing/2016/5/13/chartex" xmlns:cx8="http://schemas.microsoft.com/office/drawing/2016/5/14/chartex" xmlns:mc="http://schemas.openxmlformats.org/markup-compatibility/2006" xmlns:aink="http://schemas.microsoft.com/office/drawing/2016/ink" xmlns:am3d="http://schemas.microsoft.com/office/drawing/2017/model3d" xmlns:o="urn:schemas-microsoft-com:office:office" xmlns:oel="http://schemas.microsoft.com/office/2019/extlst" xmlns:r="http://schemas.openxmlformats.org/officeDocument/2006/relationships" xmlns:m="http://schemas.openxmlformats.org/officeDocument/2006/math" xmlns:v="urn:schemas-microsoft-com:vml" xmlns:wp14="http://schemas.microsoft.com/office/word/2010/wordprocessingDrawing" xmlns:wp="http://schemas.openxmlformats.org/drawingml/2006/wordprocessingDrawing" xmlns:w10="urn:schemas-microsoft-com:office:word" xmlns:w="http://schemas.openxmlformats.org/wordprocessingml/2006/main" xmlns:w14="http://schemas.microsoft.com/office/word/2010/wordml" xmlns:w15="http://schemas.microsoft.com/office/word/2012/wordml" xmlns:w16cex="http://schemas.microsoft.com/office/word/2018/wordml/cex" xmlns:w16cid="http://schemas.microsoft.com/office/word/2016/wordml/cid" xmlns:w16="http://schemas.microsoft.com/office/word/2018/wordml" xmlns:w16sdtdh="http://schemas.microsoft.com/office/word/2020/wordml/sdtdatahash" xmlns:w16se="http://schemas.microsoft.com/office/word/2015/wordml/symex" xmlns:wpg="http://schemas.microsoft.com/office/word/2010/wordprocessingGroup" xmlns:wpi="http://schemas.microsoft.com/office/word/2010/wordprocessingInk" xmlns:wne="http://schemas.microsoft.com/office/word/2006/wordml" xmlns:wps="http://schemas.microsoft.com/office/word/2010/wordprocessingShape" mc:Ignorable="w14 w15 w16se w16cid w16 w16cex w16sdtdh wp14">
   <w:abstractNum w:abstractNumId="0" w15:restartNumberingAfterBreak="0">
-    <w:nsid w:val="30A55D1E"/>
+    <w:nsid w:val="19904EC8"/>
     <w:multiLevelType w:val="hybridMultilevel"/>
-    <w:tmpl w:val="30685FEC"/>
-    <w:lvl w:ilvl="0" w:tplc="5E682A60">
-      <w:start w:val="1"/>
-      <w:numFmt w:val="bullet"/>
-      <w:lvlText w:val="•"/>
-      <w:lvlJc w:val="left"/>
-      <w:pPr>
-        <w:ind w:left="460" w:hanging="280"/>
-      </w:pPr>
-    </w:lvl>
-    <w:lvl w:ilvl="1" w:tplc="1E04FD18">
-      <w:start w:val="1"/>
-      <w:numFmt w:val="bullet"/>
-      <w:lvlText w:val="–"/>
-      <w:lvlJc w:val="left"/>
-      <w:pPr>
-        <w:ind w:left="900" w:hanging="280"/>
-      </w:pPr>
-    </w:lvl>
-    <w:lvl w:ilvl="2" w:tplc="205CCB68">
-      <w:numFmt w:val="decimal"/>
-      <w:lvlText w:val=""/>
-      <w:lvlJc w:val="left"/>
-    </w:lvl>
-    <w:lvl w:ilvl="3" w:tplc="D452D410">
-      <w:numFmt w:val="decimal"/>
-      <w:lvlText w:val=""/>
-      <w:lvlJc w:val="left"/>
-    </w:lvl>
-    <w:lvl w:ilvl="4" w:tplc="F2A2CD9A">
-      <w:numFmt w:val="decimal"/>
-      <w:lvlText w:val=""/>
-      <w:lvlJc w:val="left"/>
-    </w:lvl>
-    <w:lvl w:ilvl="5" w:tplc="03820684">
-      <w:numFmt w:val="decimal"/>
-      <w:lvlText w:val=""/>
-      <w:lvlJc w:val="left"/>
-    </w:lvl>
-    <w:lvl w:ilvl="6" w:tplc="2E189978">
-      <w:numFmt w:val="decimal"/>
-      <w:lvlText w:val=""/>
-      <w:lvlJc w:val="left"/>
-    </w:lvl>
-    <w:lvl w:ilvl="7" w:tplc="3A067D8A">
-      <w:numFmt w:val="decimal"/>
-      <w:lvlText w:val=""/>
-      <w:lvlJc w:val="left"/>
-    </w:lvl>
-    <w:lvl w:ilvl="8" w:tplc="8920F9F8">
-      <w:numFmt w:val="decimal"/>
-      <w:lvlText w:val=""/>
-      <w:lvlJc w:val="left"/>
-    </w:lvl>
-  </w:abstractNum>
-  <w:abstractNum w:abstractNumId="1" w15:restartNumberingAfterBreak="0">
-    <w:nsid w:val="31CC14C9"/>
-    <w:multiLevelType w:val="hybridMultilevel"/>
-    <w:tmpl w:val="143A4CB0"/>
-    <w:lvl w:ilvl="0" w:tplc="7E028CA4">
-      <w:start w:val="1"/>
-      <w:numFmt w:val="bullet"/>
-      <w:lvlText w:val="●"/>
-      <w:lvlJc w:val="left"/>
-      <w:pPr>
-        <w:ind w:left="720" w:hanging="360"/>
-      </w:pPr>
-    </w:lvl>
-    <w:lvl w:ilvl="1" w:tplc="D64EFB16">
-      <w:start w:val="1"/>
-      <w:numFmt w:val="bullet"/>
-      <w:lvlText w:val="○"/>
-      <w:lvlJc w:val="left"/>
-      <w:pPr>
-        <w:ind w:left="1440" w:hanging="360"/>
-      </w:pPr>
-    </w:lvl>
-    <w:lvl w:ilvl="2" w:tplc="4634CE7A">
-      <w:start w:val="1"/>
-      <w:numFmt w:val="bullet"/>
-      <w:lvlText w:val="■"/>
-      <w:lvlJc w:val="left"/>
-      <w:pPr>
-        <w:ind w:left="2160" w:hanging="360"/>
-      </w:pPr>
-    </w:lvl>
-    <w:lvl w:ilvl="3" w:tplc="D09476AC">
-      <w:start w:val="1"/>
-      <w:numFmt w:val="bullet"/>
-      <w:lvlText w:val="●"/>
-      <w:lvlJc w:val="left"/>
-      <w:pPr>
-        <w:ind w:left="2880" w:hanging="360"/>
-      </w:pPr>
-    </w:lvl>
-    <w:lvl w:ilvl="4" w:tplc="1640FF98">
-      <w:start w:val="1"/>
-      <w:numFmt w:val="bullet"/>
-      <w:lvlText w:val="○"/>
-      <w:lvlJc w:val="left"/>
-      <w:pPr>
-        <w:ind w:left="3600" w:hanging="360"/>
-      </w:pPr>
-    </w:lvl>
-    <w:lvl w:ilvl="5" w:tplc="0AACEA82">
-      <w:start w:val="1"/>
-      <w:numFmt w:val="bullet"/>
-      <w:lvlText w:val="■"/>
-      <w:lvlJc w:val="left"/>
-      <w:pPr>
-        <w:ind w:left="4320" w:hanging="360"/>
-      </w:pPr>
-    </w:lvl>
-    <w:lvl w:ilvl="6" w:tplc="045C9F0E">
-      <w:start w:val="1"/>
-      <w:numFmt w:val="bullet"/>
-      <w:lvlText w:val="●"/>
-      <w:lvlJc w:val="left"/>
-      <w:pPr>
-        <w:ind w:left="5040" w:hanging="360"/>
-      </w:pPr>
-    </w:lvl>
-    <w:lvl w:ilvl="7" w:tplc="70FCE1FC">
-      <w:start w:val="1"/>
-      <w:numFmt w:val="bullet"/>
-      <w:lvlText w:val="●"/>
-      <w:lvlJc w:val="left"/>
-      <w:pPr>
-        <w:ind w:left="5760" w:hanging="360"/>
-      </w:pPr>
-    </w:lvl>
-    <w:lvl w:ilvl="8" w:tplc="1CEC0F3A">
-      <w:start w:val="1"/>
-      <w:numFmt w:val="bullet"/>
-      <w:lvlText w:val="●"/>
-      <w:lvlJc w:val="left"/>
-      <w:pPr>
-        <w:ind w:left="6480" w:hanging="360"/>
-      </w:pPr>
-    </w:lvl>
-  </w:abstractNum>
-  <w:abstractNum w:abstractNumId="2" w15:restartNumberingAfterBreak="0">
-    <w:nsid w:val="47B401F8"/>
-    <w:multiLevelType w:val="hybridMultilevel"/>
-    <w:tmpl w:val="6CFA3F38"/>
-    <w:lvl w:ilvl="0" w:tplc="BBCE606C">
+    <w:tmpl w:val="4B9636F0"/>
+    <w:lvl w:ilvl="0" w:tplc="FB129DCA">
       <w:start w:val="1"/>
       <w:numFmt w:val="decimal"/>
       <w:lvlText w:val="%1."/>
@@ -14160,52 +14016,110 @@
         <w:color w:val="A67C27"/>
       </w:rPr>
     </w:lvl>
-    <w:lvl w:ilvl="1" w:tplc="9C9CB164">
+    <w:lvl w:ilvl="1" w:tplc="D3B44AC0">
       <w:numFmt w:val="decimal"/>
       <w:lvlText w:val=""/>
       <w:lvlJc w:val="left"/>
     </w:lvl>
-    <w:lvl w:ilvl="2" w:tplc="E1AE4C1E">
+    <w:lvl w:ilvl="2" w:tplc="101A2A8A">
       <w:numFmt w:val="decimal"/>
       <w:lvlText w:val=""/>
       <w:lvlJc w:val="left"/>
     </w:lvl>
-    <w:lvl w:ilvl="3" w:tplc="97FE645E">
+    <w:lvl w:ilvl="3" w:tplc="53CC168A">
       <w:numFmt w:val="decimal"/>
       <w:lvlText w:val=""/>
       <w:lvlJc w:val="left"/>
     </w:lvl>
-    <w:lvl w:ilvl="4" w:tplc="C58E80E6">
+    <w:lvl w:ilvl="4" w:tplc="068ED2D6">
       <w:numFmt w:val="decimal"/>
       <w:lvlText w:val=""/>
       <w:lvlJc w:val="left"/>
     </w:lvl>
-    <w:lvl w:ilvl="5" w:tplc="60BEDCD6">
+    <w:lvl w:ilvl="5" w:tplc="E4B0AFFA">
       <w:numFmt w:val="decimal"/>
       <w:lvlText w:val=""/>
       <w:lvlJc w:val="left"/>
     </w:lvl>
-    <w:lvl w:ilvl="6" w:tplc="AD261032">
+    <w:lvl w:ilvl="6" w:tplc="86E22E1E">
       <w:numFmt w:val="decimal"/>
       <w:lvlText w:val=""/>
       <w:lvlJc w:val="left"/>
     </w:lvl>
-    <w:lvl w:ilvl="7" w:tplc="D4D44602">
+    <w:lvl w:ilvl="7" w:tplc="B5645E24">
       <w:numFmt w:val="decimal"/>
       <w:lvlText w:val=""/>
       <w:lvlJc w:val="left"/>
     </w:lvl>
-    <w:lvl w:ilvl="8" w:tplc="11C61DA0">
+    <w:lvl w:ilvl="8" w:tplc="109226F4">
       <w:numFmt w:val="decimal"/>
       <w:lvlText w:val=""/>
       <w:lvlJc w:val="left"/>
     </w:lvl>
   </w:abstractNum>
-  <w:abstractNum w:abstractNumId="3" w15:restartNumberingAfterBreak="0">
-    <w:nsid w:val="71841842"/>
+  <w:abstractNum w:abstractNumId="1" w15:restartNumberingAfterBreak="0">
+    <w:nsid w:val="25B6029A"/>
     <w:multiLevelType w:val="hybridMultilevel"/>
-    <w:tmpl w:val="91D89BCE"/>
-    <w:lvl w:ilvl="0" w:tplc="B45CD16E">
+    <w:tmpl w:val="164CEAF8"/>
+    <w:lvl w:ilvl="0" w:tplc="B790A366">
+      <w:start w:val="1"/>
+      <w:numFmt w:val="bullet"/>
+      <w:lvlText w:val="•"/>
+      <w:lvlJc w:val="left"/>
+      <w:pPr>
+        <w:ind w:left="460" w:hanging="280"/>
+      </w:pPr>
+    </w:lvl>
+    <w:lvl w:ilvl="1" w:tplc="1AF44214">
+      <w:start w:val="1"/>
+      <w:numFmt w:val="bullet"/>
+      <w:lvlText w:val="–"/>
+      <w:lvlJc w:val="left"/>
+      <w:pPr>
+        <w:ind w:left="900" w:hanging="280"/>
+      </w:pPr>
+    </w:lvl>
+    <w:lvl w:ilvl="2" w:tplc="67D84E6E">
+      <w:numFmt w:val="decimal"/>
+      <w:lvlText w:val=""/>
+      <w:lvlJc w:val="left"/>
+    </w:lvl>
+    <w:lvl w:ilvl="3" w:tplc="2DF0B18E">
+      <w:numFmt w:val="decimal"/>
+      <w:lvlText w:val=""/>
+      <w:lvlJc w:val="left"/>
+    </w:lvl>
+    <w:lvl w:ilvl="4" w:tplc="4870715A">
+      <w:numFmt w:val="decimal"/>
+      <w:lvlText w:val=""/>
+      <w:lvlJc w:val="left"/>
+    </w:lvl>
+    <w:lvl w:ilvl="5" w:tplc="F4B8BB6C">
+      <w:numFmt w:val="decimal"/>
+      <w:lvlText w:val=""/>
+      <w:lvlJc w:val="left"/>
+    </w:lvl>
+    <w:lvl w:ilvl="6" w:tplc="A732C8D6">
+      <w:numFmt w:val="decimal"/>
+      <w:lvlText w:val=""/>
+      <w:lvlJc w:val="left"/>
+    </w:lvl>
+    <w:lvl w:ilvl="7" w:tplc="42D2E1A8">
+      <w:numFmt w:val="decimal"/>
+      <w:lvlText w:val=""/>
+      <w:lvlJc w:val="left"/>
+    </w:lvl>
+    <w:lvl w:ilvl="8" w:tplc="6F048F4E">
+      <w:numFmt w:val="decimal"/>
+      <w:lvlText w:val=""/>
+      <w:lvlJc w:val="left"/>
+    </w:lvl>
+  </w:abstractNum>
+  <w:abstractNum w:abstractNumId="2" w15:restartNumberingAfterBreak="0">
+    <w:nsid w:val="71A51438"/>
+    <w:multiLevelType w:val="hybridMultilevel"/>
+    <w:tmpl w:val="C6BA431E"/>
+    <w:lvl w:ilvl="0" w:tplc="3D1810CA">
       <w:start w:val="1"/>
       <w:numFmt w:val="decimal"/>
       <w:lvlText w:val="%1."/>
@@ -14219,66 +14133,152 @@
         <w:color w:val="A67C27"/>
       </w:rPr>
     </w:lvl>
-    <w:lvl w:ilvl="1" w:tplc="24E6089E">
+    <w:lvl w:ilvl="1" w:tplc="7D16186E">
       <w:numFmt w:val="decimal"/>
       <w:lvlText w:val=""/>
       <w:lvlJc w:val="left"/>
     </w:lvl>
-    <w:lvl w:ilvl="2" w:tplc="04546682">
+    <w:lvl w:ilvl="2" w:tplc="A37EC190">
       <w:numFmt w:val="decimal"/>
       <w:lvlText w:val=""/>
       <w:lvlJc w:val="left"/>
     </w:lvl>
-    <w:lvl w:ilvl="3" w:tplc="2878D05A">
+    <w:lvl w:ilvl="3" w:tplc="59D01AA2">
       <w:numFmt w:val="decimal"/>
       <w:lvlText w:val=""/>
       <w:lvlJc w:val="left"/>
     </w:lvl>
-    <w:lvl w:ilvl="4" w:tplc="8F5C3F8E">
+    <w:lvl w:ilvl="4" w:tplc="1E1A1BB8">
       <w:numFmt w:val="decimal"/>
       <w:lvlText w:val=""/>
       <w:lvlJc w:val="left"/>
     </w:lvl>
-    <w:lvl w:ilvl="5" w:tplc="73EEFD2E">
+    <w:lvl w:ilvl="5" w:tplc="B60A31D4">
       <w:numFmt w:val="decimal"/>
       <w:lvlText w:val=""/>
       <w:lvlJc w:val="left"/>
     </w:lvl>
-    <w:lvl w:ilvl="6" w:tplc="71ECE9F4">
+    <w:lvl w:ilvl="6" w:tplc="EB92C6E4">
       <w:numFmt w:val="decimal"/>
       <w:lvlText w:val=""/>
       <w:lvlJc w:val="left"/>
     </w:lvl>
-    <w:lvl w:ilvl="7" w:tplc="D856E42C">
+    <w:lvl w:ilvl="7" w:tplc="C06EC260">
       <w:numFmt w:val="decimal"/>
       <w:lvlText w:val=""/>
       <w:lvlJc w:val="left"/>
     </w:lvl>
-    <w:lvl w:ilvl="8" w:tplc="183E81B8">
+    <w:lvl w:ilvl="8" w:tplc="8996DC38">
       <w:numFmt w:val="decimal"/>
       <w:lvlText w:val=""/>
       <w:lvlJc w:val="left"/>
     </w:lvl>
   </w:abstractNum>
-  <w:num w:numId="1" w16cid:durableId="2137135089">
+  <w:abstractNum w:abstractNumId="3" w15:restartNumberingAfterBreak="0">
+    <w:nsid w:val="776D58D9"/>
+    <w:multiLevelType w:val="hybridMultilevel"/>
+    <w:tmpl w:val="AB8A69CC"/>
+    <w:lvl w:ilvl="0" w:tplc="2F54FD12">
+      <w:start w:val="1"/>
+      <w:numFmt w:val="bullet"/>
+      <w:lvlText w:val="●"/>
+      <w:lvlJc w:val="left"/>
+      <w:pPr>
+        <w:ind w:left="720" w:hanging="360"/>
+      </w:pPr>
+    </w:lvl>
+    <w:lvl w:ilvl="1" w:tplc="262CC8E0">
+      <w:start w:val="1"/>
+      <w:numFmt w:val="bullet"/>
+      <w:lvlText w:val="○"/>
+      <w:lvlJc w:val="left"/>
+      <w:pPr>
+        <w:ind w:left="1440" w:hanging="360"/>
+      </w:pPr>
+    </w:lvl>
+    <w:lvl w:ilvl="2" w:tplc="D5FA8E7C">
+      <w:start w:val="1"/>
+      <w:numFmt w:val="bullet"/>
+      <w:lvlText w:val="■"/>
+      <w:lvlJc w:val="left"/>
+      <w:pPr>
+        <w:ind w:left="2160" w:hanging="360"/>
+      </w:pPr>
+    </w:lvl>
+    <w:lvl w:ilvl="3" w:tplc="9D881590">
+      <w:start w:val="1"/>
+      <w:numFmt w:val="bullet"/>
+      <w:lvlText w:val="●"/>
+      <w:lvlJc w:val="left"/>
+      <w:pPr>
+        <w:ind w:left="2880" w:hanging="360"/>
+      </w:pPr>
+    </w:lvl>
+    <w:lvl w:ilvl="4" w:tplc="92AC7AF2">
+      <w:start w:val="1"/>
+      <w:numFmt w:val="bullet"/>
+      <w:lvlText w:val="○"/>
+      <w:lvlJc w:val="left"/>
+      <w:pPr>
+        <w:ind w:left="3600" w:hanging="360"/>
+      </w:pPr>
+    </w:lvl>
+    <w:lvl w:ilvl="5" w:tplc="35067C12">
+      <w:start w:val="1"/>
+      <w:numFmt w:val="bullet"/>
+      <w:lvlText w:val="■"/>
+      <w:lvlJc w:val="left"/>
+      <w:pPr>
+        <w:ind w:left="4320" w:hanging="360"/>
+      </w:pPr>
+    </w:lvl>
+    <w:lvl w:ilvl="6" w:tplc="46824594">
+      <w:start w:val="1"/>
+      <w:numFmt w:val="bullet"/>
+      <w:lvlText w:val="●"/>
+      <w:lvlJc w:val="left"/>
+      <w:pPr>
+        <w:ind w:left="5040" w:hanging="360"/>
+      </w:pPr>
+    </w:lvl>
+    <w:lvl w:ilvl="7" w:tplc="C53874E0">
+      <w:start w:val="1"/>
+      <w:numFmt w:val="bullet"/>
+      <w:lvlText w:val="●"/>
+      <w:lvlJc w:val="left"/>
+      <w:pPr>
+        <w:ind w:left="5760" w:hanging="360"/>
+      </w:pPr>
+    </w:lvl>
+    <w:lvl w:ilvl="8" w:tplc="2C9E23F8">
+      <w:start w:val="1"/>
+      <w:numFmt w:val="bullet"/>
+      <w:lvlText w:val="●"/>
+      <w:lvlJc w:val="left"/>
+      <w:pPr>
+        <w:ind w:left="6480" w:hanging="360"/>
+      </w:pPr>
+    </w:lvl>
+  </w:abstractNum>
+  <w:num w:numId="1" w16cid:durableId="214390353">
+    <w:abstractNumId w:val="3"/>
+    <w:lvlOverride w:ilvl="0">
+      <w:startOverride w:val="1"/>
+    </w:lvlOverride>
+  </w:num>
+  <w:num w:numId="2" w16cid:durableId="1573664441">
     <w:abstractNumId w:val="1"/>
     <w:lvlOverride w:ilvl="0">
       <w:startOverride w:val="1"/>
     </w:lvlOverride>
   </w:num>
-  <w:num w:numId="2" w16cid:durableId="830952918">
+  <w:num w:numId="3" w16cid:durableId="235751959">
     <w:abstractNumId w:val="0"/>
     <w:lvlOverride w:ilvl="0">
       <w:startOverride w:val="1"/>
     </w:lvlOverride>
   </w:num>
-  <w:num w:numId="3" w16cid:durableId="1822234035">
-    <w:abstractNumId w:val="3"/>
-    <w:lvlOverride w:ilvl="0">
-      <w:startOverride w:val="1"/>
-    </w:lvlOverride>
-  </w:num>
-  <w:num w:numId="4" w16cid:durableId="355472865">
+  <w:num w:numId="4" w16cid:durableId="150948302">
     <w:abstractNumId w:val="2"/>
     <w:lvlOverride w:ilvl="0">
       <w:startOverride w:val="1"/>
@@ -14904,7 +14904,7 @@
     <w:autoRedefine/>
     <w:uiPriority w:val="39"/>
     <w:unhideWhenUsed/>
-    <w:rsid w:val="007D0B7F"/>
+    <w:rsid w:val="007C4033"/>
     <w:pPr>
       <w:spacing w:after="100"/>
     </w:pPr>
@@ -14916,7 +14916,7 @@
     <w:autoRedefine/>
     <w:uiPriority w:val="39"/>
     <w:unhideWhenUsed/>
-    <w:rsid w:val="007D0B7F"/>
+    <w:rsid w:val="007C4033"/>
     <w:pPr>
       <w:spacing w:after="100"/>
       <w:ind w:left="210"/>

--- a/docs/manuals/RA_Training_Programme_and_Facilitator_Guide.docx
+++ b/docs/manuals/RA_Training_Programme_and_Facilitator_Guide.docx
@@ -469,7 +469,7 @@
                 <w:sz w:val="19"/>
                 <w:szCs w:val="19"/>
               </w:rPr>
-              <w:t>Version 1.3 · 20 September 2026</w:t>
+              <w:t>Version 1.4 · 20 September 2026</w:t>
             </w:r>
           </w:p>
         </w:tc>
@@ -538,7 +538,7 @@
     <w:sdt>
       <w:sdtPr>
         <w:alias w:val="Contents"/>
-        <w:id w:val="-94638834"/>
+        <w:id w:val="-482318670"/>
       </w:sdtPr>
       <w:sdtEndPr/>
       <w:sdtContent>
@@ -567,7 +567,7 @@
           <w:r>
             <w:fldChar w:fldCharType="separate"/>
           </w:r>
-          <w:hyperlink w:anchor="_Toc240767683" w:history="1">
+          <w:hyperlink w:anchor="_Toc240773228" w:history="1">
             <w:r>
               <w:rPr>
                 <w:rStyle w:val="Hyperlink"/>
@@ -591,7 +591,7 @@
               <w:rPr>
                 <w:noProof/>
               </w:rPr>
-              <w:instrText xml:space="preserve"> PAGEREF _Toc240767683 \h </w:instrText>
+              <w:instrText xml:space="preserve"> PAGEREF _Toc240773228 \h </w:instrText>
             </w:r>
             <w:r>
               <w:rPr>
@@ -634,7 +634,7 @@
               <w14:ligatures w14:val="standardContextual"/>
             </w:rPr>
           </w:pPr>
-          <w:hyperlink w:anchor="_Toc240767684" w:history="1">
+          <w:hyperlink w:anchor="_Toc240773229" w:history="1">
             <w:r>
               <w:rPr>
                 <w:rStyle w:val="Hyperlink"/>
@@ -658,7 +658,7 @@
               <w:rPr>
                 <w:noProof/>
               </w:rPr>
-              <w:instrText xml:space="preserve"> PAGEREF _Toc240767684 \h </w:instrText>
+              <w:instrText xml:space="preserve"> PAGEREF _Toc240773229 \h </w:instrText>
             </w:r>
             <w:r>
               <w:rPr>
@@ -701,7 +701,7 @@
               <w14:ligatures w14:val="standardContextual"/>
             </w:rPr>
           </w:pPr>
-          <w:hyperlink w:anchor="_Toc240767685" w:history="1">
+          <w:hyperlink w:anchor="_Toc240773230" w:history="1">
             <w:r>
               <w:rPr>
                 <w:rStyle w:val="Hyperlink"/>
@@ -725,7 +725,7 @@
               <w:rPr>
                 <w:noProof/>
               </w:rPr>
-              <w:instrText xml:space="preserve"> PAGEREF _Toc240767685 \h </w:instrText>
+              <w:instrText xml:space="preserve"> PAGEREF _Toc240773230 \h </w:instrText>
             </w:r>
             <w:r>
               <w:rPr>
@@ -768,7 +768,7 @@
               <w14:ligatures w14:val="standardContextual"/>
             </w:rPr>
           </w:pPr>
-          <w:hyperlink w:anchor="_Toc240767686" w:history="1">
+          <w:hyperlink w:anchor="_Toc240773231" w:history="1">
             <w:r>
               <w:rPr>
                 <w:rStyle w:val="Hyperlink"/>
@@ -792,7 +792,7 @@
               <w:rPr>
                 <w:noProof/>
               </w:rPr>
-              <w:instrText xml:space="preserve"> PAGEREF _Toc240767686 \h </w:instrText>
+              <w:instrText xml:space="preserve"> PAGEREF _Toc240773231 \h </w:instrText>
             </w:r>
             <w:r>
               <w:rPr>
@@ -835,7 +835,7 @@
               <w14:ligatures w14:val="standardContextual"/>
             </w:rPr>
           </w:pPr>
-          <w:hyperlink w:anchor="_Toc240767687" w:history="1">
+          <w:hyperlink w:anchor="_Toc240773232" w:history="1">
             <w:r>
               <w:rPr>
                 <w:rStyle w:val="Hyperlink"/>
@@ -859,7 +859,7 @@
               <w:rPr>
                 <w:noProof/>
               </w:rPr>
-              <w:instrText xml:space="preserve"> PAGEREF _Toc240767687 \h </w:instrText>
+              <w:instrText xml:space="preserve"> PAGEREF _Toc240773232 \h </w:instrText>
             </w:r>
             <w:r>
               <w:rPr>
@@ -902,7 +902,7 @@
               <w14:ligatures w14:val="standardContextual"/>
             </w:rPr>
           </w:pPr>
-          <w:hyperlink w:anchor="_Toc240767688" w:history="1">
+          <w:hyperlink w:anchor="_Toc240773233" w:history="1">
             <w:r>
               <w:rPr>
                 <w:rStyle w:val="Hyperlink"/>
@@ -926,7 +926,7 @@
               <w:rPr>
                 <w:noProof/>
               </w:rPr>
-              <w:instrText xml:space="preserve"> PAGEREF _Toc240767688 \h </w:instrText>
+              <w:instrText xml:space="preserve"> PAGEREF _Toc240773233 \h </w:instrText>
             </w:r>
             <w:r>
               <w:rPr>
@@ -969,7 +969,7 @@
               <w14:ligatures w14:val="standardContextual"/>
             </w:rPr>
           </w:pPr>
-          <w:hyperlink w:anchor="_Toc240767689" w:history="1">
+          <w:hyperlink w:anchor="_Toc240773234" w:history="1">
             <w:r>
               <w:rPr>
                 <w:rStyle w:val="Hyperlink"/>
@@ -993,7 +993,7 @@
               <w:rPr>
                 <w:noProof/>
               </w:rPr>
-              <w:instrText xml:space="preserve"> PAGEREF _Toc240767689 \h </w:instrText>
+              <w:instrText xml:space="preserve"> PAGEREF _Toc240773234 \h </w:instrText>
             </w:r>
             <w:r>
               <w:rPr>
@@ -1036,7 +1036,7 @@
               <w14:ligatures w14:val="standardContextual"/>
             </w:rPr>
           </w:pPr>
-          <w:hyperlink w:anchor="_Toc240767690" w:history="1">
+          <w:hyperlink w:anchor="_Toc240773235" w:history="1">
             <w:r>
               <w:rPr>
                 <w:rStyle w:val="Hyperlink"/>
@@ -1060,7 +1060,7 @@
               <w:rPr>
                 <w:noProof/>
               </w:rPr>
-              <w:instrText xml:space="preserve"> PAGEREF _Toc240767690 \h </w:instrText>
+              <w:instrText xml:space="preserve"> PAGEREF _Toc240773235 \h </w:instrText>
             </w:r>
             <w:r>
               <w:rPr>
@@ -1103,7 +1103,7 @@
               <w14:ligatures w14:val="standardContextual"/>
             </w:rPr>
           </w:pPr>
-          <w:hyperlink w:anchor="_Toc240767691" w:history="1">
+          <w:hyperlink w:anchor="_Toc240773236" w:history="1">
             <w:r>
               <w:rPr>
                 <w:rStyle w:val="Hyperlink"/>
@@ -1127,7 +1127,7 @@
               <w:rPr>
                 <w:noProof/>
               </w:rPr>
-              <w:instrText xml:space="preserve"> PAGEREF _Toc240767691 \h </w:instrText>
+              <w:instrText xml:space="preserve"> PAGEREF _Toc240773236 \h </w:instrText>
             </w:r>
             <w:r>
               <w:rPr>
@@ -1170,7 +1170,7 @@
               <w14:ligatures w14:val="standardContextual"/>
             </w:rPr>
           </w:pPr>
-          <w:hyperlink w:anchor="_Toc240767692" w:history="1">
+          <w:hyperlink w:anchor="_Toc240773237" w:history="1">
             <w:r>
               <w:rPr>
                 <w:rStyle w:val="Hyperlink"/>
@@ -1194,7 +1194,7 @@
               <w:rPr>
                 <w:noProof/>
               </w:rPr>
-              <w:instrText xml:space="preserve"> PAGEREF _Toc240767692 \h </w:instrText>
+              <w:instrText xml:space="preserve"> PAGEREF _Toc240773237 \h </w:instrText>
             </w:r>
             <w:r>
               <w:rPr>
@@ -1237,7 +1237,7 @@
               <w14:ligatures w14:val="standardContextual"/>
             </w:rPr>
           </w:pPr>
-          <w:hyperlink w:anchor="_Toc240767693" w:history="1">
+          <w:hyperlink w:anchor="_Toc240773238" w:history="1">
             <w:r>
               <w:rPr>
                 <w:rStyle w:val="Hyperlink"/>
@@ -1261,7 +1261,7 @@
               <w:rPr>
                 <w:noProof/>
               </w:rPr>
-              <w:instrText xml:space="preserve"> PAGEREF _Toc240767693 \h </w:instrText>
+              <w:instrText xml:space="preserve"> PAGEREF _Toc240773238 \h </w:instrText>
             </w:r>
             <w:r>
               <w:rPr>
@@ -1304,7 +1304,7 @@
               <w14:ligatures w14:val="standardContextual"/>
             </w:rPr>
           </w:pPr>
-          <w:hyperlink w:anchor="_Toc240767694" w:history="1">
+          <w:hyperlink w:anchor="_Toc240773239" w:history="1">
             <w:r>
               <w:rPr>
                 <w:rStyle w:val="Hyperlink"/>
@@ -1328,7 +1328,7 @@
               <w:rPr>
                 <w:noProof/>
               </w:rPr>
-              <w:instrText xml:space="preserve"> PAGEREF _Toc240767694 \h </w:instrText>
+              <w:instrText xml:space="preserve"> PAGEREF _Toc240773239 \h </w:instrText>
             </w:r>
             <w:r>
               <w:rPr>
@@ -1371,7 +1371,7 @@
               <w14:ligatures w14:val="standardContextual"/>
             </w:rPr>
           </w:pPr>
-          <w:hyperlink w:anchor="_Toc240767695" w:history="1">
+          <w:hyperlink w:anchor="_Toc240773240" w:history="1">
             <w:r>
               <w:rPr>
                 <w:rStyle w:val="Hyperlink"/>
@@ -1395,7 +1395,7 @@
               <w:rPr>
                 <w:noProof/>
               </w:rPr>
-              <w:instrText xml:space="preserve"> PAGEREF _Toc240767695 \h </w:instrText>
+              <w:instrText xml:space="preserve"> PAGEREF _Toc240773240 \h </w:instrText>
             </w:r>
             <w:r>
               <w:rPr>
@@ -1438,7 +1438,7 @@
               <w14:ligatures w14:val="standardContextual"/>
             </w:rPr>
           </w:pPr>
-          <w:hyperlink w:anchor="_Toc240767696" w:history="1">
+          <w:hyperlink w:anchor="_Toc240773241" w:history="1">
             <w:r>
               <w:rPr>
                 <w:rStyle w:val="Hyperlink"/>
@@ -1462,7 +1462,7 @@
               <w:rPr>
                 <w:noProof/>
               </w:rPr>
-              <w:instrText xml:space="preserve"> PAGEREF _Toc240767696 \h </w:instrText>
+              <w:instrText xml:space="preserve"> PAGEREF _Toc240773241 \h </w:instrText>
             </w:r>
             <w:r>
               <w:rPr>
@@ -1505,7 +1505,7 @@
               <w14:ligatures w14:val="standardContextual"/>
             </w:rPr>
           </w:pPr>
-          <w:hyperlink w:anchor="_Toc240767697" w:history="1">
+          <w:hyperlink w:anchor="_Toc240773242" w:history="1">
             <w:r>
               <w:rPr>
                 <w:rStyle w:val="Hyperlink"/>
@@ -1529,7 +1529,7 @@
               <w:rPr>
                 <w:noProof/>
               </w:rPr>
-              <w:instrText xml:space="preserve"> PAGEREF _Toc240767697 \h </w:instrText>
+              <w:instrText xml:space="preserve"> PAGEREF _Toc240773242 \h </w:instrText>
             </w:r>
             <w:r>
               <w:rPr>
@@ -1572,7 +1572,7 @@
               <w14:ligatures w14:val="standardContextual"/>
             </w:rPr>
           </w:pPr>
-          <w:hyperlink w:anchor="_Toc240767698" w:history="1">
+          <w:hyperlink w:anchor="_Toc240773243" w:history="1">
             <w:r>
               <w:rPr>
                 <w:rStyle w:val="Hyperlink"/>
@@ -1596,7 +1596,7 @@
               <w:rPr>
                 <w:noProof/>
               </w:rPr>
-              <w:instrText xml:space="preserve"> PAGEREF _Toc240767698 \h </w:instrText>
+              <w:instrText xml:space="preserve"> PAGEREF _Toc240773243 \h </w:instrText>
             </w:r>
             <w:r>
               <w:rPr>
@@ -1639,7 +1639,7 @@
               <w14:ligatures w14:val="standardContextual"/>
             </w:rPr>
           </w:pPr>
-          <w:hyperlink w:anchor="_Toc240767699" w:history="1">
+          <w:hyperlink w:anchor="_Toc240773244" w:history="1">
             <w:r>
               <w:rPr>
                 <w:rStyle w:val="Hyperlink"/>
@@ -1663,7 +1663,7 @@
               <w:rPr>
                 <w:noProof/>
               </w:rPr>
-              <w:instrText xml:space="preserve"> PAGEREF _Toc240767699 \h </w:instrText>
+              <w:instrText xml:space="preserve"> PAGEREF _Toc240773244 \h </w:instrText>
             </w:r>
             <w:r>
               <w:rPr>
@@ -1706,7 +1706,7 @@
               <w14:ligatures w14:val="standardContextual"/>
             </w:rPr>
           </w:pPr>
-          <w:hyperlink w:anchor="_Toc240767700" w:history="1">
+          <w:hyperlink w:anchor="_Toc240773245" w:history="1">
             <w:r>
               <w:rPr>
                 <w:rStyle w:val="Hyperlink"/>
@@ -1730,7 +1730,7 @@
               <w:rPr>
                 <w:noProof/>
               </w:rPr>
-              <w:instrText xml:space="preserve"> PAGEREF _Toc240767700 \h </w:instrText>
+              <w:instrText xml:space="preserve"> PAGEREF _Toc240773245 \h </w:instrText>
             </w:r>
             <w:r>
               <w:rPr>
@@ -1773,7 +1773,7 @@
               <w14:ligatures w14:val="standardContextual"/>
             </w:rPr>
           </w:pPr>
-          <w:hyperlink w:anchor="_Toc240767701" w:history="1">
+          <w:hyperlink w:anchor="_Toc240773246" w:history="1">
             <w:r>
               <w:rPr>
                 <w:rStyle w:val="Hyperlink"/>
@@ -1797,7 +1797,7 @@
               <w:rPr>
                 <w:noProof/>
               </w:rPr>
-              <w:instrText xml:space="preserve"> PAGEREF _Toc240767701 \h </w:instrText>
+              <w:instrText xml:space="preserve"> PAGEREF _Toc240773246 \h </w:instrText>
             </w:r>
             <w:r>
               <w:rPr>
@@ -1840,7 +1840,7 @@
               <w14:ligatures w14:val="standardContextual"/>
             </w:rPr>
           </w:pPr>
-          <w:hyperlink w:anchor="_Toc240767702" w:history="1">
+          <w:hyperlink w:anchor="_Toc240773247" w:history="1">
             <w:r>
               <w:rPr>
                 <w:rStyle w:val="Hyperlink"/>
@@ -1864,7 +1864,7 @@
               <w:rPr>
                 <w:noProof/>
               </w:rPr>
-              <w:instrText xml:space="preserve"> PAGEREF _Toc240767702 \h </w:instrText>
+              <w:instrText xml:space="preserve"> PAGEREF _Toc240773247 \h </w:instrText>
             </w:r>
             <w:r>
               <w:rPr>
@@ -1907,7 +1907,7 @@
               <w14:ligatures w14:val="standardContextual"/>
             </w:rPr>
           </w:pPr>
-          <w:hyperlink w:anchor="_Toc240767703" w:history="1">
+          <w:hyperlink w:anchor="_Toc240773248" w:history="1">
             <w:r>
               <w:rPr>
                 <w:rStyle w:val="Hyperlink"/>
@@ -1931,7 +1931,7 @@
               <w:rPr>
                 <w:noProof/>
               </w:rPr>
-              <w:instrText xml:space="preserve"> PAGEREF _Toc240767703 \h </w:instrText>
+              <w:instrText xml:space="preserve"> PAGEREF _Toc240773248 \h </w:instrText>
             </w:r>
             <w:r>
               <w:rPr>
@@ -1974,7 +1974,7 @@
               <w14:ligatures w14:val="standardContextual"/>
             </w:rPr>
           </w:pPr>
-          <w:hyperlink w:anchor="_Toc240767704" w:history="1">
+          <w:hyperlink w:anchor="_Toc240773249" w:history="1">
             <w:r>
               <w:rPr>
                 <w:rStyle w:val="Hyperlink"/>
@@ -1998,7 +1998,7 @@
               <w:rPr>
                 <w:noProof/>
               </w:rPr>
-              <w:instrText xml:space="preserve"> PAGEREF _Toc240767704 \h </w:instrText>
+              <w:instrText xml:space="preserve"> PAGEREF _Toc240773249 \h </w:instrText>
             </w:r>
             <w:r>
               <w:rPr>
@@ -2041,7 +2041,7 @@
               <w14:ligatures w14:val="standardContextual"/>
             </w:rPr>
           </w:pPr>
-          <w:hyperlink w:anchor="_Toc240767705" w:history="1">
+          <w:hyperlink w:anchor="_Toc240773250" w:history="1">
             <w:r>
               <w:rPr>
                 <w:rStyle w:val="Hyperlink"/>
@@ -2065,7 +2065,7 @@
               <w:rPr>
                 <w:noProof/>
               </w:rPr>
-              <w:instrText xml:space="preserve"> PAGEREF _Toc240767705 \h </w:instrText>
+              <w:instrText xml:space="preserve"> PAGEREF _Toc240773250 \h </w:instrText>
             </w:r>
             <w:r>
               <w:rPr>
@@ -2108,7 +2108,7 @@
               <w14:ligatures w14:val="standardContextual"/>
             </w:rPr>
           </w:pPr>
-          <w:hyperlink w:anchor="_Toc240767706" w:history="1">
+          <w:hyperlink w:anchor="_Toc240773251" w:history="1">
             <w:r>
               <w:rPr>
                 <w:rStyle w:val="Hyperlink"/>
@@ -2132,7 +2132,7 @@
               <w:rPr>
                 <w:noProof/>
               </w:rPr>
-              <w:instrText xml:space="preserve"> PAGEREF _Toc240767706 \h </w:instrText>
+              <w:instrText xml:space="preserve"> PAGEREF _Toc240773251 \h </w:instrText>
             </w:r>
             <w:r>
               <w:rPr>
@@ -2171,7 +2171,7 @@
         <w:pStyle w:val="Heading1"/>
         <w:pageBreakBefore/>
       </w:pPr>
-      <w:bookmarkStart w:id="0" w:name="_Toc240767683"/>
+      <w:bookmarkStart w:id="0" w:name="_Toc240773228"/>
       <w:r>
         <w:lastRenderedPageBreak/>
         <w:t>1. Programme overview</w:t>
@@ -2577,7 +2577,7 @@
       <w:pPr>
         <w:pStyle w:val="Heading2"/>
       </w:pPr>
-      <w:bookmarkStart w:id="1" w:name="_Toc240767684"/>
+      <w:bookmarkStart w:id="1" w:name="_Toc240773229"/>
       <w:r>
         <w:t>1.1 Learning objectives</w:t>
       </w:r>
@@ -2678,7 +2678,7 @@
       <w:pPr>
         <w:pStyle w:val="Heading2"/>
       </w:pPr>
-      <w:bookmarkStart w:id="2" w:name="_Toc240767685"/>
+      <w:bookmarkStart w:id="2" w:name="_Toc240773230"/>
       <w:r>
         <w:t>1.2 Before the training (facilitator checklist)</w:t>
       </w:r>
@@ -3214,7 +3214,7 @@
       <w:pPr>
         <w:pStyle w:val="Heading2"/>
       </w:pPr>
-      <w:bookmarkStart w:id="3" w:name="_Toc240767686"/>
+      <w:bookmarkStart w:id="3" w:name="_Toc240773231"/>
       <w:r>
         <w:t>1.3 The practice environment</w:t>
       </w:r>
@@ -3360,7 +3360,7 @@
         <w:pStyle w:val="Heading1"/>
         <w:pageBreakBefore/>
       </w:pPr>
-      <w:bookmarkStart w:id="4" w:name="_Toc240767687"/>
+      <w:bookmarkStart w:id="4" w:name="_Toc240773232"/>
       <w:r>
         <w:lastRenderedPageBreak/>
         <w:t>2. Schedule</w:t>
@@ -3371,7 +3371,7 @@
       <w:pPr>
         <w:pStyle w:val="Heading2"/>
       </w:pPr>
-      <w:bookmarkStart w:id="5" w:name="_Toc240767688"/>
+      <w:bookmarkStart w:id="5" w:name="_Toc240773233"/>
       <w:r>
         <w:t>Day 1 — Foundations (all RAs)</w:t>
       </w:r>
@@ -4654,7 +4654,7 @@
       <w:pPr>
         <w:pStyle w:val="Heading2"/>
       </w:pPr>
-      <w:bookmarkStart w:id="6" w:name="_Toc240767689"/>
+      <w:bookmarkStart w:id="6" w:name="_Toc240773234"/>
       <w:r>
         <w:t>Day 2 — Role tracks</w:t>
       </w:r>
@@ -6182,7 +6182,7 @@
       <w:pPr>
         <w:pStyle w:val="Heading2"/>
       </w:pPr>
-      <w:bookmarkStart w:id="7" w:name="_Toc240767690"/>
+      <w:bookmarkStart w:id="7" w:name="_Toc240773235"/>
       <w:r>
         <w:t>Day 3 — Practice and assessment</w:t>
       </w:r>
@@ -7152,7 +7152,7 @@
       <w:pPr>
         <w:pStyle w:val="Heading2"/>
       </w:pPr>
-      <w:bookmarkStart w:id="8" w:name="_Toc240767691"/>
+      <w:bookmarkStart w:id="8" w:name="_Toc240773236"/>
       <w:r>
         <w:t>After the training</w:t>
       </w:r>
@@ -7487,7 +7487,7 @@
         <w:pStyle w:val="Heading1"/>
         <w:pageBreakBefore/>
       </w:pPr>
-      <w:bookmarkStart w:id="9" w:name="_Toc240767692"/>
+      <w:bookmarkStart w:id="9" w:name="_Toc240773237"/>
       <w:r>
         <w:lastRenderedPageBreak/>
         <w:t>3. Session plans</w:t>
@@ -7506,7 +7506,7 @@
       <w:pPr>
         <w:pStyle w:val="Heading2"/>
       </w:pPr>
-      <w:bookmarkStart w:id="10" w:name="_Toc240767693"/>
+      <w:bookmarkStart w:id="10" w:name="_Toc240773238"/>
       <w:r>
         <w:t>Module 1 — The study (60 min)</w:t>
       </w:r>
@@ -7601,7 +7601,7 @@
       <w:pPr>
         <w:pStyle w:val="Heading2"/>
       </w:pPr>
-      <w:bookmarkStart w:id="11" w:name="_Toc240767694"/>
+      <w:bookmarkStart w:id="11" w:name="_Toc240773239"/>
       <w:r>
         <w:t>Module 2 — Research ethics and consent (60 min)</w:t>
       </w:r>
@@ -7696,7 +7696,7 @@
       <w:pPr>
         <w:pStyle w:val="Heading2"/>
       </w:pPr>
-      <w:bookmarkStart w:id="12" w:name="_Toc240767695"/>
+      <w:bookmarkStart w:id="12" w:name="_Toc240773240"/>
       <w:r>
         <w:t>Module 3 — Data protection (60 min)</w:t>
       </w:r>
@@ -7791,7 +7791,7 @@
       <w:pPr>
         <w:pStyle w:val="Heading2"/>
       </w:pPr>
-      <w:bookmarkStart w:id="13" w:name="_Toc240767696"/>
+      <w:bookmarkStart w:id="13" w:name="_Toc240773241"/>
       <w:r>
         <w:t>Module 5 — The portal (75 min)</w:t>
       </w:r>
@@ -7886,7 +7886,7 @@
       <w:pPr>
         <w:pStyle w:val="Heading2"/>
       </w:pPr>
-      <w:bookmarkStart w:id="14" w:name="_Toc240767697"/>
+      <w:bookmarkStart w:id="14" w:name="_Toc240773242"/>
       <w:r>
         <w:t>Module 6 — The respondent journey (45 min)</w:t>
       </w:r>
@@ -7982,7 +7982,7 @@
       <w:pPr>
         <w:pStyle w:val="Heading2"/>
       </w:pPr>
-      <w:bookmarkStart w:id="15" w:name="_Toc240767698"/>
+      <w:bookmarkStart w:id="15" w:name="_Toc240773243"/>
       <w:r>
         <w:t>Module 8 — Communication skills (90 min)</w:t>
       </w:r>
@@ -8077,7 +8077,7 @@
       <w:pPr>
         <w:pStyle w:val="Heading2"/>
       </w:pPr>
-      <w:bookmarkStart w:id="16" w:name="_Toc240767699"/>
+      <w:bookmarkStart w:id="16" w:name="_Toc240773244"/>
       <w:r>
         <w:t>Module 9 — Quality judgement (90 min)</w:t>
       </w:r>
@@ -8173,7 +8173,7 @@
         <w:pStyle w:val="Heading1"/>
         <w:pageBreakBefore/>
       </w:pPr>
-      <w:bookmarkStart w:id="17" w:name="_Toc240767700"/>
+      <w:bookmarkStart w:id="17" w:name="_Toc240773245"/>
       <w:r>
         <w:lastRenderedPageBreak/>
         <w:t>4. Role-plays and simulation</w:t>
@@ -9127,7 +9127,7 @@
       <w:pPr>
         <w:pStyle w:val="Heading2"/>
       </w:pPr>
-      <w:bookmarkStart w:id="18" w:name="_Toc240767701"/>
+      <w:bookmarkStart w:id="18" w:name="_Toc240773246"/>
       <w:r>
         <w:t>Field simulation (Day 3)</w:t>
       </w:r>
@@ -9222,7 +9222,7 @@
         <w:pStyle w:val="Heading1"/>
         <w:pageBreakBefore/>
       </w:pPr>
-      <w:bookmarkStart w:id="19" w:name="_Toc240767702"/>
+      <w:bookmarkStart w:id="19" w:name="_Toc240773247"/>
       <w:r>
         <w:lastRenderedPageBreak/>
         <w:t>5. Assessment and certification</w:t>
@@ -9233,7 +9233,7 @@
       <w:pPr>
         <w:pStyle w:val="Heading2"/>
       </w:pPr>
-      <w:bookmarkStart w:id="20" w:name="_Toc240767703"/>
+      <w:bookmarkStart w:id="20" w:name="_Toc240773248"/>
       <w:r>
         <w:t>5.1 Competencies</w:t>
       </w:r>
@@ -9624,7 +9624,7 @@
       <w:pPr>
         <w:pStyle w:val="Heading2"/>
       </w:pPr>
-      <w:bookmarkStart w:id="21" w:name="_Toc240767704"/>
+      <w:bookmarkStart w:id="21" w:name="_Toc240773249"/>
       <w:r>
         <w:t>5.2 Written assessment (answer key)</w:t>
       </w:r>
@@ -10984,7 +10984,7 @@
       <w:pPr>
         <w:pStyle w:val="Heading2"/>
       </w:pPr>
-      <w:bookmarkStart w:id="22" w:name="_Toc240767705"/>
+      <w:bookmarkStart w:id="22" w:name="_Toc240773250"/>
       <w:r>
         <w:t>5.3 Practical assessment</w:t>
       </w:r>
@@ -12247,7 +12247,7 @@
         <w:pStyle w:val="Heading1"/>
         <w:pageBreakBefore/>
       </w:pPr>
-      <w:bookmarkStart w:id="23" w:name="_Toc240767706"/>
+      <w:bookmarkStart w:id="23" w:name="_Toc240773251"/>
       <w:r>
         <w:lastRenderedPageBreak/>
         <w:t>6. Attendance register</w:t>
@@ -13826,7 +13826,7 @@
         <w:sz w:val="16"/>
         <w:szCs w:val="16"/>
       </w:rPr>
-      <w:t>Version 1.3 · 20 September 2026</w:t>
+      <w:t>Version 1.4 · 20 September 2026</w:t>
     </w:r>
     <w:r>
       <w:rPr>
@@ -13999,10 +13999,10 @@
 <file path=word/numbering.xml><?xml version="1.0" encoding="utf-8"?>
 <w:numbering xmlns:wpc="http://schemas.microsoft.com/office/word/2010/wordprocessingCanvas" xmlns:cx="http://schemas.microsoft.com/office/drawing/2014/chartex" xmlns:cx1="http://schemas.microsoft.com/office/drawing/2015/9/8/chartex" xmlns:cx2="http://schemas.microsoft.com/office/drawing/2015/10/21/chartex" xmlns:cx3="http://schemas.microsoft.com/office/drawing/2016/5/9/chartex" xmlns:cx4="http://schemas.microsoft.com/office/drawing/2016/5/10/chartex" xmlns:cx5="http://schemas.microsoft.com/office/drawing/2016/5/11/chartex" xmlns:cx6="http://schemas.microsoft.com/office/drawing/2016/5/12/chartex" xmlns:cx7="http://schemas.microsoft.com/office/drawing/2016/5/13/chartex" xmlns:cx8="http://schemas.microsoft.com/office/drawing/2016/5/14/chartex" xmlns:mc="http://schemas.openxmlformats.org/markup-compatibility/2006" xmlns:aink="http://schemas.microsoft.com/office/drawing/2016/ink" xmlns:am3d="http://schemas.microsoft.com/office/drawing/2017/model3d" xmlns:o="urn:schemas-microsoft-com:office:office" xmlns:oel="http://schemas.microsoft.com/office/2019/extlst" xmlns:r="http://schemas.openxmlformats.org/officeDocument/2006/relationships" xmlns:m="http://schemas.openxmlformats.org/officeDocument/2006/math" xmlns:v="urn:schemas-microsoft-com:vml" xmlns:wp14="http://schemas.microsoft.com/office/word/2010/wordprocessingDrawing" xmlns:wp="http://schemas.openxmlformats.org/drawingml/2006/wordprocessingDrawing" xmlns:w10="urn:schemas-microsoft-com:office:word" xmlns:w="http://schemas.openxmlformats.org/wordprocessingml/2006/main" xmlns:w14="http://schemas.microsoft.com/office/word/2010/wordml" xmlns:w15="http://schemas.microsoft.com/office/word/2012/wordml" xmlns:w16cex="http://schemas.microsoft.com/office/word/2018/wordml/cex" xmlns:w16cid="http://schemas.microsoft.com/office/word/2016/wordml/cid" xmlns:w16="http://schemas.microsoft.com/office/word/2018/wordml" xmlns:w16sdtdh="http://schemas.microsoft.com/office/word/2020/wordml/sdtdatahash" xmlns:w16se="http://schemas.microsoft.com/office/word/2015/wordml/symex" xmlns:wpg="http://schemas.microsoft.com/office/word/2010/wordprocessingGroup" xmlns:wpi="http://schemas.microsoft.com/office/word/2010/wordprocessingInk" xmlns:wne="http://schemas.microsoft.com/office/word/2006/wordml" xmlns:wps="http://schemas.microsoft.com/office/word/2010/wordprocessingShape" mc:Ignorable="w14 w15 w16se w16cid w16 w16cex w16sdtdh wp14">
   <w:abstractNum w:abstractNumId="0" w15:restartNumberingAfterBreak="0">
-    <w:nsid w:val="19904EC8"/>
+    <w:nsid w:val="3BFD14B4"/>
     <w:multiLevelType w:val="hybridMultilevel"/>
-    <w:tmpl w:val="4B9636F0"/>
-    <w:lvl w:ilvl="0" w:tplc="FB129DCA">
+    <w:tmpl w:val="D09218DA"/>
+    <w:lvl w:ilvl="0" w:tplc="B9581A0A">
       <w:start w:val="1"/>
       <w:numFmt w:val="decimal"/>
       <w:lvlText w:val="%1."/>
@@ -14016,110 +14016,138 @@
         <w:color w:val="A67C27"/>
       </w:rPr>
     </w:lvl>
-    <w:lvl w:ilvl="1" w:tplc="D3B44AC0">
+    <w:lvl w:ilvl="1" w:tplc="4C1434AA">
       <w:numFmt w:val="decimal"/>
       <w:lvlText w:val=""/>
       <w:lvlJc w:val="left"/>
     </w:lvl>
-    <w:lvl w:ilvl="2" w:tplc="101A2A8A">
+    <w:lvl w:ilvl="2" w:tplc="BDF6271E">
       <w:numFmt w:val="decimal"/>
       <w:lvlText w:val=""/>
       <w:lvlJc w:val="left"/>
     </w:lvl>
-    <w:lvl w:ilvl="3" w:tplc="53CC168A">
+    <w:lvl w:ilvl="3" w:tplc="3276611C">
       <w:numFmt w:val="decimal"/>
       <w:lvlText w:val=""/>
       <w:lvlJc w:val="left"/>
     </w:lvl>
-    <w:lvl w:ilvl="4" w:tplc="068ED2D6">
+    <w:lvl w:ilvl="4" w:tplc="E91ED480">
       <w:numFmt w:val="decimal"/>
       <w:lvlText w:val=""/>
       <w:lvlJc w:val="left"/>
     </w:lvl>
-    <w:lvl w:ilvl="5" w:tplc="E4B0AFFA">
+    <w:lvl w:ilvl="5" w:tplc="BA340990">
       <w:numFmt w:val="decimal"/>
       <w:lvlText w:val=""/>
       <w:lvlJc w:val="left"/>
     </w:lvl>
-    <w:lvl w:ilvl="6" w:tplc="86E22E1E">
+    <w:lvl w:ilvl="6" w:tplc="2FFAEBFC">
       <w:numFmt w:val="decimal"/>
       <w:lvlText w:val=""/>
       <w:lvlJc w:val="left"/>
     </w:lvl>
-    <w:lvl w:ilvl="7" w:tplc="B5645E24">
+    <w:lvl w:ilvl="7" w:tplc="9F760A42">
       <w:numFmt w:val="decimal"/>
       <w:lvlText w:val=""/>
       <w:lvlJc w:val="left"/>
     </w:lvl>
-    <w:lvl w:ilvl="8" w:tplc="109226F4">
+    <w:lvl w:ilvl="8" w:tplc="074C5864">
       <w:numFmt w:val="decimal"/>
       <w:lvlText w:val=""/>
       <w:lvlJc w:val="left"/>
     </w:lvl>
   </w:abstractNum>
   <w:abstractNum w:abstractNumId="1" w15:restartNumberingAfterBreak="0">
-    <w:nsid w:val="25B6029A"/>
+    <w:nsid w:val="4F134EEF"/>
     <w:multiLevelType w:val="hybridMultilevel"/>
-    <w:tmpl w:val="164CEAF8"/>
-    <w:lvl w:ilvl="0" w:tplc="B790A366">
+    <w:tmpl w:val="EF5A160A"/>
+    <w:lvl w:ilvl="0" w:tplc="BC2203C2">
       <w:start w:val="1"/>
       <w:numFmt w:val="bullet"/>
-      <w:lvlText w:val="•"/>
+      <w:lvlText w:val="●"/>
       <w:lvlJc w:val="left"/>
       <w:pPr>
-        <w:ind w:left="460" w:hanging="280"/>
+        <w:ind w:left="720" w:hanging="360"/>
       </w:pPr>
     </w:lvl>
-    <w:lvl w:ilvl="1" w:tplc="1AF44214">
+    <w:lvl w:ilvl="1" w:tplc="768404CA">
       <w:start w:val="1"/>
       <w:numFmt w:val="bullet"/>
-      <w:lvlText w:val="–"/>
+      <w:lvlText w:val="○"/>
       <w:lvlJc w:val="left"/>
       <w:pPr>
-        <w:ind w:left="900" w:hanging="280"/>
+        <w:ind w:left="1440" w:hanging="360"/>
       </w:pPr>
     </w:lvl>
-    <w:lvl w:ilvl="2" w:tplc="67D84E6E">
-      <w:numFmt w:val="decimal"/>
-      <w:lvlText w:val=""/>
+    <w:lvl w:ilvl="2" w:tplc="10085FD2">
+      <w:start w:val="1"/>
+      <w:numFmt w:val="bullet"/>
+      <w:lvlText w:val="■"/>
       <w:lvlJc w:val="left"/>
+      <w:pPr>
+        <w:ind w:left="2160" w:hanging="360"/>
+      </w:pPr>
     </w:lvl>
-    <w:lvl w:ilvl="3" w:tplc="2DF0B18E">
-      <w:numFmt w:val="decimal"/>
-      <w:lvlText w:val=""/>
+    <w:lvl w:ilvl="3" w:tplc="73FE6A2C">
+      <w:start w:val="1"/>
+      <w:numFmt w:val="bullet"/>
+      <w:lvlText w:val="●"/>
       <w:lvlJc w:val="left"/>
+      <w:pPr>
+        <w:ind w:left="2880" w:hanging="360"/>
+      </w:pPr>
     </w:lvl>
-    <w:lvl w:ilvl="4" w:tplc="4870715A">
-      <w:numFmt w:val="decimal"/>
-      <w:lvlText w:val=""/>
+    <w:lvl w:ilvl="4" w:tplc="A1164A58">
+      <w:start w:val="1"/>
+      <w:numFmt w:val="bullet"/>
+      <w:lvlText w:val="○"/>
       <w:lvlJc w:val="left"/>
+      <w:pPr>
+        <w:ind w:left="3600" w:hanging="360"/>
+      </w:pPr>
     </w:lvl>
-    <w:lvl w:ilvl="5" w:tplc="F4B8BB6C">
-      <w:numFmt w:val="decimal"/>
-      <w:lvlText w:val=""/>
+    <w:lvl w:ilvl="5" w:tplc="A2400AE0">
+      <w:start w:val="1"/>
+      <w:numFmt w:val="bullet"/>
+      <w:lvlText w:val="■"/>
       <w:lvlJc w:val="left"/>
+      <w:pPr>
+        <w:ind w:left="4320" w:hanging="360"/>
+      </w:pPr>
     </w:lvl>
-    <w:lvl w:ilvl="6" w:tplc="A732C8D6">
-      <w:numFmt w:val="decimal"/>
-      <w:lvlText w:val=""/>
+    <w:lvl w:ilvl="6" w:tplc="832EF180">
+      <w:start w:val="1"/>
+      <w:numFmt w:val="bullet"/>
+      <w:lvlText w:val="●"/>
       <w:lvlJc w:val="left"/>
+      <w:pPr>
+        <w:ind w:left="5040" w:hanging="360"/>
+      </w:pPr>
     </w:lvl>
-    <w:lvl w:ilvl="7" w:tplc="42D2E1A8">
-      <w:numFmt w:val="decimal"/>
-      <w:lvlText w:val=""/>
+    <w:lvl w:ilvl="7" w:tplc="67046D02">
+      <w:start w:val="1"/>
+      <w:numFmt w:val="bullet"/>
+      <w:lvlText w:val="●"/>
       <w:lvlJc w:val="left"/>
+      <w:pPr>
+        <w:ind w:left="5760" w:hanging="360"/>
+      </w:pPr>
     </w:lvl>
-    <w:lvl w:ilvl="8" w:tplc="6F048F4E">
-      <w:numFmt w:val="decimal"/>
-      <w:lvlText w:val=""/>
+    <w:lvl w:ilvl="8" w:tplc="71BCA54A">
+      <w:start w:val="1"/>
+      <w:numFmt w:val="bullet"/>
+      <w:lvlText w:val="●"/>
       <w:lvlJc w:val="left"/>
+      <w:pPr>
+        <w:ind w:left="6480" w:hanging="360"/>
+      </w:pPr>
     </w:lvl>
   </w:abstractNum>
   <w:abstractNum w:abstractNumId="2" w15:restartNumberingAfterBreak="0">
-    <w:nsid w:val="71A51438"/>
+    <w:nsid w:val="63DD58D5"/>
     <w:multiLevelType w:val="hybridMultilevel"/>
-    <w:tmpl w:val="C6BA431E"/>
-    <w:lvl w:ilvl="0" w:tplc="3D1810CA">
+    <w:tmpl w:val="73947B52"/>
+    <w:lvl w:ilvl="0" w:tplc="64D4B6A8">
       <w:start w:val="1"/>
       <w:numFmt w:val="decimal"/>
       <w:lvlText w:val="%1."/>
@@ -14133,153 +14161,125 @@
         <w:color w:val="A67C27"/>
       </w:rPr>
     </w:lvl>
-    <w:lvl w:ilvl="1" w:tplc="7D16186E">
+    <w:lvl w:ilvl="1" w:tplc="C52CCF92">
       <w:numFmt w:val="decimal"/>
       <w:lvlText w:val=""/>
       <w:lvlJc w:val="left"/>
     </w:lvl>
-    <w:lvl w:ilvl="2" w:tplc="A37EC190">
+    <w:lvl w:ilvl="2" w:tplc="97F28D2A">
       <w:numFmt w:val="decimal"/>
       <w:lvlText w:val=""/>
       <w:lvlJc w:val="left"/>
     </w:lvl>
-    <w:lvl w:ilvl="3" w:tplc="59D01AA2">
+    <w:lvl w:ilvl="3" w:tplc="304C41D2">
       <w:numFmt w:val="decimal"/>
       <w:lvlText w:val=""/>
       <w:lvlJc w:val="left"/>
     </w:lvl>
-    <w:lvl w:ilvl="4" w:tplc="1E1A1BB8">
+    <w:lvl w:ilvl="4" w:tplc="8C9E2302">
       <w:numFmt w:val="decimal"/>
       <w:lvlText w:val=""/>
       <w:lvlJc w:val="left"/>
     </w:lvl>
-    <w:lvl w:ilvl="5" w:tplc="B60A31D4">
+    <w:lvl w:ilvl="5" w:tplc="7FFA1F20">
       <w:numFmt w:val="decimal"/>
       <w:lvlText w:val=""/>
       <w:lvlJc w:val="left"/>
     </w:lvl>
-    <w:lvl w:ilvl="6" w:tplc="EB92C6E4">
+    <w:lvl w:ilvl="6" w:tplc="7DD012A2">
       <w:numFmt w:val="decimal"/>
       <w:lvlText w:val=""/>
       <w:lvlJc w:val="left"/>
     </w:lvl>
-    <w:lvl w:ilvl="7" w:tplc="C06EC260">
+    <w:lvl w:ilvl="7" w:tplc="2EEEB100">
       <w:numFmt w:val="decimal"/>
       <w:lvlText w:val=""/>
       <w:lvlJc w:val="left"/>
     </w:lvl>
-    <w:lvl w:ilvl="8" w:tplc="8996DC38">
+    <w:lvl w:ilvl="8" w:tplc="E1143D98">
       <w:numFmt w:val="decimal"/>
       <w:lvlText w:val=""/>
       <w:lvlJc w:val="left"/>
     </w:lvl>
   </w:abstractNum>
   <w:abstractNum w:abstractNumId="3" w15:restartNumberingAfterBreak="0">
-    <w:nsid w:val="776D58D9"/>
+    <w:nsid w:val="7EE02045"/>
     <w:multiLevelType w:val="hybridMultilevel"/>
-    <w:tmpl w:val="AB8A69CC"/>
-    <w:lvl w:ilvl="0" w:tplc="2F54FD12">
+    <w:tmpl w:val="7A7C6190"/>
+    <w:lvl w:ilvl="0" w:tplc="5AB08738">
       <w:start w:val="1"/>
       <w:numFmt w:val="bullet"/>
-      <w:lvlText w:val="●"/>
+      <w:lvlText w:val="•"/>
       <w:lvlJc w:val="left"/>
       <w:pPr>
-        <w:ind w:left="720" w:hanging="360"/>
+        <w:ind w:left="460" w:hanging="280"/>
       </w:pPr>
     </w:lvl>
-    <w:lvl w:ilvl="1" w:tplc="262CC8E0">
+    <w:lvl w:ilvl="1" w:tplc="D03622E4">
       <w:start w:val="1"/>
       <w:numFmt w:val="bullet"/>
-      <w:lvlText w:val="○"/>
+      <w:lvlText w:val="–"/>
       <w:lvlJc w:val="left"/>
       <w:pPr>
-        <w:ind w:left="1440" w:hanging="360"/>
+        <w:ind w:left="900" w:hanging="280"/>
       </w:pPr>
     </w:lvl>
-    <w:lvl w:ilvl="2" w:tplc="D5FA8E7C">
-      <w:start w:val="1"/>
-      <w:numFmt w:val="bullet"/>
-      <w:lvlText w:val="■"/>
+    <w:lvl w:ilvl="2" w:tplc="DE18C052">
+      <w:numFmt w:val="decimal"/>
+      <w:lvlText w:val=""/>
       <w:lvlJc w:val="left"/>
-      <w:pPr>
-        <w:ind w:left="2160" w:hanging="360"/>
-      </w:pPr>
     </w:lvl>
-    <w:lvl w:ilvl="3" w:tplc="9D881590">
-      <w:start w:val="1"/>
-      <w:numFmt w:val="bullet"/>
-      <w:lvlText w:val="●"/>
+    <w:lvl w:ilvl="3" w:tplc="AFDABD34">
+      <w:numFmt w:val="decimal"/>
+      <w:lvlText w:val=""/>
       <w:lvlJc w:val="left"/>
-      <w:pPr>
-        <w:ind w:left="2880" w:hanging="360"/>
-      </w:pPr>
     </w:lvl>
-    <w:lvl w:ilvl="4" w:tplc="92AC7AF2">
-      <w:start w:val="1"/>
-      <w:numFmt w:val="bullet"/>
-      <w:lvlText w:val="○"/>
+    <w:lvl w:ilvl="4" w:tplc="2F02A990">
+      <w:numFmt w:val="decimal"/>
+      <w:lvlText w:val=""/>
       <w:lvlJc w:val="left"/>
-      <w:pPr>
-        <w:ind w:left="3600" w:hanging="360"/>
-      </w:pPr>
     </w:lvl>
-    <w:lvl w:ilvl="5" w:tplc="35067C12">
-      <w:start w:val="1"/>
-      <w:numFmt w:val="bullet"/>
-      <w:lvlText w:val="■"/>
+    <w:lvl w:ilvl="5" w:tplc="85884386">
+      <w:numFmt w:val="decimal"/>
+      <w:lvlText w:val=""/>
       <w:lvlJc w:val="left"/>
-      <w:pPr>
-        <w:ind w:left="4320" w:hanging="360"/>
-      </w:pPr>
     </w:lvl>
-    <w:lvl w:ilvl="6" w:tplc="46824594">
-      <w:start w:val="1"/>
-      <w:numFmt w:val="bullet"/>
-      <w:lvlText w:val="●"/>
+    <w:lvl w:ilvl="6" w:tplc="C1EC0A8C">
+      <w:numFmt w:val="decimal"/>
+      <w:lvlText w:val=""/>
       <w:lvlJc w:val="left"/>
-      <w:pPr>
-        <w:ind w:left="5040" w:hanging="360"/>
-      </w:pPr>
     </w:lvl>
-    <w:lvl w:ilvl="7" w:tplc="C53874E0">
-      <w:start w:val="1"/>
-      <w:numFmt w:val="bullet"/>
-      <w:lvlText w:val="●"/>
+    <w:lvl w:ilvl="7" w:tplc="DAA0E57E">
+      <w:numFmt w:val="decimal"/>
+      <w:lvlText w:val=""/>
       <w:lvlJc w:val="left"/>
-      <w:pPr>
-        <w:ind w:left="5760" w:hanging="360"/>
-      </w:pPr>
     </w:lvl>
-    <w:lvl w:ilvl="8" w:tplc="2C9E23F8">
-      <w:start w:val="1"/>
-      <w:numFmt w:val="bullet"/>
-      <w:lvlText w:val="●"/>
+    <w:lvl w:ilvl="8" w:tplc="B8C29758">
+      <w:numFmt w:val="decimal"/>
+      <w:lvlText w:val=""/>
       <w:lvlJc w:val="left"/>
-      <w:pPr>
-        <w:ind w:left="6480" w:hanging="360"/>
-      </w:pPr>
     </w:lvl>
   </w:abstractNum>
-  <w:num w:numId="1" w16cid:durableId="214390353">
+  <w:num w:numId="1" w16cid:durableId="301157910">
+    <w:abstractNumId w:val="1"/>
+    <w:lvlOverride w:ilvl="0">
+      <w:startOverride w:val="1"/>
+    </w:lvlOverride>
+  </w:num>
+  <w:num w:numId="2" w16cid:durableId="1843154885">
     <w:abstractNumId w:val="3"/>
     <w:lvlOverride w:ilvl="0">
       <w:startOverride w:val="1"/>
     </w:lvlOverride>
   </w:num>
-  <w:num w:numId="2" w16cid:durableId="1573664441">
-    <w:abstractNumId w:val="1"/>
+  <w:num w:numId="3" w16cid:durableId="836650730">
+    <w:abstractNumId w:val="2"/>
     <w:lvlOverride w:ilvl="0">
       <w:startOverride w:val="1"/>
     </w:lvlOverride>
   </w:num>
-  <w:num w:numId="3" w16cid:durableId="235751959">
+  <w:num w:numId="4" w16cid:durableId="1378580123">
     <w:abstractNumId w:val="0"/>
-    <w:lvlOverride w:ilvl="0">
-      <w:startOverride w:val="1"/>
-    </w:lvlOverride>
-  </w:num>
-  <w:num w:numId="4" w16cid:durableId="150948302">
-    <w:abstractNumId w:val="2"/>
     <w:lvlOverride w:ilvl="0">
       <w:startOverride w:val="1"/>
     </w:lvlOverride>
@@ -14904,7 +14904,7 @@
     <w:autoRedefine/>
     <w:uiPriority w:val="39"/>
     <w:unhideWhenUsed/>
-    <w:rsid w:val="007C4033"/>
+    <w:rsid w:val="00913645"/>
     <w:pPr>
       <w:spacing w:after="100"/>
     </w:pPr>
@@ -14916,7 +14916,7 @@
     <w:autoRedefine/>
     <w:uiPriority w:val="39"/>
     <w:unhideWhenUsed/>
-    <w:rsid w:val="007C4033"/>
+    <w:rsid w:val="00913645"/>
     <w:pPr>
       <w:spacing w:after="100"/>
       <w:ind w:left="210"/>

--- a/docs/manuals/RA_Training_Programme_and_Facilitator_Guide.docx
+++ b/docs/manuals/RA_Training_Programme_and_Facilitator_Guide.docx
@@ -469,7 +469,7 @@
                 <w:sz w:val="19"/>
                 <w:szCs w:val="19"/>
               </w:rPr>
-              <w:t>Version 1.4 · 20 September 2026</w:t>
+              <w:t>Version 1.5 · 20 September 2026</w:t>
             </w:r>
           </w:p>
         </w:tc>
@@ -538,7 +538,7 @@
     <w:sdt>
       <w:sdtPr>
         <w:alias w:val="Contents"/>
-        <w:id w:val="-482318670"/>
+        <w:id w:val="527917182"/>
       </w:sdtPr>
       <w:sdtEndPr/>
       <w:sdtContent>
@@ -567,7 +567,7 @@
           <w:r>
             <w:fldChar w:fldCharType="separate"/>
           </w:r>
-          <w:hyperlink w:anchor="_Toc240773228" w:history="1">
+          <w:hyperlink w:anchor="_Toc240779410" w:history="1">
             <w:r>
               <w:rPr>
                 <w:rStyle w:val="Hyperlink"/>
@@ -591,7 +591,7 @@
               <w:rPr>
                 <w:noProof/>
               </w:rPr>
-              <w:instrText xml:space="preserve"> PAGEREF _Toc240773228 \h </w:instrText>
+              <w:instrText xml:space="preserve"> PAGEREF _Toc240779410 \h </w:instrText>
             </w:r>
             <w:r>
               <w:rPr>
@@ -634,7 +634,7 @@
               <w14:ligatures w14:val="standardContextual"/>
             </w:rPr>
           </w:pPr>
-          <w:hyperlink w:anchor="_Toc240773229" w:history="1">
+          <w:hyperlink w:anchor="_Toc240779411" w:history="1">
             <w:r>
               <w:rPr>
                 <w:rStyle w:val="Hyperlink"/>
@@ -658,7 +658,7 @@
               <w:rPr>
                 <w:noProof/>
               </w:rPr>
-              <w:instrText xml:space="preserve"> PAGEREF _Toc240773229 \h </w:instrText>
+              <w:instrText xml:space="preserve"> PAGEREF _Toc240779411 \h </w:instrText>
             </w:r>
             <w:r>
               <w:rPr>
@@ -701,7 +701,7 @@
               <w14:ligatures w14:val="standardContextual"/>
             </w:rPr>
           </w:pPr>
-          <w:hyperlink w:anchor="_Toc240773230" w:history="1">
+          <w:hyperlink w:anchor="_Toc240779412" w:history="1">
             <w:r>
               <w:rPr>
                 <w:rStyle w:val="Hyperlink"/>
@@ -725,7 +725,7 @@
               <w:rPr>
                 <w:noProof/>
               </w:rPr>
-              <w:instrText xml:space="preserve"> PAGEREF _Toc240773230 \h </w:instrText>
+              <w:instrText xml:space="preserve"> PAGEREF _Toc240779412 \h </w:instrText>
             </w:r>
             <w:r>
               <w:rPr>
@@ -768,7 +768,7 @@
               <w14:ligatures w14:val="standardContextual"/>
             </w:rPr>
           </w:pPr>
-          <w:hyperlink w:anchor="_Toc240773231" w:history="1">
+          <w:hyperlink w:anchor="_Toc240779413" w:history="1">
             <w:r>
               <w:rPr>
                 <w:rStyle w:val="Hyperlink"/>
@@ -792,7 +792,7 @@
               <w:rPr>
                 <w:noProof/>
               </w:rPr>
-              <w:instrText xml:space="preserve"> PAGEREF _Toc240773231 \h </w:instrText>
+              <w:instrText xml:space="preserve"> PAGEREF _Toc240779413 \h </w:instrText>
             </w:r>
             <w:r>
               <w:rPr>
@@ -835,7 +835,7 @@
               <w14:ligatures w14:val="standardContextual"/>
             </w:rPr>
           </w:pPr>
-          <w:hyperlink w:anchor="_Toc240773232" w:history="1">
+          <w:hyperlink w:anchor="_Toc240779414" w:history="1">
             <w:r>
               <w:rPr>
                 <w:rStyle w:val="Hyperlink"/>
@@ -859,7 +859,7 @@
               <w:rPr>
                 <w:noProof/>
               </w:rPr>
-              <w:instrText xml:space="preserve"> PAGEREF _Toc240773232 \h </w:instrText>
+              <w:instrText xml:space="preserve"> PAGEREF _Toc240779414 \h </w:instrText>
             </w:r>
             <w:r>
               <w:rPr>
@@ -902,7 +902,7 @@
               <w14:ligatures w14:val="standardContextual"/>
             </w:rPr>
           </w:pPr>
-          <w:hyperlink w:anchor="_Toc240773233" w:history="1">
+          <w:hyperlink w:anchor="_Toc240779415" w:history="1">
             <w:r>
               <w:rPr>
                 <w:rStyle w:val="Hyperlink"/>
@@ -926,7 +926,7 @@
               <w:rPr>
                 <w:noProof/>
               </w:rPr>
-              <w:instrText xml:space="preserve"> PAGEREF _Toc240773233 \h </w:instrText>
+              <w:instrText xml:space="preserve"> PAGEREF _Toc240779415 \h </w:instrText>
             </w:r>
             <w:r>
               <w:rPr>
@@ -969,7 +969,7 @@
               <w14:ligatures w14:val="standardContextual"/>
             </w:rPr>
           </w:pPr>
-          <w:hyperlink w:anchor="_Toc240773234" w:history="1">
+          <w:hyperlink w:anchor="_Toc240779416" w:history="1">
             <w:r>
               <w:rPr>
                 <w:rStyle w:val="Hyperlink"/>
@@ -993,7 +993,7 @@
               <w:rPr>
                 <w:noProof/>
               </w:rPr>
-              <w:instrText xml:space="preserve"> PAGEREF _Toc240773234 \h </w:instrText>
+              <w:instrText xml:space="preserve"> PAGEREF _Toc240779416 \h </w:instrText>
             </w:r>
             <w:r>
               <w:rPr>
@@ -1036,7 +1036,7 @@
               <w14:ligatures w14:val="standardContextual"/>
             </w:rPr>
           </w:pPr>
-          <w:hyperlink w:anchor="_Toc240773235" w:history="1">
+          <w:hyperlink w:anchor="_Toc240779417" w:history="1">
             <w:r>
               <w:rPr>
                 <w:rStyle w:val="Hyperlink"/>
@@ -1060,7 +1060,7 @@
               <w:rPr>
                 <w:noProof/>
               </w:rPr>
-              <w:instrText xml:space="preserve"> PAGEREF _Toc240773235 \h </w:instrText>
+              <w:instrText xml:space="preserve"> PAGEREF _Toc240779417 \h </w:instrText>
             </w:r>
             <w:r>
               <w:rPr>
@@ -1103,7 +1103,7 @@
               <w14:ligatures w14:val="standardContextual"/>
             </w:rPr>
           </w:pPr>
-          <w:hyperlink w:anchor="_Toc240773236" w:history="1">
+          <w:hyperlink w:anchor="_Toc240779418" w:history="1">
             <w:r>
               <w:rPr>
                 <w:rStyle w:val="Hyperlink"/>
@@ -1127,7 +1127,7 @@
               <w:rPr>
                 <w:noProof/>
               </w:rPr>
-              <w:instrText xml:space="preserve"> PAGEREF _Toc240773236 \h </w:instrText>
+              <w:instrText xml:space="preserve"> PAGEREF _Toc240779418 \h </w:instrText>
             </w:r>
             <w:r>
               <w:rPr>
@@ -1170,7 +1170,7 @@
               <w14:ligatures w14:val="standardContextual"/>
             </w:rPr>
           </w:pPr>
-          <w:hyperlink w:anchor="_Toc240773237" w:history="1">
+          <w:hyperlink w:anchor="_Toc240779419" w:history="1">
             <w:r>
               <w:rPr>
                 <w:rStyle w:val="Hyperlink"/>
@@ -1194,7 +1194,7 @@
               <w:rPr>
                 <w:noProof/>
               </w:rPr>
-              <w:instrText xml:space="preserve"> PAGEREF _Toc240773237 \h </w:instrText>
+              <w:instrText xml:space="preserve"> PAGEREF _Toc240779419 \h </w:instrText>
             </w:r>
             <w:r>
               <w:rPr>
@@ -1237,7 +1237,7 @@
               <w14:ligatures w14:val="standardContextual"/>
             </w:rPr>
           </w:pPr>
-          <w:hyperlink w:anchor="_Toc240773238" w:history="1">
+          <w:hyperlink w:anchor="_Toc240779420" w:history="1">
             <w:r>
               <w:rPr>
                 <w:rStyle w:val="Hyperlink"/>
@@ -1261,7 +1261,7 @@
               <w:rPr>
                 <w:noProof/>
               </w:rPr>
-              <w:instrText xml:space="preserve"> PAGEREF _Toc240773238 \h </w:instrText>
+              <w:instrText xml:space="preserve"> PAGEREF _Toc240779420 \h </w:instrText>
             </w:r>
             <w:r>
               <w:rPr>
@@ -1304,7 +1304,7 @@
               <w14:ligatures w14:val="standardContextual"/>
             </w:rPr>
           </w:pPr>
-          <w:hyperlink w:anchor="_Toc240773239" w:history="1">
+          <w:hyperlink w:anchor="_Toc240779421" w:history="1">
             <w:r>
               <w:rPr>
                 <w:rStyle w:val="Hyperlink"/>
@@ -1328,7 +1328,7 @@
               <w:rPr>
                 <w:noProof/>
               </w:rPr>
-              <w:instrText xml:space="preserve"> PAGEREF _Toc240773239 \h </w:instrText>
+              <w:instrText xml:space="preserve"> PAGEREF _Toc240779421 \h </w:instrText>
             </w:r>
             <w:r>
               <w:rPr>
@@ -1371,7 +1371,7 @@
               <w14:ligatures w14:val="standardContextual"/>
             </w:rPr>
           </w:pPr>
-          <w:hyperlink w:anchor="_Toc240773240" w:history="1">
+          <w:hyperlink w:anchor="_Toc240779422" w:history="1">
             <w:r>
               <w:rPr>
                 <w:rStyle w:val="Hyperlink"/>
@@ -1395,7 +1395,7 @@
               <w:rPr>
                 <w:noProof/>
               </w:rPr>
-              <w:instrText xml:space="preserve"> PAGEREF _Toc240773240 \h </w:instrText>
+              <w:instrText xml:space="preserve"> PAGEREF _Toc240779422 \h </w:instrText>
             </w:r>
             <w:r>
               <w:rPr>
@@ -1438,7 +1438,7 @@
               <w14:ligatures w14:val="standardContextual"/>
             </w:rPr>
           </w:pPr>
-          <w:hyperlink w:anchor="_Toc240773241" w:history="1">
+          <w:hyperlink w:anchor="_Toc240779423" w:history="1">
             <w:r>
               <w:rPr>
                 <w:rStyle w:val="Hyperlink"/>
@@ -1462,7 +1462,7 @@
               <w:rPr>
                 <w:noProof/>
               </w:rPr>
-              <w:instrText xml:space="preserve"> PAGEREF _Toc240773241 \h </w:instrText>
+              <w:instrText xml:space="preserve"> PAGEREF _Toc240779423 \h </w:instrText>
             </w:r>
             <w:r>
               <w:rPr>
@@ -1505,7 +1505,7 @@
               <w14:ligatures w14:val="standardContextual"/>
             </w:rPr>
           </w:pPr>
-          <w:hyperlink w:anchor="_Toc240773242" w:history="1">
+          <w:hyperlink w:anchor="_Toc240779424" w:history="1">
             <w:r>
               <w:rPr>
                 <w:rStyle w:val="Hyperlink"/>
@@ -1529,7 +1529,7 @@
               <w:rPr>
                 <w:noProof/>
               </w:rPr>
-              <w:instrText xml:space="preserve"> PAGEREF _Toc240773242 \h </w:instrText>
+              <w:instrText xml:space="preserve"> PAGEREF _Toc240779424 \h </w:instrText>
             </w:r>
             <w:r>
               <w:rPr>
@@ -1572,7 +1572,7 @@
               <w14:ligatures w14:val="standardContextual"/>
             </w:rPr>
           </w:pPr>
-          <w:hyperlink w:anchor="_Toc240773243" w:history="1">
+          <w:hyperlink w:anchor="_Toc240779425" w:history="1">
             <w:r>
               <w:rPr>
                 <w:rStyle w:val="Hyperlink"/>
@@ -1596,7 +1596,7 @@
               <w:rPr>
                 <w:noProof/>
               </w:rPr>
-              <w:instrText xml:space="preserve"> PAGEREF _Toc240773243 \h </w:instrText>
+              <w:instrText xml:space="preserve"> PAGEREF _Toc240779425 \h </w:instrText>
             </w:r>
             <w:r>
               <w:rPr>
@@ -1639,7 +1639,7 @@
               <w14:ligatures w14:val="standardContextual"/>
             </w:rPr>
           </w:pPr>
-          <w:hyperlink w:anchor="_Toc240773244" w:history="1">
+          <w:hyperlink w:anchor="_Toc240779426" w:history="1">
             <w:r>
               <w:rPr>
                 <w:rStyle w:val="Hyperlink"/>
@@ -1663,7 +1663,7 @@
               <w:rPr>
                 <w:noProof/>
               </w:rPr>
-              <w:instrText xml:space="preserve"> PAGEREF _Toc240773244 \h </w:instrText>
+              <w:instrText xml:space="preserve"> PAGEREF _Toc240779426 \h </w:instrText>
             </w:r>
             <w:r>
               <w:rPr>
@@ -1706,7 +1706,7 @@
               <w14:ligatures w14:val="standardContextual"/>
             </w:rPr>
           </w:pPr>
-          <w:hyperlink w:anchor="_Toc240773245" w:history="1">
+          <w:hyperlink w:anchor="_Toc240779427" w:history="1">
             <w:r>
               <w:rPr>
                 <w:rStyle w:val="Hyperlink"/>
@@ -1730,7 +1730,7 @@
               <w:rPr>
                 <w:noProof/>
               </w:rPr>
-              <w:instrText xml:space="preserve"> PAGEREF _Toc240773245 \h </w:instrText>
+              <w:instrText xml:space="preserve"> PAGEREF _Toc240779427 \h </w:instrText>
             </w:r>
             <w:r>
               <w:rPr>
@@ -1773,7 +1773,7 @@
               <w14:ligatures w14:val="standardContextual"/>
             </w:rPr>
           </w:pPr>
-          <w:hyperlink w:anchor="_Toc240773246" w:history="1">
+          <w:hyperlink w:anchor="_Toc240779428" w:history="1">
             <w:r>
               <w:rPr>
                 <w:rStyle w:val="Hyperlink"/>
@@ -1797,7 +1797,7 @@
               <w:rPr>
                 <w:noProof/>
               </w:rPr>
-              <w:instrText xml:space="preserve"> PAGEREF _Toc240773246 \h </w:instrText>
+              <w:instrText xml:space="preserve"> PAGEREF _Toc240779428 \h </w:instrText>
             </w:r>
             <w:r>
               <w:rPr>
@@ -1840,7 +1840,7 @@
               <w14:ligatures w14:val="standardContextual"/>
             </w:rPr>
           </w:pPr>
-          <w:hyperlink w:anchor="_Toc240773247" w:history="1">
+          <w:hyperlink w:anchor="_Toc240779429" w:history="1">
             <w:r>
               <w:rPr>
                 <w:rStyle w:val="Hyperlink"/>
@@ -1864,7 +1864,7 @@
               <w:rPr>
                 <w:noProof/>
               </w:rPr>
-              <w:instrText xml:space="preserve"> PAGEREF _Toc240773247 \h </w:instrText>
+              <w:instrText xml:space="preserve"> PAGEREF _Toc240779429 \h </w:instrText>
             </w:r>
             <w:r>
               <w:rPr>
@@ -1907,7 +1907,7 @@
               <w14:ligatures w14:val="standardContextual"/>
             </w:rPr>
           </w:pPr>
-          <w:hyperlink w:anchor="_Toc240773248" w:history="1">
+          <w:hyperlink w:anchor="_Toc240779430" w:history="1">
             <w:r>
               <w:rPr>
                 <w:rStyle w:val="Hyperlink"/>
@@ -1931,7 +1931,7 @@
               <w:rPr>
                 <w:noProof/>
               </w:rPr>
-              <w:instrText xml:space="preserve"> PAGEREF _Toc240773248 \h </w:instrText>
+              <w:instrText xml:space="preserve"> PAGEREF _Toc240779430 \h </w:instrText>
             </w:r>
             <w:r>
               <w:rPr>
@@ -1974,7 +1974,7 @@
               <w14:ligatures w14:val="standardContextual"/>
             </w:rPr>
           </w:pPr>
-          <w:hyperlink w:anchor="_Toc240773249" w:history="1">
+          <w:hyperlink w:anchor="_Toc240779431" w:history="1">
             <w:r>
               <w:rPr>
                 <w:rStyle w:val="Hyperlink"/>
@@ -1998,7 +1998,7 @@
               <w:rPr>
                 <w:noProof/>
               </w:rPr>
-              <w:instrText xml:space="preserve"> PAGEREF _Toc240773249 \h </w:instrText>
+              <w:instrText xml:space="preserve"> PAGEREF _Toc240779431 \h </w:instrText>
             </w:r>
             <w:r>
               <w:rPr>
@@ -2041,7 +2041,7 @@
               <w14:ligatures w14:val="standardContextual"/>
             </w:rPr>
           </w:pPr>
-          <w:hyperlink w:anchor="_Toc240773250" w:history="1">
+          <w:hyperlink w:anchor="_Toc240779432" w:history="1">
             <w:r>
               <w:rPr>
                 <w:rStyle w:val="Hyperlink"/>
@@ -2065,7 +2065,7 @@
               <w:rPr>
                 <w:noProof/>
               </w:rPr>
-              <w:instrText xml:space="preserve"> PAGEREF _Toc240773250 \h </w:instrText>
+              <w:instrText xml:space="preserve"> PAGEREF _Toc240779432 \h </w:instrText>
             </w:r>
             <w:r>
               <w:rPr>
@@ -2108,7 +2108,7 @@
               <w14:ligatures w14:val="standardContextual"/>
             </w:rPr>
           </w:pPr>
-          <w:hyperlink w:anchor="_Toc240773251" w:history="1">
+          <w:hyperlink w:anchor="_Toc240779433" w:history="1">
             <w:r>
               <w:rPr>
                 <w:rStyle w:val="Hyperlink"/>
@@ -2132,7 +2132,7 @@
               <w:rPr>
                 <w:noProof/>
               </w:rPr>
-              <w:instrText xml:space="preserve"> PAGEREF _Toc240773251 \h </w:instrText>
+              <w:instrText xml:space="preserve"> PAGEREF _Toc240779433 \h </w:instrText>
             </w:r>
             <w:r>
               <w:rPr>
@@ -2171,7 +2171,7 @@
         <w:pStyle w:val="Heading1"/>
         <w:pageBreakBefore/>
       </w:pPr>
-      <w:bookmarkStart w:id="0" w:name="_Toc240773228"/>
+      <w:bookmarkStart w:id="0" w:name="_Toc240779410"/>
       <w:r>
         <w:lastRenderedPageBreak/>
         <w:t>1. Programme overview</w:t>
@@ -2577,7 +2577,7 @@
       <w:pPr>
         <w:pStyle w:val="Heading2"/>
       </w:pPr>
-      <w:bookmarkStart w:id="1" w:name="_Toc240773229"/>
+      <w:bookmarkStart w:id="1" w:name="_Toc240779411"/>
       <w:r>
         <w:t>1.1 Learning objectives</w:t>
       </w:r>
@@ -2678,7 +2678,7 @@
       <w:pPr>
         <w:pStyle w:val="Heading2"/>
       </w:pPr>
-      <w:bookmarkStart w:id="2" w:name="_Toc240773230"/>
+      <w:bookmarkStart w:id="2" w:name="_Toc240779412"/>
       <w:r>
         <w:t>1.2 Before the training (facilitator checklist)</w:t>
       </w:r>
@@ -3214,7 +3214,7 @@
       <w:pPr>
         <w:pStyle w:val="Heading2"/>
       </w:pPr>
-      <w:bookmarkStart w:id="3" w:name="_Toc240773231"/>
+      <w:bookmarkStart w:id="3" w:name="_Toc240779413"/>
       <w:r>
         <w:t>1.3 The practice environment</w:t>
       </w:r>
@@ -3360,7 +3360,7 @@
         <w:pStyle w:val="Heading1"/>
         <w:pageBreakBefore/>
       </w:pPr>
-      <w:bookmarkStart w:id="4" w:name="_Toc240773232"/>
+      <w:bookmarkStart w:id="4" w:name="_Toc240779414"/>
       <w:r>
         <w:lastRenderedPageBreak/>
         <w:t>2. Schedule</w:t>
@@ -3371,7 +3371,7 @@
       <w:pPr>
         <w:pStyle w:val="Heading2"/>
       </w:pPr>
-      <w:bookmarkStart w:id="5" w:name="_Toc240773233"/>
+      <w:bookmarkStart w:id="5" w:name="_Toc240779415"/>
       <w:r>
         <w:t>Day 1 — Foundations (all RAs)</w:t>
       </w:r>
@@ -4654,7 +4654,7 @@
       <w:pPr>
         <w:pStyle w:val="Heading2"/>
       </w:pPr>
-      <w:bookmarkStart w:id="6" w:name="_Toc240773234"/>
+      <w:bookmarkStart w:id="6" w:name="_Toc240779416"/>
       <w:r>
         <w:t>Day 2 — Role tracks</w:t>
       </w:r>
@@ -6182,7 +6182,7 @@
       <w:pPr>
         <w:pStyle w:val="Heading2"/>
       </w:pPr>
-      <w:bookmarkStart w:id="7" w:name="_Toc240773235"/>
+      <w:bookmarkStart w:id="7" w:name="_Toc240779417"/>
       <w:r>
         <w:t>Day 3 — Practice and assessment</w:t>
       </w:r>
@@ -7152,7 +7152,7 @@
       <w:pPr>
         <w:pStyle w:val="Heading2"/>
       </w:pPr>
-      <w:bookmarkStart w:id="8" w:name="_Toc240773236"/>
+      <w:bookmarkStart w:id="8" w:name="_Toc240779418"/>
       <w:r>
         <w:t>After the training</w:t>
       </w:r>
@@ -7487,7 +7487,7 @@
         <w:pStyle w:val="Heading1"/>
         <w:pageBreakBefore/>
       </w:pPr>
-      <w:bookmarkStart w:id="9" w:name="_Toc240773237"/>
+      <w:bookmarkStart w:id="9" w:name="_Toc240779419"/>
       <w:r>
         <w:lastRenderedPageBreak/>
         <w:t>3. Session plans</w:t>
@@ -7506,7 +7506,7 @@
       <w:pPr>
         <w:pStyle w:val="Heading2"/>
       </w:pPr>
-      <w:bookmarkStart w:id="10" w:name="_Toc240773238"/>
+      <w:bookmarkStart w:id="10" w:name="_Toc240779420"/>
       <w:r>
         <w:t>Module 1 — The study (60 min)</w:t>
       </w:r>
@@ -7601,7 +7601,7 @@
       <w:pPr>
         <w:pStyle w:val="Heading2"/>
       </w:pPr>
-      <w:bookmarkStart w:id="11" w:name="_Toc240773239"/>
+      <w:bookmarkStart w:id="11" w:name="_Toc240779421"/>
       <w:r>
         <w:t>Module 2 — Research ethics and consent (60 min)</w:t>
       </w:r>
@@ -7696,7 +7696,7 @@
       <w:pPr>
         <w:pStyle w:val="Heading2"/>
       </w:pPr>
-      <w:bookmarkStart w:id="12" w:name="_Toc240773240"/>
+      <w:bookmarkStart w:id="12" w:name="_Toc240779422"/>
       <w:r>
         <w:t>Module 3 — Data protection (60 min)</w:t>
       </w:r>
@@ -7791,7 +7791,7 @@
       <w:pPr>
         <w:pStyle w:val="Heading2"/>
       </w:pPr>
-      <w:bookmarkStart w:id="13" w:name="_Toc240773241"/>
+      <w:bookmarkStart w:id="13" w:name="_Toc240779423"/>
       <w:r>
         <w:t>Module 5 — The portal (75 min)</w:t>
       </w:r>
@@ -7886,7 +7886,7 @@
       <w:pPr>
         <w:pStyle w:val="Heading2"/>
       </w:pPr>
-      <w:bookmarkStart w:id="14" w:name="_Toc240773242"/>
+      <w:bookmarkStart w:id="14" w:name="_Toc240779424"/>
       <w:r>
         <w:t>Module 6 — The respondent journey (45 min)</w:t>
       </w:r>
@@ -7982,7 +7982,7 @@
       <w:pPr>
         <w:pStyle w:val="Heading2"/>
       </w:pPr>
-      <w:bookmarkStart w:id="15" w:name="_Toc240773243"/>
+      <w:bookmarkStart w:id="15" w:name="_Toc240779425"/>
       <w:r>
         <w:t>Module 8 — Communication skills (90 min)</w:t>
       </w:r>
@@ -8077,7 +8077,7 @@
       <w:pPr>
         <w:pStyle w:val="Heading2"/>
       </w:pPr>
-      <w:bookmarkStart w:id="16" w:name="_Toc240773244"/>
+      <w:bookmarkStart w:id="16" w:name="_Toc240779426"/>
       <w:r>
         <w:t>Module 9 — Quality judgement (90 min)</w:t>
       </w:r>
@@ -8173,7 +8173,7 @@
         <w:pStyle w:val="Heading1"/>
         <w:pageBreakBefore/>
       </w:pPr>
-      <w:bookmarkStart w:id="17" w:name="_Toc240773245"/>
+      <w:bookmarkStart w:id="17" w:name="_Toc240779427"/>
       <w:r>
         <w:lastRenderedPageBreak/>
         <w:t>4. Role-plays and simulation</w:t>
@@ -9127,7 +9127,7 @@
       <w:pPr>
         <w:pStyle w:val="Heading2"/>
       </w:pPr>
-      <w:bookmarkStart w:id="18" w:name="_Toc240773246"/>
+      <w:bookmarkStart w:id="18" w:name="_Toc240779428"/>
       <w:r>
         <w:t>Field simulation (Day 3)</w:t>
       </w:r>
@@ -9222,7 +9222,7 @@
         <w:pStyle w:val="Heading1"/>
         <w:pageBreakBefore/>
       </w:pPr>
-      <w:bookmarkStart w:id="19" w:name="_Toc240773247"/>
+      <w:bookmarkStart w:id="19" w:name="_Toc240779429"/>
       <w:r>
         <w:lastRenderedPageBreak/>
         <w:t>5. Assessment and certification</w:t>
@@ -9233,7 +9233,7 @@
       <w:pPr>
         <w:pStyle w:val="Heading2"/>
       </w:pPr>
-      <w:bookmarkStart w:id="20" w:name="_Toc240773248"/>
+      <w:bookmarkStart w:id="20" w:name="_Toc240779430"/>
       <w:r>
         <w:t>5.1 Competencies</w:t>
       </w:r>
@@ -9624,7 +9624,7 @@
       <w:pPr>
         <w:pStyle w:val="Heading2"/>
       </w:pPr>
-      <w:bookmarkStart w:id="21" w:name="_Toc240773249"/>
+      <w:bookmarkStart w:id="21" w:name="_Toc240779431"/>
       <w:r>
         <w:t>5.2 Written assessment (answer key)</w:t>
       </w:r>
@@ -10984,7 +10984,7 @@
       <w:pPr>
         <w:pStyle w:val="Heading2"/>
       </w:pPr>
-      <w:bookmarkStart w:id="22" w:name="_Toc240773250"/>
+      <w:bookmarkStart w:id="22" w:name="_Toc240779432"/>
       <w:r>
         <w:t>5.3 Practical assessment</w:t>
       </w:r>
@@ -12247,7 +12247,7 @@
         <w:pStyle w:val="Heading1"/>
         <w:pageBreakBefore/>
       </w:pPr>
-      <w:bookmarkStart w:id="23" w:name="_Toc240773251"/>
+      <w:bookmarkStart w:id="23" w:name="_Toc240779433"/>
       <w:r>
         <w:lastRenderedPageBreak/>
         <w:t>6. Attendance register</w:t>
@@ -13826,7 +13826,7 @@
         <w:sz w:val="16"/>
         <w:szCs w:val="16"/>
       </w:rPr>
-      <w:t>Version 1.4 · 20 September 2026</w:t>
+      <w:t>Version 1.5 · 20 September 2026</w:t>
     </w:r>
     <w:r>
       <w:rPr>
@@ -13999,10 +13999,154 @@
 <file path=word/numbering.xml><?xml version="1.0" encoding="utf-8"?>
 <w:numbering xmlns:wpc="http://schemas.microsoft.com/office/word/2010/wordprocessingCanvas" xmlns:cx="http://schemas.microsoft.com/office/drawing/2014/chartex" xmlns:cx1="http://schemas.microsoft.com/office/drawing/2015/9/8/chartex" xmlns:cx2="http://schemas.microsoft.com/office/drawing/2015/10/21/chartex" xmlns:cx3="http://schemas.microsoft.com/office/drawing/2016/5/9/chartex" xmlns:cx4="http://schemas.microsoft.com/office/drawing/2016/5/10/chartex" xmlns:cx5="http://schemas.microsoft.com/office/drawing/2016/5/11/chartex" xmlns:cx6="http://schemas.microsoft.com/office/drawing/2016/5/12/chartex" xmlns:cx7="http://schemas.microsoft.com/office/drawing/2016/5/13/chartex" xmlns:cx8="http://schemas.microsoft.com/office/drawing/2016/5/14/chartex" xmlns:mc="http://schemas.openxmlformats.org/markup-compatibility/2006" xmlns:aink="http://schemas.microsoft.com/office/drawing/2016/ink" xmlns:am3d="http://schemas.microsoft.com/office/drawing/2017/model3d" xmlns:o="urn:schemas-microsoft-com:office:office" xmlns:oel="http://schemas.microsoft.com/office/2019/extlst" xmlns:r="http://schemas.openxmlformats.org/officeDocument/2006/relationships" xmlns:m="http://schemas.openxmlformats.org/officeDocument/2006/math" xmlns:v="urn:schemas-microsoft-com:vml" xmlns:wp14="http://schemas.microsoft.com/office/word/2010/wordprocessingDrawing" xmlns:wp="http://schemas.openxmlformats.org/drawingml/2006/wordprocessingDrawing" xmlns:w10="urn:schemas-microsoft-com:office:word" xmlns:w="http://schemas.openxmlformats.org/wordprocessingml/2006/main" xmlns:w14="http://schemas.microsoft.com/office/word/2010/wordml" xmlns:w15="http://schemas.microsoft.com/office/word/2012/wordml" xmlns:w16cex="http://schemas.microsoft.com/office/word/2018/wordml/cex" xmlns:w16cid="http://schemas.microsoft.com/office/word/2016/wordml/cid" xmlns:w16="http://schemas.microsoft.com/office/word/2018/wordml" xmlns:w16sdtdh="http://schemas.microsoft.com/office/word/2020/wordml/sdtdatahash" xmlns:w16se="http://schemas.microsoft.com/office/word/2015/wordml/symex" xmlns:wpg="http://schemas.microsoft.com/office/word/2010/wordprocessingGroup" xmlns:wpi="http://schemas.microsoft.com/office/word/2010/wordprocessingInk" xmlns:wne="http://schemas.microsoft.com/office/word/2006/wordml" xmlns:wps="http://schemas.microsoft.com/office/word/2010/wordprocessingShape" mc:Ignorable="w14 w15 w16se w16cid w16 w16cex w16sdtdh wp14">
   <w:abstractNum w:abstractNumId="0" w15:restartNumberingAfterBreak="0">
-    <w:nsid w:val="3BFD14B4"/>
+    <w:nsid w:val="08710706"/>
     <w:multiLevelType w:val="hybridMultilevel"/>
-    <w:tmpl w:val="D09218DA"/>
-    <w:lvl w:ilvl="0" w:tplc="B9581A0A">
+    <w:tmpl w:val="66F2CE50"/>
+    <w:lvl w:ilvl="0" w:tplc="471C7D2E">
+      <w:start w:val="1"/>
+      <w:numFmt w:val="bullet"/>
+      <w:lvlText w:val="•"/>
+      <w:lvlJc w:val="left"/>
+      <w:pPr>
+        <w:ind w:left="460" w:hanging="280"/>
+      </w:pPr>
+    </w:lvl>
+    <w:lvl w:ilvl="1" w:tplc="EFDA157A">
+      <w:start w:val="1"/>
+      <w:numFmt w:val="bullet"/>
+      <w:lvlText w:val="–"/>
+      <w:lvlJc w:val="left"/>
+      <w:pPr>
+        <w:ind w:left="900" w:hanging="280"/>
+      </w:pPr>
+    </w:lvl>
+    <w:lvl w:ilvl="2" w:tplc="339064EC">
+      <w:numFmt w:val="decimal"/>
+      <w:lvlText w:val=""/>
+      <w:lvlJc w:val="left"/>
+    </w:lvl>
+    <w:lvl w:ilvl="3" w:tplc="25D481D2">
+      <w:numFmt w:val="decimal"/>
+      <w:lvlText w:val=""/>
+      <w:lvlJc w:val="left"/>
+    </w:lvl>
+    <w:lvl w:ilvl="4" w:tplc="F3161CBA">
+      <w:numFmt w:val="decimal"/>
+      <w:lvlText w:val=""/>
+      <w:lvlJc w:val="left"/>
+    </w:lvl>
+    <w:lvl w:ilvl="5" w:tplc="5C300274">
+      <w:numFmt w:val="decimal"/>
+      <w:lvlText w:val=""/>
+      <w:lvlJc w:val="left"/>
+    </w:lvl>
+    <w:lvl w:ilvl="6" w:tplc="547EEF20">
+      <w:numFmt w:val="decimal"/>
+      <w:lvlText w:val=""/>
+      <w:lvlJc w:val="left"/>
+    </w:lvl>
+    <w:lvl w:ilvl="7" w:tplc="66BE0D10">
+      <w:numFmt w:val="decimal"/>
+      <w:lvlText w:val=""/>
+      <w:lvlJc w:val="left"/>
+    </w:lvl>
+    <w:lvl w:ilvl="8" w:tplc="6A048B66">
+      <w:numFmt w:val="decimal"/>
+      <w:lvlText w:val=""/>
+      <w:lvlJc w:val="left"/>
+    </w:lvl>
+  </w:abstractNum>
+  <w:abstractNum w:abstractNumId="1" w15:restartNumberingAfterBreak="0">
+    <w:nsid w:val="0E6F603C"/>
+    <w:multiLevelType w:val="hybridMultilevel"/>
+    <w:tmpl w:val="71AE86CE"/>
+    <w:lvl w:ilvl="0" w:tplc="241CB990">
+      <w:start w:val="1"/>
+      <w:numFmt w:val="bullet"/>
+      <w:lvlText w:val="●"/>
+      <w:lvlJc w:val="left"/>
+      <w:pPr>
+        <w:ind w:left="720" w:hanging="360"/>
+      </w:pPr>
+    </w:lvl>
+    <w:lvl w:ilvl="1" w:tplc="504CE218">
+      <w:start w:val="1"/>
+      <w:numFmt w:val="bullet"/>
+      <w:lvlText w:val="○"/>
+      <w:lvlJc w:val="left"/>
+      <w:pPr>
+        <w:ind w:left="1440" w:hanging="360"/>
+      </w:pPr>
+    </w:lvl>
+    <w:lvl w:ilvl="2" w:tplc="64B6F22C">
+      <w:start w:val="1"/>
+      <w:numFmt w:val="bullet"/>
+      <w:lvlText w:val="■"/>
+      <w:lvlJc w:val="left"/>
+      <w:pPr>
+        <w:ind w:left="2160" w:hanging="360"/>
+      </w:pPr>
+    </w:lvl>
+    <w:lvl w:ilvl="3" w:tplc="192C300C">
+      <w:start w:val="1"/>
+      <w:numFmt w:val="bullet"/>
+      <w:lvlText w:val="●"/>
+      <w:lvlJc w:val="left"/>
+      <w:pPr>
+        <w:ind w:left="2880" w:hanging="360"/>
+      </w:pPr>
+    </w:lvl>
+    <w:lvl w:ilvl="4" w:tplc="8A74F716">
+      <w:start w:val="1"/>
+      <w:numFmt w:val="bullet"/>
+      <w:lvlText w:val="○"/>
+      <w:lvlJc w:val="left"/>
+      <w:pPr>
+        <w:ind w:left="3600" w:hanging="360"/>
+      </w:pPr>
+    </w:lvl>
+    <w:lvl w:ilvl="5" w:tplc="CA0CE24E">
+      <w:start w:val="1"/>
+      <w:numFmt w:val="bullet"/>
+      <w:lvlText w:val="■"/>
+      <w:lvlJc w:val="left"/>
+      <w:pPr>
+        <w:ind w:left="4320" w:hanging="360"/>
+      </w:pPr>
+    </w:lvl>
+    <w:lvl w:ilvl="6" w:tplc="60483680">
+      <w:start w:val="1"/>
+      <w:numFmt w:val="bullet"/>
+      <w:lvlText w:val="●"/>
+      <w:lvlJc w:val="left"/>
+      <w:pPr>
+        <w:ind w:left="5040" w:hanging="360"/>
+      </w:pPr>
+    </w:lvl>
+    <w:lvl w:ilvl="7" w:tplc="3F0ABE64">
+      <w:start w:val="1"/>
+      <w:numFmt w:val="bullet"/>
+      <w:lvlText w:val="●"/>
+      <w:lvlJc w:val="left"/>
+      <w:pPr>
+        <w:ind w:left="5760" w:hanging="360"/>
+      </w:pPr>
+    </w:lvl>
+    <w:lvl w:ilvl="8" w:tplc="B27A6752">
+      <w:start w:val="1"/>
+      <w:numFmt w:val="bullet"/>
+      <w:lvlText w:val="●"/>
+      <w:lvlJc w:val="left"/>
+      <w:pPr>
+        <w:ind w:left="6480" w:hanging="360"/>
+      </w:pPr>
+    </w:lvl>
+  </w:abstractNum>
+  <w:abstractNum w:abstractNumId="2" w15:restartNumberingAfterBreak="0">
+    <w:nsid w:val="273E2443"/>
+    <w:multiLevelType w:val="hybridMultilevel"/>
+    <w:tmpl w:val="C75EDFA2"/>
+    <w:lvl w:ilvl="0" w:tplc="F3A6DD06">
       <w:start w:val="1"/>
       <w:numFmt w:val="decimal"/>
       <w:lvlText w:val="%1."/>
@@ -14016,138 +14160,52 @@
         <w:color w:val="A67C27"/>
       </w:rPr>
     </w:lvl>
-    <w:lvl w:ilvl="1" w:tplc="4C1434AA">
+    <w:lvl w:ilvl="1" w:tplc="B9E4E87E">
       <w:numFmt w:val="decimal"/>
       <w:lvlText w:val=""/>
       <w:lvlJc w:val="left"/>
     </w:lvl>
-    <w:lvl w:ilvl="2" w:tplc="BDF6271E">
+    <w:lvl w:ilvl="2" w:tplc="BDF63D2E">
       <w:numFmt w:val="decimal"/>
       <w:lvlText w:val=""/>
       <w:lvlJc w:val="left"/>
     </w:lvl>
-    <w:lvl w:ilvl="3" w:tplc="3276611C">
+    <w:lvl w:ilvl="3" w:tplc="78164D0A">
       <w:numFmt w:val="decimal"/>
       <w:lvlText w:val=""/>
       <w:lvlJc w:val="left"/>
     </w:lvl>
-    <w:lvl w:ilvl="4" w:tplc="E91ED480">
+    <w:lvl w:ilvl="4" w:tplc="D1CC1D70">
       <w:numFmt w:val="decimal"/>
       <w:lvlText w:val=""/>
       <w:lvlJc w:val="left"/>
     </w:lvl>
-    <w:lvl w:ilvl="5" w:tplc="BA340990">
+    <w:lvl w:ilvl="5" w:tplc="A4A6F40E">
       <w:numFmt w:val="decimal"/>
       <w:lvlText w:val=""/>
       <w:lvlJc w:val="left"/>
     </w:lvl>
-    <w:lvl w:ilvl="6" w:tplc="2FFAEBFC">
+    <w:lvl w:ilvl="6" w:tplc="536A7866">
       <w:numFmt w:val="decimal"/>
       <w:lvlText w:val=""/>
       <w:lvlJc w:val="left"/>
     </w:lvl>
-    <w:lvl w:ilvl="7" w:tplc="9F760A42">
+    <w:lvl w:ilvl="7" w:tplc="6D889CA8">
       <w:numFmt w:val="decimal"/>
       <w:lvlText w:val=""/>
       <w:lvlJc w:val="left"/>
     </w:lvl>
-    <w:lvl w:ilvl="8" w:tplc="074C5864">
+    <w:lvl w:ilvl="8" w:tplc="6B3EC63C">
       <w:numFmt w:val="decimal"/>
       <w:lvlText w:val=""/>
       <w:lvlJc w:val="left"/>
     </w:lvl>
   </w:abstractNum>
-  <w:abstractNum w:abstractNumId="1" w15:restartNumberingAfterBreak="0">
-    <w:nsid w:val="4F134EEF"/>
+  <w:abstractNum w:abstractNumId="3" w15:restartNumberingAfterBreak="0">
+    <w:nsid w:val="4B06717D"/>
     <w:multiLevelType w:val="hybridMultilevel"/>
-    <w:tmpl w:val="EF5A160A"/>
-    <w:lvl w:ilvl="0" w:tplc="BC2203C2">
-      <w:start w:val="1"/>
-      <w:numFmt w:val="bullet"/>
-      <w:lvlText w:val="●"/>
-      <w:lvlJc w:val="left"/>
-      <w:pPr>
-        <w:ind w:left="720" w:hanging="360"/>
-      </w:pPr>
-    </w:lvl>
-    <w:lvl w:ilvl="1" w:tplc="768404CA">
-      <w:start w:val="1"/>
-      <w:numFmt w:val="bullet"/>
-      <w:lvlText w:val="○"/>
-      <w:lvlJc w:val="left"/>
-      <w:pPr>
-        <w:ind w:left="1440" w:hanging="360"/>
-      </w:pPr>
-    </w:lvl>
-    <w:lvl w:ilvl="2" w:tplc="10085FD2">
-      <w:start w:val="1"/>
-      <w:numFmt w:val="bullet"/>
-      <w:lvlText w:val="■"/>
-      <w:lvlJc w:val="left"/>
-      <w:pPr>
-        <w:ind w:left="2160" w:hanging="360"/>
-      </w:pPr>
-    </w:lvl>
-    <w:lvl w:ilvl="3" w:tplc="73FE6A2C">
-      <w:start w:val="1"/>
-      <w:numFmt w:val="bullet"/>
-      <w:lvlText w:val="●"/>
-      <w:lvlJc w:val="left"/>
-      <w:pPr>
-        <w:ind w:left="2880" w:hanging="360"/>
-      </w:pPr>
-    </w:lvl>
-    <w:lvl w:ilvl="4" w:tplc="A1164A58">
-      <w:start w:val="1"/>
-      <w:numFmt w:val="bullet"/>
-      <w:lvlText w:val="○"/>
-      <w:lvlJc w:val="left"/>
-      <w:pPr>
-        <w:ind w:left="3600" w:hanging="360"/>
-      </w:pPr>
-    </w:lvl>
-    <w:lvl w:ilvl="5" w:tplc="A2400AE0">
-      <w:start w:val="1"/>
-      <w:numFmt w:val="bullet"/>
-      <w:lvlText w:val="■"/>
-      <w:lvlJc w:val="left"/>
-      <w:pPr>
-        <w:ind w:left="4320" w:hanging="360"/>
-      </w:pPr>
-    </w:lvl>
-    <w:lvl w:ilvl="6" w:tplc="832EF180">
-      <w:start w:val="1"/>
-      <w:numFmt w:val="bullet"/>
-      <w:lvlText w:val="●"/>
-      <w:lvlJc w:val="left"/>
-      <w:pPr>
-        <w:ind w:left="5040" w:hanging="360"/>
-      </w:pPr>
-    </w:lvl>
-    <w:lvl w:ilvl="7" w:tplc="67046D02">
-      <w:start w:val="1"/>
-      <w:numFmt w:val="bullet"/>
-      <w:lvlText w:val="●"/>
-      <w:lvlJc w:val="left"/>
-      <w:pPr>
-        <w:ind w:left="5760" w:hanging="360"/>
-      </w:pPr>
-    </w:lvl>
-    <w:lvl w:ilvl="8" w:tplc="71BCA54A">
-      <w:start w:val="1"/>
-      <w:numFmt w:val="bullet"/>
-      <w:lvlText w:val="●"/>
-      <w:lvlJc w:val="left"/>
-      <w:pPr>
-        <w:ind w:left="6480" w:hanging="360"/>
-      </w:pPr>
-    </w:lvl>
-  </w:abstractNum>
-  <w:abstractNum w:abstractNumId="2" w15:restartNumberingAfterBreak="0">
-    <w:nsid w:val="63DD58D5"/>
-    <w:multiLevelType w:val="hybridMultilevel"/>
-    <w:tmpl w:val="73947B52"/>
-    <w:lvl w:ilvl="0" w:tplc="64D4B6A8">
+    <w:tmpl w:val="24B4795C"/>
+    <w:lvl w:ilvl="0" w:tplc="4EF6839A">
       <w:start w:val="1"/>
       <w:numFmt w:val="decimal"/>
       <w:lvlText w:val="%1."/>
@@ -14161,125 +14219,67 @@
         <w:color w:val="A67C27"/>
       </w:rPr>
     </w:lvl>
-    <w:lvl w:ilvl="1" w:tplc="C52CCF92">
+    <w:lvl w:ilvl="1" w:tplc="2FECD77A">
       <w:numFmt w:val="decimal"/>
       <w:lvlText w:val=""/>
       <w:lvlJc w:val="left"/>
     </w:lvl>
-    <w:lvl w:ilvl="2" w:tplc="97F28D2A">
+    <w:lvl w:ilvl="2" w:tplc="1F486DD0">
       <w:numFmt w:val="decimal"/>
       <w:lvlText w:val=""/>
       <w:lvlJc w:val="left"/>
     </w:lvl>
-    <w:lvl w:ilvl="3" w:tplc="304C41D2">
+    <w:lvl w:ilvl="3" w:tplc="4D50663E">
       <w:numFmt w:val="decimal"/>
       <w:lvlText w:val=""/>
       <w:lvlJc w:val="left"/>
     </w:lvl>
-    <w:lvl w:ilvl="4" w:tplc="8C9E2302">
+    <w:lvl w:ilvl="4" w:tplc="E5105C4E">
       <w:numFmt w:val="decimal"/>
       <w:lvlText w:val=""/>
       <w:lvlJc w:val="left"/>
     </w:lvl>
-    <w:lvl w:ilvl="5" w:tplc="7FFA1F20">
+    <w:lvl w:ilvl="5" w:tplc="93A48EE8">
       <w:numFmt w:val="decimal"/>
       <w:lvlText w:val=""/>
       <w:lvlJc w:val="left"/>
     </w:lvl>
-    <w:lvl w:ilvl="6" w:tplc="7DD012A2">
+    <w:lvl w:ilvl="6" w:tplc="D088793A">
       <w:numFmt w:val="decimal"/>
       <w:lvlText w:val=""/>
       <w:lvlJc w:val="left"/>
     </w:lvl>
-    <w:lvl w:ilvl="7" w:tplc="2EEEB100">
+    <w:lvl w:ilvl="7" w:tplc="1F72E018">
       <w:numFmt w:val="decimal"/>
       <w:lvlText w:val=""/>
       <w:lvlJc w:val="left"/>
     </w:lvl>
-    <w:lvl w:ilvl="8" w:tplc="E1143D98">
+    <w:lvl w:ilvl="8" w:tplc="8D5466F2">
       <w:numFmt w:val="decimal"/>
       <w:lvlText w:val=""/>
       <w:lvlJc w:val="left"/>
     </w:lvl>
   </w:abstractNum>
-  <w:abstractNum w:abstractNumId="3" w15:restartNumberingAfterBreak="0">
-    <w:nsid w:val="7EE02045"/>
-    <w:multiLevelType w:val="hybridMultilevel"/>
-    <w:tmpl w:val="7A7C6190"/>
-    <w:lvl w:ilvl="0" w:tplc="5AB08738">
-      <w:start w:val="1"/>
-      <w:numFmt w:val="bullet"/>
-      <w:lvlText w:val="•"/>
-      <w:lvlJc w:val="left"/>
-      <w:pPr>
-        <w:ind w:left="460" w:hanging="280"/>
-      </w:pPr>
-    </w:lvl>
-    <w:lvl w:ilvl="1" w:tplc="D03622E4">
-      <w:start w:val="1"/>
-      <w:numFmt w:val="bullet"/>
-      <w:lvlText w:val="–"/>
-      <w:lvlJc w:val="left"/>
-      <w:pPr>
-        <w:ind w:left="900" w:hanging="280"/>
-      </w:pPr>
-    </w:lvl>
-    <w:lvl w:ilvl="2" w:tplc="DE18C052">
-      <w:numFmt w:val="decimal"/>
-      <w:lvlText w:val=""/>
-      <w:lvlJc w:val="left"/>
-    </w:lvl>
-    <w:lvl w:ilvl="3" w:tplc="AFDABD34">
-      <w:numFmt w:val="decimal"/>
-      <w:lvlText w:val=""/>
-      <w:lvlJc w:val="left"/>
-    </w:lvl>
-    <w:lvl w:ilvl="4" w:tplc="2F02A990">
-      <w:numFmt w:val="decimal"/>
-      <w:lvlText w:val=""/>
-      <w:lvlJc w:val="left"/>
-    </w:lvl>
-    <w:lvl w:ilvl="5" w:tplc="85884386">
-      <w:numFmt w:val="decimal"/>
-      <w:lvlText w:val=""/>
-      <w:lvlJc w:val="left"/>
-    </w:lvl>
-    <w:lvl w:ilvl="6" w:tplc="C1EC0A8C">
-      <w:numFmt w:val="decimal"/>
-      <w:lvlText w:val=""/>
-      <w:lvlJc w:val="left"/>
-    </w:lvl>
-    <w:lvl w:ilvl="7" w:tplc="DAA0E57E">
-      <w:numFmt w:val="decimal"/>
-      <w:lvlText w:val=""/>
-      <w:lvlJc w:val="left"/>
-    </w:lvl>
-    <w:lvl w:ilvl="8" w:tplc="B8C29758">
-      <w:numFmt w:val="decimal"/>
-      <w:lvlText w:val=""/>
-      <w:lvlJc w:val="left"/>
-    </w:lvl>
-  </w:abstractNum>
-  <w:num w:numId="1" w16cid:durableId="301157910">
+  <w:num w:numId="1" w16cid:durableId="1324972939">
     <w:abstractNumId w:val="1"/>
     <w:lvlOverride w:ilvl="0">
       <w:startOverride w:val="1"/>
     </w:lvlOverride>
   </w:num>
-  <w:num w:numId="2" w16cid:durableId="1843154885">
-    <w:abstractNumId w:val="3"/>
+  <w:num w:numId="2" w16cid:durableId="486091179">
+    <w:abstractNumId w:val="0"/>
     <w:lvlOverride w:ilvl="0">
       <w:startOverride w:val="1"/>
     </w:lvlOverride>
   </w:num>
-  <w:num w:numId="3" w16cid:durableId="836650730">
+  <w:num w:numId="3" w16cid:durableId="1033384560">
     <w:abstractNumId w:val="2"/>
     <w:lvlOverride w:ilvl="0">
       <w:startOverride w:val="1"/>
     </w:lvlOverride>
   </w:num>
-  <w:num w:numId="4" w16cid:durableId="1378580123">
-    <w:abstractNumId w:val="0"/>
+  <w:num w:numId="4" w16cid:durableId="678122529">
+    <w:abstractNumId w:val="3"/>
     <w:lvlOverride w:ilvl="0">
       <w:startOverride w:val="1"/>
     </w:lvlOverride>
@@ -14904,7 +14904,7 @@
     <w:autoRedefine/>
     <w:uiPriority w:val="39"/>
     <w:unhideWhenUsed/>
-    <w:rsid w:val="00913645"/>
+    <w:rsid w:val="001B799B"/>
     <w:pPr>
       <w:spacing w:after="100"/>
     </w:pPr>
@@ -14916,7 +14916,7 @@
     <w:autoRedefine/>
     <w:uiPriority w:val="39"/>
     <w:unhideWhenUsed/>
-    <w:rsid w:val="00913645"/>
+    <w:rsid w:val="001B799B"/>
     <w:pPr>
       <w:spacing w:after="100"/>
       <w:ind w:left="210"/>

--- a/docs/manuals/RA_Training_Programme_and_Facilitator_Guide.docx
+++ b/docs/manuals/RA_Training_Programme_and_Facilitator_Guide.docx
@@ -469,7 +469,7 @@
                 <w:sz w:val="19"/>
                 <w:szCs w:val="19"/>
               </w:rPr>
-              <w:t>Version 1.5 · 20 September 2026</w:t>
+              <w:t>Version 1.6 · 20 September 2026</w:t>
             </w:r>
           </w:p>
         </w:tc>
@@ -538,7 +538,7 @@
     <w:sdt>
       <w:sdtPr>
         <w:alias w:val="Contents"/>
-        <w:id w:val="527917182"/>
+        <w:id w:val="-1591543533"/>
       </w:sdtPr>
       <w:sdtEndPr/>
       <w:sdtContent>
@@ -567,7 +567,7 @@
           <w:r>
             <w:fldChar w:fldCharType="separate"/>
           </w:r>
-          <w:hyperlink w:anchor="_Toc240779410" w:history="1">
+          <w:hyperlink w:anchor="_Toc240784168" w:history="1">
             <w:r>
               <w:rPr>
                 <w:rStyle w:val="Hyperlink"/>
@@ -591,7 +591,7 @@
               <w:rPr>
                 <w:noProof/>
               </w:rPr>
-              <w:instrText xml:space="preserve"> PAGEREF _Toc240779410 \h </w:instrText>
+              <w:instrText xml:space="preserve"> PAGEREF _Toc240784168 \h </w:instrText>
             </w:r>
             <w:r>
               <w:rPr>
@@ -634,7 +634,7 @@
               <w14:ligatures w14:val="standardContextual"/>
             </w:rPr>
           </w:pPr>
-          <w:hyperlink w:anchor="_Toc240779411" w:history="1">
+          <w:hyperlink w:anchor="_Toc240784169" w:history="1">
             <w:r>
               <w:rPr>
                 <w:rStyle w:val="Hyperlink"/>
@@ -658,7 +658,7 @@
               <w:rPr>
                 <w:noProof/>
               </w:rPr>
-              <w:instrText xml:space="preserve"> PAGEREF _Toc240779411 \h </w:instrText>
+              <w:instrText xml:space="preserve"> PAGEREF _Toc240784169 \h </w:instrText>
             </w:r>
             <w:r>
               <w:rPr>
@@ -701,7 +701,7 @@
               <w14:ligatures w14:val="standardContextual"/>
             </w:rPr>
           </w:pPr>
-          <w:hyperlink w:anchor="_Toc240779412" w:history="1">
+          <w:hyperlink w:anchor="_Toc240784170" w:history="1">
             <w:r>
               <w:rPr>
                 <w:rStyle w:val="Hyperlink"/>
@@ -725,7 +725,7 @@
               <w:rPr>
                 <w:noProof/>
               </w:rPr>
-              <w:instrText xml:space="preserve"> PAGEREF _Toc240779412 \h </w:instrText>
+              <w:instrText xml:space="preserve"> PAGEREF _Toc240784170 \h </w:instrText>
             </w:r>
             <w:r>
               <w:rPr>
@@ -768,7 +768,7 @@
               <w14:ligatures w14:val="standardContextual"/>
             </w:rPr>
           </w:pPr>
-          <w:hyperlink w:anchor="_Toc240779413" w:history="1">
+          <w:hyperlink w:anchor="_Toc240784171" w:history="1">
             <w:r>
               <w:rPr>
                 <w:rStyle w:val="Hyperlink"/>
@@ -792,7 +792,7 @@
               <w:rPr>
                 <w:noProof/>
               </w:rPr>
-              <w:instrText xml:space="preserve"> PAGEREF _Toc240779413 \h </w:instrText>
+              <w:instrText xml:space="preserve"> PAGEREF _Toc240784171 \h </w:instrText>
             </w:r>
             <w:r>
               <w:rPr>
@@ -835,7 +835,7 @@
               <w14:ligatures w14:val="standardContextual"/>
             </w:rPr>
           </w:pPr>
-          <w:hyperlink w:anchor="_Toc240779414" w:history="1">
+          <w:hyperlink w:anchor="_Toc240784172" w:history="1">
             <w:r>
               <w:rPr>
                 <w:rStyle w:val="Hyperlink"/>
@@ -859,7 +859,7 @@
               <w:rPr>
                 <w:noProof/>
               </w:rPr>
-              <w:instrText xml:space="preserve"> PAGEREF _Toc240779414 \h </w:instrText>
+              <w:instrText xml:space="preserve"> PAGEREF _Toc240784172 \h </w:instrText>
             </w:r>
             <w:r>
               <w:rPr>
@@ -902,7 +902,7 @@
               <w14:ligatures w14:val="standardContextual"/>
             </w:rPr>
           </w:pPr>
-          <w:hyperlink w:anchor="_Toc240779415" w:history="1">
+          <w:hyperlink w:anchor="_Toc240784173" w:history="1">
             <w:r>
               <w:rPr>
                 <w:rStyle w:val="Hyperlink"/>
@@ -926,7 +926,7 @@
               <w:rPr>
                 <w:noProof/>
               </w:rPr>
-              <w:instrText xml:space="preserve"> PAGEREF _Toc240779415 \h </w:instrText>
+              <w:instrText xml:space="preserve"> PAGEREF _Toc240784173 \h </w:instrText>
             </w:r>
             <w:r>
               <w:rPr>
@@ -969,7 +969,7 @@
               <w14:ligatures w14:val="standardContextual"/>
             </w:rPr>
           </w:pPr>
-          <w:hyperlink w:anchor="_Toc240779416" w:history="1">
+          <w:hyperlink w:anchor="_Toc240784174" w:history="1">
             <w:r>
               <w:rPr>
                 <w:rStyle w:val="Hyperlink"/>
@@ -993,7 +993,7 @@
               <w:rPr>
                 <w:noProof/>
               </w:rPr>
-              <w:instrText xml:space="preserve"> PAGEREF _Toc240779416 \h </w:instrText>
+              <w:instrText xml:space="preserve"> PAGEREF _Toc240784174 \h </w:instrText>
             </w:r>
             <w:r>
               <w:rPr>
@@ -1036,7 +1036,7 @@
               <w14:ligatures w14:val="standardContextual"/>
             </w:rPr>
           </w:pPr>
-          <w:hyperlink w:anchor="_Toc240779417" w:history="1">
+          <w:hyperlink w:anchor="_Toc240784175" w:history="1">
             <w:r>
               <w:rPr>
                 <w:rStyle w:val="Hyperlink"/>
@@ -1060,7 +1060,7 @@
               <w:rPr>
                 <w:noProof/>
               </w:rPr>
-              <w:instrText xml:space="preserve"> PAGEREF _Toc240779417 \h </w:instrText>
+              <w:instrText xml:space="preserve"> PAGEREF _Toc240784175 \h </w:instrText>
             </w:r>
             <w:r>
               <w:rPr>
@@ -1103,7 +1103,7 @@
               <w14:ligatures w14:val="standardContextual"/>
             </w:rPr>
           </w:pPr>
-          <w:hyperlink w:anchor="_Toc240779418" w:history="1">
+          <w:hyperlink w:anchor="_Toc240784176" w:history="1">
             <w:r>
               <w:rPr>
                 <w:rStyle w:val="Hyperlink"/>
@@ -1127,7 +1127,7 @@
               <w:rPr>
                 <w:noProof/>
               </w:rPr>
-              <w:instrText xml:space="preserve"> PAGEREF _Toc240779418 \h </w:instrText>
+              <w:instrText xml:space="preserve"> PAGEREF _Toc240784176 \h </w:instrText>
             </w:r>
             <w:r>
               <w:rPr>
@@ -1170,7 +1170,7 @@
               <w14:ligatures w14:val="standardContextual"/>
             </w:rPr>
           </w:pPr>
-          <w:hyperlink w:anchor="_Toc240779419" w:history="1">
+          <w:hyperlink w:anchor="_Toc240784177" w:history="1">
             <w:r>
               <w:rPr>
                 <w:rStyle w:val="Hyperlink"/>
@@ -1194,7 +1194,7 @@
               <w:rPr>
                 <w:noProof/>
               </w:rPr>
-              <w:instrText xml:space="preserve"> PAGEREF _Toc240779419 \h </w:instrText>
+              <w:instrText xml:space="preserve"> PAGEREF _Toc240784177 \h </w:instrText>
             </w:r>
             <w:r>
               <w:rPr>
@@ -1237,7 +1237,7 @@
               <w14:ligatures w14:val="standardContextual"/>
             </w:rPr>
           </w:pPr>
-          <w:hyperlink w:anchor="_Toc240779420" w:history="1">
+          <w:hyperlink w:anchor="_Toc240784178" w:history="1">
             <w:r>
               <w:rPr>
                 <w:rStyle w:val="Hyperlink"/>
@@ -1261,7 +1261,7 @@
               <w:rPr>
                 <w:noProof/>
               </w:rPr>
-              <w:instrText xml:space="preserve"> PAGEREF _Toc240779420 \h </w:instrText>
+              <w:instrText xml:space="preserve"> PAGEREF _Toc240784178 \h </w:instrText>
             </w:r>
             <w:r>
               <w:rPr>
@@ -1304,7 +1304,7 @@
               <w14:ligatures w14:val="standardContextual"/>
             </w:rPr>
           </w:pPr>
-          <w:hyperlink w:anchor="_Toc240779421" w:history="1">
+          <w:hyperlink w:anchor="_Toc240784179" w:history="1">
             <w:r>
               <w:rPr>
                 <w:rStyle w:val="Hyperlink"/>
@@ -1328,7 +1328,7 @@
               <w:rPr>
                 <w:noProof/>
               </w:rPr>
-              <w:instrText xml:space="preserve"> PAGEREF _Toc240779421 \h </w:instrText>
+              <w:instrText xml:space="preserve"> PAGEREF _Toc240784179 \h </w:instrText>
             </w:r>
             <w:r>
               <w:rPr>
@@ -1371,7 +1371,7 @@
               <w14:ligatures w14:val="standardContextual"/>
             </w:rPr>
           </w:pPr>
-          <w:hyperlink w:anchor="_Toc240779422" w:history="1">
+          <w:hyperlink w:anchor="_Toc240784180" w:history="1">
             <w:r>
               <w:rPr>
                 <w:rStyle w:val="Hyperlink"/>
@@ -1395,7 +1395,7 @@
               <w:rPr>
                 <w:noProof/>
               </w:rPr>
-              <w:instrText xml:space="preserve"> PAGEREF _Toc240779422 \h </w:instrText>
+              <w:instrText xml:space="preserve"> PAGEREF _Toc240784180 \h </w:instrText>
             </w:r>
             <w:r>
               <w:rPr>
@@ -1438,7 +1438,7 @@
               <w14:ligatures w14:val="standardContextual"/>
             </w:rPr>
           </w:pPr>
-          <w:hyperlink w:anchor="_Toc240779423" w:history="1">
+          <w:hyperlink w:anchor="_Toc240784181" w:history="1">
             <w:r>
               <w:rPr>
                 <w:rStyle w:val="Hyperlink"/>
@@ -1462,7 +1462,7 @@
               <w:rPr>
                 <w:noProof/>
               </w:rPr>
-              <w:instrText xml:space="preserve"> PAGEREF _Toc240779423 \h </w:instrText>
+              <w:instrText xml:space="preserve"> PAGEREF _Toc240784181 \h </w:instrText>
             </w:r>
             <w:r>
               <w:rPr>
@@ -1505,7 +1505,7 @@
               <w14:ligatures w14:val="standardContextual"/>
             </w:rPr>
           </w:pPr>
-          <w:hyperlink w:anchor="_Toc240779424" w:history="1">
+          <w:hyperlink w:anchor="_Toc240784182" w:history="1">
             <w:r>
               <w:rPr>
                 <w:rStyle w:val="Hyperlink"/>
@@ -1529,7 +1529,7 @@
               <w:rPr>
                 <w:noProof/>
               </w:rPr>
-              <w:instrText xml:space="preserve"> PAGEREF _Toc240779424 \h </w:instrText>
+              <w:instrText xml:space="preserve"> PAGEREF _Toc240784182 \h </w:instrText>
             </w:r>
             <w:r>
               <w:rPr>
@@ -1572,7 +1572,7 @@
               <w14:ligatures w14:val="standardContextual"/>
             </w:rPr>
           </w:pPr>
-          <w:hyperlink w:anchor="_Toc240779425" w:history="1">
+          <w:hyperlink w:anchor="_Toc240784183" w:history="1">
             <w:r>
               <w:rPr>
                 <w:rStyle w:val="Hyperlink"/>
@@ -1596,7 +1596,7 @@
               <w:rPr>
                 <w:noProof/>
               </w:rPr>
-              <w:instrText xml:space="preserve"> PAGEREF _Toc240779425 \h </w:instrText>
+              <w:instrText xml:space="preserve"> PAGEREF _Toc240784183 \h </w:instrText>
             </w:r>
             <w:r>
               <w:rPr>
@@ -1639,7 +1639,7 @@
               <w14:ligatures w14:val="standardContextual"/>
             </w:rPr>
           </w:pPr>
-          <w:hyperlink w:anchor="_Toc240779426" w:history="1">
+          <w:hyperlink w:anchor="_Toc240784184" w:history="1">
             <w:r>
               <w:rPr>
                 <w:rStyle w:val="Hyperlink"/>
@@ -1663,7 +1663,7 @@
               <w:rPr>
                 <w:noProof/>
               </w:rPr>
-              <w:instrText xml:space="preserve"> PAGEREF _Toc240779426 \h </w:instrText>
+              <w:instrText xml:space="preserve"> PAGEREF _Toc240784184 \h </w:instrText>
             </w:r>
             <w:r>
               <w:rPr>
@@ -1706,7 +1706,7 @@
               <w14:ligatures w14:val="standardContextual"/>
             </w:rPr>
           </w:pPr>
-          <w:hyperlink w:anchor="_Toc240779427" w:history="1">
+          <w:hyperlink w:anchor="_Toc240784185" w:history="1">
             <w:r>
               <w:rPr>
                 <w:rStyle w:val="Hyperlink"/>
@@ -1730,7 +1730,7 @@
               <w:rPr>
                 <w:noProof/>
               </w:rPr>
-              <w:instrText xml:space="preserve"> PAGEREF _Toc240779427 \h </w:instrText>
+              <w:instrText xml:space="preserve"> PAGEREF _Toc240784185 \h </w:instrText>
             </w:r>
             <w:r>
               <w:rPr>
@@ -1773,7 +1773,7 @@
               <w14:ligatures w14:val="standardContextual"/>
             </w:rPr>
           </w:pPr>
-          <w:hyperlink w:anchor="_Toc240779428" w:history="1">
+          <w:hyperlink w:anchor="_Toc240784186" w:history="1">
             <w:r>
               <w:rPr>
                 <w:rStyle w:val="Hyperlink"/>
@@ -1797,7 +1797,7 @@
               <w:rPr>
                 <w:noProof/>
               </w:rPr>
-              <w:instrText xml:space="preserve"> PAGEREF _Toc240779428 \h </w:instrText>
+              <w:instrText xml:space="preserve"> PAGEREF _Toc240784186 \h </w:instrText>
             </w:r>
             <w:r>
               <w:rPr>
@@ -1840,7 +1840,7 @@
               <w14:ligatures w14:val="standardContextual"/>
             </w:rPr>
           </w:pPr>
-          <w:hyperlink w:anchor="_Toc240779429" w:history="1">
+          <w:hyperlink w:anchor="_Toc240784187" w:history="1">
             <w:r>
               <w:rPr>
                 <w:rStyle w:val="Hyperlink"/>
@@ -1864,7 +1864,7 @@
               <w:rPr>
                 <w:noProof/>
               </w:rPr>
-              <w:instrText xml:space="preserve"> PAGEREF _Toc240779429 \h </w:instrText>
+              <w:instrText xml:space="preserve"> PAGEREF _Toc240784187 \h </w:instrText>
             </w:r>
             <w:r>
               <w:rPr>
@@ -1907,7 +1907,7 @@
               <w14:ligatures w14:val="standardContextual"/>
             </w:rPr>
           </w:pPr>
-          <w:hyperlink w:anchor="_Toc240779430" w:history="1">
+          <w:hyperlink w:anchor="_Toc240784188" w:history="1">
             <w:r>
               <w:rPr>
                 <w:rStyle w:val="Hyperlink"/>
@@ -1931,7 +1931,7 @@
               <w:rPr>
                 <w:noProof/>
               </w:rPr>
-              <w:instrText xml:space="preserve"> PAGEREF _Toc240779430 \h </w:instrText>
+              <w:instrText xml:space="preserve"> PAGEREF _Toc240784188 \h </w:instrText>
             </w:r>
             <w:r>
               <w:rPr>
@@ -1974,7 +1974,7 @@
               <w14:ligatures w14:val="standardContextual"/>
             </w:rPr>
           </w:pPr>
-          <w:hyperlink w:anchor="_Toc240779431" w:history="1">
+          <w:hyperlink w:anchor="_Toc240784189" w:history="1">
             <w:r>
               <w:rPr>
                 <w:rStyle w:val="Hyperlink"/>
@@ -1998,7 +1998,7 @@
               <w:rPr>
                 <w:noProof/>
               </w:rPr>
-              <w:instrText xml:space="preserve"> PAGEREF _Toc240779431 \h </w:instrText>
+              <w:instrText xml:space="preserve"> PAGEREF _Toc240784189 \h </w:instrText>
             </w:r>
             <w:r>
               <w:rPr>
@@ -2041,7 +2041,7 @@
               <w14:ligatures w14:val="standardContextual"/>
             </w:rPr>
           </w:pPr>
-          <w:hyperlink w:anchor="_Toc240779432" w:history="1">
+          <w:hyperlink w:anchor="_Toc240784190" w:history="1">
             <w:r>
               <w:rPr>
                 <w:rStyle w:val="Hyperlink"/>
@@ -2065,7 +2065,7 @@
               <w:rPr>
                 <w:noProof/>
               </w:rPr>
-              <w:instrText xml:space="preserve"> PAGEREF _Toc240779432 \h </w:instrText>
+              <w:instrText xml:space="preserve"> PAGEREF _Toc240784190 \h </w:instrText>
             </w:r>
             <w:r>
               <w:rPr>
@@ -2108,7 +2108,7 @@
               <w14:ligatures w14:val="standardContextual"/>
             </w:rPr>
           </w:pPr>
-          <w:hyperlink w:anchor="_Toc240779433" w:history="1">
+          <w:hyperlink w:anchor="_Toc240784191" w:history="1">
             <w:r>
               <w:rPr>
                 <w:rStyle w:val="Hyperlink"/>
@@ -2132,7 +2132,7 @@
               <w:rPr>
                 <w:noProof/>
               </w:rPr>
-              <w:instrText xml:space="preserve"> PAGEREF _Toc240779433 \h </w:instrText>
+              <w:instrText xml:space="preserve"> PAGEREF _Toc240784191 \h </w:instrText>
             </w:r>
             <w:r>
               <w:rPr>
@@ -2171,7 +2171,7 @@
         <w:pStyle w:val="Heading1"/>
         <w:pageBreakBefore/>
       </w:pPr>
-      <w:bookmarkStart w:id="0" w:name="_Toc240779410"/>
+      <w:bookmarkStart w:id="0" w:name="_Toc240784168"/>
       <w:r>
         <w:lastRenderedPageBreak/>
         <w:t>1. Programme overview</w:t>
@@ -2577,7 +2577,7 @@
       <w:pPr>
         <w:pStyle w:val="Heading2"/>
       </w:pPr>
-      <w:bookmarkStart w:id="1" w:name="_Toc240779411"/>
+      <w:bookmarkStart w:id="1" w:name="_Toc240784169"/>
       <w:r>
         <w:t>1.1 Learning objectives</w:t>
       </w:r>
@@ -2678,7 +2678,7 @@
       <w:pPr>
         <w:pStyle w:val="Heading2"/>
       </w:pPr>
-      <w:bookmarkStart w:id="2" w:name="_Toc240779412"/>
+      <w:bookmarkStart w:id="2" w:name="_Toc240784170"/>
       <w:r>
         <w:t>1.2 Before the training (facilitator checklist)</w:t>
       </w:r>
@@ -3214,7 +3214,7 @@
       <w:pPr>
         <w:pStyle w:val="Heading2"/>
       </w:pPr>
-      <w:bookmarkStart w:id="3" w:name="_Toc240779413"/>
+      <w:bookmarkStart w:id="3" w:name="_Toc240784171"/>
       <w:r>
         <w:t>1.3 The practice environment</w:t>
       </w:r>
@@ -3360,7 +3360,7 @@
         <w:pStyle w:val="Heading1"/>
         <w:pageBreakBefore/>
       </w:pPr>
-      <w:bookmarkStart w:id="4" w:name="_Toc240779414"/>
+      <w:bookmarkStart w:id="4" w:name="_Toc240784172"/>
       <w:r>
         <w:lastRenderedPageBreak/>
         <w:t>2. Schedule</w:t>
@@ -3371,7 +3371,7 @@
       <w:pPr>
         <w:pStyle w:val="Heading2"/>
       </w:pPr>
-      <w:bookmarkStart w:id="5" w:name="_Toc240779415"/>
+      <w:bookmarkStart w:id="5" w:name="_Toc240784173"/>
       <w:r>
         <w:t>Day 1 — Foundations (all RAs)</w:t>
       </w:r>
@@ -4654,7 +4654,7 @@
       <w:pPr>
         <w:pStyle w:val="Heading2"/>
       </w:pPr>
-      <w:bookmarkStart w:id="6" w:name="_Toc240779416"/>
+      <w:bookmarkStart w:id="6" w:name="_Toc240784174"/>
       <w:r>
         <w:t>Day 2 — Role tracks</w:t>
       </w:r>
@@ -6182,7 +6182,7 @@
       <w:pPr>
         <w:pStyle w:val="Heading2"/>
       </w:pPr>
-      <w:bookmarkStart w:id="7" w:name="_Toc240779417"/>
+      <w:bookmarkStart w:id="7" w:name="_Toc240784175"/>
       <w:r>
         <w:t>Day 3 — Practice and assessment</w:t>
       </w:r>
@@ -7152,7 +7152,7 @@
       <w:pPr>
         <w:pStyle w:val="Heading2"/>
       </w:pPr>
-      <w:bookmarkStart w:id="8" w:name="_Toc240779418"/>
+      <w:bookmarkStart w:id="8" w:name="_Toc240784176"/>
       <w:r>
         <w:t>After the training</w:t>
       </w:r>
@@ -7487,7 +7487,7 @@
         <w:pStyle w:val="Heading1"/>
         <w:pageBreakBefore/>
       </w:pPr>
-      <w:bookmarkStart w:id="9" w:name="_Toc240779419"/>
+      <w:bookmarkStart w:id="9" w:name="_Toc240784177"/>
       <w:r>
         <w:lastRenderedPageBreak/>
         <w:t>3. Session plans</w:t>
@@ -7506,7 +7506,7 @@
       <w:pPr>
         <w:pStyle w:val="Heading2"/>
       </w:pPr>
-      <w:bookmarkStart w:id="10" w:name="_Toc240779420"/>
+      <w:bookmarkStart w:id="10" w:name="_Toc240784178"/>
       <w:r>
         <w:t>Module 1 — The study (60 min)</w:t>
       </w:r>
@@ -7601,7 +7601,7 @@
       <w:pPr>
         <w:pStyle w:val="Heading2"/>
       </w:pPr>
-      <w:bookmarkStart w:id="11" w:name="_Toc240779421"/>
+      <w:bookmarkStart w:id="11" w:name="_Toc240784179"/>
       <w:r>
         <w:t>Module 2 — Research ethics and consent (60 min)</w:t>
       </w:r>
@@ -7696,7 +7696,7 @@
       <w:pPr>
         <w:pStyle w:val="Heading2"/>
       </w:pPr>
-      <w:bookmarkStart w:id="12" w:name="_Toc240779422"/>
+      <w:bookmarkStart w:id="12" w:name="_Toc240784180"/>
       <w:r>
         <w:t>Module 3 — Data protection (60 min)</w:t>
       </w:r>
@@ -7791,7 +7791,7 @@
       <w:pPr>
         <w:pStyle w:val="Heading2"/>
       </w:pPr>
-      <w:bookmarkStart w:id="13" w:name="_Toc240779423"/>
+      <w:bookmarkStart w:id="13" w:name="_Toc240784181"/>
       <w:r>
         <w:t>Module 5 — The portal (75 min)</w:t>
       </w:r>
@@ -7886,7 +7886,7 @@
       <w:pPr>
         <w:pStyle w:val="Heading2"/>
       </w:pPr>
-      <w:bookmarkStart w:id="14" w:name="_Toc240779424"/>
+      <w:bookmarkStart w:id="14" w:name="_Toc240784182"/>
       <w:r>
         <w:t>Module 6 — The respondent journey (45 min)</w:t>
       </w:r>
@@ -7982,7 +7982,7 @@
       <w:pPr>
         <w:pStyle w:val="Heading2"/>
       </w:pPr>
-      <w:bookmarkStart w:id="15" w:name="_Toc240779425"/>
+      <w:bookmarkStart w:id="15" w:name="_Toc240784183"/>
       <w:r>
         <w:t>Module 8 — Communication skills (90 min)</w:t>
       </w:r>
@@ -8077,7 +8077,7 @@
       <w:pPr>
         <w:pStyle w:val="Heading2"/>
       </w:pPr>
-      <w:bookmarkStart w:id="16" w:name="_Toc240779426"/>
+      <w:bookmarkStart w:id="16" w:name="_Toc240784184"/>
       <w:r>
         <w:t>Module 9 — Quality judgement (90 min)</w:t>
       </w:r>
@@ -8173,7 +8173,7 @@
         <w:pStyle w:val="Heading1"/>
         <w:pageBreakBefore/>
       </w:pPr>
-      <w:bookmarkStart w:id="17" w:name="_Toc240779427"/>
+      <w:bookmarkStart w:id="17" w:name="_Toc240784185"/>
       <w:r>
         <w:lastRenderedPageBreak/>
         <w:t>4. Role-plays and simulation</w:t>
@@ -9127,7 +9127,7 @@
       <w:pPr>
         <w:pStyle w:val="Heading2"/>
       </w:pPr>
-      <w:bookmarkStart w:id="18" w:name="_Toc240779428"/>
+      <w:bookmarkStart w:id="18" w:name="_Toc240784186"/>
       <w:r>
         <w:t>Field simulation (Day 3)</w:t>
       </w:r>
@@ -9222,7 +9222,7 @@
         <w:pStyle w:val="Heading1"/>
         <w:pageBreakBefore/>
       </w:pPr>
-      <w:bookmarkStart w:id="19" w:name="_Toc240779429"/>
+      <w:bookmarkStart w:id="19" w:name="_Toc240784187"/>
       <w:r>
         <w:lastRenderedPageBreak/>
         <w:t>5. Assessment and certification</w:t>
@@ -9233,7 +9233,7 @@
       <w:pPr>
         <w:pStyle w:val="Heading2"/>
       </w:pPr>
-      <w:bookmarkStart w:id="20" w:name="_Toc240779430"/>
+      <w:bookmarkStart w:id="20" w:name="_Toc240784188"/>
       <w:r>
         <w:t>5.1 Competencies</w:t>
       </w:r>
@@ -9624,7 +9624,7 @@
       <w:pPr>
         <w:pStyle w:val="Heading2"/>
       </w:pPr>
-      <w:bookmarkStart w:id="21" w:name="_Toc240779431"/>
+      <w:bookmarkStart w:id="21" w:name="_Toc240784189"/>
       <w:r>
         <w:t>5.2 Written assessment (answer key)</w:t>
       </w:r>
@@ -10984,7 +10984,7 @@
       <w:pPr>
         <w:pStyle w:val="Heading2"/>
       </w:pPr>
-      <w:bookmarkStart w:id="22" w:name="_Toc240779432"/>
+      <w:bookmarkStart w:id="22" w:name="_Toc240784190"/>
       <w:r>
         <w:t>5.3 Practical assessment</w:t>
       </w:r>
@@ -12247,7 +12247,7 @@
         <w:pStyle w:val="Heading1"/>
         <w:pageBreakBefore/>
       </w:pPr>
-      <w:bookmarkStart w:id="23" w:name="_Toc240779433"/>
+      <w:bookmarkStart w:id="23" w:name="_Toc240784191"/>
       <w:r>
         <w:lastRenderedPageBreak/>
         <w:t>6. Attendance register</w:t>
@@ -13826,7 +13826,7 @@
         <w:sz w:val="16"/>
         <w:szCs w:val="16"/>
       </w:rPr>
-      <w:t>Version 1.5 · 20 September 2026</w:t>
+      <w:t>Version 1.6 · 20 September 2026</w:t>
     </w:r>
     <w:r>
       <w:rPr>
@@ -13999,10 +13999,10 @@
 <file path=word/numbering.xml><?xml version="1.0" encoding="utf-8"?>
 <w:numbering xmlns:wpc="http://schemas.microsoft.com/office/word/2010/wordprocessingCanvas" xmlns:cx="http://schemas.microsoft.com/office/drawing/2014/chartex" xmlns:cx1="http://schemas.microsoft.com/office/drawing/2015/9/8/chartex" xmlns:cx2="http://schemas.microsoft.com/office/drawing/2015/10/21/chartex" xmlns:cx3="http://schemas.microsoft.com/office/drawing/2016/5/9/chartex" xmlns:cx4="http://schemas.microsoft.com/office/drawing/2016/5/10/chartex" xmlns:cx5="http://schemas.microsoft.com/office/drawing/2016/5/11/chartex" xmlns:cx6="http://schemas.microsoft.com/office/drawing/2016/5/12/chartex" xmlns:cx7="http://schemas.microsoft.com/office/drawing/2016/5/13/chartex" xmlns:cx8="http://schemas.microsoft.com/office/drawing/2016/5/14/chartex" xmlns:mc="http://schemas.openxmlformats.org/markup-compatibility/2006" xmlns:aink="http://schemas.microsoft.com/office/drawing/2016/ink" xmlns:am3d="http://schemas.microsoft.com/office/drawing/2017/model3d" xmlns:o="urn:schemas-microsoft-com:office:office" xmlns:oel="http://schemas.microsoft.com/office/2019/extlst" xmlns:r="http://schemas.openxmlformats.org/officeDocument/2006/relationships" xmlns:m="http://schemas.openxmlformats.org/officeDocument/2006/math" xmlns:v="urn:schemas-microsoft-com:vml" xmlns:wp14="http://schemas.microsoft.com/office/word/2010/wordprocessingDrawing" xmlns:wp="http://schemas.openxmlformats.org/drawingml/2006/wordprocessingDrawing" xmlns:w10="urn:schemas-microsoft-com:office:word" xmlns:w="http://schemas.openxmlformats.org/wordprocessingml/2006/main" xmlns:w14="http://schemas.microsoft.com/office/word/2010/wordml" xmlns:w15="http://schemas.microsoft.com/office/word/2012/wordml" xmlns:w16cex="http://schemas.microsoft.com/office/word/2018/wordml/cex" xmlns:w16cid="http://schemas.microsoft.com/office/word/2016/wordml/cid" xmlns:w16="http://schemas.microsoft.com/office/word/2018/wordml" xmlns:w16sdtdh="http://schemas.microsoft.com/office/word/2020/wordml/sdtdatahash" xmlns:w16se="http://schemas.microsoft.com/office/word/2015/wordml/symex" xmlns:wpg="http://schemas.microsoft.com/office/word/2010/wordprocessingGroup" xmlns:wpi="http://schemas.microsoft.com/office/word/2010/wordprocessingInk" xmlns:wne="http://schemas.microsoft.com/office/word/2006/wordml" xmlns:wps="http://schemas.microsoft.com/office/word/2010/wordprocessingShape" mc:Ignorable="w14 w15 w16se w16cid w16 w16cex w16sdtdh wp14">
   <w:abstractNum w:abstractNumId="0" w15:restartNumberingAfterBreak="0">
-    <w:nsid w:val="08710706"/>
+    <w:nsid w:val="2A525219"/>
     <w:multiLevelType w:val="hybridMultilevel"/>
-    <w:tmpl w:val="66F2CE50"/>
-    <w:lvl w:ilvl="0" w:tplc="471C7D2E">
+    <w:tmpl w:val="7F8ED326"/>
+    <w:lvl w:ilvl="0" w:tplc="FBF22250">
       <w:start w:val="1"/>
       <w:numFmt w:val="bullet"/>
       <w:lvlText w:val="•"/>
@@ -14011,7 +14011,7 @@
         <w:ind w:left="460" w:hanging="280"/>
       </w:pPr>
     </w:lvl>
-    <w:lvl w:ilvl="1" w:tplc="EFDA157A">
+    <w:lvl w:ilvl="1" w:tplc="D38C52CC">
       <w:start w:val="1"/>
       <w:numFmt w:val="bullet"/>
       <w:lvlText w:val="–"/>
@@ -14020,47 +14020,47 @@
         <w:ind w:left="900" w:hanging="280"/>
       </w:pPr>
     </w:lvl>
-    <w:lvl w:ilvl="2" w:tplc="339064EC">
+    <w:lvl w:ilvl="2" w:tplc="D402F4C8">
       <w:numFmt w:val="decimal"/>
       <w:lvlText w:val=""/>
       <w:lvlJc w:val="left"/>
     </w:lvl>
-    <w:lvl w:ilvl="3" w:tplc="25D481D2">
+    <w:lvl w:ilvl="3" w:tplc="23D4FF4A">
       <w:numFmt w:val="decimal"/>
       <w:lvlText w:val=""/>
       <w:lvlJc w:val="left"/>
     </w:lvl>
-    <w:lvl w:ilvl="4" w:tplc="F3161CBA">
+    <w:lvl w:ilvl="4" w:tplc="4DDC5688">
       <w:numFmt w:val="decimal"/>
       <w:lvlText w:val=""/>
       <w:lvlJc w:val="left"/>
     </w:lvl>
-    <w:lvl w:ilvl="5" w:tplc="5C300274">
+    <w:lvl w:ilvl="5" w:tplc="2AA8EBB2">
       <w:numFmt w:val="decimal"/>
       <w:lvlText w:val=""/>
       <w:lvlJc w:val="left"/>
     </w:lvl>
-    <w:lvl w:ilvl="6" w:tplc="547EEF20">
+    <w:lvl w:ilvl="6" w:tplc="90966BFE">
       <w:numFmt w:val="decimal"/>
       <w:lvlText w:val=""/>
       <w:lvlJc w:val="left"/>
     </w:lvl>
-    <w:lvl w:ilvl="7" w:tplc="66BE0D10">
+    <w:lvl w:ilvl="7" w:tplc="727A3E66">
       <w:numFmt w:val="decimal"/>
       <w:lvlText w:val=""/>
       <w:lvlJc w:val="left"/>
     </w:lvl>
-    <w:lvl w:ilvl="8" w:tplc="6A048B66">
+    <w:lvl w:ilvl="8" w:tplc="4E7E9E8E">
       <w:numFmt w:val="decimal"/>
       <w:lvlText w:val=""/>
       <w:lvlJc w:val="left"/>
     </w:lvl>
   </w:abstractNum>
   <w:abstractNum w:abstractNumId="1" w15:restartNumberingAfterBreak="0">
-    <w:nsid w:val="0E6F603C"/>
+    <w:nsid w:val="30B66672"/>
     <w:multiLevelType w:val="hybridMultilevel"/>
-    <w:tmpl w:val="71AE86CE"/>
-    <w:lvl w:ilvl="0" w:tplc="241CB990">
+    <w:tmpl w:val="F98C011A"/>
+    <w:lvl w:ilvl="0" w:tplc="88C0D036">
       <w:start w:val="1"/>
       <w:numFmt w:val="bullet"/>
       <w:lvlText w:val="●"/>
@@ -14069,7 +14069,7 @@
         <w:ind w:left="720" w:hanging="360"/>
       </w:pPr>
     </w:lvl>
-    <w:lvl w:ilvl="1" w:tplc="504CE218">
+    <w:lvl w:ilvl="1" w:tplc="27705574">
       <w:start w:val="1"/>
       <w:numFmt w:val="bullet"/>
       <w:lvlText w:val="○"/>
@@ -14078,7 +14078,7 @@
         <w:ind w:left="1440" w:hanging="360"/>
       </w:pPr>
     </w:lvl>
-    <w:lvl w:ilvl="2" w:tplc="64B6F22C">
+    <w:lvl w:ilvl="2" w:tplc="DA30ED78">
       <w:start w:val="1"/>
       <w:numFmt w:val="bullet"/>
       <w:lvlText w:val="■"/>
@@ -14087,7 +14087,7 @@
         <w:ind w:left="2160" w:hanging="360"/>
       </w:pPr>
     </w:lvl>
-    <w:lvl w:ilvl="3" w:tplc="192C300C">
+    <w:lvl w:ilvl="3" w:tplc="CEF064C2">
       <w:start w:val="1"/>
       <w:numFmt w:val="bullet"/>
       <w:lvlText w:val="●"/>
@@ -14096,7 +14096,7 @@
         <w:ind w:left="2880" w:hanging="360"/>
       </w:pPr>
     </w:lvl>
-    <w:lvl w:ilvl="4" w:tplc="8A74F716">
+    <w:lvl w:ilvl="4" w:tplc="E91EC35C">
       <w:start w:val="1"/>
       <w:numFmt w:val="bullet"/>
       <w:lvlText w:val="○"/>
@@ -14105,7 +14105,7 @@
         <w:ind w:left="3600" w:hanging="360"/>
       </w:pPr>
     </w:lvl>
-    <w:lvl w:ilvl="5" w:tplc="CA0CE24E">
+    <w:lvl w:ilvl="5" w:tplc="399C677E">
       <w:start w:val="1"/>
       <w:numFmt w:val="bullet"/>
       <w:lvlText w:val="■"/>
@@ -14114,7 +14114,7 @@
         <w:ind w:left="4320" w:hanging="360"/>
       </w:pPr>
     </w:lvl>
-    <w:lvl w:ilvl="6" w:tplc="60483680">
+    <w:lvl w:ilvl="6" w:tplc="A4AE220C">
       <w:start w:val="1"/>
       <w:numFmt w:val="bullet"/>
       <w:lvlText w:val="●"/>
@@ -14123,7 +14123,7 @@
         <w:ind w:left="5040" w:hanging="360"/>
       </w:pPr>
     </w:lvl>
-    <w:lvl w:ilvl="7" w:tplc="3F0ABE64">
+    <w:lvl w:ilvl="7" w:tplc="91001C92">
       <w:start w:val="1"/>
       <w:numFmt w:val="bullet"/>
       <w:lvlText w:val="●"/>
@@ -14132,7 +14132,7 @@
         <w:ind w:left="5760" w:hanging="360"/>
       </w:pPr>
     </w:lvl>
-    <w:lvl w:ilvl="8" w:tplc="B27A6752">
+    <w:lvl w:ilvl="8" w:tplc="7CCAE8DC">
       <w:start w:val="1"/>
       <w:numFmt w:val="bullet"/>
       <w:lvlText w:val="●"/>
@@ -14143,10 +14143,10 @@
     </w:lvl>
   </w:abstractNum>
   <w:abstractNum w:abstractNumId="2" w15:restartNumberingAfterBreak="0">
-    <w:nsid w:val="273E2443"/>
+    <w:nsid w:val="31820243"/>
     <w:multiLevelType w:val="hybridMultilevel"/>
-    <w:tmpl w:val="C75EDFA2"/>
-    <w:lvl w:ilvl="0" w:tplc="F3A6DD06">
+    <w:tmpl w:val="E2A0CD88"/>
+    <w:lvl w:ilvl="0" w:tplc="56E61712">
       <w:start w:val="1"/>
       <w:numFmt w:val="decimal"/>
       <w:lvlText w:val="%1."/>
@@ -14160,52 +14160,52 @@
         <w:color w:val="A67C27"/>
       </w:rPr>
     </w:lvl>
-    <w:lvl w:ilvl="1" w:tplc="B9E4E87E">
+    <w:lvl w:ilvl="1" w:tplc="8A182DF6">
       <w:numFmt w:val="decimal"/>
       <w:lvlText w:val=""/>
       <w:lvlJc w:val="left"/>
     </w:lvl>
-    <w:lvl w:ilvl="2" w:tplc="BDF63D2E">
+    <w:lvl w:ilvl="2" w:tplc="8FE257E4">
       <w:numFmt w:val="decimal"/>
       <w:lvlText w:val=""/>
       <w:lvlJc w:val="left"/>
     </w:lvl>
-    <w:lvl w:ilvl="3" w:tplc="78164D0A">
+    <w:lvl w:ilvl="3" w:tplc="3DFA0982">
       <w:numFmt w:val="decimal"/>
       <w:lvlText w:val=""/>
       <w:lvlJc w:val="left"/>
     </w:lvl>
-    <w:lvl w:ilvl="4" w:tplc="D1CC1D70">
+    <w:lvl w:ilvl="4" w:tplc="2744E93E">
       <w:numFmt w:val="decimal"/>
       <w:lvlText w:val=""/>
       <w:lvlJc w:val="left"/>
     </w:lvl>
-    <w:lvl w:ilvl="5" w:tplc="A4A6F40E">
+    <w:lvl w:ilvl="5" w:tplc="998E4F52">
       <w:numFmt w:val="decimal"/>
       <w:lvlText w:val=""/>
       <w:lvlJc w:val="left"/>
     </w:lvl>
-    <w:lvl w:ilvl="6" w:tplc="536A7866">
+    <w:lvl w:ilvl="6" w:tplc="55C4CCE2">
       <w:numFmt w:val="decimal"/>
       <w:lvlText w:val=""/>
       <w:lvlJc w:val="left"/>
     </w:lvl>
-    <w:lvl w:ilvl="7" w:tplc="6D889CA8">
+    <w:lvl w:ilvl="7" w:tplc="8C0ABD36">
       <w:numFmt w:val="decimal"/>
       <w:lvlText w:val=""/>
       <w:lvlJc w:val="left"/>
     </w:lvl>
-    <w:lvl w:ilvl="8" w:tplc="6B3EC63C">
+    <w:lvl w:ilvl="8" w:tplc="77F8D7E6">
       <w:numFmt w:val="decimal"/>
       <w:lvlText w:val=""/>
       <w:lvlJc w:val="left"/>
     </w:lvl>
   </w:abstractNum>
   <w:abstractNum w:abstractNumId="3" w15:restartNumberingAfterBreak="0">
-    <w:nsid w:val="4B06717D"/>
+    <w:nsid w:val="4B721E05"/>
     <w:multiLevelType w:val="hybridMultilevel"/>
-    <w:tmpl w:val="24B4795C"/>
-    <w:lvl w:ilvl="0" w:tplc="4EF6839A">
+    <w:tmpl w:val="BE16C8C2"/>
+    <w:lvl w:ilvl="0" w:tplc="614C1150">
       <w:start w:val="1"/>
       <w:numFmt w:val="decimal"/>
       <w:lvlText w:val="%1."/>
@@ -14219,66 +14219,66 @@
         <w:color w:val="A67C27"/>
       </w:rPr>
     </w:lvl>
-    <w:lvl w:ilvl="1" w:tplc="2FECD77A">
+    <w:lvl w:ilvl="1" w:tplc="AD947112">
       <w:numFmt w:val="decimal"/>
       <w:lvlText w:val=""/>
       <w:lvlJc w:val="left"/>
     </w:lvl>
-    <w:lvl w:ilvl="2" w:tplc="1F486DD0">
+    <w:lvl w:ilvl="2" w:tplc="297E2A92">
       <w:numFmt w:val="decimal"/>
       <w:lvlText w:val=""/>
       <w:lvlJc w:val="left"/>
     </w:lvl>
-    <w:lvl w:ilvl="3" w:tplc="4D50663E">
+    <w:lvl w:ilvl="3" w:tplc="A81262FE">
       <w:numFmt w:val="decimal"/>
       <w:lvlText w:val=""/>
       <w:lvlJc w:val="left"/>
     </w:lvl>
-    <w:lvl w:ilvl="4" w:tplc="E5105C4E">
+    <w:lvl w:ilvl="4" w:tplc="2816256C">
       <w:numFmt w:val="decimal"/>
       <w:lvlText w:val=""/>
       <w:lvlJc w:val="left"/>
     </w:lvl>
-    <w:lvl w:ilvl="5" w:tplc="93A48EE8">
+    <w:lvl w:ilvl="5" w:tplc="F9C6DFE2">
       <w:numFmt w:val="decimal"/>
       <w:lvlText w:val=""/>
       <w:lvlJc w:val="left"/>
     </w:lvl>
-    <w:lvl w:ilvl="6" w:tplc="D088793A">
+    <w:lvl w:ilvl="6" w:tplc="8DB016FC">
       <w:numFmt w:val="decimal"/>
       <w:lvlText w:val=""/>
       <w:lvlJc w:val="left"/>
     </w:lvl>
-    <w:lvl w:ilvl="7" w:tplc="1F72E018">
+    <w:lvl w:ilvl="7" w:tplc="0EA411E8">
       <w:numFmt w:val="decimal"/>
       <w:lvlText w:val=""/>
       <w:lvlJc w:val="left"/>
     </w:lvl>
-    <w:lvl w:ilvl="8" w:tplc="8D5466F2">
+    <w:lvl w:ilvl="8" w:tplc="61348222">
       <w:numFmt w:val="decimal"/>
       <w:lvlText w:val=""/>
       <w:lvlJc w:val="left"/>
     </w:lvl>
   </w:abstractNum>
-  <w:num w:numId="1" w16cid:durableId="1324972939">
+  <w:num w:numId="1" w16cid:durableId="1069156280">
     <w:abstractNumId w:val="1"/>
     <w:lvlOverride w:ilvl="0">
       <w:startOverride w:val="1"/>
     </w:lvlOverride>
   </w:num>
-  <w:num w:numId="2" w16cid:durableId="486091179">
+  <w:num w:numId="2" w16cid:durableId="1155149782">
     <w:abstractNumId w:val="0"/>
     <w:lvlOverride w:ilvl="0">
       <w:startOverride w:val="1"/>
     </w:lvlOverride>
   </w:num>
-  <w:num w:numId="3" w16cid:durableId="1033384560">
+  <w:num w:numId="3" w16cid:durableId="1845513008">
     <w:abstractNumId w:val="2"/>
     <w:lvlOverride w:ilvl="0">
       <w:startOverride w:val="1"/>
     </w:lvlOverride>
   </w:num>
-  <w:num w:numId="4" w16cid:durableId="678122529">
+  <w:num w:numId="4" w16cid:durableId="1265267635">
     <w:abstractNumId w:val="3"/>
     <w:lvlOverride w:ilvl="0">
       <w:startOverride w:val="1"/>
@@ -14904,7 +14904,7 @@
     <w:autoRedefine/>
     <w:uiPriority w:val="39"/>
     <w:unhideWhenUsed/>
-    <w:rsid w:val="001B799B"/>
+    <w:rsid w:val="002C6528"/>
     <w:pPr>
       <w:spacing w:after="100"/>
     </w:pPr>
@@ -14916,7 +14916,7 @@
     <w:autoRedefine/>
     <w:uiPriority w:val="39"/>
     <w:unhideWhenUsed/>
-    <w:rsid w:val="001B799B"/>
+    <w:rsid w:val="002C6528"/>
     <w:pPr>
       <w:spacing w:after="100"/>
       <w:ind w:left="210"/>

--- a/docs/manuals/RA_Training_Programme_and_Facilitator_Guide.docx
+++ b/docs/manuals/RA_Training_Programme_and_Facilitator_Guide.docx
@@ -69,7 +69,7 @@
           <w:left w:w="10" w:type="dxa"/>
           <w:right w:w="10" w:type="dxa"/>
         </w:tblCellMar>
-        <w:tblLook w:val="04A0" w:firstRow="1" w:lastRow="0" w:firstColumn="1" w:lastColumn="0" w:noHBand="0" w:noVBand="1"/>
+        <w:tblLook w:val="0000" w:firstRow="0" w:lastRow="0" w:firstColumn="0" w:lastColumn="0" w:noHBand="0" w:noVBand="0"/>
       </w:tblPr>
       <w:tblGrid>
         <w:gridCol w:w="2300"/>
@@ -469,7 +469,7 @@
                 <w:sz w:val="19"/>
                 <w:szCs w:val="19"/>
               </w:rPr>
-              <w:t>Version 1.6 · 20 September 2026</w:t>
+              <w:t>Version 1.7 · 21 September 2026</w:t>
             </w:r>
           </w:p>
         </w:tc>
@@ -538,7 +538,7 @@
     <w:sdt>
       <w:sdtPr>
         <w:alias w:val="Contents"/>
-        <w:id w:val="-1591543533"/>
+        <w:id w:val="-1457250820"/>
       </w:sdtPr>
       <w:sdtEndPr/>
       <w:sdtContent>
@@ -567,7 +567,7 @@
           <w:r>
             <w:fldChar w:fldCharType="separate"/>
           </w:r>
-          <w:hyperlink w:anchor="_Toc240784168" w:history="1">
+          <w:hyperlink w:anchor="_Toc240888589" w:history="1">
             <w:r>
               <w:rPr>
                 <w:rStyle w:val="Hyperlink"/>
@@ -591,7 +591,7 @@
               <w:rPr>
                 <w:noProof/>
               </w:rPr>
-              <w:instrText xml:space="preserve"> PAGEREF _Toc240784168 \h </w:instrText>
+              <w:instrText xml:space="preserve"> PAGEREF _Toc240888589 \h </w:instrText>
             </w:r>
             <w:r>
               <w:rPr>
@@ -634,7 +634,7 @@
               <w14:ligatures w14:val="standardContextual"/>
             </w:rPr>
           </w:pPr>
-          <w:hyperlink w:anchor="_Toc240784169" w:history="1">
+          <w:hyperlink w:anchor="_Toc240888590" w:history="1">
             <w:r>
               <w:rPr>
                 <w:rStyle w:val="Hyperlink"/>
@@ -658,7 +658,7 @@
               <w:rPr>
                 <w:noProof/>
               </w:rPr>
-              <w:instrText xml:space="preserve"> PAGEREF _Toc240784169 \h </w:instrText>
+              <w:instrText xml:space="preserve"> PAGEREF _Toc240888590 \h </w:instrText>
             </w:r>
             <w:r>
               <w:rPr>
@@ -701,7 +701,7 @@
               <w14:ligatures w14:val="standardContextual"/>
             </w:rPr>
           </w:pPr>
-          <w:hyperlink w:anchor="_Toc240784170" w:history="1">
+          <w:hyperlink w:anchor="_Toc240888591" w:history="1">
             <w:r>
               <w:rPr>
                 <w:rStyle w:val="Hyperlink"/>
@@ -725,7 +725,7 @@
               <w:rPr>
                 <w:noProof/>
               </w:rPr>
-              <w:instrText xml:space="preserve"> PAGEREF _Toc240784170 \h </w:instrText>
+              <w:instrText xml:space="preserve"> PAGEREF _Toc240888591 \h </w:instrText>
             </w:r>
             <w:r>
               <w:rPr>
@@ -768,7 +768,7 @@
               <w14:ligatures w14:val="standardContextual"/>
             </w:rPr>
           </w:pPr>
-          <w:hyperlink w:anchor="_Toc240784171" w:history="1">
+          <w:hyperlink w:anchor="_Toc240888592" w:history="1">
             <w:r>
               <w:rPr>
                 <w:rStyle w:val="Hyperlink"/>
@@ -792,7 +792,7 @@
               <w:rPr>
                 <w:noProof/>
               </w:rPr>
-              <w:instrText xml:space="preserve"> PAGEREF _Toc240784171 \h </w:instrText>
+              <w:instrText xml:space="preserve"> PAGEREF _Toc240888592 \h </w:instrText>
             </w:r>
             <w:r>
               <w:rPr>
@@ -835,7 +835,7 @@
               <w14:ligatures w14:val="standardContextual"/>
             </w:rPr>
           </w:pPr>
-          <w:hyperlink w:anchor="_Toc240784172" w:history="1">
+          <w:hyperlink w:anchor="_Toc240888593" w:history="1">
             <w:r>
               <w:rPr>
                 <w:rStyle w:val="Hyperlink"/>
@@ -859,7 +859,7 @@
               <w:rPr>
                 <w:noProof/>
               </w:rPr>
-              <w:instrText xml:space="preserve"> PAGEREF _Toc240784172 \h </w:instrText>
+              <w:instrText xml:space="preserve"> PAGEREF _Toc240888593 \h </w:instrText>
             </w:r>
             <w:r>
               <w:rPr>
@@ -902,7 +902,7 @@
               <w14:ligatures w14:val="standardContextual"/>
             </w:rPr>
           </w:pPr>
-          <w:hyperlink w:anchor="_Toc240784173" w:history="1">
+          <w:hyperlink w:anchor="_Toc240888594" w:history="1">
             <w:r>
               <w:rPr>
                 <w:rStyle w:val="Hyperlink"/>
@@ -926,7 +926,7 @@
               <w:rPr>
                 <w:noProof/>
               </w:rPr>
-              <w:instrText xml:space="preserve"> PAGEREF _Toc240784173 \h </w:instrText>
+              <w:instrText xml:space="preserve"> PAGEREF _Toc240888594 \h </w:instrText>
             </w:r>
             <w:r>
               <w:rPr>
@@ -969,7 +969,7 @@
               <w14:ligatures w14:val="standardContextual"/>
             </w:rPr>
           </w:pPr>
-          <w:hyperlink w:anchor="_Toc240784174" w:history="1">
+          <w:hyperlink w:anchor="_Toc240888595" w:history="1">
             <w:r>
               <w:rPr>
                 <w:rStyle w:val="Hyperlink"/>
@@ -993,7 +993,7 @@
               <w:rPr>
                 <w:noProof/>
               </w:rPr>
-              <w:instrText xml:space="preserve"> PAGEREF _Toc240784174 \h </w:instrText>
+              <w:instrText xml:space="preserve"> PAGEREF _Toc240888595 \h </w:instrText>
             </w:r>
             <w:r>
               <w:rPr>
@@ -1036,7 +1036,7 @@
               <w14:ligatures w14:val="standardContextual"/>
             </w:rPr>
           </w:pPr>
-          <w:hyperlink w:anchor="_Toc240784175" w:history="1">
+          <w:hyperlink w:anchor="_Toc240888596" w:history="1">
             <w:r>
               <w:rPr>
                 <w:rStyle w:val="Hyperlink"/>
@@ -1060,7 +1060,7 @@
               <w:rPr>
                 <w:noProof/>
               </w:rPr>
-              <w:instrText xml:space="preserve"> PAGEREF _Toc240784175 \h </w:instrText>
+              <w:instrText xml:space="preserve"> PAGEREF _Toc240888596 \h </w:instrText>
             </w:r>
             <w:r>
               <w:rPr>
@@ -1103,7 +1103,7 @@
               <w14:ligatures w14:val="standardContextual"/>
             </w:rPr>
           </w:pPr>
-          <w:hyperlink w:anchor="_Toc240784176" w:history="1">
+          <w:hyperlink w:anchor="_Toc240888597" w:history="1">
             <w:r>
               <w:rPr>
                 <w:rStyle w:val="Hyperlink"/>
@@ -1127,7 +1127,7 @@
               <w:rPr>
                 <w:noProof/>
               </w:rPr>
-              <w:instrText xml:space="preserve"> PAGEREF _Toc240784176 \h </w:instrText>
+              <w:instrText xml:space="preserve"> PAGEREF _Toc240888597 \h </w:instrText>
             </w:r>
             <w:r>
               <w:rPr>
@@ -1170,7 +1170,7 @@
               <w14:ligatures w14:val="standardContextual"/>
             </w:rPr>
           </w:pPr>
-          <w:hyperlink w:anchor="_Toc240784177" w:history="1">
+          <w:hyperlink w:anchor="_Toc240888598" w:history="1">
             <w:r>
               <w:rPr>
                 <w:rStyle w:val="Hyperlink"/>
@@ -1194,7 +1194,7 @@
               <w:rPr>
                 <w:noProof/>
               </w:rPr>
-              <w:instrText xml:space="preserve"> PAGEREF _Toc240784177 \h </w:instrText>
+              <w:instrText xml:space="preserve"> PAGEREF _Toc240888598 \h </w:instrText>
             </w:r>
             <w:r>
               <w:rPr>
@@ -1237,7 +1237,7 @@
               <w14:ligatures w14:val="standardContextual"/>
             </w:rPr>
           </w:pPr>
-          <w:hyperlink w:anchor="_Toc240784178" w:history="1">
+          <w:hyperlink w:anchor="_Toc240888599" w:history="1">
             <w:r>
               <w:rPr>
                 <w:rStyle w:val="Hyperlink"/>
@@ -1261,7 +1261,7 @@
               <w:rPr>
                 <w:noProof/>
               </w:rPr>
-              <w:instrText xml:space="preserve"> PAGEREF _Toc240784178 \h </w:instrText>
+              <w:instrText xml:space="preserve"> PAGEREF _Toc240888599 \h </w:instrText>
             </w:r>
             <w:r>
               <w:rPr>
@@ -1304,7 +1304,7 @@
               <w14:ligatures w14:val="standardContextual"/>
             </w:rPr>
           </w:pPr>
-          <w:hyperlink w:anchor="_Toc240784179" w:history="1">
+          <w:hyperlink w:anchor="_Toc240888600" w:history="1">
             <w:r>
               <w:rPr>
                 <w:rStyle w:val="Hyperlink"/>
@@ -1328,7 +1328,7 @@
               <w:rPr>
                 <w:noProof/>
               </w:rPr>
-              <w:instrText xml:space="preserve"> PAGEREF _Toc240784179 \h </w:instrText>
+              <w:instrText xml:space="preserve"> PAGEREF _Toc240888600 \h </w:instrText>
             </w:r>
             <w:r>
               <w:rPr>
@@ -1371,7 +1371,7 @@
               <w14:ligatures w14:val="standardContextual"/>
             </w:rPr>
           </w:pPr>
-          <w:hyperlink w:anchor="_Toc240784180" w:history="1">
+          <w:hyperlink w:anchor="_Toc240888601" w:history="1">
             <w:r>
               <w:rPr>
                 <w:rStyle w:val="Hyperlink"/>
@@ -1395,7 +1395,7 @@
               <w:rPr>
                 <w:noProof/>
               </w:rPr>
-              <w:instrText xml:space="preserve"> PAGEREF _Toc240784180 \h </w:instrText>
+              <w:instrText xml:space="preserve"> PAGEREF _Toc240888601 \h </w:instrText>
             </w:r>
             <w:r>
               <w:rPr>
@@ -1438,7 +1438,7 @@
               <w14:ligatures w14:val="standardContextual"/>
             </w:rPr>
           </w:pPr>
-          <w:hyperlink w:anchor="_Toc240784181" w:history="1">
+          <w:hyperlink w:anchor="_Toc240888602" w:history="1">
             <w:r>
               <w:rPr>
                 <w:rStyle w:val="Hyperlink"/>
@@ -1462,7 +1462,7 @@
               <w:rPr>
                 <w:noProof/>
               </w:rPr>
-              <w:instrText xml:space="preserve"> PAGEREF _Toc240784181 \h </w:instrText>
+              <w:instrText xml:space="preserve"> PAGEREF _Toc240888602 \h </w:instrText>
             </w:r>
             <w:r>
               <w:rPr>
@@ -1505,7 +1505,7 @@
               <w14:ligatures w14:val="standardContextual"/>
             </w:rPr>
           </w:pPr>
-          <w:hyperlink w:anchor="_Toc240784182" w:history="1">
+          <w:hyperlink w:anchor="_Toc240888603" w:history="1">
             <w:r>
               <w:rPr>
                 <w:rStyle w:val="Hyperlink"/>
@@ -1529,7 +1529,7 @@
               <w:rPr>
                 <w:noProof/>
               </w:rPr>
-              <w:instrText xml:space="preserve"> PAGEREF _Toc240784182 \h </w:instrText>
+              <w:instrText xml:space="preserve"> PAGEREF _Toc240888603 \h </w:instrText>
             </w:r>
             <w:r>
               <w:rPr>
@@ -1572,7 +1572,7 @@
               <w14:ligatures w14:val="standardContextual"/>
             </w:rPr>
           </w:pPr>
-          <w:hyperlink w:anchor="_Toc240784183" w:history="1">
+          <w:hyperlink w:anchor="_Toc240888604" w:history="1">
             <w:r>
               <w:rPr>
                 <w:rStyle w:val="Hyperlink"/>
@@ -1596,7 +1596,7 @@
               <w:rPr>
                 <w:noProof/>
               </w:rPr>
-              <w:instrText xml:space="preserve"> PAGEREF _Toc240784183 \h </w:instrText>
+              <w:instrText xml:space="preserve"> PAGEREF _Toc240888604 \h </w:instrText>
             </w:r>
             <w:r>
               <w:rPr>
@@ -1639,7 +1639,7 @@
               <w14:ligatures w14:val="standardContextual"/>
             </w:rPr>
           </w:pPr>
-          <w:hyperlink w:anchor="_Toc240784184" w:history="1">
+          <w:hyperlink w:anchor="_Toc240888605" w:history="1">
             <w:r>
               <w:rPr>
                 <w:rStyle w:val="Hyperlink"/>
@@ -1663,7 +1663,7 @@
               <w:rPr>
                 <w:noProof/>
               </w:rPr>
-              <w:instrText xml:space="preserve"> PAGEREF _Toc240784184 \h </w:instrText>
+              <w:instrText xml:space="preserve"> PAGEREF _Toc240888605 \h </w:instrText>
             </w:r>
             <w:r>
               <w:rPr>
@@ -1706,7 +1706,7 @@
               <w14:ligatures w14:val="standardContextual"/>
             </w:rPr>
           </w:pPr>
-          <w:hyperlink w:anchor="_Toc240784185" w:history="1">
+          <w:hyperlink w:anchor="_Toc240888606" w:history="1">
             <w:r>
               <w:rPr>
                 <w:rStyle w:val="Hyperlink"/>
@@ -1730,7 +1730,7 @@
               <w:rPr>
                 <w:noProof/>
               </w:rPr>
-              <w:instrText xml:space="preserve"> PAGEREF _Toc240784185 \h </w:instrText>
+              <w:instrText xml:space="preserve"> PAGEREF _Toc240888606 \h </w:instrText>
             </w:r>
             <w:r>
               <w:rPr>
@@ -1773,7 +1773,7 @@
               <w14:ligatures w14:val="standardContextual"/>
             </w:rPr>
           </w:pPr>
-          <w:hyperlink w:anchor="_Toc240784186" w:history="1">
+          <w:hyperlink w:anchor="_Toc240888607" w:history="1">
             <w:r>
               <w:rPr>
                 <w:rStyle w:val="Hyperlink"/>
@@ -1797,7 +1797,7 @@
               <w:rPr>
                 <w:noProof/>
               </w:rPr>
-              <w:instrText xml:space="preserve"> PAGEREF _Toc240784186 \h </w:instrText>
+              <w:instrText xml:space="preserve"> PAGEREF _Toc240888607 \h </w:instrText>
             </w:r>
             <w:r>
               <w:rPr>
@@ -1840,7 +1840,7 @@
               <w14:ligatures w14:val="standardContextual"/>
             </w:rPr>
           </w:pPr>
-          <w:hyperlink w:anchor="_Toc240784187" w:history="1">
+          <w:hyperlink w:anchor="_Toc240888608" w:history="1">
             <w:r>
               <w:rPr>
                 <w:rStyle w:val="Hyperlink"/>
@@ -1864,7 +1864,7 @@
               <w:rPr>
                 <w:noProof/>
               </w:rPr>
-              <w:instrText xml:space="preserve"> PAGEREF _Toc240784187 \h </w:instrText>
+              <w:instrText xml:space="preserve"> PAGEREF _Toc240888608 \h </w:instrText>
             </w:r>
             <w:r>
               <w:rPr>
@@ -1907,7 +1907,7 @@
               <w14:ligatures w14:val="standardContextual"/>
             </w:rPr>
           </w:pPr>
-          <w:hyperlink w:anchor="_Toc240784188" w:history="1">
+          <w:hyperlink w:anchor="_Toc240888609" w:history="1">
             <w:r>
               <w:rPr>
                 <w:rStyle w:val="Hyperlink"/>
@@ -1931,7 +1931,7 @@
               <w:rPr>
                 <w:noProof/>
               </w:rPr>
-              <w:instrText xml:space="preserve"> PAGEREF _Toc240784188 \h </w:instrText>
+              <w:instrText xml:space="preserve"> PAGEREF _Toc240888609 \h </w:instrText>
             </w:r>
             <w:r>
               <w:rPr>
@@ -1974,7 +1974,7 @@
               <w14:ligatures w14:val="standardContextual"/>
             </w:rPr>
           </w:pPr>
-          <w:hyperlink w:anchor="_Toc240784189" w:history="1">
+          <w:hyperlink w:anchor="_Toc240888610" w:history="1">
             <w:r>
               <w:rPr>
                 <w:rStyle w:val="Hyperlink"/>
@@ -1998,7 +1998,7 @@
               <w:rPr>
                 <w:noProof/>
               </w:rPr>
-              <w:instrText xml:space="preserve"> PAGEREF _Toc240784189 \h </w:instrText>
+              <w:instrText xml:space="preserve"> PAGEREF _Toc240888610 \h </w:instrText>
             </w:r>
             <w:r>
               <w:rPr>
@@ -2041,7 +2041,7 @@
               <w14:ligatures w14:val="standardContextual"/>
             </w:rPr>
           </w:pPr>
-          <w:hyperlink w:anchor="_Toc240784190" w:history="1">
+          <w:hyperlink w:anchor="_Toc240888611" w:history="1">
             <w:r>
               <w:rPr>
                 <w:rStyle w:val="Hyperlink"/>
@@ -2065,7 +2065,7 @@
               <w:rPr>
                 <w:noProof/>
               </w:rPr>
-              <w:instrText xml:space="preserve"> PAGEREF _Toc240784190 \h </w:instrText>
+              <w:instrText xml:space="preserve"> PAGEREF _Toc240888611 \h </w:instrText>
             </w:r>
             <w:r>
               <w:rPr>
@@ -2108,7 +2108,7 @@
               <w14:ligatures w14:val="standardContextual"/>
             </w:rPr>
           </w:pPr>
-          <w:hyperlink w:anchor="_Toc240784191" w:history="1">
+          <w:hyperlink w:anchor="_Toc240888612" w:history="1">
             <w:r>
               <w:rPr>
                 <w:rStyle w:val="Hyperlink"/>
@@ -2132,7 +2132,7 @@
               <w:rPr>
                 <w:noProof/>
               </w:rPr>
-              <w:instrText xml:space="preserve"> PAGEREF _Toc240784191 \h </w:instrText>
+              <w:instrText xml:space="preserve"> PAGEREF _Toc240888612 \h </w:instrText>
             </w:r>
             <w:r>
               <w:rPr>
@@ -2171,7 +2171,7 @@
         <w:pStyle w:val="Heading1"/>
         <w:pageBreakBefore/>
       </w:pPr>
-      <w:bookmarkStart w:id="0" w:name="_Toc240784168"/>
+      <w:bookmarkStart w:id="0" w:name="_Toc240888589"/>
       <w:r>
         <w:lastRenderedPageBreak/>
         <w:t>1. Programme overview</w:t>
@@ -2201,7 +2201,7 @@
           <w:left w:w="10" w:type="dxa"/>
           <w:right w:w="10" w:type="dxa"/>
         </w:tblCellMar>
-        <w:tblLook w:val="04A0" w:firstRow="1" w:lastRow="0" w:firstColumn="1" w:lastColumn="0" w:noHBand="0" w:noVBand="1"/>
+        <w:tblLook w:val="0000" w:firstRow="0" w:lastRow="0" w:firstColumn="0" w:lastColumn="0" w:noHBand="0" w:noVBand="0"/>
       </w:tblPr>
       <w:tblGrid>
         <w:gridCol w:w="2824"/>
@@ -2577,7 +2577,7 @@
       <w:pPr>
         <w:pStyle w:val="Heading2"/>
       </w:pPr>
-      <w:bookmarkStart w:id="1" w:name="_Toc240784169"/>
+      <w:bookmarkStart w:id="1" w:name="_Toc240888590"/>
       <w:r>
         <w:t>1.1 Learning objectives</w:t>
       </w:r>
@@ -2678,7 +2678,7 @@
       <w:pPr>
         <w:pStyle w:val="Heading2"/>
       </w:pPr>
-      <w:bookmarkStart w:id="2" w:name="_Toc240784170"/>
+      <w:bookmarkStart w:id="2" w:name="_Toc240888591"/>
       <w:r>
         <w:t>1.2 Before the training (facilitator checklist)</w:t>
       </w:r>
@@ -2699,7 +2699,7 @@
           <w:left w:w="10" w:type="dxa"/>
           <w:right w:w="10" w:type="dxa"/>
         </w:tblCellMar>
-        <w:tblLook w:val="04A0" w:firstRow="1" w:lastRow="0" w:firstColumn="1" w:lastColumn="0" w:noHBand="0" w:noVBand="1"/>
+        <w:tblLook w:val="0000" w:firstRow="0" w:lastRow="0" w:firstColumn="0" w:lastColumn="0" w:noHBand="0" w:noVBand="0"/>
       </w:tblPr>
       <w:tblGrid>
         <w:gridCol w:w="1694"/>
@@ -3214,7 +3214,7 @@
       <w:pPr>
         <w:pStyle w:val="Heading2"/>
       </w:pPr>
-      <w:bookmarkStart w:id="3" w:name="_Toc240784171"/>
+      <w:bookmarkStart w:id="3" w:name="_Toc240888592"/>
       <w:r>
         <w:t>1.3 The practice environment</w:t>
       </w:r>
@@ -3288,7 +3288,7 @@
           <w:left w:w="10" w:type="dxa"/>
           <w:right w:w="10" w:type="dxa"/>
         </w:tblCellMar>
-        <w:tblLook w:val="04A0" w:firstRow="1" w:lastRow="0" w:firstColumn="1" w:lastColumn="0" w:noHBand="0" w:noVBand="1"/>
+        <w:tblLook w:val="0000" w:firstRow="0" w:lastRow="0" w:firstColumn="0" w:lastColumn="0" w:noHBand="0" w:noVBand="0"/>
       </w:tblPr>
       <w:tblGrid>
         <w:gridCol w:w="9412"/>
@@ -3360,7 +3360,7 @@
         <w:pStyle w:val="Heading1"/>
         <w:pageBreakBefore/>
       </w:pPr>
-      <w:bookmarkStart w:id="4" w:name="_Toc240784172"/>
+      <w:bookmarkStart w:id="4" w:name="_Toc240888593"/>
       <w:r>
         <w:lastRenderedPageBreak/>
         <w:t>2. Schedule</w:t>
@@ -3371,7 +3371,7 @@
       <w:pPr>
         <w:pStyle w:val="Heading2"/>
       </w:pPr>
-      <w:bookmarkStart w:id="5" w:name="_Toc240784173"/>
+      <w:bookmarkStart w:id="5" w:name="_Toc240888594"/>
       <w:r>
         <w:t>Day 1 — Foundations (all RAs)</w:t>
       </w:r>
@@ -3392,7 +3392,7 @@
           <w:left w:w="10" w:type="dxa"/>
           <w:right w:w="10" w:type="dxa"/>
         </w:tblCellMar>
-        <w:tblLook w:val="04A0" w:firstRow="1" w:lastRow="0" w:firstColumn="1" w:lastColumn="0" w:noHBand="0" w:noVBand="1"/>
+        <w:tblLook w:val="0000" w:firstRow="0" w:lastRow="0" w:firstColumn="0" w:lastColumn="0" w:noHBand="0" w:noVBand="0"/>
       </w:tblPr>
       <w:tblGrid>
         <w:gridCol w:w="941"/>
@@ -4654,7 +4654,7 @@
       <w:pPr>
         <w:pStyle w:val="Heading2"/>
       </w:pPr>
-      <w:bookmarkStart w:id="6" w:name="_Toc240784174"/>
+      <w:bookmarkStart w:id="6" w:name="_Toc240888595"/>
       <w:r>
         <w:t>Day 2 — Role tracks</w:t>
       </w:r>
@@ -4675,7 +4675,7 @@
           <w:left w:w="10" w:type="dxa"/>
           <w:right w:w="10" w:type="dxa"/>
         </w:tblCellMar>
-        <w:tblLook w:val="04A0" w:firstRow="1" w:lastRow="0" w:firstColumn="1" w:lastColumn="0" w:noHBand="0" w:noVBand="1"/>
+        <w:tblLook w:val="0000" w:firstRow="0" w:lastRow="0" w:firstColumn="0" w:lastColumn="0" w:noHBand="0" w:noVBand="0"/>
       </w:tblPr>
       <w:tblGrid>
         <w:gridCol w:w="941"/>
@@ -5747,7 +5747,7 @@
           <w:left w:w="10" w:type="dxa"/>
           <w:right w:w="10" w:type="dxa"/>
         </w:tblCellMar>
-        <w:tblLook w:val="04A0" w:firstRow="1" w:lastRow="0" w:firstColumn="1" w:lastColumn="0" w:noHBand="0" w:noVBand="1"/>
+        <w:tblLook w:val="0000" w:firstRow="0" w:lastRow="0" w:firstColumn="0" w:lastColumn="0" w:noHBand="0" w:noVBand="0"/>
       </w:tblPr>
       <w:tblGrid>
         <w:gridCol w:w="1882"/>
@@ -6182,7 +6182,7 @@
       <w:pPr>
         <w:pStyle w:val="Heading2"/>
       </w:pPr>
-      <w:bookmarkStart w:id="7" w:name="_Toc240784175"/>
+      <w:bookmarkStart w:id="7" w:name="_Toc240888596"/>
       <w:r>
         <w:t>Day 3 — Practice and assessment</w:t>
       </w:r>
@@ -6203,7 +6203,7 @@
           <w:left w:w="10" w:type="dxa"/>
           <w:right w:w="10" w:type="dxa"/>
         </w:tblCellMar>
-        <w:tblLook w:val="04A0" w:firstRow="1" w:lastRow="0" w:firstColumn="1" w:lastColumn="0" w:noHBand="0" w:noVBand="1"/>
+        <w:tblLook w:val="0000" w:firstRow="0" w:lastRow="0" w:firstColumn="0" w:lastColumn="0" w:noHBand="0" w:noVBand="0"/>
       </w:tblPr>
       <w:tblGrid>
         <w:gridCol w:w="941"/>
@@ -7152,7 +7152,7 @@
       <w:pPr>
         <w:pStyle w:val="Heading2"/>
       </w:pPr>
-      <w:bookmarkStart w:id="8" w:name="_Toc240784176"/>
+      <w:bookmarkStart w:id="8" w:name="_Toc240888597"/>
       <w:r>
         <w:t>After the training</w:t>
       </w:r>
@@ -7173,7 +7173,7 @@
           <w:left w:w="10" w:type="dxa"/>
           <w:right w:w="10" w:type="dxa"/>
         </w:tblCellMar>
-        <w:tblLook w:val="04A0" w:firstRow="1" w:lastRow="0" w:firstColumn="1" w:lastColumn="0" w:noHBand="0" w:noVBand="1"/>
+        <w:tblLook w:val="0000" w:firstRow="0" w:lastRow="0" w:firstColumn="0" w:lastColumn="0" w:noHBand="0" w:noVBand="0"/>
       </w:tblPr>
       <w:tblGrid>
         <w:gridCol w:w="2824"/>
@@ -7487,7 +7487,7 @@
         <w:pStyle w:val="Heading1"/>
         <w:pageBreakBefore/>
       </w:pPr>
-      <w:bookmarkStart w:id="9" w:name="_Toc240784177"/>
+      <w:bookmarkStart w:id="9" w:name="_Toc240888598"/>
       <w:r>
         <w:lastRenderedPageBreak/>
         <w:t>3. Session plans</w:t>
@@ -7506,7 +7506,7 @@
       <w:pPr>
         <w:pStyle w:val="Heading2"/>
       </w:pPr>
-      <w:bookmarkStart w:id="10" w:name="_Toc240784178"/>
+      <w:bookmarkStart w:id="10" w:name="_Toc240888599"/>
       <w:r>
         <w:t>Module 1 — The study (60 min)</w:t>
       </w:r>
@@ -7601,7 +7601,7 @@
       <w:pPr>
         <w:pStyle w:val="Heading2"/>
       </w:pPr>
-      <w:bookmarkStart w:id="11" w:name="_Toc240784179"/>
+      <w:bookmarkStart w:id="11" w:name="_Toc240888600"/>
       <w:r>
         <w:t>Module 2 — Research ethics and consent (60 min)</w:t>
       </w:r>
@@ -7696,7 +7696,7 @@
       <w:pPr>
         <w:pStyle w:val="Heading2"/>
       </w:pPr>
-      <w:bookmarkStart w:id="12" w:name="_Toc240784180"/>
+      <w:bookmarkStart w:id="12" w:name="_Toc240888601"/>
       <w:r>
         <w:t>Module 3 — Data protection (60 min)</w:t>
       </w:r>
@@ -7791,7 +7791,7 @@
       <w:pPr>
         <w:pStyle w:val="Heading2"/>
       </w:pPr>
-      <w:bookmarkStart w:id="13" w:name="_Toc240784181"/>
+      <w:bookmarkStart w:id="13" w:name="_Toc240888602"/>
       <w:r>
         <w:t>Module 5 — The portal (75 min)</w:t>
       </w:r>
@@ -7886,7 +7886,7 @@
       <w:pPr>
         <w:pStyle w:val="Heading2"/>
       </w:pPr>
-      <w:bookmarkStart w:id="14" w:name="_Toc240784182"/>
+      <w:bookmarkStart w:id="14" w:name="_Toc240888603"/>
       <w:r>
         <w:t>Module 6 — The respondent journey (45 min)</w:t>
       </w:r>
@@ -7982,7 +7982,7 @@
       <w:pPr>
         <w:pStyle w:val="Heading2"/>
       </w:pPr>
-      <w:bookmarkStart w:id="15" w:name="_Toc240784183"/>
+      <w:bookmarkStart w:id="15" w:name="_Toc240888604"/>
       <w:r>
         <w:t>Module 8 — Communication skills (90 min)</w:t>
       </w:r>
@@ -8077,7 +8077,7 @@
       <w:pPr>
         <w:pStyle w:val="Heading2"/>
       </w:pPr>
-      <w:bookmarkStart w:id="16" w:name="_Toc240784184"/>
+      <w:bookmarkStart w:id="16" w:name="_Toc240888605"/>
       <w:r>
         <w:t>Module 9 — Quality judgement (90 min)</w:t>
       </w:r>
@@ -8173,7 +8173,7 @@
         <w:pStyle w:val="Heading1"/>
         <w:pageBreakBefore/>
       </w:pPr>
-      <w:bookmarkStart w:id="17" w:name="_Toc240784185"/>
+      <w:bookmarkStart w:id="17" w:name="_Toc240888606"/>
       <w:r>
         <w:lastRenderedPageBreak/>
         <w:t>4. Role-plays and simulation</w:t>
@@ -8203,7 +8203,7 @@
           <w:left w:w="10" w:type="dxa"/>
           <w:right w:w="10" w:type="dxa"/>
         </w:tblCellMar>
-        <w:tblLook w:val="04A0" w:firstRow="1" w:lastRow="0" w:firstColumn="1" w:lastColumn="0" w:noHBand="0" w:noVBand="1"/>
+        <w:tblLook w:val="0000" w:firstRow="0" w:lastRow="0" w:firstColumn="0" w:lastColumn="0" w:noHBand="0" w:noVBand="0"/>
       </w:tblPr>
       <w:tblGrid>
         <w:gridCol w:w="1882"/>
@@ -9127,7 +9127,7 @@
       <w:pPr>
         <w:pStyle w:val="Heading2"/>
       </w:pPr>
-      <w:bookmarkStart w:id="18" w:name="_Toc240784186"/>
+      <w:bookmarkStart w:id="18" w:name="_Toc240888607"/>
       <w:r>
         <w:t>Field simulation (Day 3)</w:t>
       </w:r>
@@ -9222,7 +9222,7 @@
         <w:pStyle w:val="Heading1"/>
         <w:pageBreakBefore/>
       </w:pPr>
-      <w:bookmarkStart w:id="19" w:name="_Toc240784187"/>
+      <w:bookmarkStart w:id="19" w:name="_Toc240888608"/>
       <w:r>
         <w:lastRenderedPageBreak/>
         <w:t>5. Assessment and certification</w:t>
@@ -9233,7 +9233,7 @@
       <w:pPr>
         <w:pStyle w:val="Heading2"/>
       </w:pPr>
-      <w:bookmarkStart w:id="20" w:name="_Toc240784188"/>
+      <w:bookmarkStart w:id="20" w:name="_Toc240888609"/>
       <w:r>
         <w:t>5.1 Competencies</w:t>
       </w:r>
@@ -9254,7 +9254,7 @@
           <w:left w:w="10" w:type="dxa"/>
           <w:right w:w="10" w:type="dxa"/>
         </w:tblCellMar>
-        <w:tblLook w:val="04A0" w:firstRow="1" w:lastRow="0" w:firstColumn="1" w:lastColumn="0" w:noHBand="0" w:noVBand="1"/>
+        <w:tblLook w:val="0000" w:firstRow="0" w:lastRow="0" w:firstColumn="0" w:lastColumn="0" w:noHBand="0" w:noVBand="0"/>
       </w:tblPr>
       <w:tblGrid>
         <w:gridCol w:w="2071"/>
@@ -9624,7 +9624,7 @@
       <w:pPr>
         <w:pStyle w:val="Heading2"/>
       </w:pPr>
-      <w:bookmarkStart w:id="21" w:name="_Toc240784189"/>
+      <w:bookmarkStart w:id="21" w:name="_Toc240888610"/>
       <w:r>
         <w:t>5.2 Written assessment (answer key)</w:t>
       </w:r>
@@ -9653,7 +9653,7 @@
           <w:left w:w="10" w:type="dxa"/>
           <w:right w:w="10" w:type="dxa"/>
         </w:tblCellMar>
-        <w:tblLook w:val="04A0" w:firstRow="1" w:lastRow="0" w:firstColumn="1" w:lastColumn="0" w:noHBand="0" w:noVBand="1"/>
+        <w:tblLook w:val="0000" w:firstRow="0" w:lastRow="0" w:firstColumn="0" w:lastColumn="0" w:noHBand="0" w:noVBand="0"/>
       </w:tblPr>
       <w:tblGrid>
         <w:gridCol w:w="565"/>
@@ -10984,7 +10984,7 @@
       <w:pPr>
         <w:pStyle w:val="Heading2"/>
       </w:pPr>
-      <w:bookmarkStart w:id="22" w:name="_Toc240784190"/>
+      <w:bookmarkStart w:id="22" w:name="_Toc240888611"/>
       <w:r>
         <w:t>5.3 Practical assessment</w:t>
       </w:r>
@@ -11013,7 +11013,7 @@
           <w:left w:w="10" w:type="dxa"/>
           <w:right w:w="10" w:type="dxa"/>
         </w:tblCellMar>
-        <w:tblLook w:val="04A0" w:firstRow="1" w:lastRow="0" w:firstColumn="1" w:lastColumn="0" w:noHBand="0" w:noVBand="1"/>
+        <w:tblLook w:val="0000" w:firstRow="0" w:lastRow="0" w:firstColumn="0" w:lastColumn="0" w:noHBand="0" w:noVBand="0"/>
       </w:tblPr>
       <w:tblGrid>
         <w:gridCol w:w="1694"/>
@@ -12247,7 +12247,7 @@
         <w:pStyle w:val="Heading1"/>
         <w:pageBreakBefore/>
       </w:pPr>
-      <w:bookmarkStart w:id="23" w:name="_Toc240784191"/>
+      <w:bookmarkStart w:id="23" w:name="_Toc240888612"/>
       <w:r>
         <w:lastRenderedPageBreak/>
         <w:t>6. Attendance register</w:t>
@@ -12269,7 +12269,7 @@
           <w:left w:w="10" w:type="dxa"/>
           <w:right w:w="10" w:type="dxa"/>
         </w:tblCellMar>
-        <w:tblLook w:val="04A0" w:firstRow="1" w:lastRow="0" w:firstColumn="1" w:lastColumn="0" w:noHBand="0" w:noVBand="1"/>
+        <w:tblLook w:val="0000" w:firstRow="0" w:lastRow="0" w:firstColumn="0" w:lastColumn="0" w:noHBand="0" w:noVBand="0"/>
       </w:tblPr>
       <w:tblGrid>
         <w:gridCol w:w="2635"/>
@@ -13826,7 +13826,7 @@
         <w:sz w:val="16"/>
         <w:szCs w:val="16"/>
       </w:rPr>
-      <w:t>Version 1.6 · 20 September 2026</w:t>
+      <w:t>Version 1.7 · 21 September 2026</w:t>
     </w:r>
     <w:r>
       <w:rPr>
@@ -13999,68 +13999,10 @@
 <file path=word/numbering.xml><?xml version="1.0" encoding="utf-8"?>
 <w:numbering xmlns:wpc="http://schemas.microsoft.com/office/word/2010/wordprocessingCanvas" xmlns:cx="http://schemas.microsoft.com/office/drawing/2014/chartex" xmlns:cx1="http://schemas.microsoft.com/office/drawing/2015/9/8/chartex" xmlns:cx2="http://schemas.microsoft.com/office/drawing/2015/10/21/chartex" xmlns:cx3="http://schemas.microsoft.com/office/drawing/2016/5/9/chartex" xmlns:cx4="http://schemas.microsoft.com/office/drawing/2016/5/10/chartex" xmlns:cx5="http://schemas.microsoft.com/office/drawing/2016/5/11/chartex" xmlns:cx6="http://schemas.microsoft.com/office/drawing/2016/5/12/chartex" xmlns:cx7="http://schemas.microsoft.com/office/drawing/2016/5/13/chartex" xmlns:cx8="http://schemas.microsoft.com/office/drawing/2016/5/14/chartex" xmlns:mc="http://schemas.openxmlformats.org/markup-compatibility/2006" xmlns:aink="http://schemas.microsoft.com/office/drawing/2016/ink" xmlns:am3d="http://schemas.microsoft.com/office/drawing/2017/model3d" xmlns:o="urn:schemas-microsoft-com:office:office" xmlns:oel="http://schemas.microsoft.com/office/2019/extlst" xmlns:r="http://schemas.openxmlformats.org/officeDocument/2006/relationships" xmlns:m="http://schemas.openxmlformats.org/officeDocument/2006/math" xmlns:v="urn:schemas-microsoft-com:vml" xmlns:wp14="http://schemas.microsoft.com/office/word/2010/wordprocessingDrawing" xmlns:wp="http://schemas.openxmlformats.org/drawingml/2006/wordprocessingDrawing" xmlns:w10="urn:schemas-microsoft-com:office:word" xmlns:w="http://schemas.openxmlformats.org/wordprocessingml/2006/main" xmlns:w14="http://schemas.microsoft.com/office/word/2010/wordml" xmlns:w15="http://schemas.microsoft.com/office/word/2012/wordml" xmlns:w16cex="http://schemas.microsoft.com/office/word/2018/wordml/cex" xmlns:w16cid="http://schemas.microsoft.com/office/word/2016/wordml/cid" xmlns:w16="http://schemas.microsoft.com/office/word/2018/wordml" xmlns:w16sdtdh="http://schemas.microsoft.com/office/word/2020/wordml/sdtdatahash" xmlns:w16se="http://schemas.microsoft.com/office/word/2015/wordml/symex" xmlns:wpg="http://schemas.microsoft.com/office/word/2010/wordprocessingGroup" xmlns:wpi="http://schemas.microsoft.com/office/word/2010/wordprocessingInk" xmlns:wne="http://schemas.microsoft.com/office/word/2006/wordml" xmlns:wps="http://schemas.microsoft.com/office/word/2010/wordprocessingShape" mc:Ignorable="w14 w15 w16se w16cid w16 w16cex w16sdtdh wp14">
   <w:abstractNum w:abstractNumId="0" w15:restartNumberingAfterBreak="0">
-    <w:nsid w:val="2A525219"/>
+    <w:nsid w:val="06575D16"/>
     <w:multiLevelType w:val="hybridMultilevel"/>
-    <w:tmpl w:val="7F8ED326"/>
-    <w:lvl w:ilvl="0" w:tplc="FBF22250">
-      <w:start w:val="1"/>
-      <w:numFmt w:val="bullet"/>
-      <w:lvlText w:val="•"/>
-      <w:lvlJc w:val="left"/>
-      <w:pPr>
-        <w:ind w:left="460" w:hanging="280"/>
-      </w:pPr>
-    </w:lvl>
-    <w:lvl w:ilvl="1" w:tplc="D38C52CC">
-      <w:start w:val="1"/>
-      <w:numFmt w:val="bullet"/>
-      <w:lvlText w:val="–"/>
-      <w:lvlJc w:val="left"/>
-      <w:pPr>
-        <w:ind w:left="900" w:hanging="280"/>
-      </w:pPr>
-    </w:lvl>
-    <w:lvl w:ilvl="2" w:tplc="D402F4C8">
-      <w:numFmt w:val="decimal"/>
-      <w:lvlText w:val=""/>
-      <w:lvlJc w:val="left"/>
-    </w:lvl>
-    <w:lvl w:ilvl="3" w:tplc="23D4FF4A">
-      <w:numFmt w:val="decimal"/>
-      <w:lvlText w:val=""/>
-      <w:lvlJc w:val="left"/>
-    </w:lvl>
-    <w:lvl w:ilvl="4" w:tplc="4DDC5688">
-      <w:numFmt w:val="decimal"/>
-      <w:lvlText w:val=""/>
-      <w:lvlJc w:val="left"/>
-    </w:lvl>
-    <w:lvl w:ilvl="5" w:tplc="2AA8EBB2">
-      <w:numFmt w:val="decimal"/>
-      <w:lvlText w:val=""/>
-      <w:lvlJc w:val="left"/>
-    </w:lvl>
-    <w:lvl w:ilvl="6" w:tplc="90966BFE">
-      <w:numFmt w:val="decimal"/>
-      <w:lvlText w:val=""/>
-      <w:lvlJc w:val="left"/>
-    </w:lvl>
-    <w:lvl w:ilvl="7" w:tplc="727A3E66">
-      <w:numFmt w:val="decimal"/>
-      <w:lvlText w:val=""/>
-      <w:lvlJc w:val="left"/>
-    </w:lvl>
-    <w:lvl w:ilvl="8" w:tplc="4E7E9E8E">
-      <w:numFmt w:val="decimal"/>
-      <w:lvlText w:val=""/>
-      <w:lvlJc w:val="left"/>
-    </w:lvl>
-  </w:abstractNum>
-  <w:abstractNum w:abstractNumId="1" w15:restartNumberingAfterBreak="0">
-    <w:nsid w:val="30B66672"/>
-    <w:multiLevelType w:val="hybridMultilevel"/>
-    <w:tmpl w:val="F98C011A"/>
-    <w:lvl w:ilvl="0" w:tplc="88C0D036">
+    <w:tmpl w:val="B0320FEA"/>
+    <w:lvl w:ilvl="0" w:tplc="DD6AB464">
       <w:start w:val="1"/>
       <w:numFmt w:val="bullet"/>
       <w:lvlText w:val="●"/>
@@ -14069,7 +14011,7 @@
         <w:ind w:left="720" w:hanging="360"/>
       </w:pPr>
     </w:lvl>
-    <w:lvl w:ilvl="1" w:tplc="27705574">
+    <w:lvl w:ilvl="1" w:tplc="FE349DDA">
       <w:start w:val="1"/>
       <w:numFmt w:val="bullet"/>
       <w:lvlText w:val="○"/>
@@ -14078,7 +14020,7 @@
         <w:ind w:left="1440" w:hanging="360"/>
       </w:pPr>
     </w:lvl>
-    <w:lvl w:ilvl="2" w:tplc="DA30ED78">
+    <w:lvl w:ilvl="2" w:tplc="4B32153A">
       <w:start w:val="1"/>
       <w:numFmt w:val="bullet"/>
       <w:lvlText w:val="■"/>
@@ -14087,7 +14029,7 @@
         <w:ind w:left="2160" w:hanging="360"/>
       </w:pPr>
     </w:lvl>
-    <w:lvl w:ilvl="3" w:tplc="CEF064C2">
+    <w:lvl w:ilvl="3" w:tplc="C7C2FF6A">
       <w:start w:val="1"/>
       <w:numFmt w:val="bullet"/>
       <w:lvlText w:val="●"/>
@@ -14096,7 +14038,7 @@
         <w:ind w:left="2880" w:hanging="360"/>
       </w:pPr>
     </w:lvl>
-    <w:lvl w:ilvl="4" w:tplc="E91EC35C">
+    <w:lvl w:ilvl="4" w:tplc="335E16CC">
       <w:start w:val="1"/>
       <w:numFmt w:val="bullet"/>
       <w:lvlText w:val="○"/>
@@ -14105,7 +14047,7 @@
         <w:ind w:left="3600" w:hanging="360"/>
       </w:pPr>
     </w:lvl>
-    <w:lvl w:ilvl="5" w:tplc="399C677E">
+    <w:lvl w:ilvl="5" w:tplc="DE18F118">
       <w:start w:val="1"/>
       <w:numFmt w:val="bullet"/>
       <w:lvlText w:val="■"/>
@@ -14114,7 +14056,7 @@
         <w:ind w:left="4320" w:hanging="360"/>
       </w:pPr>
     </w:lvl>
-    <w:lvl w:ilvl="6" w:tplc="A4AE220C">
+    <w:lvl w:ilvl="6" w:tplc="D49AD36A">
       <w:start w:val="1"/>
       <w:numFmt w:val="bullet"/>
       <w:lvlText w:val="●"/>
@@ -14123,7 +14065,7 @@
         <w:ind w:left="5040" w:hanging="360"/>
       </w:pPr>
     </w:lvl>
-    <w:lvl w:ilvl="7" w:tplc="91001C92">
+    <w:lvl w:ilvl="7" w:tplc="30CA2CC0">
       <w:start w:val="1"/>
       <w:numFmt w:val="bullet"/>
       <w:lvlText w:val="●"/>
@@ -14132,7 +14074,7 @@
         <w:ind w:left="5760" w:hanging="360"/>
       </w:pPr>
     </w:lvl>
-    <w:lvl w:ilvl="8" w:tplc="7CCAE8DC">
+    <w:lvl w:ilvl="8" w:tplc="202A5A36">
       <w:start w:val="1"/>
       <w:numFmt w:val="bullet"/>
       <w:lvlText w:val="●"/>
@@ -14142,11 +14084,69 @@
       </w:pPr>
     </w:lvl>
   </w:abstractNum>
+  <w:abstractNum w:abstractNumId="1" w15:restartNumberingAfterBreak="0">
+    <w:nsid w:val="376610AB"/>
+    <w:multiLevelType w:val="hybridMultilevel"/>
+    <w:tmpl w:val="2E444E5E"/>
+    <w:lvl w:ilvl="0" w:tplc="F890655A">
+      <w:start w:val="1"/>
+      <w:numFmt w:val="bullet"/>
+      <w:lvlText w:val="•"/>
+      <w:lvlJc w:val="left"/>
+      <w:pPr>
+        <w:ind w:left="460" w:hanging="280"/>
+      </w:pPr>
+    </w:lvl>
+    <w:lvl w:ilvl="1" w:tplc="C3621F00">
+      <w:start w:val="1"/>
+      <w:numFmt w:val="bullet"/>
+      <w:lvlText w:val="–"/>
+      <w:lvlJc w:val="left"/>
+      <w:pPr>
+        <w:ind w:left="900" w:hanging="280"/>
+      </w:pPr>
+    </w:lvl>
+    <w:lvl w:ilvl="2" w:tplc="BA38902A">
+      <w:numFmt w:val="decimal"/>
+      <w:lvlText w:val=""/>
+      <w:lvlJc w:val="left"/>
+    </w:lvl>
+    <w:lvl w:ilvl="3" w:tplc="1A22F9B8">
+      <w:numFmt w:val="decimal"/>
+      <w:lvlText w:val=""/>
+      <w:lvlJc w:val="left"/>
+    </w:lvl>
+    <w:lvl w:ilvl="4" w:tplc="98545D86">
+      <w:numFmt w:val="decimal"/>
+      <w:lvlText w:val=""/>
+      <w:lvlJc w:val="left"/>
+    </w:lvl>
+    <w:lvl w:ilvl="5" w:tplc="52F04CDA">
+      <w:numFmt w:val="decimal"/>
+      <w:lvlText w:val=""/>
+      <w:lvlJc w:val="left"/>
+    </w:lvl>
+    <w:lvl w:ilvl="6" w:tplc="D2FA4A22">
+      <w:numFmt w:val="decimal"/>
+      <w:lvlText w:val=""/>
+      <w:lvlJc w:val="left"/>
+    </w:lvl>
+    <w:lvl w:ilvl="7" w:tplc="739A4C96">
+      <w:numFmt w:val="decimal"/>
+      <w:lvlText w:val=""/>
+      <w:lvlJc w:val="left"/>
+    </w:lvl>
+    <w:lvl w:ilvl="8" w:tplc="AA1679BE">
+      <w:numFmt w:val="decimal"/>
+      <w:lvlText w:val=""/>
+      <w:lvlJc w:val="left"/>
+    </w:lvl>
+  </w:abstractNum>
   <w:abstractNum w:abstractNumId="2" w15:restartNumberingAfterBreak="0">
-    <w:nsid w:val="31820243"/>
+    <w:nsid w:val="45202F37"/>
     <w:multiLevelType w:val="hybridMultilevel"/>
-    <w:tmpl w:val="E2A0CD88"/>
-    <w:lvl w:ilvl="0" w:tplc="56E61712">
+    <w:tmpl w:val="1FE02AC6"/>
+    <w:lvl w:ilvl="0" w:tplc="3A1458CC">
       <w:start w:val="1"/>
       <w:numFmt w:val="decimal"/>
       <w:lvlText w:val="%1."/>
@@ -14160,52 +14160,52 @@
         <w:color w:val="A67C27"/>
       </w:rPr>
     </w:lvl>
-    <w:lvl w:ilvl="1" w:tplc="8A182DF6">
+    <w:lvl w:ilvl="1" w:tplc="0A024226">
       <w:numFmt w:val="decimal"/>
       <w:lvlText w:val=""/>
       <w:lvlJc w:val="left"/>
     </w:lvl>
-    <w:lvl w:ilvl="2" w:tplc="8FE257E4">
+    <w:lvl w:ilvl="2" w:tplc="048CA8A6">
       <w:numFmt w:val="decimal"/>
       <w:lvlText w:val=""/>
       <w:lvlJc w:val="left"/>
     </w:lvl>
-    <w:lvl w:ilvl="3" w:tplc="3DFA0982">
+    <w:lvl w:ilvl="3" w:tplc="8EEA2CAC">
       <w:numFmt w:val="decimal"/>
       <w:lvlText w:val=""/>
       <w:lvlJc w:val="left"/>
     </w:lvl>
-    <w:lvl w:ilvl="4" w:tplc="2744E93E">
+    <w:lvl w:ilvl="4" w:tplc="26F2974E">
       <w:numFmt w:val="decimal"/>
       <w:lvlText w:val=""/>
       <w:lvlJc w:val="left"/>
     </w:lvl>
-    <w:lvl w:ilvl="5" w:tplc="998E4F52">
+    <w:lvl w:ilvl="5" w:tplc="2CAE8484">
       <w:numFmt w:val="decimal"/>
       <w:lvlText w:val=""/>
       <w:lvlJc w:val="left"/>
     </w:lvl>
-    <w:lvl w:ilvl="6" w:tplc="55C4CCE2">
+    <w:lvl w:ilvl="6" w:tplc="319A344A">
       <w:numFmt w:val="decimal"/>
       <w:lvlText w:val=""/>
       <w:lvlJc w:val="left"/>
     </w:lvl>
-    <w:lvl w:ilvl="7" w:tplc="8C0ABD36">
+    <w:lvl w:ilvl="7" w:tplc="70F85EAC">
       <w:numFmt w:val="decimal"/>
       <w:lvlText w:val=""/>
       <w:lvlJc w:val="left"/>
     </w:lvl>
-    <w:lvl w:ilvl="8" w:tplc="77F8D7E6">
+    <w:lvl w:ilvl="8" w:tplc="618EE6AA">
       <w:numFmt w:val="decimal"/>
       <w:lvlText w:val=""/>
       <w:lvlJc w:val="left"/>
     </w:lvl>
   </w:abstractNum>
   <w:abstractNum w:abstractNumId="3" w15:restartNumberingAfterBreak="0">
-    <w:nsid w:val="4B721E05"/>
+    <w:nsid w:val="659C617B"/>
     <w:multiLevelType w:val="hybridMultilevel"/>
-    <w:tmpl w:val="BE16C8C2"/>
-    <w:lvl w:ilvl="0" w:tplc="614C1150">
+    <w:tmpl w:val="08EC88B8"/>
+    <w:lvl w:ilvl="0" w:tplc="759A2D04">
       <w:start w:val="1"/>
       <w:numFmt w:val="decimal"/>
       <w:lvlText w:val="%1."/>
@@ -14219,67 +14219,67 @@
         <w:color w:val="A67C27"/>
       </w:rPr>
     </w:lvl>
-    <w:lvl w:ilvl="1" w:tplc="AD947112">
+    <w:lvl w:ilvl="1" w:tplc="6AB07960">
       <w:numFmt w:val="decimal"/>
       <w:lvlText w:val=""/>
       <w:lvlJc w:val="left"/>
     </w:lvl>
-    <w:lvl w:ilvl="2" w:tplc="297E2A92">
+    <w:lvl w:ilvl="2" w:tplc="E41CA5B8">
       <w:numFmt w:val="decimal"/>
       <w:lvlText w:val=""/>
       <w:lvlJc w:val="left"/>
     </w:lvl>
-    <w:lvl w:ilvl="3" w:tplc="A81262FE">
+    <w:lvl w:ilvl="3" w:tplc="11960494">
       <w:numFmt w:val="decimal"/>
       <w:lvlText w:val=""/>
       <w:lvlJc w:val="left"/>
     </w:lvl>
-    <w:lvl w:ilvl="4" w:tplc="2816256C">
+    <w:lvl w:ilvl="4" w:tplc="D96ED2B4">
       <w:numFmt w:val="decimal"/>
       <w:lvlText w:val=""/>
       <w:lvlJc w:val="left"/>
     </w:lvl>
-    <w:lvl w:ilvl="5" w:tplc="F9C6DFE2">
+    <w:lvl w:ilvl="5" w:tplc="C34EFD2C">
       <w:numFmt w:val="decimal"/>
       <w:lvlText w:val=""/>
       <w:lvlJc w:val="left"/>
     </w:lvl>
-    <w:lvl w:ilvl="6" w:tplc="8DB016FC">
+    <w:lvl w:ilvl="6" w:tplc="284416DA">
       <w:numFmt w:val="decimal"/>
       <w:lvlText w:val=""/>
       <w:lvlJc w:val="left"/>
     </w:lvl>
-    <w:lvl w:ilvl="7" w:tplc="0EA411E8">
+    <w:lvl w:ilvl="7" w:tplc="03366C9C">
       <w:numFmt w:val="decimal"/>
       <w:lvlText w:val=""/>
       <w:lvlJc w:val="left"/>
     </w:lvl>
-    <w:lvl w:ilvl="8" w:tplc="61348222">
+    <w:lvl w:ilvl="8" w:tplc="3EEE8720">
       <w:numFmt w:val="decimal"/>
       <w:lvlText w:val=""/>
       <w:lvlJc w:val="left"/>
     </w:lvl>
   </w:abstractNum>
-  <w:num w:numId="1" w16cid:durableId="1069156280">
+  <w:num w:numId="1" w16cid:durableId="806780431">
+    <w:abstractNumId w:val="0"/>
+    <w:lvlOverride w:ilvl="0">
+      <w:startOverride w:val="1"/>
+    </w:lvlOverride>
+  </w:num>
+  <w:num w:numId="2" w16cid:durableId="1569342619">
     <w:abstractNumId w:val="1"/>
     <w:lvlOverride w:ilvl="0">
       <w:startOverride w:val="1"/>
     </w:lvlOverride>
   </w:num>
-  <w:num w:numId="2" w16cid:durableId="1155149782">
-    <w:abstractNumId w:val="0"/>
+  <w:num w:numId="3" w16cid:durableId="1932736415">
+    <w:abstractNumId w:val="3"/>
     <w:lvlOverride w:ilvl="0">
       <w:startOverride w:val="1"/>
     </w:lvlOverride>
   </w:num>
-  <w:num w:numId="3" w16cid:durableId="1845513008">
+  <w:num w:numId="4" w16cid:durableId="1625652986">
     <w:abstractNumId w:val="2"/>
-    <w:lvlOverride w:ilvl="0">
-      <w:startOverride w:val="1"/>
-    </w:lvlOverride>
-  </w:num>
-  <w:num w:numId="4" w16cid:durableId="1265267635">
-    <w:abstractNumId w:val="3"/>
     <w:lvlOverride w:ilvl="0">
       <w:startOverride w:val="1"/>
     </w:lvlOverride>
@@ -14904,7 +14904,7 @@
     <w:autoRedefine/>
     <w:uiPriority w:val="39"/>
     <w:unhideWhenUsed/>
-    <w:rsid w:val="002C6528"/>
+    <w:rsid w:val="00246C9D"/>
     <w:pPr>
       <w:spacing w:after="100"/>
     </w:pPr>
@@ -14916,7 +14916,7 @@
     <w:autoRedefine/>
     <w:uiPriority w:val="39"/>
     <w:unhideWhenUsed/>
-    <w:rsid w:val="002C6528"/>
+    <w:rsid w:val="00246C9D"/>
     <w:pPr>
       <w:spacing w:after="100"/>
       <w:ind w:left="210"/>

--- a/docs/manuals/RA_Training_Programme_and_Facilitator_Guide.docx
+++ b/docs/manuals/RA_Training_Programme_and_Facilitator_Guide.docx
@@ -69,7 +69,7 @@
           <w:left w:w="10" w:type="dxa"/>
           <w:right w:w="10" w:type="dxa"/>
         </w:tblCellMar>
-        <w:tblLook w:val="0000" w:firstRow="0" w:lastRow="0" w:firstColumn="0" w:lastColumn="0" w:noHBand="0" w:noVBand="0"/>
+        <w:tblLook w:val="04A0" w:firstRow="1" w:lastRow="0" w:firstColumn="1" w:lastColumn="0" w:noHBand="0" w:noVBand="1"/>
       </w:tblPr>
       <w:tblGrid>
         <w:gridCol w:w="2300"/>
@@ -538,7 +538,7 @@
     <w:sdt>
       <w:sdtPr>
         <w:alias w:val="Contents"/>
-        <w:id w:val="-1457250820"/>
+        <w:id w:val="1608001680"/>
       </w:sdtPr>
       <w:sdtEndPr/>
       <w:sdtContent>
@@ -567,7 +567,7 @@
           <w:r>
             <w:fldChar w:fldCharType="separate"/>
           </w:r>
-          <w:hyperlink w:anchor="_Toc240888589" w:history="1">
+          <w:hyperlink w:anchor="_Toc240916683" w:history="1">
             <w:r>
               <w:rPr>
                 <w:rStyle w:val="Hyperlink"/>
@@ -591,7 +591,7 @@
               <w:rPr>
                 <w:noProof/>
               </w:rPr>
-              <w:instrText xml:space="preserve"> PAGEREF _Toc240888589 \h </w:instrText>
+              <w:instrText xml:space="preserve"> PAGEREF _Toc240916683 \h </w:instrText>
             </w:r>
             <w:r>
               <w:rPr>
@@ -634,7 +634,7 @@
               <w14:ligatures w14:val="standardContextual"/>
             </w:rPr>
           </w:pPr>
-          <w:hyperlink w:anchor="_Toc240888590" w:history="1">
+          <w:hyperlink w:anchor="_Toc240916684" w:history="1">
             <w:r>
               <w:rPr>
                 <w:rStyle w:val="Hyperlink"/>
@@ -658,7 +658,7 @@
               <w:rPr>
                 <w:noProof/>
               </w:rPr>
-              <w:instrText xml:space="preserve"> PAGEREF _Toc240888590 \h </w:instrText>
+              <w:instrText xml:space="preserve"> PAGEREF _Toc240916684 \h </w:instrText>
             </w:r>
             <w:r>
               <w:rPr>
@@ -701,7 +701,7 @@
               <w14:ligatures w14:val="standardContextual"/>
             </w:rPr>
           </w:pPr>
-          <w:hyperlink w:anchor="_Toc240888591" w:history="1">
+          <w:hyperlink w:anchor="_Toc240916685" w:history="1">
             <w:r>
               <w:rPr>
                 <w:rStyle w:val="Hyperlink"/>
@@ -725,7 +725,7 @@
               <w:rPr>
                 <w:noProof/>
               </w:rPr>
-              <w:instrText xml:space="preserve"> PAGEREF _Toc240888591 \h </w:instrText>
+              <w:instrText xml:space="preserve"> PAGEREF _Toc240916685 \h </w:instrText>
             </w:r>
             <w:r>
               <w:rPr>
@@ -768,7 +768,7 @@
               <w14:ligatures w14:val="standardContextual"/>
             </w:rPr>
           </w:pPr>
-          <w:hyperlink w:anchor="_Toc240888592" w:history="1">
+          <w:hyperlink w:anchor="_Toc240916686" w:history="1">
             <w:r>
               <w:rPr>
                 <w:rStyle w:val="Hyperlink"/>
@@ -792,7 +792,7 @@
               <w:rPr>
                 <w:noProof/>
               </w:rPr>
-              <w:instrText xml:space="preserve"> PAGEREF _Toc240888592 \h </w:instrText>
+              <w:instrText xml:space="preserve"> PAGEREF _Toc240916686 \h </w:instrText>
             </w:r>
             <w:r>
               <w:rPr>
@@ -835,7 +835,7 @@
               <w14:ligatures w14:val="standardContextual"/>
             </w:rPr>
           </w:pPr>
-          <w:hyperlink w:anchor="_Toc240888593" w:history="1">
+          <w:hyperlink w:anchor="_Toc240916687" w:history="1">
             <w:r>
               <w:rPr>
                 <w:rStyle w:val="Hyperlink"/>
@@ -859,7 +859,7 @@
               <w:rPr>
                 <w:noProof/>
               </w:rPr>
-              <w:instrText xml:space="preserve"> PAGEREF _Toc240888593 \h </w:instrText>
+              <w:instrText xml:space="preserve"> PAGEREF _Toc240916687 \h </w:instrText>
             </w:r>
             <w:r>
               <w:rPr>
@@ -902,7 +902,7 @@
               <w14:ligatures w14:val="standardContextual"/>
             </w:rPr>
           </w:pPr>
-          <w:hyperlink w:anchor="_Toc240888594" w:history="1">
+          <w:hyperlink w:anchor="_Toc240916688" w:history="1">
             <w:r>
               <w:rPr>
                 <w:rStyle w:val="Hyperlink"/>
@@ -926,7 +926,7 @@
               <w:rPr>
                 <w:noProof/>
               </w:rPr>
-              <w:instrText xml:space="preserve"> PAGEREF _Toc240888594 \h </w:instrText>
+              <w:instrText xml:space="preserve"> PAGEREF _Toc240916688 \h </w:instrText>
             </w:r>
             <w:r>
               <w:rPr>
@@ -969,7 +969,7 @@
               <w14:ligatures w14:val="standardContextual"/>
             </w:rPr>
           </w:pPr>
-          <w:hyperlink w:anchor="_Toc240888595" w:history="1">
+          <w:hyperlink w:anchor="_Toc240916689" w:history="1">
             <w:r>
               <w:rPr>
                 <w:rStyle w:val="Hyperlink"/>
@@ -993,7 +993,7 @@
               <w:rPr>
                 <w:noProof/>
               </w:rPr>
-              <w:instrText xml:space="preserve"> PAGEREF _Toc240888595 \h </w:instrText>
+              <w:instrText xml:space="preserve"> PAGEREF _Toc240916689 \h </w:instrText>
             </w:r>
             <w:r>
               <w:rPr>
@@ -1036,7 +1036,7 @@
               <w14:ligatures w14:val="standardContextual"/>
             </w:rPr>
           </w:pPr>
-          <w:hyperlink w:anchor="_Toc240888596" w:history="1">
+          <w:hyperlink w:anchor="_Toc240916690" w:history="1">
             <w:r>
               <w:rPr>
                 <w:rStyle w:val="Hyperlink"/>
@@ -1060,7 +1060,7 @@
               <w:rPr>
                 <w:noProof/>
               </w:rPr>
-              <w:instrText xml:space="preserve"> PAGEREF _Toc240888596 \h </w:instrText>
+              <w:instrText xml:space="preserve"> PAGEREF _Toc240916690 \h </w:instrText>
             </w:r>
             <w:r>
               <w:rPr>
@@ -1103,7 +1103,7 @@
               <w14:ligatures w14:val="standardContextual"/>
             </w:rPr>
           </w:pPr>
-          <w:hyperlink w:anchor="_Toc240888597" w:history="1">
+          <w:hyperlink w:anchor="_Toc240916691" w:history="1">
             <w:r>
               <w:rPr>
                 <w:rStyle w:val="Hyperlink"/>
@@ -1127,7 +1127,7 @@
               <w:rPr>
                 <w:noProof/>
               </w:rPr>
-              <w:instrText xml:space="preserve"> PAGEREF _Toc240888597 \h </w:instrText>
+              <w:instrText xml:space="preserve"> PAGEREF _Toc240916691 \h </w:instrText>
             </w:r>
             <w:r>
               <w:rPr>
@@ -1170,7 +1170,7 @@
               <w14:ligatures w14:val="standardContextual"/>
             </w:rPr>
           </w:pPr>
-          <w:hyperlink w:anchor="_Toc240888598" w:history="1">
+          <w:hyperlink w:anchor="_Toc240916692" w:history="1">
             <w:r>
               <w:rPr>
                 <w:rStyle w:val="Hyperlink"/>
@@ -1194,7 +1194,7 @@
               <w:rPr>
                 <w:noProof/>
               </w:rPr>
-              <w:instrText xml:space="preserve"> PAGEREF _Toc240888598 \h </w:instrText>
+              <w:instrText xml:space="preserve"> PAGEREF _Toc240916692 \h </w:instrText>
             </w:r>
             <w:r>
               <w:rPr>
@@ -1237,7 +1237,7 @@
               <w14:ligatures w14:val="standardContextual"/>
             </w:rPr>
           </w:pPr>
-          <w:hyperlink w:anchor="_Toc240888599" w:history="1">
+          <w:hyperlink w:anchor="_Toc240916693" w:history="1">
             <w:r>
               <w:rPr>
                 <w:rStyle w:val="Hyperlink"/>
@@ -1261,7 +1261,7 @@
               <w:rPr>
                 <w:noProof/>
               </w:rPr>
-              <w:instrText xml:space="preserve"> PAGEREF _Toc240888599 \h </w:instrText>
+              <w:instrText xml:space="preserve"> PAGEREF _Toc240916693 \h </w:instrText>
             </w:r>
             <w:r>
               <w:rPr>
@@ -1304,7 +1304,7 @@
               <w14:ligatures w14:val="standardContextual"/>
             </w:rPr>
           </w:pPr>
-          <w:hyperlink w:anchor="_Toc240888600" w:history="1">
+          <w:hyperlink w:anchor="_Toc240916694" w:history="1">
             <w:r>
               <w:rPr>
                 <w:rStyle w:val="Hyperlink"/>
@@ -1328,7 +1328,7 @@
               <w:rPr>
                 <w:noProof/>
               </w:rPr>
-              <w:instrText xml:space="preserve"> PAGEREF _Toc240888600 \h </w:instrText>
+              <w:instrText xml:space="preserve"> PAGEREF _Toc240916694 \h </w:instrText>
             </w:r>
             <w:r>
               <w:rPr>
@@ -1371,7 +1371,7 @@
               <w14:ligatures w14:val="standardContextual"/>
             </w:rPr>
           </w:pPr>
-          <w:hyperlink w:anchor="_Toc240888601" w:history="1">
+          <w:hyperlink w:anchor="_Toc240916695" w:history="1">
             <w:r>
               <w:rPr>
                 <w:rStyle w:val="Hyperlink"/>
@@ -1395,7 +1395,7 @@
               <w:rPr>
                 <w:noProof/>
               </w:rPr>
-              <w:instrText xml:space="preserve"> PAGEREF _Toc240888601 \h </w:instrText>
+              <w:instrText xml:space="preserve"> PAGEREF _Toc240916695 \h </w:instrText>
             </w:r>
             <w:r>
               <w:rPr>
@@ -1438,7 +1438,7 @@
               <w14:ligatures w14:val="standardContextual"/>
             </w:rPr>
           </w:pPr>
-          <w:hyperlink w:anchor="_Toc240888602" w:history="1">
+          <w:hyperlink w:anchor="_Toc240916696" w:history="1">
             <w:r>
               <w:rPr>
                 <w:rStyle w:val="Hyperlink"/>
@@ -1462,7 +1462,7 @@
               <w:rPr>
                 <w:noProof/>
               </w:rPr>
-              <w:instrText xml:space="preserve"> PAGEREF _Toc240888602 \h </w:instrText>
+              <w:instrText xml:space="preserve"> PAGEREF _Toc240916696 \h </w:instrText>
             </w:r>
             <w:r>
               <w:rPr>
@@ -1505,7 +1505,7 @@
               <w14:ligatures w14:val="standardContextual"/>
             </w:rPr>
           </w:pPr>
-          <w:hyperlink w:anchor="_Toc240888603" w:history="1">
+          <w:hyperlink w:anchor="_Toc240916697" w:history="1">
             <w:r>
               <w:rPr>
                 <w:rStyle w:val="Hyperlink"/>
@@ -1529,7 +1529,7 @@
               <w:rPr>
                 <w:noProof/>
               </w:rPr>
-              <w:instrText xml:space="preserve"> PAGEREF _Toc240888603 \h </w:instrText>
+              <w:instrText xml:space="preserve"> PAGEREF _Toc240916697 \h </w:instrText>
             </w:r>
             <w:r>
               <w:rPr>
@@ -1572,7 +1572,7 @@
               <w14:ligatures w14:val="standardContextual"/>
             </w:rPr>
           </w:pPr>
-          <w:hyperlink w:anchor="_Toc240888604" w:history="1">
+          <w:hyperlink w:anchor="_Toc240916698" w:history="1">
             <w:r>
               <w:rPr>
                 <w:rStyle w:val="Hyperlink"/>
@@ -1596,7 +1596,7 @@
               <w:rPr>
                 <w:noProof/>
               </w:rPr>
-              <w:instrText xml:space="preserve"> PAGEREF _Toc240888604 \h </w:instrText>
+              <w:instrText xml:space="preserve"> PAGEREF _Toc240916698 \h </w:instrText>
             </w:r>
             <w:r>
               <w:rPr>
@@ -1639,7 +1639,7 @@
               <w14:ligatures w14:val="standardContextual"/>
             </w:rPr>
           </w:pPr>
-          <w:hyperlink w:anchor="_Toc240888605" w:history="1">
+          <w:hyperlink w:anchor="_Toc240916699" w:history="1">
             <w:r>
               <w:rPr>
                 <w:rStyle w:val="Hyperlink"/>
@@ -1663,7 +1663,7 @@
               <w:rPr>
                 <w:noProof/>
               </w:rPr>
-              <w:instrText xml:space="preserve"> PAGEREF _Toc240888605 \h </w:instrText>
+              <w:instrText xml:space="preserve"> PAGEREF _Toc240916699 \h </w:instrText>
             </w:r>
             <w:r>
               <w:rPr>
@@ -1706,7 +1706,7 @@
               <w14:ligatures w14:val="standardContextual"/>
             </w:rPr>
           </w:pPr>
-          <w:hyperlink w:anchor="_Toc240888606" w:history="1">
+          <w:hyperlink w:anchor="_Toc240916700" w:history="1">
             <w:r>
               <w:rPr>
                 <w:rStyle w:val="Hyperlink"/>
@@ -1730,7 +1730,7 @@
               <w:rPr>
                 <w:noProof/>
               </w:rPr>
-              <w:instrText xml:space="preserve"> PAGEREF _Toc240888606 \h </w:instrText>
+              <w:instrText xml:space="preserve"> PAGEREF _Toc240916700 \h </w:instrText>
             </w:r>
             <w:r>
               <w:rPr>
@@ -1773,7 +1773,7 @@
               <w14:ligatures w14:val="standardContextual"/>
             </w:rPr>
           </w:pPr>
-          <w:hyperlink w:anchor="_Toc240888607" w:history="1">
+          <w:hyperlink w:anchor="_Toc240916701" w:history="1">
             <w:r>
               <w:rPr>
                 <w:rStyle w:val="Hyperlink"/>
@@ -1797,7 +1797,7 @@
               <w:rPr>
                 <w:noProof/>
               </w:rPr>
-              <w:instrText xml:space="preserve"> PAGEREF _Toc240888607 \h </w:instrText>
+              <w:instrText xml:space="preserve"> PAGEREF _Toc240916701 \h </w:instrText>
             </w:r>
             <w:r>
               <w:rPr>
@@ -1840,7 +1840,7 @@
               <w14:ligatures w14:val="standardContextual"/>
             </w:rPr>
           </w:pPr>
-          <w:hyperlink w:anchor="_Toc240888608" w:history="1">
+          <w:hyperlink w:anchor="_Toc240916702" w:history="1">
             <w:r>
               <w:rPr>
                 <w:rStyle w:val="Hyperlink"/>
@@ -1864,7 +1864,7 @@
               <w:rPr>
                 <w:noProof/>
               </w:rPr>
-              <w:instrText xml:space="preserve"> PAGEREF _Toc240888608 \h </w:instrText>
+              <w:instrText xml:space="preserve"> PAGEREF _Toc240916702 \h </w:instrText>
             </w:r>
             <w:r>
               <w:rPr>
@@ -1907,7 +1907,7 @@
               <w14:ligatures w14:val="standardContextual"/>
             </w:rPr>
           </w:pPr>
-          <w:hyperlink w:anchor="_Toc240888609" w:history="1">
+          <w:hyperlink w:anchor="_Toc240916703" w:history="1">
             <w:r>
               <w:rPr>
                 <w:rStyle w:val="Hyperlink"/>
@@ -1931,7 +1931,7 @@
               <w:rPr>
                 <w:noProof/>
               </w:rPr>
-              <w:instrText xml:space="preserve"> PAGEREF _Toc240888609 \h </w:instrText>
+              <w:instrText xml:space="preserve"> PAGEREF _Toc240916703 \h </w:instrText>
             </w:r>
             <w:r>
               <w:rPr>
@@ -1974,7 +1974,7 @@
               <w14:ligatures w14:val="standardContextual"/>
             </w:rPr>
           </w:pPr>
-          <w:hyperlink w:anchor="_Toc240888610" w:history="1">
+          <w:hyperlink w:anchor="_Toc240916704" w:history="1">
             <w:r>
               <w:rPr>
                 <w:rStyle w:val="Hyperlink"/>
@@ -1998,7 +1998,7 @@
               <w:rPr>
                 <w:noProof/>
               </w:rPr>
-              <w:instrText xml:space="preserve"> PAGEREF _Toc240888610 \h </w:instrText>
+              <w:instrText xml:space="preserve"> PAGEREF _Toc240916704 \h </w:instrText>
             </w:r>
             <w:r>
               <w:rPr>
@@ -2041,7 +2041,7 @@
               <w14:ligatures w14:val="standardContextual"/>
             </w:rPr>
           </w:pPr>
-          <w:hyperlink w:anchor="_Toc240888611" w:history="1">
+          <w:hyperlink w:anchor="_Toc240916705" w:history="1">
             <w:r>
               <w:rPr>
                 <w:rStyle w:val="Hyperlink"/>
@@ -2065,7 +2065,7 @@
               <w:rPr>
                 <w:noProof/>
               </w:rPr>
-              <w:instrText xml:space="preserve"> PAGEREF _Toc240888611 \h </w:instrText>
+              <w:instrText xml:space="preserve"> PAGEREF _Toc240916705 \h </w:instrText>
             </w:r>
             <w:r>
               <w:rPr>
@@ -2108,7 +2108,7 @@
               <w14:ligatures w14:val="standardContextual"/>
             </w:rPr>
           </w:pPr>
-          <w:hyperlink w:anchor="_Toc240888612" w:history="1">
+          <w:hyperlink w:anchor="_Toc240916706" w:history="1">
             <w:r>
               <w:rPr>
                 <w:rStyle w:val="Hyperlink"/>
@@ -2132,7 +2132,7 @@
               <w:rPr>
                 <w:noProof/>
               </w:rPr>
-              <w:instrText xml:space="preserve"> PAGEREF _Toc240888612 \h </w:instrText>
+              <w:instrText xml:space="preserve"> PAGEREF _Toc240916706 \h </w:instrText>
             </w:r>
             <w:r>
               <w:rPr>
@@ -2171,7 +2171,7 @@
         <w:pStyle w:val="Heading1"/>
         <w:pageBreakBefore/>
       </w:pPr>
-      <w:bookmarkStart w:id="0" w:name="_Toc240888589"/>
+      <w:bookmarkStart w:id="0" w:name="_Toc240916683"/>
       <w:r>
         <w:lastRenderedPageBreak/>
         <w:t>1. Programme overview</w:t>
@@ -2201,7 +2201,7 @@
           <w:left w:w="10" w:type="dxa"/>
           <w:right w:w="10" w:type="dxa"/>
         </w:tblCellMar>
-        <w:tblLook w:val="0000" w:firstRow="0" w:lastRow="0" w:firstColumn="0" w:lastColumn="0" w:noHBand="0" w:noVBand="0"/>
+        <w:tblLook w:val="04A0" w:firstRow="1" w:lastRow="0" w:firstColumn="1" w:lastColumn="0" w:noHBand="0" w:noVBand="1"/>
       </w:tblPr>
       <w:tblGrid>
         <w:gridCol w:w="2824"/>
@@ -2577,7 +2577,7 @@
       <w:pPr>
         <w:pStyle w:val="Heading2"/>
       </w:pPr>
-      <w:bookmarkStart w:id="1" w:name="_Toc240888590"/>
+      <w:bookmarkStart w:id="1" w:name="_Toc240916684"/>
       <w:r>
         <w:t>1.1 Learning objectives</w:t>
       </w:r>
@@ -2678,7 +2678,7 @@
       <w:pPr>
         <w:pStyle w:val="Heading2"/>
       </w:pPr>
-      <w:bookmarkStart w:id="2" w:name="_Toc240888591"/>
+      <w:bookmarkStart w:id="2" w:name="_Toc240916685"/>
       <w:r>
         <w:t>1.2 Before the training (facilitator checklist)</w:t>
       </w:r>
@@ -2699,7 +2699,7 @@
           <w:left w:w="10" w:type="dxa"/>
           <w:right w:w="10" w:type="dxa"/>
         </w:tblCellMar>
-        <w:tblLook w:val="0000" w:firstRow="0" w:lastRow="0" w:firstColumn="0" w:lastColumn="0" w:noHBand="0" w:noVBand="0"/>
+        <w:tblLook w:val="04A0" w:firstRow="1" w:lastRow="0" w:firstColumn="1" w:lastColumn="0" w:noHBand="0" w:noVBand="1"/>
       </w:tblPr>
       <w:tblGrid>
         <w:gridCol w:w="1694"/>
@@ -3214,7 +3214,7 @@
       <w:pPr>
         <w:pStyle w:val="Heading2"/>
       </w:pPr>
-      <w:bookmarkStart w:id="3" w:name="_Toc240888592"/>
+      <w:bookmarkStart w:id="3" w:name="_Toc240916686"/>
       <w:r>
         <w:t>1.3 The practice environment</w:t>
       </w:r>
@@ -3288,7 +3288,7 @@
           <w:left w:w="10" w:type="dxa"/>
           <w:right w:w="10" w:type="dxa"/>
         </w:tblCellMar>
-        <w:tblLook w:val="0000" w:firstRow="0" w:lastRow="0" w:firstColumn="0" w:lastColumn="0" w:noHBand="0" w:noVBand="0"/>
+        <w:tblLook w:val="04A0" w:firstRow="1" w:lastRow="0" w:firstColumn="1" w:lastColumn="0" w:noHBand="0" w:noVBand="1"/>
       </w:tblPr>
       <w:tblGrid>
         <w:gridCol w:w="9412"/>
@@ -3360,7 +3360,7 @@
         <w:pStyle w:val="Heading1"/>
         <w:pageBreakBefore/>
       </w:pPr>
-      <w:bookmarkStart w:id="4" w:name="_Toc240888593"/>
+      <w:bookmarkStart w:id="4" w:name="_Toc240916687"/>
       <w:r>
         <w:lastRenderedPageBreak/>
         <w:t>2. Schedule</w:t>
@@ -3371,7 +3371,7 @@
       <w:pPr>
         <w:pStyle w:val="Heading2"/>
       </w:pPr>
-      <w:bookmarkStart w:id="5" w:name="_Toc240888594"/>
+      <w:bookmarkStart w:id="5" w:name="_Toc240916688"/>
       <w:r>
         <w:t>Day 1 — Foundations (all RAs)</w:t>
       </w:r>
@@ -3392,7 +3392,7 @@
           <w:left w:w="10" w:type="dxa"/>
           <w:right w:w="10" w:type="dxa"/>
         </w:tblCellMar>
-        <w:tblLook w:val="0000" w:firstRow="0" w:lastRow="0" w:firstColumn="0" w:lastColumn="0" w:noHBand="0" w:noVBand="0"/>
+        <w:tblLook w:val="04A0" w:firstRow="1" w:lastRow="0" w:firstColumn="1" w:lastColumn="0" w:noHBand="0" w:noVBand="1"/>
       </w:tblPr>
       <w:tblGrid>
         <w:gridCol w:w="941"/>
@@ -4654,7 +4654,7 @@
       <w:pPr>
         <w:pStyle w:val="Heading2"/>
       </w:pPr>
-      <w:bookmarkStart w:id="6" w:name="_Toc240888595"/>
+      <w:bookmarkStart w:id="6" w:name="_Toc240916689"/>
       <w:r>
         <w:t>Day 2 — Role tracks</w:t>
       </w:r>
@@ -4675,7 +4675,7 @@
           <w:left w:w="10" w:type="dxa"/>
           <w:right w:w="10" w:type="dxa"/>
         </w:tblCellMar>
-        <w:tblLook w:val="0000" w:firstRow="0" w:lastRow="0" w:firstColumn="0" w:lastColumn="0" w:noHBand="0" w:noVBand="0"/>
+        <w:tblLook w:val="04A0" w:firstRow="1" w:lastRow="0" w:firstColumn="1" w:lastColumn="0" w:noHBand="0" w:noVBand="1"/>
       </w:tblPr>
       <w:tblGrid>
         <w:gridCol w:w="941"/>
@@ -5747,7 +5747,7 @@
           <w:left w:w="10" w:type="dxa"/>
           <w:right w:w="10" w:type="dxa"/>
         </w:tblCellMar>
-        <w:tblLook w:val="0000" w:firstRow="0" w:lastRow="0" w:firstColumn="0" w:lastColumn="0" w:noHBand="0" w:noVBand="0"/>
+        <w:tblLook w:val="04A0" w:firstRow="1" w:lastRow="0" w:firstColumn="1" w:lastColumn="0" w:noHBand="0" w:noVBand="1"/>
       </w:tblPr>
       <w:tblGrid>
         <w:gridCol w:w="1882"/>
@@ -6182,7 +6182,7 @@
       <w:pPr>
         <w:pStyle w:val="Heading2"/>
       </w:pPr>
-      <w:bookmarkStart w:id="7" w:name="_Toc240888596"/>
+      <w:bookmarkStart w:id="7" w:name="_Toc240916690"/>
       <w:r>
         <w:t>Day 3 — Practice and assessment</w:t>
       </w:r>
@@ -6203,7 +6203,7 @@
           <w:left w:w="10" w:type="dxa"/>
           <w:right w:w="10" w:type="dxa"/>
         </w:tblCellMar>
-        <w:tblLook w:val="0000" w:firstRow="0" w:lastRow="0" w:firstColumn="0" w:lastColumn="0" w:noHBand="0" w:noVBand="0"/>
+        <w:tblLook w:val="04A0" w:firstRow="1" w:lastRow="0" w:firstColumn="1" w:lastColumn="0" w:noHBand="0" w:noVBand="1"/>
       </w:tblPr>
       <w:tblGrid>
         <w:gridCol w:w="941"/>
@@ -7152,7 +7152,7 @@
       <w:pPr>
         <w:pStyle w:val="Heading2"/>
       </w:pPr>
-      <w:bookmarkStart w:id="8" w:name="_Toc240888597"/>
+      <w:bookmarkStart w:id="8" w:name="_Toc240916691"/>
       <w:r>
         <w:t>After the training</w:t>
       </w:r>
@@ -7173,7 +7173,7 @@
           <w:left w:w="10" w:type="dxa"/>
           <w:right w:w="10" w:type="dxa"/>
         </w:tblCellMar>
-        <w:tblLook w:val="0000" w:firstRow="0" w:lastRow="0" w:firstColumn="0" w:lastColumn="0" w:noHBand="0" w:noVBand="0"/>
+        <w:tblLook w:val="04A0" w:firstRow="1" w:lastRow="0" w:firstColumn="1" w:lastColumn="0" w:noHBand="0" w:noVBand="1"/>
       </w:tblPr>
       <w:tblGrid>
         <w:gridCol w:w="2824"/>
@@ -7487,7 +7487,7 @@
         <w:pStyle w:val="Heading1"/>
         <w:pageBreakBefore/>
       </w:pPr>
-      <w:bookmarkStart w:id="9" w:name="_Toc240888598"/>
+      <w:bookmarkStart w:id="9" w:name="_Toc240916692"/>
       <w:r>
         <w:lastRenderedPageBreak/>
         <w:t>3. Session plans</w:t>
@@ -7506,7 +7506,7 @@
       <w:pPr>
         <w:pStyle w:val="Heading2"/>
       </w:pPr>
-      <w:bookmarkStart w:id="10" w:name="_Toc240888599"/>
+      <w:bookmarkStart w:id="10" w:name="_Toc240916693"/>
       <w:r>
         <w:t>Module 1 — The study (60 min)</w:t>
       </w:r>
@@ -7601,7 +7601,7 @@
       <w:pPr>
         <w:pStyle w:val="Heading2"/>
       </w:pPr>
-      <w:bookmarkStart w:id="11" w:name="_Toc240888600"/>
+      <w:bookmarkStart w:id="11" w:name="_Toc240916694"/>
       <w:r>
         <w:t>Module 2 — Research ethics and consent (60 min)</w:t>
       </w:r>
@@ -7696,7 +7696,7 @@
       <w:pPr>
         <w:pStyle w:val="Heading2"/>
       </w:pPr>
-      <w:bookmarkStart w:id="12" w:name="_Toc240888601"/>
+      <w:bookmarkStart w:id="12" w:name="_Toc240916695"/>
       <w:r>
         <w:t>Module 3 — Data protection (60 min)</w:t>
       </w:r>
@@ -7791,7 +7791,7 @@
       <w:pPr>
         <w:pStyle w:val="Heading2"/>
       </w:pPr>
-      <w:bookmarkStart w:id="13" w:name="_Toc240888602"/>
+      <w:bookmarkStart w:id="13" w:name="_Toc240916696"/>
       <w:r>
         <w:t>Module 5 — The portal (75 min)</w:t>
       </w:r>
@@ -7886,7 +7886,7 @@
       <w:pPr>
         <w:pStyle w:val="Heading2"/>
       </w:pPr>
-      <w:bookmarkStart w:id="14" w:name="_Toc240888603"/>
+      <w:bookmarkStart w:id="14" w:name="_Toc240916697"/>
       <w:r>
         <w:t>Module 6 — The respondent journey (45 min)</w:t>
       </w:r>
@@ -7982,7 +7982,7 @@
       <w:pPr>
         <w:pStyle w:val="Heading2"/>
       </w:pPr>
-      <w:bookmarkStart w:id="15" w:name="_Toc240888604"/>
+      <w:bookmarkStart w:id="15" w:name="_Toc240916698"/>
       <w:r>
         <w:t>Module 8 — Communication skills (90 min)</w:t>
       </w:r>
@@ -8077,7 +8077,7 @@
       <w:pPr>
         <w:pStyle w:val="Heading2"/>
       </w:pPr>
-      <w:bookmarkStart w:id="16" w:name="_Toc240888605"/>
+      <w:bookmarkStart w:id="16" w:name="_Toc240916699"/>
       <w:r>
         <w:t>Module 9 — Quality judgement (90 min)</w:t>
       </w:r>
@@ -8173,7 +8173,7 @@
         <w:pStyle w:val="Heading1"/>
         <w:pageBreakBefore/>
       </w:pPr>
-      <w:bookmarkStart w:id="17" w:name="_Toc240888606"/>
+      <w:bookmarkStart w:id="17" w:name="_Toc240916700"/>
       <w:r>
         <w:lastRenderedPageBreak/>
         <w:t>4. Role-plays and simulation</w:t>
@@ -8203,7 +8203,7 @@
           <w:left w:w="10" w:type="dxa"/>
           <w:right w:w="10" w:type="dxa"/>
         </w:tblCellMar>
-        <w:tblLook w:val="0000" w:firstRow="0" w:lastRow="0" w:firstColumn="0" w:lastColumn="0" w:noHBand="0" w:noVBand="0"/>
+        <w:tblLook w:val="04A0" w:firstRow="1" w:lastRow="0" w:firstColumn="1" w:lastColumn="0" w:noHBand="0" w:noVBand="1"/>
       </w:tblPr>
       <w:tblGrid>
         <w:gridCol w:w="1882"/>
@@ -9127,7 +9127,7 @@
       <w:pPr>
         <w:pStyle w:val="Heading2"/>
       </w:pPr>
-      <w:bookmarkStart w:id="18" w:name="_Toc240888607"/>
+      <w:bookmarkStart w:id="18" w:name="_Toc240916701"/>
       <w:r>
         <w:t>Field simulation (Day 3)</w:t>
       </w:r>
@@ -9222,7 +9222,7 @@
         <w:pStyle w:val="Heading1"/>
         <w:pageBreakBefore/>
       </w:pPr>
-      <w:bookmarkStart w:id="19" w:name="_Toc240888608"/>
+      <w:bookmarkStart w:id="19" w:name="_Toc240916702"/>
       <w:r>
         <w:lastRenderedPageBreak/>
         <w:t>5. Assessment and certification</w:t>
@@ -9233,7 +9233,7 @@
       <w:pPr>
         <w:pStyle w:val="Heading2"/>
       </w:pPr>
-      <w:bookmarkStart w:id="20" w:name="_Toc240888609"/>
+      <w:bookmarkStart w:id="20" w:name="_Toc240916703"/>
       <w:r>
         <w:t>5.1 Competencies</w:t>
       </w:r>
@@ -9254,7 +9254,7 @@
           <w:left w:w="10" w:type="dxa"/>
           <w:right w:w="10" w:type="dxa"/>
         </w:tblCellMar>
-        <w:tblLook w:val="0000" w:firstRow="0" w:lastRow="0" w:firstColumn="0" w:lastColumn="0" w:noHBand="0" w:noVBand="0"/>
+        <w:tblLook w:val="04A0" w:firstRow="1" w:lastRow="0" w:firstColumn="1" w:lastColumn="0" w:noHBand="0" w:noVBand="1"/>
       </w:tblPr>
       <w:tblGrid>
         <w:gridCol w:w="2071"/>
@@ -9624,7 +9624,7 @@
       <w:pPr>
         <w:pStyle w:val="Heading2"/>
       </w:pPr>
-      <w:bookmarkStart w:id="21" w:name="_Toc240888610"/>
+      <w:bookmarkStart w:id="21" w:name="_Toc240916704"/>
       <w:r>
         <w:t>5.2 Written assessment (answer key)</w:t>
       </w:r>
@@ -9653,7 +9653,7 @@
           <w:left w:w="10" w:type="dxa"/>
           <w:right w:w="10" w:type="dxa"/>
         </w:tblCellMar>
-        <w:tblLook w:val="0000" w:firstRow="0" w:lastRow="0" w:firstColumn="0" w:lastColumn="0" w:noHBand="0" w:noVBand="0"/>
+        <w:tblLook w:val="04A0" w:firstRow="1" w:lastRow="0" w:firstColumn="1" w:lastColumn="0" w:noHBand="0" w:noVBand="1"/>
       </w:tblPr>
       <w:tblGrid>
         <w:gridCol w:w="565"/>
@@ -10984,7 +10984,7 @@
       <w:pPr>
         <w:pStyle w:val="Heading2"/>
       </w:pPr>
-      <w:bookmarkStart w:id="22" w:name="_Toc240888611"/>
+      <w:bookmarkStart w:id="22" w:name="_Toc240916705"/>
       <w:r>
         <w:t>5.3 Practical assessment</w:t>
       </w:r>
@@ -11013,7 +11013,7 @@
           <w:left w:w="10" w:type="dxa"/>
           <w:right w:w="10" w:type="dxa"/>
         </w:tblCellMar>
-        <w:tblLook w:val="0000" w:firstRow="0" w:lastRow="0" w:firstColumn="0" w:lastColumn="0" w:noHBand="0" w:noVBand="0"/>
+        <w:tblLook w:val="04A0" w:firstRow="1" w:lastRow="0" w:firstColumn="1" w:lastColumn="0" w:noHBand="0" w:noVBand="1"/>
       </w:tblPr>
       <w:tblGrid>
         <w:gridCol w:w="1694"/>
@@ -12247,7 +12247,7 @@
         <w:pStyle w:val="Heading1"/>
         <w:pageBreakBefore/>
       </w:pPr>
-      <w:bookmarkStart w:id="23" w:name="_Toc240888612"/>
+      <w:bookmarkStart w:id="23" w:name="_Toc240916706"/>
       <w:r>
         <w:lastRenderedPageBreak/>
         <w:t>6. Attendance register</w:t>
@@ -12269,7 +12269,7 @@
           <w:left w:w="10" w:type="dxa"/>
           <w:right w:w="10" w:type="dxa"/>
         </w:tblCellMar>
-        <w:tblLook w:val="0000" w:firstRow="0" w:lastRow="0" w:firstColumn="0" w:lastColumn="0" w:noHBand="0" w:noVBand="0"/>
+        <w:tblLook w:val="04A0" w:firstRow="1" w:lastRow="0" w:firstColumn="1" w:lastColumn="0" w:noHBand="0" w:noVBand="1"/>
       </w:tblPr>
       <w:tblGrid>
         <w:gridCol w:w="2635"/>
@@ -13999,96 +13999,10 @@
 <file path=word/numbering.xml><?xml version="1.0" encoding="utf-8"?>
 <w:numbering xmlns:wpc="http://schemas.microsoft.com/office/word/2010/wordprocessingCanvas" xmlns:cx="http://schemas.microsoft.com/office/drawing/2014/chartex" xmlns:cx1="http://schemas.microsoft.com/office/drawing/2015/9/8/chartex" xmlns:cx2="http://schemas.microsoft.com/office/drawing/2015/10/21/chartex" xmlns:cx3="http://schemas.microsoft.com/office/drawing/2016/5/9/chartex" xmlns:cx4="http://schemas.microsoft.com/office/drawing/2016/5/10/chartex" xmlns:cx5="http://schemas.microsoft.com/office/drawing/2016/5/11/chartex" xmlns:cx6="http://schemas.microsoft.com/office/drawing/2016/5/12/chartex" xmlns:cx7="http://schemas.microsoft.com/office/drawing/2016/5/13/chartex" xmlns:cx8="http://schemas.microsoft.com/office/drawing/2016/5/14/chartex" xmlns:mc="http://schemas.openxmlformats.org/markup-compatibility/2006" xmlns:aink="http://schemas.microsoft.com/office/drawing/2016/ink" xmlns:am3d="http://schemas.microsoft.com/office/drawing/2017/model3d" xmlns:o="urn:schemas-microsoft-com:office:office" xmlns:oel="http://schemas.microsoft.com/office/2019/extlst" xmlns:r="http://schemas.openxmlformats.org/officeDocument/2006/relationships" xmlns:m="http://schemas.openxmlformats.org/officeDocument/2006/math" xmlns:v="urn:schemas-microsoft-com:vml" xmlns:wp14="http://schemas.microsoft.com/office/word/2010/wordprocessingDrawing" xmlns:wp="http://schemas.openxmlformats.org/drawingml/2006/wordprocessingDrawing" xmlns:w10="urn:schemas-microsoft-com:office:word" xmlns:w="http://schemas.openxmlformats.org/wordprocessingml/2006/main" xmlns:w14="http://schemas.microsoft.com/office/word/2010/wordml" xmlns:w15="http://schemas.microsoft.com/office/word/2012/wordml" xmlns:w16cex="http://schemas.microsoft.com/office/word/2018/wordml/cex" xmlns:w16cid="http://schemas.microsoft.com/office/word/2016/wordml/cid" xmlns:w16="http://schemas.microsoft.com/office/word/2018/wordml" xmlns:w16sdtdh="http://schemas.microsoft.com/office/word/2020/wordml/sdtdatahash" xmlns:w16se="http://schemas.microsoft.com/office/word/2015/wordml/symex" xmlns:wpg="http://schemas.microsoft.com/office/word/2010/wordprocessingGroup" xmlns:wpi="http://schemas.microsoft.com/office/word/2010/wordprocessingInk" xmlns:wne="http://schemas.microsoft.com/office/word/2006/wordml" xmlns:wps="http://schemas.microsoft.com/office/word/2010/wordprocessingShape" mc:Ignorable="w14 w15 w16se w16cid w16 w16cex w16sdtdh wp14">
   <w:abstractNum w:abstractNumId="0" w15:restartNumberingAfterBreak="0">
-    <w:nsid w:val="06575D16"/>
+    <w:nsid w:val="20A810EB"/>
     <w:multiLevelType w:val="hybridMultilevel"/>
-    <w:tmpl w:val="B0320FEA"/>
-    <w:lvl w:ilvl="0" w:tplc="DD6AB464">
-      <w:start w:val="1"/>
-      <w:numFmt w:val="bullet"/>
-      <w:lvlText w:val="●"/>
-      <w:lvlJc w:val="left"/>
-      <w:pPr>
-        <w:ind w:left="720" w:hanging="360"/>
-      </w:pPr>
-    </w:lvl>
-    <w:lvl w:ilvl="1" w:tplc="FE349DDA">
-      <w:start w:val="1"/>
-      <w:numFmt w:val="bullet"/>
-      <w:lvlText w:val="○"/>
-      <w:lvlJc w:val="left"/>
-      <w:pPr>
-        <w:ind w:left="1440" w:hanging="360"/>
-      </w:pPr>
-    </w:lvl>
-    <w:lvl w:ilvl="2" w:tplc="4B32153A">
-      <w:start w:val="1"/>
-      <w:numFmt w:val="bullet"/>
-      <w:lvlText w:val="■"/>
-      <w:lvlJc w:val="left"/>
-      <w:pPr>
-        <w:ind w:left="2160" w:hanging="360"/>
-      </w:pPr>
-    </w:lvl>
-    <w:lvl w:ilvl="3" w:tplc="C7C2FF6A">
-      <w:start w:val="1"/>
-      <w:numFmt w:val="bullet"/>
-      <w:lvlText w:val="●"/>
-      <w:lvlJc w:val="left"/>
-      <w:pPr>
-        <w:ind w:left="2880" w:hanging="360"/>
-      </w:pPr>
-    </w:lvl>
-    <w:lvl w:ilvl="4" w:tplc="335E16CC">
-      <w:start w:val="1"/>
-      <w:numFmt w:val="bullet"/>
-      <w:lvlText w:val="○"/>
-      <w:lvlJc w:val="left"/>
-      <w:pPr>
-        <w:ind w:left="3600" w:hanging="360"/>
-      </w:pPr>
-    </w:lvl>
-    <w:lvl w:ilvl="5" w:tplc="DE18F118">
-      <w:start w:val="1"/>
-      <w:numFmt w:val="bullet"/>
-      <w:lvlText w:val="■"/>
-      <w:lvlJc w:val="left"/>
-      <w:pPr>
-        <w:ind w:left="4320" w:hanging="360"/>
-      </w:pPr>
-    </w:lvl>
-    <w:lvl w:ilvl="6" w:tplc="D49AD36A">
-      <w:start w:val="1"/>
-      <w:numFmt w:val="bullet"/>
-      <w:lvlText w:val="●"/>
-      <w:lvlJc w:val="left"/>
-      <w:pPr>
-        <w:ind w:left="5040" w:hanging="360"/>
-      </w:pPr>
-    </w:lvl>
-    <w:lvl w:ilvl="7" w:tplc="30CA2CC0">
-      <w:start w:val="1"/>
-      <w:numFmt w:val="bullet"/>
-      <w:lvlText w:val="●"/>
-      <w:lvlJc w:val="left"/>
-      <w:pPr>
-        <w:ind w:left="5760" w:hanging="360"/>
-      </w:pPr>
-    </w:lvl>
-    <w:lvl w:ilvl="8" w:tplc="202A5A36">
-      <w:start w:val="1"/>
-      <w:numFmt w:val="bullet"/>
-      <w:lvlText w:val="●"/>
-      <w:lvlJc w:val="left"/>
-      <w:pPr>
-        <w:ind w:left="6480" w:hanging="360"/>
-      </w:pPr>
-    </w:lvl>
-  </w:abstractNum>
-  <w:abstractNum w:abstractNumId="1" w15:restartNumberingAfterBreak="0">
-    <w:nsid w:val="376610AB"/>
-    <w:multiLevelType w:val="hybridMultilevel"/>
-    <w:tmpl w:val="2E444E5E"/>
-    <w:lvl w:ilvl="0" w:tplc="F890655A">
+    <w:tmpl w:val="66C89676"/>
+    <w:lvl w:ilvl="0" w:tplc="A5CE479C">
       <w:start w:val="1"/>
       <w:numFmt w:val="bullet"/>
       <w:lvlText w:val="•"/>
@@ -14097,7 +14011,7 @@
         <w:ind w:left="460" w:hanging="280"/>
       </w:pPr>
     </w:lvl>
-    <w:lvl w:ilvl="1" w:tplc="C3621F00">
+    <w:lvl w:ilvl="1" w:tplc="AE244856">
       <w:start w:val="1"/>
       <w:numFmt w:val="bullet"/>
       <w:lvlText w:val="–"/>
@@ -14106,47 +14020,47 @@
         <w:ind w:left="900" w:hanging="280"/>
       </w:pPr>
     </w:lvl>
-    <w:lvl w:ilvl="2" w:tplc="BA38902A">
+    <w:lvl w:ilvl="2" w:tplc="80DE6850">
       <w:numFmt w:val="decimal"/>
       <w:lvlText w:val=""/>
       <w:lvlJc w:val="left"/>
     </w:lvl>
-    <w:lvl w:ilvl="3" w:tplc="1A22F9B8">
+    <w:lvl w:ilvl="3" w:tplc="6136CAB0">
       <w:numFmt w:val="decimal"/>
       <w:lvlText w:val=""/>
       <w:lvlJc w:val="left"/>
     </w:lvl>
-    <w:lvl w:ilvl="4" w:tplc="98545D86">
+    <w:lvl w:ilvl="4" w:tplc="55DC4302">
       <w:numFmt w:val="decimal"/>
       <w:lvlText w:val=""/>
       <w:lvlJc w:val="left"/>
     </w:lvl>
-    <w:lvl w:ilvl="5" w:tplc="52F04CDA">
+    <w:lvl w:ilvl="5" w:tplc="10BA30DA">
       <w:numFmt w:val="decimal"/>
       <w:lvlText w:val=""/>
       <w:lvlJc w:val="left"/>
     </w:lvl>
-    <w:lvl w:ilvl="6" w:tplc="D2FA4A22">
+    <w:lvl w:ilvl="6" w:tplc="92B23A88">
       <w:numFmt w:val="decimal"/>
       <w:lvlText w:val=""/>
       <w:lvlJc w:val="left"/>
     </w:lvl>
-    <w:lvl w:ilvl="7" w:tplc="739A4C96">
+    <w:lvl w:ilvl="7" w:tplc="E76246BA">
       <w:numFmt w:val="decimal"/>
       <w:lvlText w:val=""/>
       <w:lvlJc w:val="left"/>
     </w:lvl>
-    <w:lvl w:ilvl="8" w:tplc="AA1679BE">
+    <w:lvl w:ilvl="8" w:tplc="D62047B0">
       <w:numFmt w:val="decimal"/>
       <w:lvlText w:val=""/>
       <w:lvlJc w:val="left"/>
     </w:lvl>
   </w:abstractNum>
-  <w:abstractNum w:abstractNumId="2" w15:restartNumberingAfterBreak="0">
-    <w:nsid w:val="45202F37"/>
+  <w:abstractNum w:abstractNumId="1" w15:restartNumberingAfterBreak="0">
+    <w:nsid w:val="307D570A"/>
     <w:multiLevelType w:val="hybridMultilevel"/>
-    <w:tmpl w:val="1FE02AC6"/>
-    <w:lvl w:ilvl="0" w:tplc="3A1458CC">
+    <w:tmpl w:val="DE223A08"/>
+    <w:lvl w:ilvl="0" w:tplc="B87C0442">
       <w:start w:val="1"/>
       <w:numFmt w:val="decimal"/>
       <w:lvlText w:val="%1."/>
@@ -14160,52 +14074,52 @@
         <w:color w:val="A67C27"/>
       </w:rPr>
     </w:lvl>
-    <w:lvl w:ilvl="1" w:tplc="0A024226">
+    <w:lvl w:ilvl="1" w:tplc="CD12AA70">
       <w:numFmt w:val="decimal"/>
       <w:lvlText w:val=""/>
       <w:lvlJc w:val="left"/>
     </w:lvl>
-    <w:lvl w:ilvl="2" w:tplc="048CA8A6">
+    <w:lvl w:ilvl="2" w:tplc="229ABB4A">
       <w:numFmt w:val="decimal"/>
       <w:lvlText w:val=""/>
       <w:lvlJc w:val="left"/>
     </w:lvl>
-    <w:lvl w:ilvl="3" w:tplc="8EEA2CAC">
+    <w:lvl w:ilvl="3" w:tplc="88FA3EB6">
       <w:numFmt w:val="decimal"/>
       <w:lvlText w:val=""/>
       <w:lvlJc w:val="left"/>
     </w:lvl>
-    <w:lvl w:ilvl="4" w:tplc="26F2974E">
+    <w:lvl w:ilvl="4" w:tplc="57ACC4F6">
       <w:numFmt w:val="decimal"/>
       <w:lvlText w:val=""/>
       <w:lvlJc w:val="left"/>
     </w:lvl>
-    <w:lvl w:ilvl="5" w:tplc="2CAE8484">
+    <w:lvl w:ilvl="5" w:tplc="BCDCE4C0">
       <w:numFmt w:val="decimal"/>
       <w:lvlText w:val=""/>
       <w:lvlJc w:val="left"/>
     </w:lvl>
-    <w:lvl w:ilvl="6" w:tplc="319A344A">
+    <w:lvl w:ilvl="6" w:tplc="1EF88094">
       <w:numFmt w:val="decimal"/>
       <w:lvlText w:val=""/>
       <w:lvlJc w:val="left"/>
     </w:lvl>
-    <w:lvl w:ilvl="7" w:tplc="70F85EAC">
+    <w:lvl w:ilvl="7" w:tplc="0BC03C42">
       <w:numFmt w:val="decimal"/>
       <w:lvlText w:val=""/>
       <w:lvlJc w:val="left"/>
     </w:lvl>
-    <w:lvl w:ilvl="8" w:tplc="618EE6AA">
+    <w:lvl w:ilvl="8" w:tplc="376CAD10">
       <w:numFmt w:val="decimal"/>
       <w:lvlText w:val=""/>
       <w:lvlJc w:val="left"/>
     </w:lvl>
   </w:abstractNum>
-  <w:abstractNum w:abstractNumId="3" w15:restartNumberingAfterBreak="0">
-    <w:nsid w:val="659C617B"/>
+  <w:abstractNum w:abstractNumId="2" w15:restartNumberingAfterBreak="0">
+    <w:nsid w:val="3A837F0B"/>
     <w:multiLevelType w:val="hybridMultilevel"/>
-    <w:tmpl w:val="08EC88B8"/>
-    <w:lvl w:ilvl="0" w:tplc="759A2D04">
+    <w:tmpl w:val="38EE69C8"/>
+    <w:lvl w:ilvl="0" w:tplc="76B45E84">
       <w:start w:val="1"/>
       <w:numFmt w:val="decimal"/>
       <w:lvlText w:val="%1."/>
@@ -14219,67 +14133,153 @@
         <w:color w:val="A67C27"/>
       </w:rPr>
     </w:lvl>
-    <w:lvl w:ilvl="1" w:tplc="6AB07960">
+    <w:lvl w:ilvl="1" w:tplc="73B0BEC4">
       <w:numFmt w:val="decimal"/>
       <w:lvlText w:val=""/>
       <w:lvlJc w:val="left"/>
     </w:lvl>
-    <w:lvl w:ilvl="2" w:tplc="E41CA5B8">
+    <w:lvl w:ilvl="2" w:tplc="1F30DDFC">
       <w:numFmt w:val="decimal"/>
       <w:lvlText w:val=""/>
       <w:lvlJc w:val="left"/>
     </w:lvl>
-    <w:lvl w:ilvl="3" w:tplc="11960494">
+    <w:lvl w:ilvl="3" w:tplc="93780174">
       <w:numFmt w:val="decimal"/>
       <w:lvlText w:val=""/>
       <w:lvlJc w:val="left"/>
     </w:lvl>
-    <w:lvl w:ilvl="4" w:tplc="D96ED2B4">
+    <w:lvl w:ilvl="4" w:tplc="2BB05CB0">
       <w:numFmt w:val="decimal"/>
       <w:lvlText w:val=""/>
       <w:lvlJc w:val="left"/>
     </w:lvl>
-    <w:lvl w:ilvl="5" w:tplc="C34EFD2C">
+    <w:lvl w:ilvl="5" w:tplc="45E6E18E">
       <w:numFmt w:val="decimal"/>
       <w:lvlText w:val=""/>
       <w:lvlJc w:val="left"/>
     </w:lvl>
-    <w:lvl w:ilvl="6" w:tplc="284416DA">
+    <w:lvl w:ilvl="6" w:tplc="AF4808BE">
       <w:numFmt w:val="decimal"/>
       <w:lvlText w:val=""/>
       <w:lvlJc w:val="left"/>
     </w:lvl>
-    <w:lvl w:ilvl="7" w:tplc="03366C9C">
+    <w:lvl w:ilvl="7" w:tplc="A2E6DA88">
       <w:numFmt w:val="decimal"/>
       <w:lvlText w:val=""/>
       <w:lvlJc w:val="left"/>
     </w:lvl>
-    <w:lvl w:ilvl="8" w:tplc="3EEE8720">
+    <w:lvl w:ilvl="8" w:tplc="404E5318">
       <w:numFmt w:val="decimal"/>
       <w:lvlText w:val=""/>
       <w:lvlJc w:val="left"/>
     </w:lvl>
   </w:abstractNum>
-  <w:num w:numId="1" w16cid:durableId="806780431">
+  <w:abstractNum w:abstractNumId="3" w15:restartNumberingAfterBreak="0">
+    <w:nsid w:val="53AD6403"/>
+    <w:multiLevelType w:val="hybridMultilevel"/>
+    <w:tmpl w:val="42F4D638"/>
+    <w:lvl w:ilvl="0" w:tplc="99026668">
+      <w:start w:val="1"/>
+      <w:numFmt w:val="bullet"/>
+      <w:lvlText w:val="●"/>
+      <w:lvlJc w:val="left"/>
+      <w:pPr>
+        <w:ind w:left="720" w:hanging="360"/>
+      </w:pPr>
+    </w:lvl>
+    <w:lvl w:ilvl="1" w:tplc="244E50F4">
+      <w:start w:val="1"/>
+      <w:numFmt w:val="bullet"/>
+      <w:lvlText w:val="○"/>
+      <w:lvlJc w:val="left"/>
+      <w:pPr>
+        <w:ind w:left="1440" w:hanging="360"/>
+      </w:pPr>
+    </w:lvl>
+    <w:lvl w:ilvl="2" w:tplc="0D3AD706">
+      <w:start w:val="1"/>
+      <w:numFmt w:val="bullet"/>
+      <w:lvlText w:val="■"/>
+      <w:lvlJc w:val="left"/>
+      <w:pPr>
+        <w:ind w:left="2160" w:hanging="360"/>
+      </w:pPr>
+    </w:lvl>
+    <w:lvl w:ilvl="3" w:tplc="7D4AE214">
+      <w:start w:val="1"/>
+      <w:numFmt w:val="bullet"/>
+      <w:lvlText w:val="●"/>
+      <w:lvlJc w:val="left"/>
+      <w:pPr>
+        <w:ind w:left="2880" w:hanging="360"/>
+      </w:pPr>
+    </w:lvl>
+    <w:lvl w:ilvl="4" w:tplc="B712C47A">
+      <w:start w:val="1"/>
+      <w:numFmt w:val="bullet"/>
+      <w:lvlText w:val="○"/>
+      <w:lvlJc w:val="left"/>
+      <w:pPr>
+        <w:ind w:left="3600" w:hanging="360"/>
+      </w:pPr>
+    </w:lvl>
+    <w:lvl w:ilvl="5" w:tplc="34B21134">
+      <w:start w:val="1"/>
+      <w:numFmt w:val="bullet"/>
+      <w:lvlText w:val="■"/>
+      <w:lvlJc w:val="left"/>
+      <w:pPr>
+        <w:ind w:left="4320" w:hanging="360"/>
+      </w:pPr>
+    </w:lvl>
+    <w:lvl w:ilvl="6" w:tplc="5B5C5FC0">
+      <w:start w:val="1"/>
+      <w:numFmt w:val="bullet"/>
+      <w:lvlText w:val="●"/>
+      <w:lvlJc w:val="left"/>
+      <w:pPr>
+        <w:ind w:left="5040" w:hanging="360"/>
+      </w:pPr>
+    </w:lvl>
+    <w:lvl w:ilvl="7" w:tplc="E304C7EA">
+      <w:start w:val="1"/>
+      <w:numFmt w:val="bullet"/>
+      <w:lvlText w:val="●"/>
+      <w:lvlJc w:val="left"/>
+      <w:pPr>
+        <w:ind w:left="5760" w:hanging="360"/>
+      </w:pPr>
+    </w:lvl>
+    <w:lvl w:ilvl="8" w:tplc="D2B049E6">
+      <w:start w:val="1"/>
+      <w:numFmt w:val="bullet"/>
+      <w:lvlText w:val="●"/>
+      <w:lvlJc w:val="left"/>
+      <w:pPr>
+        <w:ind w:left="6480" w:hanging="360"/>
+      </w:pPr>
+    </w:lvl>
+  </w:abstractNum>
+  <w:num w:numId="1" w16cid:durableId="411318214">
+    <w:abstractNumId w:val="3"/>
+    <w:lvlOverride w:ilvl="0">
+      <w:startOverride w:val="1"/>
+    </w:lvlOverride>
+  </w:num>
+  <w:num w:numId="2" w16cid:durableId="1528912110">
     <w:abstractNumId w:val="0"/>
     <w:lvlOverride w:ilvl="0">
       <w:startOverride w:val="1"/>
     </w:lvlOverride>
   </w:num>
-  <w:num w:numId="2" w16cid:durableId="1569342619">
-    <w:abstractNumId w:val="1"/>
+  <w:num w:numId="3" w16cid:durableId="1151631022">
+    <w:abstractNumId w:val="2"/>
     <w:lvlOverride w:ilvl="0">
       <w:startOverride w:val="1"/>
     </w:lvlOverride>
   </w:num>
-  <w:num w:numId="3" w16cid:durableId="1932736415">
-    <w:abstractNumId w:val="3"/>
-    <w:lvlOverride w:ilvl="0">
-      <w:startOverride w:val="1"/>
-    </w:lvlOverride>
-  </w:num>
-  <w:num w:numId="4" w16cid:durableId="1625652986">
-    <w:abstractNumId w:val="2"/>
+  <w:num w:numId="4" w16cid:durableId="141435535">
+    <w:abstractNumId w:val="1"/>
     <w:lvlOverride w:ilvl="0">
       <w:startOverride w:val="1"/>
     </w:lvlOverride>
@@ -14904,7 +14904,7 @@
     <w:autoRedefine/>
     <w:uiPriority w:val="39"/>
     <w:unhideWhenUsed/>
-    <w:rsid w:val="00246C9D"/>
+    <w:rsid w:val="00A63501"/>
     <w:pPr>
       <w:spacing w:after="100"/>
     </w:pPr>
@@ -14916,7 +14916,7 @@
     <w:autoRedefine/>
     <w:uiPriority w:val="39"/>
     <w:unhideWhenUsed/>
-    <w:rsid w:val="00246C9D"/>
+    <w:rsid w:val="00A63501"/>
     <w:pPr>
       <w:spacing w:after="100"/>
       <w:ind w:left="210"/>

--- a/docs/manuals/RA_Training_Programme_and_Facilitator_Guide.docx
+++ b/docs/manuals/RA_Training_Programme_and_Facilitator_Guide.docx
@@ -69,7 +69,7 @@
           <w:left w:w="10" w:type="dxa"/>
           <w:right w:w="10" w:type="dxa"/>
         </w:tblCellMar>
-        <w:tblLook w:val="04A0" w:firstRow="1" w:lastRow="0" w:firstColumn="1" w:lastColumn="0" w:noHBand="0" w:noVBand="1"/>
+        <w:tblLook w:val="0000" w:firstRow="0" w:lastRow="0" w:firstColumn="0" w:lastColumn="0" w:noHBand="0" w:noVBand="0"/>
       </w:tblPr>
       <w:tblGrid>
         <w:gridCol w:w="2300"/>
@@ -469,7 +469,7 @@
                 <w:sz w:val="19"/>
                 <w:szCs w:val="19"/>
               </w:rPr>
-              <w:t>Version 1.7 · 21 September 2026</w:t>
+              <w:t>Version 1.8 · 21 September 2026</w:t>
             </w:r>
           </w:p>
         </w:tc>
@@ -538,7 +538,7 @@
     <w:sdt>
       <w:sdtPr>
         <w:alias w:val="Contents"/>
-        <w:id w:val="1608001680"/>
+        <w:id w:val="1901169243"/>
       </w:sdtPr>
       <w:sdtEndPr/>
       <w:sdtContent>
@@ -567,7 +567,7 @@
           <w:r>
             <w:fldChar w:fldCharType="separate"/>
           </w:r>
-          <w:hyperlink w:anchor="_Toc240916683" w:history="1">
+          <w:hyperlink w:anchor="_Toc240919974" w:history="1">
             <w:r>
               <w:rPr>
                 <w:rStyle w:val="Hyperlink"/>
@@ -591,7 +591,7 @@
               <w:rPr>
                 <w:noProof/>
               </w:rPr>
-              <w:instrText xml:space="preserve"> PAGEREF _Toc240916683 \h </w:instrText>
+              <w:instrText xml:space="preserve"> PAGEREF _Toc240919974 \h </w:instrText>
             </w:r>
             <w:r>
               <w:rPr>
@@ -634,7 +634,7 @@
               <w14:ligatures w14:val="standardContextual"/>
             </w:rPr>
           </w:pPr>
-          <w:hyperlink w:anchor="_Toc240916684" w:history="1">
+          <w:hyperlink w:anchor="_Toc240919975" w:history="1">
             <w:r>
               <w:rPr>
                 <w:rStyle w:val="Hyperlink"/>
@@ -658,7 +658,7 @@
               <w:rPr>
                 <w:noProof/>
               </w:rPr>
-              <w:instrText xml:space="preserve"> PAGEREF _Toc240916684 \h </w:instrText>
+              <w:instrText xml:space="preserve"> PAGEREF _Toc240919975 \h </w:instrText>
             </w:r>
             <w:r>
               <w:rPr>
@@ -701,7 +701,7 @@
               <w14:ligatures w14:val="standardContextual"/>
             </w:rPr>
           </w:pPr>
-          <w:hyperlink w:anchor="_Toc240916685" w:history="1">
+          <w:hyperlink w:anchor="_Toc240919976" w:history="1">
             <w:r>
               <w:rPr>
                 <w:rStyle w:val="Hyperlink"/>
@@ -725,7 +725,7 @@
               <w:rPr>
                 <w:noProof/>
               </w:rPr>
-              <w:instrText xml:space="preserve"> PAGEREF _Toc240916685 \h </w:instrText>
+              <w:instrText xml:space="preserve"> PAGEREF _Toc240919976 \h </w:instrText>
             </w:r>
             <w:r>
               <w:rPr>
@@ -768,7 +768,7 @@
               <w14:ligatures w14:val="standardContextual"/>
             </w:rPr>
           </w:pPr>
-          <w:hyperlink w:anchor="_Toc240916686" w:history="1">
+          <w:hyperlink w:anchor="_Toc240919977" w:history="1">
             <w:r>
               <w:rPr>
                 <w:rStyle w:val="Hyperlink"/>
@@ -792,7 +792,7 @@
               <w:rPr>
                 <w:noProof/>
               </w:rPr>
-              <w:instrText xml:space="preserve"> PAGEREF _Toc240916686 \h </w:instrText>
+              <w:instrText xml:space="preserve"> PAGEREF _Toc240919977 \h </w:instrText>
             </w:r>
             <w:r>
               <w:rPr>
@@ -835,7 +835,7 @@
               <w14:ligatures w14:val="standardContextual"/>
             </w:rPr>
           </w:pPr>
-          <w:hyperlink w:anchor="_Toc240916687" w:history="1">
+          <w:hyperlink w:anchor="_Toc240919978" w:history="1">
             <w:r>
               <w:rPr>
                 <w:rStyle w:val="Hyperlink"/>
@@ -859,7 +859,7 @@
               <w:rPr>
                 <w:noProof/>
               </w:rPr>
-              <w:instrText xml:space="preserve"> PAGEREF _Toc240916687 \h </w:instrText>
+              <w:instrText xml:space="preserve"> PAGEREF _Toc240919978 \h </w:instrText>
             </w:r>
             <w:r>
               <w:rPr>
@@ -902,7 +902,7 @@
               <w14:ligatures w14:val="standardContextual"/>
             </w:rPr>
           </w:pPr>
-          <w:hyperlink w:anchor="_Toc240916688" w:history="1">
+          <w:hyperlink w:anchor="_Toc240919979" w:history="1">
             <w:r>
               <w:rPr>
                 <w:rStyle w:val="Hyperlink"/>
@@ -926,7 +926,7 @@
               <w:rPr>
                 <w:noProof/>
               </w:rPr>
-              <w:instrText xml:space="preserve"> PAGEREF _Toc240916688 \h </w:instrText>
+              <w:instrText xml:space="preserve"> PAGEREF _Toc240919979 \h </w:instrText>
             </w:r>
             <w:r>
               <w:rPr>
@@ -969,7 +969,7 @@
               <w14:ligatures w14:val="standardContextual"/>
             </w:rPr>
           </w:pPr>
-          <w:hyperlink w:anchor="_Toc240916689" w:history="1">
+          <w:hyperlink w:anchor="_Toc240919980" w:history="1">
             <w:r>
               <w:rPr>
                 <w:rStyle w:val="Hyperlink"/>
@@ -993,7 +993,7 @@
               <w:rPr>
                 <w:noProof/>
               </w:rPr>
-              <w:instrText xml:space="preserve"> PAGEREF _Toc240916689 \h </w:instrText>
+              <w:instrText xml:space="preserve"> PAGEREF _Toc240919980 \h </w:instrText>
             </w:r>
             <w:r>
               <w:rPr>
@@ -1036,7 +1036,7 @@
               <w14:ligatures w14:val="standardContextual"/>
             </w:rPr>
           </w:pPr>
-          <w:hyperlink w:anchor="_Toc240916690" w:history="1">
+          <w:hyperlink w:anchor="_Toc240919981" w:history="1">
             <w:r>
               <w:rPr>
                 <w:rStyle w:val="Hyperlink"/>
@@ -1060,7 +1060,7 @@
               <w:rPr>
                 <w:noProof/>
               </w:rPr>
-              <w:instrText xml:space="preserve"> PAGEREF _Toc240916690 \h </w:instrText>
+              <w:instrText xml:space="preserve"> PAGEREF _Toc240919981 \h </w:instrText>
             </w:r>
             <w:r>
               <w:rPr>
@@ -1103,7 +1103,7 @@
               <w14:ligatures w14:val="standardContextual"/>
             </w:rPr>
           </w:pPr>
-          <w:hyperlink w:anchor="_Toc240916691" w:history="1">
+          <w:hyperlink w:anchor="_Toc240919982" w:history="1">
             <w:r>
               <w:rPr>
                 <w:rStyle w:val="Hyperlink"/>
@@ -1127,7 +1127,7 @@
               <w:rPr>
                 <w:noProof/>
               </w:rPr>
-              <w:instrText xml:space="preserve"> PAGEREF _Toc240916691 \h </w:instrText>
+              <w:instrText xml:space="preserve"> PAGEREF _Toc240919982 \h </w:instrText>
             </w:r>
             <w:r>
               <w:rPr>
@@ -1170,7 +1170,7 @@
               <w14:ligatures w14:val="standardContextual"/>
             </w:rPr>
           </w:pPr>
-          <w:hyperlink w:anchor="_Toc240916692" w:history="1">
+          <w:hyperlink w:anchor="_Toc240919983" w:history="1">
             <w:r>
               <w:rPr>
                 <w:rStyle w:val="Hyperlink"/>
@@ -1194,7 +1194,7 @@
               <w:rPr>
                 <w:noProof/>
               </w:rPr>
-              <w:instrText xml:space="preserve"> PAGEREF _Toc240916692 \h </w:instrText>
+              <w:instrText xml:space="preserve"> PAGEREF _Toc240919983 \h </w:instrText>
             </w:r>
             <w:r>
               <w:rPr>
@@ -1237,7 +1237,7 @@
               <w14:ligatures w14:val="standardContextual"/>
             </w:rPr>
           </w:pPr>
-          <w:hyperlink w:anchor="_Toc240916693" w:history="1">
+          <w:hyperlink w:anchor="_Toc240919984" w:history="1">
             <w:r>
               <w:rPr>
                 <w:rStyle w:val="Hyperlink"/>
@@ -1261,7 +1261,7 @@
               <w:rPr>
                 <w:noProof/>
               </w:rPr>
-              <w:instrText xml:space="preserve"> PAGEREF _Toc240916693 \h </w:instrText>
+              <w:instrText xml:space="preserve"> PAGEREF _Toc240919984 \h </w:instrText>
             </w:r>
             <w:r>
               <w:rPr>
@@ -1304,7 +1304,7 @@
               <w14:ligatures w14:val="standardContextual"/>
             </w:rPr>
           </w:pPr>
-          <w:hyperlink w:anchor="_Toc240916694" w:history="1">
+          <w:hyperlink w:anchor="_Toc240919985" w:history="1">
             <w:r>
               <w:rPr>
                 <w:rStyle w:val="Hyperlink"/>
@@ -1328,7 +1328,7 @@
               <w:rPr>
                 <w:noProof/>
               </w:rPr>
-              <w:instrText xml:space="preserve"> PAGEREF _Toc240916694 \h </w:instrText>
+              <w:instrText xml:space="preserve"> PAGEREF _Toc240919985 \h </w:instrText>
             </w:r>
             <w:r>
               <w:rPr>
@@ -1371,7 +1371,7 @@
               <w14:ligatures w14:val="standardContextual"/>
             </w:rPr>
           </w:pPr>
-          <w:hyperlink w:anchor="_Toc240916695" w:history="1">
+          <w:hyperlink w:anchor="_Toc240919986" w:history="1">
             <w:r>
               <w:rPr>
                 <w:rStyle w:val="Hyperlink"/>
@@ -1395,7 +1395,7 @@
               <w:rPr>
                 <w:noProof/>
               </w:rPr>
-              <w:instrText xml:space="preserve"> PAGEREF _Toc240916695 \h </w:instrText>
+              <w:instrText xml:space="preserve"> PAGEREF _Toc240919986 \h </w:instrText>
             </w:r>
             <w:r>
               <w:rPr>
@@ -1438,7 +1438,7 @@
               <w14:ligatures w14:val="standardContextual"/>
             </w:rPr>
           </w:pPr>
-          <w:hyperlink w:anchor="_Toc240916696" w:history="1">
+          <w:hyperlink w:anchor="_Toc240919987" w:history="1">
             <w:r>
               <w:rPr>
                 <w:rStyle w:val="Hyperlink"/>
@@ -1462,7 +1462,7 @@
               <w:rPr>
                 <w:noProof/>
               </w:rPr>
-              <w:instrText xml:space="preserve"> PAGEREF _Toc240916696 \h </w:instrText>
+              <w:instrText xml:space="preserve"> PAGEREF _Toc240919987 \h </w:instrText>
             </w:r>
             <w:r>
               <w:rPr>
@@ -1505,7 +1505,7 @@
               <w14:ligatures w14:val="standardContextual"/>
             </w:rPr>
           </w:pPr>
-          <w:hyperlink w:anchor="_Toc240916697" w:history="1">
+          <w:hyperlink w:anchor="_Toc240919988" w:history="1">
             <w:r>
               <w:rPr>
                 <w:rStyle w:val="Hyperlink"/>
@@ -1529,7 +1529,7 @@
               <w:rPr>
                 <w:noProof/>
               </w:rPr>
-              <w:instrText xml:space="preserve"> PAGEREF _Toc240916697 \h </w:instrText>
+              <w:instrText xml:space="preserve"> PAGEREF _Toc240919988 \h </w:instrText>
             </w:r>
             <w:r>
               <w:rPr>
@@ -1572,7 +1572,7 @@
               <w14:ligatures w14:val="standardContextual"/>
             </w:rPr>
           </w:pPr>
-          <w:hyperlink w:anchor="_Toc240916698" w:history="1">
+          <w:hyperlink w:anchor="_Toc240919989" w:history="1">
             <w:r>
               <w:rPr>
                 <w:rStyle w:val="Hyperlink"/>
@@ -1596,7 +1596,7 @@
               <w:rPr>
                 <w:noProof/>
               </w:rPr>
-              <w:instrText xml:space="preserve"> PAGEREF _Toc240916698 \h </w:instrText>
+              <w:instrText xml:space="preserve"> PAGEREF _Toc240919989 \h </w:instrText>
             </w:r>
             <w:r>
               <w:rPr>
@@ -1639,7 +1639,7 @@
               <w14:ligatures w14:val="standardContextual"/>
             </w:rPr>
           </w:pPr>
-          <w:hyperlink w:anchor="_Toc240916699" w:history="1">
+          <w:hyperlink w:anchor="_Toc240919990" w:history="1">
             <w:r>
               <w:rPr>
                 <w:rStyle w:val="Hyperlink"/>
@@ -1663,7 +1663,7 @@
               <w:rPr>
                 <w:noProof/>
               </w:rPr>
-              <w:instrText xml:space="preserve"> PAGEREF _Toc240916699 \h </w:instrText>
+              <w:instrText xml:space="preserve"> PAGEREF _Toc240919990 \h </w:instrText>
             </w:r>
             <w:r>
               <w:rPr>
@@ -1706,7 +1706,7 @@
               <w14:ligatures w14:val="standardContextual"/>
             </w:rPr>
           </w:pPr>
-          <w:hyperlink w:anchor="_Toc240916700" w:history="1">
+          <w:hyperlink w:anchor="_Toc240919991" w:history="1">
             <w:r>
               <w:rPr>
                 <w:rStyle w:val="Hyperlink"/>
@@ -1730,7 +1730,7 @@
               <w:rPr>
                 <w:noProof/>
               </w:rPr>
-              <w:instrText xml:space="preserve"> PAGEREF _Toc240916700 \h </w:instrText>
+              <w:instrText xml:space="preserve"> PAGEREF _Toc240919991 \h </w:instrText>
             </w:r>
             <w:r>
               <w:rPr>
@@ -1773,7 +1773,7 @@
               <w14:ligatures w14:val="standardContextual"/>
             </w:rPr>
           </w:pPr>
-          <w:hyperlink w:anchor="_Toc240916701" w:history="1">
+          <w:hyperlink w:anchor="_Toc240919992" w:history="1">
             <w:r>
               <w:rPr>
                 <w:rStyle w:val="Hyperlink"/>
@@ -1797,7 +1797,7 @@
               <w:rPr>
                 <w:noProof/>
               </w:rPr>
-              <w:instrText xml:space="preserve"> PAGEREF _Toc240916701 \h </w:instrText>
+              <w:instrText xml:space="preserve"> PAGEREF _Toc240919992 \h </w:instrText>
             </w:r>
             <w:r>
               <w:rPr>
@@ -1840,7 +1840,7 @@
               <w14:ligatures w14:val="standardContextual"/>
             </w:rPr>
           </w:pPr>
-          <w:hyperlink w:anchor="_Toc240916702" w:history="1">
+          <w:hyperlink w:anchor="_Toc240919993" w:history="1">
             <w:r>
               <w:rPr>
                 <w:rStyle w:val="Hyperlink"/>
@@ -1864,7 +1864,7 @@
               <w:rPr>
                 <w:noProof/>
               </w:rPr>
-              <w:instrText xml:space="preserve"> PAGEREF _Toc240916702 \h </w:instrText>
+              <w:instrText xml:space="preserve"> PAGEREF _Toc240919993 \h </w:instrText>
             </w:r>
             <w:r>
               <w:rPr>
@@ -1907,7 +1907,7 @@
               <w14:ligatures w14:val="standardContextual"/>
             </w:rPr>
           </w:pPr>
-          <w:hyperlink w:anchor="_Toc240916703" w:history="1">
+          <w:hyperlink w:anchor="_Toc240919994" w:history="1">
             <w:r>
               <w:rPr>
                 <w:rStyle w:val="Hyperlink"/>
@@ -1931,7 +1931,7 @@
               <w:rPr>
                 <w:noProof/>
               </w:rPr>
-              <w:instrText xml:space="preserve"> PAGEREF _Toc240916703 \h </w:instrText>
+              <w:instrText xml:space="preserve"> PAGEREF _Toc240919994 \h </w:instrText>
             </w:r>
             <w:r>
               <w:rPr>
@@ -1974,7 +1974,7 @@
               <w14:ligatures w14:val="standardContextual"/>
             </w:rPr>
           </w:pPr>
-          <w:hyperlink w:anchor="_Toc240916704" w:history="1">
+          <w:hyperlink w:anchor="_Toc240919995" w:history="1">
             <w:r>
               <w:rPr>
                 <w:rStyle w:val="Hyperlink"/>
@@ -1998,7 +1998,7 @@
               <w:rPr>
                 <w:noProof/>
               </w:rPr>
-              <w:instrText xml:space="preserve"> PAGEREF _Toc240916704 \h </w:instrText>
+              <w:instrText xml:space="preserve"> PAGEREF _Toc240919995 \h </w:instrText>
             </w:r>
             <w:r>
               <w:rPr>
@@ -2041,7 +2041,7 @@
               <w14:ligatures w14:val="standardContextual"/>
             </w:rPr>
           </w:pPr>
-          <w:hyperlink w:anchor="_Toc240916705" w:history="1">
+          <w:hyperlink w:anchor="_Toc240919996" w:history="1">
             <w:r>
               <w:rPr>
                 <w:rStyle w:val="Hyperlink"/>
@@ -2065,7 +2065,7 @@
               <w:rPr>
                 <w:noProof/>
               </w:rPr>
-              <w:instrText xml:space="preserve"> PAGEREF _Toc240916705 \h </w:instrText>
+              <w:instrText xml:space="preserve"> PAGEREF _Toc240919996 \h </w:instrText>
             </w:r>
             <w:r>
               <w:rPr>
@@ -2108,7 +2108,7 @@
               <w14:ligatures w14:val="standardContextual"/>
             </w:rPr>
           </w:pPr>
-          <w:hyperlink w:anchor="_Toc240916706" w:history="1">
+          <w:hyperlink w:anchor="_Toc240919997" w:history="1">
             <w:r>
               <w:rPr>
                 <w:rStyle w:val="Hyperlink"/>
@@ -2132,7 +2132,7 @@
               <w:rPr>
                 <w:noProof/>
               </w:rPr>
-              <w:instrText xml:space="preserve"> PAGEREF _Toc240916706 \h </w:instrText>
+              <w:instrText xml:space="preserve"> PAGEREF _Toc240919997 \h </w:instrText>
             </w:r>
             <w:r>
               <w:rPr>
@@ -2171,7 +2171,7 @@
         <w:pStyle w:val="Heading1"/>
         <w:pageBreakBefore/>
       </w:pPr>
-      <w:bookmarkStart w:id="0" w:name="_Toc240916683"/>
+      <w:bookmarkStart w:id="0" w:name="_Toc240919974"/>
       <w:r>
         <w:lastRenderedPageBreak/>
         <w:t>1. Programme overview</w:t>
@@ -2201,7 +2201,7 @@
           <w:left w:w="10" w:type="dxa"/>
           <w:right w:w="10" w:type="dxa"/>
         </w:tblCellMar>
-        <w:tblLook w:val="04A0" w:firstRow="1" w:lastRow="0" w:firstColumn="1" w:lastColumn="0" w:noHBand="0" w:noVBand="1"/>
+        <w:tblLook w:val="0000" w:firstRow="0" w:lastRow="0" w:firstColumn="0" w:lastColumn="0" w:noHBand="0" w:noVBand="0"/>
       </w:tblPr>
       <w:tblGrid>
         <w:gridCol w:w="2824"/>
@@ -2577,7 +2577,7 @@
       <w:pPr>
         <w:pStyle w:val="Heading2"/>
       </w:pPr>
-      <w:bookmarkStart w:id="1" w:name="_Toc240916684"/>
+      <w:bookmarkStart w:id="1" w:name="_Toc240919975"/>
       <w:r>
         <w:t>1.1 Learning objectives</w:t>
       </w:r>
@@ -2678,7 +2678,7 @@
       <w:pPr>
         <w:pStyle w:val="Heading2"/>
       </w:pPr>
-      <w:bookmarkStart w:id="2" w:name="_Toc240916685"/>
+      <w:bookmarkStart w:id="2" w:name="_Toc240919976"/>
       <w:r>
         <w:t>1.2 Before the training (facilitator checklist)</w:t>
       </w:r>
@@ -2699,7 +2699,7 @@
           <w:left w:w="10" w:type="dxa"/>
           <w:right w:w="10" w:type="dxa"/>
         </w:tblCellMar>
-        <w:tblLook w:val="04A0" w:firstRow="1" w:lastRow="0" w:firstColumn="1" w:lastColumn="0" w:noHBand="0" w:noVBand="1"/>
+        <w:tblLook w:val="0000" w:firstRow="0" w:lastRow="0" w:firstColumn="0" w:lastColumn="0" w:noHBand="0" w:noVBand="0"/>
       </w:tblPr>
       <w:tblGrid>
         <w:gridCol w:w="1694"/>
@@ -3214,7 +3214,7 @@
       <w:pPr>
         <w:pStyle w:val="Heading2"/>
       </w:pPr>
-      <w:bookmarkStart w:id="3" w:name="_Toc240916686"/>
+      <w:bookmarkStart w:id="3" w:name="_Toc240919977"/>
       <w:r>
         <w:t>1.3 The practice environment</w:t>
       </w:r>
@@ -3288,7 +3288,7 @@
           <w:left w:w="10" w:type="dxa"/>
           <w:right w:w="10" w:type="dxa"/>
         </w:tblCellMar>
-        <w:tblLook w:val="04A0" w:firstRow="1" w:lastRow="0" w:firstColumn="1" w:lastColumn="0" w:noHBand="0" w:noVBand="1"/>
+        <w:tblLook w:val="0000" w:firstRow="0" w:lastRow="0" w:firstColumn="0" w:lastColumn="0" w:noHBand="0" w:noVBand="0"/>
       </w:tblPr>
       <w:tblGrid>
         <w:gridCol w:w="9412"/>
@@ -3360,7 +3360,7 @@
         <w:pStyle w:val="Heading1"/>
         <w:pageBreakBefore/>
       </w:pPr>
-      <w:bookmarkStart w:id="4" w:name="_Toc240916687"/>
+      <w:bookmarkStart w:id="4" w:name="_Toc240919978"/>
       <w:r>
         <w:lastRenderedPageBreak/>
         <w:t>2. Schedule</w:t>
@@ -3371,7 +3371,7 @@
       <w:pPr>
         <w:pStyle w:val="Heading2"/>
       </w:pPr>
-      <w:bookmarkStart w:id="5" w:name="_Toc240916688"/>
+      <w:bookmarkStart w:id="5" w:name="_Toc240919979"/>
       <w:r>
         <w:t>Day 1 — Foundations (all RAs)</w:t>
       </w:r>
@@ -3392,7 +3392,7 @@
           <w:left w:w="10" w:type="dxa"/>
           <w:right w:w="10" w:type="dxa"/>
         </w:tblCellMar>
-        <w:tblLook w:val="04A0" w:firstRow="1" w:lastRow="0" w:firstColumn="1" w:lastColumn="0" w:noHBand="0" w:noVBand="1"/>
+        <w:tblLook w:val="0000" w:firstRow="0" w:lastRow="0" w:firstColumn="0" w:lastColumn="0" w:noHBand="0" w:noVBand="0"/>
       </w:tblPr>
       <w:tblGrid>
         <w:gridCol w:w="941"/>
@@ -4654,7 +4654,7 @@
       <w:pPr>
         <w:pStyle w:val="Heading2"/>
       </w:pPr>
-      <w:bookmarkStart w:id="6" w:name="_Toc240916689"/>
+      <w:bookmarkStart w:id="6" w:name="_Toc240919980"/>
       <w:r>
         <w:t>Day 2 — Role tracks</w:t>
       </w:r>
@@ -4675,7 +4675,7 @@
           <w:left w:w="10" w:type="dxa"/>
           <w:right w:w="10" w:type="dxa"/>
         </w:tblCellMar>
-        <w:tblLook w:val="04A0" w:firstRow="1" w:lastRow="0" w:firstColumn="1" w:lastColumn="0" w:noHBand="0" w:noVBand="1"/>
+        <w:tblLook w:val="0000" w:firstRow="0" w:lastRow="0" w:firstColumn="0" w:lastColumn="0" w:noHBand="0" w:noVBand="0"/>
       </w:tblPr>
       <w:tblGrid>
         <w:gridCol w:w="941"/>
@@ -5747,7 +5747,7 @@
           <w:left w:w="10" w:type="dxa"/>
           <w:right w:w="10" w:type="dxa"/>
         </w:tblCellMar>
-        <w:tblLook w:val="04A0" w:firstRow="1" w:lastRow="0" w:firstColumn="1" w:lastColumn="0" w:noHBand="0" w:noVBand="1"/>
+        <w:tblLook w:val="0000" w:firstRow="0" w:lastRow="0" w:firstColumn="0" w:lastColumn="0" w:noHBand="0" w:noVBand="0"/>
       </w:tblPr>
       <w:tblGrid>
         <w:gridCol w:w="1882"/>
@@ -6182,7 +6182,7 @@
       <w:pPr>
         <w:pStyle w:val="Heading2"/>
       </w:pPr>
-      <w:bookmarkStart w:id="7" w:name="_Toc240916690"/>
+      <w:bookmarkStart w:id="7" w:name="_Toc240919981"/>
       <w:r>
         <w:t>Day 3 — Practice and assessment</w:t>
       </w:r>
@@ -6203,7 +6203,7 @@
           <w:left w:w="10" w:type="dxa"/>
           <w:right w:w="10" w:type="dxa"/>
         </w:tblCellMar>
-        <w:tblLook w:val="04A0" w:firstRow="1" w:lastRow="0" w:firstColumn="1" w:lastColumn="0" w:noHBand="0" w:noVBand="1"/>
+        <w:tblLook w:val="0000" w:firstRow="0" w:lastRow="0" w:firstColumn="0" w:lastColumn="0" w:noHBand="0" w:noVBand="0"/>
       </w:tblPr>
       <w:tblGrid>
         <w:gridCol w:w="941"/>
@@ -7152,7 +7152,7 @@
       <w:pPr>
         <w:pStyle w:val="Heading2"/>
       </w:pPr>
-      <w:bookmarkStart w:id="8" w:name="_Toc240916691"/>
+      <w:bookmarkStart w:id="8" w:name="_Toc240919982"/>
       <w:r>
         <w:t>After the training</w:t>
       </w:r>
@@ -7173,7 +7173,7 @@
           <w:left w:w="10" w:type="dxa"/>
           <w:right w:w="10" w:type="dxa"/>
         </w:tblCellMar>
-        <w:tblLook w:val="04A0" w:firstRow="1" w:lastRow="0" w:firstColumn="1" w:lastColumn="0" w:noHBand="0" w:noVBand="1"/>
+        <w:tblLook w:val="0000" w:firstRow="0" w:lastRow="0" w:firstColumn="0" w:lastColumn="0" w:noHBand="0" w:noVBand="0"/>
       </w:tblPr>
       <w:tblGrid>
         <w:gridCol w:w="2824"/>
@@ -7487,7 +7487,7 @@
         <w:pStyle w:val="Heading1"/>
         <w:pageBreakBefore/>
       </w:pPr>
-      <w:bookmarkStart w:id="9" w:name="_Toc240916692"/>
+      <w:bookmarkStart w:id="9" w:name="_Toc240919983"/>
       <w:r>
         <w:lastRenderedPageBreak/>
         <w:t>3. Session plans</w:t>
@@ -7506,7 +7506,7 @@
       <w:pPr>
         <w:pStyle w:val="Heading2"/>
       </w:pPr>
-      <w:bookmarkStart w:id="10" w:name="_Toc240916693"/>
+      <w:bookmarkStart w:id="10" w:name="_Toc240919984"/>
       <w:r>
         <w:t>Module 1 — The study (60 min)</w:t>
       </w:r>
@@ -7601,7 +7601,7 @@
       <w:pPr>
         <w:pStyle w:val="Heading2"/>
       </w:pPr>
-      <w:bookmarkStart w:id="11" w:name="_Toc240916694"/>
+      <w:bookmarkStart w:id="11" w:name="_Toc240919985"/>
       <w:r>
         <w:t>Module 2 — Research ethics and consent (60 min)</w:t>
       </w:r>
@@ -7696,7 +7696,7 @@
       <w:pPr>
         <w:pStyle w:val="Heading2"/>
       </w:pPr>
-      <w:bookmarkStart w:id="12" w:name="_Toc240916695"/>
+      <w:bookmarkStart w:id="12" w:name="_Toc240919986"/>
       <w:r>
         <w:t>Module 3 — Data protection (60 min)</w:t>
       </w:r>
@@ -7791,7 +7791,7 @@
       <w:pPr>
         <w:pStyle w:val="Heading2"/>
       </w:pPr>
-      <w:bookmarkStart w:id="13" w:name="_Toc240916696"/>
+      <w:bookmarkStart w:id="13" w:name="_Toc240919987"/>
       <w:r>
         <w:t>Module 5 — The portal (75 min)</w:t>
       </w:r>
@@ -7886,7 +7886,7 @@
       <w:pPr>
         <w:pStyle w:val="Heading2"/>
       </w:pPr>
-      <w:bookmarkStart w:id="14" w:name="_Toc240916697"/>
+      <w:bookmarkStart w:id="14" w:name="_Toc240919988"/>
       <w:r>
         <w:t>Module 6 — The respondent journey (45 min)</w:t>
       </w:r>
@@ -7982,7 +7982,7 @@
       <w:pPr>
         <w:pStyle w:val="Heading2"/>
       </w:pPr>
-      <w:bookmarkStart w:id="15" w:name="_Toc240916698"/>
+      <w:bookmarkStart w:id="15" w:name="_Toc240919989"/>
       <w:r>
         <w:t>Module 8 — Communication skills (90 min)</w:t>
       </w:r>
@@ -8077,7 +8077,7 @@
       <w:pPr>
         <w:pStyle w:val="Heading2"/>
       </w:pPr>
-      <w:bookmarkStart w:id="16" w:name="_Toc240916699"/>
+      <w:bookmarkStart w:id="16" w:name="_Toc240919990"/>
       <w:r>
         <w:t>Module 9 — Quality judgement (90 min)</w:t>
       </w:r>
@@ -8173,7 +8173,7 @@
         <w:pStyle w:val="Heading1"/>
         <w:pageBreakBefore/>
       </w:pPr>
-      <w:bookmarkStart w:id="17" w:name="_Toc240916700"/>
+      <w:bookmarkStart w:id="17" w:name="_Toc240919991"/>
       <w:r>
         <w:lastRenderedPageBreak/>
         <w:t>4. Role-plays and simulation</w:t>
@@ -8203,7 +8203,7 @@
           <w:left w:w="10" w:type="dxa"/>
           <w:right w:w="10" w:type="dxa"/>
         </w:tblCellMar>
-        <w:tblLook w:val="04A0" w:firstRow="1" w:lastRow="0" w:firstColumn="1" w:lastColumn="0" w:noHBand="0" w:noVBand="1"/>
+        <w:tblLook w:val="0000" w:firstRow="0" w:lastRow="0" w:firstColumn="0" w:lastColumn="0" w:noHBand="0" w:noVBand="0"/>
       </w:tblPr>
       <w:tblGrid>
         <w:gridCol w:w="1882"/>
@@ -9127,7 +9127,7 @@
       <w:pPr>
         <w:pStyle w:val="Heading2"/>
       </w:pPr>
-      <w:bookmarkStart w:id="18" w:name="_Toc240916701"/>
+      <w:bookmarkStart w:id="18" w:name="_Toc240919992"/>
       <w:r>
         <w:t>Field simulation (Day 3)</w:t>
       </w:r>
@@ -9222,7 +9222,7 @@
         <w:pStyle w:val="Heading1"/>
         <w:pageBreakBefore/>
       </w:pPr>
-      <w:bookmarkStart w:id="19" w:name="_Toc240916702"/>
+      <w:bookmarkStart w:id="19" w:name="_Toc240919993"/>
       <w:r>
         <w:lastRenderedPageBreak/>
         <w:t>5. Assessment and certification</w:t>
@@ -9233,7 +9233,7 @@
       <w:pPr>
         <w:pStyle w:val="Heading2"/>
       </w:pPr>
-      <w:bookmarkStart w:id="20" w:name="_Toc240916703"/>
+      <w:bookmarkStart w:id="20" w:name="_Toc240919994"/>
       <w:r>
         <w:t>5.1 Competencies</w:t>
       </w:r>
@@ -9254,7 +9254,7 @@
           <w:left w:w="10" w:type="dxa"/>
           <w:right w:w="10" w:type="dxa"/>
         </w:tblCellMar>
-        <w:tblLook w:val="04A0" w:firstRow="1" w:lastRow="0" w:firstColumn="1" w:lastColumn="0" w:noHBand="0" w:noVBand="1"/>
+        <w:tblLook w:val="0000" w:firstRow="0" w:lastRow="0" w:firstColumn="0" w:lastColumn="0" w:noHBand="0" w:noVBand="0"/>
       </w:tblPr>
       <w:tblGrid>
         <w:gridCol w:w="2071"/>
@@ -9624,7 +9624,7 @@
       <w:pPr>
         <w:pStyle w:val="Heading2"/>
       </w:pPr>
-      <w:bookmarkStart w:id="21" w:name="_Toc240916704"/>
+      <w:bookmarkStart w:id="21" w:name="_Toc240919995"/>
       <w:r>
         <w:t>5.2 Written assessment (answer key)</w:t>
       </w:r>
@@ -9653,7 +9653,7 @@
           <w:left w:w="10" w:type="dxa"/>
           <w:right w:w="10" w:type="dxa"/>
         </w:tblCellMar>
-        <w:tblLook w:val="04A0" w:firstRow="1" w:lastRow="0" w:firstColumn="1" w:lastColumn="0" w:noHBand="0" w:noVBand="1"/>
+        <w:tblLook w:val="0000" w:firstRow="0" w:lastRow="0" w:firstColumn="0" w:lastColumn="0" w:noHBand="0" w:noVBand="0"/>
       </w:tblPr>
       <w:tblGrid>
         <w:gridCol w:w="565"/>
@@ -10984,7 +10984,7 @@
       <w:pPr>
         <w:pStyle w:val="Heading2"/>
       </w:pPr>
-      <w:bookmarkStart w:id="22" w:name="_Toc240916705"/>
+      <w:bookmarkStart w:id="22" w:name="_Toc240919996"/>
       <w:r>
         <w:t>5.3 Practical assessment</w:t>
       </w:r>
@@ -11013,7 +11013,7 @@
           <w:left w:w="10" w:type="dxa"/>
           <w:right w:w="10" w:type="dxa"/>
         </w:tblCellMar>
-        <w:tblLook w:val="04A0" w:firstRow="1" w:lastRow="0" w:firstColumn="1" w:lastColumn="0" w:noHBand="0" w:noVBand="1"/>
+        <w:tblLook w:val="0000" w:firstRow="0" w:lastRow="0" w:firstColumn="0" w:lastColumn="0" w:noHBand="0" w:noVBand="0"/>
       </w:tblPr>
       <w:tblGrid>
         <w:gridCol w:w="1694"/>
@@ -12247,7 +12247,7 @@
         <w:pStyle w:val="Heading1"/>
         <w:pageBreakBefore/>
       </w:pPr>
-      <w:bookmarkStart w:id="23" w:name="_Toc240916706"/>
+      <w:bookmarkStart w:id="23" w:name="_Toc240919997"/>
       <w:r>
         <w:lastRenderedPageBreak/>
         <w:t>6. Attendance register</w:t>
@@ -12269,7 +12269,7 @@
           <w:left w:w="10" w:type="dxa"/>
           <w:right w:w="10" w:type="dxa"/>
         </w:tblCellMar>
-        <w:tblLook w:val="04A0" w:firstRow="1" w:lastRow="0" w:firstColumn="1" w:lastColumn="0" w:noHBand="0" w:noVBand="1"/>
+        <w:tblLook w:val="0000" w:firstRow="0" w:lastRow="0" w:firstColumn="0" w:lastColumn="0" w:noHBand="0" w:noVBand="0"/>
       </w:tblPr>
       <w:tblGrid>
         <w:gridCol w:w="2635"/>
@@ -13826,7 +13826,7 @@
         <w:sz w:val="16"/>
         <w:szCs w:val="16"/>
       </w:rPr>
-      <w:t>Version 1.7 · 21 September 2026</w:t>
+      <w:t>Version 1.8 · 21 September 2026</w:t>
     </w:r>
     <w:r>
       <w:rPr>
@@ -13999,68 +13999,96 @@
 <file path=word/numbering.xml><?xml version="1.0" encoding="utf-8"?>
 <w:numbering xmlns:wpc="http://schemas.microsoft.com/office/word/2010/wordprocessingCanvas" xmlns:cx="http://schemas.microsoft.com/office/drawing/2014/chartex" xmlns:cx1="http://schemas.microsoft.com/office/drawing/2015/9/8/chartex" xmlns:cx2="http://schemas.microsoft.com/office/drawing/2015/10/21/chartex" xmlns:cx3="http://schemas.microsoft.com/office/drawing/2016/5/9/chartex" xmlns:cx4="http://schemas.microsoft.com/office/drawing/2016/5/10/chartex" xmlns:cx5="http://schemas.microsoft.com/office/drawing/2016/5/11/chartex" xmlns:cx6="http://schemas.microsoft.com/office/drawing/2016/5/12/chartex" xmlns:cx7="http://schemas.microsoft.com/office/drawing/2016/5/13/chartex" xmlns:cx8="http://schemas.microsoft.com/office/drawing/2016/5/14/chartex" xmlns:mc="http://schemas.openxmlformats.org/markup-compatibility/2006" xmlns:aink="http://schemas.microsoft.com/office/drawing/2016/ink" xmlns:am3d="http://schemas.microsoft.com/office/drawing/2017/model3d" xmlns:o="urn:schemas-microsoft-com:office:office" xmlns:oel="http://schemas.microsoft.com/office/2019/extlst" xmlns:r="http://schemas.openxmlformats.org/officeDocument/2006/relationships" xmlns:m="http://schemas.openxmlformats.org/officeDocument/2006/math" xmlns:v="urn:schemas-microsoft-com:vml" xmlns:wp14="http://schemas.microsoft.com/office/word/2010/wordprocessingDrawing" xmlns:wp="http://schemas.openxmlformats.org/drawingml/2006/wordprocessingDrawing" xmlns:w10="urn:schemas-microsoft-com:office:word" xmlns:w="http://schemas.openxmlformats.org/wordprocessingml/2006/main" xmlns:w14="http://schemas.microsoft.com/office/word/2010/wordml" xmlns:w15="http://schemas.microsoft.com/office/word/2012/wordml" xmlns:w16cex="http://schemas.microsoft.com/office/word/2018/wordml/cex" xmlns:w16cid="http://schemas.microsoft.com/office/word/2016/wordml/cid" xmlns:w16="http://schemas.microsoft.com/office/word/2018/wordml" xmlns:w16sdtdh="http://schemas.microsoft.com/office/word/2020/wordml/sdtdatahash" xmlns:w16se="http://schemas.microsoft.com/office/word/2015/wordml/symex" xmlns:wpg="http://schemas.microsoft.com/office/word/2010/wordprocessingGroup" xmlns:wpi="http://schemas.microsoft.com/office/word/2010/wordprocessingInk" xmlns:wne="http://schemas.microsoft.com/office/word/2006/wordml" xmlns:wps="http://schemas.microsoft.com/office/word/2010/wordprocessingShape" mc:Ignorable="w14 w15 w16se w16cid w16 w16cex w16sdtdh wp14">
   <w:abstractNum w:abstractNumId="0" w15:restartNumberingAfterBreak="0">
-    <w:nsid w:val="20A810EB"/>
+    <w:nsid w:val="12115235"/>
     <w:multiLevelType w:val="hybridMultilevel"/>
-    <w:tmpl w:val="66C89676"/>
-    <w:lvl w:ilvl="0" w:tplc="A5CE479C">
+    <w:tmpl w:val="13AE6738"/>
+    <w:lvl w:ilvl="0" w:tplc="4E0EC682">
       <w:start w:val="1"/>
       <w:numFmt w:val="bullet"/>
-      <w:lvlText w:val="•"/>
+      <w:lvlText w:val="●"/>
       <w:lvlJc w:val="left"/>
       <w:pPr>
-        <w:ind w:left="460" w:hanging="280"/>
+        <w:ind w:left="720" w:hanging="360"/>
       </w:pPr>
     </w:lvl>
-    <w:lvl w:ilvl="1" w:tplc="AE244856">
+    <w:lvl w:ilvl="1" w:tplc="DF9863D4">
       <w:start w:val="1"/>
       <w:numFmt w:val="bullet"/>
-      <w:lvlText w:val="–"/>
+      <w:lvlText w:val="○"/>
       <w:lvlJc w:val="left"/>
       <w:pPr>
-        <w:ind w:left="900" w:hanging="280"/>
+        <w:ind w:left="1440" w:hanging="360"/>
       </w:pPr>
     </w:lvl>
-    <w:lvl w:ilvl="2" w:tplc="80DE6850">
-      <w:numFmt w:val="decimal"/>
-      <w:lvlText w:val=""/>
+    <w:lvl w:ilvl="2" w:tplc="158C2390">
+      <w:start w:val="1"/>
+      <w:numFmt w:val="bullet"/>
+      <w:lvlText w:val="■"/>
       <w:lvlJc w:val="left"/>
+      <w:pPr>
+        <w:ind w:left="2160" w:hanging="360"/>
+      </w:pPr>
     </w:lvl>
-    <w:lvl w:ilvl="3" w:tplc="6136CAB0">
-      <w:numFmt w:val="decimal"/>
-      <w:lvlText w:val=""/>
+    <w:lvl w:ilvl="3" w:tplc="D8BE7402">
+      <w:start w:val="1"/>
+      <w:numFmt w:val="bullet"/>
+      <w:lvlText w:val="●"/>
       <w:lvlJc w:val="left"/>
+      <w:pPr>
+        <w:ind w:left="2880" w:hanging="360"/>
+      </w:pPr>
     </w:lvl>
-    <w:lvl w:ilvl="4" w:tplc="55DC4302">
-      <w:numFmt w:val="decimal"/>
-      <w:lvlText w:val=""/>
+    <w:lvl w:ilvl="4" w:tplc="037A9FBA">
+      <w:start w:val="1"/>
+      <w:numFmt w:val="bullet"/>
+      <w:lvlText w:val="○"/>
       <w:lvlJc w:val="left"/>
+      <w:pPr>
+        <w:ind w:left="3600" w:hanging="360"/>
+      </w:pPr>
     </w:lvl>
-    <w:lvl w:ilvl="5" w:tplc="10BA30DA">
-      <w:numFmt w:val="decimal"/>
-      <w:lvlText w:val=""/>
+    <w:lvl w:ilvl="5" w:tplc="163E92F2">
+      <w:start w:val="1"/>
+      <w:numFmt w:val="bullet"/>
+      <w:lvlText w:val="■"/>
       <w:lvlJc w:val="left"/>
+      <w:pPr>
+        <w:ind w:left="4320" w:hanging="360"/>
+      </w:pPr>
     </w:lvl>
-    <w:lvl w:ilvl="6" w:tplc="92B23A88">
-      <w:numFmt w:val="decimal"/>
-      <w:lvlText w:val=""/>
+    <w:lvl w:ilvl="6" w:tplc="F17018C0">
+      <w:start w:val="1"/>
+      <w:numFmt w:val="bullet"/>
+      <w:lvlText w:val="●"/>
       <w:lvlJc w:val="left"/>
+      <w:pPr>
+        <w:ind w:left="5040" w:hanging="360"/>
+      </w:pPr>
     </w:lvl>
-    <w:lvl w:ilvl="7" w:tplc="E76246BA">
-      <w:numFmt w:val="decimal"/>
-      <w:lvlText w:val=""/>
+    <w:lvl w:ilvl="7" w:tplc="EF682FDE">
+      <w:start w:val="1"/>
+      <w:numFmt w:val="bullet"/>
+      <w:lvlText w:val="●"/>
       <w:lvlJc w:val="left"/>
+      <w:pPr>
+        <w:ind w:left="5760" w:hanging="360"/>
+      </w:pPr>
     </w:lvl>
-    <w:lvl w:ilvl="8" w:tplc="D62047B0">
-      <w:numFmt w:val="decimal"/>
-      <w:lvlText w:val=""/>
+    <w:lvl w:ilvl="8" w:tplc="A7C23738">
+      <w:start w:val="1"/>
+      <w:numFmt w:val="bullet"/>
+      <w:lvlText w:val="●"/>
       <w:lvlJc w:val="left"/>
+      <w:pPr>
+        <w:ind w:left="6480" w:hanging="360"/>
+      </w:pPr>
     </w:lvl>
   </w:abstractNum>
   <w:abstractNum w:abstractNumId="1" w15:restartNumberingAfterBreak="0">
-    <w:nsid w:val="307D570A"/>
+    <w:nsid w:val="201F0065"/>
     <w:multiLevelType w:val="hybridMultilevel"/>
-    <w:tmpl w:val="DE223A08"/>
-    <w:lvl w:ilvl="0" w:tplc="B87C0442">
+    <w:tmpl w:val="A7B8AEE0"/>
+    <w:lvl w:ilvl="0" w:tplc="50124F34">
       <w:start w:val="1"/>
       <w:numFmt w:val="decimal"/>
       <w:lvlText w:val="%1."/>
@@ -14074,52 +14102,110 @@
         <w:color w:val="A67C27"/>
       </w:rPr>
     </w:lvl>
-    <w:lvl w:ilvl="1" w:tplc="CD12AA70">
+    <w:lvl w:ilvl="1" w:tplc="DF905BB0">
       <w:numFmt w:val="decimal"/>
       <w:lvlText w:val=""/>
       <w:lvlJc w:val="left"/>
     </w:lvl>
-    <w:lvl w:ilvl="2" w:tplc="229ABB4A">
+    <w:lvl w:ilvl="2" w:tplc="C49ABB98">
       <w:numFmt w:val="decimal"/>
       <w:lvlText w:val=""/>
       <w:lvlJc w:val="left"/>
     </w:lvl>
-    <w:lvl w:ilvl="3" w:tplc="88FA3EB6">
+    <w:lvl w:ilvl="3" w:tplc="6F48BEB4">
       <w:numFmt w:val="decimal"/>
       <w:lvlText w:val=""/>
       <w:lvlJc w:val="left"/>
     </w:lvl>
-    <w:lvl w:ilvl="4" w:tplc="57ACC4F6">
+    <w:lvl w:ilvl="4" w:tplc="AF2E0506">
       <w:numFmt w:val="decimal"/>
       <w:lvlText w:val=""/>
       <w:lvlJc w:val="left"/>
     </w:lvl>
-    <w:lvl w:ilvl="5" w:tplc="BCDCE4C0">
+    <w:lvl w:ilvl="5" w:tplc="1750DB60">
       <w:numFmt w:val="decimal"/>
       <w:lvlText w:val=""/>
       <w:lvlJc w:val="left"/>
     </w:lvl>
-    <w:lvl w:ilvl="6" w:tplc="1EF88094">
+    <w:lvl w:ilvl="6" w:tplc="AFD87504">
       <w:numFmt w:val="decimal"/>
       <w:lvlText w:val=""/>
       <w:lvlJc w:val="left"/>
     </w:lvl>
-    <w:lvl w:ilvl="7" w:tplc="0BC03C42">
+    <w:lvl w:ilvl="7" w:tplc="91EECED0">
       <w:numFmt w:val="decimal"/>
       <w:lvlText w:val=""/>
       <w:lvlJc w:val="left"/>
     </w:lvl>
-    <w:lvl w:ilvl="8" w:tplc="376CAD10">
+    <w:lvl w:ilvl="8" w:tplc="8F345DE8">
       <w:numFmt w:val="decimal"/>
       <w:lvlText w:val=""/>
       <w:lvlJc w:val="left"/>
     </w:lvl>
   </w:abstractNum>
   <w:abstractNum w:abstractNumId="2" w15:restartNumberingAfterBreak="0">
-    <w:nsid w:val="3A837F0B"/>
+    <w:nsid w:val="2A425D70"/>
     <w:multiLevelType w:val="hybridMultilevel"/>
-    <w:tmpl w:val="38EE69C8"/>
-    <w:lvl w:ilvl="0" w:tplc="76B45E84">
+    <w:tmpl w:val="B4FCD1E4"/>
+    <w:lvl w:ilvl="0" w:tplc="CDA26B62">
+      <w:start w:val="1"/>
+      <w:numFmt w:val="bullet"/>
+      <w:lvlText w:val="•"/>
+      <w:lvlJc w:val="left"/>
+      <w:pPr>
+        <w:ind w:left="460" w:hanging="280"/>
+      </w:pPr>
+    </w:lvl>
+    <w:lvl w:ilvl="1" w:tplc="060C49F4">
+      <w:start w:val="1"/>
+      <w:numFmt w:val="bullet"/>
+      <w:lvlText w:val="–"/>
+      <w:lvlJc w:val="left"/>
+      <w:pPr>
+        <w:ind w:left="900" w:hanging="280"/>
+      </w:pPr>
+    </w:lvl>
+    <w:lvl w:ilvl="2" w:tplc="770C9126">
+      <w:numFmt w:val="decimal"/>
+      <w:lvlText w:val=""/>
+      <w:lvlJc w:val="left"/>
+    </w:lvl>
+    <w:lvl w:ilvl="3" w:tplc="EB70D508">
+      <w:numFmt w:val="decimal"/>
+      <w:lvlText w:val=""/>
+      <w:lvlJc w:val="left"/>
+    </w:lvl>
+    <w:lvl w:ilvl="4" w:tplc="24A2A0E8">
+      <w:numFmt w:val="decimal"/>
+      <w:lvlText w:val=""/>
+      <w:lvlJc w:val="left"/>
+    </w:lvl>
+    <w:lvl w:ilvl="5" w:tplc="50B801D8">
+      <w:numFmt w:val="decimal"/>
+      <w:lvlText w:val=""/>
+      <w:lvlJc w:val="left"/>
+    </w:lvl>
+    <w:lvl w:ilvl="6" w:tplc="FCB8AD48">
+      <w:numFmt w:val="decimal"/>
+      <w:lvlText w:val=""/>
+      <w:lvlJc w:val="left"/>
+    </w:lvl>
+    <w:lvl w:ilvl="7" w:tplc="2FF8C028">
+      <w:numFmt w:val="decimal"/>
+      <w:lvlText w:val=""/>
+      <w:lvlJc w:val="left"/>
+    </w:lvl>
+    <w:lvl w:ilvl="8" w:tplc="45EA8866">
+      <w:numFmt w:val="decimal"/>
+      <w:lvlText w:val=""/>
+      <w:lvlJc w:val="left"/>
+    </w:lvl>
+  </w:abstractNum>
+  <w:abstractNum w:abstractNumId="3" w15:restartNumberingAfterBreak="0">
+    <w:nsid w:val="64387D3D"/>
+    <w:multiLevelType w:val="hybridMultilevel"/>
+    <w:tmpl w:val="E6981AFE"/>
+    <w:lvl w:ilvl="0" w:tplc="D8EEE4B4">
       <w:start w:val="1"/>
       <w:numFmt w:val="decimal"/>
       <w:lvlText w:val="%1."/>
@@ -14133,153 +14219,67 @@
         <w:color w:val="A67C27"/>
       </w:rPr>
     </w:lvl>
-    <w:lvl w:ilvl="1" w:tplc="73B0BEC4">
+    <w:lvl w:ilvl="1" w:tplc="88CEBD08">
       <w:numFmt w:val="decimal"/>
       <w:lvlText w:val=""/>
       <w:lvlJc w:val="left"/>
     </w:lvl>
-    <w:lvl w:ilvl="2" w:tplc="1F30DDFC">
+    <w:lvl w:ilvl="2" w:tplc="4E6609FE">
       <w:numFmt w:val="decimal"/>
       <w:lvlText w:val=""/>
       <w:lvlJc w:val="left"/>
     </w:lvl>
-    <w:lvl w:ilvl="3" w:tplc="93780174">
+    <w:lvl w:ilvl="3" w:tplc="B9D22954">
       <w:numFmt w:val="decimal"/>
       <w:lvlText w:val=""/>
       <w:lvlJc w:val="left"/>
     </w:lvl>
-    <w:lvl w:ilvl="4" w:tplc="2BB05CB0">
+    <w:lvl w:ilvl="4" w:tplc="F48AD4BC">
       <w:numFmt w:val="decimal"/>
       <w:lvlText w:val=""/>
       <w:lvlJc w:val="left"/>
     </w:lvl>
-    <w:lvl w:ilvl="5" w:tplc="45E6E18E">
+    <w:lvl w:ilvl="5" w:tplc="E4484DDC">
       <w:numFmt w:val="decimal"/>
       <w:lvlText w:val=""/>
       <w:lvlJc w:val="left"/>
     </w:lvl>
-    <w:lvl w:ilvl="6" w:tplc="AF4808BE">
+    <w:lvl w:ilvl="6" w:tplc="8060815C">
       <w:numFmt w:val="decimal"/>
       <w:lvlText w:val=""/>
       <w:lvlJc w:val="left"/>
     </w:lvl>
-    <w:lvl w:ilvl="7" w:tplc="A2E6DA88">
+    <w:lvl w:ilvl="7" w:tplc="2D8EF4B8">
       <w:numFmt w:val="decimal"/>
       <w:lvlText w:val=""/>
       <w:lvlJc w:val="left"/>
     </w:lvl>
-    <w:lvl w:ilvl="8" w:tplc="404E5318">
+    <w:lvl w:ilvl="8" w:tplc="EC948A8C">
       <w:numFmt w:val="decimal"/>
       <w:lvlText w:val=""/>
       <w:lvlJc w:val="left"/>
     </w:lvl>
   </w:abstractNum>
-  <w:abstractNum w:abstractNumId="3" w15:restartNumberingAfterBreak="0">
-    <w:nsid w:val="53AD6403"/>
-    <w:multiLevelType w:val="hybridMultilevel"/>
-    <w:tmpl w:val="42F4D638"/>
-    <w:lvl w:ilvl="0" w:tplc="99026668">
-      <w:start w:val="1"/>
-      <w:numFmt w:val="bullet"/>
-      <w:lvlText w:val="●"/>
-      <w:lvlJc w:val="left"/>
-      <w:pPr>
-        <w:ind w:left="720" w:hanging="360"/>
-      </w:pPr>
-    </w:lvl>
-    <w:lvl w:ilvl="1" w:tplc="244E50F4">
-      <w:start w:val="1"/>
-      <w:numFmt w:val="bullet"/>
-      <w:lvlText w:val="○"/>
-      <w:lvlJc w:val="left"/>
-      <w:pPr>
-        <w:ind w:left="1440" w:hanging="360"/>
-      </w:pPr>
-    </w:lvl>
-    <w:lvl w:ilvl="2" w:tplc="0D3AD706">
-      <w:start w:val="1"/>
-      <w:numFmt w:val="bullet"/>
-      <w:lvlText w:val="■"/>
-      <w:lvlJc w:val="left"/>
-      <w:pPr>
-        <w:ind w:left="2160" w:hanging="360"/>
-      </w:pPr>
-    </w:lvl>
-    <w:lvl w:ilvl="3" w:tplc="7D4AE214">
-      <w:start w:val="1"/>
-      <w:numFmt w:val="bullet"/>
-      <w:lvlText w:val="●"/>
-      <w:lvlJc w:val="left"/>
-      <w:pPr>
-        <w:ind w:left="2880" w:hanging="360"/>
-      </w:pPr>
-    </w:lvl>
-    <w:lvl w:ilvl="4" w:tplc="B712C47A">
-      <w:start w:val="1"/>
-      <w:numFmt w:val="bullet"/>
-      <w:lvlText w:val="○"/>
-      <w:lvlJc w:val="left"/>
-      <w:pPr>
-        <w:ind w:left="3600" w:hanging="360"/>
-      </w:pPr>
-    </w:lvl>
-    <w:lvl w:ilvl="5" w:tplc="34B21134">
-      <w:start w:val="1"/>
-      <w:numFmt w:val="bullet"/>
-      <w:lvlText w:val="■"/>
-      <w:lvlJc w:val="left"/>
-      <w:pPr>
-        <w:ind w:left="4320" w:hanging="360"/>
-      </w:pPr>
-    </w:lvl>
-    <w:lvl w:ilvl="6" w:tplc="5B5C5FC0">
-      <w:start w:val="1"/>
-      <w:numFmt w:val="bullet"/>
-      <w:lvlText w:val="●"/>
-      <w:lvlJc w:val="left"/>
-      <w:pPr>
-        <w:ind w:left="5040" w:hanging="360"/>
-      </w:pPr>
-    </w:lvl>
-    <w:lvl w:ilvl="7" w:tplc="E304C7EA">
-      <w:start w:val="1"/>
-      <w:numFmt w:val="bullet"/>
-      <w:lvlText w:val="●"/>
-      <w:lvlJc w:val="left"/>
-      <w:pPr>
-        <w:ind w:left="5760" w:hanging="360"/>
-      </w:pPr>
-    </w:lvl>
-    <w:lvl w:ilvl="8" w:tplc="D2B049E6">
-      <w:start w:val="1"/>
-      <w:numFmt w:val="bullet"/>
-      <w:lvlText w:val="●"/>
-      <w:lvlJc w:val="left"/>
-      <w:pPr>
-        <w:ind w:left="6480" w:hanging="360"/>
-      </w:pPr>
-    </w:lvl>
-  </w:abstractNum>
-  <w:num w:numId="1" w16cid:durableId="411318214">
-    <w:abstractNumId w:val="3"/>
-    <w:lvlOverride w:ilvl="0">
-      <w:startOverride w:val="1"/>
-    </w:lvlOverride>
-  </w:num>
-  <w:num w:numId="2" w16cid:durableId="1528912110">
+  <w:num w:numId="1" w16cid:durableId="404425617">
     <w:abstractNumId w:val="0"/>
     <w:lvlOverride w:ilvl="0">
       <w:startOverride w:val="1"/>
     </w:lvlOverride>
   </w:num>
-  <w:num w:numId="3" w16cid:durableId="1151631022">
+  <w:num w:numId="2" w16cid:durableId="1889686392">
     <w:abstractNumId w:val="2"/>
     <w:lvlOverride w:ilvl="0">
       <w:startOverride w:val="1"/>
     </w:lvlOverride>
   </w:num>
-  <w:num w:numId="4" w16cid:durableId="141435535">
+  <w:num w:numId="3" w16cid:durableId="1897013598">
     <w:abstractNumId w:val="1"/>
+    <w:lvlOverride w:ilvl="0">
+      <w:startOverride w:val="1"/>
+    </w:lvlOverride>
+  </w:num>
+  <w:num w:numId="4" w16cid:durableId="796803792">
+    <w:abstractNumId w:val="3"/>
     <w:lvlOverride w:ilvl="0">
       <w:startOverride w:val="1"/>
     </w:lvlOverride>
@@ -14904,7 +14904,7 @@
     <w:autoRedefine/>
     <w:uiPriority w:val="39"/>
     <w:unhideWhenUsed/>
-    <w:rsid w:val="00A63501"/>
+    <w:rsid w:val="009B53C2"/>
     <w:pPr>
       <w:spacing w:after="100"/>
     </w:pPr>
@@ -14916,7 +14916,7 @@
     <w:autoRedefine/>
     <w:uiPriority w:val="39"/>
     <w:unhideWhenUsed/>
-    <w:rsid w:val="00A63501"/>
+    <w:rsid w:val="009B53C2"/>
     <w:pPr>
       <w:spacing w:after="100"/>
       <w:ind w:left="210"/>

--- a/docs/manuals/RA_Training_Programme_and_Facilitator_Guide.docx
+++ b/docs/manuals/RA_Training_Programme_and_Facilitator_Guide.docx
@@ -69,7 +69,7 @@
           <w:left w:w="10" w:type="dxa"/>
           <w:right w:w="10" w:type="dxa"/>
         </w:tblCellMar>
-        <w:tblLook w:val="0000" w:firstRow="0" w:lastRow="0" w:firstColumn="0" w:lastColumn="0" w:noHBand="0" w:noVBand="0"/>
+        <w:tblLook w:val="04A0" w:firstRow="1" w:lastRow="0" w:firstColumn="1" w:lastColumn="0" w:noHBand="0" w:noVBand="1"/>
       </w:tblPr>
       <w:tblGrid>
         <w:gridCol w:w="2300"/>
@@ -538,7 +538,7 @@
     <w:sdt>
       <w:sdtPr>
         <w:alias w:val="Contents"/>
-        <w:id w:val="1901169243"/>
+        <w:id w:val="-1148521837"/>
       </w:sdtPr>
       <w:sdtEndPr/>
       <w:sdtContent>
@@ -567,7 +567,7 @@
           <w:r>
             <w:fldChar w:fldCharType="separate"/>
           </w:r>
-          <w:hyperlink w:anchor="_Toc240919974" w:history="1">
+          <w:hyperlink w:anchor="_Toc240923121" w:history="1">
             <w:r>
               <w:rPr>
                 <w:rStyle w:val="Hyperlink"/>
@@ -591,7 +591,7 @@
               <w:rPr>
                 <w:noProof/>
               </w:rPr>
-              <w:instrText xml:space="preserve"> PAGEREF _Toc240919974 \h </w:instrText>
+              <w:instrText xml:space="preserve"> PAGEREF _Toc240923121 \h </w:instrText>
             </w:r>
             <w:r>
               <w:rPr>
@@ -634,7 +634,7 @@
               <w14:ligatures w14:val="standardContextual"/>
             </w:rPr>
           </w:pPr>
-          <w:hyperlink w:anchor="_Toc240919975" w:history="1">
+          <w:hyperlink w:anchor="_Toc240923122" w:history="1">
             <w:r>
               <w:rPr>
                 <w:rStyle w:val="Hyperlink"/>
@@ -658,7 +658,7 @@
               <w:rPr>
                 <w:noProof/>
               </w:rPr>
-              <w:instrText xml:space="preserve"> PAGEREF _Toc240919975 \h </w:instrText>
+              <w:instrText xml:space="preserve"> PAGEREF _Toc240923122 \h </w:instrText>
             </w:r>
             <w:r>
               <w:rPr>
@@ -701,7 +701,7 @@
               <w14:ligatures w14:val="standardContextual"/>
             </w:rPr>
           </w:pPr>
-          <w:hyperlink w:anchor="_Toc240919976" w:history="1">
+          <w:hyperlink w:anchor="_Toc240923123" w:history="1">
             <w:r>
               <w:rPr>
                 <w:rStyle w:val="Hyperlink"/>
@@ -725,7 +725,7 @@
               <w:rPr>
                 <w:noProof/>
               </w:rPr>
-              <w:instrText xml:space="preserve"> PAGEREF _Toc240919976 \h </w:instrText>
+              <w:instrText xml:space="preserve"> PAGEREF _Toc240923123 \h </w:instrText>
             </w:r>
             <w:r>
               <w:rPr>
@@ -768,7 +768,7 @@
               <w14:ligatures w14:val="standardContextual"/>
             </w:rPr>
           </w:pPr>
-          <w:hyperlink w:anchor="_Toc240919977" w:history="1">
+          <w:hyperlink w:anchor="_Toc240923124" w:history="1">
             <w:r>
               <w:rPr>
                 <w:rStyle w:val="Hyperlink"/>
@@ -792,7 +792,7 @@
               <w:rPr>
                 <w:noProof/>
               </w:rPr>
-              <w:instrText xml:space="preserve"> PAGEREF _Toc240919977 \h </w:instrText>
+              <w:instrText xml:space="preserve"> PAGEREF _Toc240923124 \h </w:instrText>
             </w:r>
             <w:r>
               <w:rPr>
@@ -835,7 +835,7 @@
               <w14:ligatures w14:val="standardContextual"/>
             </w:rPr>
           </w:pPr>
-          <w:hyperlink w:anchor="_Toc240919978" w:history="1">
+          <w:hyperlink w:anchor="_Toc240923125" w:history="1">
             <w:r>
               <w:rPr>
                 <w:rStyle w:val="Hyperlink"/>
@@ -859,7 +859,7 @@
               <w:rPr>
                 <w:noProof/>
               </w:rPr>
-              <w:instrText xml:space="preserve"> PAGEREF _Toc240919978 \h </w:instrText>
+              <w:instrText xml:space="preserve"> PAGEREF _Toc240923125 \h </w:instrText>
             </w:r>
             <w:r>
               <w:rPr>
@@ -902,7 +902,7 @@
               <w14:ligatures w14:val="standardContextual"/>
             </w:rPr>
           </w:pPr>
-          <w:hyperlink w:anchor="_Toc240919979" w:history="1">
+          <w:hyperlink w:anchor="_Toc240923126" w:history="1">
             <w:r>
               <w:rPr>
                 <w:rStyle w:val="Hyperlink"/>
@@ -926,7 +926,7 @@
               <w:rPr>
                 <w:noProof/>
               </w:rPr>
-              <w:instrText xml:space="preserve"> PAGEREF _Toc240919979 \h </w:instrText>
+              <w:instrText xml:space="preserve"> PAGEREF _Toc240923126 \h </w:instrText>
             </w:r>
             <w:r>
               <w:rPr>
@@ -969,7 +969,7 @@
               <w14:ligatures w14:val="standardContextual"/>
             </w:rPr>
           </w:pPr>
-          <w:hyperlink w:anchor="_Toc240919980" w:history="1">
+          <w:hyperlink w:anchor="_Toc240923127" w:history="1">
             <w:r>
               <w:rPr>
                 <w:rStyle w:val="Hyperlink"/>
@@ -993,7 +993,7 @@
               <w:rPr>
                 <w:noProof/>
               </w:rPr>
-              <w:instrText xml:space="preserve"> PAGEREF _Toc240919980 \h </w:instrText>
+              <w:instrText xml:space="preserve"> PAGEREF _Toc240923127 \h </w:instrText>
             </w:r>
             <w:r>
               <w:rPr>
@@ -1036,7 +1036,7 @@
               <w14:ligatures w14:val="standardContextual"/>
             </w:rPr>
           </w:pPr>
-          <w:hyperlink w:anchor="_Toc240919981" w:history="1">
+          <w:hyperlink w:anchor="_Toc240923128" w:history="1">
             <w:r>
               <w:rPr>
                 <w:rStyle w:val="Hyperlink"/>
@@ -1060,7 +1060,7 @@
               <w:rPr>
                 <w:noProof/>
               </w:rPr>
-              <w:instrText xml:space="preserve"> PAGEREF _Toc240919981 \h </w:instrText>
+              <w:instrText xml:space="preserve"> PAGEREF _Toc240923128 \h </w:instrText>
             </w:r>
             <w:r>
               <w:rPr>
@@ -1103,7 +1103,7 @@
               <w14:ligatures w14:val="standardContextual"/>
             </w:rPr>
           </w:pPr>
-          <w:hyperlink w:anchor="_Toc240919982" w:history="1">
+          <w:hyperlink w:anchor="_Toc240923129" w:history="1">
             <w:r>
               <w:rPr>
                 <w:rStyle w:val="Hyperlink"/>
@@ -1127,7 +1127,7 @@
               <w:rPr>
                 <w:noProof/>
               </w:rPr>
-              <w:instrText xml:space="preserve"> PAGEREF _Toc240919982 \h </w:instrText>
+              <w:instrText xml:space="preserve"> PAGEREF _Toc240923129 \h </w:instrText>
             </w:r>
             <w:r>
               <w:rPr>
@@ -1170,7 +1170,7 @@
               <w14:ligatures w14:val="standardContextual"/>
             </w:rPr>
           </w:pPr>
-          <w:hyperlink w:anchor="_Toc240919983" w:history="1">
+          <w:hyperlink w:anchor="_Toc240923130" w:history="1">
             <w:r>
               <w:rPr>
                 <w:rStyle w:val="Hyperlink"/>
@@ -1194,7 +1194,7 @@
               <w:rPr>
                 <w:noProof/>
               </w:rPr>
-              <w:instrText xml:space="preserve"> PAGEREF _Toc240919983 \h </w:instrText>
+              <w:instrText xml:space="preserve"> PAGEREF _Toc240923130 \h </w:instrText>
             </w:r>
             <w:r>
               <w:rPr>
@@ -1237,7 +1237,7 @@
               <w14:ligatures w14:val="standardContextual"/>
             </w:rPr>
           </w:pPr>
-          <w:hyperlink w:anchor="_Toc240919984" w:history="1">
+          <w:hyperlink w:anchor="_Toc240923131" w:history="1">
             <w:r>
               <w:rPr>
                 <w:rStyle w:val="Hyperlink"/>
@@ -1261,7 +1261,7 @@
               <w:rPr>
                 <w:noProof/>
               </w:rPr>
-              <w:instrText xml:space="preserve"> PAGEREF _Toc240919984 \h </w:instrText>
+              <w:instrText xml:space="preserve"> PAGEREF _Toc240923131 \h </w:instrText>
             </w:r>
             <w:r>
               <w:rPr>
@@ -1304,7 +1304,7 @@
               <w14:ligatures w14:val="standardContextual"/>
             </w:rPr>
           </w:pPr>
-          <w:hyperlink w:anchor="_Toc240919985" w:history="1">
+          <w:hyperlink w:anchor="_Toc240923132" w:history="1">
             <w:r>
               <w:rPr>
                 <w:rStyle w:val="Hyperlink"/>
@@ -1328,7 +1328,7 @@
               <w:rPr>
                 <w:noProof/>
               </w:rPr>
-              <w:instrText xml:space="preserve"> PAGEREF _Toc240919985 \h </w:instrText>
+              <w:instrText xml:space="preserve"> PAGEREF _Toc240923132 \h </w:instrText>
             </w:r>
             <w:r>
               <w:rPr>
@@ -1371,7 +1371,7 @@
               <w14:ligatures w14:val="standardContextual"/>
             </w:rPr>
           </w:pPr>
-          <w:hyperlink w:anchor="_Toc240919986" w:history="1">
+          <w:hyperlink w:anchor="_Toc240923133" w:history="1">
             <w:r>
               <w:rPr>
                 <w:rStyle w:val="Hyperlink"/>
@@ -1395,7 +1395,7 @@
               <w:rPr>
                 <w:noProof/>
               </w:rPr>
-              <w:instrText xml:space="preserve"> PAGEREF _Toc240919986 \h </w:instrText>
+              <w:instrText xml:space="preserve"> PAGEREF _Toc240923133 \h </w:instrText>
             </w:r>
             <w:r>
               <w:rPr>
@@ -1438,7 +1438,7 @@
               <w14:ligatures w14:val="standardContextual"/>
             </w:rPr>
           </w:pPr>
-          <w:hyperlink w:anchor="_Toc240919987" w:history="1">
+          <w:hyperlink w:anchor="_Toc240923134" w:history="1">
             <w:r>
               <w:rPr>
                 <w:rStyle w:val="Hyperlink"/>
@@ -1462,7 +1462,7 @@
               <w:rPr>
                 <w:noProof/>
               </w:rPr>
-              <w:instrText xml:space="preserve"> PAGEREF _Toc240919987 \h </w:instrText>
+              <w:instrText xml:space="preserve"> PAGEREF _Toc240923134 \h </w:instrText>
             </w:r>
             <w:r>
               <w:rPr>
@@ -1505,7 +1505,7 @@
               <w14:ligatures w14:val="standardContextual"/>
             </w:rPr>
           </w:pPr>
-          <w:hyperlink w:anchor="_Toc240919988" w:history="1">
+          <w:hyperlink w:anchor="_Toc240923135" w:history="1">
             <w:r>
               <w:rPr>
                 <w:rStyle w:val="Hyperlink"/>
@@ -1529,7 +1529,7 @@
               <w:rPr>
                 <w:noProof/>
               </w:rPr>
-              <w:instrText xml:space="preserve"> PAGEREF _Toc240919988 \h </w:instrText>
+              <w:instrText xml:space="preserve"> PAGEREF _Toc240923135 \h </w:instrText>
             </w:r>
             <w:r>
               <w:rPr>
@@ -1572,7 +1572,7 @@
               <w14:ligatures w14:val="standardContextual"/>
             </w:rPr>
           </w:pPr>
-          <w:hyperlink w:anchor="_Toc240919989" w:history="1">
+          <w:hyperlink w:anchor="_Toc240923136" w:history="1">
             <w:r>
               <w:rPr>
                 <w:rStyle w:val="Hyperlink"/>
@@ -1596,7 +1596,7 @@
               <w:rPr>
                 <w:noProof/>
               </w:rPr>
-              <w:instrText xml:space="preserve"> PAGEREF _Toc240919989 \h </w:instrText>
+              <w:instrText xml:space="preserve"> PAGEREF _Toc240923136 \h </w:instrText>
             </w:r>
             <w:r>
               <w:rPr>
@@ -1639,7 +1639,7 @@
               <w14:ligatures w14:val="standardContextual"/>
             </w:rPr>
           </w:pPr>
-          <w:hyperlink w:anchor="_Toc240919990" w:history="1">
+          <w:hyperlink w:anchor="_Toc240923137" w:history="1">
             <w:r>
               <w:rPr>
                 <w:rStyle w:val="Hyperlink"/>
@@ -1663,7 +1663,7 @@
               <w:rPr>
                 <w:noProof/>
               </w:rPr>
-              <w:instrText xml:space="preserve"> PAGEREF _Toc240919990 \h </w:instrText>
+              <w:instrText xml:space="preserve"> PAGEREF _Toc240923137 \h </w:instrText>
             </w:r>
             <w:r>
               <w:rPr>
@@ -1706,7 +1706,7 @@
               <w14:ligatures w14:val="standardContextual"/>
             </w:rPr>
           </w:pPr>
-          <w:hyperlink w:anchor="_Toc240919991" w:history="1">
+          <w:hyperlink w:anchor="_Toc240923138" w:history="1">
             <w:r>
               <w:rPr>
                 <w:rStyle w:val="Hyperlink"/>
@@ -1730,7 +1730,7 @@
               <w:rPr>
                 <w:noProof/>
               </w:rPr>
-              <w:instrText xml:space="preserve"> PAGEREF _Toc240919991 \h </w:instrText>
+              <w:instrText xml:space="preserve"> PAGEREF _Toc240923138 \h </w:instrText>
             </w:r>
             <w:r>
               <w:rPr>
@@ -1773,7 +1773,7 @@
               <w14:ligatures w14:val="standardContextual"/>
             </w:rPr>
           </w:pPr>
-          <w:hyperlink w:anchor="_Toc240919992" w:history="1">
+          <w:hyperlink w:anchor="_Toc240923139" w:history="1">
             <w:r>
               <w:rPr>
                 <w:rStyle w:val="Hyperlink"/>
@@ -1797,7 +1797,7 @@
               <w:rPr>
                 <w:noProof/>
               </w:rPr>
-              <w:instrText xml:space="preserve"> PAGEREF _Toc240919992 \h </w:instrText>
+              <w:instrText xml:space="preserve"> PAGEREF _Toc240923139 \h </w:instrText>
             </w:r>
             <w:r>
               <w:rPr>
@@ -1840,7 +1840,7 @@
               <w14:ligatures w14:val="standardContextual"/>
             </w:rPr>
           </w:pPr>
-          <w:hyperlink w:anchor="_Toc240919993" w:history="1">
+          <w:hyperlink w:anchor="_Toc240923140" w:history="1">
             <w:r>
               <w:rPr>
                 <w:rStyle w:val="Hyperlink"/>
@@ -1864,7 +1864,7 @@
               <w:rPr>
                 <w:noProof/>
               </w:rPr>
-              <w:instrText xml:space="preserve"> PAGEREF _Toc240919993 \h </w:instrText>
+              <w:instrText xml:space="preserve"> PAGEREF _Toc240923140 \h </w:instrText>
             </w:r>
             <w:r>
               <w:rPr>
@@ -1907,7 +1907,7 @@
               <w14:ligatures w14:val="standardContextual"/>
             </w:rPr>
           </w:pPr>
-          <w:hyperlink w:anchor="_Toc240919994" w:history="1">
+          <w:hyperlink w:anchor="_Toc240923141" w:history="1">
             <w:r>
               <w:rPr>
                 <w:rStyle w:val="Hyperlink"/>
@@ -1931,7 +1931,7 @@
               <w:rPr>
                 <w:noProof/>
               </w:rPr>
-              <w:instrText xml:space="preserve"> PAGEREF _Toc240919994 \h </w:instrText>
+              <w:instrText xml:space="preserve"> PAGEREF _Toc240923141 \h </w:instrText>
             </w:r>
             <w:r>
               <w:rPr>
@@ -1974,7 +1974,7 @@
               <w14:ligatures w14:val="standardContextual"/>
             </w:rPr>
           </w:pPr>
-          <w:hyperlink w:anchor="_Toc240919995" w:history="1">
+          <w:hyperlink w:anchor="_Toc240923142" w:history="1">
             <w:r>
               <w:rPr>
                 <w:rStyle w:val="Hyperlink"/>
@@ -1998,7 +1998,7 @@
               <w:rPr>
                 <w:noProof/>
               </w:rPr>
-              <w:instrText xml:space="preserve"> PAGEREF _Toc240919995 \h </w:instrText>
+              <w:instrText xml:space="preserve"> PAGEREF _Toc240923142 \h </w:instrText>
             </w:r>
             <w:r>
               <w:rPr>
@@ -2041,7 +2041,7 @@
               <w14:ligatures w14:val="standardContextual"/>
             </w:rPr>
           </w:pPr>
-          <w:hyperlink w:anchor="_Toc240919996" w:history="1">
+          <w:hyperlink w:anchor="_Toc240923143" w:history="1">
             <w:r>
               <w:rPr>
                 <w:rStyle w:val="Hyperlink"/>
@@ -2065,7 +2065,7 @@
               <w:rPr>
                 <w:noProof/>
               </w:rPr>
-              <w:instrText xml:space="preserve"> PAGEREF _Toc240919996 \h </w:instrText>
+              <w:instrText xml:space="preserve"> PAGEREF _Toc240923143 \h </w:instrText>
             </w:r>
             <w:r>
               <w:rPr>
@@ -2108,7 +2108,7 @@
               <w14:ligatures w14:val="standardContextual"/>
             </w:rPr>
           </w:pPr>
-          <w:hyperlink w:anchor="_Toc240919997" w:history="1">
+          <w:hyperlink w:anchor="_Toc240923144" w:history="1">
             <w:r>
               <w:rPr>
                 <w:rStyle w:val="Hyperlink"/>
@@ -2132,7 +2132,7 @@
               <w:rPr>
                 <w:noProof/>
               </w:rPr>
-              <w:instrText xml:space="preserve"> PAGEREF _Toc240919997 \h </w:instrText>
+              <w:instrText xml:space="preserve"> PAGEREF _Toc240923144 \h </w:instrText>
             </w:r>
             <w:r>
               <w:rPr>
@@ -2171,7 +2171,7 @@
         <w:pStyle w:val="Heading1"/>
         <w:pageBreakBefore/>
       </w:pPr>
-      <w:bookmarkStart w:id="0" w:name="_Toc240919974"/>
+      <w:bookmarkStart w:id="0" w:name="_Toc240923121"/>
       <w:r>
         <w:lastRenderedPageBreak/>
         <w:t>1. Programme overview</w:t>
@@ -2201,7 +2201,7 @@
           <w:left w:w="10" w:type="dxa"/>
           <w:right w:w="10" w:type="dxa"/>
         </w:tblCellMar>
-        <w:tblLook w:val="0000" w:firstRow="0" w:lastRow="0" w:firstColumn="0" w:lastColumn="0" w:noHBand="0" w:noVBand="0"/>
+        <w:tblLook w:val="04A0" w:firstRow="1" w:lastRow="0" w:firstColumn="1" w:lastColumn="0" w:noHBand="0" w:noVBand="1"/>
       </w:tblPr>
       <w:tblGrid>
         <w:gridCol w:w="2824"/>
@@ -2577,7 +2577,7 @@
       <w:pPr>
         <w:pStyle w:val="Heading2"/>
       </w:pPr>
-      <w:bookmarkStart w:id="1" w:name="_Toc240919975"/>
+      <w:bookmarkStart w:id="1" w:name="_Toc240923122"/>
       <w:r>
         <w:t>1.1 Learning objectives</w:t>
       </w:r>
@@ -2678,7 +2678,7 @@
       <w:pPr>
         <w:pStyle w:val="Heading2"/>
       </w:pPr>
-      <w:bookmarkStart w:id="2" w:name="_Toc240919976"/>
+      <w:bookmarkStart w:id="2" w:name="_Toc240923123"/>
       <w:r>
         <w:t>1.2 Before the training (facilitator checklist)</w:t>
       </w:r>
@@ -2699,7 +2699,7 @@
           <w:left w:w="10" w:type="dxa"/>
           <w:right w:w="10" w:type="dxa"/>
         </w:tblCellMar>
-        <w:tblLook w:val="0000" w:firstRow="0" w:lastRow="0" w:firstColumn="0" w:lastColumn="0" w:noHBand="0" w:noVBand="0"/>
+        <w:tblLook w:val="04A0" w:firstRow="1" w:lastRow="0" w:firstColumn="1" w:lastColumn="0" w:noHBand="0" w:noVBand="1"/>
       </w:tblPr>
       <w:tblGrid>
         <w:gridCol w:w="1694"/>
@@ -3214,7 +3214,7 @@
       <w:pPr>
         <w:pStyle w:val="Heading2"/>
       </w:pPr>
-      <w:bookmarkStart w:id="3" w:name="_Toc240919977"/>
+      <w:bookmarkStart w:id="3" w:name="_Toc240923124"/>
       <w:r>
         <w:t>1.3 The practice environment</w:t>
       </w:r>
@@ -3288,7 +3288,7 @@
           <w:left w:w="10" w:type="dxa"/>
           <w:right w:w="10" w:type="dxa"/>
         </w:tblCellMar>
-        <w:tblLook w:val="0000" w:firstRow="0" w:lastRow="0" w:firstColumn="0" w:lastColumn="0" w:noHBand="0" w:noVBand="0"/>
+        <w:tblLook w:val="04A0" w:firstRow="1" w:lastRow="0" w:firstColumn="1" w:lastColumn="0" w:noHBand="0" w:noVBand="1"/>
       </w:tblPr>
       <w:tblGrid>
         <w:gridCol w:w="9412"/>
@@ -3360,7 +3360,7 @@
         <w:pStyle w:val="Heading1"/>
         <w:pageBreakBefore/>
       </w:pPr>
-      <w:bookmarkStart w:id="4" w:name="_Toc240919978"/>
+      <w:bookmarkStart w:id="4" w:name="_Toc240923125"/>
       <w:r>
         <w:lastRenderedPageBreak/>
         <w:t>2. Schedule</w:t>
@@ -3371,7 +3371,7 @@
       <w:pPr>
         <w:pStyle w:val="Heading2"/>
       </w:pPr>
-      <w:bookmarkStart w:id="5" w:name="_Toc240919979"/>
+      <w:bookmarkStart w:id="5" w:name="_Toc240923126"/>
       <w:r>
         <w:t>Day 1 — Foundations (all RAs)</w:t>
       </w:r>
@@ -3392,7 +3392,7 @@
           <w:left w:w="10" w:type="dxa"/>
           <w:right w:w="10" w:type="dxa"/>
         </w:tblCellMar>
-        <w:tblLook w:val="0000" w:firstRow="0" w:lastRow="0" w:firstColumn="0" w:lastColumn="0" w:noHBand="0" w:noVBand="0"/>
+        <w:tblLook w:val="04A0" w:firstRow="1" w:lastRow="0" w:firstColumn="1" w:lastColumn="0" w:noHBand="0" w:noVBand="1"/>
       </w:tblPr>
       <w:tblGrid>
         <w:gridCol w:w="941"/>
@@ -4654,7 +4654,7 @@
       <w:pPr>
         <w:pStyle w:val="Heading2"/>
       </w:pPr>
-      <w:bookmarkStart w:id="6" w:name="_Toc240919980"/>
+      <w:bookmarkStart w:id="6" w:name="_Toc240923127"/>
       <w:r>
         <w:t>Day 2 — Role tracks</w:t>
       </w:r>
@@ -4675,7 +4675,7 @@
           <w:left w:w="10" w:type="dxa"/>
           <w:right w:w="10" w:type="dxa"/>
         </w:tblCellMar>
-        <w:tblLook w:val="0000" w:firstRow="0" w:lastRow="0" w:firstColumn="0" w:lastColumn="0" w:noHBand="0" w:noVBand="0"/>
+        <w:tblLook w:val="04A0" w:firstRow="1" w:lastRow="0" w:firstColumn="1" w:lastColumn="0" w:noHBand="0" w:noVBand="1"/>
       </w:tblPr>
       <w:tblGrid>
         <w:gridCol w:w="941"/>
@@ -5747,7 +5747,7 @@
           <w:left w:w="10" w:type="dxa"/>
           <w:right w:w="10" w:type="dxa"/>
         </w:tblCellMar>
-        <w:tblLook w:val="0000" w:firstRow="0" w:lastRow="0" w:firstColumn="0" w:lastColumn="0" w:noHBand="0" w:noVBand="0"/>
+        <w:tblLook w:val="04A0" w:firstRow="1" w:lastRow="0" w:firstColumn="1" w:lastColumn="0" w:noHBand="0" w:noVBand="1"/>
       </w:tblPr>
       <w:tblGrid>
         <w:gridCol w:w="1882"/>
@@ -6182,7 +6182,7 @@
       <w:pPr>
         <w:pStyle w:val="Heading2"/>
       </w:pPr>
-      <w:bookmarkStart w:id="7" w:name="_Toc240919981"/>
+      <w:bookmarkStart w:id="7" w:name="_Toc240923128"/>
       <w:r>
         <w:t>Day 3 — Practice and assessment</w:t>
       </w:r>
@@ -6203,7 +6203,7 @@
           <w:left w:w="10" w:type="dxa"/>
           <w:right w:w="10" w:type="dxa"/>
         </w:tblCellMar>
-        <w:tblLook w:val="0000" w:firstRow="0" w:lastRow="0" w:firstColumn="0" w:lastColumn="0" w:noHBand="0" w:noVBand="0"/>
+        <w:tblLook w:val="04A0" w:firstRow="1" w:lastRow="0" w:firstColumn="1" w:lastColumn="0" w:noHBand="0" w:noVBand="1"/>
       </w:tblPr>
       <w:tblGrid>
         <w:gridCol w:w="941"/>
@@ -7152,7 +7152,7 @@
       <w:pPr>
         <w:pStyle w:val="Heading2"/>
       </w:pPr>
-      <w:bookmarkStart w:id="8" w:name="_Toc240919982"/>
+      <w:bookmarkStart w:id="8" w:name="_Toc240923129"/>
       <w:r>
         <w:t>After the training</w:t>
       </w:r>
@@ -7173,7 +7173,7 @@
           <w:left w:w="10" w:type="dxa"/>
           <w:right w:w="10" w:type="dxa"/>
         </w:tblCellMar>
-        <w:tblLook w:val="0000" w:firstRow="0" w:lastRow="0" w:firstColumn="0" w:lastColumn="0" w:noHBand="0" w:noVBand="0"/>
+        <w:tblLook w:val="04A0" w:firstRow="1" w:lastRow="0" w:firstColumn="1" w:lastColumn="0" w:noHBand="0" w:noVBand="1"/>
       </w:tblPr>
       <w:tblGrid>
         <w:gridCol w:w="2824"/>
@@ -7487,7 +7487,7 @@
         <w:pStyle w:val="Heading1"/>
         <w:pageBreakBefore/>
       </w:pPr>
-      <w:bookmarkStart w:id="9" w:name="_Toc240919983"/>
+      <w:bookmarkStart w:id="9" w:name="_Toc240923130"/>
       <w:r>
         <w:lastRenderedPageBreak/>
         <w:t>3. Session plans</w:t>
@@ -7506,7 +7506,7 @@
       <w:pPr>
         <w:pStyle w:val="Heading2"/>
       </w:pPr>
-      <w:bookmarkStart w:id="10" w:name="_Toc240919984"/>
+      <w:bookmarkStart w:id="10" w:name="_Toc240923131"/>
       <w:r>
         <w:t>Module 1 — The study (60 min)</w:t>
       </w:r>
@@ -7601,7 +7601,7 @@
       <w:pPr>
         <w:pStyle w:val="Heading2"/>
       </w:pPr>
-      <w:bookmarkStart w:id="11" w:name="_Toc240919985"/>
+      <w:bookmarkStart w:id="11" w:name="_Toc240923132"/>
       <w:r>
         <w:t>Module 2 — Research ethics and consent (60 min)</w:t>
       </w:r>
@@ -7696,7 +7696,7 @@
       <w:pPr>
         <w:pStyle w:val="Heading2"/>
       </w:pPr>
-      <w:bookmarkStart w:id="12" w:name="_Toc240919986"/>
+      <w:bookmarkStart w:id="12" w:name="_Toc240923133"/>
       <w:r>
         <w:t>Module 3 — Data protection (60 min)</w:t>
       </w:r>
@@ -7791,7 +7791,7 @@
       <w:pPr>
         <w:pStyle w:val="Heading2"/>
       </w:pPr>
-      <w:bookmarkStart w:id="13" w:name="_Toc240919987"/>
+      <w:bookmarkStart w:id="13" w:name="_Toc240923134"/>
       <w:r>
         <w:t>Module 5 — The portal (75 min)</w:t>
       </w:r>
@@ -7886,7 +7886,7 @@
       <w:pPr>
         <w:pStyle w:val="Heading2"/>
       </w:pPr>
-      <w:bookmarkStart w:id="14" w:name="_Toc240919988"/>
+      <w:bookmarkStart w:id="14" w:name="_Toc240923135"/>
       <w:r>
         <w:t>Module 6 — The respondent journey (45 min)</w:t>
       </w:r>
@@ -7982,7 +7982,7 @@
       <w:pPr>
         <w:pStyle w:val="Heading2"/>
       </w:pPr>
-      <w:bookmarkStart w:id="15" w:name="_Toc240919989"/>
+      <w:bookmarkStart w:id="15" w:name="_Toc240923136"/>
       <w:r>
         <w:t>Module 8 — Communication skills (90 min)</w:t>
       </w:r>
@@ -8077,7 +8077,7 @@
       <w:pPr>
         <w:pStyle w:val="Heading2"/>
       </w:pPr>
-      <w:bookmarkStart w:id="16" w:name="_Toc240919990"/>
+      <w:bookmarkStart w:id="16" w:name="_Toc240923137"/>
       <w:r>
         <w:t>Module 9 — Quality judgement (90 min)</w:t>
       </w:r>
@@ -8173,7 +8173,7 @@
         <w:pStyle w:val="Heading1"/>
         <w:pageBreakBefore/>
       </w:pPr>
-      <w:bookmarkStart w:id="17" w:name="_Toc240919991"/>
+      <w:bookmarkStart w:id="17" w:name="_Toc240923138"/>
       <w:r>
         <w:lastRenderedPageBreak/>
         <w:t>4. Role-plays and simulation</w:t>
@@ -8203,7 +8203,7 @@
           <w:left w:w="10" w:type="dxa"/>
           <w:right w:w="10" w:type="dxa"/>
         </w:tblCellMar>
-        <w:tblLook w:val="0000" w:firstRow="0" w:lastRow="0" w:firstColumn="0" w:lastColumn="0" w:noHBand="0" w:noVBand="0"/>
+        <w:tblLook w:val="04A0" w:firstRow="1" w:lastRow="0" w:firstColumn="1" w:lastColumn="0" w:noHBand="0" w:noVBand="1"/>
       </w:tblPr>
       <w:tblGrid>
         <w:gridCol w:w="1882"/>
@@ -9127,7 +9127,7 @@
       <w:pPr>
         <w:pStyle w:val="Heading2"/>
       </w:pPr>
-      <w:bookmarkStart w:id="18" w:name="_Toc240919992"/>
+      <w:bookmarkStart w:id="18" w:name="_Toc240923139"/>
       <w:r>
         <w:t>Field simulation (Day 3)</w:t>
       </w:r>
@@ -9222,7 +9222,7 @@
         <w:pStyle w:val="Heading1"/>
         <w:pageBreakBefore/>
       </w:pPr>
-      <w:bookmarkStart w:id="19" w:name="_Toc240919993"/>
+      <w:bookmarkStart w:id="19" w:name="_Toc240923140"/>
       <w:r>
         <w:lastRenderedPageBreak/>
         <w:t>5. Assessment and certification</w:t>
@@ -9233,7 +9233,7 @@
       <w:pPr>
         <w:pStyle w:val="Heading2"/>
       </w:pPr>
-      <w:bookmarkStart w:id="20" w:name="_Toc240919994"/>
+      <w:bookmarkStart w:id="20" w:name="_Toc240923141"/>
       <w:r>
         <w:t>5.1 Competencies</w:t>
       </w:r>
@@ -9254,7 +9254,7 @@
           <w:left w:w="10" w:type="dxa"/>
           <w:right w:w="10" w:type="dxa"/>
         </w:tblCellMar>
-        <w:tblLook w:val="0000" w:firstRow="0" w:lastRow="0" w:firstColumn="0" w:lastColumn="0" w:noHBand="0" w:noVBand="0"/>
+        <w:tblLook w:val="04A0" w:firstRow="1" w:lastRow="0" w:firstColumn="1" w:lastColumn="0" w:noHBand="0" w:noVBand="1"/>
       </w:tblPr>
       <w:tblGrid>
         <w:gridCol w:w="2071"/>
@@ -9624,7 +9624,7 @@
       <w:pPr>
         <w:pStyle w:val="Heading2"/>
       </w:pPr>
-      <w:bookmarkStart w:id="21" w:name="_Toc240919995"/>
+      <w:bookmarkStart w:id="21" w:name="_Toc240923142"/>
       <w:r>
         <w:t>5.2 Written assessment (answer key)</w:t>
       </w:r>
@@ -9653,7 +9653,7 @@
           <w:left w:w="10" w:type="dxa"/>
           <w:right w:w="10" w:type="dxa"/>
         </w:tblCellMar>
-        <w:tblLook w:val="0000" w:firstRow="0" w:lastRow="0" w:firstColumn="0" w:lastColumn="0" w:noHBand="0" w:noVBand="0"/>
+        <w:tblLook w:val="04A0" w:firstRow="1" w:lastRow="0" w:firstColumn="1" w:lastColumn="0" w:noHBand="0" w:noVBand="1"/>
       </w:tblPr>
       <w:tblGrid>
         <w:gridCol w:w="565"/>
@@ -10984,7 +10984,7 @@
       <w:pPr>
         <w:pStyle w:val="Heading2"/>
       </w:pPr>
-      <w:bookmarkStart w:id="22" w:name="_Toc240919996"/>
+      <w:bookmarkStart w:id="22" w:name="_Toc240923143"/>
       <w:r>
         <w:t>5.3 Practical assessment</w:t>
       </w:r>
@@ -11013,7 +11013,7 @@
           <w:left w:w="10" w:type="dxa"/>
           <w:right w:w="10" w:type="dxa"/>
         </w:tblCellMar>
-        <w:tblLook w:val="0000" w:firstRow="0" w:lastRow="0" w:firstColumn="0" w:lastColumn="0" w:noHBand="0" w:noVBand="0"/>
+        <w:tblLook w:val="04A0" w:firstRow="1" w:lastRow="0" w:firstColumn="1" w:lastColumn="0" w:noHBand="0" w:noVBand="1"/>
       </w:tblPr>
       <w:tblGrid>
         <w:gridCol w:w="1694"/>
@@ -12247,7 +12247,7 @@
         <w:pStyle w:val="Heading1"/>
         <w:pageBreakBefore/>
       </w:pPr>
-      <w:bookmarkStart w:id="23" w:name="_Toc240919997"/>
+      <w:bookmarkStart w:id="23" w:name="_Toc240923144"/>
       <w:r>
         <w:lastRenderedPageBreak/>
         <w:t>6. Attendance register</w:t>
@@ -12269,7 +12269,7 @@
           <w:left w:w="10" w:type="dxa"/>
           <w:right w:w="10" w:type="dxa"/>
         </w:tblCellMar>
-        <w:tblLook w:val="0000" w:firstRow="0" w:lastRow="0" w:firstColumn="0" w:lastColumn="0" w:noHBand="0" w:noVBand="0"/>
+        <w:tblLook w:val="04A0" w:firstRow="1" w:lastRow="0" w:firstColumn="1" w:lastColumn="0" w:noHBand="0" w:noVBand="1"/>
       </w:tblPr>
       <w:tblGrid>
         <w:gridCol w:w="2635"/>
@@ -13999,96 +13999,10 @@
 <file path=word/numbering.xml><?xml version="1.0" encoding="utf-8"?>
 <w:numbering xmlns:wpc="http://schemas.microsoft.com/office/word/2010/wordprocessingCanvas" xmlns:cx="http://schemas.microsoft.com/office/drawing/2014/chartex" xmlns:cx1="http://schemas.microsoft.com/office/drawing/2015/9/8/chartex" xmlns:cx2="http://schemas.microsoft.com/office/drawing/2015/10/21/chartex" xmlns:cx3="http://schemas.microsoft.com/office/drawing/2016/5/9/chartex" xmlns:cx4="http://schemas.microsoft.com/office/drawing/2016/5/10/chartex" xmlns:cx5="http://schemas.microsoft.com/office/drawing/2016/5/11/chartex" xmlns:cx6="http://schemas.microsoft.com/office/drawing/2016/5/12/chartex" xmlns:cx7="http://schemas.microsoft.com/office/drawing/2016/5/13/chartex" xmlns:cx8="http://schemas.microsoft.com/office/drawing/2016/5/14/chartex" xmlns:mc="http://schemas.openxmlformats.org/markup-compatibility/2006" xmlns:aink="http://schemas.microsoft.com/office/drawing/2016/ink" xmlns:am3d="http://schemas.microsoft.com/office/drawing/2017/model3d" xmlns:o="urn:schemas-microsoft-com:office:office" xmlns:oel="http://schemas.microsoft.com/office/2019/extlst" xmlns:r="http://schemas.openxmlformats.org/officeDocument/2006/relationships" xmlns:m="http://schemas.openxmlformats.org/officeDocument/2006/math" xmlns:v="urn:schemas-microsoft-com:vml" xmlns:wp14="http://schemas.microsoft.com/office/word/2010/wordprocessingDrawing" xmlns:wp="http://schemas.openxmlformats.org/drawingml/2006/wordprocessingDrawing" xmlns:w10="urn:schemas-microsoft-com:office:word" xmlns:w="http://schemas.openxmlformats.org/wordprocessingml/2006/main" xmlns:w14="http://schemas.microsoft.com/office/word/2010/wordml" xmlns:w15="http://schemas.microsoft.com/office/word/2012/wordml" xmlns:w16cex="http://schemas.microsoft.com/office/word/2018/wordml/cex" xmlns:w16cid="http://schemas.microsoft.com/office/word/2016/wordml/cid" xmlns:w16="http://schemas.microsoft.com/office/word/2018/wordml" xmlns:w16sdtdh="http://schemas.microsoft.com/office/word/2020/wordml/sdtdatahash" xmlns:w16se="http://schemas.microsoft.com/office/word/2015/wordml/symex" xmlns:wpg="http://schemas.microsoft.com/office/word/2010/wordprocessingGroup" xmlns:wpi="http://schemas.microsoft.com/office/word/2010/wordprocessingInk" xmlns:wne="http://schemas.microsoft.com/office/word/2006/wordml" xmlns:wps="http://schemas.microsoft.com/office/word/2010/wordprocessingShape" mc:Ignorable="w14 w15 w16se w16cid w16 w16cex w16sdtdh wp14">
   <w:abstractNum w:abstractNumId="0" w15:restartNumberingAfterBreak="0">
-    <w:nsid w:val="12115235"/>
+    <w:nsid w:val="130B34F9"/>
     <w:multiLevelType w:val="hybridMultilevel"/>
-    <w:tmpl w:val="13AE6738"/>
-    <w:lvl w:ilvl="0" w:tplc="4E0EC682">
-      <w:start w:val="1"/>
-      <w:numFmt w:val="bullet"/>
-      <w:lvlText w:val="●"/>
-      <w:lvlJc w:val="left"/>
-      <w:pPr>
-        <w:ind w:left="720" w:hanging="360"/>
-      </w:pPr>
-    </w:lvl>
-    <w:lvl w:ilvl="1" w:tplc="DF9863D4">
-      <w:start w:val="1"/>
-      <w:numFmt w:val="bullet"/>
-      <w:lvlText w:val="○"/>
-      <w:lvlJc w:val="left"/>
-      <w:pPr>
-        <w:ind w:left="1440" w:hanging="360"/>
-      </w:pPr>
-    </w:lvl>
-    <w:lvl w:ilvl="2" w:tplc="158C2390">
-      <w:start w:val="1"/>
-      <w:numFmt w:val="bullet"/>
-      <w:lvlText w:val="■"/>
-      <w:lvlJc w:val="left"/>
-      <w:pPr>
-        <w:ind w:left="2160" w:hanging="360"/>
-      </w:pPr>
-    </w:lvl>
-    <w:lvl w:ilvl="3" w:tplc="D8BE7402">
-      <w:start w:val="1"/>
-      <w:numFmt w:val="bullet"/>
-      <w:lvlText w:val="●"/>
-      <w:lvlJc w:val="left"/>
-      <w:pPr>
-        <w:ind w:left="2880" w:hanging="360"/>
-      </w:pPr>
-    </w:lvl>
-    <w:lvl w:ilvl="4" w:tplc="037A9FBA">
-      <w:start w:val="1"/>
-      <w:numFmt w:val="bullet"/>
-      <w:lvlText w:val="○"/>
-      <w:lvlJc w:val="left"/>
-      <w:pPr>
-        <w:ind w:left="3600" w:hanging="360"/>
-      </w:pPr>
-    </w:lvl>
-    <w:lvl w:ilvl="5" w:tplc="163E92F2">
-      <w:start w:val="1"/>
-      <w:numFmt w:val="bullet"/>
-      <w:lvlText w:val="■"/>
-      <w:lvlJc w:val="left"/>
-      <w:pPr>
-        <w:ind w:left="4320" w:hanging="360"/>
-      </w:pPr>
-    </w:lvl>
-    <w:lvl w:ilvl="6" w:tplc="F17018C0">
-      <w:start w:val="1"/>
-      <w:numFmt w:val="bullet"/>
-      <w:lvlText w:val="●"/>
-      <w:lvlJc w:val="left"/>
-      <w:pPr>
-        <w:ind w:left="5040" w:hanging="360"/>
-      </w:pPr>
-    </w:lvl>
-    <w:lvl w:ilvl="7" w:tplc="EF682FDE">
-      <w:start w:val="1"/>
-      <w:numFmt w:val="bullet"/>
-      <w:lvlText w:val="●"/>
-      <w:lvlJc w:val="left"/>
-      <w:pPr>
-        <w:ind w:left="5760" w:hanging="360"/>
-      </w:pPr>
-    </w:lvl>
-    <w:lvl w:ilvl="8" w:tplc="A7C23738">
-      <w:start w:val="1"/>
-      <w:numFmt w:val="bullet"/>
-      <w:lvlText w:val="●"/>
-      <w:lvlJc w:val="left"/>
-      <w:pPr>
-        <w:ind w:left="6480" w:hanging="360"/>
-      </w:pPr>
-    </w:lvl>
-  </w:abstractNum>
-  <w:abstractNum w:abstractNumId="1" w15:restartNumberingAfterBreak="0">
-    <w:nsid w:val="201F0065"/>
-    <w:multiLevelType w:val="hybridMultilevel"/>
-    <w:tmpl w:val="A7B8AEE0"/>
-    <w:lvl w:ilvl="0" w:tplc="50124F34">
+    <w:tmpl w:val="DB8E5438"/>
+    <w:lvl w:ilvl="0" w:tplc="62CC9130">
       <w:start w:val="1"/>
       <w:numFmt w:val="decimal"/>
       <w:lvlText w:val="%1."/>
@@ -14102,52 +14016,52 @@
         <w:color w:val="A67C27"/>
       </w:rPr>
     </w:lvl>
-    <w:lvl w:ilvl="1" w:tplc="DF905BB0">
+    <w:lvl w:ilvl="1" w:tplc="66DA4D60">
       <w:numFmt w:val="decimal"/>
       <w:lvlText w:val=""/>
       <w:lvlJc w:val="left"/>
     </w:lvl>
-    <w:lvl w:ilvl="2" w:tplc="C49ABB98">
+    <w:lvl w:ilvl="2" w:tplc="B16AB99C">
       <w:numFmt w:val="decimal"/>
       <w:lvlText w:val=""/>
       <w:lvlJc w:val="left"/>
     </w:lvl>
-    <w:lvl w:ilvl="3" w:tplc="6F48BEB4">
+    <w:lvl w:ilvl="3" w:tplc="1DB617DC">
       <w:numFmt w:val="decimal"/>
       <w:lvlText w:val=""/>
       <w:lvlJc w:val="left"/>
     </w:lvl>
-    <w:lvl w:ilvl="4" w:tplc="AF2E0506">
+    <w:lvl w:ilvl="4" w:tplc="ABE6048A">
       <w:numFmt w:val="decimal"/>
       <w:lvlText w:val=""/>
       <w:lvlJc w:val="left"/>
     </w:lvl>
-    <w:lvl w:ilvl="5" w:tplc="1750DB60">
+    <w:lvl w:ilvl="5" w:tplc="92BCC2E0">
       <w:numFmt w:val="decimal"/>
       <w:lvlText w:val=""/>
       <w:lvlJc w:val="left"/>
     </w:lvl>
-    <w:lvl w:ilvl="6" w:tplc="AFD87504">
+    <w:lvl w:ilvl="6" w:tplc="ADFE6028">
       <w:numFmt w:val="decimal"/>
       <w:lvlText w:val=""/>
       <w:lvlJc w:val="left"/>
     </w:lvl>
-    <w:lvl w:ilvl="7" w:tplc="91EECED0">
+    <w:lvl w:ilvl="7" w:tplc="3796C83C">
       <w:numFmt w:val="decimal"/>
       <w:lvlText w:val=""/>
       <w:lvlJc w:val="left"/>
     </w:lvl>
-    <w:lvl w:ilvl="8" w:tplc="8F345DE8">
+    <w:lvl w:ilvl="8" w:tplc="27E2716C">
       <w:numFmt w:val="decimal"/>
       <w:lvlText w:val=""/>
       <w:lvlJc w:val="left"/>
     </w:lvl>
   </w:abstractNum>
-  <w:abstractNum w:abstractNumId="2" w15:restartNumberingAfterBreak="0">
-    <w:nsid w:val="2A425D70"/>
+  <w:abstractNum w:abstractNumId="1" w15:restartNumberingAfterBreak="0">
+    <w:nsid w:val="2FEB17AD"/>
     <w:multiLevelType w:val="hybridMultilevel"/>
-    <w:tmpl w:val="B4FCD1E4"/>
-    <w:lvl w:ilvl="0" w:tplc="CDA26B62">
+    <w:tmpl w:val="177EBD4E"/>
+    <w:lvl w:ilvl="0" w:tplc="FF1691F0">
       <w:start w:val="1"/>
       <w:numFmt w:val="bullet"/>
       <w:lvlText w:val="•"/>
@@ -14156,7 +14070,7 @@
         <w:ind w:left="460" w:hanging="280"/>
       </w:pPr>
     </w:lvl>
-    <w:lvl w:ilvl="1" w:tplc="060C49F4">
+    <w:lvl w:ilvl="1" w:tplc="24567A82">
       <w:start w:val="1"/>
       <w:numFmt w:val="bullet"/>
       <w:lvlText w:val="–"/>
@@ -14165,47 +14079,133 @@
         <w:ind w:left="900" w:hanging="280"/>
       </w:pPr>
     </w:lvl>
-    <w:lvl w:ilvl="2" w:tplc="770C9126">
+    <w:lvl w:ilvl="2" w:tplc="6E38C46A">
       <w:numFmt w:val="decimal"/>
       <w:lvlText w:val=""/>
       <w:lvlJc w:val="left"/>
     </w:lvl>
-    <w:lvl w:ilvl="3" w:tplc="EB70D508">
+    <w:lvl w:ilvl="3" w:tplc="C9543A0E">
       <w:numFmt w:val="decimal"/>
       <w:lvlText w:val=""/>
       <w:lvlJc w:val="left"/>
     </w:lvl>
-    <w:lvl w:ilvl="4" w:tplc="24A2A0E8">
+    <w:lvl w:ilvl="4" w:tplc="8590803A">
       <w:numFmt w:val="decimal"/>
       <w:lvlText w:val=""/>
       <w:lvlJc w:val="left"/>
     </w:lvl>
-    <w:lvl w:ilvl="5" w:tplc="50B801D8">
+    <w:lvl w:ilvl="5" w:tplc="A934C690">
       <w:numFmt w:val="decimal"/>
       <w:lvlText w:val=""/>
       <w:lvlJc w:val="left"/>
     </w:lvl>
-    <w:lvl w:ilvl="6" w:tplc="FCB8AD48">
+    <w:lvl w:ilvl="6" w:tplc="F7EEFDD2">
       <w:numFmt w:val="decimal"/>
       <w:lvlText w:val=""/>
       <w:lvlJc w:val="left"/>
     </w:lvl>
-    <w:lvl w:ilvl="7" w:tplc="2FF8C028">
+    <w:lvl w:ilvl="7" w:tplc="FBEC2CF2">
       <w:numFmt w:val="decimal"/>
       <w:lvlText w:val=""/>
       <w:lvlJc w:val="left"/>
     </w:lvl>
-    <w:lvl w:ilvl="8" w:tplc="45EA8866">
+    <w:lvl w:ilvl="8" w:tplc="CBCE577E">
       <w:numFmt w:val="decimal"/>
       <w:lvlText w:val=""/>
       <w:lvlJc w:val="left"/>
     </w:lvl>
   </w:abstractNum>
+  <w:abstractNum w:abstractNumId="2" w15:restartNumberingAfterBreak="0">
+    <w:nsid w:val="53220D55"/>
+    <w:multiLevelType w:val="hybridMultilevel"/>
+    <w:tmpl w:val="71007750"/>
+    <w:lvl w:ilvl="0" w:tplc="9CA26B5E">
+      <w:start w:val="1"/>
+      <w:numFmt w:val="bullet"/>
+      <w:lvlText w:val="●"/>
+      <w:lvlJc w:val="left"/>
+      <w:pPr>
+        <w:ind w:left="720" w:hanging="360"/>
+      </w:pPr>
+    </w:lvl>
+    <w:lvl w:ilvl="1" w:tplc="835E221C">
+      <w:start w:val="1"/>
+      <w:numFmt w:val="bullet"/>
+      <w:lvlText w:val="○"/>
+      <w:lvlJc w:val="left"/>
+      <w:pPr>
+        <w:ind w:left="1440" w:hanging="360"/>
+      </w:pPr>
+    </w:lvl>
+    <w:lvl w:ilvl="2" w:tplc="F7C86A50">
+      <w:start w:val="1"/>
+      <w:numFmt w:val="bullet"/>
+      <w:lvlText w:val="■"/>
+      <w:lvlJc w:val="left"/>
+      <w:pPr>
+        <w:ind w:left="2160" w:hanging="360"/>
+      </w:pPr>
+    </w:lvl>
+    <w:lvl w:ilvl="3" w:tplc="0BC61D60">
+      <w:start w:val="1"/>
+      <w:numFmt w:val="bullet"/>
+      <w:lvlText w:val="●"/>
+      <w:lvlJc w:val="left"/>
+      <w:pPr>
+        <w:ind w:left="2880" w:hanging="360"/>
+      </w:pPr>
+    </w:lvl>
+    <w:lvl w:ilvl="4" w:tplc="3E769208">
+      <w:start w:val="1"/>
+      <w:numFmt w:val="bullet"/>
+      <w:lvlText w:val="○"/>
+      <w:lvlJc w:val="left"/>
+      <w:pPr>
+        <w:ind w:left="3600" w:hanging="360"/>
+      </w:pPr>
+    </w:lvl>
+    <w:lvl w:ilvl="5" w:tplc="C01EB094">
+      <w:start w:val="1"/>
+      <w:numFmt w:val="bullet"/>
+      <w:lvlText w:val="■"/>
+      <w:lvlJc w:val="left"/>
+      <w:pPr>
+        <w:ind w:left="4320" w:hanging="360"/>
+      </w:pPr>
+    </w:lvl>
+    <w:lvl w:ilvl="6" w:tplc="897A70CE">
+      <w:start w:val="1"/>
+      <w:numFmt w:val="bullet"/>
+      <w:lvlText w:val="●"/>
+      <w:lvlJc w:val="left"/>
+      <w:pPr>
+        <w:ind w:left="5040" w:hanging="360"/>
+      </w:pPr>
+    </w:lvl>
+    <w:lvl w:ilvl="7" w:tplc="F00CB5BC">
+      <w:start w:val="1"/>
+      <w:numFmt w:val="bullet"/>
+      <w:lvlText w:val="●"/>
+      <w:lvlJc w:val="left"/>
+      <w:pPr>
+        <w:ind w:left="5760" w:hanging="360"/>
+      </w:pPr>
+    </w:lvl>
+    <w:lvl w:ilvl="8" w:tplc="7922894C">
+      <w:start w:val="1"/>
+      <w:numFmt w:val="bullet"/>
+      <w:lvlText w:val="●"/>
+      <w:lvlJc w:val="left"/>
+      <w:pPr>
+        <w:ind w:left="6480" w:hanging="360"/>
+      </w:pPr>
+    </w:lvl>
+  </w:abstractNum>
   <w:abstractNum w:abstractNumId="3" w15:restartNumberingAfterBreak="0">
-    <w:nsid w:val="64387D3D"/>
+    <w:nsid w:val="608A504D"/>
     <w:multiLevelType w:val="hybridMultilevel"/>
-    <w:tmpl w:val="E6981AFE"/>
-    <w:lvl w:ilvl="0" w:tplc="D8EEE4B4">
+    <w:tmpl w:val="A7D63E14"/>
+    <w:lvl w:ilvl="0" w:tplc="09E263B0">
       <w:start w:val="1"/>
       <w:numFmt w:val="decimal"/>
       <w:lvlText w:val="%1."/>
@@ -14219,66 +14219,66 @@
         <w:color w:val="A67C27"/>
       </w:rPr>
     </w:lvl>
-    <w:lvl w:ilvl="1" w:tplc="88CEBD08">
+    <w:lvl w:ilvl="1" w:tplc="D0166DAE">
       <w:numFmt w:val="decimal"/>
       <w:lvlText w:val=""/>
       <w:lvlJc w:val="left"/>
     </w:lvl>
-    <w:lvl w:ilvl="2" w:tplc="4E6609FE">
+    <w:lvl w:ilvl="2" w:tplc="0D54CCBC">
       <w:numFmt w:val="decimal"/>
       <w:lvlText w:val=""/>
       <w:lvlJc w:val="left"/>
     </w:lvl>
-    <w:lvl w:ilvl="3" w:tplc="B9D22954">
+    <w:lvl w:ilvl="3" w:tplc="C5F4AF68">
       <w:numFmt w:val="decimal"/>
       <w:lvlText w:val=""/>
       <w:lvlJc w:val="left"/>
     </w:lvl>
-    <w:lvl w:ilvl="4" w:tplc="F48AD4BC">
+    <w:lvl w:ilvl="4" w:tplc="BEBE369E">
       <w:numFmt w:val="decimal"/>
       <w:lvlText w:val=""/>
       <w:lvlJc w:val="left"/>
     </w:lvl>
-    <w:lvl w:ilvl="5" w:tplc="E4484DDC">
+    <w:lvl w:ilvl="5" w:tplc="A6E29D9E">
       <w:numFmt w:val="decimal"/>
       <w:lvlText w:val=""/>
       <w:lvlJc w:val="left"/>
     </w:lvl>
-    <w:lvl w:ilvl="6" w:tplc="8060815C">
+    <w:lvl w:ilvl="6" w:tplc="30ACBA0E">
       <w:numFmt w:val="decimal"/>
       <w:lvlText w:val=""/>
       <w:lvlJc w:val="left"/>
     </w:lvl>
-    <w:lvl w:ilvl="7" w:tplc="2D8EF4B8">
+    <w:lvl w:ilvl="7" w:tplc="346C7AE2">
       <w:numFmt w:val="decimal"/>
       <w:lvlText w:val=""/>
       <w:lvlJc w:val="left"/>
     </w:lvl>
-    <w:lvl w:ilvl="8" w:tplc="EC948A8C">
+    <w:lvl w:ilvl="8" w:tplc="9F4A4506">
       <w:numFmt w:val="decimal"/>
       <w:lvlText w:val=""/>
       <w:lvlJc w:val="left"/>
     </w:lvl>
   </w:abstractNum>
-  <w:num w:numId="1" w16cid:durableId="404425617">
+  <w:num w:numId="1" w16cid:durableId="1379008775">
+    <w:abstractNumId w:val="2"/>
+    <w:lvlOverride w:ilvl="0">
+      <w:startOverride w:val="1"/>
+    </w:lvlOverride>
+  </w:num>
+  <w:num w:numId="2" w16cid:durableId="368535872">
+    <w:abstractNumId w:val="1"/>
+    <w:lvlOverride w:ilvl="0">
+      <w:startOverride w:val="1"/>
+    </w:lvlOverride>
+  </w:num>
+  <w:num w:numId="3" w16cid:durableId="1303390054">
     <w:abstractNumId w:val="0"/>
     <w:lvlOverride w:ilvl="0">
       <w:startOverride w:val="1"/>
     </w:lvlOverride>
   </w:num>
-  <w:num w:numId="2" w16cid:durableId="1889686392">
-    <w:abstractNumId w:val="2"/>
-    <w:lvlOverride w:ilvl="0">
-      <w:startOverride w:val="1"/>
-    </w:lvlOverride>
-  </w:num>
-  <w:num w:numId="3" w16cid:durableId="1897013598">
-    <w:abstractNumId w:val="1"/>
-    <w:lvlOverride w:ilvl="0">
-      <w:startOverride w:val="1"/>
-    </w:lvlOverride>
-  </w:num>
-  <w:num w:numId="4" w16cid:durableId="796803792">
+  <w:num w:numId="4" w16cid:durableId="1140882016">
     <w:abstractNumId w:val="3"/>
     <w:lvlOverride w:ilvl="0">
       <w:startOverride w:val="1"/>
@@ -14904,7 +14904,7 @@
     <w:autoRedefine/>
     <w:uiPriority w:val="39"/>
     <w:unhideWhenUsed/>
-    <w:rsid w:val="009B53C2"/>
+    <w:rsid w:val="00771524"/>
     <w:pPr>
       <w:spacing w:after="100"/>
     </w:pPr>
@@ -14916,7 +14916,7 @@
     <w:autoRedefine/>
     <w:uiPriority w:val="39"/>
     <w:unhideWhenUsed/>
-    <w:rsid w:val="009B53C2"/>
+    <w:rsid w:val="00771524"/>
     <w:pPr>
       <w:spacing w:after="100"/>
       <w:ind w:left="210"/>

--- a/docs/manuals/RA_Training_Programme_and_Facilitator_Guide.docx
+++ b/docs/manuals/RA_Training_Programme_and_Facilitator_Guide.docx
@@ -469,7 +469,7 @@
                 <w:sz w:val="19"/>
                 <w:szCs w:val="19"/>
               </w:rPr>
-              <w:t>Version 1.8 · 21 September 2026</w:t>
+              <w:t>Version 1.9 · 22 September 2026</w:t>
             </w:r>
           </w:p>
         </w:tc>
@@ -538,7 +538,7 @@
     <w:sdt>
       <w:sdtPr>
         <w:alias w:val="Contents"/>
-        <w:id w:val="-1148521837"/>
+        <w:id w:val="-1089306779"/>
       </w:sdtPr>
       <w:sdtEndPr/>
       <w:sdtContent>
@@ -567,7 +567,7 @@
           <w:r>
             <w:fldChar w:fldCharType="separate"/>
           </w:r>
-          <w:hyperlink w:anchor="_Toc240923121" w:history="1">
+          <w:hyperlink w:anchor="_Toc240960641" w:history="1">
             <w:r>
               <w:rPr>
                 <w:rStyle w:val="Hyperlink"/>
@@ -591,7 +591,7 @@
               <w:rPr>
                 <w:noProof/>
               </w:rPr>
-              <w:instrText xml:space="preserve"> PAGEREF _Toc240923121 \h </w:instrText>
+              <w:instrText xml:space="preserve"> PAGEREF _Toc240960641 \h </w:instrText>
             </w:r>
             <w:r>
               <w:rPr>
@@ -634,7 +634,7 @@
               <w14:ligatures w14:val="standardContextual"/>
             </w:rPr>
           </w:pPr>
-          <w:hyperlink w:anchor="_Toc240923122" w:history="1">
+          <w:hyperlink w:anchor="_Toc240960642" w:history="1">
             <w:r>
               <w:rPr>
                 <w:rStyle w:val="Hyperlink"/>
@@ -658,7 +658,7 @@
               <w:rPr>
                 <w:noProof/>
               </w:rPr>
-              <w:instrText xml:space="preserve"> PAGEREF _Toc240923122 \h </w:instrText>
+              <w:instrText xml:space="preserve"> PAGEREF _Toc240960642 \h </w:instrText>
             </w:r>
             <w:r>
               <w:rPr>
@@ -701,7 +701,7 @@
               <w14:ligatures w14:val="standardContextual"/>
             </w:rPr>
           </w:pPr>
-          <w:hyperlink w:anchor="_Toc240923123" w:history="1">
+          <w:hyperlink w:anchor="_Toc240960643" w:history="1">
             <w:r>
               <w:rPr>
                 <w:rStyle w:val="Hyperlink"/>
@@ -725,7 +725,7 @@
               <w:rPr>
                 <w:noProof/>
               </w:rPr>
-              <w:instrText xml:space="preserve"> PAGEREF _Toc240923123 \h </w:instrText>
+              <w:instrText xml:space="preserve"> PAGEREF _Toc240960643 \h </w:instrText>
             </w:r>
             <w:r>
               <w:rPr>
@@ -768,7 +768,7 @@
               <w14:ligatures w14:val="standardContextual"/>
             </w:rPr>
           </w:pPr>
-          <w:hyperlink w:anchor="_Toc240923124" w:history="1">
+          <w:hyperlink w:anchor="_Toc240960644" w:history="1">
             <w:r>
               <w:rPr>
                 <w:rStyle w:val="Hyperlink"/>
@@ -792,7 +792,7 @@
               <w:rPr>
                 <w:noProof/>
               </w:rPr>
-              <w:instrText xml:space="preserve"> PAGEREF _Toc240923124 \h </w:instrText>
+              <w:instrText xml:space="preserve"> PAGEREF _Toc240960644 \h </w:instrText>
             </w:r>
             <w:r>
               <w:rPr>
@@ -835,7 +835,7 @@
               <w14:ligatures w14:val="standardContextual"/>
             </w:rPr>
           </w:pPr>
-          <w:hyperlink w:anchor="_Toc240923125" w:history="1">
+          <w:hyperlink w:anchor="_Toc240960645" w:history="1">
             <w:r>
               <w:rPr>
                 <w:rStyle w:val="Hyperlink"/>
@@ -859,7 +859,7 @@
               <w:rPr>
                 <w:noProof/>
               </w:rPr>
-              <w:instrText xml:space="preserve"> PAGEREF _Toc240923125 \h </w:instrText>
+              <w:instrText xml:space="preserve"> PAGEREF _Toc240960645 \h </w:instrText>
             </w:r>
             <w:r>
               <w:rPr>
@@ -902,7 +902,7 @@
               <w14:ligatures w14:val="standardContextual"/>
             </w:rPr>
           </w:pPr>
-          <w:hyperlink w:anchor="_Toc240923126" w:history="1">
+          <w:hyperlink w:anchor="_Toc240960646" w:history="1">
             <w:r>
               <w:rPr>
                 <w:rStyle w:val="Hyperlink"/>
@@ -926,7 +926,7 @@
               <w:rPr>
                 <w:noProof/>
               </w:rPr>
-              <w:instrText xml:space="preserve"> PAGEREF _Toc240923126 \h </w:instrText>
+              <w:instrText xml:space="preserve"> PAGEREF _Toc240960646 \h </w:instrText>
             </w:r>
             <w:r>
               <w:rPr>
@@ -969,7 +969,7 @@
               <w14:ligatures w14:val="standardContextual"/>
             </w:rPr>
           </w:pPr>
-          <w:hyperlink w:anchor="_Toc240923127" w:history="1">
+          <w:hyperlink w:anchor="_Toc240960647" w:history="1">
             <w:r>
               <w:rPr>
                 <w:rStyle w:val="Hyperlink"/>
@@ -993,7 +993,7 @@
               <w:rPr>
                 <w:noProof/>
               </w:rPr>
-              <w:instrText xml:space="preserve"> PAGEREF _Toc240923127 \h </w:instrText>
+              <w:instrText xml:space="preserve"> PAGEREF _Toc240960647 \h </w:instrText>
             </w:r>
             <w:r>
               <w:rPr>
@@ -1036,7 +1036,7 @@
               <w14:ligatures w14:val="standardContextual"/>
             </w:rPr>
           </w:pPr>
-          <w:hyperlink w:anchor="_Toc240923128" w:history="1">
+          <w:hyperlink w:anchor="_Toc240960648" w:history="1">
             <w:r>
               <w:rPr>
                 <w:rStyle w:val="Hyperlink"/>
@@ -1060,7 +1060,7 @@
               <w:rPr>
                 <w:noProof/>
               </w:rPr>
-              <w:instrText xml:space="preserve"> PAGEREF _Toc240923128 \h </w:instrText>
+              <w:instrText xml:space="preserve"> PAGEREF _Toc240960648 \h </w:instrText>
             </w:r>
             <w:r>
               <w:rPr>
@@ -1103,7 +1103,7 @@
               <w14:ligatures w14:val="standardContextual"/>
             </w:rPr>
           </w:pPr>
-          <w:hyperlink w:anchor="_Toc240923129" w:history="1">
+          <w:hyperlink w:anchor="_Toc240960649" w:history="1">
             <w:r>
               <w:rPr>
                 <w:rStyle w:val="Hyperlink"/>
@@ -1127,7 +1127,7 @@
               <w:rPr>
                 <w:noProof/>
               </w:rPr>
-              <w:instrText xml:space="preserve"> PAGEREF _Toc240923129 \h </w:instrText>
+              <w:instrText xml:space="preserve"> PAGEREF _Toc240960649 \h </w:instrText>
             </w:r>
             <w:r>
               <w:rPr>
@@ -1170,7 +1170,7 @@
               <w14:ligatures w14:val="standardContextual"/>
             </w:rPr>
           </w:pPr>
-          <w:hyperlink w:anchor="_Toc240923130" w:history="1">
+          <w:hyperlink w:anchor="_Toc240960650" w:history="1">
             <w:r>
               <w:rPr>
                 <w:rStyle w:val="Hyperlink"/>
@@ -1194,7 +1194,7 @@
               <w:rPr>
                 <w:noProof/>
               </w:rPr>
-              <w:instrText xml:space="preserve"> PAGEREF _Toc240923130 \h </w:instrText>
+              <w:instrText xml:space="preserve"> PAGEREF _Toc240960650 \h </w:instrText>
             </w:r>
             <w:r>
               <w:rPr>
@@ -1237,7 +1237,7 @@
               <w14:ligatures w14:val="standardContextual"/>
             </w:rPr>
           </w:pPr>
-          <w:hyperlink w:anchor="_Toc240923131" w:history="1">
+          <w:hyperlink w:anchor="_Toc240960651" w:history="1">
             <w:r>
               <w:rPr>
                 <w:rStyle w:val="Hyperlink"/>
@@ -1261,7 +1261,7 @@
               <w:rPr>
                 <w:noProof/>
               </w:rPr>
-              <w:instrText xml:space="preserve"> PAGEREF _Toc240923131 \h </w:instrText>
+              <w:instrText xml:space="preserve"> PAGEREF _Toc240960651 \h </w:instrText>
             </w:r>
             <w:r>
               <w:rPr>
@@ -1304,7 +1304,7 @@
               <w14:ligatures w14:val="standardContextual"/>
             </w:rPr>
           </w:pPr>
-          <w:hyperlink w:anchor="_Toc240923132" w:history="1">
+          <w:hyperlink w:anchor="_Toc240960652" w:history="1">
             <w:r>
               <w:rPr>
                 <w:rStyle w:val="Hyperlink"/>
@@ -1328,7 +1328,7 @@
               <w:rPr>
                 <w:noProof/>
               </w:rPr>
-              <w:instrText xml:space="preserve"> PAGEREF _Toc240923132 \h </w:instrText>
+              <w:instrText xml:space="preserve"> PAGEREF _Toc240960652 \h </w:instrText>
             </w:r>
             <w:r>
               <w:rPr>
@@ -1371,7 +1371,7 @@
               <w14:ligatures w14:val="standardContextual"/>
             </w:rPr>
           </w:pPr>
-          <w:hyperlink w:anchor="_Toc240923133" w:history="1">
+          <w:hyperlink w:anchor="_Toc240960653" w:history="1">
             <w:r>
               <w:rPr>
                 <w:rStyle w:val="Hyperlink"/>
@@ -1395,7 +1395,7 @@
               <w:rPr>
                 <w:noProof/>
               </w:rPr>
-              <w:instrText xml:space="preserve"> PAGEREF _Toc240923133 \h </w:instrText>
+              <w:instrText xml:space="preserve"> PAGEREF _Toc240960653 \h </w:instrText>
             </w:r>
             <w:r>
               <w:rPr>
@@ -1438,7 +1438,7 @@
               <w14:ligatures w14:val="standardContextual"/>
             </w:rPr>
           </w:pPr>
-          <w:hyperlink w:anchor="_Toc240923134" w:history="1">
+          <w:hyperlink w:anchor="_Toc240960654" w:history="1">
             <w:r>
               <w:rPr>
                 <w:rStyle w:val="Hyperlink"/>
@@ -1462,7 +1462,7 @@
               <w:rPr>
                 <w:noProof/>
               </w:rPr>
-              <w:instrText xml:space="preserve"> PAGEREF _Toc240923134 \h </w:instrText>
+              <w:instrText xml:space="preserve"> PAGEREF _Toc240960654 \h </w:instrText>
             </w:r>
             <w:r>
               <w:rPr>
@@ -1505,7 +1505,7 @@
               <w14:ligatures w14:val="standardContextual"/>
             </w:rPr>
           </w:pPr>
-          <w:hyperlink w:anchor="_Toc240923135" w:history="1">
+          <w:hyperlink w:anchor="_Toc240960655" w:history="1">
             <w:r>
               <w:rPr>
                 <w:rStyle w:val="Hyperlink"/>
@@ -1529,7 +1529,7 @@
               <w:rPr>
                 <w:noProof/>
               </w:rPr>
-              <w:instrText xml:space="preserve"> PAGEREF _Toc240923135 \h </w:instrText>
+              <w:instrText xml:space="preserve"> PAGEREF _Toc240960655 \h </w:instrText>
             </w:r>
             <w:r>
               <w:rPr>
@@ -1572,7 +1572,7 @@
               <w14:ligatures w14:val="standardContextual"/>
             </w:rPr>
           </w:pPr>
-          <w:hyperlink w:anchor="_Toc240923136" w:history="1">
+          <w:hyperlink w:anchor="_Toc240960656" w:history="1">
             <w:r>
               <w:rPr>
                 <w:rStyle w:val="Hyperlink"/>
@@ -1596,7 +1596,7 @@
               <w:rPr>
                 <w:noProof/>
               </w:rPr>
-              <w:instrText xml:space="preserve"> PAGEREF _Toc240923136 \h </w:instrText>
+              <w:instrText xml:space="preserve"> PAGEREF _Toc240960656 \h </w:instrText>
             </w:r>
             <w:r>
               <w:rPr>
@@ -1639,7 +1639,7 @@
               <w14:ligatures w14:val="standardContextual"/>
             </w:rPr>
           </w:pPr>
-          <w:hyperlink w:anchor="_Toc240923137" w:history="1">
+          <w:hyperlink w:anchor="_Toc240960657" w:history="1">
             <w:r>
               <w:rPr>
                 <w:rStyle w:val="Hyperlink"/>
@@ -1663,7 +1663,7 @@
               <w:rPr>
                 <w:noProof/>
               </w:rPr>
-              <w:instrText xml:space="preserve"> PAGEREF _Toc240923137 \h </w:instrText>
+              <w:instrText xml:space="preserve"> PAGEREF _Toc240960657 \h </w:instrText>
             </w:r>
             <w:r>
               <w:rPr>
@@ -1706,7 +1706,7 @@
               <w14:ligatures w14:val="standardContextual"/>
             </w:rPr>
           </w:pPr>
-          <w:hyperlink w:anchor="_Toc240923138" w:history="1">
+          <w:hyperlink w:anchor="_Toc240960658" w:history="1">
             <w:r>
               <w:rPr>
                 <w:rStyle w:val="Hyperlink"/>
@@ -1730,7 +1730,7 @@
               <w:rPr>
                 <w:noProof/>
               </w:rPr>
-              <w:instrText xml:space="preserve"> PAGEREF _Toc240923138 \h </w:instrText>
+              <w:instrText xml:space="preserve"> PAGEREF _Toc240960658 \h </w:instrText>
             </w:r>
             <w:r>
               <w:rPr>
@@ -1773,7 +1773,7 @@
               <w14:ligatures w14:val="standardContextual"/>
             </w:rPr>
           </w:pPr>
-          <w:hyperlink w:anchor="_Toc240923139" w:history="1">
+          <w:hyperlink w:anchor="_Toc240960659" w:history="1">
             <w:r>
               <w:rPr>
                 <w:rStyle w:val="Hyperlink"/>
@@ -1797,7 +1797,7 @@
               <w:rPr>
                 <w:noProof/>
               </w:rPr>
-              <w:instrText xml:space="preserve"> PAGEREF _Toc240923139 \h </w:instrText>
+              <w:instrText xml:space="preserve"> PAGEREF _Toc240960659 \h </w:instrText>
             </w:r>
             <w:r>
               <w:rPr>
@@ -1840,7 +1840,7 @@
               <w14:ligatures w14:val="standardContextual"/>
             </w:rPr>
           </w:pPr>
-          <w:hyperlink w:anchor="_Toc240923140" w:history="1">
+          <w:hyperlink w:anchor="_Toc240960660" w:history="1">
             <w:r>
               <w:rPr>
                 <w:rStyle w:val="Hyperlink"/>
@@ -1864,7 +1864,7 @@
               <w:rPr>
                 <w:noProof/>
               </w:rPr>
-              <w:instrText xml:space="preserve"> PAGEREF _Toc240923140 \h </w:instrText>
+              <w:instrText xml:space="preserve"> PAGEREF _Toc240960660 \h </w:instrText>
             </w:r>
             <w:r>
               <w:rPr>
@@ -1907,7 +1907,7 @@
               <w14:ligatures w14:val="standardContextual"/>
             </w:rPr>
           </w:pPr>
-          <w:hyperlink w:anchor="_Toc240923141" w:history="1">
+          <w:hyperlink w:anchor="_Toc240960661" w:history="1">
             <w:r>
               <w:rPr>
                 <w:rStyle w:val="Hyperlink"/>
@@ -1931,7 +1931,7 @@
               <w:rPr>
                 <w:noProof/>
               </w:rPr>
-              <w:instrText xml:space="preserve"> PAGEREF _Toc240923141 \h </w:instrText>
+              <w:instrText xml:space="preserve"> PAGEREF _Toc240960661 \h </w:instrText>
             </w:r>
             <w:r>
               <w:rPr>
@@ -1974,7 +1974,7 @@
               <w14:ligatures w14:val="standardContextual"/>
             </w:rPr>
           </w:pPr>
-          <w:hyperlink w:anchor="_Toc240923142" w:history="1">
+          <w:hyperlink w:anchor="_Toc240960662" w:history="1">
             <w:r>
               <w:rPr>
                 <w:rStyle w:val="Hyperlink"/>
@@ -1998,7 +1998,7 @@
               <w:rPr>
                 <w:noProof/>
               </w:rPr>
-              <w:instrText xml:space="preserve"> PAGEREF _Toc240923142 \h </w:instrText>
+              <w:instrText xml:space="preserve"> PAGEREF _Toc240960662 \h </w:instrText>
             </w:r>
             <w:r>
               <w:rPr>
@@ -2041,7 +2041,7 @@
               <w14:ligatures w14:val="standardContextual"/>
             </w:rPr>
           </w:pPr>
-          <w:hyperlink w:anchor="_Toc240923143" w:history="1">
+          <w:hyperlink w:anchor="_Toc240960663" w:history="1">
             <w:r>
               <w:rPr>
                 <w:rStyle w:val="Hyperlink"/>
@@ -2065,7 +2065,7 @@
               <w:rPr>
                 <w:noProof/>
               </w:rPr>
-              <w:instrText xml:space="preserve"> PAGEREF _Toc240923143 \h </w:instrText>
+              <w:instrText xml:space="preserve"> PAGEREF _Toc240960663 \h </w:instrText>
             </w:r>
             <w:r>
               <w:rPr>
@@ -2108,7 +2108,7 @@
               <w14:ligatures w14:val="standardContextual"/>
             </w:rPr>
           </w:pPr>
-          <w:hyperlink w:anchor="_Toc240923144" w:history="1">
+          <w:hyperlink w:anchor="_Toc240960664" w:history="1">
             <w:r>
               <w:rPr>
                 <w:rStyle w:val="Hyperlink"/>
@@ -2132,7 +2132,7 @@
               <w:rPr>
                 <w:noProof/>
               </w:rPr>
-              <w:instrText xml:space="preserve"> PAGEREF _Toc240923144 \h </w:instrText>
+              <w:instrText xml:space="preserve"> PAGEREF _Toc240960664 \h </w:instrText>
             </w:r>
             <w:r>
               <w:rPr>
@@ -2171,7 +2171,7 @@
         <w:pStyle w:val="Heading1"/>
         <w:pageBreakBefore/>
       </w:pPr>
-      <w:bookmarkStart w:id="0" w:name="_Toc240923121"/>
+      <w:bookmarkStart w:id="0" w:name="_Toc240960641"/>
       <w:r>
         <w:lastRenderedPageBreak/>
         <w:t>1. Programme overview</w:t>
@@ -2577,7 +2577,7 @@
       <w:pPr>
         <w:pStyle w:val="Heading2"/>
       </w:pPr>
-      <w:bookmarkStart w:id="1" w:name="_Toc240923122"/>
+      <w:bookmarkStart w:id="1" w:name="_Toc240960642"/>
       <w:r>
         <w:t>1.1 Learning objectives</w:t>
       </w:r>
@@ -2678,7 +2678,7 @@
       <w:pPr>
         <w:pStyle w:val="Heading2"/>
       </w:pPr>
-      <w:bookmarkStart w:id="2" w:name="_Toc240923123"/>
+      <w:bookmarkStart w:id="2" w:name="_Toc240960643"/>
       <w:r>
         <w:t>1.2 Before the training (facilitator checklist)</w:t>
       </w:r>
@@ -3214,7 +3214,7 @@
       <w:pPr>
         <w:pStyle w:val="Heading2"/>
       </w:pPr>
-      <w:bookmarkStart w:id="3" w:name="_Toc240923124"/>
+      <w:bookmarkStart w:id="3" w:name="_Toc240960644"/>
       <w:r>
         <w:t>1.3 The practice environment</w:t>
       </w:r>
@@ -3360,7 +3360,7 @@
         <w:pStyle w:val="Heading1"/>
         <w:pageBreakBefore/>
       </w:pPr>
-      <w:bookmarkStart w:id="4" w:name="_Toc240923125"/>
+      <w:bookmarkStart w:id="4" w:name="_Toc240960645"/>
       <w:r>
         <w:lastRenderedPageBreak/>
         <w:t>2. Schedule</w:t>
@@ -3371,7 +3371,7 @@
       <w:pPr>
         <w:pStyle w:val="Heading2"/>
       </w:pPr>
-      <w:bookmarkStart w:id="5" w:name="_Toc240923126"/>
+      <w:bookmarkStart w:id="5" w:name="_Toc240960646"/>
       <w:r>
         <w:t>Day 1 — Foundations (all RAs)</w:t>
       </w:r>
@@ -4654,7 +4654,7 @@
       <w:pPr>
         <w:pStyle w:val="Heading2"/>
       </w:pPr>
-      <w:bookmarkStart w:id="6" w:name="_Toc240923127"/>
+      <w:bookmarkStart w:id="6" w:name="_Toc240960647"/>
       <w:r>
         <w:t>Day 2 — Role tracks</w:t>
       </w:r>
@@ -6182,7 +6182,7 @@
       <w:pPr>
         <w:pStyle w:val="Heading2"/>
       </w:pPr>
-      <w:bookmarkStart w:id="7" w:name="_Toc240923128"/>
+      <w:bookmarkStart w:id="7" w:name="_Toc240960648"/>
       <w:r>
         <w:t>Day 3 — Practice and assessment</w:t>
       </w:r>
@@ -7152,7 +7152,7 @@
       <w:pPr>
         <w:pStyle w:val="Heading2"/>
       </w:pPr>
-      <w:bookmarkStart w:id="8" w:name="_Toc240923129"/>
+      <w:bookmarkStart w:id="8" w:name="_Toc240960649"/>
       <w:r>
         <w:t>After the training</w:t>
       </w:r>
@@ -7487,7 +7487,7 @@
         <w:pStyle w:val="Heading1"/>
         <w:pageBreakBefore/>
       </w:pPr>
-      <w:bookmarkStart w:id="9" w:name="_Toc240923130"/>
+      <w:bookmarkStart w:id="9" w:name="_Toc240960650"/>
       <w:r>
         <w:lastRenderedPageBreak/>
         <w:t>3. Session plans</w:t>
@@ -7506,7 +7506,7 @@
       <w:pPr>
         <w:pStyle w:val="Heading2"/>
       </w:pPr>
-      <w:bookmarkStart w:id="10" w:name="_Toc240923131"/>
+      <w:bookmarkStart w:id="10" w:name="_Toc240960651"/>
       <w:r>
         <w:t>Module 1 — The study (60 min)</w:t>
       </w:r>
@@ -7601,7 +7601,7 @@
       <w:pPr>
         <w:pStyle w:val="Heading2"/>
       </w:pPr>
-      <w:bookmarkStart w:id="11" w:name="_Toc240923132"/>
+      <w:bookmarkStart w:id="11" w:name="_Toc240960652"/>
       <w:r>
         <w:t>Module 2 — Research ethics and consent (60 min)</w:t>
       </w:r>
@@ -7696,7 +7696,7 @@
       <w:pPr>
         <w:pStyle w:val="Heading2"/>
       </w:pPr>
-      <w:bookmarkStart w:id="12" w:name="_Toc240923133"/>
+      <w:bookmarkStart w:id="12" w:name="_Toc240960653"/>
       <w:r>
         <w:t>Module 3 — Data protection (60 min)</w:t>
       </w:r>
@@ -7791,7 +7791,7 @@
       <w:pPr>
         <w:pStyle w:val="Heading2"/>
       </w:pPr>
-      <w:bookmarkStart w:id="13" w:name="_Toc240923134"/>
+      <w:bookmarkStart w:id="13" w:name="_Toc240960654"/>
       <w:r>
         <w:t>Module 5 — The portal (75 min)</w:t>
       </w:r>
@@ -7886,7 +7886,7 @@
       <w:pPr>
         <w:pStyle w:val="Heading2"/>
       </w:pPr>
-      <w:bookmarkStart w:id="14" w:name="_Toc240923135"/>
+      <w:bookmarkStart w:id="14" w:name="_Toc240960655"/>
       <w:r>
         <w:t>Module 6 — The respondent journey (45 min)</w:t>
       </w:r>
@@ -7982,7 +7982,7 @@
       <w:pPr>
         <w:pStyle w:val="Heading2"/>
       </w:pPr>
-      <w:bookmarkStart w:id="15" w:name="_Toc240923136"/>
+      <w:bookmarkStart w:id="15" w:name="_Toc240960656"/>
       <w:r>
         <w:t>Module 8 — Communication skills (90 min)</w:t>
       </w:r>
@@ -8077,7 +8077,7 @@
       <w:pPr>
         <w:pStyle w:val="Heading2"/>
       </w:pPr>
-      <w:bookmarkStart w:id="16" w:name="_Toc240923137"/>
+      <w:bookmarkStart w:id="16" w:name="_Toc240960657"/>
       <w:r>
         <w:t>Module 9 — Quality judgement (90 min)</w:t>
       </w:r>
@@ -8173,7 +8173,7 @@
         <w:pStyle w:val="Heading1"/>
         <w:pageBreakBefore/>
       </w:pPr>
-      <w:bookmarkStart w:id="17" w:name="_Toc240923138"/>
+      <w:bookmarkStart w:id="17" w:name="_Toc240960658"/>
       <w:r>
         <w:lastRenderedPageBreak/>
         <w:t>4. Role-plays and simulation</w:t>
@@ -9127,7 +9127,7 @@
       <w:pPr>
         <w:pStyle w:val="Heading2"/>
       </w:pPr>
-      <w:bookmarkStart w:id="18" w:name="_Toc240923139"/>
+      <w:bookmarkStart w:id="18" w:name="_Toc240960659"/>
       <w:r>
         <w:t>Field simulation (Day 3)</w:t>
       </w:r>
@@ -9222,7 +9222,7 @@
         <w:pStyle w:val="Heading1"/>
         <w:pageBreakBefore/>
       </w:pPr>
-      <w:bookmarkStart w:id="19" w:name="_Toc240923140"/>
+      <w:bookmarkStart w:id="19" w:name="_Toc240960660"/>
       <w:r>
         <w:lastRenderedPageBreak/>
         <w:t>5. Assessment and certification</w:t>
@@ -9233,7 +9233,7 @@
       <w:pPr>
         <w:pStyle w:val="Heading2"/>
       </w:pPr>
-      <w:bookmarkStart w:id="20" w:name="_Toc240923141"/>
+      <w:bookmarkStart w:id="20" w:name="_Toc240960661"/>
       <w:r>
         <w:t>5.1 Competencies</w:t>
       </w:r>
@@ -9624,7 +9624,7 @@
       <w:pPr>
         <w:pStyle w:val="Heading2"/>
       </w:pPr>
-      <w:bookmarkStart w:id="21" w:name="_Toc240923142"/>
+      <w:bookmarkStart w:id="21" w:name="_Toc240960662"/>
       <w:r>
         <w:t>5.2 Written assessment (answer key)</w:t>
       </w:r>
@@ -10984,7 +10984,7 @@
       <w:pPr>
         <w:pStyle w:val="Heading2"/>
       </w:pPr>
-      <w:bookmarkStart w:id="22" w:name="_Toc240923143"/>
+      <w:bookmarkStart w:id="22" w:name="_Toc240960663"/>
       <w:r>
         <w:t>5.3 Practical assessment</w:t>
       </w:r>
@@ -12247,7 +12247,7 @@
         <w:pStyle w:val="Heading1"/>
         <w:pageBreakBefore/>
       </w:pPr>
-      <w:bookmarkStart w:id="23" w:name="_Toc240923144"/>
+      <w:bookmarkStart w:id="23" w:name="_Toc240960664"/>
       <w:r>
         <w:lastRenderedPageBreak/>
         <w:t>6. Attendance register</w:t>
@@ -13826,7 +13826,7 @@
         <w:sz w:val="16"/>
         <w:szCs w:val="16"/>
       </w:rPr>
-      <w:t>Version 1.8 · 21 September 2026</w:t>
+      <w:t>Version 1.9 · 22 September 2026</w:t>
     </w:r>
     <w:r>
       <w:rPr>
@@ -13999,10 +13999,10 @@
 <file path=word/numbering.xml><?xml version="1.0" encoding="utf-8"?>
 <w:numbering xmlns:wpc="http://schemas.microsoft.com/office/word/2010/wordprocessingCanvas" xmlns:cx="http://schemas.microsoft.com/office/drawing/2014/chartex" xmlns:cx1="http://schemas.microsoft.com/office/drawing/2015/9/8/chartex" xmlns:cx2="http://schemas.microsoft.com/office/drawing/2015/10/21/chartex" xmlns:cx3="http://schemas.microsoft.com/office/drawing/2016/5/9/chartex" xmlns:cx4="http://schemas.microsoft.com/office/drawing/2016/5/10/chartex" xmlns:cx5="http://schemas.microsoft.com/office/drawing/2016/5/11/chartex" xmlns:cx6="http://schemas.microsoft.com/office/drawing/2016/5/12/chartex" xmlns:cx7="http://schemas.microsoft.com/office/drawing/2016/5/13/chartex" xmlns:cx8="http://schemas.microsoft.com/office/drawing/2016/5/14/chartex" xmlns:mc="http://schemas.openxmlformats.org/markup-compatibility/2006" xmlns:aink="http://schemas.microsoft.com/office/drawing/2016/ink" xmlns:am3d="http://schemas.microsoft.com/office/drawing/2017/model3d" xmlns:o="urn:schemas-microsoft-com:office:office" xmlns:oel="http://schemas.microsoft.com/office/2019/extlst" xmlns:r="http://schemas.openxmlformats.org/officeDocument/2006/relationships" xmlns:m="http://schemas.openxmlformats.org/officeDocument/2006/math" xmlns:v="urn:schemas-microsoft-com:vml" xmlns:wp14="http://schemas.microsoft.com/office/word/2010/wordprocessingDrawing" xmlns:wp="http://schemas.openxmlformats.org/drawingml/2006/wordprocessingDrawing" xmlns:w10="urn:schemas-microsoft-com:office:word" xmlns:w="http://schemas.openxmlformats.org/wordprocessingml/2006/main" xmlns:w14="http://schemas.microsoft.com/office/word/2010/wordml" xmlns:w15="http://schemas.microsoft.com/office/word/2012/wordml" xmlns:w16cex="http://schemas.microsoft.com/office/word/2018/wordml/cex" xmlns:w16cid="http://schemas.microsoft.com/office/word/2016/wordml/cid" xmlns:w16="http://schemas.microsoft.com/office/word/2018/wordml" xmlns:w16sdtdh="http://schemas.microsoft.com/office/word/2020/wordml/sdtdatahash" xmlns:w16se="http://schemas.microsoft.com/office/word/2015/wordml/symex" xmlns:wpg="http://schemas.microsoft.com/office/word/2010/wordprocessingGroup" xmlns:wpi="http://schemas.microsoft.com/office/word/2010/wordprocessingInk" xmlns:wne="http://schemas.microsoft.com/office/word/2006/wordml" xmlns:wps="http://schemas.microsoft.com/office/word/2010/wordprocessingShape" mc:Ignorable="w14 w15 w16se w16cid w16 w16cex w16sdtdh wp14">
   <w:abstractNum w:abstractNumId="0" w15:restartNumberingAfterBreak="0">
-    <w:nsid w:val="130B34F9"/>
+    <w:nsid w:val="20FB779E"/>
     <w:multiLevelType w:val="hybridMultilevel"/>
-    <w:tmpl w:val="DB8E5438"/>
-    <w:lvl w:ilvl="0" w:tplc="62CC9130">
+    <w:tmpl w:val="924ABD12"/>
+    <w:lvl w:ilvl="0" w:tplc="F042DC1A">
       <w:start w:val="1"/>
       <w:numFmt w:val="decimal"/>
       <w:lvlText w:val="%1."/>
@@ -14016,196 +14016,52 @@
         <w:color w:val="A67C27"/>
       </w:rPr>
     </w:lvl>
-    <w:lvl w:ilvl="1" w:tplc="66DA4D60">
+    <w:lvl w:ilvl="1" w:tplc="74C2D272">
       <w:numFmt w:val="decimal"/>
       <w:lvlText w:val=""/>
       <w:lvlJc w:val="left"/>
     </w:lvl>
-    <w:lvl w:ilvl="2" w:tplc="B16AB99C">
+    <w:lvl w:ilvl="2" w:tplc="D9401C08">
       <w:numFmt w:val="decimal"/>
       <w:lvlText w:val=""/>
       <w:lvlJc w:val="left"/>
     </w:lvl>
-    <w:lvl w:ilvl="3" w:tplc="1DB617DC">
+    <w:lvl w:ilvl="3" w:tplc="D7D6C168">
       <w:numFmt w:val="decimal"/>
       <w:lvlText w:val=""/>
       <w:lvlJc w:val="left"/>
     </w:lvl>
-    <w:lvl w:ilvl="4" w:tplc="ABE6048A">
+    <w:lvl w:ilvl="4" w:tplc="4E4630AE">
       <w:numFmt w:val="decimal"/>
       <w:lvlText w:val=""/>
       <w:lvlJc w:val="left"/>
     </w:lvl>
-    <w:lvl w:ilvl="5" w:tplc="92BCC2E0">
+    <w:lvl w:ilvl="5" w:tplc="CDA25B12">
       <w:numFmt w:val="decimal"/>
       <w:lvlText w:val=""/>
       <w:lvlJc w:val="left"/>
     </w:lvl>
-    <w:lvl w:ilvl="6" w:tplc="ADFE6028">
+    <w:lvl w:ilvl="6" w:tplc="59660C42">
       <w:numFmt w:val="decimal"/>
       <w:lvlText w:val=""/>
       <w:lvlJc w:val="left"/>
     </w:lvl>
-    <w:lvl w:ilvl="7" w:tplc="3796C83C">
+    <w:lvl w:ilvl="7" w:tplc="C098188C">
       <w:numFmt w:val="decimal"/>
       <w:lvlText w:val=""/>
       <w:lvlJc w:val="left"/>
     </w:lvl>
-    <w:lvl w:ilvl="8" w:tplc="27E2716C">
+    <w:lvl w:ilvl="8" w:tplc="23D4C2B4">
       <w:numFmt w:val="decimal"/>
       <w:lvlText w:val=""/>
       <w:lvlJc w:val="left"/>
     </w:lvl>
   </w:abstractNum>
   <w:abstractNum w:abstractNumId="1" w15:restartNumberingAfterBreak="0">
-    <w:nsid w:val="2FEB17AD"/>
+    <w:nsid w:val="565A7A32"/>
     <w:multiLevelType w:val="hybridMultilevel"/>
-    <w:tmpl w:val="177EBD4E"/>
-    <w:lvl w:ilvl="0" w:tplc="FF1691F0">
-      <w:start w:val="1"/>
-      <w:numFmt w:val="bullet"/>
-      <w:lvlText w:val="•"/>
-      <w:lvlJc w:val="left"/>
-      <w:pPr>
-        <w:ind w:left="460" w:hanging="280"/>
-      </w:pPr>
-    </w:lvl>
-    <w:lvl w:ilvl="1" w:tplc="24567A82">
-      <w:start w:val="1"/>
-      <w:numFmt w:val="bullet"/>
-      <w:lvlText w:val="–"/>
-      <w:lvlJc w:val="left"/>
-      <w:pPr>
-        <w:ind w:left="900" w:hanging="280"/>
-      </w:pPr>
-    </w:lvl>
-    <w:lvl w:ilvl="2" w:tplc="6E38C46A">
-      <w:numFmt w:val="decimal"/>
-      <w:lvlText w:val=""/>
-      <w:lvlJc w:val="left"/>
-    </w:lvl>
-    <w:lvl w:ilvl="3" w:tplc="C9543A0E">
-      <w:numFmt w:val="decimal"/>
-      <w:lvlText w:val=""/>
-      <w:lvlJc w:val="left"/>
-    </w:lvl>
-    <w:lvl w:ilvl="4" w:tplc="8590803A">
-      <w:numFmt w:val="decimal"/>
-      <w:lvlText w:val=""/>
-      <w:lvlJc w:val="left"/>
-    </w:lvl>
-    <w:lvl w:ilvl="5" w:tplc="A934C690">
-      <w:numFmt w:val="decimal"/>
-      <w:lvlText w:val=""/>
-      <w:lvlJc w:val="left"/>
-    </w:lvl>
-    <w:lvl w:ilvl="6" w:tplc="F7EEFDD2">
-      <w:numFmt w:val="decimal"/>
-      <w:lvlText w:val=""/>
-      <w:lvlJc w:val="left"/>
-    </w:lvl>
-    <w:lvl w:ilvl="7" w:tplc="FBEC2CF2">
-      <w:numFmt w:val="decimal"/>
-      <w:lvlText w:val=""/>
-      <w:lvlJc w:val="left"/>
-    </w:lvl>
-    <w:lvl w:ilvl="8" w:tplc="CBCE577E">
-      <w:numFmt w:val="decimal"/>
-      <w:lvlText w:val=""/>
-      <w:lvlJc w:val="left"/>
-    </w:lvl>
-  </w:abstractNum>
-  <w:abstractNum w:abstractNumId="2" w15:restartNumberingAfterBreak="0">
-    <w:nsid w:val="53220D55"/>
-    <w:multiLevelType w:val="hybridMultilevel"/>
-    <w:tmpl w:val="71007750"/>
-    <w:lvl w:ilvl="0" w:tplc="9CA26B5E">
-      <w:start w:val="1"/>
-      <w:numFmt w:val="bullet"/>
-      <w:lvlText w:val="●"/>
-      <w:lvlJc w:val="left"/>
-      <w:pPr>
-        <w:ind w:left="720" w:hanging="360"/>
-      </w:pPr>
-    </w:lvl>
-    <w:lvl w:ilvl="1" w:tplc="835E221C">
-      <w:start w:val="1"/>
-      <w:numFmt w:val="bullet"/>
-      <w:lvlText w:val="○"/>
-      <w:lvlJc w:val="left"/>
-      <w:pPr>
-        <w:ind w:left="1440" w:hanging="360"/>
-      </w:pPr>
-    </w:lvl>
-    <w:lvl w:ilvl="2" w:tplc="F7C86A50">
-      <w:start w:val="1"/>
-      <w:numFmt w:val="bullet"/>
-      <w:lvlText w:val="■"/>
-      <w:lvlJc w:val="left"/>
-      <w:pPr>
-        <w:ind w:left="2160" w:hanging="360"/>
-      </w:pPr>
-    </w:lvl>
-    <w:lvl w:ilvl="3" w:tplc="0BC61D60">
-      <w:start w:val="1"/>
-      <w:numFmt w:val="bullet"/>
-      <w:lvlText w:val="●"/>
-      <w:lvlJc w:val="left"/>
-      <w:pPr>
-        <w:ind w:left="2880" w:hanging="360"/>
-      </w:pPr>
-    </w:lvl>
-    <w:lvl w:ilvl="4" w:tplc="3E769208">
-      <w:start w:val="1"/>
-      <w:numFmt w:val="bullet"/>
-      <w:lvlText w:val="○"/>
-      <w:lvlJc w:val="left"/>
-      <w:pPr>
-        <w:ind w:left="3600" w:hanging="360"/>
-      </w:pPr>
-    </w:lvl>
-    <w:lvl w:ilvl="5" w:tplc="C01EB094">
-      <w:start w:val="1"/>
-      <w:numFmt w:val="bullet"/>
-      <w:lvlText w:val="■"/>
-      <w:lvlJc w:val="left"/>
-      <w:pPr>
-        <w:ind w:left="4320" w:hanging="360"/>
-      </w:pPr>
-    </w:lvl>
-    <w:lvl w:ilvl="6" w:tplc="897A70CE">
-      <w:start w:val="1"/>
-      <w:numFmt w:val="bullet"/>
-      <w:lvlText w:val="●"/>
-      <w:lvlJc w:val="left"/>
-      <w:pPr>
-        <w:ind w:left="5040" w:hanging="360"/>
-      </w:pPr>
-    </w:lvl>
-    <w:lvl w:ilvl="7" w:tplc="F00CB5BC">
-      <w:start w:val="1"/>
-      <w:numFmt w:val="bullet"/>
-      <w:lvlText w:val="●"/>
-      <w:lvlJc w:val="left"/>
-      <w:pPr>
-        <w:ind w:left="5760" w:hanging="360"/>
-      </w:pPr>
-    </w:lvl>
-    <w:lvl w:ilvl="8" w:tplc="7922894C">
-      <w:start w:val="1"/>
-      <w:numFmt w:val="bullet"/>
-      <w:lvlText w:val="●"/>
-      <w:lvlJc w:val="left"/>
-      <w:pPr>
-        <w:ind w:left="6480" w:hanging="360"/>
-      </w:pPr>
-    </w:lvl>
-  </w:abstractNum>
-  <w:abstractNum w:abstractNumId="3" w15:restartNumberingAfterBreak="0">
-    <w:nsid w:val="608A504D"/>
-    <w:multiLevelType w:val="hybridMultilevel"/>
-    <w:tmpl w:val="A7D63E14"/>
-    <w:lvl w:ilvl="0" w:tplc="09E263B0">
+    <w:tmpl w:val="4A400548"/>
+    <w:lvl w:ilvl="0" w:tplc="E83ABEE6">
       <w:start w:val="1"/>
       <w:numFmt w:val="decimal"/>
       <w:lvlText w:val="%1."/>
@@ -14219,67 +14075,211 @@
         <w:color w:val="A67C27"/>
       </w:rPr>
     </w:lvl>
-    <w:lvl w:ilvl="1" w:tplc="D0166DAE">
+    <w:lvl w:ilvl="1" w:tplc="2CBED89C">
       <w:numFmt w:val="decimal"/>
       <w:lvlText w:val=""/>
       <w:lvlJc w:val="left"/>
     </w:lvl>
-    <w:lvl w:ilvl="2" w:tplc="0D54CCBC">
+    <w:lvl w:ilvl="2" w:tplc="7944AFFE">
       <w:numFmt w:val="decimal"/>
       <w:lvlText w:val=""/>
       <w:lvlJc w:val="left"/>
     </w:lvl>
-    <w:lvl w:ilvl="3" w:tplc="C5F4AF68">
+    <w:lvl w:ilvl="3" w:tplc="46DAA1BA">
       <w:numFmt w:val="decimal"/>
       <w:lvlText w:val=""/>
       <w:lvlJc w:val="left"/>
     </w:lvl>
-    <w:lvl w:ilvl="4" w:tplc="BEBE369E">
+    <w:lvl w:ilvl="4" w:tplc="F36ACF9A">
       <w:numFmt w:val="decimal"/>
       <w:lvlText w:val=""/>
       <w:lvlJc w:val="left"/>
     </w:lvl>
-    <w:lvl w:ilvl="5" w:tplc="A6E29D9E">
+    <w:lvl w:ilvl="5" w:tplc="00E227BC">
       <w:numFmt w:val="decimal"/>
       <w:lvlText w:val=""/>
       <w:lvlJc w:val="left"/>
     </w:lvl>
-    <w:lvl w:ilvl="6" w:tplc="30ACBA0E">
+    <w:lvl w:ilvl="6" w:tplc="A0C406EC">
       <w:numFmt w:val="decimal"/>
       <w:lvlText w:val=""/>
       <w:lvlJc w:val="left"/>
     </w:lvl>
-    <w:lvl w:ilvl="7" w:tplc="346C7AE2">
+    <w:lvl w:ilvl="7" w:tplc="C7EC26F6">
       <w:numFmt w:val="decimal"/>
       <w:lvlText w:val=""/>
       <w:lvlJc w:val="left"/>
     </w:lvl>
-    <w:lvl w:ilvl="8" w:tplc="9F4A4506">
+    <w:lvl w:ilvl="8" w:tplc="1FFEA1BC">
       <w:numFmt w:val="decimal"/>
       <w:lvlText w:val=""/>
       <w:lvlJc w:val="left"/>
     </w:lvl>
   </w:abstractNum>
-  <w:num w:numId="1" w16cid:durableId="1379008775">
+  <w:abstractNum w:abstractNumId="2" w15:restartNumberingAfterBreak="0">
+    <w:nsid w:val="719A020B"/>
+    <w:multiLevelType w:val="hybridMultilevel"/>
+    <w:tmpl w:val="25300636"/>
+    <w:lvl w:ilvl="0" w:tplc="7E749F42">
+      <w:start w:val="1"/>
+      <w:numFmt w:val="bullet"/>
+      <w:lvlText w:val="●"/>
+      <w:lvlJc w:val="left"/>
+      <w:pPr>
+        <w:ind w:left="720" w:hanging="360"/>
+      </w:pPr>
+    </w:lvl>
+    <w:lvl w:ilvl="1" w:tplc="375C55B8">
+      <w:start w:val="1"/>
+      <w:numFmt w:val="bullet"/>
+      <w:lvlText w:val="○"/>
+      <w:lvlJc w:val="left"/>
+      <w:pPr>
+        <w:ind w:left="1440" w:hanging="360"/>
+      </w:pPr>
+    </w:lvl>
+    <w:lvl w:ilvl="2" w:tplc="CD304C12">
+      <w:start w:val="1"/>
+      <w:numFmt w:val="bullet"/>
+      <w:lvlText w:val="■"/>
+      <w:lvlJc w:val="left"/>
+      <w:pPr>
+        <w:ind w:left="2160" w:hanging="360"/>
+      </w:pPr>
+    </w:lvl>
+    <w:lvl w:ilvl="3" w:tplc="A9629C26">
+      <w:start w:val="1"/>
+      <w:numFmt w:val="bullet"/>
+      <w:lvlText w:val="●"/>
+      <w:lvlJc w:val="left"/>
+      <w:pPr>
+        <w:ind w:left="2880" w:hanging="360"/>
+      </w:pPr>
+    </w:lvl>
+    <w:lvl w:ilvl="4" w:tplc="01347350">
+      <w:start w:val="1"/>
+      <w:numFmt w:val="bullet"/>
+      <w:lvlText w:val="○"/>
+      <w:lvlJc w:val="left"/>
+      <w:pPr>
+        <w:ind w:left="3600" w:hanging="360"/>
+      </w:pPr>
+    </w:lvl>
+    <w:lvl w:ilvl="5" w:tplc="56E4D19C">
+      <w:start w:val="1"/>
+      <w:numFmt w:val="bullet"/>
+      <w:lvlText w:val="■"/>
+      <w:lvlJc w:val="left"/>
+      <w:pPr>
+        <w:ind w:left="4320" w:hanging="360"/>
+      </w:pPr>
+    </w:lvl>
+    <w:lvl w:ilvl="6" w:tplc="DE3ADD70">
+      <w:start w:val="1"/>
+      <w:numFmt w:val="bullet"/>
+      <w:lvlText w:val="●"/>
+      <w:lvlJc w:val="left"/>
+      <w:pPr>
+        <w:ind w:left="5040" w:hanging="360"/>
+      </w:pPr>
+    </w:lvl>
+    <w:lvl w:ilvl="7" w:tplc="D65AD300">
+      <w:start w:val="1"/>
+      <w:numFmt w:val="bullet"/>
+      <w:lvlText w:val="●"/>
+      <w:lvlJc w:val="left"/>
+      <w:pPr>
+        <w:ind w:left="5760" w:hanging="360"/>
+      </w:pPr>
+    </w:lvl>
+    <w:lvl w:ilvl="8" w:tplc="5EDC886C">
+      <w:start w:val="1"/>
+      <w:numFmt w:val="bullet"/>
+      <w:lvlText w:val="●"/>
+      <w:lvlJc w:val="left"/>
+      <w:pPr>
+        <w:ind w:left="6480" w:hanging="360"/>
+      </w:pPr>
+    </w:lvl>
+  </w:abstractNum>
+  <w:abstractNum w:abstractNumId="3" w15:restartNumberingAfterBreak="0">
+    <w:nsid w:val="7C257D61"/>
+    <w:multiLevelType w:val="hybridMultilevel"/>
+    <w:tmpl w:val="6DACD3F2"/>
+    <w:lvl w:ilvl="0" w:tplc="95F07B64">
+      <w:start w:val="1"/>
+      <w:numFmt w:val="bullet"/>
+      <w:lvlText w:val="•"/>
+      <w:lvlJc w:val="left"/>
+      <w:pPr>
+        <w:ind w:left="460" w:hanging="280"/>
+      </w:pPr>
+    </w:lvl>
+    <w:lvl w:ilvl="1" w:tplc="52C26A38">
+      <w:start w:val="1"/>
+      <w:numFmt w:val="bullet"/>
+      <w:lvlText w:val="–"/>
+      <w:lvlJc w:val="left"/>
+      <w:pPr>
+        <w:ind w:left="900" w:hanging="280"/>
+      </w:pPr>
+    </w:lvl>
+    <w:lvl w:ilvl="2" w:tplc="7AAA63E4">
+      <w:numFmt w:val="decimal"/>
+      <w:lvlText w:val=""/>
+      <w:lvlJc w:val="left"/>
+    </w:lvl>
+    <w:lvl w:ilvl="3" w:tplc="8084B0BA">
+      <w:numFmt w:val="decimal"/>
+      <w:lvlText w:val=""/>
+      <w:lvlJc w:val="left"/>
+    </w:lvl>
+    <w:lvl w:ilvl="4" w:tplc="69928D74">
+      <w:numFmt w:val="decimal"/>
+      <w:lvlText w:val=""/>
+      <w:lvlJc w:val="left"/>
+    </w:lvl>
+    <w:lvl w:ilvl="5" w:tplc="FFC4B76A">
+      <w:numFmt w:val="decimal"/>
+      <w:lvlText w:val=""/>
+      <w:lvlJc w:val="left"/>
+    </w:lvl>
+    <w:lvl w:ilvl="6" w:tplc="F95A91B4">
+      <w:numFmt w:val="decimal"/>
+      <w:lvlText w:val=""/>
+      <w:lvlJc w:val="left"/>
+    </w:lvl>
+    <w:lvl w:ilvl="7" w:tplc="30601CD8">
+      <w:numFmt w:val="decimal"/>
+      <w:lvlText w:val=""/>
+      <w:lvlJc w:val="left"/>
+    </w:lvl>
+    <w:lvl w:ilvl="8" w:tplc="CC64D5E4">
+      <w:numFmt w:val="decimal"/>
+      <w:lvlText w:val=""/>
+      <w:lvlJc w:val="left"/>
+    </w:lvl>
+  </w:abstractNum>
+  <w:num w:numId="1" w16cid:durableId="2067877789">
     <w:abstractNumId w:val="2"/>
     <w:lvlOverride w:ilvl="0">
       <w:startOverride w:val="1"/>
     </w:lvlOverride>
   </w:num>
-  <w:num w:numId="2" w16cid:durableId="368535872">
+  <w:num w:numId="2" w16cid:durableId="343674750">
+    <w:abstractNumId w:val="3"/>
+    <w:lvlOverride w:ilvl="0">
+      <w:startOverride w:val="1"/>
+    </w:lvlOverride>
+  </w:num>
+  <w:num w:numId="3" w16cid:durableId="134958701">
     <w:abstractNumId w:val="1"/>
     <w:lvlOverride w:ilvl="0">
       <w:startOverride w:val="1"/>
     </w:lvlOverride>
   </w:num>
-  <w:num w:numId="3" w16cid:durableId="1303390054">
+  <w:num w:numId="4" w16cid:durableId="566916877">
     <w:abstractNumId w:val="0"/>
-    <w:lvlOverride w:ilvl="0">
-      <w:startOverride w:val="1"/>
-    </w:lvlOverride>
-  </w:num>
-  <w:num w:numId="4" w16cid:durableId="1140882016">
-    <w:abstractNumId w:val="3"/>
     <w:lvlOverride w:ilvl="0">
       <w:startOverride w:val="1"/>
     </w:lvlOverride>
@@ -14904,7 +14904,7 @@
     <w:autoRedefine/>
     <w:uiPriority w:val="39"/>
     <w:unhideWhenUsed/>
-    <w:rsid w:val="00771524"/>
+    <w:rsid w:val="00F000A8"/>
     <w:pPr>
       <w:spacing w:after="100"/>
     </w:pPr>
@@ -14916,7 +14916,7 @@
     <w:autoRedefine/>
     <w:uiPriority w:val="39"/>
     <w:unhideWhenUsed/>
-    <w:rsid w:val="00771524"/>
+    <w:rsid w:val="00F000A8"/>
     <w:pPr>
       <w:spacing w:after="100"/>
       <w:ind w:left="210"/>

--- a/docs/manuals/RA_Training_Programme_and_Facilitator_Guide.docx
+++ b/docs/manuals/RA_Training_Programme_and_Facilitator_Guide.docx
@@ -69,7 +69,7 @@
           <w:left w:w="10" w:type="dxa"/>
           <w:right w:w="10" w:type="dxa"/>
         </w:tblCellMar>
-        <w:tblLook w:val="04A0" w:firstRow="1" w:lastRow="0" w:firstColumn="1" w:lastColumn="0" w:noHBand="0" w:noVBand="1"/>
+        <w:tblLook w:val="0000" w:firstRow="0" w:lastRow="0" w:firstColumn="0" w:lastColumn="0" w:noHBand="0" w:noVBand="0"/>
       </w:tblPr>
       <w:tblGrid>
         <w:gridCol w:w="2300"/>
@@ -412,7 +412,7 @@
                 <w:sz w:val="19"/>
                 <w:szCs w:val="19"/>
               </w:rPr>
-              <w:t>0773943709 · abffst.research.cut@gmail.com</w:t>
+              <w:t>0773943709 · abffst.research@gmail.com</w:t>
             </w:r>
           </w:p>
         </w:tc>
@@ -469,7 +469,7 @@
                 <w:sz w:val="19"/>
                 <w:szCs w:val="19"/>
               </w:rPr>
-              <w:t>Version 1.9 · 22 September 2026</w:t>
+              <w:t>Version 1.10 · 22 September 2026</w:t>
             </w:r>
           </w:p>
         </w:tc>
@@ -538,7 +538,7 @@
     <w:sdt>
       <w:sdtPr>
         <w:alias w:val="Contents"/>
-        <w:id w:val="-1089306779"/>
+        <w:id w:val="1816677661"/>
       </w:sdtPr>
       <w:sdtEndPr/>
       <w:sdtContent>
@@ -567,7 +567,7 @@
           <w:r>
             <w:fldChar w:fldCharType="separate"/>
           </w:r>
-          <w:hyperlink w:anchor="_Toc240960641" w:history="1">
+          <w:hyperlink w:anchor="_Toc240975671" w:history="1">
             <w:r>
               <w:rPr>
                 <w:rStyle w:val="Hyperlink"/>
@@ -591,7 +591,7 @@
               <w:rPr>
                 <w:noProof/>
               </w:rPr>
-              <w:instrText xml:space="preserve"> PAGEREF _Toc240960641 \h </w:instrText>
+              <w:instrText xml:space="preserve"> PAGEREF _Toc240975671 \h </w:instrText>
             </w:r>
             <w:r>
               <w:rPr>
@@ -634,7 +634,7 @@
               <w14:ligatures w14:val="standardContextual"/>
             </w:rPr>
           </w:pPr>
-          <w:hyperlink w:anchor="_Toc240960642" w:history="1">
+          <w:hyperlink w:anchor="_Toc240975672" w:history="1">
             <w:r>
               <w:rPr>
                 <w:rStyle w:val="Hyperlink"/>
@@ -658,7 +658,7 @@
               <w:rPr>
                 <w:noProof/>
               </w:rPr>
-              <w:instrText xml:space="preserve"> PAGEREF _Toc240960642 \h </w:instrText>
+              <w:instrText xml:space="preserve"> PAGEREF _Toc240975672 \h </w:instrText>
             </w:r>
             <w:r>
               <w:rPr>
@@ -701,7 +701,7 @@
               <w14:ligatures w14:val="standardContextual"/>
             </w:rPr>
           </w:pPr>
-          <w:hyperlink w:anchor="_Toc240960643" w:history="1">
+          <w:hyperlink w:anchor="_Toc240975673" w:history="1">
             <w:r>
               <w:rPr>
                 <w:rStyle w:val="Hyperlink"/>
@@ -725,7 +725,7 @@
               <w:rPr>
                 <w:noProof/>
               </w:rPr>
-              <w:instrText xml:space="preserve"> PAGEREF _Toc240960643 \h </w:instrText>
+              <w:instrText xml:space="preserve"> PAGEREF _Toc240975673 \h </w:instrText>
             </w:r>
             <w:r>
               <w:rPr>
@@ -768,7 +768,7 @@
               <w14:ligatures w14:val="standardContextual"/>
             </w:rPr>
           </w:pPr>
-          <w:hyperlink w:anchor="_Toc240960644" w:history="1">
+          <w:hyperlink w:anchor="_Toc240975674" w:history="1">
             <w:r>
               <w:rPr>
                 <w:rStyle w:val="Hyperlink"/>
@@ -792,7 +792,7 @@
               <w:rPr>
                 <w:noProof/>
               </w:rPr>
-              <w:instrText xml:space="preserve"> PAGEREF _Toc240960644 \h </w:instrText>
+              <w:instrText xml:space="preserve"> PAGEREF _Toc240975674 \h </w:instrText>
             </w:r>
             <w:r>
               <w:rPr>
@@ -835,7 +835,7 @@
               <w14:ligatures w14:val="standardContextual"/>
             </w:rPr>
           </w:pPr>
-          <w:hyperlink w:anchor="_Toc240960645" w:history="1">
+          <w:hyperlink w:anchor="_Toc240975675" w:history="1">
             <w:r>
               <w:rPr>
                 <w:rStyle w:val="Hyperlink"/>
@@ -859,7 +859,7 @@
               <w:rPr>
                 <w:noProof/>
               </w:rPr>
-              <w:instrText xml:space="preserve"> PAGEREF _Toc240960645 \h </w:instrText>
+              <w:instrText xml:space="preserve"> PAGEREF _Toc240975675 \h </w:instrText>
             </w:r>
             <w:r>
               <w:rPr>
@@ -902,7 +902,7 @@
               <w14:ligatures w14:val="standardContextual"/>
             </w:rPr>
           </w:pPr>
-          <w:hyperlink w:anchor="_Toc240960646" w:history="1">
+          <w:hyperlink w:anchor="_Toc240975676" w:history="1">
             <w:r>
               <w:rPr>
                 <w:rStyle w:val="Hyperlink"/>
@@ -926,7 +926,7 @@
               <w:rPr>
                 <w:noProof/>
               </w:rPr>
-              <w:instrText xml:space="preserve"> PAGEREF _Toc240960646 \h </w:instrText>
+              <w:instrText xml:space="preserve"> PAGEREF _Toc240975676 \h </w:instrText>
             </w:r>
             <w:r>
               <w:rPr>
@@ -969,7 +969,7 @@
               <w14:ligatures w14:val="standardContextual"/>
             </w:rPr>
           </w:pPr>
-          <w:hyperlink w:anchor="_Toc240960647" w:history="1">
+          <w:hyperlink w:anchor="_Toc240975677" w:history="1">
             <w:r>
               <w:rPr>
                 <w:rStyle w:val="Hyperlink"/>
@@ -993,7 +993,7 @@
               <w:rPr>
                 <w:noProof/>
               </w:rPr>
-              <w:instrText xml:space="preserve"> PAGEREF _Toc240960647 \h </w:instrText>
+              <w:instrText xml:space="preserve"> PAGEREF _Toc240975677 \h </w:instrText>
             </w:r>
             <w:r>
               <w:rPr>
@@ -1036,7 +1036,7 @@
               <w14:ligatures w14:val="standardContextual"/>
             </w:rPr>
           </w:pPr>
-          <w:hyperlink w:anchor="_Toc240960648" w:history="1">
+          <w:hyperlink w:anchor="_Toc240975678" w:history="1">
             <w:r>
               <w:rPr>
                 <w:rStyle w:val="Hyperlink"/>
@@ -1060,7 +1060,7 @@
               <w:rPr>
                 <w:noProof/>
               </w:rPr>
-              <w:instrText xml:space="preserve"> PAGEREF _Toc240960648 \h </w:instrText>
+              <w:instrText xml:space="preserve"> PAGEREF _Toc240975678 \h </w:instrText>
             </w:r>
             <w:r>
               <w:rPr>
@@ -1103,7 +1103,7 @@
               <w14:ligatures w14:val="standardContextual"/>
             </w:rPr>
           </w:pPr>
-          <w:hyperlink w:anchor="_Toc240960649" w:history="1">
+          <w:hyperlink w:anchor="_Toc240975679" w:history="1">
             <w:r>
               <w:rPr>
                 <w:rStyle w:val="Hyperlink"/>
@@ -1127,7 +1127,7 @@
               <w:rPr>
                 <w:noProof/>
               </w:rPr>
-              <w:instrText xml:space="preserve"> PAGEREF _Toc240960649 \h </w:instrText>
+              <w:instrText xml:space="preserve"> PAGEREF _Toc240975679 \h </w:instrText>
             </w:r>
             <w:r>
               <w:rPr>
@@ -1170,7 +1170,7 @@
               <w14:ligatures w14:val="standardContextual"/>
             </w:rPr>
           </w:pPr>
-          <w:hyperlink w:anchor="_Toc240960650" w:history="1">
+          <w:hyperlink w:anchor="_Toc240975680" w:history="1">
             <w:r>
               <w:rPr>
                 <w:rStyle w:val="Hyperlink"/>
@@ -1194,7 +1194,7 @@
               <w:rPr>
                 <w:noProof/>
               </w:rPr>
-              <w:instrText xml:space="preserve"> PAGEREF _Toc240960650 \h </w:instrText>
+              <w:instrText xml:space="preserve"> PAGEREF _Toc240975680 \h </w:instrText>
             </w:r>
             <w:r>
               <w:rPr>
@@ -1237,7 +1237,7 @@
               <w14:ligatures w14:val="standardContextual"/>
             </w:rPr>
           </w:pPr>
-          <w:hyperlink w:anchor="_Toc240960651" w:history="1">
+          <w:hyperlink w:anchor="_Toc240975681" w:history="1">
             <w:r>
               <w:rPr>
                 <w:rStyle w:val="Hyperlink"/>
@@ -1261,7 +1261,7 @@
               <w:rPr>
                 <w:noProof/>
               </w:rPr>
-              <w:instrText xml:space="preserve"> PAGEREF _Toc240960651 \h </w:instrText>
+              <w:instrText xml:space="preserve"> PAGEREF _Toc240975681 \h </w:instrText>
             </w:r>
             <w:r>
               <w:rPr>
@@ -1304,7 +1304,7 @@
               <w14:ligatures w14:val="standardContextual"/>
             </w:rPr>
           </w:pPr>
-          <w:hyperlink w:anchor="_Toc240960652" w:history="1">
+          <w:hyperlink w:anchor="_Toc240975682" w:history="1">
             <w:r>
               <w:rPr>
                 <w:rStyle w:val="Hyperlink"/>
@@ -1328,7 +1328,7 @@
               <w:rPr>
                 <w:noProof/>
               </w:rPr>
-              <w:instrText xml:space="preserve"> PAGEREF _Toc240960652 \h </w:instrText>
+              <w:instrText xml:space="preserve"> PAGEREF _Toc240975682 \h </w:instrText>
             </w:r>
             <w:r>
               <w:rPr>
@@ -1371,7 +1371,7 @@
               <w14:ligatures w14:val="standardContextual"/>
             </w:rPr>
           </w:pPr>
-          <w:hyperlink w:anchor="_Toc240960653" w:history="1">
+          <w:hyperlink w:anchor="_Toc240975683" w:history="1">
             <w:r>
               <w:rPr>
                 <w:rStyle w:val="Hyperlink"/>
@@ -1395,7 +1395,7 @@
               <w:rPr>
                 <w:noProof/>
               </w:rPr>
-              <w:instrText xml:space="preserve"> PAGEREF _Toc240960653 \h </w:instrText>
+              <w:instrText xml:space="preserve"> PAGEREF _Toc240975683 \h </w:instrText>
             </w:r>
             <w:r>
               <w:rPr>
@@ -1438,7 +1438,7 @@
               <w14:ligatures w14:val="standardContextual"/>
             </w:rPr>
           </w:pPr>
-          <w:hyperlink w:anchor="_Toc240960654" w:history="1">
+          <w:hyperlink w:anchor="_Toc240975684" w:history="1">
             <w:r>
               <w:rPr>
                 <w:rStyle w:val="Hyperlink"/>
@@ -1462,7 +1462,7 @@
               <w:rPr>
                 <w:noProof/>
               </w:rPr>
-              <w:instrText xml:space="preserve"> PAGEREF _Toc240960654 \h </w:instrText>
+              <w:instrText xml:space="preserve"> PAGEREF _Toc240975684 \h </w:instrText>
             </w:r>
             <w:r>
               <w:rPr>
@@ -1505,7 +1505,7 @@
               <w14:ligatures w14:val="standardContextual"/>
             </w:rPr>
           </w:pPr>
-          <w:hyperlink w:anchor="_Toc240960655" w:history="1">
+          <w:hyperlink w:anchor="_Toc240975685" w:history="1">
             <w:r>
               <w:rPr>
                 <w:rStyle w:val="Hyperlink"/>
@@ -1529,7 +1529,7 @@
               <w:rPr>
                 <w:noProof/>
               </w:rPr>
-              <w:instrText xml:space="preserve"> PAGEREF _Toc240960655 \h </w:instrText>
+              <w:instrText xml:space="preserve"> PAGEREF _Toc240975685 \h </w:instrText>
             </w:r>
             <w:r>
               <w:rPr>
@@ -1572,7 +1572,7 @@
               <w14:ligatures w14:val="standardContextual"/>
             </w:rPr>
           </w:pPr>
-          <w:hyperlink w:anchor="_Toc240960656" w:history="1">
+          <w:hyperlink w:anchor="_Toc240975686" w:history="1">
             <w:r>
               <w:rPr>
                 <w:rStyle w:val="Hyperlink"/>
@@ -1596,7 +1596,7 @@
               <w:rPr>
                 <w:noProof/>
               </w:rPr>
-              <w:instrText xml:space="preserve"> PAGEREF _Toc240960656 \h </w:instrText>
+              <w:instrText xml:space="preserve"> PAGEREF _Toc240975686 \h </w:instrText>
             </w:r>
             <w:r>
               <w:rPr>
@@ -1639,7 +1639,7 @@
               <w14:ligatures w14:val="standardContextual"/>
             </w:rPr>
           </w:pPr>
-          <w:hyperlink w:anchor="_Toc240960657" w:history="1">
+          <w:hyperlink w:anchor="_Toc240975687" w:history="1">
             <w:r>
               <w:rPr>
                 <w:rStyle w:val="Hyperlink"/>
@@ -1663,7 +1663,7 @@
               <w:rPr>
                 <w:noProof/>
               </w:rPr>
-              <w:instrText xml:space="preserve"> PAGEREF _Toc240960657 \h </w:instrText>
+              <w:instrText xml:space="preserve"> PAGEREF _Toc240975687 \h </w:instrText>
             </w:r>
             <w:r>
               <w:rPr>
@@ -1706,7 +1706,7 @@
               <w14:ligatures w14:val="standardContextual"/>
             </w:rPr>
           </w:pPr>
-          <w:hyperlink w:anchor="_Toc240960658" w:history="1">
+          <w:hyperlink w:anchor="_Toc240975688" w:history="1">
             <w:r>
               <w:rPr>
                 <w:rStyle w:val="Hyperlink"/>
@@ -1730,7 +1730,7 @@
               <w:rPr>
                 <w:noProof/>
               </w:rPr>
-              <w:instrText xml:space="preserve"> PAGEREF _Toc240960658 \h </w:instrText>
+              <w:instrText xml:space="preserve"> PAGEREF _Toc240975688 \h </w:instrText>
             </w:r>
             <w:r>
               <w:rPr>
@@ -1773,7 +1773,7 @@
               <w14:ligatures w14:val="standardContextual"/>
             </w:rPr>
           </w:pPr>
-          <w:hyperlink w:anchor="_Toc240960659" w:history="1">
+          <w:hyperlink w:anchor="_Toc240975689" w:history="1">
             <w:r>
               <w:rPr>
                 <w:rStyle w:val="Hyperlink"/>
@@ -1797,7 +1797,7 @@
               <w:rPr>
                 <w:noProof/>
               </w:rPr>
-              <w:instrText xml:space="preserve"> PAGEREF _Toc240960659 \h </w:instrText>
+              <w:instrText xml:space="preserve"> PAGEREF _Toc240975689 \h </w:instrText>
             </w:r>
             <w:r>
               <w:rPr>
@@ -1840,7 +1840,7 @@
               <w14:ligatures w14:val="standardContextual"/>
             </w:rPr>
           </w:pPr>
-          <w:hyperlink w:anchor="_Toc240960660" w:history="1">
+          <w:hyperlink w:anchor="_Toc240975690" w:history="1">
             <w:r>
               <w:rPr>
                 <w:rStyle w:val="Hyperlink"/>
@@ -1864,7 +1864,7 @@
               <w:rPr>
                 <w:noProof/>
               </w:rPr>
-              <w:instrText xml:space="preserve"> PAGEREF _Toc240960660 \h </w:instrText>
+              <w:instrText xml:space="preserve"> PAGEREF _Toc240975690 \h </w:instrText>
             </w:r>
             <w:r>
               <w:rPr>
@@ -1907,7 +1907,7 @@
               <w14:ligatures w14:val="standardContextual"/>
             </w:rPr>
           </w:pPr>
-          <w:hyperlink w:anchor="_Toc240960661" w:history="1">
+          <w:hyperlink w:anchor="_Toc240975691" w:history="1">
             <w:r>
               <w:rPr>
                 <w:rStyle w:val="Hyperlink"/>
@@ -1931,7 +1931,7 @@
               <w:rPr>
                 <w:noProof/>
               </w:rPr>
-              <w:instrText xml:space="preserve"> PAGEREF _Toc240960661 \h </w:instrText>
+              <w:instrText xml:space="preserve"> PAGEREF _Toc240975691 \h </w:instrText>
             </w:r>
             <w:r>
               <w:rPr>
@@ -1974,7 +1974,7 @@
               <w14:ligatures w14:val="standardContextual"/>
             </w:rPr>
           </w:pPr>
-          <w:hyperlink w:anchor="_Toc240960662" w:history="1">
+          <w:hyperlink w:anchor="_Toc240975692" w:history="1">
             <w:r>
               <w:rPr>
                 <w:rStyle w:val="Hyperlink"/>
@@ -1998,7 +1998,7 @@
               <w:rPr>
                 <w:noProof/>
               </w:rPr>
-              <w:instrText xml:space="preserve"> PAGEREF _Toc240960662 \h </w:instrText>
+              <w:instrText xml:space="preserve"> PAGEREF _Toc240975692 \h </w:instrText>
             </w:r>
             <w:r>
               <w:rPr>
@@ -2041,7 +2041,7 @@
               <w14:ligatures w14:val="standardContextual"/>
             </w:rPr>
           </w:pPr>
-          <w:hyperlink w:anchor="_Toc240960663" w:history="1">
+          <w:hyperlink w:anchor="_Toc240975693" w:history="1">
             <w:r>
               <w:rPr>
                 <w:rStyle w:val="Hyperlink"/>
@@ -2065,7 +2065,7 @@
               <w:rPr>
                 <w:noProof/>
               </w:rPr>
-              <w:instrText xml:space="preserve"> PAGEREF _Toc240960663 \h </w:instrText>
+              <w:instrText xml:space="preserve"> PAGEREF _Toc240975693 \h </w:instrText>
             </w:r>
             <w:r>
               <w:rPr>
@@ -2108,7 +2108,7 @@
               <w14:ligatures w14:val="standardContextual"/>
             </w:rPr>
           </w:pPr>
-          <w:hyperlink w:anchor="_Toc240960664" w:history="1">
+          <w:hyperlink w:anchor="_Toc240975694" w:history="1">
             <w:r>
               <w:rPr>
                 <w:rStyle w:val="Hyperlink"/>
@@ -2132,7 +2132,7 @@
               <w:rPr>
                 <w:noProof/>
               </w:rPr>
-              <w:instrText xml:space="preserve"> PAGEREF _Toc240960664 \h </w:instrText>
+              <w:instrText xml:space="preserve"> PAGEREF _Toc240975694 \h </w:instrText>
             </w:r>
             <w:r>
               <w:rPr>
@@ -2171,7 +2171,7 @@
         <w:pStyle w:val="Heading1"/>
         <w:pageBreakBefore/>
       </w:pPr>
-      <w:bookmarkStart w:id="0" w:name="_Toc240960641"/>
+      <w:bookmarkStart w:id="0" w:name="_Toc240975671"/>
       <w:r>
         <w:lastRenderedPageBreak/>
         <w:t>1. Programme overview</w:t>
@@ -2201,7 +2201,7 @@
           <w:left w:w="10" w:type="dxa"/>
           <w:right w:w="10" w:type="dxa"/>
         </w:tblCellMar>
-        <w:tblLook w:val="04A0" w:firstRow="1" w:lastRow="0" w:firstColumn="1" w:lastColumn="0" w:noHBand="0" w:noVBand="1"/>
+        <w:tblLook w:val="0000" w:firstRow="0" w:lastRow="0" w:firstColumn="0" w:lastColumn="0" w:noHBand="0" w:noVBand="0"/>
       </w:tblPr>
       <w:tblGrid>
         <w:gridCol w:w="2824"/>
@@ -2577,7 +2577,7 @@
       <w:pPr>
         <w:pStyle w:val="Heading2"/>
       </w:pPr>
-      <w:bookmarkStart w:id="1" w:name="_Toc240960642"/>
+      <w:bookmarkStart w:id="1" w:name="_Toc240975672"/>
       <w:r>
         <w:t>1.1 Learning objectives</w:t>
       </w:r>
@@ -2678,7 +2678,7 @@
       <w:pPr>
         <w:pStyle w:val="Heading2"/>
       </w:pPr>
-      <w:bookmarkStart w:id="2" w:name="_Toc240960643"/>
+      <w:bookmarkStart w:id="2" w:name="_Toc240975673"/>
       <w:r>
         <w:t>1.2 Before the training (facilitator checklist)</w:t>
       </w:r>
@@ -2699,7 +2699,7 @@
           <w:left w:w="10" w:type="dxa"/>
           <w:right w:w="10" w:type="dxa"/>
         </w:tblCellMar>
-        <w:tblLook w:val="04A0" w:firstRow="1" w:lastRow="0" w:firstColumn="1" w:lastColumn="0" w:noHBand="0" w:noVBand="1"/>
+        <w:tblLook w:val="0000" w:firstRow="0" w:lastRow="0" w:firstColumn="0" w:lastColumn="0" w:noHBand="0" w:noVBand="0"/>
       </w:tblPr>
       <w:tblGrid>
         <w:gridCol w:w="1694"/>
@@ -3214,7 +3214,7 @@
       <w:pPr>
         <w:pStyle w:val="Heading2"/>
       </w:pPr>
-      <w:bookmarkStart w:id="3" w:name="_Toc240960644"/>
+      <w:bookmarkStart w:id="3" w:name="_Toc240975674"/>
       <w:r>
         <w:t>1.3 The practice environment</w:t>
       </w:r>
@@ -3288,7 +3288,7 @@
           <w:left w:w="10" w:type="dxa"/>
           <w:right w:w="10" w:type="dxa"/>
         </w:tblCellMar>
-        <w:tblLook w:val="04A0" w:firstRow="1" w:lastRow="0" w:firstColumn="1" w:lastColumn="0" w:noHBand="0" w:noVBand="1"/>
+        <w:tblLook w:val="0000" w:firstRow="0" w:lastRow="0" w:firstColumn="0" w:lastColumn="0" w:noHBand="0" w:noVBand="0"/>
       </w:tblPr>
       <w:tblGrid>
         <w:gridCol w:w="9412"/>
@@ -3360,7 +3360,7 @@
         <w:pStyle w:val="Heading1"/>
         <w:pageBreakBefore/>
       </w:pPr>
-      <w:bookmarkStart w:id="4" w:name="_Toc240960645"/>
+      <w:bookmarkStart w:id="4" w:name="_Toc240975675"/>
       <w:r>
         <w:lastRenderedPageBreak/>
         <w:t>2. Schedule</w:t>
@@ -3371,7 +3371,7 @@
       <w:pPr>
         <w:pStyle w:val="Heading2"/>
       </w:pPr>
-      <w:bookmarkStart w:id="5" w:name="_Toc240960646"/>
+      <w:bookmarkStart w:id="5" w:name="_Toc240975676"/>
       <w:r>
         <w:t>Day 1 — Foundations (all RAs)</w:t>
       </w:r>
@@ -3392,7 +3392,7 @@
           <w:left w:w="10" w:type="dxa"/>
           <w:right w:w="10" w:type="dxa"/>
         </w:tblCellMar>
-        <w:tblLook w:val="04A0" w:firstRow="1" w:lastRow="0" w:firstColumn="1" w:lastColumn="0" w:noHBand="0" w:noVBand="1"/>
+        <w:tblLook w:val="0000" w:firstRow="0" w:lastRow="0" w:firstColumn="0" w:lastColumn="0" w:noHBand="0" w:noVBand="0"/>
       </w:tblPr>
       <w:tblGrid>
         <w:gridCol w:w="941"/>
@@ -3781,7 +3781,7 @@
                 <w:sz w:val="19"/>
                 <w:szCs w:val="19"/>
               </w:rPr>
-              <w:t>Module 2 — Research ethics: voluntary participation, informed consent, PIS v1.3</w:t>
+              <w:t>Module 2 — Research ethics: voluntary participation, informed consent, PIS v1.4</w:t>
             </w:r>
           </w:p>
         </w:tc>
@@ -4654,7 +4654,7 @@
       <w:pPr>
         <w:pStyle w:val="Heading2"/>
       </w:pPr>
-      <w:bookmarkStart w:id="6" w:name="_Toc240960647"/>
+      <w:bookmarkStart w:id="6" w:name="_Toc240975677"/>
       <w:r>
         <w:t>Day 2 — Role tracks</w:t>
       </w:r>
@@ -4675,7 +4675,7 @@
           <w:left w:w="10" w:type="dxa"/>
           <w:right w:w="10" w:type="dxa"/>
         </w:tblCellMar>
-        <w:tblLook w:val="04A0" w:firstRow="1" w:lastRow="0" w:firstColumn="1" w:lastColumn="0" w:noHBand="0" w:noVBand="1"/>
+        <w:tblLook w:val="0000" w:firstRow="0" w:lastRow="0" w:firstColumn="0" w:lastColumn="0" w:noHBand="0" w:noVBand="0"/>
       </w:tblPr>
       <w:tblGrid>
         <w:gridCol w:w="941"/>
@@ -5747,7 +5747,7 @@
           <w:left w:w="10" w:type="dxa"/>
           <w:right w:w="10" w:type="dxa"/>
         </w:tblCellMar>
-        <w:tblLook w:val="04A0" w:firstRow="1" w:lastRow="0" w:firstColumn="1" w:lastColumn="0" w:noHBand="0" w:noVBand="1"/>
+        <w:tblLook w:val="0000" w:firstRow="0" w:lastRow="0" w:firstColumn="0" w:lastColumn="0" w:noHBand="0" w:noVBand="0"/>
       </w:tblPr>
       <w:tblGrid>
         <w:gridCol w:w="1882"/>
@@ -6182,7 +6182,7 @@
       <w:pPr>
         <w:pStyle w:val="Heading2"/>
       </w:pPr>
-      <w:bookmarkStart w:id="7" w:name="_Toc240960648"/>
+      <w:bookmarkStart w:id="7" w:name="_Toc240975678"/>
       <w:r>
         <w:t>Day 3 — Practice and assessment</w:t>
       </w:r>
@@ -6203,7 +6203,7 @@
           <w:left w:w="10" w:type="dxa"/>
           <w:right w:w="10" w:type="dxa"/>
         </w:tblCellMar>
-        <w:tblLook w:val="04A0" w:firstRow="1" w:lastRow="0" w:firstColumn="1" w:lastColumn="0" w:noHBand="0" w:noVBand="1"/>
+        <w:tblLook w:val="0000" w:firstRow="0" w:lastRow="0" w:firstColumn="0" w:lastColumn="0" w:noHBand="0" w:noVBand="0"/>
       </w:tblPr>
       <w:tblGrid>
         <w:gridCol w:w="941"/>
@@ -7152,7 +7152,7 @@
       <w:pPr>
         <w:pStyle w:val="Heading2"/>
       </w:pPr>
-      <w:bookmarkStart w:id="8" w:name="_Toc240960649"/>
+      <w:bookmarkStart w:id="8" w:name="_Toc240975679"/>
       <w:r>
         <w:t>After the training</w:t>
       </w:r>
@@ -7173,7 +7173,7 @@
           <w:left w:w="10" w:type="dxa"/>
           <w:right w:w="10" w:type="dxa"/>
         </w:tblCellMar>
-        <w:tblLook w:val="04A0" w:firstRow="1" w:lastRow="0" w:firstColumn="1" w:lastColumn="0" w:noHBand="0" w:noVBand="1"/>
+        <w:tblLook w:val="0000" w:firstRow="0" w:lastRow="0" w:firstColumn="0" w:lastColumn="0" w:noHBand="0" w:noVBand="0"/>
       </w:tblPr>
       <w:tblGrid>
         <w:gridCol w:w="2824"/>
@@ -7487,7 +7487,7 @@
         <w:pStyle w:val="Heading1"/>
         <w:pageBreakBefore/>
       </w:pPr>
-      <w:bookmarkStart w:id="9" w:name="_Toc240960650"/>
+      <w:bookmarkStart w:id="9" w:name="_Toc240975680"/>
       <w:r>
         <w:lastRenderedPageBreak/>
         <w:t>3. Session plans</w:t>
@@ -7506,7 +7506,7 @@
       <w:pPr>
         <w:pStyle w:val="Heading2"/>
       </w:pPr>
-      <w:bookmarkStart w:id="10" w:name="_Toc240960651"/>
+      <w:bookmarkStart w:id="10" w:name="_Toc240975681"/>
       <w:r>
         <w:t>Module 1 — The study (60 min)</w:t>
       </w:r>
@@ -7601,7 +7601,7 @@
       <w:pPr>
         <w:pStyle w:val="Heading2"/>
       </w:pPr>
-      <w:bookmarkStart w:id="11" w:name="_Toc240960652"/>
+      <w:bookmarkStart w:id="11" w:name="_Toc240975682"/>
       <w:r>
         <w:t>Module 2 — Research ethics and consent (60 min)</w:t>
       </w:r>
@@ -7644,7 +7644,7 @@
         <w:t>Content:</w:t>
       </w:r>
       <w:r>
-        <w:t xml:space="preserve"> Participant Information Sheet v1.3, point by point; voluntary participation; right to stop and withdraw; separate KII recording consent; what counts as consent in the portal.</w:t>
+        <w:t xml:space="preserve"> Participant Information Sheet v1.4, point by point; voluntary participation; right to stop and withdraw; separate KII recording consent; what counts as consent in the portal.</w:t>
       </w:r>
     </w:p>
     <w:p>
@@ -7696,7 +7696,7 @@
       <w:pPr>
         <w:pStyle w:val="Heading2"/>
       </w:pPr>
-      <w:bookmarkStart w:id="12" w:name="_Toc240960653"/>
+      <w:bookmarkStart w:id="12" w:name="_Toc240975683"/>
       <w:r>
         <w:t>Module 3 — Data protection (60 min)</w:t>
       </w:r>
@@ -7791,7 +7791,7 @@
       <w:pPr>
         <w:pStyle w:val="Heading2"/>
       </w:pPr>
-      <w:bookmarkStart w:id="13" w:name="_Toc240960654"/>
+      <w:bookmarkStart w:id="13" w:name="_Toc240975684"/>
       <w:r>
         <w:t>Module 5 — The portal (75 min)</w:t>
       </w:r>
@@ -7886,7 +7886,7 @@
       <w:pPr>
         <w:pStyle w:val="Heading2"/>
       </w:pPr>
-      <w:bookmarkStart w:id="14" w:name="_Toc240960655"/>
+      <w:bookmarkStart w:id="14" w:name="_Toc240975685"/>
       <w:r>
         <w:t>Module 6 — The respondent journey (45 min)</w:t>
       </w:r>
@@ -7982,7 +7982,7 @@
       <w:pPr>
         <w:pStyle w:val="Heading2"/>
       </w:pPr>
-      <w:bookmarkStart w:id="15" w:name="_Toc240960656"/>
+      <w:bookmarkStart w:id="15" w:name="_Toc240975686"/>
       <w:r>
         <w:t>Module 8 — Communication skills (90 min)</w:t>
       </w:r>
@@ -8077,7 +8077,7 @@
       <w:pPr>
         <w:pStyle w:val="Heading2"/>
       </w:pPr>
-      <w:bookmarkStart w:id="16" w:name="_Toc240960657"/>
+      <w:bookmarkStart w:id="16" w:name="_Toc240975687"/>
       <w:r>
         <w:t>Module 9 — Quality judgement (90 min)</w:t>
       </w:r>
@@ -8173,7 +8173,7 @@
         <w:pStyle w:val="Heading1"/>
         <w:pageBreakBefore/>
       </w:pPr>
-      <w:bookmarkStart w:id="17" w:name="_Toc240960658"/>
+      <w:bookmarkStart w:id="17" w:name="_Toc240975688"/>
       <w:r>
         <w:lastRenderedPageBreak/>
         <w:t>4. Role-plays and simulation</w:t>
@@ -8203,7 +8203,7 @@
           <w:left w:w="10" w:type="dxa"/>
           <w:right w:w="10" w:type="dxa"/>
         </w:tblCellMar>
-        <w:tblLook w:val="04A0" w:firstRow="1" w:lastRow="0" w:firstColumn="1" w:lastColumn="0" w:noHBand="0" w:noVBand="1"/>
+        <w:tblLook w:val="0000" w:firstRow="0" w:lastRow="0" w:firstColumn="0" w:lastColumn="0" w:noHBand="0" w:noVBand="0"/>
       </w:tblPr>
       <w:tblGrid>
         <w:gridCol w:w="1882"/>
@@ -9127,7 +9127,7 @@
       <w:pPr>
         <w:pStyle w:val="Heading2"/>
       </w:pPr>
-      <w:bookmarkStart w:id="18" w:name="_Toc240960659"/>
+      <w:bookmarkStart w:id="18" w:name="_Toc240975689"/>
       <w:r>
         <w:t>Field simulation (Day 3)</w:t>
       </w:r>
@@ -9222,7 +9222,7 @@
         <w:pStyle w:val="Heading1"/>
         <w:pageBreakBefore/>
       </w:pPr>
-      <w:bookmarkStart w:id="19" w:name="_Toc240960660"/>
+      <w:bookmarkStart w:id="19" w:name="_Toc240975690"/>
       <w:r>
         <w:lastRenderedPageBreak/>
         <w:t>5. Assessment and certification</w:t>
@@ -9233,7 +9233,7 @@
       <w:pPr>
         <w:pStyle w:val="Heading2"/>
       </w:pPr>
-      <w:bookmarkStart w:id="20" w:name="_Toc240960661"/>
+      <w:bookmarkStart w:id="20" w:name="_Toc240975691"/>
       <w:r>
         <w:t>5.1 Competencies</w:t>
       </w:r>
@@ -9254,7 +9254,7 @@
           <w:left w:w="10" w:type="dxa"/>
           <w:right w:w="10" w:type="dxa"/>
         </w:tblCellMar>
-        <w:tblLook w:val="04A0" w:firstRow="1" w:lastRow="0" w:firstColumn="1" w:lastColumn="0" w:noHBand="0" w:noVBand="1"/>
+        <w:tblLook w:val="0000" w:firstRow="0" w:lastRow="0" w:firstColumn="0" w:lastColumn="0" w:noHBand="0" w:noVBand="0"/>
       </w:tblPr>
       <w:tblGrid>
         <w:gridCol w:w="2071"/>
@@ -9624,7 +9624,7 @@
       <w:pPr>
         <w:pStyle w:val="Heading2"/>
       </w:pPr>
-      <w:bookmarkStart w:id="21" w:name="_Toc240960662"/>
+      <w:bookmarkStart w:id="21" w:name="_Toc240975692"/>
       <w:r>
         <w:t>5.2 Written assessment (answer key)</w:t>
       </w:r>
@@ -9653,7 +9653,7 @@
           <w:left w:w="10" w:type="dxa"/>
           <w:right w:w="10" w:type="dxa"/>
         </w:tblCellMar>
-        <w:tblLook w:val="04A0" w:firstRow="1" w:lastRow="0" w:firstColumn="1" w:lastColumn="0" w:noHBand="0" w:noVBand="1"/>
+        <w:tblLook w:val="0000" w:firstRow="0" w:lastRow="0" w:firstColumn="0" w:lastColumn="0" w:noHBand="0" w:noVBand="0"/>
       </w:tblPr>
       <w:tblGrid>
         <w:gridCol w:w="565"/>
@@ -10984,7 +10984,7 @@
       <w:pPr>
         <w:pStyle w:val="Heading2"/>
       </w:pPr>
-      <w:bookmarkStart w:id="22" w:name="_Toc240960663"/>
+      <w:bookmarkStart w:id="22" w:name="_Toc240975693"/>
       <w:r>
         <w:t>5.3 Practical assessment</w:t>
       </w:r>
@@ -11013,7 +11013,7 @@
           <w:left w:w="10" w:type="dxa"/>
           <w:right w:w="10" w:type="dxa"/>
         </w:tblCellMar>
-        <w:tblLook w:val="04A0" w:firstRow="1" w:lastRow="0" w:firstColumn="1" w:lastColumn="0" w:noHBand="0" w:noVBand="1"/>
+        <w:tblLook w:val="0000" w:firstRow="0" w:lastRow="0" w:firstColumn="0" w:lastColumn="0" w:noHBand="0" w:noVBand="0"/>
       </w:tblPr>
       <w:tblGrid>
         <w:gridCol w:w="1694"/>
@@ -12247,7 +12247,7 @@
         <w:pStyle w:val="Heading1"/>
         <w:pageBreakBefore/>
       </w:pPr>
-      <w:bookmarkStart w:id="23" w:name="_Toc240960664"/>
+      <w:bookmarkStart w:id="23" w:name="_Toc240975694"/>
       <w:r>
         <w:lastRenderedPageBreak/>
         <w:t>6. Attendance register</w:t>
@@ -12269,7 +12269,7 @@
           <w:left w:w="10" w:type="dxa"/>
           <w:right w:w="10" w:type="dxa"/>
         </w:tblCellMar>
-        <w:tblLook w:val="04A0" w:firstRow="1" w:lastRow="0" w:firstColumn="1" w:lastColumn="0" w:noHBand="0" w:noVBand="1"/>
+        <w:tblLook w:val="0000" w:firstRow="0" w:lastRow="0" w:firstColumn="0" w:lastColumn="0" w:noHBand="0" w:noVBand="0"/>
       </w:tblPr>
       <w:tblGrid>
         <w:gridCol w:w="2635"/>
@@ -13826,7 +13826,7 @@
         <w:sz w:val="16"/>
         <w:szCs w:val="16"/>
       </w:rPr>
-      <w:t>Version 1.9 · 22 September 2026</w:t>
+      <w:t>Version 1.10 · 22 September 2026</w:t>
     </w:r>
     <w:r>
       <w:rPr>
@@ -13999,10 +13999,10 @@
 <file path=word/numbering.xml><?xml version="1.0" encoding="utf-8"?>
 <w:numbering xmlns:wpc="http://schemas.microsoft.com/office/word/2010/wordprocessingCanvas" xmlns:cx="http://schemas.microsoft.com/office/drawing/2014/chartex" xmlns:cx1="http://schemas.microsoft.com/office/drawing/2015/9/8/chartex" xmlns:cx2="http://schemas.microsoft.com/office/drawing/2015/10/21/chartex" xmlns:cx3="http://schemas.microsoft.com/office/drawing/2016/5/9/chartex" xmlns:cx4="http://schemas.microsoft.com/office/drawing/2016/5/10/chartex" xmlns:cx5="http://schemas.microsoft.com/office/drawing/2016/5/11/chartex" xmlns:cx6="http://schemas.microsoft.com/office/drawing/2016/5/12/chartex" xmlns:cx7="http://schemas.microsoft.com/office/drawing/2016/5/13/chartex" xmlns:cx8="http://schemas.microsoft.com/office/drawing/2016/5/14/chartex" xmlns:mc="http://schemas.openxmlformats.org/markup-compatibility/2006" xmlns:aink="http://schemas.microsoft.com/office/drawing/2016/ink" xmlns:am3d="http://schemas.microsoft.com/office/drawing/2017/model3d" xmlns:o="urn:schemas-microsoft-com:office:office" xmlns:oel="http://schemas.microsoft.com/office/2019/extlst" xmlns:r="http://schemas.openxmlformats.org/officeDocument/2006/relationships" xmlns:m="http://schemas.openxmlformats.org/officeDocument/2006/math" xmlns:v="urn:schemas-microsoft-com:vml" xmlns:wp14="http://schemas.microsoft.com/office/word/2010/wordprocessingDrawing" xmlns:wp="http://schemas.openxmlformats.org/drawingml/2006/wordprocessingDrawing" xmlns:w10="urn:schemas-microsoft-com:office:word" xmlns:w="http://schemas.openxmlformats.org/wordprocessingml/2006/main" xmlns:w14="http://schemas.microsoft.com/office/word/2010/wordml" xmlns:w15="http://schemas.microsoft.com/office/word/2012/wordml" xmlns:w16cex="http://schemas.microsoft.com/office/word/2018/wordml/cex" xmlns:w16cid="http://schemas.microsoft.com/office/word/2016/wordml/cid" xmlns:w16="http://schemas.microsoft.com/office/word/2018/wordml" xmlns:w16sdtdh="http://schemas.microsoft.com/office/word/2020/wordml/sdtdatahash" xmlns:w16se="http://schemas.microsoft.com/office/word/2015/wordml/symex" xmlns:wpg="http://schemas.microsoft.com/office/word/2010/wordprocessingGroup" xmlns:wpi="http://schemas.microsoft.com/office/word/2010/wordprocessingInk" xmlns:wne="http://schemas.microsoft.com/office/word/2006/wordml" xmlns:wps="http://schemas.microsoft.com/office/word/2010/wordprocessingShape" mc:Ignorable="w14 w15 w16se w16cid w16 w16cex w16sdtdh wp14">
   <w:abstractNum w:abstractNumId="0" w15:restartNumberingAfterBreak="0">
-    <w:nsid w:val="20FB779E"/>
+    <w:nsid w:val="133166C9"/>
     <w:multiLevelType w:val="hybridMultilevel"/>
-    <w:tmpl w:val="924ABD12"/>
-    <w:lvl w:ilvl="0" w:tplc="F042DC1A">
+    <w:tmpl w:val="D16E2534"/>
+    <w:lvl w:ilvl="0" w:tplc="BB0E7814">
       <w:start w:val="1"/>
       <w:numFmt w:val="decimal"/>
       <w:lvlText w:val="%1."/>
@@ -14016,52 +14016,196 @@
         <w:color w:val="A67C27"/>
       </w:rPr>
     </w:lvl>
-    <w:lvl w:ilvl="1" w:tplc="74C2D272">
+    <w:lvl w:ilvl="1" w:tplc="1E18051C">
       <w:numFmt w:val="decimal"/>
       <w:lvlText w:val=""/>
       <w:lvlJc w:val="left"/>
     </w:lvl>
-    <w:lvl w:ilvl="2" w:tplc="D9401C08">
+    <w:lvl w:ilvl="2" w:tplc="40B856EC">
       <w:numFmt w:val="decimal"/>
       <w:lvlText w:val=""/>
       <w:lvlJc w:val="left"/>
     </w:lvl>
-    <w:lvl w:ilvl="3" w:tplc="D7D6C168">
+    <w:lvl w:ilvl="3" w:tplc="0A3C07BE">
       <w:numFmt w:val="decimal"/>
       <w:lvlText w:val=""/>
       <w:lvlJc w:val="left"/>
     </w:lvl>
-    <w:lvl w:ilvl="4" w:tplc="4E4630AE">
+    <w:lvl w:ilvl="4" w:tplc="6C7AFDEC">
       <w:numFmt w:val="decimal"/>
       <w:lvlText w:val=""/>
       <w:lvlJc w:val="left"/>
     </w:lvl>
-    <w:lvl w:ilvl="5" w:tplc="CDA25B12">
+    <w:lvl w:ilvl="5" w:tplc="10DC3274">
       <w:numFmt w:val="decimal"/>
       <w:lvlText w:val=""/>
       <w:lvlJc w:val="left"/>
     </w:lvl>
-    <w:lvl w:ilvl="6" w:tplc="59660C42">
+    <w:lvl w:ilvl="6" w:tplc="F23CAE04">
       <w:numFmt w:val="decimal"/>
       <w:lvlText w:val=""/>
       <w:lvlJc w:val="left"/>
     </w:lvl>
-    <w:lvl w:ilvl="7" w:tplc="C098188C">
+    <w:lvl w:ilvl="7" w:tplc="3BC21444">
       <w:numFmt w:val="decimal"/>
       <w:lvlText w:val=""/>
       <w:lvlJc w:val="left"/>
     </w:lvl>
-    <w:lvl w:ilvl="8" w:tplc="23D4C2B4">
+    <w:lvl w:ilvl="8" w:tplc="C3867FA0">
       <w:numFmt w:val="decimal"/>
       <w:lvlText w:val=""/>
       <w:lvlJc w:val="left"/>
     </w:lvl>
   </w:abstractNum>
   <w:abstractNum w:abstractNumId="1" w15:restartNumberingAfterBreak="0">
-    <w:nsid w:val="565A7A32"/>
+    <w:nsid w:val="1A4D2AB1"/>
     <w:multiLevelType w:val="hybridMultilevel"/>
-    <w:tmpl w:val="4A400548"/>
-    <w:lvl w:ilvl="0" w:tplc="E83ABEE6">
+    <w:tmpl w:val="07047002"/>
+    <w:lvl w:ilvl="0" w:tplc="74F08E16">
+      <w:start w:val="1"/>
+      <w:numFmt w:val="bullet"/>
+      <w:lvlText w:val="●"/>
+      <w:lvlJc w:val="left"/>
+      <w:pPr>
+        <w:ind w:left="720" w:hanging="360"/>
+      </w:pPr>
+    </w:lvl>
+    <w:lvl w:ilvl="1" w:tplc="5176820C">
+      <w:start w:val="1"/>
+      <w:numFmt w:val="bullet"/>
+      <w:lvlText w:val="○"/>
+      <w:lvlJc w:val="left"/>
+      <w:pPr>
+        <w:ind w:left="1440" w:hanging="360"/>
+      </w:pPr>
+    </w:lvl>
+    <w:lvl w:ilvl="2" w:tplc="966A0E9A">
+      <w:start w:val="1"/>
+      <w:numFmt w:val="bullet"/>
+      <w:lvlText w:val="■"/>
+      <w:lvlJc w:val="left"/>
+      <w:pPr>
+        <w:ind w:left="2160" w:hanging="360"/>
+      </w:pPr>
+    </w:lvl>
+    <w:lvl w:ilvl="3" w:tplc="6DBC5ABE">
+      <w:start w:val="1"/>
+      <w:numFmt w:val="bullet"/>
+      <w:lvlText w:val="●"/>
+      <w:lvlJc w:val="left"/>
+      <w:pPr>
+        <w:ind w:left="2880" w:hanging="360"/>
+      </w:pPr>
+    </w:lvl>
+    <w:lvl w:ilvl="4" w:tplc="92EE1FEC">
+      <w:start w:val="1"/>
+      <w:numFmt w:val="bullet"/>
+      <w:lvlText w:val="○"/>
+      <w:lvlJc w:val="left"/>
+      <w:pPr>
+        <w:ind w:left="3600" w:hanging="360"/>
+      </w:pPr>
+    </w:lvl>
+    <w:lvl w:ilvl="5" w:tplc="28B8620A">
+      <w:start w:val="1"/>
+      <w:numFmt w:val="bullet"/>
+      <w:lvlText w:val="■"/>
+      <w:lvlJc w:val="left"/>
+      <w:pPr>
+        <w:ind w:left="4320" w:hanging="360"/>
+      </w:pPr>
+    </w:lvl>
+    <w:lvl w:ilvl="6" w:tplc="8528BA0C">
+      <w:start w:val="1"/>
+      <w:numFmt w:val="bullet"/>
+      <w:lvlText w:val="●"/>
+      <w:lvlJc w:val="left"/>
+      <w:pPr>
+        <w:ind w:left="5040" w:hanging="360"/>
+      </w:pPr>
+    </w:lvl>
+    <w:lvl w:ilvl="7" w:tplc="03E856AC">
+      <w:start w:val="1"/>
+      <w:numFmt w:val="bullet"/>
+      <w:lvlText w:val="●"/>
+      <w:lvlJc w:val="left"/>
+      <w:pPr>
+        <w:ind w:left="5760" w:hanging="360"/>
+      </w:pPr>
+    </w:lvl>
+    <w:lvl w:ilvl="8" w:tplc="7C400242">
+      <w:start w:val="1"/>
+      <w:numFmt w:val="bullet"/>
+      <w:lvlText w:val="●"/>
+      <w:lvlJc w:val="left"/>
+      <w:pPr>
+        <w:ind w:left="6480" w:hanging="360"/>
+      </w:pPr>
+    </w:lvl>
+  </w:abstractNum>
+  <w:abstractNum w:abstractNumId="2" w15:restartNumberingAfterBreak="0">
+    <w:nsid w:val="30850C5C"/>
+    <w:multiLevelType w:val="hybridMultilevel"/>
+    <w:tmpl w:val="A2EE1EFE"/>
+    <w:lvl w:ilvl="0" w:tplc="37CE448E">
+      <w:start w:val="1"/>
+      <w:numFmt w:val="bullet"/>
+      <w:lvlText w:val="•"/>
+      <w:lvlJc w:val="left"/>
+      <w:pPr>
+        <w:ind w:left="460" w:hanging="280"/>
+      </w:pPr>
+    </w:lvl>
+    <w:lvl w:ilvl="1" w:tplc="787E0B4A">
+      <w:start w:val="1"/>
+      <w:numFmt w:val="bullet"/>
+      <w:lvlText w:val="–"/>
+      <w:lvlJc w:val="left"/>
+      <w:pPr>
+        <w:ind w:left="900" w:hanging="280"/>
+      </w:pPr>
+    </w:lvl>
+    <w:lvl w:ilvl="2" w:tplc="5E149B64">
+      <w:numFmt w:val="decimal"/>
+      <w:lvlText w:val=""/>
+      <w:lvlJc w:val="left"/>
+    </w:lvl>
+    <w:lvl w:ilvl="3" w:tplc="C5E42EA0">
+      <w:numFmt w:val="decimal"/>
+      <w:lvlText w:val=""/>
+      <w:lvlJc w:val="left"/>
+    </w:lvl>
+    <w:lvl w:ilvl="4" w:tplc="F7844FE4">
+      <w:numFmt w:val="decimal"/>
+      <w:lvlText w:val=""/>
+      <w:lvlJc w:val="left"/>
+    </w:lvl>
+    <w:lvl w:ilvl="5" w:tplc="714CCADA">
+      <w:numFmt w:val="decimal"/>
+      <w:lvlText w:val=""/>
+      <w:lvlJc w:val="left"/>
+    </w:lvl>
+    <w:lvl w:ilvl="6" w:tplc="C428BFAE">
+      <w:numFmt w:val="decimal"/>
+      <w:lvlText w:val=""/>
+      <w:lvlJc w:val="left"/>
+    </w:lvl>
+    <w:lvl w:ilvl="7" w:tplc="FFC49D9E">
+      <w:numFmt w:val="decimal"/>
+      <w:lvlText w:val=""/>
+      <w:lvlJc w:val="left"/>
+    </w:lvl>
+    <w:lvl w:ilvl="8" w:tplc="395A921E">
+      <w:numFmt w:val="decimal"/>
+      <w:lvlText w:val=""/>
+      <w:lvlJc w:val="left"/>
+    </w:lvl>
+  </w:abstractNum>
+  <w:abstractNum w:abstractNumId="3" w15:restartNumberingAfterBreak="0">
+    <w:nsid w:val="486A5AC5"/>
+    <w:multiLevelType w:val="hybridMultilevel"/>
+    <w:tmpl w:val="0BE6CCE2"/>
+    <w:lvl w:ilvl="0" w:tplc="967EDF38">
       <w:start w:val="1"/>
       <w:numFmt w:val="decimal"/>
       <w:lvlText w:val="%1."/>
@@ -14075,210 +14219,66 @@
         <w:color w:val="A67C27"/>
       </w:rPr>
     </w:lvl>
-    <w:lvl w:ilvl="1" w:tplc="2CBED89C">
+    <w:lvl w:ilvl="1" w:tplc="EAA2E714">
       <w:numFmt w:val="decimal"/>
       <w:lvlText w:val=""/>
       <w:lvlJc w:val="left"/>
     </w:lvl>
-    <w:lvl w:ilvl="2" w:tplc="7944AFFE">
+    <w:lvl w:ilvl="2" w:tplc="A1C8161C">
       <w:numFmt w:val="decimal"/>
       <w:lvlText w:val=""/>
       <w:lvlJc w:val="left"/>
     </w:lvl>
-    <w:lvl w:ilvl="3" w:tplc="46DAA1BA">
+    <w:lvl w:ilvl="3" w:tplc="81C260AC">
       <w:numFmt w:val="decimal"/>
       <w:lvlText w:val=""/>
       <w:lvlJc w:val="left"/>
     </w:lvl>
-    <w:lvl w:ilvl="4" w:tplc="F36ACF9A">
+    <w:lvl w:ilvl="4" w:tplc="0B2617C2">
       <w:numFmt w:val="decimal"/>
       <w:lvlText w:val=""/>
       <w:lvlJc w:val="left"/>
     </w:lvl>
-    <w:lvl w:ilvl="5" w:tplc="00E227BC">
+    <w:lvl w:ilvl="5" w:tplc="D9CCE97E">
       <w:numFmt w:val="decimal"/>
       <w:lvlText w:val=""/>
       <w:lvlJc w:val="left"/>
     </w:lvl>
-    <w:lvl w:ilvl="6" w:tplc="A0C406EC">
+    <w:lvl w:ilvl="6" w:tplc="258A865C">
       <w:numFmt w:val="decimal"/>
       <w:lvlText w:val=""/>
       <w:lvlJc w:val="left"/>
     </w:lvl>
-    <w:lvl w:ilvl="7" w:tplc="C7EC26F6">
+    <w:lvl w:ilvl="7" w:tplc="EEA2468A">
       <w:numFmt w:val="decimal"/>
       <w:lvlText w:val=""/>
       <w:lvlJc w:val="left"/>
     </w:lvl>
-    <w:lvl w:ilvl="8" w:tplc="1FFEA1BC">
+    <w:lvl w:ilvl="8" w:tplc="983CD492">
       <w:numFmt w:val="decimal"/>
       <w:lvlText w:val=""/>
       <w:lvlJc w:val="left"/>
     </w:lvl>
   </w:abstractNum>
-  <w:abstractNum w:abstractNumId="2" w15:restartNumberingAfterBreak="0">
-    <w:nsid w:val="719A020B"/>
-    <w:multiLevelType w:val="hybridMultilevel"/>
-    <w:tmpl w:val="25300636"/>
-    <w:lvl w:ilvl="0" w:tplc="7E749F42">
-      <w:start w:val="1"/>
-      <w:numFmt w:val="bullet"/>
-      <w:lvlText w:val="●"/>
-      <w:lvlJc w:val="left"/>
-      <w:pPr>
-        <w:ind w:left="720" w:hanging="360"/>
-      </w:pPr>
-    </w:lvl>
-    <w:lvl w:ilvl="1" w:tplc="375C55B8">
-      <w:start w:val="1"/>
-      <w:numFmt w:val="bullet"/>
-      <w:lvlText w:val="○"/>
-      <w:lvlJc w:val="left"/>
-      <w:pPr>
-        <w:ind w:left="1440" w:hanging="360"/>
-      </w:pPr>
-    </w:lvl>
-    <w:lvl w:ilvl="2" w:tplc="CD304C12">
-      <w:start w:val="1"/>
-      <w:numFmt w:val="bullet"/>
-      <w:lvlText w:val="■"/>
-      <w:lvlJc w:val="left"/>
-      <w:pPr>
-        <w:ind w:left="2160" w:hanging="360"/>
-      </w:pPr>
-    </w:lvl>
-    <w:lvl w:ilvl="3" w:tplc="A9629C26">
-      <w:start w:val="1"/>
-      <w:numFmt w:val="bullet"/>
-      <w:lvlText w:val="●"/>
-      <w:lvlJc w:val="left"/>
-      <w:pPr>
-        <w:ind w:left="2880" w:hanging="360"/>
-      </w:pPr>
-    </w:lvl>
-    <w:lvl w:ilvl="4" w:tplc="01347350">
-      <w:start w:val="1"/>
-      <w:numFmt w:val="bullet"/>
-      <w:lvlText w:val="○"/>
-      <w:lvlJc w:val="left"/>
-      <w:pPr>
-        <w:ind w:left="3600" w:hanging="360"/>
-      </w:pPr>
-    </w:lvl>
-    <w:lvl w:ilvl="5" w:tplc="56E4D19C">
-      <w:start w:val="1"/>
-      <w:numFmt w:val="bullet"/>
-      <w:lvlText w:val="■"/>
-      <w:lvlJc w:val="left"/>
-      <w:pPr>
-        <w:ind w:left="4320" w:hanging="360"/>
-      </w:pPr>
-    </w:lvl>
-    <w:lvl w:ilvl="6" w:tplc="DE3ADD70">
-      <w:start w:val="1"/>
-      <w:numFmt w:val="bullet"/>
-      <w:lvlText w:val="●"/>
-      <w:lvlJc w:val="left"/>
-      <w:pPr>
-        <w:ind w:left="5040" w:hanging="360"/>
-      </w:pPr>
-    </w:lvl>
-    <w:lvl w:ilvl="7" w:tplc="D65AD300">
-      <w:start w:val="1"/>
-      <w:numFmt w:val="bullet"/>
-      <w:lvlText w:val="●"/>
-      <w:lvlJc w:val="left"/>
-      <w:pPr>
-        <w:ind w:left="5760" w:hanging="360"/>
-      </w:pPr>
-    </w:lvl>
-    <w:lvl w:ilvl="8" w:tplc="5EDC886C">
-      <w:start w:val="1"/>
-      <w:numFmt w:val="bullet"/>
-      <w:lvlText w:val="●"/>
-      <w:lvlJc w:val="left"/>
-      <w:pPr>
-        <w:ind w:left="6480" w:hanging="360"/>
-      </w:pPr>
-    </w:lvl>
-  </w:abstractNum>
-  <w:abstractNum w:abstractNumId="3" w15:restartNumberingAfterBreak="0">
-    <w:nsid w:val="7C257D61"/>
-    <w:multiLevelType w:val="hybridMultilevel"/>
-    <w:tmpl w:val="6DACD3F2"/>
-    <w:lvl w:ilvl="0" w:tplc="95F07B64">
-      <w:start w:val="1"/>
-      <w:numFmt w:val="bullet"/>
-      <w:lvlText w:val="•"/>
-      <w:lvlJc w:val="left"/>
-      <w:pPr>
-        <w:ind w:left="460" w:hanging="280"/>
-      </w:pPr>
-    </w:lvl>
-    <w:lvl w:ilvl="1" w:tplc="52C26A38">
-      <w:start w:val="1"/>
-      <w:numFmt w:val="bullet"/>
-      <w:lvlText w:val="–"/>
-      <w:lvlJc w:val="left"/>
-      <w:pPr>
-        <w:ind w:left="900" w:hanging="280"/>
-      </w:pPr>
-    </w:lvl>
-    <w:lvl w:ilvl="2" w:tplc="7AAA63E4">
-      <w:numFmt w:val="decimal"/>
-      <w:lvlText w:val=""/>
-      <w:lvlJc w:val="left"/>
-    </w:lvl>
-    <w:lvl w:ilvl="3" w:tplc="8084B0BA">
-      <w:numFmt w:val="decimal"/>
-      <w:lvlText w:val=""/>
-      <w:lvlJc w:val="left"/>
-    </w:lvl>
-    <w:lvl w:ilvl="4" w:tplc="69928D74">
-      <w:numFmt w:val="decimal"/>
-      <w:lvlText w:val=""/>
-      <w:lvlJc w:val="left"/>
-    </w:lvl>
-    <w:lvl w:ilvl="5" w:tplc="FFC4B76A">
-      <w:numFmt w:val="decimal"/>
-      <w:lvlText w:val=""/>
-      <w:lvlJc w:val="left"/>
-    </w:lvl>
-    <w:lvl w:ilvl="6" w:tplc="F95A91B4">
-      <w:numFmt w:val="decimal"/>
-      <w:lvlText w:val=""/>
-      <w:lvlJc w:val="left"/>
-    </w:lvl>
-    <w:lvl w:ilvl="7" w:tplc="30601CD8">
-      <w:numFmt w:val="decimal"/>
-      <w:lvlText w:val=""/>
-      <w:lvlJc w:val="left"/>
-    </w:lvl>
-    <w:lvl w:ilvl="8" w:tplc="CC64D5E4">
-      <w:numFmt w:val="decimal"/>
-      <w:lvlText w:val=""/>
-      <w:lvlJc w:val="left"/>
-    </w:lvl>
-  </w:abstractNum>
-  <w:num w:numId="1" w16cid:durableId="2067877789">
+  <w:num w:numId="1" w16cid:durableId="1597325389">
+    <w:abstractNumId w:val="1"/>
+    <w:lvlOverride w:ilvl="0">
+      <w:startOverride w:val="1"/>
+    </w:lvlOverride>
+  </w:num>
+  <w:num w:numId="2" w16cid:durableId="1590232984">
     <w:abstractNumId w:val="2"/>
     <w:lvlOverride w:ilvl="0">
       <w:startOverride w:val="1"/>
     </w:lvlOverride>
   </w:num>
-  <w:num w:numId="2" w16cid:durableId="343674750">
+  <w:num w:numId="3" w16cid:durableId="168982982">
     <w:abstractNumId w:val="3"/>
     <w:lvlOverride w:ilvl="0">
       <w:startOverride w:val="1"/>
     </w:lvlOverride>
   </w:num>
-  <w:num w:numId="3" w16cid:durableId="134958701">
-    <w:abstractNumId w:val="1"/>
-    <w:lvlOverride w:ilvl="0">
-      <w:startOverride w:val="1"/>
-    </w:lvlOverride>
-  </w:num>
-  <w:num w:numId="4" w16cid:durableId="566916877">
+  <w:num w:numId="4" w16cid:durableId="1257325807">
     <w:abstractNumId w:val="0"/>
     <w:lvlOverride w:ilvl="0">
       <w:startOverride w:val="1"/>
@@ -14904,7 +14904,7 @@
     <w:autoRedefine/>
     <w:uiPriority w:val="39"/>
     <w:unhideWhenUsed/>
-    <w:rsid w:val="00F000A8"/>
+    <w:rsid w:val="00D06833"/>
     <w:pPr>
       <w:spacing w:after="100"/>
     </w:pPr>
@@ -14916,7 +14916,7 @@
     <w:autoRedefine/>
     <w:uiPriority w:val="39"/>
     <w:unhideWhenUsed/>
-    <w:rsid w:val="00F000A8"/>
+    <w:rsid w:val="00D06833"/>
     <w:pPr>
       <w:spacing w:after="100"/>
       <w:ind w:left="210"/>

--- a/docs/manuals/RA_Training_Programme_and_Facilitator_Guide.docx
+++ b/docs/manuals/RA_Training_Programme_and_Facilitator_Guide.docx
@@ -69,7 +69,7 @@
           <w:left w:w="10" w:type="dxa"/>
           <w:right w:w="10" w:type="dxa"/>
         </w:tblCellMar>
-        <w:tblLook w:val="0000" w:firstRow="0" w:lastRow="0" w:firstColumn="0" w:lastColumn="0" w:noHBand="0" w:noVBand="0"/>
+        <w:tblLook w:val="04A0" w:firstRow="1" w:lastRow="0" w:firstColumn="1" w:lastColumn="0" w:noHBand="0" w:noVBand="1"/>
       </w:tblPr>
       <w:tblGrid>
         <w:gridCol w:w="2300"/>
@@ -469,7 +469,7 @@
                 <w:sz w:val="19"/>
                 <w:szCs w:val="19"/>
               </w:rPr>
-              <w:t>Version 1.10 · 22 September 2026</w:t>
+              <w:t>Version 1.11 · 28 September 2026</w:t>
             </w:r>
           </w:p>
         </w:tc>
@@ -538,7 +538,7 @@
     <w:sdt>
       <w:sdtPr>
         <w:alias w:val="Contents"/>
-        <w:id w:val="1816677661"/>
+        <w:id w:val="-1847865098"/>
       </w:sdtPr>
       <w:sdtEndPr/>
       <w:sdtContent>
@@ -567,7 +567,7 @@
           <w:r>
             <w:fldChar w:fldCharType="separate"/>
           </w:r>
-          <w:hyperlink w:anchor="_Toc240975671" w:history="1">
+          <w:hyperlink w:anchor="_Toc241490611" w:history="1">
             <w:r>
               <w:rPr>
                 <w:rStyle w:val="Hyperlink"/>
@@ -591,7 +591,7 @@
               <w:rPr>
                 <w:noProof/>
               </w:rPr>
-              <w:instrText xml:space="preserve"> PAGEREF _Toc240975671 \h </w:instrText>
+              <w:instrText xml:space="preserve"> PAGEREF _Toc241490611 \h </w:instrText>
             </w:r>
             <w:r>
               <w:rPr>
@@ -634,7 +634,7 @@
               <w14:ligatures w14:val="standardContextual"/>
             </w:rPr>
           </w:pPr>
-          <w:hyperlink w:anchor="_Toc240975672" w:history="1">
+          <w:hyperlink w:anchor="_Toc241490612" w:history="1">
             <w:r>
               <w:rPr>
                 <w:rStyle w:val="Hyperlink"/>
@@ -658,7 +658,7 @@
               <w:rPr>
                 <w:noProof/>
               </w:rPr>
-              <w:instrText xml:space="preserve"> PAGEREF _Toc240975672 \h </w:instrText>
+              <w:instrText xml:space="preserve"> PAGEREF _Toc241490612 \h </w:instrText>
             </w:r>
             <w:r>
               <w:rPr>
@@ -701,7 +701,7 @@
               <w14:ligatures w14:val="standardContextual"/>
             </w:rPr>
           </w:pPr>
-          <w:hyperlink w:anchor="_Toc240975673" w:history="1">
+          <w:hyperlink w:anchor="_Toc241490613" w:history="1">
             <w:r>
               <w:rPr>
                 <w:rStyle w:val="Hyperlink"/>
@@ -725,7 +725,7 @@
               <w:rPr>
                 <w:noProof/>
               </w:rPr>
-              <w:instrText xml:space="preserve"> PAGEREF _Toc240975673 \h </w:instrText>
+              <w:instrText xml:space="preserve"> PAGEREF _Toc241490613 \h </w:instrText>
             </w:r>
             <w:r>
               <w:rPr>
@@ -768,7 +768,7 @@
               <w14:ligatures w14:val="standardContextual"/>
             </w:rPr>
           </w:pPr>
-          <w:hyperlink w:anchor="_Toc240975674" w:history="1">
+          <w:hyperlink w:anchor="_Toc241490614" w:history="1">
             <w:r>
               <w:rPr>
                 <w:rStyle w:val="Hyperlink"/>
@@ -792,7 +792,7 @@
               <w:rPr>
                 <w:noProof/>
               </w:rPr>
-              <w:instrText xml:space="preserve"> PAGEREF _Toc240975674 \h </w:instrText>
+              <w:instrText xml:space="preserve"> PAGEREF _Toc241490614 \h </w:instrText>
             </w:r>
             <w:r>
               <w:rPr>
@@ -835,7 +835,7 @@
               <w14:ligatures w14:val="standardContextual"/>
             </w:rPr>
           </w:pPr>
-          <w:hyperlink w:anchor="_Toc240975675" w:history="1">
+          <w:hyperlink w:anchor="_Toc241490615" w:history="1">
             <w:r>
               <w:rPr>
                 <w:rStyle w:val="Hyperlink"/>
@@ -859,7 +859,7 @@
               <w:rPr>
                 <w:noProof/>
               </w:rPr>
-              <w:instrText xml:space="preserve"> PAGEREF _Toc240975675 \h </w:instrText>
+              <w:instrText xml:space="preserve"> PAGEREF _Toc241490615 \h </w:instrText>
             </w:r>
             <w:r>
               <w:rPr>
@@ -902,7 +902,7 @@
               <w14:ligatures w14:val="standardContextual"/>
             </w:rPr>
           </w:pPr>
-          <w:hyperlink w:anchor="_Toc240975676" w:history="1">
+          <w:hyperlink w:anchor="_Toc241490616" w:history="1">
             <w:r>
               <w:rPr>
                 <w:rStyle w:val="Hyperlink"/>
@@ -926,7 +926,7 @@
               <w:rPr>
                 <w:noProof/>
               </w:rPr>
-              <w:instrText xml:space="preserve"> PAGEREF _Toc240975676 \h </w:instrText>
+              <w:instrText xml:space="preserve"> PAGEREF _Toc241490616 \h </w:instrText>
             </w:r>
             <w:r>
               <w:rPr>
@@ -969,7 +969,7 @@
               <w14:ligatures w14:val="standardContextual"/>
             </w:rPr>
           </w:pPr>
-          <w:hyperlink w:anchor="_Toc240975677" w:history="1">
+          <w:hyperlink w:anchor="_Toc241490617" w:history="1">
             <w:r>
               <w:rPr>
                 <w:rStyle w:val="Hyperlink"/>
@@ -993,7 +993,7 @@
               <w:rPr>
                 <w:noProof/>
               </w:rPr>
-              <w:instrText xml:space="preserve"> PAGEREF _Toc240975677 \h </w:instrText>
+              <w:instrText xml:space="preserve"> PAGEREF _Toc241490617 \h </w:instrText>
             </w:r>
             <w:r>
               <w:rPr>
@@ -1036,7 +1036,7 @@
               <w14:ligatures w14:val="standardContextual"/>
             </w:rPr>
           </w:pPr>
-          <w:hyperlink w:anchor="_Toc240975678" w:history="1">
+          <w:hyperlink w:anchor="_Toc241490618" w:history="1">
             <w:r>
               <w:rPr>
                 <w:rStyle w:val="Hyperlink"/>
@@ -1060,7 +1060,7 @@
               <w:rPr>
                 <w:noProof/>
               </w:rPr>
-              <w:instrText xml:space="preserve"> PAGEREF _Toc240975678 \h </w:instrText>
+              <w:instrText xml:space="preserve"> PAGEREF _Toc241490618 \h </w:instrText>
             </w:r>
             <w:r>
               <w:rPr>
@@ -1103,7 +1103,7 @@
               <w14:ligatures w14:val="standardContextual"/>
             </w:rPr>
           </w:pPr>
-          <w:hyperlink w:anchor="_Toc240975679" w:history="1">
+          <w:hyperlink w:anchor="_Toc241490619" w:history="1">
             <w:r>
               <w:rPr>
                 <w:rStyle w:val="Hyperlink"/>
@@ -1127,7 +1127,7 @@
               <w:rPr>
                 <w:noProof/>
               </w:rPr>
-              <w:instrText xml:space="preserve"> PAGEREF _Toc240975679 \h </w:instrText>
+              <w:instrText xml:space="preserve"> PAGEREF _Toc241490619 \h </w:instrText>
             </w:r>
             <w:r>
               <w:rPr>
@@ -1170,7 +1170,7 @@
               <w14:ligatures w14:val="standardContextual"/>
             </w:rPr>
           </w:pPr>
-          <w:hyperlink w:anchor="_Toc240975680" w:history="1">
+          <w:hyperlink w:anchor="_Toc241490620" w:history="1">
             <w:r>
               <w:rPr>
                 <w:rStyle w:val="Hyperlink"/>
@@ -1194,7 +1194,7 @@
               <w:rPr>
                 <w:noProof/>
               </w:rPr>
-              <w:instrText xml:space="preserve"> PAGEREF _Toc240975680 \h </w:instrText>
+              <w:instrText xml:space="preserve"> PAGEREF _Toc241490620 \h </w:instrText>
             </w:r>
             <w:r>
               <w:rPr>
@@ -1237,7 +1237,7 @@
               <w14:ligatures w14:val="standardContextual"/>
             </w:rPr>
           </w:pPr>
-          <w:hyperlink w:anchor="_Toc240975681" w:history="1">
+          <w:hyperlink w:anchor="_Toc241490621" w:history="1">
             <w:r>
               <w:rPr>
                 <w:rStyle w:val="Hyperlink"/>
@@ -1261,7 +1261,7 @@
               <w:rPr>
                 <w:noProof/>
               </w:rPr>
-              <w:instrText xml:space="preserve"> PAGEREF _Toc240975681 \h </w:instrText>
+              <w:instrText xml:space="preserve"> PAGEREF _Toc241490621 \h </w:instrText>
             </w:r>
             <w:r>
               <w:rPr>
@@ -1304,7 +1304,7 @@
               <w14:ligatures w14:val="standardContextual"/>
             </w:rPr>
           </w:pPr>
-          <w:hyperlink w:anchor="_Toc240975682" w:history="1">
+          <w:hyperlink w:anchor="_Toc241490622" w:history="1">
             <w:r>
               <w:rPr>
                 <w:rStyle w:val="Hyperlink"/>
@@ -1328,7 +1328,7 @@
               <w:rPr>
                 <w:noProof/>
               </w:rPr>
-              <w:instrText xml:space="preserve"> PAGEREF _Toc240975682 \h </w:instrText>
+              <w:instrText xml:space="preserve"> PAGEREF _Toc241490622 \h </w:instrText>
             </w:r>
             <w:r>
               <w:rPr>
@@ -1371,7 +1371,7 @@
               <w14:ligatures w14:val="standardContextual"/>
             </w:rPr>
           </w:pPr>
-          <w:hyperlink w:anchor="_Toc240975683" w:history="1">
+          <w:hyperlink w:anchor="_Toc241490623" w:history="1">
             <w:r>
               <w:rPr>
                 <w:rStyle w:val="Hyperlink"/>
@@ -1395,7 +1395,7 @@
               <w:rPr>
                 <w:noProof/>
               </w:rPr>
-              <w:instrText xml:space="preserve"> PAGEREF _Toc240975683 \h </w:instrText>
+              <w:instrText xml:space="preserve"> PAGEREF _Toc241490623 \h </w:instrText>
             </w:r>
             <w:r>
               <w:rPr>
@@ -1438,7 +1438,7 @@
               <w14:ligatures w14:val="standardContextual"/>
             </w:rPr>
           </w:pPr>
-          <w:hyperlink w:anchor="_Toc240975684" w:history="1">
+          <w:hyperlink w:anchor="_Toc241490624" w:history="1">
             <w:r>
               <w:rPr>
                 <w:rStyle w:val="Hyperlink"/>
@@ -1462,7 +1462,7 @@
               <w:rPr>
                 <w:noProof/>
               </w:rPr>
-              <w:instrText xml:space="preserve"> PAGEREF _Toc240975684 \h </w:instrText>
+              <w:instrText xml:space="preserve"> PAGEREF _Toc241490624 \h </w:instrText>
             </w:r>
             <w:r>
               <w:rPr>
@@ -1505,7 +1505,7 @@
               <w14:ligatures w14:val="standardContextual"/>
             </w:rPr>
           </w:pPr>
-          <w:hyperlink w:anchor="_Toc240975685" w:history="1">
+          <w:hyperlink w:anchor="_Toc241490625" w:history="1">
             <w:r>
               <w:rPr>
                 <w:rStyle w:val="Hyperlink"/>
@@ -1529,7 +1529,7 @@
               <w:rPr>
                 <w:noProof/>
               </w:rPr>
-              <w:instrText xml:space="preserve"> PAGEREF _Toc240975685 \h </w:instrText>
+              <w:instrText xml:space="preserve"> PAGEREF _Toc241490625 \h </w:instrText>
             </w:r>
             <w:r>
               <w:rPr>
@@ -1572,7 +1572,7 @@
               <w14:ligatures w14:val="standardContextual"/>
             </w:rPr>
           </w:pPr>
-          <w:hyperlink w:anchor="_Toc240975686" w:history="1">
+          <w:hyperlink w:anchor="_Toc241490626" w:history="1">
             <w:r>
               <w:rPr>
                 <w:rStyle w:val="Hyperlink"/>
@@ -1596,7 +1596,7 @@
               <w:rPr>
                 <w:noProof/>
               </w:rPr>
-              <w:instrText xml:space="preserve"> PAGEREF _Toc240975686 \h </w:instrText>
+              <w:instrText xml:space="preserve"> PAGEREF _Toc241490626 \h </w:instrText>
             </w:r>
             <w:r>
               <w:rPr>
@@ -1639,7 +1639,7 @@
               <w14:ligatures w14:val="standardContextual"/>
             </w:rPr>
           </w:pPr>
-          <w:hyperlink w:anchor="_Toc240975687" w:history="1">
+          <w:hyperlink w:anchor="_Toc241490627" w:history="1">
             <w:r>
               <w:rPr>
                 <w:rStyle w:val="Hyperlink"/>
@@ -1663,7 +1663,7 @@
               <w:rPr>
                 <w:noProof/>
               </w:rPr>
-              <w:instrText xml:space="preserve"> PAGEREF _Toc240975687 \h </w:instrText>
+              <w:instrText xml:space="preserve"> PAGEREF _Toc241490627 \h </w:instrText>
             </w:r>
             <w:r>
               <w:rPr>
@@ -1706,7 +1706,7 @@
               <w14:ligatures w14:val="standardContextual"/>
             </w:rPr>
           </w:pPr>
-          <w:hyperlink w:anchor="_Toc240975688" w:history="1">
+          <w:hyperlink w:anchor="_Toc241490628" w:history="1">
             <w:r>
               <w:rPr>
                 <w:rStyle w:val="Hyperlink"/>
@@ -1730,7 +1730,7 @@
               <w:rPr>
                 <w:noProof/>
               </w:rPr>
-              <w:instrText xml:space="preserve"> PAGEREF _Toc240975688 \h </w:instrText>
+              <w:instrText xml:space="preserve"> PAGEREF _Toc241490628 \h </w:instrText>
             </w:r>
             <w:r>
               <w:rPr>
@@ -1773,7 +1773,7 @@
               <w14:ligatures w14:val="standardContextual"/>
             </w:rPr>
           </w:pPr>
-          <w:hyperlink w:anchor="_Toc240975689" w:history="1">
+          <w:hyperlink w:anchor="_Toc241490629" w:history="1">
             <w:r>
               <w:rPr>
                 <w:rStyle w:val="Hyperlink"/>
@@ -1797,7 +1797,7 @@
               <w:rPr>
                 <w:noProof/>
               </w:rPr>
-              <w:instrText xml:space="preserve"> PAGEREF _Toc240975689 \h </w:instrText>
+              <w:instrText xml:space="preserve"> PAGEREF _Toc241490629 \h </w:instrText>
             </w:r>
             <w:r>
               <w:rPr>
@@ -1840,7 +1840,7 @@
               <w14:ligatures w14:val="standardContextual"/>
             </w:rPr>
           </w:pPr>
-          <w:hyperlink w:anchor="_Toc240975690" w:history="1">
+          <w:hyperlink w:anchor="_Toc241490630" w:history="1">
             <w:r>
               <w:rPr>
                 <w:rStyle w:val="Hyperlink"/>
@@ -1864,7 +1864,7 @@
               <w:rPr>
                 <w:noProof/>
               </w:rPr>
-              <w:instrText xml:space="preserve"> PAGEREF _Toc240975690 \h </w:instrText>
+              <w:instrText xml:space="preserve"> PAGEREF _Toc241490630 \h </w:instrText>
             </w:r>
             <w:r>
               <w:rPr>
@@ -1907,7 +1907,7 @@
               <w14:ligatures w14:val="standardContextual"/>
             </w:rPr>
           </w:pPr>
-          <w:hyperlink w:anchor="_Toc240975691" w:history="1">
+          <w:hyperlink w:anchor="_Toc241490631" w:history="1">
             <w:r>
               <w:rPr>
                 <w:rStyle w:val="Hyperlink"/>
@@ -1931,7 +1931,7 @@
               <w:rPr>
                 <w:noProof/>
               </w:rPr>
-              <w:instrText xml:space="preserve"> PAGEREF _Toc240975691 \h </w:instrText>
+              <w:instrText xml:space="preserve"> PAGEREF _Toc241490631 \h </w:instrText>
             </w:r>
             <w:r>
               <w:rPr>
@@ -1974,7 +1974,7 @@
               <w14:ligatures w14:val="standardContextual"/>
             </w:rPr>
           </w:pPr>
-          <w:hyperlink w:anchor="_Toc240975692" w:history="1">
+          <w:hyperlink w:anchor="_Toc241490632" w:history="1">
             <w:r>
               <w:rPr>
                 <w:rStyle w:val="Hyperlink"/>
@@ -1998,7 +1998,7 @@
               <w:rPr>
                 <w:noProof/>
               </w:rPr>
-              <w:instrText xml:space="preserve"> PAGEREF _Toc240975692 \h </w:instrText>
+              <w:instrText xml:space="preserve"> PAGEREF _Toc241490632 \h </w:instrText>
             </w:r>
             <w:r>
               <w:rPr>
@@ -2041,7 +2041,7 @@
               <w14:ligatures w14:val="standardContextual"/>
             </w:rPr>
           </w:pPr>
-          <w:hyperlink w:anchor="_Toc240975693" w:history="1">
+          <w:hyperlink w:anchor="_Toc241490633" w:history="1">
             <w:r>
               <w:rPr>
                 <w:rStyle w:val="Hyperlink"/>
@@ -2065,7 +2065,7 @@
               <w:rPr>
                 <w:noProof/>
               </w:rPr>
-              <w:instrText xml:space="preserve"> PAGEREF _Toc240975693 \h </w:instrText>
+              <w:instrText xml:space="preserve"> PAGEREF _Toc241490633 \h </w:instrText>
             </w:r>
             <w:r>
               <w:rPr>
@@ -2108,7 +2108,7 @@
               <w14:ligatures w14:val="standardContextual"/>
             </w:rPr>
           </w:pPr>
-          <w:hyperlink w:anchor="_Toc240975694" w:history="1">
+          <w:hyperlink w:anchor="_Toc241490634" w:history="1">
             <w:r>
               <w:rPr>
                 <w:rStyle w:val="Hyperlink"/>
@@ -2132,7 +2132,7 @@
               <w:rPr>
                 <w:noProof/>
               </w:rPr>
-              <w:instrText xml:space="preserve"> PAGEREF _Toc240975694 \h </w:instrText>
+              <w:instrText xml:space="preserve"> PAGEREF _Toc241490634 \h </w:instrText>
             </w:r>
             <w:r>
               <w:rPr>
@@ -2171,7 +2171,7 @@
         <w:pStyle w:val="Heading1"/>
         <w:pageBreakBefore/>
       </w:pPr>
-      <w:bookmarkStart w:id="0" w:name="_Toc240975671"/>
+      <w:bookmarkStart w:id="0" w:name="_Toc241490611"/>
       <w:r>
         <w:lastRenderedPageBreak/>
         <w:t>1. Programme overview</w:t>
@@ -2201,7 +2201,7 @@
           <w:left w:w="10" w:type="dxa"/>
           <w:right w:w="10" w:type="dxa"/>
         </w:tblCellMar>
-        <w:tblLook w:val="0000" w:firstRow="0" w:lastRow="0" w:firstColumn="0" w:lastColumn="0" w:noHBand="0" w:noVBand="0"/>
+        <w:tblLook w:val="04A0" w:firstRow="1" w:lastRow="0" w:firstColumn="1" w:lastColumn="0" w:noHBand="0" w:noVBand="1"/>
       </w:tblPr>
       <w:tblGrid>
         <w:gridCol w:w="2824"/>
@@ -2577,7 +2577,7 @@
       <w:pPr>
         <w:pStyle w:val="Heading2"/>
       </w:pPr>
-      <w:bookmarkStart w:id="1" w:name="_Toc240975672"/>
+      <w:bookmarkStart w:id="1" w:name="_Toc241490612"/>
       <w:r>
         <w:t>1.1 Learning objectives</w:t>
       </w:r>
@@ -2678,7 +2678,7 @@
       <w:pPr>
         <w:pStyle w:val="Heading2"/>
       </w:pPr>
-      <w:bookmarkStart w:id="2" w:name="_Toc240975673"/>
+      <w:bookmarkStart w:id="2" w:name="_Toc241490613"/>
       <w:r>
         <w:t>1.2 Before the training (facilitator checklist)</w:t>
       </w:r>
@@ -2699,7 +2699,7 @@
           <w:left w:w="10" w:type="dxa"/>
           <w:right w:w="10" w:type="dxa"/>
         </w:tblCellMar>
-        <w:tblLook w:val="0000" w:firstRow="0" w:lastRow="0" w:firstColumn="0" w:lastColumn="0" w:noHBand="0" w:noVBand="0"/>
+        <w:tblLook w:val="04A0" w:firstRow="1" w:lastRow="0" w:firstColumn="1" w:lastColumn="0" w:noHBand="0" w:noVBand="1"/>
       </w:tblPr>
       <w:tblGrid>
         <w:gridCol w:w="1694"/>
@@ -3214,7 +3214,7 @@
       <w:pPr>
         <w:pStyle w:val="Heading2"/>
       </w:pPr>
-      <w:bookmarkStart w:id="3" w:name="_Toc240975674"/>
+      <w:bookmarkStart w:id="3" w:name="_Toc241490614"/>
       <w:r>
         <w:t>1.3 The practice environment</w:t>
       </w:r>
@@ -3288,7 +3288,7 @@
           <w:left w:w="10" w:type="dxa"/>
           <w:right w:w="10" w:type="dxa"/>
         </w:tblCellMar>
-        <w:tblLook w:val="0000" w:firstRow="0" w:lastRow="0" w:firstColumn="0" w:lastColumn="0" w:noHBand="0" w:noVBand="0"/>
+        <w:tblLook w:val="04A0" w:firstRow="1" w:lastRow="0" w:firstColumn="1" w:lastColumn="0" w:noHBand="0" w:noVBand="1"/>
       </w:tblPr>
       <w:tblGrid>
         <w:gridCol w:w="9412"/>
@@ -3360,7 +3360,7 @@
         <w:pStyle w:val="Heading1"/>
         <w:pageBreakBefore/>
       </w:pPr>
-      <w:bookmarkStart w:id="4" w:name="_Toc240975675"/>
+      <w:bookmarkStart w:id="4" w:name="_Toc241490615"/>
       <w:r>
         <w:lastRenderedPageBreak/>
         <w:t>2. Schedule</w:t>
@@ -3371,7 +3371,7 @@
       <w:pPr>
         <w:pStyle w:val="Heading2"/>
       </w:pPr>
-      <w:bookmarkStart w:id="5" w:name="_Toc240975676"/>
+      <w:bookmarkStart w:id="5" w:name="_Toc241490616"/>
       <w:r>
         <w:t>Day 1 — Foundations (all RAs)</w:t>
       </w:r>
@@ -3392,7 +3392,7 @@
           <w:left w:w="10" w:type="dxa"/>
           <w:right w:w="10" w:type="dxa"/>
         </w:tblCellMar>
-        <w:tblLook w:val="0000" w:firstRow="0" w:lastRow="0" w:firstColumn="0" w:lastColumn="0" w:noHBand="0" w:noVBand="0"/>
+        <w:tblLook w:val="04A0" w:firstRow="1" w:lastRow="0" w:firstColumn="1" w:lastColumn="0" w:noHBand="0" w:noVBand="1"/>
       </w:tblPr>
       <w:tblGrid>
         <w:gridCol w:w="941"/>
@@ -4654,7 +4654,7 @@
       <w:pPr>
         <w:pStyle w:val="Heading2"/>
       </w:pPr>
-      <w:bookmarkStart w:id="6" w:name="_Toc240975677"/>
+      <w:bookmarkStart w:id="6" w:name="_Toc241490617"/>
       <w:r>
         <w:t>Day 2 — Role tracks</w:t>
       </w:r>
@@ -4675,7 +4675,7 @@
           <w:left w:w="10" w:type="dxa"/>
           <w:right w:w="10" w:type="dxa"/>
         </w:tblCellMar>
-        <w:tblLook w:val="0000" w:firstRow="0" w:lastRow="0" w:firstColumn="0" w:lastColumn="0" w:noHBand="0" w:noVBand="0"/>
+        <w:tblLook w:val="04A0" w:firstRow="1" w:lastRow="0" w:firstColumn="1" w:lastColumn="0" w:noHBand="0" w:noVBand="1"/>
       </w:tblPr>
       <w:tblGrid>
         <w:gridCol w:w="941"/>
@@ -5747,7 +5747,7 @@
           <w:left w:w="10" w:type="dxa"/>
           <w:right w:w="10" w:type="dxa"/>
         </w:tblCellMar>
-        <w:tblLook w:val="0000" w:firstRow="0" w:lastRow="0" w:firstColumn="0" w:lastColumn="0" w:noHBand="0" w:noVBand="0"/>
+        <w:tblLook w:val="04A0" w:firstRow="1" w:lastRow="0" w:firstColumn="1" w:lastColumn="0" w:noHBand="0" w:noVBand="1"/>
       </w:tblPr>
       <w:tblGrid>
         <w:gridCol w:w="1882"/>
@@ -6182,7 +6182,7 @@
       <w:pPr>
         <w:pStyle w:val="Heading2"/>
       </w:pPr>
-      <w:bookmarkStart w:id="7" w:name="_Toc240975678"/>
+      <w:bookmarkStart w:id="7" w:name="_Toc241490618"/>
       <w:r>
         <w:t>Day 3 — Practice and assessment</w:t>
       </w:r>
@@ -6203,7 +6203,7 @@
           <w:left w:w="10" w:type="dxa"/>
           <w:right w:w="10" w:type="dxa"/>
         </w:tblCellMar>
-        <w:tblLook w:val="0000" w:firstRow="0" w:lastRow="0" w:firstColumn="0" w:lastColumn="0" w:noHBand="0" w:noVBand="0"/>
+        <w:tblLook w:val="04A0" w:firstRow="1" w:lastRow="0" w:firstColumn="1" w:lastColumn="0" w:noHBand="0" w:noVBand="1"/>
       </w:tblPr>
       <w:tblGrid>
         <w:gridCol w:w="941"/>
@@ -7152,7 +7152,7 @@
       <w:pPr>
         <w:pStyle w:val="Heading2"/>
       </w:pPr>
-      <w:bookmarkStart w:id="8" w:name="_Toc240975679"/>
+      <w:bookmarkStart w:id="8" w:name="_Toc241490619"/>
       <w:r>
         <w:t>After the training</w:t>
       </w:r>
@@ -7173,7 +7173,7 @@
           <w:left w:w="10" w:type="dxa"/>
           <w:right w:w="10" w:type="dxa"/>
         </w:tblCellMar>
-        <w:tblLook w:val="0000" w:firstRow="0" w:lastRow="0" w:firstColumn="0" w:lastColumn="0" w:noHBand="0" w:noVBand="0"/>
+        <w:tblLook w:val="04A0" w:firstRow="1" w:lastRow="0" w:firstColumn="1" w:lastColumn="0" w:noHBand="0" w:noVBand="1"/>
       </w:tblPr>
       <w:tblGrid>
         <w:gridCol w:w="2824"/>
@@ -7487,7 +7487,7 @@
         <w:pStyle w:val="Heading1"/>
         <w:pageBreakBefore/>
       </w:pPr>
-      <w:bookmarkStart w:id="9" w:name="_Toc240975680"/>
+      <w:bookmarkStart w:id="9" w:name="_Toc241490620"/>
       <w:r>
         <w:lastRenderedPageBreak/>
         <w:t>3. Session plans</w:t>
@@ -7506,7 +7506,7 @@
       <w:pPr>
         <w:pStyle w:val="Heading2"/>
       </w:pPr>
-      <w:bookmarkStart w:id="10" w:name="_Toc240975681"/>
+      <w:bookmarkStart w:id="10" w:name="_Toc241490621"/>
       <w:r>
         <w:t>Module 1 — The study (60 min)</w:t>
       </w:r>
@@ -7601,7 +7601,7 @@
       <w:pPr>
         <w:pStyle w:val="Heading2"/>
       </w:pPr>
-      <w:bookmarkStart w:id="11" w:name="_Toc240975682"/>
+      <w:bookmarkStart w:id="11" w:name="_Toc241490622"/>
       <w:r>
         <w:t>Module 2 — Research ethics and consent (60 min)</w:t>
       </w:r>
@@ -7696,7 +7696,7 @@
       <w:pPr>
         <w:pStyle w:val="Heading2"/>
       </w:pPr>
-      <w:bookmarkStart w:id="12" w:name="_Toc240975683"/>
+      <w:bookmarkStart w:id="12" w:name="_Toc241490623"/>
       <w:r>
         <w:t>Module 3 — Data protection (60 min)</w:t>
       </w:r>
@@ -7791,7 +7791,7 @@
       <w:pPr>
         <w:pStyle w:val="Heading2"/>
       </w:pPr>
-      <w:bookmarkStart w:id="13" w:name="_Toc240975684"/>
+      <w:bookmarkStart w:id="13" w:name="_Toc241490624"/>
       <w:r>
         <w:t>Module 5 — The portal (75 min)</w:t>
       </w:r>
@@ -7886,7 +7886,7 @@
       <w:pPr>
         <w:pStyle w:val="Heading2"/>
       </w:pPr>
-      <w:bookmarkStart w:id="14" w:name="_Toc240975685"/>
+      <w:bookmarkStart w:id="14" w:name="_Toc241490625"/>
       <w:r>
         <w:t>Module 6 — The respondent journey (45 min)</w:t>
       </w:r>
@@ -7982,7 +7982,7 @@
       <w:pPr>
         <w:pStyle w:val="Heading2"/>
       </w:pPr>
-      <w:bookmarkStart w:id="15" w:name="_Toc240975686"/>
+      <w:bookmarkStart w:id="15" w:name="_Toc241490626"/>
       <w:r>
         <w:t>Module 8 — Communication skills (90 min)</w:t>
       </w:r>
@@ -8077,7 +8077,7 @@
       <w:pPr>
         <w:pStyle w:val="Heading2"/>
       </w:pPr>
-      <w:bookmarkStart w:id="16" w:name="_Toc240975687"/>
+      <w:bookmarkStart w:id="16" w:name="_Toc241490627"/>
       <w:r>
         <w:t>Module 9 — Quality judgement (90 min)</w:t>
       </w:r>
@@ -8173,7 +8173,7 @@
         <w:pStyle w:val="Heading1"/>
         <w:pageBreakBefore/>
       </w:pPr>
-      <w:bookmarkStart w:id="17" w:name="_Toc240975688"/>
+      <w:bookmarkStart w:id="17" w:name="_Toc241490628"/>
       <w:r>
         <w:lastRenderedPageBreak/>
         <w:t>4. Role-plays and simulation</w:t>
@@ -8203,7 +8203,7 @@
           <w:left w:w="10" w:type="dxa"/>
           <w:right w:w="10" w:type="dxa"/>
         </w:tblCellMar>
-        <w:tblLook w:val="0000" w:firstRow="0" w:lastRow="0" w:firstColumn="0" w:lastColumn="0" w:noHBand="0" w:noVBand="0"/>
+        <w:tblLook w:val="04A0" w:firstRow="1" w:lastRow="0" w:firstColumn="1" w:lastColumn="0" w:noHBand="0" w:noVBand="1"/>
       </w:tblPr>
       <w:tblGrid>
         <w:gridCol w:w="1882"/>
@@ -9127,7 +9127,7 @@
       <w:pPr>
         <w:pStyle w:val="Heading2"/>
       </w:pPr>
-      <w:bookmarkStart w:id="18" w:name="_Toc240975689"/>
+      <w:bookmarkStart w:id="18" w:name="_Toc241490629"/>
       <w:r>
         <w:t>Field simulation (Day 3)</w:t>
       </w:r>
@@ -9222,7 +9222,7 @@
         <w:pStyle w:val="Heading1"/>
         <w:pageBreakBefore/>
       </w:pPr>
-      <w:bookmarkStart w:id="19" w:name="_Toc240975690"/>
+      <w:bookmarkStart w:id="19" w:name="_Toc241490630"/>
       <w:r>
         <w:lastRenderedPageBreak/>
         <w:t>5. Assessment and certification</w:t>
@@ -9233,7 +9233,7 @@
       <w:pPr>
         <w:pStyle w:val="Heading2"/>
       </w:pPr>
-      <w:bookmarkStart w:id="20" w:name="_Toc240975691"/>
+      <w:bookmarkStart w:id="20" w:name="_Toc241490631"/>
       <w:r>
         <w:t>5.1 Competencies</w:t>
       </w:r>
@@ -9254,7 +9254,7 @@
           <w:left w:w="10" w:type="dxa"/>
           <w:right w:w="10" w:type="dxa"/>
         </w:tblCellMar>
-        <w:tblLook w:val="0000" w:firstRow="0" w:lastRow="0" w:firstColumn="0" w:lastColumn="0" w:noHBand="0" w:noVBand="0"/>
+        <w:tblLook w:val="04A0" w:firstRow="1" w:lastRow="0" w:firstColumn="1" w:lastColumn="0" w:noHBand="0" w:noVBand="1"/>
       </w:tblPr>
       <w:tblGrid>
         <w:gridCol w:w="2071"/>
@@ -9624,7 +9624,7 @@
       <w:pPr>
         <w:pStyle w:val="Heading2"/>
       </w:pPr>
-      <w:bookmarkStart w:id="21" w:name="_Toc240975692"/>
+      <w:bookmarkStart w:id="21" w:name="_Toc241490632"/>
       <w:r>
         <w:t>5.2 Written assessment (answer key)</w:t>
       </w:r>
@@ -9653,7 +9653,7 @@
           <w:left w:w="10" w:type="dxa"/>
           <w:right w:w="10" w:type="dxa"/>
         </w:tblCellMar>
-        <w:tblLook w:val="0000" w:firstRow="0" w:lastRow="0" w:firstColumn="0" w:lastColumn="0" w:noHBand="0" w:noVBand="0"/>
+        <w:tblLook w:val="04A0" w:firstRow="1" w:lastRow="0" w:firstColumn="1" w:lastColumn="0" w:noHBand="0" w:noVBand="1"/>
       </w:tblPr>
       <w:tblGrid>
         <w:gridCol w:w="565"/>
@@ -10984,7 +10984,7 @@
       <w:pPr>
         <w:pStyle w:val="Heading2"/>
       </w:pPr>
-      <w:bookmarkStart w:id="22" w:name="_Toc240975693"/>
+      <w:bookmarkStart w:id="22" w:name="_Toc241490633"/>
       <w:r>
         <w:t>5.3 Practical assessment</w:t>
       </w:r>
@@ -11013,7 +11013,7 @@
           <w:left w:w="10" w:type="dxa"/>
           <w:right w:w="10" w:type="dxa"/>
         </w:tblCellMar>
-        <w:tblLook w:val="0000" w:firstRow="0" w:lastRow="0" w:firstColumn="0" w:lastColumn="0" w:noHBand="0" w:noVBand="0"/>
+        <w:tblLook w:val="04A0" w:firstRow="1" w:lastRow="0" w:firstColumn="1" w:lastColumn="0" w:noHBand="0" w:noVBand="1"/>
       </w:tblPr>
       <w:tblGrid>
         <w:gridCol w:w="1694"/>
@@ -12247,7 +12247,7 @@
         <w:pStyle w:val="Heading1"/>
         <w:pageBreakBefore/>
       </w:pPr>
-      <w:bookmarkStart w:id="23" w:name="_Toc240975694"/>
+      <w:bookmarkStart w:id="23" w:name="_Toc241490634"/>
       <w:r>
         <w:lastRenderedPageBreak/>
         <w:t>6. Attendance register</w:t>
@@ -12269,7 +12269,7 @@
           <w:left w:w="10" w:type="dxa"/>
           <w:right w:w="10" w:type="dxa"/>
         </w:tblCellMar>
-        <w:tblLook w:val="0000" w:firstRow="0" w:lastRow="0" w:firstColumn="0" w:lastColumn="0" w:noHBand="0" w:noVBand="0"/>
+        <w:tblLook w:val="04A0" w:firstRow="1" w:lastRow="0" w:firstColumn="1" w:lastColumn="0" w:noHBand="0" w:noVBand="1"/>
       </w:tblPr>
       <w:tblGrid>
         <w:gridCol w:w="2635"/>
@@ -13826,7 +13826,7 @@
         <w:sz w:val="16"/>
         <w:szCs w:val="16"/>
       </w:rPr>
-      <w:t>Version 1.10 · 22 September 2026</w:t>
+      <w:t>Version 1.11 · 28 September 2026</w:t>
     </w:r>
     <w:r>
       <w:rPr>
@@ -13999,10 +13999,10 @@
 <file path=word/numbering.xml><?xml version="1.0" encoding="utf-8"?>
 <w:numbering xmlns:wpc="http://schemas.microsoft.com/office/word/2010/wordprocessingCanvas" xmlns:cx="http://schemas.microsoft.com/office/drawing/2014/chartex" xmlns:cx1="http://schemas.microsoft.com/office/drawing/2015/9/8/chartex" xmlns:cx2="http://schemas.microsoft.com/office/drawing/2015/10/21/chartex" xmlns:cx3="http://schemas.microsoft.com/office/drawing/2016/5/9/chartex" xmlns:cx4="http://schemas.microsoft.com/office/drawing/2016/5/10/chartex" xmlns:cx5="http://schemas.microsoft.com/office/drawing/2016/5/11/chartex" xmlns:cx6="http://schemas.microsoft.com/office/drawing/2016/5/12/chartex" xmlns:cx7="http://schemas.microsoft.com/office/drawing/2016/5/13/chartex" xmlns:cx8="http://schemas.microsoft.com/office/drawing/2016/5/14/chartex" xmlns:mc="http://schemas.openxmlformats.org/markup-compatibility/2006" xmlns:aink="http://schemas.microsoft.com/office/drawing/2016/ink" xmlns:am3d="http://schemas.microsoft.com/office/drawing/2017/model3d" xmlns:o="urn:schemas-microsoft-com:office:office" xmlns:oel="http://schemas.microsoft.com/office/2019/extlst" xmlns:r="http://schemas.openxmlformats.org/officeDocument/2006/relationships" xmlns:m="http://schemas.openxmlformats.org/officeDocument/2006/math" xmlns:v="urn:schemas-microsoft-com:vml" xmlns:wp14="http://schemas.microsoft.com/office/word/2010/wordprocessingDrawing" xmlns:wp="http://schemas.openxmlformats.org/drawingml/2006/wordprocessingDrawing" xmlns:w10="urn:schemas-microsoft-com:office:word" xmlns:w="http://schemas.openxmlformats.org/wordprocessingml/2006/main" xmlns:w14="http://schemas.microsoft.com/office/word/2010/wordml" xmlns:w15="http://schemas.microsoft.com/office/word/2012/wordml" xmlns:w16cex="http://schemas.microsoft.com/office/word/2018/wordml/cex" xmlns:w16cid="http://schemas.microsoft.com/office/word/2016/wordml/cid" xmlns:w16="http://schemas.microsoft.com/office/word/2018/wordml" xmlns:w16sdtdh="http://schemas.microsoft.com/office/word/2020/wordml/sdtdatahash" xmlns:w16se="http://schemas.microsoft.com/office/word/2015/wordml/symex" xmlns:wpg="http://schemas.microsoft.com/office/word/2010/wordprocessingGroup" xmlns:wpi="http://schemas.microsoft.com/office/word/2010/wordprocessingInk" xmlns:wne="http://schemas.microsoft.com/office/word/2006/wordml" xmlns:wps="http://schemas.microsoft.com/office/word/2010/wordprocessingShape" mc:Ignorable="w14 w15 w16se w16cid w16 w16cex w16sdtdh wp14">
   <w:abstractNum w:abstractNumId="0" w15:restartNumberingAfterBreak="0">
-    <w:nsid w:val="133166C9"/>
+    <w:nsid w:val="34C82B47"/>
     <w:multiLevelType w:val="hybridMultilevel"/>
-    <w:tmpl w:val="D16E2534"/>
-    <w:lvl w:ilvl="0" w:tplc="BB0E7814">
+    <w:tmpl w:val="FEA6E8B2"/>
+    <w:lvl w:ilvl="0" w:tplc="A8766B92">
       <w:start w:val="1"/>
       <w:numFmt w:val="decimal"/>
       <w:lvlText w:val="%1."/>
@@ -14016,196 +14016,52 @@
         <w:color w:val="A67C27"/>
       </w:rPr>
     </w:lvl>
-    <w:lvl w:ilvl="1" w:tplc="1E18051C">
+    <w:lvl w:ilvl="1" w:tplc="1AB29118">
       <w:numFmt w:val="decimal"/>
       <w:lvlText w:val=""/>
       <w:lvlJc w:val="left"/>
     </w:lvl>
-    <w:lvl w:ilvl="2" w:tplc="40B856EC">
+    <w:lvl w:ilvl="2" w:tplc="B16AA0C8">
       <w:numFmt w:val="decimal"/>
       <w:lvlText w:val=""/>
       <w:lvlJc w:val="left"/>
     </w:lvl>
-    <w:lvl w:ilvl="3" w:tplc="0A3C07BE">
+    <w:lvl w:ilvl="3" w:tplc="A184DFBE">
       <w:numFmt w:val="decimal"/>
       <w:lvlText w:val=""/>
       <w:lvlJc w:val="left"/>
     </w:lvl>
-    <w:lvl w:ilvl="4" w:tplc="6C7AFDEC">
+    <w:lvl w:ilvl="4" w:tplc="38B61DAE">
       <w:numFmt w:val="decimal"/>
       <w:lvlText w:val=""/>
       <w:lvlJc w:val="left"/>
     </w:lvl>
-    <w:lvl w:ilvl="5" w:tplc="10DC3274">
+    <w:lvl w:ilvl="5" w:tplc="14A41456">
       <w:numFmt w:val="decimal"/>
       <w:lvlText w:val=""/>
       <w:lvlJc w:val="left"/>
     </w:lvl>
-    <w:lvl w:ilvl="6" w:tplc="F23CAE04">
+    <w:lvl w:ilvl="6" w:tplc="A1745148">
       <w:numFmt w:val="decimal"/>
       <w:lvlText w:val=""/>
       <w:lvlJc w:val="left"/>
     </w:lvl>
-    <w:lvl w:ilvl="7" w:tplc="3BC21444">
+    <w:lvl w:ilvl="7" w:tplc="B3122A96">
       <w:numFmt w:val="decimal"/>
       <w:lvlText w:val=""/>
       <w:lvlJc w:val="left"/>
     </w:lvl>
-    <w:lvl w:ilvl="8" w:tplc="C3867FA0">
+    <w:lvl w:ilvl="8" w:tplc="12A2543C">
       <w:numFmt w:val="decimal"/>
       <w:lvlText w:val=""/>
       <w:lvlJc w:val="left"/>
     </w:lvl>
   </w:abstractNum>
   <w:abstractNum w:abstractNumId="1" w15:restartNumberingAfterBreak="0">
-    <w:nsid w:val="1A4D2AB1"/>
+    <w:nsid w:val="35762F8A"/>
     <w:multiLevelType w:val="hybridMultilevel"/>
-    <w:tmpl w:val="07047002"/>
-    <w:lvl w:ilvl="0" w:tplc="74F08E16">
-      <w:start w:val="1"/>
-      <w:numFmt w:val="bullet"/>
-      <w:lvlText w:val="●"/>
-      <w:lvlJc w:val="left"/>
-      <w:pPr>
-        <w:ind w:left="720" w:hanging="360"/>
-      </w:pPr>
-    </w:lvl>
-    <w:lvl w:ilvl="1" w:tplc="5176820C">
-      <w:start w:val="1"/>
-      <w:numFmt w:val="bullet"/>
-      <w:lvlText w:val="○"/>
-      <w:lvlJc w:val="left"/>
-      <w:pPr>
-        <w:ind w:left="1440" w:hanging="360"/>
-      </w:pPr>
-    </w:lvl>
-    <w:lvl w:ilvl="2" w:tplc="966A0E9A">
-      <w:start w:val="1"/>
-      <w:numFmt w:val="bullet"/>
-      <w:lvlText w:val="■"/>
-      <w:lvlJc w:val="left"/>
-      <w:pPr>
-        <w:ind w:left="2160" w:hanging="360"/>
-      </w:pPr>
-    </w:lvl>
-    <w:lvl w:ilvl="3" w:tplc="6DBC5ABE">
-      <w:start w:val="1"/>
-      <w:numFmt w:val="bullet"/>
-      <w:lvlText w:val="●"/>
-      <w:lvlJc w:val="left"/>
-      <w:pPr>
-        <w:ind w:left="2880" w:hanging="360"/>
-      </w:pPr>
-    </w:lvl>
-    <w:lvl w:ilvl="4" w:tplc="92EE1FEC">
-      <w:start w:val="1"/>
-      <w:numFmt w:val="bullet"/>
-      <w:lvlText w:val="○"/>
-      <w:lvlJc w:val="left"/>
-      <w:pPr>
-        <w:ind w:left="3600" w:hanging="360"/>
-      </w:pPr>
-    </w:lvl>
-    <w:lvl w:ilvl="5" w:tplc="28B8620A">
-      <w:start w:val="1"/>
-      <w:numFmt w:val="bullet"/>
-      <w:lvlText w:val="■"/>
-      <w:lvlJc w:val="left"/>
-      <w:pPr>
-        <w:ind w:left="4320" w:hanging="360"/>
-      </w:pPr>
-    </w:lvl>
-    <w:lvl w:ilvl="6" w:tplc="8528BA0C">
-      <w:start w:val="1"/>
-      <w:numFmt w:val="bullet"/>
-      <w:lvlText w:val="●"/>
-      <w:lvlJc w:val="left"/>
-      <w:pPr>
-        <w:ind w:left="5040" w:hanging="360"/>
-      </w:pPr>
-    </w:lvl>
-    <w:lvl w:ilvl="7" w:tplc="03E856AC">
-      <w:start w:val="1"/>
-      <w:numFmt w:val="bullet"/>
-      <w:lvlText w:val="●"/>
-      <w:lvlJc w:val="left"/>
-      <w:pPr>
-        <w:ind w:left="5760" w:hanging="360"/>
-      </w:pPr>
-    </w:lvl>
-    <w:lvl w:ilvl="8" w:tplc="7C400242">
-      <w:start w:val="1"/>
-      <w:numFmt w:val="bullet"/>
-      <w:lvlText w:val="●"/>
-      <w:lvlJc w:val="left"/>
-      <w:pPr>
-        <w:ind w:left="6480" w:hanging="360"/>
-      </w:pPr>
-    </w:lvl>
-  </w:abstractNum>
-  <w:abstractNum w:abstractNumId="2" w15:restartNumberingAfterBreak="0">
-    <w:nsid w:val="30850C5C"/>
-    <w:multiLevelType w:val="hybridMultilevel"/>
-    <w:tmpl w:val="A2EE1EFE"/>
-    <w:lvl w:ilvl="0" w:tplc="37CE448E">
-      <w:start w:val="1"/>
-      <w:numFmt w:val="bullet"/>
-      <w:lvlText w:val="•"/>
-      <w:lvlJc w:val="left"/>
-      <w:pPr>
-        <w:ind w:left="460" w:hanging="280"/>
-      </w:pPr>
-    </w:lvl>
-    <w:lvl w:ilvl="1" w:tplc="787E0B4A">
-      <w:start w:val="1"/>
-      <w:numFmt w:val="bullet"/>
-      <w:lvlText w:val="–"/>
-      <w:lvlJc w:val="left"/>
-      <w:pPr>
-        <w:ind w:left="900" w:hanging="280"/>
-      </w:pPr>
-    </w:lvl>
-    <w:lvl w:ilvl="2" w:tplc="5E149B64">
-      <w:numFmt w:val="decimal"/>
-      <w:lvlText w:val=""/>
-      <w:lvlJc w:val="left"/>
-    </w:lvl>
-    <w:lvl w:ilvl="3" w:tplc="C5E42EA0">
-      <w:numFmt w:val="decimal"/>
-      <w:lvlText w:val=""/>
-      <w:lvlJc w:val="left"/>
-    </w:lvl>
-    <w:lvl w:ilvl="4" w:tplc="F7844FE4">
-      <w:numFmt w:val="decimal"/>
-      <w:lvlText w:val=""/>
-      <w:lvlJc w:val="left"/>
-    </w:lvl>
-    <w:lvl w:ilvl="5" w:tplc="714CCADA">
-      <w:numFmt w:val="decimal"/>
-      <w:lvlText w:val=""/>
-      <w:lvlJc w:val="left"/>
-    </w:lvl>
-    <w:lvl w:ilvl="6" w:tplc="C428BFAE">
-      <w:numFmt w:val="decimal"/>
-      <w:lvlText w:val=""/>
-      <w:lvlJc w:val="left"/>
-    </w:lvl>
-    <w:lvl w:ilvl="7" w:tplc="FFC49D9E">
-      <w:numFmt w:val="decimal"/>
-      <w:lvlText w:val=""/>
-      <w:lvlJc w:val="left"/>
-    </w:lvl>
-    <w:lvl w:ilvl="8" w:tplc="395A921E">
-      <w:numFmt w:val="decimal"/>
-      <w:lvlText w:val=""/>
-      <w:lvlJc w:val="left"/>
-    </w:lvl>
-  </w:abstractNum>
-  <w:abstractNum w:abstractNumId="3" w15:restartNumberingAfterBreak="0">
-    <w:nsid w:val="486A5AC5"/>
-    <w:multiLevelType w:val="hybridMultilevel"/>
-    <w:tmpl w:val="0BE6CCE2"/>
-    <w:lvl w:ilvl="0" w:tplc="967EDF38">
+    <w:tmpl w:val="DD44F8CE"/>
+    <w:lvl w:ilvl="0" w:tplc="A746C132">
       <w:start w:val="1"/>
       <w:numFmt w:val="decimal"/>
       <w:lvlText w:val="%1."/>
@@ -14219,66 +14075,210 @@
         <w:color w:val="A67C27"/>
       </w:rPr>
     </w:lvl>
-    <w:lvl w:ilvl="1" w:tplc="EAA2E714">
+    <w:lvl w:ilvl="1" w:tplc="208289BE">
       <w:numFmt w:val="decimal"/>
       <w:lvlText w:val=""/>
       <w:lvlJc w:val="left"/>
     </w:lvl>
-    <w:lvl w:ilvl="2" w:tplc="A1C8161C">
+    <w:lvl w:ilvl="2" w:tplc="A9B05A9A">
       <w:numFmt w:val="decimal"/>
       <w:lvlText w:val=""/>
       <w:lvlJc w:val="left"/>
     </w:lvl>
-    <w:lvl w:ilvl="3" w:tplc="81C260AC">
+    <w:lvl w:ilvl="3" w:tplc="422E477A">
       <w:numFmt w:val="decimal"/>
       <w:lvlText w:val=""/>
       <w:lvlJc w:val="left"/>
     </w:lvl>
-    <w:lvl w:ilvl="4" w:tplc="0B2617C2">
+    <w:lvl w:ilvl="4" w:tplc="89B8CE22">
       <w:numFmt w:val="decimal"/>
       <w:lvlText w:val=""/>
       <w:lvlJc w:val="left"/>
     </w:lvl>
-    <w:lvl w:ilvl="5" w:tplc="D9CCE97E">
+    <w:lvl w:ilvl="5" w:tplc="9F60D46C">
       <w:numFmt w:val="decimal"/>
       <w:lvlText w:val=""/>
       <w:lvlJc w:val="left"/>
     </w:lvl>
-    <w:lvl w:ilvl="6" w:tplc="258A865C">
+    <w:lvl w:ilvl="6" w:tplc="C6C623BC">
       <w:numFmt w:val="decimal"/>
       <w:lvlText w:val=""/>
       <w:lvlJc w:val="left"/>
     </w:lvl>
-    <w:lvl w:ilvl="7" w:tplc="EEA2468A">
+    <w:lvl w:ilvl="7" w:tplc="4F2A87F0">
       <w:numFmt w:val="decimal"/>
       <w:lvlText w:val=""/>
       <w:lvlJc w:val="left"/>
     </w:lvl>
-    <w:lvl w:ilvl="8" w:tplc="983CD492">
+    <w:lvl w:ilvl="8" w:tplc="897250E6">
       <w:numFmt w:val="decimal"/>
       <w:lvlText w:val=""/>
       <w:lvlJc w:val="left"/>
     </w:lvl>
   </w:abstractNum>
-  <w:num w:numId="1" w16cid:durableId="1597325389">
+  <w:abstractNum w:abstractNumId="2" w15:restartNumberingAfterBreak="0">
+    <w:nsid w:val="36040068"/>
+    <w:multiLevelType w:val="hybridMultilevel"/>
+    <w:tmpl w:val="7BAA8D6C"/>
+    <w:lvl w:ilvl="0" w:tplc="DDD8684A">
+      <w:start w:val="1"/>
+      <w:numFmt w:val="bullet"/>
+      <w:lvlText w:val="•"/>
+      <w:lvlJc w:val="left"/>
+      <w:pPr>
+        <w:ind w:left="460" w:hanging="280"/>
+      </w:pPr>
+    </w:lvl>
+    <w:lvl w:ilvl="1" w:tplc="61CC6DB8">
+      <w:start w:val="1"/>
+      <w:numFmt w:val="bullet"/>
+      <w:lvlText w:val="–"/>
+      <w:lvlJc w:val="left"/>
+      <w:pPr>
+        <w:ind w:left="900" w:hanging="280"/>
+      </w:pPr>
+    </w:lvl>
+    <w:lvl w:ilvl="2" w:tplc="B0A432C0">
+      <w:numFmt w:val="decimal"/>
+      <w:lvlText w:val=""/>
+      <w:lvlJc w:val="left"/>
+    </w:lvl>
+    <w:lvl w:ilvl="3" w:tplc="477CF4A4">
+      <w:numFmt w:val="decimal"/>
+      <w:lvlText w:val=""/>
+      <w:lvlJc w:val="left"/>
+    </w:lvl>
+    <w:lvl w:ilvl="4" w:tplc="D3806E1A">
+      <w:numFmt w:val="decimal"/>
+      <w:lvlText w:val=""/>
+      <w:lvlJc w:val="left"/>
+    </w:lvl>
+    <w:lvl w:ilvl="5" w:tplc="37EE20A4">
+      <w:numFmt w:val="decimal"/>
+      <w:lvlText w:val=""/>
+      <w:lvlJc w:val="left"/>
+    </w:lvl>
+    <w:lvl w:ilvl="6" w:tplc="85FA48C4">
+      <w:numFmt w:val="decimal"/>
+      <w:lvlText w:val=""/>
+      <w:lvlJc w:val="left"/>
+    </w:lvl>
+    <w:lvl w:ilvl="7" w:tplc="1D22F7D2">
+      <w:numFmt w:val="decimal"/>
+      <w:lvlText w:val=""/>
+      <w:lvlJc w:val="left"/>
+    </w:lvl>
+    <w:lvl w:ilvl="8" w:tplc="D8B6458A">
+      <w:numFmt w:val="decimal"/>
+      <w:lvlText w:val=""/>
+      <w:lvlJc w:val="left"/>
+    </w:lvl>
+  </w:abstractNum>
+  <w:abstractNum w:abstractNumId="3" w15:restartNumberingAfterBreak="0">
+    <w:nsid w:val="76265C42"/>
+    <w:multiLevelType w:val="hybridMultilevel"/>
+    <w:tmpl w:val="184C9B5E"/>
+    <w:lvl w:ilvl="0" w:tplc="FA7E5626">
+      <w:start w:val="1"/>
+      <w:numFmt w:val="bullet"/>
+      <w:lvlText w:val="●"/>
+      <w:lvlJc w:val="left"/>
+      <w:pPr>
+        <w:ind w:left="720" w:hanging="360"/>
+      </w:pPr>
+    </w:lvl>
+    <w:lvl w:ilvl="1" w:tplc="8B083FC2">
+      <w:start w:val="1"/>
+      <w:numFmt w:val="bullet"/>
+      <w:lvlText w:val="○"/>
+      <w:lvlJc w:val="left"/>
+      <w:pPr>
+        <w:ind w:left="1440" w:hanging="360"/>
+      </w:pPr>
+    </w:lvl>
+    <w:lvl w:ilvl="2" w:tplc="6D34DDAA">
+      <w:start w:val="1"/>
+      <w:numFmt w:val="bullet"/>
+      <w:lvlText w:val="■"/>
+      <w:lvlJc w:val="left"/>
+      <w:pPr>
+        <w:ind w:left="2160" w:hanging="360"/>
+      </w:pPr>
+    </w:lvl>
+    <w:lvl w:ilvl="3" w:tplc="44062E4C">
+      <w:start w:val="1"/>
+      <w:numFmt w:val="bullet"/>
+      <w:lvlText w:val="●"/>
+      <w:lvlJc w:val="left"/>
+      <w:pPr>
+        <w:ind w:left="2880" w:hanging="360"/>
+      </w:pPr>
+    </w:lvl>
+    <w:lvl w:ilvl="4" w:tplc="8532679C">
+      <w:start w:val="1"/>
+      <w:numFmt w:val="bullet"/>
+      <w:lvlText w:val="○"/>
+      <w:lvlJc w:val="left"/>
+      <w:pPr>
+        <w:ind w:left="3600" w:hanging="360"/>
+      </w:pPr>
+    </w:lvl>
+    <w:lvl w:ilvl="5" w:tplc="6A3A9DA6">
+      <w:start w:val="1"/>
+      <w:numFmt w:val="bullet"/>
+      <w:lvlText w:val="■"/>
+      <w:lvlJc w:val="left"/>
+      <w:pPr>
+        <w:ind w:left="4320" w:hanging="360"/>
+      </w:pPr>
+    </w:lvl>
+    <w:lvl w:ilvl="6" w:tplc="58F06348">
+      <w:start w:val="1"/>
+      <w:numFmt w:val="bullet"/>
+      <w:lvlText w:val="●"/>
+      <w:lvlJc w:val="left"/>
+      <w:pPr>
+        <w:ind w:left="5040" w:hanging="360"/>
+      </w:pPr>
+    </w:lvl>
+    <w:lvl w:ilvl="7" w:tplc="26585CCA">
+      <w:start w:val="1"/>
+      <w:numFmt w:val="bullet"/>
+      <w:lvlText w:val="●"/>
+      <w:lvlJc w:val="left"/>
+      <w:pPr>
+        <w:ind w:left="5760" w:hanging="360"/>
+      </w:pPr>
+    </w:lvl>
+    <w:lvl w:ilvl="8" w:tplc="0DB2B7D0">
+      <w:start w:val="1"/>
+      <w:numFmt w:val="bullet"/>
+      <w:lvlText w:val="●"/>
+      <w:lvlJc w:val="left"/>
+      <w:pPr>
+        <w:ind w:left="6480" w:hanging="360"/>
+      </w:pPr>
+    </w:lvl>
+  </w:abstractNum>
+  <w:num w:numId="1" w16cid:durableId="1575116976">
+    <w:abstractNumId w:val="3"/>
+    <w:lvlOverride w:ilvl="0">
+      <w:startOverride w:val="1"/>
+    </w:lvlOverride>
+  </w:num>
+  <w:num w:numId="2" w16cid:durableId="1602832369">
+    <w:abstractNumId w:val="2"/>
+    <w:lvlOverride w:ilvl="0">
+      <w:startOverride w:val="1"/>
+    </w:lvlOverride>
+  </w:num>
+  <w:num w:numId="3" w16cid:durableId="567106779">
     <w:abstractNumId w:val="1"/>
     <w:lvlOverride w:ilvl="0">
       <w:startOverride w:val="1"/>
     </w:lvlOverride>
   </w:num>
-  <w:num w:numId="2" w16cid:durableId="1590232984">
-    <w:abstractNumId w:val="2"/>
-    <w:lvlOverride w:ilvl="0">
-      <w:startOverride w:val="1"/>
-    </w:lvlOverride>
-  </w:num>
-  <w:num w:numId="3" w16cid:durableId="168982982">
-    <w:abstractNumId w:val="3"/>
-    <w:lvlOverride w:ilvl="0">
-      <w:startOverride w:val="1"/>
-    </w:lvlOverride>
-  </w:num>
-  <w:num w:numId="4" w16cid:durableId="1257325807">
+  <w:num w:numId="4" w16cid:durableId="681395011">
     <w:abstractNumId w:val="0"/>
     <w:lvlOverride w:ilvl="0">
       <w:startOverride w:val="1"/>
@@ -14904,7 +14904,7 @@
     <w:autoRedefine/>
     <w:uiPriority w:val="39"/>
     <w:unhideWhenUsed/>
-    <w:rsid w:val="00D06833"/>
+    <w:rsid w:val="00AA3B4B"/>
     <w:pPr>
       <w:spacing w:after="100"/>
     </w:pPr>
@@ -14916,7 +14916,7 @@
     <w:autoRedefine/>
     <w:uiPriority w:val="39"/>
     <w:unhideWhenUsed/>
-    <w:rsid w:val="00D06833"/>
+    <w:rsid w:val="00AA3B4B"/>
     <w:pPr>
       <w:spacing w:after="100"/>
       <w:ind w:left="210"/>

--- a/docs/manuals/RA_Training_Programme_and_Facilitator_Guide.docx
+++ b/docs/manuals/RA_Training_Programme_and_Facilitator_Guide.docx
@@ -469,7 +469,7 @@
                 <w:sz w:val="19"/>
                 <w:szCs w:val="19"/>
               </w:rPr>
-              <w:t>Version 1.11 · 28 September 2026</w:t>
+              <w:t>Version 1.12 · 28 September 2026</w:t>
             </w:r>
           </w:p>
         </w:tc>
@@ -538,7 +538,7 @@
     <w:sdt>
       <w:sdtPr>
         <w:alias w:val="Contents"/>
-        <w:id w:val="-1847865098"/>
+        <w:id w:val="-1553840075"/>
       </w:sdtPr>
       <w:sdtEndPr/>
       <w:sdtContent>
@@ -567,7 +567,7 @@
           <w:r>
             <w:fldChar w:fldCharType="separate"/>
           </w:r>
-          <w:hyperlink w:anchor="_Toc241490611" w:history="1">
+          <w:hyperlink w:anchor="_Toc241492032" w:history="1">
             <w:r>
               <w:rPr>
                 <w:rStyle w:val="Hyperlink"/>
@@ -591,7 +591,7 @@
               <w:rPr>
                 <w:noProof/>
               </w:rPr>
-              <w:instrText xml:space="preserve"> PAGEREF _Toc241490611 \h </w:instrText>
+              <w:instrText xml:space="preserve"> PAGEREF _Toc241492032 \h </w:instrText>
             </w:r>
             <w:r>
               <w:rPr>
@@ -634,7 +634,7 @@
               <w14:ligatures w14:val="standardContextual"/>
             </w:rPr>
           </w:pPr>
-          <w:hyperlink w:anchor="_Toc241490612" w:history="1">
+          <w:hyperlink w:anchor="_Toc241492033" w:history="1">
             <w:r>
               <w:rPr>
                 <w:rStyle w:val="Hyperlink"/>
@@ -658,7 +658,7 @@
               <w:rPr>
                 <w:noProof/>
               </w:rPr>
-              <w:instrText xml:space="preserve"> PAGEREF _Toc241490612 \h </w:instrText>
+              <w:instrText xml:space="preserve"> PAGEREF _Toc241492033 \h </w:instrText>
             </w:r>
             <w:r>
               <w:rPr>
@@ -701,7 +701,7 @@
               <w14:ligatures w14:val="standardContextual"/>
             </w:rPr>
           </w:pPr>
-          <w:hyperlink w:anchor="_Toc241490613" w:history="1">
+          <w:hyperlink w:anchor="_Toc241492034" w:history="1">
             <w:r>
               <w:rPr>
                 <w:rStyle w:val="Hyperlink"/>
@@ -725,7 +725,7 @@
               <w:rPr>
                 <w:noProof/>
               </w:rPr>
-              <w:instrText xml:space="preserve"> PAGEREF _Toc241490613 \h </w:instrText>
+              <w:instrText xml:space="preserve"> PAGEREF _Toc241492034 \h </w:instrText>
             </w:r>
             <w:r>
               <w:rPr>
@@ -768,7 +768,7 @@
               <w14:ligatures w14:val="standardContextual"/>
             </w:rPr>
           </w:pPr>
-          <w:hyperlink w:anchor="_Toc241490614" w:history="1">
+          <w:hyperlink w:anchor="_Toc241492035" w:history="1">
             <w:r>
               <w:rPr>
                 <w:rStyle w:val="Hyperlink"/>
@@ -792,7 +792,7 @@
               <w:rPr>
                 <w:noProof/>
               </w:rPr>
-              <w:instrText xml:space="preserve"> PAGEREF _Toc241490614 \h </w:instrText>
+              <w:instrText xml:space="preserve"> PAGEREF _Toc241492035 \h </w:instrText>
             </w:r>
             <w:r>
               <w:rPr>
@@ -835,7 +835,7 @@
               <w14:ligatures w14:val="standardContextual"/>
             </w:rPr>
           </w:pPr>
-          <w:hyperlink w:anchor="_Toc241490615" w:history="1">
+          <w:hyperlink w:anchor="_Toc241492036" w:history="1">
             <w:r>
               <w:rPr>
                 <w:rStyle w:val="Hyperlink"/>
@@ -859,7 +859,7 @@
               <w:rPr>
                 <w:noProof/>
               </w:rPr>
-              <w:instrText xml:space="preserve"> PAGEREF _Toc241490615 \h </w:instrText>
+              <w:instrText xml:space="preserve"> PAGEREF _Toc241492036 \h </w:instrText>
             </w:r>
             <w:r>
               <w:rPr>
@@ -902,7 +902,7 @@
               <w14:ligatures w14:val="standardContextual"/>
             </w:rPr>
           </w:pPr>
-          <w:hyperlink w:anchor="_Toc241490616" w:history="1">
+          <w:hyperlink w:anchor="_Toc241492037" w:history="1">
             <w:r>
               <w:rPr>
                 <w:rStyle w:val="Hyperlink"/>
@@ -926,7 +926,7 @@
               <w:rPr>
                 <w:noProof/>
               </w:rPr>
-              <w:instrText xml:space="preserve"> PAGEREF _Toc241490616 \h </w:instrText>
+              <w:instrText xml:space="preserve"> PAGEREF _Toc241492037 \h </w:instrText>
             </w:r>
             <w:r>
               <w:rPr>
@@ -969,7 +969,7 @@
               <w14:ligatures w14:val="standardContextual"/>
             </w:rPr>
           </w:pPr>
-          <w:hyperlink w:anchor="_Toc241490617" w:history="1">
+          <w:hyperlink w:anchor="_Toc241492038" w:history="1">
             <w:r>
               <w:rPr>
                 <w:rStyle w:val="Hyperlink"/>
@@ -993,7 +993,7 @@
               <w:rPr>
                 <w:noProof/>
               </w:rPr>
-              <w:instrText xml:space="preserve"> PAGEREF _Toc241490617 \h </w:instrText>
+              <w:instrText xml:space="preserve"> PAGEREF _Toc241492038 \h </w:instrText>
             </w:r>
             <w:r>
               <w:rPr>
@@ -1036,7 +1036,7 @@
               <w14:ligatures w14:val="standardContextual"/>
             </w:rPr>
           </w:pPr>
-          <w:hyperlink w:anchor="_Toc241490618" w:history="1">
+          <w:hyperlink w:anchor="_Toc241492039" w:history="1">
             <w:r>
               <w:rPr>
                 <w:rStyle w:val="Hyperlink"/>
@@ -1060,7 +1060,7 @@
               <w:rPr>
                 <w:noProof/>
               </w:rPr>
-              <w:instrText xml:space="preserve"> PAGEREF _Toc241490618 \h </w:instrText>
+              <w:instrText xml:space="preserve"> PAGEREF _Toc241492039 \h </w:instrText>
             </w:r>
             <w:r>
               <w:rPr>
@@ -1103,7 +1103,7 @@
               <w14:ligatures w14:val="standardContextual"/>
             </w:rPr>
           </w:pPr>
-          <w:hyperlink w:anchor="_Toc241490619" w:history="1">
+          <w:hyperlink w:anchor="_Toc241492040" w:history="1">
             <w:r>
               <w:rPr>
                 <w:rStyle w:val="Hyperlink"/>
@@ -1127,7 +1127,7 @@
               <w:rPr>
                 <w:noProof/>
               </w:rPr>
-              <w:instrText xml:space="preserve"> PAGEREF _Toc241490619 \h </w:instrText>
+              <w:instrText xml:space="preserve"> PAGEREF _Toc241492040 \h </w:instrText>
             </w:r>
             <w:r>
               <w:rPr>
@@ -1170,7 +1170,7 @@
               <w14:ligatures w14:val="standardContextual"/>
             </w:rPr>
           </w:pPr>
-          <w:hyperlink w:anchor="_Toc241490620" w:history="1">
+          <w:hyperlink w:anchor="_Toc241492041" w:history="1">
             <w:r>
               <w:rPr>
                 <w:rStyle w:val="Hyperlink"/>
@@ -1194,7 +1194,7 @@
               <w:rPr>
                 <w:noProof/>
               </w:rPr>
-              <w:instrText xml:space="preserve"> PAGEREF _Toc241490620 \h </w:instrText>
+              <w:instrText xml:space="preserve"> PAGEREF _Toc241492041 \h </w:instrText>
             </w:r>
             <w:r>
               <w:rPr>
@@ -1237,7 +1237,7 @@
               <w14:ligatures w14:val="standardContextual"/>
             </w:rPr>
           </w:pPr>
-          <w:hyperlink w:anchor="_Toc241490621" w:history="1">
+          <w:hyperlink w:anchor="_Toc241492042" w:history="1">
             <w:r>
               <w:rPr>
                 <w:rStyle w:val="Hyperlink"/>
@@ -1261,7 +1261,7 @@
               <w:rPr>
                 <w:noProof/>
               </w:rPr>
-              <w:instrText xml:space="preserve"> PAGEREF _Toc241490621 \h </w:instrText>
+              <w:instrText xml:space="preserve"> PAGEREF _Toc241492042 \h </w:instrText>
             </w:r>
             <w:r>
               <w:rPr>
@@ -1304,7 +1304,7 @@
               <w14:ligatures w14:val="standardContextual"/>
             </w:rPr>
           </w:pPr>
-          <w:hyperlink w:anchor="_Toc241490622" w:history="1">
+          <w:hyperlink w:anchor="_Toc241492043" w:history="1">
             <w:r>
               <w:rPr>
                 <w:rStyle w:val="Hyperlink"/>
@@ -1328,7 +1328,7 @@
               <w:rPr>
                 <w:noProof/>
               </w:rPr>
-              <w:instrText xml:space="preserve"> PAGEREF _Toc241490622 \h </w:instrText>
+              <w:instrText xml:space="preserve"> PAGEREF _Toc241492043 \h </w:instrText>
             </w:r>
             <w:r>
               <w:rPr>
@@ -1371,7 +1371,7 @@
               <w14:ligatures w14:val="standardContextual"/>
             </w:rPr>
           </w:pPr>
-          <w:hyperlink w:anchor="_Toc241490623" w:history="1">
+          <w:hyperlink w:anchor="_Toc241492044" w:history="1">
             <w:r>
               <w:rPr>
                 <w:rStyle w:val="Hyperlink"/>
@@ -1395,7 +1395,7 @@
               <w:rPr>
                 <w:noProof/>
               </w:rPr>
-              <w:instrText xml:space="preserve"> PAGEREF _Toc241490623 \h </w:instrText>
+              <w:instrText xml:space="preserve"> PAGEREF _Toc241492044 \h </w:instrText>
             </w:r>
             <w:r>
               <w:rPr>
@@ -1438,7 +1438,7 @@
               <w14:ligatures w14:val="standardContextual"/>
             </w:rPr>
           </w:pPr>
-          <w:hyperlink w:anchor="_Toc241490624" w:history="1">
+          <w:hyperlink w:anchor="_Toc241492045" w:history="1">
             <w:r>
               <w:rPr>
                 <w:rStyle w:val="Hyperlink"/>
@@ -1462,7 +1462,7 @@
               <w:rPr>
                 <w:noProof/>
               </w:rPr>
-              <w:instrText xml:space="preserve"> PAGEREF _Toc241490624 \h </w:instrText>
+              <w:instrText xml:space="preserve"> PAGEREF _Toc241492045 \h </w:instrText>
             </w:r>
             <w:r>
               <w:rPr>
@@ -1505,7 +1505,7 @@
               <w14:ligatures w14:val="standardContextual"/>
             </w:rPr>
           </w:pPr>
-          <w:hyperlink w:anchor="_Toc241490625" w:history="1">
+          <w:hyperlink w:anchor="_Toc241492046" w:history="1">
             <w:r>
               <w:rPr>
                 <w:rStyle w:val="Hyperlink"/>
@@ -1529,7 +1529,7 @@
               <w:rPr>
                 <w:noProof/>
               </w:rPr>
-              <w:instrText xml:space="preserve"> PAGEREF _Toc241490625 \h </w:instrText>
+              <w:instrText xml:space="preserve"> PAGEREF _Toc241492046 \h </w:instrText>
             </w:r>
             <w:r>
               <w:rPr>
@@ -1572,7 +1572,7 @@
               <w14:ligatures w14:val="standardContextual"/>
             </w:rPr>
           </w:pPr>
-          <w:hyperlink w:anchor="_Toc241490626" w:history="1">
+          <w:hyperlink w:anchor="_Toc241492047" w:history="1">
             <w:r>
               <w:rPr>
                 <w:rStyle w:val="Hyperlink"/>
@@ -1596,7 +1596,7 @@
               <w:rPr>
                 <w:noProof/>
               </w:rPr>
-              <w:instrText xml:space="preserve"> PAGEREF _Toc241490626 \h </w:instrText>
+              <w:instrText xml:space="preserve"> PAGEREF _Toc241492047 \h </w:instrText>
             </w:r>
             <w:r>
               <w:rPr>
@@ -1639,7 +1639,7 @@
               <w14:ligatures w14:val="standardContextual"/>
             </w:rPr>
           </w:pPr>
-          <w:hyperlink w:anchor="_Toc241490627" w:history="1">
+          <w:hyperlink w:anchor="_Toc241492048" w:history="1">
             <w:r>
               <w:rPr>
                 <w:rStyle w:val="Hyperlink"/>
@@ -1663,7 +1663,7 @@
               <w:rPr>
                 <w:noProof/>
               </w:rPr>
-              <w:instrText xml:space="preserve"> PAGEREF _Toc241490627 \h </w:instrText>
+              <w:instrText xml:space="preserve"> PAGEREF _Toc241492048 \h </w:instrText>
             </w:r>
             <w:r>
               <w:rPr>
@@ -1706,7 +1706,7 @@
               <w14:ligatures w14:val="standardContextual"/>
             </w:rPr>
           </w:pPr>
-          <w:hyperlink w:anchor="_Toc241490628" w:history="1">
+          <w:hyperlink w:anchor="_Toc241492049" w:history="1">
             <w:r>
               <w:rPr>
                 <w:rStyle w:val="Hyperlink"/>
@@ -1730,7 +1730,7 @@
               <w:rPr>
                 <w:noProof/>
               </w:rPr>
-              <w:instrText xml:space="preserve"> PAGEREF _Toc241490628 \h </w:instrText>
+              <w:instrText xml:space="preserve"> PAGEREF _Toc241492049 \h </w:instrText>
             </w:r>
             <w:r>
               <w:rPr>
@@ -1773,7 +1773,7 @@
               <w14:ligatures w14:val="standardContextual"/>
             </w:rPr>
           </w:pPr>
-          <w:hyperlink w:anchor="_Toc241490629" w:history="1">
+          <w:hyperlink w:anchor="_Toc241492050" w:history="1">
             <w:r>
               <w:rPr>
                 <w:rStyle w:val="Hyperlink"/>
@@ -1797,7 +1797,7 @@
               <w:rPr>
                 <w:noProof/>
               </w:rPr>
-              <w:instrText xml:space="preserve"> PAGEREF _Toc241490629 \h </w:instrText>
+              <w:instrText xml:space="preserve"> PAGEREF _Toc241492050 \h </w:instrText>
             </w:r>
             <w:r>
               <w:rPr>
@@ -1840,7 +1840,7 @@
               <w14:ligatures w14:val="standardContextual"/>
             </w:rPr>
           </w:pPr>
-          <w:hyperlink w:anchor="_Toc241490630" w:history="1">
+          <w:hyperlink w:anchor="_Toc241492051" w:history="1">
             <w:r>
               <w:rPr>
                 <w:rStyle w:val="Hyperlink"/>
@@ -1864,7 +1864,7 @@
               <w:rPr>
                 <w:noProof/>
               </w:rPr>
-              <w:instrText xml:space="preserve"> PAGEREF _Toc241490630 \h </w:instrText>
+              <w:instrText xml:space="preserve"> PAGEREF _Toc241492051 \h </w:instrText>
             </w:r>
             <w:r>
               <w:rPr>
@@ -1907,7 +1907,7 @@
               <w14:ligatures w14:val="standardContextual"/>
             </w:rPr>
           </w:pPr>
-          <w:hyperlink w:anchor="_Toc241490631" w:history="1">
+          <w:hyperlink w:anchor="_Toc241492052" w:history="1">
             <w:r>
               <w:rPr>
                 <w:rStyle w:val="Hyperlink"/>
@@ -1931,7 +1931,7 @@
               <w:rPr>
                 <w:noProof/>
               </w:rPr>
-              <w:instrText xml:space="preserve"> PAGEREF _Toc241490631 \h </w:instrText>
+              <w:instrText xml:space="preserve"> PAGEREF _Toc241492052 \h </w:instrText>
             </w:r>
             <w:r>
               <w:rPr>
@@ -1974,7 +1974,7 @@
               <w14:ligatures w14:val="standardContextual"/>
             </w:rPr>
           </w:pPr>
-          <w:hyperlink w:anchor="_Toc241490632" w:history="1">
+          <w:hyperlink w:anchor="_Toc241492053" w:history="1">
             <w:r>
               <w:rPr>
                 <w:rStyle w:val="Hyperlink"/>
@@ -1998,7 +1998,7 @@
               <w:rPr>
                 <w:noProof/>
               </w:rPr>
-              <w:instrText xml:space="preserve"> PAGEREF _Toc241490632 \h </w:instrText>
+              <w:instrText xml:space="preserve"> PAGEREF _Toc241492053 \h </w:instrText>
             </w:r>
             <w:r>
               <w:rPr>
@@ -2041,7 +2041,7 @@
               <w14:ligatures w14:val="standardContextual"/>
             </w:rPr>
           </w:pPr>
-          <w:hyperlink w:anchor="_Toc241490633" w:history="1">
+          <w:hyperlink w:anchor="_Toc241492054" w:history="1">
             <w:r>
               <w:rPr>
                 <w:rStyle w:val="Hyperlink"/>
@@ -2065,7 +2065,7 @@
               <w:rPr>
                 <w:noProof/>
               </w:rPr>
-              <w:instrText xml:space="preserve"> PAGEREF _Toc241490633 \h </w:instrText>
+              <w:instrText xml:space="preserve"> PAGEREF _Toc241492054 \h </w:instrText>
             </w:r>
             <w:r>
               <w:rPr>
@@ -2108,7 +2108,7 @@
               <w14:ligatures w14:val="standardContextual"/>
             </w:rPr>
           </w:pPr>
-          <w:hyperlink w:anchor="_Toc241490634" w:history="1">
+          <w:hyperlink w:anchor="_Toc241492055" w:history="1">
             <w:r>
               <w:rPr>
                 <w:rStyle w:val="Hyperlink"/>
@@ -2132,7 +2132,7 @@
               <w:rPr>
                 <w:noProof/>
               </w:rPr>
-              <w:instrText xml:space="preserve"> PAGEREF _Toc241490634 \h </w:instrText>
+              <w:instrText xml:space="preserve"> PAGEREF _Toc241492055 \h </w:instrText>
             </w:r>
             <w:r>
               <w:rPr>
@@ -2171,7 +2171,7 @@
         <w:pStyle w:val="Heading1"/>
         <w:pageBreakBefore/>
       </w:pPr>
-      <w:bookmarkStart w:id="0" w:name="_Toc241490611"/>
+      <w:bookmarkStart w:id="0" w:name="_Toc241492032"/>
       <w:r>
         <w:lastRenderedPageBreak/>
         <w:t>1. Programme overview</w:t>
@@ -2577,7 +2577,7 @@
       <w:pPr>
         <w:pStyle w:val="Heading2"/>
       </w:pPr>
-      <w:bookmarkStart w:id="1" w:name="_Toc241490612"/>
+      <w:bookmarkStart w:id="1" w:name="_Toc241492033"/>
       <w:r>
         <w:t>1.1 Learning objectives</w:t>
       </w:r>
@@ -2678,7 +2678,7 @@
       <w:pPr>
         <w:pStyle w:val="Heading2"/>
       </w:pPr>
-      <w:bookmarkStart w:id="2" w:name="_Toc241490613"/>
+      <w:bookmarkStart w:id="2" w:name="_Toc241492034"/>
       <w:r>
         <w:t>1.2 Before the training (facilitator checklist)</w:t>
       </w:r>
@@ -3214,7 +3214,7 @@
       <w:pPr>
         <w:pStyle w:val="Heading2"/>
       </w:pPr>
-      <w:bookmarkStart w:id="3" w:name="_Toc241490614"/>
+      <w:bookmarkStart w:id="3" w:name="_Toc241492035"/>
       <w:r>
         <w:t>1.3 The practice environment</w:t>
       </w:r>
@@ -3360,7 +3360,7 @@
         <w:pStyle w:val="Heading1"/>
         <w:pageBreakBefore/>
       </w:pPr>
-      <w:bookmarkStart w:id="4" w:name="_Toc241490615"/>
+      <w:bookmarkStart w:id="4" w:name="_Toc241492036"/>
       <w:r>
         <w:lastRenderedPageBreak/>
         <w:t>2. Schedule</w:t>
@@ -3371,7 +3371,7 @@
       <w:pPr>
         <w:pStyle w:val="Heading2"/>
       </w:pPr>
-      <w:bookmarkStart w:id="5" w:name="_Toc241490616"/>
+      <w:bookmarkStart w:id="5" w:name="_Toc241492037"/>
       <w:r>
         <w:t>Day 1 — Foundations (all RAs)</w:t>
       </w:r>
@@ -3781,7 +3781,7 @@
                 <w:sz w:val="19"/>
                 <w:szCs w:val="19"/>
               </w:rPr>
-              <w:t>Module 2 — Research ethics: voluntary participation, informed consent, PIS v1.4</w:t>
+              <w:t>Module 2 — Research ethics: voluntary participation, informed consent, PIS v1.5</w:t>
             </w:r>
           </w:p>
         </w:tc>
@@ -4654,7 +4654,7 @@
       <w:pPr>
         <w:pStyle w:val="Heading2"/>
       </w:pPr>
-      <w:bookmarkStart w:id="6" w:name="_Toc241490617"/>
+      <w:bookmarkStart w:id="6" w:name="_Toc241492038"/>
       <w:r>
         <w:t>Day 2 — Role tracks</w:t>
       </w:r>
@@ -6182,7 +6182,7 @@
       <w:pPr>
         <w:pStyle w:val="Heading2"/>
       </w:pPr>
-      <w:bookmarkStart w:id="7" w:name="_Toc241490618"/>
+      <w:bookmarkStart w:id="7" w:name="_Toc241492039"/>
       <w:r>
         <w:t>Day 3 — Practice and assessment</w:t>
       </w:r>
@@ -7152,7 +7152,7 @@
       <w:pPr>
         <w:pStyle w:val="Heading2"/>
       </w:pPr>
-      <w:bookmarkStart w:id="8" w:name="_Toc241490619"/>
+      <w:bookmarkStart w:id="8" w:name="_Toc241492040"/>
       <w:r>
         <w:t>After the training</w:t>
       </w:r>
@@ -7487,7 +7487,7 @@
         <w:pStyle w:val="Heading1"/>
         <w:pageBreakBefore/>
       </w:pPr>
-      <w:bookmarkStart w:id="9" w:name="_Toc241490620"/>
+      <w:bookmarkStart w:id="9" w:name="_Toc241492041"/>
       <w:r>
         <w:lastRenderedPageBreak/>
         <w:t>3. Session plans</w:t>
@@ -7506,7 +7506,7 @@
       <w:pPr>
         <w:pStyle w:val="Heading2"/>
       </w:pPr>
-      <w:bookmarkStart w:id="10" w:name="_Toc241490621"/>
+      <w:bookmarkStart w:id="10" w:name="_Toc241492042"/>
       <w:r>
         <w:t>Module 1 — The study (60 min)</w:t>
       </w:r>
@@ -7601,7 +7601,7 @@
       <w:pPr>
         <w:pStyle w:val="Heading2"/>
       </w:pPr>
-      <w:bookmarkStart w:id="11" w:name="_Toc241490622"/>
+      <w:bookmarkStart w:id="11" w:name="_Toc241492043"/>
       <w:r>
         <w:t>Module 2 — Research ethics and consent (60 min)</w:t>
       </w:r>
@@ -7644,7 +7644,7 @@
         <w:t>Content:</w:t>
       </w:r>
       <w:r>
-        <w:t xml:space="preserve"> Participant Information Sheet v1.4, point by point; voluntary participation; right to stop and withdraw; separate KII recording consent; what counts as consent in the portal.</w:t>
+        <w:t xml:space="preserve"> Participant Information Sheet v1.5, point by point; voluntary participation; right to stop and withdraw; separate KII recording consent; what counts as consent in the portal.</w:t>
       </w:r>
     </w:p>
     <w:p>
@@ -7696,7 +7696,7 @@
       <w:pPr>
         <w:pStyle w:val="Heading2"/>
       </w:pPr>
-      <w:bookmarkStart w:id="12" w:name="_Toc241490623"/>
+      <w:bookmarkStart w:id="12" w:name="_Toc241492044"/>
       <w:r>
         <w:t>Module 3 — Data protection (60 min)</w:t>
       </w:r>
@@ -7791,7 +7791,7 @@
       <w:pPr>
         <w:pStyle w:val="Heading2"/>
       </w:pPr>
-      <w:bookmarkStart w:id="13" w:name="_Toc241490624"/>
+      <w:bookmarkStart w:id="13" w:name="_Toc241492045"/>
       <w:r>
         <w:t>Module 5 — The portal (75 min)</w:t>
       </w:r>
@@ -7886,7 +7886,7 @@
       <w:pPr>
         <w:pStyle w:val="Heading2"/>
       </w:pPr>
-      <w:bookmarkStart w:id="14" w:name="_Toc241490625"/>
+      <w:bookmarkStart w:id="14" w:name="_Toc241492046"/>
       <w:r>
         <w:t>Module 6 — The respondent journey (45 min)</w:t>
       </w:r>
@@ -7982,7 +7982,7 @@
       <w:pPr>
         <w:pStyle w:val="Heading2"/>
       </w:pPr>
-      <w:bookmarkStart w:id="15" w:name="_Toc241490626"/>
+      <w:bookmarkStart w:id="15" w:name="_Toc241492047"/>
       <w:r>
         <w:t>Module 8 — Communication skills (90 min)</w:t>
       </w:r>
@@ -8077,7 +8077,7 @@
       <w:pPr>
         <w:pStyle w:val="Heading2"/>
       </w:pPr>
-      <w:bookmarkStart w:id="16" w:name="_Toc241490627"/>
+      <w:bookmarkStart w:id="16" w:name="_Toc241492048"/>
       <w:r>
         <w:t>Module 9 — Quality judgement (90 min)</w:t>
       </w:r>
@@ -8173,7 +8173,7 @@
         <w:pStyle w:val="Heading1"/>
         <w:pageBreakBefore/>
       </w:pPr>
-      <w:bookmarkStart w:id="17" w:name="_Toc241490628"/>
+      <w:bookmarkStart w:id="17" w:name="_Toc241492049"/>
       <w:r>
         <w:lastRenderedPageBreak/>
         <w:t>4. Role-plays and simulation</w:t>
@@ -9127,7 +9127,7 @@
       <w:pPr>
         <w:pStyle w:val="Heading2"/>
       </w:pPr>
-      <w:bookmarkStart w:id="18" w:name="_Toc241490629"/>
+      <w:bookmarkStart w:id="18" w:name="_Toc241492050"/>
       <w:r>
         <w:t>Field simulation (Day 3)</w:t>
       </w:r>
@@ -9222,7 +9222,7 @@
         <w:pStyle w:val="Heading1"/>
         <w:pageBreakBefore/>
       </w:pPr>
-      <w:bookmarkStart w:id="19" w:name="_Toc241490630"/>
+      <w:bookmarkStart w:id="19" w:name="_Toc241492051"/>
       <w:r>
         <w:lastRenderedPageBreak/>
         <w:t>5. Assessment and certification</w:t>
@@ -9233,7 +9233,7 @@
       <w:pPr>
         <w:pStyle w:val="Heading2"/>
       </w:pPr>
-      <w:bookmarkStart w:id="20" w:name="_Toc241490631"/>
+      <w:bookmarkStart w:id="20" w:name="_Toc241492052"/>
       <w:r>
         <w:t>5.1 Competencies</w:t>
       </w:r>
@@ -9624,7 +9624,7 @@
       <w:pPr>
         <w:pStyle w:val="Heading2"/>
       </w:pPr>
-      <w:bookmarkStart w:id="21" w:name="_Toc241490632"/>
+      <w:bookmarkStart w:id="21" w:name="_Toc241492053"/>
       <w:r>
         <w:t>5.2 Written assessment (answer key)</w:t>
       </w:r>
@@ -10984,7 +10984,7 @@
       <w:pPr>
         <w:pStyle w:val="Heading2"/>
       </w:pPr>
-      <w:bookmarkStart w:id="22" w:name="_Toc241490633"/>
+      <w:bookmarkStart w:id="22" w:name="_Toc241492054"/>
       <w:r>
         <w:t>5.3 Practical assessment</w:t>
       </w:r>
@@ -12247,7 +12247,7 @@
         <w:pStyle w:val="Heading1"/>
         <w:pageBreakBefore/>
       </w:pPr>
-      <w:bookmarkStart w:id="23" w:name="_Toc241490634"/>
+      <w:bookmarkStart w:id="23" w:name="_Toc241492055"/>
       <w:r>
         <w:lastRenderedPageBreak/>
         <w:t>6. Attendance register</w:t>
@@ -13826,7 +13826,7 @@
         <w:sz w:val="16"/>
         <w:szCs w:val="16"/>
       </w:rPr>
-      <w:t>Version 1.11 · 28 September 2026</w:t>
+      <w:t>Version 1.12 · 28 September 2026</w:t>
     </w:r>
     <w:r>
       <w:rPr>
@@ -13999,10 +13999,10 @@
 <file path=word/numbering.xml><?xml version="1.0" encoding="utf-8"?>
 <w:numbering xmlns:wpc="http://schemas.microsoft.com/office/word/2010/wordprocessingCanvas" xmlns:cx="http://schemas.microsoft.com/office/drawing/2014/chartex" xmlns:cx1="http://schemas.microsoft.com/office/drawing/2015/9/8/chartex" xmlns:cx2="http://schemas.microsoft.com/office/drawing/2015/10/21/chartex" xmlns:cx3="http://schemas.microsoft.com/office/drawing/2016/5/9/chartex" xmlns:cx4="http://schemas.microsoft.com/office/drawing/2016/5/10/chartex" xmlns:cx5="http://schemas.microsoft.com/office/drawing/2016/5/11/chartex" xmlns:cx6="http://schemas.microsoft.com/office/drawing/2016/5/12/chartex" xmlns:cx7="http://schemas.microsoft.com/office/drawing/2016/5/13/chartex" xmlns:cx8="http://schemas.microsoft.com/office/drawing/2016/5/14/chartex" xmlns:mc="http://schemas.openxmlformats.org/markup-compatibility/2006" xmlns:aink="http://schemas.microsoft.com/office/drawing/2016/ink" xmlns:am3d="http://schemas.microsoft.com/office/drawing/2017/model3d" xmlns:o="urn:schemas-microsoft-com:office:office" xmlns:oel="http://schemas.microsoft.com/office/2019/extlst" xmlns:r="http://schemas.openxmlformats.org/officeDocument/2006/relationships" xmlns:m="http://schemas.openxmlformats.org/officeDocument/2006/math" xmlns:v="urn:schemas-microsoft-com:vml" xmlns:wp14="http://schemas.microsoft.com/office/word/2010/wordprocessingDrawing" xmlns:wp="http://schemas.openxmlformats.org/drawingml/2006/wordprocessingDrawing" xmlns:w10="urn:schemas-microsoft-com:office:word" xmlns:w="http://schemas.openxmlformats.org/wordprocessingml/2006/main" xmlns:w14="http://schemas.microsoft.com/office/word/2010/wordml" xmlns:w15="http://schemas.microsoft.com/office/word/2012/wordml" xmlns:w16cex="http://schemas.microsoft.com/office/word/2018/wordml/cex" xmlns:w16cid="http://schemas.microsoft.com/office/word/2016/wordml/cid" xmlns:w16="http://schemas.microsoft.com/office/word/2018/wordml" xmlns:w16sdtdh="http://schemas.microsoft.com/office/word/2020/wordml/sdtdatahash" xmlns:w16se="http://schemas.microsoft.com/office/word/2015/wordml/symex" xmlns:wpg="http://schemas.microsoft.com/office/word/2010/wordprocessingGroup" xmlns:wpi="http://schemas.microsoft.com/office/word/2010/wordprocessingInk" xmlns:wne="http://schemas.microsoft.com/office/word/2006/wordml" xmlns:wps="http://schemas.microsoft.com/office/word/2010/wordprocessingShape" mc:Ignorable="w14 w15 w16se w16cid w16 w16cex w16sdtdh wp14">
   <w:abstractNum w:abstractNumId="0" w15:restartNumberingAfterBreak="0">
-    <w:nsid w:val="34C82B47"/>
+    <w:nsid w:val="0DEE1FE6"/>
     <w:multiLevelType w:val="hybridMultilevel"/>
-    <w:tmpl w:val="FEA6E8B2"/>
-    <w:lvl w:ilvl="0" w:tplc="A8766B92">
+    <w:tmpl w:val="DCB0C872"/>
+    <w:lvl w:ilvl="0" w:tplc="60E22C70">
       <w:start w:val="1"/>
       <w:numFmt w:val="decimal"/>
       <w:lvlText w:val="%1."/>
@@ -14016,52 +14016,52 @@
         <w:color w:val="A67C27"/>
       </w:rPr>
     </w:lvl>
-    <w:lvl w:ilvl="1" w:tplc="1AB29118">
+    <w:lvl w:ilvl="1" w:tplc="3F04EB38">
       <w:numFmt w:val="decimal"/>
       <w:lvlText w:val=""/>
       <w:lvlJc w:val="left"/>
     </w:lvl>
-    <w:lvl w:ilvl="2" w:tplc="B16AA0C8">
+    <w:lvl w:ilvl="2" w:tplc="7D78F0E8">
       <w:numFmt w:val="decimal"/>
       <w:lvlText w:val=""/>
       <w:lvlJc w:val="left"/>
     </w:lvl>
-    <w:lvl w:ilvl="3" w:tplc="A184DFBE">
+    <w:lvl w:ilvl="3" w:tplc="9054532C">
       <w:numFmt w:val="decimal"/>
       <w:lvlText w:val=""/>
       <w:lvlJc w:val="left"/>
     </w:lvl>
-    <w:lvl w:ilvl="4" w:tplc="38B61DAE">
+    <w:lvl w:ilvl="4" w:tplc="54CEB294">
       <w:numFmt w:val="decimal"/>
       <w:lvlText w:val=""/>
       <w:lvlJc w:val="left"/>
     </w:lvl>
-    <w:lvl w:ilvl="5" w:tplc="14A41456">
+    <w:lvl w:ilvl="5" w:tplc="6F046C42">
       <w:numFmt w:val="decimal"/>
       <w:lvlText w:val=""/>
       <w:lvlJc w:val="left"/>
     </w:lvl>
-    <w:lvl w:ilvl="6" w:tplc="A1745148">
+    <w:lvl w:ilvl="6" w:tplc="A8C86D6C">
       <w:numFmt w:val="decimal"/>
       <w:lvlText w:val=""/>
       <w:lvlJc w:val="left"/>
     </w:lvl>
-    <w:lvl w:ilvl="7" w:tplc="B3122A96">
+    <w:lvl w:ilvl="7" w:tplc="2E08456A">
       <w:numFmt w:val="decimal"/>
       <w:lvlText w:val=""/>
       <w:lvlJc w:val="left"/>
     </w:lvl>
-    <w:lvl w:ilvl="8" w:tplc="12A2543C">
+    <w:lvl w:ilvl="8" w:tplc="7060717A">
       <w:numFmt w:val="decimal"/>
       <w:lvlText w:val=""/>
       <w:lvlJc w:val="left"/>
     </w:lvl>
   </w:abstractNum>
   <w:abstractNum w:abstractNumId="1" w15:restartNumberingAfterBreak="0">
-    <w:nsid w:val="35762F8A"/>
+    <w:nsid w:val="1ED45EE0"/>
     <w:multiLevelType w:val="hybridMultilevel"/>
-    <w:tmpl w:val="DD44F8CE"/>
-    <w:lvl w:ilvl="0" w:tplc="A746C132">
+    <w:tmpl w:val="25B4C08E"/>
+    <w:lvl w:ilvl="0" w:tplc="97E256B2">
       <w:start w:val="1"/>
       <w:numFmt w:val="decimal"/>
       <w:lvlText w:val="%1."/>
@@ -14075,110 +14075,52 @@
         <w:color w:val="A67C27"/>
       </w:rPr>
     </w:lvl>
-    <w:lvl w:ilvl="1" w:tplc="208289BE">
+    <w:lvl w:ilvl="1" w:tplc="4A7CCCEE">
       <w:numFmt w:val="decimal"/>
       <w:lvlText w:val=""/>
       <w:lvlJc w:val="left"/>
     </w:lvl>
-    <w:lvl w:ilvl="2" w:tplc="A9B05A9A">
+    <w:lvl w:ilvl="2" w:tplc="7F94D8B0">
       <w:numFmt w:val="decimal"/>
       <w:lvlText w:val=""/>
       <w:lvlJc w:val="left"/>
     </w:lvl>
-    <w:lvl w:ilvl="3" w:tplc="422E477A">
+    <w:lvl w:ilvl="3" w:tplc="6A8A9AA2">
       <w:numFmt w:val="decimal"/>
       <w:lvlText w:val=""/>
       <w:lvlJc w:val="left"/>
     </w:lvl>
-    <w:lvl w:ilvl="4" w:tplc="89B8CE22">
+    <w:lvl w:ilvl="4" w:tplc="AA6A2936">
       <w:numFmt w:val="decimal"/>
       <w:lvlText w:val=""/>
       <w:lvlJc w:val="left"/>
     </w:lvl>
-    <w:lvl w:ilvl="5" w:tplc="9F60D46C">
+    <w:lvl w:ilvl="5" w:tplc="793E9EDA">
       <w:numFmt w:val="decimal"/>
       <w:lvlText w:val=""/>
       <w:lvlJc w:val="left"/>
     </w:lvl>
-    <w:lvl w:ilvl="6" w:tplc="C6C623BC">
+    <w:lvl w:ilvl="6" w:tplc="BA6A1988">
       <w:numFmt w:val="decimal"/>
       <w:lvlText w:val=""/>
       <w:lvlJc w:val="left"/>
     </w:lvl>
-    <w:lvl w:ilvl="7" w:tplc="4F2A87F0">
+    <w:lvl w:ilvl="7" w:tplc="E2543114">
       <w:numFmt w:val="decimal"/>
       <w:lvlText w:val=""/>
       <w:lvlJc w:val="left"/>
     </w:lvl>
-    <w:lvl w:ilvl="8" w:tplc="897250E6">
+    <w:lvl w:ilvl="8" w:tplc="2370D512">
       <w:numFmt w:val="decimal"/>
       <w:lvlText w:val=""/>
       <w:lvlJc w:val="left"/>
     </w:lvl>
   </w:abstractNum>
   <w:abstractNum w:abstractNumId="2" w15:restartNumberingAfterBreak="0">
-    <w:nsid w:val="36040068"/>
+    <w:nsid w:val="3BB558D2"/>
     <w:multiLevelType w:val="hybridMultilevel"/>
-    <w:tmpl w:val="7BAA8D6C"/>
-    <w:lvl w:ilvl="0" w:tplc="DDD8684A">
-      <w:start w:val="1"/>
-      <w:numFmt w:val="bullet"/>
-      <w:lvlText w:val="•"/>
-      <w:lvlJc w:val="left"/>
-      <w:pPr>
-        <w:ind w:left="460" w:hanging="280"/>
-      </w:pPr>
-    </w:lvl>
-    <w:lvl w:ilvl="1" w:tplc="61CC6DB8">
-      <w:start w:val="1"/>
-      <w:numFmt w:val="bullet"/>
-      <w:lvlText w:val="–"/>
-      <w:lvlJc w:val="left"/>
-      <w:pPr>
-        <w:ind w:left="900" w:hanging="280"/>
-      </w:pPr>
-    </w:lvl>
-    <w:lvl w:ilvl="2" w:tplc="B0A432C0">
-      <w:numFmt w:val="decimal"/>
-      <w:lvlText w:val=""/>
-      <w:lvlJc w:val="left"/>
-    </w:lvl>
-    <w:lvl w:ilvl="3" w:tplc="477CF4A4">
-      <w:numFmt w:val="decimal"/>
-      <w:lvlText w:val=""/>
-      <w:lvlJc w:val="left"/>
-    </w:lvl>
-    <w:lvl w:ilvl="4" w:tplc="D3806E1A">
-      <w:numFmt w:val="decimal"/>
-      <w:lvlText w:val=""/>
-      <w:lvlJc w:val="left"/>
-    </w:lvl>
-    <w:lvl w:ilvl="5" w:tplc="37EE20A4">
-      <w:numFmt w:val="decimal"/>
-      <w:lvlText w:val=""/>
-      <w:lvlJc w:val="left"/>
-    </w:lvl>
-    <w:lvl w:ilvl="6" w:tplc="85FA48C4">
-      <w:numFmt w:val="decimal"/>
-      <w:lvlText w:val=""/>
-      <w:lvlJc w:val="left"/>
-    </w:lvl>
-    <w:lvl w:ilvl="7" w:tplc="1D22F7D2">
-      <w:numFmt w:val="decimal"/>
-      <w:lvlText w:val=""/>
-      <w:lvlJc w:val="left"/>
-    </w:lvl>
-    <w:lvl w:ilvl="8" w:tplc="D8B6458A">
-      <w:numFmt w:val="decimal"/>
-      <w:lvlText w:val=""/>
-      <w:lvlJc w:val="left"/>
-    </w:lvl>
-  </w:abstractNum>
-  <w:abstractNum w:abstractNumId="3" w15:restartNumberingAfterBreak="0">
-    <w:nsid w:val="76265C42"/>
-    <w:multiLevelType w:val="hybridMultilevel"/>
-    <w:tmpl w:val="184C9B5E"/>
-    <w:lvl w:ilvl="0" w:tplc="FA7E5626">
+    <w:tmpl w:val="892E1616"/>
+    <w:lvl w:ilvl="0" w:tplc="AC8C297E">
       <w:start w:val="1"/>
       <w:numFmt w:val="bullet"/>
       <w:lvlText w:val="●"/>
@@ -14187,7 +14129,7 @@
         <w:ind w:left="720" w:hanging="360"/>
       </w:pPr>
     </w:lvl>
-    <w:lvl w:ilvl="1" w:tplc="8B083FC2">
+    <w:lvl w:ilvl="1" w:tplc="4B5C76AC">
       <w:start w:val="1"/>
       <w:numFmt w:val="bullet"/>
       <w:lvlText w:val="○"/>
@@ -14196,7 +14138,7 @@
         <w:ind w:left="1440" w:hanging="360"/>
       </w:pPr>
     </w:lvl>
-    <w:lvl w:ilvl="2" w:tplc="6D34DDAA">
+    <w:lvl w:ilvl="2" w:tplc="1DC687A6">
       <w:start w:val="1"/>
       <w:numFmt w:val="bullet"/>
       <w:lvlText w:val="■"/>
@@ -14205,7 +14147,7 @@
         <w:ind w:left="2160" w:hanging="360"/>
       </w:pPr>
     </w:lvl>
-    <w:lvl w:ilvl="3" w:tplc="44062E4C">
+    <w:lvl w:ilvl="3" w:tplc="70C00C4A">
       <w:start w:val="1"/>
       <w:numFmt w:val="bullet"/>
       <w:lvlText w:val="●"/>
@@ -14214,7 +14156,7 @@
         <w:ind w:left="2880" w:hanging="360"/>
       </w:pPr>
     </w:lvl>
-    <w:lvl w:ilvl="4" w:tplc="8532679C">
+    <w:lvl w:ilvl="4" w:tplc="D7C66670">
       <w:start w:val="1"/>
       <w:numFmt w:val="bullet"/>
       <w:lvlText w:val="○"/>
@@ -14223,7 +14165,7 @@
         <w:ind w:left="3600" w:hanging="360"/>
       </w:pPr>
     </w:lvl>
-    <w:lvl w:ilvl="5" w:tplc="6A3A9DA6">
+    <w:lvl w:ilvl="5" w:tplc="76B47530">
       <w:start w:val="1"/>
       <w:numFmt w:val="bullet"/>
       <w:lvlText w:val="■"/>
@@ -14232,7 +14174,7 @@
         <w:ind w:left="4320" w:hanging="360"/>
       </w:pPr>
     </w:lvl>
-    <w:lvl w:ilvl="6" w:tplc="58F06348">
+    <w:lvl w:ilvl="6" w:tplc="1F22C150">
       <w:start w:val="1"/>
       <w:numFmt w:val="bullet"/>
       <w:lvlText w:val="●"/>
@@ -14241,7 +14183,7 @@
         <w:ind w:left="5040" w:hanging="360"/>
       </w:pPr>
     </w:lvl>
-    <w:lvl w:ilvl="7" w:tplc="26585CCA">
+    <w:lvl w:ilvl="7" w:tplc="8C120CFA">
       <w:start w:val="1"/>
       <w:numFmt w:val="bullet"/>
       <w:lvlText w:val="●"/>
@@ -14250,7 +14192,7 @@
         <w:ind w:left="5760" w:hanging="360"/>
       </w:pPr>
     </w:lvl>
-    <w:lvl w:ilvl="8" w:tplc="0DB2B7D0">
+    <w:lvl w:ilvl="8" w:tplc="2034EBAA">
       <w:start w:val="1"/>
       <w:numFmt w:val="bullet"/>
       <w:lvlText w:val="●"/>
@@ -14260,25 +14202,83 @@
       </w:pPr>
     </w:lvl>
   </w:abstractNum>
-  <w:num w:numId="1" w16cid:durableId="1575116976">
+  <w:abstractNum w:abstractNumId="3" w15:restartNumberingAfterBreak="0">
+    <w:nsid w:val="443B5D32"/>
+    <w:multiLevelType w:val="hybridMultilevel"/>
+    <w:tmpl w:val="3DECEA0C"/>
+    <w:lvl w:ilvl="0" w:tplc="65B420F6">
+      <w:start w:val="1"/>
+      <w:numFmt w:val="bullet"/>
+      <w:lvlText w:val="•"/>
+      <w:lvlJc w:val="left"/>
+      <w:pPr>
+        <w:ind w:left="460" w:hanging="280"/>
+      </w:pPr>
+    </w:lvl>
+    <w:lvl w:ilvl="1" w:tplc="05DACCDA">
+      <w:start w:val="1"/>
+      <w:numFmt w:val="bullet"/>
+      <w:lvlText w:val="–"/>
+      <w:lvlJc w:val="left"/>
+      <w:pPr>
+        <w:ind w:left="900" w:hanging="280"/>
+      </w:pPr>
+    </w:lvl>
+    <w:lvl w:ilvl="2" w:tplc="71E49A92">
+      <w:numFmt w:val="decimal"/>
+      <w:lvlText w:val=""/>
+      <w:lvlJc w:val="left"/>
+    </w:lvl>
+    <w:lvl w:ilvl="3" w:tplc="4800836C">
+      <w:numFmt w:val="decimal"/>
+      <w:lvlText w:val=""/>
+      <w:lvlJc w:val="left"/>
+    </w:lvl>
+    <w:lvl w:ilvl="4" w:tplc="55B4555E">
+      <w:numFmt w:val="decimal"/>
+      <w:lvlText w:val=""/>
+      <w:lvlJc w:val="left"/>
+    </w:lvl>
+    <w:lvl w:ilvl="5" w:tplc="7286F284">
+      <w:numFmt w:val="decimal"/>
+      <w:lvlText w:val=""/>
+      <w:lvlJc w:val="left"/>
+    </w:lvl>
+    <w:lvl w:ilvl="6" w:tplc="3A6A6986">
+      <w:numFmt w:val="decimal"/>
+      <w:lvlText w:val=""/>
+      <w:lvlJc w:val="left"/>
+    </w:lvl>
+    <w:lvl w:ilvl="7" w:tplc="A9B64A44">
+      <w:numFmt w:val="decimal"/>
+      <w:lvlText w:val=""/>
+      <w:lvlJc w:val="left"/>
+    </w:lvl>
+    <w:lvl w:ilvl="8" w:tplc="9EAE0B38">
+      <w:numFmt w:val="decimal"/>
+      <w:lvlText w:val=""/>
+      <w:lvlJc w:val="left"/>
+    </w:lvl>
+  </w:abstractNum>
+  <w:num w:numId="1" w16cid:durableId="259072136">
+    <w:abstractNumId w:val="2"/>
+    <w:lvlOverride w:ilvl="0">
+      <w:startOverride w:val="1"/>
+    </w:lvlOverride>
+  </w:num>
+  <w:num w:numId="2" w16cid:durableId="1083839704">
     <w:abstractNumId w:val="3"/>
     <w:lvlOverride w:ilvl="0">
       <w:startOverride w:val="1"/>
     </w:lvlOverride>
   </w:num>
-  <w:num w:numId="2" w16cid:durableId="1602832369">
-    <w:abstractNumId w:val="2"/>
-    <w:lvlOverride w:ilvl="0">
-      <w:startOverride w:val="1"/>
-    </w:lvlOverride>
-  </w:num>
-  <w:num w:numId="3" w16cid:durableId="567106779">
+  <w:num w:numId="3" w16cid:durableId="1862473854">
     <w:abstractNumId w:val="1"/>
     <w:lvlOverride w:ilvl="0">
       <w:startOverride w:val="1"/>
     </w:lvlOverride>
   </w:num>
-  <w:num w:numId="4" w16cid:durableId="681395011">
+  <w:num w:numId="4" w16cid:durableId="1953319434">
     <w:abstractNumId w:val="0"/>
     <w:lvlOverride w:ilvl="0">
       <w:startOverride w:val="1"/>
@@ -14904,7 +14904,7 @@
     <w:autoRedefine/>
     <w:uiPriority w:val="39"/>
     <w:unhideWhenUsed/>
-    <w:rsid w:val="00AA3B4B"/>
+    <w:rsid w:val="00F75071"/>
     <w:pPr>
       <w:spacing w:after="100"/>
     </w:pPr>
@@ -14916,7 +14916,7 @@
     <w:autoRedefine/>
     <w:uiPriority w:val="39"/>
     <w:unhideWhenUsed/>
-    <w:rsid w:val="00AA3B4B"/>
+    <w:rsid w:val="00F75071"/>
     <w:pPr>
       <w:spacing w:after="100"/>
       <w:ind w:left="210"/>

--- a/docs/manuals/RA_Training_Programme_and_Facilitator_Guide.docx
+++ b/docs/manuals/RA_Training_Programme_and_Facilitator_Guide.docx
@@ -469,7 +469,7 @@
                 <w:sz w:val="19"/>
                 <w:szCs w:val="19"/>
               </w:rPr>
-              <w:t>Version 1.12 · 28 September 2026</w:t>
+              <w:t>Version 1.13 · 1 October 2026</w:t>
             </w:r>
           </w:p>
         </w:tc>
@@ -538,7 +538,7 @@
     <w:sdt>
       <w:sdtPr>
         <w:alias w:val="Contents"/>
-        <w:id w:val="-1553840075"/>
+        <w:id w:val="83654266"/>
       </w:sdtPr>
       <w:sdtEndPr/>
       <w:sdtContent>
@@ -567,7 +567,7 @@
           <w:r>
             <w:fldChar w:fldCharType="separate"/>
           </w:r>
-          <w:hyperlink w:anchor="_Toc241492032" w:history="1">
+          <w:hyperlink w:anchor="_Toc241726415" w:history="1">
             <w:r>
               <w:rPr>
                 <w:rStyle w:val="Hyperlink"/>
@@ -591,7 +591,7 @@
               <w:rPr>
                 <w:noProof/>
               </w:rPr>
-              <w:instrText xml:space="preserve"> PAGEREF _Toc241492032 \h </w:instrText>
+              <w:instrText xml:space="preserve"> PAGEREF _Toc241726415 \h </w:instrText>
             </w:r>
             <w:r>
               <w:rPr>
@@ -634,7 +634,7 @@
               <w14:ligatures w14:val="standardContextual"/>
             </w:rPr>
           </w:pPr>
-          <w:hyperlink w:anchor="_Toc241492033" w:history="1">
+          <w:hyperlink w:anchor="_Toc241726416" w:history="1">
             <w:r>
               <w:rPr>
                 <w:rStyle w:val="Hyperlink"/>
@@ -658,7 +658,7 @@
               <w:rPr>
                 <w:noProof/>
               </w:rPr>
-              <w:instrText xml:space="preserve"> PAGEREF _Toc241492033 \h </w:instrText>
+              <w:instrText xml:space="preserve"> PAGEREF _Toc241726416 \h </w:instrText>
             </w:r>
             <w:r>
               <w:rPr>
@@ -701,7 +701,7 @@
               <w14:ligatures w14:val="standardContextual"/>
             </w:rPr>
           </w:pPr>
-          <w:hyperlink w:anchor="_Toc241492034" w:history="1">
+          <w:hyperlink w:anchor="_Toc241726417" w:history="1">
             <w:r>
               <w:rPr>
                 <w:rStyle w:val="Hyperlink"/>
@@ -725,7 +725,7 @@
               <w:rPr>
                 <w:noProof/>
               </w:rPr>
-              <w:instrText xml:space="preserve"> PAGEREF _Toc241492034 \h </w:instrText>
+              <w:instrText xml:space="preserve"> PAGEREF _Toc241726417 \h </w:instrText>
             </w:r>
             <w:r>
               <w:rPr>
@@ -768,7 +768,7 @@
               <w14:ligatures w14:val="standardContextual"/>
             </w:rPr>
           </w:pPr>
-          <w:hyperlink w:anchor="_Toc241492035" w:history="1">
+          <w:hyperlink w:anchor="_Toc241726418" w:history="1">
             <w:r>
               <w:rPr>
                 <w:rStyle w:val="Hyperlink"/>
@@ -792,7 +792,7 @@
               <w:rPr>
                 <w:noProof/>
               </w:rPr>
-              <w:instrText xml:space="preserve"> PAGEREF _Toc241492035 \h </w:instrText>
+              <w:instrText xml:space="preserve"> PAGEREF _Toc241726418 \h </w:instrText>
             </w:r>
             <w:r>
               <w:rPr>
@@ -835,7 +835,7 @@
               <w14:ligatures w14:val="standardContextual"/>
             </w:rPr>
           </w:pPr>
-          <w:hyperlink w:anchor="_Toc241492036" w:history="1">
+          <w:hyperlink w:anchor="_Toc241726419" w:history="1">
             <w:r>
               <w:rPr>
                 <w:rStyle w:val="Hyperlink"/>
@@ -859,7 +859,7 @@
               <w:rPr>
                 <w:noProof/>
               </w:rPr>
-              <w:instrText xml:space="preserve"> PAGEREF _Toc241492036 \h </w:instrText>
+              <w:instrText xml:space="preserve"> PAGEREF _Toc241726419 \h </w:instrText>
             </w:r>
             <w:r>
               <w:rPr>
@@ -902,7 +902,7 @@
               <w14:ligatures w14:val="standardContextual"/>
             </w:rPr>
           </w:pPr>
-          <w:hyperlink w:anchor="_Toc241492037" w:history="1">
+          <w:hyperlink w:anchor="_Toc241726420" w:history="1">
             <w:r>
               <w:rPr>
                 <w:rStyle w:val="Hyperlink"/>
@@ -926,7 +926,7 @@
               <w:rPr>
                 <w:noProof/>
               </w:rPr>
-              <w:instrText xml:space="preserve"> PAGEREF _Toc241492037 \h </w:instrText>
+              <w:instrText xml:space="preserve"> PAGEREF _Toc241726420 \h </w:instrText>
             </w:r>
             <w:r>
               <w:rPr>
@@ -969,7 +969,7 @@
               <w14:ligatures w14:val="standardContextual"/>
             </w:rPr>
           </w:pPr>
-          <w:hyperlink w:anchor="_Toc241492038" w:history="1">
+          <w:hyperlink w:anchor="_Toc241726421" w:history="1">
             <w:r>
               <w:rPr>
                 <w:rStyle w:val="Hyperlink"/>
@@ -993,7 +993,7 @@
               <w:rPr>
                 <w:noProof/>
               </w:rPr>
-              <w:instrText xml:space="preserve"> PAGEREF _Toc241492038 \h </w:instrText>
+              <w:instrText xml:space="preserve"> PAGEREF _Toc241726421 \h </w:instrText>
             </w:r>
             <w:r>
               <w:rPr>
@@ -1036,7 +1036,7 @@
               <w14:ligatures w14:val="standardContextual"/>
             </w:rPr>
           </w:pPr>
-          <w:hyperlink w:anchor="_Toc241492039" w:history="1">
+          <w:hyperlink w:anchor="_Toc241726422" w:history="1">
             <w:r>
               <w:rPr>
                 <w:rStyle w:val="Hyperlink"/>
@@ -1060,7 +1060,7 @@
               <w:rPr>
                 <w:noProof/>
               </w:rPr>
-              <w:instrText xml:space="preserve"> PAGEREF _Toc241492039 \h </w:instrText>
+              <w:instrText xml:space="preserve"> PAGEREF _Toc241726422 \h </w:instrText>
             </w:r>
             <w:r>
               <w:rPr>
@@ -1103,7 +1103,7 @@
               <w14:ligatures w14:val="standardContextual"/>
             </w:rPr>
           </w:pPr>
-          <w:hyperlink w:anchor="_Toc241492040" w:history="1">
+          <w:hyperlink w:anchor="_Toc241726423" w:history="1">
             <w:r>
               <w:rPr>
                 <w:rStyle w:val="Hyperlink"/>
@@ -1127,7 +1127,7 @@
               <w:rPr>
                 <w:noProof/>
               </w:rPr>
-              <w:instrText xml:space="preserve"> PAGEREF _Toc241492040 \h </w:instrText>
+              <w:instrText xml:space="preserve"> PAGEREF _Toc241726423 \h </w:instrText>
             </w:r>
             <w:r>
               <w:rPr>
@@ -1170,7 +1170,7 @@
               <w14:ligatures w14:val="standardContextual"/>
             </w:rPr>
           </w:pPr>
-          <w:hyperlink w:anchor="_Toc241492041" w:history="1">
+          <w:hyperlink w:anchor="_Toc241726424" w:history="1">
             <w:r>
               <w:rPr>
                 <w:rStyle w:val="Hyperlink"/>
@@ -1194,7 +1194,7 @@
               <w:rPr>
                 <w:noProof/>
               </w:rPr>
-              <w:instrText xml:space="preserve"> PAGEREF _Toc241492041 \h </w:instrText>
+              <w:instrText xml:space="preserve"> PAGEREF _Toc241726424 \h </w:instrText>
             </w:r>
             <w:r>
               <w:rPr>
@@ -1237,7 +1237,7 @@
               <w14:ligatures w14:val="standardContextual"/>
             </w:rPr>
           </w:pPr>
-          <w:hyperlink w:anchor="_Toc241492042" w:history="1">
+          <w:hyperlink w:anchor="_Toc241726425" w:history="1">
             <w:r>
               <w:rPr>
                 <w:rStyle w:val="Hyperlink"/>
@@ -1261,7 +1261,7 @@
               <w:rPr>
                 <w:noProof/>
               </w:rPr>
-              <w:instrText xml:space="preserve"> PAGEREF _Toc241492042 \h </w:instrText>
+              <w:instrText xml:space="preserve"> PAGEREF _Toc241726425 \h </w:instrText>
             </w:r>
             <w:r>
               <w:rPr>
@@ -1304,7 +1304,7 @@
               <w14:ligatures w14:val="standardContextual"/>
             </w:rPr>
           </w:pPr>
-          <w:hyperlink w:anchor="_Toc241492043" w:history="1">
+          <w:hyperlink w:anchor="_Toc241726426" w:history="1">
             <w:r>
               <w:rPr>
                 <w:rStyle w:val="Hyperlink"/>
@@ -1328,7 +1328,7 @@
               <w:rPr>
                 <w:noProof/>
               </w:rPr>
-              <w:instrText xml:space="preserve"> PAGEREF _Toc241492043 \h </w:instrText>
+              <w:instrText xml:space="preserve"> PAGEREF _Toc241726426 \h </w:instrText>
             </w:r>
             <w:r>
               <w:rPr>
@@ -1371,7 +1371,7 @@
               <w14:ligatures w14:val="standardContextual"/>
             </w:rPr>
           </w:pPr>
-          <w:hyperlink w:anchor="_Toc241492044" w:history="1">
+          <w:hyperlink w:anchor="_Toc241726427" w:history="1">
             <w:r>
               <w:rPr>
                 <w:rStyle w:val="Hyperlink"/>
@@ -1395,7 +1395,7 @@
               <w:rPr>
                 <w:noProof/>
               </w:rPr>
-              <w:instrText xml:space="preserve"> PAGEREF _Toc241492044 \h </w:instrText>
+              <w:instrText xml:space="preserve"> PAGEREF _Toc241726427 \h </w:instrText>
             </w:r>
             <w:r>
               <w:rPr>
@@ -1438,7 +1438,7 @@
               <w14:ligatures w14:val="standardContextual"/>
             </w:rPr>
           </w:pPr>
-          <w:hyperlink w:anchor="_Toc241492045" w:history="1">
+          <w:hyperlink w:anchor="_Toc241726428" w:history="1">
             <w:r>
               <w:rPr>
                 <w:rStyle w:val="Hyperlink"/>
@@ -1462,7 +1462,7 @@
               <w:rPr>
                 <w:noProof/>
               </w:rPr>
-              <w:instrText xml:space="preserve"> PAGEREF _Toc241492045 \h </w:instrText>
+              <w:instrText xml:space="preserve"> PAGEREF _Toc241726428 \h </w:instrText>
             </w:r>
             <w:r>
               <w:rPr>
@@ -1505,7 +1505,7 @@
               <w14:ligatures w14:val="standardContextual"/>
             </w:rPr>
           </w:pPr>
-          <w:hyperlink w:anchor="_Toc241492046" w:history="1">
+          <w:hyperlink w:anchor="_Toc241726429" w:history="1">
             <w:r>
               <w:rPr>
                 <w:rStyle w:val="Hyperlink"/>
@@ -1529,7 +1529,7 @@
               <w:rPr>
                 <w:noProof/>
               </w:rPr>
-              <w:instrText xml:space="preserve"> PAGEREF _Toc241492046 \h </w:instrText>
+              <w:instrText xml:space="preserve"> PAGEREF _Toc241726429 \h </w:instrText>
             </w:r>
             <w:r>
               <w:rPr>
@@ -1572,7 +1572,7 @@
               <w14:ligatures w14:val="standardContextual"/>
             </w:rPr>
           </w:pPr>
-          <w:hyperlink w:anchor="_Toc241492047" w:history="1">
+          <w:hyperlink w:anchor="_Toc241726430" w:history="1">
             <w:r>
               <w:rPr>
                 <w:rStyle w:val="Hyperlink"/>
@@ -1596,7 +1596,7 @@
               <w:rPr>
                 <w:noProof/>
               </w:rPr>
-              <w:instrText xml:space="preserve"> PAGEREF _Toc241492047 \h </w:instrText>
+              <w:instrText xml:space="preserve"> PAGEREF _Toc241726430 \h </w:instrText>
             </w:r>
             <w:r>
               <w:rPr>
@@ -1639,7 +1639,7 @@
               <w14:ligatures w14:val="standardContextual"/>
             </w:rPr>
           </w:pPr>
-          <w:hyperlink w:anchor="_Toc241492048" w:history="1">
+          <w:hyperlink w:anchor="_Toc241726431" w:history="1">
             <w:r>
               <w:rPr>
                 <w:rStyle w:val="Hyperlink"/>
@@ -1663,7 +1663,7 @@
               <w:rPr>
                 <w:noProof/>
               </w:rPr>
-              <w:instrText xml:space="preserve"> PAGEREF _Toc241492048 \h </w:instrText>
+              <w:instrText xml:space="preserve"> PAGEREF _Toc241726431 \h </w:instrText>
             </w:r>
             <w:r>
               <w:rPr>
@@ -1706,7 +1706,7 @@
               <w14:ligatures w14:val="standardContextual"/>
             </w:rPr>
           </w:pPr>
-          <w:hyperlink w:anchor="_Toc241492049" w:history="1">
+          <w:hyperlink w:anchor="_Toc241726432" w:history="1">
             <w:r>
               <w:rPr>
                 <w:rStyle w:val="Hyperlink"/>
@@ -1730,7 +1730,7 @@
               <w:rPr>
                 <w:noProof/>
               </w:rPr>
-              <w:instrText xml:space="preserve"> PAGEREF _Toc241492049 \h </w:instrText>
+              <w:instrText xml:space="preserve"> PAGEREF _Toc241726432 \h </w:instrText>
             </w:r>
             <w:r>
               <w:rPr>
@@ -1773,7 +1773,7 @@
               <w14:ligatures w14:val="standardContextual"/>
             </w:rPr>
           </w:pPr>
-          <w:hyperlink w:anchor="_Toc241492050" w:history="1">
+          <w:hyperlink w:anchor="_Toc241726433" w:history="1">
             <w:r>
               <w:rPr>
                 <w:rStyle w:val="Hyperlink"/>
@@ -1797,7 +1797,7 @@
               <w:rPr>
                 <w:noProof/>
               </w:rPr>
-              <w:instrText xml:space="preserve"> PAGEREF _Toc241492050 \h </w:instrText>
+              <w:instrText xml:space="preserve"> PAGEREF _Toc241726433 \h </w:instrText>
             </w:r>
             <w:r>
               <w:rPr>
@@ -1840,7 +1840,7 @@
               <w14:ligatures w14:val="standardContextual"/>
             </w:rPr>
           </w:pPr>
-          <w:hyperlink w:anchor="_Toc241492051" w:history="1">
+          <w:hyperlink w:anchor="_Toc241726434" w:history="1">
             <w:r>
               <w:rPr>
                 <w:rStyle w:val="Hyperlink"/>
@@ -1864,7 +1864,7 @@
               <w:rPr>
                 <w:noProof/>
               </w:rPr>
-              <w:instrText xml:space="preserve"> PAGEREF _Toc241492051 \h </w:instrText>
+              <w:instrText xml:space="preserve"> PAGEREF _Toc241726434 \h </w:instrText>
             </w:r>
             <w:r>
               <w:rPr>
@@ -1907,7 +1907,7 @@
               <w14:ligatures w14:val="standardContextual"/>
             </w:rPr>
           </w:pPr>
-          <w:hyperlink w:anchor="_Toc241492052" w:history="1">
+          <w:hyperlink w:anchor="_Toc241726435" w:history="1">
             <w:r>
               <w:rPr>
                 <w:rStyle w:val="Hyperlink"/>
@@ -1931,7 +1931,7 @@
               <w:rPr>
                 <w:noProof/>
               </w:rPr>
-              <w:instrText xml:space="preserve"> PAGEREF _Toc241492052 \h </w:instrText>
+              <w:instrText xml:space="preserve"> PAGEREF _Toc241726435 \h </w:instrText>
             </w:r>
             <w:r>
               <w:rPr>
@@ -1974,7 +1974,7 @@
               <w14:ligatures w14:val="standardContextual"/>
             </w:rPr>
           </w:pPr>
-          <w:hyperlink w:anchor="_Toc241492053" w:history="1">
+          <w:hyperlink w:anchor="_Toc241726436" w:history="1">
             <w:r>
               <w:rPr>
                 <w:rStyle w:val="Hyperlink"/>
@@ -1998,7 +1998,7 @@
               <w:rPr>
                 <w:noProof/>
               </w:rPr>
-              <w:instrText xml:space="preserve"> PAGEREF _Toc241492053 \h </w:instrText>
+              <w:instrText xml:space="preserve"> PAGEREF _Toc241726436 \h </w:instrText>
             </w:r>
             <w:r>
               <w:rPr>
@@ -2041,7 +2041,7 @@
               <w14:ligatures w14:val="standardContextual"/>
             </w:rPr>
           </w:pPr>
-          <w:hyperlink w:anchor="_Toc241492054" w:history="1">
+          <w:hyperlink w:anchor="_Toc241726437" w:history="1">
             <w:r>
               <w:rPr>
                 <w:rStyle w:val="Hyperlink"/>
@@ -2065,7 +2065,7 @@
               <w:rPr>
                 <w:noProof/>
               </w:rPr>
-              <w:instrText xml:space="preserve"> PAGEREF _Toc241492054 \h </w:instrText>
+              <w:instrText xml:space="preserve"> PAGEREF _Toc241726437 \h </w:instrText>
             </w:r>
             <w:r>
               <w:rPr>
@@ -2108,7 +2108,7 @@
               <w14:ligatures w14:val="standardContextual"/>
             </w:rPr>
           </w:pPr>
-          <w:hyperlink w:anchor="_Toc241492055" w:history="1">
+          <w:hyperlink w:anchor="_Toc241726438" w:history="1">
             <w:r>
               <w:rPr>
                 <w:rStyle w:val="Hyperlink"/>
@@ -2132,7 +2132,7 @@
               <w:rPr>
                 <w:noProof/>
               </w:rPr>
-              <w:instrText xml:space="preserve"> PAGEREF _Toc241492055 \h </w:instrText>
+              <w:instrText xml:space="preserve"> PAGEREF _Toc241726438 \h </w:instrText>
             </w:r>
             <w:r>
               <w:rPr>
@@ -2171,7 +2171,7 @@
         <w:pStyle w:val="Heading1"/>
         <w:pageBreakBefore/>
       </w:pPr>
-      <w:bookmarkStart w:id="0" w:name="_Toc241492032"/>
+      <w:bookmarkStart w:id="0" w:name="_Toc241726415"/>
       <w:r>
         <w:lastRenderedPageBreak/>
         <w:t>1. Programme overview</w:t>
@@ -2577,7 +2577,7 @@
       <w:pPr>
         <w:pStyle w:val="Heading2"/>
       </w:pPr>
-      <w:bookmarkStart w:id="1" w:name="_Toc241492033"/>
+      <w:bookmarkStart w:id="1" w:name="_Toc241726416"/>
       <w:r>
         <w:t>1.1 Learning objectives</w:t>
       </w:r>
@@ -2678,7 +2678,7 @@
       <w:pPr>
         <w:pStyle w:val="Heading2"/>
       </w:pPr>
-      <w:bookmarkStart w:id="2" w:name="_Toc241492034"/>
+      <w:bookmarkStart w:id="2" w:name="_Toc241726417"/>
       <w:r>
         <w:t>1.2 Before the training (facilitator checklist)</w:t>
       </w:r>
@@ -3214,7 +3214,7 @@
       <w:pPr>
         <w:pStyle w:val="Heading2"/>
       </w:pPr>
-      <w:bookmarkStart w:id="3" w:name="_Toc241492035"/>
+      <w:bookmarkStart w:id="3" w:name="_Toc241726418"/>
       <w:r>
         <w:t>1.3 The practice environment</w:t>
       </w:r>
@@ -3360,7 +3360,7 @@
         <w:pStyle w:val="Heading1"/>
         <w:pageBreakBefore/>
       </w:pPr>
-      <w:bookmarkStart w:id="4" w:name="_Toc241492036"/>
+      <w:bookmarkStart w:id="4" w:name="_Toc241726419"/>
       <w:r>
         <w:lastRenderedPageBreak/>
         <w:t>2. Schedule</w:t>
@@ -3371,7 +3371,7 @@
       <w:pPr>
         <w:pStyle w:val="Heading2"/>
       </w:pPr>
-      <w:bookmarkStart w:id="5" w:name="_Toc241492037"/>
+      <w:bookmarkStart w:id="5" w:name="_Toc241726420"/>
       <w:r>
         <w:t>Day 1 — Foundations (all RAs)</w:t>
       </w:r>
@@ -4654,7 +4654,7 @@
       <w:pPr>
         <w:pStyle w:val="Heading2"/>
       </w:pPr>
-      <w:bookmarkStart w:id="6" w:name="_Toc241492038"/>
+      <w:bookmarkStart w:id="6" w:name="_Toc241726421"/>
       <w:r>
         <w:t>Day 2 — Role tracks</w:t>
       </w:r>
@@ -6182,7 +6182,7 @@
       <w:pPr>
         <w:pStyle w:val="Heading2"/>
       </w:pPr>
-      <w:bookmarkStart w:id="7" w:name="_Toc241492039"/>
+      <w:bookmarkStart w:id="7" w:name="_Toc241726422"/>
       <w:r>
         <w:t>Day 3 — Practice and assessment</w:t>
       </w:r>
@@ -7152,7 +7152,7 @@
       <w:pPr>
         <w:pStyle w:val="Heading2"/>
       </w:pPr>
-      <w:bookmarkStart w:id="8" w:name="_Toc241492040"/>
+      <w:bookmarkStart w:id="8" w:name="_Toc241726423"/>
       <w:r>
         <w:t>After the training</w:t>
       </w:r>
@@ -7487,7 +7487,7 @@
         <w:pStyle w:val="Heading1"/>
         <w:pageBreakBefore/>
       </w:pPr>
-      <w:bookmarkStart w:id="9" w:name="_Toc241492041"/>
+      <w:bookmarkStart w:id="9" w:name="_Toc241726424"/>
       <w:r>
         <w:lastRenderedPageBreak/>
         <w:t>3. Session plans</w:t>
@@ -7506,7 +7506,7 @@
       <w:pPr>
         <w:pStyle w:val="Heading2"/>
       </w:pPr>
-      <w:bookmarkStart w:id="10" w:name="_Toc241492042"/>
+      <w:bookmarkStart w:id="10" w:name="_Toc241726425"/>
       <w:r>
         <w:t>Module 1 — The study (60 min)</w:t>
       </w:r>
@@ -7601,7 +7601,7 @@
       <w:pPr>
         <w:pStyle w:val="Heading2"/>
       </w:pPr>
-      <w:bookmarkStart w:id="11" w:name="_Toc241492043"/>
+      <w:bookmarkStart w:id="11" w:name="_Toc241726426"/>
       <w:r>
         <w:t>Module 2 — Research ethics and consent (60 min)</w:t>
       </w:r>
@@ -7696,7 +7696,7 @@
       <w:pPr>
         <w:pStyle w:val="Heading2"/>
       </w:pPr>
-      <w:bookmarkStart w:id="12" w:name="_Toc241492044"/>
+      <w:bookmarkStart w:id="12" w:name="_Toc241726427"/>
       <w:r>
         <w:t>Module 3 — Data protection (60 min)</w:t>
       </w:r>
@@ -7791,7 +7791,7 @@
       <w:pPr>
         <w:pStyle w:val="Heading2"/>
       </w:pPr>
-      <w:bookmarkStart w:id="13" w:name="_Toc241492045"/>
+      <w:bookmarkStart w:id="13" w:name="_Toc241726428"/>
       <w:r>
         <w:t>Module 5 — The portal (75 min)</w:t>
       </w:r>
@@ -7886,7 +7886,7 @@
       <w:pPr>
         <w:pStyle w:val="Heading2"/>
       </w:pPr>
-      <w:bookmarkStart w:id="14" w:name="_Toc241492046"/>
+      <w:bookmarkStart w:id="14" w:name="_Toc241726429"/>
       <w:r>
         <w:t>Module 6 — The respondent journey (45 min)</w:t>
       </w:r>
@@ -7982,7 +7982,7 @@
       <w:pPr>
         <w:pStyle w:val="Heading2"/>
       </w:pPr>
-      <w:bookmarkStart w:id="15" w:name="_Toc241492047"/>
+      <w:bookmarkStart w:id="15" w:name="_Toc241726430"/>
       <w:r>
         <w:t>Module 8 — Communication skills (90 min)</w:t>
       </w:r>
@@ -8077,7 +8077,7 @@
       <w:pPr>
         <w:pStyle w:val="Heading2"/>
       </w:pPr>
-      <w:bookmarkStart w:id="16" w:name="_Toc241492048"/>
+      <w:bookmarkStart w:id="16" w:name="_Toc241726431"/>
       <w:r>
         <w:t>Module 9 — Quality judgement (90 min)</w:t>
       </w:r>
@@ -8173,7 +8173,7 @@
         <w:pStyle w:val="Heading1"/>
         <w:pageBreakBefore/>
       </w:pPr>
-      <w:bookmarkStart w:id="17" w:name="_Toc241492049"/>
+      <w:bookmarkStart w:id="17" w:name="_Toc241726432"/>
       <w:r>
         <w:lastRenderedPageBreak/>
         <w:t>4. Role-plays and simulation</w:t>
@@ -9127,7 +9127,7 @@
       <w:pPr>
         <w:pStyle w:val="Heading2"/>
       </w:pPr>
-      <w:bookmarkStart w:id="18" w:name="_Toc241492050"/>
+      <w:bookmarkStart w:id="18" w:name="_Toc241726433"/>
       <w:r>
         <w:t>Field simulation (Day 3)</w:t>
       </w:r>
@@ -9222,7 +9222,7 @@
         <w:pStyle w:val="Heading1"/>
         <w:pageBreakBefore/>
       </w:pPr>
-      <w:bookmarkStart w:id="19" w:name="_Toc241492051"/>
+      <w:bookmarkStart w:id="19" w:name="_Toc241726434"/>
       <w:r>
         <w:lastRenderedPageBreak/>
         <w:t>5. Assessment and certification</w:t>
@@ -9233,7 +9233,7 @@
       <w:pPr>
         <w:pStyle w:val="Heading2"/>
       </w:pPr>
-      <w:bookmarkStart w:id="20" w:name="_Toc241492052"/>
+      <w:bookmarkStart w:id="20" w:name="_Toc241726435"/>
       <w:r>
         <w:t>5.1 Competencies</w:t>
       </w:r>
@@ -9624,7 +9624,7 @@
       <w:pPr>
         <w:pStyle w:val="Heading2"/>
       </w:pPr>
-      <w:bookmarkStart w:id="21" w:name="_Toc241492053"/>
+      <w:bookmarkStart w:id="21" w:name="_Toc241726436"/>
       <w:r>
         <w:t>5.2 Written assessment (answer key)</w:t>
       </w:r>
@@ -10984,7 +10984,7 @@
       <w:pPr>
         <w:pStyle w:val="Heading2"/>
       </w:pPr>
-      <w:bookmarkStart w:id="22" w:name="_Toc241492054"/>
+      <w:bookmarkStart w:id="22" w:name="_Toc241726437"/>
       <w:r>
         <w:t>5.3 Practical assessment</w:t>
       </w:r>
@@ -12247,7 +12247,7 @@
         <w:pStyle w:val="Heading1"/>
         <w:pageBreakBefore/>
       </w:pPr>
-      <w:bookmarkStart w:id="23" w:name="_Toc241492055"/>
+      <w:bookmarkStart w:id="23" w:name="_Toc241726438"/>
       <w:r>
         <w:lastRenderedPageBreak/>
         <w:t>6. Attendance register</w:t>
@@ -13826,7 +13826,7 @@
         <w:sz w:val="16"/>
         <w:szCs w:val="16"/>
       </w:rPr>
-      <w:t>Version 1.12 · 28 September 2026</w:t>
+      <w:t>Version 1.13 · 1 October 2026</w:t>
     </w:r>
     <w:r>
       <w:rPr>
@@ -13999,10 +13999,10 @@
 <file path=word/numbering.xml><?xml version="1.0" encoding="utf-8"?>
 <w:numbering xmlns:wpc="http://schemas.microsoft.com/office/word/2010/wordprocessingCanvas" xmlns:cx="http://schemas.microsoft.com/office/drawing/2014/chartex" xmlns:cx1="http://schemas.microsoft.com/office/drawing/2015/9/8/chartex" xmlns:cx2="http://schemas.microsoft.com/office/drawing/2015/10/21/chartex" xmlns:cx3="http://schemas.microsoft.com/office/drawing/2016/5/9/chartex" xmlns:cx4="http://schemas.microsoft.com/office/drawing/2016/5/10/chartex" xmlns:cx5="http://schemas.microsoft.com/office/drawing/2016/5/11/chartex" xmlns:cx6="http://schemas.microsoft.com/office/drawing/2016/5/12/chartex" xmlns:cx7="http://schemas.microsoft.com/office/drawing/2016/5/13/chartex" xmlns:cx8="http://schemas.microsoft.com/office/drawing/2016/5/14/chartex" xmlns:mc="http://schemas.openxmlformats.org/markup-compatibility/2006" xmlns:aink="http://schemas.microsoft.com/office/drawing/2016/ink" xmlns:am3d="http://schemas.microsoft.com/office/drawing/2017/model3d" xmlns:o="urn:schemas-microsoft-com:office:office" xmlns:oel="http://schemas.microsoft.com/office/2019/extlst" xmlns:r="http://schemas.openxmlformats.org/officeDocument/2006/relationships" xmlns:m="http://schemas.openxmlformats.org/officeDocument/2006/math" xmlns:v="urn:schemas-microsoft-com:vml" xmlns:wp14="http://schemas.microsoft.com/office/word/2010/wordprocessingDrawing" xmlns:wp="http://schemas.openxmlformats.org/drawingml/2006/wordprocessingDrawing" xmlns:w10="urn:schemas-microsoft-com:office:word" xmlns:w="http://schemas.openxmlformats.org/wordprocessingml/2006/main" xmlns:w14="http://schemas.microsoft.com/office/word/2010/wordml" xmlns:w15="http://schemas.microsoft.com/office/word/2012/wordml" xmlns:w16cex="http://schemas.microsoft.com/office/word/2018/wordml/cex" xmlns:w16cid="http://schemas.microsoft.com/office/word/2016/wordml/cid" xmlns:w16="http://schemas.microsoft.com/office/word/2018/wordml" xmlns:w16sdtdh="http://schemas.microsoft.com/office/word/2020/wordml/sdtdatahash" xmlns:w16se="http://schemas.microsoft.com/office/word/2015/wordml/symex" xmlns:wpg="http://schemas.microsoft.com/office/word/2010/wordprocessingGroup" xmlns:wpi="http://schemas.microsoft.com/office/word/2010/wordprocessingInk" xmlns:wne="http://schemas.microsoft.com/office/word/2006/wordml" xmlns:wps="http://schemas.microsoft.com/office/word/2010/wordprocessingShape" mc:Ignorable="w14 w15 w16se w16cid w16 w16cex w16sdtdh wp14">
   <w:abstractNum w:abstractNumId="0" w15:restartNumberingAfterBreak="0">
-    <w:nsid w:val="0DEE1FE6"/>
+    <w:nsid w:val="16E0527E"/>
     <w:multiLevelType w:val="hybridMultilevel"/>
-    <w:tmpl w:val="DCB0C872"/>
-    <w:lvl w:ilvl="0" w:tplc="60E22C70">
+    <w:tmpl w:val="C3A05324"/>
+    <w:lvl w:ilvl="0" w:tplc="2256B2E0">
       <w:start w:val="1"/>
       <w:numFmt w:val="decimal"/>
       <w:lvlText w:val="%1."/>
@@ -14016,52 +14016,52 @@
         <w:color w:val="A67C27"/>
       </w:rPr>
     </w:lvl>
-    <w:lvl w:ilvl="1" w:tplc="3F04EB38">
+    <w:lvl w:ilvl="1" w:tplc="EEC48800">
       <w:numFmt w:val="decimal"/>
       <w:lvlText w:val=""/>
       <w:lvlJc w:val="left"/>
     </w:lvl>
-    <w:lvl w:ilvl="2" w:tplc="7D78F0E8">
+    <w:lvl w:ilvl="2" w:tplc="D93C592A">
       <w:numFmt w:val="decimal"/>
       <w:lvlText w:val=""/>
       <w:lvlJc w:val="left"/>
     </w:lvl>
-    <w:lvl w:ilvl="3" w:tplc="9054532C">
+    <w:lvl w:ilvl="3" w:tplc="3626BC32">
       <w:numFmt w:val="decimal"/>
       <w:lvlText w:val=""/>
       <w:lvlJc w:val="left"/>
     </w:lvl>
-    <w:lvl w:ilvl="4" w:tplc="54CEB294">
+    <w:lvl w:ilvl="4" w:tplc="4A24ADDA">
       <w:numFmt w:val="decimal"/>
       <w:lvlText w:val=""/>
       <w:lvlJc w:val="left"/>
     </w:lvl>
-    <w:lvl w:ilvl="5" w:tplc="6F046C42">
+    <w:lvl w:ilvl="5" w:tplc="1AAA648A">
       <w:numFmt w:val="decimal"/>
       <w:lvlText w:val=""/>
       <w:lvlJc w:val="left"/>
     </w:lvl>
-    <w:lvl w:ilvl="6" w:tplc="A8C86D6C">
+    <w:lvl w:ilvl="6" w:tplc="5B925216">
       <w:numFmt w:val="decimal"/>
       <w:lvlText w:val=""/>
       <w:lvlJc w:val="left"/>
     </w:lvl>
-    <w:lvl w:ilvl="7" w:tplc="2E08456A">
+    <w:lvl w:ilvl="7" w:tplc="A7F4A744">
       <w:numFmt w:val="decimal"/>
       <w:lvlText w:val=""/>
       <w:lvlJc w:val="left"/>
     </w:lvl>
-    <w:lvl w:ilvl="8" w:tplc="7060717A">
+    <w:lvl w:ilvl="8" w:tplc="6A7A22E2">
       <w:numFmt w:val="decimal"/>
       <w:lvlText w:val=""/>
       <w:lvlJc w:val="left"/>
     </w:lvl>
   </w:abstractNum>
   <w:abstractNum w:abstractNumId="1" w15:restartNumberingAfterBreak="0">
-    <w:nsid w:val="1ED45EE0"/>
+    <w:nsid w:val="1D475BA8"/>
     <w:multiLevelType w:val="hybridMultilevel"/>
-    <w:tmpl w:val="25B4C08E"/>
-    <w:lvl w:ilvl="0" w:tplc="97E256B2">
+    <w:tmpl w:val="F8BA9256"/>
+    <w:lvl w:ilvl="0" w:tplc="7F521398">
       <w:start w:val="1"/>
       <w:numFmt w:val="decimal"/>
       <w:lvlText w:val="%1."/>
@@ -14075,52 +14075,110 @@
         <w:color w:val="A67C27"/>
       </w:rPr>
     </w:lvl>
-    <w:lvl w:ilvl="1" w:tplc="4A7CCCEE">
+    <w:lvl w:ilvl="1" w:tplc="05AABCA4">
       <w:numFmt w:val="decimal"/>
       <w:lvlText w:val=""/>
       <w:lvlJc w:val="left"/>
     </w:lvl>
-    <w:lvl w:ilvl="2" w:tplc="7F94D8B0">
+    <w:lvl w:ilvl="2" w:tplc="6018D4FE">
       <w:numFmt w:val="decimal"/>
       <w:lvlText w:val=""/>
       <w:lvlJc w:val="left"/>
     </w:lvl>
-    <w:lvl w:ilvl="3" w:tplc="6A8A9AA2">
+    <w:lvl w:ilvl="3" w:tplc="CFBE60AA">
       <w:numFmt w:val="decimal"/>
       <w:lvlText w:val=""/>
       <w:lvlJc w:val="left"/>
     </w:lvl>
-    <w:lvl w:ilvl="4" w:tplc="AA6A2936">
+    <w:lvl w:ilvl="4" w:tplc="EA02028C">
       <w:numFmt w:val="decimal"/>
       <w:lvlText w:val=""/>
       <w:lvlJc w:val="left"/>
     </w:lvl>
-    <w:lvl w:ilvl="5" w:tplc="793E9EDA">
+    <w:lvl w:ilvl="5" w:tplc="F6721402">
       <w:numFmt w:val="decimal"/>
       <w:lvlText w:val=""/>
       <w:lvlJc w:val="left"/>
     </w:lvl>
-    <w:lvl w:ilvl="6" w:tplc="BA6A1988">
+    <w:lvl w:ilvl="6" w:tplc="DA52029E">
       <w:numFmt w:val="decimal"/>
       <w:lvlText w:val=""/>
       <w:lvlJc w:val="left"/>
     </w:lvl>
-    <w:lvl w:ilvl="7" w:tplc="E2543114">
+    <w:lvl w:ilvl="7" w:tplc="ABF67B92">
       <w:numFmt w:val="decimal"/>
       <w:lvlText w:val=""/>
       <w:lvlJc w:val="left"/>
     </w:lvl>
-    <w:lvl w:ilvl="8" w:tplc="2370D512">
+    <w:lvl w:ilvl="8" w:tplc="F814C20C">
       <w:numFmt w:val="decimal"/>
       <w:lvlText w:val=""/>
       <w:lvlJc w:val="left"/>
     </w:lvl>
   </w:abstractNum>
   <w:abstractNum w:abstractNumId="2" w15:restartNumberingAfterBreak="0">
-    <w:nsid w:val="3BB558D2"/>
+    <w:nsid w:val="6C4979DB"/>
     <w:multiLevelType w:val="hybridMultilevel"/>
-    <w:tmpl w:val="892E1616"/>
-    <w:lvl w:ilvl="0" w:tplc="AC8C297E">
+    <w:tmpl w:val="5798DE4E"/>
+    <w:lvl w:ilvl="0" w:tplc="FA926932">
+      <w:start w:val="1"/>
+      <w:numFmt w:val="bullet"/>
+      <w:lvlText w:val="•"/>
+      <w:lvlJc w:val="left"/>
+      <w:pPr>
+        <w:ind w:left="460" w:hanging="280"/>
+      </w:pPr>
+    </w:lvl>
+    <w:lvl w:ilvl="1" w:tplc="261EB0A6">
+      <w:start w:val="1"/>
+      <w:numFmt w:val="bullet"/>
+      <w:lvlText w:val="–"/>
+      <w:lvlJc w:val="left"/>
+      <w:pPr>
+        <w:ind w:left="900" w:hanging="280"/>
+      </w:pPr>
+    </w:lvl>
+    <w:lvl w:ilvl="2" w:tplc="50D2EA5C">
+      <w:numFmt w:val="decimal"/>
+      <w:lvlText w:val=""/>
+      <w:lvlJc w:val="left"/>
+    </w:lvl>
+    <w:lvl w:ilvl="3" w:tplc="62D28D3C">
+      <w:numFmt w:val="decimal"/>
+      <w:lvlText w:val=""/>
+      <w:lvlJc w:val="left"/>
+    </w:lvl>
+    <w:lvl w:ilvl="4" w:tplc="BB0C5BA4">
+      <w:numFmt w:val="decimal"/>
+      <w:lvlText w:val=""/>
+      <w:lvlJc w:val="left"/>
+    </w:lvl>
+    <w:lvl w:ilvl="5" w:tplc="0FC65E52">
+      <w:numFmt w:val="decimal"/>
+      <w:lvlText w:val=""/>
+      <w:lvlJc w:val="left"/>
+    </w:lvl>
+    <w:lvl w:ilvl="6" w:tplc="F732C1C2">
+      <w:numFmt w:val="decimal"/>
+      <w:lvlText w:val=""/>
+      <w:lvlJc w:val="left"/>
+    </w:lvl>
+    <w:lvl w:ilvl="7" w:tplc="D4B84608">
+      <w:numFmt w:val="decimal"/>
+      <w:lvlText w:val=""/>
+      <w:lvlJc w:val="left"/>
+    </w:lvl>
+    <w:lvl w:ilvl="8" w:tplc="074EA722">
+      <w:numFmt w:val="decimal"/>
+      <w:lvlText w:val=""/>
+      <w:lvlJc w:val="left"/>
+    </w:lvl>
+  </w:abstractNum>
+  <w:abstractNum w:abstractNumId="3" w15:restartNumberingAfterBreak="0">
+    <w:nsid w:val="7F343146"/>
+    <w:multiLevelType w:val="hybridMultilevel"/>
+    <w:tmpl w:val="30660680"/>
+    <w:lvl w:ilvl="0" w:tplc="CD3E77CA">
       <w:start w:val="1"/>
       <w:numFmt w:val="bullet"/>
       <w:lvlText w:val="●"/>
@@ -14129,7 +14187,7 @@
         <w:ind w:left="720" w:hanging="360"/>
       </w:pPr>
     </w:lvl>
-    <w:lvl w:ilvl="1" w:tplc="4B5C76AC">
+    <w:lvl w:ilvl="1" w:tplc="12D61708">
       <w:start w:val="1"/>
       <w:numFmt w:val="bullet"/>
       <w:lvlText w:val="○"/>
@@ -14138,7 +14196,7 @@
         <w:ind w:left="1440" w:hanging="360"/>
       </w:pPr>
     </w:lvl>
-    <w:lvl w:ilvl="2" w:tplc="1DC687A6">
+    <w:lvl w:ilvl="2" w:tplc="D2A46988">
       <w:start w:val="1"/>
       <w:numFmt w:val="bullet"/>
       <w:lvlText w:val="■"/>
@@ -14147,7 +14205,7 @@
         <w:ind w:left="2160" w:hanging="360"/>
       </w:pPr>
     </w:lvl>
-    <w:lvl w:ilvl="3" w:tplc="70C00C4A">
+    <w:lvl w:ilvl="3" w:tplc="F75E6CFC">
       <w:start w:val="1"/>
       <w:numFmt w:val="bullet"/>
       <w:lvlText w:val="●"/>
@@ -14156,7 +14214,7 @@
         <w:ind w:left="2880" w:hanging="360"/>
       </w:pPr>
     </w:lvl>
-    <w:lvl w:ilvl="4" w:tplc="D7C66670">
+    <w:lvl w:ilvl="4" w:tplc="996A0A44">
       <w:start w:val="1"/>
       <w:numFmt w:val="bullet"/>
       <w:lvlText w:val="○"/>
@@ -14165,7 +14223,7 @@
         <w:ind w:left="3600" w:hanging="360"/>
       </w:pPr>
     </w:lvl>
-    <w:lvl w:ilvl="5" w:tplc="76B47530">
+    <w:lvl w:ilvl="5" w:tplc="47946A08">
       <w:start w:val="1"/>
       <w:numFmt w:val="bullet"/>
       <w:lvlText w:val="■"/>
@@ -14174,7 +14232,7 @@
         <w:ind w:left="4320" w:hanging="360"/>
       </w:pPr>
     </w:lvl>
-    <w:lvl w:ilvl="6" w:tplc="1F22C150">
+    <w:lvl w:ilvl="6" w:tplc="30C8D4E4">
       <w:start w:val="1"/>
       <w:numFmt w:val="bullet"/>
       <w:lvlText w:val="●"/>
@@ -14183,7 +14241,7 @@
         <w:ind w:left="5040" w:hanging="360"/>
       </w:pPr>
     </w:lvl>
-    <w:lvl w:ilvl="7" w:tplc="8C120CFA">
+    <w:lvl w:ilvl="7" w:tplc="C7301A8E">
       <w:start w:val="1"/>
       <w:numFmt w:val="bullet"/>
       <w:lvlText w:val="●"/>
@@ -14192,7 +14250,7 @@
         <w:ind w:left="5760" w:hanging="360"/>
       </w:pPr>
     </w:lvl>
-    <w:lvl w:ilvl="8" w:tplc="2034EBAA">
+    <w:lvl w:ilvl="8" w:tplc="3706290A">
       <w:start w:val="1"/>
       <w:numFmt w:val="bullet"/>
       <w:lvlText w:val="●"/>
@@ -14202,83 +14260,25 @@
       </w:pPr>
     </w:lvl>
   </w:abstractNum>
-  <w:abstractNum w:abstractNumId="3" w15:restartNumberingAfterBreak="0">
-    <w:nsid w:val="443B5D32"/>
-    <w:multiLevelType w:val="hybridMultilevel"/>
-    <w:tmpl w:val="3DECEA0C"/>
-    <w:lvl w:ilvl="0" w:tplc="65B420F6">
-      <w:start w:val="1"/>
-      <w:numFmt w:val="bullet"/>
-      <w:lvlText w:val="•"/>
-      <w:lvlJc w:val="left"/>
-      <w:pPr>
-        <w:ind w:left="460" w:hanging="280"/>
-      </w:pPr>
-    </w:lvl>
-    <w:lvl w:ilvl="1" w:tplc="05DACCDA">
-      <w:start w:val="1"/>
-      <w:numFmt w:val="bullet"/>
-      <w:lvlText w:val="–"/>
-      <w:lvlJc w:val="left"/>
-      <w:pPr>
-        <w:ind w:left="900" w:hanging="280"/>
-      </w:pPr>
-    </w:lvl>
-    <w:lvl w:ilvl="2" w:tplc="71E49A92">
-      <w:numFmt w:val="decimal"/>
-      <w:lvlText w:val=""/>
-      <w:lvlJc w:val="left"/>
-    </w:lvl>
-    <w:lvl w:ilvl="3" w:tplc="4800836C">
-      <w:numFmt w:val="decimal"/>
-      <w:lvlText w:val=""/>
-      <w:lvlJc w:val="left"/>
-    </w:lvl>
-    <w:lvl w:ilvl="4" w:tplc="55B4555E">
-      <w:numFmt w:val="decimal"/>
-      <w:lvlText w:val=""/>
-      <w:lvlJc w:val="left"/>
-    </w:lvl>
-    <w:lvl w:ilvl="5" w:tplc="7286F284">
-      <w:numFmt w:val="decimal"/>
-      <w:lvlText w:val=""/>
-      <w:lvlJc w:val="left"/>
-    </w:lvl>
-    <w:lvl w:ilvl="6" w:tplc="3A6A6986">
-      <w:numFmt w:val="decimal"/>
-      <w:lvlText w:val=""/>
-      <w:lvlJc w:val="left"/>
-    </w:lvl>
-    <w:lvl w:ilvl="7" w:tplc="A9B64A44">
-      <w:numFmt w:val="decimal"/>
-      <w:lvlText w:val=""/>
-      <w:lvlJc w:val="left"/>
-    </w:lvl>
-    <w:lvl w:ilvl="8" w:tplc="9EAE0B38">
-      <w:numFmt w:val="decimal"/>
-      <w:lvlText w:val=""/>
-      <w:lvlJc w:val="left"/>
-    </w:lvl>
-  </w:abstractNum>
-  <w:num w:numId="1" w16cid:durableId="259072136">
+  <w:num w:numId="1" w16cid:durableId="1042286163">
+    <w:abstractNumId w:val="3"/>
+    <w:lvlOverride w:ilvl="0">
+      <w:startOverride w:val="1"/>
+    </w:lvlOverride>
+  </w:num>
+  <w:num w:numId="2" w16cid:durableId="135611764">
     <w:abstractNumId w:val="2"/>
     <w:lvlOverride w:ilvl="0">
       <w:startOverride w:val="1"/>
     </w:lvlOverride>
   </w:num>
-  <w:num w:numId="2" w16cid:durableId="1083839704">
-    <w:abstractNumId w:val="3"/>
-    <w:lvlOverride w:ilvl="0">
-      <w:startOverride w:val="1"/>
-    </w:lvlOverride>
-  </w:num>
-  <w:num w:numId="3" w16cid:durableId="1862473854">
+  <w:num w:numId="3" w16cid:durableId="1652439046">
     <w:abstractNumId w:val="1"/>
     <w:lvlOverride w:ilvl="0">
       <w:startOverride w:val="1"/>
     </w:lvlOverride>
   </w:num>
-  <w:num w:numId="4" w16cid:durableId="1953319434">
+  <w:num w:numId="4" w16cid:durableId="141775400">
     <w:abstractNumId w:val="0"/>
     <w:lvlOverride w:ilvl="0">
       <w:startOverride w:val="1"/>
@@ -14904,7 +14904,7 @@
     <w:autoRedefine/>
     <w:uiPriority w:val="39"/>
     <w:unhideWhenUsed/>
-    <w:rsid w:val="00F75071"/>
+    <w:rsid w:val="004230BD"/>
     <w:pPr>
       <w:spacing w:after="100"/>
     </w:pPr>
@@ -14916,7 +14916,7 @@
     <w:autoRedefine/>
     <w:uiPriority w:val="39"/>
     <w:unhideWhenUsed/>
-    <w:rsid w:val="00F75071"/>
+    <w:rsid w:val="004230BD"/>
     <w:pPr>
       <w:spacing w:after="100"/>
       <w:ind w:left="210"/>

--- a/docs/manuals/RA_Training_Programme_and_Facilitator_Guide.docx
+++ b/docs/manuals/RA_Training_Programme_and_Facilitator_Guide.docx
@@ -469,7 +469,7 @@
                 <w:sz w:val="19"/>
                 <w:szCs w:val="19"/>
               </w:rPr>
-              <w:t>Version 1.13 · 1 October 2026</w:t>
+              <w:t>Version 1.14 · 1 October 2026</w:t>
             </w:r>
           </w:p>
         </w:tc>
@@ -538,7 +538,7 @@
     <w:sdt>
       <w:sdtPr>
         <w:alias w:val="Contents"/>
-        <w:id w:val="83654266"/>
+        <w:id w:val="-395432263"/>
       </w:sdtPr>
       <w:sdtEndPr/>
       <w:sdtContent>
@@ -567,7 +567,7 @@
           <w:r>
             <w:fldChar w:fldCharType="separate"/>
           </w:r>
-          <w:hyperlink w:anchor="_Toc241726415" w:history="1">
+          <w:hyperlink w:anchor="_Toc241780321" w:history="1">
             <w:r>
               <w:rPr>
                 <w:rStyle w:val="Hyperlink"/>
@@ -591,7 +591,7 @@
               <w:rPr>
                 <w:noProof/>
               </w:rPr>
-              <w:instrText xml:space="preserve"> PAGEREF _Toc241726415 \h </w:instrText>
+              <w:instrText xml:space="preserve"> PAGEREF _Toc241780321 \h </w:instrText>
             </w:r>
             <w:r>
               <w:rPr>
@@ -634,7 +634,7 @@
               <w14:ligatures w14:val="standardContextual"/>
             </w:rPr>
           </w:pPr>
-          <w:hyperlink w:anchor="_Toc241726416" w:history="1">
+          <w:hyperlink w:anchor="_Toc241780322" w:history="1">
             <w:r>
               <w:rPr>
                 <w:rStyle w:val="Hyperlink"/>
@@ -658,7 +658,7 @@
               <w:rPr>
                 <w:noProof/>
               </w:rPr>
-              <w:instrText xml:space="preserve"> PAGEREF _Toc241726416 \h </w:instrText>
+              <w:instrText xml:space="preserve"> PAGEREF _Toc241780322 \h </w:instrText>
             </w:r>
             <w:r>
               <w:rPr>
@@ -701,7 +701,7 @@
               <w14:ligatures w14:val="standardContextual"/>
             </w:rPr>
           </w:pPr>
-          <w:hyperlink w:anchor="_Toc241726417" w:history="1">
+          <w:hyperlink w:anchor="_Toc241780323" w:history="1">
             <w:r>
               <w:rPr>
                 <w:rStyle w:val="Hyperlink"/>
@@ -725,7 +725,7 @@
               <w:rPr>
                 <w:noProof/>
               </w:rPr>
-              <w:instrText xml:space="preserve"> PAGEREF _Toc241726417 \h </w:instrText>
+              <w:instrText xml:space="preserve"> PAGEREF _Toc241780323 \h </w:instrText>
             </w:r>
             <w:r>
               <w:rPr>
@@ -768,7 +768,7 @@
               <w14:ligatures w14:val="standardContextual"/>
             </w:rPr>
           </w:pPr>
-          <w:hyperlink w:anchor="_Toc241726418" w:history="1">
+          <w:hyperlink w:anchor="_Toc241780324" w:history="1">
             <w:r>
               <w:rPr>
                 <w:rStyle w:val="Hyperlink"/>
@@ -792,7 +792,7 @@
               <w:rPr>
                 <w:noProof/>
               </w:rPr>
-              <w:instrText xml:space="preserve"> PAGEREF _Toc241726418 \h </w:instrText>
+              <w:instrText xml:space="preserve"> PAGEREF _Toc241780324 \h </w:instrText>
             </w:r>
             <w:r>
               <w:rPr>
@@ -835,7 +835,7 @@
               <w14:ligatures w14:val="standardContextual"/>
             </w:rPr>
           </w:pPr>
-          <w:hyperlink w:anchor="_Toc241726419" w:history="1">
+          <w:hyperlink w:anchor="_Toc241780325" w:history="1">
             <w:r>
               <w:rPr>
                 <w:rStyle w:val="Hyperlink"/>
@@ -859,7 +859,7 @@
               <w:rPr>
                 <w:noProof/>
               </w:rPr>
-              <w:instrText xml:space="preserve"> PAGEREF _Toc241726419 \h </w:instrText>
+              <w:instrText xml:space="preserve"> PAGEREF _Toc241780325 \h </w:instrText>
             </w:r>
             <w:r>
               <w:rPr>
@@ -902,7 +902,7 @@
               <w14:ligatures w14:val="standardContextual"/>
             </w:rPr>
           </w:pPr>
-          <w:hyperlink w:anchor="_Toc241726420" w:history="1">
+          <w:hyperlink w:anchor="_Toc241780326" w:history="1">
             <w:r>
               <w:rPr>
                 <w:rStyle w:val="Hyperlink"/>
@@ -926,7 +926,7 @@
               <w:rPr>
                 <w:noProof/>
               </w:rPr>
-              <w:instrText xml:space="preserve"> PAGEREF _Toc241726420 \h </w:instrText>
+              <w:instrText xml:space="preserve"> PAGEREF _Toc241780326 \h </w:instrText>
             </w:r>
             <w:r>
               <w:rPr>
@@ -969,7 +969,7 @@
               <w14:ligatures w14:val="standardContextual"/>
             </w:rPr>
           </w:pPr>
-          <w:hyperlink w:anchor="_Toc241726421" w:history="1">
+          <w:hyperlink w:anchor="_Toc241780327" w:history="1">
             <w:r>
               <w:rPr>
                 <w:rStyle w:val="Hyperlink"/>
@@ -993,7 +993,7 @@
               <w:rPr>
                 <w:noProof/>
               </w:rPr>
-              <w:instrText xml:space="preserve"> PAGEREF _Toc241726421 \h </w:instrText>
+              <w:instrText xml:space="preserve"> PAGEREF _Toc241780327 \h </w:instrText>
             </w:r>
             <w:r>
               <w:rPr>
@@ -1036,7 +1036,7 @@
               <w14:ligatures w14:val="standardContextual"/>
             </w:rPr>
           </w:pPr>
-          <w:hyperlink w:anchor="_Toc241726422" w:history="1">
+          <w:hyperlink w:anchor="_Toc241780328" w:history="1">
             <w:r>
               <w:rPr>
                 <w:rStyle w:val="Hyperlink"/>
@@ -1060,7 +1060,7 @@
               <w:rPr>
                 <w:noProof/>
               </w:rPr>
-              <w:instrText xml:space="preserve"> PAGEREF _Toc241726422 \h </w:instrText>
+              <w:instrText xml:space="preserve"> PAGEREF _Toc241780328 \h </w:instrText>
             </w:r>
             <w:r>
               <w:rPr>
@@ -1103,7 +1103,7 @@
               <w14:ligatures w14:val="standardContextual"/>
             </w:rPr>
           </w:pPr>
-          <w:hyperlink w:anchor="_Toc241726423" w:history="1">
+          <w:hyperlink w:anchor="_Toc241780329" w:history="1">
             <w:r>
               <w:rPr>
                 <w:rStyle w:val="Hyperlink"/>
@@ -1127,7 +1127,7 @@
               <w:rPr>
                 <w:noProof/>
               </w:rPr>
-              <w:instrText xml:space="preserve"> PAGEREF _Toc241726423 \h </w:instrText>
+              <w:instrText xml:space="preserve"> PAGEREF _Toc241780329 \h </w:instrText>
             </w:r>
             <w:r>
               <w:rPr>
@@ -1170,7 +1170,7 @@
               <w14:ligatures w14:val="standardContextual"/>
             </w:rPr>
           </w:pPr>
-          <w:hyperlink w:anchor="_Toc241726424" w:history="1">
+          <w:hyperlink w:anchor="_Toc241780330" w:history="1">
             <w:r>
               <w:rPr>
                 <w:rStyle w:val="Hyperlink"/>
@@ -1194,7 +1194,7 @@
               <w:rPr>
                 <w:noProof/>
               </w:rPr>
-              <w:instrText xml:space="preserve"> PAGEREF _Toc241726424 \h </w:instrText>
+              <w:instrText xml:space="preserve"> PAGEREF _Toc241780330 \h </w:instrText>
             </w:r>
             <w:r>
               <w:rPr>
@@ -1237,7 +1237,7 @@
               <w14:ligatures w14:val="standardContextual"/>
             </w:rPr>
           </w:pPr>
-          <w:hyperlink w:anchor="_Toc241726425" w:history="1">
+          <w:hyperlink w:anchor="_Toc241780331" w:history="1">
             <w:r>
               <w:rPr>
                 <w:rStyle w:val="Hyperlink"/>
@@ -1261,7 +1261,7 @@
               <w:rPr>
                 <w:noProof/>
               </w:rPr>
-              <w:instrText xml:space="preserve"> PAGEREF _Toc241726425 \h </w:instrText>
+              <w:instrText xml:space="preserve"> PAGEREF _Toc241780331 \h </w:instrText>
             </w:r>
             <w:r>
               <w:rPr>
@@ -1304,7 +1304,7 @@
               <w14:ligatures w14:val="standardContextual"/>
             </w:rPr>
           </w:pPr>
-          <w:hyperlink w:anchor="_Toc241726426" w:history="1">
+          <w:hyperlink w:anchor="_Toc241780332" w:history="1">
             <w:r>
               <w:rPr>
                 <w:rStyle w:val="Hyperlink"/>
@@ -1328,7 +1328,7 @@
               <w:rPr>
                 <w:noProof/>
               </w:rPr>
-              <w:instrText xml:space="preserve"> PAGEREF _Toc241726426 \h </w:instrText>
+              <w:instrText xml:space="preserve"> PAGEREF _Toc241780332 \h </w:instrText>
             </w:r>
             <w:r>
               <w:rPr>
@@ -1371,7 +1371,7 @@
               <w14:ligatures w14:val="standardContextual"/>
             </w:rPr>
           </w:pPr>
-          <w:hyperlink w:anchor="_Toc241726427" w:history="1">
+          <w:hyperlink w:anchor="_Toc241780333" w:history="1">
             <w:r>
               <w:rPr>
                 <w:rStyle w:val="Hyperlink"/>
@@ -1395,7 +1395,7 @@
               <w:rPr>
                 <w:noProof/>
               </w:rPr>
-              <w:instrText xml:space="preserve"> PAGEREF _Toc241726427 \h </w:instrText>
+              <w:instrText xml:space="preserve"> PAGEREF _Toc241780333 \h </w:instrText>
             </w:r>
             <w:r>
               <w:rPr>
@@ -1438,7 +1438,7 @@
               <w14:ligatures w14:val="standardContextual"/>
             </w:rPr>
           </w:pPr>
-          <w:hyperlink w:anchor="_Toc241726428" w:history="1">
+          <w:hyperlink w:anchor="_Toc241780334" w:history="1">
             <w:r>
               <w:rPr>
                 <w:rStyle w:val="Hyperlink"/>
@@ -1462,7 +1462,7 @@
               <w:rPr>
                 <w:noProof/>
               </w:rPr>
-              <w:instrText xml:space="preserve"> PAGEREF _Toc241726428 \h </w:instrText>
+              <w:instrText xml:space="preserve"> PAGEREF _Toc241780334 \h </w:instrText>
             </w:r>
             <w:r>
               <w:rPr>
@@ -1505,7 +1505,7 @@
               <w14:ligatures w14:val="standardContextual"/>
             </w:rPr>
           </w:pPr>
-          <w:hyperlink w:anchor="_Toc241726429" w:history="1">
+          <w:hyperlink w:anchor="_Toc241780335" w:history="1">
             <w:r>
               <w:rPr>
                 <w:rStyle w:val="Hyperlink"/>
@@ -1529,7 +1529,7 @@
               <w:rPr>
                 <w:noProof/>
               </w:rPr>
-              <w:instrText xml:space="preserve"> PAGEREF _Toc241726429 \h </w:instrText>
+              <w:instrText xml:space="preserve"> PAGEREF _Toc241780335 \h </w:instrText>
             </w:r>
             <w:r>
               <w:rPr>
@@ -1572,7 +1572,7 @@
               <w14:ligatures w14:val="standardContextual"/>
             </w:rPr>
           </w:pPr>
-          <w:hyperlink w:anchor="_Toc241726430" w:history="1">
+          <w:hyperlink w:anchor="_Toc241780336" w:history="1">
             <w:r>
               <w:rPr>
                 <w:rStyle w:val="Hyperlink"/>
@@ -1596,7 +1596,7 @@
               <w:rPr>
                 <w:noProof/>
               </w:rPr>
-              <w:instrText xml:space="preserve"> PAGEREF _Toc241726430 \h </w:instrText>
+              <w:instrText xml:space="preserve"> PAGEREF _Toc241780336 \h </w:instrText>
             </w:r>
             <w:r>
               <w:rPr>
@@ -1639,7 +1639,7 @@
               <w14:ligatures w14:val="standardContextual"/>
             </w:rPr>
           </w:pPr>
-          <w:hyperlink w:anchor="_Toc241726431" w:history="1">
+          <w:hyperlink w:anchor="_Toc241780337" w:history="1">
             <w:r>
               <w:rPr>
                 <w:rStyle w:val="Hyperlink"/>
@@ -1663,7 +1663,7 @@
               <w:rPr>
                 <w:noProof/>
               </w:rPr>
-              <w:instrText xml:space="preserve"> PAGEREF _Toc241726431 \h </w:instrText>
+              <w:instrText xml:space="preserve"> PAGEREF _Toc241780337 \h </w:instrText>
             </w:r>
             <w:r>
               <w:rPr>
@@ -1706,7 +1706,7 @@
               <w14:ligatures w14:val="standardContextual"/>
             </w:rPr>
           </w:pPr>
-          <w:hyperlink w:anchor="_Toc241726432" w:history="1">
+          <w:hyperlink w:anchor="_Toc241780338" w:history="1">
             <w:r>
               <w:rPr>
                 <w:rStyle w:val="Hyperlink"/>
@@ -1730,7 +1730,7 @@
               <w:rPr>
                 <w:noProof/>
               </w:rPr>
-              <w:instrText xml:space="preserve"> PAGEREF _Toc241726432 \h </w:instrText>
+              <w:instrText xml:space="preserve"> PAGEREF _Toc241780338 \h </w:instrText>
             </w:r>
             <w:r>
               <w:rPr>
@@ -1773,7 +1773,7 @@
               <w14:ligatures w14:val="standardContextual"/>
             </w:rPr>
           </w:pPr>
-          <w:hyperlink w:anchor="_Toc241726433" w:history="1">
+          <w:hyperlink w:anchor="_Toc241780339" w:history="1">
             <w:r>
               <w:rPr>
                 <w:rStyle w:val="Hyperlink"/>
@@ -1797,7 +1797,7 @@
               <w:rPr>
                 <w:noProof/>
               </w:rPr>
-              <w:instrText xml:space="preserve"> PAGEREF _Toc241726433 \h </w:instrText>
+              <w:instrText xml:space="preserve"> PAGEREF _Toc241780339 \h </w:instrText>
             </w:r>
             <w:r>
               <w:rPr>
@@ -1840,7 +1840,7 @@
               <w14:ligatures w14:val="standardContextual"/>
             </w:rPr>
           </w:pPr>
-          <w:hyperlink w:anchor="_Toc241726434" w:history="1">
+          <w:hyperlink w:anchor="_Toc241780340" w:history="1">
             <w:r>
               <w:rPr>
                 <w:rStyle w:val="Hyperlink"/>
@@ -1864,7 +1864,7 @@
               <w:rPr>
                 <w:noProof/>
               </w:rPr>
-              <w:instrText xml:space="preserve"> PAGEREF _Toc241726434 \h </w:instrText>
+              <w:instrText xml:space="preserve"> PAGEREF _Toc241780340 \h </w:instrText>
             </w:r>
             <w:r>
               <w:rPr>
@@ -1907,7 +1907,7 @@
               <w14:ligatures w14:val="standardContextual"/>
             </w:rPr>
           </w:pPr>
-          <w:hyperlink w:anchor="_Toc241726435" w:history="1">
+          <w:hyperlink w:anchor="_Toc241780341" w:history="1">
             <w:r>
               <w:rPr>
                 <w:rStyle w:val="Hyperlink"/>
@@ -1931,7 +1931,7 @@
               <w:rPr>
                 <w:noProof/>
               </w:rPr>
-              <w:instrText xml:space="preserve"> PAGEREF _Toc241726435 \h </w:instrText>
+              <w:instrText xml:space="preserve"> PAGEREF _Toc241780341 \h </w:instrText>
             </w:r>
             <w:r>
               <w:rPr>
@@ -1974,7 +1974,7 @@
               <w14:ligatures w14:val="standardContextual"/>
             </w:rPr>
           </w:pPr>
-          <w:hyperlink w:anchor="_Toc241726436" w:history="1">
+          <w:hyperlink w:anchor="_Toc241780342" w:history="1">
             <w:r>
               <w:rPr>
                 <w:rStyle w:val="Hyperlink"/>
@@ -1998,7 +1998,7 @@
               <w:rPr>
                 <w:noProof/>
               </w:rPr>
-              <w:instrText xml:space="preserve"> PAGEREF _Toc241726436 \h </w:instrText>
+              <w:instrText xml:space="preserve"> PAGEREF _Toc241780342 \h </w:instrText>
             </w:r>
             <w:r>
               <w:rPr>
@@ -2041,7 +2041,7 @@
               <w14:ligatures w14:val="standardContextual"/>
             </w:rPr>
           </w:pPr>
-          <w:hyperlink w:anchor="_Toc241726437" w:history="1">
+          <w:hyperlink w:anchor="_Toc241780343" w:history="1">
             <w:r>
               <w:rPr>
                 <w:rStyle w:val="Hyperlink"/>
@@ -2065,7 +2065,7 @@
               <w:rPr>
                 <w:noProof/>
               </w:rPr>
-              <w:instrText xml:space="preserve"> PAGEREF _Toc241726437 \h </w:instrText>
+              <w:instrText xml:space="preserve"> PAGEREF _Toc241780343 \h </w:instrText>
             </w:r>
             <w:r>
               <w:rPr>
@@ -2108,7 +2108,7 @@
               <w14:ligatures w14:val="standardContextual"/>
             </w:rPr>
           </w:pPr>
-          <w:hyperlink w:anchor="_Toc241726438" w:history="1">
+          <w:hyperlink w:anchor="_Toc241780344" w:history="1">
             <w:r>
               <w:rPr>
                 <w:rStyle w:val="Hyperlink"/>
@@ -2132,7 +2132,7 @@
               <w:rPr>
                 <w:noProof/>
               </w:rPr>
-              <w:instrText xml:space="preserve"> PAGEREF _Toc241726438 \h </w:instrText>
+              <w:instrText xml:space="preserve"> PAGEREF _Toc241780344 \h </w:instrText>
             </w:r>
             <w:r>
               <w:rPr>
@@ -2171,7 +2171,7 @@
         <w:pStyle w:val="Heading1"/>
         <w:pageBreakBefore/>
       </w:pPr>
-      <w:bookmarkStart w:id="0" w:name="_Toc241726415"/>
+      <w:bookmarkStart w:id="0" w:name="_Toc241780321"/>
       <w:r>
         <w:lastRenderedPageBreak/>
         <w:t>1. Programme overview</w:t>
@@ -2577,7 +2577,7 @@
       <w:pPr>
         <w:pStyle w:val="Heading2"/>
       </w:pPr>
-      <w:bookmarkStart w:id="1" w:name="_Toc241726416"/>
+      <w:bookmarkStart w:id="1" w:name="_Toc241780322"/>
       <w:r>
         <w:t>1.1 Learning objectives</w:t>
       </w:r>
@@ -2678,7 +2678,7 @@
       <w:pPr>
         <w:pStyle w:val="Heading2"/>
       </w:pPr>
-      <w:bookmarkStart w:id="2" w:name="_Toc241726417"/>
+      <w:bookmarkStart w:id="2" w:name="_Toc241780323"/>
       <w:r>
         <w:t>1.2 Before the training (facilitator checklist)</w:t>
       </w:r>
@@ -3214,7 +3214,7 @@
       <w:pPr>
         <w:pStyle w:val="Heading2"/>
       </w:pPr>
-      <w:bookmarkStart w:id="3" w:name="_Toc241726418"/>
+      <w:bookmarkStart w:id="3" w:name="_Toc241780324"/>
       <w:r>
         <w:t>1.3 The practice environment</w:t>
       </w:r>
@@ -3360,7 +3360,7 @@
         <w:pStyle w:val="Heading1"/>
         <w:pageBreakBefore/>
       </w:pPr>
-      <w:bookmarkStart w:id="4" w:name="_Toc241726419"/>
+      <w:bookmarkStart w:id="4" w:name="_Toc241780325"/>
       <w:r>
         <w:lastRenderedPageBreak/>
         <w:t>2. Schedule</w:t>
@@ -3371,7 +3371,7 @@
       <w:pPr>
         <w:pStyle w:val="Heading2"/>
       </w:pPr>
-      <w:bookmarkStart w:id="5" w:name="_Toc241726420"/>
+      <w:bookmarkStart w:id="5" w:name="_Toc241780326"/>
       <w:r>
         <w:t>Day 1 — Foundations (all RAs)</w:t>
       </w:r>
@@ -4654,7 +4654,7 @@
       <w:pPr>
         <w:pStyle w:val="Heading2"/>
       </w:pPr>
-      <w:bookmarkStart w:id="6" w:name="_Toc241726421"/>
+      <w:bookmarkStart w:id="6" w:name="_Toc241780327"/>
       <w:r>
         <w:t>Day 2 — Role tracks</w:t>
       </w:r>
@@ -6182,7 +6182,7 @@
       <w:pPr>
         <w:pStyle w:val="Heading2"/>
       </w:pPr>
-      <w:bookmarkStart w:id="7" w:name="_Toc241726422"/>
+      <w:bookmarkStart w:id="7" w:name="_Toc241780328"/>
       <w:r>
         <w:t>Day 3 — Practice and assessment</w:t>
       </w:r>
@@ -7152,7 +7152,7 @@
       <w:pPr>
         <w:pStyle w:val="Heading2"/>
       </w:pPr>
-      <w:bookmarkStart w:id="8" w:name="_Toc241726423"/>
+      <w:bookmarkStart w:id="8" w:name="_Toc241780329"/>
       <w:r>
         <w:t>After the training</w:t>
       </w:r>
@@ -7487,7 +7487,7 @@
         <w:pStyle w:val="Heading1"/>
         <w:pageBreakBefore/>
       </w:pPr>
-      <w:bookmarkStart w:id="9" w:name="_Toc241726424"/>
+      <w:bookmarkStart w:id="9" w:name="_Toc241780330"/>
       <w:r>
         <w:lastRenderedPageBreak/>
         <w:t>3. Session plans</w:t>
@@ -7506,7 +7506,7 @@
       <w:pPr>
         <w:pStyle w:val="Heading2"/>
       </w:pPr>
-      <w:bookmarkStart w:id="10" w:name="_Toc241726425"/>
+      <w:bookmarkStart w:id="10" w:name="_Toc241780331"/>
       <w:r>
         <w:t>Module 1 — The study (60 min)</w:t>
       </w:r>
@@ -7601,7 +7601,7 @@
       <w:pPr>
         <w:pStyle w:val="Heading2"/>
       </w:pPr>
-      <w:bookmarkStart w:id="11" w:name="_Toc241726426"/>
+      <w:bookmarkStart w:id="11" w:name="_Toc241780332"/>
       <w:r>
         <w:t>Module 2 — Research ethics and consent (60 min)</w:t>
       </w:r>
@@ -7696,7 +7696,7 @@
       <w:pPr>
         <w:pStyle w:val="Heading2"/>
       </w:pPr>
-      <w:bookmarkStart w:id="12" w:name="_Toc241726427"/>
+      <w:bookmarkStart w:id="12" w:name="_Toc241780333"/>
       <w:r>
         <w:t>Module 3 — Data protection (60 min)</w:t>
       </w:r>
@@ -7791,7 +7791,7 @@
       <w:pPr>
         <w:pStyle w:val="Heading2"/>
       </w:pPr>
-      <w:bookmarkStart w:id="13" w:name="_Toc241726428"/>
+      <w:bookmarkStart w:id="13" w:name="_Toc241780334"/>
       <w:r>
         <w:t>Module 5 — The portal (75 min)</w:t>
       </w:r>
@@ -7886,7 +7886,7 @@
       <w:pPr>
         <w:pStyle w:val="Heading2"/>
       </w:pPr>
-      <w:bookmarkStart w:id="14" w:name="_Toc241726429"/>
+      <w:bookmarkStart w:id="14" w:name="_Toc241780335"/>
       <w:r>
         <w:t>Module 6 — The respondent journey (45 min)</w:t>
       </w:r>
@@ -7982,7 +7982,7 @@
       <w:pPr>
         <w:pStyle w:val="Heading2"/>
       </w:pPr>
-      <w:bookmarkStart w:id="15" w:name="_Toc241726430"/>
+      <w:bookmarkStart w:id="15" w:name="_Toc241780336"/>
       <w:r>
         <w:t>Module 8 — Communication skills (90 min)</w:t>
       </w:r>
@@ -8077,7 +8077,7 @@
       <w:pPr>
         <w:pStyle w:val="Heading2"/>
       </w:pPr>
-      <w:bookmarkStart w:id="16" w:name="_Toc241726431"/>
+      <w:bookmarkStart w:id="16" w:name="_Toc241780337"/>
       <w:r>
         <w:t>Module 9 — Quality judgement (90 min)</w:t>
       </w:r>
@@ -8173,7 +8173,7 @@
         <w:pStyle w:val="Heading1"/>
         <w:pageBreakBefore/>
       </w:pPr>
-      <w:bookmarkStart w:id="17" w:name="_Toc241726432"/>
+      <w:bookmarkStart w:id="17" w:name="_Toc241780338"/>
       <w:r>
         <w:lastRenderedPageBreak/>
         <w:t>4. Role-plays and simulation</w:t>
@@ -9127,7 +9127,7 @@
       <w:pPr>
         <w:pStyle w:val="Heading2"/>
       </w:pPr>
-      <w:bookmarkStart w:id="18" w:name="_Toc241726433"/>
+      <w:bookmarkStart w:id="18" w:name="_Toc241780339"/>
       <w:r>
         <w:t>Field simulation (Day 3)</w:t>
       </w:r>
@@ -9222,7 +9222,7 @@
         <w:pStyle w:val="Heading1"/>
         <w:pageBreakBefore/>
       </w:pPr>
-      <w:bookmarkStart w:id="19" w:name="_Toc241726434"/>
+      <w:bookmarkStart w:id="19" w:name="_Toc241780340"/>
       <w:r>
         <w:lastRenderedPageBreak/>
         <w:t>5. Assessment and certification</w:t>
@@ -9233,7 +9233,7 @@
       <w:pPr>
         <w:pStyle w:val="Heading2"/>
       </w:pPr>
-      <w:bookmarkStart w:id="20" w:name="_Toc241726435"/>
+      <w:bookmarkStart w:id="20" w:name="_Toc241780341"/>
       <w:r>
         <w:t>5.1 Competencies</w:t>
       </w:r>
@@ -9624,7 +9624,7 @@
       <w:pPr>
         <w:pStyle w:val="Heading2"/>
       </w:pPr>
-      <w:bookmarkStart w:id="21" w:name="_Toc241726436"/>
+      <w:bookmarkStart w:id="21" w:name="_Toc241780342"/>
       <w:r>
         <w:t>5.2 Written assessment (answer key)</w:t>
       </w:r>
@@ -10984,7 +10984,7 @@
       <w:pPr>
         <w:pStyle w:val="Heading2"/>
       </w:pPr>
-      <w:bookmarkStart w:id="22" w:name="_Toc241726437"/>
+      <w:bookmarkStart w:id="22" w:name="_Toc241780343"/>
       <w:r>
         <w:t>5.3 Practical assessment</w:t>
       </w:r>
@@ -12247,7 +12247,7 @@
         <w:pStyle w:val="Heading1"/>
         <w:pageBreakBefore/>
       </w:pPr>
-      <w:bookmarkStart w:id="23" w:name="_Toc241726438"/>
+      <w:bookmarkStart w:id="23" w:name="_Toc241780344"/>
       <w:r>
         <w:lastRenderedPageBreak/>
         <w:t>6. Attendance register</w:t>
@@ -13826,7 +13826,7 @@
         <w:sz w:val="16"/>
         <w:szCs w:val="16"/>
       </w:rPr>
-      <w:t>Version 1.13 · 1 October 2026</w:t>
+      <w:t>Version 1.14 · 1 October 2026</w:t>
     </w:r>
     <w:r>
       <w:rPr>
@@ -13999,10 +13999,10 @@
 <file path=word/numbering.xml><?xml version="1.0" encoding="utf-8"?>
 <w:numbering xmlns:wpc="http://schemas.microsoft.com/office/word/2010/wordprocessingCanvas" xmlns:cx="http://schemas.microsoft.com/office/drawing/2014/chartex" xmlns:cx1="http://schemas.microsoft.com/office/drawing/2015/9/8/chartex" xmlns:cx2="http://schemas.microsoft.com/office/drawing/2015/10/21/chartex" xmlns:cx3="http://schemas.microsoft.com/office/drawing/2016/5/9/chartex" xmlns:cx4="http://schemas.microsoft.com/office/drawing/2016/5/10/chartex" xmlns:cx5="http://schemas.microsoft.com/office/drawing/2016/5/11/chartex" xmlns:cx6="http://schemas.microsoft.com/office/drawing/2016/5/12/chartex" xmlns:cx7="http://schemas.microsoft.com/office/drawing/2016/5/13/chartex" xmlns:cx8="http://schemas.microsoft.com/office/drawing/2016/5/14/chartex" xmlns:mc="http://schemas.openxmlformats.org/markup-compatibility/2006" xmlns:aink="http://schemas.microsoft.com/office/drawing/2016/ink" xmlns:am3d="http://schemas.microsoft.com/office/drawing/2017/model3d" xmlns:o="urn:schemas-microsoft-com:office:office" xmlns:oel="http://schemas.microsoft.com/office/2019/extlst" xmlns:r="http://schemas.openxmlformats.org/officeDocument/2006/relationships" xmlns:m="http://schemas.openxmlformats.org/officeDocument/2006/math" xmlns:v="urn:schemas-microsoft-com:vml" xmlns:wp14="http://schemas.microsoft.com/office/word/2010/wordprocessingDrawing" xmlns:wp="http://schemas.openxmlformats.org/drawingml/2006/wordprocessingDrawing" xmlns:w10="urn:schemas-microsoft-com:office:word" xmlns:w="http://schemas.openxmlformats.org/wordprocessingml/2006/main" xmlns:w14="http://schemas.microsoft.com/office/word/2010/wordml" xmlns:w15="http://schemas.microsoft.com/office/word/2012/wordml" xmlns:w16cex="http://schemas.microsoft.com/office/word/2018/wordml/cex" xmlns:w16cid="http://schemas.microsoft.com/office/word/2016/wordml/cid" xmlns:w16="http://schemas.microsoft.com/office/word/2018/wordml" xmlns:w16sdtdh="http://schemas.microsoft.com/office/word/2020/wordml/sdtdatahash" xmlns:w16se="http://schemas.microsoft.com/office/word/2015/wordml/symex" xmlns:wpg="http://schemas.microsoft.com/office/word/2010/wordprocessingGroup" xmlns:wpi="http://schemas.microsoft.com/office/word/2010/wordprocessingInk" xmlns:wne="http://schemas.microsoft.com/office/word/2006/wordml" xmlns:wps="http://schemas.microsoft.com/office/word/2010/wordprocessingShape" mc:Ignorable="w14 w15 w16se w16cid w16 w16cex w16sdtdh wp14">
   <w:abstractNum w:abstractNumId="0" w15:restartNumberingAfterBreak="0">
-    <w:nsid w:val="16E0527E"/>
+    <w:nsid w:val="24AC05EB"/>
     <w:multiLevelType w:val="hybridMultilevel"/>
-    <w:tmpl w:val="C3A05324"/>
-    <w:lvl w:ilvl="0" w:tplc="2256B2E0">
+    <w:tmpl w:val="8218654E"/>
+    <w:lvl w:ilvl="0" w:tplc="E0FEFCB8">
       <w:start w:val="1"/>
       <w:numFmt w:val="decimal"/>
       <w:lvlText w:val="%1."/>
@@ -14016,52 +14016,110 @@
         <w:color w:val="A67C27"/>
       </w:rPr>
     </w:lvl>
-    <w:lvl w:ilvl="1" w:tplc="EEC48800">
+    <w:lvl w:ilvl="1" w:tplc="CBD092E2">
       <w:numFmt w:val="decimal"/>
       <w:lvlText w:val=""/>
       <w:lvlJc w:val="left"/>
     </w:lvl>
-    <w:lvl w:ilvl="2" w:tplc="D93C592A">
+    <w:lvl w:ilvl="2" w:tplc="59A8DC7A">
       <w:numFmt w:val="decimal"/>
       <w:lvlText w:val=""/>
       <w:lvlJc w:val="left"/>
     </w:lvl>
-    <w:lvl w:ilvl="3" w:tplc="3626BC32">
+    <w:lvl w:ilvl="3" w:tplc="F8068874">
       <w:numFmt w:val="decimal"/>
       <w:lvlText w:val=""/>
       <w:lvlJc w:val="left"/>
     </w:lvl>
-    <w:lvl w:ilvl="4" w:tplc="4A24ADDA">
+    <w:lvl w:ilvl="4" w:tplc="3464683E">
       <w:numFmt w:val="decimal"/>
       <w:lvlText w:val=""/>
       <w:lvlJc w:val="left"/>
     </w:lvl>
-    <w:lvl w:ilvl="5" w:tplc="1AAA648A">
+    <w:lvl w:ilvl="5" w:tplc="82709D9E">
       <w:numFmt w:val="decimal"/>
       <w:lvlText w:val=""/>
       <w:lvlJc w:val="left"/>
     </w:lvl>
-    <w:lvl w:ilvl="6" w:tplc="5B925216">
+    <w:lvl w:ilvl="6" w:tplc="2472AED0">
       <w:numFmt w:val="decimal"/>
       <w:lvlText w:val=""/>
       <w:lvlJc w:val="left"/>
     </w:lvl>
-    <w:lvl w:ilvl="7" w:tplc="A7F4A744">
+    <w:lvl w:ilvl="7" w:tplc="08F02F28">
       <w:numFmt w:val="decimal"/>
       <w:lvlText w:val=""/>
       <w:lvlJc w:val="left"/>
     </w:lvl>
-    <w:lvl w:ilvl="8" w:tplc="6A7A22E2">
+    <w:lvl w:ilvl="8" w:tplc="9A16B642">
       <w:numFmt w:val="decimal"/>
       <w:lvlText w:val=""/>
       <w:lvlJc w:val="left"/>
     </w:lvl>
   </w:abstractNum>
   <w:abstractNum w:abstractNumId="1" w15:restartNumberingAfterBreak="0">
-    <w:nsid w:val="1D475BA8"/>
+    <w:nsid w:val="589106D5"/>
     <w:multiLevelType w:val="hybridMultilevel"/>
-    <w:tmpl w:val="F8BA9256"/>
-    <w:lvl w:ilvl="0" w:tplc="7F521398">
+    <w:tmpl w:val="95926A80"/>
+    <w:lvl w:ilvl="0" w:tplc="3BA82358">
+      <w:start w:val="1"/>
+      <w:numFmt w:val="bullet"/>
+      <w:lvlText w:val="•"/>
+      <w:lvlJc w:val="left"/>
+      <w:pPr>
+        <w:ind w:left="460" w:hanging="280"/>
+      </w:pPr>
+    </w:lvl>
+    <w:lvl w:ilvl="1" w:tplc="735E528E">
+      <w:start w:val="1"/>
+      <w:numFmt w:val="bullet"/>
+      <w:lvlText w:val="–"/>
+      <w:lvlJc w:val="left"/>
+      <w:pPr>
+        <w:ind w:left="900" w:hanging="280"/>
+      </w:pPr>
+    </w:lvl>
+    <w:lvl w:ilvl="2" w:tplc="8878E982">
+      <w:numFmt w:val="decimal"/>
+      <w:lvlText w:val=""/>
+      <w:lvlJc w:val="left"/>
+    </w:lvl>
+    <w:lvl w:ilvl="3" w:tplc="D228ECA4">
+      <w:numFmt w:val="decimal"/>
+      <w:lvlText w:val=""/>
+      <w:lvlJc w:val="left"/>
+    </w:lvl>
+    <w:lvl w:ilvl="4" w:tplc="0166E308">
+      <w:numFmt w:val="decimal"/>
+      <w:lvlText w:val=""/>
+      <w:lvlJc w:val="left"/>
+    </w:lvl>
+    <w:lvl w:ilvl="5" w:tplc="3DBE2EB0">
+      <w:numFmt w:val="decimal"/>
+      <w:lvlText w:val=""/>
+      <w:lvlJc w:val="left"/>
+    </w:lvl>
+    <w:lvl w:ilvl="6" w:tplc="666A72AA">
+      <w:numFmt w:val="decimal"/>
+      <w:lvlText w:val=""/>
+      <w:lvlJc w:val="left"/>
+    </w:lvl>
+    <w:lvl w:ilvl="7" w:tplc="45566946">
+      <w:numFmt w:val="decimal"/>
+      <w:lvlText w:val=""/>
+      <w:lvlJc w:val="left"/>
+    </w:lvl>
+    <w:lvl w:ilvl="8" w:tplc="4490BB0A">
+      <w:numFmt w:val="decimal"/>
+      <w:lvlText w:val=""/>
+      <w:lvlJc w:val="left"/>
+    </w:lvl>
+  </w:abstractNum>
+  <w:abstractNum w:abstractNumId="2" w15:restartNumberingAfterBreak="0">
+    <w:nsid w:val="602A084E"/>
+    <w:multiLevelType w:val="hybridMultilevel"/>
+    <w:tmpl w:val="9196B0BC"/>
+    <w:lvl w:ilvl="0" w:tplc="C86663DA">
       <w:start w:val="1"/>
       <w:numFmt w:val="decimal"/>
       <w:lvlText w:val="%1."/>
@@ -14075,110 +14133,52 @@
         <w:color w:val="A67C27"/>
       </w:rPr>
     </w:lvl>
-    <w:lvl w:ilvl="1" w:tplc="05AABCA4">
+    <w:lvl w:ilvl="1" w:tplc="16C272B2">
       <w:numFmt w:val="decimal"/>
       <w:lvlText w:val=""/>
       <w:lvlJc w:val="left"/>
     </w:lvl>
-    <w:lvl w:ilvl="2" w:tplc="6018D4FE">
+    <w:lvl w:ilvl="2" w:tplc="9C60B826">
       <w:numFmt w:val="decimal"/>
       <w:lvlText w:val=""/>
       <w:lvlJc w:val="left"/>
     </w:lvl>
-    <w:lvl w:ilvl="3" w:tplc="CFBE60AA">
+    <w:lvl w:ilvl="3" w:tplc="3CEEC3C2">
       <w:numFmt w:val="decimal"/>
       <w:lvlText w:val=""/>
       <w:lvlJc w:val="left"/>
     </w:lvl>
-    <w:lvl w:ilvl="4" w:tplc="EA02028C">
+    <w:lvl w:ilvl="4" w:tplc="7E8C39CE">
       <w:numFmt w:val="decimal"/>
       <w:lvlText w:val=""/>
       <w:lvlJc w:val="left"/>
     </w:lvl>
-    <w:lvl w:ilvl="5" w:tplc="F6721402">
+    <w:lvl w:ilvl="5" w:tplc="0FC0BF82">
       <w:numFmt w:val="decimal"/>
       <w:lvlText w:val=""/>
       <w:lvlJc w:val="left"/>
     </w:lvl>
-    <w:lvl w:ilvl="6" w:tplc="DA52029E">
+    <w:lvl w:ilvl="6" w:tplc="6534FE26">
       <w:numFmt w:val="decimal"/>
       <w:lvlText w:val=""/>
       <w:lvlJc w:val="left"/>
     </w:lvl>
-    <w:lvl w:ilvl="7" w:tplc="ABF67B92">
+    <w:lvl w:ilvl="7" w:tplc="BF5CD2C8">
       <w:numFmt w:val="decimal"/>
       <w:lvlText w:val=""/>
       <w:lvlJc w:val="left"/>
     </w:lvl>
-    <w:lvl w:ilvl="8" w:tplc="F814C20C">
-      <w:numFmt w:val="decimal"/>
-      <w:lvlText w:val=""/>
-      <w:lvlJc w:val="left"/>
-    </w:lvl>
-  </w:abstractNum>
-  <w:abstractNum w:abstractNumId="2" w15:restartNumberingAfterBreak="0">
-    <w:nsid w:val="6C4979DB"/>
-    <w:multiLevelType w:val="hybridMultilevel"/>
-    <w:tmpl w:val="5798DE4E"/>
-    <w:lvl w:ilvl="0" w:tplc="FA926932">
-      <w:start w:val="1"/>
-      <w:numFmt w:val="bullet"/>
-      <w:lvlText w:val="•"/>
-      <w:lvlJc w:val="left"/>
-      <w:pPr>
-        <w:ind w:left="460" w:hanging="280"/>
-      </w:pPr>
-    </w:lvl>
-    <w:lvl w:ilvl="1" w:tplc="261EB0A6">
-      <w:start w:val="1"/>
-      <w:numFmt w:val="bullet"/>
-      <w:lvlText w:val="–"/>
-      <w:lvlJc w:val="left"/>
-      <w:pPr>
-        <w:ind w:left="900" w:hanging="280"/>
-      </w:pPr>
-    </w:lvl>
-    <w:lvl w:ilvl="2" w:tplc="50D2EA5C">
-      <w:numFmt w:val="decimal"/>
-      <w:lvlText w:val=""/>
-      <w:lvlJc w:val="left"/>
-    </w:lvl>
-    <w:lvl w:ilvl="3" w:tplc="62D28D3C">
-      <w:numFmt w:val="decimal"/>
-      <w:lvlText w:val=""/>
-      <w:lvlJc w:val="left"/>
-    </w:lvl>
-    <w:lvl w:ilvl="4" w:tplc="BB0C5BA4">
-      <w:numFmt w:val="decimal"/>
-      <w:lvlText w:val=""/>
-      <w:lvlJc w:val="left"/>
-    </w:lvl>
-    <w:lvl w:ilvl="5" w:tplc="0FC65E52">
-      <w:numFmt w:val="decimal"/>
-      <w:lvlText w:val=""/>
-      <w:lvlJc w:val="left"/>
-    </w:lvl>
-    <w:lvl w:ilvl="6" w:tplc="F732C1C2">
-      <w:numFmt w:val="decimal"/>
-      <w:lvlText w:val=""/>
-      <w:lvlJc w:val="left"/>
-    </w:lvl>
-    <w:lvl w:ilvl="7" w:tplc="D4B84608">
-      <w:numFmt w:val="decimal"/>
-      <w:lvlText w:val=""/>
-      <w:lvlJc w:val="left"/>
-    </w:lvl>
-    <w:lvl w:ilvl="8" w:tplc="074EA722">
+    <w:lvl w:ilvl="8" w:tplc="FF8AFA9E">
       <w:numFmt w:val="decimal"/>
       <w:lvlText w:val=""/>
       <w:lvlJc w:val="left"/>
     </w:lvl>
   </w:abstractNum>
   <w:abstractNum w:abstractNumId="3" w15:restartNumberingAfterBreak="0">
-    <w:nsid w:val="7F343146"/>
+    <w:nsid w:val="731D7D74"/>
     <w:multiLevelType w:val="hybridMultilevel"/>
-    <w:tmpl w:val="30660680"/>
-    <w:lvl w:ilvl="0" w:tplc="CD3E77CA">
+    <w:tmpl w:val="4FD07042"/>
+    <w:lvl w:ilvl="0" w:tplc="21089316">
       <w:start w:val="1"/>
       <w:numFmt w:val="bullet"/>
       <w:lvlText w:val="●"/>
@@ -14187,7 +14187,7 @@
         <w:ind w:left="720" w:hanging="360"/>
       </w:pPr>
     </w:lvl>
-    <w:lvl w:ilvl="1" w:tplc="12D61708">
+    <w:lvl w:ilvl="1" w:tplc="542EC22A">
       <w:start w:val="1"/>
       <w:numFmt w:val="bullet"/>
       <w:lvlText w:val="○"/>
@@ -14196,7 +14196,7 @@
         <w:ind w:left="1440" w:hanging="360"/>
       </w:pPr>
     </w:lvl>
-    <w:lvl w:ilvl="2" w:tplc="D2A46988">
+    <w:lvl w:ilvl="2" w:tplc="6C7E9BE8">
       <w:start w:val="1"/>
       <w:numFmt w:val="bullet"/>
       <w:lvlText w:val="■"/>
@@ -14205,7 +14205,7 @@
         <w:ind w:left="2160" w:hanging="360"/>
       </w:pPr>
     </w:lvl>
-    <w:lvl w:ilvl="3" w:tplc="F75E6CFC">
+    <w:lvl w:ilvl="3" w:tplc="BADC16F6">
       <w:start w:val="1"/>
       <w:numFmt w:val="bullet"/>
       <w:lvlText w:val="●"/>
@@ -14214,7 +14214,7 @@
         <w:ind w:left="2880" w:hanging="360"/>
       </w:pPr>
     </w:lvl>
-    <w:lvl w:ilvl="4" w:tplc="996A0A44">
+    <w:lvl w:ilvl="4" w:tplc="5A5CDF56">
       <w:start w:val="1"/>
       <w:numFmt w:val="bullet"/>
       <w:lvlText w:val="○"/>
@@ -14223,7 +14223,7 @@
         <w:ind w:left="3600" w:hanging="360"/>
       </w:pPr>
     </w:lvl>
-    <w:lvl w:ilvl="5" w:tplc="47946A08">
+    <w:lvl w:ilvl="5" w:tplc="762CDA8A">
       <w:start w:val="1"/>
       <w:numFmt w:val="bullet"/>
       <w:lvlText w:val="■"/>
@@ -14232,7 +14232,7 @@
         <w:ind w:left="4320" w:hanging="360"/>
       </w:pPr>
     </w:lvl>
-    <w:lvl w:ilvl="6" w:tplc="30C8D4E4">
+    <w:lvl w:ilvl="6" w:tplc="5F026278">
       <w:start w:val="1"/>
       <w:numFmt w:val="bullet"/>
       <w:lvlText w:val="●"/>
@@ -14241,7 +14241,7 @@
         <w:ind w:left="5040" w:hanging="360"/>
       </w:pPr>
     </w:lvl>
-    <w:lvl w:ilvl="7" w:tplc="C7301A8E">
+    <w:lvl w:ilvl="7" w:tplc="F2AA0404">
       <w:start w:val="1"/>
       <w:numFmt w:val="bullet"/>
       <w:lvlText w:val="●"/>
@@ -14250,7 +14250,7 @@
         <w:ind w:left="5760" w:hanging="360"/>
       </w:pPr>
     </w:lvl>
-    <w:lvl w:ilvl="8" w:tplc="3706290A">
+    <w:lvl w:ilvl="8" w:tplc="4A16A882">
       <w:start w:val="1"/>
       <w:numFmt w:val="bullet"/>
       <w:lvlText w:val="●"/>
@@ -14260,26 +14260,26 @@
       </w:pPr>
     </w:lvl>
   </w:abstractNum>
-  <w:num w:numId="1" w16cid:durableId="1042286163">
+  <w:num w:numId="1" w16cid:durableId="1184906361">
     <w:abstractNumId w:val="3"/>
     <w:lvlOverride w:ilvl="0">
       <w:startOverride w:val="1"/>
     </w:lvlOverride>
   </w:num>
-  <w:num w:numId="2" w16cid:durableId="135611764">
-    <w:abstractNumId w:val="2"/>
-    <w:lvlOverride w:ilvl="0">
-      <w:startOverride w:val="1"/>
-    </w:lvlOverride>
-  </w:num>
-  <w:num w:numId="3" w16cid:durableId="1652439046">
+  <w:num w:numId="2" w16cid:durableId="1839343471">
     <w:abstractNumId w:val="1"/>
     <w:lvlOverride w:ilvl="0">
       <w:startOverride w:val="1"/>
     </w:lvlOverride>
   </w:num>
-  <w:num w:numId="4" w16cid:durableId="141775400">
+  <w:num w:numId="3" w16cid:durableId="1363701620">
     <w:abstractNumId w:val="0"/>
+    <w:lvlOverride w:ilvl="0">
+      <w:startOverride w:val="1"/>
+    </w:lvlOverride>
+  </w:num>
+  <w:num w:numId="4" w16cid:durableId="1168790980">
+    <w:abstractNumId w:val="2"/>
     <w:lvlOverride w:ilvl="0">
       <w:startOverride w:val="1"/>
     </w:lvlOverride>
@@ -14904,7 +14904,7 @@
     <w:autoRedefine/>
     <w:uiPriority w:val="39"/>
     <w:unhideWhenUsed/>
-    <w:rsid w:val="004230BD"/>
+    <w:rsid w:val="00F7005B"/>
     <w:pPr>
       <w:spacing w:after="100"/>
     </w:pPr>
@@ -14916,7 +14916,7 @@
     <w:autoRedefine/>
     <w:uiPriority w:val="39"/>
     <w:unhideWhenUsed/>
-    <w:rsid w:val="004230BD"/>
+    <w:rsid w:val="00F7005B"/>
     <w:pPr>
       <w:spacing w:after="100"/>
       <w:ind w:left="210"/>

--- a/docs/manuals/RA_Training_Programme_and_Facilitator_Guide.docx
+++ b/docs/manuals/RA_Training_Programme_and_Facilitator_Guide.docx
@@ -469,7 +469,7 @@
                 <w:sz w:val="19"/>
                 <w:szCs w:val="19"/>
               </w:rPr>
-              <w:t>Version 1.14 · 1 October 2026</w:t>
+              <w:t>Version 1.15 · 1 October 2026</w:t>
             </w:r>
           </w:p>
         </w:tc>
@@ -538,7 +538,7 @@
     <w:sdt>
       <w:sdtPr>
         <w:alias w:val="Contents"/>
-        <w:id w:val="-395432263"/>
+        <w:id w:val="-969974227"/>
       </w:sdtPr>
       <w:sdtEndPr/>
       <w:sdtContent>
@@ -567,7 +567,7 @@
           <w:r>
             <w:fldChar w:fldCharType="separate"/>
           </w:r>
-          <w:hyperlink w:anchor="_Toc241780321" w:history="1">
+          <w:hyperlink w:anchor="_Toc241781384" w:history="1">
             <w:r>
               <w:rPr>
                 <w:rStyle w:val="Hyperlink"/>
@@ -591,7 +591,7 @@
               <w:rPr>
                 <w:noProof/>
               </w:rPr>
-              <w:instrText xml:space="preserve"> PAGEREF _Toc241780321 \h </w:instrText>
+              <w:instrText xml:space="preserve"> PAGEREF _Toc241781384 \h </w:instrText>
             </w:r>
             <w:r>
               <w:rPr>
@@ -634,7 +634,7 @@
               <w14:ligatures w14:val="standardContextual"/>
             </w:rPr>
           </w:pPr>
-          <w:hyperlink w:anchor="_Toc241780322" w:history="1">
+          <w:hyperlink w:anchor="_Toc241781385" w:history="1">
             <w:r>
               <w:rPr>
                 <w:rStyle w:val="Hyperlink"/>
@@ -658,7 +658,7 @@
               <w:rPr>
                 <w:noProof/>
               </w:rPr>
-              <w:instrText xml:space="preserve"> PAGEREF _Toc241780322 \h </w:instrText>
+              <w:instrText xml:space="preserve"> PAGEREF _Toc241781385 \h </w:instrText>
             </w:r>
             <w:r>
               <w:rPr>
@@ -701,7 +701,7 @@
               <w14:ligatures w14:val="standardContextual"/>
             </w:rPr>
           </w:pPr>
-          <w:hyperlink w:anchor="_Toc241780323" w:history="1">
+          <w:hyperlink w:anchor="_Toc241781386" w:history="1">
             <w:r>
               <w:rPr>
                 <w:rStyle w:val="Hyperlink"/>
@@ -725,7 +725,7 @@
               <w:rPr>
                 <w:noProof/>
               </w:rPr>
-              <w:instrText xml:space="preserve"> PAGEREF _Toc241780323 \h </w:instrText>
+              <w:instrText xml:space="preserve"> PAGEREF _Toc241781386 \h </w:instrText>
             </w:r>
             <w:r>
               <w:rPr>
@@ -768,7 +768,7 @@
               <w14:ligatures w14:val="standardContextual"/>
             </w:rPr>
           </w:pPr>
-          <w:hyperlink w:anchor="_Toc241780324" w:history="1">
+          <w:hyperlink w:anchor="_Toc241781387" w:history="1">
             <w:r>
               <w:rPr>
                 <w:rStyle w:val="Hyperlink"/>
@@ -792,7 +792,7 @@
               <w:rPr>
                 <w:noProof/>
               </w:rPr>
-              <w:instrText xml:space="preserve"> PAGEREF _Toc241780324 \h </w:instrText>
+              <w:instrText xml:space="preserve"> PAGEREF _Toc241781387 \h </w:instrText>
             </w:r>
             <w:r>
               <w:rPr>
@@ -835,7 +835,7 @@
               <w14:ligatures w14:val="standardContextual"/>
             </w:rPr>
           </w:pPr>
-          <w:hyperlink w:anchor="_Toc241780325" w:history="1">
+          <w:hyperlink w:anchor="_Toc241781388" w:history="1">
             <w:r>
               <w:rPr>
                 <w:rStyle w:val="Hyperlink"/>
@@ -859,7 +859,7 @@
               <w:rPr>
                 <w:noProof/>
               </w:rPr>
-              <w:instrText xml:space="preserve"> PAGEREF _Toc241780325 \h </w:instrText>
+              <w:instrText xml:space="preserve"> PAGEREF _Toc241781388 \h </w:instrText>
             </w:r>
             <w:r>
               <w:rPr>
@@ -902,7 +902,7 @@
               <w14:ligatures w14:val="standardContextual"/>
             </w:rPr>
           </w:pPr>
-          <w:hyperlink w:anchor="_Toc241780326" w:history="1">
+          <w:hyperlink w:anchor="_Toc241781389" w:history="1">
             <w:r>
               <w:rPr>
                 <w:rStyle w:val="Hyperlink"/>
@@ -926,7 +926,7 @@
               <w:rPr>
                 <w:noProof/>
               </w:rPr>
-              <w:instrText xml:space="preserve"> PAGEREF _Toc241780326 \h </w:instrText>
+              <w:instrText xml:space="preserve"> PAGEREF _Toc241781389 \h </w:instrText>
             </w:r>
             <w:r>
               <w:rPr>
@@ -969,7 +969,7 @@
               <w14:ligatures w14:val="standardContextual"/>
             </w:rPr>
           </w:pPr>
-          <w:hyperlink w:anchor="_Toc241780327" w:history="1">
+          <w:hyperlink w:anchor="_Toc241781390" w:history="1">
             <w:r>
               <w:rPr>
                 <w:rStyle w:val="Hyperlink"/>
@@ -993,7 +993,7 @@
               <w:rPr>
                 <w:noProof/>
               </w:rPr>
-              <w:instrText xml:space="preserve"> PAGEREF _Toc241780327 \h </w:instrText>
+              <w:instrText xml:space="preserve"> PAGEREF _Toc241781390 \h </w:instrText>
             </w:r>
             <w:r>
               <w:rPr>
@@ -1036,7 +1036,7 @@
               <w14:ligatures w14:val="standardContextual"/>
             </w:rPr>
           </w:pPr>
-          <w:hyperlink w:anchor="_Toc241780328" w:history="1">
+          <w:hyperlink w:anchor="_Toc241781391" w:history="1">
             <w:r>
               <w:rPr>
                 <w:rStyle w:val="Hyperlink"/>
@@ -1060,7 +1060,7 @@
               <w:rPr>
                 <w:noProof/>
               </w:rPr>
-              <w:instrText xml:space="preserve"> PAGEREF _Toc241780328 \h </w:instrText>
+              <w:instrText xml:space="preserve"> PAGEREF _Toc241781391 \h </w:instrText>
             </w:r>
             <w:r>
               <w:rPr>
@@ -1103,7 +1103,7 @@
               <w14:ligatures w14:val="standardContextual"/>
             </w:rPr>
           </w:pPr>
-          <w:hyperlink w:anchor="_Toc241780329" w:history="1">
+          <w:hyperlink w:anchor="_Toc241781392" w:history="1">
             <w:r>
               <w:rPr>
                 <w:rStyle w:val="Hyperlink"/>
@@ -1127,7 +1127,7 @@
               <w:rPr>
                 <w:noProof/>
               </w:rPr>
-              <w:instrText xml:space="preserve"> PAGEREF _Toc241780329 \h </w:instrText>
+              <w:instrText xml:space="preserve"> PAGEREF _Toc241781392 \h </w:instrText>
             </w:r>
             <w:r>
               <w:rPr>
@@ -1170,7 +1170,7 @@
               <w14:ligatures w14:val="standardContextual"/>
             </w:rPr>
           </w:pPr>
-          <w:hyperlink w:anchor="_Toc241780330" w:history="1">
+          <w:hyperlink w:anchor="_Toc241781393" w:history="1">
             <w:r>
               <w:rPr>
                 <w:rStyle w:val="Hyperlink"/>
@@ -1194,7 +1194,7 @@
               <w:rPr>
                 <w:noProof/>
               </w:rPr>
-              <w:instrText xml:space="preserve"> PAGEREF _Toc241780330 \h </w:instrText>
+              <w:instrText xml:space="preserve"> PAGEREF _Toc241781393 \h </w:instrText>
             </w:r>
             <w:r>
               <w:rPr>
@@ -1237,7 +1237,7 @@
               <w14:ligatures w14:val="standardContextual"/>
             </w:rPr>
           </w:pPr>
-          <w:hyperlink w:anchor="_Toc241780331" w:history="1">
+          <w:hyperlink w:anchor="_Toc241781394" w:history="1">
             <w:r>
               <w:rPr>
                 <w:rStyle w:val="Hyperlink"/>
@@ -1261,7 +1261,7 @@
               <w:rPr>
                 <w:noProof/>
               </w:rPr>
-              <w:instrText xml:space="preserve"> PAGEREF _Toc241780331 \h </w:instrText>
+              <w:instrText xml:space="preserve"> PAGEREF _Toc241781394 \h </w:instrText>
             </w:r>
             <w:r>
               <w:rPr>
@@ -1304,7 +1304,7 @@
               <w14:ligatures w14:val="standardContextual"/>
             </w:rPr>
           </w:pPr>
-          <w:hyperlink w:anchor="_Toc241780332" w:history="1">
+          <w:hyperlink w:anchor="_Toc241781395" w:history="1">
             <w:r>
               <w:rPr>
                 <w:rStyle w:val="Hyperlink"/>
@@ -1328,7 +1328,7 @@
               <w:rPr>
                 <w:noProof/>
               </w:rPr>
-              <w:instrText xml:space="preserve"> PAGEREF _Toc241780332 \h </w:instrText>
+              <w:instrText xml:space="preserve"> PAGEREF _Toc241781395 \h </w:instrText>
             </w:r>
             <w:r>
               <w:rPr>
@@ -1371,7 +1371,7 @@
               <w14:ligatures w14:val="standardContextual"/>
             </w:rPr>
           </w:pPr>
-          <w:hyperlink w:anchor="_Toc241780333" w:history="1">
+          <w:hyperlink w:anchor="_Toc241781396" w:history="1">
             <w:r>
               <w:rPr>
                 <w:rStyle w:val="Hyperlink"/>
@@ -1395,7 +1395,7 @@
               <w:rPr>
                 <w:noProof/>
               </w:rPr>
-              <w:instrText xml:space="preserve"> PAGEREF _Toc241780333 \h </w:instrText>
+              <w:instrText xml:space="preserve"> PAGEREF _Toc241781396 \h </w:instrText>
             </w:r>
             <w:r>
               <w:rPr>
@@ -1438,7 +1438,7 @@
               <w14:ligatures w14:val="standardContextual"/>
             </w:rPr>
           </w:pPr>
-          <w:hyperlink w:anchor="_Toc241780334" w:history="1">
+          <w:hyperlink w:anchor="_Toc241781397" w:history="1">
             <w:r>
               <w:rPr>
                 <w:rStyle w:val="Hyperlink"/>
@@ -1462,7 +1462,7 @@
               <w:rPr>
                 <w:noProof/>
               </w:rPr>
-              <w:instrText xml:space="preserve"> PAGEREF _Toc241780334 \h </w:instrText>
+              <w:instrText xml:space="preserve"> PAGEREF _Toc241781397 \h </w:instrText>
             </w:r>
             <w:r>
               <w:rPr>
@@ -1505,7 +1505,7 @@
               <w14:ligatures w14:val="standardContextual"/>
             </w:rPr>
           </w:pPr>
-          <w:hyperlink w:anchor="_Toc241780335" w:history="1">
+          <w:hyperlink w:anchor="_Toc241781398" w:history="1">
             <w:r>
               <w:rPr>
                 <w:rStyle w:val="Hyperlink"/>
@@ -1529,7 +1529,7 @@
               <w:rPr>
                 <w:noProof/>
               </w:rPr>
-              <w:instrText xml:space="preserve"> PAGEREF _Toc241780335 \h </w:instrText>
+              <w:instrText xml:space="preserve"> PAGEREF _Toc241781398 \h </w:instrText>
             </w:r>
             <w:r>
               <w:rPr>
@@ -1572,7 +1572,7 @@
               <w14:ligatures w14:val="standardContextual"/>
             </w:rPr>
           </w:pPr>
-          <w:hyperlink w:anchor="_Toc241780336" w:history="1">
+          <w:hyperlink w:anchor="_Toc241781399" w:history="1">
             <w:r>
               <w:rPr>
                 <w:rStyle w:val="Hyperlink"/>
@@ -1596,7 +1596,7 @@
               <w:rPr>
                 <w:noProof/>
               </w:rPr>
-              <w:instrText xml:space="preserve"> PAGEREF _Toc241780336 \h </w:instrText>
+              <w:instrText xml:space="preserve"> PAGEREF _Toc241781399 \h </w:instrText>
             </w:r>
             <w:r>
               <w:rPr>
@@ -1639,7 +1639,7 @@
               <w14:ligatures w14:val="standardContextual"/>
             </w:rPr>
           </w:pPr>
-          <w:hyperlink w:anchor="_Toc241780337" w:history="1">
+          <w:hyperlink w:anchor="_Toc241781400" w:history="1">
             <w:r>
               <w:rPr>
                 <w:rStyle w:val="Hyperlink"/>
@@ -1663,7 +1663,7 @@
               <w:rPr>
                 <w:noProof/>
               </w:rPr>
-              <w:instrText xml:space="preserve"> PAGEREF _Toc241780337 \h </w:instrText>
+              <w:instrText xml:space="preserve"> PAGEREF _Toc241781400 \h </w:instrText>
             </w:r>
             <w:r>
               <w:rPr>
@@ -1706,7 +1706,7 @@
               <w14:ligatures w14:val="standardContextual"/>
             </w:rPr>
           </w:pPr>
-          <w:hyperlink w:anchor="_Toc241780338" w:history="1">
+          <w:hyperlink w:anchor="_Toc241781401" w:history="1">
             <w:r>
               <w:rPr>
                 <w:rStyle w:val="Hyperlink"/>
@@ -1730,7 +1730,7 @@
               <w:rPr>
                 <w:noProof/>
               </w:rPr>
-              <w:instrText xml:space="preserve"> PAGEREF _Toc241780338 \h </w:instrText>
+              <w:instrText xml:space="preserve"> PAGEREF _Toc241781401 \h </w:instrText>
             </w:r>
             <w:r>
               <w:rPr>
@@ -1773,7 +1773,7 @@
               <w14:ligatures w14:val="standardContextual"/>
             </w:rPr>
           </w:pPr>
-          <w:hyperlink w:anchor="_Toc241780339" w:history="1">
+          <w:hyperlink w:anchor="_Toc241781402" w:history="1">
             <w:r>
               <w:rPr>
                 <w:rStyle w:val="Hyperlink"/>
@@ -1797,7 +1797,7 @@
               <w:rPr>
                 <w:noProof/>
               </w:rPr>
-              <w:instrText xml:space="preserve"> PAGEREF _Toc241780339 \h </w:instrText>
+              <w:instrText xml:space="preserve"> PAGEREF _Toc241781402 \h </w:instrText>
             </w:r>
             <w:r>
               <w:rPr>
@@ -1840,7 +1840,7 @@
               <w14:ligatures w14:val="standardContextual"/>
             </w:rPr>
           </w:pPr>
-          <w:hyperlink w:anchor="_Toc241780340" w:history="1">
+          <w:hyperlink w:anchor="_Toc241781403" w:history="1">
             <w:r>
               <w:rPr>
                 <w:rStyle w:val="Hyperlink"/>
@@ -1864,7 +1864,7 @@
               <w:rPr>
                 <w:noProof/>
               </w:rPr>
-              <w:instrText xml:space="preserve"> PAGEREF _Toc241780340 \h </w:instrText>
+              <w:instrText xml:space="preserve"> PAGEREF _Toc241781403 \h </w:instrText>
             </w:r>
             <w:r>
               <w:rPr>
@@ -1907,7 +1907,7 @@
               <w14:ligatures w14:val="standardContextual"/>
             </w:rPr>
           </w:pPr>
-          <w:hyperlink w:anchor="_Toc241780341" w:history="1">
+          <w:hyperlink w:anchor="_Toc241781404" w:history="1">
             <w:r>
               <w:rPr>
                 <w:rStyle w:val="Hyperlink"/>
@@ -1931,7 +1931,7 @@
               <w:rPr>
                 <w:noProof/>
               </w:rPr>
-              <w:instrText xml:space="preserve"> PAGEREF _Toc241780341 \h </w:instrText>
+              <w:instrText xml:space="preserve"> PAGEREF _Toc241781404 \h </w:instrText>
             </w:r>
             <w:r>
               <w:rPr>
@@ -1974,7 +1974,7 @@
               <w14:ligatures w14:val="standardContextual"/>
             </w:rPr>
           </w:pPr>
-          <w:hyperlink w:anchor="_Toc241780342" w:history="1">
+          <w:hyperlink w:anchor="_Toc241781405" w:history="1">
             <w:r>
               <w:rPr>
                 <w:rStyle w:val="Hyperlink"/>
@@ -1998,7 +1998,7 @@
               <w:rPr>
                 <w:noProof/>
               </w:rPr>
-              <w:instrText xml:space="preserve"> PAGEREF _Toc241780342 \h </w:instrText>
+              <w:instrText xml:space="preserve"> PAGEREF _Toc241781405 \h </w:instrText>
             </w:r>
             <w:r>
               <w:rPr>
@@ -2041,7 +2041,7 @@
               <w14:ligatures w14:val="standardContextual"/>
             </w:rPr>
           </w:pPr>
-          <w:hyperlink w:anchor="_Toc241780343" w:history="1">
+          <w:hyperlink w:anchor="_Toc241781406" w:history="1">
             <w:r>
               <w:rPr>
                 <w:rStyle w:val="Hyperlink"/>
@@ -2065,7 +2065,7 @@
               <w:rPr>
                 <w:noProof/>
               </w:rPr>
-              <w:instrText xml:space="preserve"> PAGEREF _Toc241780343 \h </w:instrText>
+              <w:instrText xml:space="preserve"> PAGEREF _Toc241781406 \h </w:instrText>
             </w:r>
             <w:r>
               <w:rPr>
@@ -2108,7 +2108,7 @@
               <w14:ligatures w14:val="standardContextual"/>
             </w:rPr>
           </w:pPr>
-          <w:hyperlink w:anchor="_Toc241780344" w:history="1">
+          <w:hyperlink w:anchor="_Toc241781407" w:history="1">
             <w:r>
               <w:rPr>
                 <w:rStyle w:val="Hyperlink"/>
@@ -2132,7 +2132,7 @@
               <w:rPr>
                 <w:noProof/>
               </w:rPr>
-              <w:instrText xml:space="preserve"> PAGEREF _Toc241780344 \h </w:instrText>
+              <w:instrText xml:space="preserve"> PAGEREF _Toc241781407 \h </w:instrText>
             </w:r>
             <w:r>
               <w:rPr>
@@ -2171,7 +2171,7 @@
         <w:pStyle w:val="Heading1"/>
         <w:pageBreakBefore/>
       </w:pPr>
-      <w:bookmarkStart w:id="0" w:name="_Toc241780321"/>
+      <w:bookmarkStart w:id="0" w:name="_Toc241781384"/>
       <w:r>
         <w:lastRenderedPageBreak/>
         <w:t>1. Programme overview</w:t>
@@ -2577,7 +2577,7 @@
       <w:pPr>
         <w:pStyle w:val="Heading2"/>
       </w:pPr>
-      <w:bookmarkStart w:id="1" w:name="_Toc241780322"/>
+      <w:bookmarkStart w:id="1" w:name="_Toc241781385"/>
       <w:r>
         <w:t>1.1 Learning objectives</w:t>
       </w:r>
@@ -2678,7 +2678,7 @@
       <w:pPr>
         <w:pStyle w:val="Heading2"/>
       </w:pPr>
-      <w:bookmarkStart w:id="2" w:name="_Toc241780323"/>
+      <w:bookmarkStart w:id="2" w:name="_Toc241781386"/>
       <w:r>
         <w:t>1.2 Before the training (facilitator checklist)</w:t>
       </w:r>
@@ -3214,7 +3214,7 @@
       <w:pPr>
         <w:pStyle w:val="Heading2"/>
       </w:pPr>
-      <w:bookmarkStart w:id="3" w:name="_Toc241780324"/>
+      <w:bookmarkStart w:id="3" w:name="_Toc241781387"/>
       <w:r>
         <w:t>1.3 The practice environment</w:t>
       </w:r>
@@ -3360,7 +3360,7 @@
         <w:pStyle w:val="Heading1"/>
         <w:pageBreakBefore/>
       </w:pPr>
-      <w:bookmarkStart w:id="4" w:name="_Toc241780325"/>
+      <w:bookmarkStart w:id="4" w:name="_Toc241781388"/>
       <w:r>
         <w:lastRenderedPageBreak/>
         <w:t>2. Schedule</w:t>
@@ -3371,7 +3371,7 @@
       <w:pPr>
         <w:pStyle w:val="Heading2"/>
       </w:pPr>
-      <w:bookmarkStart w:id="5" w:name="_Toc241780326"/>
+      <w:bookmarkStart w:id="5" w:name="_Toc241781389"/>
       <w:r>
         <w:t>Day 1 — Foundations (all RAs)</w:t>
       </w:r>
@@ -4654,7 +4654,7 @@
       <w:pPr>
         <w:pStyle w:val="Heading2"/>
       </w:pPr>
-      <w:bookmarkStart w:id="6" w:name="_Toc241780327"/>
+      <w:bookmarkStart w:id="6" w:name="_Toc241781390"/>
       <w:r>
         <w:t>Day 2 — Role tracks</w:t>
       </w:r>
@@ -6182,7 +6182,7 @@
       <w:pPr>
         <w:pStyle w:val="Heading2"/>
       </w:pPr>
-      <w:bookmarkStart w:id="7" w:name="_Toc241780328"/>
+      <w:bookmarkStart w:id="7" w:name="_Toc241781391"/>
       <w:r>
         <w:t>Day 3 — Practice and assessment</w:t>
       </w:r>
@@ -7152,7 +7152,7 @@
       <w:pPr>
         <w:pStyle w:val="Heading2"/>
       </w:pPr>
-      <w:bookmarkStart w:id="8" w:name="_Toc241780329"/>
+      <w:bookmarkStart w:id="8" w:name="_Toc241781392"/>
       <w:r>
         <w:t>After the training</w:t>
       </w:r>
@@ -7487,7 +7487,7 @@
         <w:pStyle w:val="Heading1"/>
         <w:pageBreakBefore/>
       </w:pPr>
-      <w:bookmarkStart w:id="9" w:name="_Toc241780330"/>
+      <w:bookmarkStart w:id="9" w:name="_Toc241781393"/>
       <w:r>
         <w:lastRenderedPageBreak/>
         <w:t>3. Session plans</w:t>
@@ -7506,7 +7506,7 @@
       <w:pPr>
         <w:pStyle w:val="Heading2"/>
       </w:pPr>
-      <w:bookmarkStart w:id="10" w:name="_Toc241780331"/>
+      <w:bookmarkStart w:id="10" w:name="_Toc241781394"/>
       <w:r>
         <w:t>Module 1 — The study (60 min)</w:t>
       </w:r>
@@ -7601,7 +7601,7 @@
       <w:pPr>
         <w:pStyle w:val="Heading2"/>
       </w:pPr>
-      <w:bookmarkStart w:id="11" w:name="_Toc241780332"/>
+      <w:bookmarkStart w:id="11" w:name="_Toc241781395"/>
       <w:r>
         <w:t>Module 2 — Research ethics and consent (60 min)</w:t>
       </w:r>
@@ -7696,7 +7696,7 @@
       <w:pPr>
         <w:pStyle w:val="Heading2"/>
       </w:pPr>
-      <w:bookmarkStart w:id="12" w:name="_Toc241780333"/>
+      <w:bookmarkStart w:id="12" w:name="_Toc241781396"/>
       <w:r>
         <w:t>Module 3 — Data protection (60 min)</w:t>
       </w:r>
@@ -7791,7 +7791,7 @@
       <w:pPr>
         <w:pStyle w:val="Heading2"/>
       </w:pPr>
-      <w:bookmarkStart w:id="13" w:name="_Toc241780334"/>
+      <w:bookmarkStart w:id="13" w:name="_Toc241781397"/>
       <w:r>
         <w:t>Module 5 — The portal (75 min)</w:t>
       </w:r>
@@ -7886,7 +7886,7 @@
       <w:pPr>
         <w:pStyle w:val="Heading2"/>
       </w:pPr>
-      <w:bookmarkStart w:id="14" w:name="_Toc241780335"/>
+      <w:bookmarkStart w:id="14" w:name="_Toc241781398"/>
       <w:r>
         <w:t>Module 6 — The respondent journey (45 min)</w:t>
       </w:r>
@@ -7982,7 +7982,7 @@
       <w:pPr>
         <w:pStyle w:val="Heading2"/>
       </w:pPr>
-      <w:bookmarkStart w:id="15" w:name="_Toc241780336"/>
+      <w:bookmarkStart w:id="15" w:name="_Toc241781399"/>
       <w:r>
         <w:t>Module 8 — Communication skills (90 min)</w:t>
       </w:r>
@@ -8077,7 +8077,7 @@
       <w:pPr>
         <w:pStyle w:val="Heading2"/>
       </w:pPr>
-      <w:bookmarkStart w:id="16" w:name="_Toc241780337"/>
+      <w:bookmarkStart w:id="16" w:name="_Toc241781400"/>
       <w:r>
         <w:t>Module 9 — Quality judgement (90 min)</w:t>
       </w:r>
@@ -8173,7 +8173,7 @@
         <w:pStyle w:val="Heading1"/>
         <w:pageBreakBefore/>
       </w:pPr>
-      <w:bookmarkStart w:id="17" w:name="_Toc241780338"/>
+      <w:bookmarkStart w:id="17" w:name="_Toc241781401"/>
       <w:r>
         <w:lastRenderedPageBreak/>
         <w:t>4. Role-plays and simulation</w:t>
@@ -9127,7 +9127,7 @@
       <w:pPr>
         <w:pStyle w:val="Heading2"/>
       </w:pPr>
-      <w:bookmarkStart w:id="18" w:name="_Toc241780339"/>
+      <w:bookmarkStart w:id="18" w:name="_Toc241781402"/>
       <w:r>
         <w:t>Field simulation (Day 3)</w:t>
       </w:r>
@@ -9222,7 +9222,7 @@
         <w:pStyle w:val="Heading1"/>
         <w:pageBreakBefore/>
       </w:pPr>
-      <w:bookmarkStart w:id="19" w:name="_Toc241780340"/>
+      <w:bookmarkStart w:id="19" w:name="_Toc241781403"/>
       <w:r>
         <w:lastRenderedPageBreak/>
         <w:t>5. Assessment and certification</w:t>
@@ -9233,7 +9233,7 @@
       <w:pPr>
         <w:pStyle w:val="Heading2"/>
       </w:pPr>
-      <w:bookmarkStart w:id="20" w:name="_Toc241780341"/>
+      <w:bookmarkStart w:id="20" w:name="_Toc241781404"/>
       <w:r>
         <w:t>5.1 Competencies</w:t>
       </w:r>
@@ -9624,7 +9624,7 @@
       <w:pPr>
         <w:pStyle w:val="Heading2"/>
       </w:pPr>
-      <w:bookmarkStart w:id="21" w:name="_Toc241780342"/>
+      <w:bookmarkStart w:id="21" w:name="_Toc241781405"/>
       <w:r>
         <w:t>5.2 Written assessment (answer key)</w:t>
       </w:r>
@@ -10984,7 +10984,7 @@
       <w:pPr>
         <w:pStyle w:val="Heading2"/>
       </w:pPr>
-      <w:bookmarkStart w:id="22" w:name="_Toc241780343"/>
+      <w:bookmarkStart w:id="22" w:name="_Toc241781406"/>
       <w:r>
         <w:t>5.3 Practical assessment</w:t>
       </w:r>
@@ -12247,7 +12247,7 @@
         <w:pStyle w:val="Heading1"/>
         <w:pageBreakBefore/>
       </w:pPr>
-      <w:bookmarkStart w:id="23" w:name="_Toc241780344"/>
+      <w:bookmarkStart w:id="23" w:name="_Toc241781407"/>
       <w:r>
         <w:lastRenderedPageBreak/>
         <w:t>6. Attendance register</w:t>
@@ -13826,7 +13826,7 @@
         <w:sz w:val="16"/>
         <w:szCs w:val="16"/>
       </w:rPr>
-      <w:t>Version 1.14 · 1 October 2026</w:t>
+      <w:t>Version 1.15 · 1 October 2026</w:t>
     </w:r>
     <w:r>
       <w:rPr>
@@ -13999,10 +13999,10 @@
 <file path=word/numbering.xml><?xml version="1.0" encoding="utf-8"?>
 <w:numbering xmlns:wpc="http://schemas.microsoft.com/office/word/2010/wordprocessingCanvas" xmlns:cx="http://schemas.microsoft.com/office/drawing/2014/chartex" xmlns:cx1="http://schemas.microsoft.com/office/drawing/2015/9/8/chartex" xmlns:cx2="http://schemas.microsoft.com/office/drawing/2015/10/21/chartex" xmlns:cx3="http://schemas.microsoft.com/office/drawing/2016/5/9/chartex" xmlns:cx4="http://schemas.microsoft.com/office/drawing/2016/5/10/chartex" xmlns:cx5="http://schemas.microsoft.com/office/drawing/2016/5/11/chartex" xmlns:cx6="http://schemas.microsoft.com/office/drawing/2016/5/12/chartex" xmlns:cx7="http://schemas.microsoft.com/office/drawing/2016/5/13/chartex" xmlns:cx8="http://schemas.microsoft.com/office/drawing/2016/5/14/chartex" xmlns:mc="http://schemas.openxmlformats.org/markup-compatibility/2006" xmlns:aink="http://schemas.microsoft.com/office/drawing/2016/ink" xmlns:am3d="http://schemas.microsoft.com/office/drawing/2017/model3d" xmlns:o="urn:schemas-microsoft-com:office:office" xmlns:oel="http://schemas.microsoft.com/office/2019/extlst" xmlns:r="http://schemas.openxmlformats.org/officeDocument/2006/relationships" xmlns:m="http://schemas.openxmlformats.org/officeDocument/2006/math" xmlns:v="urn:schemas-microsoft-com:vml" xmlns:wp14="http://schemas.microsoft.com/office/word/2010/wordprocessingDrawing" xmlns:wp="http://schemas.openxmlformats.org/drawingml/2006/wordprocessingDrawing" xmlns:w10="urn:schemas-microsoft-com:office:word" xmlns:w="http://schemas.openxmlformats.org/wordprocessingml/2006/main" xmlns:w14="http://schemas.microsoft.com/office/word/2010/wordml" xmlns:w15="http://schemas.microsoft.com/office/word/2012/wordml" xmlns:w16cex="http://schemas.microsoft.com/office/word/2018/wordml/cex" xmlns:w16cid="http://schemas.microsoft.com/office/word/2016/wordml/cid" xmlns:w16="http://schemas.microsoft.com/office/word/2018/wordml" xmlns:w16sdtdh="http://schemas.microsoft.com/office/word/2020/wordml/sdtdatahash" xmlns:w16se="http://schemas.microsoft.com/office/word/2015/wordml/symex" xmlns:wpg="http://schemas.microsoft.com/office/word/2010/wordprocessingGroup" xmlns:wpi="http://schemas.microsoft.com/office/word/2010/wordprocessingInk" xmlns:wne="http://schemas.microsoft.com/office/word/2006/wordml" xmlns:wps="http://schemas.microsoft.com/office/word/2010/wordprocessingShape" mc:Ignorable="w14 w15 w16se w16cid w16 w16cex w16sdtdh wp14">
   <w:abstractNum w:abstractNumId="0" w15:restartNumberingAfterBreak="0">
-    <w:nsid w:val="24AC05EB"/>
+    <w:nsid w:val="0B4F0FB7"/>
     <w:multiLevelType w:val="hybridMultilevel"/>
-    <w:tmpl w:val="8218654E"/>
-    <w:lvl w:ilvl="0" w:tplc="E0FEFCB8">
+    <w:tmpl w:val="18C80AC6"/>
+    <w:lvl w:ilvl="0" w:tplc="9B34802E">
       <w:start w:val="1"/>
       <w:numFmt w:val="decimal"/>
       <w:lvlText w:val="%1."/>
@@ -14016,110 +14016,52 @@
         <w:color w:val="A67C27"/>
       </w:rPr>
     </w:lvl>
-    <w:lvl w:ilvl="1" w:tplc="CBD092E2">
+    <w:lvl w:ilvl="1" w:tplc="D28E3E30">
       <w:numFmt w:val="decimal"/>
       <w:lvlText w:val=""/>
       <w:lvlJc w:val="left"/>
     </w:lvl>
-    <w:lvl w:ilvl="2" w:tplc="59A8DC7A">
+    <w:lvl w:ilvl="2" w:tplc="4B2C3242">
       <w:numFmt w:val="decimal"/>
       <w:lvlText w:val=""/>
       <w:lvlJc w:val="left"/>
     </w:lvl>
-    <w:lvl w:ilvl="3" w:tplc="F8068874">
+    <w:lvl w:ilvl="3" w:tplc="7B862FDA">
       <w:numFmt w:val="decimal"/>
       <w:lvlText w:val=""/>
       <w:lvlJc w:val="left"/>
     </w:lvl>
-    <w:lvl w:ilvl="4" w:tplc="3464683E">
+    <w:lvl w:ilvl="4" w:tplc="2E6C6D2A">
       <w:numFmt w:val="decimal"/>
       <w:lvlText w:val=""/>
       <w:lvlJc w:val="left"/>
     </w:lvl>
-    <w:lvl w:ilvl="5" w:tplc="82709D9E">
+    <w:lvl w:ilvl="5" w:tplc="5CDCF38A">
       <w:numFmt w:val="decimal"/>
       <w:lvlText w:val=""/>
       <w:lvlJc w:val="left"/>
     </w:lvl>
-    <w:lvl w:ilvl="6" w:tplc="2472AED0">
+    <w:lvl w:ilvl="6" w:tplc="8586E8AC">
       <w:numFmt w:val="decimal"/>
       <w:lvlText w:val=""/>
       <w:lvlJc w:val="left"/>
     </w:lvl>
-    <w:lvl w:ilvl="7" w:tplc="08F02F28">
+    <w:lvl w:ilvl="7" w:tplc="BBEA90D4">
       <w:numFmt w:val="decimal"/>
       <w:lvlText w:val=""/>
       <w:lvlJc w:val="left"/>
     </w:lvl>
-    <w:lvl w:ilvl="8" w:tplc="9A16B642">
+    <w:lvl w:ilvl="8" w:tplc="8BF48A88">
       <w:numFmt w:val="decimal"/>
       <w:lvlText w:val=""/>
       <w:lvlJc w:val="left"/>
     </w:lvl>
   </w:abstractNum>
   <w:abstractNum w:abstractNumId="1" w15:restartNumberingAfterBreak="0">
-    <w:nsid w:val="589106D5"/>
+    <w:nsid w:val="0BB252FC"/>
     <w:multiLevelType w:val="hybridMultilevel"/>
-    <w:tmpl w:val="95926A80"/>
-    <w:lvl w:ilvl="0" w:tplc="3BA82358">
-      <w:start w:val="1"/>
-      <w:numFmt w:val="bullet"/>
-      <w:lvlText w:val="•"/>
-      <w:lvlJc w:val="left"/>
-      <w:pPr>
-        <w:ind w:left="460" w:hanging="280"/>
-      </w:pPr>
-    </w:lvl>
-    <w:lvl w:ilvl="1" w:tplc="735E528E">
-      <w:start w:val="1"/>
-      <w:numFmt w:val="bullet"/>
-      <w:lvlText w:val="–"/>
-      <w:lvlJc w:val="left"/>
-      <w:pPr>
-        <w:ind w:left="900" w:hanging="280"/>
-      </w:pPr>
-    </w:lvl>
-    <w:lvl w:ilvl="2" w:tplc="8878E982">
-      <w:numFmt w:val="decimal"/>
-      <w:lvlText w:val=""/>
-      <w:lvlJc w:val="left"/>
-    </w:lvl>
-    <w:lvl w:ilvl="3" w:tplc="D228ECA4">
-      <w:numFmt w:val="decimal"/>
-      <w:lvlText w:val=""/>
-      <w:lvlJc w:val="left"/>
-    </w:lvl>
-    <w:lvl w:ilvl="4" w:tplc="0166E308">
-      <w:numFmt w:val="decimal"/>
-      <w:lvlText w:val=""/>
-      <w:lvlJc w:val="left"/>
-    </w:lvl>
-    <w:lvl w:ilvl="5" w:tplc="3DBE2EB0">
-      <w:numFmt w:val="decimal"/>
-      <w:lvlText w:val=""/>
-      <w:lvlJc w:val="left"/>
-    </w:lvl>
-    <w:lvl w:ilvl="6" w:tplc="666A72AA">
-      <w:numFmt w:val="decimal"/>
-      <w:lvlText w:val=""/>
-      <w:lvlJc w:val="left"/>
-    </w:lvl>
-    <w:lvl w:ilvl="7" w:tplc="45566946">
-      <w:numFmt w:val="decimal"/>
-      <w:lvlText w:val=""/>
-      <w:lvlJc w:val="left"/>
-    </w:lvl>
-    <w:lvl w:ilvl="8" w:tplc="4490BB0A">
-      <w:numFmt w:val="decimal"/>
-      <w:lvlText w:val=""/>
-      <w:lvlJc w:val="left"/>
-    </w:lvl>
-  </w:abstractNum>
-  <w:abstractNum w:abstractNumId="2" w15:restartNumberingAfterBreak="0">
-    <w:nsid w:val="602A084E"/>
-    <w:multiLevelType w:val="hybridMultilevel"/>
-    <w:tmpl w:val="9196B0BC"/>
-    <w:lvl w:ilvl="0" w:tplc="C86663DA">
+    <w:tmpl w:val="94EA73AE"/>
+    <w:lvl w:ilvl="0" w:tplc="6366A9AA">
       <w:start w:val="1"/>
       <w:numFmt w:val="decimal"/>
       <w:lvlText w:val="%1."/>
@@ -14133,52 +14075,110 @@
         <w:color w:val="A67C27"/>
       </w:rPr>
     </w:lvl>
-    <w:lvl w:ilvl="1" w:tplc="16C272B2">
+    <w:lvl w:ilvl="1" w:tplc="611CCE58">
       <w:numFmt w:val="decimal"/>
       <w:lvlText w:val=""/>
       <w:lvlJc w:val="left"/>
     </w:lvl>
-    <w:lvl w:ilvl="2" w:tplc="9C60B826">
+    <w:lvl w:ilvl="2" w:tplc="9A04003E">
       <w:numFmt w:val="decimal"/>
       <w:lvlText w:val=""/>
       <w:lvlJc w:val="left"/>
     </w:lvl>
-    <w:lvl w:ilvl="3" w:tplc="3CEEC3C2">
+    <w:lvl w:ilvl="3" w:tplc="88FC9488">
       <w:numFmt w:val="decimal"/>
       <w:lvlText w:val=""/>
       <w:lvlJc w:val="left"/>
     </w:lvl>
-    <w:lvl w:ilvl="4" w:tplc="7E8C39CE">
+    <w:lvl w:ilvl="4" w:tplc="C726901E">
       <w:numFmt w:val="decimal"/>
       <w:lvlText w:val=""/>
       <w:lvlJc w:val="left"/>
     </w:lvl>
-    <w:lvl w:ilvl="5" w:tplc="0FC0BF82">
+    <w:lvl w:ilvl="5" w:tplc="65166ACE">
       <w:numFmt w:val="decimal"/>
       <w:lvlText w:val=""/>
       <w:lvlJc w:val="left"/>
     </w:lvl>
-    <w:lvl w:ilvl="6" w:tplc="6534FE26">
+    <w:lvl w:ilvl="6" w:tplc="C4709D8C">
       <w:numFmt w:val="decimal"/>
       <w:lvlText w:val=""/>
       <w:lvlJc w:val="left"/>
     </w:lvl>
-    <w:lvl w:ilvl="7" w:tplc="BF5CD2C8">
+    <w:lvl w:ilvl="7" w:tplc="87CAC0DC">
       <w:numFmt w:val="decimal"/>
       <w:lvlText w:val=""/>
       <w:lvlJc w:val="left"/>
     </w:lvl>
-    <w:lvl w:ilvl="8" w:tplc="FF8AFA9E">
+    <w:lvl w:ilvl="8" w:tplc="6F3CA8F8">
+      <w:numFmt w:val="decimal"/>
+      <w:lvlText w:val=""/>
+      <w:lvlJc w:val="left"/>
+    </w:lvl>
+  </w:abstractNum>
+  <w:abstractNum w:abstractNumId="2" w15:restartNumberingAfterBreak="0">
+    <w:nsid w:val="0F4A319B"/>
+    <w:multiLevelType w:val="hybridMultilevel"/>
+    <w:tmpl w:val="79D4197E"/>
+    <w:lvl w:ilvl="0" w:tplc="3F5CFB82">
+      <w:start w:val="1"/>
+      <w:numFmt w:val="bullet"/>
+      <w:lvlText w:val="•"/>
+      <w:lvlJc w:val="left"/>
+      <w:pPr>
+        <w:ind w:left="460" w:hanging="280"/>
+      </w:pPr>
+    </w:lvl>
+    <w:lvl w:ilvl="1" w:tplc="77849750">
+      <w:start w:val="1"/>
+      <w:numFmt w:val="bullet"/>
+      <w:lvlText w:val="–"/>
+      <w:lvlJc w:val="left"/>
+      <w:pPr>
+        <w:ind w:left="900" w:hanging="280"/>
+      </w:pPr>
+    </w:lvl>
+    <w:lvl w:ilvl="2" w:tplc="7A08E56A">
+      <w:numFmt w:val="decimal"/>
+      <w:lvlText w:val=""/>
+      <w:lvlJc w:val="left"/>
+    </w:lvl>
+    <w:lvl w:ilvl="3" w:tplc="93C0D556">
+      <w:numFmt w:val="decimal"/>
+      <w:lvlText w:val=""/>
+      <w:lvlJc w:val="left"/>
+    </w:lvl>
+    <w:lvl w:ilvl="4" w:tplc="D7B03968">
+      <w:numFmt w:val="decimal"/>
+      <w:lvlText w:val=""/>
+      <w:lvlJc w:val="left"/>
+    </w:lvl>
+    <w:lvl w:ilvl="5" w:tplc="CBEA7394">
+      <w:numFmt w:val="decimal"/>
+      <w:lvlText w:val=""/>
+      <w:lvlJc w:val="left"/>
+    </w:lvl>
+    <w:lvl w:ilvl="6" w:tplc="73120D04">
+      <w:numFmt w:val="decimal"/>
+      <w:lvlText w:val=""/>
+      <w:lvlJc w:val="left"/>
+    </w:lvl>
+    <w:lvl w:ilvl="7" w:tplc="CACCA8EA">
+      <w:numFmt w:val="decimal"/>
+      <w:lvlText w:val=""/>
+      <w:lvlJc w:val="left"/>
+    </w:lvl>
+    <w:lvl w:ilvl="8" w:tplc="8C58AEDE">
       <w:numFmt w:val="decimal"/>
       <w:lvlText w:val=""/>
       <w:lvlJc w:val="left"/>
     </w:lvl>
   </w:abstractNum>
   <w:abstractNum w:abstractNumId="3" w15:restartNumberingAfterBreak="0">
-    <w:nsid w:val="731D7D74"/>
+    <w:nsid w:val="72B904E5"/>
     <w:multiLevelType w:val="hybridMultilevel"/>
-    <w:tmpl w:val="4FD07042"/>
-    <w:lvl w:ilvl="0" w:tplc="21089316">
+    <w:tmpl w:val="D8F81C66"/>
+    <w:lvl w:ilvl="0" w:tplc="C2E0A292">
       <w:start w:val="1"/>
       <w:numFmt w:val="bullet"/>
       <w:lvlText w:val="●"/>
@@ -14187,7 +14187,7 @@
         <w:ind w:left="720" w:hanging="360"/>
       </w:pPr>
     </w:lvl>
-    <w:lvl w:ilvl="1" w:tplc="542EC22A">
+    <w:lvl w:ilvl="1" w:tplc="55647824">
       <w:start w:val="1"/>
       <w:numFmt w:val="bullet"/>
       <w:lvlText w:val="○"/>
@@ -14196,7 +14196,7 @@
         <w:ind w:left="1440" w:hanging="360"/>
       </w:pPr>
     </w:lvl>
-    <w:lvl w:ilvl="2" w:tplc="6C7E9BE8">
+    <w:lvl w:ilvl="2" w:tplc="8982D576">
       <w:start w:val="1"/>
       <w:numFmt w:val="bullet"/>
       <w:lvlText w:val="■"/>
@@ -14205,7 +14205,7 @@
         <w:ind w:left="2160" w:hanging="360"/>
       </w:pPr>
     </w:lvl>
-    <w:lvl w:ilvl="3" w:tplc="BADC16F6">
+    <w:lvl w:ilvl="3" w:tplc="CA42E11A">
       <w:start w:val="1"/>
       <w:numFmt w:val="bullet"/>
       <w:lvlText w:val="●"/>
@@ -14214,7 +14214,7 @@
         <w:ind w:left="2880" w:hanging="360"/>
       </w:pPr>
     </w:lvl>
-    <w:lvl w:ilvl="4" w:tplc="5A5CDF56">
+    <w:lvl w:ilvl="4" w:tplc="3D2AC76E">
       <w:start w:val="1"/>
       <w:numFmt w:val="bullet"/>
       <w:lvlText w:val="○"/>
@@ -14223,7 +14223,7 @@
         <w:ind w:left="3600" w:hanging="360"/>
       </w:pPr>
     </w:lvl>
-    <w:lvl w:ilvl="5" w:tplc="762CDA8A">
+    <w:lvl w:ilvl="5" w:tplc="3F74D696">
       <w:start w:val="1"/>
       <w:numFmt w:val="bullet"/>
       <w:lvlText w:val="■"/>
@@ -14232,7 +14232,7 @@
         <w:ind w:left="4320" w:hanging="360"/>
       </w:pPr>
     </w:lvl>
-    <w:lvl w:ilvl="6" w:tplc="5F026278">
+    <w:lvl w:ilvl="6" w:tplc="C8B69728">
       <w:start w:val="1"/>
       <w:numFmt w:val="bullet"/>
       <w:lvlText w:val="●"/>
@@ -14241,7 +14241,7 @@
         <w:ind w:left="5040" w:hanging="360"/>
       </w:pPr>
     </w:lvl>
-    <w:lvl w:ilvl="7" w:tplc="F2AA0404">
+    <w:lvl w:ilvl="7" w:tplc="8640CFD6">
       <w:start w:val="1"/>
       <w:numFmt w:val="bullet"/>
       <w:lvlText w:val="●"/>
@@ -14250,7 +14250,7 @@
         <w:ind w:left="5760" w:hanging="360"/>
       </w:pPr>
     </w:lvl>
-    <w:lvl w:ilvl="8" w:tplc="4A16A882">
+    <w:lvl w:ilvl="8" w:tplc="F1C6F720">
       <w:start w:val="1"/>
       <w:numFmt w:val="bullet"/>
       <w:lvlText w:val="●"/>
@@ -14260,26 +14260,26 @@
       </w:pPr>
     </w:lvl>
   </w:abstractNum>
-  <w:num w:numId="1" w16cid:durableId="1184906361">
+  <w:num w:numId="1" w16cid:durableId="1805268318">
     <w:abstractNumId w:val="3"/>
     <w:lvlOverride w:ilvl="0">
       <w:startOverride w:val="1"/>
     </w:lvlOverride>
   </w:num>
-  <w:num w:numId="2" w16cid:durableId="1839343471">
-    <w:abstractNumId w:val="1"/>
+  <w:num w:numId="2" w16cid:durableId="425728806">
+    <w:abstractNumId w:val="2"/>
     <w:lvlOverride w:ilvl="0">
       <w:startOverride w:val="1"/>
     </w:lvlOverride>
   </w:num>
-  <w:num w:numId="3" w16cid:durableId="1363701620">
+  <w:num w:numId="3" w16cid:durableId="942035815">
     <w:abstractNumId w:val="0"/>
     <w:lvlOverride w:ilvl="0">
       <w:startOverride w:val="1"/>
     </w:lvlOverride>
   </w:num>
-  <w:num w:numId="4" w16cid:durableId="1168790980">
-    <w:abstractNumId w:val="2"/>
+  <w:num w:numId="4" w16cid:durableId="1129786247">
+    <w:abstractNumId w:val="1"/>
     <w:lvlOverride w:ilvl="0">
       <w:startOverride w:val="1"/>
     </w:lvlOverride>
@@ -14904,7 +14904,7 @@
     <w:autoRedefine/>
     <w:uiPriority w:val="39"/>
     <w:unhideWhenUsed/>
-    <w:rsid w:val="00F7005B"/>
+    <w:rsid w:val="001E7C8F"/>
     <w:pPr>
       <w:spacing w:after="100"/>
     </w:pPr>
@@ -14916,7 +14916,7 @@
     <w:autoRedefine/>
     <w:uiPriority w:val="39"/>
     <w:unhideWhenUsed/>
-    <w:rsid w:val="00F7005B"/>
+    <w:rsid w:val="001E7C8F"/>
     <w:pPr>
       <w:spacing w:after="100"/>
       <w:ind w:left="210"/>

--- a/docs/manuals/RA_Training_Programme_and_Facilitator_Guide.docx
+++ b/docs/manuals/RA_Training_Programme_and_Facilitator_Guide.docx
@@ -469,7 +469,7 @@
                 <w:sz w:val="19"/>
                 <w:szCs w:val="19"/>
               </w:rPr>
-              <w:t>Version 1.15 · 1 October 2026</w:t>
+              <w:t>Version 1.16 · 1 October 2026</w:t>
             </w:r>
           </w:p>
         </w:tc>
@@ -538,7 +538,7 @@
     <w:sdt>
       <w:sdtPr>
         <w:alias w:val="Contents"/>
-        <w:id w:val="-969974227"/>
+        <w:id w:val="1200904275"/>
       </w:sdtPr>
       <w:sdtEndPr/>
       <w:sdtContent>
@@ -567,7 +567,7 @@
           <w:r>
             <w:fldChar w:fldCharType="separate"/>
           </w:r>
-          <w:hyperlink w:anchor="_Toc241781384" w:history="1">
+          <w:hyperlink w:anchor="_Toc241781876" w:history="1">
             <w:r>
               <w:rPr>
                 <w:rStyle w:val="Hyperlink"/>
@@ -591,7 +591,7 @@
               <w:rPr>
                 <w:noProof/>
               </w:rPr>
-              <w:instrText xml:space="preserve"> PAGEREF _Toc241781384 \h </w:instrText>
+              <w:instrText xml:space="preserve"> PAGEREF _Toc241781876 \h </w:instrText>
             </w:r>
             <w:r>
               <w:rPr>
@@ -634,7 +634,7 @@
               <w14:ligatures w14:val="standardContextual"/>
             </w:rPr>
           </w:pPr>
-          <w:hyperlink w:anchor="_Toc241781385" w:history="1">
+          <w:hyperlink w:anchor="_Toc241781877" w:history="1">
             <w:r>
               <w:rPr>
                 <w:rStyle w:val="Hyperlink"/>
@@ -658,7 +658,7 @@
               <w:rPr>
                 <w:noProof/>
               </w:rPr>
-              <w:instrText xml:space="preserve"> PAGEREF _Toc241781385 \h </w:instrText>
+              <w:instrText xml:space="preserve"> PAGEREF _Toc241781877 \h </w:instrText>
             </w:r>
             <w:r>
               <w:rPr>
@@ -701,7 +701,7 @@
               <w14:ligatures w14:val="standardContextual"/>
             </w:rPr>
           </w:pPr>
-          <w:hyperlink w:anchor="_Toc241781386" w:history="1">
+          <w:hyperlink w:anchor="_Toc241781878" w:history="1">
             <w:r>
               <w:rPr>
                 <w:rStyle w:val="Hyperlink"/>
@@ -725,7 +725,7 @@
               <w:rPr>
                 <w:noProof/>
               </w:rPr>
-              <w:instrText xml:space="preserve"> PAGEREF _Toc241781386 \h </w:instrText>
+              <w:instrText xml:space="preserve"> PAGEREF _Toc241781878 \h </w:instrText>
             </w:r>
             <w:r>
               <w:rPr>
@@ -768,7 +768,7 @@
               <w14:ligatures w14:val="standardContextual"/>
             </w:rPr>
           </w:pPr>
-          <w:hyperlink w:anchor="_Toc241781387" w:history="1">
+          <w:hyperlink w:anchor="_Toc241781879" w:history="1">
             <w:r>
               <w:rPr>
                 <w:rStyle w:val="Hyperlink"/>
@@ -792,7 +792,7 @@
               <w:rPr>
                 <w:noProof/>
               </w:rPr>
-              <w:instrText xml:space="preserve"> PAGEREF _Toc241781387 \h </w:instrText>
+              <w:instrText xml:space="preserve"> PAGEREF _Toc241781879 \h </w:instrText>
             </w:r>
             <w:r>
               <w:rPr>
@@ -835,7 +835,7 @@
               <w14:ligatures w14:val="standardContextual"/>
             </w:rPr>
           </w:pPr>
-          <w:hyperlink w:anchor="_Toc241781388" w:history="1">
+          <w:hyperlink w:anchor="_Toc241781880" w:history="1">
             <w:r>
               <w:rPr>
                 <w:rStyle w:val="Hyperlink"/>
@@ -859,7 +859,7 @@
               <w:rPr>
                 <w:noProof/>
               </w:rPr>
-              <w:instrText xml:space="preserve"> PAGEREF _Toc241781388 \h </w:instrText>
+              <w:instrText xml:space="preserve"> PAGEREF _Toc241781880 \h </w:instrText>
             </w:r>
             <w:r>
               <w:rPr>
@@ -902,7 +902,7 @@
               <w14:ligatures w14:val="standardContextual"/>
             </w:rPr>
           </w:pPr>
-          <w:hyperlink w:anchor="_Toc241781389" w:history="1">
+          <w:hyperlink w:anchor="_Toc241781881" w:history="1">
             <w:r>
               <w:rPr>
                 <w:rStyle w:val="Hyperlink"/>
@@ -926,7 +926,7 @@
               <w:rPr>
                 <w:noProof/>
               </w:rPr>
-              <w:instrText xml:space="preserve"> PAGEREF _Toc241781389 \h </w:instrText>
+              <w:instrText xml:space="preserve"> PAGEREF _Toc241781881 \h </w:instrText>
             </w:r>
             <w:r>
               <w:rPr>
@@ -969,7 +969,7 @@
               <w14:ligatures w14:val="standardContextual"/>
             </w:rPr>
           </w:pPr>
-          <w:hyperlink w:anchor="_Toc241781390" w:history="1">
+          <w:hyperlink w:anchor="_Toc241781882" w:history="1">
             <w:r>
               <w:rPr>
                 <w:rStyle w:val="Hyperlink"/>
@@ -993,7 +993,7 @@
               <w:rPr>
                 <w:noProof/>
               </w:rPr>
-              <w:instrText xml:space="preserve"> PAGEREF _Toc241781390 \h </w:instrText>
+              <w:instrText xml:space="preserve"> PAGEREF _Toc241781882 \h </w:instrText>
             </w:r>
             <w:r>
               <w:rPr>
@@ -1036,7 +1036,7 @@
               <w14:ligatures w14:val="standardContextual"/>
             </w:rPr>
           </w:pPr>
-          <w:hyperlink w:anchor="_Toc241781391" w:history="1">
+          <w:hyperlink w:anchor="_Toc241781883" w:history="1">
             <w:r>
               <w:rPr>
                 <w:rStyle w:val="Hyperlink"/>
@@ -1060,7 +1060,7 @@
               <w:rPr>
                 <w:noProof/>
               </w:rPr>
-              <w:instrText xml:space="preserve"> PAGEREF _Toc241781391 \h </w:instrText>
+              <w:instrText xml:space="preserve"> PAGEREF _Toc241781883 \h </w:instrText>
             </w:r>
             <w:r>
               <w:rPr>
@@ -1103,7 +1103,7 @@
               <w14:ligatures w14:val="standardContextual"/>
             </w:rPr>
           </w:pPr>
-          <w:hyperlink w:anchor="_Toc241781392" w:history="1">
+          <w:hyperlink w:anchor="_Toc241781884" w:history="1">
             <w:r>
               <w:rPr>
                 <w:rStyle w:val="Hyperlink"/>
@@ -1127,7 +1127,7 @@
               <w:rPr>
                 <w:noProof/>
               </w:rPr>
-              <w:instrText xml:space="preserve"> PAGEREF _Toc241781392 \h </w:instrText>
+              <w:instrText xml:space="preserve"> PAGEREF _Toc241781884 \h </w:instrText>
             </w:r>
             <w:r>
               <w:rPr>
@@ -1170,7 +1170,7 @@
               <w14:ligatures w14:val="standardContextual"/>
             </w:rPr>
           </w:pPr>
-          <w:hyperlink w:anchor="_Toc241781393" w:history="1">
+          <w:hyperlink w:anchor="_Toc241781885" w:history="1">
             <w:r>
               <w:rPr>
                 <w:rStyle w:val="Hyperlink"/>
@@ -1194,7 +1194,7 @@
               <w:rPr>
                 <w:noProof/>
               </w:rPr>
-              <w:instrText xml:space="preserve"> PAGEREF _Toc241781393 \h </w:instrText>
+              <w:instrText xml:space="preserve"> PAGEREF _Toc241781885 \h </w:instrText>
             </w:r>
             <w:r>
               <w:rPr>
@@ -1237,7 +1237,7 @@
               <w14:ligatures w14:val="standardContextual"/>
             </w:rPr>
           </w:pPr>
-          <w:hyperlink w:anchor="_Toc241781394" w:history="1">
+          <w:hyperlink w:anchor="_Toc241781886" w:history="1">
             <w:r>
               <w:rPr>
                 <w:rStyle w:val="Hyperlink"/>
@@ -1261,7 +1261,7 @@
               <w:rPr>
                 <w:noProof/>
               </w:rPr>
-              <w:instrText xml:space="preserve"> PAGEREF _Toc241781394 \h </w:instrText>
+              <w:instrText xml:space="preserve"> PAGEREF _Toc241781886 \h </w:instrText>
             </w:r>
             <w:r>
               <w:rPr>
@@ -1304,7 +1304,7 @@
               <w14:ligatures w14:val="standardContextual"/>
             </w:rPr>
           </w:pPr>
-          <w:hyperlink w:anchor="_Toc241781395" w:history="1">
+          <w:hyperlink w:anchor="_Toc241781887" w:history="1">
             <w:r>
               <w:rPr>
                 <w:rStyle w:val="Hyperlink"/>
@@ -1328,7 +1328,7 @@
               <w:rPr>
                 <w:noProof/>
               </w:rPr>
-              <w:instrText xml:space="preserve"> PAGEREF _Toc241781395 \h </w:instrText>
+              <w:instrText xml:space="preserve"> PAGEREF _Toc241781887 \h </w:instrText>
             </w:r>
             <w:r>
               <w:rPr>
@@ -1371,7 +1371,7 @@
               <w14:ligatures w14:val="standardContextual"/>
             </w:rPr>
           </w:pPr>
-          <w:hyperlink w:anchor="_Toc241781396" w:history="1">
+          <w:hyperlink w:anchor="_Toc241781888" w:history="1">
             <w:r>
               <w:rPr>
                 <w:rStyle w:val="Hyperlink"/>
@@ -1395,7 +1395,7 @@
               <w:rPr>
                 <w:noProof/>
               </w:rPr>
-              <w:instrText xml:space="preserve"> PAGEREF _Toc241781396 \h </w:instrText>
+              <w:instrText xml:space="preserve"> PAGEREF _Toc241781888 \h </w:instrText>
             </w:r>
             <w:r>
               <w:rPr>
@@ -1438,7 +1438,7 @@
               <w14:ligatures w14:val="standardContextual"/>
             </w:rPr>
           </w:pPr>
-          <w:hyperlink w:anchor="_Toc241781397" w:history="1">
+          <w:hyperlink w:anchor="_Toc241781889" w:history="1">
             <w:r>
               <w:rPr>
                 <w:rStyle w:val="Hyperlink"/>
@@ -1462,7 +1462,7 @@
               <w:rPr>
                 <w:noProof/>
               </w:rPr>
-              <w:instrText xml:space="preserve"> PAGEREF _Toc241781397 \h </w:instrText>
+              <w:instrText xml:space="preserve"> PAGEREF _Toc241781889 \h </w:instrText>
             </w:r>
             <w:r>
               <w:rPr>
@@ -1505,7 +1505,7 @@
               <w14:ligatures w14:val="standardContextual"/>
             </w:rPr>
           </w:pPr>
-          <w:hyperlink w:anchor="_Toc241781398" w:history="1">
+          <w:hyperlink w:anchor="_Toc241781890" w:history="1">
             <w:r>
               <w:rPr>
                 <w:rStyle w:val="Hyperlink"/>
@@ -1529,7 +1529,7 @@
               <w:rPr>
                 <w:noProof/>
               </w:rPr>
-              <w:instrText xml:space="preserve"> PAGEREF _Toc241781398 \h </w:instrText>
+              <w:instrText xml:space="preserve"> PAGEREF _Toc241781890 \h </w:instrText>
             </w:r>
             <w:r>
               <w:rPr>
@@ -1572,7 +1572,7 @@
               <w14:ligatures w14:val="standardContextual"/>
             </w:rPr>
           </w:pPr>
-          <w:hyperlink w:anchor="_Toc241781399" w:history="1">
+          <w:hyperlink w:anchor="_Toc241781891" w:history="1">
             <w:r>
               <w:rPr>
                 <w:rStyle w:val="Hyperlink"/>
@@ -1596,7 +1596,7 @@
               <w:rPr>
                 <w:noProof/>
               </w:rPr>
-              <w:instrText xml:space="preserve"> PAGEREF _Toc241781399 \h </w:instrText>
+              <w:instrText xml:space="preserve"> PAGEREF _Toc241781891 \h </w:instrText>
             </w:r>
             <w:r>
               <w:rPr>
@@ -1639,7 +1639,7 @@
               <w14:ligatures w14:val="standardContextual"/>
             </w:rPr>
           </w:pPr>
-          <w:hyperlink w:anchor="_Toc241781400" w:history="1">
+          <w:hyperlink w:anchor="_Toc241781892" w:history="1">
             <w:r>
               <w:rPr>
                 <w:rStyle w:val="Hyperlink"/>
@@ -1663,7 +1663,7 @@
               <w:rPr>
                 <w:noProof/>
               </w:rPr>
-              <w:instrText xml:space="preserve"> PAGEREF _Toc241781400 \h </w:instrText>
+              <w:instrText xml:space="preserve"> PAGEREF _Toc241781892 \h </w:instrText>
             </w:r>
             <w:r>
               <w:rPr>
@@ -1706,7 +1706,7 @@
               <w14:ligatures w14:val="standardContextual"/>
             </w:rPr>
           </w:pPr>
-          <w:hyperlink w:anchor="_Toc241781401" w:history="1">
+          <w:hyperlink w:anchor="_Toc241781893" w:history="1">
             <w:r>
               <w:rPr>
                 <w:rStyle w:val="Hyperlink"/>
@@ -1730,7 +1730,7 @@
               <w:rPr>
                 <w:noProof/>
               </w:rPr>
-              <w:instrText xml:space="preserve"> PAGEREF _Toc241781401 \h </w:instrText>
+              <w:instrText xml:space="preserve"> PAGEREF _Toc241781893 \h </w:instrText>
             </w:r>
             <w:r>
               <w:rPr>
@@ -1773,7 +1773,7 @@
               <w14:ligatures w14:val="standardContextual"/>
             </w:rPr>
           </w:pPr>
-          <w:hyperlink w:anchor="_Toc241781402" w:history="1">
+          <w:hyperlink w:anchor="_Toc241781894" w:history="1">
             <w:r>
               <w:rPr>
                 <w:rStyle w:val="Hyperlink"/>
@@ -1797,7 +1797,7 @@
               <w:rPr>
                 <w:noProof/>
               </w:rPr>
-              <w:instrText xml:space="preserve"> PAGEREF _Toc241781402 \h </w:instrText>
+              <w:instrText xml:space="preserve"> PAGEREF _Toc241781894 \h </w:instrText>
             </w:r>
             <w:r>
               <w:rPr>
@@ -1840,7 +1840,7 @@
               <w14:ligatures w14:val="standardContextual"/>
             </w:rPr>
           </w:pPr>
-          <w:hyperlink w:anchor="_Toc241781403" w:history="1">
+          <w:hyperlink w:anchor="_Toc241781895" w:history="1">
             <w:r>
               <w:rPr>
                 <w:rStyle w:val="Hyperlink"/>
@@ -1864,7 +1864,7 @@
               <w:rPr>
                 <w:noProof/>
               </w:rPr>
-              <w:instrText xml:space="preserve"> PAGEREF _Toc241781403 \h </w:instrText>
+              <w:instrText xml:space="preserve"> PAGEREF _Toc241781895 \h </w:instrText>
             </w:r>
             <w:r>
               <w:rPr>
@@ -1907,7 +1907,7 @@
               <w14:ligatures w14:val="standardContextual"/>
             </w:rPr>
           </w:pPr>
-          <w:hyperlink w:anchor="_Toc241781404" w:history="1">
+          <w:hyperlink w:anchor="_Toc241781896" w:history="1">
             <w:r>
               <w:rPr>
                 <w:rStyle w:val="Hyperlink"/>
@@ -1931,7 +1931,7 @@
               <w:rPr>
                 <w:noProof/>
               </w:rPr>
-              <w:instrText xml:space="preserve"> PAGEREF _Toc241781404 \h </w:instrText>
+              <w:instrText xml:space="preserve"> PAGEREF _Toc241781896 \h </w:instrText>
             </w:r>
             <w:r>
               <w:rPr>
@@ -1974,7 +1974,7 @@
               <w14:ligatures w14:val="standardContextual"/>
             </w:rPr>
           </w:pPr>
-          <w:hyperlink w:anchor="_Toc241781405" w:history="1">
+          <w:hyperlink w:anchor="_Toc241781897" w:history="1">
             <w:r>
               <w:rPr>
                 <w:rStyle w:val="Hyperlink"/>
@@ -1998,7 +1998,7 @@
               <w:rPr>
                 <w:noProof/>
               </w:rPr>
-              <w:instrText xml:space="preserve"> PAGEREF _Toc241781405 \h </w:instrText>
+              <w:instrText xml:space="preserve"> PAGEREF _Toc241781897 \h </w:instrText>
             </w:r>
             <w:r>
               <w:rPr>
@@ -2041,7 +2041,7 @@
               <w14:ligatures w14:val="standardContextual"/>
             </w:rPr>
           </w:pPr>
-          <w:hyperlink w:anchor="_Toc241781406" w:history="1">
+          <w:hyperlink w:anchor="_Toc241781898" w:history="1">
             <w:r>
               <w:rPr>
                 <w:rStyle w:val="Hyperlink"/>
@@ -2065,7 +2065,7 @@
               <w:rPr>
                 <w:noProof/>
               </w:rPr>
-              <w:instrText xml:space="preserve"> PAGEREF _Toc241781406 \h </w:instrText>
+              <w:instrText xml:space="preserve"> PAGEREF _Toc241781898 \h </w:instrText>
             </w:r>
             <w:r>
               <w:rPr>
@@ -2108,7 +2108,7 @@
               <w14:ligatures w14:val="standardContextual"/>
             </w:rPr>
           </w:pPr>
-          <w:hyperlink w:anchor="_Toc241781407" w:history="1">
+          <w:hyperlink w:anchor="_Toc241781899" w:history="1">
             <w:r>
               <w:rPr>
                 <w:rStyle w:val="Hyperlink"/>
@@ -2132,7 +2132,7 @@
               <w:rPr>
                 <w:noProof/>
               </w:rPr>
-              <w:instrText xml:space="preserve"> PAGEREF _Toc241781407 \h </w:instrText>
+              <w:instrText xml:space="preserve"> PAGEREF _Toc241781899 \h </w:instrText>
             </w:r>
             <w:r>
               <w:rPr>
@@ -2171,7 +2171,7 @@
         <w:pStyle w:val="Heading1"/>
         <w:pageBreakBefore/>
       </w:pPr>
-      <w:bookmarkStart w:id="0" w:name="_Toc241781384"/>
+      <w:bookmarkStart w:id="0" w:name="_Toc241781876"/>
       <w:r>
         <w:lastRenderedPageBreak/>
         <w:t>1. Programme overview</w:t>
@@ -2577,7 +2577,7 @@
       <w:pPr>
         <w:pStyle w:val="Heading2"/>
       </w:pPr>
-      <w:bookmarkStart w:id="1" w:name="_Toc241781385"/>
+      <w:bookmarkStart w:id="1" w:name="_Toc241781877"/>
       <w:r>
         <w:t>1.1 Learning objectives</w:t>
       </w:r>
@@ -2678,7 +2678,7 @@
       <w:pPr>
         <w:pStyle w:val="Heading2"/>
       </w:pPr>
-      <w:bookmarkStart w:id="2" w:name="_Toc241781386"/>
+      <w:bookmarkStart w:id="2" w:name="_Toc241781878"/>
       <w:r>
         <w:t>1.2 Before the training (facilitator checklist)</w:t>
       </w:r>
@@ -3214,7 +3214,7 @@
       <w:pPr>
         <w:pStyle w:val="Heading2"/>
       </w:pPr>
-      <w:bookmarkStart w:id="3" w:name="_Toc241781387"/>
+      <w:bookmarkStart w:id="3" w:name="_Toc241781879"/>
       <w:r>
         <w:t>1.3 The practice environment</w:t>
       </w:r>
@@ -3360,7 +3360,7 @@
         <w:pStyle w:val="Heading1"/>
         <w:pageBreakBefore/>
       </w:pPr>
-      <w:bookmarkStart w:id="4" w:name="_Toc241781388"/>
+      <w:bookmarkStart w:id="4" w:name="_Toc241781880"/>
       <w:r>
         <w:lastRenderedPageBreak/>
         <w:t>2. Schedule</w:t>
@@ -3371,7 +3371,7 @@
       <w:pPr>
         <w:pStyle w:val="Heading2"/>
       </w:pPr>
-      <w:bookmarkStart w:id="5" w:name="_Toc241781389"/>
+      <w:bookmarkStart w:id="5" w:name="_Toc241781881"/>
       <w:r>
         <w:t>Day 1 — Foundations (all RAs)</w:t>
       </w:r>
@@ -4654,7 +4654,7 @@
       <w:pPr>
         <w:pStyle w:val="Heading2"/>
       </w:pPr>
-      <w:bookmarkStart w:id="6" w:name="_Toc241781390"/>
+      <w:bookmarkStart w:id="6" w:name="_Toc241781882"/>
       <w:r>
         <w:t>Day 2 — Role tracks</w:t>
       </w:r>
@@ -6182,7 +6182,7 @@
       <w:pPr>
         <w:pStyle w:val="Heading2"/>
       </w:pPr>
-      <w:bookmarkStart w:id="7" w:name="_Toc241781391"/>
+      <w:bookmarkStart w:id="7" w:name="_Toc241781883"/>
       <w:r>
         <w:t>Day 3 — Practice and assessment</w:t>
       </w:r>
@@ -7152,7 +7152,7 @@
       <w:pPr>
         <w:pStyle w:val="Heading2"/>
       </w:pPr>
-      <w:bookmarkStart w:id="8" w:name="_Toc241781392"/>
+      <w:bookmarkStart w:id="8" w:name="_Toc241781884"/>
       <w:r>
         <w:t>After the training</w:t>
       </w:r>
@@ -7487,7 +7487,7 @@
         <w:pStyle w:val="Heading1"/>
         <w:pageBreakBefore/>
       </w:pPr>
-      <w:bookmarkStart w:id="9" w:name="_Toc241781393"/>
+      <w:bookmarkStart w:id="9" w:name="_Toc241781885"/>
       <w:r>
         <w:lastRenderedPageBreak/>
         <w:t>3. Session plans</w:t>
@@ -7506,7 +7506,7 @@
       <w:pPr>
         <w:pStyle w:val="Heading2"/>
       </w:pPr>
-      <w:bookmarkStart w:id="10" w:name="_Toc241781394"/>
+      <w:bookmarkStart w:id="10" w:name="_Toc241781886"/>
       <w:r>
         <w:t>Module 1 — The study (60 min)</w:t>
       </w:r>
@@ -7601,7 +7601,7 @@
       <w:pPr>
         <w:pStyle w:val="Heading2"/>
       </w:pPr>
-      <w:bookmarkStart w:id="11" w:name="_Toc241781395"/>
+      <w:bookmarkStart w:id="11" w:name="_Toc241781887"/>
       <w:r>
         <w:t>Module 2 — Research ethics and consent (60 min)</w:t>
       </w:r>
@@ -7696,7 +7696,7 @@
       <w:pPr>
         <w:pStyle w:val="Heading2"/>
       </w:pPr>
-      <w:bookmarkStart w:id="12" w:name="_Toc241781396"/>
+      <w:bookmarkStart w:id="12" w:name="_Toc241781888"/>
       <w:r>
         <w:t>Module 3 — Data protection (60 min)</w:t>
       </w:r>
@@ -7791,7 +7791,7 @@
       <w:pPr>
         <w:pStyle w:val="Heading2"/>
       </w:pPr>
-      <w:bookmarkStart w:id="13" w:name="_Toc241781397"/>
+      <w:bookmarkStart w:id="13" w:name="_Toc241781889"/>
       <w:r>
         <w:t>Module 5 — The portal (75 min)</w:t>
       </w:r>
@@ -7886,7 +7886,7 @@
       <w:pPr>
         <w:pStyle w:val="Heading2"/>
       </w:pPr>
-      <w:bookmarkStart w:id="14" w:name="_Toc241781398"/>
+      <w:bookmarkStart w:id="14" w:name="_Toc241781890"/>
       <w:r>
         <w:t>Module 6 — The respondent journey (45 min)</w:t>
       </w:r>
@@ -7982,7 +7982,7 @@
       <w:pPr>
         <w:pStyle w:val="Heading2"/>
       </w:pPr>
-      <w:bookmarkStart w:id="15" w:name="_Toc241781399"/>
+      <w:bookmarkStart w:id="15" w:name="_Toc241781891"/>
       <w:r>
         <w:t>Module 8 — Communication skills (90 min)</w:t>
       </w:r>
@@ -8077,7 +8077,7 @@
       <w:pPr>
         <w:pStyle w:val="Heading2"/>
       </w:pPr>
-      <w:bookmarkStart w:id="16" w:name="_Toc241781400"/>
+      <w:bookmarkStart w:id="16" w:name="_Toc241781892"/>
       <w:r>
         <w:t>Module 9 — Quality judgement (90 min)</w:t>
       </w:r>
@@ -8173,7 +8173,7 @@
         <w:pStyle w:val="Heading1"/>
         <w:pageBreakBefore/>
       </w:pPr>
-      <w:bookmarkStart w:id="17" w:name="_Toc241781401"/>
+      <w:bookmarkStart w:id="17" w:name="_Toc241781893"/>
       <w:r>
         <w:lastRenderedPageBreak/>
         <w:t>4. Role-plays and simulation</w:t>
@@ -9127,7 +9127,7 @@
       <w:pPr>
         <w:pStyle w:val="Heading2"/>
       </w:pPr>
-      <w:bookmarkStart w:id="18" w:name="_Toc241781402"/>
+      <w:bookmarkStart w:id="18" w:name="_Toc241781894"/>
       <w:r>
         <w:t>Field simulation (Day 3)</w:t>
       </w:r>
@@ -9222,7 +9222,7 @@
         <w:pStyle w:val="Heading1"/>
         <w:pageBreakBefore/>
       </w:pPr>
-      <w:bookmarkStart w:id="19" w:name="_Toc241781403"/>
+      <w:bookmarkStart w:id="19" w:name="_Toc241781895"/>
       <w:r>
         <w:lastRenderedPageBreak/>
         <w:t>5. Assessment and certification</w:t>
@@ -9233,7 +9233,7 @@
       <w:pPr>
         <w:pStyle w:val="Heading2"/>
       </w:pPr>
-      <w:bookmarkStart w:id="20" w:name="_Toc241781404"/>
+      <w:bookmarkStart w:id="20" w:name="_Toc241781896"/>
       <w:r>
         <w:t>5.1 Competencies</w:t>
       </w:r>
@@ -9624,7 +9624,7 @@
       <w:pPr>
         <w:pStyle w:val="Heading2"/>
       </w:pPr>
-      <w:bookmarkStart w:id="21" w:name="_Toc241781405"/>
+      <w:bookmarkStart w:id="21" w:name="_Toc241781897"/>
       <w:r>
         <w:t>5.2 Written assessment (answer key)</w:t>
       </w:r>
@@ -10984,7 +10984,7 @@
       <w:pPr>
         <w:pStyle w:val="Heading2"/>
       </w:pPr>
-      <w:bookmarkStart w:id="22" w:name="_Toc241781406"/>
+      <w:bookmarkStart w:id="22" w:name="_Toc241781898"/>
       <w:r>
         <w:t>5.3 Practical assessment</w:t>
       </w:r>
@@ -12247,7 +12247,7 @@
         <w:pStyle w:val="Heading1"/>
         <w:pageBreakBefore/>
       </w:pPr>
-      <w:bookmarkStart w:id="23" w:name="_Toc241781407"/>
+      <w:bookmarkStart w:id="23" w:name="_Toc241781899"/>
       <w:r>
         <w:lastRenderedPageBreak/>
         <w:t>6. Attendance register</w:t>
@@ -13826,7 +13826,7 @@
         <w:sz w:val="16"/>
         <w:szCs w:val="16"/>
       </w:rPr>
-      <w:t>Version 1.15 · 1 October 2026</w:t>
+      <w:t>Version 1.16 · 1 October 2026</w:t>
     </w:r>
     <w:r>
       <w:rPr>
@@ -13999,10 +13999,154 @@
 <file path=word/numbering.xml><?xml version="1.0" encoding="utf-8"?>
 <w:numbering xmlns:wpc="http://schemas.microsoft.com/office/word/2010/wordprocessingCanvas" xmlns:cx="http://schemas.microsoft.com/office/drawing/2014/chartex" xmlns:cx1="http://schemas.microsoft.com/office/drawing/2015/9/8/chartex" xmlns:cx2="http://schemas.microsoft.com/office/drawing/2015/10/21/chartex" xmlns:cx3="http://schemas.microsoft.com/office/drawing/2016/5/9/chartex" xmlns:cx4="http://schemas.microsoft.com/office/drawing/2016/5/10/chartex" xmlns:cx5="http://schemas.microsoft.com/office/drawing/2016/5/11/chartex" xmlns:cx6="http://schemas.microsoft.com/office/drawing/2016/5/12/chartex" xmlns:cx7="http://schemas.microsoft.com/office/drawing/2016/5/13/chartex" xmlns:cx8="http://schemas.microsoft.com/office/drawing/2016/5/14/chartex" xmlns:mc="http://schemas.openxmlformats.org/markup-compatibility/2006" xmlns:aink="http://schemas.microsoft.com/office/drawing/2016/ink" xmlns:am3d="http://schemas.microsoft.com/office/drawing/2017/model3d" xmlns:o="urn:schemas-microsoft-com:office:office" xmlns:oel="http://schemas.microsoft.com/office/2019/extlst" xmlns:r="http://schemas.openxmlformats.org/officeDocument/2006/relationships" xmlns:m="http://schemas.openxmlformats.org/officeDocument/2006/math" xmlns:v="urn:schemas-microsoft-com:vml" xmlns:wp14="http://schemas.microsoft.com/office/word/2010/wordprocessingDrawing" xmlns:wp="http://schemas.openxmlformats.org/drawingml/2006/wordprocessingDrawing" xmlns:w10="urn:schemas-microsoft-com:office:word" xmlns:w="http://schemas.openxmlformats.org/wordprocessingml/2006/main" xmlns:w14="http://schemas.microsoft.com/office/word/2010/wordml" xmlns:w15="http://schemas.microsoft.com/office/word/2012/wordml" xmlns:w16cex="http://schemas.microsoft.com/office/word/2018/wordml/cex" xmlns:w16cid="http://schemas.microsoft.com/office/word/2016/wordml/cid" xmlns:w16="http://schemas.microsoft.com/office/word/2018/wordml" xmlns:w16sdtdh="http://schemas.microsoft.com/office/word/2020/wordml/sdtdatahash" xmlns:w16se="http://schemas.microsoft.com/office/word/2015/wordml/symex" xmlns:wpg="http://schemas.microsoft.com/office/word/2010/wordprocessingGroup" xmlns:wpi="http://schemas.microsoft.com/office/word/2010/wordprocessingInk" xmlns:wne="http://schemas.microsoft.com/office/word/2006/wordml" xmlns:wps="http://schemas.microsoft.com/office/word/2010/wordprocessingShape" mc:Ignorable="w14 w15 w16se w16cid w16 w16cex w16sdtdh wp14">
   <w:abstractNum w:abstractNumId="0" w15:restartNumberingAfterBreak="0">
-    <w:nsid w:val="0B4F0FB7"/>
+    <w:nsid w:val="129A4327"/>
     <w:multiLevelType w:val="hybridMultilevel"/>
-    <w:tmpl w:val="18C80AC6"/>
-    <w:lvl w:ilvl="0" w:tplc="9B34802E">
+    <w:tmpl w:val="E670D428"/>
+    <w:lvl w:ilvl="0" w:tplc="9F16859E">
+      <w:start w:val="1"/>
+      <w:numFmt w:val="bullet"/>
+      <w:lvlText w:val="•"/>
+      <w:lvlJc w:val="left"/>
+      <w:pPr>
+        <w:ind w:left="460" w:hanging="280"/>
+      </w:pPr>
+    </w:lvl>
+    <w:lvl w:ilvl="1" w:tplc="A4689782">
+      <w:start w:val="1"/>
+      <w:numFmt w:val="bullet"/>
+      <w:lvlText w:val="–"/>
+      <w:lvlJc w:val="left"/>
+      <w:pPr>
+        <w:ind w:left="900" w:hanging="280"/>
+      </w:pPr>
+    </w:lvl>
+    <w:lvl w:ilvl="2" w:tplc="D58E3EE0">
+      <w:numFmt w:val="decimal"/>
+      <w:lvlText w:val=""/>
+      <w:lvlJc w:val="left"/>
+    </w:lvl>
+    <w:lvl w:ilvl="3" w:tplc="A9245DEE">
+      <w:numFmt w:val="decimal"/>
+      <w:lvlText w:val=""/>
+      <w:lvlJc w:val="left"/>
+    </w:lvl>
+    <w:lvl w:ilvl="4" w:tplc="C84E095E">
+      <w:numFmt w:val="decimal"/>
+      <w:lvlText w:val=""/>
+      <w:lvlJc w:val="left"/>
+    </w:lvl>
+    <w:lvl w:ilvl="5" w:tplc="CF126D06">
+      <w:numFmt w:val="decimal"/>
+      <w:lvlText w:val=""/>
+      <w:lvlJc w:val="left"/>
+    </w:lvl>
+    <w:lvl w:ilvl="6" w:tplc="DA30F6B2">
+      <w:numFmt w:val="decimal"/>
+      <w:lvlText w:val=""/>
+      <w:lvlJc w:val="left"/>
+    </w:lvl>
+    <w:lvl w:ilvl="7" w:tplc="9A2AA9B8">
+      <w:numFmt w:val="decimal"/>
+      <w:lvlText w:val=""/>
+      <w:lvlJc w:val="left"/>
+    </w:lvl>
+    <w:lvl w:ilvl="8" w:tplc="6D4C8FB4">
+      <w:numFmt w:val="decimal"/>
+      <w:lvlText w:val=""/>
+      <w:lvlJc w:val="left"/>
+    </w:lvl>
+  </w:abstractNum>
+  <w:abstractNum w:abstractNumId="1" w15:restartNumberingAfterBreak="0">
+    <w:nsid w:val="1DB02B37"/>
+    <w:multiLevelType w:val="hybridMultilevel"/>
+    <w:tmpl w:val="125A51A0"/>
+    <w:lvl w:ilvl="0" w:tplc="D6D2DAC0">
+      <w:start w:val="1"/>
+      <w:numFmt w:val="bullet"/>
+      <w:lvlText w:val="●"/>
+      <w:lvlJc w:val="left"/>
+      <w:pPr>
+        <w:ind w:left="720" w:hanging="360"/>
+      </w:pPr>
+    </w:lvl>
+    <w:lvl w:ilvl="1" w:tplc="BB36A7F6">
+      <w:start w:val="1"/>
+      <w:numFmt w:val="bullet"/>
+      <w:lvlText w:val="○"/>
+      <w:lvlJc w:val="left"/>
+      <w:pPr>
+        <w:ind w:left="1440" w:hanging="360"/>
+      </w:pPr>
+    </w:lvl>
+    <w:lvl w:ilvl="2" w:tplc="34B8BD70">
+      <w:start w:val="1"/>
+      <w:numFmt w:val="bullet"/>
+      <w:lvlText w:val="■"/>
+      <w:lvlJc w:val="left"/>
+      <w:pPr>
+        <w:ind w:left="2160" w:hanging="360"/>
+      </w:pPr>
+    </w:lvl>
+    <w:lvl w:ilvl="3" w:tplc="03FAFA9C">
+      <w:start w:val="1"/>
+      <w:numFmt w:val="bullet"/>
+      <w:lvlText w:val="●"/>
+      <w:lvlJc w:val="left"/>
+      <w:pPr>
+        <w:ind w:left="2880" w:hanging="360"/>
+      </w:pPr>
+    </w:lvl>
+    <w:lvl w:ilvl="4" w:tplc="B678BAEC">
+      <w:start w:val="1"/>
+      <w:numFmt w:val="bullet"/>
+      <w:lvlText w:val="○"/>
+      <w:lvlJc w:val="left"/>
+      <w:pPr>
+        <w:ind w:left="3600" w:hanging="360"/>
+      </w:pPr>
+    </w:lvl>
+    <w:lvl w:ilvl="5" w:tplc="90A8E6D8">
+      <w:start w:val="1"/>
+      <w:numFmt w:val="bullet"/>
+      <w:lvlText w:val="■"/>
+      <w:lvlJc w:val="left"/>
+      <w:pPr>
+        <w:ind w:left="4320" w:hanging="360"/>
+      </w:pPr>
+    </w:lvl>
+    <w:lvl w:ilvl="6" w:tplc="8594DCF4">
+      <w:start w:val="1"/>
+      <w:numFmt w:val="bullet"/>
+      <w:lvlText w:val="●"/>
+      <w:lvlJc w:val="left"/>
+      <w:pPr>
+        <w:ind w:left="5040" w:hanging="360"/>
+      </w:pPr>
+    </w:lvl>
+    <w:lvl w:ilvl="7" w:tplc="16529432">
+      <w:start w:val="1"/>
+      <w:numFmt w:val="bullet"/>
+      <w:lvlText w:val="●"/>
+      <w:lvlJc w:val="left"/>
+      <w:pPr>
+        <w:ind w:left="5760" w:hanging="360"/>
+      </w:pPr>
+    </w:lvl>
+    <w:lvl w:ilvl="8" w:tplc="D458CFB4">
+      <w:start w:val="1"/>
+      <w:numFmt w:val="bullet"/>
+      <w:lvlText w:val="●"/>
+      <w:lvlJc w:val="left"/>
+      <w:pPr>
+        <w:ind w:left="6480" w:hanging="360"/>
+      </w:pPr>
+    </w:lvl>
+  </w:abstractNum>
+  <w:abstractNum w:abstractNumId="2" w15:restartNumberingAfterBreak="0">
+    <w:nsid w:val="69D43EC4"/>
+    <w:multiLevelType w:val="hybridMultilevel"/>
+    <w:tmpl w:val="27265190"/>
+    <w:lvl w:ilvl="0" w:tplc="7534E124">
       <w:start w:val="1"/>
       <w:numFmt w:val="decimal"/>
       <w:lvlText w:val="%1."/>
@@ -14016,52 +14160,52 @@
         <w:color w:val="A67C27"/>
       </w:rPr>
     </w:lvl>
-    <w:lvl w:ilvl="1" w:tplc="D28E3E30">
+    <w:lvl w:ilvl="1" w:tplc="DAA0B15A">
       <w:numFmt w:val="decimal"/>
       <w:lvlText w:val=""/>
       <w:lvlJc w:val="left"/>
     </w:lvl>
-    <w:lvl w:ilvl="2" w:tplc="4B2C3242">
+    <w:lvl w:ilvl="2" w:tplc="3A6A4A5C">
       <w:numFmt w:val="decimal"/>
       <w:lvlText w:val=""/>
       <w:lvlJc w:val="left"/>
     </w:lvl>
-    <w:lvl w:ilvl="3" w:tplc="7B862FDA">
+    <w:lvl w:ilvl="3" w:tplc="41DAD4AA">
       <w:numFmt w:val="decimal"/>
       <w:lvlText w:val=""/>
       <w:lvlJc w:val="left"/>
     </w:lvl>
-    <w:lvl w:ilvl="4" w:tplc="2E6C6D2A">
+    <w:lvl w:ilvl="4" w:tplc="1F16D43E">
       <w:numFmt w:val="decimal"/>
       <w:lvlText w:val=""/>
       <w:lvlJc w:val="left"/>
     </w:lvl>
-    <w:lvl w:ilvl="5" w:tplc="5CDCF38A">
+    <w:lvl w:ilvl="5" w:tplc="D04A1CB8">
       <w:numFmt w:val="decimal"/>
       <w:lvlText w:val=""/>
       <w:lvlJc w:val="left"/>
     </w:lvl>
-    <w:lvl w:ilvl="6" w:tplc="8586E8AC">
+    <w:lvl w:ilvl="6" w:tplc="27ECCBF8">
       <w:numFmt w:val="decimal"/>
       <w:lvlText w:val=""/>
       <w:lvlJc w:val="left"/>
     </w:lvl>
-    <w:lvl w:ilvl="7" w:tplc="BBEA90D4">
+    <w:lvl w:ilvl="7" w:tplc="A17234A8">
       <w:numFmt w:val="decimal"/>
       <w:lvlText w:val=""/>
       <w:lvlJc w:val="left"/>
     </w:lvl>
-    <w:lvl w:ilvl="8" w:tplc="8BF48A88">
+    <w:lvl w:ilvl="8" w:tplc="77F0C17C">
       <w:numFmt w:val="decimal"/>
       <w:lvlText w:val=""/>
       <w:lvlJc w:val="left"/>
     </w:lvl>
   </w:abstractNum>
-  <w:abstractNum w:abstractNumId="1" w15:restartNumberingAfterBreak="0">
-    <w:nsid w:val="0BB252FC"/>
+  <w:abstractNum w:abstractNumId="3" w15:restartNumberingAfterBreak="0">
+    <w:nsid w:val="77FA0AB3"/>
     <w:multiLevelType w:val="hybridMultilevel"/>
-    <w:tmpl w:val="94EA73AE"/>
-    <w:lvl w:ilvl="0" w:tplc="6366A9AA">
+    <w:tmpl w:val="30DE1F2C"/>
+    <w:lvl w:ilvl="0" w:tplc="39B675E8">
       <w:start w:val="1"/>
       <w:numFmt w:val="decimal"/>
       <w:lvlText w:val="%1."/>
@@ -14075,211 +14219,67 @@
         <w:color w:val="A67C27"/>
       </w:rPr>
     </w:lvl>
-    <w:lvl w:ilvl="1" w:tplc="611CCE58">
+    <w:lvl w:ilvl="1" w:tplc="ACA2403A">
       <w:numFmt w:val="decimal"/>
       <w:lvlText w:val=""/>
       <w:lvlJc w:val="left"/>
     </w:lvl>
-    <w:lvl w:ilvl="2" w:tplc="9A04003E">
+    <w:lvl w:ilvl="2" w:tplc="673AA212">
       <w:numFmt w:val="decimal"/>
       <w:lvlText w:val=""/>
       <w:lvlJc w:val="left"/>
     </w:lvl>
-    <w:lvl w:ilvl="3" w:tplc="88FC9488">
+    <w:lvl w:ilvl="3" w:tplc="3FAC2640">
       <w:numFmt w:val="decimal"/>
       <w:lvlText w:val=""/>
       <w:lvlJc w:val="left"/>
     </w:lvl>
-    <w:lvl w:ilvl="4" w:tplc="C726901E">
+    <w:lvl w:ilvl="4" w:tplc="AA3EA472">
       <w:numFmt w:val="decimal"/>
       <w:lvlText w:val=""/>
       <w:lvlJc w:val="left"/>
     </w:lvl>
-    <w:lvl w:ilvl="5" w:tplc="65166ACE">
+    <w:lvl w:ilvl="5" w:tplc="4C163992">
       <w:numFmt w:val="decimal"/>
       <w:lvlText w:val=""/>
       <w:lvlJc w:val="left"/>
     </w:lvl>
-    <w:lvl w:ilvl="6" w:tplc="C4709D8C">
+    <w:lvl w:ilvl="6" w:tplc="E60C1CD0">
       <w:numFmt w:val="decimal"/>
       <w:lvlText w:val=""/>
       <w:lvlJc w:val="left"/>
     </w:lvl>
-    <w:lvl w:ilvl="7" w:tplc="87CAC0DC">
+    <w:lvl w:ilvl="7" w:tplc="A510FC92">
       <w:numFmt w:val="decimal"/>
       <w:lvlText w:val=""/>
       <w:lvlJc w:val="left"/>
     </w:lvl>
-    <w:lvl w:ilvl="8" w:tplc="6F3CA8F8">
+    <w:lvl w:ilvl="8" w:tplc="2904CBA8">
       <w:numFmt w:val="decimal"/>
       <w:lvlText w:val=""/>
       <w:lvlJc w:val="left"/>
     </w:lvl>
   </w:abstractNum>
-  <w:abstractNum w:abstractNumId="2" w15:restartNumberingAfterBreak="0">
-    <w:nsid w:val="0F4A319B"/>
-    <w:multiLevelType w:val="hybridMultilevel"/>
-    <w:tmpl w:val="79D4197E"/>
-    <w:lvl w:ilvl="0" w:tplc="3F5CFB82">
-      <w:start w:val="1"/>
-      <w:numFmt w:val="bullet"/>
-      <w:lvlText w:val="•"/>
-      <w:lvlJc w:val="left"/>
-      <w:pPr>
-        <w:ind w:left="460" w:hanging="280"/>
-      </w:pPr>
-    </w:lvl>
-    <w:lvl w:ilvl="1" w:tplc="77849750">
-      <w:start w:val="1"/>
-      <w:numFmt w:val="bullet"/>
-      <w:lvlText w:val="–"/>
-      <w:lvlJc w:val="left"/>
-      <w:pPr>
-        <w:ind w:left="900" w:hanging="280"/>
-      </w:pPr>
-    </w:lvl>
-    <w:lvl w:ilvl="2" w:tplc="7A08E56A">
-      <w:numFmt w:val="decimal"/>
-      <w:lvlText w:val=""/>
-      <w:lvlJc w:val="left"/>
-    </w:lvl>
-    <w:lvl w:ilvl="3" w:tplc="93C0D556">
-      <w:numFmt w:val="decimal"/>
-      <w:lvlText w:val=""/>
-      <w:lvlJc w:val="left"/>
-    </w:lvl>
-    <w:lvl w:ilvl="4" w:tplc="D7B03968">
-      <w:numFmt w:val="decimal"/>
-      <w:lvlText w:val=""/>
-      <w:lvlJc w:val="left"/>
-    </w:lvl>
-    <w:lvl w:ilvl="5" w:tplc="CBEA7394">
-      <w:numFmt w:val="decimal"/>
-      <w:lvlText w:val=""/>
-      <w:lvlJc w:val="left"/>
-    </w:lvl>
-    <w:lvl w:ilvl="6" w:tplc="73120D04">
-      <w:numFmt w:val="decimal"/>
-      <w:lvlText w:val=""/>
-      <w:lvlJc w:val="left"/>
-    </w:lvl>
-    <w:lvl w:ilvl="7" w:tplc="CACCA8EA">
-      <w:numFmt w:val="decimal"/>
-      <w:lvlText w:val=""/>
-      <w:lvlJc w:val="left"/>
-    </w:lvl>
-    <w:lvl w:ilvl="8" w:tplc="8C58AEDE">
-      <w:numFmt w:val="decimal"/>
-      <w:lvlText w:val=""/>
-      <w:lvlJc w:val="left"/>
-    </w:lvl>
-  </w:abstractNum>
-  <w:abstractNum w:abstractNumId="3" w15:restartNumberingAfterBreak="0">
-    <w:nsid w:val="72B904E5"/>
-    <w:multiLevelType w:val="hybridMultilevel"/>
-    <w:tmpl w:val="D8F81C66"/>
-    <w:lvl w:ilvl="0" w:tplc="C2E0A292">
-      <w:start w:val="1"/>
-      <w:numFmt w:val="bullet"/>
-      <w:lvlText w:val="●"/>
-      <w:lvlJc w:val="left"/>
-      <w:pPr>
-        <w:ind w:left="720" w:hanging="360"/>
-      </w:pPr>
-    </w:lvl>
-    <w:lvl w:ilvl="1" w:tplc="55647824">
-      <w:start w:val="1"/>
-      <w:numFmt w:val="bullet"/>
-      <w:lvlText w:val="○"/>
-      <w:lvlJc w:val="left"/>
-      <w:pPr>
-        <w:ind w:left="1440" w:hanging="360"/>
-      </w:pPr>
-    </w:lvl>
-    <w:lvl w:ilvl="2" w:tplc="8982D576">
-      <w:start w:val="1"/>
-      <w:numFmt w:val="bullet"/>
-      <w:lvlText w:val="■"/>
-      <w:lvlJc w:val="left"/>
-      <w:pPr>
-        <w:ind w:left="2160" w:hanging="360"/>
-      </w:pPr>
-    </w:lvl>
-    <w:lvl w:ilvl="3" w:tplc="CA42E11A">
-      <w:start w:val="1"/>
-      <w:numFmt w:val="bullet"/>
-      <w:lvlText w:val="●"/>
-      <w:lvlJc w:val="left"/>
-      <w:pPr>
-        <w:ind w:left="2880" w:hanging="360"/>
-      </w:pPr>
-    </w:lvl>
-    <w:lvl w:ilvl="4" w:tplc="3D2AC76E">
-      <w:start w:val="1"/>
-      <w:numFmt w:val="bullet"/>
-      <w:lvlText w:val="○"/>
-      <w:lvlJc w:val="left"/>
-      <w:pPr>
-        <w:ind w:left="3600" w:hanging="360"/>
-      </w:pPr>
-    </w:lvl>
-    <w:lvl w:ilvl="5" w:tplc="3F74D696">
-      <w:start w:val="1"/>
-      <w:numFmt w:val="bullet"/>
-      <w:lvlText w:val="■"/>
-      <w:lvlJc w:val="left"/>
-      <w:pPr>
-        <w:ind w:left="4320" w:hanging="360"/>
-      </w:pPr>
-    </w:lvl>
-    <w:lvl w:ilvl="6" w:tplc="C8B69728">
-      <w:start w:val="1"/>
-      <w:numFmt w:val="bullet"/>
-      <w:lvlText w:val="●"/>
-      <w:lvlJc w:val="left"/>
-      <w:pPr>
-        <w:ind w:left="5040" w:hanging="360"/>
-      </w:pPr>
-    </w:lvl>
-    <w:lvl w:ilvl="7" w:tplc="8640CFD6">
-      <w:start w:val="1"/>
-      <w:numFmt w:val="bullet"/>
-      <w:lvlText w:val="●"/>
-      <w:lvlJc w:val="left"/>
-      <w:pPr>
-        <w:ind w:left="5760" w:hanging="360"/>
-      </w:pPr>
-    </w:lvl>
-    <w:lvl w:ilvl="8" w:tplc="F1C6F720">
-      <w:start w:val="1"/>
-      <w:numFmt w:val="bullet"/>
-      <w:lvlText w:val="●"/>
-      <w:lvlJc w:val="left"/>
-      <w:pPr>
-        <w:ind w:left="6480" w:hanging="360"/>
-      </w:pPr>
-    </w:lvl>
-  </w:abstractNum>
-  <w:num w:numId="1" w16cid:durableId="1805268318">
+  <w:num w:numId="1" w16cid:durableId="1155031382">
+    <w:abstractNumId w:val="1"/>
+    <w:lvlOverride w:ilvl="0">
+      <w:startOverride w:val="1"/>
+    </w:lvlOverride>
+  </w:num>
+  <w:num w:numId="2" w16cid:durableId="734662036">
+    <w:abstractNumId w:val="0"/>
+    <w:lvlOverride w:ilvl="0">
+      <w:startOverride w:val="1"/>
+    </w:lvlOverride>
+  </w:num>
+  <w:num w:numId="3" w16cid:durableId="610625039">
     <w:abstractNumId w:val="3"/>
     <w:lvlOverride w:ilvl="0">
       <w:startOverride w:val="1"/>
     </w:lvlOverride>
   </w:num>
-  <w:num w:numId="2" w16cid:durableId="425728806">
+  <w:num w:numId="4" w16cid:durableId="139881763">
     <w:abstractNumId w:val="2"/>
-    <w:lvlOverride w:ilvl="0">
-      <w:startOverride w:val="1"/>
-    </w:lvlOverride>
-  </w:num>
-  <w:num w:numId="3" w16cid:durableId="942035815">
-    <w:abstractNumId w:val="0"/>
-    <w:lvlOverride w:ilvl="0">
-      <w:startOverride w:val="1"/>
-    </w:lvlOverride>
-  </w:num>
-  <w:num w:numId="4" w16cid:durableId="1129786247">
-    <w:abstractNumId w:val="1"/>
     <w:lvlOverride w:ilvl="0">
       <w:startOverride w:val="1"/>
     </w:lvlOverride>
@@ -14904,7 +14904,7 @@
     <w:autoRedefine/>
     <w:uiPriority w:val="39"/>
     <w:unhideWhenUsed/>
-    <w:rsid w:val="001E7C8F"/>
+    <w:rsid w:val="00E4713D"/>
     <w:pPr>
       <w:spacing w:after="100"/>
     </w:pPr>
@@ -14916,7 +14916,7 @@
     <w:autoRedefine/>
     <w:uiPriority w:val="39"/>
     <w:unhideWhenUsed/>
-    <w:rsid w:val="001E7C8F"/>
+    <w:rsid w:val="00E4713D"/>
     <w:pPr>
       <w:spacing w:after="100"/>
       <w:ind w:left="210"/>

--- a/docs/manuals/RA_Training_Programme_and_Facilitator_Guide.docx
+++ b/docs/manuals/RA_Training_Programme_and_Facilitator_Guide.docx
@@ -469,7 +469,7 @@
                 <w:sz w:val="19"/>
                 <w:szCs w:val="19"/>
               </w:rPr>
-              <w:t>Version 1.16 · 1 October 2026</w:t>
+              <w:t>Version 1.17 · 3 October 2026</w:t>
             </w:r>
           </w:p>
         </w:tc>
@@ -538,7 +538,7 @@
     <w:sdt>
       <w:sdtPr>
         <w:alias w:val="Contents"/>
-        <w:id w:val="1200904275"/>
+        <w:id w:val="310833026"/>
       </w:sdtPr>
       <w:sdtEndPr/>
       <w:sdtContent>
@@ -567,7 +567,7 @@
           <w:r>
             <w:fldChar w:fldCharType="separate"/>
           </w:r>
-          <w:hyperlink w:anchor="_Toc241781876" w:history="1">
+          <w:hyperlink w:anchor="_Toc241896711" w:history="1">
             <w:r>
               <w:rPr>
                 <w:rStyle w:val="Hyperlink"/>
@@ -591,7 +591,7 @@
               <w:rPr>
                 <w:noProof/>
               </w:rPr>
-              <w:instrText xml:space="preserve"> PAGEREF _Toc241781876 \h </w:instrText>
+              <w:instrText xml:space="preserve"> PAGEREF _Toc241896711 \h </w:instrText>
             </w:r>
             <w:r>
               <w:rPr>
@@ -634,7 +634,7 @@
               <w14:ligatures w14:val="standardContextual"/>
             </w:rPr>
           </w:pPr>
-          <w:hyperlink w:anchor="_Toc241781877" w:history="1">
+          <w:hyperlink w:anchor="_Toc241896712" w:history="1">
             <w:r>
               <w:rPr>
                 <w:rStyle w:val="Hyperlink"/>
@@ -658,7 +658,7 @@
               <w:rPr>
                 <w:noProof/>
               </w:rPr>
-              <w:instrText xml:space="preserve"> PAGEREF _Toc241781877 \h </w:instrText>
+              <w:instrText xml:space="preserve"> PAGEREF _Toc241896712 \h </w:instrText>
             </w:r>
             <w:r>
               <w:rPr>
@@ -701,7 +701,7 @@
               <w14:ligatures w14:val="standardContextual"/>
             </w:rPr>
           </w:pPr>
-          <w:hyperlink w:anchor="_Toc241781878" w:history="1">
+          <w:hyperlink w:anchor="_Toc241896713" w:history="1">
             <w:r>
               <w:rPr>
                 <w:rStyle w:val="Hyperlink"/>
@@ -725,7 +725,7 @@
               <w:rPr>
                 <w:noProof/>
               </w:rPr>
-              <w:instrText xml:space="preserve"> PAGEREF _Toc241781878 \h </w:instrText>
+              <w:instrText xml:space="preserve"> PAGEREF _Toc241896713 \h </w:instrText>
             </w:r>
             <w:r>
               <w:rPr>
@@ -768,7 +768,7 @@
               <w14:ligatures w14:val="standardContextual"/>
             </w:rPr>
           </w:pPr>
-          <w:hyperlink w:anchor="_Toc241781879" w:history="1">
+          <w:hyperlink w:anchor="_Toc241896714" w:history="1">
             <w:r>
               <w:rPr>
                 <w:rStyle w:val="Hyperlink"/>
@@ -792,7 +792,7 @@
               <w:rPr>
                 <w:noProof/>
               </w:rPr>
-              <w:instrText xml:space="preserve"> PAGEREF _Toc241781879 \h </w:instrText>
+              <w:instrText xml:space="preserve"> PAGEREF _Toc241896714 \h </w:instrText>
             </w:r>
             <w:r>
               <w:rPr>
@@ -835,7 +835,7 @@
               <w14:ligatures w14:val="standardContextual"/>
             </w:rPr>
           </w:pPr>
-          <w:hyperlink w:anchor="_Toc241781880" w:history="1">
+          <w:hyperlink w:anchor="_Toc241896715" w:history="1">
             <w:r>
               <w:rPr>
                 <w:rStyle w:val="Hyperlink"/>
@@ -859,7 +859,7 @@
               <w:rPr>
                 <w:noProof/>
               </w:rPr>
-              <w:instrText xml:space="preserve"> PAGEREF _Toc241781880 \h </w:instrText>
+              <w:instrText xml:space="preserve"> PAGEREF _Toc241896715 \h </w:instrText>
             </w:r>
             <w:r>
               <w:rPr>
@@ -902,7 +902,7 @@
               <w14:ligatures w14:val="standardContextual"/>
             </w:rPr>
           </w:pPr>
-          <w:hyperlink w:anchor="_Toc241781881" w:history="1">
+          <w:hyperlink w:anchor="_Toc241896716" w:history="1">
             <w:r>
               <w:rPr>
                 <w:rStyle w:val="Hyperlink"/>
@@ -926,7 +926,7 @@
               <w:rPr>
                 <w:noProof/>
               </w:rPr>
-              <w:instrText xml:space="preserve"> PAGEREF _Toc241781881 \h </w:instrText>
+              <w:instrText xml:space="preserve"> PAGEREF _Toc241896716 \h </w:instrText>
             </w:r>
             <w:r>
               <w:rPr>
@@ -969,7 +969,7 @@
               <w14:ligatures w14:val="standardContextual"/>
             </w:rPr>
           </w:pPr>
-          <w:hyperlink w:anchor="_Toc241781882" w:history="1">
+          <w:hyperlink w:anchor="_Toc241896717" w:history="1">
             <w:r>
               <w:rPr>
                 <w:rStyle w:val="Hyperlink"/>
@@ -993,7 +993,7 @@
               <w:rPr>
                 <w:noProof/>
               </w:rPr>
-              <w:instrText xml:space="preserve"> PAGEREF _Toc241781882 \h </w:instrText>
+              <w:instrText xml:space="preserve"> PAGEREF _Toc241896717 \h </w:instrText>
             </w:r>
             <w:r>
               <w:rPr>
@@ -1036,7 +1036,7 @@
               <w14:ligatures w14:val="standardContextual"/>
             </w:rPr>
           </w:pPr>
-          <w:hyperlink w:anchor="_Toc241781883" w:history="1">
+          <w:hyperlink w:anchor="_Toc241896718" w:history="1">
             <w:r>
               <w:rPr>
                 <w:rStyle w:val="Hyperlink"/>
@@ -1060,7 +1060,7 @@
               <w:rPr>
                 <w:noProof/>
               </w:rPr>
-              <w:instrText xml:space="preserve"> PAGEREF _Toc241781883 \h </w:instrText>
+              <w:instrText xml:space="preserve"> PAGEREF _Toc241896718 \h </w:instrText>
             </w:r>
             <w:r>
               <w:rPr>
@@ -1103,7 +1103,7 @@
               <w14:ligatures w14:val="standardContextual"/>
             </w:rPr>
           </w:pPr>
-          <w:hyperlink w:anchor="_Toc241781884" w:history="1">
+          <w:hyperlink w:anchor="_Toc241896719" w:history="1">
             <w:r>
               <w:rPr>
                 <w:rStyle w:val="Hyperlink"/>
@@ -1127,7 +1127,7 @@
               <w:rPr>
                 <w:noProof/>
               </w:rPr>
-              <w:instrText xml:space="preserve"> PAGEREF _Toc241781884 \h </w:instrText>
+              <w:instrText xml:space="preserve"> PAGEREF _Toc241896719 \h </w:instrText>
             </w:r>
             <w:r>
               <w:rPr>
@@ -1170,7 +1170,7 @@
               <w14:ligatures w14:val="standardContextual"/>
             </w:rPr>
           </w:pPr>
-          <w:hyperlink w:anchor="_Toc241781885" w:history="1">
+          <w:hyperlink w:anchor="_Toc241896720" w:history="1">
             <w:r>
               <w:rPr>
                 <w:rStyle w:val="Hyperlink"/>
@@ -1194,7 +1194,7 @@
               <w:rPr>
                 <w:noProof/>
               </w:rPr>
-              <w:instrText xml:space="preserve"> PAGEREF _Toc241781885 \h </w:instrText>
+              <w:instrText xml:space="preserve"> PAGEREF _Toc241896720 \h </w:instrText>
             </w:r>
             <w:r>
               <w:rPr>
@@ -1237,7 +1237,7 @@
               <w14:ligatures w14:val="standardContextual"/>
             </w:rPr>
           </w:pPr>
-          <w:hyperlink w:anchor="_Toc241781886" w:history="1">
+          <w:hyperlink w:anchor="_Toc241896721" w:history="1">
             <w:r>
               <w:rPr>
                 <w:rStyle w:val="Hyperlink"/>
@@ -1261,7 +1261,7 @@
               <w:rPr>
                 <w:noProof/>
               </w:rPr>
-              <w:instrText xml:space="preserve"> PAGEREF _Toc241781886 \h </w:instrText>
+              <w:instrText xml:space="preserve"> PAGEREF _Toc241896721 \h </w:instrText>
             </w:r>
             <w:r>
               <w:rPr>
@@ -1304,7 +1304,7 @@
               <w14:ligatures w14:val="standardContextual"/>
             </w:rPr>
           </w:pPr>
-          <w:hyperlink w:anchor="_Toc241781887" w:history="1">
+          <w:hyperlink w:anchor="_Toc241896722" w:history="1">
             <w:r>
               <w:rPr>
                 <w:rStyle w:val="Hyperlink"/>
@@ -1328,7 +1328,7 @@
               <w:rPr>
                 <w:noProof/>
               </w:rPr>
-              <w:instrText xml:space="preserve"> PAGEREF _Toc241781887 \h </w:instrText>
+              <w:instrText xml:space="preserve"> PAGEREF _Toc241896722 \h </w:instrText>
             </w:r>
             <w:r>
               <w:rPr>
@@ -1371,7 +1371,7 @@
               <w14:ligatures w14:val="standardContextual"/>
             </w:rPr>
           </w:pPr>
-          <w:hyperlink w:anchor="_Toc241781888" w:history="1">
+          <w:hyperlink w:anchor="_Toc241896723" w:history="1">
             <w:r>
               <w:rPr>
                 <w:rStyle w:val="Hyperlink"/>
@@ -1395,7 +1395,7 @@
               <w:rPr>
                 <w:noProof/>
               </w:rPr>
-              <w:instrText xml:space="preserve"> PAGEREF _Toc241781888 \h </w:instrText>
+              <w:instrText xml:space="preserve"> PAGEREF _Toc241896723 \h </w:instrText>
             </w:r>
             <w:r>
               <w:rPr>
@@ -1438,7 +1438,7 @@
               <w14:ligatures w14:val="standardContextual"/>
             </w:rPr>
           </w:pPr>
-          <w:hyperlink w:anchor="_Toc241781889" w:history="1">
+          <w:hyperlink w:anchor="_Toc241896724" w:history="1">
             <w:r>
               <w:rPr>
                 <w:rStyle w:val="Hyperlink"/>
@@ -1462,7 +1462,7 @@
               <w:rPr>
                 <w:noProof/>
               </w:rPr>
-              <w:instrText xml:space="preserve"> PAGEREF _Toc241781889 \h </w:instrText>
+              <w:instrText xml:space="preserve"> PAGEREF _Toc241896724 \h </w:instrText>
             </w:r>
             <w:r>
               <w:rPr>
@@ -1505,7 +1505,7 @@
               <w14:ligatures w14:val="standardContextual"/>
             </w:rPr>
           </w:pPr>
-          <w:hyperlink w:anchor="_Toc241781890" w:history="1">
+          <w:hyperlink w:anchor="_Toc241896725" w:history="1">
             <w:r>
               <w:rPr>
                 <w:rStyle w:val="Hyperlink"/>
@@ -1529,7 +1529,7 @@
               <w:rPr>
                 <w:noProof/>
               </w:rPr>
-              <w:instrText xml:space="preserve"> PAGEREF _Toc241781890 \h </w:instrText>
+              <w:instrText xml:space="preserve"> PAGEREF _Toc241896725 \h </w:instrText>
             </w:r>
             <w:r>
               <w:rPr>
@@ -1572,7 +1572,7 @@
               <w14:ligatures w14:val="standardContextual"/>
             </w:rPr>
           </w:pPr>
-          <w:hyperlink w:anchor="_Toc241781891" w:history="1">
+          <w:hyperlink w:anchor="_Toc241896726" w:history="1">
             <w:r>
               <w:rPr>
                 <w:rStyle w:val="Hyperlink"/>
@@ -1596,7 +1596,7 @@
               <w:rPr>
                 <w:noProof/>
               </w:rPr>
-              <w:instrText xml:space="preserve"> PAGEREF _Toc241781891 \h </w:instrText>
+              <w:instrText xml:space="preserve"> PAGEREF _Toc241896726 \h </w:instrText>
             </w:r>
             <w:r>
               <w:rPr>
@@ -1639,7 +1639,7 @@
               <w14:ligatures w14:val="standardContextual"/>
             </w:rPr>
           </w:pPr>
-          <w:hyperlink w:anchor="_Toc241781892" w:history="1">
+          <w:hyperlink w:anchor="_Toc241896727" w:history="1">
             <w:r>
               <w:rPr>
                 <w:rStyle w:val="Hyperlink"/>
@@ -1663,7 +1663,7 @@
               <w:rPr>
                 <w:noProof/>
               </w:rPr>
-              <w:instrText xml:space="preserve"> PAGEREF _Toc241781892 \h </w:instrText>
+              <w:instrText xml:space="preserve"> PAGEREF _Toc241896727 \h </w:instrText>
             </w:r>
             <w:r>
               <w:rPr>
@@ -1706,7 +1706,7 @@
               <w14:ligatures w14:val="standardContextual"/>
             </w:rPr>
           </w:pPr>
-          <w:hyperlink w:anchor="_Toc241781893" w:history="1">
+          <w:hyperlink w:anchor="_Toc241896728" w:history="1">
             <w:r>
               <w:rPr>
                 <w:rStyle w:val="Hyperlink"/>
@@ -1730,7 +1730,7 @@
               <w:rPr>
                 <w:noProof/>
               </w:rPr>
-              <w:instrText xml:space="preserve"> PAGEREF _Toc241781893 \h </w:instrText>
+              <w:instrText xml:space="preserve"> PAGEREF _Toc241896728 \h </w:instrText>
             </w:r>
             <w:r>
               <w:rPr>
@@ -1773,7 +1773,7 @@
               <w14:ligatures w14:val="standardContextual"/>
             </w:rPr>
           </w:pPr>
-          <w:hyperlink w:anchor="_Toc241781894" w:history="1">
+          <w:hyperlink w:anchor="_Toc241896729" w:history="1">
             <w:r>
               <w:rPr>
                 <w:rStyle w:val="Hyperlink"/>
@@ -1797,7 +1797,7 @@
               <w:rPr>
                 <w:noProof/>
               </w:rPr>
-              <w:instrText xml:space="preserve"> PAGEREF _Toc241781894 \h </w:instrText>
+              <w:instrText xml:space="preserve"> PAGEREF _Toc241896729 \h </w:instrText>
             </w:r>
             <w:r>
               <w:rPr>
@@ -1840,7 +1840,7 @@
               <w14:ligatures w14:val="standardContextual"/>
             </w:rPr>
           </w:pPr>
-          <w:hyperlink w:anchor="_Toc241781895" w:history="1">
+          <w:hyperlink w:anchor="_Toc241896730" w:history="1">
             <w:r>
               <w:rPr>
                 <w:rStyle w:val="Hyperlink"/>
@@ -1864,7 +1864,7 @@
               <w:rPr>
                 <w:noProof/>
               </w:rPr>
-              <w:instrText xml:space="preserve"> PAGEREF _Toc241781895 \h </w:instrText>
+              <w:instrText xml:space="preserve"> PAGEREF _Toc241896730 \h </w:instrText>
             </w:r>
             <w:r>
               <w:rPr>
@@ -1907,7 +1907,7 @@
               <w14:ligatures w14:val="standardContextual"/>
             </w:rPr>
           </w:pPr>
-          <w:hyperlink w:anchor="_Toc241781896" w:history="1">
+          <w:hyperlink w:anchor="_Toc241896731" w:history="1">
             <w:r>
               <w:rPr>
                 <w:rStyle w:val="Hyperlink"/>
@@ -1931,7 +1931,7 @@
               <w:rPr>
                 <w:noProof/>
               </w:rPr>
-              <w:instrText xml:space="preserve"> PAGEREF _Toc241781896 \h </w:instrText>
+              <w:instrText xml:space="preserve"> PAGEREF _Toc241896731 \h </w:instrText>
             </w:r>
             <w:r>
               <w:rPr>
@@ -1974,7 +1974,7 @@
               <w14:ligatures w14:val="standardContextual"/>
             </w:rPr>
           </w:pPr>
-          <w:hyperlink w:anchor="_Toc241781897" w:history="1">
+          <w:hyperlink w:anchor="_Toc241896732" w:history="1">
             <w:r>
               <w:rPr>
                 <w:rStyle w:val="Hyperlink"/>
@@ -1998,7 +1998,7 @@
               <w:rPr>
                 <w:noProof/>
               </w:rPr>
-              <w:instrText xml:space="preserve"> PAGEREF _Toc241781897 \h </w:instrText>
+              <w:instrText xml:space="preserve"> PAGEREF _Toc241896732 \h </w:instrText>
             </w:r>
             <w:r>
               <w:rPr>
@@ -2041,7 +2041,7 @@
               <w14:ligatures w14:val="standardContextual"/>
             </w:rPr>
           </w:pPr>
-          <w:hyperlink w:anchor="_Toc241781898" w:history="1">
+          <w:hyperlink w:anchor="_Toc241896733" w:history="1">
             <w:r>
               <w:rPr>
                 <w:rStyle w:val="Hyperlink"/>
@@ -2065,7 +2065,7 @@
               <w:rPr>
                 <w:noProof/>
               </w:rPr>
-              <w:instrText xml:space="preserve"> PAGEREF _Toc241781898 \h </w:instrText>
+              <w:instrText xml:space="preserve"> PAGEREF _Toc241896733 \h </w:instrText>
             </w:r>
             <w:r>
               <w:rPr>
@@ -2108,7 +2108,7 @@
               <w14:ligatures w14:val="standardContextual"/>
             </w:rPr>
           </w:pPr>
-          <w:hyperlink w:anchor="_Toc241781899" w:history="1">
+          <w:hyperlink w:anchor="_Toc241896734" w:history="1">
             <w:r>
               <w:rPr>
                 <w:rStyle w:val="Hyperlink"/>
@@ -2132,7 +2132,7 @@
               <w:rPr>
                 <w:noProof/>
               </w:rPr>
-              <w:instrText xml:space="preserve"> PAGEREF _Toc241781899 \h </w:instrText>
+              <w:instrText xml:space="preserve"> PAGEREF _Toc241896734 \h </w:instrText>
             </w:r>
             <w:r>
               <w:rPr>
@@ -2171,7 +2171,7 @@
         <w:pStyle w:val="Heading1"/>
         <w:pageBreakBefore/>
       </w:pPr>
-      <w:bookmarkStart w:id="0" w:name="_Toc241781876"/>
+      <w:bookmarkStart w:id="0" w:name="_Toc241896711"/>
       <w:r>
         <w:lastRenderedPageBreak/>
         <w:t>1. Programme overview</w:t>
@@ -2577,7 +2577,7 @@
       <w:pPr>
         <w:pStyle w:val="Heading2"/>
       </w:pPr>
-      <w:bookmarkStart w:id="1" w:name="_Toc241781877"/>
+      <w:bookmarkStart w:id="1" w:name="_Toc241896712"/>
       <w:r>
         <w:t>1.1 Learning objectives</w:t>
       </w:r>
@@ -2678,7 +2678,7 @@
       <w:pPr>
         <w:pStyle w:val="Heading2"/>
       </w:pPr>
-      <w:bookmarkStart w:id="2" w:name="_Toc241781878"/>
+      <w:bookmarkStart w:id="2" w:name="_Toc241896713"/>
       <w:r>
         <w:t>1.2 Before the training (facilitator checklist)</w:t>
       </w:r>
@@ -3214,7 +3214,7 @@
       <w:pPr>
         <w:pStyle w:val="Heading2"/>
       </w:pPr>
-      <w:bookmarkStart w:id="3" w:name="_Toc241781879"/>
+      <w:bookmarkStart w:id="3" w:name="_Toc241896714"/>
       <w:r>
         <w:t>1.3 The practice environment</w:t>
       </w:r>
@@ -3360,7 +3360,7 @@
         <w:pStyle w:val="Heading1"/>
         <w:pageBreakBefore/>
       </w:pPr>
-      <w:bookmarkStart w:id="4" w:name="_Toc241781880"/>
+      <w:bookmarkStart w:id="4" w:name="_Toc241896715"/>
       <w:r>
         <w:lastRenderedPageBreak/>
         <w:t>2. Schedule</w:t>
@@ -3371,7 +3371,7 @@
       <w:pPr>
         <w:pStyle w:val="Heading2"/>
       </w:pPr>
-      <w:bookmarkStart w:id="5" w:name="_Toc241781881"/>
+      <w:bookmarkStart w:id="5" w:name="_Toc241896716"/>
       <w:r>
         <w:t>Day 1 — Foundations (all RAs)</w:t>
       </w:r>
@@ -4654,7 +4654,7 @@
       <w:pPr>
         <w:pStyle w:val="Heading2"/>
       </w:pPr>
-      <w:bookmarkStart w:id="6" w:name="_Toc241781882"/>
+      <w:bookmarkStart w:id="6" w:name="_Toc241896717"/>
       <w:r>
         <w:t>Day 2 — Role tracks</w:t>
       </w:r>
@@ -5898,7 +5898,7 @@
                 <w:sz w:val="19"/>
                 <w:szCs w:val="19"/>
               </w:rPr>
-              <w:t>Finding the right person; recording respondents and numbers; sending invitations on WhatsApp, SMS and email; logging every attempt; Follow-ups; Appointments; assisted interviews; refusals and withdrawals</w:t>
+              <w:t>Finding the right person; recording respondents and numbers; sending invitations on WhatsApp, SMS and email; the WhatsApp invitations queue; logging every attempt; Follow-ups; Appointments; assisted interviews; refusals and withdrawals</w:t>
             </w:r>
           </w:p>
         </w:tc>
@@ -6182,7 +6182,7 @@
       <w:pPr>
         <w:pStyle w:val="Heading2"/>
       </w:pPr>
-      <w:bookmarkStart w:id="7" w:name="_Toc241781883"/>
+      <w:bookmarkStart w:id="7" w:name="_Toc241896718"/>
       <w:r>
         <w:t>Day 3 — Practice and assessment</w:t>
       </w:r>
@@ -7152,7 +7152,7 @@
       <w:pPr>
         <w:pStyle w:val="Heading2"/>
       </w:pPr>
-      <w:bookmarkStart w:id="8" w:name="_Toc241781884"/>
+      <w:bookmarkStart w:id="8" w:name="_Toc241896719"/>
       <w:r>
         <w:t>After the training</w:t>
       </w:r>
@@ -7487,7 +7487,7 @@
         <w:pStyle w:val="Heading1"/>
         <w:pageBreakBefore/>
       </w:pPr>
-      <w:bookmarkStart w:id="9" w:name="_Toc241781885"/>
+      <w:bookmarkStart w:id="9" w:name="_Toc241896720"/>
       <w:r>
         <w:lastRenderedPageBreak/>
         <w:t>3. Session plans</w:t>
@@ -7506,7 +7506,7 @@
       <w:pPr>
         <w:pStyle w:val="Heading2"/>
       </w:pPr>
-      <w:bookmarkStart w:id="10" w:name="_Toc241781886"/>
+      <w:bookmarkStart w:id="10" w:name="_Toc241896721"/>
       <w:r>
         <w:t>Module 1 — The study (60 min)</w:t>
       </w:r>
@@ -7601,7 +7601,7 @@
       <w:pPr>
         <w:pStyle w:val="Heading2"/>
       </w:pPr>
-      <w:bookmarkStart w:id="11" w:name="_Toc241781887"/>
+      <w:bookmarkStart w:id="11" w:name="_Toc241896722"/>
       <w:r>
         <w:t>Module 2 — Research ethics and consent (60 min)</w:t>
       </w:r>
@@ -7696,7 +7696,7 @@
       <w:pPr>
         <w:pStyle w:val="Heading2"/>
       </w:pPr>
-      <w:bookmarkStart w:id="12" w:name="_Toc241781888"/>
+      <w:bookmarkStart w:id="12" w:name="_Toc241896723"/>
       <w:r>
         <w:t>Module 3 — Data protection (60 min)</w:t>
       </w:r>
@@ -7791,7 +7791,7 @@
       <w:pPr>
         <w:pStyle w:val="Heading2"/>
       </w:pPr>
-      <w:bookmarkStart w:id="13" w:name="_Toc241781889"/>
+      <w:bookmarkStart w:id="13" w:name="_Toc241896724"/>
       <w:r>
         <w:t>Module 5 — The portal (75 min)</w:t>
       </w:r>
@@ -7886,7 +7886,7 @@
       <w:pPr>
         <w:pStyle w:val="Heading2"/>
       </w:pPr>
-      <w:bookmarkStart w:id="14" w:name="_Toc241781890"/>
+      <w:bookmarkStart w:id="14" w:name="_Toc241896725"/>
       <w:r>
         <w:t>Module 6 — The respondent journey (45 min)</w:t>
       </w:r>
@@ -7982,7 +7982,7 @@
       <w:pPr>
         <w:pStyle w:val="Heading2"/>
       </w:pPr>
-      <w:bookmarkStart w:id="15" w:name="_Toc241781891"/>
+      <w:bookmarkStart w:id="15" w:name="_Toc241896726"/>
       <w:r>
         <w:t>Module 8 — Communication skills (90 min)</w:t>
       </w:r>
@@ -8077,7 +8077,7 @@
       <w:pPr>
         <w:pStyle w:val="Heading2"/>
       </w:pPr>
-      <w:bookmarkStart w:id="16" w:name="_Toc241781892"/>
+      <w:bookmarkStart w:id="16" w:name="_Toc241896727"/>
       <w:r>
         <w:t>Module 9 — Quality judgement (90 min)</w:t>
       </w:r>
@@ -8173,7 +8173,7 @@
         <w:pStyle w:val="Heading1"/>
         <w:pageBreakBefore/>
       </w:pPr>
-      <w:bookmarkStart w:id="17" w:name="_Toc241781893"/>
+      <w:bookmarkStart w:id="17" w:name="_Toc241896728"/>
       <w:r>
         <w:lastRenderedPageBreak/>
         <w:t>4. Role-plays and simulation</w:t>
@@ -9127,7 +9127,7 @@
       <w:pPr>
         <w:pStyle w:val="Heading2"/>
       </w:pPr>
-      <w:bookmarkStart w:id="18" w:name="_Toc241781894"/>
+      <w:bookmarkStart w:id="18" w:name="_Toc241896729"/>
       <w:r>
         <w:t>Field simulation (Day 3)</w:t>
       </w:r>
@@ -9222,7 +9222,7 @@
         <w:pStyle w:val="Heading1"/>
         <w:pageBreakBefore/>
       </w:pPr>
-      <w:bookmarkStart w:id="19" w:name="_Toc241781895"/>
+      <w:bookmarkStart w:id="19" w:name="_Toc241896730"/>
       <w:r>
         <w:lastRenderedPageBreak/>
         <w:t>5. Assessment and certification</w:t>
@@ -9233,7 +9233,7 @@
       <w:pPr>
         <w:pStyle w:val="Heading2"/>
       </w:pPr>
-      <w:bookmarkStart w:id="20" w:name="_Toc241781896"/>
+      <w:bookmarkStart w:id="20" w:name="_Toc241896731"/>
       <w:r>
         <w:t>5.1 Competencies</w:t>
       </w:r>
@@ -9624,7 +9624,7 @@
       <w:pPr>
         <w:pStyle w:val="Heading2"/>
       </w:pPr>
-      <w:bookmarkStart w:id="21" w:name="_Toc241781897"/>
+      <w:bookmarkStart w:id="21" w:name="_Toc241896732"/>
       <w:r>
         <w:t>5.2 Written assessment (answer key)</w:t>
       </w:r>
@@ -10984,7 +10984,7 @@
       <w:pPr>
         <w:pStyle w:val="Heading2"/>
       </w:pPr>
-      <w:bookmarkStart w:id="22" w:name="_Toc241781898"/>
+      <w:bookmarkStart w:id="22" w:name="_Toc241896733"/>
       <w:r>
         <w:t>5.3 Practical assessment</w:t>
       </w:r>
@@ -12247,7 +12247,7 @@
         <w:pStyle w:val="Heading1"/>
         <w:pageBreakBefore/>
       </w:pPr>
-      <w:bookmarkStart w:id="23" w:name="_Toc241781899"/>
+      <w:bookmarkStart w:id="23" w:name="_Toc241896734"/>
       <w:r>
         <w:lastRenderedPageBreak/>
         <w:t>6. Attendance register</w:t>
@@ -13826,7 +13826,7 @@
         <w:sz w:val="16"/>
         <w:szCs w:val="16"/>
       </w:rPr>
-      <w:t>Version 1.16 · 1 October 2026</w:t>
+      <w:t>Version 1.17 · 3 October 2026</w:t>
     </w:r>
     <w:r>
       <w:rPr>
@@ -13999,68 +13999,10 @@
 <file path=word/numbering.xml><?xml version="1.0" encoding="utf-8"?>
 <w:numbering xmlns:wpc="http://schemas.microsoft.com/office/word/2010/wordprocessingCanvas" xmlns:cx="http://schemas.microsoft.com/office/drawing/2014/chartex" xmlns:cx1="http://schemas.microsoft.com/office/drawing/2015/9/8/chartex" xmlns:cx2="http://schemas.microsoft.com/office/drawing/2015/10/21/chartex" xmlns:cx3="http://schemas.microsoft.com/office/drawing/2016/5/9/chartex" xmlns:cx4="http://schemas.microsoft.com/office/drawing/2016/5/10/chartex" xmlns:cx5="http://schemas.microsoft.com/office/drawing/2016/5/11/chartex" xmlns:cx6="http://schemas.microsoft.com/office/drawing/2016/5/12/chartex" xmlns:cx7="http://schemas.microsoft.com/office/drawing/2016/5/13/chartex" xmlns:cx8="http://schemas.microsoft.com/office/drawing/2016/5/14/chartex" xmlns:mc="http://schemas.openxmlformats.org/markup-compatibility/2006" xmlns:aink="http://schemas.microsoft.com/office/drawing/2016/ink" xmlns:am3d="http://schemas.microsoft.com/office/drawing/2017/model3d" xmlns:o="urn:schemas-microsoft-com:office:office" xmlns:oel="http://schemas.microsoft.com/office/2019/extlst" xmlns:r="http://schemas.openxmlformats.org/officeDocument/2006/relationships" xmlns:m="http://schemas.openxmlformats.org/officeDocument/2006/math" xmlns:v="urn:schemas-microsoft-com:vml" xmlns:wp14="http://schemas.microsoft.com/office/word/2010/wordprocessingDrawing" xmlns:wp="http://schemas.openxmlformats.org/drawingml/2006/wordprocessingDrawing" xmlns:w10="urn:schemas-microsoft-com:office:word" xmlns:w="http://schemas.openxmlformats.org/wordprocessingml/2006/main" xmlns:w14="http://schemas.microsoft.com/office/word/2010/wordml" xmlns:w15="http://schemas.microsoft.com/office/word/2012/wordml" xmlns:w16cex="http://schemas.microsoft.com/office/word/2018/wordml/cex" xmlns:w16cid="http://schemas.microsoft.com/office/word/2016/wordml/cid" xmlns:w16="http://schemas.microsoft.com/office/word/2018/wordml" xmlns:w16sdtdh="http://schemas.microsoft.com/office/word/2020/wordml/sdtdatahash" xmlns:w16se="http://schemas.microsoft.com/office/word/2015/wordml/symex" xmlns:wpg="http://schemas.microsoft.com/office/word/2010/wordprocessingGroup" xmlns:wpi="http://schemas.microsoft.com/office/word/2010/wordprocessingInk" xmlns:wne="http://schemas.microsoft.com/office/word/2006/wordml" xmlns:wps="http://schemas.microsoft.com/office/word/2010/wordprocessingShape" mc:Ignorable="w14 w15 w16se w16cid w16 w16cex w16sdtdh wp14">
   <w:abstractNum w:abstractNumId="0" w15:restartNumberingAfterBreak="0">
-    <w:nsid w:val="129A4327"/>
+    <w:nsid w:val="0D731DFD"/>
     <w:multiLevelType w:val="hybridMultilevel"/>
-    <w:tmpl w:val="E670D428"/>
-    <w:lvl w:ilvl="0" w:tplc="9F16859E">
-      <w:start w:val="1"/>
-      <w:numFmt w:val="bullet"/>
-      <w:lvlText w:val="•"/>
-      <w:lvlJc w:val="left"/>
-      <w:pPr>
-        <w:ind w:left="460" w:hanging="280"/>
-      </w:pPr>
-    </w:lvl>
-    <w:lvl w:ilvl="1" w:tplc="A4689782">
-      <w:start w:val="1"/>
-      <w:numFmt w:val="bullet"/>
-      <w:lvlText w:val="–"/>
-      <w:lvlJc w:val="left"/>
-      <w:pPr>
-        <w:ind w:left="900" w:hanging="280"/>
-      </w:pPr>
-    </w:lvl>
-    <w:lvl w:ilvl="2" w:tplc="D58E3EE0">
-      <w:numFmt w:val="decimal"/>
-      <w:lvlText w:val=""/>
-      <w:lvlJc w:val="left"/>
-    </w:lvl>
-    <w:lvl w:ilvl="3" w:tplc="A9245DEE">
-      <w:numFmt w:val="decimal"/>
-      <w:lvlText w:val=""/>
-      <w:lvlJc w:val="left"/>
-    </w:lvl>
-    <w:lvl w:ilvl="4" w:tplc="C84E095E">
-      <w:numFmt w:val="decimal"/>
-      <w:lvlText w:val=""/>
-      <w:lvlJc w:val="left"/>
-    </w:lvl>
-    <w:lvl w:ilvl="5" w:tplc="CF126D06">
-      <w:numFmt w:val="decimal"/>
-      <w:lvlText w:val=""/>
-      <w:lvlJc w:val="left"/>
-    </w:lvl>
-    <w:lvl w:ilvl="6" w:tplc="DA30F6B2">
-      <w:numFmt w:val="decimal"/>
-      <w:lvlText w:val=""/>
-      <w:lvlJc w:val="left"/>
-    </w:lvl>
-    <w:lvl w:ilvl="7" w:tplc="9A2AA9B8">
-      <w:numFmt w:val="decimal"/>
-      <w:lvlText w:val=""/>
-      <w:lvlJc w:val="left"/>
-    </w:lvl>
-    <w:lvl w:ilvl="8" w:tplc="6D4C8FB4">
-      <w:numFmt w:val="decimal"/>
-      <w:lvlText w:val=""/>
-      <w:lvlJc w:val="left"/>
-    </w:lvl>
-  </w:abstractNum>
-  <w:abstractNum w:abstractNumId="1" w15:restartNumberingAfterBreak="0">
-    <w:nsid w:val="1DB02B37"/>
-    <w:multiLevelType w:val="hybridMultilevel"/>
-    <w:tmpl w:val="125A51A0"/>
-    <w:lvl w:ilvl="0" w:tplc="D6D2DAC0">
+    <w:tmpl w:val="70D62576"/>
+    <w:lvl w:ilvl="0" w:tplc="7BD4FAA0">
       <w:start w:val="1"/>
       <w:numFmt w:val="bullet"/>
       <w:lvlText w:val="●"/>
@@ -14069,7 +14011,7 @@
         <w:ind w:left="720" w:hanging="360"/>
       </w:pPr>
     </w:lvl>
-    <w:lvl w:ilvl="1" w:tplc="BB36A7F6">
+    <w:lvl w:ilvl="1" w:tplc="58CCDF8E">
       <w:start w:val="1"/>
       <w:numFmt w:val="bullet"/>
       <w:lvlText w:val="○"/>
@@ -14078,7 +14020,7 @@
         <w:ind w:left="1440" w:hanging="360"/>
       </w:pPr>
     </w:lvl>
-    <w:lvl w:ilvl="2" w:tplc="34B8BD70">
+    <w:lvl w:ilvl="2" w:tplc="EC62015C">
       <w:start w:val="1"/>
       <w:numFmt w:val="bullet"/>
       <w:lvlText w:val="■"/>
@@ -14087,7 +14029,7 @@
         <w:ind w:left="2160" w:hanging="360"/>
       </w:pPr>
     </w:lvl>
-    <w:lvl w:ilvl="3" w:tplc="03FAFA9C">
+    <w:lvl w:ilvl="3" w:tplc="A8821E60">
       <w:start w:val="1"/>
       <w:numFmt w:val="bullet"/>
       <w:lvlText w:val="●"/>
@@ -14096,7 +14038,7 @@
         <w:ind w:left="2880" w:hanging="360"/>
       </w:pPr>
     </w:lvl>
-    <w:lvl w:ilvl="4" w:tplc="B678BAEC">
+    <w:lvl w:ilvl="4" w:tplc="96B4E524">
       <w:start w:val="1"/>
       <w:numFmt w:val="bullet"/>
       <w:lvlText w:val="○"/>
@@ -14105,7 +14047,7 @@
         <w:ind w:left="3600" w:hanging="360"/>
       </w:pPr>
     </w:lvl>
-    <w:lvl w:ilvl="5" w:tplc="90A8E6D8">
+    <w:lvl w:ilvl="5" w:tplc="237E25E0">
       <w:start w:val="1"/>
       <w:numFmt w:val="bullet"/>
       <w:lvlText w:val="■"/>
@@ -14114,7 +14056,7 @@
         <w:ind w:left="4320" w:hanging="360"/>
       </w:pPr>
     </w:lvl>
-    <w:lvl w:ilvl="6" w:tplc="8594DCF4">
+    <w:lvl w:ilvl="6" w:tplc="5008BDFA">
       <w:start w:val="1"/>
       <w:numFmt w:val="bullet"/>
       <w:lvlText w:val="●"/>
@@ -14123,7 +14065,7 @@
         <w:ind w:left="5040" w:hanging="360"/>
       </w:pPr>
     </w:lvl>
-    <w:lvl w:ilvl="7" w:tplc="16529432">
+    <w:lvl w:ilvl="7" w:tplc="BA7251BA">
       <w:start w:val="1"/>
       <w:numFmt w:val="bullet"/>
       <w:lvlText w:val="●"/>
@@ -14132,7 +14074,7 @@
         <w:ind w:left="5760" w:hanging="360"/>
       </w:pPr>
     </w:lvl>
-    <w:lvl w:ilvl="8" w:tplc="D458CFB4">
+    <w:lvl w:ilvl="8" w:tplc="A86600A8">
       <w:start w:val="1"/>
       <w:numFmt w:val="bullet"/>
       <w:lvlText w:val="●"/>
@@ -14142,11 +14084,69 @@
       </w:pPr>
     </w:lvl>
   </w:abstractNum>
+  <w:abstractNum w:abstractNumId="1" w15:restartNumberingAfterBreak="0">
+    <w:nsid w:val="54284D8C"/>
+    <w:multiLevelType w:val="hybridMultilevel"/>
+    <w:tmpl w:val="93103AD4"/>
+    <w:lvl w:ilvl="0" w:tplc="6A9410FA">
+      <w:start w:val="1"/>
+      <w:numFmt w:val="bullet"/>
+      <w:lvlText w:val="•"/>
+      <w:lvlJc w:val="left"/>
+      <w:pPr>
+        <w:ind w:left="460" w:hanging="280"/>
+      </w:pPr>
+    </w:lvl>
+    <w:lvl w:ilvl="1" w:tplc="8B327FF2">
+      <w:start w:val="1"/>
+      <w:numFmt w:val="bullet"/>
+      <w:lvlText w:val="–"/>
+      <w:lvlJc w:val="left"/>
+      <w:pPr>
+        <w:ind w:left="900" w:hanging="280"/>
+      </w:pPr>
+    </w:lvl>
+    <w:lvl w:ilvl="2" w:tplc="DFB6C982">
+      <w:numFmt w:val="decimal"/>
+      <w:lvlText w:val=""/>
+      <w:lvlJc w:val="left"/>
+    </w:lvl>
+    <w:lvl w:ilvl="3" w:tplc="15D013FA">
+      <w:numFmt w:val="decimal"/>
+      <w:lvlText w:val=""/>
+      <w:lvlJc w:val="left"/>
+    </w:lvl>
+    <w:lvl w:ilvl="4" w:tplc="D5C81238">
+      <w:numFmt w:val="decimal"/>
+      <w:lvlText w:val=""/>
+      <w:lvlJc w:val="left"/>
+    </w:lvl>
+    <w:lvl w:ilvl="5" w:tplc="740A0418">
+      <w:numFmt w:val="decimal"/>
+      <w:lvlText w:val=""/>
+      <w:lvlJc w:val="left"/>
+    </w:lvl>
+    <w:lvl w:ilvl="6" w:tplc="53AC4AE0">
+      <w:numFmt w:val="decimal"/>
+      <w:lvlText w:val=""/>
+      <w:lvlJc w:val="left"/>
+    </w:lvl>
+    <w:lvl w:ilvl="7" w:tplc="D06082E6">
+      <w:numFmt w:val="decimal"/>
+      <w:lvlText w:val=""/>
+      <w:lvlJc w:val="left"/>
+    </w:lvl>
+    <w:lvl w:ilvl="8" w:tplc="332A51DC">
+      <w:numFmt w:val="decimal"/>
+      <w:lvlText w:val=""/>
+      <w:lvlJc w:val="left"/>
+    </w:lvl>
+  </w:abstractNum>
   <w:abstractNum w:abstractNumId="2" w15:restartNumberingAfterBreak="0">
-    <w:nsid w:val="69D43EC4"/>
+    <w:nsid w:val="60BC6783"/>
     <w:multiLevelType w:val="hybridMultilevel"/>
-    <w:tmpl w:val="27265190"/>
-    <w:lvl w:ilvl="0" w:tplc="7534E124">
+    <w:tmpl w:val="BB367EC2"/>
+    <w:lvl w:ilvl="0" w:tplc="3516EBFE">
       <w:start w:val="1"/>
       <w:numFmt w:val="decimal"/>
       <w:lvlText w:val="%1."/>
@@ -14160,52 +14160,52 @@
         <w:color w:val="A67C27"/>
       </w:rPr>
     </w:lvl>
-    <w:lvl w:ilvl="1" w:tplc="DAA0B15A">
+    <w:lvl w:ilvl="1" w:tplc="F2FEAF6E">
       <w:numFmt w:val="decimal"/>
       <w:lvlText w:val=""/>
       <w:lvlJc w:val="left"/>
     </w:lvl>
-    <w:lvl w:ilvl="2" w:tplc="3A6A4A5C">
+    <w:lvl w:ilvl="2" w:tplc="B77A53C0">
       <w:numFmt w:val="decimal"/>
       <w:lvlText w:val=""/>
       <w:lvlJc w:val="left"/>
     </w:lvl>
-    <w:lvl w:ilvl="3" w:tplc="41DAD4AA">
+    <w:lvl w:ilvl="3" w:tplc="6650A202">
       <w:numFmt w:val="decimal"/>
       <w:lvlText w:val=""/>
       <w:lvlJc w:val="left"/>
     </w:lvl>
-    <w:lvl w:ilvl="4" w:tplc="1F16D43E">
+    <w:lvl w:ilvl="4" w:tplc="93A808C6">
       <w:numFmt w:val="decimal"/>
       <w:lvlText w:val=""/>
       <w:lvlJc w:val="left"/>
     </w:lvl>
-    <w:lvl w:ilvl="5" w:tplc="D04A1CB8">
+    <w:lvl w:ilvl="5" w:tplc="D6F617C8">
       <w:numFmt w:val="decimal"/>
       <w:lvlText w:val=""/>
       <w:lvlJc w:val="left"/>
     </w:lvl>
-    <w:lvl w:ilvl="6" w:tplc="27ECCBF8">
+    <w:lvl w:ilvl="6" w:tplc="9D9C193E">
       <w:numFmt w:val="decimal"/>
       <w:lvlText w:val=""/>
       <w:lvlJc w:val="left"/>
     </w:lvl>
-    <w:lvl w:ilvl="7" w:tplc="A17234A8">
+    <w:lvl w:ilvl="7" w:tplc="C5AA8484">
       <w:numFmt w:val="decimal"/>
       <w:lvlText w:val=""/>
       <w:lvlJc w:val="left"/>
     </w:lvl>
-    <w:lvl w:ilvl="8" w:tplc="77F0C17C">
+    <w:lvl w:ilvl="8" w:tplc="4DC83F26">
       <w:numFmt w:val="decimal"/>
       <w:lvlText w:val=""/>
       <w:lvlJc w:val="left"/>
     </w:lvl>
   </w:abstractNum>
   <w:abstractNum w:abstractNumId="3" w15:restartNumberingAfterBreak="0">
-    <w:nsid w:val="77FA0AB3"/>
+    <w:nsid w:val="707A3FE9"/>
     <w:multiLevelType w:val="hybridMultilevel"/>
-    <w:tmpl w:val="30DE1F2C"/>
-    <w:lvl w:ilvl="0" w:tplc="39B675E8">
+    <w:tmpl w:val="2FCE6688"/>
+    <w:lvl w:ilvl="0" w:tplc="CFCC76E0">
       <w:start w:val="1"/>
       <w:numFmt w:val="decimal"/>
       <w:lvlText w:val="%1."/>
@@ -14219,67 +14219,67 @@
         <w:color w:val="A67C27"/>
       </w:rPr>
     </w:lvl>
-    <w:lvl w:ilvl="1" w:tplc="ACA2403A">
+    <w:lvl w:ilvl="1" w:tplc="E06ABC46">
       <w:numFmt w:val="decimal"/>
       <w:lvlText w:val=""/>
       <w:lvlJc w:val="left"/>
     </w:lvl>
-    <w:lvl w:ilvl="2" w:tplc="673AA212">
+    <w:lvl w:ilvl="2" w:tplc="80909662">
       <w:numFmt w:val="decimal"/>
       <w:lvlText w:val=""/>
       <w:lvlJc w:val="left"/>
     </w:lvl>
-    <w:lvl w:ilvl="3" w:tplc="3FAC2640">
+    <w:lvl w:ilvl="3" w:tplc="CC6E320E">
       <w:numFmt w:val="decimal"/>
       <w:lvlText w:val=""/>
       <w:lvlJc w:val="left"/>
     </w:lvl>
-    <w:lvl w:ilvl="4" w:tplc="AA3EA472">
+    <w:lvl w:ilvl="4" w:tplc="D11EEE62">
       <w:numFmt w:val="decimal"/>
       <w:lvlText w:val=""/>
       <w:lvlJc w:val="left"/>
     </w:lvl>
-    <w:lvl w:ilvl="5" w:tplc="4C163992">
+    <w:lvl w:ilvl="5" w:tplc="C0C027E8">
       <w:numFmt w:val="decimal"/>
       <w:lvlText w:val=""/>
       <w:lvlJc w:val="left"/>
     </w:lvl>
-    <w:lvl w:ilvl="6" w:tplc="E60C1CD0">
+    <w:lvl w:ilvl="6" w:tplc="44C21C7A">
       <w:numFmt w:val="decimal"/>
       <w:lvlText w:val=""/>
       <w:lvlJc w:val="left"/>
     </w:lvl>
-    <w:lvl w:ilvl="7" w:tplc="A510FC92">
+    <w:lvl w:ilvl="7" w:tplc="DE0C2BD8">
       <w:numFmt w:val="decimal"/>
       <w:lvlText w:val=""/>
       <w:lvlJc w:val="left"/>
     </w:lvl>
-    <w:lvl w:ilvl="8" w:tplc="2904CBA8">
+    <w:lvl w:ilvl="8" w:tplc="52A88190">
       <w:numFmt w:val="decimal"/>
       <w:lvlText w:val=""/>
       <w:lvlJc w:val="left"/>
     </w:lvl>
   </w:abstractNum>
-  <w:num w:numId="1" w16cid:durableId="1155031382">
+  <w:num w:numId="1" w16cid:durableId="391003957">
+    <w:abstractNumId w:val="0"/>
+    <w:lvlOverride w:ilvl="0">
+      <w:startOverride w:val="1"/>
+    </w:lvlOverride>
+  </w:num>
+  <w:num w:numId="2" w16cid:durableId="1859076743">
     <w:abstractNumId w:val="1"/>
     <w:lvlOverride w:ilvl="0">
       <w:startOverride w:val="1"/>
     </w:lvlOverride>
   </w:num>
-  <w:num w:numId="2" w16cid:durableId="734662036">
-    <w:abstractNumId w:val="0"/>
+  <w:num w:numId="3" w16cid:durableId="551969053">
+    <w:abstractNumId w:val="2"/>
     <w:lvlOverride w:ilvl="0">
       <w:startOverride w:val="1"/>
     </w:lvlOverride>
   </w:num>
-  <w:num w:numId="3" w16cid:durableId="610625039">
+  <w:num w:numId="4" w16cid:durableId="196939772">
     <w:abstractNumId w:val="3"/>
-    <w:lvlOverride w:ilvl="0">
-      <w:startOverride w:val="1"/>
-    </w:lvlOverride>
-  </w:num>
-  <w:num w:numId="4" w16cid:durableId="139881763">
-    <w:abstractNumId w:val="2"/>
     <w:lvlOverride w:ilvl="0">
       <w:startOverride w:val="1"/>
     </w:lvlOverride>
@@ -14904,7 +14904,7 @@
     <w:autoRedefine/>
     <w:uiPriority w:val="39"/>
     <w:unhideWhenUsed/>
-    <w:rsid w:val="00E4713D"/>
+    <w:rsid w:val="00316975"/>
     <w:pPr>
       <w:spacing w:after="100"/>
     </w:pPr>
@@ -14916,7 +14916,7 @@
     <w:autoRedefine/>
     <w:uiPriority w:val="39"/>
     <w:unhideWhenUsed/>
-    <w:rsid w:val="00E4713D"/>
+    <w:rsid w:val="00316975"/>
     <w:pPr>
       <w:spacing w:after="100"/>
       <w:ind w:left="210"/>

--- a/docs/manuals/RA_Training_Programme_and_Facilitator_Guide.docx
+++ b/docs/manuals/RA_Training_Programme_and_Facilitator_Guide.docx
@@ -469,7 +469,7 @@
                 <w:sz w:val="19"/>
                 <w:szCs w:val="19"/>
               </w:rPr>
-              <w:t>Version 1.17 · 3 October 2026</w:t>
+              <w:t>Version 1.18 · 4 October 2026</w:t>
             </w:r>
           </w:p>
         </w:tc>
@@ -538,7 +538,7 @@
     <w:sdt>
       <w:sdtPr>
         <w:alias w:val="Contents"/>
-        <w:id w:val="310833026"/>
+        <w:id w:val="806664489"/>
       </w:sdtPr>
       <w:sdtEndPr/>
       <w:sdtContent>
@@ -567,7 +567,7 @@
           <w:r>
             <w:fldChar w:fldCharType="separate"/>
           </w:r>
-          <w:hyperlink w:anchor="_Toc241896711" w:history="1">
+          <w:hyperlink w:anchor="_Toc241998108" w:history="1">
             <w:r>
               <w:rPr>
                 <w:rStyle w:val="Hyperlink"/>
@@ -591,7 +591,7 @@
               <w:rPr>
                 <w:noProof/>
               </w:rPr>
-              <w:instrText xml:space="preserve"> PAGEREF _Toc241896711 \h </w:instrText>
+              <w:instrText xml:space="preserve"> PAGEREF _Toc241998108 \h </w:instrText>
             </w:r>
             <w:r>
               <w:rPr>
@@ -634,7 +634,7 @@
               <w14:ligatures w14:val="standardContextual"/>
             </w:rPr>
           </w:pPr>
-          <w:hyperlink w:anchor="_Toc241896712" w:history="1">
+          <w:hyperlink w:anchor="_Toc241998109" w:history="1">
             <w:r>
               <w:rPr>
                 <w:rStyle w:val="Hyperlink"/>
@@ -658,7 +658,7 @@
               <w:rPr>
                 <w:noProof/>
               </w:rPr>
-              <w:instrText xml:space="preserve"> PAGEREF _Toc241896712 \h </w:instrText>
+              <w:instrText xml:space="preserve"> PAGEREF _Toc241998109 \h </w:instrText>
             </w:r>
             <w:r>
               <w:rPr>
@@ -701,7 +701,7 @@
               <w14:ligatures w14:val="standardContextual"/>
             </w:rPr>
           </w:pPr>
-          <w:hyperlink w:anchor="_Toc241896713" w:history="1">
+          <w:hyperlink w:anchor="_Toc241998110" w:history="1">
             <w:r>
               <w:rPr>
                 <w:rStyle w:val="Hyperlink"/>
@@ -725,7 +725,7 @@
               <w:rPr>
                 <w:noProof/>
               </w:rPr>
-              <w:instrText xml:space="preserve"> PAGEREF _Toc241896713 \h </w:instrText>
+              <w:instrText xml:space="preserve"> PAGEREF _Toc241998110 \h </w:instrText>
             </w:r>
             <w:r>
               <w:rPr>
@@ -768,7 +768,7 @@
               <w14:ligatures w14:val="standardContextual"/>
             </w:rPr>
           </w:pPr>
-          <w:hyperlink w:anchor="_Toc241896714" w:history="1">
+          <w:hyperlink w:anchor="_Toc241998111" w:history="1">
             <w:r>
               <w:rPr>
                 <w:rStyle w:val="Hyperlink"/>
@@ -792,7 +792,7 @@
               <w:rPr>
                 <w:noProof/>
               </w:rPr>
-              <w:instrText xml:space="preserve"> PAGEREF _Toc241896714 \h </w:instrText>
+              <w:instrText xml:space="preserve"> PAGEREF _Toc241998111 \h </w:instrText>
             </w:r>
             <w:r>
               <w:rPr>
@@ -835,7 +835,7 @@
               <w14:ligatures w14:val="standardContextual"/>
             </w:rPr>
           </w:pPr>
-          <w:hyperlink w:anchor="_Toc241896715" w:history="1">
+          <w:hyperlink w:anchor="_Toc241998112" w:history="1">
             <w:r>
               <w:rPr>
                 <w:rStyle w:val="Hyperlink"/>
@@ -859,7 +859,7 @@
               <w:rPr>
                 <w:noProof/>
               </w:rPr>
-              <w:instrText xml:space="preserve"> PAGEREF _Toc241896715 \h </w:instrText>
+              <w:instrText xml:space="preserve"> PAGEREF _Toc241998112 \h </w:instrText>
             </w:r>
             <w:r>
               <w:rPr>
@@ -902,7 +902,7 @@
               <w14:ligatures w14:val="standardContextual"/>
             </w:rPr>
           </w:pPr>
-          <w:hyperlink w:anchor="_Toc241896716" w:history="1">
+          <w:hyperlink w:anchor="_Toc241998113" w:history="1">
             <w:r>
               <w:rPr>
                 <w:rStyle w:val="Hyperlink"/>
@@ -926,7 +926,7 @@
               <w:rPr>
                 <w:noProof/>
               </w:rPr>
-              <w:instrText xml:space="preserve"> PAGEREF _Toc241896716 \h </w:instrText>
+              <w:instrText xml:space="preserve"> PAGEREF _Toc241998113 \h </w:instrText>
             </w:r>
             <w:r>
               <w:rPr>
@@ -969,7 +969,7 @@
               <w14:ligatures w14:val="standardContextual"/>
             </w:rPr>
           </w:pPr>
-          <w:hyperlink w:anchor="_Toc241896717" w:history="1">
+          <w:hyperlink w:anchor="_Toc241998114" w:history="1">
             <w:r>
               <w:rPr>
                 <w:rStyle w:val="Hyperlink"/>
@@ -993,7 +993,7 @@
               <w:rPr>
                 <w:noProof/>
               </w:rPr>
-              <w:instrText xml:space="preserve"> PAGEREF _Toc241896717 \h </w:instrText>
+              <w:instrText xml:space="preserve"> PAGEREF _Toc241998114 \h </w:instrText>
             </w:r>
             <w:r>
               <w:rPr>
@@ -1036,7 +1036,7 @@
               <w14:ligatures w14:val="standardContextual"/>
             </w:rPr>
           </w:pPr>
-          <w:hyperlink w:anchor="_Toc241896718" w:history="1">
+          <w:hyperlink w:anchor="_Toc241998115" w:history="1">
             <w:r>
               <w:rPr>
                 <w:rStyle w:val="Hyperlink"/>
@@ -1060,7 +1060,7 @@
               <w:rPr>
                 <w:noProof/>
               </w:rPr>
-              <w:instrText xml:space="preserve"> PAGEREF _Toc241896718 \h </w:instrText>
+              <w:instrText xml:space="preserve"> PAGEREF _Toc241998115 \h </w:instrText>
             </w:r>
             <w:r>
               <w:rPr>
@@ -1103,7 +1103,7 @@
               <w14:ligatures w14:val="standardContextual"/>
             </w:rPr>
           </w:pPr>
-          <w:hyperlink w:anchor="_Toc241896719" w:history="1">
+          <w:hyperlink w:anchor="_Toc241998116" w:history="1">
             <w:r>
               <w:rPr>
                 <w:rStyle w:val="Hyperlink"/>
@@ -1127,7 +1127,7 @@
               <w:rPr>
                 <w:noProof/>
               </w:rPr>
-              <w:instrText xml:space="preserve"> PAGEREF _Toc241896719 \h </w:instrText>
+              <w:instrText xml:space="preserve"> PAGEREF _Toc241998116 \h </w:instrText>
             </w:r>
             <w:r>
               <w:rPr>
@@ -1170,7 +1170,7 @@
               <w14:ligatures w14:val="standardContextual"/>
             </w:rPr>
           </w:pPr>
-          <w:hyperlink w:anchor="_Toc241896720" w:history="1">
+          <w:hyperlink w:anchor="_Toc241998117" w:history="1">
             <w:r>
               <w:rPr>
                 <w:rStyle w:val="Hyperlink"/>
@@ -1194,7 +1194,7 @@
               <w:rPr>
                 <w:noProof/>
               </w:rPr>
-              <w:instrText xml:space="preserve"> PAGEREF _Toc241896720 \h </w:instrText>
+              <w:instrText xml:space="preserve"> PAGEREF _Toc241998117 \h </w:instrText>
             </w:r>
             <w:r>
               <w:rPr>
@@ -1237,7 +1237,7 @@
               <w14:ligatures w14:val="standardContextual"/>
             </w:rPr>
           </w:pPr>
-          <w:hyperlink w:anchor="_Toc241896721" w:history="1">
+          <w:hyperlink w:anchor="_Toc241998118" w:history="1">
             <w:r>
               <w:rPr>
                 <w:rStyle w:val="Hyperlink"/>
@@ -1261,7 +1261,7 @@
               <w:rPr>
                 <w:noProof/>
               </w:rPr>
-              <w:instrText xml:space="preserve"> PAGEREF _Toc241896721 \h </w:instrText>
+              <w:instrText xml:space="preserve"> PAGEREF _Toc241998118 \h </w:instrText>
             </w:r>
             <w:r>
               <w:rPr>
@@ -1304,7 +1304,7 @@
               <w14:ligatures w14:val="standardContextual"/>
             </w:rPr>
           </w:pPr>
-          <w:hyperlink w:anchor="_Toc241896722" w:history="1">
+          <w:hyperlink w:anchor="_Toc241998119" w:history="1">
             <w:r>
               <w:rPr>
                 <w:rStyle w:val="Hyperlink"/>
@@ -1328,7 +1328,7 @@
               <w:rPr>
                 <w:noProof/>
               </w:rPr>
-              <w:instrText xml:space="preserve"> PAGEREF _Toc241896722 \h </w:instrText>
+              <w:instrText xml:space="preserve"> PAGEREF _Toc241998119 \h </w:instrText>
             </w:r>
             <w:r>
               <w:rPr>
@@ -1371,7 +1371,7 @@
               <w14:ligatures w14:val="standardContextual"/>
             </w:rPr>
           </w:pPr>
-          <w:hyperlink w:anchor="_Toc241896723" w:history="1">
+          <w:hyperlink w:anchor="_Toc241998120" w:history="1">
             <w:r>
               <w:rPr>
                 <w:rStyle w:val="Hyperlink"/>
@@ -1395,7 +1395,7 @@
               <w:rPr>
                 <w:noProof/>
               </w:rPr>
-              <w:instrText xml:space="preserve"> PAGEREF _Toc241896723 \h </w:instrText>
+              <w:instrText xml:space="preserve"> PAGEREF _Toc241998120 \h </w:instrText>
             </w:r>
             <w:r>
               <w:rPr>
@@ -1438,7 +1438,7 @@
               <w14:ligatures w14:val="standardContextual"/>
             </w:rPr>
           </w:pPr>
-          <w:hyperlink w:anchor="_Toc241896724" w:history="1">
+          <w:hyperlink w:anchor="_Toc241998121" w:history="1">
             <w:r>
               <w:rPr>
                 <w:rStyle w:val="Hyperlink"/>
@@ -1462,7 +1462,7 @@
               <w:rPr>
                 <w:noProof/>
               </w:rPr>
-              <w:instrText xml:space="preserve"> PAGEREF _Toc241896724 \h </w:instrText>
+              <w:instrText xml:space="preserve"> PAGEREF _Toc241998121 \h </w:instrText>
             </w:r>
             <w:r>
               <w:rPr>
@@ -1505,7 +1505,7 @@
               <w14:ligatures w14:val="standardContextual"/>
             </w:rPr>
           </w:pPr>
-          <w:hyperlink w:anchor="_Toc241896725" w:history="1">
+          <w:hyperlink w:anchor="_Toc241998122" w:history="1">
             <w:r>
               <w:rPr>
                 <w:rStyle w:val="Hyperlink"/>
@@ -1529,7 +1529,7 @@
               <w:rPr>
                 <w:noProof/>
               </w:rPr>
-              <w:instrText xml:space="preserve"> PAGEREF _Toc241896725 \h </w:instrText>
+              <w:instrText xml:space="preserve"> PAGEREF _Toc241998122 \h </w:instrText>
             </w:r>
             <w:r>
               <w:rPr>
@@ -1572,7 +1572,7 @@
               <w14:ligatures w14:val="standardContextual"/>
             </w:rPr>
           </w:pPr>
-          <w:hyperlink w:anchor="_Toc241896726" w:history="1">
+          <w:hyperlink w:anchor="_Toc241998123" w:history="1">
             <w:r>
               <w:rPr>
                 <w:rStyle w:val="Hyperlink"/>
@@ -1596,7 +1596,7 @@
               <w:rPr>
                 <w:noProof/>
               </w:rPr>
-              <w:instrText xml:space="preserve"> PAGEREF _Toc241896726 \h </w:instrText>
+              <w:instrText xml:space="preserve"> PAGEREF _Toc241998123 \h </w:instrText>
             </w:r>
             <w:r>
               <w:rPr>
@@ -1639,7 +1639,7 @@
               <w14:ligatures w14:val="standardContextual"/>
             </w:rPr>
           </w:pPr>
-          <w:hyperlink w:anchor="_Toc241896727" w:history="1">
+          <w:hyperlink w:anchor="_Toc241998124" w:history="1">
             <w:r>
               <w:rPr>
                 <w:rStyle w:val="Hyperlink"/>
@@ -1663,7 +1663,7 @@
               <w:rPr>
                 <w:noProof/>
               </w:rPr>
-              <w:instrText xml:space="preserve"> PAGEREF _Toc241896727 \h </w:instrText>
+              <w:instrText xml:space="preserve"> PAGEREF _Toc241998124 \h </w:instrText>
             </w:r>
             <w:r>
               <w:rPr>
@@ -1706,7 +1706,7 @@
               <w14:ligatures w14:val="standardContextual"/>
             </w:rPr>
           </w:pPr>
-          <w:hyperlink w:anchor="_Toc241896728" w:history="1">
+          <w:hyperlink w:anchor="_Toc241998125" w:history="1">
             <w:r>
               <w:rPr>
                 <w:rStyle w:val="Hyperlink"/>
@@ -1730,7 +1730,7 @@
               <w:rPr>
                 <w:noProof/>
               </w:rPr>
-              <w:instrText xml:space="preserve"> PAGEREF _Toc241896728 \h </w:instrText>
+              <w:instrText xml:space="preserve"> PAGEREF _Toc241998125 \h </w:instrText>
             </w:r>
             <w:r>
               <w:rPr>
@@ -1773,7 +1773,7 @@
               <w14:ligatures w14:val="standardContextual"/>
             </w:rPr>
           </w:pPr>
-          <w:hyperlink w:anchor="_Toc241896729" w:history="1">
+          <w:hyperlink w:anchor="_Toc241998126" w:history="1">
             <w:r>
               <w:rPr>
                 <w:rStyle w:val="Hyperlink"/>
@@ -1797,7 +1797,7 @@
               <w:rPr>
                 <w:noProof/>
               </w:rPr>
-              <w:instrText xml:space="preserve"> PAGEREF _Toc241896729 \h </w:instrText>
+              <w:instrText xml:space="preserve"> PAGEREF _Toc241998126 \h </w:instrText>
             </w:r>
             <w:r>
               <w:rPr>
@@ -1840,7 +1840,7 @@
               <w14:ligatures w14:val="standardContextual"/>
             </w:rPr>
           </w:pPr>
-          <w:hyperlink w:anchor="_Toc241896730" w:history="1">
+          <w:hyperlink w:anchor="_Toc241998127" w:history="1">
             <w:r>
               <w:rPr>
                 <w:rStyle w:val="Hyperlink"/>
@@ -1864,7 +1864,7 @@
               <w:rPr>
                 <w:noProof/>
               </w:rPr>
-              <w:instrText xml:space="preserve"> PAGEREF _Toc241896730 \h </w:instrText>
+              <w:instrText xml:space="preserve"> PAGEREF _Toc241998127 \h </w:instrText>
             </w:r>
             <w:r>
               <w:rPr>
@@ -1907,7 +1907,7 @@
               <w14:ligatures w14:val="standardContextual"/>
             </w:rPr>
           </w:pPr>
-          <w:hyperlink w:anchor="_Toc241896731" w:history="1">
+          <w:hyperlink w:anchor="_Toc241998128" w:history="1">
             <w:r>
               <w:rPr>
                 <w:rStyle w:val="Hyperlink"/>
@@ -1931,7 +1931,7 @@
               <w:rPr>
                 <w:noProof/>
               </w:rPr>
-              <w:instrText xml:space="preserve"> PAGEREF _Toc241896731 \h </w:instrText>
+              <w:instrText xml:space="preserve"> PAGEREF _Toc241998128 \h </w:instrText>
             </w:r>
             <w:r>
               <w:rPr>
@@ -1974,7 +1974,7 @@
               <w14:ligatures w14:val="standardContextual"/>
             </w:rPr>
           </w:pPr>
-          <w:hyperlink w:anchor="_Toc241896732" w:history="1">
+          <w:hyperlink w:anchor="_Toc241998129" w:history="1">
             <w:r>
               <w:rPr>
                 <w:rStyle w:val="Hyperlink"/>
@@ -1998,7 +1998,7 @@
               <w:rPr>
                 <w:noProof/>
               </w:rPr>
-              <w:instrText xml:space="preserve"> PAGEREF _Toc241896732 \h </w:instrText>
+              <w:instrText xml:space="preserve"> PAGEREF _Toc241998129 \h </w:instrText>
             </w:r>
             <w:r>
               <w:rPr>
@@ -2041,7 +2041,7 @@
               <w14:ligatures w14:val="standardContextual"/>
             </w:rPr>
           </w:pPr>
-          <w:hyperlink w:anchor="_Toc241896733" w:history="1">
+          <w:hyperlink w:anchor="_Toc241998130" w:history="1">
             <w:r>
               <w:rPr>
                 <w:rStyle w:val="Hyperlink"/>
@@ -2065,7 +2065,7 @@
               <w:rPr>
                 <w:noProof/>
               </w:rPr>
-              <w:instrText xml:space="preserve"> PAGEREF _Toc241896733 \h </w:instrText>
+              <w:instrText xml:space="preserve"> PAGEREF _Toc241998130 \h </w:instrText>
             </w:r>
             <w:r>
               <w:rPr>
@@ -2108,7 +2108,7 @@
               <w14:ligatures w14:val="standardContextual"/>
             </w:rPr>
           </w:pPr>
-          <w:hyperlink w:anchor="_Toc241896734" w:history="1">
+          <w:hyperlink w:anchor="_Toc241998131" w:history="1">
             <w:r>
               <w:rPr>
                 <w:rStyle w:val="Hyperlink"/>
@@ -2132,7 +2132,7 @@
               <w:rPr>
                 <w:noProof/>
               </w:rPr>
-              <w:instrText xml:space="preserve"> PAGEREF _Toc241896734 \h </w:instrText>
+              <w:instrText xml:space="preserve"> PAGEREF _Toc241998131 \h </w:instrText>
             </w:r>
             <w:r>
               <w:rPr>
@@ -2171,7 +2171,7 @@
         <w:pStyle w:val="Heading1"/>
         <w:pageBreakBefore/>
       </w:pPr>
-      <w:bookmarkStart w:id="0" w:name="_Toc241896711"/>
+      <w:bookmarkStart w:id="0" w:name="_Toc241998108"/>
       <w:r>
         <w:lastRenderedPageBreak/>
         <w:t>1. Programme overview</w:t>
@@ -2577,7 +2577,7 @@
       <w:pPr>
         <w:pStyle w:val="Heading2"/>
       </w:pPr>
-      <w:bookmarkStart w:id="1" w:name="_Toc241896712"/>
+      <w:bookmarkStart w:id="1" w:name="_Toc241998109"/>
       <w:r>
         <w:t>1.1 Learning objectives</w:t>
       </w:r>
@@ -2678,7 +2678,7 @@
       <w:pPr>
         <w:pStyle w:val="Heading2"/>
       </w:pPr>
-      <w:bookmarkStart w:id="2" w:name="_Toc241896713"/>
+      <w:bookmarkStart w:id="2" w:name="_Toc241998110"/>
       <w:r>
         <w:t>1.2 Before the training (facilitator checklist)</w:t>
       </w:r>
@@ -3214,7 +3214,7 @@
       <w:pPr>
         <w:pStyle w:val="Heading2"/>
       </w:pPr>
-      <w:bookmarkStart w:id="3" w:name="_Toc241896714"/>
+      <w:bookmarkStart w:id="3" w:name="_Toc241998111"/>
       <w:r>
         <w:t>1.3 The practice environment</w:t>
       </w:r>
@@ -3360,7 +3360,7 @@
         <w:pStyle w:val="Heading1"/>
         <w:pageBreakBefore/>
       </w:pPr>
-      <w:bookmarkStart w:id="4" w:name="_Toc241896715"/>
+      <w:bookmarkStart w:id="4" w:name="_Toc241998112"/>
       <w:r>
         <w:lastRenderedPageBreak/>
         <w:t>2. Schedule</w:t>
@@ -3371,7 +3371,7 @@
       <w:pPr>
         <w:pStyle w:val="Heading2"/>
       </w:pPr>
-      <w:bookmarkStart w:id="5" w:name="_Toc241896716"/>
+      <w:bookmarkStart w:id="5" w:name="_Toc241998113"/>
       <w:r>
         <w:t>Day 1 — Foundations (all RAs)</w:t>
       </w:r>
@@ -4654,7 +4654,7 @@
       <w:pPr>
         <w:pStyle w:val="Heading2"/>
       </w:pPr>
-      <w:bookmarkStart w:id="6" w:name="_Toc241896717"/>
+      <w:bookmarkStart w:id="6" w:name="_Toc241998114"/>
       <w:r>
         <w:t>Day 2 — Role tracks</w:t>
       </w:r>
@@ -6182,7 +6182,7 @@
       <w:pPr>
         <w:pStyle w:val="Heading2"/>
       </w:pPr>
-      <w:bookmarkStart w:id="7" w:name="_Toc241896718"/>
+      <w:bookmarkStart w:id="7" w:name="_Toc241998115"/>
       <w:r>
         <w:t>Day 3 — Practice and assessment</w:t>
       </w:r>
@@ -7152,7 +7152,7 @@
       <w:pPr>
         <w:pStyle w:val="Heading2"/>
       </w:pPr>
-      <w:bookmarkStart w:id="8" w:name="_Toc241896719"/>
+      <w:bookmarkStart w:id="8" w:name="_Toc241998116"/>
       <w:r>
         <w:t>After the training</w:t>
       </w:r>
@@ -7487,7 +7487,7 @@
         <w:pStyle w:val="Heading1"/>
         <w:pageBreakBefore/>
       </w:pPr>
-      <w:bookmarkStart w:id="9" w:name="_Toc241896720"/>
+      <w:bookmarkStart w:id="9" w:name="_Toc241998117"/>
       <w:r>
         <w:lastRenderedPageBreak/>
         <w:t>3. Session plans</w:t>
@@ -7506,7 +7506,7 @@
       <w:pPr>
         <w:pStyle w:val="Heading2"/>
       </w:pPr>
-      <w:bookmarkStart w:id="10" w:name="_Toc241896721"/>
+      <w:bookmarkStart w:id="10" w:name="_Toc241998118"/>
       <w:r>
         <w:t>Module 1 — The study (60 min)</w:t>
       </w:r>
@@ -7601,7 +7601,7 @@
       <w:pPr>
         <w:pStyle w:val="Heading2"/>
       </w:pPr>
-      <w:bookmarkStart w:id="11" w:name="_Toc241896722"/>
+      <w:bookmarkStart w:id="11" w:name="_Toc241998119"/>
       <w:r>
         <w:t>Module 2 — Research ethics and consent (60 min)</w:t>
       </w:r>
@@ -7696,7 +7696,7 @@
       <w:pPr>
         <w:pStyle w:val="Heading2"/>
       </w:pPr>
-      <w:bookmarkStart w:id="12" w:name="_Toc241896723"/>
+      <w:bookmarkStart w:id="12" w:name="_Toc241998120"/>
       <w:r>
         <w:t>Module 3 — Data protection (60 min)</w:t>
       </w:r>
@@ -7791,7 +7791,7 @@
       <w:pPr>
         <w:pStyle w:val="Heading2"/>
       </w:pPr>
-      <w:bookmarkStart w:id="13" w:name="_Toc241896724"/>
+      <w:bookmarkStart w:id="13" w:name="_Toc241998121"/>
       <w:r>
         <w:t>Module 5 — The portal (75 min)</w:t>
       </w:r>
@@ -7886,7 +7886,7 @@
       <w:pPr>
         <w:pStyle w:val="Heading2"/>
       </w:pPr>
-      <w:bookmarkStart w:id="14" w:name="_Toc241896725"/>
+      <w:bookmarkStart w:id="14" w:name="_Toc241998122"/>
       <w:r>
         <w:t>Module 6 — The respondent journey (45 min)</w:t>
       </w:r>
@@ -7982,7 +7982,7 @@
       <w:pPr>
         <w:pStyle w:val="Heading2"/>
       </w:pPr>
-      <w:bookmarkStart w:id="15" w:name="_Toc241896726"/>
+      <w:bookmarkStart w:id="15" w:name="_Toc241998123"/>
       <w:r>
         <w:t>Module 8 — Communication skills (90 min)</w:t>
       </w:r>
@@ -8077,7 +8077,7 @@
       <w:pPr>
         <w:pStyle w:val="Heading2"/>
       </w:pPr>
-      <w:bookmarkStart w:id="16" w:name="_Toc241896727"/>
+      <w:bookmarkStart w:id="16" w:name="_Toc241998124"/>
       <w:r>
         <w:t>Module 9 — Quality judgement (90 min)</w:t>
       </w:r>
@@ -8173,7 +8173,7 @@
         <w:pStyle w:val="Heading1"/>
         <w:pageBreakBefore/>
       </w:pPr>
-      <w:bookmarkStart w:id="17" w:name="_Toc241896728"/>
+      <w:bookmarkStart w:id="17" w:name="_Toc241998125"/>
       <w:r>
         <w:lastRenderedPageBreak/>
         <w:t>4. Role-plays and simulation</w:t>
@@ -9127,7 +9127,7 @@
       <w:pPr>
         <w:pStyle w:val="Heading2"/>
       </w:pPr>
-      <w:bookmarkStart w:id="18" w:name="_Toc241896729"/>
+      <w:bookmarkStart w:id="18" w:name="_Toc241998126"/>
       <w:r>
         <w:t>Field simulation (Day 3)</w:t>
       </w:r>
@@ -9222,7 +9222,7 @@
         <w:pStyle w:val="Heading1"/>
         <w:pageBreakBefore/>
       </w:pPr>
-      <w:bookmarkStart w:id="19" w:name="_Toc241896730"/>
+      <w:bookmarkStart w:id="19" w:name="_Toc241998127"/>
       <w:r>
         <w:lastRenderedPageBreak/>
         <w:t>5. Assessment and certification</w:t>
@@ -9233,7 +9233,7 @@
       <w:pPr>
         <w:pStyle w:val="Heading2"/>
       </w:pPr>
-      <w:bookmarkStart w:id="20" w:name="_Toc241896731"/>
+      <w:bookmarkStart w:id="20" w:name="_Toc241998128"/>
       <w:r>
         <w:t>5.1 Competencies</w:t>
       </w:r>
@@ -9624,7 +9624,7 @@
       <w:pPr>
         <w:pStyle w:val="Heading2"/>
       </w:pPr>
-      <w:bookmarkStart w:id="21" w:name="_Toc241896732"/>
+      <w:bookmarkStart w:id="21" w:name="_Toc241998129"/>
       <w:r>
         <w:t>5.2 Written assessment (answer key)</w:t>
       </w:r>
@@ -10984,7 +10984,7 @@
       <w:pPr>
         <w:pStyle w:val="Heading2"/>
       </w:pPr>
-      <w:bookmarkStart w:id="22" w:name="_Toc241896733"/>
+      <w:bookmarkStart w:id="22" w:name="_Toc241998130"/>
       <w:r>
         <w:t>5.3 Practical assessment</w:t>
       </w:r>
@@ -12247,7 +12247,7 @@
         <w:pStyle w:val="Heading1"/>
         <w:pageBreakBefore/>
       </w:pPr>
-      <w:bookmarkStart w:id="23" w:name="_Toc241896734"/>
+      <w:bookmarkStart w:id="23" w:name="_Toc241998131"/>
       <w:r>
         <w:lastRenderedPageBreak/>
         <w:t>6. Attendance register</w:t>
@@ -13826,7 +13826,7 @@
         <w:sz w:val="16"/>
         <w:szCs w:val="16"/>
       </w:rPr>
-      <w:t>Version 1.17 · 3 October 2026</w:t>
+      <w:t>Version 1.18 · 4 October 2026</w:t>
     </w:r>
     <w:r>
       <w:rPr>
@@ -13999,10 +13999,10 @@
 <file path=word/numbering.xml><?xml version="1.0" encoding="utf-8"?>
 <w:numbering xmlns:wpc="http://schemas.microsoft.com/office/word/2010/wordprocessingCanvas" xmlns:cx="http://schemas.microsoft.com/office/drawing/2014/chartex" xmlns:cx1="http://schemas.microsoft.com/office/drawing/2015/9/8/chartex" xmlns:cx2="http://schemas.microsoft.com/office/drawing/2015/10/21/chartex" xmlns:cx3="http://schemas.microsoft.com/office/drawing/2016/5/9/chartex" xmlns:cx4="http://schemas.microsoft.com/office/drawing/2016/5/10/chartex" xmlns:cx5="http://schemas.microsoft.com/office/drawing/2016/5/11/chartex" xmlns:cx6="http://schemas.microsoft.com/office/drawing/2016/5/12/chartex" xmlns:cx7="http://schemas.microsoft.com/office/drawing/2016/5/13/chartex" xmlns:cx8="http://schemas.microsoft.com/office/drawing/2016/5/14/chartex" xmlns:mc="http://schemas.openxmlformats.org/markup-compatibility/2006" xmlns:aink="http://schemas.microsoft.com/office/drawing/2016/ink" xmlns:am3d="http://schemas.microsoft.com/office/drawing/2017/model3d" xmlns:o="urn:schemas-microsoft-com:office:office" xmlns:oel="http://schemas.microsoft.com/office/2019/extlst" xmlns:r="http://schemas.openxmlformats.org/officeDocument/2006/relationships" xmlns:m="http://schemas.openxmlformats.org/officeDocument/2006/math" xmlns:v="urn:schemas-microsoft-com:vml" xmlns:wp14="http://schemas.microsoft.com/office/word/2010/wordprocessingDrawing" xmlns:wp="http://schemas.openxmlformats.org/drawingml/2006/wordprocessingDrawing" xmlns:w10="urn:schemas-microsoft-com:office:word" xmlns:w="http://schemas.openxmlformats.org/wordprocessingml/2006/main" xmlns:w14="http://schemas.microsoft.com/office/word/2010/wordml" xmlns:w15="http://schemas.microsoft.com/office/word/2012/wordml" xmlns:w16cex="http://schemas.microsoft.com/office/word/2018/wordml/cex" xmlns:w16cid="http://schemas.microsoft.com/office/word/2016/wordml/cid" xmlns:w16="http://schemas.microsoft.com/office/word/2018/wordml" xmlns:w16sdtdh="http://schemas.microsoft.com/office/word/2020/wordml/sdtdatahash" xmlns:w16se="http://schemas.microsoft.com/office/word/2015/wordml/symex" xmlns:wpg="http://schemas.microsoft.com/office/word/2010/wordprocessingGroup" xmlns:wpi="http://schemas.microsoft.com/office/word/2010/wordprocessingInk" xmlns:wne="http://schemas.microsoft.com/office/word/2006/wordml" xmlns:wps="http://schemas.microsoft.com/office/word/2010/wordprocessingShape" mc:Ignorable="w14 w15 w16se w16cid w16 w16cex w16sdtdh wp14">
   <w:abstractNum w:abstractNumId="0" w15:restartNumberingAfterBreak="0">
-    <w:nsid w:val="0D731DFD"/>
+    <w:nsid w:val="058F678A"/>
     <w:multiLevelType w:val="hybridMultilevel"/>
-    <w:tmpl w:val="70D62576"/>
-    <w:lvl w:ilvl="0" w:tplc="7BD4FAA0">
+    <w:tmpl w:val="AEF0B7B6"/>
+    <w:lvl w:ilvl="0" w:tplc="5ACC9850">
       <w:start w:val="1"/>
       <w:numFmt w:val="bullet"/>
       <w:lvlText w:val="●"/>
@@ -14011,7 +14011,7 @@
         <w:ind w:left="720" w:hanging="360"/>
       </w:pPr>
     </w:lvl>
-    <w:lvl w:ilvl="1" w:tplc="58CCDF8E">
+    <w:lvl w:ilvl="1" w:tplc="9CFAADDE">
       <w:start w:val="1"/>
       <w:numFmt w:val="bullet"/>
       <w:lvlText w:val="○"/>
@@ -14020,7 +14020,7 @@
         <w:ind w:left="1440" w:hanging="360"/>
       </w:pPr>
     </w:lvl>
-    <w:lvl w:ilvl="2" w:tplc="EC62015C">
+    <w:lvl w:ilvl="2" w:tplc="8DBAA9B2">
       <w:start w:val="1"/>
       <w:numFmt w:val="bullet"/>
       <w:lvlText w:val="■"/>
@@ -14029,7 +14029,7 @@
         <w:ind w:left="2160" w:hanging="360"/>
       </w:pPr>
     </w:lvl>
-    <w:lvl w:ilvl="3" w:tplc="A8821E60">
+    <w:lvl w:ilvl="3" w:tplc="7DC45A7C">
       <w:start w:val="1"/>
       <w:numFmt w:val="bullet"/>
       <w:lvlText w:val="●"/>
@@ -14038,7 +14038,7 @@
         <w:ind w:left="2880" w:hanging="360"/>
       </w:pPr>
     </w:lvl>
-    <w:lvl w:ilvl="4" w:tplc="96B4E524">
+    <w:lvl w:ilvl="4" w:tplc="C6C28824">
       <w:start w:val="1"/>
       <w:numFmt w:val="bullet"/>
       <w:lvlText w:val="○"/>
@@ -14047,7 +14047,7 @@
         <w:ind w:left="3600" w:hanging="360"/>
       </w:pPr>
     </w:lvl>
-    <w:lvl w:ilvl="5" w:tplc="237E25E0">
+    <w:lvl w:ilvl="5" w:tplc="38E4FD14">
       <w:start w:val="1"/>
       <w:numFmt w:val="bullet"/>
       <w:lvlText w:val="■"/>
@@ -14056,7 +14056,7 @@
         <w:ind w:left="4320" w:hanging="360"/>
       </w:pPr>
     </w:lvl>
-    <w:lvl w:ilvl="6" w:tplc="5008BDFA">
+    <w:lvl w:ilvl="6" w:tplc="AD34338E">
       <w:start w:val="1"/>
       <w:numFmt w:val="bullet"/>
       <w:lvlText w:val="●"/>
@@ -14065,7 +14065,7 @@
         <w:ind w:left="5040" w:hanging="360"/>
       </w:pPr>
     </w:lvl>
-    <w:lvl w:ilvl="7" w:tplc="BA7251BA">
+    <w:lvl w:ilvl="7" w:tplc="4F9099A8">
       <w:start w:val="1"/>
       <w:numFmt w:val="bullet"/>
       <w:lvlText w:val="●"/>
@@ -14074,7 +14074,7 @@
         <w:ind w:left="5760" w:hanging="360"/>
       </w:pPr>
     </w:lvl>
-    <w:lvl w:ilvl="8" w:tplc="A86600A8">
+    <w:lvl w:ilvl="8" w:tplc="3E34B238">
       <w:start w:val="1"/>
       <w:numFmt w:val="bullet"/>
       <w:lvlText w:val="●"/>
@@ -14085,68 +14085,10 @@
     </w:lvl>
   </w:abstractNum>
   <w:abstractNum w:abstractNumId="1" w15:restartNumberingAfterBreak="0">
-    <w:nsid w:val="54284D8C"/>
+    <w:nsid w:val="1C7E3BA4"/>
     <w:multiLevelType w:val="hybridMultilevel"/>
-    <w:tmpl w:val="93103AD4"/>
-    <w:lvl w:ilvl="0" w:tplc="6A9410FA">
-      <w:start w:val="1"/>
-      <w:numFmt w:val="bullet"/>
-      <w:lvlText w:val="•"/>
-      <w:lvlJc w:val="left"/>
-      <w:pPr>
-        <w:ind w:left="460" w:hanging="280"/>
-      </w:pPr>
-    </w:lvl>
-    <w:lvl w:ilvl="1" w:tplc="8B327FF2">
-      <w:start w:val="1"/>
-      <w:numFmt w:val="bullet"/>
-      <w:lvlText w:val="–"/>
-      <w:lvlJc w:val="left"/>
-      <w:pPr>
-        <w:ind w:left="900" w:hanging="280"/>
-      </w:pPr>
-    </w:lvl>
-    <w:lvl w:ilvl="2" w:tplc="DFB6C982">
-      <w:numFmt w:val="decimal"/>
-      <w:lvlText w:val=""/>
-      <w:lvlJc w:val="left"/>
-    </w:lvl>
-    <w:lvl w:ilvl="3" w:tplc="15D013FA">
-      <w:numFmt w:val="decimal"/>
-      <w:lvlText w:val=""/>
-      <w:lvlJc w:val="left"/>
-    </w:lvl>
-    <w:lvl w:ilvl="4" w:tplc="D5C81238">
-      <w:numFmt w:val="decimal"/>
-      <w:lvlText w:val=""/>
-      <w:lvlJc w:val="left"/>
-    </w:lvl>
-    <w:lvl w:ilvl="5" w:tplc="740A0418">
-      <w:numFmt w:val="decimal"/>
-      <w:lvlText w:val=""/>
-      <w:lvlJc w:val="left"/>
-    </w:lvl>
-    <w:lvl w:ilvl="6" w:tplc="53AC4AE0">
-      <w:numFmt w:val="decimal"/>
-      <w:lvlText w:val=""/>
-      <w:lvlJc w:val="left"/>
-    </w:lvl>
-    <w:lvl w:ilvl="7" w:tplc="D06082E6">
-      <w:numFmt w:val="decimal"/>
-      <w:lvlText w:val=""/>
-      <w:lvlJc w:val="left"/>
-    </w:lvl>
-    <w:lvl w:ilvl="8" w:tplc="332A51DC">
-      <w:numFmt w:val="decimal"/>
-      <w:lvlText w:val=""/>
-      <w:lvlJc w:val="left"/>
-    </w:lvl>
-  </w:abstractNum>
-  <w:abstractNum w:abstractNumId="2" w15:restartNumberingAfterBreak="0">
-    <w:nsid w:val="60BC6783"/>
-    <w:multiLevelType w:val="hybridMultilevel"/>
-    <w:tmpl w:val="BB367EC2"/>
-    <w:lvl w:ilvl="0" w:tplc="3516EBFE">
+    <w:tmpl w:val="8AEC0868"/>
+    <w:lvl w:ilvl="0" w:tplc="C972AD34">
       <w:start w:val="1"/>
       <w:numFmt w:val="decimal"/>
       <w:lvlText w:val="%1."/>
@@ -14160,52 +14102,52 @@
         <w:color w:val="A67C27"/>
       </w:rPr>
     </w:lvl>
-    <w:lvl w:ilvl="1" w:tplc="F2FEAF6E">
+    <w:lvl w:ilvl="1" w:tplc="2910A752">
       <w:numFmt w:val="decimal"/>
       <w:lvlText w:val=""/>
       <w:lvlJc w:val="left"/>
     </w:lvl>
-    <w:lvl w:ilvl="2" w:tplc="B77A53C0">
+    <w:lvl w:ilvl="2" w:tplc="73CA70E4">
       <w:numFmt w:val="decimal"/>
       <w:lvlText w:val=""/>
       <w:lvlJc w:val="left"/>
     </w:lvl>
-    <w:lvl w:ilvl="3" w:tplc="6650A202">
+    <w:lvl w:ilvl="3" w:tplc="61FC705C">
       <w:numFmt w:val="decimal"/>
       <w:lvlText w:val=""/>
       <w:lvlJc w:val="left"/>
     </w:lvl>
-    <w:lvl w:ilvl="4" w:tplc="93A808C6">
+    <w:lvl w:ilvl="4" w:tplc="DE8EAA1E">
       <w:numFmt w:val="decimal"/>
       <w:lvlText w:val=""/>
       <w:lvlJc w:val="left"/>
     </w:lvl>
-    <w:lvl w:ilvl="5" w:tplc="D6F617C8">
+    <w:lvl w:ilvl="5" w:tplc="DE54BC6A">
       <w:numFmt w:val="decimal"/>
       <w:lvlText w:val=""/>
       <w:lvlJc w:val="left"/>
     </w:lvl>
-    <w:lvl w:ilvl="6" w:tplc="9D9C193E">
+    <w:lvl w:ilvl="6" w:tplc="AC9EA1FE">
       <w:numFmt w:val="decimal"/>
       <w:lvlText w:val=""/>
       <w:lvlJc w:val="left"/>
     </w:lvl>
-    <w:lvl w:ilvl="7" w:tplc="C5AA8484">
+    <w:lvl w:ilvl="7" w:tplc="19288BC2">
       <w:numFmt w:val="decimal"/>
       <w:lvlText w:val=""/>
       <w:lvlJc w:val="left"/>
     </w:lvl>
-    <w:lvl w:ilvl="8" w:tplc="4DC83F26">
+    <w:lvl w:ilvl="8" w:tplc="10341FFC">
       <w:numFmt w:val="decimal"/>
       <w:lvlText w:val=""/>
       <w:lvlJc w:val="left"/>
     </w:lvl>
   </w:abstractNum>
-  <w:abstractNum w:abstractNumId="3" w15:restartNumberingAfterBreak="0">
-    <w:nsid w:val="707A3FE9"/>
+  <w:abstractNum w:abstractNumId="2" w15:restartNumberingAfterBreak="0">
+    <w:nsid w:val="35AB1882"/>
     <w:multiLevelType w:val="hybridMultilevel"/>
-    <w:tmpl w:val="2FCE6688"/>
-    <w:lvl w:ilvl="0" w:tplc="CFCC76E0">
+    <w:tmpl w:val="D0FA9818"/>
+    <w:lvl w:ilvl="0" w:tplc="70F015B4">
       <w:start w:val="1"/>
       <w:numFmt w:val="decimal"/>
       <w:lvlText w:val="%1."/>
@@ -14219,67 +14161,125 @@
         <w:color w:val="A67C27"/>
       </w:rPr>
     </w:lvl>
-    <w:lvl w:ilvl="1" w:tplc="E06ABC46">
+    <w:lvl w:ilvl="1" w:tplc="DBF2814C">
       <w:numFmt w:val="decimal"/>
       <w:lvlText w:val=""/>
       <w:lvlJc w:val="left"/>
     </w:lvl>
-    <w:lvl w:ilvl="2" w:tplc="80909662">
+    <w:lvl w:ilvl="2" w:tplc="DE1C6D3E">
       <w:numFmt w:val="decimal"/>
       <w:lvlText w:val=""/>
       <w:lvlJc w:val="left"/>
     </w:lvl>
-    <w:lvl w:ilvl="3" w:tplc="CC6E320E">
+    <w:lvl w:ilvl="3" w:tplc="3A7E673E">
       <w:numFmt w:val="decimal"/>
       <w:lvlText w:val=""/>
       <w:lvlJc w:val="left"/>
     </w:lvl>
-    <w:lvl w:ilvl="4" w:tplc="D11EEE62">
+    <w:lvl w:ilvl="4" w:tplc="360A9686">
       <w:numFmt w:val="decimal"/>
       <w:lvlText w:val=""/>
       <w:lvlJc w:val="left"/>
     </w:lvl>
-    <w:lvl w:ilvl="5" w:tplc="C0C027E8">
+    <w:lvl w:ilvl="5" w:tplc="02B4F510">
       <w:numFmt w:val="decimal"/>
       <w:lvlText w:val=""/>
       <w:lvlJc w:val="left"/>
     </w:lvl>
-    <w:lvl w:ilvl="6" w:tplc="44C21C7A">
+    <w:lvl w:ilvl="6" w:tplc="026E7FA2">
       <w:numFmt w:val="decimal"/>
       <w:lvlText w:val=""/>
       <w:lvlJc w:val="left"/>
     </w:lvl>
-    <w:lvl w:ilvl="7" w:tplc="DE0C2BD8">
+    <w:lvl w:ilvl="7" w:tplc="E3D4BC58">
       <w:numFmt w:val="decimal"/>
       <w:lvlText w:val=""/>
       <w:lvlJc w:val="left"/>
     </w:lvl>
-    <w:lvl w:ilvl="8" w:tplc="52A88190">
+    <w:lvl w:ilvl="8" w:tplc="31D66F94">
       <w:numFmt w:val="decimal"/>
       <w:lvlText w:val=""/>
       <w:lvlJc w:val="left"/>
     </w:lvl>
   </w:abstractNum>
-  <w:num w:numId="1" w16cid:durableId="391003957">
+  <w:abstractNum w:abstractNumId="3" w15:restartNumberingAfterBreak="0">
+    <w:nsid w:val="5EC203C8"/>
+    <w:multiLevelType w:val="hybridMultilevel"/>
+    <w:tmpl w:val="6034FFAC"/>
+    <w:lvl w:ilvl="0" w:tplc="FB7EBEAE">
+      <w:start w:val="1"/>
+      <w:numFmt w:val="bullet"/>
+      <w:lvlText w:val="•"/>
+      <w:lvlJc w:val="left"/>
+      <w:pPr>
+        <w:ind w:left="460" w:hanging="280"/>
+      </w:pPr>
+    </w:lvl>
+    <w:lvl w:ilvl="1" w:tplc="96FE2CE6">
+      <w:start w:val="1"/>
+      <w:numFmt w:val="bullet"/>
+      <w:lvlText w:val="–"/>
+      <w:lvlJc w:val="left"/>
+      <w:pPr>
+        <w:ind w:left="900" w:hanging="280"/>
+      </w:pPr>
+    </w:lvl>
+    <w:lvl w:ilvl="2" w:tplc="BD2CFA10">
+      <w:numFmt w:val="decimal"/>
+      <w:lvlText w:val=""/>
+      <w:lvlJc w:val="left"/>
+    </w:lvl>
+    <w:lvl w:ilvl="3" w:tplc="FE244F06">
+      <w:numFmt w:val="decimal"/>
+      <w:lvlText w:val=""/>
+      <w:lvlJc w:val="left"/>
+    </w:lvl>
+    <w:lvl w:ilvl="4" w:tplc="1F44C254">
+      <w:numFmt w:val="decimal"/>
+      <w:lvlText w:val=""/>
+      <w:lvlJc w:val="left"/>
+    </w:lvl>
+    <w:lvl w:ilvl="5" w:tplc="859A081C">
+      <w:numFmt w:val="decimal"/>
+      <w:lvlText w:val=""/>
+      <w:lvlJc w:val="left"/>
+    </w:lvl>
+    <w:lvl w:ilvl="6" w:tplc="71A8B0BE">
+      <w:numFmt w:val="decimal"/>
+      <w:lvlText w:val=""/>
+      <w:lvlJc w:val="left"/>
+    </w:lvl>
+    <w:lvl w:ilvl="7" w:tplc="EA6845CA">
+      <w:numFmt w:val="decimal"/>
+      <w:lvlText w:val=""/>
+      <w:lvlJc w:val="left"/>
+    </w:lvl>
+    <w:lvl w:ilvl="8" w:tplc="D73E2056">
+      <w:numFmt w:val="decimal"/>
+      <w:lvlText w:val=""/>
+      <w:lvlJc w:val="left"/>
+    </w:lvl>
+  </w:abstractNum>
+  <w:num w:numId="1" w16cid:durableId="1143154350">
     <w:abstractNumId w:val="0"/>
     <w:lvlOverride w:ilvl="0">
       <w:startOverride w:val="1"/>
     </w:lvlOverride>
   </w:num>
-  <w:num w:numId="2" w16cid:durableId="1859076743">
+  <w:num w:numId="2" w16cid:durableId="1113524199">
+    <w:abstractNumId w:val="3"/>
+    <w:lvlOverride w:ilvl="0">
+      <w:startOverride w:val="1"/>
+    </w:lvlOverride>
+  </w:num>
+  <w:num w:numId="3" w16cid:durableId="1403943293">
     <w:abstractNumId w:val="1"/>
     <w:lvlOverride w:ilvl="0">
       <w:startOverride w:val="1"/>
     </w:lvlOverride>
   </w:num>
-  <w:num w:numId="3" w16cid:durableId="551969053">
+  <w:num w:numId="4" w16cid:durableId="831455707">
     <w:abstractNumId w:val="2"/>
-    <w:lvlOverride w:ilvl="0">
-      <w:startOverride w:val="1"/>
-    </w:lvlOverride>
-  </w:num>
-  <w:num w:numId="4" w16cid:durableId="196939772">
-    <w:abstractNumId w:val="3"/>
     <w:lvlOverride w:ilvl="0">
       <w:startOverride w:val="1"/>
     </w:lvlOverride>
@@ -14904,7 +14904,7 @@
     <w:autoRedefine/>
     <w:uiPriority w:val="39"/>
     <w:unhideWhenUsed/>
-    <w:rsid w:val="00316975"/>
+    <w:rsid w:val="00715112"/>
     <w:pPr>
       <w:spacing w:after="100"/>
     </w:pPr>
@@ -14916,7 +14916,7 @@
     <w:autoRedefine/>
     <w:uiPriority w:val="39"/>
     <w:unhideWhenUsed/>
-    <w:rsid w:val="00316975"/>
+    <w:rsid w:val="00715112"/>
     <w:pPr>
       <w:spacing w:after="100"/>
       <w:ind w:left="210"/>

--- a/docs/manuals/RA_Training_Programme_and_Facilitator_Guide.docx
+++ b/docs/manuals/RA_Training_Programme_and_Facilitator_Guide.docx
@@ -469,7 +469,7 @@
                 <w:sz w:val="19"/>
                 <w:szCs w:val="19"/>
               </w:rPr>
-              <w:t>Version 1.18 · 4 October 2026</w:t>
+              <w:t>Version 1.19 · 4 October 2026</w:t>
             </w:r>
           </w:p>
         </w:tc>
@@ -538,7 +538,7 @@
     <w:sdt>
       <w:sdtPr>
         <w:alias w:val="Contents"/>
-        <w:id w:val="806664489"/>
+        <w:id w:val="1585803818"/>
       </w:sdtPr>
       <w:sdtEndPr/>
       <w:sdtContent>
@@ -567,7 +567,7 @@
           <w:r>
             <w:fldChar w:fldCharType="separate"/>
           </w:r>
-          <w:hyperlink w:anchor="_Toc241998108" w:history="1">
+          <w:hyperlink w:anchor="_Toc242008763" w:history="1">
             <w:r>
               <w:rPr>
                 <w:rStyle w:val="Hyperlink"/>
@@ -591,7 +591,7 @@
               <w:rPr>
                 <w:noProof/>
               </w:rPr>
-              <w:instrText xml:space="preserve"> PAGEREF _Toc241998108 \h </w:instrText>
+              <w:instrText xml:space="preserve"> PAGEREF _Toc242008763 \h </w:instrText>
             </w:r>
             <w:r>
               <w:rPr>
@@ -634,7 +634,7 @@
               <w14:ligatures w14:val="standardContextual"/>
             </w:rPr>
           </w:pPr>
-          <w:hyperlink w:anchor="_Toc241998109" w:history="1">
+          <w:hyperlink w:anchor="_Toc242008764" w:history="1">
             <w:r>
               <w:rPr>
                 <w:rStyle w:val="Hyperlink"/>
@@ -658,7 +658,7 @@
               <w:rPr>
                 <w:noProof/>
               </w:rPr>
-              <w:instrText xml:space="preserve"> PAGEREF _Toc241998109 \h </w:instrText>
+              <w:instrText xml:space="preserve"> PAGEREF _Toc242008764 \h </w:instrText>
             </w:r>
             <w:r>
               <w:rPr>
@@ -701,7 +701,7 @@
               <w14:ligatures w14:val="standardContextual"/>
             </w:rPr>
           </w:pPr>
-          <w:hyperlink w:anchor="_Toc241998110" w:history="1">
+          <w:hyperlink w:anchor="_Toc242008765" w:history="1">
             <w:r>
               <w:rPr>
                 <w:rStyle w:val="Hyperlink"/>
@@ -725,7 +725,7 @@
               <w:rPr>
                 <w:noProof/>
               </w:rPr>
-              <w:instrText xml:space="preserve"> PAGEREF _Toc241998110 \h </w:instrText>
+              <w:instrText xml:space="preserve"> PAGEREF _Toc242008765 \h </w:instrText>
             </w:r>
             <w:r>
               <w:rPr>
@@ -768,7 +768,7 @@
               <w14:ligatures w14:val="standardContextual"/>
             </w:rPr>
           </w:pPr>
-          <w:hyperlink w:anchor="_Toc241998111" w:history="1">
+          <w:hyperlink w:anchor="_Toc242008766" w:history="1">
             <w:r>
               <w:rPr>
                 <w:rStyle w:val="Hyperlink"/>
@@ -792,7 +792,7 @@
               <w:rPr>
                 <w:noProof/>
               </w:rPr>
-              <w:instrText xml:space="preserve"> PAGEREF _Toc241998111 \h </w:instrText>
+              <w:instrText xml:space="preserve"> PAGEREF _Toc242008766 \h </w:instrText>
             </w:r>
             <w:r>
               <w:rPr>
@@ -835,7 +835,7 @@
               <w14:ligatures w14:val="standardContextual"/>
             </w:rPr>
           </w:pPr>
-          <w:hyperlink w:anchor="_Toc241998112" w:history="1">
+          <w:hyperlink w:anchor="_Toc242008767" w:history="1">
             <w:r>
               <w:rPr>
                 <w:rStyle w:val="Hyperlink"/>
@@ -859,7 +859,7 @@
               <w:rPr>
                 <w:noProof/>
               </w:rPr>
-              <w:instrText xml:space="preserve"> PAGEREF _Toc241998112 \h </w:instrText>
+              <w:instrText xml:space="preserve"> PAGEREF _Toc242008767 \h </w:instrText>
             </w:r>
             <w:r>
               <w:rPr>
@@ -902,7 +902,7 @@
               <w14:ligatures w14:val="standardContextual"/>
             </w:rPr>
           </w:pPr>
-          <w:hyperlink w:anchor="_Toc241998113" w:history="1">
+          <w:hyperlink w:anchor="_Toc242008768" w:history="1">
             <w:r>
               <w:rPr>
                 <w:rStyle w:val="Hyperlink"/>
@@ -926,7 +926,7 @@
               <w:rPr>
                 <w:noProof/>
               </w:rPr>
-              <w:instrText xml:space="preserve"> PAGEREF _Toc241998113 \h </w:instrText>
+              <w:instrText xml:space="preserve"> PAGEREF _Toc242008768 \h </w:instrText>
             </w:r>
             <w:r>
               <w:rPr>
@@ -969,7 +969,7 @@
               <w14:ligatures w14:val="standardContextual"/>
             </w:rPr>
           </w:pPr>
-          <w:hyperlink w:anchor="_Toc241998114" w:history="1">
+          <w:hyperlink w:anchor="_Toc242008769" w:history="1">
             <w:r>
               <w:rPr>
                 <w:rStyle w:val="Hyperlink"/>
@@ -993,7 +993,7 @@
               <w:rPr>
                 <w:noProof/>
               </w:rPr>
-              <w:instrText xml:space="preserve"> PAGEREF _Toc241998114 \h </w:instrText>
+              <w:instrText xml:space="preserve"> PAGEREF _Toc242008769 \h </w:instrText>
             </w:r>
             <w:r>
               <w:rPr>
@@ -1036,7 +1036,7 @@
               <w14:ligatures w14:val="standardContextual"/>
             </w:rPr>
           </w:pPr>
-          <w:hyperlink w:anchor="_Toc241998115" w:history="1">
+          <w:hyperlink w:anchor="_Toc242008770" w:history="1">
             <w:r>
               <w:rPr>
                 <w:rStyle w:val="Hyperlink"/>
@@ -1060,7 +1060,7 @@
               <w:rPr>
                 <w:noProof/>
               </w:rPr>
-              <w:instrText xml:space="preserve"> PAGEREF _Toc241998115 \h </w:instrText>
+              <w:instrText xml:space="preserve"> PAGEREF _Toc242008770 \h </w:instrText>
             </w:r>
             <w:r>
               <w:rPr>
@@ -1103,7 +1103,7 @@
               <w14:ligatures w14:val="standardContextual"/>
             </w:rPr>
           </w:pPr>
-          <w:hyperlink w:anchor="_Toc241998116" w:history="1">
+          <w:hyperlink w:anchor="_Toc242008771" w:history="1">
             <w:r>
               <w:rPr>
                 <w:rStyle w:val="Hyperlink"/>
@@ -1127,7 +1127,7 @@
               <w:rPr>
                 <w:noProof/>
               </w:rPr>
-              <w:instrText xml:space="preserve"> PAGEREF _Toc241998116 \h </w:instrText>
+              <w:instrText xml:space="preserve"> PAGEREF _Toc242008771 \h </w:instrText>
             </w:r>
             <w:r>
               <w:rPr>
@@ -1170,7 +1170,7 @@
               <w14:ligatures w14:val="standardContextual"/>
             </w:rPr>
           </w:pPr>
-          <w:hyperlink w:anchor="_Toc241998117" w:history="1">
+          <w:hyperlink w:anchor="_Toc242008772" w:history="1">
             <w:r>
               <w:rPr>
                 <w:rStyle w:val="Hyperlink"/>
@@ -1194,7 +1194,7 @@
               <w:rPr>
                 <w:noProof/>
               </w:rPr>
-              <w:instrText xml:space="preserve"> PAGEREF _Toc241998117 \h </w:instrText>
+              <w:instrText xml:space="preserve"> PAGEREF _Toc242008772 \h </w:instrText>
             </w:r>
             <w:r>
               <w:rPr>
@@ -1237,7 +1237,7 @@
               <w14:ligatures w14:val="standardContextual"/>
             </w:rPr>
           </w:pPr>
-          <w:hyperlink w:anchor="_Toc241998118" w:history="1">
+          <w:hyperlink w:anchor="_Toc242008773" w:history="1">
             <w:r>
               <w:rPr>
                 <w:rStyle w:val="Hyperlink"/>
@@ -1261,7 +1261,7 @@
               <w:rPr>
                 <w:noProof/>
               </w:rPr>
-              <w:instrText xml:space="preserve"> PAGEREF _Toc241998118 \h </w:instrText>
+              <w:instrText xml:space="preserve"> PAGEREF _Toc242008773 \h </w:instrText>
             </w:r>
             <w:r>
               <w:rPr>
@@ -1304,7 +1304,7 @@
               <w14:ligatures w14:val="standardContextual"/>
             </w:rPr>
           </w:pPr>
-          <w:hyperlink w:anchor="_Toc241998119" w:history="1">
+          <w:hyperlink w:anchor="_Toc242008774" w:history="1">
             <w:r>
               <w:rPr>
                 <w:rStyle w:val="Hyperlink"/>
@@ -1328,7 +1328,7 @@
               <w:rPr>
                 <w:noProof/>
               </w:rPr>
-              <w:instrText xml:space="preserve"> PAGEREF _Toc241998119 \h </w:instrText>
+              <w:instrText xml:space="preserve"> PAGEREF _Toc242008774 \h </w:instrText>
             </w:r>
             <w:r>
               <w:rPr>
@@ -1371,7 +1371,7 @@
               <w14:ligatures w14:val="standardContextual"/>
             </w:rPr>
           </w:pPr>
-          <w:hyperlink w:anchor="_Toc241998120" w:history="1">
+          <w:hyperlink w:anchor="_Toc242008775" w:history="1">
             <w:r>
               <w:rPr>
                 <w:rStyle w:val="Hyperlink"/>
@@ -1395,7 +1395,7 @@
               <w:rPr>
                 <w:noProof/>
               </w:rPr>
-              <w:instrText xml:space="preserve"> PAGEREF _Toc241998120 \h </w:instrText>
+              <w:instrText xml:space="preserve"> PAGEREF _Toc242008775 \h </w:instrText>
             </w:r>
             <w:r>
               <w:rPr>
@@ -1438,7 +1438,7 @@
               <w14:ligatures w14:val="standardContextual"/>
             </w:rPr>
           </w:pPr>
-          <w:hyperlink w:anchor="_Toc241998121" w:history="1">
+          <w:hyperlink w:anchor="_Toc242008776" w:history="1">
             <w:r>
               <w:rPr>
                 <w:rStyle w:val="Hyperlink"/>
@@ -1462,7 +1462,7 @@
               <w:rPr>
                 <w:noProof/>
               </w:rPr>
-              <w:instrText xml:space="preserve"> PAGEREF _Toc241998121 \h </w:instrText>
+              <w:instrText xml:space="preserve"> PAGEREF _Toc242008776 \h </w:instrText>
             </w:r>
             <w:r>
               <w:rPr>
@@ -1505,7 +1505,7 @@
               <w14:ligatures w14:val="standardContextual"/>
             </w:rPr>
           </w:pPr>
-          <w:hyperlink w:anchor="_Toc241998122" w:history="1">
+          <w:hyperlink w:anchor="_Toc242008777" w:history="1">
             <w:r>
               <w:rPr>
                 <w:rStyle w:val="Hyperlink"/>
@@ -1529,7 +1529,7 @@
               <w:rPr>
                 <w:noProof/>
               </w:rPr>
-              <w:instrText xml:space="preserve"> PAGEREF _Toc241998122 \h </w:instrText>
+              <w:instrText xml:space="preserve"> PAGEREF _Toc242008777 \h </w:instrText>
             </w:r>
             <w:r>
               <w:rPr>
@@ -1572,7 +1572,7 @@
               <w14:ligatures w14:val="standardContextual"/>
             </w:rPr>
           </w:pPr>
-          <w:hyperlink w:anchor="_Toc241998123" w:history="1">
+          <w:hyperlink w:anchor="_Toc242008778" w:history="1">
             <w:r>
               <w:rPr>
                 <w:rStyle w:val="Hyperlink"/>
@@ -1596,7 +1596,7 @@
               <w:rPr>
                 <w:noProof/>
               </w:rPr>
-              <w:instrText xml:space="preserve"> PAGEREF _Toc241998123 \h </w:instrText>
+              <w:instrText xml:space="preserve"> PAGEREF _Toc242008778 \h </w:instrText>
             </w:r>
             <w:r>
               <w:rPr>
@@ -1639,7 +1639,7 @@
               <w14:ligatures w14:val="standardContextual"/>
             </w:rPr>
           </w:pPr>
-          <w:hyperlink w:anchor="_Toc241998124" w:history="1">
+          <w:hyperlink w:anchor="_Toc242008779" w:history="1">
             <w:r>
               <w:rPr>
                 <w:rStyle w:val="Hyperlink"/>
@@ -1663,7 +1663,7 @@
               <w:rPr>
                 <w:noProof/>
               </w:rPr>
-              <w:instrText xml:space="preserve"> PAGEREF _Toc241998124 \h </w:instrText>
+              <w:instrText xml:space="preserve"> PAGEREF _Toc242008779 \h </w:instrText>
             </w:r>
             <w:r>
               <w:rPr>
@@ -1706,7 +1706,7 @@
               <w14:ligatures w14:val="standardContextual"/>
             </w:rPr>
           </w:pPr>
-          <w:hyperlink w:anchor="_Toc241998125" w:history="1">
+          <w:hyperlink w:anchor="_Toc242008780" w:history="1">
             <w:r>
               <w:rPr>
                 <w:rStyle w:val="Hyperlink"/>
@@ -1730,7 +1730,7 @@
               <w:rPr>
                 <w:noProof/>
               </w:rPr>
-              <w:instrText xml:space="preserve"> PAGEREF _Toc241998125 \h </w:instrText>
+              <w:instrText xml:space="preserve"> PAGEREF _Toc242008780 \h </w:instrText>
             </w:r>
             <w:r>
               <w:rPr>
@@ -1773,7 +1773,7 @@
               <w14:ligatures w14:val="standardContextual"/>
             </w:rPr>
           </w:pPr>
-          <w:hyperlink w:anchor="_Toc241998126" w:history="1">
+          <w:hyperlink w:anchor="_Toc242008781" w:history="1">
             <w:r>
               <w:rPr>
                 <w:rStyle w:val="Hyperlink"/>
@@ -1797,7 +1797,7 @@
               <w:rPr>
                 <w:noProof/>
               </w:rPr>
-              <w:instrText xml:space="preserve"> PAGEREF _Toc241998126 \h </w:instrText>
+              <w:instrText xml:space="preserve"> PAGEREF _Toc242008781 \h </w:instrText>
             </w:r>
             <w:r>
               <w:rPr>
@@ -1840,7 +1840,7 @@
               <w14:ligatures w14:val="standardContextual"/>
             </w:rPr>
           </w:pPr>
-          <w:hyperlink w:anchor="_Toc241998127" w:history="1">
+          <w:hyperlink w:anchor="_Toc242008782" w:history="1">
             <w:r>
               <w:rPr>
                 <w:rStyle w:val="Hyperlink"/>
@@ -1864,7 +1864,7 @@
               <w:rPr>
                 <w:noProof/>
               </w:rPr>
-              <w:instrText xml:space="preserve"> PAGEREF _Toc241998127 \h </w:instrText>
+              <w:instrText xml:space="preserve"> PAGEREF _Toc242008782 \h </w:instrText>
             </w:r>
             <w:r>
               <w:rPr>
@@ -1907,7 +1907,7 @@
               <w14:ligatures w14:val="standardContextual"/>
             </w:rPr>
           </w:pPr>
-          <w:hyperlink w:anchor="_Toc241998128" w:history="1">
+          <w:hyperlink w:anchor="_Toc242008783" w:history="1">
             <w:r>
               <w:rPr>
                 <w:rStyle w:val="Hyperlink"/>
@@ -1931,7 +1931,7 @@
               <w:rPr>
                 <w:noProof/>
               </w:rPr>
-              <w:instrText xml:space="preserve"> PAGEREF _Toc241998128 \h </w:instrText>
+              <w:instrText xml:space="preserve"> PAGEREF _Toc242008783 \h </w:instrText>
             </w:r>
             <w:r>
               <w:rPr>
@@ -1974,7 +1974,7 @@
               <w14:ligatures w14:val="standardContextual"/>
             </w:rPr>
           </w:pPr>
-          <w:hyperlink w:anchor="_Toc241998129" w:history="1">
+          <w:hyperlink w:anchor="_Toc242008784" w:history="1">
             <w:r>
               <w:rPr>
                 <w:rStyle w:val="Hyperlink"/>
@@ -1998,7 +1998,7 @@
               <w:rPr>
                 <w:noProof/>
               </w:rPr>
-              <w:instrText xml:space="preserve"> PAGEREF _Toc241998129 \h </w:instrText>
+              <w:instrText xml:space="preserve"> PAGEREF _Toc242008784 \h </w:instrText>
             </w:r>
             <w:r>
               <w:rPr>
@@ -2041,7 +2041,7 @@
               <w14:ligatures w14:val="standardContextual"/>
             </w:rPr>
           </w:pPr>
-          <w:hyperlink w:anchor="_Toc241998130" w:history="1">
+          <w:hyperlink w:anchor="_Toc242008785" w:history="1">
             <w:r>
               <w:rPr>
                 <w:rStyle w:val="Hyperlink"/>
@@ -2065,7 +2065,7 @@
               <w:rPr>
                 <w:noProof/>
               </w:rPr>
-              <w:instrText xml:space="preserve"> PAGEREF _Toc241998130 \h </w:instrText>
+              <w:instrText xml:space="preserve"> PAGEREF _Toc242008785 \h </w:instrText>
             </w:r>
             <w:r>
               <w:rPr>
@@ -2108,7 +2108,7 @@
               <w14:ligatures w14:val="standardContextual"/>
             </w:rPr>
           </w:pPr>
-          <w:hyperlink w:anchor="_Toc241998131" w:history="1">
+          <w:hyperlink w:anchor="_Toc242008786" w:history="1">
             <w:r>
               <w:rPr>
                 <w:rStyle w:val="Hyperlink"/>
@@ -2132,7 +2132,7 @@
               <w:rPr>
                 <w:noProof/>
               </w:rPr>
-              <w:instrText xml:space="preserve"> PAGEREF _Toc241998131 \h </w:instrText>
+              <w:instrText xml:space="preserve"> PAGEREF _Toc242008786 \h </w:instrText>
             </w:r>
             <w:r>
               <w:rPr>
@@ -2171,7 +2171,7 @@
         <w:pStyle w:val="Heading1"/>
         <w:pageBreakBefore/>
       </w:pPr>
-      <w:bookmarkStart w:id="0" w:name="_Toc241998108"/>
+      <w:bookmarkStart w:id="0" w:name="_Toc242008763"/>
       <w:r>
         <w:lastRenderedPageBreak/>
         <w:t>1. Programme overview</w:t>
@@ -2577,7 +2577,7 @@
       <w:pPr>
         <w:pStyle w:val="Heading2"/>
       </w:pPr>
-      <w:bookmarkStart w:id="1" w:name="_Toc241998109"/>
+      <w:bookmarkStart w:id="1" w:name="_Toc242008764"/>
       <w:r>
         <w:t>1.1 Learning objectives</w:t>
       </w:r>
@@ -2678,7 +2678,7 @@
       <w:pPr>
         <w:pStyle w:val="Heading2"/>
       </w:pPr>
-      <w:bookmarkStart w:id="2" w:name="_Toc241998110"/>
+      <w:bookmarkStart w:id="2" w:name="_Toc242008765"/>
       <w:r>
         <w:t>1.2 Before the training (facilitator checklist)</w:t>
       </w:r>
@@ -3214,7 +3214,7 @@
       <w:pPr>
         <w:pStyle w:val="Heading2"/>
       </w:pPr>
-      <w:bookmarkStart w:id="3" w:name="_Toc241998111"/>
+      <w:bookmarkStart w:id="3" w:name="_Toc242008766"/>
       <w:r>
         <w:t>1.3 The practice environment</w:t>
       </w:r>
@@ -3360,7 +3360,7 @@
         <w:pStyle w:val="Heading1"/>
         <w:pageBreakBefore/>
       </w:pPr>
-      <w:bookmarkStart w:id="4" w:name="_Toc241998112"/>
+      <w:bookmarkStart w:id="4" w:name="_Toc242008767"/>
       <w:r>
         <w:lastRenderedPageBreak/>
         <w:t>2. Schedule</w:t>
@@ -3371,7 +3371,7 @@
       <w:pPr>
         <w:pStyle w:val="Heading2"/>
       </w:pPr>
-      <w:bookmarkStart w:id="5" w:name="_Toc241998113"/>
+      <w:bookmarkStart w:id="5" w:name="_Toc242008768"/>
       <w:r>
         <w:t>Day 1 — Foundations (all RAs)</w:t>
       </w:r>
@@ -4654,7 +4654,7 @@
       <w:pPr>
         <w:pStyle w:val="Heading2"/>
       </w:pPr>
-      <w:bookmarkStart w:id="6" w:name="_Toc241998114"/>
+      <w:bookmarkStart w:id="6" w:name="_Toc242008769"/>
       <w:r>
         <w:t>Day 2 — Role tracks</w:t>
       </w:r>
@@ -6182,7 +6182,7 @@
       <w:pPr>
         <w:pStyle w:val="Heading2"/>
       </w:pPr>
-      <w:bookmarkStart w:id="7" w:name="_Toc241998115"/>
+      <w:bookmarkStart w:id="7" w:name="_Toc242008770"/>
       <w:r>
         <w:t>Day 3 — Practice and assessment</w:t>
       </w:r>
@@ -7152,7 +7152,7 @@
       <w:pPr>
         <w:pStyle w:val="Heading2"/>
       </w:pPr>
-      <w:bookmarkStart w:id="8" w:name="_Toc241998116"/>
+      <w:bookmarkStart w:id="8" w:name="_Toc242008771"/>
       <w:r>
         <w:t>After the training</w:t>
       </w:r>
@@ -7487,7 +7487,7 @@
         <w:pStyle w:val="Heading1"/>
         <w:pageBreakBefore/>
       </w:pPr>
-      <w:bookmarkStart w:id="9" w:name="_Toc241998117"/>
+      <w:bookmarkStart w:id="9" w:name="_Toc242008772"/>
       <w:r>
         <w:lastRenderedPageBreak/>
         <w:t>3. Session plans</w:t>
@@ -7506,7 +7506,7 @@
       <w:pPr>
         <w:pStyle w:val="Heading2"/>
       </w:pPr>
-      <w:bookmarkStart w:id="10" w:name="_Toc241998118"/>
+      <w:bookmarkStart w:id="10" w:name="_Toc242008773"/>
       <w:r>
         <w:t>Module 1 — The study (60 min)</w:t>
       </w:r>
@@ -7601,7 +7601,7 @@
       <w:pPr>
         <w:pStyle w:val="Heading2"/>
       </w:pPr>
-      <w:bookmarkStart w:id="11" w:name="_Toc241998119"/>
+      <w:bookmarkStart w:id="11" w:name="_Toc242008774"/>
       <w:r>
         <w:t>Module 2 — Research ethics and consent (60 min)</w:t>
       </w:r>
@@ -7696,7 +7696,7 @@
       <w:pPr>
         <w:pStyle w:val="Heading2"/>
       </w:pPr>
-      <w:bookmarkStart w:id="12" w:name="_Toc241998120"/>
+      <w:bookmarkStart w:id="12" w:name="_Toc242008775"/>
       <w:r>
         <w:t>Module 3 — Data protection (60 min)</w:t>
       </w:r>
@@ -7791,7 +7791,7 @@
       <w:pPr>
         <w:pStyle w:val="Heading2"/>
       </w:pPr>
-      <w:bookmarkStart w:id="13" w:name="_Toc241998121"/>
+      <w:bookmarkStart w:id="13" w:name="_Toc242008776"/>
       <w:r>
         <w:t>Module 5 — The portal (75 min)</w:t>
       </w:r>
@@ -7886,7 +7886,7 @@
       <w:pPr>
         <w:pStyle w:val="Heading2"/>
       </w:pPr>
-      <w:bookmarkStart w:id="14" w:name="_Toc241998122"/>
+      <w:bookmarkStart w:id="14" w:name="_Toc242008777"/>
       <w:r>
         <w:t>Module 6 — The respondent journey (45 min)</w:t>
       </w:r>
@@ -7982,7 +7982,7 @@
       <w:pPr>
         <w:pStyle w:val="Heading2"/>
       </w:pPr>
-      <w:bookmarkStart w:id="15" w:name="_Toc241998123"/>
+      <w:bookmarkStart w:id="15" w:name="_Toc242008778"/>
       <w:r>
         <w:t>Module 8 — Communication skills (90 min)</w:t>
       </w:r>
@@ -8077,7 +8077,7 @@
       <w:pPr>
         <w:pStyle w:val="Heading2"/>
       </w:pPr>
-      <w:bookmarkStart w:id="16" w:name="_Toc241998124"/>
+      <w:bookmarkStart w:id="16" w:name="_Toc242008779"/>
       <w:r>
         <w:t>Module 9 — Quality judgement (90 min)</w:t>
       </w:r>
@@ -8173,7 +8173,7 @@
         <w:pStyle w:val="Heading1"/>
         <w:pageBreakBefore/>
       </w:pPr>
-      <w:bookmarkStart w:id="17" w:name="_Toc241998125"/>
+      <w:bookmarkStart w:id="17" w:name="_Toc242008780"/>
       <w:r>
         <w:lastRenderedPageBreak/>
         <w:t>4. Role-plays and simulation</w:t>
@@ -9127,7 +9127,7 @@
       <w:pPr>
         <w:pStyle w:val="Heading2"/>
       </w:pPr>
-      <w:bookmarkStart w:id="18" w:name="_Toc241998126"/>
+      <w:bookmarkStart w:id="18" w:name="_Toc242008781"/>
       <w:r>
         <w:t>Field simulation (Day 3)</w:t>
       </w:r>
@@ -9222,7 +9222,7 @@
         <w:pStyle w:val="Heading1"/>
         <w:pageBreakBefore/>
       </w:pPr>
-      <w:bookmarkStart w:id="19" w:name="_Toc241998127"/>
+      <w:bookmarkStart w:id="19" w:name="_Toc242008782"/>
       <w:r>
         <w:lastRenderedPageBreak/>
         <w:t>5. Assessment and certification</w:t>
@@ -9233,7 +9233,7 @@
       <w:pPr>
         <w:pStyle w:val="Heading2"/>
       </w:pPr>
-      <w:bookmarkStart w:id="20" w:name="_Toc241998128"/>
+      <w:bookmarkStart w:id="20" w:name="_Toc242008783"/>
       <w:r>
         <w:t>5.1 Competencies</w:t>
       </w:r>
@@ -9624,7 +9624,7 @@
       <w:pPr>
         <w:pStyle w:val="Heading2"/>
       </w:pPr>
-      <w:bookmarkStart w:id="21" w:name="_Toc241998129"/>
+      <w:bookmarkStart w:id="21" w:name="_Toc242008784"/>
       <w:r>
         <w:t>5.2 Written assessment (answer key)</w:t>
       </w:r>
@@ -10984,7 +10984,7 @@
       <w:pPr>
         <w:pStyle w:val="Heading2"/>
       </w:pPr>
-      <w:bookmarkStart w:id="22" w:name="_Toc241998130"/>
+      <w:bookmarkStart w:id="22" w:name="_Toc242008785"/>
       <w:r>
         <w:t>5.3 Practical assessment</w:t>
       </w:r>
@@ -12247,7 +12247,7 @@
         <w:pStyle w:val="Heading1"/>
         <w:pageBreakBefore/>
       </w:pPr>
-      <w:bookmarkStart w:id="23" w:name="_Toc241998131"/>
+      <w:bookmarkStart w:id="23" w:name="_Toc242008786"/>
       <w:r>
         <w:lastRenderedPageBreak/>
         <w:t>6. Attendance register</w:t>
@@ -13826,7 +13826,7 @@
         <w:sz w:val="16"/>
         <w:szCs w:val="16"/>
       </w:rPr>
-      <w:t>Version 1.18 · 4 October 2026</w:t>
+      <w:t>Version 1.19 · 4 October 2026</w:t>
     </w:r>
     <w:r>
       <w:rPr>
@@ -13999,96 +13999,10 @@
 <file path=word/numbering.xml><?xml version="1.0" encoding="utf-8"?>
 <w:numbering xmlns:wpc="http://schemas.microsoft.com/office/word/2010/wordprocessingCanvas" xmlns:cx="http://schemas.microsoft.com/office/drawing/2014/chartex" xmlns:cx1="http://schemas.microsoft.com/office/drawing/2015/9/8/chartex" xmlns:cx2="http://schemas.microsoft.com/office/drawing/2015/10/21/chartex" xmlns:cx3="http://schemas.microsoft.com/office/drawing/2016/5/9/chartex" xmlns:cx4="http://schemas.microsoft.com/office/drawing/2016/5/10/chartex" xmlns:cx5="http://schemas.microsoft.com/office/drawing/2016/5/11/chartex" xmlns:cx6="http://schemas.microsoft.com/office/drawing/2016/5/12/chartex" xmlns:cx7="http://schemas.microsoft.com/office/drawing/2016/5/13/chartex" xmlns:cx8="http://schemas.microsoft.com/office/drawing/2016/5/14/chartex" xmlns:mc="http://schemas.openxmlformats.org/markup-compatibility/2006" xmlns:aink="http://schemas.microsoft.com/office/drawing/2016/ink" xmlns:am3d="http://schemas.microsoft.com/office/drawing/2017/model3d" xmlns:o="urn:schemas-microsoft-com:office:office" xmlns:oel="http://schemas.microsoft.com/office/2019/extlst" xmlns:r="http://schemas.openxmlformats.org/officeDocument/2006/relationships" xmlns:m="http://schemas.openxmlformats.org/officeDocument/2006/math" xmlns:v="urn:schemas-microsoft-com:vml" xmlns:wp14="http://schemas.microsoft.com/office/word/2010/wordprocessingDrawing" xmlns:wp="http://schemas.openxmlformats.org/drawingml/2006/wordprocessingDrawing" xmlns:w10="urn:schemas-microsoft-com:office:word" xmlns:w="http://schemas.openxmlformats.org/wordprocessingml/2006/main" xmlns:w14="http://schemas.microsoft.com/office/word/2010/wordml" xmlns:w15="http://schemas.microsoft.com/office/word/2012/wordml" xmlns:w16cex="http://schemas.microsoft.com/office/word/2018/wordml/cex" xmlns:w16cid="http://schemas.microsoft.com/office/word/2016/wordml/cid" xmlns:w16="http://schemas.microsoft.com/office/word/2018/wordml" xmlns:w16sdtdh="http://schemas.microsoft.com/office/word/2020/wordml/sdtdatahash" xmlns:w16se="http://schemas.microsoft.com/office/word/2015/wordml/symex" xmlns:wpg="http://schemas.microsoft.com/office/word/2010/wordprocessingGroup" xmlns:wpi="http://schemas.microsoft.com/office/word/2010/wordprocessingInk" xmlns:wne="http://schemas.microsoft.com/office/word/2006/wordml" xmlns:wps="http://schemas.microsoft.com/office/word/2010/wordprocessingShape" mc:Ignorable="w14 w15 w16se w16cid w16 w16cex w16sdtdh wp14">
   <w:abstractNum w:abstractNumId="0" w15:restartNumberingAfterBreak="0">
-    <w:nsid w:val="058F678A"/>
+    <w:nsid w:val="1BEC6074"/>
     <w:multiLevelType w:val="hybridMultilevel"/>
-    <w:tmpl w:val="AEF0B7B6"/>
-    <w:lvl w:ilvl="0" w:tplc="5ACC9850">
-      <w:start w:val="1"/>
-      <w:numFmt w:val="bullet"/>
-      <w:lvlText w:val="●"/>
-      <w:lvlJc w:val="left"/>
-      <w:pPr>
-        <w:ind w:left="720" w:hanging="360"/>
-      </w:pPr>
-    </w:lvl>
-    <w:lvl w:ilvl="1" w:tplc="9CFAADDE">
-      <w:start w:val="1"/>
-      <w:numFmt w:val="bullet"/>
-      <w:lvlText w:val="○"/>
-      <w:lvlJc w:val="left"/>
-      <w:pPr>
-        <w:ind w:left="1440" w:hanging="360"/>
-      </w:pPr>
-    </w:lvl>
-    <w:lvl w:ilvl="2" w:tplc="8DBAA9B2">
-      <w:start w:val="1"/>
-      <w:numFmt w:val="bullet"/>
-      <w:lvlText w:val="■"/>
-      <w:lvlJc w:val="left"/>
-      <w:pPr>
-        <w:ind w:left="2160" w:hanging="360"/>
-      </w:pPr>
-    </w:lvl>
-    <w:lvl w:ilvl="3" w:tplc="7DC45A7C">
-      <w:start w:val="1"/>
-      <w:numFmt w:val="bullet"/>
-      <w:lvlText w:val="●"/>
-      <w:lvlJc w:val="left"/>
-      <w:pPr>
-        <w:ind w:left="2880" w:hanging="360"/>
-      </w:pPr>
-    </w:lvl>
-    <w:lvl w:ilvl="4" w:tplc="C6C28824">
-      <w:start w:val="1"/>
-      <w:numFmt w:val="bullet"/>
-      <w:lvlText w:val="○"/>
-      <w:lvlJc w:val="left"/>
-      <w:pPr>
-        <w:ind w:left="3600" w:hanging="360"/>
-      </w:pPr>
-    </w:lvl>
-    <w:lvl w:ilvl="5" w:tplc="38E4FD14">
-      <w:start w:val="1"/>
-      <w:numFmt w:val="bullet"/>
-      <w:lvlText w:val="■"/>
-      <w:lvlJc w:val="left"/>
-      <w:pPr>
-        <w:ind w:left="4320" w:hanging="360"/>
-      </w:pPr>
-    </w:lvl>
-    <w:lvl w:ilvl="6" w:tplc="AD34338E">
-      <w:start w:val="1"/>
-      <w:numFmt w:val="bullet"/>
-      <w:lvlText w:val="●"/>
-      <w:lvlJc w:val="left"/>
-      <w:pPr>
-        <w:ind w:left="5040" w:hanging="360"/>
-      </w:pPr>
-    </w:lvl>
-    <w:lvl w:ilvl="7" w:tplc="4F9099A8">
-      <w:start w:val="1"/>
-      <w:numFmt w:val="bullet"/>
-      <w:lvlText w:val="●"/>
-      <w:lvlJc w:val="left"/>
-      <w:pPr>
-        <w:ind w:left="5760" w:hanging="360"/>
-      </w:pPr>
-    </w:lvl>
-    <w:lvl w:ilvl="8" w:tplc="3E34B238">
-      <w:start w:val="1"/>
-      <w:numFmt w:val="bullet"/>
-      <w:lvlText w:val="●"/>
-      <w:lvlJc w:val="left"/>
-      <w:pPr>
-        <w:ind w:left="6480" w:hanging="360"/>
-      </w:pPr>
-    </w:lvl>
-  </w:abstractNum>
-  <w:abstractNum w:abstractNumId="1" w15:restartNumberingAfterBreak="0">
-    <w:nsid w:val="1C7E3BA4"/>
-    <w:multiLevelType w:val="hybridMultilevel"/>
-    <w:tmpl w:val="8AEC0868"/>
-    <w:lvl w:ilvl="0" w:tplc="C972AD34">
+    <w:tmpl w:val="F7E49446"/>
+    <w:lvl w:ilvl="0" w:tplc="B290B20A">
       <w:start w:val="1"/>
       <w:numFmt w:val="decimal"/>
       <w:lvlText w:val="%1."/>
@@ -14102,52 +14016,52 @@
         <w:color w:val="A67C27"/>
       </w:rPr>
     </w:lvl>
-    <w:lvl w:ilvl="1" w:tplc="2910A752">
+    <w:lvl w:ilvl="1" w:tplc="A16417BE">
       <w:numFmt w:val="decimal"/>
       <w:lvlText w:val=""/>
       <w:lvlJc w:val="left"/>
     </w:lvl>
-    <w:lvl w:ilvl="2" w:tplc="73CA70E4">
+    <w:lvl w:ilvl="2" w:tplc="56F69FB4">
       <w:numFmt w:val="decimal"/>
       <w:lvlText w:val=""/>
       <w:lvlJc w:val="left"/>
     </w:lvl>
-    <w:lvl w:ilvl="3" w:tplc="61FC705C">
+    <w:lvl w:ilvl="3" w:tplc="60E211EE">
       <w:numFmt w:val="decimal"/>
       <w:lvlText w:val=""/>
       <w:lvlJc w:val="left"/>
     </w:lvl>
-    <w:lvl w:ilvl="4" w:tplc="DE8EAA1E">
+    <w:lvl w:ilvl="4" w:tplc="17902D24">
       <w:numFmt w:val="decimal"/>
       <w:lvlText w:val=""/>
       <w:lvlJc w:val="left"/>
     </w:lvl>
-    <w:lvl w:ilvl="5" w:tplc="DE54BC6A">
+    <w:lvl w:ilvl="5" w:tplc="14044E08">
       <w:numFmt w:val="decimal"/>
       <w:lvlText w:val=""/>
       <w:lvlJc w:val="left"/>
     </w:lvl>
-    <w:lvl w:ilvl="6" w:tplc="AC9EA1FE">
+    <w:lvl w:ilvl="6" w:tplc="017A0EA4">
       <w:numFmt w:val="decimal"/>
       <w:lvlText w:val=""/>
       <w:lvlJc w:val="left"/>
     </w:lvl>
-    <w:lvl w:ilvl="7" w:tplc="19288BC2">
+    <w:lvl w:ilvl="7" w:tplc="01A0BB2A">
       <w:numFmt w:val="decimal"/>
       <w:lvlText w:val=""/>
       <w:lvlJc w:val="left"/>
     </w:lvl>
-    <w:lvl w:ilvl="8" w:tplc="10341FFC">
+    <w:lvl w:ilvl="8" w:tplc="F0D48F72">
       <w:numFmt w:val="decimal"/>
       <w:lvlText w:val=""/>
       <w:lvlJc w:val="left"/>
     </w:lvl>
   </w:abstractNum>
-  <w:abstractNum w:abstractNumId="2" w15:restartNumberingAfterBreak="0">
-    <w:nsid w:val="35AB1882"/>
+  <w:abstractNum w:abstractNumId="1" w15:restartNumberingAfterBreak="0">
+    <w:nsid w:val="1CBA4A82"/>
     <w:multiLevelType w:val="hybridMultilevel"/>
-    <w:tmpl w:val="D0FA9818"/>
-    <w:lvl w:ilvl="0" w:tplc="70F015B4">
+    <w:tmpl w:val="1EE81816"/>
+    <w:lvl w:ilvl="0" w:tplc="89120326">
       <w:start w:val="1"/>
       <w:numFmt w:val="decimal"/>
       <w:lvlText w:val="%1."/>
@@ -14161,52 +14075,138 @@
         <w:color w:val="A67C27"/>
       </w:rPr>
     </w:lvl>
-    <w:lvl w:ilvl="1" w:tplc="DBF2814C">
+    <w:lvl w:ilvl="1" w:tplc="19F64420">
       <w:numFmt w:val="decimal"/>
       <w:lvlText w:val=""/>
       <w:lvlJc w:val="left"/>
     </w:lvl>
-    <w:lvl w:ilvl="2" w:tplc="DE1C6D3E">
+    <w:lvl w:ilvl="2" w:tplc="D206BC68">
       <w:numFmt w:val="decimal"/>
       <w:lvlText w:val=""/>
       <w:lvlJc w:val="left"/>
     </w:lvl>
-    <w:lvl w:ilvl="3" w:tplc="3A7E673E">
+    <w:lvl w:ilvl="3" w:tplc="98FA46A4">
       <w:numFmt w:val="decimal"/>
       <w:lvlText w:val=""/>
       <w:lvlJc w:val="left"/>
     </w:lvl>
-    <w:lvl w:ilvl="4" w:tplc="360A9686">
+    <w:lvl w:ilvl="4" w:tplc="59AA32CE">
       <w:numFmt w:val="decimal"/>
       <w:lvlText w:val=""/>
       <w:lvlJc w:val="left"/>
     </w:lvl>
-    <w:lvl w:ilvl="5" w:tplc="02B4F510">
+    <w:lvl w:ilvl="5" w:tplc="6EDA33DA">
       <w:numFmt w:val="decimal"/>
       <w:lvlText w:val=""/>
       <w:lvlJc w:val="left"/>
     </w:lvl>
-    <w:lvl w:ilvl="6" w:tplc="026E7FA2">
+    <w:lvl w:ilvl="6" w:tplc="AB88152A">
       <w:numFmt w:val="decimal"/>
       <w:lvlText w:val=""/>
       <w:lvlJc w:val="left"/>
     </w:lvl>
-    <w:lvl w:ilvl="7" w:tplc="E3D4BC58">
+    <w:lvl w:ilvl="7" w:tplc="3126F7B6">
       <w:numFmt w:val="decimal"/>
       <w:lvlText w:val=""/>
       <w:lvlJc w:val="left"/>
     </w:lvl>
-    <w:lvl w:ilvl="8" w:tplc="31D66F94">
+    <w:lvl w:ilvl="8" w:tplc="916C668C">
       <w:numFmt w:val="decimal"/>
       <w:lvlText w:val=""/>
       <w:lvlJc w:val="left"/>
     </w:lvl>
   </w:abstractNum>
+  <w:abstractNum w:abstractNumId="2" w15:restartNumberingAfterBreak="0">
+    <w:nsid w:val="346D6F76"/>
+    <w:multiLevelType w:val="hybridMultilevel"/>
+    <w:tmpl w:val="86B2DF8C"/>
+    <w:lvl w:ilvl="0" w:tplc="8098C65C">
+      <w:start w:val="1"/>
+      <w:numFmt w:val="bullet"/>
+      <w:lvlText w:val="●"/>
+      <w:lvlJc w:val="left"/>
+      <w:pPr>
+        <w:ind w:left="720" w:hanging="360"/>
+      </w:pPr>
+    </w:lvl>
+    <w:lvl w:ilvl="1" w:tplc="51D0F70E">
+      <w:start w:val="1"/>
+      <w:numFmt w:val="bullet"/>
+      <w:lvlText w:val="○"/>
+      <w:lvlJc w:val="left"/>
+      <w:pPr>
+        <w:ind w:left="1440" w:hanging="360"/>
+      </w:pPr>
+    </w:lvl>
+    <w:lvl w:ilvl="2" w:tplc="685648D6">
+      <w:start w:val="1"/>
+      <w:numFmt w:val="bullet"/>
+      <w:lvlText w:val="■"/>
+      <w:lvlJc w:val="left"/>
+      <w:pPr>
+        <w:ind w:left="2160" w:hanging="360"/>
+      </w:pPr>
+    </w:lvl>
+    <w:lvl w:ilvl="3" w:tplc="CB24BDD6">
+      <w:start w:val="1"/>
+      <w:numFmt w:val="bullet"/>
+      <w:lvlText w:val="●"/>
+      <w:lvlJc w:val="left"/>
+      <w:pPr>
+        <w:ind w:left="2880" w:hanging="360"/>
+      </w:pPr>
+    </w:lvl>
+    <w:lvl w:ilvl="4" w:tplc="3EB05A98">
+      <w:start w:val="1"/>
+      <w:numFmt w:val="bullet"/>
+      <w:lvlText w:val="○"/>
+      <w:lvlJc w:val="left"/>
+      <w:pPr>
+        <w:ind w:left="3600" w:hanging="360"/>
+      </w:pPr>
+    </w:lvl>
+    <w:lvl w:ilvl="5" w:tplc="E9DEA618">
+      <w:start w:val="1"/>
+      <w:numFmt w:val="bullet"/>
+      <w:lvlText w:val="■"/>
+      <w:lvlJc w:val="left"/>
+      <w:pPr>
+        <w:ind w:left="4320" w:hanging="360"/>
+      </w:pPr>
+    </w:lvl>
+    <w:lvl w:ilvl="6" w:tplc="71BA5B42">
+      <w:start w:val="1"/>
+      <w:numFmt w:val="bullet"/>
+      <w:lvlText w:val="●"/>
+      <w:lvlJc w:val="left"/>
+      <w:pPr>
+        <w:ind w:left="5040" w:hanging="360"/>
+      </w:pPr>
+    </w:lvl>
+    <w:lvl w:ilvl="7" w:tplc="73B43D74">
+      <w:start w:val="1"/>
+      <w:numFmt w:val="bullet"/>
+      <w:lvlText w:val="●"/>
+      <w:lvlJc w:val="left"/>
+      <w:pPr>
+        <w:ind w:left="5760" w:hanging="360"/>
+      </w:pPr>
+    </w:lvl>
+    <w:lvl w:ilvl="8" w:tplc="FF527942">
+      <w:start w:val="1"/>
+      <w:numFmt w:val="bullet"/>
+      <w:lvlText w:val="●"/>
+      <w:lvlJc w:val="left"/>
+      <w:pPr>
+        <w:ind w:left="6480" w:hanging="360"/>
+      </w:pPr>
+    </w:lvl>
+  </w:abstractNum>
   <w:abstractNum w:abstractNumId="3" w15:restartNumberingAfterBreak="0">
-    <w:nsid w:val="5EC203C8"/>
+    <w:nsid w:val="7AC366C0"/>
     <w:multiLevelType w:val="hybridMultilevel"/>
-    <w:tmpl w:val="6034FFAC"/>
-    <w:lvl w:ilvl="0" w:tplc="FB7EBEAE">
+    <w:tmpl w:val="231C6BD4"/>
+    <w:lvl w:ilvl="0" w:tplc="36F82DD6">
       <w:start w:val="1"/>
       <w:numFmt w:val="bullet"/>
       <w:lvlText w:val="•"/>
@@ -14215,7 +14215,7 @@
         <w:ind w:left="460" w:hanging="280"/>
       </w:pPr>
     </w:lvl>
-    <w:lvl w:ilvl="1" w:tplc="96FE2CE6">
+    <w:lvl w:ilvl="1" w:tplc="BAAE17B4">
       <w:start w:val="1"/>
       <w:numFmt w:val="bullet"/>
       <w:lvlText w:val="–"/>
@@ -14224,62 +14224,62 @@
         <w:ind w:left="900" w:hanging="280"/>
       </w:pPr>
     </w:lvl>
-    <w:lvl w:ilvl="2" w:tplc="BD2CFA10">
+    <w:lvl w:ilvl="2" w:tplc="A83CB88C">
       <w:numFmt w:val="decimal"/>
       <w:lvlText w:val=""/>
       <w:lvlJc w:val="left"/>
     </w:lvl>
-    <w:lvl w:ilvl="3" w:tplc="FE244F06">
+    <w:lvl w:ilvl="3" w:tplc="8AF67376">
       <w:numFmt w:val="decimal"/>
       <w:lvlText w:val=""/>
       <w:lvlJc w:val="left"/>
     </w:lvl>
-    <w:lvl w:ilvl="4" w:tplc="1F44C254">
+    <w:lvl w:ilvl="4" w:tplc="04AA6E40">
       <w:numFmt w:val="decimal"/>
       <w:lvlText w:val=""/>
       <w:lvlJc w:val="left"/>
     </w:lvl>
-    <w:lvl w:ilvl="5" w:tplc="859A081C">
+    <w:lvl w:ilvl="5" w:tplc="0D5863CC">
       <w:numFmt w:val="decimal"/>
       <w:lvlText w:val=""/>
       <w:lvlJc w:val="left"/>
     </w:lvl>
-    <w:lvl w:ilvl="6" w:tplc="71A8B0BE">
+    <w:lvl w:ilvl="6" w:tplc="1F7C63C8">
       <w:numFmt w:val="decimal"/>
       <w:lvlText w:val=""/>
       <w:lvlJc w:val="left"/>
     </w:lvl>
-    <w:lvl w:ilvl="7" w:tplc="EA6845CA">
+    <w:lvl w:ilvl="7" w:tplc="7BC49458">
       <w:numFmt w:val="decimal"/>
       <w:lvlText w:val=""/>
       <w:lvlJc w:val="left"/>
     </w:lvl>
-    <w:lvl w:ilvl="8" w:tplc="D73E2056">
+    <w:lvl w:ilvl="8" w:tplc="73528B64">
       <w:numFmt w:val="decimal"/>
       <w:lvlText w:val=""/>
       <w:lvlJc w:val="left"/>
     </w:lvl>
   </w:abstractNum>
-  <w:num w:numId="1" w16cid:durableId="1143154350">
+  <w:num w:numId="1" w16cid:durableId="965695710">
+    <w:abstractNumId w:val="2"/>
+    <w:lvlOverride w:ilvl="0">
+      <w:startOverride w:val="1"/>
+    </w:lvlOverride>
+  </w:num>
+  <w:num w:numId="2" w16cid:durableId="852689602">
+    <w:abstractNumId w:val="3"/>
+    <w:lvlOverride w:ilvl="0">
+      <w:startOverride w:val="1"/>
+    </w:lvlOverride>
+  </w:num>
+  <w:num w:numId="3" w16cid:durableId="1030884835">
     <w:abstractNumId w:val="0"/>
     <w:lvlOverride w:ilvl="0">
       <w:startOverride w:val="1"/>
     </w:lvlOverride>
   </w:num>
-  <w:num w:numId="2" w16cid:durableId="1113524199">
-    <w:abstractNumId w:val="3"/>
-    <w:lvlOverride w:ilvl="0">
-      <w:startOverride w:val="1"/>
-    </w:lvlOverride>
-  </w:num>
-  <w:num w:numId="3" w16cid:durableId="1403943293">
+  <w:num w:numId="4" w16cid:durableId="1189374991">
     <w:abstractNumId w:val="1"/>
-    <w:lvlOverride w:ilvl="0">
-      <w:startOverride w:val="1"/>
-    </w:lvlOverride>
-  </w:num>
-  <w:num w:numId="4" w16cid:durableId="831455707">
-    <w:abstractNumId w:val="2"/>
     <w:lvlOverride w:ilvl="0">
       <w:startOverride w:val="1"/>
     </w:lvlOverride>
@@ -14904,7 +14904,7 @@
     <w:autoRedefine/>
     <w:uiPriority w:val="39"/>
     <w:unhideWhenUsed/>
-    <w:rsid w:val="00715112"/>
+    <w:rsid w:val="00EC3B54"/>
     <w:pPr>
       <w:spacing w:after="100"/>
     </w:pPr>
@@ -14916,7 +14916,7 @@
     <w:autoRedefine/>
     <w:uiPriority w:val="39"/>
     <w:unhideWhenUsed/>
-    <w:rsid w:val="00715112"/>
+    <w:rsid w:val="00EC3B54"/>
     <w:pPr>
       <w:spacing w:after="100"/>
       <w:ind w:left="210"/>

--- a/docs/manuals/RA_Training_Programme_and_Facilitator_Guide.docx
+++ b/docs/manuals/RA_Training_Programme_and_Facilitator_Guide.docx
@@ -469,7 +469,7 @@
                 <w:sz w:val="19"/>
                 <w:szCs w:val="19"/>
               </w:rPr>
-              <w:t>Version 1.19 · 4 October 2026</w:t>
+              <w:t>Version 1.20 · 4 October 2026</w:t>
             </w:r>
           </w:p>
         </w:tc>
@@ -538,7 +538,7 @@
     <w:sdt>
       <w:sdtPr>
         <w:alias w:val="Contents"/>
-        <w:id w:val="1585803818"/>
+        <w:id w:val="640925394"/>
       </w:sdtPr>
       <w:sdtEndPr/>
       <w:sdtContent>
@@ -567,7 +567,7 @@
           <w:r>
             <w:fldChar w:fldCharType="separate"/>
           </w:r>
-          <w:hyperlink w:anchor="_Toc242008763" w:history="1">
+          <w:hyperlink w:anchor="_Toc242010745" w:history="1">
             <w:r>
               <w:rPr>
                 <w:rStyle w:val="Hyperlink"/>
@@ -591,7 +591,7 @@
               <w:rPr>
                 <w:noProof/>
               </w:rPr>
-              <w:instrText xml:space="preserve"> PAGEREF _Toc242008763 \h </w:instrText>
+              <w:instrText xml:space="preserve"> PAGEREF _Toc242010745 \h </w:instrText>
             </w:r>
             <w:r>
               <w:rPr>
@@ -634,7 +634,7 @@
               <w14:ligatures w14:val="standardContextual"/>
             </w:rPr>
           </w:pPr>
-          <w:hyperlink w:anchor="_Toc242008764" w:history="1">
+          <w:hyperlink w:anchor="_Toc242010746" w:history="1">
             <w:r>
               <w:rPr>
                 <w:rStyle w:val="Hyperlink"/>
@@ -658,7 +658,7 @@
               <w:rPr>
                 <w:noProof/>
               </w:rPr>
-              <w:instrText xml:space="preserve"> PAGEREF _Toc242008764 \h </w:instrText>
+              <w:instrText xml:space="preserve"> PAGEREF _Toc242010746 \h </w:instrText>
             </w:r>
             <w:r>
               <w:rPr>
@@ -701,7 +701,7 @@
               <w14:ligatures w14:val="standardContextual"/>
             </w:rPr>
           </w:pPr>
-          <w:hyperlink w:anchor="_Toc242008765" w:history="1">
+          <w:hyperlink w:anchor="_Toc242010747" w:history="1">
             <w:r>
               <w:rPr>
                 <w:rStyle w:val="Hyperlink"/>
@@ -725,7 +725,7 @@
               <w:rPr>
                 <w:noProof/>
               </w:rPr>
-              <w:instrText xml:space="preserve"> PAGEREF _Toc242008765 \h </w:instrText>
+              <w:instrText xml:space="preserve"> PAGEREF _Toc242010747 \h </w:instrText>
             </w:r>
             <w:r>
               <w:rPr>
@@ -768,7 +768,7 @@
               <w14:ligatures w14:val="standardContextual"/>
             </w:rPr>
           </w:pPr>
-          <w:hyperlink w:anchor="_Toc242008766" w:history="1">
+          <w:hyperlink w:anchor="_Toc242010748" w:history="1">
             <w:r>
               <w:rPr>
                 <w:rStyle w:val="Hyperlink"/>
@@ -792,7 +792,7 @@
               <w:rPr>
                 <w:noProof/>
               </w:rPr>
-              <w:instrText xml:space="preserve"> PAGEREF _Toc242008766 \h </w:instrText>
+              <w:instrText xml:space="preserve"> PAGEREF _Toc242010748 \h </w:instrText>
             </w:r>
             <w:r>
               <w:rPr>
@@ -835,7 +835,7 @@
               <w14:ligatures w14:val="standardContextual"/>
             </w:rPr>
           </w:pPr>
-          <w:hyperlink w:anchor="_Toc242008767" w:history="1">
+          <w:hyperlink w:anchor="_Toc242010749" w:history="1">
             <w:r>
               <w:rPr>
                 <w:rStyle w:val="Hyperlink"/>
@@ -859,7 +859,7 @@
               <w:rPr>
                 <w:noProof/>
               </w:rPr>
-              <w:instrText xml:space="preserve"> PAGEREF _Toc242008767 \h </w:instrText>
+              <w:instrText xml:space="preserve"> PAGEREF _Toc242010749 \h </w:instrText>
             </w:r>
             <w:r>
               <w:rPr>
@@ -902,7 +902,7 @@
               <w14:ligatures w14:val="standardContextual"/>
             </w:rPr>
           </w:pPr>
-          <w:hyperlink w:anchor="_Toc242008768" w:history="1">
+          <w:hyperlink w:anchor="_Toc242010750" w:history="1">
             <w:r>
               <w:rPr>
                 <w:rStyle w:val="Hyperlink"/>
@@ -926,7 +926,7 @@
               <w:rPr>
                 <w:noProof/>
               </w:rPr>
-              <w:instrText xml:space="preserve"> PAGEREF _Toc242008768 \h </w:instrText>
+              <w:instrText xml:space="preserve"> PAGEREF _Toc242010750 \h </w:instrText>
             </w:r>
             <w:r>
               <w:rPr>
@@ -969,7 +969,7 @@
               <w14:ligatures w14:val="standardContextual"/>
             </w:rPr>
           </w:pPr>
-          <w:hyperlink w:anchor="_Toc242008769" w:history="1">
+          <w:hyperlink w:anchor="_Toc242010751" w:history="1">
             <w:r>
               <w:rPr>
                 <w:rStyle w:val="Hyperlink"/>
@@ -993,7 +993,7 @@
               <w:rPr>
                 <w:noProof/>
               </w:rPr>
-              <w:instrText xml:space="preserve"> PAGEREF _Toc242008769 \h </w:instrText>
+              <w:instrText xml:space="preserve"> PAGEREF _Toc242010751 \h </w:instrText>
             </w:r>
             <w:r>
               <w:rPr>
@@ -1036,7 +1036,7 @@
               <w14:ligatures w14:val="standardContextual"/>
             </w:rPr>
           </w:pPr>
-          <w:hyperlink w:anchor="_Toc242008770" w:history="1">
+          <w:hyperlink w:anchor="_Toc242010752" w:history="1">
             <w:r>
               <w:rPr>
                 <w:rStyle w:val="Hyperlink"/>
@@ -1060,7 +1060,7 @@
               <w:rPr>
                 <w:noProof/>
               </w:rPr>
-              <w:instrText xml:space="preserve"> PAGEREF _Toc242008770 \h </w:instrText>
+              <w:instrText xml:space="preserve"> PAGEREF _Toc242010752 \h </w:instrText>
             </w:r>
             <w:r>
               <w:rPr>
@@ -1103,7 +1103,7 @@
               <w14:ligatures w14:val="standardContextual"/>
             </w:rPr>
           </w:pPr>
-          <w:hyperlink w:anchor="_Toc242008771" w:history="1">
+          <w:hyperlink w:anchor="_Toc242010753" w:history="1">
             <w:r>
               <w:rPr>
                 <w:rStyle w:val="Hyperlink"/>
@@ -1127,7 +1127,7 @@
               <w:rPr>
                 <w:noProof/>
               </w:rPr>
-              <w:instrText xml:space="preserve"> PAGEREF _Toc242008771 \h </w:instrText>
+              <w:instrText xml:space="preserve"> PAGEREF _Toc242010753 \h </w:instrText>
             </w:r>
             <w:r>
               <w:rPr>
@@ -1170,7 +1170,7 @@
               <w14:ligatures w14:val="standardContextual"/>
             </w:rPr>
           </w:pPr>
-          <w:hyperlink w:anchor="_Toc242008772" w:history="1">
+          <w:hyperlink w:anchor="_Toc242010754" w:history="1">
             <w:r>
               <w:rPr>
                 <w:rStyle w:val="Hyperlink"/>
@@ -1194,7 +1194,7 @@
               <w:rPr>
                 <w:noProof/>
               </w:rPr>
-              <w:instrText xml:space="preserve"> PAGEREF _Toc242008772 \h </w:instrText>
+              <w:instrText xml:space="preserve"> PAGEREF _Toc242010754 \h </w:instrText>
             </w:r>
             <w:r>
               <w:rPr>
@@ -1237,7 +1237,7 @@
               <w14:ligatures w14:val="standardContextual"/>
             </w:rPr>
           </w:pPr>
-          <w:hyperlink w:anchor="_Toc242008773" w:history="1">
+          <w:hyperlink w:anchor="_Toc242010755" w:history="1">
             <w:r>
               <w:rPr>
                 <w:rStyle w:val="Hyperlink"/>
@@ -1261,7 +1261,7 @@
               <w:rPr>
                 <w:noProof/>
               </w:rPr>
-              <w:instrText xml:space="preserve"> PAGEREF _Toc242008773 \h </w:instrText>
+              <w:instrText xml:space="preserve"> PAGEREF _Toc242010755 \h </w:instrText>
             </w:r>
             <w:r>
               <w:rPr>
@@ -1304,7 +1304,7 @@
               <w14:ligatures w14:val="standardContextual"/>
             </w:rPr>
           </w:pPr>
-          <w:hyperlink w:anchor="_Toc242008774" w:history="1">
+          <w:hyperlink w:anchor="_Toc242010756" w:history="1">
             <w:r>
               <w:rPr>
                 <w:rStyle w:val="Hyperlink"/>
@@ -1328,7 +1328,7 @@
               <w:rPr>
                 <w:noProof/>
               </w:rPr>
-              <w:instrText xml:space="preserve"> PAGEREF _Toc242008774 \h </w:instrText>
+              <w:instrText xml:space="preserve"> PAGEREF _Toc242010756 \h </w:instrText>
             </w:r>
             <w:r>
               <w:rPr>
@@ -1371,7 +1371,7 @@
               <w14:ligatures w14:val="standardContextual"/>
             </w:rPr>
           </w:pPr>
-          <w:hyperlink w:anchor="_Toc242008775" w:history="1">
+          <w:hyperlink w:anchor="_Toc242010757" w:history="1">
             <w:r>
               <w:rPr>
                 <w:rStyle w:val="Hyperlink"/>
@@ -1395,7 +1395,7 @@
               <w:rPr>
                 <w:noProof/>
               </w:rPr>
-              <w:instrText xml:space="preserve"> PAGEREF _Toc242008775 \h </w:instrText>
+              <w:instrText xml:space="preserve"> PAGEREF _Toc242010757 \h </w:instrText>
             </w:r>
             <w:r>
               <w:rPr>
@@ -1438,7 +1438,7 @@
               <w14:ligatures w14:val="standardContextual"/>
             </w:rPr>
           </w:pPr>
-          <w:hyperlink w:anchor="_Toc242008776" w:history="1">
+          <w:hyperlink w:anchor="_Toc242010758" w:history="1">
             <w:r>
               <w:rPr>
                 <w:rStyle w:val="Hyperlink"/>
@@ -1462,7 +1462,7 @@
               <w:rPr>
                 <w:noProof/>
               </w:rPr>
-              <w:instrText xml:space="preserve"> PAGEREF _Toc242008776 \h </w:instrText>
+              <w:instrText xml:space="preserve"> PAGEREF _Toc242010758 \h </w:instrText>
             </w:r>
             <w:r>
               <w:rPr>
@@ -1505,7 +1505,7 @@
               <w14:ligatures w14:val="standardContextual"/>
             </w:rPr>
           </w:pPr>
-          <w:hyperlink w:anchor="_Toc242008777" w:history="1">
+          <w:hyperlink w:anchor="_Toc242010759" w:history="1">
             <w:r>
               <w:rPr>
                 <w:rStyle w:val="Hyperlink"/>
@@ -1529,7 +1529,7 @@
               <w:rPr>
                 <w:noProof/>
               </w:rPr>
-              <w:instrText xml:space="preserve"> PAGEREF _Toc242008777 \h </w:instrText>
+              <w:instrText xml:space="preserve"> PAGEREF _Toc242010759 \h </w:instrText>
             </w:r>
             <w:r>
               <w:rPr>
@@ -1572,7 +1572,7 @@
               <w14:ligatures w14:val="standardContextual"/>
             </w:rPr>
           </w:pPr>
-          <w:hyperlink w:anchor="_Toc242008778" w:history="1">
+          <w:hyperlink w:anchor="_Toc242010760" w:history="1">
             <w:r>
               <w:rPr>
                 <w:rStyle w:val="Hyperlink"/>
@@ -1596,7 +1596,7 @@
               <w:rPr>
                 <w:noProof/>
               </w:rPr>
-              <w:instrText xml:space="preserve"> PAGEREF _Toc242008778 \h </w:instrText>
+              <w:instrText xml:space="preserve"> PAGEREF _Toc242010760 \h </w:instrText>
             </w:r>
             <w:r>
               <w:rPr>
@@ -1639,7 +1639,7 @@
               <w14:ligatures w14:val="standardContextual"/>
             </w:rPr>
           </w:pPr>
-          <w:hyperlink w:anchor="_Toc242008779" w:history="1">
+          <w:hyperlink w:anchor="_Toc242010761" w:history="1">
             <w:r>
               <w:rPr>
                 <w:rStyle w:val="Hyperlink"/>
@@ -1663,7 +1663,7 @@
               <w:rPr>
                 <w:noProof/>
               </w:rPr>
-              <w:instrText xml:space="preserve"> PAGEREF _Toc242008779 \h </w:instrText>
+              <w:instrText xml:space="preserve"> PAGEREF _Toc242010761 \h </w:instrText>
             </w:r>
             <w:r>
               <w:rPr>
@@ -1706,7 +1706,7 @@
               <w14:ligatures w14:val="standardContextual"/>
             </w:rPr>
           </w:pPr>
-          <w:hyperlink w:anchor="_Toc242008780" w:history="1">
+          <w:hyperlink w:anchor="_Toc242010762" w:history="1">
             <w:r>
               <w:rPr>
                 <w:rStyle w:val="Hyperlink"/>
@@ -1730,7 +1730,7 @@
               <w:rPr>
                 <w:noProof/>
               </w:rPr>
-              <w:instrText xml:space="preserve"> PAGEREF _Toc242008780 \h </w:instrText>
+              <w:instrText xml:space="preserve"> PAGEREF _Toc242010762 \h </w:instrText>
             </w:r>
             <w:r>
               <w:rPr>
@@ -1773,7 +1773,7 @@
               <w14:ligatures w14:val="standardContextual"/>
             </w:rPr>
           </w:pPr>
-          <w:hyperlink w:anchor="_Toc242008781" w:history="1">
+          <w:hyperlink w:anchor="_Toc242010763" w:history="1">
             <w:r>
               <w:rPr>
                 <w:rStyle w:val="Hyperlink"/>
@@ -1797,7 +1797,7 @@
               <w:rPr>
                 <w:noProof/>
               </w:rPr>
-              <w:instrText xml:space="preserve"> PAGEREF _Toc242008781 \h </w:instrText>
+              <w:instrText xml:space="preserve"> PAGEREF _Toc242010763 \h </w:instrText>
             </w:r>
             <w:r>
               <w:rPr>
@@ -1840,7 +1840,7 @@
               <w14:ligatures w14:val="standardContextual"/>
             </w:rPr>
           </w:pPr>
-          <w:hyperlink w:anchor="_Toc242008782" w:history="1">
+          <w:hyperlink w:anchor="_Toc242010764" w:history="1">
             <w:r>
               <w:rPr>
                 <w:rStyle w:val="Hyperlink"/>
@@ -1864,7 +1864,7 @@
               <w:rPr>
                 <w:noProof/>
               </w:rPr>
-              <w:instrText xml:space="preserve"> PAGEREF _Toc242008782 \h </w:instrText>
+              <w:instrText xml:space="preserve"> PAGEREF _Toc242010764 \h </w:instrText>
             </w:r>
             <w:r>
               <w:rPr>
@@ -1907,7 +1907,7 @@
               <w14:ligatures w14:val="standardContextual"/>
             </w:rPr>
           </w:pPr>
-          <w:hyperlink w:anchor="_Toc242008783" w:history="1">
+          <w:hyperlink w:anchor="_Toc242010765" w:history="1">
             <w:r>
               <w:rPr>
                 <w:rStyle w:val="Hyperlink"/>
@@ -1931,7 +1931,7 @@
               <w:rPr>
                 <w:noProof/>
               </w:rPr>
-              <w:instrText xml:space="preserve"> PAGEREF _Toc242008783 \h </w:instrText>
+              <w:instrText xml:space="preserve"> PAGEREF _Toc242010765 \h </w:instrText>
             </w:r>
             <w:r>
               <w:rPr>
@@ -1974,7 +1974,7 @@
               <w14:ligatures w14:val="standardContextual"/>
             </w:rPr>
           </w:pPr>
-          <w:hyperlink w:anchor="_Toc242008784" w:history="1">
+          <w:hyperlink w:anchor="_Toc242010766" w:history="1">
             <w:r>
               <w:rPr>
                 <w:rStyle w:val="Hyperlink"/>
@@ -1998,7 +1998,7 @@
               <w:rPr>
                 <w:noProof/>
               </w:rPr>
-              <w:instrText xml:space="preserve"> PAGEREF _Toc242008784 \h </w:instrText>
+              <w:instrText xml:space="preserve"> PAGEREF _Toc242010766 \h </w:instrText>
             </w:r>
             <w:r>
               <w:rPr>
@@ -2041,7 +2041,7 @@
               <w14:ligatures w14:val="standardContextual"/>
             </w:rPr>
           </w:pPr>
-          <w:hyperlink w:anchor="_Toc242008785" w:history="1">
+          <w:hyperlink w:anchor="_Toc242010767" w:history="1">
             <w:r>
               <w:rPr>
                 <w:rStyle w:val="Hyperlink"/>
@@ -2065,7 +2065,7 @@
               <w:rPr>
                 <w:noProof/>
               </w:rPr>
-              <w:instrText xml:space="preserve"> PAGEREF _Toc242008785 \h </w:instrText>
+              <w:instrText xml:space="preserve"> PAGEREF _Toc242010767 \h </w:instrText>
             </w:r>
             <w:r>
               <w:rPr>
@@ -2108,7 +2108,7 @@
               <w14:ligatures w14:val="standardContextual"/>
             </w:rPr>
           </w:pPr>
-          <w:hyperlink w:anchor="_Toc242008786" w:history="1">
+          <w:hyperlink w:anchor="_Toc242010768" w:history="1">
             <w:r>
               <w:rPr>
                 <w:rStyle w:val="Hyperlink"/>
@@ -2132,7 +2132,7 @@
               <w:rPr>
                 <w:noProof/>
               </w:rPr>
-              <w:instrText xml:space="preserve"> PAGEREF _Toc242008786 \h </w:instrText>
+              <w:instrText xml:space="preserve"> PAGEREF _Toc242010768 \h </w:instrText>
             </w:r>
             <w:r>
               <w:rPr>
@@ -2171,7 +2171,7 @@
         <w:pStyle w:val="Heading1"/>
         <w:pageBreakBefore/>
       </w:pPr>
-      <w:bookmarkStart w:id="0" w:name="_Toc242008763"/>
+      <w:bookmarkStart w:id="0" w:name="_Toc242010745"/>
       <w:r>
         <w:lastRenderedPageBreak/>
         <w:t>1. Programme overview</w:t>
@@ -2577,7 +2577,7 @@
       <w:pPr>
         <w:pStyle w:val="Heading2"/>
       </w:pPr>
-      <w:bookmarkStart w:id="1" w:name="_Toc242008764"/>
+      <w:bookmarkStart w:id="1" w:name="_Toc242010746"/>
       <w:r>
         <w:t>1.1 Learning objectives</w:t>
       </w:r>
@@ -2678,7 +2678,7 @@
       <w:pPr>
         <w:pStyle w:val="Heading2"/>
       </w:pPr>
-      <w:bookmarkStart w:id="2" w:name="_Toc242008765"/>
+      <w:bookmarkStart w:id="2" w:name="_Toc242010747"/>
       <w:r>
         <w:t>1.2 Before the training (facilitator checklist)</w:t>
       </w:r>
@@ -3214,7 +3214,7 @@
       <w:pPr>
         <w:pStyle w:val="Heading2"/>
       </w:pPr>
-      <w:bookmarkStart w:id="3" w:name="_Toc242008766"/>
+      <w:bookmarkStart w:id="3" w:name="_Toc242010748"/>
       <w:r>
         <w:t>1.3 The practice environment</w:t>
       </w:r>
@@ -3360,7 +3360,7 @@
         <w:pStyle w:val="Heading1"/>
         <w:pageBreakBefore/>
       </w:pPr>
-      <w:bookmarkStart w:id="4" w:name="_Toc242008767"/>
+      <w:bookmarkStart w:id="4" w:name="_Toc242010749"/>
       <w:r>
         <w:lastRenderedPageBreak/>
         <w:t>2. Schedule</w:t>
@@ -3371,7 +3371,7 @@
       <w:pPr>
         <w:pStyle w:val="Heading2"/>
       </w:pPr>
-      <w:bookmarkStart w:id="5" w:name="_Toc242008768"/>
+      <w:bookmarkStart w:id="5" w:name="_Toc242010750"/>
       <w:r>
         <w:t>Day 1 — Foundations (all RAs)</w:t>
       </w:r>
@@ -4654,7 +4654,7 @@
       <w:pPr>
         <w:pStyle w:val="Heading2"/>
       </w:pPr>
-      <w:bookmarkStart w:id="6" w:name="_Toc242008769"/>
+      <w:bookmarkStart w:id="6" w:name="_Toc242010751"/>
       <w:r>
         <w:t>Day 2 — Role tracks</w:t>
       </w:r>
@@ -6182,7 +6182,7 @@
       <w:pPr>
         <w:pStyle w:val="Heading2"/>
       </w:pPr>
-      <w:bookmarkStart w:id="7" w:name="_Toc242008770"/>
+      <w:bookmarkStart w:id="7" w:name="_Toc242010752"/>
       <w:r>
         <w:t>Day 3 — Practice and assessment</w:t>
       </w:r>
@@ -7152,7 +7152,7 @@
       <w:pPr>
         <w:pStyle w:val="Heading2"/>
       </w:pPr>
-      <w:bookmarkStart w:id="8" w:name="_Toc242008771"/>
+      <w:bookmarkStart w:id="8" w:name="_Toc242010753"/>
       <w:r>
         <w:t>After the training</w:t>
       </w:r>
@@ -7487,7 +7487,7 @@
         <w:pStyle w:val="Heading1"/>
         <w:pageBreakBefore/>
       </w:pPr>
-      <w:bookmarkStart w:id="9" w:name="_Toc242008772"/>
+      <w:bookmarkStart w:id="9" w:name="_Toc242010754"/>
       <w:r>
         <w:lastRenderedPageBreak/>
         <w:t>3. Session plans</w:t>
@@ -7506,7 +7506,7 @@
       <w:pPr>
         <w:pStyle w:val="Heading2"/>
       </w:pPr>
-      <w:bookmarkStart w:id="10" w:name="_Toc242008773"/>
+      <w:bookmarkStart w:id="10" w:name="_Toc242010755"/>
       <w:r>
         <w:t>Module 1 — The study (60 min)</w:t>
       </w:r>
@@ -7601,7 +7601,7 @@
       <w:pPr>
         <w:pStyle w:val="Heading2"/>
       </w:pPr>
-      <w:bookmarkStart w:id="11" w:name="_Toc242008774"/>
+      <w:bookmarkStart w:id="11" w:name="_Toc242010756"/>
       <w:r>
         <w:t>Module 2 — Research ethics and consent (60 min)</w:t>
       </w:r>
@@ -7696,7 +7696,7 @@
       <w:pPr>
         <w:pStyle w:val="Heading2"/>
       </w:pPr>
-      <w:bookmarkStart w:id="12" w:name="_Toc242008775"/>
+      <w:bookmarkStart w:id="12" w:name="_Toc242010757"/>
       <w:r>
         <w:t>Module 3 — Data protection (60 min)</w:t>
       </w:r>
@@ -7791,7 +7791,7 @@
       <w:pPr>
         <w:pStyle w:val="Heading2"/>
       </w:pPr>
-      <w:bookmarkStart w:id="13" w:name="_Toc242008776"/>
+      <w:bookmarkStart w:id="13" w:name="_Toc242010758"/>
       <w:r>
         <w:t>Module 5 — The portal (75 min)</w:t>
       </w:r>
@@ -7886,7 +7886,7 @@
       <w:pPr>
         <w:pStyle w:val="Heading2"/>
       </w:pPr>
-      <w:bookmarkStart w:id="14" w:name="_Toc242008777"/>
+      <w:bookmarkStart w:id="14" w:name="_Toc242010759"/>
       <w:r>
         <w:t>Module 6 — The respondent journey (45 min)</w:t>
       </w:r>
@@ -7982,7 +7982,7 @@
       <w:pPr>
         <w:pStyle w:val="Heading2"/>
       </w:pPr>
-      <w:bookmarkStart w:id="15" w:name="_Toc242008778"/>
+      <w:bookmarkStart w:id="15" w:name="_Toc242010760"/>
       <w:r>
         <w:t>Module 8 — Communication skills (90 min)</w:t>
       </w:r>
@@ -8077,7 +8077,7 @@
       <w:pPr>
         <w:pStyle w:val="Heading2"/>
       </w:pPr>
-      <w:bookmarkStart w:id="16" w:name="_Toc242008779"/>
+      <w:bookmarkStart w:id="16" w:name="_Toc242010761"/>
       <w:r>
         <w:t>Module 9 — Quality judgement (90 min)</w:t>
       </w:r>
@@ -8173,7 +8173,7 @@
         <w:pStyle w:val="Heading1"/>
         <w:pageBreakBefore/>
       </w:pPr>
-      <w:bookmarkStart w:id="17" w:name="_Toc242008780"/>
+      <w:bookmarkStart w:id="17" w:name="_Toc242010762"/>
       <w:r>
         <w:lastRenderedPageBreak/>
         <w:t>4. Role-plays and simulation</w:t>
@@ -9127,7 +9127,7 @@
       <w:pPr>
         <w:pStyle w:val="Heading2"/>
       </w:pPr>
-      <w:bookmarkStart w:id="18" w:name="_Toc242008781"/>
+      <w:bookmarkStart w:id="18" w:name="_Toc242010763"/>
       <w:r>
         <w:t>Field simulation (Day 3)</w:t>
       </w:r>
@@ -9222,7 +9222,7 @@
         <w:pStyle w:val="Heading1"/>
         <w:pageBreakBefore/>
       </w:pPr>
-      <w:bookmarkStart w:id="19" w:name="_Toc242008782"/>
+      <w:bookmarkStart w:id="19" w:name="_Toc242010764"/>
       <w:r>
         <w:lastRenderedPageBreak/>
         <w:t>5. Assessment and certification</w:t>
@@ -9233,7 +9233,7 @@
       <w:pPr>
         <w:pStyle w:val="Heading2"/>
       </w:pPr>
-      <w:bookmarkStart w:id="20" w:name="_Toc242008783"/>
+      <w:bookmarkStart w:id="20" w:name="_Toc242010765"/>
       <w:r>
         <w:t>5.1 Competencies</w:t>
       </w:r>
@@ -9624,7 +9624,7 @@
       <w:pPr>
         <w:pStyle w:val="Heading2"/>
       </w:pPr>
-      <w:bookmarkStart w:id="21" w:name="_Toc242008784"/>
+      <w:bookmarkStart w:id="21" w:name="_Toc242010766"/>
       <w:r>
         <w:t>5.2 Written assessment (answer key)</w:t>
       </w:r>
@@ -10984,7 +10984,7 @@
       <w:pPr>
         <w:pStyle w:val="Heading2"/>
       </w:pPr>
-      <w:bookmarkStart w:id="22" w:name="_Toc242008785"/>
+      <w:bookmarkStart w:id="22" w:name="_Toc242010767"/>
       <w:r>
         <w:t>5.3 Practical assessment</w:t>
       </w:r>
@@ -12247,7 +12247,7 @@
         <w:pStyle w:val="Heading1"/>
         <w:pageBreakBefore/>
       </w:pPr>
-      <w:bookmarkStart w:id="23" w:name="_Toc242008786"/>
+      <w:bookmarkStart w:id="23" w:name="_Toc242010768"/>
       <w:r>
         <w:lastRenderedPageBreak/>
         <w:t>6. Attendance register</w:t>
@@ -13826,7 +13826,7 @@
         <w:sz w:val="16"/>
         <w:szCs w:val="16"/>
       </w:rPr>
-      <w:t>Version 1.19 · 4 October 2026</w:t>
+      <w:t>Version 1.20 · 4 October 2026</w:t>
     </w:r>
     <w:r>
       <w:rPr>
@@ -13999,10 +13999,154 @@
 <file path=word/numbering.xml><?xml version="1.0" encoding="utf-8"?>
 <w:numbering xmlns:wpc="http://schemas.microsoft.com/office/word/2010/wordprocessingCanvas" xmlns:cx="http://schemas.microsoft.com/office/drawing/2014/chartex" xmlns:cx1="http://schemas.microsoft.com/office/drawing/2015/9/8/chartex" xmlns:cx2="http://schemas.microsoft.com/office/drawing/2015/10/21/chartex" xmlns:cx3="http://schemas.microsoft.com/office/drawing/2016/5/9/chartex" xmlns:cx4="http://schemas.microsoft.com/office/drawing/2016/5/10/chartex" xmlns:cx5="http://schemas.microsoft.com/office/drawing/2016/5/11/chartex" xmlns:cx6="http://schemas.microsoft.com/office/drawing/2016/5/12/chartex" xmlns:cx7="http://schemas.microsoft.com/office/drawing/2016/5/13/chartex" xmlns:cx8="http://schemas.microsoft.com/office/drawing/2016/5/14/chartex" xmlns:mc="http://schemas.openxmlformats.org/markup-compatibility/2006" xmlns:aink="http://schemas.microsoft.com/office/drawing/2016/ink" xmlns:am3d="http://schemas.microsoft.com/office/drawing/2017/model3d" xmlns:o="urn:schemas-microsoft-com:office:office" xmlns:oel="http://schemas.microsoft.com/office/2019/extlst" xmlns:r="http://schemas.openxmlformats.org/officeDocument/2006/relationships" xmlns:m="http://schemas.openxmlformats.org/officeDocument/2006/math" xmlns:v="urn:schemas-microsoft-com:vml" xmlns:wp14="http://schemas.microsoft.com/office/word/2010/wordprocessingDrawing" xmlns:wp="http://schemas.openxmlformats.org/drawingml/2006/wordprocessingDrawing" xmlns:w10="urn:schemas-microsoft-com:office:word" xmlns:w="http://schemas.openxmlformats.org/wordprocessingml/2006/main" xmlns:w14="http://schemas.microsoft.com/office/word/2010/wordml" xmlns:w15="http://schemas.microsoft.com/office/word/2012/wordml" xmlns:w16cex="http://schemas.microsoft.com/office/word/2018/wordml/cex" xmlns:w16cid="http://schemas.microsoft.com/office/word/2016/wordml/cid" xmlns:w16="http://schemas.microsoft.com/office/word/2018/wordml" xmlns:w16sdtdh="http://schemas.microsoft.com/office/word/2020/wordml/sdtdatahash" xmlns:w16se="http://schemas.microsoft.com/office/word/2015/wordml/symex" xmlns:wpg="http://schemas.microsoft.com/office/word/2010/wordprocessingGroup" xmlns:wpi="http://schemas.microsoft.com/office/word/2010/wordprocessingInk" xmlns:wne="http://schemas.microsoft.com/office/word/2006/wordml" xmlns:wps="http://schemas.microsoft.com/office/word/2010/wordprocessingShape" mc:Ignorable="w14 w15 w16se w16cid w16 w16cex w16sdtdh wp14">
   <w:abstractNum w:abstractNumId="0" w15:restartNumberingAfterBreak="0">
-    <w:nsid w:val="1BEC6074"/>
+    <w:nsid w:val="0CB07C0D"/>
     <w:multiLevelType w:val="hybridMultilevel"/>
-    <w:tmpl w:val="F7E49446"/>
-    <w:lvl w:ilvl="0" w:tplc="B290B20A">
+    <w:tmpl w:val="90E2B26C"/>
+    <w:lvl w:ilvl="0" w:tplc="49CEF0CE">
+      <w:start w:val="1"/>
+      <w:numFmt w:val="bullet"/>
+      <w:lvlText w:val="●"/>
+      <w:lvlJc w:val="left"/>
+      <w:pPr>
+        <w:ind w:left="720" w:hanging="360"/>
+      </w:pPr>
+    </w:lvl>
+    <w:lvl w:ilvl="1" w:tplc="B3008D44">
+      <w:start w:val="1"/>
+      <w:numFmt w:val="bullet"/>
+      <w:lvlText w:val="○"/>
+      <w:lvlJc w:val="left"/>
+      <w:pPr>
+        <w:ind w:left="1440" w:hanging="360"/>
+      </w:pPr>
+    </w:lvl>
+    <w:lvl w:ilvl="2" w:tplc="E1F651DC">
+      <w:start w:val="1"/>
+      <w:numFmt w:val="bullet"/>
+      <w:lvlText w:val="■"/>
+      <w:lvlJc w:val="left"/>
+      <w:pPr>
+        <w:ind w:left="2160" w:hanging="360"/>
+      </w:pPr>
+    </w:lvl>
+    <w:lvl w:ilvl="3" w:tplc="C8F4D9CA">
+      <w:start w:val="1"/>
+      <w:numFmt w:val="bullet"/>
+      <w:lvlText w:val="●"/>
+      <w:lvlJc w:val="left"/>
+      <w:pPr>
+        <w:ind w:left="2880" w:hanging="360"/>
+      </w:pPr>
+    </w:lvl>
+    <w:lvl w:ilvl="4" w:tplc="B6603254">
+      <w:start w:val="1"/>
+      <w:numFmt w:val="bullet"/>
+      <w:lvlText w:val="○"/>
+      <w:lvlJc w:val="left"/>
+      <w:pPr>
+        <w:ind w:left="3600" w:hanging="360"/>
+      </w:pPr>
+    </w:lvl>
+    <w:lvl w:ilvl="5" w:tplc="15DE4F22">
+      <w:start w:val="1"/>
+      <w:numFmt w:val="bullet"/>
+      <w:lvlText w:val="■"/>
+      <w:lvlJc w:val="left"/>
+      <w:pPr>
+        <w:ind w:left="4320" w:hanging="360"/>
+      </w:pPr>
+    </w:lvl>
+    <w:lvl w:ilvl="6" w:tplc="2F88F3C4">
+      <w:start w:val="1"/>
+      <w:numFmt w:val="bullet"/>
+      <w:lvlText w:val="●"/>
+      <w:lvlJc w:val="left"/>
+      <w:pPr>
+        <w:ind w:left="5040" w:hanging="360"/>
+      </w:pPr>
+    </w:lvl>
+    <w:lvl w:ilvl="7" w:tplc="6F8E01F6">
+      <w:start w:val="1"/>
+      <w:numFmt w:val="bullet"/>
+      <w:lvlText w:val="●"/>
+      <w:lvlJc w:val="left"/>
+      <w:pPr>
+        <w:ind w:left="5760" w:hanging="360"/>
+      </w:pPr>
+    </w:lvl>
+    <w:lvl w:ilvl="8" w:tplc="9C365BA2">
+      <w:start w:val="1"/>
+      <w:numFmt w:val="bullet"/>
+      <w:lvlText w:val="●"/>
+      <w:lvlJc w:val="left"/>
+      <w:pPr>
+        <w:ind w:left="6480" w:hanging="360"/>
+      </w:pPr>
+    </w:lvl>
+  </w:abstractNum>
+  <w:abstractNum w:abstractNumId="1" w15:restartNumberingAfterBreak="0">
+    <w:nsid w:val="30864380"/>
+    <w:multiLevelType w:val="hybridMultilevel"/>
+    <w:tmpl w:val="733AE1A6"/>
+    <w:lvl w:ilvl="0" w:tplc="574449CC">
+      <w:start w:val="1"/>
+      <w:numFmt w:val="bullet"/>
+      <w:lvlText w:val="•"/>
+      <w:lvlJc w:val="left"/>
+      <w:pPr>
+        <w:ind w:left="460" w:hanging="280"/>
+      </w:pPr>
+    </w:lvl>
+    <w:lvl w:ilvl="1" w:tplc="7EAABF00">
+      <w:start w:val="1"/>
+      <w:numFmt w:val="bullet"/>
+      <w:lvlText w:val="–"/>
+      <w:lvlJc w:val="left"/>
+      <w:pPr>
+        <w:ind w:left="900" w:hanging="280"/>
+      </w:pPr>
+    </w:lvl>
+    <w:lvl w:ilvl="2" w:tplc="0F686020">
+      <w:numFmt w:val="decimal"/>
+      <w:lvlText w:val=""/>
+      <w:lvlJc w:val="left"/>
+    </w:lvl>
+    <w:lvl w:ilvl="3" w:tplc="2DE64334">
+      <w:numFmt w:val="decimal"/>
+      <w:lvlText w:val=""/>
+      <w:lvlJc w:val="left"/>
+    </w:lvl>
+    <w:lvl w:ilvl="4" w:tplc="785271CA">
+      <w:numFmt w:val="decimal"/>
+      <w:lvlText w:val=""/>
+      <w:lvlJc w:val="left"/>
+    </w:lvl>
+    <w:lvl w:ilvl="5" w:tplc="C59CAAEC">
+      <w:numFmt w:val="decimal"/>
+      <w:lvlText w:val=""/>
+      <w:lvlJc w:val="left"/>
+    </w:lvl>
+    <w:lvl w:ilvl="6" w:tplc="D098CC10">
+      <w:numFmt w:val="decimal"/>
+      <w:lvlText w:val=""/>
+      <w:lvlJc w:val="left"/>
+    </w:lvl>
+    <w:lvl w:ilvl="7" w:tplc="2BE8C26E">
+      <w:numFmt w:val="decimal"/>
+      <w:lvlText w:val=""/>
+      <w:lvlJc w:val="left"/>
+    </w:lvl>
+    <w:lvl w:ilvl="8" w:tplc="9C3669C4">
+      <w:numFmt w:val="decimal"/>
+      <w:lvlText w:val=""/>
+      <w:lvlJc w:val="left"/>
+    </w:lvl>
+  </w:abstractNum>
+  <w:abstractNum w:abstractNumId="2" w15:restartNumberingAfterBreak="0">
+    <w:nsid w:val="380C6F2F"/>
+    <w:multiLevelType w:val="hybridMultilevel"/>
+    <w:tmpl w:val="545E1210"/>
+    <w:lvl w:ilvl="0" w:tplc="67B06880">
       <w:start w:val="1"/>
       <w:numFmt w:val="decimal"/>
       <w:lvlText w:val="%1."/>
@@ -14016,52 +14160,52 @@
         <w:color w:val="A67C27"/>
       </w:rPr>
     </w:lvl>
-    <w:lvl w:ilvl="1" w:tplc="A16417BE">
+    <w:lvl w:ilvl="1" w:tplc="6696F47A">
       <w:numFmt w:val="decimal"/>
       <w:lvlText w:val=""/>
       <w:lvlJc w:val="left"/>
     </w:lvl>
-    <w:lvl w:ilvl="2" w:tplc="56F69FB4">
+    <w:lvl w:ilvl="2" w:tplc="90C453D6">
       <w:numFmt w:val="decimal"/>
       <w:lvlText w:val=""/>
       <w:lvlJc w:val="left"/>
     </w:lvl>
-    <w:lvl w:ilvl="3" w:tplc="60E211EE">
+    <w:lvl w:ilvl="3" w:tplc="D21E4B8C">
       <w:numFmt w:val="decimal"/>
       <w:lvlText w:val=""/>
       <w:lvlJc w:val="left"/>
     </w:lvl>
-    <w:lvl w:ilvl="4" w:tplc="17902D24">
+    <w:lvl w:ilvl="4" w:tplc="D32E0164">
       <w:numFmt w:val="decimal"/>
       <w:lvlText w:val=""/>
       <w:lvlJc w:val="left"/>
     </w:lvl>
-    <w:lvl w:ilvl="5" w:tplc="14044E08">
+    <w:lvl w:ilvl="5" w:tplc="AF6C57B6">
       <w:numFmt w:val="decimal"/>
       <w:lvlText w:val=""/>
       <w:lvlJc w:val="left"/>
     </w:lvl>
-    <w:lvl w:ilvl="6" w:tplc="017A0EA4">
+    <w:lvl w:ilvl="6" w:tplc="486E1B40">
       <w:numFmt w:val="decimal"/>
       <w:lvlText w:val=""/>
       <w:lvlJc w:val="left"/>
     </w:lvl>
-    <w:lvl w:ilvl="7" w:tplc="01A0BB2A">
+    <w:lvl w:ilvl="7" w:tplc="DDB2B6D8">
       <w:numFmt w:val="decimal"/>
       <w:lvlText w:val=""/>
       <w:lvlJc w:val="left"/>
     </w:lvl>
-    <w:lvl w:ilvl="8" w:tplc="F0D48F72">
+    <w:lvl w:ilvl="8" w:tplc="ECD2CB00">
       <w:numFmt w:val="decimal"/>
       <w:lvlText w:val=""/>
       <w:lvlJc w:val="left"/>
     </w:lvl>
   </w:abstractNum>
-  <w:abstractNum w:abstractNumId="1" w15:restartNumberingAfterBreak="0">
-    <w:nsid w:val="1CBA4A82"/>
+  <w:abstractNum w:abstractNumId="3" w15:restartNumberingAfterBreak="0">
+    <w:nsid w:val="4F3275F9"/>
     <w:multiLevelType w:val="hybridMultilevel"/>
-    <w:tmpl w:val="1EE81816"/>
-    <w:lvl w:ilvl="0" w:tplc="89120326">
+    <w:tmpl w:val="3C12C766"/>
+    <w:lvl w:ilvl="0" w:tplc="4A5C36FE">
       <w:start w:val="1"/>
       <w:numFmt w:val="decimal"/>
       <w:lvlText w:val="%1."/>
@@ -14075,211 +14219,67 @@
         <w:color w:val="A67C27"/>
       </w:rPr>
     </w:lvl>
-    <w:lvl w:ilvl="1" w:tplc="19F64420">
+    <w:lvl w:ilvl="1" w:tplc="F62C7E74">
       <w:numFmt w:val="decimal"/>
       <w:lvlText w:val=""/>
       <w:lvlJc w:val="left"/>
     </w:lvl>
-    <w:lvl w:ilvl="2" w:tplc="D206BC68">
+    <w:lvl w:ilvl="2" w:tplc="9CF60EC2">
       <w:numFmt w:val="decimal"/>
       <w:lvlText w:val=""/>
       <w:lvlJc w:val="left"/>
     </w:lvl>
-    <w:lvl w:ilvl="3" w:tplc="98FA46A4">
+    <w:lvl w:ilvl="3" w:tplc="AE44DB9C">
       <w:numFmt w:val="decimal"/>
       <w:lvlText w:val=""/>
       <w:lvlJc w:val="left"/>
     </w:lvl>
-    <w:lvl w:ilvl="4" w:tplc="59AA32CE">
+    <w:lvl w:ilvl="4" w:tplc="8954DC2C">
       <w:numFmt w:val="decimal"/>
       <w:lvlText w:val=""/>
       <w:lvlJc w:val="left"/>
     </w:lvl>
-    <w:lvl w:ilvl="5" w:tplc="6EDA33DA">
+    <w:lvl w:ilvl="5" w:tplc="331E4CA2">
       <w:numFmt w:val="decimal"/>
       <w:lvlText w:val=""/>
       <w:lvlJc w:val="left"/>
     </w:lvl>
-    <w:lvl w:ilvl="6" w:tplc="AB88152A">
+    <w:lvl w:ilvl="6" w:tplc="78722278">
       <w:numFmt w:val="decimal"/>
       <w:lvlText w:val=""/>
       <w:lvlJc w:val="left"/>
     </w:lvl>
-    <w:lvl w:ilvl="7" w:tplc="3126F7B6">
+    <w:lvl w:ilvl="7" w:tplc="D6F06606">
       <w:numFmt w:val="decimal"/>
       <w:lvlText w:val=""/>
       <w:lvlJc w:val="left"/>
     </w:lvl>
-    <w:lvl w:ilvl="8" w:tplc="916C668C">
+    <w:lvl w:ilvl="8" w:tplc="83BAE37C">
       <w:numFmt w:val="decimal"/>
       <w:lvlText w:val=""/>
       <w:lvlJc w:val="left"/>
     </w:lvl>
   </w:abstractNum>
-  <w:abstractNum w:abstractNumId="2" w15:restartNumberingAfterBreak="0">
-    <w:nsid w:val="346D6F76"/>
-    <w:multiLevelType w:val="hybridMultilevel"/>
-    <w:tmpl w:val="86B2DF8C"/>
-    <w:lvl w:ilvl="0" w:tplc="8098C65C">
-      <w:start w:val="1"/>
-      <w:numFmt w:val="bullet"/>
-      <w:lvlText w:val="●"/>
-      <w:lvlJc w:val="left"/>
-      <w:pPr>
-        <w:ind w:left="720" w:hanging="360"/>
-      </w:pPr>
-    </w:lvl>
-    <w:lvl w:ilvl="1" w:tplc="51D0F70E">
-      <w:start w:val="1"/>
-      <w:numFmt w:val="bullet"/>
-      <w:lvlText w:val="○"/>
-      <w:lvlJc w:val="left"/>
-      <w:pPr>
-        <w:ind w:left="1440" w:hanging="360"/>
-      </w:pPr>
-    </w:lvl>
-    <w:lvl w:ilvl="2" w:tplc="685648D6">
-      <w:start w:val="1"/>
-      <w:numFmt w:val="bullet"/>
-      <w:lvlText w:val="■"/>
-      <w:lvlJc w:val="left"/>
-      <w:pPr>
-        <w:ind w:left="2160" w:hanging="360"/>
-      </w:pPr>
-    </w:lvl>
-    <w:lvl w:ilvl="3" w:tplc="CB24BDD6">
-      <w:start w:val="1"/>
-      <w:numFmt w:val="bullet"/>
-      <w:lvlText w:val="●"/>
-      <w:lvlJc w:val="left"/>
-      <w:pPr>
-        <w:ind w:left="2880" w:hanging="360"/>
-      </w:pPr>
-    </w:lvl>
-    <w:lvl w:ilvl="4" w:tplc="3EB05A98">
-      <w:start w:val="1"/>
-      <w:numFmt w:val="bullet"/>
-      <w:lvlText w:val="○"/>
-      <w:lvlJc w:val="left"/>
-      <w:pPr>
-        <w:ind w:left="3600" w:hanging="360"/>
-      </w:pPr>
-    </w:lvl>
-    <w:lvl w:ilvl="5" w:tplc="E9DEA618">
-      <w:start w:val="1"/>
-      <w:numFmt w:val="bullet"/>
-      <w:lvlText w:val="■"/>
-      <w:lvlJc w:val="left"/>
-      <w:pPr>
-        <w:ind w:left="4320" w:hanging="360"/>
-      </w:pPr>
-    </w:lvl>
-    <w:lvl w:ilvl="6" w:tplc="71BA5B42">
-      <w:start w:val="1"/>
-      <w:numFmt w:val="bullet"/>
-      <w:lvlText w:val="●"/>
-      <w:lvlJc w:val="left"/>
-      <w:pPr>
-        <w:ind w:left="5040" w:hanging="360"/>
-      </w:pPr>
-    </w:lvl>
-    <w:lvl w:ilvl="7" w:tplc="73B43D74">
-      <w:start w:val="1"/>
-      <w:numFmt w:val="bullet"/>
-      <w:lvlText w:val="●"/>
-      <w:lvlJc w:val="left"/>
-      <w:pPr>
-        <w:ind w:left="5760" w:hanging="360"/>
-      </w:pPr>
-    </w:lvl>
-    <w:lvl w:ilvl="8" w:tplc="FF527942">
-      <w:start w:val="1"/>
-      <w:numFmt w:val="bullet"/>
-      <w:lvlText w:val="●"/>
-      <w:lvlJc w:val="left"/>
-      <w:pPr>
-        <w:ind w:left="6480" w:hanging="360"/>
-      </w:pPr>
-    </w:lvl>
-  </w:abstractNum>
-  <w:abstractNum w:abstractNumId="3" w15:restartNumberingAfterBreak="0">
-    <w:nsid w:val="7AC366C0"/>
-    <w:multiLevelType w:val="hybridMultilevel"/>
-    <w:tmpl w:val="231C6BD4"/>
-    <w:lvl w:ilvl="0" w:tplc="36F82DD6">
-      <w:start w:val="1"/>
-      <w:numFmt w:val="bullet"/>
-      <w:lvlText w:val="•"/>
-      <w:lvlJc w:val="left"/>
-      <w:pPr>
-        <w:ind w:left="460" w:hanging="280"/>
-      </w:pPr>
-    </w:lvl>
-    <w:lvl w:ilvl="1" w:tplc="BAAE17B4">
-      <w:start w:val="1"/>
-      <w:numFmt w:val="bullet"/>
-      <w:lvlText w:val="–"/>
-      <w:lvlJc w:val="left"/>
-      <w:pPr>
-        <w:ind w:left="900" w:hanging="280"/>
-      </w:pPr>
-    </w:lvl>
-    <w:lvl w:ilvl="2" w:tplc="A83CB88C">
-      <w:numFmt w:val="decimal"/>
-      <w:lvlText w:val=""/>
-      <w:lvlJc w:val="left"/>
-    </w:lvl>
-    <w:lvl w:ilvl="3" w:tplc="8AF67376">
-      <w:numFmt w:val="decimal"/>
-      <w:lvlText w:val=""/>
-      <w:lvlJc w:val="left"/>
-    </w:lvl>
-    <w:lvl w:ilvl="4" w:tplc="04AA6E40">
-      <w:numFmt w:val="decimal"/>
-      <w:lvlText w:val=""/>
-      <w:lvlJc w:val="left"/>
-    </w:lvl>
-    <w:lvl w:ilvl="5" w:tplc="0D5863CC">
-      <w:numFmt w:val="decimal"/>
-      <w:lvlText w:val=""/>
-      <w:lvlJc w:val="left"/>
-    </w:lvl>
-    <w:lvl w:ilvl="6" w:tplc="1F7C63C8">
-      <w:numFmt w:val="decimal"/>
-      <w:lvlText w:val=""/>
-      <w:lvlJc w:val="left"/>
-    </w:lvl>
-    <w:lvl w:ilvl="7" w:tplc="7BC49458">
-      <w:numFmt w:val="decimal"/>
-      <w:lvlText w:val=""/>
-      <w:lvlJc w:val="left"/>
-    </w:lvl>
-    <w:lvl w:ilvl="8" w:tplc="73528B64">
-      <w:numFmt w:val="decimal"/>
-      <w:lvlText w:val=""/>
-      <w:lvlJc w:val="left"/>
-    </w:lvl>
-  </w:abstractNum>
-  <w:num w:numId="1" w16cid:durableId="965695710">
+  <w:num w:numId="1" w16cid:durableId="1983461732">
+    <w:abstractNumId w:val="0"/>
+    <w:lvlOverride w:ilvl="0">
+      <w:startOverride w:val="1"/>
+    </w:lvlOverride>
+  </w:num>
+  <w:num w:numId="2" w16cid:durableId="2019235336">
+    <w:abstractNumId w:val="1"/>
+    <w:lvlOverride w:ilvl="0">
+      <w:startOverride w:val="1"/>
+    </w:lvlOverride>
+  </w:num>
+  <w:num w:numId="3" w16cid:durableId="782774851">
     <w:abstractNumId w:val="2"/>
     <w:lvlOverride w:ilvl="0">
       <w:startOverride w:val="1"/>
     </w:lvlOverride>
   </w:num>
-  <w:num w:numId="2" w16cid:durableId="852689602">
+  <w:num w:numId="4" w16cid:durableId="25059426">
     <w:abstractNumId w:val="3"/>
-    <w:lvlOverride w:ilvl="0">
-      <w:startOverride w:val="1"/>
-    </w:lvlOverride>
-  </w:num>
-  <w:num w:numId="3" w16cid:durableId="1030884835">
-    <w:abstractNumId w:val="0"/>
-    <w:lvlOverride w:ilvl="0">
-      <w:startOverride w:val="1"/>
-    </w:lvlOverride>
-  </w:num>
-  <w:num w:numId="4" w16cid:durableId="1189374991">
-    <w:abstractNumId w:val="1"/>
     <w:lvlOverride w:ilvl="0">
       <w:startOverride w:val="1"/>
     </w:lvlOverride>
@@ -14904,7 +14904,7 @@
     <w:autoRedefine/>
     <w:uiPriority w:val="39"/>
     <w:unhideWhenUsed/>
-    <w:rsid w:val="00EC3B54"/>
+    <w:rsid w:val="00C10CD1"/>
     <w:pPr>
       <w:spacing w:after="100"/>
     </w:pPr>
@@ -14916,7 +14916,7 @@
     <w:autoRedefine/>
     <w:uiPriority w:val="39"/>
     <w:unhideWhenUsed/>
-    <w:rsid w:val="00EC3B54"/>
+    <w:rsid w:val="00C10CD1"/>
     <w:pPr>
       <w:spacing w:after="100"/>
       <w:ind w:left="210"/>

--- a/docs/manuals/RA_Training_Programme_and_Facilitator_Guide.docx
+++ b/docs/manuals/RA_Training_Programme_and_Facilitator_Guide.docx
@@ -469,7 +469,7 @@
                 <w:sz w:val="19"/>
                 <w:szCs w:val="19"/>
               </w:rPr>
-              <w:t>Version 1.20 · 4 October 2026</w:t>
+              <w:t>Version 1.21 · 4 October 2026</w:t>
             </w:r>
           </w:p>
         </w:tc>
@@ -538,7 +538,7 @@
     <w:sdt>
       <w:sdtPr>
         <w:alias w:val="Contents"/>
-        <w:id w:val="640925394"/>
+        <w:id w:val="1863784623"/>
       </w:sdtPr>
       <w:sdtEndPr/>
       <w:sdtContent>
@@ -567,7 +567,7 @@
           <w:r>
             <w:fldChar w:fldCharType="separate"/>
           </w:r>
-          <w:hyperlink w:anchor="_Toc242010745" w:history="1">
+          <w:hyperlink w:anchor="_Toc242011801" w:history="1">
             <w:r>
               <w:rPr>
                 <w:rStyle w:val="Hyperlink"/>
@@ -591,7 +591,7 @@
               <w:rPr>
                 <w:noProof/>
               </w:rPr>
-              <w:instrText xml:space="preserve"> PAGEREF _Toc242010745 \h </w:instrText>
+              <w:instrText xml:space="preserve"> PAGEREF _Toc242011801 \h </w:instrText>
             </w:r>
             <w:r>
               <w:rPr>
@@ -634,7 +634,7 @@
               <w14:ligatures w14:val="standardContextual"/>
             </w:rPr>
           </w:pPr>
-          <w:hyperlink w:anchor="_Toc242010746" w:history="1">
+          <w:hyperlink w:anchor="_Toc242011802" w:history="1">
             <w:r>
               <w:rPr>
                 <w:rStyle w:val="Hyperlink"/>
@@ -658,7 +658,7 @@
               <w:rPr>
                 <w:noProof/>
               </w:rPr>
-              <w:instrText xml:space="preserve"> PAGEREF _Toc242010746 \h </w:instrText>
+              <w:instrText xml:space="preserve"> PAGEREF _Toc242011802 \h </w:instrText>
             </w:r>
             <w:r>
               <w:rPr>
@@ -701,7 +701,7 @@
               <w14:ligatures w14:val="standardContextual"/>
             </w:rPr>
           </w:pPr>
-          <w:hyperlink w:anchor="_Toc242010747" w:history="1">
+          <w:hyperlink w:anchor="_Toc242011803" w:history="1">
             <w:r>
               <w:rPr>
                 <w:rStyle w:val="Hyperlink"/>
@@ -725,7 +725,7 @@
               <w:rPr>
                 <w:noProof/>
               </w:rPr>
-              <w:instrText xml:space="preserve"> PAGEREF _Toc242010747 \h </w:instrText>
+              <w:instrText xml:space="preserve"> PAGEREF _Toc242011803 \h </w:instrText>
             </w:r>
             <w:r>
               <w:rPr>
@@ -768,7 +768,7 @@
               <w14:ligatures w14:val="standardContextual"/>
             </w:rPr>
           </w:pPr>
-          <w:hyperlink w:anchor="_Toc242010748" w:history="1">
+          <w:hyperlink w:anchor="_Toc242011804" w:history="1">
             <w:r>
               <w:rPr>
                 <w:rStyle w:val="Hyperlink"/>
@@ -792,7 +792,7 @@
               <w:rPr>
                 <w:noProof/>
               </w:rPr>
-              <w:instrText xml:space="preserve"> PAGEREF _Toc242010748 \h </w:instrText>
+              <w:instrText xml:space="preserve"> PAGEREF _Toc242011804 \h </w:instrText>
             </w:r>
             <w:r>
               <w:rPr>
@@ -835,7 +835,7 @@
               <w14:ligatures w14:val="standardContextual"/>
             </w:rPr>
           </w:pPr>
-          <w:hyperlink w:anchor="_Toc242010749" w:history="1">
+          <w:hyperlink w:anchor="_Toc242011805" w:history="1">
             <w:r>
               <w:rPr>
                 <w:rStyle w:val="Hyperlink"/>
@@ -859,7 +859,7 @@
               <w:rPr>
                 <w:noProof/>
               </w:rPr>
-              <w:instrText xml:space="preserve"> PAGEREF _Toc242010749 \h </w:instrText>
+              <w:instrText xml:space="preserve"> PAGEREF _Toc242011805 \h </w:instrText>
             </w:r>
             <w:r>
               <w:rPr>
@@ -902,7 +902,7 @@
               <w14:ligatures w14:val="standardContextual"/>
             </w:rPr>
           </w:pPr>
-          <w:hyperlink w:anchor="_Toc242010750" w:history="1">
+          <w:hyperlink w:anchor="_Toc242011806" w:history="1">
             <w:r>
               <w:rPr>
                 <w:rStyle w:val="Hyperlink"/>
@@ -926,7 +926,7 @@
               <w:rPr>
                 <w:noProof/>
               </w:rPr>
-              <w:instrText xml:space="preserve"> PAGEREF _Toc242010750 \h </w:instrText>
+              <w:instrText xml:space="preserve"> PAGEREF _Toc242011806 \h </w:instrText>
             </w:r>
             <w:r>
               <w:rPr>
@@ -969,7 +969,7 @@
               <w14:ligatures w14:val="standardContextual"/>
             </w:rPr>
           </w:pPr>
-          <w:hyperlink w:anchor="_Toc242010751" w:history="1">
+          <w:hyperlink w:anchor="_Toc242011807" w:history="1">
             <w:r>
               <w:rPr>
                 <w:rStyle w:val="Hyperlink"/>
@@ -993,7 +993,7 @@
               <w:rPr>
                 <w:noProof/>
               </w:rPr>
-              <w:instrText xml:space="preserve"> PAGEREF _Toc242010751 \h </w:instrText>
+              <w:instrText xml:space="preserve"> PAGEREF _Toc242011807 \h </w:instrText>
             </w:r>
             <w:r>
               <w:rPr>
@@ -1036,7 +1036,7 @@
               <w14:ligatures w14:val="standardContextual"/>
             </w:rPr>
           </w:pPr>
-          <w:hyperlink w:anchor="_Toc242010752" w:history="1">
+          <w:hyperlink w:anchor="_Toc242011808" w:history="1">
             <w:r>
               <w:rPr>
                 <w:rStyle w:val="Hyperlink"/>
@@ -1060,7 +1060,7 @@
               <w:rPr>
                 <w:noProof/>
               </w:rPr>
-              <w:instrText xml:space="preserve"> PAGEREF _Toc242010752 \h </w:instrText>
+              <w:instrText xml:space="preserve"> PAGEREF _Toc242011808 \h </w:instrText>
             </w:r>
             <w:r>
               <w:rPr>
@@ -1103,7 +1103,7 @@
               <w14:ligatures w14:val="standardContextual"/>
             </w:rPr>
           </w:pPr>
-          <w:hyperlink w:anchor="_Toc242010753" w:history="1">
+          <w:hyperlink w:anchor="_Toc242011809" w:history="1">
             <w:r>
               <w:rPr>
                 <w:rStyle w:val="Hyperlink"/>
@@ -1127,7 +1127,7 @@
               <w:rPr>
                 <w:noProof/>
               </w:rPr>
-              <w:instrText xml:space="preserve"> PAGEREF _Toc242010753 \h </w:instrText>
+              <w:instrText xml:space="preserve"> PAGEREF _Toc242011809 \h </w:instrText>
             </w:r>
             <w:r>
               <w:rPr>
@@ -1170,7 +1170,7 @@
               <w14:ligatures w14:val="standardContextual"/>
             </w:rPr>
           </w:pPr>
-          <w:hyperlink w:anchor="_Toc242010754" w:history="1">
+          <w:hyperlink w:anchor="_Toc242011810" w:history="1">
             <w:r>
               <w:rPr>
                 <w:rStyle w:val="Hyperlink"/>
@@ -1194,7 +1194,7 @@
               <w:rPr>
                 <w:noProof/>
               </w:rPr>
-              <w:instrText xml:space="preserve"> PAGEREF _Toc242010754 \h </w:instrText>
+              <w:instrText xml:space="preserve"> PAGEREF _Toc242011810 \h </w:instrText>
             </w:r>
             <w:r>
               <w:rPr>
@@ -1237,7 +1237,7 @@
               <w14:ligatures w14:val="standardContextual"/>
             </w:rPr>
           </w:pPr>
-          <w:hyperlink w:anchor="_Toc242010755" w:history="1">
+          <w:hyperlink w:anchor="_Toc242011811" w:history="1">
             <w:r>
               <w:rPr>
                 <w:rStyle w:val="Hyperlink"/>
@@ -1261,7 +1261,7 @@
               <w:rPr>
                 <w:noProof/>
               </w:rPr>
-              <w:instrText xml:space="preserve"> PAGEREF _Toc242010755 \h </w:instrText>
+              <w:instrText xml:space="preserve"> PAGEREF _Toc242011811 \h </w:instrText>
             </w:r>
             <w:r>
               <w:rPr>
@@ -1304,7 +1304,7 @@
               <w14:ligatures w14:val="standardContextual"/>
             </w:rPr>
           </w:pPr>
-          <w:hyperlink w:anchor="_Toc242010756" w:history="1">
+          <w:hyperlink w:anchor="_Toc242011812" w:history="1">
             <w:r>
               <w:rPr>
                 <w:rStyle w:val="Hyperlink"/>
@@ -1328,7 +1328,7 @@
               <w:rPr>
                 <w:noProof/>
               </w:rPr>
-              <w:instrText xml:space="preserve"> PAGEREF _Toc242010756 \h </w:instrText>
+              <w:instrText xml:space="preserve"> PAGEREF _Toc242011812 \h </w:instrText>
             </w:r>
             <w:r>
               <w:rPr>
@@ -1371,7 +1371,7 @@
               <w14:ligatures w14:val="standardContextual"/>
             </w:rPr>
           </w:pPr>
-          <w:hyperlink w:anchor="_Toc242010757" w:history="1">
+          <w:hyperlink w:anchor="_Toc242011813" w:history="1">
             <w:r>
               <w:rPr>
                 <w:rStyle w:val="Hyperlink"/>
@@ -1395,7 +1395,7 @@
               <w:rPr>
                 <w:noProof/>
               </w:rPr>
-              <w:instrText xml:space="preserve"> PAGEREF _Toc242010757 \h </w:instrText>
+              <w:instrText xml:space="preserve"> PAGEREF _Toc242011813 \h </w:instrText>
             </w:r>
             <w:r>
               <w:rPr>
@@ -1438,7 +1438,7 @@
               <w14:ligatures w14:val="standardContextual"/>
             </w:rPr>
           </w:pPr>
-          <w:hyperlink w:anchor="_Toc242010758" w:history="1">
+          <w:hyperlink w:anchor="_Toc242011814" w:history="1">
             <w:r>
               <w:rPr>
                 <w:rStyle w:val="Hyperlink"/>
@@ -1462,7 +1462,7 @@
               <w:rPr>
                 <w:noProof/>
               </w:rPr>
-              <w:instrText xml:space="preserve"> PAGEREF _Toc242010758 \h </w:instrText>
+              <w:instrText xml:space="preserve"> PAGEREF _Toc242011814 \h </w:instrText>
             </w:r>
             <w:r>
               <w:rPr>
@@ -1505,7 +1505,7 @@
               <w14:ligatures w14:val="standardContextual"/>
             </w:rPr>
           </w:pPr>
-          <w:hyperlink w:anchor="_Toc242010759" w:history="1">
+          <w:hyperlink w:anchor="_Toc242011815" w:history="1">
             <w:r>
               <w:rPr>
                 <w:rStyle w:val="Hyperlink"/>
@@ -1529,7 +1529,7 @@
               <w:rPr>
                 <w:noProof/>
               </w:rPr>
-              <w:instrText xml:space="preserve"> PAGEREF _Toc242010759 \h </w:instrText>
+              <w:instrText xml:space="preserve"> PAGEREF _Toc242011815 \h </w:instrText>
             </w:r>
             <w:r>
               <w:rPr>
@@ -1572,7 +1572,7 @@
               <w14:ligatures w14:val="standardContextual"/>
             </w:rPr>
           </w:pPr>
-          <w:hyperlink w:anchor="_Toc242010760" w:history="1">
+          <w:hyperlink w:anchor="_Toc242011816" w:history="1">
             <w:r>
               <w:rPr>
                 <w:rStyle w:val="Hyperlink"/>
@@ -1596,7 +1596,7 @@
               <w:rPr>
                 <w:noProof/>
               </w:rPr>
-              <w:instrText xml:space="preserve"> PAGEREF _Toc242010760 \h </w:instrText>
+              <w:instrText xml:space="preserve"> PAGEREF _Toc242011816 \h </w:instrText>
             </w:r>
             <w:r>
               <w:rPr>
@@ -1639,7 +1639,7 @@
               <w14:ligatures w14:val="standardContextual"/>
             </w:rPr>
           </w:pPr>
-          <w:hyperlink w:anchor="_Toc242010761" w:history="1">
+          <w:hyperlink w:anchor="_Toc242011817" w:history="1">
             <w:r>
               <w:rPr>
                 <w:rStyle w:val="Hyperlink"/>
@@ -1663,7 +1663,7 @@
               <w:rPr>
                 <w:noProof/>
               </w:rPr>
-              <w:instrText xml:space="preserve"> PAGEREF _Toc242010761 \h </w:instrText>
+              <w:instrText xml:space="preserve"> PAGEREF _Toc242011817 \h </w:instrText>
             </w:r>
             <w:r>
               <w:rPr>
@@ -1706,7 +1706,7 @@
               <w14:ligatures w14:val="standardContextual"/>
             </w:rPr>
           </w:pPr>
-          <w:hyperlink w:anchor="_Toc242010762" w:history="1">
+          <w:hyperlink w:anchor="_Toc242011818" w:history="1">
             <w:r>
               <w:rPr>
                 <w:rStyle w:val="Hyperlink"/>
@@ -1730,7 +1730,7 @@
               <w:rPr>
                 <w:noProof/>
               </w:rPr>
-              <w:instrText xml:space="preserve"> PAGEREF _Toc242010762 \h </w:instrText>
+              <w:instrText xml:space="preserve"> PAGEREF _Toc242011818 \h </w:instrText>
             </w:r>
             <w:r>
               <w:rPr>
@@ -1773,7 +1773,7 @@
               <w14:ligatures w14:val="standardContextual"/>
             </w:rPr>
           </w:pPr>
-          <w:hyperlink w:anchor="_Toc242010763" w:history="1">
+          <w:hyperlink w:anchor="_Toc242011819" w:history="1">
             <w:r>
               <w:rPr>
                 <w:rStyle w:val="Hyperlink"/>
@@ -1797,7 +1797,7 @@
               <w:rPr>
                 <w:noProof/>
               </w:rPr>
-              <w:instrText xml:space="preserve"> PAGEREF _Toc242010763 \h </w:instrText>
+              <w:instrText xml:space="preserve"> PAGEREF _Toc242011819 \h </w:instrText>
             </w:r>
             <w:r>
               <w:rPr>
@@ -1840,7 +1840,7 @@
               <w14:ligatures w14:val="standardContextual"/>
             </w:rPr>
           </w:pPr>
-          <w:hyperlink w:anchor="_Toc242010764" w:history="1">
+          <w:hyperlink w:anchor="_Toc242011820" w:history="1">
             <w:r>
               <w:rPr>
                 <w:rStyle w:val="Hyperlink"/>
@@ -1864,7 +1864,7 @@
               <w:rPr>
                 <w:noProof/>
               </w:rPr>
-              <w:instrText xml:space="preserve"> PAGEREF _Toc242010764 \h </w:instrText>
+              <w:instrText xml:space="preserve"> PAGEREF _Toc242011820 \h </w:instrText>
             </w:r>
             <w:r>
               <w:rPr>
@@ -1907,7 +1907,7 @@
               <w14:ligatures w14:val="standardContextual"/>
             </w:rPr>
           </w:pPr>
-          <w:hyperlink w:anchor="_Toc242010765" w:history="1">
+          <w:hyperlink w:anchor="_Toc242011821" w:history="1">
             <w:r>
               <w:rPr>
                 <w:rStyle w:val="Hyperlink"/>
@@ -1931,7 +1931,7 @@
               <w:rPr>
                 <w:noProof/>
               </w:rPr>
-              <w:instrText xml:space="preserve"> PAGEREF _Toc242010765 \h </w:instrText>
+              <w:instrText xml:space="preserve"> PAGEREF _Toc242011821 \h </w:instrText>
             </w:r>
             <w:r>
               <w:rPr>
@@ -1974,7 +1974,7 @@
               <w14:ligatures w14:val="standardContextual"/>
             </w:rPr>
           </w:pPr>
-          <w:hyperlink w:anchor="_Toc242010766" w:history="1">
+          <w:hyperlink w:anchor="_Toc242011822" w:history="1">
             <w:r>
               <w:rPr>
                 <w:rStyle w:val="Hyperlink"/>
@@ -1998,7 +1998,7 @@
               <w:rPr>
                 <w:noProof/>
               </w:rPr>
-              <w:instrText xml:space="preserve"> PAGEREF _Toc242010766 \h </w:instrText>
+              <w:instrText xml:space="preserve"> PAGEREF _Toc242011822 \h </w:instrText>
             </w:r>
             <w:r>
               <w:rPr>
@@ -2041,7 +2041,7 @@
               <w14:ligatures w14:val="standardContextual"/>
             </w:rPr>
           </w:pPr>
-          <w:hyperlink w:anchor="_Toc242010767" w:history="1">
+          <w:hyperlink w:anchor="_Toc242011823" w:history="1">
             <w:r>
               <w:rPr>
                 <w:rStyle w:val="Hyperlink"/>
@@ -2065,7 +2065,7 @@
               <w:rPr>
                 <w:noProof/>
               </w:rPr>
-              <w:instrText xml:space="preserve"> PAGEREF _Toc242010767 \h </w:instrText>
+              <w:instrText xml:space="preserve"> PAGEREF _Toc242011823 \h </w:instrText>
             </w:r>
             <w:r>
               <w:rPr>
@@ -2108,7 +2108,7 @@
               <w14:ligatures w14:val="standardContextual"/>
             </w:rPr>
           </w:pPr>
-          <w:hyperlink w:anchor="_Toc242010768" w:history="1">
+          <w:hyperlink w:anchor="_Toc242011824" w:history="1">
             <w:r>
               <w:rPr>
                 <w:rStyle w:val="Hyperlink"/>
@@ -2132,7 +2132,7 @@
               <w:rPr>
                 <w:noProof/>
               </w:rPr>
-              <w:instrText xml:space="preserve"> PAGEREF _Toc242010768 \h </w:instrText>
+              <w:instrText xml:space="preserve"> PAGEREF _Toc242011824 \h </w:instrText>
             </w:r>
             <w:r>
               <w:rPr>
@@ -2171,7 +2171,7 @@
         <w:pStyle w:val="Heading1"/>
         <w:pageBreakBefore/>
       </w:pPr>
-      <w:bookmarkStart w:id="0" w:name="_Toc242010745"/>
+      <w:bookmarkStart w:id="0" w:name="_Toc242011801"/>
       <w:r>
         <w:lastRenderedPageBreak/>
         <w:t>1. Programme overview</w:t>
@@ -2577,7 +2577,7 @@
       <w:pPr>
         <w:pStyle w:val="Heading2"/>
       </w:pPr>
-      <w:bookmarkStart w:id="1" w:name="_Toc242010746"/>
+      <w:bookmarkStart w:id="1" w:name="_Toc242011802"/>
       <w:r>
         <w:t>1.1 Learning objectives</w:t>
       </w:r>
@@ -2678,7 +2678,7 @@
       <w:pPr>
         <w:pStyle w:val="Heading2"/>
       </w:pPr>
-      <w:bookmarkStart w:id="2" w:name="_Toc242010747"/>
+      <w:bookmarkStart w:id="2" w:name="_Toc242011803"/>
       <w:r>
         <w:t>1.2 Before the training (facilitator checklist)</w:t>
       </w:r>
@@ -3214,7 +3214,7 @@
       <w:pPr>
         <w:pStyle w:val="Heading2"/>
       </w:pPr>
-      <w:bookmarkStart w:id="3" w:name="_Toc242010748"/>
+      <w:bookmarkStart w:id="3" w:name="_Toc242011804"/>
       <w:r>
         <w:t>1.3 The practice environment</w:t>
       </w:r>
@@ -3360,7 +3360,7 @@
         <w:pStyle w:val="Heading1"/>
         <w:pageBreakBefore/>
       </w:pPr>
-      <w:bookmarkStart w:id="4" w:name="_Toc242010749"/>
+      <w:bookmarkStart w:id="4" w:name="_Toc242011805"/>
       <w:r>
         <w:lastRenderedPageBreak/>
         <w:t>2. Schedule</w:t>
@@ -3371,7 +3371,7 @@
       <w:pPr>
         <w:pStyle w:val="Heading2"/>
       </w:pPr>
-      <w:bookmarkStart w:id="5" w:name="_Toc242010750"/>
+      <w:bookmarkStart w:id="5" w:name="_Toc242011806"/>
       <w:r>
         <w:t>Day 1 — Foundations (all RAs)</w:t>
       </w:r>
@@ -4654,7 +4654,7 @@
       <w:pPr>
         <w:pStyle w:val="Heading2"/>
       </w:pPr>
-      <w:bookmarkStart w:id="6" w:name="_Toc242010751"/>
+      <w:bookmarkStart w:id="6" w:name="_Toc242011807"/>
       <w:r>
         <w:t>Day 2 — Role tracks</w:t>
       </w:r>
@@ -6182,7 +6182,7 @@
       <w:pPr>
         <w:pStyle w:val="Heading2"/>
       </w:pPr>
-      <w:bookmarkStart w:id="7" w:name="_Toc242010752"/>
+      <w:bookmarkStart w:id="7" w:name="_Toc242011808"/>
       <w:r>
         <w:t>Day 3 — Practice and assessment</w:t>
       </w:r>
@@ -7152,7 +7152,7 @@
       <w:pPr>
         <w:pStyle w:val="Heading2"/>
       </w:pPr>
-      <w:bookmarkStart w:id="8" w:name="_Toc242010753"/>
+      <w:bookmarkStart w:id="8" w:name="_Toc242011809"/>
       <w:r>
         <w:t>After the training</w:t>
       </w:r>
@@ -7487,7 +7487,7 @@
         <w:pStyle w:val="Heading1"/>
         <w:pageBreakBefore/>
       </w:pPr>
-      <w:bookmarkStart w:id="9" w:name="_Toc242010754"/>
+      <w:bookmarkStart w:id="9" w:name="_Toc242011810"/>
       <w:r>
         <w:lastRenderedPageBreak/>
         <w:t>3. Session plans</w:t>
@@ -7506,7 +7506,7 @@
       <w:pPr>
         <w:pStyle w:val="Heading2"/>
       </w:pPr>
-      <w:bookmarkStart w:id="10" w:name="_Toc242010755"/>
+      <w:bookmarkStart w:id="10" w:name="_Toc242011811"/>
       <w:r>
         <w:t>Module 1 — The study (60 min)</w:t>
       </w:r>
@@ -7601,7 +7601,7 @@
       <w:pPr>
         <w:pStyle w:val="Heading2"/>
       </w:pPr>
-      <w:bookmarkStart w:id="11" w:name="_Toc242010756"/>
+      <w:bookmarkStart w:id="11" w:name="_Toc242011812"/>
       <w:r>
         <w:t>Module 2 — Research ethics and consent (60 min)</w:t>
       </w:r>
@@ -7696,7 +7696,7 @@
       <w:pPr>
         <w:pStyle w:val="Heading2"/>
       </w:pPr>
-      <w:bookmarkStart w:id="12" w:name="_Toc242010757"/>
+      <w:bookmarkStart w:id="12" w:name="_Toc242011813"/>
       <w:r>
         <w:t>Module 3 — Data protection (60 min)</w:t>
       </w:r>
@@ -7791,7 +7791,7 @@
       <w:pPr>
         <w:pStyle w:val="Heading2"/>
       </w:pPr>
-      <w:bookmarkStart w:id="13" w:name="_Toc242010758"/>
+      <w:bookmarkStart w:id="13" w:name="_Toc242011814"/>
       <w:r>
         <w:t>Module 5 — The portal (75 min)</w:t>
       </w:r>
@@ -7886,7 +7886,7 @@
       <w:pPr>
         <w:pStyle w:val="Heading2"/>
       </w:pPr>
-      <w:bookmarkStart w:id="14" w:name="_Toc242010759"/>
+      <w:bookmarkStart w:id="14" w:name="_Toc242011815"/>
       <w:r>
         <w:t>Module 6 — The respondent journey (45 min)</w:t>
       </w:r>
@@ -7982,7 +7982,7 @@
       <w:pPr>
         <w:pStyle w:val="Heading2"/>
       </w:pPr>
-      <w:bookmarkStart w:id="15" w:name="_Toc242010760"/>
+      <w:bookmarkStart w:id="15" w:name="_Toc242011816"/>
       <w:r>
         <w:t>Module 8 — Communication skills (90 min)</w:t>
       </w:r>
@@ -8077,7 +8077,7 @@
       <w:pPr>
         <w:pStyle w:val="Heading2"/>
       </w:pPr>
-      <w:bookmarkStart w:id="16" w:name="_Toc242010761"/>
+      <w:bookmarkStart w:id="16" w:name="_Toc242011817"/>
       <w:r>
         <w:t>Module 9 — Quality judgement (90 min)</w:t>
       </w:r>
@@ -8173,7 +8173,7 @@
         <w:pStyle w:val="Heading1"/>
         <w:pageBreakBefore/>
       </w:pPr>
-      <w:bookmarkStart w:id="17" w:name="_Toc242010762"/>
+      <w:bookmarkStart w:id="17" w:name="_Toc242011818"/>
       <w:r>
         <w:lastRenderedPageBreak/>
         <w:t>4. Role-plays and simulation</w:t>
@@ -9127,7 +9127,7 @@
       <w:pPr>
         <w:pStyle w:val="Heading2"/>
       </w:pPr>
-      <w:bookmarkStart w:id="18" w:name="_Toc242010763"/>
+      <w:bookmarkStart w:id="18" w:name="_Toc242011819"/>
       <w:r>
         <w:t>Field simulation (Day 3)</w:t>
       </w:r>
@@ -9222,7 +9222,7 @@
         <w:pStyle w:val="Heading1"/>
         <w:pageBreakBefore/>
       </w:pPr>
-      <w:bookmarkStart w:id="19" w:name="_Toc242010764"/>
+      <w:bookmarkStart w:id="19" w:name="_Toc242011820"/>
       <w:r>
         <w:lastRenderedPageBreak/>
         <w:t>5. Assessment and certification</w:t>
@@ -9233,7 +9233,7 @@
       <w:pPr>
         <w:pStyle w:val="Heading2"/>
       </w:pPr>
-      <w:bookmarkStart w:id="20" w:name="_Toc242010765"/>
+      <w:bookmarkStart w:id="20" w:name="_Toc242011821"/>
       <w:r>
         <w:t>5.1 Competencies</w:t>
       </w:r>
@@ -9624,7 +9624,7 @@
       <w:pPr>
         <w:pStyle w:val="Heading2"/>
       </w:pPr>
-      <w:bookmarkStart w:id="21" w:name="_Toc242010766"/>
+      <w:bookmarkStart w:id="21" w:name="_Toc242011822"/>
       <w:r>
         <w:t>5.2 Written assessment (answer key)</w:t>
       </w:r>
@@ -10984,7 +10984,7 @@
       <w:pPr>
         <w:pStyle w:val="Heading2"/>
       </w:pPr>
-      <w:bookmarkStart w:id="22" w:name="_Toc242010767"/>
+      <w:bookmarkStart w:id="22" w:name="_Toc242011823"/>
       <w:r>
         <w:t>5.3 Practical assessment</w:t>
       </w:r>
@@ -12247,7 +12247,7 @@
         <w:pStyle w:val="Heading1"/>
         <w:pageBreakBefore/>
       </w:pPr>
-      <w:bookmarkStart w:id="23" w:name="_Toc242010768"/>
+      <w:bookmarkStart w:id="23" w:name="_Toc242011824"/>
       <w:r>
         <w:lastRenderedPageBreak/>
         <w:t>6. Attendance register</w:t>
@@ -13826,7 +13826,7 @@
         <w:sz w:val="16"/>
         <w:szCs w:val="16"/>
       </w:rPr>
-      <w:t>Version 1.20 · 4 October 2026</w:t>
+      <w:t>Version 1.21 · 4 October 2026</w:t>
     </w:r>
     <w:r>
       <w:rPr>
@@ -13999,10 +13999,68 @@
 <file path=word/numbering.xml><?xml version="1.0" encoding="utf-8"?>
 <w:numbering xmlns:wpc="http://schemas.microsoft.com/office/word/2010/wordprocessingCanvas" xmlns:cx="http://schemas.microsoft.com/office/drawing/2014/chartex" xmlns:cx1="http://schemas.microsoft.com/office/drawing/2015/9/8/chartex" xmlns:cx2="http://schemas.microsoft.com/office/drawing/2015/10/21/chartex" xmlns:cx3="http://schemas.microsoft.com/office/drawing/2016/5/9/chartex" xmlns:cx4="http://schemas.microsoft.com/office/drawing/2016/5/10/chartex" xmlns:cx5="http://schemas.microsoft.com/office/drawing/2016/5/11/chartex" xmlns:cx6="http://schemas.microsoft.com/office/drawing/2016/5/12/chartex" xmlns:cx7="http://schemas.microsoft.com/office/drawing/2016/5/13/chartex" xmlns:cx8="http://schemas.microsoft.com/office/drawing/2016/5/14/chartex" xmlns:mc="http://schemas.openxmlformats.org/markup-compatibility/2006" xmlns:aink="http://schemas.microsoft.com/office/drawing/2016/ink" xmlns:am3d="http://schemas.microsoft.com/office/drawing/2017/model3d" xmlns:o="urn:schemas-microsoft-com:office:office" xmlns:oel="http://schemas.microsoft.com/office/2019/extlst" xmlns:r="http://schemas.openxmlformats.org/officeDocument/2006/relationships" xmlns:m="http://schemas.openxmlformats.org/officeDocument/2006/math" xmlns:v="urn:schemas-microsoft-com:vml" xmlns:wp14="http://schemas.microsoft.com/office/word/2010/wordprocessingDrawing" xmlns:wp="http://schemas.openxmlformats.org/drawingml/2006/wordprocessingDrawing" xmlns:w10="urn:schemas-microsoft-com:office:word" xmlns:w="http://schemas.openxmlformats.org/wordprocessingml/2006/main" xmlns:w14="http://schemas.microsoft.com/office/word/2010/wordml" xmlns:w15="http://schemas.microsoft.com/office/word/2012/wordml" xmlns:w16cex="http://schemas.microsoft.com/office/word/2018/wordml/cex" xmlns:w16cid="http://schemas.microsoft.com/office/word/2016/wordml/cid" xmlns:w16="http://schemas.microsoft.com/office/word/2018/wordml" xmlns:w16sdtdh="http://schemas.microsoft.com/office/word/2020/wordml/sdtdatahash" xmlns:w16se="http://schemas.microsoft.com/office/word/2015/wordml/symex" xmlns:wpg="http://schemas.microsoft.com/office/word/2010/wordprocessingGroup" xmlns:wpi="http://schemas.microsoft.com/office/word/2010/wordprocessingInk" xmlns:wne="http://schemas.microsoft.com/office/word/2006/wordml" xmlns:wps="http://schemas.microsoft.com/office/word/2010/wordprocessingShape" mc:Ignorable="w14 w15 w16se w16cid w16 w16cex w16sdtdh wp14">
   <w:abstractNum w:abstractNumId="0" w15:restartNumberingAfterBreak="0">
-    <w:nsid w:val="0CB07C0D"/>
+    <w:nsid w:val="381F34F3"/>
     <w:multiLevelType w:val="hybridMultilevel"/>
-    <w:tmpl w:val="90E2B26C"/>
-    <w:lvl w:ilvl="0" w:tplc="49CEF0CE">
+    <w:tmpl w:val="028605E2"/>
+    <w:lvl w:ilvl="0" w:tplc="21CA95FC">
+      <w:start w:val="1"/>
+      <w:numFmt w:val="bullet"/>
+      <w:lvlText w:val="•"/>
+      <w:lvlJc w:val="left"/>
+      <w:pPr>
+        <w:ind w:left="460" w:hanging="280"/>
+      </w:pPr>
+    </w:lvl>
+    <w:lvl w:ilvl="1" w:tplc="6950A19E">
+      <w:start w:val="1"/>
+      <w:numFmt w:val="bullet"/>
+      <w:lvlText w:val="–"/>
+      <w:lvlJc w:val="left"/>
+      <w:pPr>
+        <w:ind w:left="900" w:hanging="280"/>
+      </w:pPr>
+    </w:lvl>
+    <w:lvl w:ilvl="2" w:tplc="BE925B90">
+      <w:numFmt w:val="decimal"/>
+      <w:lvlText w:val=""/>
+      <w:lvlJc w:val="left"/>
+    </w:lvl>
+    <w:lvl w:ilvl="3" w:tplc="12E07744">
+      <w:numFmt w:val="decimal"/>
+      <w:lvlText w:val=""/>
+      <w:lvlJc w:val="left"/>
+    </w:lvl>
+    <w:lvl w:ilvl="4" w:tplc="F3AA7DA4">
+      <w:numFmt w:val="decimal"/>
+      <w:lvlText w:val=""/>
+      <w:lvlJc w:val="left"/>
+    </w:lvl>
+    <w:lvl w:ilvl="5" w:tplc="9A64608A">
+      <w:numFmt w:val="decimal"/>
+      <w:lvlText w:val=""/>
+      <w:lvlJc w:val="left"/>
+    </w:lvl>
+    <w:lvl w:ilvl="6" w:tplc="1E342C7E">
+      <w:numFmt w:val="decimal"/>
+      <w:lvlText w:val=""/>
+      <w:lvlJc w:val="left"/>
+    </w:lvl>
+    <w:lvl w:ilvl="7" w:tplc="4C70D52C">
+      <w:numFmt w:val="decimal"/>
+      <w:lvlText w:val=""/>
+      <w:lvlJc w:val="left"/>
+    </w:lvl>
+    <w:lvl w:ilvl="8" w:tplc="82F69942">
+      <w:numFmt w:val="decimal"/>
+      <w:lvlText w:val=""/>
+      <w:lvlJc w:val="left"/>
+    </w:lvl>
+  </w:abstractNum>
+  <w:abstractNum w:abstractNumId="1" w15:restartNumberingAfterBreak="0">
+    <w:nsid w:val="44B929E6"/>
+    <w:multiLevelType w:val="hybridMultilevel"/>
+    <w:tmpl w:val="44F4D3E8"/>
+    <w:lvl w:ilvl="0" w:tplc="FC2A7006">
       <w:start w:val="1"/>
       <w:numFmt w:val="bullet"/>
       <w:lvlText w:val="●"/>
@@ -14011,7 +14069,7 @@
         <w:ind w:left="720" w:hanging="360"/>
       </w:pPr>
     </w:lvl>
-    <w:lvl w:ilvl="1" w:tplc="B3008D44">
+    <w:lvl w:ilvl="1" w:tplc="EF02C7E6">
       <w:start w:val="1"/>
       <w:numFmt w:val="bullet"/>
       <w:lvlText w:val="○"/>
@@ -14020,7 +14078,7 @@
         <w:ind w:left="1440" w:hanging="360"/>
       </w:pPr>
     </w:lvl>
-    <w:lvl w:ilvl="2" w:tplc="E1F651DC">
+    <w:lvl w:ilvl="2" w:tplc="7EB8C5C0">
       <w:start w:val="1"/>
       <w:numFmt w:val="bullet"/>
       <w:lvlText w:val="■"/>
@@ -14029,7 +14087,7 @@
         <w:ind w:left="2160" w:hanging="360"/>
       </w:pPr>
     </w:lvl>
-    <w:lvl w:ilvl="3" w:tplc="C8F4D9CA">
+    <w:lvl w:ilvl="3" w:tplc="CA3E55AC">
       <w:start w:val="1"/>
       <w:numFmt w:val="bullet"/>
       <w:lvlText w:val="●"/>
@@ -14038,7 +14096,7 @@
         <w:ind w:left="2880" w:hanging="360"/>
       </w:pPr>
     </w:lvl>
-    <w:lvl w:ilvl="4" w:tplc="B6603254">
+    <w:lvl w:ilvl="4" w:tplc="FC8AF920">
       <w:start w:val="1"/>
       <w:numFmt w:val="bullet"/>
       <w:lvlText w:val="○"/>
@@ -14047,7 +14105,7 @@
         <w:ind w:left="3600" w:hanging="360"/>
       </w:pPr>
     </w:lvl>
-    <w:lvl w:ilvl="5" w:tplc="15DE4F22">
+    <w:lvl w:ilvl="5" w:tplc="CE2C0E0E">
       <w:start w:val="1"/>
       <w:numFmt w:val="bullet"/>
       <w:lvlText w:val="■"/>
@@ -14056,7 +14114,7 @@
         <w:ind w:left="4320" w:hanging="360"/>
       </w:pPr>
     </w:lvl>
-    <w:lvl w:ilvl="6" w:tplc="2F88F3C4">
+    <w:lvl w:ilvl="6" w:tplc="981AA566">
       <w:start w:val="1"/>
       <w:numFmt w:val="bullet"/>
       <w:lvlText w:val="●"/>
@@ -14065,7 +14123,7 @@
         <w:ind w:left="5040" w:hanging="360"/>
       </w:pPr>
     </w:lvl>
-    <w:lvl w:ilvl="7" w:tplc="6F8E01F6">
+    <w:lvl w:ilvl="7" w:tplc="C364685C">
       <w:start w:val="1"/>
       <w:numFmt w:val="bullet"/>
       <w:lvlText w:val="●"/>
@@ -14074,7 +14132,7 @@
         <w:ind w:left="5760" w:hanging="360"/>
       </w:pPr>
     </w:lvl>
-    <w:lvl w:ilvl="8" w:tplc="9C365BA2">
+    <w:lvl w:ilvl="8" w:tplc="1BC6E2C6">
       <w:start w:val="1"/>
       <w:numFmt w:val="bullet"/>
       <w:lvlText w:val="●"/>
@@ -14084,69 +14142,11 @@
       </w:pPr>
     </w:lvl>
   </w:abstractNum>
-  <w:abstractNum w:abstractNumId="1" w15:restartNumberingAfterBreak="0">
-    <w:nsid w:val="30864380"/>
+  <w:abstractNum w:abstractNumId="2" w15:restartNumberingAfterBreak="0">
+    <w:nsid w:val="5426067F"/>
     <w:multiLevelType w:val="hybridMultilevel"/>
-    <w:tmpl w:val="733AE1A6"/>
-    <w:lvl w:ilvl="0" w:tplc="574449CC">
-      <w:start w:val="1"/>
-      <w:numFmt w:val="bullet"/>
-      <w:lvlText w:val="•"/>
-      <w:lvlJc w:val="left"/>
-      <w:pPr>
-        <w:ind w:left="460" w:hanging="280"/>
-      </w:pPr>
-    </w:lvl>
-    <w:lvl w:ilvl="1" w:tplc="7EAABF00">
-      <w:start w:val="1"/>
-      <w:numFmt w:val="bullet"/>
-      <w:lvlText w:val="–"/>
-      <w:lvlJc w:val="left"/>
-      <w:pPr>
-        <w:ind w:left="900" w:hanging="280"/>
-      </w:pPr>
-    </w:lvl>
-    <w:lvl w:ilvl="2" w:tplc="0F686020">
-      <w:numFmt w:val="decimal"/>
-      <w:lvlText w:val=""/>
-      <w:lvlJc w:val="left"/>
-    </w:lvl>
-    <w:lvl w:ilvl="3" w:tplc="2DE64334">
-      <w:numFmt w:val="decimal"/>
-      <w:lvlText w:val=""/>
-      <w:lvlJc w:val="left"/>
-    </w:lvl>
-    <w:lvl w:ilvl="4" w:tplc="785271CA">
-      <w:numFmt w:val="decimal"/>
-      <w:lvlText w:val=""/>
-      <w:lvlJc w:val="left"/>
-    </w:lvl>
-    <w:lvl w:ilvl="5" w:tplc="C59CAAEC">
-      <w:numFmt w:val="decimal"/>
-      <w:lvlText w:val=""/>
-      <w:lvlJc w:val="left"/>
-    </w:lvl>
-    <w:lvl w:ilvl="6" w:tplc="D098CC10">
-      <w:numFmt w:val="decimal"/>
-      <w:lvlText w:val=""/>
-      <w:lvlJc w:val="left"/>
-    </w:lvl>
-    <w:lvl w:ilvl="7" w:tplc="2BE8C26E">
-      <w:numFmt w:val="decimal"/>
-      <w:lvlText w:val=""/>
-      <w:lvlJc w:val="left"/>
-    </w:lvl>
-    <w:lvl w:ilvl="8" w:tplc="9C3669C4">
-      <w:numFmt w:val="decimal"/>
-      <w:lvlText w:val=""/>
-      <w:lvlJc w:val="left"/>
-    </w:lvl>
-  </w:abstractNum>
-  <w:abstractNum w:abstractNumId="2" w15:restartNumberingAfterBreak="0">
-    <w:nsid w:val="380C6F2F"/>
-    <w:multiLevelType w:val="hybridMultilevel"/>
-    <w:tmpl w:val="545E1210"/>
-    <w:lvl w:ilvl="0" w:tplc="67B06880">
+    <w:tmpl w:val="D368C0E8"/>
+    <w:lvl w:ilvl="0" w:tplc="2E4CA540">
       <w:start w:val="1"/>
       <w:numFmt w:val="decimal"/>
       <w:lvlText w:val="%1."/>
@@ -14160,52 +14160,52 @@
         <w:color w:val="A67C27"/>
       </w:rPr>
     </w:lvl>
-    <w:lvl w:ilvl="1" w:tplc="6696F47A">
+    <w:lvl w:ilvl="1" w:tplc="FF40EB7C">
       <w:numFmt w:val="decimal"/>
       <w:lvlText w:val=""/>
       <w:lvlJc w:val="left"/>
     </w:lvl>
-    <w:lvl w:ilvl="2" w:tplc="90C453D6">
+    <w:lvl w:ilvl="2" w:tplc="9D34429C">
       <w:numFmt w:val="decimal"/>
       <w:lvlText w:val=""/>
       <w:lvlJc w:val="left"/>
     </w:lvl>
-    <w:lvl w:ilvl="3" w:tplc="D21E4B8C">
+    <w:lvl w:ilvl="3" w:tplc="BF4C3868">
       <w:numFmt w:val="decimal"/>
       <w:lvlText w:val=""/>
       <w:lvlJc w:val="left"/>
     </w:lvl>
-    <w:lvl w:ilvl="4" w:tplc="D32E0164">
+    <w:lvl w:ilvl="4" w:tplc="77B8358E">
       <w:numFmt w:val="decimal"/>
       <w:lvlText w:val=""/>
       <w:lvlJc w:val="left"/>
     </w:lvl>
-    <w:lvl w:ilvl="5" w:tplc="AF6C57B6">
+    <w:lvl w:ilvl="5" w:tplc="F59E48C2">
       <w:numFmt w:val="decimal"/>
       <w:lvlText w:val=""/>
       <w:lvlJc w:val="left"/>
     </w:lvl>
-    <w:lvl w:ilvl="6" w:tplc="486E1B40">
+    <w:lvl w:ilvl="6" w:tplc="97A87A70">
       <w:numFmt w:val="decimal"/>
       <w:lvlText w:val=""/>
       <w:lvlJc w:val="left"/>
     </w:lvl>
-    <w:lvl w:ilvl="7" w:tplc="DDB2B6D8">
+    <w:lvl w:ilvl="7" w:tplc="A3764F62">
       <w:numFmt w:val="decimal"/>
       <w:lvlText w:val=""/>
       <w:lvlJc w:val="left"/>
     </w:lvl>
-    <w:lvl w:ilvl="8" w:tplc="ECD2CB00">
+    <w:lvl w:ilvl="8" w:tplc="E3667EE2">
       <w:numFmt w:val="decimal"/>
       <w:lvlText w:val=""/>
       <w:lvlJc w:val="left"/>
     </w:lvl>
   </w:abstractNum>
   <w:abstractNum w:abstractNumId="3" w15:restartNumberingAfterBreak="0">
-    <w:nsid w:val="4F3275F9"/>
+    <w:nsid w:val="70507E12"/>
     <w:multiLevelType w:val="hybridMultilevel"/>
-    <w:tmpl w:val="3C12C766"/>
-    <w:lvl w:ilvl="0" w:tplc="4A5C36FE">
+    <w:tmpl w:val="A3D4A5FE"/>
+    <w:lvl w:ilvl="0" w:tplc="7100849C">
       <w:start w:val="1"/>
       <w:numFmt w:val="decimal"/>
       <w:lvlText w:val="%1."/>
@@ -14219,66 +14219,66 @@
         <w:color w:val="A67C27"/>
       </w:rPr>
     </w:lvl>
-    <w:lvl w:ilvl="1" w:tplc="F62C7E74">
+    <w:lvl w:ilvl="1" w:tplc="F03E05BE">
       <w:numFmt w:val="decimal"/>
       <w:lvlText w:val=""/>
       <w:lvlJc w:val="left"/>
     </w:lvl>
-    <w:lvl w:ilvl="2" w:tplc="9CF60EC2">
+    <w:lvl w:ilvl="2" w:tplc="9AA8B8A6">
       <w:numFmt w:val="decimal"/>
       <w:lvlText w:val=""/>
       <w:lvlJc w:val="left"/>
     </w:lvl>
-    <w:lvl w:ilvl="3" w:tplc="AE44DB9C">
+    <w:lvl w:ilvl="3" w:tplc="595A3D00">
       <w:numFmt w:val="decimal"/>
       <w:lvlText w:val=""/>
       <w:lvlJc w:val="left"/>
     </w:lvl>
-    <w:lvl w:ilvl="4" w:tplc="8954DC2C">
+    <w:lvl w:ilvl="4" w:tplc="B6A216E6">
       <w:numFmt w:val="decimal"/>
       <w:lvlText w:val=""/>
       <w:lvlJc w:val="left"/>
     </w:lvl>
-    <w:lvl w:ilvl="5" w:tplc="331E4CA2">
+    <w:lvl w:ilvl="5" w:tplc="CA305094">
       <w:numFmt w:val="decimal"/>
       <w:lvlText w:val=""/>
       <w:lvlJc w:val="left"/>
     </w:lvl>
-    <w:lvl w:ilvl="6" w:tplc="78722278">
+    <w:lvl w:ilvl="6" w:tplc="AE3234CE">
       <w:numFmt w:val="decimal"/>
       <w:lvlText w:val=""/>
       <w:lvlJc w:val="left"/>
     </w:lvl>
-    <w:lvl w:ilvl="7" w:tplc="D6F06606">
+    <w:lvl w:ilvl="7" w:tplc="34C6030E">
       <w:numFmt w:val="decimal"/>
       <w:lvlText w:val=""/>
       <w:lvlJc w:val="left"/>
     </w:lvl>
-    <w:lvl w:ilvl="8" w:tplc="83BAE37C">
+    <w:lvl w:ilvl="8" w:tplc="9D30A092">
       <w:numFmt w:val="decimal"/>
       <w:lvlText w:val=""/>
       <w:lvlJc w:val="left"/>
     </w:lvl>
   </w:abstractNum>
-  <w:num w:numId="1" w16cid:durableId="1983461732">
+  <w:num w:numId="1" w16cid:durableId="1571962869">
+    <w:abstractNumId w:val="1"/>
+    <w:lvlOverride w:ilvl="0">
+      <w:startOverride w:val="1"/>
+    </w:lvlOverride>
+  </w:num>
+  <w:num w:numId="2" w16cid:durableId="1607735206">
     <w:abstractNumId w:val="0"/>
     <w:lvlOverride w:ilvl="0">
       <w:startOverride w:val="1"/>
     </w:lvlOverride>
   </w:num>
-  <w:num w:numId="2" w16cid:durableId="2019235336">
-    <w:abstractNumId w:val="1"/>
-    <w:lvlOverride w:ilvl="0">
-      <w:startOverride w:val="1"/>
-    </w:lvlOverride>
-  </w:num>
-  <w:num w:numId="3" w16cid:durableId="782774851">
+  <w:num w:numId="3" w16cid:durableId="1929193958">
     <w:abstractNumId w:val="2"/>
     <w:lvlOverride w:ilvl="0">
       <w:startOverride w:val="1"/>
     </w:lvlOverride>
   </w:num>
-  <w:num w:numId="4" w16cid:durableId="25059426">
+  <w:num w:numId="4" w16cid:durableId="1888376073">
     <w:abstractNumId w:val="3"/>
     <w:lvlOverride w:ilvl="0">
       <w:startOverride w:val="1"/>
@@ -14904,7 +14904,7 @@
     <w:autoRedefine/>
     <w:uiPriority w:val="39"/>
     <w:unhideWhenUsed/>
-    <w:rsid w:val="00C10CD1"/>
+    <w:rsid w:val="00771A1D"/>
     <w:pPr>
       <w:spacing w:after="100"/>
     </w:pPr>
@@ -14916,7 +14916,7 @@
     <w:autoRedefine/>
     <w:uiPriority w:val="39"/>
     <w:unhideWhenUsed/>
-    <w:rsid w:val="00C10CD1"/>
+    <w:rsid w:val="00771A1D"/>
     <w:pPr>
       <w:spacing w:after="100"/>
       <w:ind w:left="210"/>

--- a/docs/manuals/RA_Training_Programme_and_Facilitator_Guide.docx
+++ b/docs/manuals/RA_Training_Programme_and_Facilitator_Guide.docx
@@ -69,7 +69,7 @@
           <w:left w:w="10" w:type="dxa"/>
           <w:right w:w="10" w:type="dxa"/>
         </w:tblCellMar>
-        <w:tblLook w:val="04A0" w:firstRow="1" w:lastRow="0" w:firstColumn="1" w:lastColumn="0" w:noHBand="0" w:noVBand="1"/>
+        <w:tblLook w:val="0000" w:firstRow="0" w:lastRow="0" w:firstColumn="0" w:lastColumn="0" w:noHBand="0" w:noVBand="0"/>
       </w:tblPr>
       <w:tblGrid>
         <w:gridCol w:w="2300"/>
@@ -469,7 +469,7 @@
                 <w:sz w:val="19"/>
                 <w:szCs w:val="19"/>
               </w:rPr>
-              <w:t>Version 1.21 · 4 October 2026</w:t>
+              <w:t>Version 1.22 · 4 October 2026</w:t>
             </w:r>
           </w:p>
         </w:tc>
@@ -538,7 +538,7 @@
     <w:sdt>
       <w:sdtPr>
         <w:alias w:val="Contents"/>
-        <w:id w:val="1863784623"/>
+        <w:id w:val="929245314"/>
       </w:sdtPr>
       <w:sdtEndPr/>
       <w:sdtContent>
@@ -567,7 +567,7 @@
           <w:r>
             <w:fldChar w:fldCharType="separate"/>
           </w:r>
-          <w:hyperlink w:anchor="_Toc242011801" w:history="1">
+          <w:hyperlink w:anchor="_Toc242019397" w:history="1">
             <w:r>
               <w:rPr>
                 <w:rStyle w:val="Hyperlink"/>
@@ -591,7 +591,7 @@
               <w:rPr>
                 <w:noProof/>
               </w:rPr>
-              <w:instrText xml:space="preserve"> PAGEREF _Toc242011801 \h </w:instrText>
+              <w:instrText xml:space="preserve"> PAGEREF _Toc242019397 \h </w:instrText>
             </w:r>
             <w:r>
               <w:rPr>
@@ -634,7 +634,7 @@
               <w14:ligatures w14:val="standardContextual"/>
             </w:rPr>
           </w:pPr>
-          <w:hyperlink w:anchor="_Toc242011802" w:history="1">
+          <w:hyperlink w:anchor="_Toc242019398" w:history="1">
             <w:r>
               <w:rPr>
                 <w:rStyle w:val="Hyperlink"/>
@@ -658,7 +658,7 @@
               <w:rPr>
                 <w:noProof/>
               </w:rPr>
-              <w:instrText xml:space="preserve"> PAGEREF _Toc242011802 \h </w:instrText>
+              <w:instrText xml:space="preserve"> PAGEREF _Toc242019398 \h </w:instrText>
             </w:r>
             <w:r>
               <w:rPr>
@@ -701,7 +701,7 @@
               <w14:ligatures w14:val="standardContextual"/>
             </w:rPr>
           </w:pPr>
-          <w:hyperlink w:anchor="_Toc242011803" w:history="1">
+          <w:hyperlink w:anchor="_Toc242019399" w:history="1">
             <w:r>
               <w:rPr>
                 <w:rStyle w:val="Hyperlink"/>
@@ -725,7 +725,7 @@
               <w:rPr>
                 <w:noProof/>
               </w:rPr>
-              <w:instrText xml:space="preserve"> PAGEREF _Toc242011803 \h </w:instrText>
+              <w:instrText xml:space="preserve"> PAGEREF _Toc242019399 \h </w:instrText>
             </w:r>
             <w:r>
               <w:rPr>
@@ -768,7 +768,7 @@
               <w14:ligatures w14:val="standardContextual"/>
             </w:rPr>
           </w:pPr>
-          <w:hyperlink w:anchor="_Toc242011804" w:history="1">
+          <w:hyperlink w:anchor="_Toc242019400" w:history="1">
             <w:r>
               <w:rPr>
                 <w:rStyle w:val="Hyperlink"/>
@@ -792,7 +792,7 @@
               <w:rPr>
                 <w:noProof/>
               </w:rPr>
-              <w:instrText xml:space="preserve"> PAGEREF _Toc242011804 \h </w:instrText>
+              <w:instrText xml:space="preserve"> PAGEREF _Toc242019400 \h </w:instrText>
             </w:r>
             <w:r>
               <w:rPr>
@@ -835,7 +835,7 @@
               <w14:ligatures w14:val="standardContextual"/>
             </w:rPr>
           </w:pPr>
-          <w:hyperlink w:anchor="_Toc242011805" w:history="1">
+          <w:hyperlink w:anchor="_Toc242019401" w:history="1">
             <w:r>
               <w:rPr>
                 <w:rStyle w:val="Hyperlink"/>
@@ -859,7 +859,7 @@
               <w:rPr>
                 <w:noProof/>
               </w:rPr>
-              <w:instrText xml:space="preserve"> PAGEREF _Toc242011805 \h </w:instrText>
+              <w:instrText xml:space="preserve"> PAGEREF _Toc242019401 \h </w:instrText>
             </w:r>
             <w:r>
               <w:rPr>
@@ -902,7 +902,7 @@
               <w14:ligatures w14:val="standardContextual"/>
             </w:rPr>
           </w:pPr>
-          <w:hyperlink w:anchor="_Toc242011806" w:history="1">
+          <w:hyperlink w:anchor="_Toc242019402" w:history="1">
             <w:r>
               <w:rPr>
                 <w:rStyle w:val="Hyperlink"/>
@@ -926,7 +926,7 @@
               <w:rPr>
                 <w:noProof/>
               </w:rPr>
-              <w:instrText xml:space="preserve"> PAGEREF _Toc242011806 \h </w:instrText>
+              <w:instrText xml:space="preserve"> PAGEREF _Toc242019402 \h </w:instrText>
             </w:r>
             <w:r>
               <w:rPr>
@@ -969,7 +969,7 @@
               <w14:ligatures w14:val="standardContextual"/>
             </w:rPr>
           </w:pPr>
-          <w:hyperlink w:anchor="_Toc242011807" w:history="1">
+          <w:hyperlink w:anchor="_Toc242019403" w:history="1">
             <w:r>
               <w:rPr>
                 <w:rStyle w:val="Hyperlink"/>
@@ -993,7 +993,7 @@
               <w:rPr>
                 <w:noProof/>
               </w:rPr>
-              <w:instrText xml:space="preserve"> PAGEREF _Toc242011807 \h </w:instrText>
+              <w:instrText xml:space="preserve"> PAGEREF _Toc242019403 \h </w:instrText>
             </w:r>
             <w:r>
               <w:rPr>
@@ -1036,7 +1036,7 @@
               <w14:ligatures w14:val="standardContextual"/>
             </w:rPr>
           </w:pPr>
-          <w:hyperlink w:anchor="_Toc242011808" w:history="1">
+          <w:hyperlink w:anchor="_Toc242019404" w:history="1">
             <w:r>
               <w:rPr>
                 <w:rStyle w:val="Hyperlink"/>
@@ -1060,7 +1060,7 @@
               <w:rPr>
                 <w:noProof/>
               </w:rPr>
-              <w:instrText xml:space="preserve"> PAGEREF _Toc242011808 \h </w:instrText>
+              <w:instrText xml:space="preserve"> PAGEREF _Toc242019404 \h </w:instrText>
             </w:r>
             <w:r>
               <w:rPr>
@@ -1103,7 +1103,7 @@
               <w14:ligatures w14:val="standardContextual"/>
             </w:rPr>
           </w:pPr>
-          <w:hyperlink w:anchor="_Toc242011809" w:history="1">
+          <w:hyperlink w:anchor="_Toc242019405" w:history="1">
             <w:r>
               <w:rPr>
                 <w:rStyle w:val="Hyperlink"/>
@@ -1127,7 +1127,7 @@
               <w:rPr>
                 <w:noProof/>
               </w:rPr>
-              <w:instrText xml:space="preserve"> PAGEREF _Toc242011809 \h </w:instrText>
+              <w:instrText xml:space="preserve"> PAGEREF _Toc242019405 \h </w:instrText>
             </w:r>
             <w:r>
               <w:rPr>
@@ -1170,7 +1170,7 @@
               <w14:ligatures w14:val="standardContextual"/>
             </w:rPr>
           </w:pPr>
-          <w:hyperlink w:anchor="_Toc242011810" w:history="1">
+          <w:hyperlink w:anchor="_Toc242019406" w:history="1">
             <w:r>
               <w:rPr>
                 <w:rStyle w:val="Hyperlink"/>
@@ -1194,7 +1194,7 @@
               <w:rPr>
                 <w:noProof/>
               </w:rPr>
-              <w:instrText xml:space="preserve"> PAGEREF _Toc242011810 \h </w:instrText>
+              <w:instrText xml:space="preserve"> PAGEREF _Toc242019406 \h </w:instrText>
             </w:r>
             <w:r>
               <w:rPr>
@@ -1237,7 +1237,7 @@
               <w14:ligatures w14:val="standardContextual"/>
             </w:rPr>
           </w:pPr>
-          <w:hyperlink w:anchor="_Toc242011811" w:history="1">
+          <w:hyperlink w:anchor="_Toc242019407" w:history="1">
             <w:r>
               <w:rPr>
                 <w:rStyle w:val="Hyperlink"/>
@@ -1261,7 +1261,7 @@
               <w:rPr>
                 <w:noProof/>
               </w:rPr>
-              <w:instrText xml:space="preserve"> PAGEREF _Toc242011811 \h </w:instrText>
+              <w:instrText xml:space="preserve"> PAGEREF _Toc242019407 \h </w:instrText>
             </w:r>
             <w:r>
               <w:rPr>
@@ -1304,7 +1304,7 @@
               <w14:ligatures w14:val="standardContextual"/>
             </w:rPr>
           </w:pPr>
-          <w:hyperlink w:anchor="_Toc242011812" w:history="1">
+          <w:hyperlink w:anchor="_Toc242019408" w:history="1">
             <w:r>
               <w:rPr>
                 <w:rStyle w:val="Hyperlink"/>
@@ -1328,7 +1328,7 @@
               <w:rPr>
                 <w:noProof/>
               </w:rPr>
-              <w:instrText xml:space="preserve"> PAGEREF _Toc242011812 \h </w:instrText>
+              <w:instrText xml:space="preserve"> PAGEREF _Toc242019408 \h </w:instrText>
             </w:r>
             <w:r>
               <w:rPr>
@@ -1371,7 +1371,7 @@
               <w14:ligatures w14:val="standardContextual"/>
             </w:rPr>
           </w:pPr>
-          <w:hyperlink w:anchor="_Toc242011813" w:history="1">
+          <w:hyperlink w:anchor="_Toc242019409" w:history="1">
             <w:r>
               <w:rPr>
                 <w:rStyle w:val="Hyperlink"/>
@@ -1395,7 +1395,7 @@
               <w:rPr>
                 <w:noProof/>
               </w:rPr>
-              <w:instrText xml:space="preserve"> PAGEREF _Toc242011813 \h </w:instrText>
+              <w:instrText xml:space="preserve"> PAGEREF _Toc242019409 \h </w:instrText>
             </w:r>
             <w:r>
               <w:rPr>
@@ -1438,7 +1438,7 @@
               <w14:ligatures w14:val="standardContextual"/>
             </w:rPr>
           </w:pPr>
-          <w:hyperlink w:anchor="_Toc242011814" w:history="1">
+          <w:hyperlink w:anchor="_Toc242019410" w:history="1">
             <w:r>
               <w:rPr>
                 <w:rStyle w:val="Hyperlink"/>
@@ -1462,7 +1462,7 @@
               <w:rPr>
                 <w:noProof/>
               </w:rPr>
-              <w:instrText xml:space="preserve"> PAGEREF _Toc242011814 \h </w:instrText>
+              <w:instrText xml:space="preserve"> PAGEREF _Toc242019410 \h </w:instrText>
             </w:r>
             <w:r>
               <w:rPr>
@@ -1505,7 +1505,7 @@
               <w14:ligatures w14:val="standardContextual"/>
             </w:rPr>
           </w:pPr>
-          <w:hyperlink w:anchor="_Toc242011815" w:history="1">
+          <w:hyperlink w:anchor="_Toc242019411" w:history="1">
             <w:r>
               <w:rPr>
                 <w:rStyle w:val="Hyperlink"/>
@@ -1529,7 +1529,7 @@
               <w:rPr>
                 <w:noProof/>
               </w:rPr>
-              <w:instrText xml:space="preserve"> PAGEREF _Toc242011815 \h </w:instrText>
+              <w:instrText xml:space="preserve"> PAGEREF _Toc242019411 \h </w:instrText>
             </w:r>
             <w:r>
               <w:rPr>
@@ -1572,7 +1572,7 @@
               <w14:ligatures w14:val="standardContextual"/>
             </w:rPr>
           </w:pPr>
-          <w:hyperlink w:anchor="_Toc242011816" w:history="1">
+          <w:hyperlink w:anchor="_Toc242019412" w:history="1">
             <w:r>
               <w:rPr>
                 <w:rStyle w:val="Hyperlink"/>
@@ -1596,7 +1596,7 @@
               <w:rPr>
                 <w:noProof/>
               </w:rPr>
-              <w:instrText xml:space="preserve"> PAGEREF _Toc242011816 \h </w:instrText>
+              <w:instrText xml:space="preserve"> PAGEREF _Toc242019412 \h </w:instrText>
             </w:r>
             <w:r>
               <w:rPr>
@@ -1639,7 +1639,7 @@
               <w14:ligatures w14:val="standardContextual"/>
             </w:rPr>
           </w:pPr>
-          <w:hyperlink w:anchor="_Toc242011817" w:history="1">
+          <w:hyperlink w:anchor="_Toc242019413" w:history="1">
             <w:r>
               <w:rPr>
                 <w:rStyle w:val="Hyperlink"/>
@@ -1663,7 +1663,7 @@
               <w:rPr>
                 <w:noProof/>
               </w:rPr>
-              <w:instrText xml:space="preserve"> PAGEREF _Toc242011817 \h </w:instrText>
+              <w:instrText xml:space="preserve"> PAGEREF _Toc242019413 \h </w:instrText>
             </w:r>
             <w:r>
               <w:rPr>
@@ -1706,7 +1706,7 @@
               <w14:ligatures w14:val="standardContextual"/>
             </w:rPr>
           </w:pPr>
-          <w:hyperlink w:anchor="_Toc242011818" w:history="1">
+          <w:hyperlink w:anchor="_Toc242019414" w:history="1">
             <w:r>
               <w:rPr>
                 <w:rStyle w:val="Hyperlink"/>
@@ -1730,7 +1730,7 @@
               <w:rPr>
                 <w:noProof/>
               </w:rPr>
-              <w:instrText xml:space="preserve"> PAGEREF _Toc242011818 \h </w:instrText>
+              <w:instrText xml:space="preserve"> PAGEREF _Toc242019414 \h </w:instrText>
             </w:r>
             <w:r>
               <w:rPr>
@@ -1773,7 +1773,7 @@
               <w14:ligatures w14:val="standardContextual"/>
             </w:rPr>
           </w:pPr>
-          <w:hyperlink w:anchor="_Toc242011819" w:history="1">
+          <w:hyperlink w:anchor="_Toc242019415" w:history="1">
             <w:r>
               <w:rPr>
                 <w:rStyle w:val="Hyperlink"/>
@@ -1797,7 +1797,7 @@
               <w:rPr>
                 <w:noProof/>
               </w:rPr>
-              <w:instrText xml:space="preserve"> PAGEREF _Toc242011819 \h </w:instrText>
+              <w:instrText xml:space="preserve"> PAGEREF _Toc242019415 \h </w:instrText>
             </w:r>
             <w:r>
               <w:rPr>
@@ -1840,7 +1840,7 @@
               <w14:ligatures w14:val="standardContextual"/>
             </w:rPr>
           </w:pPr>
-          <w:hyperlink w:anchor="_Toc242011820" w:history="1">
+          <w:hyperlink w:anchor="_Toc242019416" w:history="1">
             <w:r>
               <w:rPr>
                 <w:rStyle w:val="Hyperlink"/>
@@ -1864,7 +1864,7 @@
               <w:rPr>
                 <w:noProof/>
               </w:rPr>
-              <w:instrText xml:space="preserve"> PAGEREF _Toc242011820 \h </w:instrText>
+              <w:instrText xml:space="preserve"> PAGEREF _Toc242019416 \h </w:instrText>
             </w:r>
             <w:r>
               <w:rPr>
@@ -1907,7 +1907,7 @@
               <w14:ligatures w14:val="standardContextual"/>
             </w:rPr>
           </w:pPr>
-          <w:hyperlink w:anchor="_Toc242011821" w:history="1">
+          <w:hyperlink w:anchor="_Toc242019417" w:history="1">
             <w:r>
               <w:rPr>
                 <w:rStyle w:val="Hyperlink"/>
@@ -1931,7 +1931,7 @@
               <w:rPr>
                 <w:noProof/>
               </w:rPr>
-              <w:instrText xml:space="preserve"> PAGEREF _Toc242011821 \h </w:instrText>
+              <w:instrText xml:space="preserve"> PAGEREF _Toc242019417 \h </w:instrText>
             </w:r>
             <w:r>
               <w:rPr>
@@ -1974,7 +1974,7 @@
               <w14:ligatures w14:val="standardContextual"/>
             </w:rPr>
           </w:pPr>
-          <w:hyperlink w:anchor="_Toc242011822" w:history="1">
+          <w:hyperlink w:anchor="_Toc242019418" w:history="1">
             <w:r>
               <w:rPr>
                 <w:rStyle w:val="Hyperlink"/>
@@ -1998,7 +1998,7 @@
               <w:rPr>
                 <w:noProof/>
               </w:rPr>
-              <w:instrText xml:space="preserve"> PAGEREF _Toc242011822 \h </w:instrText>
+              <w:instrText xml:space="preserve"> PAGEREF _Toc242019418 \h </w:instrText>
             </w:r>
             <w:r>
               <w:rPr>
@@ -2041,7 +2041,7 @@
               <w14:ligatures w14:val="standardContextual"/>
             </w:rPr>
           </w:pPr>
-          <w:hyperlink w:anchor="_Toc242011823" w:history="1">
+          <w:hyperlink w:anchor="_Toc242019419" w:history="1">
             <w:r>
               <w:rPr>
                 <w:rStyle w:val="Hyperlink"/>
@@ -2065,7 +2065,7 @@
               <w:rPr>
                 <w:noProof/>
               </w:rPr>
-              <w:instrText xml:space="preserve"> PAGEREF _Toc242011823 \h </w:instrText>
+              <w:instrText xml:space="preserve"> PAGEREF _Toc242019419 \h </w:instrText>
             </w:r>
             <w:r>
               <w:rPr>
@@ -2108,7 +2108,7 @@
               <w14:ligatures w14:val="standardContextual"/>
             </w:rPr>
           </w:pPr>
-          <w:hyperlink w:anchor="_Toc242011824" w:history="1">
+          <w:hyperlink w:anchor="_Toc242019420" w:history="1">
             <w:r>
               <w:rPr>
                 <w:rStyle w:val="Hyperlink"/>
@@ -2132,7 +2132,7 @@
               <w:rPr>
                 <w:noProof/>
               </w:rPr>
-              <w:instrText xml:space="preserve"> PAGEREF _Toc242011824 \h </w:instrText>
+              <w:instrText xml:space="preserve"> PAGEREF _Toc242019420 \h </w:instrText>
             </w:r>
             <w:r>
               <w:rPr>
@@ -2171,7 +2171,7 @@
         <w:pStyle w:val="Heading1"/>
         <w:pageBreakBefore/>
       </w:pPr>
-      <w:bookmarkStart w:id="0" w:name="_Toc242011801"/>
+      <w:bookmarkStart w:id="0" w:name="_Toc242019397"/>
       <w:r>
         <w:lastRenderedPageBreak/>
         <w:t>1. Programme overview</w:t>
@@ -2201,7 +2201,7 @@
           <w:left w:w="10" w:type="dxa"/>
           <w:right w:w="10" w:type="dxa"/>
         </w:tblCellMar>
-        <w:tblLook w:val="04A0" w:firstRow="1" w:lastRow="0" w:firstColumn="1" w:lastColumn="0" w:noHBand="0" w:noVBand="1"/>
+        <w:tblLook w:val="0000" w:firstRow="0" w:lastRow="0" w:firstColumn="0" w:lastColumn="0" w:noHBand="0" w:noVBand="0"/>
       </w:tblPr>
       <w:tblGrid>
         <w:gridCol w:w="2824"/>
@@ -2577,7 +2577,7 @@
       <w:pPr>
         <w:pStyle w:val="Heading2"/>
       </w:pPr>
-      <w:bookmarkStart w:id="1" w:name="_Toc242011802"/>
+      <w:bookmarkStart w:id="1" w:name="_Toc242019398"/>
       <w:r>
         <w:t>1.1 Learning objectives</w:t>
       </w:r>
@@ -2678,7 +2678,7 @@
       <w:pPr>
         <w:pStyle w:val="Heading2"/>
       </w:pPr>
-      <w:bookmarkStart w:id="2" w:name="_Toc242011803"/>
+      <w:bookmarkStart w:id="2" w:name="_Toc242019399"/>
       <w:r>
         <w:t>1.2 Before the training (facilitator checklist)</w:t>
       </w:r>
@@ -2699,7 +2699,7 @@
           <w:left w:w="10" w:type="dxa"/>
           <w:right w:w="10" w:type="dxa"/>
         </w:tblCellMar>
-        <w:tblLook w:val="04A0" w:firstRow="1" w:lastRow="0" w:firstColumn="1" w:lastColumn="0" w:noHBand="0" w:noVBand="1"/>
+        <w:tblLook w:val="0000" w:firstRow="0" w:lastRow="0" w:firstColumn="0" w:lastColumn="0" w:noHBand="0" w:noVBand="0"/>
       </w:tblPr>
       <w:tblGrid>
         <w:gridCol w:w="1694"/>
@@ -3214,7 +3214,7 @@
       <w:pPr>
         <w:pStyle w:val="Heading2"/>
       </w:pPr>
-      <w:bookmarkStart w:id="3" w:name="_Toc242011804"/>
+      <w:bookmarkStart w:id="3" w:name="_Toc242019400"/>
       <w:r>
         <w:t>1.3 The practice environment</w:t>
       </w:r>
@@ -3288,7 +3288,7 @@
           <w:left w:w="10" w:type="dxa"/>
           <w:right w:w="10" w:type="dxa"/>
         </w:tblCellMar>
-        <w:tblLook w:val="04A0" w:firstRow="1" w:lastRow="0" w:firstColumn="1" w:lastColumn="0" w:noHBand="0" w:noVBand="1"/>
+        <w:tblLook w:val="0000" w:firstRow="0" w:lastRow="0" w:firstColumn="0" w:lastColumn="0" w:noHBand="0" w:noVBand="0"/>
       </w:tblPr>
       <w:tblGrid>
         <w:gridCol w:w="9412"/>
@@ -3360,7 +3360,7 @@
         <w:pStyle w:val="Heading1"/>
         <w:pageBreakBefore/>
       </w:pPr>
-      <w:bookmarkStart w:id="4" w:name="_Toc242011805"/>
+      <w:bookmarkStart w:id="4" w:name="_Toc242019401"/>
       <w:r>
         <w:lastRenderedPageBreak/>
         <w:t>2. Schedule</w:t>
@@ -3371,7 +3371,7 @@
       <w:pPr>
         <w:pStyle w:val="Heading2"/>
       </w:pPr>
-      <w:bookmarkStart w:id="5" w:name="_Toc242011806"/>
+      <w:bookmarkStart w:id="5" w:name="_Toc242019402"/>
       <w:r>
         <w:t>Day 1 — Foundations (all RAs)</w:t>
       </w:r>
@@ -3392,7 +3392,7 @@
           <w:left w:w="10" w:type="dxa"/>
           <w:right w:w="10" w:type="dxa"/>
         </w:tblCellMar>
-        <w:tblLook w:val="04A0" w:firstRow="1" w:lastRow="0" w:firstColumn="1" w:lastColumn="0" w:noHBand="0" w:noVBand="1"/>
+        <w:tblLook w:val="0000" w:firstRow="0" w:lastRow="0" w:firstColumn="0" w:lastColumn="0" w:noHBand="0" w:noVBand="0"/>
       </w:tblPr>
       <w:tblGrid>
         <w:gridCol w:w="941"/>
@@ -4654,7 +4654,7 @@
       <w:pPr>
         <w:pStyle w:val="Heading2"/>
       </w:pPr>
-      <w:bookmarkStart w:id="6" w:name="_Toc242011807"/>
+      <w:bookmarkStart w:id="6" w:name="_Toc242019403"/>
       <w:r>
         <w:t>Day 2 — Role tracks</w:t>
       </w:r>
@@ -4675,7 +4675,7 @@
           <w:left w:w="10" w:type="dxa"/>
           <w:right w:w="10" w:type="dxa"/>
         </w:tblCellMar>
-        <w:tblLook w:val="04A0" w:firstRow="1" w:lastRow="0" w:firstColumn="1" w:lastColumn="0" w:noHBand="0" w:noVBand="1"/>
+        <w:tblLook w:val="0000" w:firstRow="0" w:lastRow="0" w:firstColumn="0" w:lastColumn="0" w:noHBand="0" w:noVBand="0"/>
       </w:tblPr>
       <w:tblGrid>
         <w:gridCol w:w="941"/>
@@ -5747,7 +5747,7 @@
           <w:left w:w="10" w:type="dxa"/>
           <w:right w:w="10" w:type="dxa"/>
         </w:tblCellMar>
-        <w:tblLook w:val="04A0" w:firstRow="1" w:lastRow="0" w:firstColumn="1" w:lastColumn="0" w:noHBand="0" w:noVBand="1"/>
+        <w:tblLook w:val="0000" w:firstRow="0" w:lastRow="0" w:firstColumn="0" w:lastColumn="0" w:noHBand="0" w:noVBand="0"/>
       </w:tblPr>
       <w:tblGrid>
         <w:gridCol w:w="1882"/>
@@ -6182,7 +6182,7 @@
       <w:pPr>
         <w:pStyle w:val="Heading2"/>
       </w:pPr>
-      <w:bookmarkStart w:id="7" w:name="_Toc242011808"/>
+      <w:bookmarkStart w:id="7" w:name="_Toc242019404"/>
       <w:r>
         <w:t>Day 3 — Practice and assessment</w:t>
       </w:r>
@@ -6203,7 +6203,7 @@
           <w:left w:w="10" w:type="dxa"/>
           <w:right w:w="10" w:type="dxa"/>
         </w:tblCellMar>
-        <w:tblLook w:val="04A0" w:firstRow="1" w:lastRow="0" w:firstColumn="1" w:lastColumn="0" w:noHBand="0" w:noVBand="1"/>
+        <w:tblLook w:val="0000" w:firstRow="0" w:lastRow="0" w:firstColumn="0" w:lastColumn="0" w:noHBand="0" w:noVBand="0"/>
       </w:tblPr>
       <w:tblGrid>
         <w:gridCol w:w="941"/>
@@ -7152,7 +7152,7 @@
       <w:pPr>
         <w:pStyle w:val="Heading2"/>
       </w:pPr>
-      <w:bookmarkStart w:id="8" w:name="_Toc242011809"/>
+      <w:bookmarkStart w:id="8" w:name="_Toc242019405"/>
       <w:r>
         <w:t>After the training</w:t>
       </w:r>
@@ -7173,7 +7173,7 @@
           <w:left w:w="10" w:type="dxa"/>
           <w:right w:w="10" w:type="dxa"/>
         </w:tblCellMar>
-        <w:tblLook w:val="04A0" w:firstRow="1" w:lastRow="0" w:firstColumn="1" w:lastColumn="0" w:noHBand="0" w:noVBand="1"/>
+        <w:tblLook w:val="0000" w:firstRow="0" w:lastRow="0" w:firstColumn="0" w:lastColumn="0" w:noHBand="0" w:noVBand="0"/>
       </w:tblPr>
       <w:tblGrid>
         <w:gridCol w:w="2824"/>
@@ -7487,7 +7487,7 @@
         <w:pStyle w:val="Heading1"/>
         <w:pageBreakBefore/>
       </w:pPr>
-      <w:bookmarkStart w:id="9" w:name="_Toc242011810"/>
+      <w:bookmarkStart w:id="9" w:name="_Toc242019406"/>
       <w:r>
         <w:lastRenderedPageBreak/>
         <w:t>3. Session plans</w:t>
@@ -7506,7 +7506,7 @@
       <w:pPr>
         <w:pStyle w:val="Heading2"/>
       </w:pPr>
-      <w:bookmarkStart w:id="10" w:name="_Toc242011811"/>
+      <w:bookmarkStart w:id="10" w:name="_Toc242019407"/>
       <w:r>
         <w:t>Module 1 — The study (60 min)</w:t>
       </w:r>
@@ -7601,7 +7601,7 @@
       <w:pPr>
         <w:pStyle w:val="Heading2"/>
       </w:pPr>
-      <w:bookmarkStart w:id="11" w:name="_Toc242011812"/>
+      <w:bookmarkStart w:id="11" w:name="_Toc242019408"/>
       <w:r>
         <w:t>Module 2 — Research ethics and consent (60 min)</w:t>
       </w:r>
@@ -7696,7 +7696,7 @@
       <w:pPr>
         <w:pStyle w:val="Heading2"/>
       </w:pPr>
-      <w:bookmarkStart w:id="12" w:name="_Toc242011813"/>
+      <w:bookmarkStart w:id="12" w:name="_Toc242019409"/>
       <w:r>
         <w:t>Module 3 — Data protection (60 min)</w:t>
       </w:r>
@@ -7791,7 +7791,7 @@
       <w:pPr>
         <w:pStyle w:val="Heading2"/>
       </w:pPr>
-      <w:bookmarkStart w:id="13" w:name="_Toc242011814"/>
+      <w:bookmarkStart w:id="13" w:name="_Toc242019410"/>
       <w:r>
         <w:t>Module 5 — The portal (75 min)</w:t>
       </w:r>
@@ -7886,7 +7886,7 @@
       <w:pPr>
         <w:pStyle w:val="Heading2"/>
       </w:pPr>
-      <w:bookmarkStart w:id="14" w:name="_Toc242011815"/>
+      <w:bookmarkStart w:id="14" w:name="_Toc242019411"/>
       <w:r>
         <w:t>Module 6 — The respondent journey (45 min)</w:t>
       </w:r>
@@ -7982,7 +7982,7 @@
       <w:pPr>
         <w:pStyle w:val="Heading2"/>
       </w:pPr>
-      <w:bookmarkStart w:id="15" w:name="_Toc242011816"/>
+      <w:bookmarkStart w:id="15" w:name="_Toc242019412"/>
       <w:r>
         <w:t>Module 8 — Communication skills (90 min)</w:t>
       </w:r>
@@ -8077,7 +8077,7 @@
       <w:pPr>
         <w:pStyle w:val="Heading2"/>
       </w:pPr>
-      <w:bookmarkStart w:id="16" w:name="_Toc242011817"/>
+      <w:bookmarkStart w:id="16" w:name="_Toc242019413"/>
       <w:r>
         <w:t>Module 9 — Quality judgement (90 min)</w:t>
       </w:r>
@@ -8173,7 +8173,7 @@
         <w:pStyle w:val="Heading1"/>
         <w:pageBreakBefore/>
       </w:pPr>
-      <w:bookmarkStart w:id="17" w:name="_Toc242011818"/>
+      <w:bookmarkStart w:id="17" w:name="_Toc242019414"/>
       <w:r>
         <w:lastRenderedPageBreak/>
         <w:t>4. Role-plays and simulation</w:t>
@@ -8203,7 +8203,7 @@
           <w:left w:w="10" w:type="dxa"/>
           <w:right w:w="10" w:type="dxa"/>
         </w:tblCellMar>
-        <w:tblLook w:val="04A0" w:firstRow="1" w:lastRow="0" w:firstColumn="1" w:lastColumn="0" w:noHBand="0" w:noVBand="1"/>
+        <w:tblLook w:val="0000" w:firstRow="0" w:lastRow="0" w:firstColumn="0" w:lastColumn="0" w:noHBand="0" w:noVBand="0"/>
       </w:tblPr>
       <w:tblGrid>
         <w:gridCol w:w="1882"/>
@@ -9127,7 +9127,7 @@
       <w:pPr>
         <w:pStyle w:val="Heading2"/>
       </w:pPr>
-      <w:bookmarkStart w:id="18" w:name="_Toc242011819"/>
+      <w:bookmarkStart w:id="18" w:name="_Toc242019415"/>
       <w:r>
         <w:t>Field simulation (Day 3)</w:t>
       </w:r>
@@ -9222,7 +9222,7 @@
         <w:pStyle w:val="Heading1"/>
         <w:pageBreakBefore/>
       </w:pPr>
-      <w:bookmarkStart w:id="19" w:name="_Toc242011820"/>
+      <w:bookmarkStart w:id="19" w:name="_Toc242019416"/>
       <w:r>
         <w:lastRenderedPageBreak/>
         <w:t>5. Assessment and certification</w:t>
@@ -9233,7 +9233,7 @@
       <w:pPr>
         <w:pStyle w:val="Heading2"/>
       </w:pPr>
-      <w:bookmarkStart w:id="20" w:name="_Toc242011821"/>
+      <w:bookmarkStart w:id="20" w:name="_Toc242019417"/>
       <w:r>
         <w:t>5.1 Competencies</w:t>
       </w:r>
@@ -9254,7 +9254,7 @@
           <w:left w:w="10" w:type="dxa"/>
           <w:right w:w="10" w:type="dxa"/>
         </w:tblCellMar>
-        <w:tblLook w:val="04A0" w:firstRow="1" w:lastRow="0" w:firstColumn="1" w:lastColumn="0" w:noHBand="0" w:noVBand="1"/>
+        <w:tblLook w:val="0000" w:firstRow="0" w:lastRow="0" w:firstColumn="0" w:lastColumn="0" w:noHBand="0" w:noVBand="0"/>
       </w:tblPr>
       <w:tblGrid>
         <w:gridCol w:w="2071"/>
@@ -9624,7 +9624,7 @@
       <w:pPr>
         <w:pStyle w:val="Heading2"/>
       </w:pPr>
-      <w:bookmarkStart w:id="21" w:name="_Toc242011822"/>
+      <w:bookmarkStart w:id="21" w:name="_Toc242019418"/>
       <w:r>
         <w:t>5.2 Written assessment (answer key)</w:t>
       </w:r>
@@ -9653,7 +9653,7 @@
           <w:left w:w="10" w:type="dxa"/>
           <w:right w:w="10" w:type="dxa"/>
         </w:tblCellMar>
-        <w:tblLook w:val="04A0" w:firstRow="1" w:lastRow="0" w:firstColumn="1" w:lastColumn="0" w:noHBand="0" w:noVBand="1"/>
+        <w:tblLook w:val="0000" w:firstRow="0" w:lastRow="0" w:firstColumn="0" w:lastColumn="0" w:noHBand="0" w:noVBand="0"/>
       </w:tblPr>
       <w:tblGrid>
         <w:gridCol w:w="565"/>
@@ -10984,7 +10984,7 @@
       <w:pPr>
         <w:pStyle w:val="Heading2"/>
       </w:pPr>
-      <w:bookmarkStart w:id="22" w:name="_Toc242011823"/>
+      <w:bookmarkStart w:id="22" w:name="_Toc242019419"/>
       <w:r>
         <w:t>5.3 Practical assessment</w:t>
       </w:r>
@@ -11013,7 +11013,7 @@
           <w:left w:w="10" w:type="dxa"/>
           <w:right w:w="10" w:type="dxa"/>
         </w:tblCellMar>
-        <w:tblLook w:val="04A0" w:firstRow="1" w:lastRow="0" w:firstColumn="1" w:lastColumn="0" w:noHBand="0" w:noVBand="1"/>
+        <w:tblLook w:val="0000" w:firstRow="0" w:lastRow="0" w:firstColumn="0" w:lastColumn="0" w:noHBand="0" w:noVBand="0"/>
       </w:tblPr>
       <w:tblGrid>
         <w:gridCol w:w="1694"/>
@@ -12247,7 +12247,7 @@
         <w:pStyle w:val="Heading1"/>
         <w:pageBreakBefore/>
       </w:pPr>
-      <w:bookmarkStart w:id="23" w:name="_Toc242011824"/>
+      <w:bookmarkStart w:id="23" w:name="_Toc242019420"/>
       <w:r>
         <w:lastRenderedPageBreak/>
         <w:t>6. Attendance register</w:t>
@@ -12269,7 +12269,7 @@
           <w:left w:w="10" w:type="dxa"/>
           <w:right w:w="10" w:type="dxa"/>
         </w:tblCellMar>
-        <w:tblLook w:val="04A0" w:firstRow="1" w:lastRow="0" w:firstColumn="1" w:lastColumn="0" w:noHBand="0" w:noVBand="1"/>
+        <w:tblLook w:val="0000" w:firstRow="0" w:lastRow="0" w:firstColumn="0" w:lastColumn="0" w:noHBand="0" w:noVBand="0"/>
       </w:tblPr>
       <w:tblGrid>
         <w:gridCol w:w="2635"/>
@@ -13826,7 +13826,7 @@
         <w:sz w:val="16"/>
         <w:szCs w:val="16"/>
       </w:rPr>
-      <w:t>Version 1.21 · 4 October 2026</w:t>
+      <w:t>Version 1.22 · 4 October 2026</w:t>
     </w:r>
     <w:r>
       <w:rPr>
@@ -13999,68 +13999,10 @@
 <file path=word/numbering.xml><?xml version="1.0" encoding="utf-8"?>
 <w:numbering xmlns:wpc="http://schemas.microsoft.com/office/word/2010/wordprocessingCanvas" xmlns:cx="http://schemas.microsoft.com/office/drawing/2014/chartex" xmlns:cx1="http://schemas.microsoft.com/office/drawing/2015/9/8/chartex" xmlns:cx2="http://schemas.microsoft.com/office/drawing/2015/10/21/chartex" xmlns:cx3="http://schemas.microsoft.com/office/drawing/2016/5/9/chartex" xmlns:cx4="http://schemas.microsoft.com/office/drawing/2016/5/10/chartex" xmlns:cx5="http://schemas.microsoft.com/office/drawing/2016/5/11/chartex" xmlns:cx6="http://schemas.microsoft.com/office/drawing/2016/5/12/chartex" xmlns:cx7="http://schemas.microsoft.com/office/drawing/2016/5/13/chartex" xmlns:cx8="http://schemas.microsoft.com/office/drawing/2016/5/14/chartex" xmlns:mc="http://schemas.openxmlformats.org/markup-compatibility/2006" xmlns:aink="http://schemas.microsoft.com/office/drawing/2016/ink" xmlns:am3d="http://schemas.microsoft.com/office/drawing/2017/model3d" xmlns:o="urn:schemas-microsoft-com:office:office" xmlns:oel="http://schemas.microsoft.com/office/2019/extlst" xmlns:r="http://schemas.openxmlformats.org/officeDocument/2006/relationships" xmlns:m="http://schemas.openxmlformats.org/officeDocument/2006/math" xmlns:v="urn:schemas-microsoft-com:vml" xmlns:wp14="http://schemas.microsoft.com/office/word/2010/wordprocessingDrawing" xmlns:wp="http://schemas.openxmlformats.org/drawingml/2006/wordprocessingDrawing" xmlns:w10="urn:schemas-microsoft-com:office:word" xmlns:w="http://schemas.openxmlformats.org/wordprocessingml/2006/main" xmlns:w14="http://schemas.microsoft.com/office/word/2010/wordml" xmlns:w15="http://schemas.microsoft.com/office/word/2012/wordml" xmlns:w16cex="http://schemas.microsoft.com/office/word/2018/wordml/cex" xmlns:w16cid="http://schemas.microsoft.com/office/word/2016/wordml/cid" xmlns:w16="http://schemas.microsoft.com/office/word/2018/wordml" xmlns:w16sdtdh="http://schemas.microsoft.com/office/word/2020/wordml/sdtdatahash" xmlns:w16se="http://schemas.microsoft.com/office/word/2015/wordml/symex" xmlns:wpg="http://schemas.microsoft.com/office/word/2010/wordprocessingGroup" xmlns:wpi="http://schemas.microsoft.com/office/word/2010/wordprocessingInk" xmlns:wne="http://schemas.microsoft.com/office/word/2006/wordml" xmlns:wps="http://schemas.microsoft.com/office/word/2010/wordprocessingShape" mc:Ignorable="w14 w15 w16se w16cid w16 w16cex w16sdtdh wp14">
   <w:abstractNum w:abstractNumId="0" w15:restartNumberingAfterBreak="0">
-    <w:nsid w:val="381F34F3"/>
+    <w:nsid w:val="10886840"/>
     <w:multiLevelType w:val="hybridMultilevel"/>
-    <w:tmpl w:val="028605E2"/>
-    <w:lvl w:ilvl="0" w:tplc="21CA95FC">
-      <w:start w:val="1"/>
-      <w:numFmt w:val="bullet"/>
-      <w:lvlText w:val="•"/>
-      <w:lvlJc w:val="left"/>
-      <w:pPr>
-        <w:ind w:left="460" w:hanging="280"/>
-      </w:pPr>
-    </w:lvl>
-    <w:lvl w:ilvl="1" w:tplc="6950A19E">
-      <w:start w:val="1"/>
-      <w:numFmt w:val="bullet"/>
-      <w:lvlText w:val="–"/>
-      <w:lvlJc w:val="left"/>
-      <w:pPr>
-        <w:ind w:left="900" w:hanging="280"/>
-      </w:pPr>
-    </w:lvl>
-    <w:lvl w:ilvl="2" w:tplc="BE925B90">
-      <w:numFmt w:val="decimal"/>
-      <w:lvlText w:val=""/>
-      <w:lvlJc w:val="left"/>
-    </w:lvl>
-    <w:lvl w:ilvl="3" w:tplc="12E07744">
-      <w:numFmt w:val="decimal"/>
-      <w:lvlText w:val=""/>
-      <w:lvlJc w:val="left"/>
-    </w:lvl>
-    <w:lvl w:ilvl="4" w:tplc="F3AA7DA4">
-      <w:numFmt w:val="decimal"/>
-      <w:lvlText w:val=""/>
-      <w:lvlJc w:val="left"/>
-    </w:lvl>
-    <w:lvl w:ilvl="5" w:tplc="9A64608A">
-      <w:numFmt w:val="decimal"/>
-      <w:lvlText w:val=""/>
-      <w:lvlJc w:val="left"/>
-    </w:lvl>
-    <w:lvl w:ilvl="6" w:tplc="1E342C7E">
-      <w:numFmt w:val="decimal"/>
-      <w:lvlText w:val=""/>
-      <w:lvlJc w:val="left"/>
-    </w:lvl>
-    <w:lvl w:ilvl="7" w:tplc="4C70D52C">
-      <w:numFmt w:val="decimal"/>
-      <w:lvlText w:val=""/>
-      <w:lvlJc w:val="left"/>
-    </w:lvl>
-    <w:lvl w:ilvl="8" w:tplc="82F69942">
-      <w:numFmt w:val="decimal"/>
-      <w:lvlText w:val=""/>
-      <w:lvlJc w:val="left"/>
-    </w:lvl>
-  </w:abstractNum>
-  <w:abstractNum w:abstractNumId="1" w15:restartNumberingAfterBreak="0">
-    <w:nsid w:val="44B929E6"/>
-    <w:multiLevelType w:val="hybridMultilevel"/>
-    <w:tmpl w:val="44F4D3E8"/>
-    <w:lvl w:ilvl="0" w:tplc="FC2A7006">
+    <w:tmpl w:val="33AE1C0A"/>
+    <w:lvl w:ilvl="0" w:tplc="35FA1F6A">
       <w:start w:val="1"/>
       <w:numFmt w:val="bullet"/>
       <w:lvlText w:val="●"/>
@@ -14069,7 +14011,7 @@
         <w:ind w:left="720" w:hanging="360"/>
       </w:pPr>
     </w:lvl>
-    <w:lvl w:ilvl="1" w:tplc="EF02C7E6">
+    <w:lvl w:ilvl="1" w:tplc="929CE948">
       <w:start w:val="1"/>
       <w:numFmt w:val="bullet"/>
       <w:lvlText w:val="○"/>
@@ -14078,7 +14020,7 @@
         <w:ind w:left="1440" w:hanging="360"/>
       </w:pPr>
     </w:lvl>
-    <w:lvl w:ilvl="2" w:tplc="7EB8C5C0">
+    <w:lvl w:ilvl="2" w:tplc="0CCC6334">
       <w:start w:val="1"/>
       <w:numFmt w:val="bullet"/>
       <w:lvlText w:val="■"/>
@@ -14087,7 +14029,7 @@
         <w:ind w:left="2160" w:hanging="360"/>
       </w:pPr>
     </w:lvl>
-    <w:lvl w:ilvl="3" w:tplc="CA3E55AC">
+    <w:lvl w:ilvl="3" w:tplc="2E1C539A">
       <w:start w:val="1"/>
       <w:numFmt w:val="bullet"/>
       <w:lvlText w:val="●"/>
@@ -14096,7 +14038,7 @@
         <w:ind w:left="2880" w:hanging="360"/>
       </w:pPr>
     </w:lvl>
-    <w:lvl w:ilvl="4" w:tplc="FC8AF920">
+    <w:lvl w:ilvl="4" w:tplc="C3063662">
       <w:start w:val="1"/>
       <w:numFmt w:val="bullet"/>
       <w:lvlText w:val="○"/>
@@ -14105,7 +14047,7 @@
         <w:ind w:left="3600" w:hanging="360"/>
       </w:pPr>
     </w:lvl>
-    <w:lvl w:ilvl="5" w:tplc="CE2C0E0E">
+    <w:lvl w:ilvl="5" w:tplc="B274B458">
       <w:start w:val="1"/>
       <w:numFmt w:val="bullet"/>
       <w:lvlText w:val="■"/>
@@ -14114,7 +14056,7 @@
         <w:ind w:left="4320" w:hanging="360"/>
       </w:pPr>
     </w:lvl>
-    <w:lvl w:ilvl="6" w:tplc="981AA566">
+    <w:lvl w:ilvl="6" w:tplc="089A48A4">
       <w:start w:val="1"/>
       <w:numFmt w:val="bullet"/>
       <w:lvlText w:val="●"/>
@@ -14123,7 +14065,7 @@
         <w:ind w:left="5040" w:hanging="360"/>
       </w:pPr>
     </w:lvl>
-    <w:lvl w:ilvl="7" w:tplc="C364685C">
+    <w:lvl w:ilvl="7" w:tplc="4710BC58">
       <w:start w:val="1"/>
       <w:numFmt w:val="bullet"/>
       <w:lvlText w:val="●"/>
@@ -14132,7 +14074,7 @@
         <w:ind w:left="5760" w:hanging="360"/>
       </w:pPr>
     </w:lvl>
-    <w:lvl w:ilvl="8" w:tplc="1BC6E2C6">
+    <w:lvl w:ilvl="8" w:tplc="F8206898">
       <w:start w:val="1"/>
       <w:numFmt w:val="bullet"/>
       <w:lvlText w:val="●"/>
@@ -14142,11 +14084,11 @@
       </w:pPr>
     </w:lvl>
   </w:abstractNum>
-  <w:abstractNum w:abstractNumId="2" w15:restartNumberingAfterBreak="0">
-    <w:nsid w:val="5426067F"/>
+  <w:abstractNum w:abstractNumId="1" w15:restartNumberingAfterBreak="0">
+    <w:nsid w:val="1E5A12E6"/>
     <w:multiLevelType w:val="hybridMultilevel"/>
-    <w:tmpl w:val="D368C0E8"/>
-    <w:lvl w:ilvl="0" w:tplc="2E4CA540">
+    <w:tmpl w:val="7318D2E2"/>
+    <w:lvl w:ilvl="0" w:tplc="E1C040F6">
       <w:start w:val="1"/>
       <w:numFmt w:val="decimal"/>
       <w:lvlText w:val="%1."/>
@@ -14160,52 +14102,110 @@
         <w:color w:val="A67C27"/>
       </w:rPr>
     </w:lvl>
-    <w:lvl w:ilvl="1" w:tplc="FF40EB7C">
+    <w:lvl w:ilvl="1" w:tplc="6F9C31DC">
       <w:numFmt w:val="decimal"/>
       <w:lvlText w:val=""/>
       <w:lvlJc w:val="left"/>
     </w:lvl>
-    <w:lvl w:ilvl="2" w:tplc="9D34429C">
+    <w:lvl w:ilvl="2" w:tplc="31308210">
       <w:numFmt w:val="decimal"/>
       <w:lvlText w:val=""/>
       <w:lvlJc w:val="left"/>
     </w:lvl>
-    <w:lvl w:ilvl="3" w:tplc="BF4C3868">
+    <w:lvl w:ilvl="3" w:tplc="25F47BB2">
       <w:numFmt w:val="decimal"/>
       <w:lvlText w:val=""/>
       <w:lvlJc w:val="left"/>
     </w:lvl>
-    <w:lvl w:ilvl="4" w:tplc="77B8358E">
+    <w:lvl w:ilvl="4" w:tplc="B90EC8FA">
       <w:numFmt w:val="decimal"/>
       <w:lvlText w:val=""/>
       <w:lvlJc w:val="left"/>
     </w:lvl>
-    <w:lvl w:ilvl="5" w:tplc="F59E48C2">
+    <w:lvl w:ilvl="5" w:tplc="A45018B8">
       <w:numFmt w:val="decimal"/>
       <w:lvlText w:val=""/>
       <w:lvlJc w:val="left"/>
     </w:lvl>
-    <w:lvl w:ilvl="6" w:tplc="97A87A70">
+    <w:lvl w:ilvl="6" w:tplc="CAE0A8CA">
       <w:numFmt w:val="decimal"/>
       <w:lvlText w:val=""/>
       <w:lvlJc w:val="left"/>
     </w:lvl>
-    <w:lvl w:ilvl="7" w:tplc="A3764F62">
+    <w:lvl w:ilvl="7" w:tplc="DC1A4E7A">
       <w:numFmt w:val="decimal"/>
       <w:lvlText w:val=""/>
       <w:lvlJc w:val="left"/>
     </w:lvl>
-    <w:lvl w:ilvl="8" w:tplc="E3667EE2">
+    <w:lvl w:ilvl="8" w:tplc="38546BE0">
+      <w:numFmt w:val="decimal"/>
+      <w:lvlText w:val=""/>
+      <w:lvlJc w:val="left"/>
+    </w:lvl>
+  </w:abstractNum>
+  <w:abstractNum w:abstractNumId="2" w15:restartNumberingAfterBreak="0">
+    <w:nsid w:val="2783191D"/>
+    <w:multiLevelType w:val="hybridMultilevel"/>
+    <w:tmpl w:val="2F728AB6"/>
+    <w:lvl w:ilvl="0" w:tplc="E23EFAAC">
+      <w:start w:val="1"/>
+      <w:numFmt w:val="bullet"/>
+      <w:lvlText w:val="•"/>
+      <w:lvlJc w:val="left"/>
+      <w:pPr>
+        <w:ind w:left="460" w:hanging="280"/>
+      </w:pPr>
+    </w:lvl>
+    <w:lvl w:ilvl="1" w:tplc="3EAA625E">
+      <w:start w:val="1"/>
+      <w:numFmt w:val="bullet"/>
+      <w:lvlText w:val="–"/>
+      <w:lvlJc w:val="left"/>
+      <w:pPr>
+        <w:ind w:left="900" w:hanging="280"/>
+      </w:pPr>
+    </w:lvl>
+    <w:lvl w:ilvl="2" w:tplc="0B5047EE">
+      <w:numFmt w:val="decimal"/>
+      <w:lvlText w:val=""/>
+      <w:lvlJc w:val="left"/>
+    </w:lvl>
+    <w:lvl w:ilvl="3" w:tplc="01FA20A0">
+      <w:numFmt w:val="decimal"/>
+      <w:lvlText w:val=""/>
+      <w:lvlJc w:val="left"/>
+    </w:lvl>
+    <w:lvl w:ilvl="4" w:tplc="09380C96">
+      <w:numFmt w:val="decimal"/>
+      <w:lvlText w:val=""/>
+      <w:lvlJc w:val="left"/>
+    </w:lvl>
+    <w:lvl w:ilvl="5" w:tplc="16AE78FC">
+      <w:numFmt w:val="decimal"/>
+      <w:lvlText w:val=""/>
+      <w:lvlJc w:val="left"/>
+    </w:lvl>
+    <w:lvl w:ilvl="6" w:tplc="C546887A">
+      <w:numFmt w:val="decimal"/>
+      <w:lvlText w:val=""/>
+      <w:lvlJc w:val="left"/>
+    </w:lvl>
+    <w:lvl w:ilvl="7" w:tplc="516AA070">
+      <w:numFmt w:val="decimal"/>
+      <w:lvlText w:val=""/>
+      <w:lvlJc w:val="left"/>
+    </w:lvl>
+    <w:lvl w:ilvl="8" w:tplc="5896FE7C">
       <w:numFmt w:val="decimal"/>
       <w:lvlText w:val=""/>
       <w:lvlJc w:val="left"/>
     </w:lvl>
   </w:abstractNum>
   <w:abstractNum w:abstractNumId="3" w15:restartNumberingAfterBreak="0">
-    <w:nsid w:val="70507E12"/>
+    <w:nsid w:val="40BB1128"/>
     <w:multiLevelType w:val="hybridMultilevel"/>
-    <w:tmpl w:val="A3D4A5FE"/>
-    <w:lvl w:ilvl="0" w:tplc="7100849C">
+    <w:tmpl w:val="CF4058B8"/>
+    <w:lvl w:ilvl="0" w:tplc="11ECFED4">
       <w:start w:val="1"/>
       <w:numFmt w:val="decimal"/>
       <w:lvlText w:val="%1."/>
@@ -14219,67 +14219,67 @@
         <w:color w:val="A67C27"/>
       </w:rPr>
     </w:lvl>
-    <w:lvl w:ilvl="1" w:tplc="F03E05BE">
+    <w:lvl w:ilvl="1" w:tplc="BFD4D062">
       <w:numFmt w:val="decimal"/>
       <w:lvlText w:val=""/>
       <w:lvlJc w:val="left"/>
     </w:lvl>
-    <w:lvl w:ilvl="2" w:tplc="9AA8B8A6">
+    <w:lvl w:ilvl="2" w:tplc="D5966204">
       <w:numFmt w:val="decimal"/>
       <w:lvlText w:val=""/>
       <w:lvlJc w:val="left"/>
     </w:lvl>
-    <w:lvl w:ilvl="3" w:tplc="595A3D00">
+    <w:lvl w:ilvl="3" w:tplc="CC5EEE12">
       <w:numFmt w:val="decimal"/>
       <w:lvlText w:val=""/>
       <w:lvlJc w:val="left"/>
     </w:lvl>
-    <w:lvl w:ilvl="4" w:tplc="B6A216E6">
+    <w:lvl w:ilvl="4" w:tplc="CEECD454">
       <w:numFmt w:val="decimal"/>
       <w:lvlText w:val=""/>
       <w:lvlJc w:val="left"/>
     </w:lvl>
-    <w:lvl w:ilvl="5" w:tplc="CA305094">
+    <w:lvl w:ilvl="5" w:tplc="2DA80724">
       <w:numFmt w:val="decimal"/>
       <w:lvlText w:val=""/>
       <w:lvlJc w:val="left"/>
     </w:lvl>
-    <w:lvl w:ilvl="6" w:tplc="AE3234CE">
+    <w:lvl w:ilvl="6" w:tplc="33661BFA">
       <w:numFmt w:val="decimal"/>
       <w:lvlText w:val=""/>
       <w:lvlJc w:val="left"/>
     </w:lvl>
-    <w:lvl w:ilvl="7" w:tplc="34C6030E">
+    <w:lvl w:ilvl="7" w:tplc="AAF03084">
       <w:numFmt w:val="decimal"/>
       <w:lvlText w:val=""/>
       <w:lvlJc w:val="left"/>
     </w:lvl>
-    <w:lvl w:ilvl="8" w:tplc="9D30A092">
+    <w:lvl w:ilvl="8" w:tplc="A61CF11A">
       <w:numFmt w:val="decimal"/>
       <w:lvlText w:val=""/>
       <w:lvlJc w:val="left"/>
     </w:lvl>
   </w:abstractNum>
-  <w:num w:numId="1" w16cid:durableId="1571962869">
-    <w:abstractNumId w:val="1"/>
-    <w:lvlOverride w:ilvl="0">
-      <w:startOverride w:val="1"/>
-    </w:lvlOverride>
-  </w:num>
-  <w:num w:numId="2" w16cid:durableId="1607735206">
+  <w:num w:numId="1" w16cid:durableId="1634674357">
     <w:abstractNumId w:val="0"/>
     <w:lvlOverride w:ilvl="0">
       <w:startOverride w:val="1"/>
     </w:lvlOverride>
   </w:num>
-  <w:num w:numId="3" w16cid:durableId="1929193958">
+  <w:num w:numId="2" w16cid:durableId="332101113">
     <w:abstractNumId w:val="2"/>
     <w:lvlOverride w:ilvl="0">
       <w:startOverride w:val="1"/>
     </w:lvlOverride>
   </w:num>
-  <w:num w:numId="4" w16cid:durableId="1888376073">
+  <w:num w:numId="3" w16cid:durableId="16667036">
     <w:abstractNumId w:val="3"/>
+    <w:lvlOverride w:ilvl="0">
+      <w:startOverride w:val="1"/>
+    </w:lvlOverride>
+  </w:num>
+  <w:num w:numId="4" w16cid:durableId="694965359">
+    <w:abstractNumId w:val="1"/>
     <w:lvlOverride w:ilvl="0">
       <w:startOverride w:val="1"/>
     </w:lvlOverride>
@@ -14904,7 +14904,7 @@
     <w:autoRedefine/>
     <w:uiPriority w:val="39"/>
     <w:unhideWhenUsed/>
-    <w:rsid w:val="00771A1D"/>
+    <w:rsid w:val="00B53BF3"/>
     <w:pPr>
       <w:spacing w:after="100"/>
     </w:pPr>
@@ -14916,7 +14916,7 @@
     <w:autoRedefine/>
     <w:uiPriority w:val="39"/>
     <w:unhideWhenUsed/>
-    <w:rsid w:val="00771A1D"/>
+    <w:rsid w:val="00B53BF3"/>
     <w:pPr>
       <w:spacing w:after="100"/>
       <w:ind w:left="210"/>

--- a/docs/manuals/RA_Training_Programme_and_Facilitator_Guide.docx
+++ b/docs/manuals/RA_Training_Programme_and_Facilitator_Guide.docx
@@ -69,7 +69,7 @@
           <w:left w:w="10" w:type="dxa"/>
           <w:right w:w="10" w:type="dxa"/>
         </w:tblCellMar>
-        <w:tblLook w:val="0000" w:firstRow="0" w:lastRow="0" w:firstColumn="0" w:lastColumn="0" w:noHBand="0" w:noVBand="0"/>
+        <w:tblLook w:val="04A0" w:firstRow="1" w:lastRow="0" w:firstColumn="1" w:lastColumn="0" w:noHBand="0" w:noVBand="1"/>
       </w:tblPr>
       <w:tblGrid>
         <w:gridCol w:w="2300"/>
@@ -469,7 +469,7 @@
                 <w:sz w:val="19"/>
                 <w:szCs w:val="19"/>
               </w:rPr>
-              <w:t>Version 1.22 · 4 October 2026</w:t>
+              <w:t>Version 1.23 · 6 October 2026</w:t>
             </w:r>
           </w:p>
         </w:tc>
@@ -538,7 +538,7 @@
     <w:sdt>
       <w:sdtPr>
         <w:alias w:val="Contents"/>
-        <w:id w:val="929245314"/>
+        <w:id w:val="-325122692"/>
       </w:sdtPr>
       <w:sdtEndPr/>
       <w:sdtContent>
@@ -567,7 +567,7 @@
           <w:r>
             <w:fldChar w:fldCharType="separate"/>
           </w:r>
-          <w:hyperlink w:anchor="_Toc242019397" w:history="1">
+          <w:hyperlink w:anchor="_Toc242163783" w:history="1">
             <w:r>
               <w:rPr>
                 <w:rStyle w:val="Hyperlink"/>
@@ -591,7 +591,7 @@
               <w:rPr>
                 <w:noProof/>
               </w:rPr>
-              <w:instrText xml:space="preserve"> PAGEREF _Toc242019397 \h </w:instrText>
+              <w:instrText xml:space="preserve"> PAGEREF _Toc242163783 \h </w:instrText>
             </w:r>
             <w:r>
               <w:rPr>
@@ -634,7 +634,7 @@
               <w14:ligatures w14:val="standardContextual"/>
             </w:rPr>
           </w:pPr>
-          <w:hyperlink w:anchor="_Toc242019398" w:history="1">
+          <w:hyperlink w:anchor="_Toc242163784" w:history="1">
             <w:r>
               <w:rPr>
                 <w:rStyle w:val="Hyperlink"/>
@@ -658,7 +658,7 @@
               <w:rPr>
                 <w:noProof/>
               </w:rPr>
-              <w:instrText xml:space="preserve"> PAGEREF _Toc242019398 \h </w:instrText>
+              <w:instrText xml:space="preserve"> PAGEREF _Toc242163784 \h </w:instrText>
             </w:r>
             <w:r>
               <w:rPr>
@@ -701,7 +701,7 @@
               <w14:ligatures w14:val="standardContextual"/>
             </w:rPr>
           </w:pPr>
-          <w:hyperlink w:anchor="_Toc242019399" w:history="1">
+          <w:hyperlink w:anchor="_Toc242163785" w:history="1">
             <w:r>
               <w:rPr>
                 <w:rStyle w:val="Hyperlink"/>
@@ -725,7 +725,7 @@
               <w:rPr>
                 <w:noProof/>
               </w:rPr>
-              <w:instrText xml:space="preserve"> PAGEREF _Toc242019399 \h </w:instrText>
+              <w:instrText xml:space="preserve"> PAGEREF _Toc242163785 \h </w:instrText>
             </w:r>
             <w:r>
               <w:rPr>
@@ -768,7 +768,7 @@
               <w14:ligatures w14:val="standardContextual"/>
             </w:rPr>
           </w:pPr>
-          <w:hyperlink w:anchor="_Toc242019400" w:history="1">
+          <w:hyperlink w:anchor="_Toc242163786" w:history="1">
             <w:r>
               <w:rPr>
                 <w:rStyle w:val="Hyperlink"/>
@@ -792,7 +792,7 @@
               <w:rPr>
                 <w:noProof/>
               </w:rPr>
-              <w:instrText xml:space="preserve"> PAGEREF _Toc242019400 \h </w:instrText>
+              <w:instrText xml:space="preserve"> PAGEREF _Toc242163786 \h </w:instrText>
             </w:r>
             <w:r>
               <w:rPr>
@@ -835,7 +835,7 @@
               <w14:ligatures w14:val="standardContextual"/>
             </w:rPr>
           </w:pPr>
-          <w:hyperlink w:anchor="_Toc242019401" w:history="1">
+          <w:hyperlink w:anchor="_Toc242163787" w:history="1">
             <w:r>
               <w:rPr>
                 <w:rStyle w:val="Hyperlink"/>
@@ -859,7 +859,7 @@
               <w:rPr>
                 <w:noProof/>
               </w:rPr>
-              <w:instrText xml:space="preserve"> PAGEREF _Toc242019401 \h </w:instrText>
+              <w:instrText xml:space="preserve"> PAGEREF _Toc242163787 \h </w:instrText>
             </w:r>
             <w:r>
               <w:rPr>
@@ -902,7 +902,7 @@
               <w14:ligatures w14:val="standardContextual"/>
             </w:rPr>
           </w:pPr>
-          <w:hyperlink w:anchor="_Toc242019402" w:history="1">
+          <w:hyperlink w:anchor="_Toc242163788" w:history="1">
             <w:r>
               <w:rPr>
                 <w:rStyle w:val="Hyperlink"/>
@@ -926,7 +926,7 @@
               <w:rPr>
                 <w:noProof/>
               </w:rPr>
-              <w:instrText xml:space="preserve"> PAGEREF _Toc242019402 \h </w:instrText>
+              <w:instrText xml:space="preserve"> PAGEREF _Toc242163788 \h </w:instrText>
             </w:r>
             <w:r>
               <w:rPr>
@@ -969,7 +969,7 @@
               <w14:ligatures w14:val="standardContextual"/>
             </w:rPr>
           </w:pPr>
-          <w:hyperlink w:anchor="_Toc242019403" w:history="1">
+          <w:hyperlink w:anchor="_Toc242163789" w:history="1">
             <w:r>
               <w:rPr>
                 <w:rStyle w:val="Hyperlink"/>
@@ -993,7 +993,7 @@
               <w:rPr>
                 <w:noProof/>
               </w:rPr>
-              <w:instrText xml:space="preserve"> PAGEREF _Toc242019403 \h </w:instrText>
+              <w:instrText xml:space="preserve"> PAGEREF _Toc242163789 \h </w:instrText>
             </w:r>
             <w:r>
               <w:rPr>
@@ -1036,7 +1036,7 @@
               <w14:ligatures w14:val="standardContextual"/>
             </w:rPr>
           </w:pPr>
-          <w:hyperlink w:anchor="_Toc242019404" w:history="1">
+          <w:hyperlink w:anchor="_Toc242163790" w:history="1">
             <w:r>
               <w:rPr>
                 <w:rStyle w:val="Hyperlink"/>
@@ -1060,7 +1060,7 @@
               <w:rPr>
                 <w:noProof/>
               </w:rPr>
-              <w:instrText xml:space="preserve"> PAGEREF _Toc242019404 \h </w:instrText>
+              <w:instrText xml:space="preserve"> PAGEREF _Toc242163790 \h </w:instrText>
             </w:r>
             <w:r>
               <w:rPr>
@@ -1103,7 +1103,7 @@
               <w14:ligatures w14:val="standardContextual"/>
             </w:rPr>
           </w:pPr>
-          <w:hyperlink w:anchor="_Toc242019405" w:history="1">
+          <w:hyperlink w:anchor="_Toc242163791" w:history="1">
             <w:r>
               <w:rPr>
                 <w:rStyle w:val="Hyperlink"/>
@@ -1127,7 +1127,7 @@
               <w:rPr>
                 <w:noProof/>
               </w:rPr>
-              <w:instrText xml:space="preserve"> PAGEREF _Toc242019405 \h </w:instrText>
+              <w:instrText xml:space="preserve"> PAGEREF _Toc242163791 \h </w:instrText>
             </w:r>
             <w:r>
               <w:rPr>
@@ -1170,7 +1170,7 @@
               <w14:ligatures w14:val="standardContextual"/>
             </w:rPr>
           </w:pPr>
-          <w:hyperlink w:anchor="_Toc242019406" w:history="1">
+          <w:hyperlink w:anchor="_Toc242163792" w:history="1">
             <w:r>
               <w:rPr>
                 <w:rStyle w:val="Hyperlink"/>
@@ -1194,7 +1194,7 @@
               <w:rPr>
                 <w:noProof/>
               </w:rPr>
-              <w:instrText xml:space="preserve"> PAGEREF _Toc242019406 \h </w:instrText>
+              <w:instrText xml:space="preserve"> PAGEREF _Toc242163792 \h </w:instrText>
             </w:r>
             <w:r>
               <w:rPr>
@@ -1237,7 +1237,7 @@
               <w14:ligatures w14:val="standardContextual"/>
             </w:rPr>
           </w:pPr>
-          <w:hyperlink w:anchor="_Toc242019407" w:history="1">
+          <w:hyperlink w:anchor="_Toc242163793" w:history="1">
             <w:r>
               <w:rPr>
                 <w:rStyle w:val="Hyperlink"/>
@@ -1261,7 +1261,7 @@
               <w:rPr>
                 <w:noProof/>
               </w:rPr>
-              <w:instrText xml:space="preserve"> PAGEREF _Toc242019407 \h </w:instrText>
+              <w:instrText xml:space="preserve"> PAGEREF _Toc242163793 \h </w:instrText>
             </w:r>
             <w:r>
               <w:rPr>
@@ -1304,7 +1304,7 @@
               <w14:ligatures w14:val="standardContextual"/>
             </w:rPr>
           </w:pPr>
-          <w:hyperlink w:anchor="_Toc242019408" w:history="1">
+          <w:hyperlink w:anchor="_Toc242163794" w:history="1">
             <w:r>
               <w:rPr>
                 <w:rStyle w:val="Hyperlink"/>
@@ -1328,7 +1328,7 @@
               <w:rPr>
                 <w:noProof/>
               </w:rPr>
-              <w:instrText xml:space="preserve"> PAGEREF _Toc242019408 \h </w:instrText>
+              <w:instrText xml:space="preserve"> PAGEREF _Toc242163794 \h </w:instrText>
             </w:r>
             <w:r>
               <w:rPr>
@@ -1371,7 +1371,7 @@
               <w14:ligatures w14:val="standardContextual"/>
             </w:rPr>
           </w:pPr>
-          <w:hyperlink w:anchor="_Toc242019409" w:history="1">
+          <w:hyperlink w:anchor="_Toc242163795" w:history="1">
             <w:r>
               <w:rPr>
                 <w:rStyle w:val="Hyperlink"/>
@@ -1395,7 +1395,7 @@
               <w:rPr>
                 <w:noProof/>
               </w:rPr>
-              <w:instrText xml:space="preserve"> PAGEREF _Toc242019409 \h </w:instrText>
+              <w:instrText xml:space="preserve"> PAGEREF _Toc242163795 \h </w:instrText>
             </w:r>
             <w:r>
               <w:rPr>
@@ -1438,7 +1438,7 @@
               <w14:ligatures w14:val="standardContextual"/>
             </w:rPr>
           </w:pPr>
-          <w:hyperlink w:anchor="_Toc242019410" w:history="1">
+          <w:hyperlink w:anchor="_Toc242163796" w:history="1">
             <w:r>
               <w:rPr>
                 <w:rStyle w:val="Hyperlink"/>
@@ -1462,7 +1462,7 @@
               <w:rPr>
                 <w:noProof/>
               </w:rPr>
-              <w:instrText xml:space="preserve"> PAGEREF _Toc242019410 \h </w:instrText>
+              <w:instrText xml:space="preserve"> PAGEREF _Toc242163796 \h </w:instrText>
             </w:r>
             <w:r>
               <w:rPr>
@@ -1505,7 +1505,7 @@
               <w14:ligatures w14:val="standardContextual"/>
             </w:rPr>
           </w:pPr>
-          <w:hyperlink w:anchor="_Toc242019411" w:history="1">
+          <w:hyperlink w:anchor="_Toc242163797" w:history="1">
             <w:r>
               <w:rPr>
                 <w:rStyle w:val="Hyperlink"/>
@@ -1529,7 +1529,7 @@
               <w:rPr>
                 <w:noProof/>
               </w:rPr>
-              <w:instrText xml:space="preserve"> PAGEREF _Toc242019411 \h </w:instrText>
+              <w:instrText xml:space="preserve"> PAGEREF _Toc242163797 \h </w:instrText>
             </w:r>
             <w:r>
               <w:rPr>
@@ -1572,7 +1572,7 @@
               <w14:ligatures w14:val="standardContextual"/>
             </w:rPr>
           </w:pPr>
-          <w:hyperlink w:anchor="_Toc242019412" w:history="1">
+          <w:hyperlink w:anchor="_Toc242163798" w:history="1">
             <w:r>
               <w:rPr>
                 <w:rStyle w:val="Hyperlink"/>
@@ -1596,7 +1596,7 @@
               <w:rPr>
                 <w:noProof/>
               </w:rPr>
-              <w:instrText xml:space="preserve"> PAGEREF _Toc242019412 \h </w:instrText>
+              <w:instrText xml:space="preserve"> PAGEREF _Toc242163798 \h </w:instrText>
             </w:r>
             <w:r>
               <w:rPr>
@@ -1639,7 +1639,7 @@
               <w14:ligatures w14:val="standardContextual"/>
             </w:rPr>
           </w:pPr>
-          <w:hyperlink w:anchor="_Toc242019413" w:history="1">
+          <w:hyperlink w:anchor="_Toc242163799" w:history="1">
             <w:r>
               <w:rPr>
                 <w:rStyle w:val="Hyperlink"/>
@@ -1663,7 +1663,7 @@
               <w:rPr>
                 <w:noProof/>
               </w:rPr>
-              <w:instrText xml:space="preserve"> PAGEREF _Toc242019413 \h </w:instrText>
+              <w:instrText xml:space="preserve"> PAGEREF _Toc242163799 \h </w:instrText>
             </w:r>
             <w:r>
               <w:rPr>
@@ -1706,7 +1706,7 @@
               <w14:ligatures w14:val="standardContextual"/>
             </w:rPr>
           </w:pPr>
-          <w:hyperlink w:anchor="_Toc242019414" w:history="1">
+          <w:hyperlink w:anchor="_Toc242163800" w:history="1">
             <w:r>
               <w:rPr>
                 <w:rStyle w:val="Hyperlink"/>
@@ -1730,7 +1730,7 @@
               <w:rPr>
                 <w:noProof/>
               </w:rPr>
-              <w:instrText xml:space="preserve"> PAGEREF _Toc242019414 \h </w:instrText>
+              <w:instrText xml:space="preserve"> PAGEREF _Toc242163800 \h </w:instrText>
             </w:r>
             <w:r>
               <w:rPr>
@@ -1773,7 +1773,7 @@
               <w14:ligatures w14:val="standardContextual"/>
             </w:rPr>
           </w:pPr>
-          <w:hyperlink w:anchor="_Toc242019415" w:history="1">
+          <w:hyperlink w:anchor="_Toc242163801" w:history="1">
             <w:r>
               <w:rPr>
                 <w:rStyle w:val="Hyperlink"/>
@@ -1797,7 +1797,7 @@
               <w:rPr>
                 <w:noProof/>
               </w:rPr>
-              <w:instrText xml:space="preserve"> PAGEREF _Toc242019415 \h </w:instrText>
+              <w:instrText xml:space="preserve"> PAGEREF _Toc242163801 \h </w:instrText>
             </w:r>
             <w:r>
               <w:rPr>
@@ -1840,7 +1840,7 @@
               <w14:ligatures w14:val="standardContextual"/>
             </w:rPr>
           </w:pPr>
-          <w:hyperlink w:anchor="_Toc242019416" w:history="1">
+          <w:hyperlink w:anchor="_Toc242163802" w:history="1">
             <w:r>
               <w:rPr>
                 <w:rStyle w:val="Hyperlink"/>
@@ -1864,7 +1864,7 @@
               <w:rPr>
                 <w:noProof/>
               </w:rPr>
-              <w:instrText xml:space="preserve"> PAGEREF _Toc242019416 \h </w:instrText>
+              <w:instrText xml:space="preserve"> PAGEREF _Toc242163802 \h </w:instrText>
             </w:r>
             <w:r>
               <w:rPr>
@@ -1907,7 +1907,7 @@
               <w14:ligatures w14:val="standardContextual"/>
             </w:rPr>
           </w:pPr>
-          <w:hyperlink w:anchor="_Toc242019417" w:history="1">
+          <w:hyperlink w:anchor="_Toc242163803" w:history="1">
             <w:r>
               <w:rPr>
                 <w:rStyle w:val="Hyperlink"/>
@@ -1931,7 +1931,7 @@
               <w:rPr>
                 <w:noProof/>
               </w:rPr>
-              <w:instrText xml:space="preserve"> PAGEREF _Toc242019417 \h </w:instrText>
+              <w:instrText xml:space="preserve"> PAGEREF _Toc242163803 \h </w:instrText>
             </w:r>
             <w:r>
               <w:rPr>
@@ -1974,7 +1974,7 @@
               <w14:ligatures w14:val="standardContextual"/>
             </w:rPr>
           </w:pPr>
-          <w:hyperlink w:anchor="_Toc242019418" w:history="1">
+          <w:hyperlink w:anchor="_Toc242163804" w:history="1">
             <w:r>
               <w:rPr>
                 <w:rStyle w:val="Hyperlink"/>
@@ -1998,7 +1998,7 @@
               <w:rPr>
                 <w:noProof/>
               </w:rPr>
-              <w:instrText xml:space="preserve"> PAGEREF _Toc242019418 \h </w:instrText>
+              <w:instrText xml:space="preserve"> PAGEREF _Toc242163804 \h </w:instrText>
             </w:r>
             <w:r>
               <w:rPr>
@@ -2041,7 +2041,7 @@
               <w14:ligatures w14:val="standardContextual"/>
             </w:rPr>
           </w:pPr>
-          <w:hyperlink w:anchor="_Toc242019419" w:history="1">
+          <w:hyperlink w:anchor="_Toc242163805" w:history="1">
             <w:r>
               <w:rPr>
                 <w:rStyle w:val="Hyperlink"/>
@@ -2065,7 +2065,7 @@
               <w:rPr>
                 <w:noProof/>
               </w:rPr>
-              <w:instrText xml:space="preserve"> PAGEREF _Toc242019419 \h </w:instrText>
+              <w:instrText xml:space="preserve"> PAGEREF _Toc242163805 \h </w:instrText>
             </w:r>
             <w:r>
               <w:rPr>
@@ -2108,7 +2108,7 @@
               <w14:ligatures w14:val="standardContextual"/>
             </w:rPr>
           </w:pPr>
-          <w:hyperlink w:anchor="_Toc242019420" w:history="1">
+          <w:hyperlink w:anchor="_Toc242163806" w:history="1">
             <w:r>
               <w:rPr>
                 <w:rStyle w:val="Hyperlink"/>
@@ -2132,7 +2132,7 @@
               <w:rPr>
                 <w:noProof/>
               </w:rPr>
-              <w:instrText xml:space="preserve"> PAGEREF _Toc242019420 \h </w:instrText>
+              <w:instrText xml:space="preserve"> PAGEREF _Toc242163806 \h </w:instrText>
             </w:r>
             <w:r>
               <w:rPr>
@@ -2171,7 +2171,7 @@
         <w:pStyle w:val="Heading1"/>
         <w:pageBreakBefore/>
       </w:pPr>
-      <w:bookmarkStart w:id="0" w:name="_Toc242019397"/>
+      <w:bookmarkStart w:id="0" w:name="_Toc242163783"/>
       <w:r>
         <w:lastRenderedPageBreak/>
         <w:t>1. Programme overview</w:t>
@@ -2201,7 +2201,7 @@
           <w:left w:w="10" w:type="dxa"/>
           <w:right w:w="10" w:type="dxa"/>
         </w:tblCellMar>
-        <w:tblLook w:val="0000" w:firstRow="0" w:lastRow="0" w:firstColumn="0" w:lastColumn="0" w:noHBand="0" w:noVBand="0"/>
+        <w:tblLook w:val="04A0" w:firstRow="1" w:lastRow="0" w:firstColumn="1" w:lastColumn="0" w:noHBand="0" w:noVBand="1"/>
       </w:tblPr>
       <w:tblGrid>
         <w:gridCol w:w="2824"/>
@@ -2577,7 +2577,7 @@
       <w:pPr>
         <w:pStyle w:val="Heading2"/>
       </w:pPr>
-      <w:bookmarkStart w:id="1" w:name="_Toc242019398"/>
+      <w:bookmarkStart w:id="1" w:name="_Toc242163784"/>
       <w:r>
         <w:t>1.1 Learning objectives</w:t>
       </w:r>
@@ -2678,7 +2678,7 @@
       <w:pPr>
         <w:pStyle w:val="Heading2"/>
       </w:pPr>
-      <w:bookmarkStart w:id="2" w:name="_Toc242019399"/>
+      <w:bookmarkStart w:id="2" w:name="_Toc242163785"/>
       <w:r>
         <w:t>1.2 Before the training (facilitator checklist)</w:t>
       </w:r>
@@ -2699,7 +2699,7 @@
           <w:left w:w="10" w:type="dxa"/>
           <w:right w:w="10" w:type="dxa"/>
         </w:tblCellMar>
-        <w:tblLook w:val="0000" w:firstRow="0" w:lastRow="0" w:firstColumn="0" w:lastColumn="0" w:noHBand="0" w:noVBand="0"/>
+        <w:tblLook w:val="04A0" w:firstRow="1" w:lastRow="0" w:firstColumn="1" w:lastColumn="0" w:noHBand="0" w:noVBand="1"/>
       </w:tblPr>
       <w:tblGrid>
         <w:gridCol w:w="1694"/>
@@ -3214,7 +3214,7 @@
       <w:pPr>
         <w:pStyle w:val="Heading2"/>
       </w:pPr>
-      <w:bookmarkStart w:id="3" w:name="_Toc242019400"/>
+      <w:bookmarkStart w:id="3" w:name="_Toc242163786"/>
       <w:r>
         <w:t>1.3 The practice environment</w:t>
       </w:r>
@@ -3288,7 +3288,7 @@
           <w:left w:w="10" w:type="dxa"/>
           <w:right w:w="10" w:type="dxa"/>
         </w:tblCellMar>
-        <w:tblLook w:val="0000" w:firstRow="0" w:lastRow="0" w:firstColumn="0" w:lastColumn="0" w:noHBand="0" w:noVBand="0"/>
+        <w:tblLook w:val="04A0" w:firstRow="1" w:lastRow="0" w:firstColumn="1" w:lastColumn="0" w:noHBand="0" w:noVBand="1"/>
       </w:tblPr>
       <w:tblGrid>
         <w:gridCol w:w="9412"/>
@@ -3360,7 +3360,7 @@
         <w:pStyle w:val="Heading1"/>
         <w:pageBreakBefore/>
       </w:pPr>
-      <w:bookmarkStart w:id="4" w:name="_Toc242019401"/>
+      <w:bookmarkStart w:id="4" w:name="_Toc242163787"/>
       <w:r>
         <w:lastRenderedPageBreak/>
         <w:t>2. Schedule</w:t>
@@ -3371,7 +3371,7 @@
       <w:pPr>
         <w:pStyle w:val="Heading2"/>
       </w:pPr>
-      <w:bookmarkStart w:id="5" w:name="_Toc242019402"/>
+      <w:bookmarkStart w:id="5" w:name="_Toc242163788"/>
       <w:r>
         <w:t>Day 1 — Foundations (all RAs)</w:t>
       </w:r>
@@ -3392,7 +3392,7 @@
           <w:left w:w="10" w:type="dxa"/>
           <w:right w:w="10" w:type="dxa"/>
         </w:tblCellMar>
-        <w:tblLook w:val="0000" w:firstRow="0" w:lastRow="0" w:firstColumn="0" w:lastColumn="0" w:noHBand="0" w:noVBand="0"/>
+        <w:tblLook w:val="04A0" w:firstRow="1" w:lastRow="0" w:firstColumn="1" w:lastColumn="0" w:noHBand="0" w:noVBand="1"/>
       </w:tblPr>
       <w:tblGrid>
         <w:gridCol w:w="941"/>
@@ -4654,7 +4654,7 @@
       <w:pPr>
         <w:pStyle w:val="Heading2"/>
       </w:pPr>
-      <w:bookmarkStart w:id="6" w:name="_Toc242019403"/>
+      <w:bookmarkStart w:id="6" w:name="_Toc242163789"/>
       <w:r>
         <w:t>Day 2 — Role tracks</w:t>
       </w:r>
@@ -4675,7 +4675,7 @@
           <w:left w:w="10" w:type="dxa"/>
           <w:right w:w="10" w:type="dxa"/>
         </w:tblCellMar>
-        <w:tblLook w:val="0000" w:firstRow="0" w:lastRow="0" w:firstColumn="0" w:lastColumn="0" w:noHBand="0" w:noVBand="0"/>
+        <w:tblLook w:val="04A0" w:firstRow="1" w:lastRow="0" w:firstColumn="1" w:lastColumn="0" w:noHBand="0" w:noVBand="1"/>
       </w:tblPr>
       <w:tblGrid>
         <w:gridCol w:w="941"/>
@@ -5747,7 +5747,7 @@
           <w:left w:w="10" w:type="dxa"/>
           <w:right w:w="10" w:type="dxa"/>
         </w:tblCellMar>
-        <w:tblLook w:val="0000" w:firstRow="0" w:lastRow="0" w:firstColumn="0" w:lastColumn="0" w:noHBand="0" w:noVBand="0"/>
+        <w:tblLook w:val="04A0" w:firstRow="1" w:lastRow="0" w:firstColumn="1" w:lastColumn="0" w:noHBand="0" w:noVBand="1"/>
       </w:tblPr>
       <w:tblGrid>
         <w:gridCol w:w="1882"/>
@@ -6182,7 +6182,7 @@
       <w:pPr>
         <w:pStyle w:val="Heading2"/>
       </w:pPr>
-      <w:bookmarkStart w:id="7" w:name="_Toc242019404"/>
+      <w:bookmarkStart w:id="7" w:name="_Toc242163790"/>
       <w:r>
         <w:t>Day 3 — Practice and assessment</w:t>
       </w:r>
@@ -6203,7 +6203,7 @@
           <w:left w:w="10" w:type="dxa"/>
           <w:right w:w="10" w:type="dxa"/>
         </w:tblCellMar>
-        <w:tblLook w:val="0000" w:firstRow="0" w:lastRow="0" w:firstColumn="0" w:lastColumn="0" w:noHBand="0" w:noVBand="0"/>
+        <w:tblLook w:val="04A0" w:firstRow="1" w:lastRow="0" w:firstColumn="1" w:lastColumn="0" w:noHBand="0" w:noVBand="1"/>
       </w:tblPr>
       <w:tblGrid>
         <w:gridCol w:w="941"/>
@@ -7152,7 +7152,7 @@
       <w:pPr>
         <w:pStyle w:val="Heading2"/>
       </w:pPr>
-      <w:bookmarkStart w:id="8" w:name="_Toc242019405"/>
+      <w:bookmarkStart w:id="8" w:name="_Toc242163791"/>
       <w:r>
         <w:t>After the training</w:t>
       </w:r>
@@ -7173,7 +7173,7 @@
           <w:left w:w="10" w:type="dxa"/>
           <w:right w:w="10" w:type="dxa"/>
         </w:tblCellMar>
-        <w:tblLook w:val="0000" w:firstRow="0" w:lastRow="0" w:firstColumn="0" w:lastColumn="0" w:noHBand="0" w:noVBand="0"/>
+        <w:tblLook w:val="04A0" w:firstRow="1" w:lastRow="0" w:firstColumn="1" w:lastColumn="0" w:noHBand="0" w:noVBand="1"/>
       </w:tblPr>
       <w:tblGrid>
         <w:gridCol w:w="2824"/>
@@ -7487,7 +7487,7 @@
         <w:pStyle w:val="Heading1"/>
         <w:pageBreakBefore/>
       </w:pPr>
-      <w:bookmarkStart w:id="9" w:name="_Toc242019406"/>
+      <w:bookmarkStart w:id="9" w:name="_Toc242163792"/>
       <w:r>
         <w:lastRenderedPageBreak/>
         <w:t>3. Session plans</w:t>
@@ -7506,7 +7506,7 @@
       <w:pPr>
         <w:pStyle w:val="Heading2"/>
       </w:pPr>
-      <w:bookmarkStart w:id="10" w:name="_Toc242019407"/>
+      <w:bookmarkStart w:id="10" w:name="_Toc242163793"/>
       <w:r>
         <w:t>Module 1 — The study (60 min)</w:t>
       </w:r>
@@ -7601,7 +7601,7 @@
       <w:pPr>
         <w:pStyle w:val="Heading2"/>
       </w:pPr>
-      <w:bookmarkStart w:id="11" w:name="_Toc242019408"/>
+      <w:bookmarkStart w:id="11" w:name="_Toc242163794"/>
       <w:r>
         <w:t>Module 2 — Research ethics and consent (60 min)</w:t>
       </w:r>
@@ -7696,7 +7696,7 @@
       <w:pPr>
         <w:pStyle w:val="Heading2"/>
       </w:pPr>
-      <w:bookmarkStart w:id="12" w:name="_Toc242019409"/>
+      <w:bookmarkStart w:id="12" w:name="_Toc242163795"/>
       <w:r>
         <w:t>Module 3 — Data protection (60 min)</w:t>
       </w:r>
@@ -7791,7 +7791,7 @@
       <w:pPr>
         <w:pStyle w:val="Heading2"/>
       </w:pPr>
-      <w:bookmarkStart w:id="13" w:name="_Toc242019410"/>
+      <w:bookmarkStart w:id="13" w:name="_Toc242163796"/>
       <w:r>
         <w:t>Module 5 — The portal (75 min)</w:t>
       </w:r>
@@ -7886,7 +7886,7 @@
       <w:pPr>
         <w:pStyle w:val="Heading2"/>
       </w:pPr>
-      <w:bookmarkStart w:id="14" w:name="_Toc242019411"/>
+      <w:bookmarkStart w:id="14" w:name="_Toc242163797"/>
       <w:r>
         <w:t>Module 6 — The respondent journey (45 min)</w:t>
       </w:r>
@@ -7982,7 +7982,7 @@
       <w:pPr>
         <w:pStyle w:val="Heading2"/>
       </w:pPr>
-      <w:bookmarkStart w:id="15" w:name="_Toc242019412"/>
+      <w:bookmarkStart w:id="15" w:name="_Toc242163798"/>
       <w:r>
         <w:t>Module 8 — Communication skills (90 min)</w:t>
       </w:r>
@@ -8077,7 +8077,7 @@
       <w:pPr>
         <w:pStyle w:val="Heading2"/>
       </w:pPr>
-      <w:bookmarkStart w:id="16" w:name="_Toc242019413"/>
+      <w:bookmarkStart w:id="16" w:name="_Toc242163799"/>
       <w:r>
         <w:t>Module 9 — Quality judgement (90 min)</w:t>
       </w:r>
@@ -8173,7 +8173,7 @@
         <w:pStyle w:val="Heading1"/>
         <w:pageBreakBefore/>
       </w:pPr>
-      <w:bookmarkStart w:id="17" w:name="_Toc242019414"/>
+      <w:bookmarkStart w:id="17" w:name="_Toc242163800"/>
       <w:r>
         <w:lastRenderedPageBreak/>
         <w:t>4. Role-plays and simulation</w:t>
@@ -8203,7 +8203,7 @@
           <w:left w:w="10" w:type="dxa"/>
           <w:right w:w="10" w:type="dxa"/>
         </w:tblCellMar>
-        <w:tblLook w:val="0000" w:firstRow="0" w:lastRow="0" w:firstColumn="0" w:lastColumn="0" w:noHBand="0" w:noVBand="0"/>
+        <w:tblLook w:val="04A0" w:firstRow="1" w:lastRow="0" w:firstColumn="1" w:lastColumn="0" w:noHBand="0" w:noVBand="1"/>
       </w:tblPr>
       <w:tblGrid>
         <w:gridCol w:w="1882"/>
@@ -9127,7 +9127,7 @@
       <w:pPr>
         <w:pStyle w:val="Heading2"/>
       </w:pPr>
-      <w:bookmarkStart w:id="18" w:name="_Toc242019415"/>
+      <w:bookmarkStart w:id="18" w:name="_Toc242163801"/>
       <w:r>
         <w:t>Field simulation (Day 3)</w:t>
       </w:r>
@@ -9222,7 +9222,7 @@
         <w:pStyle w:val="Heading1"/>
         <w:pageBreakBefore/>
       </w:pPr>
-      <w:bookmarkStart w:id="19" w:name="_Toc242019416"/>
+      <w:bookmarkStart w:id="19" w:name="_Toc242163802"/>
       <w:r>
         <w:lastRenderedPageBreak/>
         <w:t>5. Assessment and certification</w:t>
@@ -9233,7 +9233,7 @@
       <w:pPr>
         <w:pStyle w:val="Heading2"/>
       </w:pPr>
-      <w:bookmarkStart w:id="20" w:name="_Toc242019417"/>
+      <w:bookmarkStart w:id="20" w:name="_Toc242163803"/>
       <w:r>
         <w:t>5.1 Competencies</w:t>
       </w:r>
@@ -9254,7 +9254,7 @@
           <w:left w:w="10" w:type="dxa"/>
           <w:right w:w="10" w:type="dxa"/>
         </w:tblCellMar>
-        <w:tblLook w:val="0000" w:firstRow="0" w:lastRow="0" w:firstColumn="0" w:lastColumn="0" w:noHBand="0" w:noVBand="0"/>
+        <w:tblLook w:val="04A0" w:firstRow="1" w:lastRow="0" w:firstColumn="1" w:lastColumn="0" w:noHBand="0" w:noVBand="1"/>
       </w:tblPr>
       <w:tblGrid>
         <w:gridCol w:w="2071"/>
@@ -9624,7 +9624,7 @@
       <w:pPr>
         <w:pStyle w:val="Heading2"/>
       </w:pPr>
-      <w:bookmarkStart w:id="21" w:name="_Toc242019418"/>
+      <w:bookmarkStart w:id="21" w:name="_Toc242163804"/>
       <w:r>
         <w:t>5.2 Written assessment (answer key)</w:t>
       </w:r>
@@ -9653,7 +9653,7 @@
           <w:left w:w="10" w:type="dxa"/>
           <w:right w:w="10" w:type="dxa"/>
         </w:tblCellMar>
-        <w:tblLook w:val="0000" w:firstRow="0" w:lastRow="0" w:firstColumn="0" w:lastColumn="0" w:noHBand="0" w:noVBand="0"/>
+        <w:tblLook w:val="04A0" w:firstRow="1" w:lastRow="0" w:firstColumn="1" w:lastColumn="0" w:noHBand="0" w:noVBand="1"/>
       </w:tblPr>
       <w:tblGrid>
         <w:gridCol w:w="565"/>
@@ -10984,7 +10984,7 @@
       <w:pPr>
         <w:pStyle w:val="Heading2"/>
       </w:pPr>
-      <w:bookmarkStart w:id="22" w:name="_Toc242019419"/>
+      <w:bookmarkStart w:id="22" w:name="_Toc242163805"/>
       <w:r>
         <w:t>5.3 Practical assessment</w:t>
       </w:r>
@@ -11013,7 +11013,7 @@
           <w:left w:w="10" w:type="dxa"/>
           <w:right w:w="10" w:type="dxa"/>
         </w:tblCellMar>
-        <w:tblLook w:val="0000" w:firstRow="0" w:lastRow="0" w:firstColumn="0" w:lastColumn="0" w:noHBand="0" w:noVBand="0"/>
+        <w:tblLook w:val="04A0" w:firstRow="1" w:lastRow="0" w:firstColumn="1" w:lastColumn="0" w:noHBand="0" w:noVBand="1"/>
       </w:tblPr>
       <w:tblGrid>
         <w:gridCol w:w="1694"/>
@@ -12247,7 +12247,7 @@
         <w:pStyle w:val="Heading1"/>
         <w:pageBreakBefore/>
       </w:pPr>
-      <w:bookmarkStart w:id="23" w:name="_Toc242019420"/>
+      <w:bookmarkStart w:id="23" w:name="_Toc242163806"/>
       <w:r>
         <w:lastRenderedPageBreak/>
         <w:t>6. Attendance register</w:t>
@@ -12269,7 +12269,7 @@
           <w:left w:w="10" w:type="dxa"/>
           <w:right w:w="10" w:type="dxa"/>
         </w:tblCellMar>
-        <w:tblLook w:val="0000" w:firstRow="0" w:lastRow="0" w:firstColumn="0" w:lastColumn="0" w:noHBand="0" w:noVBand="0"/>
+        <w:tblLook w:val="04A0" w:firstRow="1" w:lastRow="0" w:firstColumn="1" w:lastColumn="0" w:noHBand="0" w:noVBand="1"/>
       </w:tblPr>
       <w:tblGrid>
         <w:gridCol w:w="2635"/>
@@ -13826,7 +13826,7 @@
         <w:sz w:val="16"/>
         <w:szCs w:val="16"/>
       </w:rPr>
-      <w:t>Version 1.22 · 4 October 2026</w:t>
+      <w:t>Version 1.23 · 6 October 2026</w:t>
     </w:r>
     <w:r>
       <w:rPr>
@@ -13999,96 +13999,10 @@
 <file path=word/numbering.xml><?xml version="1.0" encoding="utf-8"?>
 <w:numbering xmlns:wpc="http://schemas.microsoft.com/office/word/2010/wordprocessingCanvas" xmlns:cx="http://schemas.microsoft.com/office/drawing/2014/chartex" xmlns:cx1="http://schemas.microsoft.com/office/drawing/2015/9/8/chartex" xmlns:cx2="http://schemas.microsoft.com/office/drawing/2015/10/21/chartex" xmlns:cx3="http://schemas.microsoft.com/office/drawing/2016/5/9/chartex" xmlns:cx4="http://schemas.microsoft.com/office/drawing/2016/5/10/chartex" xmlns:cx5="http://schemas.microsoft.com/office/drawing/2016/5/11/chartex" xmlns:cx6="http://schemas.microsoft.com/office/drawing/2016/5/12/chartex" xmlns:cx7="http://schemas.microsoft.com/office/drawing/2016/5/13/chartex" xmlns:cx8="http://schemas.microsoft.com/office/drawing/2016/5/14/chartex" xmlns:mc="http://schemas.openxmlformats.org/markup-compatibility/2006" xmlns:aink="http://schemas.microsoft.com/office/drawing/2016/ink" xmlns:am3d="http://schemas.microsoft.com/office/drawing/2017/model3d" xmlns:o="urn:schemas-microsoft-com:office:office" xmlns:oel="http://schemas.microsoft.com/office/2019/extlst" xmlns:r="http://schemas.openxmlformats.org/officeDocument/2006/relationships" xmlns:m="http://schemas.openxmlformats.org/officeDocument/2006/math" xmlns:v="urn:schemas-microsoft-com:vml" xmlns:wp14="http://schemas.microsoft.com/office/word/2010/wordprocessingDrawing" xmlns:wp="http://schemas.openxmlformats.org/drawingml/2006/wordprocessingDrawing" xmlns:w10="urn:schemas-microsoft-com:office:word" xmlns:w="http://schemas.openxmlformats.org/wordprocessingml/2006/main" xmlns:w14="http://schemas.microsoft.com/office/word/2010/wordml" xmlns:w15="http://schemas.microsoft.com/office/word/2012/wordml" xmlns:w16cex="http://schemas.microsoft.com/office/word/2018/wordml/cex" xmlns:w16cid="http://schemas.microsoft.com/office/word/2016/wordml/cid" xmlns:w16="http://schemas.microsoft.com/office/word/2018/wordml" xmlns:w16sdtdh="http://schemas.microsoft.com/office/word/2020/wordml/sdtdatahash" xmlns:w16se="http://schemas.microsoft.com/office/word/2015/wordml/symex" xmlns:wpg="http://schemas.microsoft.com/office/word/2010/wordprocessingGroup" xmlns:wpi="http://schemas.microsoft.com/office/word/2010/wordprocessingInk" xmlns:wne="http://schemas.microsoft.com/office/word/2006/wordml" xmlns:wps="http://schemas.microsoft.com/office/word/2010/wordprocessingShape" mc:Ignorable="w14 w15 w16se w16cid w16 w16cex w16sdtdh wp14">
   <w:abstractNum w:abstractNumId="0" w15:restartNumberingAfterBreak="0">
-    <w:nsid w:val="10886840"/>
+    <w:nsid w:val="1B0A73C5"/>
     <w:multiLevelType w:val="hybridMultilevel"/>
-    <w:tmpl w:val="33AE1C0A"/>
-    <w:lvl w:ilvl="0" w:tplc="35FA1F6A">
-      <w:start w:val="1"/>
-      <w:numFmt w:val="bullet"/>
-      <w:lvlText w:val="●"/>
-      <w:lvlJc w:val="left"/>
-      <w:pPr>
-        <w:ind w:left="720" w:hanging="360"/>
-      </w:pPr>
-    </w:lvl>
-    <w:lvl w:ilvl="1" w:tplc="929CE948">
-      <w:start w:val="1"/>
-      <w:numFmt w:val="bullet"/>
-      <w:lvlText w:val="○"/>
-      <w:lvlJc w:val="left"/>
-      <w:pPr>
-        <w:ind w:left="1440" w:hanging="360"/>
-      </w:pPr>
-    </w:lvl>
-    <w:lvl w:ilvl="2" w:tplc="0CCC6334">
-      <w:start w:val="1"/>
-      <w:numFmt w:val="bullet"/>
-      <w:lvlText w:val="■"/>
-      <w:lvlJc w:val="left"/>
-      <w:pPr>
-        <w:ind w:left="2160" w:hanging="360"/>
-      </w:pPr>
-    </w:lvl>
-    <w:lvl w:ilvl="3" w:tplc="2E1C539A">
-      <w:start w:val="1"/>
-      <w:numFmt w:val="bullet"/>
-      <w:lvlText w:val="●"/>
-      <w:lvlJc w:val="left"/>
-      <w:pPr>
-        <w:ind w:left="2880" w:hanging="360"/>
-      </w:pPr>
-    </w:lvl>
-    <w:lvl w:ilvl="4" w:tplc="C3063662">
-      <w:start w:val="1"/>
-      <w:numFmt w:val="bullet"/>
-      <w:lvlText w:val="○"/>
-      <w:lvlJc w:val="left"/>
-      <w:pPr>
-        <w:ind w:left="3600" w:hanging="360"/>
-      </w:pPr>
-    </w:lvl>
-    <w:lvl w:ilvl="5" w:tplc="B274B458">
-      <w:start w:val="1"/>
-      <w:numFmt w:val="bullet"/>
-      <w:lvlText w:val="■"/>
-      <w:lvlJc w:val="left"/>
-      <w:pPr>
-        <w:ind w:left="4320" w:hanging="360"/>
-      </w:pPr>
-    </w:lvl>
-    <w:lvl w:ilvl="6" w:tplc="089A48A4">
-      <w:start w:val="1"/>
-      <w:numFmt w:val="bullet"/>
-      <w:lvlText w:val="●"/>
-      <w:lvlJc w:val="left"/>
-      <w:pPr>
-        <w:ind w:left="5040" w:hanging="360"/>
-      </w:pPr>
-    </w:lvl>
-    <w:lvl w:ilvl="7" w:tplc="4710BC58">
-      <w:start w:val="1"/>
-      <w:numFmt w:val="bullet"/>
-      <w:lvlText w:val="●"/>
-      <w:lvlJc w:val="left"/>
-      <w:pPr>
-        <w:ind w:left="5760" w:hanging="360"/>
-      </w:pPr>
-    </w:lvl>
-    <w:lvl w:ilvl="8" w:tplc="F8206898">
-      <w:start w:val="1"/>
-      <w:numFmt w:val="bullet"/>
-      <w:lvlText w:val="●"/>
-      <w:lvlJc w:val="left"/>
-      <w:pPr>
-        <w:ind w:left="6480" w:hanging="360"/>
-      </w:pPr>
-    </w:lvl>
-  </w:abstractNum>
-  <w:abstractNum w:abstractNumId="1" w15:restartNumberingAfterBreak="0">
-    <w:nsid w:val="1E5A12E6"/>
-    <w:multiLevelType w:val="hybridMultilevel"/>
-    <w:tmpl w:val="7318D2E2"/>
-    <w:lvl w:ilvl="0" w:tplc="E1C040F6">
+    <w:tmpl w:val="1D64FB76"/>
+    <w:lvl w:ilvl="0" w:tplc="8280E13E">
       <w:start w:val="1"/>
       <w:numFmt w:val="decimal"/>
       <w:lvlText w:val="%1."/>
@@ -14102,110 +14016,138 @@
         <w:color w:val="A67C27"/>
       </w:rPr>
     </w:lvl>
-    <w:lvl w:ilvl="1" w:tplc="6F9C31DC">
+    <w:lvl w:ilvl="1" w:tplc="A5C4D552">
       <w:numFmt w:val="decimal"/>
       <w:lvlText w:val=""/>
       <w:lvlJc w:val="left"/>
     </w:lvl>
-    <w:lvl w:ilvl="2" w:tplc="31308210">
+    <w:lvl w:ilvl="2" w:tplc="4F9EB598">
       <w:numFmt w:val="decimal"/>
       <w:lvlText w:val=""/>
       <w:lvlJc w:val="left"/>
     </w:lvl>
-    <w:lvl w:ilvl="3" w:tplc="25F47BB2">
+    <w:lvl w:ilvl="3" w:tplc="0B8E8944">
       <w:numFmt w:val="decimal"/>
       <w:lvlText w:val=""/>
       <w:lvlJc w:val="left"/>
     </w:lvl>
-    <w:lvl w:ilvl="4" w:tplc="B90EC8FA">
+    <w:lvl w:ilvl="4" w:tplc="A00A0744">
       <w:numFmt w:val="decimal"/>
       <w:lvlText w:val=""/>
       <w:lvlJc w:val="left"/>
     </w:lvl>
-    <w:lvl w:ilvl="5" w:tplc="A45018B8">
+    <w:lvl w:ilvl="5" w:tplc="06289040">
       <w:numFmt w:val="decimal"/>
       <w:lvlText w:val=""/>
       <w:lvlJc w:val="left"/>
     </w:lvl>
-    <w:lvl w:ilvl="6" w:tplc="CAE0A8CA">
+    <w:lvl w:ilvl="6" w:tplc="7CC40B28">
       <w:numFmt w:val="decimal"/>
       <w:lvlText w:val=""/>
       <w:lvlJc w:val="left"/>
     </w:lvl>
-    <w:lvl w:ilvl="7" w:tplc="DC1A4E7A">
+    <w:lvl w:ilvl="7" w:tplc="4FB089F4">
       <w:numFmt w:val="decimal"/>
       <w:lvlText w:val=""/>
       <w:lvlJc w:val="left"/>
     </w:lvl>
-    <w:lvl w:ilvl="8" w:tplc="38546BE0">
+    <w:lvl w:ilvl="8" w:tplc="BA0619CE">
       <w:numFmt w:val="decimal"/>
       <w:lvlText w:val=""/>
       <w:lvlJc w:val="left"/>
     </w:lvl>
   </w:abstractNum>
-  <w:abstractNum w:abstractNumId="2" w15:restartNumberingAfterBreak="0">
-    <w:nsid w:val="2783191D"/>
+  <w:abstractNum w:abstractNumId="1" w15:restartNumberingAfterBreak="0">
+    <w:nsid w:val="1B8731D0"/>
     <w:multiLevelType w:val="hybridMultilevel"/>
-    <w:tmpl w:val="2F728AB6"/>
-    <w:lvl w:ilvl="0" w:tplc="E23EFAAC">
+    <w:tmpl w:val="45A65E14"/>
+    <w:lvl w:ilvl="0" w:tplc="B04C018C">
       <w:start w:val="1"/>
       <w:numFmt w:val="bullet"/>
-      <w:lvlText w:val="•"/>
+      <w:lvlText w:val="●"/>
       <w:lvlJc w:val="left"/>
       <w:pPr>
-        <w:ind w:left="460" w:hanging="280"/>
+        <w:ind w:left="720" w:hanging="360"/>
       </w:pPr>
     </w:lvl>
-    <w:lvl w:ilvl="1" w:tplc="3EAA625E">
+    <w:lvl w:ilvl="1" w:tplc="9750801A">
       <w:start w:val="1"/>
       <w:numFmt w:val="bullet"/>
-      <w:lvlText w:val="–"/>
+      <w:lvlText w:val="○"/>
       <w:lvlJc w:val="left"/>
       <w:pPr>
-        <w:ind w:left="900" w:hanging="280"/>
+        <w:ind w:left="1440" w:hanging="360"/>
       </w:pPr>
     </w:lvl>
-    <w:lvl w:ilvl="2" w:tplc="0B5047EE">
-      <w:numFmt w:val="decimal"/>
-      <w:lvlText w:val=""/>
+    <w:lvl w:ilvl="2" w:tplc="FDFE9AF4">
+      <w:start w:val="1"/>
+      <w:numFmt w:val="bullet"/>
+      <w:lvlText w:val="■"/>
       <w:lvlJc w:val="left"/>
+      <w:pPr>
+        <w:ind w:left="2160" w:hanging="360"/>
+      </w:pPr>
     </w:lvl>
-    <w:lvl w:ilvl="3" w:tplc="01FA20A0">
-      <w:numFmt w:val="decimal"/>
-      <w:lvlText w:val=""/>
+    <w:lvl w:ilvl="3" w:tplc="F62C8DF2">
+      <w:start w:val="1"/>
+      <w:numFmt w:val="bullet"/>
+      <w:lvlText w:val="●"/>
       <w:lvlJc w:val="left"/>
+      <w:pPr>
+        <w:ind w:left="2880" w:hanging="360"/>
+      </w:pPr>
     </w:lvl>
-    <w:lvl w:ilvl="4" w:tplc="09380C96">
-      <w:numFmt w:val="decimal"/>
-      <w:lvlText w:val=""/>
+    <w:lvl w:ilvl="4" w:tplc="1F346960">
+      <w:start w:val="1"/>
+      <w:numFmt w:val="bullet"/>
+      <w:lvlText w:val="○"/>
       <w:lvlJc w:val="left"/>
+      <w:pPr>
+        <w:ind w:left="3600" w:hanging="360"/>
+      </w:pPr>
     </w:lvl>
-    <w:lvl w:ilvl="5" w:tplc="16AE78FC">
-      <w:numFmt w:val="decimal"/>
-      <w:lvlText w:val=""/>
+    <w:lvl w:ilvl="5" w:tplc="192CFA00">
+      <w:start w:val="1"/>
+      <w:numFmt w:val="bullet"/>
+      <w:lvlText w:val="■"/>
       <w:lvlJc w:val="left"/>
+      <w:pPr>
+        <w:ind w:left="4320" w:hanging="360"/>
+      </w:pPr>
     </w:lvl>
-    <w:lvl w:ilvl="6" w:tplc="C546887A">
-      <w:numFmt w:val="decimal"/>
-      <w:lvlText w:val=""/>
+    <w:lvl w:ilvl="6" w:tplc="6C22F556">
+      <w:start w:val="1"/>
+      <w:numFmt w:val="bullet"/>
+      <w:lvlText w:val="●"/>
       <w:lvlJc w:val="left"/>
+      <w:pPr>
+        <w:ind w:left="5040" w:hanging="360"/>
+      </w:pPr>
     </w:lvl>
-    <w:lvl w:ilvl="7" w:tplc="516AA070">
-      <w:numFmt w:val="decimal"/>
-      <w:lvlText w:val=""/>
+    <w:lvl w:ilvl="7" w:tplc="6C067988">
+      <w:start w:val="1"/>
+      <w:numFmt w:val="bullet"/>
+      <w:lvlText w:val="●"/>
       <w:lvlJc w:val="left"/>
+      <w:pPr>
+        <w:ind w:left="5760" w:hanging="360"/>
+      </w:pPr>
     </w:lvl>
-    <w:lvl w:ilvl="8" w:tplc="5896FE7C">
-      <w:numFmt w:val="decimal"/>
-      <w:lvlText w:val=""/>
+    <w:lvl w:ilvl="8" w:tplc="E9480088">
+      <w:start w:val="1"/>
+      <w:numFmt w:val="bullet"/>
+      <w:lvlText w:val="●"/>
       <w:lvlJc w:val="left"/>
+      <w:pPr>
+        <w:ind w:left="6480" w:hanging="360"/>
+      </w:pPr>
     </w:lvl>
   </w:abstractNum>
-  <w:abstractNum w:abstractNumId="3" w15:restartNumberingAfterBreak="0">
-    <w:nsid w:val="40BB1128"/>
+  <w:abstractNum w:abstractNumId="2" w15:restartNumberingAfterBreak="0">
+    <w:nsid w:val="245B6662"/>
     <w:multiLevelType w:val="hybridMultilevel"/>
-    <w:tmpl w:val="CF4058B8"/>
-    <w:lvl w:ilvl="0" w:tplc="11ECFED4">
+    <w:tmpl w:val="FADC6CC2"/>
+    <w:lvl w:ilvl="0" w:tplc="F19234A6">
       <w:start w:val="1"/>
       <w:numFmt w:val="decimal"/>
       <w:lvlText w:val="%1."/>
@@ -14219,67 +14161,125 @@
         <w:color w:val="A67C27"/>
       </w:rPr>
     </w:lvl>
-    <w:lvl w:ilvl="1" w:tplc="BFD4D062">
+    <w:lvl w:ilvl="1" w:tplc="473AED9E">
       <w:numFmt w:val="decimal"/>
       <w:lvlText w:val=""/>
       <w:lvlJc w:val="left"/>
     </w:lvl>
-    <w:lvl w:ilvl="2" w:tplc="D5966204">
+    <w:lvl w:ilvl="2" w:tplc="4E18627E">
       <w:numFmt w:val="decimal"/>
       <w:lvlText w:val=""/>
       <w:lvlJc w:val="left"/>
     </w:lvl>
-    <w:lvl w:ilvl="3" w:tplc="CC5EEE12">
+    <w:lvl w:ilvl="3" w:tplc="0C740CA8">
       <w:numFmt w:val="decimal"/>
       <w:lvlText w:val=""/>
       <w:lvlJc w:val="left"/>
     </w:lvl>
-    <w:lvl w:ilvl="4" w:tplc="CEECD454">
+    <w:lvl w:ilvl="4" w:tplc="D23A79E4">
       <w:numFmt w:val="decimal"/>
       <w:lvlText w:val=""/>
       <w:lvlJc w:val="left"/>
     </w:lvl>
-    <w:lvl w:ilvl="5" w:tplc="2DA80724">
+    <w:lvl w:ilvl="5" w:tplc="90F46134">
       <w:numFmt w:val="decimal"/>
       <w:lvlText w:val=""/>
       <w:lvlJc w:val="left"/>
     </w:lvl>
-    <w:lvl w:ilvl="6" w:tplc="33661BFA">
+    <w:lvl w:ilvl="6" w:tplc="846ED18C">
       <w:numFmt w:val="decimal"/>
       <w:lvlText w:val=""/>
       <w:lvlJc w:val="left"/>
     </w:lvl>
-    <w:lvl w:ilvl="7" w:tplc="AAF03084">
+    <w:lvl w:ilvl="7" w:tplc="9F483B38">
       <w:numFmt w:val="decimal"/>
       <w:lvlText w:val=""/>
       <w:lvlJc w:val="left"/>
     </w:lvl>
-    <w:lvl w:ilvl="8" w:tplc="A61CF11A">
+    <w:lvl w:ilvl="8" w:tplc="4DA06FE0">
       <w:numFmt w:val="decimal"/>
       <w:lvlText w:val=""/>
       <w:lvlJc w:val="left"/>
     </w:lvl>
   </w:abstractNum>
-  <w:num w:numId="1" w16cid:durableId="1634674357">
+  <w:abstractNum w:abstractNumId="3" w15:restartNumberingAfterBreak="0">
+    <w:nsid w:val="62F22D45"/>
+    <w:multiLevelType w:val="hybridMultilevel"/>
+    <w:tmpl w:val="FBCC60C2"/>
+    <w:lvl w:ilvl="0" w:tplc="52BAF9FA">
+      <w:start w:val="1"/>
+      <w:numFmt w:val="bullet"/>
+      <w:lvlText w:val="•"/>
+      <w:lvlJc w:val="left"/>
+      <w:pPr>
+        <w:ind w:left="460" w:hanging="280"/>
+      </w:pPr>
+    </w:lvl>
+    <w:lvl w:ilvl="1" w:tplc="83D60D90">
+      <w:start w:val="1"/>
+      <w:numFmt w:val="bullet"/>
+      <w:lvlText w:val="–"/>
+      <w:lvlJc w:val="left"/>
+      <w:pPr>
+        <w:ind w:left="900" w:hanging="280"/>
+      </w:pPr>
+    </w:lvl>
+    <w:lvl w:ilvl="2" w:tplc="A316EEAA">
+      <w:numFmt w:val="decimal"/>
+      <w:lvlText w:val=""/>
+      <w:lvlJc w:val="left"/>
+    </w:lvl>
+    <w:lvl w:ilvl="3" w:tplc="7A126642">
+      <w:numFmt w:val="decimal"/>
+      <w:lvlText w:val=""/>
+      <w:lvlJc w:val="left"/>
+    </w:lvl>
+    <w:lvl w:ilvl="4" w:tplc="61E6172C">
+      <w:numFmt w:val="decimal"/>
+      <w:lvlText w:val=""/>
+      <w:lvlJc w:val="left"/>
+    </w:lvl>
+    <w:lvl w:ilvl="5" w:tplc="5A921808">
+      <w:numFmt w:val="decimal"/>
+      <w:lvlText w:val=""/>
+      <w:lvlJc w:val="left"/>
+    </w:lvl>
+    <w:lvl w:ilvl="6" w:tplc="34DC63C4">
+      <w:numFmt w:val="decimal"/>
+      <w:lvlText w:val=""/>
+      <w:lvlJc w:val="left"/>
+    </w:lvl>
+    <w:lvl w:ilvl="7" w:tplc="BDC6E418">
+      <w:numFmt w:val="decimal"/>
+      <w:lvlText w:val=""/>
+      <w:lvlJc w:val="left"/>
+    </w:lvl>
+    <w:lvl w:ilvl="8" w:tplc="EE26B01E">
+      <w:numFmt w:val="decimal"/>
+      <w:lvlText w:val=""/>
+      <w:lvlJc w:val="left"/>
+    </w:lvl>
+  </w:abstractNum>
+  <w:num w:numId="1" w16cid:durableId="1766344715">
+    <w:abstractNumId w:val="1"/>
+    <w:lvlOverride w:ilvl="0">
+      <w:startOverride w:val="1"/>
+    </w:lvlOverride>
+  </w:num>
+  <w:num w:numId="2" w16cid:durableId="1173452261">
+    <w:abstractNumId w:val="3"/>
+    <w:lvlOverride w:ilvl="0">
+      <w:startOverride w:val="1"/>
+    </w:lvlOverride>
+  </w:num>
+  <w:num w:numId="3" w16cid:durableId="1757939879">
     <w:abstractNumId w:val="0"/>
     <w:lvlOverride w:ilvl="0">
       <w:startOverride w:val="1"/>
     </w:lvlOverride>
   </w:num>
-  <w:num w:numId="2" w16cid:durableId="332101113">
+  <w:num w:numId="4" w16cid:durableId="2081320626">
     <w:abstractNumId w:val="2"/>
-    <w:lvlOverride w:ilvl="0">
-      <w:startOverride w:val="1"/>
-    </w:lvlOverride>
-  </w:num>
-  <w:num w:numId="3" w16cid:durableId="16667036">
-    <w:abstractNumId w:val="3"/>
-    <w:lvlOverride w:ilvl="0">
-      <w:startOverride w:val="1"/>
-    </w:lvlOverride>
-  </w:num>
-  <w:num w:numId="4" w16cid:durableId="694965359">
-    <w:abstractNumId w:val="1"/>
     <w:lvlOverride w:ilvl="0">
       <w:startOverride w:val="1"/>
     </w:lvlOverride>
@@ -14904,7 +14904,7 @@
     <w:autoRedefine/>
     <w:uiPriority w:val="39"/>
     <w:unhideWhenUsed/>
-    <w:rsid w:val="00B53BF3"/>
+    <w:rsid w:val="00AB6409"/>
     <w:pPr>
       <w:spacing w:after="100"/>
     </w:pPr>
@@ -14916,7 +14916,7 @@
     <w:autoRedefine/>
     <w:uiPriority w:val="39"/>
     <w:unhideWhenUsed/>
-    <w:rsid w:val="00B53BF3"/>
+    <w:rsid w:val="00AB6409"/>
     <w:pPr>
       <w:spacing w:after="100"/>
       <w:ind w:left="210"/>

--- a/docs/manuals/RA_Training_Programme_and_Facilitator_Guide.docx
+++ b/docs/manuals/RA_Training_Programme_and_Facilitator_Guide.docx
@@ -69,7 +69,7 @@
           <w:left w:w="10" w:type="dxa"/>
           <w:right w:w="10" w:type="dxa"/>
         </w:tblCellMar>
-        <w:tblLook w:val="04A0" w:firstRow="1" w:lastRow="0" w:firstColumn="1" w:lastColumn="0" w:noHBand="0" w:noVBand="1"/>
+        <w:tblLook w:val="0000" w:firstRow="0" w:lastRow="0" w:firstColumn="0" w:lastColumn="0" w:noHBand="0" w:noVBand="0"/>
       </w:tblPr>
       <w:tblGrid>
         <w:gridCol w:w="2300"/>
@@ -469,7 +469,7 @@
                 <w:sz w:val="19"/>
                 <w:szCs w:val="19"/>
               </w:rPr>
-              <w:t>Version 1.23 · 6 October 2026</w:t>
+              <w:t>Version 1.24 · 6 October 2026</w:t>
             </w:r>
           </w:p>
         </w:tc>
@@ -538,7 +538,7 @@
     <w:sdt>
       <w:sdtPr>
         <w:alias w:val="Contents"/>
-        <w:id w:val="-325122692"/>
+        <w:id w:val="-683735337"/>
       </w:sdtPr>
       <w:sdtEndPr/>
       <w:sdtContent>
@@ -567,7 +567,7 @@
           <w:r>
             <w:fldChar w:fldCharType="separate"/>
           </w:r>
-          <w:hyperlink w:anchor="_Toc242163783" w:history="1">
+          <w:hyperlink w:anchor="_Toc242181664" w:history="1">
             <w:r>
               <w:rPr>
                 <w:rStyle w:val="Hyperlink"/>
@@ -591,7 +591,7 @@
               <w:rPr>
                 <w:noProof/>
               </w:rPr>
-              <w:instrText xml:space="preserve"> PAGEREF _Toc242163783 \h </w:instrText>
+              <w:instrText xml:space="preserve"> PAGEREF _Toc242181664 \h </w:instrText>
             </w:r>
             <w:r>
               <w:rPr>
@@ -634,7 +634,7 @@
               <w14:ligatures w14:val="standardContextual"/>
             </w:rPr>
           </w:pPr>
-          <w:hyperlink w:anchor="_Toc242163784" w:history="1">
+          <w:hyperlink w:anchor="_Toc242181665" w:history="1">
             <w:r>
               <w:rPr>
                 <w:rStyle w:val="Hyperlink"/>
@@ -658,7 +658,7 @@
               <w:rPr>
                 <w:noProof/>
               </w:rPr>
-              <w:instrText xml:space="preserve"> PAGEREF _Toc242163784 \h </w:instrText>
+              <w:instrText xml:space="preserve"> PAGEREF _Toc242181665 \h </w:instrText>
             </w:r>
             <w:r>
               <w:rPr>
@@ -701,7 +701,7 @@
               <w14:ligatures w14:val="standardContextual"/>
             </w:rPr>
           </w:pPr>
-          <w:hyperlink w:anchor="_Toc242163785" w:history="1">
+          <w:hyperlink w:anchor="_Toc242181666" w:history="1">
             <w:r>
               <w:rPr>
                 <w:rStyle w:val="Hyperlink"/>
@@ -725,7 +725,7 @@
               <w:rPr>
                 <w:noProof/>
               </w:rPr>
-              <w:instrText xml:space="preserve"> PAGEREF _Toc242163785 \h </w:instrText>
+              <w:instrText xml:space="preserve"> PAGEREF _Toc242181666 \h </w:instrText>
             </w:r>
             <w:r>
               <w:rPr>
@@ -768,7 +768,7 @@
               <w14:ligatures w14:val="standardContextual"/>
             </w:rPr>
           </w:pPr>
-          <w:hyperlink w:anchor="_Toc242163786" w:history="1">
+          <w:hyperlink w:anchor="_Toc242181667" w:history="1">
             <w:r>
               <w:rPr>
                 <w:rStyle w:val="Hyperlink"/>
@@ -792,7 +792,7 @@
               <w:rPr>
                 <w:noProof/>
               </w:rPr>
-              <w:instrText xml:space="preserve"> PAGEREF _Toc242163786 \h </w:instrText>
+              <w:instrText xml:space="preserve"> PAGEREF _Toc242181667 \h </w:instrText>
             </w:r>
             <w:r>
               <w:rPr>
@@ -835,7 +835,7 @@
               <w14:ligatures w14:val="standardContextual"/>
             </w:rPr>
           </w:pPr>
-          <w:hyperlink w:anchor="_Toc242163787" w:history="1">
+          <w:hyperlink w:anchor="_Toc242181668" w:history="1">
             <w:r>
               <w:rPr>
                 <w:rStyle w:val="Hyperlink"/>
@@ -859,7 +859,7 @@
               <w:rPr>
                 <w:noProof/>
               </w:rPr>
-              <w:instrText xml:space="preserve"> PAGEREF _Toc242163787 \h </w:instrText>
+              <w:instrText xml:space="preserve"> PAGEREF _Toc242181668 \h </w:instrText>
             </w:r>
             <w:r>
               <w:rPr>
@@ -902,7 +902,7 @@
               <w14:ligatures w14:val="standardContextual"/>
             </w:rPr>
           </w:pPr>
-          <w:hyperlink w:anchor="_Toc242163788" w:history="1">
+          <w:hyperlink w:anchor="_Toc242181669" w:history="1">
             <w:r>
               <w:rPr>
                 <w:rStyle w:val="Hyperlink"/>
@@ -926,7 +926,7 @@
               <w:rPr>
                 <w:noProof/>
               </w:rPr>
-              <w:instrText xml:space="preserve"> PAGEREF _Toc242163788 \h </w:instrText>
+              <w:instrText xml:space="preserve"> PAGEREF _Toc242181669 \h </w:instrText>
             </w:r>
             <w:r>
               <w:rPr>
@@ -969,7 +969,7 @@
               <w14:ligatures w14:val="standardContextual"/>
             </w:rPr>
           </w:pPr>
-          <w:hyperlink w:anchor="_Toc242163789" w:history="1">
+          <w:hyperlink w:anchor="_Toc242181670" w:history="1">
             <w:r>
               <w:rPr>
                 <w:rStyle w:val="Hyperlink"/>
@@ -993,7 +993,7 @@
               <w:rPr>
                 <w:noProof/>
               </w:rPr>
-              <w:instrText xml:space="preserve"> PAGEREF _Toc242163789 \h </w:instrText>
+              <w:instrText xml:space="preserve"> PAGEREF _Toc242181670 \h </w:instrText>
             </w:r>
             <w:r>
               <w:rPr>
@@ -1036,7 +1036,7 @@
               <w14:ligatures w14:val="standardContextual"/>
             </w:rPr>
           </w:pPr>
-          <w:hyperlink w:anchor="_Toc242163790" w:history="1">
+          <w:hyperlink w:anchor="_Toc242181671" w:history="1">
             <w:r>
               <w:rPr>
                 <w:rStyle w:val="Hyperlink"/>
@@ -1060,7 +1060,7 @@
               <w:rPr>
                 <w:noProof/>
               </w:rPr>
-              <w:instrText xml:space="preserve"> PAGEREF _Toc242163790 \h </w:instrText>
+              <w:instrText xml:space="preserve"> PAGEREF _Toc242181671 \h </w:instrText>
             </w:r>
             <w:r>
               <w:rPr>
@@ -1103,7 +1103,7 @@
               <w14:ligatures w14:val="standardContextual"/>
             </w:rPr>
           </w:pPr>
-          <w:hyperlink w:anchor="_Toc242163791" w:history="1">
+          <w:hyperlink w:anchor="_Toc242181672" w:history="1">
             <w:r>
               <w:rPr>
                 <w:rStyle w:val="Hyperlink"/>
@@ -1127,7 +1127,7 @@
               <w:rPr>
                 <w:noProof/>
               </w:rPr>
-              <w:instrText xml:space="preserve"> PAGEREF _Toc242163791 \h </w:instrText>
+              <w:instrText xml:space="preserve"> PAGEREF _Toc242181672 \h </w:instrText>
             </w:r>
             <w:r>
               <w:rPr>
@@ -1170,7 +1170,7 @@
               <w14:ligatures w14:val="standardContextual"/>
             </w:rPr>
           </w:pPr>
-          <w:hyperlink w:anchor="_Toc242163792" w:history="1">
+          <w:hyperlink w:anchor="_Toc242181673" w:history="1">
             <w:r>
               <w:rPr>
                 <w:rStyle w:val="Hyperlink"/>
@@ -1194,7 +1194,7 @@
               <w:rPr>
                 <w:noProof/>
               </w:rPr>
-              <w:instrText xml:space="preserve"> PAGEREF _Toc242163792 \h </w:instrText>
+              <w:instrText xml:space="preserve"> PAGEREF _Toc242181673 \h </w:instrText>
             </w:r>
             <w:r>
               <w:rPr>
@@ -1237,7 +1237,7 @@
               <w14:ligatures w14:val="standardContextual"/>
             </w:rPr>
           </w:pPr>
-          <w:hyperlink w:anchor="_Toc242163793" w:history="1">
+          <w:hyperlink w:anchor="_Toc242181674" w:history="1">
             <w:r>
               <w:rPr>
                 <w:rStyle w:val="Hyperlink"/>
@@ -1261,7 +1261,7 @@
               <w:rPr>
                 <w:noProof/>
               </w:rPr>
-              <w:instrText xml:space="preserve"> PAGEREF _Toc242163793 \h </w:instrText>
+              <w:instrText xml:space="preserve"> PAGEREF _Toc242181674 \h </w:instrText>
             </w:r>
             <w:r>
               <w:rPr>
@@ -1304,7 +1304,7 @@
               <w14:ligatures w14:val="standardContextual"/>
             </w:rPr>
           </w:pPr>
-          <w:hyperlink w:anchor="_Toc242163794" w:history="1">
+          <w:hyperlink w:anchor="_Toc242181675" w:history="1">
             <w:r>
               <w:rPr>
                 <w:rStyle w:val="Hyperlink"/>
@@ -1328,7 +1328,7 @@
               <w:rPr>
                 <w:noProof/>
               </w:rPr>
-              <w:instrText xml:space="preserve"> PAGEREF _Toc242163794 \h </w:instrText>
+              <w:instrText xml:space="preserve"> PAGEREF _Toc242181675 \h </w:instrText>
             </w:r>
             <w:r>
               <w:rPr>
@@ -1371,7 +1371,7 @@
               <w14:ligatures w14:val="standardContextual"/>
             </w:rPr>
           </w:pPr>
-          <w:hyperlink w:anchor="_Toc242163795" w:history="1">
+          <w:hyperlink w:anchor="_Toc242181676" w:history="1">
             <w:r>
               <w:rPr>
                 <w:rStyle w:val="Hyperlink"/>
@@ -1395,7 +1395,7 @@
               <w:rPr>
                 <w:noProof/>
               </w:rPr>
-              <w:instrText xml:space="preserve"> PAGEREF _Toc242163795 \h </w:instrText>
+              <w:instrText xml:space="preserve"> PAGEREF _Toc242181676 \h </w:instrText>
             </w:r>
             <w:r>
               <w:rPr>
@@ -1438,7 +1438,7 @@
               <w14:ligatures w14:val="standardContextual"/>
             </w:rPr>
           </w:pPr>
-          <w:hyperlink w:anchor="_Toc242163796" w:history="1">
+          <w:hyperlink w:anchor="_Toc242181677" w:history="1">
             <w:r>
               <w:rPr>
                 <w:rStyle w:val="Hyperlink"/>
@@ -1462,7 +1462,7 @@
               <w:rPr>
                 <w:noProof/>
               </w:rPr>
-              <w:instrText xml:space="preserve"> PAGEREF _Toc242163796 \h </w:instrText>
+              <w:instrText xml:space="preserve"> PAGEREF _Toc242181677 \h </w:instrText>
             </w:r>
             <w:r>
               <w:rPr>
@@ -1505,7 +1505,7 @@
               <w14:ligatures w14:val="standardContextual"/>
             </w:rPr>
           </w:pPr>
-          <w:hyperlink w:anchor="_Toc242163797" w:history="1">
+          <w:hyperlink w:anchor="_Toc242181678" w:history="1">
             <w:r>
               <w:rPr>
                 <w:rStyle w:val="Hyperlink"/>
@@ -1529,7 +1529,7 @@
               <w:rPr>
                 <w:noProof/>
               </w:rPr>
-              <w:instrText xml:space="preserve"> PAGEREF _Toc242163797 \h </w:instrText>
+              <w:instrText xml:space="preserve"> PAGEREF _Toc242181678 \h </w:instrText>
             </w:r>
             <w:r>
               <w:rPr>
@@ -1572,7 +1572,7 @@
               <w14:ligatures w14:val="standardContextual"/>
             </w:rPr>
           </w:pPr>
-          <w:hyperlink w:anchor="_Toc242163798" w:history="1">
+          <w:hyperlink w:anchor="_Toc242181679" w:history="1">
             <w:r>
               <w:rPr>
                 <w:rStyle w:val="Hyperlink"/>
@@ -1596,7 +1596,7 @@
               <w:rPr>
                 <w:noProof/>
               </w:rPr>
-              <w:instrText xml:space="preserve"> PAGEREF _Toc242163798 \h </w:instrText>
+              <w:instrText xml:space="preserve"> PAGEREF _Toc242181679 \h </w:instrText>
             </w:r>
             <w:r>
               <w:rPr>
@@ -1639,7 +1639,7 @@
               <w14:ligatures w14:val="standardContextual"/>
             </w:rPr>
           </w:pPr>
-          <w:hyperlink w:anchor="_Toc242163799" w:history="1">
+          <w:hyperlink w:anchor="_Toc242181680" w:history="1">
             <w:r>
               <w:rPr>
                 <w:rStyle w:val="Hyperlink"/>
@@ -1663,7 +1663,7 @@
               <w:rPr>
                 <w:noProof/>
               </w:rPr>
-              <w:instrText xml:space="preserve"> PAGEREF _Toc242163799 \h </w:instrText>
+              <w:instrText xml:space="preserve"> PAGEREF _Toc242181680 \h </w:instrText>
             </w:r>
             <w:r>
               <w:rPr>
@@ -1706,7 +1706,7 @@
               <w14:ligatures w14:val="standardContextual"/>
             </w:rPr>
           </w:pPr>
-          <w:hyperlink w:anchor="_Toc242163800" w:history="1">
+          <w:hyperlink w:anchor="_Toc242181681" w:history="1">
             <w:r>
               <w:rPr>
                 <w:rStyle w:val="Hyperlink"/>
@@ -1730,7 +1730,7 @@
               <w:rPr>
                 <w:noProof/>
               </w:rPr>
-              <w:instrText xml:space="preserve"> PAGEREF _Toc242163800 \h </w:instrText>
+              <w:instrText xml:space="preserve"> PAGEREF _Toc242181681 \h </w:instrText>
             </w:r>
             <w:r>
               <w:rPr>
@@ -1773,7 +1773,7 @@
               <w14:ligatures w14:val="standardContextual"/>
             </w:rPr>
           </w:pPr>
-          <w:hyperlink w:anchor="_Toc242163801" w:history="1">
+          <w:hyperlink w:anchor="_Toc242181682" w:history="1">
             <w:r>
               <w:rPr>
                 <w:rStyle w:val="Hyperlink"/>
@@ -1797,7 +1797,7 @@
               <w:rPr>
                 <w:noProof/>
               </w:rPr>
-              <w:instrText xml:space="preserve"> PAGEREF _Toc242163801 \h </w:instrText>
+              <w:instrText xml:space="preserve"> PAGEREF _Toc242181682 \h </w:instrText>
             </w:r>
             <w:r>
               <w:rPr>
@@ -1840,7 +1840,7 @@
               <w14:ligatures w14:val="standardContextual"/>
             </w:rPr>
           </w:pPr>
-          <w:hyperlink w:anchor="_Toc242163802" w:history="1">
+          <w:hyperlink w:anchor="_Toc242181683" w:history="1">
             <w:r>
               <w:rPr>
                 <w:rStyle w:val="Hyperlink"/>
@@ -1864,7 +1864,7 @@
               <w:rPr>
                 <w:noProof/>
               </w:rPr>
-              <w:instrText xml:space="preserve"> PAGEREF _Toc242163802 \h </w:instrText>
+              <w:instrText xml:space="preserve"> PAGEREF _Toc242181683 \h </w:instrText>
             </w:r>
             <w:r>
               <w:rPr>
@@ -1907,7 +1907,7 @@
               <w14:ligatures w14:val="standardContextual"/>
             </w:rPr>
           </w:pPr>
-          <w:hyperlink w:anchor="_Toc242163803" w:history="1">
+          <w:hyperlink w:anchor="_Toc242181684" w:history="1">
             <w:r>
               <w:rPr>
                 <w:rStyle w:val="Hyperlink"/>
@@ -1931,7 +1931,7 @@
               <w:rPr>
                 <w:noProof/>
               </w:rPr>
-              <w:instrText xml:space="preserve"> PAGEREF _Toc242163803 \h </w:instrText>
+              <w:instrText xml:space="preserve"> PAGEREF _Toc242181684 \h </w:instrText>
             </w:r>
             <w:r>
               <w:rPr>
@@ -1974,7 +1974,7 @@
               <w14:ligatures w14:val="standardContextual"/>
             </w:rPr>
           </w:pPr>
-          <w:hyperlink w:anchor="_Toc242163804" w:history="1">
+          <w:hyperlink w:anchor="_Toc242181685" w:history="1">
             <w:r>
               <w:rPr>
                 <w:rStyle w:val="Hyperlink"/>
@@ -1998,7 +1998,7 @@
               <w:rPr>
                 <w:noProof/>
               </w:rPr>
-              <w:instrText xml:space="preserve"> PAGEREF _Toc242163804 \h </w:instrText>
+              <w:instrText xml:space="preserve"> PAGEREF _Toc242181685 \h </w:instrText>
             </w:r>
             <w:r>
               <w:rPr>
@@ -2041,7 +2041,7 @@
               <w14:ligatures w14:val="standardContextual"/>
             </w:rPr>
           </w:pPr>
-          <w:hyperlink w:anchor="_Toc242163805" w:history="1">
+          <w:hyperlink w:anchor="_Toc242181686" w:history="1">
             <w:r>
               <w:rPr>
                 <w:rStyle w:val="Hyperlink"/>
@@ -2065,7 +2065,7 @@
               <w:rPr>
                 <w:noProof/>
               </w:rPr>
-              <w:instrText xml:space="preserve"> PAGEREF _Toc242163805 \h </w:instrText>
+              <w:instrText xml:space="preserve"> PAGEREF _Toc242181686 \h </w:instrText>
             </w:r>
             <w:r>
               <w:rPr>
@@ -2108,7 +2108,7 @@
               <w14:ligatures w14:val="standardContextual"/>
             </w:rPr>
           </w:pPr>
-          <w:hyperlink w:anchor="_Toc242163806" w:history="1">
+          <w:hyperlink w:anchor="_Toc242181687" w:history="1">
             <w:r>
               <w:rPr>
                 <w:rStyle w:val="Hyperlink"/>
@@ -2132,7 +2132,7 @@
               <w:rPr>
                 <w:noProof/>
               </w:rPr>
-              <w:instrText xml:space="preserve"> PAGEREF _Toc242163806 \h </w:instrText>
+              <w:instrText xml:space="preserve"> PAGEREF _Toc242181687 \h </w:instrText>
             </w:r>
             <w:r>
               <w:rPr>
@@ -2171,7 +2171,7 @@
         <w:pStyle w:val="Heading1"/>
         <w:pageBreakBefore/>
       </w:pPr>
-      <w:bookmarkStart w:id="0" w:name="_Toc242163783"/>
+      <w:bookmarkStart w:id="0" w:name="_Toc242181664"/>
       <w:r>
         <w:lastRenderedPageBreak/>
         <w:t>1. Programme overview</w:t>
@@ -2201,7 +2201,7 @@
           <w:left w:w="10" w:type="dxa"/>
           <w:right w:w="10" w:type="dxa"/>
         </w:tblCellMar>
-        <w:tblLook w:val="04A0" w:firstRow="1" w:lastRow="0" w:firstColumn="1" w:lastColumn="0" w:noHBand="0" w:noVBand="1"/>
+        <w:tblLook w:val="0000" w:firstRow="0" w:lastRow="0" w:firstColumn="0" w:lastColumn="0" w:noHBand="0" w:noVBand="0"/>
       </w:tblPr>
       <w:tblGrid>
         <w:gridCol w:w="2824"/>
@@ -2577,7 +2577,7 @@
       <w:pPr>
         <w:pStyle w:val="Heading2"/>
       </w:pPr>
-      <w:bookmarkStart w:id="1" w:name="_Toc242163784"/>
+      <w:bookmarkStart w:id="1" w:name="_Toc242181665"/>
       <w:r>
         <w:t>1.1 Learning objectives</w:t>
       </w:r>
@@ -2678,7 +2678,7 @@
       <w:pPr>
         <w:pStyle w:val="Heading2"/>
       </w:pPr>
-      <w:bookmarkStart w:id="2" w:name="_Toc242163785"/>
+      <w:bookmarkStart w:id="2" w:name="_Toc242181666"/>
       <w:r>
         <w:t>1.2 Before the training (facilitator checklist)</w:t>
       </w:r>
@@ -2699,7 +2699,7 @@
           <w:left w:w="10" w:type="dxa"/>
           <w:right w:w="10" w:type="dxa"/>
         </w:tblCellMar>
-        <w:tblLook w:val="04A0" w:firstRow="1" w:lastRow="0" w:firstColumn="1" w:lastColumn="0" w:noHBand="0" w:noVBand="1"/>
+        <w:tblLook w:val="0000" w:firstRow="0" w:lastRow="0" w:firstColumn="0" w:lastColumn="0" w:noHBand="0" w:noVBand="0"/>
       </w:tblPr>
       <w:tblGrid>
         <w:gridCol w:w="1694"/>
@@ -3214,7 +3214,7 @@
       <w:pPr>
         <w:pStyle w:val="Heading2"/>
       </w:pPr>
-      <w:bookmarkStart w:id="3" w:name="_Toc242163786"/>
+      <w:bookmarkStart w:id="3" w:name="_Toc242181667"/>
       <w:r>
         <w:t>1.3 The practice environment</w:t>
       </w:r>
@@ -3288,7 +3288,7 @@
           <w:left w:w="10" w:type="dxa"/>
           <w:right w:w="10" w:type="dxa"/>
         </w:tblCellMar>
-        <w:tblLook w:val="04A0" w:firstRow="1" w:lastRow="0" w:firstColumn="1" w:lastColumn="0" w:noHBand="0" w:noVBand="1"/>
+        <w:tblLook w:val="0000" w:firstRow="0" w:lastRow="0" w:firstColumn="0" w:lastColumn="0" w:noHBand="0" w:noVBand="0"/>
       </w:tblPr>
       <w:tblGrid>
         <w:gridCol w:w="9412"/>
@@ -3360,7 +3360,7 @@
         <w:pStyle w:val="Heading1"/>
         <w:pageBreakBefore/>
       </w:pPr>
-      <w:bookmarkStart w:id="4" w:name="_Toc242163787"/>
+      <w:bookmarkStart w:id="4" w:name="_Toc242181668"/>
       <w:r>
         <w:lastRenderedPageBreak/>
         <w:t>2. Schedule</w:t>
@@ -3371,7 +3371,7 @@
       <w:pPr>
         <w:pStyle w:val="Heading2"/>
       </w:pPr>
-      <w:bookmarkStart w:id="5" w:name="_Toc242163788"/>
+      <w:bookmarkStart w:id="5" w:name="_Toc242181669"/>
       <w:r>
         <w:t>Day 1 — Foundations (all RAs)</w:t>
       </w:r>
@@ -3392,7 +3392,7 @@
           <w:left w:w="10" w:type="dxa"/>
           <w:right w:w="10" w:type="dxa"/>
         </w:tblCellMar>
-        <w:tblLook w:val="04A0" w:firstRow="1" w:lastRow="0" w:firstColumn="1" w:lastColumn="0" w:noHBand="0" w:noVBand="1"/>
+        <w:tblLook w:val="0000" w:firstRow="0" w:lastRow="0" w:firstColumn="0" w:lastColumn="0" w:noHBand="0" w:noVBand="0"/>
       </w:tblPr>
       <w:tblGrid>
         <w:gridCol w:w="941"/>
@@ -4654,7 +4654,7 @@
       <w:pPr>
         <w:pStyle w:val="Heading2"/>
       </w:pPr>
-      <w:bookmarkStart w:id="6" w:name="_Toc242163789"/>
+      <w:bookmarkStart w:id="6" w:name="_Toc242181670"/>
       <w:r>
         <w:t>Day 2 — Role tracks</w:t>
       </w:r>
@@ -4675,7 +4675,7 @@
           <w:left w:w="10" w:type="dxa"/>
           <w:right w:w="10" w:type="dxa"/>
         </w:tblCellMar>
-        <w:tblLook w:val="04A0" w:firstRow="1" w:lastRow="0" w:firstColumn="1" w:lastColumn="0" w:noHBand="0" w:noVBand="1"/>
+        <w:tblLook w:val="0000" w:firstRow="0" w:lastRow="0" w:firstColumn="0" w:lastColumn="0" w:noHBand="0" w:noVBand="0"/>
       </w:tblPr>
       <w:tblGrid>
         <w:gridCol w:w="941"/>
@@ -5747,7 +5747,7 @@
           <w:left w:w="10" w:type="dxa"/>
           <w:right w:w="10" w:type="dxa"/>
         </w:tblCellMar>
-        <w:tblLook w:val="04A0" w:firstRow="1" w:lastRow="0" w:firstColumn="1" w:lastColumn="0" w:noHBand="0" w:noVBand="1"/>
+        <w:tblLook w:val="0000" w:firstRow="0" w:lastRow="0" w:firstColumn="0" w:lastColumn="0" w:noHBand="0" w:noVBand="0"/>
       </w:tblPr>
       <w:tblGrid>
         <w:gridCol w:w="1882"/>
@@ -6182,7 +6182,7 @@
       <w:pPr>
         <w:pStyle w:val="Heading2"/>
       </w:pPr>
-      <w:bookmarkStart w:id="7" w:name="_Toc242163790"/>
+      <w:bookmarkStart w:id="7" w:name="_Toc242181671"/>
       <w:r>
         <w:t>Day 3 — Practice and assessment</w:t>
       </w:r>
@@ -6203,7 +6203,7 @@
           <w:left w:w="10" w:type="dxa"/>
           <w:right w:w="10" w:type="dxa"/>
         </w:tblCellMar>
-        <w:tblLook w:val="04A0" w:firstRow="1" w:lastRow="0" w:firstColumn="1" w:lastColumn="0" w:noHBand="0" w:noVBand="1"/>
+        <w:tblLook w:val="0000" w:firstRow="0" w:lastRow="0" w:firstColumn="0" w:lastColumn="0" w:noHBand="0" w:noVBand="0"/>
       </w:tblPr>
       <w:tblGrid>
         <w:gridCol w:w="941"/>
@@ -7152,7 +7152,7 @@
       <w:pPr>
         <w:pStyle w:val="Heading2"/>
       </w:pPr>
-      <w:bookmarkStart w:id="8" w:name="_Toc242163791"/>
+      <w:bookmarkStart w:id="8" w:name="_Toc242181672"/>
       <w:r>
         <w:t>After the training</w:t>
       </w:r>
@@ -7173,7 +7173,7 @@
           <w:left w:w="10" w:type="dxa"/>
           <w:right w:w="10" w:type="dxa"/>
         </w:tblCellMar>
-        <w:tblLook w:val="04A0" w:firstRow="1" w:lastRow="0" w:firstColumn="1" w:lastColumn="0" w:noHBand="0" w:noVBand="1"/>
+        <w:tblLook w:val="0000" w:firstRow="0" w:lastRow="0" w:firstColumn="0" w:lastColumn="0" w:noHBand="0" w:noVBand="0"/>
       </w:tblPr>
       <w:tblGrid>
         <w:gridCol w:w="2824"/>
@@ -7487,7 +7487,7 @@
         <w:pStyle w:val="Heading1"/>
         <w:pageBreakBefore/>
       </w:pPr>
-      <w:bookmarkStart w:id="9" w:name="_Toc242163792"/>
+      <w:bookmarkStart w:id="9" w:name="_Toc242181673"/>
       <w:r>
         <w:lastRenderedPageBreak/>
         <w:t>3. Session plans</w:t>
@@ -7506,7 +7506,7 @@
       <w:pPr>
         <w:pStyle w:val="Heading2"/>
       </w:pPr>
-      <w:bookmarkStart w:id="10" w:name="_Toc242163793"/>
+      <w:bookmarkStart w:id="10" w:name="_Toc242181674"/>
       <w:r>
         <w:t>Module 1 — The study (60 min)</w:t>
       </w:r>
@@ -7601,7 +7601,7 @@
       <w:pPr>
         <w:pStyle w:val="Heading2"/>
       </w:pPr>
-      <w:bookmarkStart w:id="11" w:name="_Toc242163794"/>
+      <w:bookmarkStart w:id="11" w:name="_Toc242181675"/>
       <w:r>
         <w:t>Module 2 — Research ethics and consent (60 min)</w:t>
       </w:r>
@@ -7696,7 +7696,7 @@
       <w:pPr>
         <w:pStyle w:val="Heading2"/>
       </w:pPr>
-      <w:bookmarkStart w:id="12" w:name="_Toc242163795"/>
+      <w:bookmarkStart w:id="12" w:name="_Toc242181676"/>
       <w:r>
         <w:t>Module 3 — Data protection (60 min)</w:t>
       </w:r>
@@ -7791,7 +7791,7 @@
       <w:pPr>
         <w:pStyle w:val="Heading2"/>
       </w:pPr>
-      <w:bookmarkStart w:id="13" w:name="_Toc242163796"/>
+      <w:bookmarkStart w:id="13" w:name="_Toc242181677"/>
       <w:r>
         <w:t>Module 5 — The portal (75 min)</w:t>
       </w:r>
@@ -7886,7 +7886,7 @@
       <w:pPr>
         <w:pStyle w:val="Heading2"/>
       </w:pPr>
-      <w:bookmarkStart w:id="14" w:name="_Toc242163797"/>
+      <w:bookmarkStart w:id="14" w:name="_Toc242181678"/>
       <w:r>
         <w:t>Module 6 — The respondent journey (45 min)</w:t>
       </w:r>
@@ -7982,7 +7982,7 @@
       <w:pPr>
         <w:pStyle w:val="Heading2"/>
       </w:pPr>
-      <w:bookmarkStart w:id="15" w:name="_Toc242163798"/>
+      <w:bookmarkStart w:id="15" w:name="_Toc242181679"/>
       <w:r>
         <w:t>Module 8 — Communication skills (90 min)</w:t>
       </w:r>
@@ -8077,7 +8077,7 @@
       <w:pPr>
         <w:pStyle w:val="Heading2"/>
       </w:pPr>
-      <w:bookmarkStart w:id="16" w:name="_Toc242163799"/>
+      <w:bookmarkStart w:id="16" w:name="_Toc242181680"/>
       <w:r>
         <w:t>Module 9 — Quality judgement (90 min)</w:t>
       </w:r>
@@ -8173,7 +8173,7 @@
         <w:pStyle w:val="Heading1"/>
         <w:pageBreakBefore/>
       </w:pPr>
-      <w:bookmarkStart w:id="17" w:name="_Toc242163800"/>
+      <w:bookmarkStart w:id="17" w:name="_Toc242181681"/>
       <w:r>
         <w:lastRenderedPageBreak/>
         <w:t>4. Role-plays and simulation</w:t>
@@ -8203,7 +8203,7 @@
           <w:left w:w="10" w:type="dxa"/>
           <w:right w:w="10" w:type="dxa"/>
         </w:tblCellMar>
-        <w:tblLook w:val="04A0" w:firstRow="1" w:lastRow="0" w:firstColumn="1" w:lastColumn="0" w:noHBand="0" w:noVBand="1"/>
+        <w:tblLook w:val="0000" w:firstRow="0" w:lastRow="0" w:firstColumn="0" w:lastColumn="0" w:noHBand="0" w:noVBand="0"/>
       </w:tblPr>
       <w:tblGrid>
         <w:gridCol w:w="1882"/>
@@ -9127,7 +9127,7 @@
       <w:pPr>
         <w:pStyle w:val="Heading2"/>
       </w:pPr>
-      <w:bookmarkStart w:id="18" w:name="_Toc242163801"/>
+      <w:bookmarkStart w:id="18" w:name="_Toc242181682"/>
       <w:r>
         <w:t>Field simulation (Day 3)</w:t>
       </w:r>
@@ -9222,7 +9222,7 @@
         <w:pStyle w:val="Heading1"/>
         <w:pageBreakBefore/>
       </w:pPr>
-      <w:bookmarkStart w:id="19" w:name="_Toc242163802"/>
+      <w:bookmarkStart w:id="19" w:name="_Toc242181683"/>
       <w:r>
         <w:lastRenderedPageBreak/>
         <w:t>5. Assessment and certification</w:t>
@@ -9233,7 +9233,7 @@
       <w:pPr>
         <w:pStyle w:val="Heading2"/>
       </w:pPr>
-      <w:bookmarkStart w:id="20" w:name="_Toc242163803"/>
+      <w:bookmarkStart w:id="20" w:name="_Toc242181684"/>
       <w:r>
         <w:t>5.1 Competencies</w:t>
       </w:r>
@@ -9254,7 +9254,7 @@
           <w:left w:w="10" w:type="dxa"/>
           <w:right w:w="10" w:type="dxa"/>
         </w:tblCellMar>
-        <w:tblLook w:val="04A0" w:firstRow="1" w:lastRow="0" w:firstColumn="1" w:lastColumn="0" w:noHBand="0" w:noVBand="1"/>
+        <w:tblLook w:val="0000" w:firstRow="0" w:lastRow="0" w:firstColumn="0" w:lastColumn="0" w:noHBand="0" w:noVBand="0"/>
       </w:tblPr>
       <w:tblGrid>
         <w:gridCol w:w="2071"/>
@@ -9624,7 +9624,7 @@
       <w:pPr>
         <w:pStyle w:val="Heading2"/>
       </w:pPr>
-      <w:bookmarkStart w:id="21" w:name="_Toc242163804"/>
+      <w:bookmarkStart w:id="21" w:name="_Toc242181685"/>
       <w:r>
         <w:t>5.2 Written assessment (answer key)</w:t>
       </w:r>
@@ -9653,7 +9653,7 @@
           <w:left w:w="10" w:type="dxa"/>
           <w:right w:w="10" w:type="dxa"/>
         </w:tblCellMar>
-        <w:tblLook w:val="04A0" w:firstRow="1" w:lastRow="0" w:firstColumn="1" w:lastColumn="0" w:noHBand="0" w:noVBand="1"/>
+        <w:tblLook w:val="0000" w:firstRow="0" w:lastRow="0" w:firstColumn="0" w:lastColumn="0" w:noHBand="0" w:noVBand="0"/>
       </w:tblPr>
       <w:tblGrid>
         <w:gridCol w:w="565"/>
@@ -10984,7 +10984,7 @@
       <w:pPr>
         <w:pStyle w:val="Heading2"/>
       </w:pPr>
-      <w:bookmarkStart w:id="22" w:name="_Toc242163805"/>
+      <w:bookmarkStart w:id="22" w:name="_Toc242181686"/>
       <w:r>
         <w:t>5.3 Practical assessment</w:t>
       </w:r>
@@ -11013,7 +11013,7 @@
           <w:left w:w="10" w:type="dxa"/>
           <w:right w:w="10" w:type="dxa"/>
         </w:tblCellMar>
-        <w:tblLook w:val="04A0" w:firstRow="1" w:lastRow="0" w:firstColumn="1" w:lastColumn="0" w:noHBand="0" w:noVBand="1"/>
+        <w:tblLook w:val="0000" w:firstRow="0" w:lastRow="0" w:firstColumn="0" w:lastColumn="0" w:noHBand="0" w:noVBand="0"/>
       </w:tblPr>
       <w:tblGrid>
         <w:gridCol w:w="1694"/>
@@ -12247,7 +12247,7 @@
         <w:pStyle w:val="Heading1"/>
         <w:pageBreakBefore/>
       </w:pPr>
-      <w:bookmarkStart w:id="23" w:name="_Toc242163806"/>
+      <w:bookmarkStart w:id="23" w:name="_Toc242181687"/>
       <w:r>
         <w:lastRenderedPageBreak/>
         <w:t>6. Attendance register</w:t>
@@ -12269,7 +12269,7 @@
           <w:left w:w="10" w:type="dxa"/>
           <w:right w:w="10" w:type="dxa"/>
         </w:tblCellMar>
-        <w:tblLook w:val="04A0" w:firstRow="1" w:lastRow="0" w:firstColumn="1" w:lastColumn="0" w:noHBand="0" w:noVBand="1"/>
+        <w:tblLook w:val="0000" w:firstRow="0" w:lastRow="0" w:firstColumn="0" w:lastColumn="0" w:noHBand="0" w:noVBand="0"/>
       </w:tblPr>
       <w:tblGrid>
         <w:gridCol w:w="2635"/>
@@ -13826,7 +13826,7 @@
         <w:sz w:val="16"/>
         <w:szCs w:val="16"/>
       </w:rPr>
-      <w:t>Version 1.23 · 6 October 2026</w:t>
+      <w:t>Version 1.24 · 6 October 2026</w:t>
     </w:r>
     <w:r>
       <w:rPr>
@@ -13999,10 +13999,154 @@
 <file path=word/numbering.xml><?xml version="1.0" encoding="utf-8"?>
 <w:numbering xmlns:wpc="http://schemas.microsoft.com/office/word/2010/wordprocessingCanvas" xmlns:cx="http://schemas.microsoft.com/office/drawing/2014/chartex" xmlns:cx1="http://schemas.microsoft.com/office/drawing/2015/9/8/chartex" xmlns:cx2="http://schemas.microsoft.com/office/drawing/2015/10/21/chartex" xmlns:cx3="http://schemas.microsoft.com/office/drawing/2016/5/9/chartex" xmlns:cx4="http://schemas.microsoft.com/office/drawing/2016/5/10/chartex" xmlns:cx5="http://schemas.microsoft.com/office/drawing/2016/5/11/chartex" xmlns:cx6="http://schemas.microsoft.com/office/drawing/2016/5/12/chartex" xmlns:cx7="http://schemas.microsoft.com/office/drawing/2016/5/13/chartex" xmlns:cx8="http://schemas.microsoft.com/office/drawing/2016/5/14/chartex" xmlns:mc="http://schemas.openxmlformats.org/markup-compatibility/2006" xmlns:aink="http://schemas.microsoft.com/office/drawing/2016/ink" xmlns:am3d="http://schemas.microsoft.com/office/drawing/2017/model3d" xmlns:o="urn:schemas-microsoft-com:office:office" xmlns:oel="http://schemas.microsoft.com/office/2019/extlst" xmlns:r="http://schemas.openxmlformats.org/officeDocument/2006/relationships" xmlns:m="http://schemas.openxmlformats.org/officeDocument/2006/math" xmlns:v="urn:schemas-microsoft-com:vml" xmlns:wp14="http://schemas.microsoft.com/office/word/2010/wordprocessingDrawing" xmlns:wp="http://schemas.openxmlformats.org/drawingml/2006/wordprocessingDrawing" xmlns:w10="urn:schemas-microsoft-com:office:word" xmlns:w="http://schemas.openxmlformats.org/wordprocessingml/2006/main" xmlns:w14="http://schemas.microsoft.com/office/word/2010/wordml" xmlns:w15="http://schemas.microsoft.com/office/word/2012/wordml" xmlns:w16cex="http://schemas.microsoft.com/office/word/2018/wordml/cex" xmlns:w16cid="http://schemas.microsoft.com/office/word/2016/wordml/cid" xmlns:w16="http://schemas.microsoft.com/office/word/2018/wordml" xmlns:w16sdtdh="http://schemas.microsoft.com/office/word/2020/wordml/sdtdatahash" xmlns:w16se="http://schemas.microsoft.com/office/word/2015/wordml/symex" xmlns:wpg="http://schemas.microsoft.com/office/word/2010/wordprocessingGroup" xmlns:wpi="http://schemas.microsoft.com/office/word/2010/wordprocessingInk" xmlns:wne="http://schemas.microsoft.com/office/word/2006/wordml" xmlns:wps="http://schemas.microsoft.com/office/word/2010/wordprocessingShape" mc:Ignorable="w14 w15 w16se w16cid w16 w16cex w16sdtdh wp14">
   <w:abstractNum w:abstractNumId="0" w15:restartNumberingAfterBreak="0">
-    <w:nsid w:val="1B0A73C5"/>
+    <w:nsid w:val="12C8305C"/>
     <w:multiLevelType w:val="hybridMultilevel"/>
-    <w:tmpl w:val="1D64FB76"/>
-    <w:lvl w:ilvl="0" w:tplc="8280E13E">
+    <w:tmpl w:val="F5EACEA4"/>
+    <w:lvl w:ilvl="0" w:tplc="FC2A6510">
+      <w:start w:val="1"/>
+      <w:numFmt w:val="bullet"/>
+      <w:lvlText w:val="•"/>
+      <w:lvlJc w:val="left"/>
+      <w:pPr>
+        <w:ind w:left="460" w:hanging="280"/>
+      </w:pPr>
+    </w:lvl>
+    <w:lvl w:ilvl="1" w:tplc="9E06D9B8">
+      <w:start w:val="1"/>
+      <w:numFmt w:val="bullet"/>
+      <w:lvlText w:val="–"/>
+      <w:lvlJc w:val="left"/>
+      <w:pPr>
+        <w:ind w:left="900" w:hanging="280"/>
+      </w:pPr>
+    </w:lvl>
+    <w:lvl w:ilvl="2" w:tplc="E01C0E12">
+      <w:numFmt w:val="decimal"/>
+      <w:lvlText w:val=""/>
+      <w:lvlJc w:val="left"/>
+    </w:lvl>
+    <w:lvl w:ilvl="3" w:tplc="3EFA75F2">
+      <w:numFmt w:val="decimal"/>
+      <w:lvlText w:val=""/>
+      <w:lvlJc w:val="left"/>
+    </w:lvl>
+    <w:lvl w:ilvl="4" w:tplc="3722887C">
+      <w:numFmt w:val="decimal"/>
+      <w:lvlText w:val=""/>
+      <w:lvlJc w:val="left"/>
+    </w:lvl>
+    <w:lvl w:ilvl="5" w:tplc="65DACD22">
+      <w:numFmt w:val="decimal"/>
+      <w:lvlText w:val=""/>
+      <w:lvlJc w:val="left"/>
+    </w:lvl>
+    <w:lvl w:ilvl="6" w:tplc="2D764F08">
+      <w:numFmt w:val="decimal"/>
+      <w:lvlText w:val=""/>
+      <w:lvlJc w:val="left"/>
+    </w:lvl>
+    <w:lvl w:ilvl="7" w:tplc="3B521228">
+      <w:numFmt w:val="decimal"/>
+      <w:lvlText w:val=""/>
+      <w:lvlJc w:val="left"/>
+    </w:lvl>
+    <w:lvl w:ilvl="8" w:tplc="D4229486">
+      <w:numFmt w:val="decimal"/>
+      <w:lvlText w:val=""/>
+      <w:lvlJc w:val="left"/>
+    </w:lvl>
+  </w:abstractNum>
+  <w:abstractNum w:abstractNumId="1" w15:restartNumberingAfterBreak="0">
+    <w:nsid w:val="518367C2"/>
+    <w:multiLevelType w:val="hybridMultilevel"/>
+    <w:tmpl w:val="97620664"/>
+    <w:lvl w:ilvl="0" w:tplc="839A3302">
+      <w:start w:val="1"/>
+      <w:numFmt w:val="bullet"/>
+      <w:lvlText w:val="●"/>
+      <w:lvlJc w:val="left"/>
+      <w:pPr>
+        <w:ind w:left="720" w:hanging="360"/>
+      </w:pPr>
+    </w:lvl>
+    <w:lvl w:ilvl="1" w:tplc="36F26FEC">
+      <w:start w:val="1"/>
+      <w:numFmt w:val="bullet"/>
+      <w:lvlText w:val="○"/>
+      <w:lvlJc w:val="left"/>
+      <w:pPr>
+        <w:ind w:left="1440" w:hanging="360"/>
+      </w:pPr>
+    </w:lvl>
+    <w:lvl w:ilvl="2" w:tplc="17BCD948">
+      <w:start w:val="1"/>
+      <w:numFmt w:val="bullet"/>
+      <w:lvlText w:val="■"/>
+      <w:lvlJc w:val="left"/>
+      <w:pPr>
+        <w:ind w:left="2160" w:hanging="360"/>
+      </w:pPr>
+    </w:lvl>
+    <w:lvl w:ilvl="3" w:tplc="3D4611E6">
+      <w:start w:val="1"/>
+      <w:numFmt w:val="bullet"/>
+      <w:lvlText w:val="●"/>
+      <w:lvlJc w:val="left"/>
+      <w:pPr>
+        <w:ind w:left="2880" w:hanging="360"/>
+      </w:pPr>
+    </w:lvl>
+    <w:lvl w:ilvl="4" w:tplc="0B78432A">
+      <w:start w:val="1"/>
+      <w:numFmt w:val="bullet"/>
+      <w:lvlText w:val="○"/>
+      <w:lvlJc w:val="left"/>
+      <w:pPr>
+        <w:ind w:left="3600" w:hanging="360"/>
+      </w:pPr>
+    </w:lvl>
+    <w:lvl w:ilvl="5" w:tplc="1602B84C">
+      <w:start w:val="1"/>
+      <w:numFmt w:val="bullet"/>
+      <w:lvlText w:val="■"/>
+      <w:lvlJc w:val="left"/>
+      <w:pPr>
+        <w:ind w:left="4320" w:hanging="360"/>
+      </w:pPr>
+    </w:lvl>
+    <w:lvl w:ilvl="6" w:tplc="B798C30A">
+      <w:start w:val="1"/>
+      <w:numFmt w:val="bullet"/>
+      <w:lvlText w:val="●"/>
+      <w:lvlJc w:val="left"/>
+      <w:pPr>
+        <w:ind w:left="5040" w:hanging="360"/>
+      </w:pPr>
+    </w:lvl>
+    <w:lvl w:ilvl="7" w:tplc="DBA8721C">
+      <w:start w:val="1"/>
+      <w:numFmt w:val="bullet"/>
+      <w:lvlText w:val="●"/>
+      <w:lvlJc w:val="left"/>
+      <w:pPr>
+        <w:ind w:left="5760" w:hanging="360"/>
+      </w:pPr>
+    </w:lvl>
+    <w:lvl w:ilvl="8" w:tplc="00A28018">
+      <w:start w:val="1"/>
+      <w:numFmt w:val="bullet"/>
+      <w:lvlText w:val="●"/>
+      <w:lvlJc w:val="left"/>
+      <w:pPr>
+        <w:ind w:left="6480" w:hanging="360"/>
+      </w:pPr>
+    </w:lvl>
+  </w:abstractNum>
+  <w:abstractNum w:abstractNumId="2" w15:restartNumberingAfterBreak="0">
+    <w:nsid w:val="5A744BC9"/>
+    <w:multiLevelType w:val="hybridMultilevel"/>
+    <w:tmpl w:val="4E021CC2"/>
+    <w:lvl w:ilvl="0" w:tplc="B63A507C">
       <w:start w:val="1"/>
       <w:numFmt w:val="decimal"/>
       <w:lvlText w:val="%1."/>
@@ -14016,138 +14160,52 @@
         <w:color w:val="A67C27"/>
       </w:rPr>
     </w:lvl>
-    <w:lvl w:ilvl="1" w:tplc="A5C4D552">
+    <w:lvl w:ilvl="1" w:tplc="1EA87906">
       <w:numFmt w:val="decimal"/>
       <w:lvlText w:val=""/>
       <w:lvlJc w:val="left"/>
     </w:lvl>
-    <w:lvl w:ilvl="2" w:tplc="4F9EB598">
+    <w:lvl w:ilvl="2" w:tplc="81480C98">
       <w:numFmt w:val="decimal"/>
       <w:lvlText w:val=""/>
       <w:lvlJc w:val="left"/>
     </w:lvl>
-    <w:lvl w:ilvl="3" w:tplc="0B8E8944">
+    <w:lvl w:ilvl="3" w:tplc="8D6AB24A">
       <w:numFmt w:val="decimal"/>
       <w:lvlText w:val=""/>
       <w:lvlJc w:val="left"/>
     </w:lvl>
-    <w:lvl w:ilvl="4" w:tplc="A00A0744">
+    <w:lvl w:ilvl="4" w:tplc="56F8CF06">
       <w:numFmt w:val="decimal"/>
       <w:lvlText w:val=""/>
       <w:lvlJc w:val="left"/>
     </w:lvl>
-    <w:lvl w:ilvl="5" w:tplc="06289040">
+    <w:lvl w:ilvl="5" w:tplc="BD70E452">
       <w:numFmt w:val="decimal"/>
       <w:lvlText w:val=""/>
       <w:lvlJc w:val="left"/>
     </w:lvl>
-    <w:lvl w:ilvl="6" w:tplc="7CC40B28">
+    <w:lvl w:ilvl="6" w:tplc="9E162602">
       <w:numFmt w:val="decimal"/>
       <w:lvlText w:val=""/>
       <w:lvlJc w:val="left"/>
     </w:lvl>
-    <w:lvl w:ilvl="7" w:tplc="4FB089F4">
+    <w:lvl w:ilvl="7" w:tplc="72CC7254">
       <w:numFmt w:val="decimal"/>
       <w:lvlText w:val=""/>
       <w:lvlJc w:val="left"/>
     </w:lvl>
-    <w:lvl w:ilvl="8" w:tplc="BA0619CE">
+    <w:lvl w:ilvl="8" w:tplc="69DA2A1A">
       <w:numFmt w:val="decimal"/>
       <w:lvlText w:val=""/>
       <w:lvlJc w:val="left"/>
     </w:lvl>
   </w:abstractNum>
-  <w:abstractNum w:abstractNumId="1" w15:restartNumberingAfterBreak="0">
-    <w:nsid w:val="1B8731D0"/>
+  <w:abstractNum w:abstractNumId="3" w15:restartNumberingAfterBreak="0">
+    <w:nsid w:val="5BCD0291"/>
     <w:multiLevelType w:val="hybridMultilevel"/>
-    <w:tmpl w:val="45A65E14"/>
-    <w:lvl w:ilvl="0" w:tplc="B04C018C">
-      <w:start w:val="1"/>
-      <w:numFmt w:val="bullet"/>
-      <w:lvlText w:val="●"/>
-      <w:lvlJc w:val="left"/>
-      <w:pPr>
-        <w:ind w:left="720" w:hanging="360"/>
-      </w:pPr>
-    </w:lvl>
-    <w:lvl w:ilvl="1" w:tplc="9750801A">
-      <w:start w:val="1"/>
-      <w:numFmt w:val="bullet"/>
-      <w:lvlText w:val="○"/>
-      <w:lvlJc w:val="left"/>
-      <w:pPr>
-        <w:ind w:left="1440" w:hanging="360"/>
-      </w:pPr>
-    </w:lvl>
-    <w:lvl w:ilvl="2" w:tplc="FDFE9AF4">
-      <w:start w:val="1"/>
-      <w:numFmt w:val="bullet"/>
-      <w:lvlText w:val="■"/>
-      <w:lvlJc w:val="left"/>
-      <w:pPr>
-        <w:ind w:left="2160" w:hanging="360"/>
-      </w:pPr>
-    </w:lvl>
-    <w:lvl w:ilvl="3" w:tplc="F62C8DF2">
-      <w:start w:val="1"/>
-      <w:numFmt w:val="bullet"/>
-      <w:lvlText w:val="●"/>
-      <w:lvlJc w:val="left"/>
-      <w:pPr>
-        <w:ind w:left="2880" w:hanging="360"/>
-      </w:pPr>
-    </w:lvl>
-    <w:lvl w:ilvl="4" w:tplc="1F346960">
-      <w:start w:val="1"/>
-      <w:numFmt w:val="bullet"/>
-      <w:lvlText w:val="○"/>
-      <w:lvlJc w:val="left"/>
-      <w:pPr>
-        <w:ind w:left="3600" w:hanging="360"/>
-      </w:pPr>
-    </w:lvl>
-    <w:lvl w:ilvl="5" w:tplc="192CFA00">
-      <w:start w:val="1"/>
-      <w:numFmt w:val="bullet"/>
-      <w:lvlText w:val="■"/>
-      <w:lvlJc w:val="left"/>
-      <w:pPr>
-        <w:ind w:left="4320" w:hanging="360"/>
-      </w:pPr>
-    </w:lvl>
-    <w:lvl w:ilvl="6" w:tplc="6C22F556">
-      <w:start w:val="1"/>
-      <w:numFmt w:val="bullet"/>
-      <w:lvlText w:val="●"/>
-      <w:lvlJc w:val="left"/>
-      <w:pPr>
-        <w:ind w:left="5040" w:hanging="360"/>
-      </w:pPr>
-    </w:lvl>
-    <w:lvl w:ilvl="7" w:tplc="6C067988">
-      <w:start w:val="1"/>
-      <w:numFmt w:val="bullet"/>
-      <w:lvlText w:val="●"/>
-      <w:lvlJc w:val="left"/>
-      <w:pPr>
-        <w:ind w:left="5760" w:hanging="360"/>
-      </w:pPr>
-    </w:lvl>
-    <w:lvl w:ilvl="8" w:tplc="E9480088">
-      <w:start w:val="1"/>
-      <w:numFmt w:val="bullet"/>
-      <w:lvlText w:val="●"/>
-      <w:lvlJc w:val="left"/>
-      <w:pPr>
-        <w:ind w:left="6480" w:hanging="360"/>
-      </w:pPr>
-    </w:lvl>
-  </w:abstractNum>
-  <w:abstractNum w:abstractNumId="2" w15:restartNumberingAfterBreak="0">
-    <w:nsid w:val="245B6662"/>
-    <w:multiLevelType w:val="hybridMultilevel"/>
-    <w:tmpl w:val="FADC6CC2"/>
-    <w:lvl w:ilvl="0" w:tplc="F19234A6">
+    <w:tmpl w:val="5B9029AA"/>
+    <w:lvl w:ilvl="0" w:tplc="A802C24A">
       <w:start w:val="1"/>
       <w:numFmt w:val="decimal"/>
       <w:lvlText w:val="%1."/>
@@ -14161,124 +14219,66 @@
         <w:color w:val="A67C27"/>
       </w:rPr>
     </w:lvl>
-    <w:lvl w:ilvl="1" w:tplc="473AED9E">
+    <w:lvl w:ilvl="1" w:tplc="3FDC4E9E">
       <w:numFmt w:val="decimal"/>
       <w:lvlText w:val=""/>
       <w:lvlJc w:val="left"/>
     </w:lvl>
-    <w:lvl w:ilvl="2" w:tplc="4E18627E">
+    <w:lvl w:ilvl="2" w:tplc="866C4414">
       <w:numFmt w:val="decimal"/>
       <w:lvlText w:val=""/>
       <w:lvlJc w:val="left"/>
     </w:lvl>
-    <w:lvl w:ilvl="3" w:tplc="0C740CA8">
+    <w:lvl w:ilvl="3" w:tplc="0F12844A">
       <w:numFmt w:val="decimal"/>
       <w:lvlText w:val=""/>
       <w:lvlJc w:val="left"/>
     </w:lvl>
-    <w:lvl w:ilvl="4" w:tplc="D23A79E4">
+    <w:lvl w:ilvl="4" w:tplc="879008EE">
       <w:numFmt w:val="decimal"/>
       <w:lvlText w:val=""/>
       <w:lvlJc w:val="left"/>
     </w:lvl>
-    <w:lvl w:ilvl="5" w:tplc="90F46134">
+    <w:lvl w:ilvl="5" w:tplc="EA1A8894">
       <w:numFmt w:val="decimal"/>
       <w:lvlText w:val=""/>
       <w:lvlJc w:val="left"/>
     </w:lvl>
-    <w:lvl w:ilvl="6" w:tplc="846ED18C">
+    <w:lvl w:ilvl="6" w:tplc="0F8CC6D8">
       <w:numFmt w:val="decimal"/>
       <w:lvlText w:val=""/>
       <w:lvlJc w:val="left"/>
     </w:lvl>
-    <w:lvl w:ilvl="7" w:tplc="9F483B38">
+    <w:lvl w:ilvl="7" w:tplc="F7FE502E">
       <w:numFmt w:val="decimal"/>
       <w:lvlText w:val=""/>
       <w:lvlJc w:val="left"/>
     </w:lvl>
-    <w:lvl w:ilvl="8" w:tplc="4DA06FE0">
+    <w:lvl w:ilvl="8" w:tplc="6E5A10A6">
       <w:numFmt w:val="decimal"/>
       <w:lvlText w:val=""/>
       <w:lvlJc w:val="left"/>
     </w:lvl>
   </w:abstractNum>
-  <w:abstractNum w:abstractNumId="3" w15:restartNumberingAfterBreak="0">
-    <w:nsid w:val="62F22D45"/>
-    <w:multiLevelType w:val="hybridMultilevel"/>
-    <w:tmpl w:val="FBCC60C2"/>
-    <w:lvl w:ilvl="0" w:tplc="52BAF9FA">
-      <w:start w:val="1"/>
-      <w:numFmt w:val="bullet"/>
-      <w:lvlText w:val="•"/>
-      <w:lvlJc w:val="left"/>
-      <w:pPr>
-        <w:ind w:left="460" w:hanging="280"/>
-      </w:pPr>
-    </w:lvl>
-    <w:lvl w:ilvl="1" w:tplc="83D60D90">
-      <w:start w:val="1"/>
-      <w:numFmt w:val="bullet"/>
-      <w:lvlText w:val="–"/>
-      <w:lvlJc w:val="left"/>
-      <w:pPr>
-        <w:ind w:left="900" w:hanging="280"/>
-      </w:pPr>
-    </w:lvl>
-    <w:lvl w:ilvl="2" w:tplc="A316EEAA">
-      <w:numFmt w:val="decimal"/>
-      <w:lvlText w:val=""/>
-      <w:lvlJc w:val="left"/>
-    </w:lvl>
-    <w:lvl w:ilvl="3" w:tplc="7A126642">
-      <w:numFmt w:val="decimal"/>
-      <w:lvlText w:val=""/>
-      <w:lvlJc w:val="left"/>
-    </w:lvl>
-    <w:lvl w:ilvl="4" w:tplc="61E6172C">
-      <w:numFmt w:val="decimal"/>
-      <w:lvlText w:val=""/>
-      <w:lvlJc w:val="left"/>
-    </w:lvl>
-    <w:lvl w:ilvl="5" w:tplc="5A921808">
-      <w:numFmt w:val="decimal"/>
-      <w:lvlText w:val=""/>
-      <w:lvlJc w:val="left"/>
-    </w:lvl>
-    <w:lvl w:ilvl="6" w:tplc="34DC63C4">
-      <w:numFmt w:val="decimal"/>
-      <w:lvlText w:val=""/>
-      <w:lvlJc w:val="left"/>
-    </w:lvl>
-    <w:lvl w:ilvl="7" w:tplc="BDC6E418">
-      <w:numFmt w:val="decimal"/>
-      <w:lvlText w:val=""/>
-      <w:lvlJc w:val="left"/>
-    </w:lvl>
-    <w:lvl w:ilvl="8" w:tplc="EE26B01E">
-      <w:numFmt w:val="decimal"/>
-      <w:lvlText w:val=""/>
-      <w:lvlJc w:val="left"/>
-    </w:lvl>
-  </w:abstractNum>
-  <w:num w:numId="1" w16cid:durableId="1766344715">
+  <w:num w:numId="1" w16cid:durableId="44374029">
     <w:abstractNumId w:val="1"/>
     <w:lvlOverride w:ilvl="0">
       <w:startOverride w:val="1"/>
     </w:lvlOverride>
   </w:num>
-  <w:num w:numId="2" w16cid:durableId="1173452261">
+  <w:num w:numId="2" w16cid:durableId="1999533505">
+    <w:abstractNumId w:val="0"/>
+    <w:lvlOverride w:ilvl="0">
+      <w:startOverride w:val="1"/>
+    </w:lvlOverride>
+  </w:num>
+  <w:num w:numId="3" w16cid:durableId="1734310425">
     <w:abstractNumId w:val="3"/>
     <w:lvlOverride w:ilvl="0">
       <w:startOverride w:val="1"/>
     </w:lvlOverride>
   </w:num>
-  <w:num w:numId="3" w16cid:durableId="1757939879">
-    <w:abstractNumId w:val="0"/>
-    <w:lvlOverride w:ilvl="0">
-      <w:startOverride w:val="1"/>
-    </w:lvlOverride>
-  </w:num>
-  <w:num w:numId="4" w16cid:durableId="2081320626">
+  <w:num w:numId="4" w16cid:durableId="523978337">
     <w:abstractNumId w:val="2"/>
     <w:lvlOverride w:ilvl="0">
       <w:startOverride w:val="1"/>
@@ -14904,7 +14904,7 @@
     <w:autoRedefine/>
     <w:uiPriority w:val="39"/>
     <w:unhideWhenUsed/>
-    <w:rsid w:val="00AB6409"/>
+    <w:rsid w:val="00F10676"/>
     <w:pPr>
       <w:spacing w:after="100"/>
     </w:pPr>
@@ -14916,7 +14916,7 @@
     <w:autoRedefine/>
     <w:uiPriority w:val="39"/>
     <w:unhideWhenUsed/>
-    <w:rsid w:val="00AB6409"/>
+    <w:rsid w:val="00F10676"/>
     <w:pPr>
       <w:spacing w:after="100"/>
       <w:ind w:left="210"/>

--- a/docs/manuals/RA_Training_Programme_and_Facilitator_Guide.docx
+++ b/docs/manuals/RA_Training_Programme_and_Facilitator_Guide.docx
@@ -69,7 +69,7 @@
           <w:left w:w="10" w:type="dxa"/>
           <w:right w:w="10" w:type="dxa"/>
         </w:tblCellMar>
-        <w:tblLook w:val="0000" w:firstRow="0" w:lastRow="0" w:firstColumn="0" w:lastColumn="0" w:noHBand="0" w:noVBand="0"/>
+        <w:tblLook w:val="04A0" w:firstRow="1" w:lastRow="0" w:firstColumn="1" w:lastColumn="0" w:noHBand="0" w:noVBand="1"/>
       </w:tblPr>
       <w:tblGrid>
         <w:gridCol w:w="2300"/>
@@ -469,7 +469,7 @@
                 <w:sz w:val="19"/>
                 <w:szCs w:val="19"/>
               </w:rPr>
-              <w:t>Version 1.24 · 6 October 2026</w:t>
+              <w:t>Version 1.25 · 6 October 2026</w:t>
             </w:r>
           </w:p>
         </w:tc>
@@ -538,7 +538,7 @@
     <w:sdt>
       <w:sdtPr>
         <w:alias w:val="Contents"/>
-        <w:id w:val="-683735337"/>
+        <w:id w:val="1701506945"/>
       </w:sdtPr>
       <w:sdtEndPr/>
       <w:sdtContent>
@@ -567,7 +567,7 @@
           <w:r>
             <w:fldChar w:fldCharType="separate"/>
           </w:r>
-          <w:hyperlink w:anchor="_Toc242181664" w:history="1">
+          <w:hyperlink w:anchor="_Toc242189483" w:history="1">
             <w:r>
               <w:rPr>
                 <w:rStyle w:val="Hyperlink"/>
@@ -591,7 +591,7 @@
               <w:rPr>
                 <w:noProof/>
               </w:rPr>
-              <w:instrText xml:space="preserve"> PAGEREF _Toc242181664 \h </w:instrText>
+              <w:instrText xml:space="preserve"> PAGEREF _Toc242189483 \h </w:instrText>
             </w:r>
             <w:r>
               <w:rPr>
@@ -634,7 +634,7 @@
               <w14:ligatures w14:val="standardContextual"/>
             </w:rPr>
           </w:pPr>
-          <w:hyperlink w:anchor="_Toc242181665" w:history="1">
+          <w:hyperlink w:anchor="_Toc242189484" w:history="1">
             <w:r>
               <w:rPr>
                 <w:rStyle w:val="Hyperlink"/>
@@ -658,7 +658,7 @@
               <w:rPr>
                 <w:noProof/>
               </w:rPr>
-              <w:instrText xml:space="preserve"> PAGEREF _Toc242181665 \h </w:instrText>
+              <w:instrText xml:space="preserve"> PAGEREF _Toc242189484 \h </w:instrText>
             </w:r>
             <w:r>
               <w:rPr>
@@ -701,7 +701,7 @@
               <w14:ligatures w14:val="standardContextual"/>
             </w:rPr>
           </w:pPr>
-          <w:hyperlink w:anchor="_Toc242181666" w:history="1">
+          <w:hyperlink w:anchor="_Toc242189485" w:history="1">
             <w:r>
               <w:rPr>
                 <w:rStyle w:val="Hyperlink"/>
@@ -725,7 +725,7 @@
               <w:rPr>
                 <w:noProof/>
               </w:rPr>
-              <w:instrText xml:space="preserve"> PAGEREF _Toc242181666 \h </w:instrText>
+              <w:instrText xml:space="preserve"> PAGEREF _Toc242189485 \h </w:instrText>
             </w:r>
             <w:r>
               <w:rPr>
@@ -768,7 +768,7 @@
               <w14:ligatures w14:val="standardContextual"/>
             </w:rPr>
           </w:pPr>
-          <w:hyperlink w:anchor="_Toc242181667" w:history="1">
+          <w:hyperlink w:anchor="_Toc242189486" w:history="1">
             <w:r>
               <w:rPr>
                 <w:rStyle w:val="Hyperlink"/>
@@ -792,7 +792,7 @@
               <w:rPr>
                 <w:noProof/>
               </w:rPr>
-              <w:instrText xml:space="preserve"> PAGEREF _Toc242181667 \h </w:instrText>
+              <w:instrText xml:space="preserve"> PAGEREF _Toc242189486 \h </w:instrText>
             </w:r>
             <w:r>
               <w:rPr>
@@ -835,7 +835,7 @@
               <w14:ligatures w14:val="standardContextual"/>
             </w:rPr>
           </w:pPr>
-          <w:hyperlink w:anchor="_Toc242181668" w:history="1">
+          <w:hyperlink w:anchor="_Toc242189487" w:history="1">
             <w:r>
               <w:rPr>
                 <w:rStyle w:val="Hyperlink"/>
@@ -859,7 +859,7 @@
               <w:rPr>
                 <w:noProof/>
               </w:rPr>
-              <w:instrText xml:space="preserve"> PAGEREF _Toc242181668 \h </w:instrText>
+              <w:instrText xml:space="preserve"> PAGEREF _Toc242189487 \h </w:instrText>
             </w:r>
             <w:r>
               <w:rPr>
@@ -902,7 +902,7 @@
               <w14:ligatures w14:val="standardContextual"/>
             </w:rPr>
           </w:pPr>
-          <w:hyperlink w:anchor="_Toc242181669" w:history="1">
+          <w:hyperlink w:anchor="_Toc242189488" w:history="1">
             <w:r>
               <w:rPr>
                 <w:rStyle w:val="Hyperlink"/>
@@ -926,7 +926,7 @@
               <w:rPr>
                 <w:noProof/>
               </w:rPr>
-              <w:instrText xml:space="preserve"> PAGEREF _Toc242181669 \h </w:instrText>
+              <w:instrText xml:space="preserve"> PAGEREF _Toc242189488 \h </w:instrText>
             </w:r>
             <w:r>
               <w:rPr>
@@ -969,7 +969,7 @@
               <w14:ligatures w14:val="standardContextual"/>
             </w:rPr>
           </w:pPr>
-          <w:hyperlink w:anchor="_Toc242181670" w:history="1">
+          <w:hyperlink w:anchor="_Toc242189489" w:history="1">
             <w:r>
               <w:rPr>
                 <w:rStyle w:val="Hyperlink"/>
@@ -993,7 +993,7 @@
               <w:rPr>
                 <w:noProof/>
               </w:rPr>
-              <w:instrText xml:space="preserve"> PAGEREF _Toc242181670 \h </w:instrText>
+              <w:instrText xml:space="preserve"> PAGEREF _Toc242189489 \h </w:instrText>
             </w:r>
             <w:r>
               <w:rPr>
@@ -1036,7 +1036,7 @@
               <w14:ligatures w14:val="standardContextual"/>
             </w:rPr>
           </w:pPr>
-          <w:hyperlink w:anchor="_Toc242181671" w:history="1">
+          <w:hyperlink w:anchor="_Toc242189490" w:history="1">
             <w:r>
               <w:rPr>
                 <w:rStyle w:val="Hyperlink"/>
@@ -1060,7 +1060,7 @@
               <w:rPr>
                 <w:noProof/>
               </w:rPr>
-              <w:instrText xml:space="preserve"> PAGEREF _Toc242181671 \h </w:instrText>
+              <w:instrText xml:space="preserve"> PAGEREF _Toc242189490 \h </w:instrText>
             </w:r>
             <w:r>
               <w:rPr>
@@ -1103,7 +1103,7 @@
               <w14:ligatures w14:val="standardContextual"/>
             </w:rPr>
           </w:pPr>
-          <w:hyperlink w:anchor="_Toc242181672" w:history="1">
+          <w:hyperlink w:anchor="_Toc242189491" w:history="1">
             <w:r>
               <w:rPr>
                 <w:rStyle w:val="Hyperlink"/>
@@ -1127,7 +1127,7 @@
               <w:rPr>
                 <w:noProof/>
               </w:rPr>
-              <w:instrText xml:space="preserve"> PAGEREF _Toc242181672 \h </w:instrText>
+              <w:instrText xml:space="preserve"> PAGEREF _Toc242189491 \h </w:instrText>
             </w:r>
             <w:r>
               <w:rPr>
@@ -1170,7 +1170,7 @@
               <w14:ligatures w14:val="standardContextual"/>
             </w:rPr>
           </w:pPr>
-          <w:hyperlink w:anchor="_Toc242181673" w:history="1">
+          <w:hyperlink w:anchor="_Toc242189492" w:history="1">
             <w:r>
               <w:rPr>
                 <w:rStyle w:val="Hyperlink"/>
@@ -1194,7 +1194,7 @@
               <w:rPr>
                 <w:noProof/>
               </w:rPr>
-              <w:instrText xml:space="preserve"> PAGEREF _Toc242181673 \h </w:instrText>
+              <w:instrText xml:space="preserve"> PAGEREF _Toc242189492 \h </w:instrText>
             </w:r>
             <w:r>
               <w:rPr>
@@ -1237,7 +1237,7 @@
               <w14:ligatures w14:val="standardContextual"/>
             </w:rPr>
           </w:pPr>
-          <w:hyperlink w:anchor="_Toc242181674" w:history="1">
+          <w:hyperlink w:anchor="_Toc242189493" w:history="1">
             <w:r>
               <w:rPr>
                 <w:rStyle w:val="Hyperlink"/>
@@ -1261,7 +1261,7 @@
               <w:rPr>
                 <w:noProof/>
               </w:rPr>
-              <w:instrText xml:space="preserve"> PAGEREF _Toc242181674 \h </w:instrText>
+              <w:instrText xml:space="preserve"> PAGEREF _Toc242189493 \h </w:instrText>
             </w:r>
             <w:r>
               <w:rPr>
@@ -1304,7 +1304,7 @@
               <w14:ligatures w14:val="standardContextual"/>
             </w:rPr>
           </w:pPr>
-          <w:hyperlink w:anchor="_Toc242181675" w:history="1">
+          <w:hyperlink w:anchor="_Toc242189494" w:history="1">
             <w:r>
               <w:rPr>
                 <w:rStyle w:val="Hyperlink"/>
@@ -1328,7 +1328,7 @@
               <w:rPr>
                 <w:noProof/>
               </w:rPr>
-              <w:instrText xml:space="preserve"> PAGEREF _Toc242181675 \h </w:instrText>
+              <w:instrText xml:space="preserve"> PAGEREF _Toc242189494 \h </w:instrText>
             </w:r>
             <w:r>
               <w:rPr>
@@ -1371,7 +1371,7 @@
               <w14:ligatures w14:val="standardContextual"/>
             </w:rPr>
           </w:pPr>
-          <w:hyperlink w:anchor="_Toc242181676" w:history="1">
+          <w:hyperlink w:anchor="_Toc242189495" w:history="1">
             <w:r>
               <w:rPr>
                 <w:rStyle w:val="Hyperlink"/>
@@ -1395,7 +1395,7 @@
               <w:rPr>
                 <w:noProof/>
               </w:rPr>
-              <w:instrText xml:space="preserve"> PAGEREF _Toc242181676 \h </w:instrText>
+              <w:instrText xml:space="preserve"> PAGEREF _Toc242189495 \h </w:instrText>
             </w:r>
             <w:r>
               <w:rPr>
@@ -1438,7 +1438,7 @@
               <w14:ligatures w14:val="standardContextual"/>
             </w:rPr>
           </w:pPr>
-          <w:hyperlink w:anchor="_Toc242181677" w:history="1">
+          <w:hyperlink w:anchor="_Toc242189496" w:history="1">
             <w:r>
               <w:rPr>
                 <w:rStyle w:val="Hyperlink"/>
@@ -1462,7 +1462,7 @@
               <w:rPr>
                 <w:noProof/>
               </w:rPr>
-              <w:instrText xml:space="preserve"> PAGEREF _Toc242181677 \h </w:instrText>
+              <w:instrText xml:space="preserve"> PAGEREF _Toc242189496 \h </w:instrText>
             </w:r>
             <w:r>
               <w:rPr>
@@ -1505,7 +1505,7 @@
               <w14:ligatures w14:val="standardContextual"/>
             </w:rPr>
           </w:pPr>
-          <w:hyperlink w:anchor="_Toc242181678" w:history="1">
+          <w:hyperlink w:anchor="_Toc242189497" w:history="1">
             <w:r>
               <w:rPr>
                 <w:rStyle w:val="Hyperlink"/>
@@ -1529,7 +1529,7 @@
               <w:rPr>
                 <w:noProof/>
               </w:rPr>
-              <w:instrText xml:space="preserve"> PAGEREF _Toc242181678 \h </w:instrText>
+              <w:instrText xml:space="preserve"> PAGEREF _Toc242189497 \h </w:instrText>
             </w:r>
             <w:r>
               <w:rPr>
@@ -1572,7 +1572,7 @@
               <w14:ligatures w14:val="standardContextual"/>
             </w:rPr>
           </w:pPr>
-          <w:hyperlink w:anchor="_Toc242181679" w:history="1">
+          <w:hyperlink w:anchor="_Toc242189498" w:history="1">
             <w:r>
               <w:rPr>
                 <w:rStyle w:val="Hyperlink"/>
@@ -1596,7 +1596,7 @@
               <w:rPr>
                 <w:noProof/>
               </w:rPr>
-              <w:instrText xml:space="preserve"> PAGEREF _Toc242181679 \h </w:instrText>
+              <w:instrText xml:space="preserve"> PAGEREF _Toc242189498 \h </w:instrText>
             </w:r>
             <w:r>
               <w:rPr>
@@ -1639,7 +1639,7 @@
               <w14:ligatures w14:val="standardContextual"/>
             </w:rPr>
           </w:pPr>
-          <w:hyperlink w:anchor="_Toc242181680" w:history="1">
+          <w:hyperlink w:anchor="_Toc242189499" w:history="1">
             <w:r>
               <w:rPr>
                 <w:rStyle w:val="Hyperlink"/>
@@ -1663,7 +1663,7 @@
               <w:rPr>
                 <w:noProof/>
               </w:rPr>
-              <w:instrText xml:space="preserve"> PAGEREF _Toc242181680 \h </w:instrText>
+              <w:instrText xml:space="preserve"> PAGEREF _Toc242189499 \h </w:instrText>
             </w:r>
             <w:r>
               <w:rPr>
@@ -1706,7 +1706,7 @@
               <w14:ligatures w14:val="standardContextual"/>
             </w:rPr>
           </w:pPr>
-          <w:hyperlink w:anchor="_Toc242181681" w:history="1">
+          <w:hyperlink w:anchor="_Toc242189500" w:history="1">
             <w:r>
               <w:rPr>
                 <w:rStyle w:val="Hyperlink"/>
@@ -1730,7 +1730,7 @@
               <w:rPr>
                 <w:noProof/>
               </w:rPr>
-              <w:instrText xml:space="preserve"> PAGEREF _Toc242181681 \h </w:instrText>
+              <w:instrText xml:space="preserve"> PAGEREF _Toc242189500 \h </w:instrText>
             </w:r>
             <w:r>
               <w:rPr>
@@ -1773,7 +1773,7 @@
               <w14:ligatures w14:val="standardContextual"/>
             </w:rPr>
           </w:pPr>
-          <w:hyperlink w:anchor="_Toc242181682" w:history="1">
+          <w:hyperlink w:anchor="_Toc242189501" w:history="1">
             <w:r>
               <w:rPr>
                 <w:rStyle w:val="Hyperlink"/>
@@ -1797,7 +1797,7 @@
               <w:rPr>
                 <w:noProof/>
               </w:rPr>
-              <w:instrText xml:space="preserve"> PAGEREF _Toc242181682 \h </w:instrText>
+              <w:instrText xml:space="preserve"> PAGEREF _Toc242189501 \h </w:instrText>
             </w:r>
             <w:r>
               <w:rPr>
@@ -1840,7 +1840,7 @@
               <w14:ligatures w14:val="standardContextual"/>
             </w:rPr>
           </w:pPr>
-          <w:hyperlink w:anchor="_Toc242181683" w:history="1">
+          <w:hyperlink w:anchor="_Toc242189502" w:history="1">
             <w:r>
               <w:rPr>
                 <w:rStyle w:val="Hyperlink"/>
@@ -1864,7 +1864,7 @@
               <w:rPr>
                 <w:noProof/>
               </w:rPr>
-              <w:instrText xml:space="preserve"> PAGEREF _Toc242181683 \h </w:instrText>
+              <w:instrText xml:space="preserve"> PAGEREF _Toc242189502 \h </w:instrText>
             </w:r>
             <w:r>
               <w:rPr>
@@ -1907,7 +1907,7 @@
               <w14:ligatures w14:val="standardContextual"/>
             </w:rPr>
           </w:pPr>
-          <w:hyperlink w:anchor="_Toc242181684" w:history="1">
+          <w:hyperlink w:anchor="_Toc242189503" w:history="1">
             <w:r>
               <w:rPr>
                 <w:rStyle w:val="Hyperlink"/>
@@ -1931,7 +1931,7 @@
               <w:rPr>
                 <w:noProof/>
               </w:rPr>
-              <w:instrText xml:space="preserve"> PAGEREF _Toc242181684 \h </w:instrText>
+              <w:instrText xml:space="preserve"> PAGEREF _Toc242189503 \h </w:instrText>
             </w:r>
             <w:r>
               <w:rPr>
@@ -1974,7 +1974,7 @@
               <w14:ligatures w14:val="standardContextual"/>
             </w:rPr>
           </w:pPr>
-          <w:hyperlink w:anchor="_Toc242181685" w:history="1">
+          <w:hyperlink w:anchor="_Toc242189504" w:history="1">
             <w:r>
               <w:rPr>
                 <w:rStyle w:val="Hyperlink"/>
@@ -1998,7 +1998,7 @@
               <w:rPr>
                 <w:noProof/>
               </w:rPr>
-              <w:instrText xml:space="preserve"> PAGEREF _Toc242181685 \h </w:instrText>
+              <w:instrText xml:space="preserve"> PAGEREF _Toc242189504 \h </w:instrText>
             </w:r>
             <w:r>
               <w:rPr>
@@ -2041,7 +2041,7 @@
               <w14:ligatures w14:val="standardContextual"/>
             </w:rPr>
           </w:pPr>
-          <w:hyperlink w:anchor="_Toc242181686" w:history="1">
+          <w:hyperlink w:anchor="_Toc242189505" w:history="1">
             <w:r>
               <w:rPr>
                 <w:rStyle w:val="Hyperlink"/>
@@ -2065,7 +2065,7 @@
               <w:rPr>
                 <w:noProof/>
               </w:rPr>
-              <w:instrText xml:space="preserve"> PAGEREF _Toc242181686 \h </w:instrText>
+              <w:instrText xml:space="preserve"> PAGEREF _Toc242189505 \h </w:instrText>
             </w:r>
             <w:r>
               <w:rPr>
@@ -2108,7 +2108,7 @@
               <w14:ligatures w14:val="standardContextual"/>
             </w:rPr>
           </w:pPr>
-          <w:hyperlink w:anchor="_Toc242181687" w:history="1">
+          <w:hyperlink w:anchor="_Toc242189506" w:history="1">
             <w:r>
               <w:rPr>
                 <w:rStyle w:val="Hyperlink"/>
@@ -2132,7 +2132,7 @@
               <w:rPr>
                 <w:noProof/>
               </w:rPr>
-              <w:instrText xml:space="preserve"> PAGEREF _Toc242181687 \h </w:instrText>
+              <w:instrText xml:space="preserve"> PAGEREF _Toc242189506 \h </w:instrText>
             </w:r>
             <w:r>
               <w:rPr>
@@ -2171,7 +2171,7 @@
         <w:pStyle w:val="Heading1"/>
         <w:pageBreakBefore/>
       </w:pPr>
-      <w:bookmarkStart w:id="0" w:name="_Toc242181664"/>
+      <w:bookmarkStart w:id="0" w:name="_Toc242189483"/>
       <w:r>
         <w:lastRenderedPageBreak/>
         <w:t>1. Programme overview</w:t>
@@ -2201,7 +2201,7 @@
           <w:left w:w="10" w:type="dxa"/>
           <w:right w:w="10" w:type="dxa"/>
         </w:tblCellMar>
-        <w:tblLook w:val="0000" w:firstRow="0" w:lastRow="0" w:firstColumn="0" w:lastColumn="0" w:noHBand="0" w:noVBand="0"/>
+        <w:tblLook w:val="04A0" w:firstRow="1" w:lastRow="0" w:firstColumn="1" w:lastColumn="0" w:noHBand="0" w:noVBand="1"/>
       </w:tblPr>
       <w:tblGrid>
         <w:gridCol w:w="2824"/>
@@ -2577,7 +2577,7 @@
       <w:pPr>
         <w:pStyle w:val="Heading2"/>
       </w:pPr>
-      <w:bookmarkStart w:id="1" w:name="_Toc242181665"/>
+      <w:bookmarkStart w:id="1" w:name="_Toc242189484"/>
       <w:r>
         <w:t>1.1 Learning objectives</w:t>
       </w:r>
@@ -2678,7 +2678,7 @@
       <w:pPr>
         <w:pStyle w:val="Heading2"/>
       </w:pPr>
-      <w:bookmarkStart w:id="2" w:name="_Toc242181666"/>
+      <w:bookmarkStart w:id="2" w:name="_Toc242189485"/>
       <w:r>
         <w:t>1.2 Before the training (facilitator checklist)</w:t>
       </w:r>
@@ -2699,7 +2699,7 @@
           <w:left w:w="10" w:type="dxa"/>
           <w:right w:w="10" w:type="dxa"/>
         </w:tblCellMar>
-        <w:tblLook w:val="0000" w:firstRow="0" w:lastRow="0" w:firstColumn="0" w:lastColumn="0" w:noHBand="0" w:noVBand="0"/>
+        <w:tblLook w:val="04A0" w:firstRow="1" w:lastRow="0" w:firstColumn="1" w:lastColumn="0" w:noHBand="0" w:noVBand="1"/>
       </w:tblPr>
       <w:tblGrid>
         <w:gridCol w:w="1694"/>
@@ -3214,7 +3214,7 @@
       <w:pPr>
         <w:pStyle w:val="Heading2"/>
       </w:pPr>
-      <w:bookmarkStart w:id="3" w:name="_Toc242181667"/>
+      <w:bookmarkStart w:id="3" w:name="_Toc242189486"/>
       <w:r>
         <w:t>1.3 The practice environment</w:t>
       </w:r>
@@ -3288,7 +3288,7 @@
           <w:left w:w="10" w:type="dxa"/>
           <w:right w:w="10" w:type="dxa"/>
         </w:tblCellMar>
-        <w:tblLook w:val="0000" w:firstRow="0" w:lastRow="0" w:firstColumn="0" w:lastColumn="0" w:noHBand="0" w:noVBand="0"/>
+        <w:tblLook w:val="04A0" w:firstRow="1" w:lastRow="0" w:firstColumn="1" w:lastColumn="0" w:noHBand="0" w:noVBand="1"/>
       </w:tblPr>
       <w:tblGrid>
         <w:gridCol w:w="9412"/>
@@ -3360,7 +3360,7 @@
         <w:pStyle w:val="Heading1"/>
         <w:pageBreakBefore/>
       </w:pPr>
-      <w:bookmarkStart w:id="4" w:name="_Toc242181668"/>
+      <w:bookmarkStart w:id="4" w:name="_Toc242189487"/>
       <w:r>
         <w:lastRenderedPageBreak/>
         <w:t>2. Schedule</w:t>
@@ -3371,7 +3371,7 @@
       <w:pPr>
         <w:pStyle w:val="Heading2"/>
       </w:pPr>
-      <w:bookmarkStart w:id="5" w:name="_Toc242181669"/>
+      <w:bookmarkStart w:id="5" w:name="_Toc242189488"/>
       <w:r>
         <w:t>Day 1 — Foundations (all RAs)</w:t>
       </w:r>
@@ -3392,7 +3392,7 @@
           <w:left w:w="10" w:type="dxa"/>
           <w:right w:w="10" w:type="dxa"/>
         </w:tblCellMar>
-        <w:tblLook w:val="0000" w:firstRow="0" w:lastRow="0" w:firstColumn="0" w:lastColumn="0" w:noHBand="0" w:noVBand="0"/>
+        <w:tblLook w:val="04A0" w:firstRow="1" w:lastRow="0" w:firstColumn="1" w:lastColumn="0" w:noHBand="0" w:noVBand="1"/>
       </w:tblPr>
       <w:tblGrid>
         <w:gridCol w:w="941"/>
@@ -4654,7 +4654,7 @@
       <w:pPr>
         <w:pStyle w:val="Heading2"/>
       </w:pPr>
-      <w:bookmarkStart w:id="6" w:name="_Toc242181670"/>
+      <w:bookmarkStart w:id="6" w:name="_Toc242189489"/>
       <w:r>
         <w:t>Day 2 — Role tracks</w:t>
       </w:r>
@@ -4675,7 +4675,7 @@
           <w:left w:w="10" w:type="dxa"/>
           <w:right w:w="10" w:type="dxa"/>
         </w:tblCellMar>
-        <w:tblLook w:val="0000" w:firstRow="0" w:lastRow="0" w:firstColumn="0" w:lastColumn="0" w:noHBand="0" w:noVBand="0"/>
+        <w:tblLook w:val="04A0" w:firstRow="1" w:lastRow="0" w:firstColumn="1" w:lastColumn="0" w:noHBand="0" w:noVBand="1"/>
       </w:tblPr>
       <w:tblGrid>
         <w:gridCol w:w="941"/>
@@ -5747,7 +5747,7 @@
           <w:left w:w="10" w:type="dxa"/>
           <w:right w:w="10" w:type="dxa"/>
         </w:tblCellMar>
-        <w:tblLook w:val="0000" w:firstRow="0" w:lastRow="0" w:firstColumn="0" w:lastColumn="0" w:noHBand="0" w:noVBand="0"/>
+        <w:tblLook w:val="04A0" w:firstRow="1" w:lastRow="0" w:firstColumn="1" w:lastColumn="0" w:noHBand="0" w:noVBand="1"/>
       </w:tblPr>
       <w:tblGrid>
         <w:gridCol w:w="1882"/>
@@ -6182,7 +6182,7 @@
       <w:pPr>
         <w:pStyle w:val="Heading2"/>
       </w:pPr>
-      <w:bookmarkStart w:id="7" w:name="_Toc242181671"/>
+      <w:bookmarkStart w:id="7" w:name="_Toc242189490"/>
       <w:r>
         <w:t>Day 3 — Practice and assessment</w:t>
       </w:r>
@@ -6203,7 +6203,7 @@
           <w:left w:w="10" w:type="dxa"/>
           <w:right w:w="10" w:type="dxa"/>
         </w:tblCellMar>
-        <w:tblLook w:val="0000" w:firstRow="0" w:lastRow="0" w:firstColumn="0" w:lastColumn="0" w:noHBand="0" w:noVBand="0"/>
+        <w:tblLook w:val="04A0" w:firstRow="1" w:lastRow="0" w:firstColumn="1" w:lastColumn="0" w:noHBand="0" w:noVBand="1"/>
       </w:tblPr>
       <w:tblGrid>
         <w:gridCol w:w="941"/>
@@ -7152,7 +7152,7 @@
       <w:pPr>
         <w:pStyle w:val="Heading2"/>
       </w:pPr>
-      <w:bookmarkStart w:id="8" w:name="_Toc242181672"/>
+      <w:bookmarkStart w:id="8" w:name="_Toc242189491"/>
       <w:r>
         <w:t>After the training</w:t>
       </w:r>
@@ -7173,7 +7173,7 @@
           <w:left w:w="10" w:type="dxa"/>
           <w:right w:w="10" w:type="dxa"/>
         </w:tblCellMar>
-        <w:tblLook w:val="0000" w:firstRow="0" w:lastRow="0" w:firstColumn="0" w:lastColumn="0" w:noHBand="0" w:noVBand="0"/>
+        <w:tblLook w:val="04A0" w:firstRow="1" w:lastRow="0" w:firstColumn="1" w:lastColumn="0" w:noHBand="0" w:noVBand="1"/>
       </w:tblPr>
       <w:tblGrid>
         <w:gridCol w:w="2824"/>
@@ -7487,7 +7487,7 @@
         <w:pStyle w:val="Heading1"/>
         <w:pageBreakBefore/>
       </w:pPr>
-      <w:bookmarkStart w:id="9" w:name="_Toc242181673"/>
+      <w:bookmarkStart w:id="9" w:name="_Toc242189492"/>
       <w:r>
         <w:lastRenderedPageBreak/>
         <w:t>3. Session plans</w:t>
@@ -7506,7 +7506,7 @@
       <w:pPr>
         <w:pStyle w:val="Heading2"/>
       </w:pPr>
-      <w:bookmarkStart w:id="10" w:name="_Toc242181674"/>
+      <w:bookmarkStart w:id="10" w:name="_Toc242189493"/>
       <w:r>
         <w:t>Module 1 — The study (60 min)</w:t>
       </w:r>
@@ -7601,7 +7601,7 @@
       <w:pPr>
         <w:pStyle w:val="Heading2"/>
       </w:pPr>
-      <w:bookmarkStart w:id="11" w:name="_Toc242181675"/>
+      <w:bookmarkStart w:id="11" w:name="_Toc242189494"/>
       <w:r>
         <w:t>Module 2 — Research ethics and consent (60 min)</w:t>
       </w:r>
@@ -7696,7 +7696,7 @@
       <w:pPr>
         <w:pStyle w:val="Heading2"/>
       </w:pPr>
-      <w:bookmarkStart w:id="12" w:name="_Toc242181676"/>
+      <w:bookmarkStart w:id="12" w:name="_Toc242189495"/>
       <w:r>
         <w:t>Module 3 — Data protection (60 min)</w:t>
       </w:r>
@@ -7791,7 +7791,7 @@
       <w:pPr>
         <w:pStyle w:val="Heading2"/>
       </w:pPr>
-      <w:bookmarkStart w:id="13" w:name="_Toc242181677"/>
+      <w:bookmarkStart w:id="13" w:name="_Toc242189496"/>
       <w:r>
         <w:t>Module 5 — The portal (75 min)</w:t>
       </w:r>
@@ -7886,7 +7886,7 @@
       <w:pPr>
         <w:pStyle w:val="Heading2"/>
       </w:pPr>
-      <w:bookmarkStart w:id="14" w:name="_Toc242181678"/>
+      <w:bookmarkStart w:id="14" w:name="_Toc242189497"/>
       <w:r>
         <w:t>Module 6 — The respondent journey (45 min)</w:t>
       </w:r>
@@ -7982,7 +7982,7 @@
       <w:pPr>
         <w:pStyle w:val="Heading2"/>
       </w:pPr>
-      <w:bookmarkStart w:id="15" w:name="_Toc242181679"/>
+      <w:bookmarkStart w:id="15" w:name="_Toc242189498"/>
       <w:r>
         <w:t>Module 8 — Communication skills (90 min)</w:t>
       </w:r>
@@ -8077,7 +8077,7 @@
       <w:pPr>
         <w:pStyle w:val="Heading2"/>
       </w:pPr>
-      <w:bookmarkStart w:id="16" w:name="_Toc242181680"/>
+      <w:bookmarkStart w:id="16" w:name="_Toc242189499"/>
       <w:r>
         <w:t>Module 9 — Quality judgement (90 min)</w:t>
       </w:r>
@@ -8173,7 +8173,7 @@
         <w:pStyle w:val="Heading1"/>
         <w:pageBreakBefore/>
       </w:pPr>
-      <w:bookmarkStart w:id="17" w:name="_Toc242181681"/>
+      <w:bookmarkStart w:id="17" w:name="_Toc242189500"/>
       <w:r>
         <w:lastRenderedPageBreak/>
         <w:t>4. Role-plays and simulation</w:t>
@@ -8203,7 +8203,7 @@
           <w:left w:w="10" w:type="dxa"/>
           <w:right w:w="10" w:type="dxa"/>
         </w:tblCellMar>
-        <w:tblLook w:val="0000" w:firstRow="0" w:lastRow="0" w:firstColumn="0" w:lastColumn="0" w:noHBand="0" w:noVBand="0"/>
+        <w:tblLook w:val="04A0" w:firstRow="1" w:lastRow="0" w:firstColumn="1" w:lastColumn="0" w:noHBand="0" w:noVBand="1"/>
       </w:tblPr>
       <w:tblGrid>
         <w:gridCol w:w="1882"/>
@@ -9127,7 +9127,7 @@
       <w:pPr>
         <w:pStyle w:val="Heading2"/>
       </w:pPr>
-      <w:bookmarkStart w:id="18" w:name="_Toc242181682"/>
+      <w:bookmarkStart w:id="18" w:name="_Toc242189501"/>
       <w:r>
         <w:t>Field simulation (Day 3)</w:t>
       </w:r>
@@ -9222,7 +9222,7 @@
         <w:pStyle w:val="Heading1"/>
         <w:pageBreakBefore/>
       </w:pPr>
-      <w:bookmarkStart w:id="19" w:name="_Toc242181683"/>
+      <w:bookmarkStart w:id="19" w:name="_Toc242189502"/>
       <w:r>
         <w:lastRenderedPageBreak/>
         <w:t>5. Assessment and certification</w:t>
@@ -9233,7 +9233,7 @@
       <w:pPr>
         <w:pStyle w:val="Heading2"/>
       </w:pPr>
-      <w:bookmarkStart w:id="20" w:name="_Toc242181684"/>
+      <w:bookmarkStart w:id="20" w:name="_Toc242189503"/>
       <w:r>
         <w:t>5.1 Competencies</w:t>
       </w:r>
@@ -9254,7 +9254,7 @@
           <w:left w:w="10" w:type="dxa"/>
           <w:right w:w="10" w:type="dxa"/>
         </w:tblCellMar>
-        <w:tblLook w:val="0000" w:firstRow="0" w:lastRow="0" w:firstColumn="0" w:lastColumn="0" w:noHBand="0" w:noVBand="0"/>
+        <w:tblLook w:val="04A0" w:firstRow="1" w:lastRow="0" w:firstColumn="1" w:lastColumn="0" w:noHBand="0" w:noVBand="1"/>
       </w:tblPr>
       <w:tblGrid>
         <w:gridCol w:w="2071"/>
@@ -9624,7 +9624,7 @@
       <w:pPr>
         <w:pStyle w:val="Heading2"/>
       </w:pPr>
-      <w:bookmarkStart w:id="21" w:name="_Toc242181685"/>
+      <w:bookmarkStart w:id="21" w:name="_Toc242189504"/>
       <w:r>
         <w:t>5.2 Written assessment (answer key)</w:t>
       </w:r>
@@ -9653,7 +9653,7 @@
           <w:left w:w="10" w:type="dxa"/>
           <w:right w:w="10" w:type="dxa"/>
         </w:tblCellMar>
-        <w:tblLook w:val="0000" w:firstRow="0" w:lastRow="0" w:firstColumn="0" w:lastColumn="0" w:noHBand="0" w:noVBand="0"/>
+        <w:tblLook w:val="04A0" w:firstRow="1" w:lastRow="0" w:firstColumn="1" w:lastColumn="0" w:noHBand="0" w:noVBand="1"/>
       </w:tblPr>
       <w:tblGrid>
         <w:gridCol w:w="565"/>
@@ -10984,7 +10984,7 @@
       <w:pPr>
         <w:pStyle w:val="Heading2"/>
       </w:pPr>
-      <w:bookmarkStart w:id="22" w:name="_Toc242181686"/>
+      <w:bookmarkStart w:id="22" w:name="_Toc242189505"/>
       <w:r>
         <w:t>5.3 Practical assessment</w:t>
       </w:r>
@@ -11013,7 +11013,7 @@
           <w:left w:w="10" w:type="dxa"/>
           <w:right w:w="10" w:type="dxa"/>
         </w:tblCellMar>
-        <w:tblLook w:val="0000" w:firstRow="0" w:lastRow="0" w:firstColumn="0" w:lastColumn="0" w:noHBand="0" w:noVBand="0"/>
+        <w:tblLook w:val="04A0" w:firstRow="1" w:lastRow="0" w:firstColumn="1" w:lastColumn="0" w:noHBand="0" w:noVBand="1"/>
       </w:tblPr>
       <w:tblGrid>
         <w:gridCol w:w="1694"/>
@@ -12247,7 +12247,7 @@
         <w:pStyle w:val="Heading1"/>
         <w:pageBreakBefore/>
       </w:pPr>
-      <w:bookmarkStart w:id="23" w:name="_Toc242181687"/>
+      <w:bookmarkStart w:id="23" w:name="_Toc242189506"/>
       <w:r>
         <w:lastRenderedPageBreak/>
         <w:t>6. Attendance register</w:t>
@@ -12269,7 +12269,7 @@
           <w:left w:w="10" w:type="dxa"/>
           <w:right w:w="10" w:type="dxa"/>
         </w:tblCellMar>
-        <w:tblLook w:val="0000" w:firstRow="0" w:lastRow="0" w:firstColumn="0" w:lastColumn="0" w:noHBand="0" w:noVBand="0"/>
+        <w:tblLook w:val="04A0" w:firstRow="1" w:lastRow="0" w:firstColumn="1" w:lastColumn="0" w:noHBand="0" w:noVBand="1"/>
       </w:tblPr>
       <w:tblGrid>
         <w:gridCol w:w="2635"/>
@@ -13826,7 +13826,7 @@
         <w:sz w:val="16"/>
         <w:szCs w:val="16"/>
       </w:rPr>
-      <w:t>Version 1.24 · 6 October 2026</w:t>
+      <w:t>Version 1.25 · 6 October 2026</w:t>
     </w:r>
     <w:r>
       <w:rPr>
@@ -13999,68 +13999,10 @@
 <file path=word/numbering.xml><?xml version="1.0" encoding="utf-8"?>
 <w:numbering xmlns:wpc="http://schemas.microsoft.com/office/word/2010/wordprocessingCanvas" xmlns:cx="http://schemas.microsoft.com/office/drawing/2014/chartex" xmlns:cx1="http://schemas.microsoft.com/office/drawing/2015/9/8/chartex" xmlns:cx2="http://schemas.microsoft.com/office/drawing/2015/10/21/chartex" xmlns:cx3="http://schemas.microsoft.com/office/drawing/2016/5/9/chartex" xmlns:cx4="http://schemas.microsoft.com/office/drawing/2016/5/10/chartex" xmlns:cx5="http://schemas.microsoft.com/office/drawing/2016/5/11/chartex" xmlns:cx6="http://schemas.microsoft.com/office/drawing/2016/5/12/chartex" xmlns:cx7="http://schemas.microsoft.com/office/drawing/2016/5/13/chartex" xmlns:cx8="http://schemas.microsoft.com/office/drawing/2016/5/14/chartex" xmlns:mc="http://schemas.openxmlformats.org/markup-compatibility/2006" xmlns:aink="http://schemas.microsoft.com/office/drawing/2016/ink" xmlns:am3d="http://schemas.microsoft.com/office/drawing/2017/model3d" xmlns:o="urn:schemas-microsoft-com:office:office" xmlns:oel="http://schemas.microsoft.com/office/2019/extlst" xmlns:r="http://schemas.openxmlformats.org/officeDocument/2006/relationships" xmlns:m="http://schemas.openxmlformats.org/officeDocument/2006/math" xmlns:v="urn:schemas-microsoft-com:vml" xmlns:wp14="http://schemas.microsoft.com/office/word/2010/wordprocessingDrawing" xmlns:wp="http://schemas.openxmlformats.org/drawingml/2006/wordprocessingDrawing" xmlns:w10="urn:schemas-microsoft-com:office:word" xmlns:w="http://schemas.openxmlformats.org/wordprocessingml/2006/main" xmlns:w14="http://schemas.microsoft.com/office/word/2010/wordml" xmlns:w15="http://schemas.microsoft.com/office/word/2012/wordml" xmlns:w16cex="http://schemas.microsoft.com/office/word/2018/wordml/cex" xmlns:w16cid="http://schemas.microsoft.com/office/word/2016/wordml/cid" xmlns:w16="http://schemas.microsoft.com/office/word/2018/wordml" xmlns:w16sdtdh="http://schemas.microsoft.com/office/word/2020/wordml/sdtdatahash" xmlns:w16se="http://schemas.microsoft.com/office/word/2015/wordml/symex" xmlns:wpg="http://schemas.microsoft.com/office/word/2010/wordprocessingGroup" xmlns:wpi="http://schemas.microsoft.com/office/word/2010/wordprocessingInk" xmlns:wne="http://schemas.microsoft.com/office/word/2006/wordml" xmlns:wps="http://schemas.microsoft.com/office/word/2010/wordprocessingShape" mc:Ignorable="w14 w15 w16se w16cid w16 w16cex w16sdtdh wp14">
   <w:abstractNum w:abstractNumId="0" w15:restartNumberingAfterBreak="0">
-    <w:nsid w:val="12C8305C"/>
+    <w:nsid w:val="19894B62"/>
     <w:multiLevelType w:val="hybridMultilevel"/>
-    <w:tmpl w:val="F5EACEA4"/>
-    <w:lvl w:ilvl="0" w:tplc="FC2A6510">
-      <w:start w:val="1"/>
-      <w:numFmt w:val="bullet"/>
-      <w:lvlText w:val="•"/>
-      <w:lvlJc w:val="left"/>
-      <w:pPr>
-        <w:ind w:left="460" w:hanging="280"/>
-      </w:pPr>
-    </w:lvl>
-    <w:lvl w:ilvl="1" w:tplc="9E06D9B8">
-      <w:start w:val="1"/>
-      <w:numFmt w:val="bullet"/>
-      <w:lvlText w:val="–"/>
-      <w:lvlJc w:val="left"/>
-      <w:pPr>
-        <w:ind w:left="900" w:hanging="280"/>
-      </w:pPr>
-    </w:lvl>
-    <w:lvl w:ilvl="2" w:tplc="E01C0E12">
-      <w:numFmt w:val="decimal"/>
-      <w:lvlText w:val=""/>
-      <w:lvlJc w:val="left"/>
-    </w:lvl>
-    <w:lvl w:ilvl="3" w:tplc="3EFA75F2">
-      <w:numFmt w:val="decimal"/>
-      <w:lvlText w:val=""/>
-      <w:lvlJc w:val="left"/>
-    </w:lvl>
-    <w:lvl w:ilvl="4" w:tplc="3722887C">
-      <w:numFmt w:val="decimal"/>
-      <w:lvlText w:val=""/>
-      <w:lvlJc w:val="left"/>
-    </w:lvl>
-    <w:lvl w:ilvl="5" w:tplc="65DACD22">
-      <w:numFmt w:val="decimal"/>
-      <w:lvlText w:val=""/>
-      <w:lvlJc w:val="left"/>
-    </w:lvl>
-    <w:lvl w:ilvl="6" w:tplc="2D764F08">
-      <w:numFmt w:val="decimal"/>
-      <w:lvlText w:val=""/>
-      <w:lvlJc w:val="left"/>
-    </w:lvl>
-    <w:lvl w:ilvl="7" w:tplc="3B521228">
-      <w:numFmt w:val="decimal"/>
-      <w:lvlText w:val=""/>
-      <w:lvlJc w:val="left"/>
-    </w:lvl>
-    <w:lvl w:ilvl="8" w:tplc="D4229486">
-      <w:numFmt w:val="decimal"/>
-      <w:lvlText w:val=""/>
-      <w:lvlJc w:val="left"/>
-    </w:lvl>
-  </w:abstractNum>
-  <w:abstractNum w:abstractNumId="1" w15:restartNumberingAfterBreak="0">
-    <w:nsid w:val="518367C2"/>
-    <w:multiLevelType w:val="hybridMultilevel"/>
-    <w:tmpl w:val="97620664"/>
-    <w:lvl w:ilvl="0" w:tplc="839A3302">
+    <w:tmpl w:val="80EC6DF6"/>
+    <w:lvl w:ilvl="0" w:tplc="12B061BC">
       <w:start w:val="1"/>
       <w:numFmt w:val="bullet"/>
       <w:lvlText w:val="●"/>
@@ -14069,7 +14011,7 @@
         <w:ind w:left="720" w:hanging="360"/>
       </w:pPr>
     </w:lvl>
-    <w:lvl w:ilvl="1" w:tplc="36F26FEC">
+    <w:lvl w:ilvl="1" w:tplc="E93660A2">
       <w:start w:val="1"/>
       <w:numFmt w:val="bullet"/>
       <w:lvlText w:val="○"/>
@@ -14078,7 +14020,7 @@
         <w:ind w:left="1440" w:hanging="360"/>
       </w:pPr>
     </w:lvl>
-    <w:lvl w:ilvl="2" w:tplc="17BCD948">
+    <w:lvl w:ilvl="2" w:tplc="7E700E36">
       <w:start w:val="1"/>
       <w:numFmt w:val="bullet"/>
       <w:lvlText w:val="■"/>
@@ -14087,7 +14029,7 @@
         <w:ind w:left="2160" w:hanging="360"/>
       </w:pPr>
     </w:lvl>
-    <w:lvl w:ilvl="3" w:tplc="3D4611E6">
+    <w:lvl w:ilvl="3" w:tplc="7E34FF9A">
       <w:start w:val="1"/>
       <w:numFmt w:val="bullet"/>
       <w:lvlText w:val="●"/>
@@ -14096,7 +14038,7 @@
         <w:ind w:left="2880" w:hanging="360"/>
       </w:pPr>
     </w:lvl>
-    <w:lvl w:ilvl="4" w:tplc="0B78432A">
+    <w:lvl w:ilvl="4" w:tplc="83CEFB48">
       <w:start w:val="1"/>
       <w:numFmt w:val="bullet"/>
       <w:lvlText w:val="○"/>
@@ -14105,7 +14047,7 @@
         <w:ind w:left="3600" w:hanging="360"/>
       </w:pPr>
     </w:lvl>
-    <w:lvl w:ilvl="5" w:tplc="1602B84C">
+    <w:lvl w:ilvl="5" w:tplc="B914CE66">
       <w:start w:val="1"/>
       <w:numFmt w:val="bullet"/>
       <w:lvlText w:val="■"/>
@@ -14114,7 +14056,7 @@
         <w:ind w:left="4320" w:hanging="360"/>
       </w:pPr>
     </w:lvl>
-    <w:lvl w:ilvl="6" w:tplc="B798C30A">
+    <w:lvl w:ilvl="6" w:tplc="D7EE70B4">
       <w:start w:val="1"/>
       <w:numFmt w:val="bullet"/>
       <w:lvlText w:val="●"/>
@@ -14123,7 +14065,7 @@
         <w:ind w:left="5040" w:hanging="360"/>
       </w:pPr>
     </w:lvl>
-    <w:lvl w:ilvl="7" w:tplc="DBA8721C">
+    <w:lvl w:ilvl="7" w:tplc="12AC912C">
       <w:start w:val="1"/>
       <w:numFmt w:val="bullet"/>
       <w:lvlText w:val="●"/>
@@ -14132,7 +14074,7 @@
         <w:ind w:left="5760" w:hanging="360"/>
       </w:pPr>
     </w:lvl>
-    <w:lvl w:ilvl="8" w:tplc="00A28018">
+    <w:lvl w:ilvl="8" w:tplc="D1B81ADA">
       <w:start w:val="1"/>
       <w:numFmt w:val="bullet"/>
       <w:lvlText w:val="●"/>
@@ -14142,11 +14084,11 @@
       </w:pPr>
     </w:lvl>
   </w:abstractNum>
-  <w:abstractNum w:abstractNumId="2" w15:restartNumberingAfterBreak="0">
-    <w:nsid w:val="5A744BC9"/>
+  <w:abstractNum w:abstractNumId="1" w15:restartNumberingAfterBreak="0">
+    <w:nsid w:val="309053F3"/>
     <w:multiLevelType w:val="hybridMultilevel"/>
-    <w:tmpl w:val="4E021CC2"/>
-    <w:lvl w:ilvl="0" w:tplc="B63A507C">
+    <w:tmpl w:val="C728BB52"/>
+    <w:lvl w:ilvl="0" w:tplc="DB9ED734">
       <w:start w:val="1"/>
       <w:numFmt w:val="decimal"/>
       <w:lvlText w:val="%1."/>
@@ -14160,52 +14102,110 @@
         <w:color w:val="A67C27"/>
       </w:rPr>
     </w:lvl>
-    <w:lvl w:ilvl="1" w:tplc="1EA87906">
+    <w:lvl w:ilvl="1" w:tplc="6C349B48">
       <w:numFmt w:val="decimal"/>
       <w:lvlText w:val=""/>
       <w:lvlJc w:val="left"/>
     </w:lvl>
-    <w:lvl w:ilvl="2" w:tplc="81480C98">
+    <w:lvl w:ilvl="2" w:tplc="84D09872">
       <w:numFmt w:val="decimal"/>
       <w:lvlText w:val=""/>
       <w:lvlJc w:val="left"/>
     </w:lvl>
-    <w:lvl w:ilvl="3" w:tplc="8D6AB24A">
+    <w:lvl w:ilvl="3" w:tplc="F9781234">
       <w:numFmt w:val="decimal"/>
       <w:lvlText w:val=""/>
       <w:lvlJc w:val="left"/>
     </w:lvl>
-    <w:lvl w:ilvl="4" w:tplc="56F8CF06">
+    <w:lvl w:ilvl="4" w:tplc="D7185B54">
       <w:numFmt w:val="decimal"/>
       <w:lvlText w:val=""/>
       <w:lvlJc w:val="left"/>
     </w:lvl>
-    <w:lvl w:ilvl="5" w:tplc="BD70E452">
+    <w:lvl w:ilvl="5" w:tplc="0CA45784">
       <w:numFmt w:val="decimal"/>
       <w:lvlText w:val=""/>
       <w:lvlJc w:val="left"/>
     </w:lvl>
-    <w:lvl w:ilvl="6" w:tplc="9E162602">
+    <w:lvl w:ilvl="6" w:tplc="DBE0D206">
       <w:numFmt w:val="decimal"/>
       <w:lvlText w:val=""/>
       <w:lvlJc w:val="left"/>
     </w:lvl>
-    <w:lvl w:ilvl="7" w:tplc="72CC7254">
+    <w:lvl w:ilvl="7" w:tplc="BE2ADD58">
       <w:numFmt w:val="decimal"/>
       <w:lvlText w:val=""/>
       <w:lvlJc w:val="left"/>
     </w:lvl>
-    <w:lvl w:ilvl="8" w:tplc="69DA2A1A">
+    <w:lvl w:ilvl="8" w:tplc="1EDC5A7E">
+      <w:numFmt w:val="decimal"/>
+      <w:lvlText w:val=""/>
+      <w:lvlJc w:val="left"/>
+    </w:lvl>
+  </w:abstractNum>
+  <w:abstractNum w:abstractNumId="2" w15:restartNumberingAfterBreak="0">
+    <w:nsid w:val="4B832DE7"/>
+    <w:multiLevelType w:val="hybridMultilevel"/>
+    <w:tmpl w:val="4FF85598"/>
+    <w:lvl w:ilvl="0" w:tplc="3746E842">
+      <w:start w:val="1"/>
+      <w:numFmt w:val="bullet"/>
+      <w:lvlText w:val="•"/>
+      <w:lvlJc w:val="left"/>
+      <w:pPr>
+        <w:ind w:left="460" w:hanging="280"/>
+      </w:pPr>
+    </w:lvl>
+    <w:lvl w:ilvl="1" w:tplc="DF3CAD44">
+      <w:start w:val="1"/>
+      <w:numFmt w:val="bullet"/>
+      <w:lvlText w:val="–"/>
+      <w:lvlJc w:val="left"/>
+      <w:pPr>
+        <w:ind w:left="900" w:hanging="280"/>
+      </w:pPr>
+    </w:lvl>
+    <w:lvl w:ilvl="2" w:tplc="79C26446">
+      <w:numFmt w:val="decimal"/>
+      <w:lvlText w:val=""/>
+      <w:lvlJc w:val="left"/>
+    </w:lvl>
+    <w:lvl w:ilvl="3" w:tplc="326CC296">
+      <w:numFmt w:val="decimal"/>
+      <w:lvlText w:val=""/>
+      <w:lvlJc w:val="left"/>
+    </w:lvl>
+    <w:lvl w:ilvl="4" w:tplc="B082D6BA">
+      <w:numFmt w:val="decimal"/>
+      <w:lvlText w:val=""/>
+      <w:lvlJc w:val="left"/>
+    </w:lvl>
+    <w:lvl w:ilvl="5" w:tplc="16DE8FA0">
+      <w:numFmt w:val="decimal"/>
+      <w:lvlText w:val=""/>
+      <w:lvlJc w:val="left"/>
+    </w:lvl>
+    <w:lvl w:ilvl="6" w:tplc="87F068D8">
+      <w:numFmt w:val="decimal"/>
+      <w:lvlText w:val=""/>
+      <w:lvlJc w:val="left"/>
+    </w:lvl>
+    <w:lvl w:ilvl="7" w:tplc="C35C2272">
+      <w:numFmt w:val="decimal"/>
+      <w:lvlText w:val=""/>
+      <w:lvlJc w:val="left"/>
+    </w:lvl>
+    <w:lvl w:ilvl="8" w:tplc="C1184D3E">
       <w:numFmt w:val="decimal"/>
       <w:lvlText w:val=""/>
       <w:lvlJc w:val="left"/>
     </w:lvl>
   </w:abstractNum>
   <w:abstractNum w:abstractNumId="3" w15:restartNumberingAfterBreak="0">
-    <w:nsid w:val="5BCD0291"/>
+    <w:nsid w:val="724D3238"/>
     <w:multiLevelType w:val="hybridMultilevel"/>
-    <w:tmpl w:val="5B9029AA"/>
-    <w:lvl w:ilvl="0" w:tplc="A802C24A">
+    <w:tmpl w:val="89D6526C"/>
+    <w:lvl w:ilvl="0" w:tplc="7708FD0C">
       <w:start w:val="1"/>
       <w:numFmt w:val="decimal"/>
       <w:lvlText w:val="%1."/>
@@ -14219,67 +14219,67 @@
         <w:color w:val="A67C27"/>
       </w:rPr>
     </w:lvl>
-    <w:lvl w:ilvl="1" w:tplc="3FDC4E9E">
+    <w:lvl w:ilvl="1" w:tplc="43BE593A">
       <w:numFmt w:val="decimal"/>
       <w:lvlText w:val=""/>
       <w:lvlJc w:val="left"/>
     </w:lvl>
-    <w:lvl w:ilvl="2" w:tplc="866C4414">
+    <w:lvl w:ilvl="2" w:tplc="757225AE">
       <w:numFmt w:val="decimal"/>
       <w:lvlText w:val=""/>
       <w:lvlJc w:val="left"/>
     </w:lvl>
-    <w:lvl w:ilvl="3" w:tplc="0F12844A">
+    <w:lvl w:ilvl="3" w:tplc="CA721DEE">
       <w:numFmt w:val="decimal"/>
       <w:lvlText w:val=""/>
       <w:lvlJc w:val="left"/>
     </w:lvl>
-    <w:lvl w:ilvl="4" w:tplc="879008EE">
+    <w:lvl w:ilvl="4" w:tplc="921E13B0">
       <w:numFmt w:val="decimal"/>
       <w:lvlText w:val=""/>
       <w:lvlJc w:val="left"/>
     </w:lvl>
-    <w:lvl w:ilvl="5" w:tplc="EA1A8894">
+    <w:lvl w:ilvl="5" w:tplc="9EDE58A0">
       <w:numFmt w:val="decimal"/>
       <w:lvlText w:val=""/>
       <w:lvlJc w:val="left"/>
     </w:lvl>
-    <w:lvl w:ilvl="6" w:tplc="0F8CC6D8">
+    <w:lvl w:ilvl="6" w:tplc="4D2A95F4">
       <w:numFmt w:val="decimal"/>
       <w:lvlText w:val=""/>
       <w:lvlJc w:val="left"/>
     </w:lvl>
-    <w:lvl w:ilvl="7" w:tplc="F7FE502E">
+    <w:lvl w:ilvl="7" w:tplc="502AE1C6">
       <w:numFmt w:val="decimal"/>
       <w:lvlText w:val=""/>
       <w:lvlJc w:val="left"/>
     </w:lvl>
-    <w:lvl w:ilvl="8" w:tplc="6E5A10A6">
+    <w:lvl w:ilvl="8" w:tplc="273C8F28">
       <w:numFmt w:val="decimal"/>
       <w:lvlText w:val=""/>
       <w:lvlJc w:val="left"/>
     </w:lvl>
   </w:abstractNum>
-  <w:num w:numId="1" w16cid:durableId="44374029">
-    <w:abstractNumId w:val="1"/>
-    <w:lvlOverride w:ilvl="0">
-      <w:startOverride w:val="1"/>
-    </w:lvlOverride>
-  </w:num>
-  <w:num w:numId="2" w16cid:durableId="1999533505">
+  <w:num w:numId="1" w16cid:durableId="1874345561">
     <w:abstractNumId w:val="0"/>
     <w:lvlOverride w:ilvl="0">
       <w:startOverride w:val="1"/>
     </w:lvlOverride>
   </w:num>
-  <w:num w:numId="3" w16cid:durableId="1734310425">
+  <w:num w:numId="2" w16cid:durableId="1628702650">
+    <w:abstractNumId w:val="2"/>
+    <w:lvlOverride w:ilvl="0">
+      <w:startOverride w:val="1"/>
+    </w:lvlOverride>
+  </w:num>
+  <w:num w:numId="3" w16cid:durableId="2012635557">
     <w:abstractNumId w:val="3"/>
     <w:lvlOverride w:ilvl="0">
       <w:startOverride w:val="1"/>
     </w:lvlOverride>
   </w:num>
-  <w:num w:numId="4" w16cid:durableId="523978337">
-    <w:abstractNumId w:val="2"/>
+  <w:num w:numId="4" w16cid:durableId="2102875326">
+    <w:abstractNumId w:val="1"/>
     <w:lvlOverride w:ilvl="0">
       <w:startOverride w:val="1"/>
     </w:lvlOverride>
@@ -14904,7 +14904,7 @@
     <w:autoRedefine/>
     <w:uiPriority w:val="39"/>
     <w:unhideWhenUsed/>
-    <w:rsid w:val="00F10676"/>
+    <w:rsid w:val="00C85E42"/>
     <w:pPr>
       <w:spacing w:after="100"/>
     </w:pPr>
@@ -14916,7 +14916,7 @@
     <w:autoRedefine/>
     <w:uiPriority w:val="39"/>
     <w:unhideWhenUsed/>
-    <w:rsid w:val="00F10676"/>
+    <w:rsid w:val="00C85E42"/>
     <w:pPr>
       <w:spacing w:after="100"/>
       <w:ind w:left="210"/>

--- a/docs/manuals/RA_Training_Programme_and_Facilitator_Guide.docx
+++ b/docs/manuals/RA_Training_Programme_and_Facilitator_Guide.docx
@@ -469,7 +469,7 @@
                 <w:sz w:val="19"/>
                 <w:szCs w:val="19"/>
               </w:rPr>
-              <w:t>Version 1.25 · 6 October 2026</w:t>
+              <w:t>Version 1.26 · 6 October 2026</w:t>
             </w:r>
           </w:p>
         </w:tc>
@@ -538,7 +538,7 @@
     <w:sdt>
       <w:sdtPr>
         <w:alias w:val="Contents"/>
-        <w:id w:val="1701506945"/>
+        <w:id w:val="295576225"/>
       </w:sdtPr>
       <w:sdtEndPr/>
       <w:sdtContent>
@@ -567,7 +567,7 @@
           <w:r>
             <w:fldChar w:fldCharType="separate"/>
           </w:r>
-          <w:hyperlink w:anchor="_Toc242189483" w:history="1">
+          <w:hyperlink w:anchor="_Toc242193917" w:history="1">
             <w:r>
               <w:rPr>
                 <w:rStyle w:val="Hyperlink"/>
@@ -591,7 +591,7 @@
               <w:rPr>
                 <w:noProof/>
               </w:rPr>
-              <w:instrText xml:space="preserve"> PAGEREF _Toc242189483 \h </w:instrText>
+              <w:instrText xml:space="preserve"> PAGEREF _Toc242193917 \h </w:instrText>
             </w:r>
             <w:r>
               <w:rPr>
@@ -634,7 +634,7 @@
               <w14:ligatures w14:val="standardContextual"/>
             </w:rPr>
           </w:pPr>
-          <w:hyperlink w:anchor="_Toc242189484" w:history="1">
+          <w:hyperlink w:anchor="_Toc242193918" w:history="1">
             <w:r>
               <w:rPr>
                 <w:rStyle w:val="Hyperlink"/>
@@ -658,7 +658,7 @@
               <w:rPr>
                 <w:noProof/>
               </w:rPr>
-              <w:instrText xml:space="preserve"> PAGEREF _Toc242189484 \h </w:instrText>
+              <w:instrText xml:space="preserve"> PAGEREF _Toc242193918 \h </w:instrText>
             </w:r>
             <w:r>
               <w:rPr>
@@ -701,7 +701,7 @@
               <w14:ligatures w14:val="standardContextual"/>
             </w:rPr>
           </w:pPr>
-          <w:hyperlink w:anchor="_Toc242189485" w:history="1">
+          <w:hyperlink w:anchor="_Toc242193919" w:history="1">
             <w:r>
               <w:rPr>
                 <w:rStyle w:val="Hyperlink"/>
@@ -725,7 +725,7 @@
               <w:rPr>
                 <w:noProof/>
               </w:rPr>
-              <w:instrText xml:space="preserve"> PAGEREF _Toc242189485 \h </w:instrText>
+              <w:instrText xml:space="preserve"> PAGEREF _Toc242193919 \h </w:instrText>
             </w:r>
             <w:r>
               <w:rPr>
@@ -768,7 +768,7 @@
               <w14:ligatures w14:val="standardContextual"/>
             </w:rPr>
           </w:pPr>
-          <w:hyperlink w:anchor="_Toc242189486" w:history="1">
+          <w:hyperlink w:anchor="_Toc242193920" w:history="1">
             <w:r>
               <w:rPr>
                 <w:rStyle w:val="Hyperlink"/>
@@ -792,7 +792,7 @@
               <w:rPr>
                 <w:noProof/>
               </w:rPr>
-              <w:instrText xml:space="preserve"> PAGEREF _Toc242189486 \h </w:instrText>
+              <w:instrText xml:space="preserve"> PAGEREF _Toc242193920 \h </w:instrText>
             </w:r>
             <w:r>
               <w:rPr>
@@ -835,7 +835,7 @@
               <w14:ligatures w14:val="standardContextual"/>
             </w:rPr>
           </w:pPr>
-          <w:hyperlink w:anchor="_Toc242189487" w:history="1">
+          <w:hyperlink w:anchor="_Toc242193921" w:history="1">
             <w:r>
               <w:rPr>
                 <w:rStyle w:val="Hyperlink"/>
@@ -859,7 +859,7 @@
               <w:rPr>
                 <w:noProof/>
               </w:rPr>
-              <w:instrText xml:space="preserve"> PAGEREF _Toc242189487 \h </w:instrText>
+              <w:instrText xml:space="preserve"> PAGEREF _Toc242193921 \h </w:instrText>
             </w:r>
             <w:r>
               <w:rPr>
@@ -902,7 +902,7 @@
               <w14:ligatures w14:val="standardContextual"/>
             </w:rPr>
           </w:pPr>
-          <w:hyperlink w:anchor="_Toc242189488" w:history="1">
+          <w:hyperlink w:anchor="_Toc242193922" w:history="1">
             <w:r>
               <w:rPr>
                 <w:rStyle w:val="Hyperlink"/>
@@ -926,7 +926,7 @@
               <w:rPr>
                 <w:noProof/>
               </w:rPr>
-              <w:instrText xml:space="preserve"> PAGEREF _Toc242189488 \h </w:instrText>
+              <w:instrText xml:space="preserve"> PAGEREF _Toc242193922 \h </w:instrText>
             </w:r>
             <w:r>
               <w:rPr>
@@ -969,7 +969,7 @@
               <w14:ligatures w14:val="standardContextual"/>
             </w:rPr>
           </w:pPr>
-          <w:hyperlink w:anchor="_Toc242189489" w:history="1">
+          <w:hyperlink w:anchor="_Toc242193923" w:history="1">
             <w:r>
               <w:rPr>
                 <w:rStyle w:val="Hyperlink"/>
@@ -993,7 +993,7 @@
               <w:rPr>
                 <w:noProof/>
               </w:rPr>
-              <w:instrText xml:space="preserve"> PAGEREF _Toc242189489 \h </w:instrText>
+              <w:instrText xml:space="preserve"> PAGEREF _Toc242193923 \h </w:instrText>
             </w:r>
             <w:r>
               <w:rPr>
@@ -1036,7 +1036,7 @@
               <w14:ligatures w14:val="standardContextual"/>
             </w:rPr>
           </w:pPr>
-          <w:hyperlink w:anchor="_Toc242189490" w:history="1">
+          <w:hyperlink w:anchor="_Toc242193924" w:history="1">
             <w:r>
               <w:rPr>
                 <w:rStyle w:val="Hyperlink"/>
@@ -1060,7 +1060,7 @@
               <w:rPr>
                 <w:noProof/>
               </w:rPr>
-              <w:instrText xml:space="preserve"> PAGEREF _Toc242189490 \h </w:instrText>
+              <w:instrText xml:space="preserve"> PAGEREF _Toc242193924 \h </w:instrText>
             </w:r>
             <w:r>
               <w:rPr>
@@ -1103,7 +1103,7 @@
               <w14:ligatures w14:val="standardContextual"/>
             </w:rPr>
           </w:pPr>
-          <w:hyperlink w:anchor="_Toc242189491" w:history="1">
+          <w:hyperlink w:anchor="_Toc242193925" w:history="1">
             <w:r>
               <w:rPr>
                 <w:rStyle w:val="Hyperlink"/>
@@ -1127,7 +1127,7 @@
               <w:rPr>
                 <w:noProof/>
               </w:rPr>
-              <w:instrText xml:space="preserve"> PAGEREF _Toc242189491 \h </w:instrText>
+              <w:instrText xml:space="preserve"> PAGEREF _Toc242193925 \h </w:instrText>
             </w:r>
             <w:r>
               <w:rPr>
@@ -1170,7 +1170,7 @@
               <w14:ligatures w14:val="standardContextual"/>
             </w:rPr>
           </w:pPr>
-          <w:hyperlink w:anchor="_Toc242189492" w:history="1">
+          <w:hyperlink w:anchor="_Toc242193926" w:history="1">
             <w:r>
               <w:rPr>
                 <w:rStyle w:val="Hyperlink"/>
@@ -1194,7 +1194,7 @@
               <w:rPr>
                 <w:noProof/>
               </w:rPr>
-              <w:instrText xml:space="preserve"> PAGEREF _Toc242189492 \h </w:instrText>
+              <w:instrText xml:space="preserve"> PAGEREF _Toc242193926 \h </w:instrText>
             </w:r>
             <w:r>
               <w:rPr>
@@ -1237,7 +1237,7 @@
               <w14:ligatures w14:val="standardContextual"/>
             </w:rPr>
           </w:pPr>
-          <w:hyperlink w:anchor="_Toc242189493" w:history="1">
+          <w:hyperlink w:anchor="_Toc242193927" w:history="1">
             <w:r>
               <w:rPr>
                 <w:rStyle w:val="Hyperlink"/>
@@ -1261,7 +1261,7 @@
               <w:rPr>
                 <w:noProof/>
               </w:rPr>
-              <w:instrText xml:space="preserve"> PAGEREF _Toc242189493 \h </w:instrText>
+              <w:instrText xml:space="preserve"> PAGEREF _Toc242193927 \h </w:instrText>
             </w:r>
             <w:r>
               <w:rPr>
@@ -1304,7 +1304,7 @@
               <w14:ligatures w14:val="standardContextual"/>
             </w:rPr>
           </w:pPr>
-          <w:hyperlink w:anchor="_Toc242189494" w:history="1">
+          <w:hyperlink w:anchor="_Toc242193928" w:history="1">
             <w:r>
               <w:rPr>
                 <w:rStyle w:val="Hyperlink"/>
@@ -1328,7 +1328,7 @@
               <w:rPr>
                 <w:noProof/>
               </w:rPr>
-              <w:instrText xml:space="preserve"> PAGEREF _Toc242189494 \h </w:instrText>
+              <w:instrText xml:space="preserve"> PAGEREF _Toc242193928 \h </w:instrText>
             </w:r>
             <w:r>
               <w:rPr>
@@ -1371,7 +1371,7 @@
               <w14:ligatures w14:val="standardContextual"/>
             </w:rPr>
           </w:pPr>
-          <w:hyperlink w:anchor="_Toc242189495" w:history="1">
+          <w:hyperlink w:anchor="_Toc242193929" w:history="1">
             <w:r>
               <w:rPr>
                 <w:rStyle w:val="Hyperlink"/>
@@ -1395,7 +1395,7 @@
               <w:rPr>
                 <w:noProof/>
               </w:rPr>
-              <w:instrText xml:space="preserve"> PAGEREF _Toc242189495 \h </w:instrText>
+              <w:instrText xml:space="preserve"> PAGEREF _Toc242193929 \h </w:instrText>
             </w:r>
             <w:r>
               <w:rPr>
@@ -1438,7 +1438,7 @@
               <w14:ligatures w14:val="standardContextual"/>
             </w:rPr>
           </w:pPr>
-          <w:hyperlink w:anchor="_Toc242189496" w:history="1">
+          <w:hyperlink w:anchor="_Toc242193930" w:history="1">
             <w:r>
               <w:rPr>
                 <w:rStyle w:val="Hyperlink"/>
@@ -1462,7 +1462,7 @@
               <w:rPr>
                 <w:noProof/>
               </w:rPr>
-              <w:instrText xml:space="preserve"> PAGEREF _Toc242189496 \h </w:instrText>
+              <w:instrText xml:space="preserve"> PAGEREF _Toc242193930 \h </w:instrText>
             </w:r>
             <w:r>
               <w:rPr>
@@ -1505,7 +1505,7 @@
               <w14:ligatures w14:val="standardContextual"/>
             </w:rPr>
           </w:pPr>
-          <w:hyperlink w:anchor="_Toc242189497" w:history="1">
+          <w:hyperlink w:anchor="_Toc242193931" w:history="1">
             <w:r>
               <w:rPr>
                 <w:rStyle w:val="Hyperlink"/>
@@ -1529,7 +1529,7 @@
               <w:rPr>
                 <w:noProof/>
               </w:rPr>
-              <w:instrText xml:space="preserve"> PAGEREF _Toc242189497 \h </w:instrText>
+              <w:instrText xml:space="preserve"> PAGEREF _Toc242193931 \h </w:instrText>
             </w:r>
             <w:r>
               <w:rPr>
@@ -1572,7 +1572,7 @@
               <w14:ligatures w14:val="standardContextual"/>
             </w:rPr>
           </w:pPr>
-          <w:hyperlink w:anchor="_Toc242189498" w:history="1">
+          <w:hyperlink w:anchor="_Toc242193932" w:history="1">
             <w:r>
               <w:rPr>
                 <w:rStyle w:val="Hyperlink"/>
@@ -1596,7 +1596,7 @@
               <w:rPr>
                 <w:noProof/>
               </w:rPr>
-              <w:instrText xml:space="preserve"> PAGEREF _Toc242189498 \h </w:instrText>
+              <w:instrText xml:space="preserve"> PAGEREF _Toc242193932 \h </w:instrText>
             </w:r>
             <w:r>
               <w:rPr>
@@ -1639,7 +1639,7 @@
               <w14:ligatures w14:val="standardContextual"/>
             </w:rPr>
           </w:pPr>
-          <w:hyperlink w:anchor="_Toc242189499" w:history="1">
+          <w:hyperlink w:anchor="_Toc242193933" w:history="1">
             <w:r>
               <w:rPr>
                 <w:rStyle w:val="Hyperlink"/>
@@ -1663,7 +1663,7 @@
               <w:rPr>
                 <w:noProof/>
               </w:rPr>
-              <w:instrText xml:space="preserve"> PAGEREF _Toc242189499 \h </w:instrText>
+              <w:instrText xml:space="preserve"> PAGEREF _Toc242193933 \h </w:instrText>
             </w:r>
             <w:r>
               <w:rPr>
@@ -1706,7 +1706,7 @@
               <w14:ligatures w14:val="standardContextual"/>
             </w:rPr>
           </w:pPr>
-          <w:hyperlink w:anchor="_Toc242189500" w:history="1">
+          <w:hyperlink w:anchor="_Toc242193934" w:history="1">
             <w:r>
               <w:rPr>
                 <w:rStyle w:val="Hyperlink"/>
@@ -1730,7 +1730,7 @@
               <w:rPr>
                 <w:noProof/>
               </w:rPr>
-              <w:instrText xml:space="preserve"> PAGEREF _Toc242189500 \h </w:instrText>
+              <w:instrText xml:space="preserve"> PAGEREF _Toc242193934 \h </w:instrText>
             </w:r>
             <w:r>
               <w:rPr>
@@ -1773,7 +1773,7 @@
               <w14:ligatures w14:val="standardContextual"/>
             </w:rPr>
           </w:pPr>
-          <w:hyperlink w:anchor="_Toc242189501" w:history="1">
+          <w:hyperlink w:anchor="_Toc242193935" w:history="1">
             <w:r>
               <w:rPr>
                 <w:rStyle w:val="Hyperlink"/>
@@ -1797,7 +1797,7 @@
               <w:rPr>
                 <w:noProof/>
               </w:rPr>
-              <w:instrText xml:space="preserve"> PAGEREF _Toc242189501 \h </w:instrText>
+              <w:instrText xml:space="preserve"> PAGEREF _Toc242193935 \h </w:instrText>
             </w:r>
             <w:r>
               <w:rPr>
@@ -1840,7 +1840,7 @@
               <w14:ligatures w14:val="standardContextual"/>
             </w:rPr>
           </w:pPr>
-          <w:hyperlink w:anchor="_Toc242189502" w:history="1">
+          <w:hyperlink w:anchor="_Toc242193936" w:history="1">
             <w:r>
               <w:rPr>
                 <w:rStyle w:val="Hyperlink"/>
@@ -1864,7 +1864,7 @@
               <w:rPr>
                 <w:noProof/>
               </w:rPr>
-              <w:instrText xml:space="preserve"> PAGEREF _Toc242189502 \h </w:instrText>
+              <w:instrText xml:space="preserve"> PAGEREF _Toc242193936 \h </w:instrText>
             </w:r>
             <w:r>
               <w:rPr>
@@ -1907,7 +1907,7 @@
               <w14:ligatures w14:val="standardContextual"/>
             </w:rPr>
           </w:pPr>
-          <w:hyperlink w:anchor="_Toc242189503" w:history="1">
+          <w:hyperlink w:anchor="_Toc242193937" w:history="1">
             <w:r>
               <w:rPr>
                 <w:rStyle w:val="Hyperlink"/>
@@ -1931,7 +1931,7 @@
               <w:rPr>
                 <w:noProof/>
               </w:rPr>
-              <w:instrText xml:space="preserve"> PAGEREF _Toc242189503 \h </w:instrText>
+              <w:instrText xml:space="preserve"> PAGEREF _Toc242193937 \h </w:instrText>
             </w:r>
             <w:r>
               <w:rPr>
@@ -1974,7 +1974,7 @@
               <w14:ligatures w14:val="standardContextual"/>
             </w:rPr>
           </w:pPr>
-          <w:hyperlink w:anchor="_Toc242189504" w:history="1">
+          <w:hyperlink w:anchor="_Toc242193938" w:history="1">
             <w:r>
               <w:rPr>
                 <w:rStyle w:val="Hyperlink"/>
@@ -1998,7 +1998,7 @@
               <w:rPr>
                 <w:noProof/>
               </w:rPr>
-              <w:instrText xml:space="preserve"> PAGEREF _Toc242189504 \h </w:instrText>
+              <w:instrText xml:space="preserve"> PAGEREF _Toc242193938 \h </w:instrText>
             </w:r>
             <w:r>
               <w:rPr>
@@ -2041,7 +2041,7 @@
               <w14:ligatures w14:val="standardContextual"/>
             </w:rPr>
           </w:pPr>
-          <w:hyperlink w:anchor="_Toc242189505" w:history="1">
+          <w:hyperlink w:anchor="_Toc242193939" w:history="1">
             <w:r>
               <w:rPr>
                 <w:rStyle w:val="Hyperlink"/>
@@ -2065,7 +2065,7 @@
               <w:rPr>
                 <w:noProof/>
               </w:rPr>
-              <w:instrText xml:space="preserve"> PAGEREF _Toc242189505 \h </w:instrText>
+              <w:instrText xml:space="preserve"> PAGEREF _Toc242193939 \h </w:instrText>
             </w:r>
             <w:r>
               <w:rPr>
@@ -2108,7 +2108,7 @@
               <w14:ligatures w14:val="standardContextual"/>
             </w:rPr>
           </w:pPr>
-          <w:hyperlink w:anchor="_Toc242189506" w:history="1">
+          <w:hyperlink w:anchor="_Toc242193940" w:history="1">
             <w:r>
               <w:rPr>
                 <w:rStyle w:val="Hyperlink"/>
@@ -2132,7 +2132,7 @@
               <w:rPr>
                 <w:noProof/>
               </w:rPr>
-              <w:instrText xml:space="preserve"> PAGEREF _Toc242189506 \h </w:instrText>
+              <w:instrText xml:space="preserve"> PAGEREF _Toc242193940 \h </w:instrText>
             </w:r>
             <w:r>
               <w:rPr>
@@ -2171,7 +2171,7 @@
         <w:pStyle w:val="Heading1"/>
         <w:pageBreakBefore/>
       </w:pPr>
-      <w:bookmarkStart w:id="0" w:name="_Toc242189483"/>
+      <w:bookmarkStart w:id="0" w:name="_Toc242193917"/>
       <w:r>
         <w:lastRenderedPageBreak/>
         <w:t>1. Programme overview</w:t>
@@ -2577,7 +2577,7 @@
       <w:pPr>
         <w:pStyle w:val="Heading2"/>
       </w:pPr>
-      <w:bookmarkStart w:id="1" w:name="_Toc242189484"/>
+      <w:bookmarkStart w:id="1" w:name="_Toc242193918"/>
       <w:r>
         <w:t>1.1 Learning objectives</w:t>
       </w:r>
@@ -2678,7 +2678,7 @@
       <w:pPr>
         <w:pStyle w:val="Heading2"/>
       </w:pPr>
-      <w:bookmarkStart w:id="2" w:name="_Toc242189485"/>
+      <w:bookmarkStart w:id="2" w:name="_Toc242193919"/>
       <w:r>
         <w:t>1.2 Before the training (facilitator checklist)</w:t>
       </w:r>
@@ -3214,7 +3214,7 @@
       <w:pPr>
         <w:pStyle w:val="Heading2"/>
       </w:pPr>
-      <w:bookmarkStart w:id="3" w:name="_Toc242189486"/>
+      <w:bookmarkStart w:id="3" w:name="_Toc242193920"/>
       <w:r>
         <w:t>1.3 The practice environment</w:t>
       </w:r>
@@ -3360,7 +3360,7 @@
         <w:pStyle w:val="Heading1"/>
         <w:pageBreakBefore/>
       </w:pPr>
-      <w:bookmarkStart w:id="4" w:name="_Toc242189487"/>
+      <w:bookmarkStart w:id="4" w:name="_Toc242193921"/>
       <w:r>
         <w:lastRenderedPageBreak/>
         <w:t>2. Schedule</w:t>
@@ -3371,7 +3371,7 @@
       <w:pPr>
         <w:pStyle w:val="Heading2"/>
       </w:pPr>
-      <w:bookmarkStart w:id="5" w:name="_Toc242189488"/>
+      <w:bookmarkStart w:id="5" w:name="_Toc242193922"/>
       <w:r>
         <w:t>Day 1 — Foundations (all RAs)</w:t>
       </w:r>
@@ -4654,7 +4654,7 @@
       <w:pPr>
         <w:pStyle w:val="Heading2"/>
       </w:pPr>
-      <w:bookmarkStart w:id="6" w:name="_Toc242189489"/>
+      <w:bookmarkStart w:id="6" w:name="_Toc242193923"/>
       <w:r>
         <w:t>Day 2 — Role tracks</w:t>
       </w:r>
@@ -6182,7 +6182,7 @@
       <w:pPr>
         <w:pStyle w:val="Heading2"/>
       </w:pPr>
-      <w:bookmarkStart w:id="7" w:name="_Toc242189490"/>
+      <w:bookmarkStart w:id="7" w:name="_Toc242193924"/>
       <w:r>
         <w:t>Day 3 — Practice and assessment</w:t>
       </w:r>
@@ -7152,7 +7152,7 @@
       <w:pPr>
         <w:pStyle w:val="Heading2"/>
       </w:pPr>
-      <w:bookmarkStart w:id="8" w:name="_Toc242189491"/>
+      <w:bookmarkStart w:id="8" w:name="_Toc242193925"/>
       <w:r>
         <w:t>After the training</w:t>
       </w:r>
@@ -7487,7 +7487,7 @@
         <w:pStyle w:val="Heading1"/>
         <w:pageBreakBefore/>
       </w:pPr>
-      <w:bookmarkStart w:id="9" w:name="_Toc242189492"/>
+      <w:bookmarkStart w:id="9" w:name="_Toc242193926"/>
       <w:r>
         <w:lastRenderedPageBreak/>
         <w:t>3. Session plans</w:t>
@@ -7506,7 +7506,7 @@
       <w:pPr>
         <w:pStyle w:val="Heading2"/>
       </w:pPr>
-      <w:bookmarkStart w:id="10" w:name="_Toc242189493"/>
+      <w:bookmarkStart w:id="10" w:name="_Toc242193927"/>
       <w:r>
         <w:t>Module 1 — The study (60 min)</w:t>
       </w:r>
@@ -7601,7 +7601,7 @@
       <w:pPr>
         <w:pStyle w:val="Heading2"/>
       </w:pPr>
-      <w:bookmarkStart w:id="11" w:name="_Toc242189494"/>
+      <w:bookmarkStart w:id="11" w:name="_Toc242193928"/>
       <w:r>
         <w:t>Module 2 — Research ethics and consent (60 min)</w:t>
       </w:r>
@@ -7696,7 +7696,7 @@
       <w:pPr>
         <w:pStyle w:val="Heading2"/>
       </w:pPr>
-      <w:bookmarkStart w:id="12" w:name="_Toc242189495"/>
+      <w:bookmarkStart w:id="12" w:name="_Toc242193929"/>
       <w:r>
         <w:t>Module 3 — Data protection (60 min)</w:t>
       </w:r>
@@ -7791,7 +7791,7 @@
       <w:pPr>
         <w:pStyle w:val="Heading2"/>
       </w:pPr>
-      <w:bookmarkStart w:id="13" w:name="_Toc242189496"/>
+      <w:bookmarkStart w:id="13" w:name="_Toc242193930"/>
       <w:r>
         <w:t>Module 5 — The portal (75 min)</w:t>
       </w:r>
@@ -7886,7 +7886,7 @@
       <w:pPr>
         <w:pStyle w:val="Heading2"/>
       </w:pPr>
-      <w:bookmarkStart w:id="14" w:name="_Toc242189497"/>
+      <w:bookmarkStart w:id="14" w:name="_Toc242193931"/>
       <w:r>
         <w:t>Module 6 — The respondent journey (45 min)</w:t>
       </w:r>
@@ -7982,7 +7982,7 @@
       <w:pPr>
         <w:pStyle w:val="Heading2"/>
       </w:pPr>
-      <w:bookmarkStart w:id="15" w:name="_Toc242189498"/>
+      <w:bookmarkStart w:id="15" w:name="_Toc242193932"/>
       <w:r>
         <w:t>Module 8 — Communication skills (90 min)</w:t>
       </w:r>
@@ -8077,7 +8077,7 @@
       <w:pPr>
         <w:pStyle w:val="Heading2"/>
       </w:pPr>
-      <w:bookmarkStart w:id="16" w:name="_Toc242189499"/>
+      <w:bookmarkStart w:id="16" w:name="_Toc242193933"/>
       <w:r>
         <w:t>Module 9 — Quality judgement (90 min)</w:t>
       </w:r>
@@ -8173,7 +8173,7 @@
         <w:pStyle w:val="Heading1"/>
         <w:pageBreakBefore/>
       </w:pPr>
-      <w:bookmarkStart w:id="17" w:name="_Toc242189500"/>
+      <w:bookmarkStart w:id="17" w:name="_Toc242193934"/>
       <w:r>
         <w:lastRenderedPageBreak/>
         <w:t>4. Role-plays and simulation</w:t>
@@ -9127,7 +9127,7 @@
       <w:pPr>
         <w:pStyle w:val="Heading2"/>
       </w:pPr>
-      <w:bookmarkStart w:id="18" w:name="_Toc242189501"/>
+      <w:bookmarkStart w:id="18" w:name="_Toc242193935"/>
       <w:r>
         <w:t>Field simulation (Day 3)</w:t>
       </w:r>
@@ -9222,7 +9222,7 @@
         <w:pStyle w:val="Heading1"/>
         <w:pageBreakBefore/>
       </w:pPr>
-      <w:bookmarkStart w:id="19" w:name="_Toc242189502"/>
+      <w:bookmarkStart w:id="19" w:name="_Toc242193936"/>
       <w:r>
         <w:lastRenderedPageBreak/>
         <w:t>5. Assessment and certification</w:t>
@@ -9233,7 +9233,7 @@
       <w:pPr>
         <w:pStyle w:val="Heading2"/>
       </w:pPr>
-      <w:bookmarkStart w:id="20" w:name="_Toc242189503"/>
+      <w:bookmarkStart w:id="20" w:name="_Toc242193937"/>
       <w:r>
         <w:t>5.1 Competencies</w:t>
       </w:r>
@@ -9624,7 +9624,7 @@
       <w:pPr>
         <w:pStyle w:val="Heading2"/>
       </w:pPr>
-      <w:bookmarkStart w:id="21" w:name="_Toc242189504"/>
+      <w:bookmarkStart w:id="21" w:name="_Toc242193938"/>
       <w:r>
         <w:t>5.2 Written assessment (answer key)</w:t>
       </w:r>
@@ -10984,7 +10984,7 @@
       <w:pPr>
         <w:pStyle w:val="Heading2"/>
       </w:pPr>
-      <w:bookmarkStart w:id="22" w:name="_Toc242189505"/>
+      <w:bookmarkStart w:id="22" w:name="_Toc242193939"/>
       <w:r>
         <w:t>5.3 Practical assessment</w:t>
       </w:r>
@@ -12247,7 +12247,7 @@
         <w:pStyle w:val="Heading1"/>
         <w:pageBreakBefore/>
       </w:pPr>
-      <w:bookmarkStart w:id="23" w:name="_Toc242189506"/>
+      <w:bookmarkStart w:id="23" w:name="_Toc242193940"/>
       <w:r>
         <w:lastRenderedPageBreak/>
         <w:t>6. Attendance register</w:t>
@@ -13826,7 +13826,7 @@
         <w:sz w:val="16"/>
         <w:szCs w:val="16"/>
       </w:rPr>
-      <w:t>Version 1.25 · 6 October 2026</w:t>
+      <w:t>Version 1.26 · 6 October 2026</w:t>
     </w:r>
     <w:r>
       <w:rPr>
@@ -13999,10 +13999,10 @@
 <file path=word/numbering.xml><?xml version="1.0" encoding="utf-8"?>
 <w:numbering xmlns:wpc="http://schemas.microsoft.com/office/word/2010/wordprocessingCanvas" xmlns:cx="http://schemas.microsoft.com/office/drawing/2014/chartex" xmlns:cx1="http://schemas.microsoft.com/office/drawing/2015/9/8/chartex" xmlns:cx2="http://schemas.microsoft.com/office/drawing/2015/10/21/chartex" xmlns:cx3="http://schemas.microsoft.com/office/drawing/2016/5/9/chartex" xmlns:cx4="http://schemas.microsoft.com/office/drawing/2016/5/10/chartex" xmlns:cx5="http://schemas.microsoft.com/office/drawing/2016/5/11/chartex" xmlns:cx6="http://schemas.microsoft.com/office/drawing/2016/5/12/chartex" xmlns:cx7="http://schemas.microsoft.com/office/drawing/2016/5/13/chartex" xmlns:cx8="http://schemas.microsoft.com/office/drawing/2016/5/14/chartex" xmlns:mc="http://schemas.openxmlformats.org/markup-compatibility/2006" xmlns:aink="http://schemas.microsoft.com/office/drawing/2016/ink" xmlns:am3d="http://schemas.microsoft.com/office/drawing/2017/model3d" xmlns:o="urn:schemas-microsoft-com:office:office" xmlns:oel="http://schemas.microsoft.com/office/2019/extlst" xmlns:r="http://schemas.openxmlformats.org/officeDocument/2006/relationships" xmlns:m="http://schemas.openxmlformats.org/officeDocument/2006/math" xmlns:v="urn:schemas-microsoft-com:vml" xmlns:wp14="http://schemas.microsoft.com/office/word/2010/wordprocessingDrawing" xmlns:wp="http://schemas.openxmlformats.org/drawingml/2006/wordprocessingDrawing" xmlns:w10="urn:schemas-microsoft-com:office:word" xmlns:w="http://schemas.openxmlformats.org/wordprocessingml/2006/main" xmlns:w14="http://schemas.microsoft.com/office/word/2010/wordml" xmlns:w15="http://schemas.microsoft.com/office/word/2012/wordml" xmlns:w16cex="http://schemas.microsoft.com/office/word/2018/wordml/cex" xmlns:w16cid="http://schemas.microsoft.com/office/word/2016/wordml/cid" xmlns:w16="http://schemas.microsoft.com/office/word/2018/wordml" xmlns:w16sdtdh="http://schemas.microsoft.com/office/word/2020/wordml/sdtdatahash" xmlns:w16se="http://schemas.microsoft.com/office/word/2015/wordml/symex" xmlns:wpg="http://schemas.microsoft.com/office/word/2010/wordprocessingGroup" xmlns:wpi="http://schemas.microsoft.com/office/word/2010/wordprocessingInk" xmlns:wne="http://schemas.microsoft.com/office/word/2006/wordml" xmlns:wps="http://schemas.microsoft.com/office/word/2010/wordprocessingShape" mc:Ignorable="w14 w15 w16se w16cid w16 w16cex w16sdtdh wp14">
   <w:abstractNum w:abstractNumId="0" w15:restartNumberingAfterBreak="0">
-    <w:nsid w:val="19894B62"/>
+    <w:nsid w:val="035D2BE3"/>
     <w:multiLevelType w:val="hybridMultilevel"/>
-    <w:tmpl w:val="80EC6DF6"/>
-    <w:lvl w:ilvl="0" w:tplc="12B061BC">
+    <w:tmpl w:val="D23E4438"/>
+    <w:lvl w:ilvl="0" w:tplc="70B4320A">
       <w:start w:val="1"/>
       <w:numFmt w:val="bullet"/>
       <w:lvlText w:val="●"/>
@@ -14011,7 +14011,7 @@
         <w:ind w:left="720" w:hanging="360"/>
       </w:pPr>
     </w:lvl>
-    <w:lvl w:ilvl="1" w:tplc="E93660A2">
+    <w:lvl w:ilvl="1" w:tplc="2DB6F162">
       <w:start w:val="1"/>
       <w:numFmt w:val="bullet"/>
       <w:lvlText w:val="○"/>
@@ -14020,7 +14020,7 @@
         <w:ind w:left="1440" w:hanging="360"/>
       </w:pPr>
     </w:lvl>
-    <w:lvl w:ilvl="2" w:tplc="7E700E36">
+    <w:lvl w:ilvl="2" w:tplc="D7F68E1E">
       <w:start w:val="1"/>
       <w:numFmt w:val="bullet"/>
       <w:lvlText w:val="■"/>
@@ -14029,7 +14029,7 @@
         <w:ind w:left="2160" w:hanging="360"/>
       </w:pPr>
     </w:lvl>
-    <w:lvl w:ilvl="3" w:tplc="7E34FF9A">
+    <w:lvl w:ilvl="3" w:tplc="9E523C6E">
       <w:start w:val="1"/>
       <w:numFmt w:val="bullet"/>
       <w:lvlText w:val="●"/>
@@ -14038,7 +14038,7 @@
         <w:ind w:left="2880" w:hanging="360"/>
       </w:pPr>
     </w:lvl>
-    <w:lvl w:ilvl="4" w:tplc="83CEFB48">
+    <w:lvl w:ilvl="4" w:tplc="D846A6EA">
       <w:start w:val="1"/>
       <w:numFmt w:val="bullet"/>
       <w:lvlText w:val="○"/>
@@ -14047,7 +14047,7 @@
         <w:ind w:left="3600" w:hanging="360"/>
       </w:pPr>
     </w:lvl>
-    <w:lvl w:ilvl="5" w:tplc="B914CE66">
+    <w:lvl w:ilvl="5" w:tplc="D020F2E6">
       <w:start w:val="1"/>
       <w:numFmt w:val="bullet"/>
       <w:lvlText w:val="■"/>
@@ -14056,7 +14056,7 @@
         <w:ind w:left="4320" w:hanging="360"/>
       </w:pPr>
     </w:lvl>
-    <w:lvl w:ilvl="6" w:tplc="D7EE70B4">
+    <w:lvl w:ilvl="6" w:tplc="1E8A059A">
       <w:start w:val="1"/>
       <w:numFmt w:val="bullet"/>
       <w:lvlText w:val="●"/>
@@ -14065,7 +14065,7 @@
         <w:ind w:left="5040" w:hanging="360"/>
       </w:pPr>
     </w:lvl>
-    <w:lvl w:ilvl="7" w:tplc="12AC912C">
+    <w:lvl w:ilvl="7" w:tplc="2BCE0BF6">
       <w:start w:val="1"/>
       <w:numFmt w:val="bullet"/>
       <w:lvlText w:val="●"/>
@@ -14074,7 +14074,7 @@
         <w:ind w:left="5760" w:hanging="360"/>
       </w:pPr>
     </w:lvl>
-    <w:lvl w:ilvl="8" w:tplc="D1B81ADA">
+    <w:lvl w:ilvl="8" w:tplc="4BD49046">
       <w:start w:val="1"/>
       <w:numFmt w:val="bullet"/>
       <w:lvlText w:val="●"/>
@@ -14085,10 +14085,10 @@
     </w:lvl>
   </w:abstractNum>
   <w:abstractNum w:abstractNumId="1" w15:restartNumberingAfterBreak="0">
-    <w:nsid w:val="309053F3"/>
+    <w:nsid w:val="2A913BDF"/>
     <w:multiLevelType w:val="hybridMultilevel"/>
-    <w:tmpl w:val="C728BB52"/>
-    <w:lvl w:ilvl="0" w:tplc="DB9ED734">
+    <w:tmpl w:val="27AA252E"/>
+    <w:lvl w:ilvl="0" w:tplc="C75464C2">
       <w:start w:val="1"/>
       <w:numFmt w:val="decimal"/>
       <w:lvlText w:val="%1."/>
@@ -14102,52 +14102,52 @@
         <w:color w:val="A67C27"/>
       </w:rPr>
     </w:lvl>
-    <w:lvl w:ilvl="1" w:tplc="6C349B48">
+    <w:lvl w:ilvl="1" w:tplc="C2909D10">
       <w:numFmt w:val="decimal"/>
       <w:lvlText w:val=""/>
       <w:lvlJc w:val="left"/>
     </w:lvl>
-    <w:lvl w:ilvl="2" w:tplc="84D09872">
+    <w:lvl w:ilvl="2" w:tplc="E48A002C">
       <w:numFmt w:val="decimal"/>
       <w:lvlText w:val=""/>
       <w:lvlJc w:val="left"/>
     </w:lvl>
-    <w:lvl w:ilvl="3" w:tplc="F9781234">
+    <w:lvl w:ilvl="3" w:tplc="E0640E08">
       <w:numFmt w:val="decimal"/>
       <w:lvlText w:val=""/>
       <w:lvlJc w:val="left"/>
     </w:lvl>
-    <w:lvl w:ilvl="4" w:tplc="D7185B54">
+    <w:lvl w:ilvl="4" w:tplc="97F64F02">
       <w:numFmt w:val="decimal"/>
       <w:lvlText w:val=""/>
       <w:lvlJc w:val="left"/>
     </w:lvl>
-    <w:lvl w:ilvl="5" w:tplc="0CA45784">
+    <w:lvl w:ilvl="5" w:tplc="77F691AA">
       <w:numFmt w:val="decimal"/>
       <w:lvlText w:val=""/>
       <w:lvlJc w:val="left"/>
     </w:lvl>
-    <w:lvl w:ilvl="6" w:tplc="DBE0D206">
+    <w:lvl w:ilvl="6" w:tplc="D3D403FE">
       <w:numFmt w:val="decimal"/>
       <w:lvlText w:val=""/>
       <w:lvlJc w:val="left"/>
     </w:lvl>
-    <w:lvl w:ilvl="7" w:tplc="BE2ADD58">
+    <w:lvl w:ilvl="7" w:tplc="9368A62E">
       <w:numFmt w:val="decimal"/>
       <w:lvlText w:val=""/>
       <w:lvlJc w:val="left"/>
     </w:lvl>
-    <w:lvl w:ilvl="8" w:tplc="1EDC5A7E">
+    <w:lvl w:ilvl="8" w:tplc="DE9C84CC">
       <w:numFmt w:val="decimal"/>
       <w:lvlText w:val=""/>
       <w:lvlJc w:val="left"/>
     </w:lvl>
   </w:abstractNum>
   <w:abstractNum w:abstractNumId="2" w15:restartNumberingAfterBreak="0">
-    <w:nsid w:val="4B832DE7"/>
+    <w:nsid w:val="2BC71B57"/>
     <w:multiLevelType w:val="hybridMultilevel"/>
-    <w:tmpl w:val="4FF85598"/>
-    <w:lvl w:ilvl="0" w:tplc="3746E842">
+    <w:tmpl w:val="294E110A"/>
+    <w:lvl w:ilvl="0" w:tplc="0E0E81A6">
       <w:start w:val="1"/>
       <w:numFmt w:val="bullet"/>
       <w:lvlText w:val="•"/>
@@ -14156,7 +14156,7 @@
         <w:ind w:left="460" w:hanging="280"/>
       </w:pPr>
     </w:lvl>
-    <w:lvl w:ilvl="1" w:tplc="DF3CAD44">
+    <w:lvl w:ilvl="1" w:tplc="46266EE2">
       <w:start w:val="1"/>
       <w:numFmt w:val="bullet"/>
       <w:lvlText w:val="–"/>
@@ -14165,47 +14165,47 @@
         <w:ind w:left="900" w:hanging="280"/>
       </w:pPr>
     </w:lvl>
-    <w:lvl w:ilvl="2" w:tplc="79C26446">
+    <w:lvl w:ilvl="2" w:tplc="333612BA">
       <w:numFmt w:val="decimal"/>
       <w:lvlText w:val=""/>
       <w:lvlJc w:val="left"/>
     </w:lvl>
-    <w:lvl w:ilvl="3" w:tplc="326CC296">
+    <w:lvl w:ilvl="3" w:tplc="D6CA87F8">
       <w:numFmt w:val="decimal"/>
       <w:lvlText w:val=""/>
       <w:lvlJc w:val="left"/>
     </w:lvl>
-    <w:lvl w:ilvl="4" w:tplc="B082D6BA">
+    <w:lvl w:ilvl="4" w:tplc="B41892AE">
       <w:numFmt w:val="decimal"/>
       <w:lvlText w:val=""/>
       <w:lvlJc w:val="left"/>
     </w:lvl>
-    <w:lvl w:ilvl="5" w:tplc="16DE8FA0">
+    <w:lvl w:ilvl="5" w:tplc="88905EB6">
       <w:numFmt w:val="decimal"/>
       <w:lvlText w:val=""/>
       <w:lvlJc w:val="left"/>
     </w:lvl>
-    <w:lvl w:ilvl="6" w:tplc="87F068D8">
+    <w:lvl w:ilvl="6" w:tplc="C736F98A">
       <w:numFmt w:val="decimal"/>
       <w:lvlText w:val=""/>
       <w:lvlJc w:val="left"/>
     </w:lvl>
-    <w:lvl w:ilvl="7" w:tplc="C35C2272">
+    <w:lvl w:ilvl="7" w:tplc="E6EA5E7A">
       <w:numFmt w:val="decimal"/>
       <w:lvlText w:val=""/>
       <w:lvlJc w:val="left"/>
     </w:lvl>
-    <w:lvl w:ilvl="8" w:tplc="C1184D3E">
+    <w:lvl w:ilvl="8" w:tplc="0BD415D6">
       <w:numFmt w:val="decimal"/>
       <w:lvlText w:val=""/>
       <w:lvlJc w:val="left"/>
     </w:lvl>
   </w:abstractNum>
   <w:abstractNum w:abstractNumId="3" w15:restartNumberingAfterBreak="0">
-    <w:nsid w:val="724D3238"/>
+    <w:nsid w:val="716619FC"/>
     <w:multiLevelType w:val="hybridMultilevel"/>
-    <w:tmpl w:val="89D6526C"/>
-    <w:lvl w:ilvl="0" w:tplc="7708FD0C">
+    <w:tmpl w:val="07603514"/>
+    <w:lvl w:ilvl="0" w:tplc="B7D4EDE6">
       <w:start w:val="1"/>
       <w:numFmt w:val="decimal"/>
       <w:lvlText w:val="%1."/>
@@ -14219,66 +14219,66 @@
         <w:color w:val="A67C27"/>
       </w:rPr>
     </w:lvl>
-    <w:lvl w:ilvl="1" w:tplc="43BE593A">
+    <w:lvl w:ilvl="1" w:tplc="3DD68B6E">
       <w:numFmt w:val="decimal"/>
       <w:lvlText w:val=""/>
       <w:lvlJc w:val="left"/>
     </w:lvl>
-    <w:lvl w:ilvl="2" w:tplc="757225AE">
+    <w:lvl w:ilvl="2" w:tplc="A0CA116E">
       <w:numFmt w:val="decimal"/>
       <w:lvlText w:val=""/>
       <w:lvlJc w:val="left"/>
     </w:lvl>
-    <w:lvl w:ilvl="3" w:tplc="CA721DEE">
+    <w:lvl w:ilvl="3" w:tplc="E8B067BE">
       <w:numFmt w:val="decimal"/>
       <w:lvlText w:val=""/>
       <w:lvlJc w:val="left"/>
     </w:lvl>
-    <w:lvl w:ilvl="4" w:tplc="921E13B0">
+    <w:lvl w:ilvl="4" w:tplc="3DB6EBBA">
       <w:numFmt w:val="decimal"/>
       <w:lvlText w:val=""/>
       <w:lvlJc w:val="left"/>
     </w:lvl>
-    <w:lvl w:ilvl="5" w:tplc="9EDE58A0">
+    <w:lvl w:ilvl="5" w:tplc="CA70BCE6">
       <w:numFmt w:val="decimal"/>
       <w:lvlText w:val=""/>
       <w:lvlJc w:val="left"/>
     </w:lvl>
-    <w:lvl w:ilvl="6" w:tplc="4D2A95F4">
+    <w:lvl w:ilvl="6" w:tplc="5E7E9300">
       <w:numFmt w:val="decimal"/>
       <w:lvlText w:val=""/>
       <w:lvlJc w:val="left"/>
     </w:lvl>
-    <w:lvl w:ilvl="7" w:tplc="502AE1C6">
+    <w:lvl w:ilvl="7" w:tplc="F56CC0F0">
       <w:numFmt w:val="decimal"/>
       <w:lvlText w:val=""/>
       <w:lvlJc w:val="left"/>
     </w:lvl>
-    <w:lvl w:ilvl="8" w:tplc="273C8F28">
+    <w:lvl w:ilvl="8" w:tplc="2C66A752">
       <w:numFmt w:val="decimal"/>
       <w:lvlText w:val=""/>
       <w:lvlJc w:val="left"/>
     </w:lvl>
   </w:abstractNum>
-  <w:num w:numId="1" w16cid:durableId="1874345561">
+  <w:num w:numId="1" w16cid:durableId="1159225466">
     <w:abstractNumId w:val="0"/>
     <w:lvlOverride w:ilvl="0">
       <w:startOverride w:val="1"/>
     </w:lvlOverride>
   </w:num>
-  <w:num w:numId="2" w16cid:durableId="1628702650">
+  <w:num w:numId="2" w16cid:durableId="578103115">
     <w:abstractNumId w:val="2"/>
     <w:lvlOverride w:ilvl="0">
       <w:startOverride w:val="1"/>
     </w:lvlOverride>
   </w:num>
-  <w:num w:numId="3" w16cid:durableId="2012635557">
+  <w:num w:numId="3" w16cid:durableId="666446380">
     <w:abstractNumId w:val="3"/>
     <w:lvlOverride w:ilvl="0">
       <w:startOverride w:val="1"/>
     </w:lvlOverride>
   </w:num>
-  <w:num w:numId="4" w16cid:durableId="2102875326">
+  <w:num w:numId="4" w16cid:durableId="109591640">
     <w:abstractNumId w:val="1"/>
     <w:lvlOverride w:ilvl="0">
       <w:startOverride w:val="1"/>
@@ -14904,7 +14904,7 @@
     <w:autoRedefine/>
     <w:uiPriority w:val="39"/>
     <w:unhideWhenUsed/>
-    <w:rsid w:val="00C85E42"/>
+    <w:rsid w:val="004D6559"/>
     <w:pPr>
       <w:spacing w:after="100"/>
     </w:pPr>
@@ -14916,7 +14916,7 @@
     <w:autoRedefine/>
     <w:uiPriority w:val="39"/>
     <w:unhideWhenUsed/>
-    <w:rsid w:val="00C85E42"/>
+    <w:rsid w:val="004D6559"/>
     <w:pPr>
       <w:spacing w:after="100"/>
       <w:ind w:left="210"/>

--- a/docs/manuals/RA_Training_Programme_and_Facilitator_Guide.docx
+++ b/docs/manuals/RA_Training_Programme_and_Facilitator_Guide.docx
@@ -469,7 +469,7 @@
                 <w:sz w:val="19"/>
                 <w:szCs w:val="19"/>
               </w:rPr>
-              <w:t>Version 1.26 · 6 October 2026</w:t>
+              <w:t>Version 1.27 · 6 October 2026</w:t>
             </w:r>
           </w:p>
         </w:tc>
@@ -538,7 +538,7 @@
     <w:sdt>
       <w:sdtPr>
         <w:alias w:val="Contents"/>
-        <w:id w:val="295576225"/>
+        <w:id w:val="-214734175"/>
       </w:sdtPr>
       <w:sdtEndPr/>
       <w:sdtContent>
@@ -567,7 +567,7 @@
           <w:r>
             <w:fldChar w:fldCharType="separate"/>
           </w:r>
-          <w:hyperlink w:anchor="_Toc242193917" w:history="1">
+          <w:hyperlink w:anchor="_Toc242204042" w:history="1">
             <w:r>
               <w:rPr>
                 <w:rStyle w:val="Hyperlink"/>
@@ -591,7 +591,7 @@
               <w:rPr>
                 <w:noProof/>
               </w:rPr>
-              <w:instrText xml:space="preserve"> PAGEREF _Toc242193917 \h </w:instrText>
+              <w:instrText xml:space="preserve"> PAGEREF _Toc242204042 \h </w:instrText>
             </w:r>
             <w:r>
               <w:rPr>
@@ -634,7 +634,7 @@
               <w14:ligatures w14:val="standardContextual"/>
             </w:rPr>
           </w:pPr>
-          <w:hyperlink w:anchor="_Toc242193918" w:history="1">
+          <w:hyperlink w:anchor="_Toc242204043" w:history="1">
             <w:r>
               <w:rPr>
                 <w:rStyle w:val="Hyperlink"/>
@@ -658,7 +658,7 @@
               <w:rPr>
                 <w:noProof/>
               </w:rPr>
-              <w:instrText xml:space="preserve"> PAGEREF _Toc242193918 \h </w:instrText>
+              <w:instrText xml:space="preserve"> PAGEREF _Toc242204043 \h </w:instrText>
             </w:r>
             <w:r>
               <w:rPr>
@@ -701,7 +701,7 @@
               <w14:ligatures w14:val="standardContextual"/>
             </w:rPr>
           </w:pPr>
-          <w:hyperlink w:anchor="_Toc242193919" w:history="1">
+          <w:hyperlink w:anchor="_Toc242204044" w:history="1">
             <w:r>
               <w:rPr>
                 <w:rStyle w:val="Hyperlink"/>
@@ -725,7 +725,7 @@
               <w:rPr>
                 <w:noProof/>
               </w:rPr>
-              <w:instrText xml:space="preserve"> PAGEREF _Toc242193919 \h </w:instrText>
+              <w:instrText xml:space="preserve"> PAGEREF _Toc242204044 \h </w:instrText>
             </w:r>
             <w:r>
               <w:rPr>
@@ -768,7 +768,7 @@
               <w14:ligatures w14:val="standardContextual"/>
             </w:rPr>
           </w:pPr>
-          <w:hyperlink w:anchor="_Toc242193920" w:history="1">
+          <w:hyperlink w:anchor="_Toc242204045" w:history="1">
             <w:r>
               <w:rPr>
                 <w:rStyle w:val="Hyperlink"/>
@@ -792,7 +792,7 @@
               <w:rPr>
                 <w:noProof/>
               </w:rPr>
-              <w:instrText xml:space="preserve"> PAGEREF _Toc242193920 \h </w:instrText>
+              <w:instrText xml:space="preserve"> PAGEREF _Toc242204045 \h </w:instrText>
             </w:r>
             <w:r>
               <w:rPr>
@@ -835,7 +835,7 @@
               <w14:ligatures w14:val="standardContextual"/>
             </w:rPr>
           </w:pPr>
-          <w:hyperlink w:anchor="_Toc242193921" w:history="1">
+          <w:hyperlink w:anchor="_Toc242204046" w:history="1">
             <w:r>
               <w:rPr>
                 <w:rStyle w:val="Hyperlink"/>
@@ -859,7 +859,7 @@
               <w:rPr>
                 <w:noProof/>
               </w:rPr>
-              <w:instrText xml:space="preserve"> PAGEREF _Toc242193921 \h </w:instrText>
+              <w:instrText xml:space="preserve"> PAGEREF _Toc242204046 \h </w:instrText>
             </w:r>
             <w:r>
               <w:rPr>
@@ -902,7 +902,7 @@
               <w14:ligatures w14:val="standardContextual"/>
             </w:rPr>
           </w:pPr>
-          <w:hyperlink w:anchor="_Toc242193922" w:history="1">
+          <w:hyperlink w:anchor="_Toc242204047" w:history="1">
             <w:r>
               <w:rPr>
                 <w:rStyle w:val="Hyperlink"/>
@@ -926,7 +926,7 @@
               <w:rPr>
                 <w:noProof/>
               </w:rPr>
-              <w:instrText xml:space="preserve"> PAGEREF _Toc242193922 \h </w:instrText>
+              <w:instrText xml:space="preserve"> PAGEREF _Toc242204047 \h </w:instrText>
             </w:r>
             <w:r>
               <w:rPr>
@@ -969,7 +969,7 @@
               <w14:ligatures w14:val="standardContextual"/>
             </w:rPr>
           </w:pPr>
-          <w:hyperlink w:anchor="_Toc242193923" w:history="1">
+          <w:hyperlink w:anchor="_Toc242204048" w:history="1">
             <w:r>
               <w:rPr>
                 <w:rStyle w:val="Hyperlink"/>
@@ -993,7 +993,7 @@
               <w:rPr>
                 <w:noProof/>
               </w:rPr>
-              <w:instrText xml:space="preserve"> PAGEREF _Toc242193923 \h </w:instrText>
+              <w:instrText xml:space="preserve"> PAGEREF _Toc242204048 \h </w:instrText>
             </w:r>
             <w:r>
               <w:rPr>
@@ -1036,7 +1036,7 @@
               <w14:ligatures w14:val="standardContextual"/>
             </w:rPr>
           </w:pPr>
-          <w:hyperlink w:anchor="_Toc242193924" w:history="1">
+          <w:hyperlink w:anchor="_Toc242204049" w:history="1">
             <w:r>
               <w:rPr>
                 <w:rStyle w:val="Hyperlink"/>
@@ -1060,7 +1060,7 @@
               <w:rPr>
                 <w:noProof/>
               </w:rPr>
-              <w:instrText xml:space="preserve"> PAGEREF _Toc242193924 \h </w:instrText>
+              <w:instrText xml:space="preserve"> PAGEREF _Toc242204049 \h </w:instrText>
             </w:r>
             <w:r>
               <w:rPr>
@@ -1103,7 +1103,7 @@
               <w14:ligatures w14:val="standardContextual"/>
             </w:rPr>
           </w:pPr>
-          <w:hyperlink w:anchor="_Toc242193925" w:history="1">
+          <w:hyperlink w:anchor="_Toc242204050" w:history="1">
             <w:r>
               <w:rPr>
                 <w:rStyle w:val="Hyperlink"/>
@@ -1127,7 +1127,7 @@
               <w:rPr>
                 <w:noProof/>
               </w:rPr>
-              <w:instrText xml:space="preserve"> PAGEREF _Toc242193925 \h </w:instrText>
+              <w:instrText xml:space="preserve"> PAGEREF _Toc242204050 \h </w:instrText>
             </w:r>
             <w:r>
               <w:rPr>
@@ -1170,7 +1170,7 @@
               <w14:ligatures w14:val="standardContextual"/>
             </w:rPr>
           </w:pPr>
-          <w:hyperlink w:anchor="_Toc242193926" w:history="1">
+          <w:hyperlink w:anchor="_Toc242204051" w:history="1">
             <w:r>
               <w:rPr>
                 <w:rStyle w:val="Hyperlink"/>
@@ -1194,7 +1194,7 @@
               <w:rPr>
                 <w:noProof/>
               </w:rPr>
-              <w:instrText xml:space="preserve"> PAGEREF _Toc242193926 \h </w:instrText>
+              <w:instrText xml:space="preserve"> PAGEREF _Toc242204051 \h </w:instrText>
             </w:r>
             <w:r>
               <w:rPr>
@@ -1237,7 +1237,7 @@
               <w14:ligatures w14:val="standardContextual"/>
             </w:rPr>
           </w:pPr>
-          <w:hyperlink w:anchor="_Toc242193927" w:history="1">
+          <w:hyperlink w:anchor="_Toc242204052" w:history="1">
             <w:r>
               <w:rPr>
                 <w:rStyle w:val="Hyperlink"/>
@@ -1261,7 +1261,7 @@
               <w:rPr>
                 <w:noProof/>
               </w:rPr>
-              <w:instrText xml:space="preserve"> PAGEREF _Toc242193927 \h </w:instrText>
+              <w:instrText xml:space="preserve"> PAGEREF _Toc242204052 \h </w:instrText>
             </w:r>
             <w:r>
               <w:rPr>
@@ -1304,7 +1304,7 @@
               <w14:ligatures w14:val="standardContextual"/>
             </w:rPr>
           </w:pPr>
-          <w:hyperlink w:anchor="_Toc242193928" w:history="1">
+          <w:hyperlink w:anchor="_Toc242204053" w:history="1">
             <w:r>
               <w:rPr>
                 <w:rStyle w:val="Hyperlink"/>
@@ -1328,7 +1328,7 @@
               <w:rPr>
                 <w:noProof/>
               </w:rPr>
-              <w:instrText xml:space="preserve"> PAGEREF _Toc242193928 \h </w:instrText>
+              <w:instrText xml:space="preserve"> PAGEREF _Toc242204053 \h </w:instrText>
             </w:r>
             <w:r>
               <w:rPr>
@@ -1371,7 +1371,7 @@
               <w14:ligatures w14:val="standardContextual"/>
             </w:rPr>
           </w:pPr>
-          <w:hyperlink w:anchor="_Toc242193929" w:history="1">
+          <w:hyperlink w:anchor="_Toc242204054" w:history="1">
             <w:r>
               <w:rPr>
                 <w:rStyle w:val="Hyperlink"/>
@@ -1395,7 +1395,7 @@
               <w:rPr>
                 <w:noProof/>
               </w:rPr>
-              <w:instrText xml:space="preserve"> PAGEREF _Toc242193929 \h </w:instrText>
+              <w:instrText xml:space="preserve"> PAGEREF _Toc242204054 \h </w:instrText>
             </w:r>
             <w:r>
               <w:rPr>
@@ -1438,7 +1438,7 @@
               <w14:ligatures w14:val="standardContextual"/>
             </w:rPr>
           </w:pPr>
-          <w:hyperlink w:anchor="_Toc242193930" w:history="1">
+          <w:hyperlink w:anchor="_Toc242204055" w:history="1">
             <w:r>
               <w:rPr>
                 <w:rStyle w:val="Hyperlink"/>
@@ -1462,7 +1462,7 @@
               <w:rPr>
                 <w:noProof/>
               </w:rPr>
-              <w:instrText xml:space="preserve"> PAGEREF _Toc242193930 \h </w:instrText>
+              <w:instrText xml:space="preserve"> PAGEREF _Toc242204055 \h </w:instrText>
             </w:r>
             <w:r>
               <w:rPr>
@@ -1505,7 +1505,7 @@
               <w14:ligatures w14:val="standardContextual"/>
             </w:rPr>
           </w:pPr>
-          <w:hyperlink w:anchor="_Toc242193931" w:history="1">
+          <w:hyperlink w:anchor="_Toc242204056" w:history="1">
             <w:r>
               <w:rPr>
                 <w:rStyle w:val="Hyperlink"/>
@@ -1529,7 +1529,7 @@
               <w:rPr>
                 <w:noProof/>
               </w:rPr>
-              <w:instrText xml:space="preserve"> PAGEREF _Toc242193931 \h </w:instrText>
+              <w:instrText xml:space="preserve"> PAGEREF _Toc242204056 \h </w:instrText>
             </w:r>
             <w:r>
               <w:rPr>
@@ -1572,7 +1572,7 @@
               <w14:ligatures w14:val="standardContextual"/>
             </w:rPr>
           </w:pPr>
-          <w:hyperlink w:anchor="_Toc242193932" w:history="1">
+          <w:hyperlink w:anchor="_Toc242204057" w:history="1">
             <w:r>
               <w:rPr>
                 <w:rStyle w:val="Hyperlink"/>
@@ -1596,7 +1596,7 @@
               <w:rPr>
                 <w:noProof/>
               </w:rPr>
-              <w:instrText xml:space="preserve"> PAGEREF _Toc242193932 \h </w:instrText>
+              <w:instrText xml:space="preserve"> PAGEREF _Toc242204057 \h </w:instrText>
             </w:r>
             <w:r>
               <w:rPr>
@@ -1639,7 +1639,7 @@
               <w14:ligatures w14:val="standardContextual"/>
             </w:rPr>
           </w:pPr>
-          <w:hyperlink w:anchor="_Toc242193933" w:history="1">
+          <w:hyperlink w:anchor="_Toc242204058" w:history="1">
             <w:r>
               <w:rPr>
                 <w:rStyle w:val="Hyperlink"/>
@@ -1663,7 +1663,7 @@
               <w:rPr>
                 <w:noProof/>
               </w:rPr>
-              <w:instrText xml:space="preserve"> PAGEREF _Toc242193933 \h </w:instrText>
+              <w:instrText xml:space="preserve"> PAGEREF _Toc242204058 \h </w:instrText>
             </w:r>
             <w:r>
               <w:rPr>
@@ -1706,7 +1706,7 @@
               <w14:ligatures w14:val="standardContextual"/>
             </w:rPr>
           </w:pPr>
-          <w:hyperlink w:anchor="_Toc242193934" w:history="1">
+          <w:hyperlink w:anchor="_Toc242204059" w:history="1">
             <w:r>
               <w:rPr>
                 <w:rStyle w:val="Hyperlink"/>
@@ -1730,7 +1730,7 @@
               <w:rPr>
                 <w:noProof/>
               </w:rPr>
-              <w:instrText xml:space="preserve"> PAGEREF _Toc242193934 \h </w:instrText>
+              <w:instrText xml:space="preserve"> PAGEREF _Toc242204059 \h </w:instrText>
             </w:r>
             <w:r>
               <w:rPr>
@@ -1773,7 +1773,7 @@
               <w14:ligatures w14:val="standardContextual"/>
             </w:rPr>
           </w:pPr>
-          <w:hyperlink w:anchor="_Toc242193935" w:history="1">
+          <w:hyperlink w:anchor="_Toc242204060" w:history="1">
             <w:r>
               <w:rPr>
                 <w:rStyle w:val="Hyperlink"/>
@@ -1797,7 +1797,7 @@
               <w:rPr>
                 <w:noProof/>
               </w:rPr>
-              <w:instrText xml:space="preserve"> PAGEREF _Toc242193935 \h </w:instrText>
+              <w:instrText xml:space="preserve"> PAGEREF _Toc242204060 \h </w:instrText>
             </w:r>
             <w:r>
               <w:rPr>
@@ -1840,7 +1840,7 @@
               <w14:ligatures w14:val="standardContextual"/>
             </w:rPr>
           </w:pPr>
-          <w:hyperlink w:anchor="_Toc242193936" w:history="1">
+          <w:hyperlink w:anchor="_Toc242204061" w:history="1">
             <w:r>
               <w:rPr>
                 <w:rStyle w:val="Hyperlink"/>
@@ -1864,7 +1864,7 @@
               <w:rPr>
                 <w:noProof/>
               </w:rPr>
-              <w:instrText xml:space="preserve"> PAGEREF _Toc242193936 \h </w:instrText>
+              <w:instrText xml:space="preserve"> PAGEREF _Toc242204061 \h </w:instrText>
             </w:r>
             <w:r>
               <w:rPr>
@@ -1907,7 +1907,7 @@
               <w14:ligatures w14:val="standardContextual"/>
             </w:rPr>
           </w:pPr>
-          <w:hyperlink w:anchor="_Toc242193937" w:history="1">
+          <w:hyperlink w:anchor="_Toc242204062" w:history="1">
             <w:r>
               <w:rPr>
                 <w:rStyle w:val="Hyperlink"/>
@@ -1931,7 +1931,7 @@
               <w:rPr>
                 <w:noProof/>
               </w:rPr>
-              <w:instrText xml:space="preserve"> PAGEREF _Toc242193937 \h </w:instrText>
+              <w:instrText xml:space="preserve"> PAGEREF _Toc242204062 \h </w:instrText>
             </w:r>
             <w:r>
               <w:rPr>
@@ -1974,7 +1974,7 @@
               <w14:ligatures w14:val="standardContextual"/>
             </w:rPr>
           </w:pPr>
-          <w:hyperlink w:anchor="_Toc242193938" w:history="1">
+          <w:hyperlink w:anchor="_Toc242204063" w:history="1">
             <w:r>
               <w:rPr>
                 <w:rStyle w:val="Hyperlink"/>
@@ -1998,7 +1998,7 @@
               <w:rPr>
                 <w:noProof/>
               </w:rPr>
-              <w:instrText xml:space="preserve"> PAGEREF _Toc242193938 \h </w:instrText>
+              <w:instrText xml:space="preserve"> PAGEREF _Toc242204063 \h </w:instrText>
             </w:r>
             <w:r>
               <w:rPr>
@@ -2041,7 +2041,7 @@
               <w14:ligatures w14:val="standardContextual"/>
             </w:rPr>
           </w:pPr>
-          <w:hyperlink w:anchor="_Toc242193939" w:history="1">
+          <w:hyperlink w:anchor="_Toc242204064" w:history="1">
             <w:r>
               <w:rPr>
                 <w:rStyle w:val="Hyperlink"/>
@@ -2065,7 +2065,7 @@
               <w:rPr>
                 <w:noProof/>
               </w:rPr>
-              <w:instrText xml:space="preserve"> PAGEREF _Toc242193939 \h </w:instrText>
+              <w:instrText xml:space="preserve"> PAGEREF _Toc242204064 \h </w:instrText>
             </w:r>
             <w:r>
               <w:rPr>
@@ -2108,7 +2108,7 @@
               <w14:ligatures w14:val="standardContextual"/>
             </w:rPr>
           </w:pPr>
-          <w:hyperlink w:anchor="_Toc242193940" w:history="1">
+          <w:hyperlink w:anchor="_Toc242204065" w:history="1">
             <w:r>
               <w:rPr>
                 <w:rStyle w:val="Hyperlink"/>
@@ -2132,7 +2132,7 @@
               <w:rPr>
                 <w:noProof/>
               </w:rPr>
-              <w:instrText xml:space="preserve"> PAGEREF _Toc242193940 \h </w:instrText>
+              <w:instrText xml:space="preserve"> PAGEREF _Toc242204065 \h </w:instrText>
             </w:r>
             <w:r>
               <w:rPr>
@@ -2171,7 +2171,7 @@
         <w:pStyle w:val="Heading1"/>
         <w:pageBreakBefore/>
       </w:pPr>
-      <w:bookmarkStart w:id="0" w:name="_Toc242193917"/>
+      <w:bookmarkStart w:id="0" w:name="_Toc242204042"/>
       <w:r>
         <w:lastRenderedPageBreak/>
         <w:t>1. Programme overview</w:t>
@@ -2577,7 +2577,7 @@
       <w:pPr>
         <w:pStyle w:val="Heading2"/>
       </w:pPr>
-      <w:bookmarkStart w:id="1" w:name="_Toc242193918"/>
+      <w:bookmarkStart w:id="1" w:name="_Toc242204043"/>
       <w:r>
         <w:t>1.1 Learning objectives</w:t>
       </w:r>
@@ -2678,7 +2678,7 @@
       <w:pPr>
         <w:pStyle w:val="Heading2"/>
       </w:pPr>
-      <w:bookmarkStart w:id="2" w:name="_Toc242193919"/>
+      <w:bookmarkStart w:id="2" w:name="_Toc242204044"/>
       <w:r>
         <w:t>1.2 Before the training (facilitator checklist)</w:t>
       </w:r>
@@ -3214,7 +3214,7 @@
       <w:pPr>
         <w:pStyle w:val="Heading2"/>
       </w:pPr>
-      <w:bookmarkStart w:id="3" w:name="_Toc242193920"/>
+      <w:bookmarkStart w:id="3" w:name="_Toc242204045"/>
       <w:r>
         <w:t>1.3 The practice environment</w:t>
       </w:r>
@@ -3360,7 +3360,7 @@
         <w:pStyle w:val="Heading1"/>
         <w:pageBreakBefore/>
       </w:pPr>
-      <w:bookmarkStart w:id="4" w:name="_Toc242193921"/>
+      <w:bookmarkStart w:id="4" w:name="_Toc242204046"/>
       <w:r>
         <w:lastRenderedPageBreak/>
         <w:t>2. Schedule</w:t>
@@ -3371,7 +3371,7 @@
       <w:pPr>
         <w:pStyle w:val="Heading2"/>
       </w:pPr>
-      <w:bookmarkStart w:id="5" w:name="_Toc242193922"/>
+      <w:bookmarkStart w:id="5" w:name="_Toc242204047"/>
       <w:r>
         <w:t>Day 1 — Foundations (all RAs)</w:t>
       </w:r>
@@ -4654,7 +4654,7 @@
       <w:pPr>
         <w:pStyle w:val="Heading2"/>
       </w:pPr>
-      <w:bookmarkStart w:id="6" w:name="_Toc242193923"/>
+      <w:bookmarkStart w:id="6" w:name="_Toc242204048"/>
       <w:r>
         <w:t>Day 2 — Role tracks</w:t>
       </w:r>
@@ -6182,7 +6182,7 @@
       <w:pPr>
         <w:pStyle w:val="Heading2"/>
       </w:pPr>
-      <w:bookmarkStart w:id="7" w:name="_Toc242193924"/>
+      <w:bookmarkStart w:id="7" w:name="_Toc242204049"/>
       <w:r>
         <w:t>Day 3 — Practice and assessment</w:t>
       </w:r>
@@ -7152,7 +7152,7 @@
       <w:pPr>
         <w:pStyle w:val="Heading2"/>
       </w:pPr>
-      <w:bookmarkStart w:id="8" w:name="_Toc242193925"/>
+      <w:bookmarkStart w:id="8" w:name="_Toc242204050"/>
       <w:r>
         <w:t>After the training</w:t>
       </w:r>
@@ -7487,7 +7487,7 @@
         <w:pStyle w:val="Heading1"/>
         <w:pageBreakBefore/>
       </w:pPr>
-      <w:bookmarkStart w:id="9" w:name="_Toc242193926"/>
+      <w:bookmarkStart w:id="9" w:name="_Toc242204051"/>
       <w:r>
         <w:lastRenderedPageBreak/>
         <w:t>3. Session plans</w:t>
@@ -7506,7 +7506,7 @@
       <w:pPr>
         <w:pStyle w:val="Heading2"/>
       </w:pPr>
-      <w:bookmarkStart w:id="10" w:name="_Toc242193927"/>
+      <w:bookmarkStart w:id="10" w:name="_Toc242204052"/>
       <w:r>
         <w:t>Module 1 — The study (60 min)</w:t>
       </w:r>
@@ -7601,7 +7601,7 @@
       <w:pPr>
         <w:pStyle w:val="Heading2"/>
       </w:pPr>
-      <w:bookmarkStart w:id="11" w:name="_Toc242193928"/>
+      <w:bookmarkStart w:id="11" w:name="_Toc242204053"/>
       <w:r>
         <w:t>Module 2 — Research ethics and consent (60 min)</w:t>
       </w:r>
@@ -7696,7 +7696,7 @@
       <w:pPr>
         <w:pStyle w:val="Heading2"/>
       </w:pPr>
-      <w:bookmarkStart w:id="12" w:name="_Toc242193929"/>
+      <w:bookmarkStart w:id="12" w:name="_Toc242204054"/>
       <w:r>
         <w:t>Module 3 — Data protection (60 min)</w:t>
       </w:r>
@@ -7791,7 +7791,7 @@
       <w:pPr>
         <w:pStyle w:val="Heading2"/>
       </w:pPr>
-      <w:bookmarkStart w:id="13" w:name="_Toc242193930"/>
+      <w:bookmarkStart w:id="13" w:name="_Toc242204055"/>
       <w:r>
         <w:t>Module 5 — The portal (75 min)</w:t>
       </w:r>
@@ -7886,7 +7886,7 @@
       <w:pPr>
         <w:pStyle w:val="Heading2"/>
       </w:pPr>
-      <w:bookmarkStart w:id="14" w:name="_Toc242193931"/>
+      <w:bookmarkStart w:id="14" w:name="_Toc242204056"/>
       <w:r>
         <w:t>Module 6 — The respondent journey (45 min)</w:t>
       </w:r>
@@ -7982,7 +7982,7 @@
       <w:pPr>
         <w:pStyle w:val="Heading2"/>
       </w:pPr>
-      <w:bookmarkStart w:id="15" w:name="_Toc242193932"/>
+      <w:bookmarkStart w:id="15" w:name="_Toc242204057"/>
       <w:r>
         <w:t>Module 8 — Communication skills (90 min)</w:t>
       </w:r>
@@ -8077,7 +8077,7 @@
       <w:pPr>
         <w:pStyle w:val="Heading2"/>
       </w:pPr>
-      <w:bookmarkStart w:id="16" w:name="_Toc242193933"/>
+      <w:bookmarkStart w:id="16" w:name="_Toc242204058"/>
       <w:r>
         <w:t>Module 9 — Quality judgement (90 min)</w:t>
       </w:r>
@@ -8173,7 +8173,7 @@
         <w:pStyle w:val="Heading1"/>
         <w:pageBreakBefore/>
       </w:pPr>
-      <w:bookmarkStart w:id="17" w:name="_Toc242193934"/>
+      <w:bookmarkStart w:id="17" w:name="_Toc242204059"/>
       <w:r>
         <w:lastRenderedPageBreak/>
         <w:t>4. Role-plays and simulation</w:t>
@@ -9127,7 +9127,7 @@
       <w:pPr>
         <w:pStyle w:val="Heading2"/>
       </w:pPr>
-      <w:bookmarkStart w:id="18" w:name="_Toc242193935"/>
+      <w:bookmarkStart w:id="18" w:name="_Toc242204060"/>
       <w:r>
         <w:t>Field simulation (Day 3)</w:t>
       </w:r>
@@ -9222,7 +9222,7 @@
         <w:pStyle w:val="Heading1"/>
         <w:pageBreakBefore/>
       </w:pPr>
-      <w:bookmarkStart w:id="19" w:name="_Toc242193936"/>
+      <w:bookmarkStart w:id="19" w:name="_Toc242204061"/>
       <w:r>
         <w:lastRenderedPageBreak/>
         <w:t>5. Assessment and certification</w:t>
@@ -9233,7 +9233,7 @@
       <w:pPr>
         <w:pStyle w:val="Heading2"/>
       </w:pPr>
-      <w:bookmarkStart w:id="20" w:name="_Toc242193937"/>
+      <w:bookmarkStart w:id="20" w:name="_Toc242204062"/>
       <w:r>
         <w:t>5.1 Competencies</w:t>
       </w:r>
@@ -9624,7 +9624,7 @@
       <w:pPr>
         <w:pStyle w:val="Heading2"/>
       </w:pPr>
-      <w:bookmarkStart w:id="21" w:name="_Toc242193938"/>
+      <w:bookmarkStart w:id="21" w:name="_Toc242204063"/>
       <w:r>
         <w:t>5.2 Written assessment (answer key)</w:t>
       </w:r>
@@ -10984,7 +10984,7 @@
       <w:pPr>
         <w:pStyle w:val="Heading2"/>
       </w:pPr>
-      <w:bookmarkStart w:id="22" w:name="_Toc242193939"/>
+      <w:bookmarkStart w:id="22" w:name="_Toc242204064"/>
       <w:r>
         <w:t>5.3 Practical assessment</w:t>
       </w:r>
@@ -12247,7 +12247,7 @@
         <w:pStyle w:val="Heading1"/>
         <w:pageBreakBefore/>
       </w:pPr>
-      <w:bookmarkStart w:id="23" w:name="_Toc242193940"/>
+      <w:bookmarkStart w:id="23" w:name="_Toc242204065"/>
       <w:r>
         <w:lastRenderedPageBreak/>
         <w:t>6. Attendance register</w:t>
@@ -13826,7 +13826,7 @@
         <w:sz w:val="16"/>
         <w:szCs w:val="16"/>
       </w:rPr>
-      <w:t>Version 1.26 · 6 October 2026</w:t>
+      <w:t>Version 1.27 · 6 October 2026</w:t>
     </w:r>
     <w:r>
       <w:rPr>
@@ -13999,10 +13999,68 @@
 <file path=word/numbering.xml><?xml version="1.0" encoding="utf-8"?>
 <w:numbering xmlns:wpc="http://schemas.microsoft.com/office/word/2010/wordprocessingCanvas" xmlns:cx="http://schemas.microsoft.com/office/drawing/2014/chartex" xmlns:cx1="http://schemas.microsoft.com/office/drawing/2015/9/8/chartex" xmlns:cx2="http://schemas.microsoft.com/office/drawing/2015/10/21/chartex" xmlns:cx3="http://schemas.microsoft.com/office/drawing/2016/5/9/chartex" xmlns:cx4="http://schemas.microsoft.com/office/drawing/2016/5/10/chartex" xmlns:cx5="http://schemas.microsoft.com/office/drawing/2016/5/11/chartex" xmlns:cx6="http://schemas.microsoft.com/office/drawing/2016/5/12/chartex" xmlns:cx7="http://schemas.microsoft.com/office/drawing/2016/5/13/chartex" xmlns:cx8="http://schemas.microsoft.com/office/drawing/2016/5/14/chartex" xmlns:mc="http://schemas.openxmlformats.org/markup-compatibility/2006" xmlns:aink="http://schemas.microsoft.com/office/drawing/2016/ink" xmlns:am3d="http://schemas.microsoft.com/office/drawing/2017/model3d" xmlns:o="urn:schemas-microsoft-com:office:office" xmlns:oel="http://schemas.microsoft.com/office/2019/extlst" xmlns:r="http://schemas.openxmlformats.org/officeDocument/2006/relationships" xmlns:m="http://schemas.openxmlformats.org/officeDocument/2006/math" xmlns:v="urn:schemas-microsoft-com:vml" xmlns:wp14="http://schemas.microsoft.com/office/word/2010/wordprocessingDrawing" xmlns:wp="http://schemas.openxmlformats.org/drawingml/2006/wordprocessingDrawing" xmlns:w10="urn:schemas-microsoft-com:office:word" xmlns:w="http://schemas.openxmlformats.org/wordprocessingml/2006/main" xmlns:w14="http://schemas.microsoft.com/office/word/2010/wordml" xmlns:w15="http://schemas.microsoft.com/office/word/2012/wordml" xmlns:w16cex="http://schemas.microsoft.com/office/word/2018/wordml/cex" xmlns:w16cid="http://schemas.microsoft.com/office/word/2016/wordml/cid" xmlns:w16="http://schemas.microsoft.com/office/word/2018/wordml" xmlns:w16sdtdh="http://schemas.microsoft.com/office/word/2020/wordml/sdtdatahash" xmlns:w16se="http://schemas.microsoft.com/office/word/2015/wordml/symex" xmlns:wpg="http://schemas.microsoft.com/office/word/2010/wordprocessingGroup" xmlns:wpi="http://schemas.microsoft.com/office/word/2010/wordprocessingInk" xmlns:wne="http://schemas.microsoft.com/office/word/2006/wordml" xmlns:wps="http://schemas.microsoft.com/office/word/2010/wordprocessingShape" mc:Ignorable="w14 w15 w16se w16cid w16 w16cex w16sdtdh wp14">
   <w:abstractNum w:abstractNumId="0" w15:restartNumberingAfterBreak="0">
-    <w:nsid w:val="035D2BE3"/>
+    <w:nsid w:val="341A7946"/>
     <w:multiLevelType w:val="hybridMultilevel"/>
-    <w:tmpl w:val="D23E4438"/>
-    <w:lvl w:ilvl="0" w:tplc="70B4320A">
+    <w:tmpl w:val="9CC481A2"/>
+    <w:lvl w:ilvl="0" w:tplc="B086A00A">
+      <w:start w:val="1"/>
+      <w:numFmt w:val="bullet"/>
+      <w:lvlText w:val="•"/>
+      <w:lvlJc w:val="left"/>
+      <w:pPr>
+        <w:ind w:left="460" w:hanging="280"/>
+      </w:pPr>
+    </w:lvl>
+    <w:lvl w:ilvl="1" w:tplc="0BE26168">
+      <w:start w:val="1"/>
+      <w:numFmt w:val="bullet"/>
+      <w:lvlText w:val="–"/>
+      <w:lvlJc w:val="left"/>
+      <w:pPr>
+        <w:ind w:left="900" w:hanging="280"/>
+      </w:pPr>
+    </w:lvl>
+    <w:lvl w:ilvl="2" w:tplc="4A7AA750">
+      <w:numFmt w:val="decimal"/>
+      <w:lvlText w:val=""/>
+      <w:lvlJc w:val="left"/>
+    </w:lvl>
+    <w:lvl w:ilvl="3" w:tplc="392E0072">
+      <w:numFmt w:val="decimal"/>
+      <w:lvlText w:val=""/>
+      <w:lvlJc w:val="left"/>
+    </w:lvl>
+    <w:lvl w:ilvl="4" w:tplc="4F3AD084">
+      <w:numFmt w:val="decimal"/>
+      <w:lvlText w:val=""/>
+      <w:lvlJc w:val="left"/>
+    </w:lvl>
+    <w:lvl w:ilvl="5" w:tplc="0DFAB402">
+      <w:numFmt w:val="decimal"/>
+      <w:lvlText w:val=""/>
+      <w:lvlJc w:val="left"/>
+    </w:lvl>
+    <w:lvl w:ilvl="6" w:tplc="49525748">
+      <w:numFmt w:val="decimal"/>
+      <w:lvlText w:val=""/>
+      <w:lvlJc w:val="left"/>
+    </w:lvl>
+    <w:lvl w:ilvl="7" w:tplc="D5AA9372">
+      <w:numFmt w:val="decimal"/>
+      <w:lvlText w:val=""/>
+      <w:lvlJc w:val="left"/>
+    </w:lvl>
+    <w:lvl w:ilvl="8" w:tplc="264C8DD2">
+      <w:numFmt w:val="decimal"/>
+      <w:lvlText w:val=""/>
+      <w:lvlJc w:val="left"/>
+    </w:lvl>
+  </w:abstractNum>
+  <w:abstractNum w:abstractNumId="1" w15:restartNumberingAfterBreak="0">
+    <w:nsid w:val="36A04507"/>
+    <w:multiLevelType w:val="hybridMultilevel"/>
+    <w:tmpl w:val="C5F4C3B4"/>
+    <w:lvl w:ilvl="0" w:tplc="6726ABD4">
       <w:start w:val="1"/>
       <w:numFmt w:val="bullet"/>
       <w:lvlText w:val="●"/>
@@ -14011,7 +14069,7 @@
         <w:ind w:left="720" w:hanging="360"/>
       </w:pPr>
     </w:lvl>
-    <w:lvl w:ilvl="1" w:tplc="2DB6F162">
+    <w:lvl w:ilvl="1" w:tplc="8B26A39E">
       <w:start w:val="1"/>
       <w:numFmt w:val="bullet"/>
       <w:lvlText w:val="○"/>
@@ -14020,7 +14078,7 @@
         <w:ind w:left="1440" w:hanging="360"/>
       </w:pPr>
     </w:lvl>
-    <w:lvl w:ilvl="2" w:tplc="D7F68E1E">
+    <w:lvl w:ilvl="2" w:tplc="7466D38E">
       <w:start w:val="1"/>
       <w:numFmt w:val="bullet"/>
       <w:lvlText w:val="■"/>
@@ -14029,7 +14087,7 @@
         <w:ind w:left="2160" w:hanging="360"/>
       </w:pPr>
     </w:lvl>
-    <w:lvl w:ilvl="3" w:tplc="9E523C6E">
+    <w:lvl w:ilvl="3" w:tplc="6780219A">
       <w:start w:val="1"/>
       <w:numFmt w:val="bullet"/>
       <w:lvlText w:val="●"/>
@@ -14038,7 +14096,7 @@
         <w:ind w:left="2880" w:hanging="360"/>
       </w:pPr>
     </w:lvl>
-    <w:lvl w:ilvl="4" w:tplc="D846A6EA">
+    <w:lvl w:ilvl="4" w:tplc="54F47156">
       <w:start w:val="1"/>
       <w:numFmt w:val="bullet"/>
       <w:lvlText w:val="○"/>
@@ -14047,7 +14105,7 @@
         <w:ind w:left="3600" w:hanging="360"/>
       </w:pPr>
     </w:lvl>
-    <w:lvl w:ilvl="5" w:tplc="D020F2E6">
+    <w:lvl w:ilvl="5" w:tplc="8DC07792">
       <w:start w:val="1"/>
       <w:numFmt w:val="bullet"/>
       <w:lvlText w:val="■"/>
@@ -14056,7 +14114,7 @@
         <w:ind w:left="4320" w:hanging="360"/>
       </w:pPr>
     </w:lvl>
-    <w:lvl w:ilvl="6" w:tplc="1E8A059A">
+    <w:lvl w:ilvl="6" w:tplc="C25E068E">
       <w:start w:val="1"/>
       <w:numFmt w:val="bullet"/>
       <w:lvlText w:val="●"/>
@@ -14065,7 +14123,7 @@
         <w:ind w:left="5040" w:hanging="360"/>
       </w:pPr>
     </w:lvl>
-    <w:lvl w:ilvl="7" w:tplc="2BCE0BF6">
+    <w:lvl w:ilvl="7" w:tplc="DB22472C">
       <w:start w:val="1"/>
       <w:numFmt w:val="bullet"/>
       <w:lvlText w:val="●"/>
@@ -14074,7 +14132,7 @@
         <w:ind w:left="5760" w:hanging="360"/>
       </w:pPr>
     </w:lvl>
-    <w:lvl w:ilvl="8" w:tplc="4BD49046">
+    <w:lvl w:ilvl="8" w:tplc="B702530E">
       <w:start w:val="1"/>
       <w:numFmt w:val="bullet"/>
       <w:lvlText w:val="●"/>
@@ -14084,11 +14142,11 @@
       </w:pPr>
     </w:lvl>
   </w:abstractNum>
-  <w:abstractNum w:abstractNumId="1" w15:restartNumberingAfterBreak="0">
-    <w:nsid w:val="2A913BDF"/>
+  <w:abstractNum w:abstractNumId="2" w15:restartNumberingAfterBreak="0">
+    <w:nsid w:val="686A7C04"/>
     <w:multiLevelType w:val="hybridMultilevel"/>
-    <w:tmpl w:val="27AA252E"/>
-    <w:lvl w:ilvl="0" w:tplc="C75464C2">
+    <w:tmpl w:val="17346FD0"/>
+    <w:lvl w:ilvl="0" w:tplc="0D722C10">
       <w:start w:val="1"/>
       <w:numFmt w:val="decimal"/>
       <w:lvlText w:val="%1."/>
@@ -14102,110 +14160,52 @@
         <w:color w:val="A67C27"/>
       </w:rPr>
     </w:lvl>
-    <w:lvl w:ilvl="1" w:tplc="C2909D10">
+    <w:lvl w:ilvl="1" w:tplc="DBFC02E0">
       <w:numFmt w:val="decimal"/>
       <w:lvlText w:val=""/>
       <w:lvlJc w:val="left"/>
     </w:lvl>
-    <w:lvl w:ilvl="2" w:tplc="E48A002C">
+    <w:lvl w:ilvl="2" w:tplc="9F7A8D7C">
       <w:numFmt w:val="decimal"/>
       <w:lvlText w:val=""/>
       <w:lvlJc w:val="left"/>
     </w:lvl>
-    <w:lvl w:ilvl="3" w:tplc="E0640E08">
+    <w:lvl w:ilvl="3" w:tplc="43CE83BC">
       <w:numFmt w:val="decimal"/>
       <w:lvlText w:val=""/>
       <w:lvlJc w:val="left"/>
     </w:lvl>
-    <w:lvl w:ilvl="4" w:tplc="97F64F02">
+    <w:lvl w:ilvl="4" w:tplc="4962B22E">
       <w:numFmt w:val="decimal"/>
       <w:lvlText w:val=""/>
       <w:lvlJc w:val="left"/>
     </w:lvl>
-    <w:lvl w:ilvl="5" w:tplc="77F691AA">
+    <w:lvl w:ilvl="5" w:tplc="2F702B58">
       <w:numFmt w:val="decimal"/>
       <w:lvlText w:val=""/>
       <w:lvlJc w:val="left"/>
     </w:lvl>
-    <w:lvl w:ilvl="6" w:tplc="D3D403FE">
+    <w:lvl w:ilvl="6" w:tplc="2DA46D0E">
       <w:numFmt w:val="decimal"/>
       <w:lvlText w:val=""/>
       <w:lvlJc w:val="left"/>
     </w:lvl>
-    <w:lvl w:ilvl="7" w:tplc="9368A62E">
+    <w:lvl w:ilvl="7" w:tplc="0C542E54">
       <w:numFmt w:val="decimal"/>
       <w:lvlText w:val=""/>
       <w:lvlJc w:val="left"/>
     </w:lvl>
-    <w:lvl w:ilvl="8" w:tplc="DE9C84CC">
-      <w:numFmt w:val="decimal"/>
-      <w:lvlText w:val=""/>
-      <w:lvlJc w:val="left"/>
-    </w:lvl>
-  </w:abstractNum>
-  <w:abstractNum w:abstractNumId="2" w15:restartNumberingAfterBreak="0">
-    <w:nsid w:val="2BC71B57"/>
-    <w:multiLevelType w:val="hybridMultilevel"/>
-    <w:tmpl w:val="294E110A"/>
-    <w:lvl w:ilvl="0" w:tplc="0E0E81A6">
-      <w:start w:val="1"/>
-      <w:numFmt w:val="bullet"/>
-      <w:lvlText w:val="•"/>
-      <w:lvlJc w:val="left"/>
-      <w:pPr>
-        <w:ind w:left="460" w:hanging="280"/>
-      </w:pPr>
-    </w:lvl>
-    <w:lvl w:ilvl="1" w:tplc="46266EE2">
-      <w:start w:val="1"/>
-      <w:numFmt w:val="bullet"/>
-      <w:lvlText w:val="–"/>
-      <w:lvlJc w:val="left"/>
-      <w:pPr>
-        <w:ind w:left="900" w:hanging="280"/>
-      </w:pPr>
-    </w:lvl>
-    <w:lvl w:ilvl="2" w:tplc="333612BA">
-      <w:numFmt w:val="decimal"/>
-      <w:lvlText w:val=""/>
-      <w:lvlJc w:val="left"/>
-    </w:lvl>
-    <w:lvl w:ilvl="3" w:tplc="D6CA87F8">
-      <w:numFmt w:val="decimal"/>
-      <w:lvlText w:val=""/>
-      <w:lvlJc w:val="left"/>
-    </w:lvl>
-    <w:lvl w:ilvl="4" w:tplc="B41892AE">
-      <w:numFmt w:val="decimal"/>
-      <w:lvlText w:val=""/>
-      <w:lvlJc w:val="left"/>
-    </w:lvl>
-    <w:lvl w:ilvl="5" w:tplc="88905EB6">
-      <w:numFmt w:val="decimal"/>
-      <w:lvlText w:val=""/>
-      <w:lvlJc w:val="left"/>
-    </w:lvl>
-    <w:lvl w:ilvl="6" w:tplc="C736F98A">
-      <w:numFmt w:val="decimal"/>
-      <w:lvlText w:val=""/>
-      <w:lvlJc w:val="left"/>
-    </w:lvl>
-    <w:lvl w:ilvl="7" w:tplc="E6EA5E7A">
-      <w:numFmt w:val="decimal"/>
-      <w:lvlText w:val=""/>
-      <w:lvlJc w:val="left"/>
-    </w:lvl>
-    <w:lvl w:ilvl="8" w:tplc="0BD415D6">
+    <w:lvl w:ilvl="8" w:tplc="A1B0499A">
       <w:numFmt w:val="decimal"/>
       <w:lvlText w:val=""/>
       <w:lvlJc w:val="left"/>
     </w:lvl>
   </w:abstractNum>
   <w:abstractNum w:abstractNumId="3" w15:restartNumberingAfterBreak="0">
-    <w:nsid w:val="716619FC"/>
+    <w:nsid w:val="6B002976"/>
     <w:multiLevelType w:val="hybridMultilevel"/>
-    <w:tmpl w:val="07603514"/>
-    <w:lvl w:ilvl="0" w:tplc="B7D4EDE6">
+    <w:tmpl w:val="ABF0A86C"/>
+    <w:lvl w:ilvl="0" w:tplc="BB344256">
       <w:start w:val="1"/>
       <w:numFmt w:val="decimal"/>
       <w:lvlText w:val="%1."/>
@@ -14219,67 +14219,67 @@
         <w:color w:val="A67C27"/>
       </w:rPr>
     </w:lvl>
-    <w:lvl w:ilvl="1" w:tplc="3DD68B6E">
+    <w:lvl w:ilvl="1" w:tplc="4E0A52D6">
       <w:numFmt w:val="decimal"/>
       <w:lvlText w:val=""/>
       <w:lvlJc w:val="left"/>
     </w:lvl>
-    <w:lvl w:ilvl="2" w:tplc="A0CA116E">
+    <w:lvl w:ilvl="2" w:tplc="2D8010A2">
       <w:numFmt w:val="decimal"/>
       <w:lvlText w:val=""/>
       <w:lvlJc w:val="left"/>
     </w:lvl>
-    <w:lvl w:ilvl="3" w:tplc="E8B067BE">
+    <w:lvl w:ilvl="3" w:tplc="5DF4B458">
       <w:numFmt w:val="decimal"/>
       <w:lvlText w:val=""/>
       <w:lvlJc w:val="left"/>
     </w:lvl>
-    <w:lvl w:ilvl="4" w:tplc="3DB6EBBA">
+    <w:lvl w:ilvl="4" w:tplc="2BC6CDE2">
       <w:numFmt w:val="decimal"/>
       <w:lvlText w:val=""/>
       <w:lvlJc w:val="left"/>
     </w:lvl>
-    <w:lvl w:ilvl="5" w:tplc="CA70BCE6">
+    <w:lvl w:ilvl="5" w:tplc="06EAB8EA">
       <w:numFmt w:val="decimal"/>
       <w:lvlText w:val=""/>
       <w:lvlJc w:val="left"/>
     </w:lvl>
-    <w:lvl w:ilvl="6" w:tplc="5E7E9300">
+    <w:lvl w:ilvl="6" w:tplc="968299D8">
       <w:numFmt w:val="decimal"/>
       <w:lvlText w:val=""/>
       <w:lvlJc w:val="left"/>
     </w:lvl>
-    <w:lvl w:ilvl="7" w:tplc="F56CC0F0">
+    <w:lvl w:ilvl="7" w:tplc="8F9E3440">
       <w:numFmt w:val="decimal"/>
       <w:lvlText w:val=""/>
       <w:lvlJc w:val="left"/>
     </w:lvl>
-    <w:lvl w:ilvl="8" w:tplc="2C66A752">
+    <w:lvl w:ilvl="8" w:tplc="EEF49598">
       <w:numFmt w:val="decimal"/>
       <w:lvlText w:val=""/>
       <w:lvlJc w:val="left"/>
     </w:lvl>
   </w:abstractNum>
-  <w:num w:numId="1" w16cid:durableId="1159225466">
+  <w:num w:numId="1" w16cid:durableId="796222034">
+    <w:abstractNumId w:val="1"/>
+    <w:lvlOverride w:ilvl="0">
+      <w:startOverride w:val="1"/>
+    </w:lvlOverride>
+  </w:num>
+  <w:num w:numId="2" w16cid:durableId="1300575260">
     <w:abstractNumId w:val="0"/>
     <w:lvlOverride w:ilvl="0">
       <w:startOverride w:val="1"/>
     </w:lvlOverride>
   </w:num>
-  <w:num w:numId="2" w16cid:durableId="578103115">
+  <w:num w:numId="3" w16cid:durableId="1579170036">
     <w:abstractNumId w:val="2"/>
     <w:lvlOverride w:ilvl="0">
       <w:startOverride w:val="1"/>
     </w:lvlOverride>
   </w:num>
-  <w:num w:numId="3" w16cid:durableId="666446380">
+  <w:num w:numId="4" w16cid:durableId="143787633">
     <w:abstractNumId w:val="3"/>
-    <w:lvlOverride w:ilvl="0">
-      <w:startOverride w:val="1"/>
-    </w:lvlOverride>
-  </w:num>
-  <w:num w:numId="4" w16cid:durableId="109591640">
-    <w:abstractNumId w:val="1"/>
     <w:lvlOverride w:ilvl="0">
       <w:startOverride w:val="1"/>
     </w:lvlOverride>
@@ -14904,7 +14904,7 @@
     <w:autoRedefine/>
     <w:uiPriority w:val="39"/>
     <w:unhideWhenUsed/>
-    <w:rsid w:val="004D6559"/>
+    <w:rsid w:val="00EA6747"/>
     <w:pPr>
       <w:spacing w:after="100"/>
     </w:pPr>
@@ -14916,7 +14916,7 @@
     <w:autoRedefine/>
     <w:uiPriority w:val="39"/>
     <w:unhideWhenUsed/>
-    <w:rsid w:val="004D6559"/>
+    <w:rsid w:val="00EA6747"/>
     <w:pPr>
       <w:spacing w:after="100"/>
       <w:ind w:left="210"/>

--- a/docs/manuals/RA_Training_Programme_and_Facilitator_Guide.docx
+++ b/docs/manuals/RA_Training_Programme_and_Facilitator_Guide.docx
@@ -469,7 +469,7 @@
                 <w:sz w:val="19"/>
                 <w:szCs w:val="19"/>
               </w:rPr>
-              <w:t>Version 1.27 · 6 October 2026</w:t>
+              <w:t>Version 1.28 · 6 October 2026</w:t>
             </w:r>
           </w:p>
         </w:tc>
@@ -538,7 +538,7 @@
     <w:sdt>
       <w:sdtPr>
         <w:alias w:val="Contents"/>
-        <w:id w:val="-214734175"/>
+        <w:id w:val="-1152674012"/>
       </w:sdtPr>
       <w:sdtEndPr/>
       <w:sdtContent>
@@ -567,7 +567,7 @@
           <w:r>
             <w:fldChar w:fldCharType="separate"/>
           </w:r>
-          <w:hyperlink w:anchor="_Toc242204042" w:history="1">
+          <w:hyperlink w:anchor="_Toc242216511" w:history="1">
             <w:r>
               <w:rPr>
                 <w:rStyle w:val="Hyperlink"/>
@@ -591,7 +591,7 @@
               <w:rPr>
                 <w:noProof/>
               </w:rPr>
-              <w:instrText xml:space="preserve"> PAGEREF _Toc242204042 \h </w:instrText>
+              <w:instrText xml:space="preserve"> PAGEREF _Toc242216511 \h </w:instrText>
             </w:r>
             <w:r>
               <w:rPr>
@@ -634,7 +634,7 @@
               <w14:ligatures w14:val="standardContextual"/>
             </w:rPr>
           </w:pPr>
-          <w:hyperlink w:anchor="_Toc242204043" w:history="1">
+          <w:hyperlink w:anchor="_Toc242216512" w:history="1">
             <w:r>
               <w:rPr>
                 <w:rStyle w:val="Hyperlink"/>
@@ -658,7 +658,7 @@
               <w:rPr>
                 <w:noProof/>
               </w:rPr>
-              <w:instrText xml:space="preserve"> PAGEREF _Toc242204043 \h </w:instrText>
+              <w:instrText xml:space="preserve"> PAGEREF _Toc242216512 \h </w:instrText>
             </w:r>
             <w:r>
               <w:rPr>
@@ -701,7 +701,7 @@
               <w14:ligatures w14:val="standardContextual"/>
             </w:rPr>
           </w:pPr>
-          <w:hyperlink w:anchor="_Toc242204044" w:history="1">
+          <w:hyperlink w:anchor="_Toc242216513" w:history="1">
             <w:r>
               <w:rPr>
                 <w:rStyle w:val="Hyperlink"/>
@@ -725,7 +725,7 @@
               <w:rPr>
                 <w:noProof/>
               </w:rPr>
-              <w:instrText xml:space="preserve"> PAGEREF _Toc242204044 \h </w:instrText>
+              <w:instrText xml:space="preserve"> PAGEREF _Toc242216513 \h </w:instrText>
             </w:r>
             <w:r>
               <w:rPr>
@@ -768,7 +768,7 @@
               <w14:ligatures w14:val="standardContextual"/>
             </w:rPr>
           </w:pPr>
-          <w:hyperlink w:anchor="_Toc242204045" w:history="1">
+          <w:hyperlink w:anchor="_Toc242216514" w:history="1">
             <w:r>
               <w:rPr>
                 <w:rStyle w:val="Hyperlink"/>
@@ -792,7 +792,7 @@
               <w:rPr>
                 <w:noProof/>
               </w:rPr>
-              <w:instrText xml:space="preserve"> PAGEREF _Toc242204045 \h </w:instrText>
+              <w:instrText xml:space="preserve"> PAGEREF _Toc242216514 \h </w:instrText>
             </w:r>
             <w:r>
               <w:rPr>
@@ -835,7 +835,7 @@
               <w14:ligatures w14:val="standardContextual"/>
             </w:rPr>
           </w:pPr>
-          <w:hyperlink w:anchor="_Toc242204046" w:history="1">
+          <w:hyperlink w:anchor="_Toc242216515" w:history="1">
             <w:r>
               <w:rPr>
                 <w:rStyle w:val="Hyperlink"/>
@@ -859,7 +859,7 @@
               <w:rPr>
                 <w:noProof/>
               </w:rPr>
-              <w:instrText xml:space="preserve"> PAGEREF _Toc242204046 \h </w:instrText>
+              <w:instrText xml:space="preserve"> PAGEREF _Toc242216515 \h </w:instrText>
             </w:r>
             <w:r>
               <w:rPr>
@@ -902,7 +902,7 @@
               <w14:ligatures w14:val="standardContextual"/>
             </w:rPr>
           </w:pPr>
-          <w:hyperlink w:anchor="_Toc242204047" w:history="1">
+          <w:hyperlink w:anchor="_Toc242216516" w:history="1">
             <w:r>
               <w:rPr>
                 <w:rStyle w:val="Hyperlink"/>
@@ -926,7 +926,7 @@
               <w:rPr>
                 <w:noProof/>
               </w:rPr>
-              <w:instrText xml:space="preserve"> PAGEREF _Toc242204047 \h </w:instrText>
+              <w:instrText xml:space="preserve"> PAGEREF _Toc242216516 \h </w:instrText>
             </w:r>
             <w:r>
               <w:rPr>
@@ -969,7 +969,7 @@
               <w14:ligatures w14:val="standardContextual"/>
             </w:rPr>
           </w:pPr>
-          <w:hyperlink w:anchor="_Toc242204048" w:history="1">
+          <w:hyperlink w:anchor="_Toc242216517" w:history="1">
             <w:r>
               <w:rPr>
                 <w:rStyle w:val="Hyperlink"/>
@@ -993,7 +993,7 @@
               <w:rPr>
                 <w:noProof/>
               </w:rPr>
-              <w:instrText xml:space="preserve"> PAGEREF _Toc242204048 \h </w:instrText>
+              <w:instrText xml:space="preserve"> PAGEREF _Toc242216517 \h </w:instrText>
             </w:r>
             <w:r>
               <w:rPr>
@@ -1036,7 +1036,7 @@
               <w14:ligatures w14:val="standardContextual"/>
             </w:rPr>
           </w:pPr>
-          <w:hyperlink w:anchor="_Toc242204049" w:history="1">
+          <w:hyperlink w:anchor="_Toc242216518" w:history="1">
             <w:r>
               <w:rPr>
                 <w:rStyle w:val="Hyperlink"/>
@@ -1060,7 +1060,7 @@
               <w:rPr>
                 <w:noProof/>
               </w:rPr>
-              <w:instrText xml:space="preserve"> PAGEREF _Toc242204049 \h </w:instrText>
+              <w:instrText xml:space="preserve"> PAGEREF _Toc242216518 \h </w:instrText>
             </w:r>
             <w:r>
               <w:rPr>
@@ -1103,7 +1103,7 @@
               <w14:ligatures w14:val="standardContextual"/>
             </w:rPr>
           </w:pPr>
-          <w:hyperlink w:anchor="_Toc242204050" w:history="1">
+          <w:hyperlink w:anchor="_Toc242216519" w:history="1">
             <w:r>
               <w:rPr>
                 <w:rStyle w:val="Hyperlink"/>
@@ -1127,7 +1127,7 @@
               <w:rPr>
                 <w:noProof/>
               </w:rPr>
-              <w:instrText xml:space="preserve"> PAGEREF _Toc242204050 \h </w:instrText>
+              <w:instrText xml:space="preserve"> PAGEREF _Toc242216519 \h </w:instrText>
             </w:r>
             <w:r>
               <w:rPr>
@@ -1170,7 +1170,7 @@
               <w14:ligatures w14:val="standardContextual"/>
             </w:rPr>
           </w:pPr>
-          <w:hyperlink w:anchor="_Toc242204051" w:history="1">
+          <w:hyperlink w:anchor="_Toc242216520" w:history="1">
             <w:r>
               <w:rPr>
                 <w:rStyle w:val="Hyperlink"/>
@@ -1194,7 +1194,7 @@
               <w:rPr>
                 <w:noProof/>
               </w:rPr>
-              <w:instrText xml:space="preserve"> PAGEREF _Toc242204051 \h </w:instrText>
+              <w:instrText xml:space="preserve"> PAGEREF _Toc242216520 \h </w:instrText>
             </w:r>
             <w:r>
               <w:rPr>
@@ -1237,7 +1237,7 @@
               <w14:ligatures w14:val="standardContextual"/>
             </w:rPr>
           </w:pPr>
-          <w:hyperlink w:anchor="_Toc242204052" w:history="1">
+          <w:hyperlink w:anchor="_Toc242216521" w:history="1">
             <w:r>
               <w:rPr>
                 <w:rStyle w:val="Hyperlink"/>
@@ -1261,7 +1261,7 @@
               <w:rPr>
                 <w:noProof/>
               </w:rPr>
-              <w:instrText xml:space="preserve"> PAGEREF _Toc242204052 \h </w:instrText>
+              <w:instrText xml:space="preserve"> PAGEREF _Toc242216521 \h </w:instrText>
             </w:r>
             <w:r>
               <w:rPr>
@@ -1304,7 +1304,7 @@
               <w14:ligatures w14:val="standardContextual"/>
             </w:rPr>
           </w:pPr>
-          <w:hyperlink w:anchor="_Toc242204053" w:history="1">
+          <w:hyperlink w:anchor="_Toc242216522" w:history="1">
             <w:r>
               <w:rPr>
                 <w:rStyle w:val="Hyperlink"/>
@@ -1328,7 +1328,7 @@
               <w:rPr>
                 <w:noProof/>
               </w:rPr>
-              <w:instrText xml:space="preserve"> PAGEREF _Toc242204053 \h </w:instrText>
+              <w:instrText xml:space="preserve"> PAGEREF _Toc242216522 \h </w:instrText>
             </w:r>
             <w:r>
               <w:rPr>
@@ -1371,7 +1371,7 @@
               <w14:ligatures w14:val="standardContextual"/>
             </w:rPr>
           </w:pPr>
-          <w:hyperlink w:anchor="_Toc242204054" w:history="1">
+          <w:hyperlink w:anchor="_Toc242216523" w:history="1">
             <w:r>
               <w:rPr>
                 <w:rStyle w:val="Hyperlink"/>
@@ -1395,7 +1395,7 @@
               <w:rPr>
                 <w:noProof/>
               </w:rPr>
-              <w:instrText xml:space="preserve"> PAGEREF _Toc242204054 \h </w:instrText>
+              <w:instrText xml:space="preserve"> PAGEREF _Toc242216523 \h </w:instrText>
             </w:r>
             <w:r>
               <w:rPr>
@@ -1438,7 +1438,7 @@
               <w14:ligatures w14:val="standardContextual"/>
             </w:rPr>
           </w:pPr>
-          <w:hyperlink w:anchor="_Toc242204055" w:history="1">
+          <w:hyperlink w:anchor="_Toc242216524" w:history="1">
             <w:r>
               <w:rPr>
                 <w:rStyle w:val="Hyperlink"/>
@@ -1462,7 +1462,7 @@
               <w:rPr>
                 <w:noProof/>
               </w:rPr>
-              <w:instrText xml:space="preserve"> PAGEREF _Toc242204055 \h </w:instrText>
+              <w:instrText xml:space="preserve"> PAGEREF _Toc242216524 \h </w:instrText>
             </w:r>
             <w:r>
               <w:rPr>
@@ -1505,7 +1505,7 @@
               <w14:ligatures w14:val="standardContextual"/>
             </w:rPr>
           </w:pPr>
-          <w:hyperlink w:anchor="_Toc242204056" w:history="1">
+          <w:hyperlink w:anchor="_Toc242216525" w:history="1">
             <w:r>
               <w:rPr>
                 <w:rStyle w:val="Hyperlink"/>
@@ -1529,7 +1529,7 @@
               <w:rPr>
                 <w:noProof/>
               </w:rPr>
-              <w:instrText xml:space="preserve"> PAGEREF _Toc242204056 \h </w:instrText>
+              <w:instrText xml:space="preserve"> PAGEREF _Toc242216525 \h </w:instrText>
             </w:r>
             <w:r>
               <w:rPr>
@@ -1572,7 +1572,7 @@
               <w14:ligatures w14:val="standardContextual"/>
             </w:rPr>
           </w:pPr>
-          <w:hyperlink w:anchor="_Toc242204057" w:history="1">
+          <w:hyperlink w:anchor="_Toc242216526" w:history="1">
             <w:r>
               <w:rPr>
                 <w:rStyle w:val="Hyperlink"/>
@@ -1596,7 +1596,7 @@
               <w:rPr>
                 <w:noProof/>
               </w:rPr>
-              <w:instrText xml:space="preserve"> PAGEREF _Toc242204057 \h </w:instrText>
+              <w:instrText xml:space="preserve"> PAGEREF _Toc242216526 \h </w:instrText>
             </w:r>
             <w:r>
               <w:rPr>
@@ -1639,7 +1639,7 @@
               <w14:ligatures w14:val="standardContextual"/>
             </w:rPr>
           </w:pPr>
-          <w:hyperlink w:anchor="_Toc242204058" w:history="1">
+          <w:hyperlink w:anchor="_Toc242216527" w:history="1">
             <w:r>
               <w:rPr>
                 <w:rStyle w:val="Hyperlink"/>
@@ -1663,7 +1663,7 @@
               <w:rPr>
                 <w:noProof/>
               </w:rPr>
-              <w:instrText xml:space="preserve"> PAGEREF _Toc242204058 \h </w:instrText>
+              <w:instrText xml:space="preserve"> PAGEREF _Toc242216527 \h </w:instrText>
             </w:r>
             <w:r>
               <w:rPr>
@@ -1706,7 +1706,7 @@
               <w14:ligatures w14:val="standardContextual"/>
             </w:rPr>
           </w:pPr>
-          <w:hyperlink w:anchor="_Toc242204059" w:history="1">
+          <w:hyperlink w:anchor="_Toc242216528" w:history="1">
             <w:r>
               <w:rPr>
                 <w:rStyle w:val="Hyperlink"/>
@@ -1730,7 +1730,7 @@
               <w:rPr>
                 <w:noProof/>
               </w:rPr>
-              <w:instrText xml:space="preserve"> PAGEREF _Toc242204059 \h </w:instrText>
+              <w:instrText xml:space="preserve"> PAGEREF _Toc242216528 \h </w:instrText>
             </w:r>
             <w:r>
               <w:rPr>
@@ -1773,7 +1773,7 @@
               <w14:ligatures w14:val="standardContextual"/>
             </w:rPr>
           </w:pPr>
-          <w:hyperlink w:anchor="_Toc242204060" w:history="1">
+          <w:hyperlink w:anchor="_Toc242216529" w:history="1">
             <w:r>
               <w:rPr>
                 <w:rStyle w:val="Hyperlink"/>
@@ -1797,7 +1797,7 @@
               <w:rPr>
                 <w:noProof/>
               </w:rPr>
-              <w:instrText xml:space="preserve"> PAGEREF _Toc242204060 \h </w:instrText>
+              <w:instrText xml:space="preserve"> PAGEREF _Toc242216529 \h </w:instrText>
             </w:r>
             <w:r>
               <w:rPr>
@@ -1840,7 +1840,7 @@
               <w14:ligatures w14:val="standardContextual"/>
             </w:rPr>
           </w:pPr>
-          <w:hyperlink w:anchor="_Toc242204061" w:history="1">
+          <w:hyperlink w:anchor="_Toc242216530" w:history="1">
             <w:r>
               <w:rPr>
                 <w:rStyle w:val="Hyperlink"/>
@@ -1864,7 +1864,7 @@
               <w:rPr>
                 <w:noProof/>
               </w:rPr>
-              <w:instrText xml:space="preserve"> PAGEREF _Toc242204061 \h </w:instrText>
+              <w:instrText xml:space="preserve"> PAGEREF _Toc242216530 \h </w:instrText>
             </w:r>
             <w:r>
               <w:rPr>
@@ -1907,7 +1907,7 @@
               <w14:ligatures w14:val="standardContextual"/>
             </w:rPr>
           </w:pPr>
-          <w:hyperlink w:anchor="_Toc242204062" w:history="1">
+          <w:hyperlink w:anchor="_Toc242216531" w:history="1">
             <w:r>
               <w:rPr>
                 <w:rStyle w:val="Hyperlink"/>
@@ -1931,7 +1931,7 @@
               <w:rPr>
                 <w:noProof/>
               </w:rPr>
-              <w:instrText xml:space="preserve"> PAGEREF _Toc242204062 \h </w:instrText>
+              <w:instrText xml:space="preserve"> PAGEREF _Toc242216531 \h </w:instrText>
             </w:r>
             <w:r>
               <w:rPr>
@@ -1974,7 +1974,7 @@
               <w14:ligatures w14:val="standardContextual"/>
             </w:rPr>
           </w:pPr>
-          <w:hyperlink w:anchor="_Toc242204063" w:history="1">
+          <w:hyperlink w:anchor="_Toc242216532" w:history="1">
             <w:r>
               <w:rPr>
                 <w:rStyle w:val="Hyperlink"/>
@@ -1998,7 +1998,7 @@
               <w:rPr>
                 <w:noProof/>
               </w:rPr>
-              <w:instrText xml:space="preserve"> PAGEREF _Toc242204063 \h </w:instrText>
+              <w:instrText xml:space="preserve"> PAGEREF _Toc242216532 \h </w:instrText>
             </w:r>
             <w:r>
               <w:rPr>
@@ -2041,7 +2041,7 @@
               <w14:ligatures w14:val="standardContextual"/>
             </w:rPr>
           </w:pPr>
-          <w:hyperlink w:anchor="_Toc242204064" w:history="1">
+          <w:hyperlink w:anchor="_Toc242216533" w:history="1">
             <w:r>
               <w:rPr>
                 <w:rStyle w:val="Hyperlink"/>
@@ -2065,7 +2065,7 @@
               <w:rPr>
                 <w:noProof/>
               </w:rPr>
-              <w:instrText xml:space="preserve"> PAGEREF _Toc242204064 \h </w:instrText>
+              <w:instrText xml:space="preserve"> PAGEREF _Toc242216533 \h </w:instrText>
             </w:r>
             <w:r>
               <w:rPr>
@@ -2108,7 +2108,7 @@
               <w14:ligatures w14:val="standardContextual"/>
             </w:rPr>
           </w:pPr>
-          <w:hyperlink w:anchor="_Toc242204065" w:history="1">
+          <w:hyperlink w:anchor="_Toc242216534" w:history="1">
             <w:r>
               <w:rPr>
                 <w:rStyle w:val="Hyperlink"/>
@@ -2132,7 +2132,7 @@
               <w:rPr>
                 <w:noProof/>
               </w:rPr>
-              <w:instrText xml:space="preserve"> PAGEREF _Toc242204065 \h </w:instrText>
+              <w:instrText xml:space="preserve"> PAGEREF _Toc242216534 \h </w:instrText>
             </w:r>
             <w:r>
               <w:rPr>
@@ -2171,7 +2171,7 @@
         <w:pStyle w:val="Heading1"/>
         <w:pageBreakBefore/>
       </w:pPr>
-      <w:bookmarkStart w:id="0" w:name="_Toc242204042"/>
+      <w:bookmarkStart w:id="0" w:name="_Toc242216511"/>
       <w:r>
         <w:lastRenderedPageBreak/>
         <w:t>1. Programme overview</w:t>
@@ -2577,7 +2577,7 @@
       <w:pPr>
         <w:pStyle w:val="Heading2"/>
       </w:pPr>
-      <w:bookmarkStart w:id="1" w:name="_Toc242204043"/>
+      <w:bookmarkStart w:id="1" w:name="_Toc242216512"/>
       <w:r>
         <w:t>1.1 Learning objectives</w:t>
       </w:r>
@@ -2678,7 +2678,7 @@
       <w:pPr>
         <w:pStyle w:val="Heading2"/>
       </w:pPr>
-      <w:bookmarkStart w:id="2" w:name="_Toc242204044"/>
+      <w:bookmarkStart w:id="2" w:name="_Toc242216513"/>
       <w:r>
         <w:t>1.2 Before the training (facilitator checklist)</w:t>
       </w:r>
@@ -3214,7 +3214,7 @@
       <w:pPr>
         <w:pStyle w:val="Heading2"/>
       </w:pPr>
-      <w:bookmarkStart w:id="3" w:name="_Toc242204045"/>
+      <w:bookmarkStart w:id="3" w:name="_Toc242216514"/>
       <w:r>
         <w:t>1.3 The practice environment</w:t>
       </w:r>
@@ -3360,7 +3360,7 @@
         <w:pStyle w:val="Heading1"/>
         <w:pageBreakBefore/>
       </w:pPr>
-      <w:bookmarkStart w:id="4" w:name="_Toc242204046"/>
+      <w:bookmarkStart w:id="4" w:name="_Toc242216515"/>
       <w:r>
         <w:lastRenderedPageBreak/>
         <w:t>2. Schedule</w:t>
@@ -3371,7 +3371,7 @@
       <w:pPr>
         <w:pStyle w:val="Heading2"/>
       </w:pPr>
-      <w:bookmarkStart w:id="5" w:name="_Toc242204047"/>
+      <w:bookmarkStart w:id="5" w:name="_Toc242216516"/>
       <w:r>
         <w:t>Day 1 — Foundations (all RAs)</w:t>
       </w:r>
@@ -4654,7 +4654,7 @@
       <w:pPr>
         <w:pStyle w:val="Heading2"/>
       </w:pPr>
-      <w:bookmarkStart w:id="6" w:name="_Toc242204048"/>
+      <w:bookmarkStart w:id="6" w:name="_Toc242216517"/>
       <w:r>
         <w:t>Day 2 — Role tracks</w:t>
       </w:r>
@@ -6182,7 +6182,7 @@
       <w:pPr>
         <w:pStyle w:val="Heading2"/>
       </w:pPr>
-      <w:bookmarkStart w:id="7" w:name="_Toc242204049"/>
+      <w:bookmarkStart w:id="7" w:name="_Toc242216518"/>
       <w:r>
         <w:t>Day 3 — Practice and assessment</w:t>
       </w:r>
@@ -7152,7 +7152,7 @@
       <w:pPr>
         <w:pStyle w:val="Heading2"/>
       </w:pPr>
-      <w:bookmarkStart w:id="8" w:name="_Toc242204050"/>
+      <w:bookmarkStart w:id="8" w:name="_Toc242216519"/>
       <w:r>
         <w:t>After the training</w:t>
       </w:r>
@@ -7487,7 +7487,7 @@
         <w:pStyle w:val="Heading1"/>
         <w:pageBreakBefore/>
       </w:pPr>
-      <w:bookmarkStart w:id="9" w:name="_Toc242204051"/>
+      <w:bookmarkStart w:id="9" w:name="_Toc242216520"/>
       <w:r>
         <w:lastRenderedPageBreak/>
         <w:t>3. Session plans</w:t>
@@ -7506,7 +7506,7 @@
       <w:pPr>
         <w:pStyle w:val="Heading2"/>
       </w:pPr>
-      <w:bookmarkStart w:id="10" w:name="_Toc242204052"/>
+      <w:bookmarkStart w:id="10" w:name="_Toc242216521"/>
       <w:r>
         <w:t>Module 1 — The study (60 min)</w:t>
       </w:r>
@@ -7601,7 +7601,7 @@
       <w:pPr>
         <w:pStyle w:val="Heading2"/>
       </w:pPr>
-      <w:bookmarkStart w:id="11" w:name="_Toc242204053"/>
+      <w:bookmarkStart w:id="11" w:name="_Toc242216522"/>
       <w:r>
         <w:t>Module 2 — Research ethics and consent (60 min)</w:t>
       </w:r>
@@ -7696,7 +7696,7 @@
       <w:pPr>
         <w:pStyle w:val="Heading2"/>
       </w:pPr>
-      <w:bookmarkStart w:id="12" w:name="_Toc242204054"/>
+      <w:bookmarkStart w:id="12" w:name="_Toc242216523"/>
       <w:r>
         <w:t>Module 3 — Data protection (60 min)</w:t>
       </w:r>
@@ -7791,7 +7791,7 @@
       <w:pPr>
         <w:pStyle w:val="Heading2"/>
       </w:pPr>
-      <w:bookmarkStart w:id="13" w:name="_Toc242204055"/>
+      <w:bookmarkStart w:id="13" w:name="_Toc242216524"/>
       <w:r>
         <w:t>Module 5 — The portal (75 min)</w:t>
       </w:r>
@@ -7886,7 +7886,7 @@
       <w:pPr>
         <w:pStyle w:val="Heading2"/>
       </w:pPr>
-      <w:bookmarkStart w:id="14" w:name="_Toc242204056"/>
+      <w:bookmarkStart w:id="14" w:name="_Toc242216525"/>
       <w:r>
         <w:t>Module 6 — The respondent journey (45 min)</w:t>
       </w:r>
@@ -7982,7 +7982,7 @@
       <w:pPr>
         <w:pStyle w:val="Heading2"/>
       </w:pPr>
-      <w:bookmarkStart w:id="15" w:name="_Toc242204057"/>
+      <w:bookmarkStart w:id="15" w:name="_Toc242216526"/>
       <w:r>
         <w:t>Module 8 — Communication skills (90 min)</w:t>
       </w:r>
@@ -8077,7 +8077,7 @@
       <w:pPr>
         <w:pStyle w:val="Heading2"/>
       </w:pPr>
-      <w:bookmarkStart w:id="16" w:name="_Toc242204058"/>
+      <w:bookmarkStart w:id="16" w:name="_Toc242216527"/>
       <w:r>
         <w:t>Module 9 — Quality judgement (90 min)</w:t>
       </w:r>
@@ -8173,7 +8173,7 @@
         <w:pStyle w:val="Heading1"/>
         <w:pageBreakBefore/>
       </w:pPr>
-      <w:bookmarkStart w:id="17" w:name="_Toc242204059"/>
+      <w:bookmarkStart w:id="17" w:name="_Toc242216528"/>
       <w:r>
         <w:lastRenderedPageBreak/>
         <w:t>4. Role-plays and simulation</w:t>
@@ -9127,7 +9127,7 @@
       <w:pPr>
         <w:pStyle w:val="Heading2"/>
       </w:pPr>
-      <w:bookmarkStart w:id="18" w:name="_Toc242204060"/>
+      <w:bookmarkStart w:id="18" w:name="_Toc242216529"/>
       <w:r>
         <w:t>Field simulation (Day 3)</w:t>
       </w:r>
@@ -9222,7 +9222,7 @@
         <w:pStyle w:val="Heading1"/>
         <w:pageBreakBefore/>
       </w:pPr>
-      <w:bookmarkStart w:id="19" w:name="_Toc242204061"/>
+      <w:bookmarkStart w:id="19" w:name="_Toc242216530"/>
       <w:r>
         <w:lastRenderedPageBreak/>
         <w:t>5. Assessment and certification</w:t>
@@ -9233,7 +9233,7 @@
       <w:pPr>
         <w:pStyle w:val="Heading2"/>
       </w:pPr>
-      <w:bookmarkStart w:id="20" w:name="_Toc242204062"/>
+      <w:bookmarkStart w:id="20" w:name="_Toc242216531"/>
       <w:r>
         <w:t>5.1 Competencies</w:t>
       </w:r>
@@ -9624,7 +9624,7 @@
       <w:pPr>
         <w:pStyle w:val="Heading2"/>
       </w:pPr>
-      <w:bookmarkStart w:id="21" w:name="_Toc242204063"/>
+      <w:bookmarkStart w:id="21" w:name="_Toc242216532"/>
       <w:r>
         <w:t>5.2 Written assessment (answer key)</w:t>
       </w:r>
@@ -10984,7 +10984,7 @@
       <w:pPr>
         <w:pStyle w:val="Heading2"/>
       </w:pPr>
-      <w:bookmarkStart w:id="22" w:name="_Toc242204064"/>
+      <w:bookmarkStart w:id="22" w:name="_Toc242216533"/>
       <w:r>
         <w:t>5.3 Practical assessment</w:t>
       </w:r>
@@ -12247,7 +12247,7 @@
         <w:pStyle w:val="Heading1"/>
         <w:pageBreakBefore/>
       </w:pPr>
-      <w:bookmarkStart w:id="23" w:name="_Toc242204065"/>
+      <w:bookmarkStart w:id="23" w:name="_Toc242216534"/>
       <w:r>
         <w:lastRenderedPageBreak/>
         <w:t>6. Attendance register</w:t>
@@ -13826,7 +13826,7 @@
         <w:sz w:val="16"/>
         <w:szCs w:val="16"/>
       </w:rPr>
-      <w:t>Version 1.27 · 6 October 2026</w:t>
+      <w:t>Version 1.28 · 6 October 2026</w:t>
     </w:r>
     <w:r>
       <w:rPr>
@@ -13999,154 +13999,10 @@
 <file path=word/numbering.xml><?xml version="1.0" encoding="utf-8"?>
 <w:numbering xmlns:wpc="http://schemas.microsoft.com/office/word/2010/wordprocessingCanvas" xmlns:cx="http://schemas.microsoft.com/office/drawing/2014/chartex" xmlns:cx1="http://schemas.microsoft.com/office/drawing/2015/9/8/chartex" xmlns:cx2="http://schemas.microsoft.com/office/drawing/2015/10/21/chartex" xmlns:cx3="http://schemas.microsoft.com/office/drawing/2016/5/9/chartex" xmlns:cx4="http://schemas.microsoft.com/office/drawing/2016/5/10/chartex" xmlns:cx5="http://schemas.microsoft.com/office/drawing/2016/5/11/chartex" xmlns:cx6="http://schemas.microsoft.com/office/drawing/2016/5/12/chartex" xmlns:cx7="http://schemas.microsoft.com/office/drawing/2016/5/13/chartex" xmlns:cx8="http://schemas.microsoft.com/office/drawing/2016/5/14/chartex" xmlns:mc="http://schemas.openxmlformats.org/markup-compatibility/2006" xmlns:aink="http://schemas.microsoft.com/office/drawing/2016/ink" xmlns:am3d="http://schemas.microsoft.com/office/drawing/2017/model3d" xmlns:o="urn:schemas-microsoft-com:office:office" xmlns:oel="http://schemas.microsoft.com/office/2019/extlst" xmlns:r="http://schemas.openxmlformats.org/officeDocument/2006/relationships" xmlns:m="http://schemas.openxmlformats.org/officeDocument/2006/math" xmlns:v="urn:schemas-microsoft-com:vml" xmlns:wp14="http://schemas.microsoft.com/office/word/2010/wordprocessingDrawing" xmlns:wp="http://schemas.openxmlformats.org/drawingml/2006/wordprocessingDrawing" xmlns:w10="urn:schemas-microsoft-com:office:word" xmlns:w="http://schemas.openxmlformats.org/wordprocessingml/2006/main" xmlns:w14="http://schemas.microsoft.com/office/word/2010/wordml" xmlns:w15="http://schemas.microsoft.com/office/word/2012/wordml" xmlns:w16cex="http://schemas.microsoft.com/office/word/2018/wordml/cex" xmlns:w16cid="http://schemas.microsoft.com/office/word/2016/wordml/cid" xmlns:w16="http://schemas.microsoft.com/office/word/2018/wordml" xmlns:w16sdtdh="http://schemas.microsoft.com/office/word/2020/wordml/sdtdatahash" xmlns:w16se="http://schemas.microsoft.com/office/word/2015/wordml/symex" xmlns:wpg="http://schemas.microsoft.com/office/word/2010/wordprocessingGroup" xmlns:wpi="http://schemas.microsoft.com/office/word/2010/wordprocessingInk" xmlns:wne="http://schemas.microsoft.com/office/word/2006/wordml" xmlns:wps="http://schemas.microsoft.com/office/word/2010/wordprocessingShape" mc:Ignorable="w14 w15 w16se w16cid w16 w16cex w16sdtdh wp14">
   <w:abstractNum w:abstractNumId="0" w15:restartNumberingAfterBreak="0">
-    <w:nsid w:val="341A7946"/>
+    <w:nsid w:val="27063BD2"/>
     <w:multiLevelType w:val="hybridMultilevel"/>
-    <w:tmpl w:val="9CC481A2"/>
-    <w:lvl w:ilvl="0" w:tplc="B086A00A">
-      <w:start w:val="1"/>
-      <w:numFmt w:val="bullet"/>
-      <w:lvlText w:val="•"/>
-      <w:lvlJc w:val="left"/>
-      <w:pPr>
-        <w:ind w:left="460" w:hanging="280"/>
-      </w:pPr>
-    </w:lvl>
-    <w:lvl w:ilvl="1" w:tplc="0BE26168">
-      <w:start w:val="1"/>
-      <w:numFmt w:val="bullet"/>
-      <w:lvlText w:val="–"/>
-      <w:lvlJc w:val="left"/>
-      <w:pPr>
-        <w:ind w:left="900" w:hanging="280"/>
-      </w:pPr>
-    </w:lvl>
-    <w:lvl w:ilvl="2" w:tplc="4A7AA750">
-      <w:numFmt w:val="decimal"/>
-      <w:lvlText w:val=""/>
-      <w:lvlJc w:val="left"/>
-    </w:lvl>
-    <w:lvl w:ilvl="3" w:tplc="392E0072">
-      <w:numFmt w:val="decimal"/>
-      <w:lvlText w:val=""/>
-      <w:lvlJc w:val="left"/>
-    </w:lvl>
-    <w:lvl w:ilvl="4" w:tplc="4F3AD084">
-      <w:numFmt w:val="decimal"/>
-      <w:lvlText w:val=""/>
-      <w:lvlJc w:val="left"/>
-    </w:lvl>
-    <w:lvl w:ilvl="5" w:tplc="0DFAB402">
-      <w:numFmt w:val="decimal"/>
-      <w:lvlText w:val=""/>
-      <w:lvlJc w:val="left"/>
-    </w:lvl>
-    <w:lvl w:ilvl="6" w:tplc="49525748">
-      <w:numFmt w:val="decimal"/>
-      <w:lvlText w:val=""/>
-      <w:lvlJc w:val="left"/>
-    </w:lvl>
-    <w:lvl w:ilvl="7" w:tplc="D5AA9372">
-      <w:numFmt w:val="decimal"/>
-      <w:lvlText w:val=""/>
-      <w:lvlJc w:val="left"/>
-    </w:lvl>
-    <w:lvl w:ilvl="8" w:tplc="264C8DD2">
-      <w:numFmt w:val="decimal"/>
-      <w:lvlText w:val=""/>
-      <w:lvlJc w:val="left"/>
-    </w:lvl>
-  </w:abstractNum>
-  <w:abstractNum w:abstractNumId="1" w15:restartNumberingAfterBreak="0">
-    <w:nsid w:val="36A04507"/>
-    <w:multiLevelType w:val="hybridMultilevel"/>
-    <w:tmpl w:val="C5F4C3B4"/>
-    <w:lvl w:ilvl="0" w:tplc="6726ABD4">
-      <w:start w:val="1"/>
-      <w:numFmt w:val="bullet"/>
-      <w:lvlText w:val="●"/>
-      <w:lvlJc w:val="left"/>
-      <w:pPr>
-        <w:ind w:left="720" w:hanging="360"/>
-      </w:pPr>
-    </w:lvl>
-    <w:lvl w:ilvl="1" w:tplc="8B26A39E">
-      <w:start w:val="1"/>
-      <w:numFmt w:val="bullet"/>
-      <w:lvlText w:val="○"/>
-      <w:lvlJc w:val="left"/>
-      <w:pPr>
-        <w:ind w:left="1440" w:hanging="360"/>
-      </w:pPr>
-    </w:lvl>
-    <w:lvl w:ilvl="2" w:tplc="7466D38E">
-      <w:start w:val="1"/>
-      <w:numFmt w:val="bullet"/>
-      <w:lvlText w:val="■"/>
-      <w:lvlJc w:val="left"/>
-      <w:pPr>
-        <w:ind w:left="2160" w:hanging="360"/>
-      </w:pPr>
-    </w:lvl>
-    <w:lvl w:ilvl="3" w:tplc="6780219A">
-      <w:start w:val="1"/>
-      <w:numFmt w:val="bullet"/>
-      <w:lvlText w:val="●"/>
-      <w:lvlJc w:val="left"/>
-      <w:pPr>
-        <w:ind w:left="2880" w:hanging="360"/>
-      </w:pPr>
-    </w:lvl>
-    <w:lvl w:ilvl="4" w:tplc="54F47156">
-      <w:start w:val="1"/>
-      <w:numFmt w:val="bullet"/>
-      <w:lvlText w:val="○"/>
-      <w:lvlJc w:val="left"/>
-      <w:pPr>
-        <w:ind w:left="3600" w:hanging="360"/>
-      </w:pPr>
-    </w:lvl>
-    <w:lvl w:ilvl="5" w:tplc="8DC07792">
-      <w:start w:val="1"/>
-      <w:numFmt w:val="bullet"/>
-      <w:lvlText w:val="■"/>
-      <w:lvlJc w:val="left"/>
-      <w:pPr>
-        <w:ind w:left="4320" w:hanging="360"/>
-      </w:pPr>
-    </w:lvl>
-    <w:lvl w:ilvl="6" w:tplc="C25E068E">
-      <w:start w:val="1"/>
-      <w:numFmt w:val="bullet"/>
-      <w:lvlText w:val="●"/>
-      <w:lvlJc w:val="left"/>
-      <w:pPr>
-        <w:ind w:left="5040" w:hanging="360"/>
-      </w:pPr>
-    </w:lvl>
-    <w:lvl w:ilvl="7" w:tplc="DB22472C">
-      <w:start w:val="1"/>
-      <w:numFmt w:val="bullet"/>
-      <w:lvlText w:val="●"/>
-      <w:lvlJc w:val="left"/>
-      <w:pPr>
-        <w:ind w:left="5760" w:hanging="360"/>
-      </w:pPr>
-    </w:lvl>
-    <w:lvl w:ilvl="8" w:tplc="B702530E">
-      <w:start w:val="1"/>
-      <w:numFmt w:val="bullet"/>
-      <w:lvlText w:val="●"/>
-      <w:lvlJc w:val="left"/>
-      <w:pPr>
-        <w:ind w:left="6480" w:hanging="360"/>
-      </w:pPr>
-    </w:lvl>
-  </w:abstractNum>
-  <w:abstractNum w:abstractNumId="2" w15:restartNumberingAfterBreak="0">
-    <w:nsid w:val="686A7C04"/>
-    <w:multiLevelType w:val="hybridMultilevel"/>
-    <w:tmpl w:val="17346FD0"/>
-    <w:lvl w:ilvl="0" w:tplc="0D722C10">
+    <w:tmpl w:val="7214CBD2"/>
+    <w:lvl w:ilvl="0" w:tplc="E07CB046">
       <w:start w:val="1"/>
       <w:numFmt w:val="decimal"/>
       <w:lvlText w:val="%1."/>
@@ -14160,52 +14016,52 @@
         <w:color w:val="A67C27"/>
       </w:rPr>
     </w:lvl>
-    <w:lvl w:ilvl="1" w:tplc="DBFC02E0">
+    <w:lvl w:ilvl="1" w:tplc="F0A21028">
       <w:numFmt w:val="decimal"/>
       <w:lvlText w:val=""/>
       <w:lvlJc w:val="left"/>
     </w:lvl>
-    <w:lvl w:ilvl="2" w:tplc="9F7A8D7C">
+    <w:lvl w:ilvl="2" w:tplc="53E8828C">
       <w:numFmt w:val="decimal"/>
       <w:lvlText w:val=""/>
       <w:lvlJc w:val="left"/>
     </w:lvl>
-    <w:lvl w:ilvl="3" w:tplc="43CE83BC">
+    <w:lvl w:ilvl="3" w:tplc="A4B2AF2C">
       <w:numFmt w:val="decimal"/>
       <w:lvlText w:val=""/>
       <w:lvlJc w:val="left"/>
     </w:lvl>
-    <w:lvl w:ilvl="4" w:tplc="4962B22E">
+    <w:lvl w:ilvl="4" w:tplc="ACEA3D88">
       <w:numFmt w:val="decimal"/>
       <w:lvlText w:val=""/>
       <w:lvlJc w:val="left"/>
     </w:lvl>
-    <w:lvl w:ilvl="5" w:tplc="2F702B58">
+    <w:lvl w:ilvl="5" w:tplc="019654BA">
       <w:numFmt w:val="decimal"/>
       <w:lvlText w:val=""/>
       <w:lvlJc w:val="left"/>
     </w:lvl>
-    <w:lvl w:ilvl="6" w:tplc="2DA46D0E">
+    <w:lvl w:ilvl="6" w:tplc="D108A6F2">
       <w:numFmt w:val="decimal"/>
       <w:lvlText w:val=""/>
       <w:lvlJc w:val="left"/>
     </w:lvl>
-    <w:lvl w:ilvl="7" w:tplc="0C542E54">
+    <w:lvl w:ilvl="7" w:tplc="360A8E50">
       <w:numFmt w:val="decimal"/>
       <w:lvlText w:val=""/>
       <w:lvlJc w:val="left"/>
     </w:lvl>
-    <w:lvl w:ilvl="8" w:tplc="A1B0499A">
+    <w:lvl w:ilvl="8" w:tplc="3A8C9374">
       <w:numFmt w:val="decimal"/>
       <w:lvlText w:val=""/>
       <w:lvlJc w:val="left"/>
     </w:lvl>
   </w:abstractNum>
-  <w:abstractNum w:abstractNumId="3" w15:restartNumberingAfterBreak="0">
-    <w:nsid w:val="6B002976"/>
+  <w:abstractNum w:abstractNumId="1" w15:restartNumberingAfterBreak="0">
+    <w:nsid w:val="47A83AE9"/>
     <w:multiLevelType w:val="hybridMultilevel"/>
-    <w:tmpl w:val="ABF0A86C"/>
-    <w:lvl w:ilvl="0" w:tplc="BB344256">
+    <w:tmpl w:val="9C44629E"/>
+    <w:lvl w:ilvl="0" w:tplc="AB460776">
       <w:start w:val="1"/>
       <w:numFmt w:val="decimal"/>
       <w:lvlText w:val="%1."/>
@@ -14219,67 +14075,211 @@
         <w:color w:val="A67C27"/>
       </w:rPr>
     </w:lvl>
-    <w:lvl w:ilvl="1" w:tplc="4E0A52D6">
+    <w:lvl w:ilvl="1" w:tplc="AE882A80">
       <w:numFmt w:val="decimal"/>
       <w:lvlText w:val=""/>
       <w:lvlJc w:val="left"/>
     </w:lvl>
-    <w:lvl w:ilvl="2" w:tplc="2D8010A2">
+    <w:lvl w:ilvl="2" w:tplc="CCFC908C">
       <w:numFmt w:val="decimal"/>
       <w:lvlText w:val=""/>
       <w:lvlJc w:val="left"/>
     </w:lvl>
-    <w:lvl w:ilvl="3" w:tplc="5DF4B458">
+    <w:lvl w:ilvl="3" w:tplc="F692E520">
       <w:numFmt w:val="decimal"/>
       <w:lvlText w:val=""/>
       <w:lvlJc w:val="left"/>
     </w:lvl>
-    <w:lvl w:ilvl="4" w:tplc="2BC6CDE2">
+    <w:lvl w:ilvl="4" w:tplc="8F9008CA">
       <w:numFmt w:val="decimal"/>
       <w:lvlText w:val=""/>
       <w:lvlJc w:val="left"/>
     </w:lvl>
-    <w:lvl w:ilvl="5" w:tplc="06EAB8EA">
+    <w:lvl w:ilvl="5" w:tplc="A9B051C8">
       <w:numFmt w:val="decimal"/>
       <w:lvlText w:val=""/>
       <w:lvlJc w:val="left"/>
     </w:lvl>
-    <w:lvl w:ilvl="6" w:tplc="968299D8">
+    <w:lvl w:ilvl="6" w:tplc="E7E605E6">
       <w:numFmt w:val="decimal"/>
       <w:lvlText w:val=""/>
       <w:lvlJc w:val="left"/>
     </w:lvl>
-    <w:lvl w:ilvl="7" w:tplc="8F9E3440">
+    <w:lvl w:ilvl="7" w:tplc="A37A10E4">
       <w:numFmt w:val="decimal"/>
       <w:lvlText w:val=""/>
       <w:lvlJc w:val="left"/>
     </w:lvl>
-    <w:lvl w:ilvl="8" w:tplc="EEF49598">
+    <w:lvl w:ilvl="8" w:tplc="52A04FE2">
       <w:numFmt w:val="decimal"/>
       <w:lvlText w:val=""/>
       <w:lvlJc w:val="left"/>
     </w:lvl>
   </w:abstractNum>
-  <w:num w:numId="1" w16cid:durableId="796222034">
+  <w:abstractNum w:abstractNumId="2" w15:restartNumberingAfterBreak="0">
+    <w:nsid w:val="64EC6F20"/>
+    <w:multiLevelType w:val="hybridMultilevel"/>
+    <w:tmpl w:val="F6B0885E"/>
+    <w:lvl w:ilvl="0" w:tplc="E9842300">
+      <w:start w:val="1"/>
+      <w:numFmt w:val="bullet"/>
+      <w:lvlText w:val="•"/>
+      <w:lvlJc w:val="left"/>
+      <w:pPr>
+        <w:ind w:left="460" w:hanging="280"/>
+      </w:pPr>
+    </w:lvl>
+    <w:lvl w:ilvl="1" w:tplc="0BAE68EE">
+      <w:start w:val="1"/>
+      <w:numFmt w:val="bullet"/>
+      <w:lvlText w:val="–"/>
+      <w:lvlJc w:val="left"/>
+      <w:pPr>
+        <w:ind w:left="900" w:hanging="280"/>
+      </w:pPr>
+    </w:lvl>
+    <w:lvl w:ilvl="2" w:tplc="0EDA3CD4">
+      <w:numFmt w:val="decimal"/>
+      <w:lvlText w:val=""/>
+      <w:lvlJc w:val="left"/>
+    </w:lvl>
+    <w:lvl w:ilvl="3" w:tplc="E15ABF86">
+      <w:numFmt w:val="decimal"/>
+      <w:lvlText w:val=""/>
+      <w:lvlJc w:val="left"/>
+    </w:lvl>
+    <w:lvl w:ilvl="4" w:tplc="1B420EF0">
+      <w:numFmt w:val="decimal"/>
+      <w:lvlText w:val=""/>
+      <w:lvlJc w:val="left"/>
+    </w:lvl>
+    <w:lvl w:ilvl="5" w:tplc="611E1030">
+      <w:numFmt w:val="decimal"/>
+      <w:lvlText w:val=""/>
+      <w:lvlJc w:val="left"/>
+    </w:lvl>
+    <w:lvl w:ilvl="6" w:tplc="777C6A24">
+      <w:numFmt w:val="decimal"/>
+      <w:lvlText w:val=""/>
+      <w:lvlJc w:val="left"/>
+    </w:lvl>
+    <w:lvl w:ilvl="7" w:tplc="4A947BC2">
+      <w:numFmt w:val="decimal"/>
+      <w:lvlText w:val=""/>
+      <w:lvlJc w:val="left"/>
+    </w:lvl>
+    <w:lvl w:ilvl="8" w:tplc="3BFCB7EA">
+      <w:numFmt w:val="decimal"/>
+      <w:lvlText w:val=""/>
+      <w:lvlJc w:val="left"/>
+    </w:lvl>
+  </w:abstractNum>
+  <w:abstractNum w:abstractNumId="3" w15:restartNumberingAfterBreak="0">
+    <w:nsid w:val="7D7A753E"/>
+    <w:multiLevelType w:val="hybridMultilevel"/>
+    <w:tmpl w:val="4500869E"/>
+    <w:lvl w:ilvl="0" w:tplc="ECCCE194">
+      <w:start w:val="1"/>
+      <w:numFmt w:val="bullet"/>
+      <w:lvlText w:val="●"/>
+      <w:lvlJc w:val="left"/>
+      <w:pPr>
+        <w:ind w:left="720" w:hanging="360"/>
+      </w:pPr>
+    </w:lvl>
+    <w:lvl w:ilvl="1" w:tplc="79900BF6">
+      <w:start w:val="1"/>
+      <w:numFmt w:val="bullet"/>
+      <w:lvlText w:val="○"/>
+      <w:lvlJc w:val="left"/>
+      <w:pPr>
+        <w:ind w:left="1440" w:hanging="360"/>
+      </w:pPr>
+    </w:lvl>
+    <w:lvl w:ilvl="2" w:tplc="58C4B212">
+      <w:start w:val="1"/>
+      <w:numFmt w:val="bullet"/>
+      <w:lvlText w:val="■"/>
+      <w:lvlJc w:val="left"/>
+      <w:pPr>
+        <w:ind w:left="2160" w:hanging="360"/>
+      </w:pPr>
+    </w:lvl>
+    <w:lvl w:ilvl="3" w:tplc="119861C8">
+      <w:start w:val="1"/>
+      <w:numFmt w:val="bullet"/>
+      <w:lvlText w:val="●"/>
+      <w:lvlJc w:val="left"/>
+      <w:pPr>
+        <w:ind w:left="2880" w:hanging="360"/>
+      </w:pPr>
+    </w:lvl>
+    <w:lvl w:ilvl="4" w:tplc="BD8E815C">
+      <w:start w:val="1"/>
+      <w:numFmt w:val="bullet"/>
+      <w:lvlText w:val="○"/>
+      <w:lvlJc w:val="left"/>
+      <w:pPr>
+        <w:ind w:left="3600" w:hanging="360"/>
+      </w:pPr>
+    </w:lvl>
+    <w:lvl w:ilvl="5" w:tplc="3E801182">
+      <w:start w:val="1"/>
+      <w:numFmt w:val="bullet"/>
+      <w:lvlText w:val="■"/>
+      <w:lvlJc w:val="left"/>
+      <w:pPr>
+        <w:ind w:left="4320" w:hanging="360"/>
+      </w:pPr>
+    </w:lvl>
+    <w:lvl w:ilvl="6" w:tplc="109A5584">
+      <w:start w:val="1"/>
+      <w:numFmt w:val="bullet"/>
+      <w:lvlText w:val="●"/>
+      <w:lvlJc w:val="left"/>
+      <w:pPr>
+        <w:ind w:left="5040" w:hanging="360"/>
+      </w:pPr>
+    </w:lvl>
+    <w:lvl w:ilvl="7" w:tplc="21D07858">
+      <w:start w:val="1"/>
+      <w:numFmt w:val="bullet"/>
+      <w:lvlText w:val="●"/>
+      <w:lvlJc w:val="left"/>
+      <w:pPr>
+        <w:ind w:left="5760" w:hanging="360"/>
+      </w:pPr>
+    </w:lvl>
+    <w:lvl w:ilvl="8" w:tplc="26BEAB40">
+      <w:start w:val="1"/>
+      <w:numFmt w:val="bullet"/>
+      <w:lvlText w:val="●"/>
+      <w:lvlJc w:val="left"/>
+      <w:pPr>
+        <w:ind w:left="6480" w:hanging="360"/>
+      </w:pPr>
+    </w:lvl>
+  </w:abstractNum>
+  <w:num w:numId="1" w16cid:durableId="684484430">
+    <w:abstractNumId w:val="3"/>
+    <w:lvlOverride w:ilvl="0">
+      <w:startOverride w:val="1"/>
+    </w:lvlOverride>
+  </w:num>
+  <w:num w:numId="2" w16cid:durableId="1908878873">
+    <w:abstractNumId w:val="2"/>
+    <w:lvlOverride w:ilvl="0">
+      <w:startOverride w:val="1"/>
+    </w:lvlOverride>
+  </w:num>
+  <w:num w:numId="3" w16cid:durableId="585113068">
     <w:abstractNumId w:val="1"/>
     <w:lvlOverride w:ilvl="0">
       <w:startOverride w:val="1"/>
     </w:lvlOverride>
   </w:num>
-  <w:num w:numId="2" w16cid:durableId="1300575260">
+  <w:num w:numId="4" w16cid:durableId="1244299000">
     <w:abstractNumId w:val="0"/>
-    <w:lvlOverride w:ilvl="0">
-      <w:startOverride w:val="1"/>
-    </w:lvlOverride>
-  </w:num>
-  <w:num w:numId="3" w16cid:durableId="1579170036">
-    <w:abstractNumId w:val="2"/>
-    <w:lvlOverride w:ilvl="0">
-      <w:startOverride w:val="1"/>
-    </w:lvlOverride>
-  </w:num>
-  <w:num w:numId="4" w16cid:durableId="143787633">
-    <w:abstractNumId w:val="3"/>
     <w:lvlOverride w:ilvl="0">
       <w:startOverride w:val="1"/>
     </w:lvlOverride>
@@ -14904,7 +14904,7 @@
     <w:autoRedefine/>
     <w:uiPriority w:val="39"/>
     <w:unhideWhenUsed/>
-    <w:rsid w:val="00EA6747"/>
+    <w:rsid w:val="006B7552"/>
     <w:pPr>
       <w:spacing w:after="100"/>
     </w:pPr>
@@ -14916,7 +14916,7 @@
     <w:autoRedefine/>
     <w:uiPriority w:val="39"/>
     <w:unhideWhenUsed/>
-    <w:rsid w:val="00EA6747"/>
+    <w:rsid w:val="006B7552"/>
     <w:pPr>
       <w:spacing w:after="100"/>
       <w:ind w:left="210"/>

--- a/docs/manuals/RA_Training_Programme_and_Facilitator_Guide.docx
+++ b/docs/manuals/RA_Training_Programme_and_Facilitator_Guide.docx
@@ -469,7 +469,7 @@
                 <w:sz w:val="19"/>
                 <w:szCs w:val="19"/>
               </w:rPr>
-              <w:t>Version 1.28 · 6 October 2026</w:t>
+              <w:t>Version 1.29 · 7 October 2026</w:t>
             </w:r>
           </w:p>
         </w:tc>
@@ -538,7 +538,7 @@
     <w:sdt>
       <w:sdtPr>
         <w:alias w:val="Contents"/>
-        <w:id w:val="-1152674012"/>
+        <w:id w:val="1534544391"/>
       </w:sdtPr>
       <w:sdtEndPr/>
       <w:sdtContent>
@@ -567,7 +567,7 @@
           <w:r>
             <w:fldChar w:fldCharType="separate"/>
           </w:r>
-          <w:hyperlink w:anchor="_Toc242216511" w:history="1">
+          <w:hyperlink w:anchor="_Toc242273102" w:history="1">
             <w:r>
               <w:rPr>
                 <w:rStyle w:val="Hyperlink"/>
@@ -591,7 +591,7 @@
               <w:rPr>
                 <w:noProof/>
               </w:rPr>
-              <w:instrText xml:space="preserve"> PAGEREF _Toc242216511 \h </w:instrText>
+              <w:instrText xml:space="preserve"> PAGEREF _Toc242273102 \h </w:instrText>
             </w:r>
             <w:r>
               <w:rPr>
@@ -634,7 +634,7 @@
               <w14:ligatures w14:val="standardContextual"/>
             </w:rPr>
           </w:pPr>
-          <w:hyperlink w:anchor="_Toc242216512" w:history="1">
+          <w:hyperlink w:anchor="_Toc242273103" w:history="1">
             <w:r>
               <w:rPr>
                 <w:rStyle w:val="Hyperlink"/>
@@ -658,7 +658,7 @@
               <w:rPr>
                 <w:noProof/>
               </w:rPr>
-              <w:instrText xml:space="preserve"> PAGEREF _Toc242216512 \h </w:instrText>
+              <w:instrText xml:space="preserve"> PAGEREF _Toc242273103 \h </w:instrText>
             </w:r>
             <w:r>
               <w:rPr>
@@ -701,7 +701,7 @@
               <w14:ligatures w14:val="standardContextual"/>
             </w:rPr>
           </w:pPr>
-          <w:hyperlink w:anchor="_Toc242216513" w:history="1">
+          <w:hyperlink w:anchor="_Toc242273104" w:history="1">
             <w:r>
               <w:rPr>
                 <w:rStyle w:val="Hyperlink"/>
@@ -725,7 +725,7 @@
               <w:rPr>
                 <w:noProof/>
               </w:rPr>
-              <w:instrText xml:space="preserve"> PAGEREF _Toc242216513 \h </w:instrText>
+              <w:instrText xml:space="preserve"> PAGEREF _Toc242273104 \h </w:instrText>
             </w:r>
             <w:r>
               <w:rPr>
@@ -768,7 +768,7 @@
               <w14:ligatures w14:val="standardContextual"/>
             </w:rPr>
           </w:pPr>
-          <w:hyperlink w:anchor="_Toc242216514" w:history="1">
+          <w:hyperlink w:anchor="_Toc242273105" w:history="1">
             <w:r>
               <w:rPr>
                 <w:rStyle w:val="Hyperlink"/>
@@ -792,7 +792,7 @@
               <w:rPr>
                 <w:noProof/>
               </w:rPr>
-              <w:instrText xml:space="preserve"> PAGEREF _Toc242216514 \h </w:instrText>
+              <w:instrText xml:space="preserve"> PAGEREF _Toc242273105 \h </w:instrText>
             </w:r>
             <w:r>
               <w:rPr>
@@ -835,7 +835,7 @@
               <w14:ligatures w14:val="standardContextual"/>
             </w:rPr>
           </w:pPr>
-          <w:hyperlink w:anchor="_Toc242216515" w:history="1">
+          <w:hyperlink w:anchor="_Toc242273106" w:history="1">
             <w:r>
               <w:rPr>
                 <w:rStyle w:val="Hyperlink"/>
@@ -859,7 +859,7 @@
               <w:rPr>
                 <w:noProof/>
               </w:rPr>
-              <w:instrText xml:space="preserve"> PAGEREF _Toc242216515 \h </w:instrText>
+              <w:instrText xml:space="preserve"> PAGEREF _Toc242273106 \h </w:instrText>
             </w:r>
             <w:r>
               <w:rPr>
@@ -902,7 +902,7 @@
               <w14:ligatures w14:val="standardContextual"/>
             </w:rPr>
           </w:pPr>
-          <w:hyperlink w:anchor="_Toc242216516" w:history="1">
+          <w:hyperlink w:anchor="_Toc242273107" w:history="1">
             <w:r>
               <w:rPr>
                 <w:rStyle w:val="Hyperlink"/>
@@ -926,7 +926,7 @@
               <w:rPr>
                 <w:noProof/>
               </w:rPr>
-              <w:instrText xml:space="preserve"> PAGEREF _Toc242216516 \h </w:instrText>
+              <w:instrText xml:space="preserve"> PAGEREF _Toc242273107 \h </w:instrText>
             </w:r>
             <w:r>
               <w:rPr>
@@ -969,7 +969,7 @@
               <w14:ligatures w14:val="standardContextual"/>
             </w:rPr>
           </w:pPr>
-          <w:hyperlink w:anchor="_Toc242216517" w:history="1">
+          <w:hyperlink w:anchor="_Toc242273108" w:history="1">
             <w:r>
               <w:rPr>
                 <w:rStyle w:val="Hyperlink"/>
@@ -993,7 +993,7 @@
               <w:rPr>
                 <w:noProof/>
               </w:rPr>
-              <w:instrText xml:space="preserve"> PAGEREF _Toc242216517 \h </w:instrText>
+              <w:instrText xml:space="preserve"> PAGEREF _Toc242273108 \h </w:instrText>
             </w:r>
             <w:r>
               <w:rPr>
@@ -1036,7 +1036,7 @@
               <w14:ligatures w14:val="standardContextual"/>
             </w:rPr>
           </w:pPr>
-          <w:hyperlink w:anchor="_Toc242216518" w:history="1">
+          <w:hyperlink w:anchor="_Toc242273109" w:history="1">
             <w:r>
               <w:rPr>
                 <w:rStyle w:val="Hyperlink"/>
@@ -1060,7 +1060,7 @@
               <w:rPr>
                 <w:noProof/>
               </w:rPr>
-              <w:instrText xml:space="preserve"> PAGEREF _Toc242216518 \h </w:instrText>
+              <w:instrText xml:space="preserve"> PAGEREF _Toc242273109 \h </w:instrText>
             </w:r>
             <w:r>
               <w:rPr>
@@ -1103,7 +1103,7 @@
               <w14:ligatures w14:val="standardContextual"/>
             </w:rPr>
           </w:pPr>
-          <w:hyperlink w:anchor="_Toc242216519" w:history="1">
+          <w:hyperlink w:anchor="_Toc242273110" w:history="1">
             <w:r>
               <w:rPr>
                 <w:rStyle w:val="Hyperlink"/>
@@ -1127,7 +1127,7 @@
               <w:rPr>
                 <w:noProof/>
               </w:rPr>
-              <w:instrText xml:space="preserve"> PAGEREF _Toc242216519 \h </w:instrText>
+              <w:instrText xml:space="preserve"> PAGEREF _Toc242273110 \h </w:instrText>
             </w:r>
             <w:r>
               <w:rPr>
@@ -1170,7 +1170,7 @@
               <w14:ligatures w14:val="standardContextual"/>
             </w:rPr>
           </w:pPr>
-          <w:hyperlink w:anchor="_Toc242216520" w:history="1">
+          <w:hyperlink w:anchor="_Toc242273111" w:history="1">
             <w:r>
               <w:rPr>
                 <w:rStyle w:val="Hyperlink"/>
@@ -1194,7 +1194,7 @@
               <w:rPr>
                 <w:noProof/>
               </w:rPr>
-              <w:instrText xml:space="preserve"> PAGEREF _Toc242216520 \h </w:instrText>
+              <w:instrText xml:space="preserve"> PAGEREF _Toc242273111 \h </w:instrText>
             </w:r>
             <w:r>
               <w:rPr>
@@ -1237,7 +1237,7 @@
               <w14:ligatures w14:val="standardContextual"/>
             </w:rPr>
           </w:pPr>
-          <w:hyperlink w:anchor="_Toc242216521" w:history="1">
+          <w:hyperlink w:anchor="_Toc242273112" w:history="1">
             <w:r>
               <w:rPr>
                 <w:rStyle w:val="Hyperlink"/>
@@ -1261,7 +1261,7 @@
               <w:rPr>
                 <w:noProof/>
               </w:rPr>
-              <w:instrText xml:space="preserve"> PAGEREF _Toc242216521 \h </w:instrText>
+              <w:instrText xml:space="preserve"> PAGEREF _Toc242273112 \h </w:instrText>
             </w:r>
             <w:r>
               <w:rPr>
@@ -1304,7 +1304,7 @@
               <w14:ligatures w14:val="standardContextual"/>
             </w:rPr>
           </w:pPr>
-          <w:hyperlink w:anchor="_Toc242216522" w:history="1">
+          <w:hyperlink w:anchor="_Toc242273113" w:history="1">
             <w:r>
               <w:rPr>
                 <w:rStyle w:val="Hyperlink"/>
@@ -1328,7 +1328,7 @@
               <w:rPr>
                 <w:noProof/>
               </w:rPr>
-              <w:instrText xml:space="preserve"> PAGEREF _Toc242216522 \h </w:instrText>
+              <w:instrText xml:space="preserve"> PAGEREF _Toc242273113 \h </w:instrText>
             </w:r>
             <w:r>
               <w:rPr>
@@ -1371,7 +1371,7 @@
               <w14:ligatures w14:val="standardContextual"/>
             </w:rPr>
           </w:pPr>
-          <w:hyperlink w:anchor="_Toc242216523" w:history="1">
+          <w:hyperlink w:anchor="_Toc242273114" w:history="1">
             <w:r>
               <w:rPr>
                 <w:rStyle w:val="Hyperlink"/>
@@ -1395,7 +1395,7 @@
               <w:rPr>
                 <w:noProof/>
               </w:rPr>
-              <w:instrText xml:space="preserve"> PAGEREF _Toc242216523 \h </w:instrText>
+              <w:instrText xml:space="preserve"> PAGEREF _Toc242273114 \h </w:instrText>
             </w:r>
             <w:r>
               <w:rPr>
@@ -1438,7 +1438,7 @@
               <w14:ligatures w14:val="standardContextual"/>
             </w:rPr>
           </w:pPr>
-          <w:hyperlink w:anchor="_Toc242216524" w:history="1">
+          <w:hyperlink w:anchor="_Toc242273115" w:history="1">
             <w:r>
               <w:rPr>
                 <w:rStyle w:val="Hyperlink"/>
@@ -1462,7 +1462,7 @@
               <w:rPr>
                 <w:noProof/>
               </w:rPr>
-              <w:instrText xml:space="preserve"> PAGEREF _Toc242216524 \h </w:instrText>
+              <w:instrText xml:space="preserve"> PAGEREF _Toc242273115 \h </w:instrText>
             </w:r>
             <w:r>
               <w:rPr>
@@ -1505,7 +1505,7 @@
               <w14:ligatures w14:val="standardContextual"/>
             </w:rPr>
           </w:pPr>
-          <w:hyperlink w:anchor="_Toc242216525" w:history="1">
+          <w:hyperlink w:anchor="_Toc242273116" w:history="1">
             <w:r>
               <w:rPr>
                 <w:rStyle w:val="Hyperlink"/>
@@ -1529,7 +1529,7 @@
               <w:rPr>
                 <w:noProof/>
               </w:rPr>
-              <w:instrText xml:space="preserve"> PAGEREF _Toc242216525 \h </w:instrText>
+              <w:instrText xml:space="preserve"> PAGEREF _Toc242273116 \h </w:instrText>
             </w:r>
             <w:r>
               <w:rPr>
@@ -1572,7 +1572,7 @@
               <w14:ligatures w14:val="standardContextual"/>
             </w:rPr>
           </w:pPr>
-          <w:hyperlink w:anchor="_Toc242216526" w:history="1">
+          <w:hyperlink w:anchor="_Toc242273117" w:history="1">
             <w:r>
               <w:rPr>
                 <w:rStyle w:val="Hyperlink"/>
@@ -1596,7 +1596,7 @@
               <w:rPr>
                 <w:noProof/>
               </w:rPr>
-              <w:instrText xml:space="preserve"> PAGEREF _Toc242216526 \h </w:instrText>
+              <w:instrText xml:space="preserve"> PAGEREF _Toc242273117 \h </w:instrText>
             </w:r>
             <w:r>
               <w:rPr>
@@ -1639,7 +1639,7 @@
               <w14:ligatures w14:val="standardContextual"/>
             </w:rPr>
           </w:pPr>
-          <w:hyperlink w:anchor="_Toc242216527" w:history="1">
+          <w:hyperlink w:anchor="_Toc242273118" w:history="1">
             <w:r>
               <w:rPr>
                 <w:rStyle w:val="Hyperlink"/>
@@ -1663,7 +1663,7 @@
               <w:rPr>
                 <w:noProof/>
               </w:rPr>
-              <w:instrText xml:space="preserve"> PAGEREF _Toc242216527 \h </w:instrText>
+              <w:instrText xml:space="preserve"> PAGEREF _Toc242273118 \h </w:instrText>
             </w:r>
             <w:r>
               <w:rPr>
@@ -1706,7 +1706,7 @@
               <w14:ligatures w14:val="standardContextual"/>
             </w:rPr>
           </w:pPr>
-          <w:hyperlink w:anchor="_Toc242216528" w:history="1">
+          <w:hyperlink w:anchor="_Toc242273119" w:history="1">
             <w:r>
               <w:rPr>
                 <w:rStyle w:val="Hyperlink"/>
@@ -1730,7 +1730,7 @@
               <w:rPr>
                 <w:noProof/>
               </w:rPr>
-              <w:instrText xml:space="preserve"> PAGEREF _Toc242216528 \h </w:instrText>
+              <w:instrText xml:space="preserve"> PAGEREF _Toc242273119 \h </w:instrText>
             </w:r>
             <w:r>
               <w:rPr>
@@ -1773,7 +1773,7 @@
               <w14:ligatures w14:val="standardContextual"/>
             </w:rPr>
           </w:pPr>
-          <w:hyperlink w:anchor="_Toc242216529" w:history="1">
+          <w:hyperlink w:anchor="_Toc242273120" w:history="1">
             <w:r>
               <w:rPr>
                 <w:rStyle w:val="Hyperlink"/>
@@ -1797,7 +1797,7 @@
               <w:rPr>
                 <w:noProof/>
               </w:rPr>
-              <w:instrText xml:space="preserve"> PAGEREF _Toc242216529 \h </w:instrText>
+              <w:instrText xml:space="preserve"> PAGEREF _Toc242273120 \h </w:instrText>
             </w:r>
             <w:r>
               <w:rPr>
@@ -1840,7 +1840,7 @@
               <w14:ligatures w14:val="standardContextual"/>
             </w:rPr>
           </w:pPr>
-          <w:hyperlink w:anchor="_Toc242216530" w:history="1">
+          <w:hyperlink w:anchor="_Toc242273121" w:history="1">
             <w:r>
               <w:rPr>
                 <w:rStyle w:val="Hyperlink"/>
@@ -1864,7 +1864,7 @@
               <w:rPr>
                 <w:noProof/>
               </w:rPr>
-              <w:instrText xml:space="preserve"> PAGEREF _Toc242216530 \h </w:instrText>
+              <w:instrText xml:space="preserve"> PAGEREF _Toc242273121 \h </w:instrText>
             </w:r>
             <w:r>
               <w:rPr>
@@ -1907,7 +1907,7 @@
               <w14:ligatures w14:val="standardContextual"/>
             </w:rPr>
           </w:pPr>
-          <w:hyperlink w:anchor="_Toc242216531" w:history="1">
+          <w:hyperlink w:anchor="_Toc242273122" w:history="1">
             <w:r>
               <w:rPr>
                 <w:rStyle w:val="Hyperlink"/>
@@ -1931,7 +1931,7 @@
               <w:rPr>
                 <w:noProof/>
               </w:rPr>
-              <w:instrText xml:space="preserve"> PAGEREF _Toc242216531 \h </w:instrText>
+              <w:instrText xml:space="preserve"> PAGEREF _Toc242273122 \h </w:instrText>
             </w:r>
             <w:r>
               <w:rPr>
@@ -1974,7 +1974,7 @@
               <w14:ligatures w14:val="standardContextual"/>
             </w:rPr>
           </w:pPr>
-          <w:hyperlink w:anchor="_Toc242216532" w:history="1">
+          <w:hyperlink w:anchor="_Toc242273123" w:history="1">
             <w:r>
               <w:rPr>
                 <w:rStyle w:val="Hyperlink"/>
@@ -1998,7 +1998,7 @@
               <w:rPr>
                 <w:noProof/>
               </w:rPr>
-              <w:instrText xml:space="preserve"> PAGEREF _Toc242216532 \h </w:instrText>
+              <w:instrText xml:space="preserve"> PAGEREF _Toc242273123 \h </w:instrText>
             </w:r>
             <w:r>
               <w:rPr>
@@ -2041,7 +2041,7 @@
               <w14:ligatures w14:val="standardContextual"/>
             </w:rPr>
           </w:pPr>
-          <w:hyperlink w:anchor="_Toc242216533" w:history="1">
+          <w:hyperlink w:anchor="_Toc242273124" w:history="1">
             <w:r>
               <w:rPr>
                 <w:rStyle w:val="Hyperlink"/>
@@ -2065,7 +2065,7 @@
               <w:rPr>
                 <w:noProof/>
               </w:rPr>
-              <w:instrText xml:space="preserve"> PAGEREF _Toc242216533 \h </w:instrText>
+              <w:instrText xml:space="preserve"> PAGEREF _Toc242273124 \h </w:instrText>
             </w:r>
             <w:r>
               <w:rPr>
@@ -2108,7 +2108,7 @@
               <w14:ligatures w14:val="standardContextual"/>
             </w:rPr>
           </w:pPr>
-          <w:hyperlink w:anchor="_Toc242216534" w:history="1">
+          <w:hyperlink w:anchor="_Toc242273125" w:history="1">
             <w:r>
               <w:rPr>
                 <w:rStyle w:val="Hyperlink"/>
@@ -2132,7 +2132,7 @@
               <w:rPr>
                 <w:noProof/>
               </w:rPr>
-              <w:instrText xml:space="preserve"> PAGEREF _Toc242216534 \h </w:instrText>
+              <w:instrText xml:space="preserve"> PAGEREF _Toc242273125 \h </w:instrText>
             </w:r>
             <w:r>
               <w:rPr>
@@ -2171,7 +2171,7 @@
         <w:pStyle w:val="Heading1"/>
         <w:pageBreakBefore/>
       </w:pPr>
-      <w:bookmarkStart w:id="0" w:name="_Toc242216511"/>
+      <w:bookmarkStart w:id="0" w:name="_Toc242273102"/>
       <w:r>
         <w:lastRenderedPageBreak/>
         <w:t>1. Programme overview</w:t>
@@ -2577,7 +2577,7 @@
       <w:pPr>
         <w:pStyle w:val="Heading2"/>
       </w:pPr>
-      <w:bookmarkStart w:id="1" w:name="_Toc242216512"/>
+      <w:bookmarkStart w:id="1" w:name="_Toc242273103"/>
       <w:r>
         <w:t>1.1 Learning objectives</w:t>
       </w:r>
@@ -2678,7 +2678,7 @@
       <w:pPr>
         <w:pStyle w:val="Heading2"/>
       </w:pPr>
-      <w:bookmarkStart w:id="2" w:name="_Toc242216513"/>
+      <w:bookmarkStart w:id="2" w:name="_Toc242273104"/>
       <w:r>
         <w:t>1.2 Before the training (facilitator checklist)</w:t>
       </w:r>
@@ -3214,7 +3214,7 @@
       <w:pPr>
         <w:pStyle w:val="Heading2"/>
       </w:pPr>
-      <w:bookmarkStart w:id="3" w:name="_Toc242216514"/>
+      <w:bookmarkStart w:id="3" w:name="_Toc242273105"/>
       <w:r>
         <w:t>1.3 The practice environment</w:t>
       </w:r>
@@ -3360,7 +3360,7 @@
         <w:pStyle w:val="Heading1"/>
         <w:pageBreakBefore/>
       </w:pPr>
-      <w:bookmarkStart w:id="4" w:name="_Toc242216515"/>
+      <w:bookmarkStart w:id="4" w:name="_Toc242273106"/>
       <w:r>
         <w:lastRenderedPageBreak/>
         <w:t>2. Schedule</w:t>
@@ -3371,7 +3371,7 @@
       <w:pPr>
         <w:pStyle w:val="Heading2"/>
       </w:pPr>
-      <w:bookmarkStart w:id="5" w:name="_Toc242216516"/>
+      <w:bookmarkStart w:id="5" w:name="_Toc242273107"/>
       <w:r>
         <w:t>Day 1 — Foundations (all RAs)</w:t>
       </w:r>
@@ -4654,7 +4654,7 @@
       <w:pPr>
         <w:pStyle w:val="Heading2"/>
       </w:pPr>
-      <w:bookmarkStart w:id="6" w:name="_Toc242216517"/>
+      <w:bookmarkStart w:id="6" w:name="_Toc242273108"/>
       <w:r>
         <w:t>Day 2 — Role tracks</w:t>
       </w:r>
@@ -6182,7 +6182,7 @@
       <w:pPr>
         <w:pStyle w:val="Heading2"/>
       </w:pPr>
-      <w:bookmarkStart w:id="7" w:name="_Toc242216518"/>
+      <w:bookmarkStart w:id="7" w:name="_Toc242273109"/>
       <w:r>
         <w:t>Day 3 — Practice and assessment</w:t>
       </w:r>
@@ -7152,7 +7152,7 @@
       <w:pPr>
         <w:pStyle w:val="Heading2"/>
       </w:pPr>
-      <w:bookmarkStart w:id="8" w:name="_Toc242216519"/>
+      <w:bookmarkStart w:id="8" w:name="_Toc242273110"/>
       <w:r>
         <w:t>After the training</w:t>
       </w:r>
@@ -7487,7 +7487,7 @@
         <w:pStyle w:val="Heading1"/>
         <w:pageBreakBefore/>
       </w:pPr>
-      <w:bookmarkStart w:id="9" w:name="_Toc242216520"/>
+      <w:bookmarkStart w:id="9" w:name="_Toc242273111"/>
       <w:r>
         <w:lastRenderedPageBreak/>
         <w:t>3. Session plans</w:t>
@@ -7506,7 +7506,7 @@
       <w:pPr>
         <w:pStyle w:val="Heading2"/>
       </w:pPr>
-      <w:bookmarkStart w:id="10" w:name="_Toc242216521"/>
+      <w:bookmarkStart w:id="10" w:name="_Toc242273112"/>
       <w:r>
         <w:t>Module 1 — The study (60 min)</w:t>
       </w:r>
@@ -7601,7 +7601,7 @@
       <w:pPr>
         <w:pStyle w:val="Heading2"/>
       </w:pPr>
-      <w:bookmarkStart w:id="11" w:name="_Toc242216522"/>
+      <w:bookmarkStart w:id="11" w:name="_Toc242273113"/>
       <w:r>
         <w:t>Module 2 — Research ethics and consent (60 min)</w:t>
       </w:r>
@@ -7696,7 +7696,7 @@
       <w:pPr>
         <w:pStyle w:val="Heading2"/>
       </w:pPr>
-      <w:bookmarkStart w:id="12" w:name="_Toc242216523"/>
+      <w:bookmarkStart w:id="12" w:name="_Toc242273114"/>
       <w:r>
         <w:t>Module 3 — Data protection (60 min)</w:t>
       </w:r>
@@ -7791,7 +7791,7 @@
       <w:pPr>
         <w:pStyle w:val="Heading2"/>
       </w:pPr>
-      <w:bookmarkStart w:id="13" w:name="_Toc242216524"/>
+      <w:bookmarkStart w:id="13" w:name="_Toc242273115"/>
       <w:r>
         <w:t>Module 5 — The portal (75 min)</w:t>
       </w:r>
@@ -7886,7 +7886,7 @@
       <w:pPr>
         <w:pStyle w:val="Heading2"/>
       </w:pPr>
-      <w:bookmarkStart w:id="14" w:name="_Toc242216525"/>
+      <w:bookmarkStart w:id="14" w:name="_Toc242273116"/>
       <w:r>
         <w:t>Module 6 — The respondent journey (45 min)</w:t>
       </w:r>
@@ -7982,7 +7982,7 @@
       <w:pPr>
         <w:pStyle w:val="Heading2"/>
       </w:pPr>
-      <w:bookmarkStart w:id="15" w:name="_Toc242216526"/>
+      <w:bookmarkStart w:id="15" w:name="_Toc242273117"/>
       <w:r>
         <w:t>Module 8 — Communication skills (90 min)</w:t>
       </w:r>
@@ -8077,7 +8077,7 @@
       <w:pPr>
         <w:pStyle w:val="Heading2"/>
       </w:pPr>
-      <w:bookmarkStart w:id="16" w:name="_Toc242216527"/>
+      <w:bookmarkStart w:id="16" w:name="_Toc242273118"/>
       <w:r>
         <w:t>Module 9 — Quality judgement (90 min)</w:t>
       </w:r>
@@ -8173,7 +8173,7 @@
         <w:pStyle w:val="Heading1"/>
         <w:pageBreakBefore/>
       </w:pPr>
-      <w:bookmarkStart w:id="17" w:name="_Toc242216528"/>
+      <w:bookmarkStart w:id="17" w:name="_Toc242273119"/>
       <w:r>
         <w:lastRenderedPageBreak/>
         <w:t>4. Role-plays and simulation</w:t>
@@ -9127,7 +9127,7 @@
       <w:pPr>
         <w:pStyle w:val="Heading2"/>
       </w:pPr>
-      <w:bookmarkStart w:id="18" w:name="_Toc242216529"/>
+      <w:bookmarkStart w:id="18" w:name="_Toc242273120"/>
       <w:r>
         <w:t>Field simulation (Day 3)</w:t>
       </w:r>
@@ -9222,7 +9222,7 @@
         <w:pStyle w:val="Heading1"/>
         <w:pageBreakBefore/>
       </w:pPr>
-      <w:bookmarkStart w:id="19" w:name="_Toc242216530"/>
+      <w:bookmarkStart w:id="19" w:name="_Toc242273121"/>
       <w:r>
         <w:lastRenderedPageBreak/>
         <w:t>5. Assessment and certification</w:t>
@@ -9233,7 +9233,7 @@
       <w:pPr>
         <w:pStyle w:val="Heading2"/>
       </w:pPr>
-      <w:bookmarkStart w:id="20" w:name="_Toc242216531"/>
+      <w:bookmarkStart w:id="20" w:name="_Toc242273122"/>
       <w:r>
         <w:t>5.1 Competencies</w:t>
       </w:r>
@@ -9624,7 +9624,7 @@
       <w:pPr>
         <w:pStyle w:val="Heading2"/>
       </w:pPr>
-      <w:bookmarkStart w:id="21" w:name="_Toc242216532"/>
+      <w:bookmarkStart w:id="21" w:name="_Toc242273123"/>
       <w:r>
         <w:t>5.2 Written assessment (answer key)</w:t>
       </w:r>
@@ -10984,7 +10984,7 @@
       <w:pPr>
         <w:pStyle w:val="Heading2"/>
       </w:pPr>
-      <w:bookmarkStart w:id="22" w:name="_Toc242216533"/>
+      <w:bookmarkStart w:id="22" w:name="_Toc242273124"/>
       <w:r>
         <w:t>5.3 Practical assessment</w:t>
       </w:r>
@@ -12247,7 +12247,7 @@
         <w:pStyle w:val="Heading1"/>
         <w:pageBreakBefore/>
       </w:pPr>
-      <w:bookmarkStart w:id="23" w:name="_Toc242216534"/>
+      <w:bookmarkStart w:id="23" w:name="_Toc242273125"/>
       <w:r>
         <w:lastRenderedPageBreak/>
         <w:t>6. Attendance register</w:t>
@@ -13826,7 +13826,7 @@
         <w:sz w:val="16"/>
         <w:szCs w:val="16"/>
       </w:rPr>
-      <w:t>Version 1.28 · 6 October 2026</w:t>
+      <w:t>Version 1.29 · 7 October 2026</w:t>
     </w:r>
     <w:r>
       <w:rPr>
@@ -13999,10 +13999,154 @@
 <file path=word/numbering.xml><?xml version="1.0" encoding="utf-8"?>
 <w:numbering xmlns:wpc="http://schemas.microsoft.com/office/word/2010/wordprocessingCanvas" xmlns:cx="http://schemas.microsoft.com/office/drawing/2014/chartex" xmlns:cx1="http://schemas.microsoft.com/office/drawing/2015/9/8/chartex" xmlns:cx2="http://schemas.microsoft.com/office/drawing/2015/10/21/chartex" xmlns:cx3="http://schemas.microsoft.com/office/drawing/2016/5/9/chartex" xmlns:cx4="http://schemas.microsoft.com/office/drawing/2016/5/10/chartex" xmlns:cx5="http://schemas.microsoft.com/office/drawing/2016/5/11/chartex" xmlns:cx6="http://schemas.microsoft.com/office/drawing/2016/5/12/chartex" xmlns:cx7="http://schemas.microsoft.com/office/drawing/2016/5/13/chartex" xmlns:cx8="http://schemas.microsoft.com/office/drawing/2016/5/14/chartex" xmlns:mc="http://schemas.openxmlformats.org/markup-compatibility/2006" xmlns:aink="http://schemas.microsoft.com/office/drawing/2016/ink" xmlns:am3d="http://schemas.microsoft.com/office/drawing/2017/model3d" xmlns:o="urn:schemas-microsoft-com:office:office" xmlns:oel="http://schemas.microsoft.com/office/2019/extlst" xmlns:r="http://schemas.openxmlformats.org/officeDocument/2006/relationships" xmlns:m="http://schemas.openxmlformats.org/officeDocument/2006/math" xmlns:v="urn:schemas-microsoft-com:vml" xmlns:wp14="http://schemas.microsoft.com/office/word/2010/wordprocessingDrawing" xmlns:wp="http://schemas.openxmlformats.org/drawingml/2006/wordprocessingDrawing" xmlns:w10="urn:schemas-microsoft-com:office:word" xmlns:w="http://schemas.openxmlformats.org/wordprocessingml/2006/main" xmlns:w14="http://schemas.microsoft.com/office/word/2010/wordml" xmlns:w15="http://schemas.microsoft.com/office/word/2012/wordml" xmlns:w16cex="http://schemas.microsoft.com/office/word/2018/wordml/cex" xmlns:w16cid="http://schemas.microsoft.com/office/word/2016/wordml/cid" xmlns:w16="http://schemas.microsoft.com/office/word/2018/wordml" xmlns:w16sdtdh="http://schemas.microsoft.com/office/word/2020/wordml/sdtdatahash" xmlns:w16se="http://schemas.microsoft.com/office/word/2015/wordml/symex" xmlns:wpg="http://schemas.microsoft.com/office/word/2010/wordprocessingGroup" xmlns:wpi="http://schemas.microsoft.com/office/word/2010/wordprocessingInk" xmlns:wne="http://schemas.microsoft.com/office/word/2006/wordml" xmlns:wps="http://schemas.microsoft.com/office/word/2010/wordprocessingShape" mc:Ignorable="w14 w15 w16se w16cid w16 w16cex w16sdtdh wp14">
   <w:abstractNum w:abstractNumId="0" w15:restartNumberingAfterBreak="0">
-    <w:nsid w:val="27063BD2"/>
+    <w:nsid w:val="03394A04"/>
     <w:multiLevelType w:val="hybridMultilevel"/>
-    <w:tmpl w:val="7214CBD2"/>
-    <w:lvl w:ilvl="0" w:tplc="E07CB046">
+    <w:tmpl w:val="8CE4A0DE"/>
+    <w:lvl w:ilvl="0" w:tplc="FF8C538E">
+      <w:start w:val="1"/>
+      <w:numFmt w:val="bullet"/>
+      <w:lvlText w:val="●"/>
+      <w:lvlJc w:val="left"/>
+      <w:pPr>
+        <w:ind w:left="720" w:hanging="360"/>
+      </w:pPr>
+    </w:lvl>
+    <w:lvl w:ilvl="1" w:tplc="E40C34FE">
+      <w:start w:val="1"/>
+      <w:numFmt w:val="bullet"/>
+      <w:lvlText w:val="○"/>
+      <w:lvlJc w:val="left"/>
+      <w:pPr>
+        <w:ind w:left="1440" w:hanging="360"/>
+      </w:pPr>
+    </w:lvl>
+    <w:lvl w:ilvl="2" w:tplc="83B08804">
+      <w:start w:val="1"/>
+      <w:numFmt w:val="bullet"/>
+      <w:lvlText w:val="■"/>
+      <w:lvlJc w:val="left"/>
+      <w:pPr>
+        <w:ind w:left="2160" w:hanging="360"/>
+      </w:pPr>
+    </w:lvl>
+    <w:lvl w:ilvl="3" w:tplc="8354C8B4">
+      <w:start w:val="1"/>
+      <w:numFmt w:val="bullet"/>
+      <w:lvlText w:val="●"/>
+      <w:lvlJc w:val="left"/>
+      <w:pPr>
+        <w:ind w:left="2880" w:hanging="360"/>
+      </w:pPr>
+    </w:lvl>
+    <w:lvl w:ilvl="4" w:tplc="56DC9004">
+      <w:start w:val="1"/>
+      <w:numFmt w:val="bullet"/>
+      <w:lvlText w:val="○"/>
+      <w:lvlJc w:val="left"/>
+      <w:pPr>
+        <w:ind w:left="3600" w:hanging="360"/>
+      </w:pPr>
+    </w:lvl>
+    <w:lvl w:ilvl="5" w:tplc="8B129A2C">
+      <w:start w:val="1"/>
+      <w:numFmt w:val="bullet"/>
+      <w:lvlText w:val="■"/>
+      <w:lvlJc w:val="left"/>
+      <w:pPr>
+        <w:ind w:left="4320" w:hanging="360"/>
+      </w:pPr>
+    </w:lvl>
+    <w:lvl w:ilvl="6" w:tplc="392E1E86">
+      <w:start w:val="1"/>
+      <w:numFmt w:val="bullet"/>
+      <w:lvlText w:val="●"/>
+      <w:lvlJc w:val="left"/>
+      <w:pPr>
+        <w:ind w:left="5040" w:hanging="360"/>
+      </w:pPr>
+    </w:lvl>
+    <w:lvl w:ilvl="7" w:tplc="76F40522">
+      <w:start w:val="1"/>
+      <w:numFmt w:val="bullet"/>
+      <w:lvlText w:val="●"/>
+      <w:lvlJc w:val="left"/>
+      <w:pPr>
+        <w:ind w:left="5760" w:hanging="360"/>
+      </w:pPr>
+    </w:lvl>
+    <w:lvl w:ilvl="8" w:tplc="36D05684">
+      <w:start w:val="1"/>
+      <w:numFmt w:val="bullet"/>
+      <w:lvlText w:val="●"/>
+      <w:lvlJc w:val="left"/>
+      <w:pPr>
+        <w:ind w:left="6480" w:hanging="360"/>
+      </w:pPr>
+    </w:lvl>
+  </w:abstractNum>
+  <w:abstractNum w:abstractNumId="1" w15:restartNumberingAfterBreak="0">
+    <w:nsid w:val="37BD09CC"/>
+    <w:multiLevelType w:val="hybridMultilevel"/>
+    <w:tmpl w:val="03145ED2"/>
+    <w:lvl w:ilvl="0" w:tplc="272E551E">
+      <w:start w:val="1"/>
+      <w:numFmt w:val="bullet"/>
+      <w:lvlText w:val="•"/>
+      <w:lvlJc w:val="left"/>
+      <w:pPr>
+        <w:ind w:left="460" w:hanging="280"/>
+      </w:pPr>
+    </w:lvl>
+    <w:lvl w:ilvl="1" w:tplc="D49AB12C">
+      <w:start w:val="1"/>
+      <w:numFmt w:val="bullet"/>
+      <w:lvlText w:val="–"/>
+      <w:lvlJc w:val="left"/>
+      <w:pPr>
+        <w:ind w:left="900" w:hanging="280"/>
+      </w:pPr>
+    </w:lvl>
+    <w:lvl w:ilvl="2" w:tplc="9B3245A0">
+      <w:numFmt w:val="decimal"/>
+      <w:lvlText w:val=""/>
+      <w:lvlJc w:val="left"/>
+    </w:lvl>
+    <w:lvl w:ilvl="3" w:tplc="7114B03A">
+      <w:numFmt w:val="decimal"/>
+      <w:lvlText w:val=""/>
+      <w:lvlJc w:val="left"/>
+    </w:lvl>
+    <w:lvl w:ilvl="4" w:tplc="4DB48866">
+      <w:numFmt w:val="decimal"/>
+      <w:lvlText w:val=""/>
+      <w:lvlJc w:val="left"/>
+    </w:lvl>
+    <w:lvl w:ilvl="5" w:tplc="5C7C6964">
+      <w:numFmt w:val="decimal"/>
+      <w:lvlText w:val=""/>
+      <w:lvlJc w:val="left"/>
+    </w:lvl>
+    <w:lvl w:ilvl="6" w:tplc="AC920BB6">
+      <w:numFmt w:val="decimal"/>
+      <w:lvlText w:val=""/>
+      <w:lvlJc w:val="left"/>
+    </w:lvl>
+    <w:lvl w:ilvl="7" w:tplc="9842AC20">
+      <w:numFmt w:val="decimal"/>
+      <w:lvlText w:val=""/>
+      <w:lvlJc w:val="left"/>
+    </w:lvl>
+    <w:lvl w:ilvl="8" w:tplc="D8D4BF2C">
+      <w:numFmt w:val="decimal"/>
+      <w:lvlText w:val=""/>
+      <w:lvlJc w:val="left"/>
+    </w:lvl>
+  </w:abstractNum>
+  <w:abstractNum w:abstractNumId="2" w15:restartNumberingAfterBreak="0">
+    <w:nsid w:val="439143E3"/>
+    <w:multiLevelType w:val="hybridMultilevel"/>
+    <w:tmpl w:val="4CB2C48A"/>
+    <w:lvl w:ilvl="0" w:tplc="76A2BADA">
       <w:start w:val="1"/>
       <w:numFmt w:val="decimal"/>
       <w:lvlText w:val="%1."/>
@@ -14016,52 +14160,52 @@
         <w:color w:val="A67C27"/>
       </w:rPr>
     </w:lvl>
-    <w:lvl w:ilvl="1" w:tplc="F0A21028">
+    <w:lvl w:ilvl="1" w:tplc="C052BF6E">
       <w:numFmt w:val="decimal"/>
       <w:lvlText w:val=""/>
       <w:lvlJc w:val="left"/>
     </w:lvl>
-    <w:lvl w:ilvl="2" w:tplc="53E8828C">
+    <w:lvl w:ilvl="2" w:tplc="9418E00A">
       <w:numFmt w:val="decimal"/>
       <w:lvlText w:val=""/>
       <w:lvlJc w:val="left"/>
     </w:lvl>
-    <w:lvl w:ilvl="3" w:tplc="A4B2AF2C">
+    <w:lvl w:ilvl="3" w:tplc="8458BAE0">
       <w:numFmt w:val="decimal"/>
       <w:lvlText w:val=""/>
       <w:lvlJc w:val="left"/>
     </w:lvl>
-    <w:lvl w:ilvl="4" w:tplc="ACEA3D88">
+    <w:lvl w:ilvl="4" w:tplc="965E11FC">
       <w:numFmt w:val="decimal"/>
       <w:lvlText w:val=""/>
       <w:lvlJc w:val="left"/>
     </w:lvl>
-    <w:lvl w:ilvl="5" w:tplc="019654BA">
+    <w:lvl w:ilvl="5" w:tplc="5DA0226E">
       <w:numFmt w:val="decimal"/>
       <w:lvlText w:val=""/>
       <w:lvlJc w:val="left"/>
     </w:lvl>
-    <w:lvl w:ilvl="6" w:tplc="D108A6F2">
+    <w:lvl w:ilvl="6" w:tplc="44362446">
       <w:numFmt w:val="decimal"/>
       <w:lvlText w:val=""/>
       <w:lvlJc w:val="left"/>
     </w:lvl>
-    <w:lvl w:ilvl="7" w:tplc="360A8E50">
+    <w:lvl w:ilvl="7" w:tplc="FFB2D42C">
       <w:numFmt w:val="decimal"/>
       <w:lvlText w:val=""/>
       <w:lvlJc w:val="left"/>
     </w:lvl>
-    <w:lvl w:ilvl="8" w:tplc="3A8C9374">
+    <w:lvl w:ilvl="8" w:tplc="22289FBA">
       <w:numFmt w:val="decimal"/>
       <w:lvlText w:val=""/>
       <w:lvlJc w:val="left"/>
     </w:lvl>
   </w:abstractNum>
-  <w:abstractNum w:abstractNumId="1" w15:restartNumberingAfterBreak="0">
-    <w:nsid w:val="47A83AE9"/>
+  <w:abstractNum w:abstractNumId="3" w15:restartNumberingAfterBreak="0">
+    <w:nsid w:val="53D6095A"/>
     <w:multiLevelType w:val="hybridMultilevel"/>
-    <w:tmpl w:val="9C44629E"/>
-    <w:lvl w:ilvl="0" w:tplc="AB460776">
+    <w:tmpl w:val="FF9E194C"/>
+    <w:lvl w:ilvl="0" w:tplc="CD84D480">
       <w:start w:val="1"/>
       <w:numFmt w:val="decimal"/>
       <w:lvlText w:val="%1."/>
@@ -14075,211 +14219,67 @@
         <w:color w:val="A67C27"/>
       </w:rPr>
     </w:lvl>
-    <w:lvl w:ilvl="1" w:tplc="AE882A80">
+    <w:lvl w:ilvl="1" w:tplc="C1AEA7D2">
       <w:numFmt w:val="decimal"/>
       <w:lvlText w:val=""/>
       <w:lvlJc w:val="left"/>
     </w:lvl>
-    <w:lvl w:ilvl="2" w:tplc="CCFC908C">
+    <w:lvl w:ilvl="2" w:tplc="C03A16B2">
       <w:numFmt w:val="decimal"/>
       <w:lvlText w:val=""/>
       <w:lvlJc w:val="left"/>
     </w:lvl>
-    <w:lvl w:ilvl="3" w:tplc="F692E520">
+    <w:lvl w:ilvl="3" w:tplc="0D165A5E">
       <w:numFmt w:val="decimal"/>
       <w:lvlText w:val=""/>
       <w:lvlJc w:val="left"/>
     </w:lvl>
-    <w:lvl w:ilvl="4" w:tplc="8F9008CA">
+    <w:lvl w:ilvl="4" w:tplc="3E8627AC">
       <w:numFmt w:val="decimal"/>
       <w:lvlText w:val=""/>
       <w:lvlJc w:val="left"/>
     </w:lvl>
-    <w:lvl w:ilvl="5" w:tplc="A9B051C8">
+    <w:lvl w:ilvl="5" w:tplc="7F66EE4A">
       <w:numFmt w:val="decimal"/>
       <w:lvlText w:val=""/>
       <w:lvlJc w:val="left"/>
     </w:lvl>
-    <w:lvl w:ilvl="6" w:tplc="E7E605E6">
+    <w:lvl w:ilvl="6" w:tplc="466276CE">
       <w:numFmt w:val="decimal"/>
       <w:lvlText w:val=""/>
       <w:lvlJc w:val="left"/>
     </w:lvl>
-    <w:lvl w:ilvl="7" w:tplc="A37A10E4">
+    <w:lvl w:ilvl="7" w:tplc="441EC06C">
       <w:numFmt w:val="decimal"/>
       <w:lvlText w:val=""/>
       <w:lvlJc w:val="left"/>
     </w:lvl>
-    <w:lvl w:ilvl="8" w:tplc="52A04FE2">
+    <w:lvl w:ilvl="8" w:tplc="A80C46AA">
       <w:numFmt w:val="decimal"/>
       <w:lvlText w:val=""/>
       <w:lvlJc w:val="left"/>
     </w:lvl>
   </w:abstractNum>
-  <w:abstractNum w:abstractNumId="2" w15:restartNumberingAfterBreak="0">
-    <w:nsid w:val="64EC6F20"/>
-    <w:multiLevelType w:val="hybridMultilevel"/>
-    <w:tmpl w:val="F6B0885E"/>
-    <w:lvl w:ilvl="0" w:tplc="E9842300">
-      <w:start w:val="1"/>
-      <w:numFmt w:val="bullet"/>
-      <w:lvlText w:val="•"/>
-      <w:lvlJc w:val="left"/>
-      <w:pPr>
-        <w:ind w:left="460" w:hanging="280"/>
-      </w:pPr>
-    </w:lvl>
-    <w:lvl w:ilvl="1" w:tplc="0BAE68EE">
-      <w:start w:val="1"/>
-      <w:numFmt w:val="bullet"/>
-      <w:lvlText w:val="–"/>
-      <w:lvlJc w:val="left"/>
-      <w:pPr>
-        <w:ind w:left="900" w:hanging="280"/>
-      </w:pPr>
-    </w:lvl>
-    <w:lvl w:ilvl="2" w:tplc="0EDA3CD4">
-      <w:numFmt w:val="decimal"/>
-      <w:lvlText w:val=""/>
-      <w:lvlJc w:val="left"/>
-    </w:lvl>
-    <w:lvl w:ilvl="3" w:tplc="E15ABF86">
-      <w:numFmt w:val="decimal"/>
-      <w:lvlText w:val=""/>
-      <w:lvlJc w:val="left"/>
-    </w:lvl>
-    <w:lvl w:ilvl="4" w:tplc="1B420EF0">
-      <w:numFmt w:val="decimal"/>
-      <w:lvlText w:val=""/>
-      <w:lvlJc w:val="left"/>
-    </w:lvl>
-    <w:lvl w:ilvl="5" w:tplc="611E1030">
-      <w:numFmt w:val="decimal"/>
-      <w:lvlText w:val=""/>
-      <w:lvlJc w:val="left"/>
-    </w:lvl>
-    <w:lvl w:ilvl="6" w:tplc="777C6A24">
-      <w:numFmt w:val="decimal"/>
-      <w:lvlText w:val=""/>
-      <w:lvlJc w:val="left"/>
-    </w:lvl>
-    <w:lvl w:ilvl="7" w:tplc="4A947BC2">
-      <w:numFmt w:val="decimal"/>
-      <w:lvlText w:val=""/>
-      <w:lvlJc w:val="left"/>
-    </w:lvl>
-    <w:lvl w:ilvl="8" w:tplc="3BFCB7EA">
-      <w:numFmt w:val="decimal"/>
-      <w:lvlText w:val=""/>
-      <w:lvlJc w:val="left"/>
-    </w:lvl>
-  </w:abstractNum>
-  <w:abstractNum w:abstractNumId="3" w15:restartNumberingAfterBreak="0">
-    <w:nsid w:val="7D7A753E"/>
-    <w:multiLevelType w:val="hybridMultilevel"/>
-    <w:tmpl w:val="4500869E"/>
-    <w:lvl w:ilvl="0" w:tplc="ECCCE194">
-      <w:start w:val="1"/>
-      <w:numFmt w:val="bullet"/>
-      <w:lvlText w:val="●"/>
-      <w:lvlJc w:val="left"/>
-      <w:pPr>
-        <w:ind w:left="720" w:hanging="360"/>
-      </w:pPr>
-    </w:lvl>
-    <w:lvl w:ilvl="1" w:tplc="79900BF6">
-      <w:start w:val="1"/>
-      <w:numFmt w:val="bullet"/>
-      <w:lvlText w:val="○"/>
-      <w:lvlJc w:val="left"/>
-      <w:pPr>
-        <w:ind w:left="1440" w:hanging="360"/>
-      </w:pPr>
-    </w:lvl>
-    <w:lvl w:ilvl="2" w:tplc="58C4B212">
-      <w:start w:val="1"/>
-      <w:numFmt w:val="bullet"/>
-      <w:lvlText w:val="■"/>
-      <w:lvlJc w:val="left"/>
-      <w:pPr>
-        <w:ind w:left="2160" w:hanging="360"/>
-      </w:pPr>
-    </w:lvl>
-    <w:lvl w:ilvl="3" w:tplc="119861C8">
-      <w:start w:val="1"/>
-      <w:numFmt w:val="bullet"/>
-      <w:lvlText w:val="●"/>
-      <w:lvlJc w:val="left"/>
-      <w:pPr>
-        <w:ind w:left="2880" w:hanging="360"/>
-      </w:pPr>
-    </w:lvl>
-    <w:lvl w:ilvl="4" w:tplc="BD8E815C">
-      <w:start w:val="1"/>
-      <w:numFmt w:val="bullet"/>
-      <w:lvlText w:val="○"/>
-      <w:lvlJc w:val="left"/>
-      <w:pPr>
-        <w:ind w:left="3600" w:hanging="360"/>
-      </w:pPr>
-    </w:lvl>
-    <w:lvl w:ilvl="5" w:tplc="3E801182">
-      <w:start w:val="1"/>
-      <w:numFmt w:val="bullet"/>
-      <w:lvlText w:val="■"/>
-      <w:lvlJc w:val="left"/>
-      <w:pPr>
-        <w:ind w:left="4320" w:hanging="360"/>
-      </w:pPr>
-    </w:lvl>
-    <w:lvl w:ilvl="6" w:tplc="109A5584">
-      <w:start w:val="1"/>
-      <w:numFmt w:val="bullet"/>
-      <w:lvlText w:val="●"/>
-      <w:lvlJc w:val="left"/>
-      <w:pPr>
-        <w:ind w:left="5040" w:hanging="360"/>
-      </w:pPr>
-    </w:lvl>
-    <w:lvl w:ilvl="7" w:tplc="21D07858">
-      <w:start w:val="1"/>
-      <w:numFmt w:val="bullet"/>
-      <w:lvlText w:val="●"/>
-      <w:lvlJc w:val="left"/>
-      <w:pPr>
-        <w:ind w:left="5760" w:hanging="360"/>
-      </w:pPr>
-    </w:lvl>
-    <w:lvl w:ilvl="8" w:tplc="26BEAB40">
-      <w:start w:val="1"/>
-      <w:numFmt w:val="bullet"/>
-      <w:lvlText w:val="●"/>
-      <w:lvlJc w:val="left"/>
-      <w:pPr>
-        <w:ind w:left="6480" w:hanging="360"/>
-      </w:pPr>
-    </w:lvl>
-  </w:abstractNum>
-  <w:num w:numId="1" w16cid:durableId="684484430">
-    <w:abstractNumId w:val="3"/>
+  <w:num w:numId="1" w16cid:durableId="1622495333">
+    <w:abstractNumId w:val="0"/>
     <w:lvlOverride w:ilvl="0">
       <w:startOverride w:val="1"/>
     </w:lvlOverride>
   </w:num>
-  <w:num w:numId="2" w16cid:durableId="1908878873">
+  <w:num w:numId="2" w16cid:durableId="1056127746">
+    <w:abstractNumId w:val="1"/>
+    <w:lvlOverride w:ilvl="0">
+      <w:startOverride w:val="1"/>
+    </w:lvlOverride>
+  </w:num>
+  <w:num w:numId="3" w16cid:durableId="1483276780">
     <w:abstractNumId w:val="2"/>
     <w:lvlOverride w:ilvl="0">
       <w:startOverride w:val="1"/>
     </w:lvlOverride>
   </w:num>
-  <w:num w:numId="3" w16cid:durableId="585113068">
-    <w:abstractNumId w:val="1"/>
-    <w:lvlOverride w:ilvl="0">
-      <w:startOverride w:val="1"/>
-    </w:lvlOverride>
-  </w:num>
-  <w:num w:numId="4" w16cid:durableId="1244299000">
-    <w:abstractNumId w:val="0"/>
+  <w:num w:numId="4" w16cid:durableId="968784051">
+    <w:abstractNumId w:val="3"/>
     <w:lvlOverride w:ilvl="0">
       <w:startOverride w:val="1"/>
     </w:lvlOverride>
@@ -14904,7 +14904,7 @@
     <w:autoRedefine/>
     <w:uiPriority w:val="39"/>
     <w:unhideWhenUsed/>
-    <w:rsid w:val="006B7552"/>
+    <w:rsid w:val="00354F1E"/>
     <w:pPr>
       <w:spacing w:after="100"/>
     </w:pPr>
@@ -14916,7 +14916,7 @@
     <w:autoRedefine/>
     <w:uiPriority w:val="39"/>
     <w:unhideWhenUsed/>
-    <w:rsid w:val="006B7552"/>
+    <w:rsid w:val="00354F1E"/>
     <w:pPr>
       <w:spacing w:after="100"/>
       <w:ind w:left="210"/>

--- a/docs/manuals/RA_Training_Programme_and_Facilitator_Guide.docx
+++ b/docs/manuals/RA_Training_Programme_and_Facilitator_Guide.docx
@@ -469,7 +469,7 @@
                 <w:sz w:val="19"/>
                 <w:szCs w:val="19"/>
               </w:rPr>
-              <w:t>Version 1.29 · 7 October 2026</w:t>
+              <w:t>Version 1.30 · 7 October 2026</w:t>
             </w:r>
           </w:p>
         </w:tc>
@@ -538,7 +538,7 @@
     <w:sdt>
       <w:sdtPr>
         <w:alias w:val="Contents"/>
-        <w:id w:val="1534544391"/>
+        <w:id w:val="941872883"/>
       </w:sdtPr>
       <w:sdtEndPr/>
       <w:sdtContent>
@@ -567,7 +567,7 @@
           <w:r>
             <w:fldChar w:fldCharType="separate"/>
           </w:r>
-          <w:hyperlink w:anchor="_Toc242273102" w:history="1">
+          <w:hyperlink w:anchor="_Toc242277152" w:history="1">
             <w:r>
               <w:rPr>
                 <w:rStyle w:val="Hyperlink"/>
@@ -591,7 +591,7 @@
               <w:rPr>
                 <w:noProof/>
               </w:rPr>
-              <w:instrText xml:space="preserve"> PAGEREF _Toc242273102 \h </w:instrText>
+              <w:instrText xml:space="preserve"> PAGEREF _Toc242277152 \h </w:instrText>
             </w:r>
             <w:r>
               <w:rPr>
@@ -634,7 +634,7 @@
               <w14:ligatures w14:val="standardContextual"/>
             </w:rPr>
           </w:pPr>
-          <w:hyperlink w:anchor="_Toc242273103" w:history="1">
+          <w:hyperlink w:anchor="_Toc242277153" w:history="1">
             <w:r>
               <w:rPr>
                 <w:rStyle w:val="Hyperlink"/>
@@ -658,7 +658,7 @@
               <w:rPr>
                 <w:noProof/>
               </w:rPr>
-              <w:instrText xml:space="preserve"> PAGEREF _Toc242273103 \h </w:instrText>
+              <w:instrText xml:space="preserve"> PAGEREF _Toc242277153 \h </w:instrText>
             </w:r>
             <w:r>
               <w:rPr>
@@ -701,7 +701,7 @@
               <w14:ligatures w14:val="standardContextual"/>
             </w:rPr>
           </w:pPr>
-          <w:hyperlink w:anchor="_Toc242273104" w:history="1">
+          <w:hyperlink w:anchor="_Toc242277154" w:history="1">
             <w:r>
               <w:rPr>
                 <w:rStyle w:val="Hyperlink"/>
@@ -725,7 +725,7 @@
               <w:rPr>
                 <w:noProof/>
               </w:rPr>
-              <w:instrText xml:space="preserve"> PAGEREF _Toc242273104 \h </w:instrText>
+              <w:instrText xml:space="preserve"> PAGEREF _Toc242277154 \h </w:instrText>
             </w:r>
             <w:r>
               <w:rPr>
@@ -768,7 +768,7 @@
               <w14:ligatures w14:val="standardContextual"/>
             </w:rPr>
           </w:pPr>
-          <w:hyperlink w:anchor="_Toc242273105" w:history="1">
+          <w:hyperlink w:anchor="_Toc242277155" w:history="1">
             <w:r>
               <w:rPr>
                 <w:rStyle w:val="Hyperlink"/>
@@ -792,7 +792,7 @@
               <w:rPr>
                 <w:noProof/>
               </w:rPr>
-              <w:instrText xml:space="preserve"> PAGEREF _Toc242273105 \h </w:instrText>
+              <w:instrText xml:space="preserve"> PAGEREF _Toc242277155 \h </w:instrText>
             </w:r>
             <w:r>
               <w:rPr>
@@ -835,7 +835,7 @@
               <w14:ligatures w14:val="standardContextual"/>
             </w:rPr>
           </w:pPr>
-          <w:hyperlink w:anchor="_Toc242273106" w:history="1">
+          <w:hyperlink w:anchor="_Toc242277156" w:history="1">
             <w:r>
               <w:rPr>
                 <w:rStyle w:val="Hyperlink"/>
@@ -859,7 +859,7 @@
               <w:rPr>
                 <w:noProof/>
               </w:rPr>
-              <w:instrText xml:space="preserve"> PAGEREF _Toc242273106 \h </w:instrText>
+              <w:instrText xml:space="preserve"> PAGEREF _Toc242277156 \h </w:instrText>
             </w:r>
             <w:r>
               <w:rPr>
@@ -902,7 +902,7 @@
               <w14:ligatures w14:val="standardContextual"/>
             </w:rPr>
           </w:pPr>
-          <w:hyperlink w:anchor="_Toc242273107" w:history="1">
+          <w:hyperlink w:anchor="_Toc242277157" w:history="1">
             <w:r>
               <w:rPr>
                 <w:rStyle w:val="Hyperlink"/>
@@ -926,7 +926,7 @@
               <w:rPr>
                 <w:noProof/>
               </w:rPr>
-              <w:instrText xml:space="preserve"> PAGEREF _Toc242273107 \h </w:instrText>
+              <w:instrText xml:space="preserve"> PAGEREF _Toc242277157 \h </w:instrText>
             </w:r>
             <w:r>
               <w:rPr>
@@ -969,7 +969,7 @@
               <w14:ligatures w14:val="standardContextual"/>
             </w:rPr>
           </w:pPr>
-          <w:hyperlink w:anchor="_Toc242273108" w:history="1">
+          <w:hyperlink w:anchor="_Toc242277158" w:history="1">
             <w:r>
               <w:rPr>
                 <w:rStyle w:val="Hyperlink"/>
@@ -993,7 +993,7 @@
               <w:rPr>
                 <w:noProof/>
               </w:rPr>
-              <w:instrText xml:space="preserve"> PAGEREF _Toc242273108 \h </w:instrText>
+              <w:instrText xml:space="preserve"> PAGEREF _Toc242277158 \h </w:instrText>
             </w:r>
             <w:r>
               <w:rPr>
@@ -1036,7 +1036,7 @@
               <w14:ligatures w14:val="standardContextual"/>
             </w:rPr>
           </w:pPr>
-          <w:hyperlink w:anchor="_Toc242273109" w:history="1">
+          <w:hyperlink w:anchor="_Toc242277159" w:history="1">
             <w:r>
               <w:rPr>
                 <w:rStyle w:val="Hyperlink"/>
@@ -1060,7 +1060,7 @@
               <w:rPr>
                 <w:noProof/>
               </w:rPr>
-              <w:instrText xml:space="preserve"> PAGEREF _Toc242273109 \h </w:instrText>
+              <w:instrText xml:space="preserve"> PAGEREF _Toc242277159 \h </w:instrText>
             </w:r>
             <w:r>
               <w:rPr>
@@ -1103,7 +1103,7 @@
               <w14:ligatures w14:val="standardContextual"/>
             </w:rPr>
           </w:pPr>
-          <w:hyperlink w:anchor="_Toc242273110" w:history="1">
+          <w:hyperlink w:anchor="_Toc242277160" w:history="1">
             <w:r>
               <w:rPr>
                 <w:rStyle w:val="Hyperlink"/>
@@ -1127,7 +1127,7 @@
               <w:rPr>
                 <w:noProof/>
               </w:rPr>
-              <w:instrText xml:space="preserve"> PAGEREF _Toc242273110 \h </w:instrText>
+              <w:instrText xml:space="preserve"> PAGEREF _Toc242277160 \h </w:instrText>
             </w:r>
             <w:r>
               <w:rPr>
@@ -1170,7 +1170,7 @@
               <w14:ligatures w14:val="standardContextual"/>
             </w:rPr>
           </w:pPr>
-          <w:hyperlink w:anchor="_Toc242273111" w:history="1">
+          <w:hyperlink w:anchor="_Toc242277161" w:history="1">
             <w:r>
               <w:rPr>
                 <w:rStyle w:val="Hyperlink"/>
@@ -1194,7 +1194,7 @@
               <w:rPr>
                 <w:noProof/>
               </w:rPr>
-              <w:instrText xml:space="preserve"> PAGEREF _Toc242273111 \h </w:instrText>
+              <w:instrText xml:space="preserve"> PAGEREF _Toc242277161 \h </w:instrText>
             </w:r>
             <w:r>
               <w:rPr>
@@ -1237,7 +1237,7 @@
               <w14:ligatures w14:val="standardContextual"/>
             </w:rPr>
           </w:pPr>
-          <w:hyperlink w:anchor="_Toc242273112" w:history="1">
+          <w:hyperlink w:anchor="_Toc242277162" w:history="1">
             <w:r>
               <w:rPr>
                 <w:rStyle w:val="Hyperlink"/>
@@ -1261,7 +1261,7 @@
               <w:rPr>
                 <w:noProof/>
               </w:rPr>
-              <w:instrText xml:space="preserve"> PAGEREF _Toc242273112 \h </w:instrText>
+              <w:instrText xml:space="preserve"> PAGEREF _Toc242277162 \h </w:instrText>
             </w:r>
             <w:r>
               <w:rPr>
@@ -1304,7 +1304,7 @@
               <w14:ligatures w14:val="standardContextual"/>
             </w:rPr>
           </w:pPr>
-          <w:hyperlink w:anchor="_Toc242273113" w:history="1">
+          <w:hyperlink w:anchor="_Toc242277163" w:history="1">
             <w:r>
               <w:rPr>
                 <w:rStyle w:val="Hyperlink"/>
@@ -1328,7 +1328,7 @@
               <w:rPr>
                 <w:noProof/>
               </w:rPr>
-              <w:instrText xml:space="preserve"> PAGEREF _Toc242273113 \h </w:instrText>
+              <w:instrText xml:space="preserve"> PAGEREF _Toc242277163 \h </w:instrText>
             </w:r>
             <w:r>
               <w:rPr>
@@ -1371,7 +1371,7 @@
               <w14:ligatures w14:val="standardContextual"/>
             </w:rPr>
           </w:pPr>
-          <w:hyperlink w:anchor="_Toc242273114" w:history="1">
+          <w:hyperlink w:anchor="_Toc242277164" w:history="1">
             <w:r>
               <w:rPr>
                 <w:rStyle w:val="Hyperlink"/>
@@ -1395,7 +1395,7 @@
               <w:rPr>
                 <w:noProof/>
               </w:rPr>
-              <w:instrText xml:space="preserve"> PAGEREF _Toc242273114 \h </w:instrText>
+              <w:instrText xml:space="preserve"> PAGEREF _Toc242277164 \h </w:instrText>
             </w:r>
             <w:r>
               <w:rPr>
@@ -1438,7 +1438,7 @@
               <w14:ligatures w14:val="standardContextual"/>
             </w:rPr>
           </w:pPr>
-          <w:hyperlink w:anchor="_Toc242273115" w:history="1">
+          <w:hyperlink w:anchor="_Toc242277165" w:history="1">
             <w:r>
               <w:rPr>
                 <w:rStyle w:val="Hyperlink"/>
@@ -1462,7 +1462,7 @@
               <w:rPr>
                 <w:noProof/>
               </w:rPr>
-              <w:instrText xml:space="preserve"> PAGEREF _Toc242273115 \h </w:instrText>
+              <w:instrText xml:space="preserve"> PAGEREF _Toc242277165 \h </w:instrText>
             </w:r>
             <w:r>
               <w:rPr>
@@ -1505,7 +1505,7 @@
               <w14:ligatures w14:val="standardContextual"/>
             </w:rPr>
           </w:pPr>
-          <w:hyperlink w:anchor="_Toc242273116" w:history="1">
+          <w:hyperlink w:anchor="_Toc242277166" w:history="1">
             <w:r>
               <w:rPr>
                 <w:rStyle w:val="Hyperlink"/>
@@ -1529,7 +1529,7 @@
               <w:rPr>
                 <w:noProof/>
               </w:rPr>
-              <w:instrText xml:space="preserve"> PAGEREF _Toc242273116 \h </w:instrText>
+              <w:instrText xml:space="preserve"> PAGEREF _Toc242277166 \h </w:instrText>
             </w:r>
             <w:r>
               <w:rPr>
@@ -1572,7 +1572,7 @@
               <w14:ligatures w14:val="standardContextual"/>
             </w:rPr>
           </w:pPr>
-          <w:hyperlink w:anchor="_Toc242273117" w:history="1">
+          <w:hyperlink w:anchor="_Toc242277167" w:history="1">
             <w:r>
               <w:rPr>
                 <w:rStyle w:val="Hyperlink"/>
@@ -1596,7 +1596,7 @@
               <w:rPr>
                 <w:noProof/>
               </w:rPr>
-              <w:instrText xml:space="preserve"> PAGEREF _Toc242273117 \h </w:instrText>
+              <w:instrText xml:space="preserve"> PAGEREF _Toc242277167 \h </w:instrText>
             </w:r>
             <w:r>
               <w:rPr>
@@ -1639,7 +1639,7 @@
               <w14:ligatures w14:val="standardContextual"/>
             </w:rPr>
           </w:pPr>
-          <w:hyperlink w:anchor="_Toc242273118" w:history="1">
+          <w:hyperlink w:anchor="_Toc242277168" w:history="1">
             <w:r>
               <w:rPr>
                 <w:rStyle w:val="Hyperlink"/>
@@ -1663,7 +1663,7 @@
               <w:rPr>
                 <w:noProof/>
               </w:rPr>
-              <w:instrText xml:space="preserve"> PAGEREF _Toc242273118 \h </w:instrText>
+              <w:instrText xml:space="preserve"> PAGEREF _Toc242277168 \h </w:instrText>
             </w:r>
             <w:r>
               <w:rPr>
@@ -1706,7 +1706,7 @@
               <w14:ligatures w14:val="standardContextual"/>
             </w:rPr>
           </w:pPr>
-          <w:hyperlink w:anchor="_Toc242273119" w:history="1">
+          <w:hyperlink w:anchor="_Toc242277169" w:history="1">
             <w:r>
               <w:rPr>
                 <w:rStyle w:val="Hyperlink"/>
@@ -1730,7 +1730,7 @@
               <w:rPr>
                 <w:noProof/>
               </w:rPr>
-              <w:instrText xml:space="preserve"> PAGEREF _Toc242273119 \h </w:instrText>
+              <w:instrText xml:space="preserve"> PAGEREF _Toc242277169 \h </w:instrText>
             </w:r>
             <w:r>
               <w:rPr>
@@ -1773,7 +1773,7 @@
               <w14:ligatures w14:val="standardContextual"/>
             </w:rPr>
           </w:pPr>
-          <w:hyperlink w:anchor="_Toc242273120" w:history="1">
+          <w:hyperlink w:anchor="_Toc242277170" w:history="1">
             <w:r>
               <w:rPr>
                 <w:rStyle w:val="Hyperlink"/>
@@ -1797,7 +1797,7 @@
               <w:rPr>
                 <w:noProof/>
               </w:rPr>
-              <w:instrText xml:space="preserve"> PAGEREF _Toc242273120 \h </w:instrText>
+              <w:instrText xml:space="preserve"> PAGEREF _Toc242277170 \h </w:instrText>
             </w:r>
             <w:r>
               <w:rPr>
@@ -1840,7 +1840,7 @@
               <w14:ligatures w14:val="standardContextual"/>
             </w:rPr>
           </w:pPr>
-          <w:hyperlink w:anchor="_Toc242273121" w:history="1">
+          <w:hyperlink w:anchor="_Toc242277171" w:history="1">
             <w:r>
               <w:rPr>
                 <w:rStyle w:val="Hyperlink"/>
@@ -1864,7 +1864,7 @@
               <w:rPr>
                 <w:noProof/>
               </w:rPr>
-              <w:instrText xml:space="preserve"> PAGEREF _Toc242273121 \h </w:instrText>
+              <w:instrText xml:space="preserve"> PAGEREF _Toc242277171 \h </w:instrText>
             </w:r>
             <w:r>
               <w:rPr>
@@ -1907,7 +1907,7 @@
               <w14:ligatures w14:val="standardContextual"/>
             </w:rPr>
           </w:pPr>
-          <w:hyperlink w:anchor="_Toc242273122" w:history="1">
+          <w:hyperlink w:anchor="_Toc242277172" w:history="1">
             <w:r>
               <w:rPr>
                 <w:rStyle w:val="Hyperlink"/>
@@ -1931,7 +1931,7 @@
               <w:rPr>
                 <w:noProof/>
               </w:rPr>
-              <w:instrText xml:space="preserve"> PAGEREF _Toc242273122 \h </w:instrText>
+              <w:instrText xml:space="preserve"> PAGEREF _Toc242277172 \h </w:instrText>
             </w:r>
             <w:r>
               <w:rPr>
@@ -1974,7 +1974,7 @@
               <w14:ligatures w14:val="standardContextual"/>
             </w:rPr>
           </w:pPr>
-          <w:hyperlink w:anchor="_Toc242273123" w:history="1">
+          <w:hyperlink w:anchor="_Toc242277173" w:history="1">
             <w:r>
               <w:rPr>
                 <w:rStyle w:val="Hyperlink"/>
@@ -1998,7 +1998,7 @@
               <w:rPr>
                 <w:noProof/>
               </w:rPr>
-              <w:instrText xml:space="preserve"> PAGEREF _Toc242273123 \h </w:instrText>
+              <w:instrText xml:space="preserve"> PAGEREF _Toc242277173 \h </w:instrText>
             </w:r>
             <w:r>
               <w:rPr>
@@ -2041,7 +2041,7 @@
               <w14:ligatures w14:val="standardContextual"/>
             </w:rPr>
           </w:pPr>
-          <w:hyperlink w:anchor="_Toc242273124" w:history="1">
+          <w:hyperlink w:anchor="_Toc242277174" w:history="1">
             <w:r>
               <w:rPr>
                 <w:rStyle w:val="Hyperlink"/>
@@ -2065,7 +2065,7 @@
               <w:rPr>
                 <w:noProof/>
               </w:rPr>
-              <w:instrText xml:space="preserve"> PAGEREF _Toc242273124 \h </w:instrText>
+              <w:instrText xml:space="preserve"> PAGEREF _Toc242277174 \h </w:instrText>
             </w:r>
             <w:r>
               <w:rPr>
@@ -2108,7 +2108,7 @@
               <w14:ligatures w14:val="standardContextual"/>
             </w:rPr>
           </w:pPr>
-          <w:hyperlink w:anchor="_Toc242273125" w:history="1">
+          <w:hyperlink w:anchor="_Toc242277175" w:history="1">
             <w:r>
               <w:rPr>
                 <w:rStyle w:val="Hyperlink"/>
@@ -2132,7 +2132,7 @@
               <w:rPr>
                 <w:noProof/>
               </w:rPr>
-              <w:instrText xml:space="preserve"> PAGEREF _Toc242273125 \h </w:instrText>
+              <w:instrText xml:space="preserve"> PAGEREF _Toc242277175 \h </w:instrText>
             </w:r>
             <w:r>
               <w:rPr>
@@ -2171,7 +2171,7 @@
         <w:pStyle w:val="Heading1"/>
         <w:pageBreakBefore/>
       </w:pPr>
-      <w:bookmarkStart w:id="0" w:name="_Toc242273102"/>
+      <w:bookmarkStart w:id="0" w:name="_Toc242277152"/>
       <w:r>
         <w:lastRenderedPageBreak/>
         <w:t>1. Programme overview</w:t>
@@ -2577,7 +2577,7 @@
       <w:pPr>
         <w:pStyle w:val="Heading2"/>
       </w:pPr>
-      <w:bookmarkStart w:id="1" w:name="_Toc242273103"/>
+      <w:bookmarkStart w:id="1" w:name="_Toc242277153"/>
       <w:r>
         <w:t>1.1 Learning objectives</w:t>
       </w:r>
@@ -2678,7 +2678,7 @@
       <w:pPr>
         <w:pStyle w:val="Heading2"/>
       </w:pPr>
-      <w:bookmarkStart w:id="2" w:name="_Toc242273104"/>
+      <w:bookmarkStart w:id="2" w:name="_Toc242277154"/>
       <w:r>
         <w:t>1.2 Before the training (facilitator checklist)</w:t>
       </w:r>
@@ -3214,7 +3214,7 @@
       <w:pPr>
         <w:pStyle w:val="Heading2"/>
       </w:pPr>
-      <w:bookmarkStart w:id="3" w:name="_Toc242273105"/>
+      <w:bookmarkStart w:id="3" w:name="_Toc242277155"/>
       <w:r>
         <w:t>1.3 The practice environment</w:t>
       </w:r>
@@ -3360,7 +3360,7 @@
         <w:pStyle w:val="Heading1"/>
         <w:pageBreakBefore/>
       </w:pPr>
-      <w:bookmarkStart w:id="4" w:name="_Toc242273106"/>
+      <w:bookmarkStart w:id="4" w:name="_Toc242277156"/>
       <w:r>
         <w:lastRenderedPageBreak/>
         <w:t>2. Schedule</w:t>
@@ -3371,7 +3371,7 @@
       <w:pPr>
         <w:pStyle w:val="Heading2"/>
       </w:pPr>
-      <w:bookmarkStart w:id="5" w:name="_Toc242273107"/>
+      <w:bookmarkStart w:id="5" w:name="_Toc242277157"/>
       <w:r>
         <w:t>Day 1 — Foundations (all RAs)</w:t>
       </w:r>
@@ -4654,7 +4654,7 @@
       <w:pPr>
         <w:pStyle w:val="Heading2"/>
       </w:pPr>
-      <w:bookmarkStart w:id="6" w:name="_Toc242273108"/>
+      <w:bookmarkStart w:id="6" w:name="_Toc242277158"/>
       <w:r>
         <w:t>Day 2 — Role tracks</w:t>
       </w:r>
@@ -6182,7 +6182,7 @@
       <w:pPr>
         <w:pStyle w:val="Heading2"/>
       </w:pPr>
-      <w:bookmarkStart w:id="7" w:name="_Toc242273109"/>
+      <w:bookmarkStart w:id="7" w:name="_Toc242277159"/>
       <w:r>
         <w:t>Day 3 — Practice and assessment</w:t>
       </w:r>
@@ -7152,7 +7152,7 @@
       <w:pPr>
         <w:pStyle w:val="Heading2"/>
       </w:pPr>
-      <w:bookmarkStart w:id="8" w:name="_Toc242273110"/>
+      <w:bookmarkStart w:id="8" w:name="_Toc242277160"/>
       <w:r>
         <w:t>After the training</w:t>
       </w:r>
@@ -7487,7 +7487,7 @@
         <w:pStyle w:val="Heading1"/>
         <w:pageBreakBefore/>
       </w:pPr>
-      <w:bookmarkStart w:id="9" w:name="_Toc242273111"/>
+      <w:bookmarkStart w:id="9" w:name="_Toc242277161"/>
       <w:r>
         <w:lastRenderedPageBreak/>
         <w:t>3. Session plans</w:t>
@@ -7506,7 +7506,7 @@
       <w:pPr>
         <w:pStyle w:val="Heading2"/>
       </w:pPr>
-      <w:bookmarkStart w:id="10" w:name="_Toc242273112"/>
+      <w:bookmarkStart w:id="10" w:name="_Toc242277162"/>
       <w:r>
         <w:t>Module 1 — The study (60 min)</w:t>
       </w:r>
@@ -7601,7 +7601,7 @@
       <w:pPr>
         <w:pStyle w:val="Heading2"/>
       </w:pPr>
-      <w:bookmarkStart w:id="11" w:name="_Toc242273113"/>
+      <w:bookmarkStart w:id="11" w:name="_Toc242277163"/>
       <w:r>
         <w:t>Module 2 — Research ethics and consent (60 min)</w:t>
       </w:r>
@@ -7696,7 +7696,7 @@
       <w:pPr>
         <w:pStyle w:val="Heading2"/>
       </w:pPr>
-      <w:bookmarkStart w:id="12" w:name="_Toc242273114"/>
+      <w:bookmarkStart w:id="12" w:name="_Toc242277164"/>
       <w:r>
         <w:t>Module 3 — Data protection (60 min)</w:t>
       </w:r>
@@ -7791,7 +7791,7 @@
       <w:pPr>
         <w:pStyle w:val="Heading2"/>
       </w:pPr>
-      <w:bookmarkStart w:id="13" w:name="_Toc242273115"/>
+      <w:bookmarkStart w:id="13" w:name="_Toc242277165"/>
       <w:r>
         <w:t>Module 5 — The portal (75 min)</w:t>
       </w:r>
@@ -7886,7 +7886,7 @@
       <w:pPr>
         <w:pStyle w:val="Heading2"/>
       </w:pPr>
-      <w:bookmarkStart w:id="14" w:name="_Toc242273116"/>
+      <w:bookmarkStart w:id="14" w:name="_Toc242277166"/>
       <w:r>
         <w:t>Module 6 — The respondent journey (45 min)</w:t>
       </w:r>
@@ -7982,7 +7982,7 @@
       <w:pPr>
         <w:pStyle w:val="Heading2"/>
       </w:pPr>
-      <w:bookmarkStart w:id="15" w:name="_Toc242273117"/>
+      <w:bookmarkStart w:id="15" w:name="_Toc242277167"/>
       <w:r>
         <w:t>Module 8 — Communication skills (90 min)</w:t>
       </w:r>
@@ -8077,7 +8077,7 @@
       <w:pPr>
         <w:pStyle w:val="Heading2"/>
       </w:pPr>
-      <w:bookmarkStart w:id="16" w:name="_Toc242273118"/>
+      <w:bookmarkStart w:id="16" w:name="_Toc242277168"/>
       <w:r>
         <w:t>Module 9 — Quality judgement (90 min)</w:t>
       </w:r>
@@ -8173,7 +8173,7 @@
         <w:pStyle w:val="Heading1"/>
         <w:pageBreakBefore/>
       </w:pPr>
-      <w:bookmarkStart w:id="17" w:name="_Toc242273119"/>
+      <w:bookmarkStart w:id="17" w:name="_Toc242277169"/>
       <w:r>
         <w:lastRenderedPageBreak/>
         <w:t>4. Role-plays and simulation</w:t>
@@ -9127,7 +9127,7 @@
       <w:pPr>
         <w:pStyle w:val="Heading2"/>
       </w:pPr>
-      <w:bookmarkStart w:id="18" w:name="_Toc242273120"/>
+      <w:bookmarkStart w:id="18" w:name="_Toc242277170"/>
       <w:r>
         <w:t>Field simulation (Day 3)</w:t>
       </w:r>
@@ -9222,7 +9222,7 @@
         <w:pStyle w:val="Heading1"/>
         <w:pageBreakBefore/>
       </w:pPr>
-      <w:bookmarkStart w:id="19" w:name="_Toc242273121"/>
+      <w:bookmarkStart w:id="19" w:name="_Toc242277171"/>
       <w:r>
         <w:lastRenderedPageBreak/>
         <w:t>5. Assessment and certification</w:t>
@@ -9233,7 +9233,7 @@
       <w:pPr>
         <w:pStyle w:val="Heading2"/>
       </w:pPr>
-      <w:bookmarkStart w:id="20" w:name="_Toc242273122"/>
+      <w:bookmarkStart w:id="20" w:name="_Toc242277172"/>
       <w:r>
         <w:t>5.1 Competencies</w:t>
       </w:r>
@@ -9624,7 +9624,7 @@
       <w:pPr>
         <w:pStyle w:val="Heading2"/>
       </w:pPr>
-      <w:bookmarkStart w:id="21" w:name="_Toc242273123"/>
+      <w:bookmarkStart w:id="21" w:name="_Toc242277173"/>
       <w:r>
         <w:t>5.2 Written assessment (answer key)</w:t>
       </w:r>
@@ -10984,7 +10984,7 @@
       <w:pPr>
         <w:pStyle w:val="Heading2"/>
       </w:pPr>
-      <w:bookmarkStart w:id="22" w:name="_Toc242273124"/>
+      <w:bookmarkStart w:id="22" w:name="_Toc242277174"/>
       <w:r>
         <w:t>5.3 Practical assessment</w:t>
       </w:r>
@@ -12247,7 +12247,7 @@
         <w:pStyle w:val="Heading1"/>
         <w:pageBreakBefore/>
       </w:pPr>
-      <w:bookmarkStart w:id="23" w:name="_Toc242273125"/>
+      <w:bookmarkStart w:id="23" w:name="_Toc242277175"/>
       <w:r>
         <w:lastRenderedPageBreak/>
         <w:t>6. Attendance register</w:t>
@@ -13826,7 +13826,7 @@
         <w:sz w:val="16"/>
         <w:szCs w:val="16"/>
       </w:rPr>
-      <w:t>Version 1.29 · 7 October 2026</w:t>
+      <w:t>Version 1.30 · 7 October 2026</w:t>
     </w:r>
     <w:r>
       <w:rPr>
@@ -13999,154 +13999,10 @@
 <file path=word/numbering.xml><?xml version="1.0" encoding="utf-8"?>
 <w:numbering xmlns:wpc="http://schemas.microsoft.com/office/word/2010/wordprocessingCanvas" xmlns:cx="http://schemas.microsoft.com/office/drawing/2014/chartex" xmlns:cx1="http://schemas.microsoft.com/office/drawing/2015/9/8/chartex" xmlns:cx2="http://schemas.microsoft.com/office/drawing/2015/10/21/chartex" xmlns:cx3="http://schemas.microsoft.com/office/drawing/2016/5/9/chartex" xmlns:cx4="http://schemas.microsoft.com/office/drawing/2016/5/10/chartex" xmlns:cx5="http://schemas.microsoft.com/office/drawing/2016/5/11/chartex" xmlns:cx6="http://schemas.microsoft.com/office/drawing/2016/5/12/chartex" xmlns:cx7="http://schemas.microsoft.com/office/drawing/2016/5/13/chartex" xmlns:cx8="http://schemas.microsoft.com/office/drawing/2016/5/14/chartex" xmlns:mc="http://schemas.openxmlformats.org/markup-compatibility/2006" xmlns:aink="http://schemas.microsoft.com/office/drawing/2016/ink" xmlns:am3d="http://schemas.microsoft.com/office/drawing/2017/model3d" xmlns:o="urn:schemas-microsoft-com:office:office" xmlns:oel="http://schemas.microsoft.com/office/2019/extlst" xmlns:r="http://schemas.openxmlformats.org/officeDocument/2006/relationships" xmlns:m="http://schemas.openxmlformats.org/officeDocument/2006/math" xmlns:v="urn:schemas-microsoft-com:vml" xmlns:wp14="http://schemas.microsoft.com/office/word/2010/wordprocessingDrawing" xmlns:wp="http://schemas.openxmlformats.org/drawingml/2006/wordprocessingDrawing" xmlns:w10="urn:schemas-microsoft-com:office:word" xmlns:w="http://schemas.openxmlformats.org/wordprocessingml/2006/main" xmlns:w14="http://schemas.microsoft.com/office/word/2010/wordml" xmlns:w15="http://schemas.microsoft.com/office/word/2012/wordml" xmlns:w16cex="http://schemas.microsoft.com/office/word/2018/wordml/cex" xmlns:w16cid="http://schemas.microsoft.com/office/word/2016/wordml/cid" xmlns:w16="http://schemas.microsoft.com/office/word/2018/wordml" xmlns:w16sdtdh="http://schemas.microsoft.com/office/word/2020/wordml/sdtdatahash" xmlns:w16se="http://schemas.microsoft.com/office/word/2015/wordml/symex" xmlns:wpg="http://schemas.microsoft.com/office/word/2010/wordprocessingGroup" xmlns:wpi="http://schemas.microsoft.com/office/word/2010/wordprocessingInk" xmlns:wne="http://schemas.microsoft.com/office/word/2006/wordml" xmlns:wps="http://schemas.microsoft.com/office/word/2010/wordprocessingShape" mc:Ignorable="w14 w15 w16se w16cid w16 w16cex w16sdtdh wp14">
   <w:abstractNum w:abstractNumId="0" w15:restartNumberingAfterBreak="0">
-    <w:nsid w:val="03394A04"/>
+    <w:nsid w:val="216C5E71"/>
     <w:multiLevelType w:val="hybridMultilevel"/>
-    <w:tmpl w:val="8CE4A0DE"/>
-    <w:lvl w:ilvl="0" w:tplc="FF8C538E">
-      <w:start w:val="1"/>
-      <w:numFmt w:val="bullet"/>
-      <w:lvlText w:val="●"/>
-      <w:lvlJc w:val="left"/>
-      <w:pPr>
-        <w:ind w:left="720" w:hanging="360"/>
-      </w:pPr>
-    </w:lvl>
-    <w:lvl w:ilvl="1" w:tplc="E40C34FE">
-      <w:start w:val="1"/>
-      <w:numFmt w:val="bullet"/>
-      <w:lvlText w:val="○"/>
-      <w:lvlJc w:val="left"/>
-      <w:pPr>
-        <w:ind w:left="1440" w:hanging="360"/>
-      </w:pPr>
-    </w:lvl>
-    <w:lvl w:ilvl="2" w:tplc="83B08804">
-      <w:start w:val="1"/>
-      <w:numFmt w:val="bullet"/>
-      <w:lvlText w:val="■"/>
-      <w:lvlJc w:val="left"/>
-      <w:pPr>
-        <w:ind w:left="2160" w:hanging="360"/>
-      </w:pPr>
-    </w:lvl>
-    <w:lvl w:ilvl="3" w:tplc="8354C8B4">
-      <w:start w:val="1"/>
-      <w:numFmt w:val="bullet"/>
-      <w:lvlText w:val="●"/>
-      <w:lvlJc w:val="left"/>
-      <w:pPr>
-        <w:ind w:left="2880" w:hanging="360"/>
-      </w:pPr>
-    </w:lvl>
-    <w:lvl w:ilvl="4" w:tplc="56DC9004">
-      <w:start w:val="1"/>
-      <w:numFmt w:val="bullet"/>
-      <w:lvlText w:val="○"/>
-      <w:lvlJc w:val="left"/>
-      <w:pPr>
-        <w:ind w:left="3600" w:hanging="360"/>
-      </w:pPr>
-    </w:lvl>
-    <w:lvl w:ilvl="5" w:tplc="8B129A2C">
-      <w:start w:val="1"/>
-      <w:numFmt w:val="bullet"/>
-      <w:lvlText w:val="■"/>
-      <w:lvlJc w:val="left"/>
-      <w:pPr>
-        <w:ind w:left="4320" w:hanging="360"/>
-      </w:pPr>
-    </w:lvl>
-    <w:lvl w:ilvl="6" w:tplc="392E1E86">
-      <w:start w:val="1"/>
-      <w:numFmt w:val="bullet"/>
-      <w:lvlText w:val="●"/>
-      <w:lvlJc w:val="left"/>
-      <w:pPr>
-        <w:ind w:left="5040" w:hanging="360"/>
-      </w:pPr>
-    </w:lvl>
-    <w:lvl w:ilvl="7" w:tplc="76F40522">
-      <w:start w:val="1"/>
-      <w:numFmt w:val="bullet"/>
-      <w:lvlText w:val="●"/>
-      <w:lvlJc w:val="left"/>
-      <w:pPr>
-        <w:ind w:left="5760" w:hanging="360"/>
-      </w:pPr>
-    </w:lvl>
-    <w:lvl w:ilvl="8" w:tplc="36D05684">
-      <w:start w:val="1"/>
-      <w:numFmt w:val="bullet"/>
-      <w:lvlText w:val="●"/>
-      <w:lvlJc w:val="left"/>
-      <w:pPr>
-        <w:ind w:left="6480" w:hanging="360"/>
-      </w:pPr>
-    </w:lvl>
-  </w:abstractNum>
-  <w:abstractNum w:abstractNumId="1" w15:restartNumberingAfterBreak="0">
-    <w:nsid w:val="37BD09CC"/>
-    <w:multiLevelType w:val="hybridMultilevel"/>
-    <w:tmpl w:val="03145ED2"/>
-    <w:lvl w:ilvl="0" w:tplc="272E551E">
-      <w:start w:val="1"/>
-      <w:numFmt w:val="bullet"/>
-      <w:lvlText w:val="•"/>
-      <w:lvlJc w:val="left"/>
-      <w:pPr>
-        <w:ind w:left="460" w:hanging="280"/>
-      </w:pPr>
-    </w:lvl>
-    <w:lvl w:ilvl="1" w:tplc="D49AB12C">
-      <w:start w:val="1"/>
-      <w:numFmt w:val="bullet"/>
-      <w:lvlText w:val="–"/>
-      <w:lvlJc w:val="left"/>
-      <w:pPr>
-        <w:ind w:left="900" w:hanging="280"/>
-      </w:pPr>
-    </w:lvl>
-    <w:lvl w:ilvl="2" w:tplc="9B3245A0">
-      <w:numFmt w:val="decimal"/>
-      <w:lvlText w:val=""/>
-      <w:lvlJc w:val="left"/>
-    </w:lvl>
-    <w:lvl w:ilvl="3" w:tplc="7114B03A">
-      <w:numFmt w:val="decimal"/>
-      <w:lvlText w:val=""/>
-      <w:lvlJc w:val="left"/>
-    </w:lvl>
-    <w:lvl w:ilvl="4" w:tplc="4DB48866">
-      <w:numFmt w:val="decimal"/>
-      <w:lvlText w:val=""/>
-      <w:lvlJc w:val="left"/>
-    </w:lvl>
-    <w:lvl w:ilvl="5" w:tplc="5C7C6964">
-      <w:numFmt w:val="decimal"/>
-      <w:lvlText w:val=""/>
-      <w:lvlJc w:val="left"/>
-    </w:lvl>
-    <w:lvl w:ilvl="6" w:tplc="AC920BB6">
-      <w:numFmt w:val="decimal"/>
-      <w:lvlText w:val=""/>
-      <w:lvlJc w:val="left"/>
-    </w:lvl>
-    <w:lvl w:ilvl="7" w:tplc="9842AC20">
-      <w:numFmt w:val="decimal"/>
-      <w:lvlText w:val=""/>
-      <w:lvlJc w:val="left"/>
-    </w:lvl>
-    <w:lvl w:ilvl="8" w:tplc="D8D4BF2C">
-      <w:numFmt w:val="decimal"/>
-      <w:lvlText w:val=""/>
-      <w:lvlJc w:val="left"/>
-    </w:lvl>
-  </w:abstractNum>
-  <w:abstractNum w:abstractNumId="2" w15:restartNumberingAfterBreak="0">
-    <w:nsid w:val="439143E3"/>
-    <w:multiLevelType w:val="hybridMultilevel"/>
-    <w:tmpl w:val="4CB2C48A"/>
-    <w:lvl w:ilvl="0" w:tplc="76A2BADA">
+    <w:tmpl w:val="9D124B44"/>
+    <w:lvl w:ilvl="0" w:tplc="FB800236">
       <w:start w:val="1"/>
       <w:numFmt w:val="decimal"/>
       <w:lvlText w:val="%1."/>
@@ -14160,52 +14016,196 @@
         <w:color w:val="A67C27"/>
       </w:rPr>
     </w:lvl>
-    <w:lvl w:ilvl="1" w:tplc="C052BF6E">
+    <w:lvl w:ilvl="1" w:tplc="15AE265A">
       <w:numFmt w:val="decimal"/>
       <w:lvlText w:val=""/>
       <w:lvlJc w:val="left"/>
     </w:lvl>
-    <w:lvl w:ilvl="2" w:tplc="9418E00A">
+    <w:lvl w:ilvl="2" w:tplc="C67E746A">
       <w:numFmt w:val="decimal"/>
       <w:lvlText w:val=""/>
       <w:lvlJc w:val="left"/>
     </w:lvl>
-    <w:lvl w:ilvl="3" w:tplc="8458BAE0">
+    <w:lvl w:ilvl="3" w:tplc="6972B826">
       <w:numFmt w:val="decimal"/>
       <w:lvlText w:val=""/>
       <w:lvlJc w:val="left"/>
     </w:lvl>
-    <w:lvl w:ilvl="4" w:tplc="965E11FC">
+    <w:lvl w:ilvl="4" w:tplc="2A7C3870">
       <w:numFmt w:val="decimal"/>
       <w:lvlText w:val=""/>
       <w:lvlJc w:val="left"/>
     </w:lvl>
-    <w:lvl w:ilvl="5" w:tplc="5DA0226E">
+    <w:lvl w:ilvl="5" w:tplc="68E23978">
       <w:numFmt w:val="decimal"/>
       <w:lvlText w:val=""/>
       <w:lvlJc w:val="left"/>
     </w:lvl>
-    <w:lvl w:ilvl="6" w:tplc="44362446">
+    <w:lvl w:ilvl="6" w:tplc="0BE0E0E4">
       <w:numFmt w:val="decimal"/>
       <w:lvlText w:val=""/>
       <w:lvlJc w:val="left"/>
     </w:lvl>
-    <w:lvl w:ilvl="7" w:tplc="FFB2D42C">
+    <w:lvl w:ilvl="7" w:tplc="17C408CC">
       <w:numFmt w:val="decimal"/>
       <w:lvlText w:val=""/>
       <w:lvlJc w:val="left"/>
     </w:lvl>
-    <w:lvl w:ilvl="8" w:tplc="22289FBA">
+    <w:lvl w:ilvl="8" w:tplc="D67AC32E">
+      <w:numFmt w:val="decimal"/>
+      <w:lvlText w:val=""/>
+      <w:lvlJc w:val="left"/>
+    </w:lvl>
+  </w:abstractNum>
+  <w:abstractNum w:abstractNumId="1" w15:restartNumberingAfterBreak="0">
+    <w:nsid w:val="2F6D32D1"/>
+    <w:multiLevelType w:val="hybridMultilevel"/>
+    <w:tmpl w:val="57C6AF2C"/>
+    <w:lvl w:ilvl="0" w:tplc="993C1870">
+      <w:start w:val="1"/>
+      <w:numFmt w:val="bullet"/>
+      <w:lvlText w:val="●"/>
+      <w:lvlJc w:val="left"/>
+      <w:pPr>
+        <w:ind w:left="720" w:hanging="360"/>
+      </w:pPr>
+    </w:lvl>
+    <w:lvl w:ilvl="1" w:tplc="D144C978">
+      <w:start w:val="1"/>
+      <w:numFmt w:val="bullet"/>
+      <w:lvlText w:val="○"/>
+      <w:lvlJc w:val="left"/>
+      <w:pPr>
+        <w:ind w:left="1440" w:hanging="360"/>
+      </w:pPr>
+    </w:lvl>
+    <w:lvl w:ilvl="2" w:tplc="AEF6AE7E">
+      <w:start w:val="1"/>
+      <w:numFmt w:val="bullet"/>
+      <w:lvlText w:val="■"/>
+      <w:lvlJc w:val="left"/>
+      <w:pPr>
+        <w:ind w:left="2160" w:hanging="360"/>
+      </w:pPr>
+    </w:lvl>
+    <w:lvl w:ilvl="3" w:tplc="A3AA43E0">
+      <w:start w:val="1"/>
+      <w:numFmt w:val="bullet"/>
+      <w:lvlText w:val="●"/>
+      <w:lvlJc w:val="left"/>
+      <w:pPr>
+        <w:ind w:left="2880" w:hanging="360"/>
+      </w:pPr>
+    </w:lvl>
+    <w:lvl w:ilvl="4" w:tplc="60E6B756">
+      <w:start w:val="1"/>
+      <w:numFmt w:val="bullet"/>
+      <w:lvlText w:val="○"/>
+      <w:lvlJc w:val="left"/>
+      <w:pPr>
+        <w:ind w:left="3600" w:hanging="360"/>
+      </w:pPr>
+    </w:lvl>
+    <w:lvl w:ilvl="5" w:tplc="086A35AE">
+      <w:start w:val="1"/>
+      <w:numFmt w:val="bullet"/>
+      <w:lvlText w:val="■"/>
+      <w:lvlJc w:val="left"/>
+      <w:pPr>
+        <w:ind w:left="4320" w:hanging="360"/>
+      </w:pPr>
+    </w:lvl>
+    <w:lvl w:ilvl="6" w:tplc="A1D4C690">
+      <w:start w:val="1"/>
+      <w:numFmt w:val="bullet"/>
+      <w:lvlText w:val="●"/>
+      <w:lvlJc w:val="left"/>
+      <w:pPr>
+        <w:ind w:left="5040" w:hanging="360"/>
+      </w:pPr>
+    </w:lvl>
+    <w:lvl w:ilvl="7" w:tplc="2026CFA6">
+      <w:start w:val="1"/>
+      <w:numFmt w:val="bullet"/>
+      <w:lvlText w:val="●"/>
+      <w:lvlJc w:val="left"/>
+      <w:pPr>
+        <w:ind w:left="5760" w:hanging="360"/>
+      </w:pPr>
+    </w:lvl>
+    <w:lvl w:ilvl="8" w:tplc="CE5C1D06">
+      <w:start w:val="1"/>
+      <w:numFmt w:val="bullet"/>
+      <w:lvlText w:val="●"/>
+      <w:lvlJc w:val="left"/>
+      <w:pPr>
+        <w:ind w:left="6480" w:hanging="360"/>
+      </w:pPr>
+    </w:lvl>
+  </w:abstractNum>
+  <w:abstractNum w:abstractNumId="2" w15:restartNumberingAfterBreak="0">
+    <w:nsid w:val="41FB0E31"/>
+    <w:multiLevelType w:val="hybridMultilevel"/>
+    <w:tmpl w:val="5A98DE24"/>
+    <w:lvl w:ilvl="0" w:tplc="B608E48A">
+      <w:start w:val="1"/>
+      <w:numFmt w:val="bullet"/>
+      <w:lvlText w:val="•"/>
+      <w:lvlJc w:val="left"/>
+      <w:pPr>
+        <w:ind w:left="460" w:hanging="280"/>
+      </w:pPr>
+    </w:lvl>
+    <w:lvl w:ilvl="1" w:tplc="0890FA82">
+      <w:start w:val="1"/>
+      <w:numFmt w:val="bullet"/>
+      <w:lvlText w:val="–"/>
+      <w:lvlJc w:val="left"/>
+      <w:pPr>
+        <w:ind w:left="900" w:hanging="280"/>
+      </w:pPr>
+    </w:lvl>
+    <w:lvl w:ilvl="2" w:tplc="0460449A">
+      <w:numFmt w:val="decimal"/>
+      <w:lvlText w:val=""/>
+      <w:lvlJc w:val="left"/>
+    </w:lvl>
+    <w:lvl w:ilvl="3" w:tplc="242295CE">
+      <w:numFmt w:val="decimal"/>
+      <w:lvlText w:val=""/>
+      <w:lvlJc w:val="left"/>
+    </w:lvl>
+    <w:lvl w:ilvl="4" w:tplc="7E74C8D2">
+      <w:numFmt w:val="decimal"/>
+      <w:lvlText w:val=""/>
+      <w:lvlJc w:val="left"/>
+    </w:lvl>
+    <w:lvl w:ilvl="5" w:tplc="A5286D94">
+      <w:numFmt w:val="decimal"/>
+      <w:lvlText w:val=""/>
+      <w:lvlJc w:val="left"/>
+    </w:lvl>
+    <w:lvl w:ilvl="6" w:tplc="3724BB76">
+      <w:numFmt w:val="decimal"/>
+      <w:lvlText w:val=""/>
+      <w:lvlJc w:val="left"/>
+    </w:lvl>
+    <w:lvl w:ilvl="7" w:tplc="4CCCB64C">
+      <w:numFmt w:val="decimal"/>
+      <w:lvlText w:val=""/>
+      <w:lvlJc w:val="left"/>
+    </w:lvl>
+    <w:lvl w:ilvl="8" w:tplc="1958B546">
       <w:numFmt w:val="decimal"/>
       <w:lvlText w:val=""/>
       <w:lvlJc w:val="left"/>
     </w:lvl>
   </w:abstractNum>
   <w:abstractNum w:abstractNumId="3" w15:restartNumberingAfterBreak="0">
-    <w:nsid w:val="53D6095A"/>
+    <w:nsid w:val="42EE5579"/>
     <w:multiLevelType w:val="hybridMultilevel"/>
-    <w:tmpl w:val="FF9E194C"/>
-    <w:lvl w:ilvl="0" w:tplc="CD84D480">
+    <w:tmpl w:val="92925A4C"/>
+    <w:lvl w:ilvl="0" w:tplc="8728A0F8">
       <w:start w:val="1"/>
       <w:numFmt w:val="decimal"/>
       <w:lvlText w:val="%1."/>
@@ -14219,66 +14219,66 @@
         <w:color w:val="A67C27"/>
       </w:rPr>
     </w:lvl>
-    <w:lvl w:ilvl="1" w:tplc="C1AEA7D2">
+    <w:lvl w:ilvl="1" w:tplc="BF78EC0E">
       <w:numFmt w:val="decimal"/>
       <w:lvlText w:val=""/>
       <w:lvlJc w:val="left"/>
     </w:lvl>
-    <w:lvl w:ilvl="2" w:tplc="C03A16B2">
+    <w:lvl w:ilvl="2" w:tplc="5CA0C86E">
       <w:numFmt w:val="decimal"/>
       <w:lvlText w:val=""/>
       <w:lvlJc w:val="left"/>
     </w:lvl>
-    <w:lvl w:ilvl="3" w:tplc="0D165A5E">
+    <w:lvl w:ilvl="3" w:tplc="9AC61EE0">
       <w:numFmt w:val="decimal"/>
       <w:lvlText w:val=""/>
       <w:lvlJc w:val="left"/>
     </w:lvl>
-    <w:lvl w:ilvl="4" w:tplc="3E8627AC">
+    <w:lvl w:ilvl="4" w:tplc="DE2E45B0">
       <w:numFmt w:val="decimal"/>
       <w:lvlText w:val=""/>
       <w:lvlJc w:val="left"/>
     </w:lvl>
-    <w:lvl w:ilvl="5" w:tplc="7F66EE4A">
+    <w:lvl w:ilvl="5" w:tplc="D86EB220">
       <w:numFmt w:val="decimal"/>
       <w:lvlText w:val=""/>
       <w:lvlJc w:val="left"/>
     </w:lvl>
-    <w:lvl w:ilvl="6" w:tplc="466276CE">
+    <w:lvl w:ilvl="6" w:tplc="1032ADFC">
       <w:numFmt w:val="decimal"/>
       <w:lvlText w:val=""/>
       <w:lvlJc w:val="left"/>
     </w:lvl>
-    <w:lvl w:ilvl="7" w:tplc="441EC06C">
+    <w:lvl w:ilvl="7" w:tplc="3C18EB6C">
       <w:numFmt w:val="decimal"/>
       <w:lvlText w:val=""/>
       <w:lvlJc w:val="left"/>
     </w:lvl>
-    <w:lvl w:ilvl="8" w:tplc="A80C46AA">
+    <w:lvl w:ilvl="8" w:tplc="4DB8FF98">
       <w:numFmt w:val="decimal"/>
       <w:lvlText w:val=""/>
       <w:lvlJc w:val="left"/>
     </w:lvl>
   </w:abstractNum>
-  <w:num w:numId="1" w16cid:durableId="1622495333">
+  <w:num w:numId="1" w16cid:durableId="1224214839">
+    <w:abstractNumId w:val="1"/>
+    <w:lvlOverride w:ilvl="0">
+      <w:startOverride w:val="1"/>
+    </w:lvlOverride>
+  </w:num>
+  <w:num w:numId="2" w16cid:durableId="1085108930">
+    <w:abstractNumId w:val="2"/>
+    <w:lvlOverride w:ilvl="0">
+      <w:startOverride w:val="1"/>
+    </w:lvlOverride>
+  </w:num>
+  <w:num w:numId="3" w16cid:durableId="1074010674">
     <w:abstractNumId w:val="0"/>
     <w:lvlOverride w:ilvl="0">
       <w:startOverride w:val="1"/>
     </w:lvlOverride>
   </w:num>
-  <w:num w:numId="2" w16cid:durableId="1056127746">
-    <w:abstractNumId w:val="1"/>
-    <w:lvlOverride w:ilvl="0">
-      <w:startOverride w:val="1"/>
-    </w:lvlOverride>
-  </w:num>
-  <w:num w:numId="3" w16cid:durableId="1483276780">
-    <w:abstractNumId w:val="2"/>
-    <w:lvlOverride w:ilvl="0">
-      <w:startOverride w:val="1"/>
-    </w:lvlOverride>
-  </w:num>
-  <w:num w:numId="4" w16cid:durableId="968784051">
+  <w:num w:numId="4" w16cid:durableId="553782639">
     <w:abstractNumId w:val="3"/>
     <w:lvlOverride w:ilvl="0">
       <w:startOverride w:val="1"/>
@@ -14904,7 +14904,7 @@
     <w:autoRedefine/>
     <w:uiPriority w:val="39"/>
     <w:unhideWhenUsed/>
-    <w:rsid w:val="00354F1E"/>
+    <w:rsid w:val="001D6DE3"/>
     <w:pPr>
       <w:spacing w:after="100"/>
     </w:pPr>
@@ -14916,7 +14916,7 @@
     <w:autoRedefine/>
     <w:uiPriority w:val="39"/>
     <w:unhideWhenUsed/>
-    <w:rsid w:val="00354F1E"/>
+    <w:rsid w:val="001D6DE3"/>
     <w:pPr>
       <w:spacing w:after="100"/>
       <w:ind w:left="210"/>

--- a/docs/manuals/RA_Training_Programme_and_Facilitator_Guide.docx
+++ b/docs/manuals/RA_Training_Programme_and_Facilitator_Guide.docx
@@ -69,7 +69,7 @@
           <w:left w:w="10" w:type="dxa"/>
           <w:right w:w="10" w:type="dxa"/>
         </w:tblCellMar>
-        <w:tblLook w:val="04A0" w:firstRow="1" w:lastRow="0" w:firstColumn="1" w:lastColumn="0" w:noHBand="0" w:noVBand="1"/>
+        <w:tblLook w:val="0000" w:firstRow="0" w:lastRow="0" w:firstColumn="0" w:lastColumn="0" w:noHBand="0" w:noVBand="0"/>
       </w:tblPr>
       <w:tblGrid>
         <w:gridCol w:w="2300"/>
@@ -469,7 +469,7 @@
                 <w:sz w:val="19"/>
                 <w:szCs w:val="19"/>
               </w:rPr>
-              <w:t>Version 1.30 · 7 October 2026</w:t>
+              <w:t>Version 1.31 · 11 October 2026</w:t>
             </w:r>
           </w:p>
         </w:tc>
@@ -538,7 +538,7 @@
     <w:sdt>
       <w:sdtPr>
         <w:alias w:val="Contents"/>
-        <w:id w:val="941872883"/>
+        <w:id w:val="-1246950387"/>
       </w:sdtPr>
       <w:sdtEndPr/>
       <w:sdtContent>
@@ -567,7 +567,7 @@
           <w:r>
             <w:fldChar w:fldCharType="separate"/>
           </w:r>
-          <w:hyperlink w:anchor="_Toc242277152" w:history="1">
+          <w:hyperlink w:anchor="_Toc242613448" w:history="1">
             <w:r>
               <w:rPr>
                 <w:rStyle w:val="Hyperlink"/>
@@ -591,7 +591,7 @@
               <w:rPr>
                 <w:noProof/>
               </w:rPr>
-              <w:instrText xml:space="preserve"> PAGEREF _Toc242277152 \h </w:instrText>
+              <w:instrText xml:space="preserve"> PAGEREF _Toc242613448 \h </w:instrText>
             </w:r>
             <w:r>
               <w:rPr>
@@ -634,7 +634,7 @@
               <w14:ligatures w14:val="standardContextual"/>
             </w:rPr>
           </w:pPr>
-          <w:hyperlink w:anchor="_Toc242277153" w:history="1">
+          <w:hyperlink w:anchor="_Toc242613449" w:history="1">
             <w:r>
               <w:rPr>
                 <w:rStyle w:val="Hyperlink"/>
@@ -658,7 +658,7 @@
               <w:rPr>
                 <w:noProof/>
               </w:rPr>
-              <w:instrText xml:space="preserve"> PAGEREF _Toc242277153 \h </w:instrText>
+              <w:instrText xml:space="preserve"> PAGEREF _Toc242613449 \h </w:instrText>
             </w:r>
             <w:r>
               <w:rPr>
@@ -701,7 +701,7 @@
               <w14:ligatures w14:val="standardContextual"/>
             </w:rPr>
           </w:pPr>
-          <w:hyperlink w:anchor="_Toc242277154" w:history="1">
+          <w:hyperlink w:anchor="_Toc242613450" w:history="1">
             <w:r>
               <w:rPr>
                 <w:rStyle w:val="Hyperlink"/>
@@ -725,7 +725,7 @@
               <w:rPr>
                 <w:noProof/>
               </w:rPr>
-              <w:instrText xml:space="preserve"> PAGEREF _Toc242277154 \h </w:instrText>
+              <w:instrText xml:space="preserve"> PAGEREF _Toc242613450 \h </w:instrText>
             </w:r>
             <w:r>
               <w:rPr>
@@ -768,7 +768,7 @@
               <w14:ligatures w14:val="standardContextual"/>
             </w:rPr>
           </w:pPr>
-          <w:hyperlink w:anchor="_Toc242277155" w:history="1">
+          <w:hyperlink w:anchor="_Toc242613451" w:history="1">
             <w:r>
               <w:rPr>
                 <w:rStyle w:val="Hyperlink"/>
@@ -792,7 +792,7 @@
               <w:rPr>
                 <w:noProof/>
               </w:rPr>
-              <w:instrText xml:space="preserve"> PAGEREF _Toc242277155 \h </w:instrText>
+              <w:instrText xml:space="preserve"> PAGEREF _Toc242613451 \h </w:instrText>
             </w:r>
             <w:r>
               <w:rPr>
@@ -835,7 +835,7 @@
               <w14:ligatures w14:val="standardContextual"/>
             </w:rPr>
           </w:pPr>
-          <w:hyperlink w:anchor="_Toc242277156" w:history="1">
+          <w:hyperlink w:anchor="_Toc242613452" w:history="1">
             <w:r>
               <w:rPr>
                 <w:rStyle w:val="Hyperlink"/>
@@ -859,7 +859,7 @@
               <w:rPr>
                 <w:noProof/>
               </w:rPr>
-              <w:instrText xml:space="preserve"> PAGEREF _Toc242277156 \h </w:instrText>
+              <w:instrText xml:space="preserve"> PAGEREF _Toc242613452 \h </w:instrText>
             </w:r>
             <w:r>
               <w:rPr>
@@ -902,7 +902,7 @@
               <w14:ligatures w14:val="standardContextual"/>
             </w:rPr>
           </w:pPr>
-          <w:hyperlink w:anchor="_Toc242277157" w:history="1">
+          <w:hyperlink w:anchor="_Toc242613453" w:history="1">
             <w:r>
               <w:rPr>
                 <w:rStyle w:val="Hyperlink"/>
@@ -926,7 +926,7 @@
               <w:rPr>
                 <w:noProof/>
               </w:rPr>
-              <w:instrText xml:space="preserve"> PAGEREF _Toc242277157 \h </w:instrText>
+              <w:instrText xml:space="preserve"> PAGEREF _Toc242613453 \h </w:instrText>
             </w:r>
             <w:r>
               <w:rPr>
@@ -969,7 +969,7 @@
               <w14:ligatures w14:val="standardContextual"/>
             </w:rPr>
           </w:pPr>
-          <w:hyperlink w:anchor="_Toc242277158" w:history="1">
+          <w:hyperlink w:anchor="_Toc242613454" w:history="1">
             <w:r>
               <w:rPr>
                 <w:rStyle w:val="Hyperlink"/>
@@ -993,7 +993,7 @@
               <w:rPr>
                 <w:noProof/>
               </w:rPr>
-              <w:instrText xml:space="preserve"> PAGEREF _Toc242277158 \h </w:instrText>
+              <w:instrText xml:space="preserve"> PAGEREF _Toc242613454 \h </w:instrText>
             </w:r>
             <w:r>
               <w:rPr>
@@ -1036,7 +1036,7 @@
               <w14:ligatures w14:val="standardContextual"/>
             </w:rPr>
           </w:pPr>
-          <w:hyperlink w:anchor="_Toc242277159" w:history="1">
+          <w:hyperlink w:anchor="_Toc242613455" w:history="1">
             <w:r>
               <w:rPr>
                 <w:rStyle w:val="Hyperlink"/>
@@ -1060,7 +1060,7 @@
               <w:rPr>
                 <w:noProof/>
               </w:rPr>
-              <w:instrText xml:space="preserve"> PAGEREF _Toc242277159 \h </w:instrText>
+              <w:instrText xml:space="preserve"> PAGEREF _Toc242613455 \h </w:instrText>
             </w:r>
             <w:r>
               <w:rPr>
@@ -1103,7 +1103,7 @@
               <w14:ligatures w14:val="standardContextual"/>
             </w:rPr>
           </w:pPr>
-          <w:hyperlink w:anchor="_Toc242277160" w:history="1">
+          <w:hyperlink w:anchor="_Toc242613456" w:history="1">
             <w:r>
               <w:rPr>
                 <w:rStyle w:val="Hyperlink"/>
@@ -1127,7 +1127,7 @@
               <w:rPr>
                 <w:noProof/>
               </w:rPr>
-              <w:instrText xml:space="preserve"> PAGEREF _Toc242277160 \h </w:instrText>
+              <w:instrText xml:space="preserve"> PAGEREF _Toc242613456 \h </w:instrText>
             </w:r>
             <w:r>
               <w:rPr>
@@ -1170,7 +1170,7 @@
               <w14:ligatures w14:val="standardContextual"/>
             </w:rPr>
           </w:pPr>
-          <w:hyperlink w:anchor="_Toc242277161" w:history="1">
+          <w:hyperlink w:anchor="_Toc242613457" w:history="1">
             <w:r>
               <w:rPr>
                 <w:rStyle w:val="Hyperlink"/>
@@ -1194,7 +1194,7 @@
               <w:rPr>
                 <w:noProof/>
               </w:rPr>
-              <w:instrText xml:space="preserve"> PAGEREF _Toc242277161 \h </w:instrText>
+              <w:instrText xml:space="preserve"> PAGEREF _Toc242613457 \h </w:instrText>
             </w:r>
             <w:r>
               <w:rPr>
@@ -1237,7 +1237,7 @@
               <w14:ligatures w14:val="standardContextual"/>
             </w:rPr>
           </w:pPr>
-          <w:hyperlink w:anchor="_Toc242277162" w:history="1">
+          <w:hyperlink w:anchor="_Toc242613458" w:history="1">
             <w:r>
               <w:rPr>
                 <w:rStyle w:val="Hyperlink"/>
@@ -1261,7 +1261,7 @@
               <w:rPr>
                 <w:noProof/>
               </w:rPr>
-              <w:instrText xml:space="preserve"> PAGEREF _Toc242277162 \h </w:instrText>
+              <w:instrText xml:space="preserve"> PAGEREF _Toc242613458 \h </w:instrText>
             </w:r>
             <w:r>
               <w:rPr>
@@ -1304,7 +1304,7 @@
               <w14:ligatures w14:val="standardContextual"/>
             </w:rPr>
           </w:pPr>
-          <w:hyperlink w:anchor="_Toc242277163" w:history="1">
+          <w:hyperlink w:anchor="_Toc242613459" w:history="1">
             <w:r>
               <w:rPr>
                 <w:rStyle w:val="Hyperlink"/>
@@ -1328,7 +1328,7 @@
               <w:rPr>
                 <w:noProof/>
               </w:rPr>
-              <w:instrText xml:space="preserve"> PAGEREF _Toc242277163 \h </w:instrText>
+              <w:instrText xml:space="preserve"> PAGEREF _Toc242613459 \h </w:instrText>
             </w:r>
             <w:r>
               <w:rPr>
@@ -1371,7 +1371,7 @@
               <w14:ligatures w14:val="standardContextual"/>
             </w:rPr>
           </w:pPr>
-          <w:hyperlink w:anchor="_Toc242277164" w:history="1">
+          <w:hyperlink w:anchor="_Toc242613460" w:history="1">
             <w:r>
               <w:rPr>
                 <w:rStyle w:val="Hyperlink"/>
@@ -1395,7 +1395,7 @@
               <w:rPr>
                 <w:noProof/>
               </w:rPr>
-              <w:instrText xml:space="preserve"> PAGEREF _Toc242277164 \h </w:instrText>
+              <w:instrText xml:space="preserve"> PAGEREF _Toc242613460 \h </w:instrText>
             </w:r>
             <w:r>
               <w:rPr>
@@ -1438,7 +1438,7 @@
               <w14:ligatures w14:val="standardContextual"/>
             </w:rPr>
           </w:pPr>
-          <w:hyperlink w:anchor="_Toc242277165" w:history="1">
+          <w:hyperlink w:anchor="_Toc242613461" w:history="1">
             <w:r>
               <w:rPr>
                 <w:rStyle w:val="Hyperlink"/>
@@ -1462,7 +1462,7 @@
               <w:rPr>
                 <w:noProof/>
               </w:rPr>
-              <w:instrText xml:space="preserve"> PAGEREF _Toc242277165 \h </w:instrText>
+              <w:instrText xml:space="preserve"> PAGEREF _Toc242613461 \h </w:instrText>
             </w:r>
             <w:r>
               <w:rPr>
@@ -1505,7 +1505,7 @@
               <w14:ligatures w14:val="standardContextual"/>
             </w:rPr>
           </w:pPr>
-          <w:hyperlink w:anchor="_Toc242277166" w:history="1">
+          <w:hyperlink w:anchor="_Toc242613462" w:history="1">
             <w:r>
               <w:rPr>
                 <w:rStyle w:val="Hyperlink"/>
@@ -1529,7 +1529,7 @@
               <w:rPr>
                 <w:noProof/>
               </w:rPr>
-              <w:instrText xml:space="preserve"> PAGEREF _Toc242277166 \h </w:instrText>
+              <w:instrText xml:space="preserve"> PAGEREF _Toc242613462 \h </w:instrText>
             </w:r>
             <w:r>
               <w:rPr>
@@ -1572,7 +1572,7 @@
               <w14:ligatures w14:val="standardContextual"/>
             </w:rPr>
           </w:pPr>
-          <w:hyperlink w:anchor="_Toc242277167" w:history="1">
+          <w:hyperlink w:anchor="_Toc242613463" w:history="1">
             <w:r>
               <w:rPr>
                 <w:rStyle w:val="Hyperlink"/>
@@ -1596,7 +1596,7 @@
               <w:rPr>
                 <w:noProof/>
               </w:rPr>
-              <w:instrText xml:space="preserve"> PAGEREF _Toc242277167 \h </w:instrText>
+              <w:instrText xml:space="preserve"> PAGEREF _Toc242613463 \h </w:instrText>
             </w:r>
             <w:r>
               <w:rPr>
@@ -1639,7 +1639,7 @@
               <w14:ligatures w14:val="standardContextual"/>
             </w:rPr>
           </w:pPr>
-          <w:hyperlink w:anchor="_Toc242277168" w:history="1">
+          <w:hyperlink w:anchor="_Toc242613464" w:history="1">
             <w:r>
               <w:rPr>
                 <w:rStyle w:val="Hyperlink"/>
@@ -1663,7 +1663,7 @@
               <w:rPr>
                 <w:noProof/>
               </w:rPr>
-              <w:instrText xml:space="preserve"> PAGEREF _Toc242277168 \h </w:instrText>
+              <w:instrText xml:space="preserve"> PAGEREF _Toc242613464 \h </w:instrText>
             </w:r>
             <w:r>
               <w:rPr>
@@ -1706,7 +1706,7 @@
               <w14:ligatures w14:val="standardContextual"/>
             </w:rPr>
           </w:pPr>
-          <w:hyperlink w:anchor="_Toc242277169" w:history="1">
+          <w:hyperlink w:anchor="_Toc242613465" w:history="1">
             <w:r>
               <w:rPr>
                 <w:rStyle w:val="Hyperlink"/>
@@ -1730,7 +1730,7 @@
               <w:rPr>
                 <w:noProof/>
               </w:rPr>
-              <w:instrText xml:space="preserve"> PAGEREF _Toc242277169 \h </w:instrText>
+              <w:instrText xml:space="preserve"> PAGEREF _Toc242613465 \h </w:instrText>
             </w:r>
             <w:r>
               <w:rPr>
@@ -1773,7 +1773,7 @@
               <w14:ligatures w14:val="standardContextual"/>
             </w:rPr>
           </w:pPr>
-          <w:hyperlink w:anchor="_Toc242277170" w:history="1">
+          <w:hyperlink w:anchor="_Toc242613466" w:history="1">
             <w:r>
               <w:rPr>
                 <w:rStyle w:val="Hyperlink"/>
@@ -1797,7 +1797,7 @@
               <w:rPr>
                 <w:noProof/>
               </w:rPr>
-              <w:instrText xml:space="preserve"> PAGEREF _Toc242277170 \h </w:instrText>
+              <w:instrText xml:space="preserve"> PAGEREF _Toc242613466 \h </w:instrText>
             </w:r>
             <w:r>
               <w:rPr>
@@ -1840,7 +1840,7 @@
               <w14:ligatures w14:val="standardContextual"/>
             </w:rPr>
           </w:pPr>
-          <w:hyperlink w:anchor="_Toc242277171" w:history="1">
+          <w:hyperlink w:anchor="_Toc242613467" w:history="1">
             <w:r>
               <w:rPr>
                 <w:rStyle w:val="Hyperlink"/>
@@ -1864,7 +1864,7 @@
               <w:rPr>
                 <w:noProof/>
               </w:rPr>
-              <w:instrText xml:space="preserve"> PAGEREF _Toc242277171 \h </w:instrText>
+              <w:instrText xml:space="preserve"> PAGEREF _Toc242613467 \h </w:instrText>
             </w:r>
             <w:r>
               <w:rPr>
@@ -1907,7 +1907,7 @@
               <w14:ligatures w14:val="standardContextual"/>
             </w:rPr>
           </w:pPr>
-          <w:hyperlink w:anchor="_Toc242277172" w:history="1">
+          <w:hyperlink w:anchor="_Toc242613468" w:history="1">
             <w:r>
               <w:rPr>
                 <w:rStyle w:val="Hyperlink"/>
@@ -1931,7 +1931,7 @@
               <w:rPr>
                 <w:noProof/>
               </w:rPr>
-              <w:instrText xml:space="preserve"> PAGEREF _Toc242277172 \h </w:instrText>
+              <w:instrText xml:space="preserve"> PAGEREF _Toc242613468 \h </w:instrText>
             </w:r>
             <w:r>
               <w:rPr>
@@ -1974,7 +1974,7 @@
               <w14:ligatures w14:val="standardContextual"/>
             </w:rPr>
           </w:pPr>
-          <w:hyperlink w:anchor="_Toc242277173" w:history="1">
+          <w:hyperlink w:anchor="_Toc242613469" w:history="1">
             <w:r>
               <w:rPr>
                 <w:rStyle w:val="Hyperlink"/>
@@ -1998,7 +1998,7 @@
               <w:rPr>
                 <w:noProof/>
               </w:rPr>
-              <w:instrText xml:space="preserve"> PAGEREF _Toc242277173 \h </w:instrText>
+              <w:instrText xml:space="preserve"> PAGEREF _Toc242613469 \h </w:instrText>
             </w:r>
             <w:r>
               <w:rPr>
@@ -2041,7 +2041,7 @@
               <w14:ligatures w14:val="standardContextual"/>
             </w:rPr>
           </w:pPr>
-          <w:hyperlink w:anchor="_Toc242277174" w:history="1">
+          <w:hyperlink w:anchor="_Toc242613470" w:history="1">
             <w:r>
               <w:rPr>
                 <w:rStyle w:val="Hyperlink"/>
@@ -2065,7 +2065,7 @@
               <w:rPr>
                 <w:noProof/>
               </w:rPr>
-              <w:instrText xml:space="preserve"> PAGEREF _Toc242277174 \h </w:instrText>
+              <w:instrText xml:space="preserve"> PAGEREF _Toc242613470 \h </w:instrText>
             </w:r>
             <w:r>
               <w:rPr>
@@ -2108,7 +2108,7 @@
               <w14:ligatures w14:val="standardContextual"/>
             </w:rPr>
           </w:pPr>
-          <w:hyperlink w:anchor="_Toc242277175" w:history="1">
+          <w:hyperlink w:anchor="_Toc242613471" w:history="1">
             <w:r>
               <w:rPr>
                 <w:rStyle w:val="Hyperlink"/>
@@ -2132,7 +2132,7 @@
               <w:rPr>
                 <w:noProof/>
               </w:rPr>
-              <w:instrText xml:space="preserve"> PAGEREF _Toc242277175 \h </w:instrText>
+              <w:instrText xml:space="preserve"> PAGEREF _Toc242613471 \h </w:instrText>
             </w:r>
             <w:r>
               <w:rPr>
@@ -2171,7 +2171,7 @@
         <w:pStyle w:val="Heading1"/>
         <w:pageBreakBefore/>
       </w:pPr>
-      <w:bookmarkStart w:id="0" w:name="_Toc242277152"/>
+      <w:bookmarkStart w:id="0" w:name="_Toc242613448"/>
       <w:r>
         <w:lastRenderedPageBreak/>
         <w:t>1. Programme overview</w:t>
@@ -2201,7 +2201,7 @@
           <w:left w:w="10" w:type="dxa"/>
           <w:right w:w="10" w:type="dxa"/>
         </w:tblCellMar>
-        <w:tblLook w:val="04A0" w:firstRow="1" w:lastRow="0" w:firstColumn="1" w:lastColumn="0" w:noHBand="0" w:noVBand="1"/>
+        <w:tblLook w:val="0000" w:firstRow="0" w:lastRow="0" w:firstColumn="0" w:lastColumn="0" w:noHBand="0" w:noVBand="0"/>
       </w:tblPr>
       <w:tblGrid>
         <w:gridCol w:w="2824"/>
@@ -2577,7 +2577,7 @@
       <w:pPr>
         <w:pStyle w:val="Heading2"/>
       </w:pPr>
-      <w:bookmarkStart w:id="1" w:name="_Toc242277153"/>
+      <w:bookmarkStart w:id="1" w:name="_Toc242613449"/>
       <w:r>
         <w:t>1.1 Learning objectives</w:t>
       </w:r>
@@ -2678,7 +2678,7 @@
       <w:pPr>
         <w:pStyle w:val="Heading2"/>
       </w:pPr>
-      <w:bookmarkStart w:id="2" w:name="_Toc242277154"/>
+      <w:bookmarkStart w:id="2" w:name="_Toc242613450"/>
       <w:r>
         <w:t>1.2 Before the training (facilitator checklist)</w:t>
       </w:r>
@@ -2699,7 +2699,7 @@
           <w:left w:w="10" w:type="dxa"/>
           <w:right w:w="10" w:type="dxa"/>
         </w:tblCellMar>
-        <w:tblLook w:val="04A0" w:firstRow="1" w:lastRow="0" w:firstColumn="1" w:lastColumn="0" w:noHBand="0" w:noVBand="1"/>
+        <w:tblLook w:val="0000" w:firstRow="0" w:lastRow="0" w:firstColumn="0" w:lastColumn="0" w:noHBand="0" w:noVBand="0"/>
       </w:tblPr>
       <w:tblGrid>
         <w:gridCol w:w="1694"/>
@@ -3214,7 +3214,7 @@
       <w:pPr>
         <w:pStyle w:val="Heading2"/>
       </w:pPr>
-      <w:bookmarkStart w:id="3" w:name="_Toc242277155"/>
+      <w:bookmarkStart w:id="3" w:name="_Toc242613451"/>
       <w:r>
         <w:t>1.3 The practice environment</w:t>
       </w:r>
@@ -3288,7 +3288,7 @@
           <w:left w:w="10" w:type="dxa"/>
           <w:right w:w="10" w:type="dxa"/>
         </w:tblCellMar>
-        <w:tblLook w:val="04A0" w:firstRow="1" w:lastRow="0" w:firstColumn="1" w:lastColumn="0" w:noHBand="0" w:noVBand="1"/>
+        <w:tblLook w:val="0000" w:firstRow="0" w:lastRow="0" w:firstColumn="0" w:lastColumn="0" w:noHBand="0" w:noVBand="0"/>
       </w:tblPr>
       <w:tblGrid>
         <w:gridCol w:w="9412"/>
@@ -3360,7 +3360,7 @@
         <w:pStyle w:val="Heading1"/>
         <w:pageBreakBefore/>
       </w:pPr>
-      <w:bookmarkStart w:id="4" w:name="_Toc242277156"/>
+      <w:bookmarkStart w:id="4" w:name="_Toc242613452"/>
       <w:r>
         <w:lastRenderedPageBreak/>
         <w:t>2. Schedule</w:t>
@@ -3371,7 +3371,7 @@
       <w:pPr>
         <w:pStyle w:val="Heading2"/>
       </w:pPr>
-      <w:bookmarkStart w:id="5" w:name="_Toc242277157"/>
+      <w:bookmarkStart w:id="5" w:name="_Toc242613453"/>
       <w:r>
         <w:t>Day 1 — Foundations (all RAs)</w:t>
       </w:r>
@@ -3392,7 +3392,7 @@
           <w:left w:w="10" w:type="dxa"/>
           <w:right w:w="10" w:type="dxa"/>
         </w:tblCellMar>
-        <w:tblLook w:val="04A0" w:firstRow="1" w:lastRow="0" w:firstColumn="1" w:lastColumn="0" w:noHBand="0" w:noVBand="1"/>
+        <w:tblLook w:val="0000" w:firstRow="0" w:lastRow="0" w:firstColumn="0" w:lastColumn="0" w:noHBand="0" w:noVBand="0"/>
       </w:tblPr>
       <w:tblGrid>
         <w:gridCol w:w="941"/>
@@ -4654,7 +4654,7 @@
       <w:pPr>
         <w:pStyle w:val="Heading2"/>
       </w:pPr>
-      <w:bookmarkStart w:id="6" w:name="_Toc242277158"/>
+      <w:bookmarkStart w:id="6" w:name="_Toc242613454"/>
       <w:r>
         <w:t>Day 2 — Role tracks</w:t>
       </w:r>
@@ -4675,7 +4675,7 @@
           <w:left w:w="10" w:type="dxa"/>
           <w:right w:w="10" w:type="dxa"/>
         </w:tblCellMar>
-        <w:tblLook w:val="04A0" w:firstRow="1" w:lastRow="0" w:firstColumn="1" w:lastColumn="0" w:noHBand="0" w:noVBand="1"/>
+        <w:tblLook w:val="0000" w:firstRow="0" w:lastRow="0" w:firstColumn="0" w:lastColumn="0" w:noHBand="0" w:noVBand="0"/>
       </w:tblPr>
       <w:tblGrid>
         <w:gridCol w:w="941"/>
@@ -5747,7 +5747,7 @@
           <w:left w:w="10" w:type="dxa"/>
           <w:right w:w="10" w:type="dxa"/>
         </w:tblCellMar>
-        <w:tblLook w:val="04A0" w:firstRow="1" w:lastRow="0" w:firstColumn="1" w:lastColumn="0" w:noHBand="0" w:noVBand="1"/>
+        <w:tblLook w:val="0000" w:firstRow="0" w:lastRow="0" w:firstColumn="0" w:lastColumn="0" w:noHBand="0" w:noVBand="0"/>
       </w:tblPr>
       <w:tblGrid>
         <w:gridCol w:w="1882"/>
@@ -6182,7 +6182,7 @@
       <w:pPr>
         <w:pStyle w:val="Heading2"/>
       </w:pPr>
-      <w:bookmarkStart w:id="7" w:name="_Toc242277159"/>
+      <w:bookmarkStart w:id="7" w:name="_Toc242613455"/>
       <w:r>
         <w:t>Day 3 — Practice and assessment</w:t>
       </w:r>
@@ -6203,7 +6203,7 @@
           <w:left w:w="10" w:type="dxa"/>
           <w:right w:w="10" w:type="dxa"/>
         </w:tblCellMar>
-        <w:tblLook w:val="04A0" w:firstRow="1" w:lastRow="0" w:firstColumn="1" w:lastColumn="0" w:noHBand="0" w:noVBand="1"/>
+        <w:tblLook w:val="0000" w:firstRow="0" w:lastRow="0" w:firstColumn="0" w:lastColumn="0" w:noHBand="0" w:noVBand="0"/>
       </w:tblPr>
       <w:tblGrid>
         <w:gridCol w:w="941"/>
@@ -7152,7 +7152,7 @@
       <w:pPr>
         <w:pStyle w:val="Heading2"/>
       </w:pPr>
-      <w:bookmarkStart w:id="8" w:name="_Toc242277160"/>
+      <w:bookmarkStart w:id="8" w:name="_Toc242613456"/>
       <w:r>
         <w:t>After the training</w:t>
       </w:r>
@@ -7173,7 +7173,7 @@
           <w:left w:w="10" w:type="dxa"/>
           <w:right w:w="10" w:type="dxa"/>
         </w:tblCellMar>
-        <w:tblLook w:val="04A0" w:firstRow="1" w:lastRow="0" w:firstColumn="1" w:lastColumn="0" w:noHBand="0" w:noVBand="1"/>
+        <w:tblLook w:val="0000" w:firstRow="0" w:lastRow="0" w:firstColumn="0" w:lastColumn="0" w:noHBand="0" w:noVBand="0"/>
       </w:tblPr>
       <w:tblGrid>
         <w:gridCol w:w="2824"/>
@@ -7487,7 +7487,7 @@
         <w:pStyle w:val="Heading1"/>
         <w:pageBreakBefore/>
       </w:pPr>
-      <w:bookmarkStart w:id="9" w:name="_Toc242277161"/>
+      <w:bookmarkStart w:id="9" w:name="_Toc242613457"/>
       <w:r>
         <w:lastRenderedPageBreak/>
         <w:t>3. Session plans</w:t>
@@ -7506,7 +7506,7 @@
       <w:pPr>
         <w:pStyle w:val="Heading2"/>
       </w:pPr>
-      <w:bookmarkStart w:id="10" w:name="_Toc242277162"/>
+      <w:bookmarkStart w:id="10" w:name="_Toc242613458"/>
       <w:r>
         <w:t>Module 1 — The study (60 min)</w:t>
       </w:r>
@@ -7601,7 +7601,7 @@
       <w:pPr>
         <w:pStyle w:val="Heading2"/>
       </w:pPr>
-      <w:bookmarkStart w:id="11" w:name="_Toc242277163"/>
+      <w:bookmarkStart w:id="11" w:name="_Toc242613459"/>
       <w:r>
         <w:t>Module 2 — Research ethics and consent (60 min)</w:t>
       </w:r>
@@ -7696,7 +7696,7 @@
       <w:pPr>
         <w:pStyle w:val="Heading2"/>
       </w:pPr>
-      <w:bookmarkStart w:id="12" w:name="_Toc242277164"/>
+      <w:bookmarkStart w:id="12" w:name="_Toc242613460"/>
       <w:r>
         <w:t>Module 3 — Data protection (60 min)</w:t>
       </w:r>
@@ -7791,7 +7791,7 @@
       <w:pPr>
         <w:pStyle w:val="Heading2"/>
       </w:pPr>
-      <w:bookmarkStart w:id="13" w:name="_Toc242277165"/>
+      <w:bookmarkStart w:id="13" w:name="_Toc242613461"/>
       <w:r>
         <w:t>Module 5 — The portal (75 min)</w:t>
       </w:r>
@@ -7886,7 +7886,7 @@
       <w:pPr>
         <w:pStyle w:val="Heading2"/>
       </w:pPr>
-      <w:bookmarkStart w:id="14" w:name="_Toc242277166"/>
+      <w:bookmarkStart w:id="14" w:name="_Toc242613462"/>
       <w:r>
         <w:t>Module 6 — The respondent journey (45 min)</w:t>
       </w:r>
@@ -7982,7 +7982,7 @@
       <w:pPr>
         <w:pStyle w:val="Heading2"/>
       </w:pPr>
-      <w:bookmarkStart w:id="15" w:name="_Toc242277167"/>
+      <w:bookmarkStart w:id="15" w:name="_Toc242613463"/>
       <w:r>
         <w:t>Module 8 — Communication skills (90 min)</w:t>
       </w:r>
@@ -8077,7 +8077,7 @@
       <w:pPr>
         <w:pStyle w:val="Heading2"/>
       </w:pPr>
-      <w:bookmarkStart w:id="16" w:name="_Toc242277168"/>
+      <w:bookmarkStart w:id="16" w:name="_Toc242613464"/>
       <w:r>
         <w:t>Module 9 — Quality judgement (90 min)</w:t>
       </w:r>
@@ -8173,7 +8173,7 @@
         <w:pStyle w:val="Heading1"/>
         <w:pageBreakBefore/>
       </w:pPr>
-      <w:bookmarkStart w:id="17" w:name="_Toc242277169"/>
+      <w:bookmarkStart w:id="17" w:name="_Toc242613465"/>
       <w:r>
         <w:lastRenderedPageBreak/>
         <w:t>4. Role-plays and simulation</w:t>
@@ -8203,7 +8203,7 @@
           <w:left w:w="10" w:type="dxa"/>
           <w:right w:w="10" w:type="dxa"/>
         </w:tblCellMar>
-        <w:tblLook w:val="04A0" w:firstRow="1" w:lastRow="0" w:firstColumn="1" w:lastColumn="0" w:noHBand="0" w:noVBand="1"/>
+        <w:tblLook w:val="0000" w:firstRow="0" w:lastRow="0" w:firstColumn="0" w:lastColumn="0" w:noHBand="0" w:noVBand="0"/>
       </w:tblPr>
       <w:tblGrid>
         <w:gridCol w:w="1882"/>
@@ -9127,7 +9127,7 @@
       <w:pPr>
         <w:pStyle w:val="Heading2"/>
       </w:pPr>
-      <w:bookmarkStart w:id="18" w:name="_Toc242277170"/>
+      <w:bookmarkStart w:id="18" w:name="_Toc242613466"/>
       <w:r>
         <w:t>Field simulation (Day 3)</w:t>
       </w:r>
@@ -9222,7 +9222,7 @@
         <w:pStyle w:val="Heading1"/>
         <w:pageBreakBefore/>
       </w:pPr>
-      <w:bookmarkStart w:id="19" w:name="_Toc242277171"/>
+      <w:bookmarkStart w:id="19" w:name="_Toc242613467"/>
       <w:r>
         <w:lastRenderedPageBreak/>
         <w:t>5. Assessment and certification</w:t>
@@ -9233,7 +9233,7 @@
       <w:pPr>
         <w:pStyle w:val="Heading2"/>
       </w:pPr>
-      <w:bookmarkStart w:id="20" w:name="_Toc242277172"/>
+      <w:bookmarkStart w:id="20" w:name="_Toc242613468"/>
       <w:r>
         <w:t>5.1 Competencies</w:t>
       </w:r>
@@ -9254,7 +9254,7 @@
           <w:left w:w="10" w:type="dxa"/>
           <w:right w:w="10" w:type="dxa"/>
         </w:tblCellMar>
-        <w:tblLook w:val="04A0" w:firstRow="1" w:lastRow="0" w:firstColumn="1" w:lastColumn="0" w:noHBand="0" w:noVBand="1"/>
+        <w:tblLook w:val="0000" w:firstRow="0" w:lastRow="0" w:firstColumn="0" w:lastColumn="0" w:noHBand="0" w:noVBand="0"/>
       </w:tblPr>
       <w:tblGrid>
         <w:gridCol w:w="2071"/>
@@ -9624,7 +9624,7 @@
       <w:pPr>
         <w:pStyle w:val="Heading2"/>
       </w:pPr>
-      <w:bookmarkStart w:id="21" w:name="_Toc242277173"/>
+      <w:bookmarkStart w:id="21" w:name="_Toc242613469"/>
       <w:r>
         <w:t>5.2 Written assessment (answer key)</w:t>
       </w:r>
@@ -9653,7 +9653,7 @@
           <w:left w:w="10" w:type="dxa"/>
           <w:right w:w="10" w:type="dxa"/>
         </w:tblCellMar>
-        <w:tblLook w:val="04A0" w:firstRow="1" w:lastRow="0" w:firstColumn="1" w:lastColumn="0" w:noHBand="0" w:noVBand="1"/>
+        <w:tblLook w:val="0000" w:firstRow="0" w:lastRow="0" w:firstColumn="0" w:lastColumn="0" w:noHBand="0" w:noVBand="0"/>
       </w:tblPr>
       <w:tblGrid>
         <w:gridCol w:w="565"/>
@@ -10984,7 +10984,7 @@
       <w:pPr>
         <w:pStyle w:val="Heading2"/>
       </w:pPr>
-      <w:bookmarkStart w:id="22" w:name="_Toc242277174"/>
+      <w:bookmarkStart w:id="22" w:name="_Toc242613470"/>
       <w:r>
         <w:t>5.3 Practical assessment</w:t>
       </w:r>
@@ -11013,7 +11013,7 @@
           <w:left w:w="10" w:type="dxa"/>
           <w:right w:w="10" w:type="dxa"/>
         </w:tblCellMar>
-        <w:tblLook w:val="04A0" w:firstRow="1" w:lastRow="0" w:firstColumn="1" w:lastColumn="0" w:noHBand="0" w:noVBand="1"/>
+        <w:tblLook w:val="0000" w:firstRow="0" w:lastRow="0" w:firstColumn="0" w:lastColumn="0" w:noHBand="0" w:noVBand="0"/>
       </w:tblPr>
       <w:tblGrid>
         <w:gridCol w:w="1694"/>
@@ -12247,7 +12247,7 @@
         <w:pStyle w:val="Heading1"/>
         <w:pageBreakBefore/>
       </w:pPr>
-      <w:bookmarkStart w:id="23" w:name="_Toc242277175"/>
+      <w:bookmarkStart w:id="23" w:name="_Toc242613471"/>
       <w:r>
         <w:lastRenderedPageBreak/>
         <w:t>6. Attendance register</w:t>
@@ -12269,7 +12269,7 @@
           <w:left w:w="10" w:type="dxa"/>
           <w:right w:w="10" w:type="dxa"/>
         </w:tblCellMar>
-        <w:tblLook w:val="04A0" w:firstRow="1" w:lastRow="0" w:firstColumn="1" w:lastColumn="0" w:noHBand="0" w:noVBand="1"/>
+        <w:tblLook w:val="0000" w:firstRow="0" w:lastRow="0" w:firstColumn="0" w:lastColumn="0" w:noHBand="0" w:noVBand="0"/>
       </w:tblPr>
       <w:tblGrid>
         <w:gridCol w:w="2635"/>
@@ -13826,7 +13826,7 @@
         <w:sz w:val="16"/>
         <w:szCs w:val="16"/>
       </w:rPr>
-      <w:t>Version 1.30 · 7 October 2026</w:t>
+      <w:t>Version 1.31 · 11 October 2026</w:t>
     </w:r>
     <w:r>
       <w:rPr>
@@ -13999,10 +13999,96 @@
 <file path=word/numbering.xml><?xml version="1.0" encoding="utf-8"?>
 <w:numbering xmlns:wpc="http://schemas.microsoft.com/office/word/2010/wordprocessingCanvas" xmlns:cx="http://schemas.microsoft.com/office/drawing/2014/chartex" xmlns:cx1="http://schemas.microsoft.com/office/drawing/2015/9/8/chartex" xmlns:cx2="http://schemas.microsoft.com/office/drawing/2015/10/21/chartex" xmlns:cx3="http://schemas.microsoft.com/office/drawing/2016/5/9/chartex" xmlns:cx4="http://schemas.microsoft.com/office/drawing/2016/5/10/chartex" xmlns:cx5="http://schemas.microsoft.com/office/drawing/2016/5/11/chartex" xmlns:cx6="http://schemas.microsoft.com/office/drawing/2016/5/12/chartex" xmlns:cx7="http://schemas.microsoft.com/office/drawing/2016/5/13/chartex" xmlns:cx8="http://schemas.microsoft.com/office/drawing/2016/5/14/chartex" xmlns:mc="http://schemas.openxmlformats.org/markup-compatibility/2006" xmlns:aink="http://schemas.microsoft.com/office/drawing/2016/ink" xmlns:am3d="http://schemas.microsoft.com/office/drawing/2017/model3d" xmlns:o="urn:schemas-microsoft-com:office:office" xmlns:oel="http://schemas.microsoft.com/office/2019/extlst" xmlns:r="http://schemas.openxmlformats.org/officeDocument/2006/relationships" xmlns:m="http://schemas.openxmlformats.org/officeDocument/2006/math" xmlns:v="urn:schemas-microsoft-com:vml" xmlns:wp14="http://schemas.microsoft.com/office/word/2010/wordprocessingDrawing" xmlns:wp="http://schemas.openxmlformats.org/drawingml/2006/wordprocessingDrawing" xmlns:w10="urn:schemas-microsoft-com:office:word" xmlns:w="http://schemas.openxmlformats.org/wordprocessingml/2006/main" xmlns:w14="http://schemas.microsoft.com/office/word/2010/wordml" xmlns:w15="http://schemas.microsoft.com/office/word/2012/wordml" xmlns:w16cex="http://schemas.microsoft.com/office/word/2018/wordml/cex" xmlns:w16cid="http://schemas.microsoft.com/office/word/2016/wordml/cid" xmlns:w16="http://schemas.microsoft.com/office/word/2018/wordml" xmlns:w16sdtdh="http://schemas.microsoft.com/office/word/2020/wordml/sdtdatahash" xmlns:w16se="http://schemas.microsoft.com/office/word/2015/wordml/symex" xmlns:wpg="http://schemas.microsoft.com/office/word/2010/wordprocessingGroup" xmlns:wpi="http://schemas.microsoft.com/office/word/2010/wordprocessingInk" xmlns:wne="http://schemas.microsoft.com/office/word/2006/wordml" xmlns:wps="http://schemas.microsoft.com/office/word/2010/wordprocessingShape" mc:Ignorable="w14 w15 w16se w16cid w16 w16cex w16sdtdh wp14">
   <w:abstractNum w:abstractNumId="0" w15:restartNumberingAfterBreak="0">
-    <w:nsid w:val="216C5E71"/>
+    <w:nsid w:val="04EC758F"/>
     <w:multiLevelType w:val="hybridMultilevel"/>
-    <w:tmpl w:val="9D124B44"/>
-    <w:lvl w:ilvl="0" w:tplc="FB800236">
+    <w:tmpl w:val="61CA074E"/>
+    <w:lvl w:ilvl="0" w:tplc="963602DE">
+      <w:start w:val="1"/>
+      <w:numFmt w:val="bullet"/>
+      <w:lvlText w:val="●"/>
+      <w:lvlJc w:val="left"/>
+      <w:pPr>
+        <w:ind w:left="720" w:hanging="360"/>
+      </w:pPr>
+    </w:lvl>
+    <w:lvl w:ilvl="1" w:tplc="46F466CA">
+      <w:start w:val="1"/>
+      <w:numFmt w:val="bullet"/>
+      <w:lvlText w:val="○"/>
+      <w:lvlJc w:val="left"/>
+      <w:pPr>
+        <w:ind w:left="1440" w:hanging="360"/>
+      </w:pPr>
+    </w:lvl>
+    <w:lvl w:ilvl="2" w:tplc="C64E4C62">
+      <w:start w:val="1"/>
+      <w:numFmt w:val="bullet"/>
+      <w:lvlText w:val="■"/>
+      <w:lvlJc w:val="left"/>
+      <w:pPr>
+        <w:ind w:left="2160" w:hanging="360"/>
+      </w:pPr>
+    </w:lvl>
+    <w:lvl w:ilvl="3" w:tplc="CCC426BE">
+      <w:start w:val="1"/>
+      <w:numFmt w:val="bullet"/>
+      <w:lvlText w:val="●"/>
+      <w:lvlJc w:val="left"/>
+      <w:pPr>
+        <w:ind w:left="2880" w:hanging="360"/>
+      </w:pPr>
+    </w:lvl>
+    <w:lvl w:ilvl="4" w:tplc="8F006668">
+      <w:start w:val="1"/>
+      <w:numFmt w:val="bullet"/>
+      <w:lvlText w:val="○"/>
+      <w:lvlJc w:val="left"/>
+      <w:pPr>
+        <w:ind w:left="3600" w:hanging="360"/>
+      </w:pPr>
+    </w:lvl>
+    <w:lvl w:ilvl="5" w:tplc="02A834F2">
+      <w:start w:val="1"/>
+      <w:numFmt w:val="bullet"/>
+      <w:lvlText w:val="■"/>
+      <w:lvlJc w:val="left"/>
+      <w:pPr>
+        <w:ind w:left="4320" w:hanging="360"/>
+      </w:pPr>
+    </w:lvl>
+    <w:lvl w:ilvl="6" w:tplc="6FDCB12C">
+      <w:start w:val="1"/>
+      <w:numFmt w:val="bullet"/>
+      <w:lvlText w:val="●"/>
+      <w:lvlJc w:val="left"/>
+      <w:pPr>
+        <w:ind w:left="5040" w:hanging="360"/>
+      </w:pPr>
+    </w:lvl>
+    <w:lvl w:ilvl="7" w:tplc="7CFEBED6">
+      <w:start w:val="1"/>
+      <w:numFmt w:val="bullet"/>
+      <w:lvlText w:val="●"/>
+      <w:lvlJc w:val="left"/>
+      <w:pPr>
+        <w:ind w:left="5760" w:hanging="360"/>
+      </w:pPr>
+    </w:lvl>
+    <w:lvl w:ilvl="8" w:tplc="A41E9046">
+      <w:start w:val="1"/>
+      <w:numFmt w:val="bullet"/>
+      <w:lvlText w:val="●"/>
+      <w:lvlJc w:val="left"/>
+      <w:pPr>
+        <w:ind w:left="6480" w:hanging="360"/>
+      </w:pPr>
+    </w:lvl>
+  </w:abstractNum>
+  <w:abstractNum w:abstractNumId="1" w15:restartNumberingAfterBreak="0">
+    <w:nsid w:val="47177C87"/>
+    <w:multiLevelType w:val="hybridMultilevel"/>
+    <w:tmpl w:val="25A0F8D8"/>
+    <w:lvl w:ilvl="0" w:tplc="2B72FB7C">
       <w:start w:val="1"/>
       <w:numFmt w:val="decimal"/>
       <w:lvlText w:val="%1."/>
@@ -14016,138 +14102,52 @@
         <w:color w:val="A67C27"/>
       </w:rPr>
     </w:lvl>
-    <w:lvl w:ilvl="1" w:tplc="15AE265A">
+    <w:lvl w:ilvl="1" w:tplc="55A62C8C">
       <w:numFmt w:val="decimal"/>
       <w:lvlText w:val=""/>
       <w:lvlJc w:val="left"/>
     </w:lvl>
-    <w:lvl w:ilvl="2" w:tplc="C67E746A">
+    <w:lvl w:ilvl="2" w:tplc="3B383552">
       <w:numFmt w:val="decimal"/>
       <w:lvlText w:val=""/>
       <w:lvlJc w:val="left"/>
     </w:lvl>
-    <w:lvl w:ilvl="3" w:tplc="6972B826">
+    <w:lvl w:ilvl="3" w:tplc="FEFA54D8">
       <w:numFmt w:val="decimal"/>
       <w:lvlText w:val=""/>
       <w:lvlJc w:val="left"/>
     </w:lvl>
-    <w:lvl w:ilvl="4" w:tplc="2A7C3870">
+    <w:lvl w:ilvl="4" w:tplc="55F62306">
       <w:numFmt w:val="decimal"/>
       <w:lvlText w:val=""/>
       <w:lvlJc w:val="left"/>
     </w:lvl>
-    <w:lvl w:ilvl="5" w:tplc="68E23978">
+    <w:lvl w:ilvl="5" w:tplc="E230DD50">
       <w:numFmt w:val="decimal"/>
       <w:lvlText w:val=""/>
       <w:lvlJc w:val="left"/>
     </w:lvl>
-    <w:lvl w:ilvl="6" w:tplc="0BE0E0E4">
+    <w:lvl w:ilvl="6" w:tplc="F6D862A8">
       <w:numFmt w:val="decimal"/>
       <w:lvlText w:val=""/>
       <w:lvlJc w:val="left"/>
     </w:lvl>
-    <w:lvl w:ilvl="7" w:tplc="17C408CC">
+    <w:lvl w:ilvl="7" w:tplc="398644CE">
       <w:numFmt w:val="decimal"/>
       <w:lvlText w:val=""/>
       <w:lvlJc w:val="left"/>
     </w:lvl>
-    <w:lvl w:ilvl="8" w:tplc="D67AC32E">
+    <w:lvl w:ilvl="8" w:tplc="1E9454D0">
       <w:numFmt w:val="decimal"/>
       <w:lvlText w:val=""/>
       <w:lvlJc w:val="left"/>
     </w:lvl>
   </w:abstractNum>
-  <w:abstractNum w:abstractNumId="1" w15:restartNumberingAfterBreak="0">
-    <w:nsid w:val="2F6D32D1"/>
+  <w:abstractNum w:abstractNumId="2" w15:restartNumberingAfterBreak="0">
+    <w:nsid w:val="74035555"/>
     <w:multiLevelType w:val="hybridMultilevel"/>
-    <w:tmpl w:val="57C6AF2C"/>
-    <w:lvl w:ilvl="0" w:tplc="993C1870">
-      <w:start w:val="1"/>
-      <w:numFmt w:val="bullet"/>
-      <w:lvlText w:val="●"/>
-      <w:lvlJc w:val="left"/>
-      <w:pPr>
-        <w:ind w:left="720" w:hanging="360"/>
-      </w:pPr>
-    </w:lvl>
-    <w:lvl w:ilvl="1" w:tplc="D144C978">
-      <w:start w:val="1"/>
-      <w:numFmt w:val="bullet"/>
-      <w:lvlText w:val="○"/>
-      <w:lvlJc w:val="left"/>
-      <w:pPr>
-        <w:ind w:left="1440" w:hanging="360"/>
-      </w:pPr>
-    </w:lvl>
-    <w:lvl w:ilvl="2" w:tplc="AEF6AE7E">
-      <w:start w:val="1"/>
-      <w:numFmt w:val="bullet"/>
-      <w:lvlText w:val="■"/>
-      <w:lvlJc w:val="left"/>
-      <w:pPr>
-        <w:ind w:left="2160" w:hanging="360"/>
-      </w:pPr>
-    </w:lvl>
-    <w:lvl w:ilvl="3" w:tplc="A3AA43E0">
-      <w:start w:val="1"/>
-      <w:numFmt w:val="bullet"/>
-      <w:lvlText w:val="●"/>
-      <w:lvlJc w:val="left"/>
-      <w:pPr>
-        <w:ind w:left="2880" w:hanging="360"/>
-      </w:pPr>
-    </w:lvl>
-    <w:lvl w:ilvl="4" w:tplc="60E6B756">
-      <w:start w:val="1"/>
-      <w:numFmt w:val="bullet"/>
-      <w:lvlText w:val="○"/>
-      <w:lvlJc w:val="left"/>
-      <w:pPr>
-        <w:ind w:left="3600" w:hanging="360"/>
-      </w:pPr>
-    </w:lvl>
-    <w:lvl w:ilvl="5" w:tplc="086A35AE">
-      <w:start w:val="1"/>
-      <w:numFmt w:val="bullet"/>
-      <w:lvlText w:val="■"/>
-      <w:lvlJc w:val="left"/>
-      <w:pPr>
-        <w:ind w:left="4320" w:hanging="360"/>
-      </w:pPr>
-    </w:lvl>
-    <w:lvl w:ilvl="6" w:tplc="A1D4C690">
-      <w:start w:val="1"/>
-      <w:numFmt w:val="bullet"/>
-      <w:lvlText w:val="●"/>
-      <w:lvlJc w:val="left"/>
-      <w:pPr>
-        <w:ind w:left="5040" w:hanging="360"/>
-      </w:pPr>
-    </w:lvl>
-    <w:lvl w:ilvl="7" w:tplc="2026CFA6">
-      <w:start w:val="1"/>
-      <w:numFmt w:val="bullet"/>
-      <w:lvlText w:val="●"/>
-      <w:lvlJc w:val="left"/>
-      <w:pPr>
-        <w:ind w:left="5760" w:hanging="360"/>
-      </w:pPr>
-    </w:lvl>
-    <w:lvl w:ilvl="8" w:tplc="CE5C1D06">
-      <w:start w:val="1"/>
-      <w:numFmt w:val="bullet"/>
-      <w:lvlText w:val="●"/>
-      <w:lvlJc w:val="left"/>
-      <w:pPr>
-        <w:ind w:left="6480" w:hanging="360"/>
-      </w:pPr>
-    </w:lvl>
-  </w:abstractNum>
-  <w:abstractNum w:abstractNumId="2" w15:restartNumberingAfterBreak="0">
-    <w:nsid w:val="41FB0E31"/>
-    <w:multiLevelType w:val="hybridMultilevel"/>
-    <w:tmpl w:val="5A98DE24"/>
-    <w:lvl w:ilvl="0" w:tplc="B608E48A">
+    <w:tmpl w:val="E6968AF6"/>
+    <w:lvl w:ilvl="0" w:tplc="72C0C62C">
       <w:start w:val="1"/>
       <w:numFmt w:val="bullet"/>
       <w:lvlText w:val="•"/>
@@ -14156,7 +14156,7 @@
         <w:ind w:left="460" w:hanging="280"/>
       </w:pPr>
     </w:lvl>
-    <w:lvl w:ilvl="1" w:tplc="0890FA82">
+    <w:lvl w:ilvl="1" w:tplc="1B1EC1A8">
       <w:start w:val="1"/>
       <w:numFmt w:val="bullet"/>
       <w:lvlText w:val="–"/>
@@ -14165,47 +14165,47 @@
         <w:ind w:left="900" w:hanging="280"/>
       </w:pPr>
     </w:lvl>
-    <w:lvl w:ilvl="2" w:tplc="0460449A">
+    <w:lvl w:ilvl="2" w:tplc="F0CEB032">
       <w:numFmt w:val="decimal"/>
       <w:lvlText w:val=""/>
       <w:lvlJc w:val="left"/>
     </w:lvl>
-    <w:lvl w:ilvl="3" w:tplc="242295CE">
+    <w:lvl w:ilvl="3" w:tplc="E8F6CECC">
       <w:numFmt w:val="decimal"/>
       <w:lvlText w:val=""/>
       <w:lvlJc w:val="left"/>
     </w:lvl>
-    <w:lvl w:ilvl="4" w:tplc="7E74C8D2">
+    <w:lvl w:ilvl="4" w:tplc="DEC6DFBA">
       <w:numFmt w:val="decimal"/>
       <w:lvlText w:val=""/>
       <w:lvlJc w:val="left"/>
     </w:lvl>
-    <w:lvl w:ilvl="5" w:tplc="A5286D94">
+    <w:lvl w:ilvl="5" w:tplc="66846754">
       <w:numFmt w:val="decimal"/>
       <w:lvlText w:val=""/>
       <w:lvlJc w:val="left"/>
     </w:lvl>
-    <w:lvl w:ilvl="6" w:tplc="3724BB76">
+    <w:lvl w:ilvl="6" w:tplc="96F0DE52">
       <w:numFmt w:val="decimal"/>
       <w:lvlText w:val=""/>
       <w:lvlJc w:val="left"/>
     </w:lvl>
-    <w:lvl w:ilvl="7" w:tplc="4CCCB64C">
+    <w:lvl w:ilvl="7" w:tplc="838E6592">
       <w:numFmt w:val="decimal"/>
       <w:lvlText w:val=""/>
       <w:lvlJc w:val="left"/>
     </w:lvl>
-    <w:lvl w:ilvl="8" w:tplc="1958B546">
+    <w:lvl w:ilvl="8" w:tplc="2500E40A">
       <w:numFmt w:val="decimal"/>
       <w:lvlText w:val=""/>
       <w:lvlJc w:val="left"/>
     </w:lvl>
   </w:abstractNum>
   <w:abstractNum w:abstractNumId="3" w15:restartNumberingAfterBreak="0">
-    <w:nsid w:val="42EE5579"/>
+    <w:nsid w:val="7F5E077F"/>
     <w:multiLevelType w:val="hybridMultilevel"/>
-    <w:tmpl w:val="92925A4C"/>
-    <w:lvl w:ilvl="0" w:tplc="8728A0F8">
+    <w:tmpl w:val="7602CB8E"/>
+    <w:lvl w:ilvl="0" w:tplc="9A60EF56">
       <w:start w:val="1"/>
       <w:numFmt w:val="decimal"/>
       <w:lvlText w:val="%1."/>
@@ -14219,67 +14219,67 @@
         <w:color w:val="A67C27"/>
       </w:rPr>
     </w:lvl>
-    <w:lvl w:ilvl="1" w:tplc="BF78EC0E">
+    <w:lvl w:ilvl="1" w:tplc="36B427F4">
       <w:numFmt w:val="decimal"/>
       <w:lvlText w:val=""/>
       <w:lvlJc w:val="left"/>
     </w:lvl>
-    <w:lvl w:ilvl="2" w:tplc="5CA0C86E">
+    <w:lvl w:ilvl="2" w:tplc="42A882F0">
       <w:numFmt w:val="decimal"/>
       <w:lvlText w:val=""/>
       <w:lvlJc w:val="left"/>
     </w:lvl>
-    <w:lvl w:ilvl="3" w:tplc="9AC61EE0">
+    <w:lvl w:ilvl="3" w:tplc="C77A1E66">
       <w:numFmt w:val="decimal"/>
       <w:lvlText w:val=""/>
       <w:lvlJc w:val="left"/>
     </w:lvl>
-    <w:lvl w:ilvl="4" w:tplc="DE2E45B0">
+    <w:lvl w:ilvl="4" w:tplc="94DC5C8E">
       <w:numFmt w:val="decimal"/>
       <w:lvlText w:val=""/>
       <w:lvlJc w:val="left"/>
     </w:lvl>
-    <w:lvl w:ilvl="5" w:tplc="D86EB220">
+    <w:lvl w:ilvl="5" w:tplc="0972B50C">
       <w:numFmt w:val="decimal"/>
       <w:lvlText w:val=""/>
       <w:lvlJc w:val="left"/>
     </w:lvl>
-    <w:lvl w:ilvl="6" w:tplc="1032ADFC">
+    <w:lvl w:ilvl="6" w:tplc="3628E800">
       <w:numFmt w:val="decimal"/>
       <w:lvlText w:val=""/>
       <w:lvlJc w:val="left"/>
     </w:lvl>
-    <w:lvl w:ilvl="7" w:tplc="3C18EB6C">
+    <w:lvl w:ilvl="7" w:tplc="EB06E030">
       <w:numFmt w:val="decimal"/>
       <w:lvlText w:val=""/>
       <w:lvlJc w:val="left"/>
     </w:lvl>
-    <w:lvl w:ilvl="8" w:tplc="4DB8FF98">
+    <w:lvl w:ilvl="8" w:tplc="0BE828EC">
       <w:numFmt w:val="decimal"/>
       <w:lvlText w:val=""/>
       <w:lvlJc w:val="left"/>
     </w:lvl>
   </w:abstractNum>
-  <w:num w:numId="1" w16cid:durableId="1224214839">
-    <w:abstractNumId w:val="1"/>
+  <w:num w:numId="1" w16cid:durableId="312877794">
+    <w:abstractNumId w:val="0"/>
     <w:lvlOverride w:ilvl="0">
       <w:startOverride w:val="1"/>
     </w:lvlOverride>
   </w:num>
-  <w:num w:numId="2" w16cid:durableId="1085108930">
+  <w:num w:numId="2" w16cid:durableId="1607691212">
     <w:abstractNumId w:val="2"/>
     <w:lvlOverride w:ilvl="0">
       <w:startOverride w:val="1"/>
     </w:lvlOverride>
   </w:num>
-  <w:num w:numId="3" w16cid:durableId="1074010674">
-    <w:abstractNumId w:val="0"/>
+  <w:num w:numId="3" w16cid:durableId="1093621830">
+    <w:abstractNumId w:val="3"/>
     <w:lvlOverride w:ilvl="0">
       <w:startOverride w:val="1"/>
     </w:lvlOverride>
   </w:num>
-  <w:num w:numId="4" w16cid:durableId="553782639">
-    <w:abstractNumId w:val="3"/>
+  <w:num w:numId="4" w16cid:durableId="91125771">
+    <w:abstractNumId w:val="1"/>
     <w:lvlOverride w:ilvl="0">
       <w:startOverride w:val="1"/>
     </w:lvlOverride>
@@ -14904,7 +14904,7 @@
     <w:autoRedefine/>
     <w:uiPriority w:val="39"/>
     <w:unhideWhenUsed/>
-    <w:rsid w:val="001D6DE3"/>
+    <w:rsid w:val="002128D4"/>
     <w:pPr>
       <w:spacing w:after="100"/>
     </w:pPr>
@@ -14916,7 +14916,7 @@
     <w:autoRedefine/>
     <w:uiPriority w:val="39"/>
     <w:unhideWhenUsed/>
-    <w:rsid w:val="001D6DE3"/>
+    <w:rsid w:val="002128D4"/>
     <w:pPr>
       <w:spacing w:after="100"/>
       <w:ind w:left="210"/>

--- a/docs/manuals/RA_Training_Programme_and_Facilitator_Guide.docx
+++ b/docs/manuals/RA_Training_Programme_and_Facilitator_Guide.docx
@@ -469,7 +469,7 @@
                 <w:sz w:val="19"/>
                 <w:szCs w:val="19"/>
               </w:rPr>
-              <w:t>Version 1.31 · 11 October 2026</w:t>
+              <w:t>Version 1.32 · 11 October 2026</w:t>
             </w:r>
           </w:p>
         </w:tc>
@@ -538,7 +538,7 @@
     <w:sdt>
       <w:sdtPr>
         <w:alias w:val="Contents"/>
-        <w:id w:val="-1246950387"/>
+        <w:id w:val="-560487419"/>
       </w:sdtPr>
       <w:sdtEndPr/>
       <w:sdtContent>
@@ -567,7 +567,7 @@
           <w:r>
             <w:fldChar w:fldCharType="separate"/>
           </w:r>
-          <w:hyperlink w:anchor="_Toc242613448" w:history="1">
+          <w:hyperlink w:anchor="_Toc242614813" w:history="1">
             <w:r>
               <w:rPr>
                 <w:rStyle w:val="Hyperlink"/>
@@ -591,7 +591,7 @@
               <w:rPr>
                 <w:noProof/>
               </w:rPr>
-              <w:instrText xml:space="preserve"> PAGEREF _Toc242613448 \h </w:instrText>
+              <w:instrText xml:space="preserve"> PAGEREF _Toc242614813 \h </w:instrText>
             </w:r>
             <w:r>
               <w:rPr>
@@ -634,7 +634,7 @@
               <w14:ligatures w14:val="standardContextual"/>
             </w:rPr>
           </w:pPr>
-          <w:hyperlink w:anchor="_Toc242613449" w:history="1">
+          <w:hyperlink w:anchor="_Toc242614814" w:history="1">
             <w:r>
               <w:rPr>
                 <w:rStyle w:val="Hyperlink"/>
@@ -658,7 +658,7 @@
               <w:rPr>
                 <w:noProof/>
               </w:rPr>
-              <w:instrText xml:space="preserve"> PAGEREF _Toc242613449 \h </w:instrText>
+              <w:instrText xml:space="preserve"> PAGEREF _Toc242614814 \h </w:instrText>
             </w:r>
             <w:r>
               <w:rPr>
@@ -701,7 +701,7 @@
               <w14:ligatures w14:val="standardContextual"/>
             </w:rPr>
           </w:pPr>
-          <w:hyperlink w:anchor="_Toc242613450" w:history="1">
+          <w:hyperlink w:anchor="_Toc242614815" w:history="1">
             <w:r>
               <w:rPr>
                 <w:rStyle w:val="Hyperlink"/>
@@ -725,7 +725,7 @@
               <w:rPr>
                 <w:noProof/>
               </w:rPr>
-              <w:instrText xml:space="preserve"> PAGEREF _Toc242613450 \h </w:instrText>
+              <w:instrText xml:space="preserve"> PAGEREF _Toc242614815 \h </w:instrText>
             </w:r>
             <w:r>
               <w:rPr>
@@ -768,7 +768,7 @@
               <w14:ligatures w14:val="standardContextual"/>
             </w:rPr>
           </w:pPr>
-          <w:hyperlink w:anchor="_Toc242613451" w:history="1">
+          <w:hyperlink w:anchor="_Toc242614816" w:history="1">
             <w:r>
               <w:rPr>
                 <w:rStyle w:val="Hyperlink"/>
@@ -792,7 +792,7 @@
               <w:rPr>
                 <w:noProof/>
               </w:rPr>
-              <w:instrText xml:space="preserve"> PAGEREF _Toc242613451 \h </w:instrText>
+              <w:instrText xml:space="preserve"> PAGEREF _Toc242614816 \h </w:instrText>
             </w:r>
             <w:r>
               <w:rPr>
@@ -835,7 +835,7 @@
               <w14:ligatures w14:val="standardContextual"/>
             </w:rPr>
           </w:pPr>
-          <w:hyperlink w:anchor="_Toc242613452" w:history="1">
+          <w:hyperlink w:anchor="_Toc242614817" w:history="1">
             <w:r>
               <w:rPr>
                 <w:rStyle w:val="Hyperlink"/>
@@ -859,7 +859,7 @@
               <w:rPr>
                 <w:noProof/>
               </w:rPr>
-              <w:instrText xml:space="preserve"> PAGEREF _Toc242613452 \h </w:instrText>
+              <w:instrText xml:space="preserve"> PAGEREF _Toc242614817 \h </w:instrText>
             </w:r>
             <w:r>
               <w:rPr>
@@ -902,7 +902,7 @@
               <w14:ligatures w14:val="standardContextual"/>
             </w:rPr>
           </w:pPr>
-          <w:hyperlink w:anchor="_Toc242613453" w:history="1">
+          <w:hyperlink w:anchor="_Toc242614818" w:history="1">
             <w:r>
               <w:rPr>
                 <w:rStyle w:val="Hyperlink"/>
@@ -926,7 +926,7 @@
               <w:rPr>
                 <w:noProof/>
               </w:rPr>
-              <w:instrText xml:space="preserve"> PAGEREF _Toc242613453 \h </w:instrText>
+              <w:instrText xml:space="preserve"> PAGEREF _Toc242614818 \h </w:instrText>
             </w:r>
             <w:r>
               <w:rPr>
@@ -969,7 +969,7 @@
               <w14:ligatures w14:val="standardContextual"/>
             </w:rPr>
           </w:pPr>
-          <w:hyperlink w:anchor="_Toc242613454" w:history="1">
+          <w:hyperlink w:anchor="_Toc242614819" w:history="1">
             <w:r>
               <w:rPr>
                 <w:rStyle w:val="Hyperlink"/>
@@ -993,7 +993,7 @@
               <w:rPr>
                 <w:noProof/>
               </w:rPr>
-              <w:instrText xml:space="preserve"> PAGEREF _Toc242613454 \h </w:instrText>
+              <w:instrText xml:space="preserve"> PAGEREF _Toc242614819 \h </w:instrText>
             </w:r>
             <w:r>
               <w:rPr>
@@ -1036,7 +1036,7 @@
               <w14:ligatures w14:val="standardContextual"/>
             </w:rPr>
           </w:pPr>
-          <w:hyperlink w:anchor="_Toc242613455" w:history="1">
+          <w:hyperlink w:anchor="_Toc242614820" w:history="1">
             <w:r>
               <w:rPr>
                 <w:rStyle w:val="Hyperlink"/>
@@ -1060,7 +1060,7 @@
               <w:rPr>
                 <w:noProof/>
               </w:rPr>
-              <w:instrText xml:space="preserve"> PAGEREF _Toc242613455 \h </w:instrText>
+              <w:instrText xml:space="preserve"> PAGEREF _Toc242614820 \h </w:instrText>
             </w:r>
             <w:r>
               <w:rPr>
@@ -1103,7 +1103,7 @@
               <w14:ligatures w14:val="standardContextual"/>
             </w:rPr>
           </w:pPr>
-          <w:hyperlink w:anchor="_Toc242613456" w:history="1">
+          <w:hyperlink w:anchor="_Toc242614821" w:history="1">
             <w:r>
               <w:rPr>
                 <w:rStyle w:val="Hyperlink"/>
@@ -1127,7 +1127,7 @@
               <w:rPr>
                 <w:noProof/>
               </w:rPr>
-              <w:instrText xml:space="preserve"> PAGEREF _Toc242613456 \h </w:instrText>
+              <w:instrText xml:space="preserve"> PAGEREF _Toc242614821 \h </w:instrText>
             </w:r>
             <w:r>
               <w:rPr>
@@ -1170,7 +1170,7 @@
               <w14:ligatures w14:val="standardContextual"/>
             </w:rPr>
           </w:pPr>
-          <w:hyperlink w:anchor="_Toc242613457" w:history="1">
+          <w:hyperlink w:anchor="_Toc242614822" w:history="1">
             <w:r>
               <w:rPr>
                 <w:rStyle w:val="Hyperlink"/>
@@ -1194,7 +1194,7 @@
               <w:rPr>
                 <w:noProof/>
               </w:rPr>
-              <w:instrText xml:space="preserve"> PAGEREF _Toc242613457 \h </w:instrText>
+              <w:instrText xml:space="preserve"> PAGEREF _Toc242614822 \h </w:instrText>
             </w:r>
             <w:r>
               <w:rPr>
@@ -1237,7 +1237,7 @@
               <w14:ligatures w14:val="standardContextual"/>
             </w:rPr>
           </w:pPr>
-          <w:hyperlink w:anchor="_Toc242613458" w:history="1">
+          <w:hyperlink w:anchor="_Toc242614823" w:history="1">
             <w:r>
               <w:rPr>
                 <w:rStyle w:val="Hyperlink"/>
@@ -1261,7 +1261,7 @@
               <w:rPr>
                 <w:noProof/>
               </w:rPr>
-              <w:instrText xml:space="preserve"> PAGEREF _Toc242613458 \h </w:instrText>
+              <w:instrText xml:space="preserve"> PAGEREF _Toc242614823 \h </w:instrText>
             </w:r>
             <w:r>
               <w:rPr>
@@ -1304,7 +1304,7 @@
               <w14:ligatures w14:val="standardContextual"/>
             </w:rPr>
           </w:pPr>
-          <w:hyperlink w:anchor="_Toc242613459" w:history="1">
+          <w:hyperlink w:anchor="_Toc242614824" w:history="1">
             <w:r>
               <w:rPr>
                 <w:rStyle w:val="Hyperlink"/>
@@ -1328,7 +1328,7 @@
               <w:rPr>
                 <w:noProof/>
               </w:rPr>
-              <w:instrText xml:space="preserve"> PAGEREF _Toc242613459 \h </w:instrText>
+              <w:instrText xml:space="preserve"> PAGEREF _Toc242614824 \h </w:instrText>
             </w:r>
             <w:r>
               <w:rPr>
@@ -1371,7 +1371,7 @@
               <w14:ligatures w14:val="standardContextual"/>
             </w:rPr>
           </w:pPr>
-          <w:hyperlink w:anchor="_Toc242613460" w:history="1">
+          <w:hyperlink w:anchor="_Toc242614825" w:history="1">
             <w:r>
               <w:rPr>
                 <w:rStyle w:val="Hyperlink"/>
@@ -1395,7 +1395,7 @@
               <w:rPr>
                 <w:noProof/>
               </w:rPr>
-              <w:instrText xml:space="preserve"> PAGEREF _Toc242613460 \h </w:instrText>
+              <w:instrText xml:space="preserve"> PAGEREF _Toc242614825 \h </w:instrText>
             </w:r>
             <w:r>
               <w:rPr>
@@ -1438,7 +1438,7 @@
               <w14:ligatures w14:val="standardContextual"/>
             </w:rPr>
           </w:pPr>
-          <w:hyperlink w:anchor="_Toc242613461" w:history="1">
+          <w:hyperlink w:anchor="_Toc242614826" w:history="1">
             <w:r>
               <w:rPr>
                 <w:rStyle w:val="Hyperlink"/>
@@ -1462,7 +1462,7 @@
               <w:rPr>
                 <w:noProof/>
               </w:rPr>
-              <w:instrText xml:space="preserve"> PAGEREF _Toc242613461 \h </w:instrText>
+              <w:instrText xml:space="preserve"> PAGEREF _Toc242614826 \h </w:instrText>
             </w:r>
             <w:r>
               <w:rPr>
@@ -1505,7 +1505,7 @@
               <w14:ligatures w14:val="standardContextual"/>
             </w:rPr>
           </w:pPr>
-          <w:hyperlink w:anchor="_Toc242613462" w:history="1">
+          <w:hyperlink w:anchor="_Toc242614827" w:history="1">
             <w:r>
               <w:rPr>
                 <w:rStyle w:val="Hyperlink"/>
@@ -1529,7 +1529,7 @@
               <w:rPr>
                 <w:noProof/>
               </w:rPr>
-              <w:instrText xml:space="preserve"> PAGEREF _Toc242613462 \h </w:instrText>
+              <w:instrText xml:space="preserve"> PAGEREF _Toc242614827 \h </w:instrText>
             </w:r>
             <w:r>
               <w:rPr>
@@ -1572,7 +1572,7 @@
               <w14:ligatures w14:val="standardContextual"/>
             </w:rPr>
           </w:pPr>
-          <w:hyperlink w:anchor="_Toc242613463" w:history="1">
+          <w:hyperlink w:anchor="_Toc242614828" w:history="1">
             <w:r>
               <w:rPr>
                 <w:rStyle w:val="Hyperlink"/>
@@ -1596,7 +1596,7 @@
               <w:rPr>
                 <w:noProof/>
               </w:rPr>
-              <w:instrText xml:space="preserve"> PAGEREF _Toc242613463 \h </w:instrText>
+              <w:instrText xml:space="preserve"> PAGEREF _Toc242614828 \h </w:instrText>
             </w:r>
             <w:r>
               <w:rPr>
@@ -1639,7 +1639,7 @@
               <w14:ligatures w14:val="standardContextual"/>
             </w:rPr>
           </w:pPr>
-          <w:hyperlink w:anchor="_Toc242613464" w:history="1">
+          <w:hyperlink w:anchor="_Toc242614829" w:history="1">
             <w:r>
               <w:rPr>
                 <w:rStyle w:val="Hyperlink"/>
@@ -1663,7 +1663,7 @@
               <w:rPr>
                 <w:noProof/>
               </w:rPr>
-              <w:instrText xml:space="preserve"> PAGEREF _Toc242613464 \h </w:instrText>
+              <w:instrText xml:space="preserve"> PAGEREF _Toc242614829 \h </w:instrText>
             </w:r>
             <w:r>
               <w:rPr>
@@ -1706,7 +1706,7 @@
               <w14:ligatures w14:val="standardContextual"/>
             </w:rPr>
           </w:pPr>
-          <w:hyperlink w:anchor="_Toc242613465" w:history="1">
+          <w:hyperlink w:anchor="_Toc242614830" w:history="1">
             <w:r>
               <w:rPr>
                 <w:rStyle w:val="Hyperlink"/>
@@ -1730,7 +1730,7 @@
               <w:rPr>
                 <w:noProof/>
               </w:rPr>
-              <w:instrText xml:space="preserve"> PAGEREF _Toc242613465 \h </w:instrText>
+              <w:instrText xml:space="preserve"> PAGEREF _Toc242614830 \h </w:instrText>
             </w:r>
             <w:r>
               <w:rPr>
@@ -1773,7 +1773,7 @@
               <w14:ligatures w14:val="standardContextual"/>
             </w:rPr>
           </w:pPr>
-          <w:hyperlink w:anchor="_Toc242613466" w:history="1">
+          <w:hyperlink w:anchor="_Toc242614831" w:history="1">
             <w:r>
               <w:rPr>
                 <w:rStyle w:val="Hyperlink"/>
@@ -1797,7 +1797,7 @@
               <w:rPr>
                 <w:noProof/>
               </w:rPr>
-              <w:instrText xml:space="preserve"> PAGEREF _Toc242613466 \h </w:instrText>
+              <w:instrText xml:space="preserve"> PAGEREF _Toc242614831 \h </w:instrText>
             </w:r>
             <w:r>
               <w:rPr>
@@ -1840,7 +1840,7 @@
               <w14:ligatures w14:val="standardContextual"/>
             </w:rPr>
           </w:pPr>
-          <w:hyperlink w:anchor="_Toc242613467" w:history="1">
+          <w:hyperlink w:anchor="_Toc242614832" w:history="1">
             <w:r>
               <w:rPr>
                 <w:rStyle w:val="Hyperlink"/>
@@ -1864,7 +1864,7 @@
               <w:rPr>
                 <w:noProof/>
               </w:rPr>
-              <w:instrText xml:space="preserve"> PAGEREF _Toc242613467 \h </w:instrText>
+              <w:instrText xml:space="preserve"> PAGEREF _Toc242614832 \h </w:instrText>
             </w:r>
             <w:r>
               <w:rPr>
@@ -1907,7 +1907,7 @@
               <w14:ligatures w14:val="standardContextual"/>
             </w:rPr>
           </w:pPr>
-          <w:hyperlink w:anchor="_Toc242613468" w:history="1">
+          <w:hyperlink w:anchor="_Toc242614833" w:history="1">
             <w:r>
               <w:rPr>
                 <w:rStyle w:val="Hyperlink"/>
@@ -1931,7 +1931,7 @@
               <w:rPr>
                 <w:noProof/>
               </w:rPr>
-              <w:instrText xml:space="preserve"> PAGEREF _Toc242613468 \h </w:instrText>
+              <w:instrText xml:space="preserve"> PAGEREF _Toc242614833 \h </w:instrText>
             </w:r>
             <w:r>
               <w:rPr>
@@ -1974,7 +1974,7 @@
               <w14:ligatures w14:val="standardContextual"/>
             </w:rPr>
           </w:pPr>
-          <w:hyperlink w:anchor="_Toc242613469" w:history="1">
+          <w:hyperlink w:anchor="_Toc242614834" w:history="1">
             <w:r>
               <w:rPr>
                 <w:rStyle w:val="Hyperlink"/>
@@ -1998,7 +1998,7 @@
               <w:rPr>
                 <w:noProof/>
               </w:rPr>
-              <w:instrText xml:space="preserve"> PAGEREF _Toc242613469 \h </w:instrText>
+              <w:instrText xml:space="preserve"> PAGEREF _Toc242614834 \h </w:instrText>
             </w:r>
             <w:r>
               <w:rPr>
@@ -2041,7 +2041,7 @@
               <w14:ligatures w14:val="standardContextual"/>
             </w:rPr>
           </w:pPr>
-          <w:hyperlink w:anchor="_Toc242613470" w:history="1">
+          <w:hyperlink w:anchor="_Toc242614835" w:history="1">
             <w:r>
               <w:rPr>
                 <w:rStyle w:val="Hyperlink"/>
@@ -2065,7 +2065,7 @@
               <w:rPr>
                 <w:noProof/>
               </w:rPr>
-              <w:instrText xml:space="preserve"> PAGEREF _Toc242613470 \h </w:instrText>
+              <w:instrText xml:space="preserve"> PAGEREF _Toc242614835 \h </w:instrText>
             </w:r>
             <w:r>
               <w:rPr>
@@ -2108,7 +2108,7 @@
               <w14:ligatures w14:val="standardContextual"/>
             </w:rPr>
           </w:pPr>
-          <w:hyperlink w:anchor="_Toc242613471" w:history="1">
+          <w:hyperlink w:anchor="_Toc242614836" w:history="1">
             <w:r>
               <w:rPr>
                 <w:rStyle w:val="Hyperlink"/>
@@ -2132,7 +2132,7 @@
               <w:rPr>
                 <w:noProof/>
               </w:rPr>
-              <w:instrText xml:space="preserve"> PAGEREF _Toc242613471 \h </w:instrText>
+              <w:instrText xml:space="preserve"> PAGEREF _Toc242614836 \h </w:instrText>
             </w:r>
             <w:r>
               <w:rPr>
@@ -2171,7 +2171,7 @@
         <w:pStyle w:val="Heading1"/>
         <w:pageBreakBefore/>
       </w:pPr>
-      <w:bookmarkStart w:id="0" w:name="_Toc242613448"/>
+      <w:bookmarkStart w:id="0" w:name="_Toc242614813"/>
       <w:r>
         <w:lastRenderedPageBreak/>
         <w:t>1. Programme overview</w:t>
@@ -2577,7 +2577,7 @@
       <w:pPr>
         <w:pStyle w:val="Heading2"/>
       </w:pPr>
-      <w:bookmarkStart w:id="1" w:name="_Toc242613449"/>
+      <w:bookmarkStart w:id="1" w:name="_Toc242614814"/>
       <w:r>
         <w:t>1.1 Learning objectives</w:t>
       </w:r>
@@ -2678,7 +2678,7 @@
       <w:pPr>
         <w:pStyle w:val="Heading2"/>
       </w:pPr>
-      <w:bookmarkStart w:id="2" w:name="_Toc242613450"/>
+      <w:bookmarkStart w:id="2" w:name="_Toc242614815"/>
       <w:r>
         <w:t>1.2 Before the training (facilitator checklist)</w:t>
       </w:r>
@@ -3214,7 +3214,7 @@
       <w:pPr>
         <w:pStyle w:val="Heading2"/>
       </w:pPr>
-      <w:bookmarkStart w:id="3" w:name="_Toc242613451"/>
+      <w:bookmarkStart w:id="3" w:name="_Toc242614816"/>
       <w:r>
         <w:t>1.3 The practice environment</w:t>
       </w:r>
@@ -3360,7 +3360,7 @@
         <w:pStyle w:val="Heading1"/>
         <w:pageBreakBefore/>
       </w:pPr>
-      <w:bookmarkStart w:id="4" w:name="_Toc242613452"/>
+      <w:bookmarkStart w:id="4" w:name="_Toc242614817"/>
       <w:r>
         <w:lastRenderedPageBreak/>
         <w:t>2. Schedule</w:t>
@@ -3371,7 +3371,7 @@
       <w:pPr>
         <w:pStyle w:val="Heading2"/>
       </w:pPr>
-      <w:bookmarkStart w:id="5" w:name="_Toc242613453"/>
+      <w:bookmarkStart w:id="5" w:name="_Toc242614818"/>
       <w:r>
         <w:t>Day 1 — Foundations (all RAs)</w:t>
       </w:r>
@@ -4654,7 +4654,7 @@
       <w:pPr>
         <w:pStyle w:val="Heading2"/>
       </w:pPr>
-      <w:bookmarkStart w:id="6" w:name="_Toc242613454"/>
+      <w:bookmarkStart w:id="6" w:name="_Toc242614819"/>
       <w:r>
         <w:t>Day 2 — Role tracks</w:t>
       </w:r>
@@ -6182,7 +6182,7 @@
       <w:pPr>
         <w:pStyle w:val="Heading2"/>
       </w:pPr>
-      <w:bookmarkStart w:id="7" w:name="_Toc242613455"/>
+      <w:bookmarkStart w:id="7" w:name="_Toc242614820"/>
       <w:r>
         <w:t>Day 3 — Practice and assessment</w:t>
       </w:r>
@@ -7152,7 +7152,7 @@
       <w:pPr>
         <w:pStyle w:val="Heading2"/>
       </w:pPr>
-      <w:bookmarkStart w:id="8" w:name="_Toc242613456"/>
+      <w:bookmarkStart w:id="8" w:name="_Toc242614821"/>
       <w:r>
         <w:t>After the training</w:t>
       </w:r>
@@ -7487,7 +7487,7 @@
         <w:pStyle w:val="Heading1"/>
         <w:pageBreakBefore/>
       </w:pPr>
-      <w:bookmarkStart w:id="9" w:name="_Toc242613457"/>
+      <w:bookmarkStart w:id="9" w:name="_Toc242614822"/>
       <w:r>
         <w:lastRenderedPageBreak/>
         <w:t>3. Session plans</w:t>
@@ -7506,7 +7506,7 @@
       <w:pPr>
         <w:pStyle w:val="Heading2"/>
       </w:pPr>
-      <w:bookmarkStart w:id="10" w:name="_Toc242613458"/>
+      <w:bookmarkStart w:id="10" w:name="_Toc242614823"/>
       <w:r>
         <w:t>Module 1 — The study (60 min)</w:t>
       </w:r>
@@ -7601,7 +7601,7 @@
       <w:pPr>
         <w:pStyle w:val="Heading2"/>
       </w:pPr>
-      <w:bookmarkStart w:id="11" w:name="_Toc242613459"/>
+      <w:bookmarkStart w:id="11" w:name="_Toc242614824"/>
       <w:r>
         <w:t>Module 2 — Research ethics and consent (60 min)</w:t>
       </w:r>
@@ -7696,7 +7696,7 @@
       <w:pPr>
         <w:pStyle w:val="Heading2"/>
       </w:pPr>
-      <w:bookmarkStart w:id="12" w:name="_Toc242613460"/>
+      <w:bookmarkStart w:id="12" w:name="_Toc242614825"/>
       <w:r>
         <w:t>Module 3 — Data protection (60 min)</w:t>
       </w:r>
@@ -7791,7 +7791,7 @@
       <w:pPr>
         <w:pStyle w:val="Heading2"/>
       </w:pPr>
-      <w:bookmarkStart w:id="13" w:name="_Toc242613461"/>
+      <w:bookmarkStart w:id="13" w:name="_Toc242614826"/>
       <w:r>
         <w:t>Module 5 — The portal (75 min)</w:t>
       </w:r>
@@ -7886,7 +7886,7 @@
       <w:pPr>
         <w:pStyle w:val="Heading2"/>
       </w:pPr>
-      <w:bookmarkStart w:id="14" w:name="_Toc242613462"/>
+      <w:bookmarkStart w:id="14" w:name="_Toc242614827"/>
       <w:r>
         <w:t>Module 6 — The respondent journey (45 min)</w:t>
       </w:r>
@@ -7982,7 +7982,7 @@
       <w:pPr>
         <w:pStyle w:val="Heading2"/>
       </w:pPr>
-      <w:bookmarkStart w:id="15" w:name="_Toc242613463"/>
+      <w:bookmarkStart w:id="15" w:name="_Toc242614828"/>
       <w:r>
         <w:t>Module 8 — Communication skills (90 min)</w:t>
       </w:r>
@@ -8077,7 +8077,7 @@
       <w:pPr>
         <w:pStyle w:val="Heading2"/>
       </w:pPr>
-      <w:bookmarkStart w:id="16" w:name="_Toc242613464"/>
+      <w:bookmarkStart w:id="16" w:name="_Toc242614829"/>
       <w:r>
         <w:t>Module 9 — Quality judgement (90 min)</w:t>
       </w:r>
@@ -8173,7 +8173,7 @@
         <w:pStyle w:val="Heading1"/>
         <w:pageBreakBefore/>
       </w:pPr>
-      <w:bookmarkStart w:id="17" w:name="_Toc242613465"/>
+      <w:bookmarkStart w:id="17" w:name="_Toc242614830"/>
       <w:r>
         <w:lastRenderedPageBreak/>
         <w:t>4. Role-plays and simulation</w:t>
@@ -9127,7 +9127,7 @@
       <w:pPr>
         <w:pStyle w:val="Heading2"/>
       </w:pPr>
-      <w:bookmarkStart w:id="18" w:name="_Toc242613466"/>
+      <w:bookmarkStart w:id="18" w:name="_Toc242614831"/>
       <w:r>
         <w:t>Field simulation (Day 3)</w:t>
       </w:r>
@@ -9222,7 +9222,7 @@
         <w:pStyle w:val="Heading1"/>
         <w:pageBreakBefore/>
       </w:pPr>
-      <w:bookmarkStart w:id="19" w:name="_Toc242613467"/>
+      <w:bookmarkStart w:id="19" w:name="_Toc242614832"/>
       <w:r>
         <w:lastRenderedPageBreak/>
         <w:t>5. Assessment and certification</w:t>
@@ -9233,7 +9233,7 @@
       <w:pPr>
         <w:pStyle w:val="Heading2"/>
       </w:pPr>
-      <w:bookmarkStart w:id="20" w:name="_Toc242613468"/>
+      <w:bookmarkStart w:id="20" w:name="_Toc242614833"/>
       <w:r>
         <w:t>5.1 Competencies</w:t>
       </w:r>
@@ -9624,7 +9624,7 @@
       <w:pPr>
         <w:pStyle w:val="Heading2"/>
       </w:pPr>
-      <w:bookmarkStart w:id="21" w:name="_Toc242613469"/>
+      <w:bookmarkStart w:id="21" w:name="_Toc242614834"/>
       <w:r>
         <w:t>5.2 Written assessment (answer key)</w:t>
       </w:r>
@@ -10984,7 +10984,7 @@
       <w:pPr>
         <w:pStyle w:val="Heading2"/>
       </w:pPr>
-      <w:bookmarkStart w:id="22" w:name="_Toc242613470"/>
+      <w:bookmarkStart w:id="22" w:name="_Toc242614835"/>
       <w:r>
         <w:t>5.3 Practical assessment</w:t>
       </w:r>
@@ -12247,7 +12247,7 @@
         <w:pStyle w:val="Heading1"/>
         <w:pageBreakBefore/>
       </w:pPr>
-      <w:bookmarkStart w:id="23" w:name="_Toc242613471"/>
+      <w:bookmarkStart w:id="23" w:name="_Toc242614836"/>
       <w:r>
         <w:lastRenderedPageBreak/>
         <w:t>6. Attendance register</w:t>
@@ -13826,7 +13826,7 @@
         <w:sz w:val="16"/>
         <w:szCs w:val="16"/>
       </w:rPr>
-      <w:t>Version 1.31 · 11 October 2026</w:t>
+      <w:t>Version 1.32 · 11 October 2026</w:t>
     </w:r>
     <w:r>
       <w:rPr>
@@ -13999,96 +13999,68 @@
 <file path=word/numbering.xml><?xml version="1.0" encoding="utf-8"?>
 <w:numbering xmlns:wpc="http://schemas.microsoft.com/office/word/2010/wordprocessingCanvas" xmlns:cx="http://schemas.microsoft.com/office/drawing/2014/chartex" xmlns:cx1="http://schemas.microsoft.com/office/drawing/2015/9/8/chartex" xmlns:cx2="http://schemas.microsoft.com/office/drawing/2015/10/21/chartex" xmlns:cx3="http://schemas.microsoft.com/office/drawing/2016/5/9/chartex" xmlns:cx4="http://schemas.microsoft.com/office/drawing/2016/5/10/chartex" xmlns:cx5="http://schemas.microsoft.com/office/drawing/2016/5/11/chartex" xmlns:cx6="http://schemas.microsoft.com/office/drawing/2016/5/12/chartex" xmlns:cx7="http://schemas.microsoft.com/office/drawing/2016/5/13/chartex" xmlns:cx8="http://schemas.microsoft.com/office/drawing/2016/5/14/chartex" xmlns:mc="http://schemas.openxmlformats.org/markup-compatibility/2006" xmlns:aink="http://schemas.microsoft.com/office/drawing/2016/ink" xmlns:am3d="http://schemas.microsoft.com/office/drawing/2017/model3d" xmlns:o="urn:schemas-microsoft-com:office:office" xmlns:oel="http://schemas.microsoft.com/office/2019/extlst" xmlns:r="http://schemas.openxmlformats.org/officeDocument/2006/relationships" xmlns:m="http://schemas.openxmlformats.org/officeDocument/2006/math" xmlns:v="urn:schemas-microsoft-com:vml" xmlns:wp14="http://schemas.microsoft.com/office/word/2010/wordprocessingDrawing" xmlns:wp="http://schemas.openxmlformats.org/drawingml/2006/wordprocessingDrawing" xmlns:w10="urn:schemas-microsoft-com:office:word" xmlns:w="http://schemas.openxmlformats.org/wordprocessingml/2006/main" xmlns:w14="http://schemas.microsoft.com/office/word/2010/wordml" xmlns:w15="http://schemas.microsoft.com/office/word/2012/wordml" xmlns:w16cex="http://schemas.microsoft.com/office/word/2018/wordml/cex" xmlns:w16cid="http://schemas.microsoft.com/office/word/2016/wordml/cid" xmlns:w16="http://schemas.microsoft.com/office/word/2018/wordml" xmlns:w16sdtdh="http://schemas.microsoft.com/office/word/2020/wordml/sdtdatahash" xmlns:w16se="http://schemas.microsoft.com/office/word/2015/wordml/symex" xmlns:wpg="http://schemas.microsoft.com/office/word/2010/wordprocessingGroup" xmlns:wpi="http://schemas.microsoft.com/office/word/2010/wordprocessingInk" xmlns:wne="http://schemas.microsoft.com/office/word/2006/wordml" xmlns:wps="http://schemas.microsoft.com/office/word/2010/wordprocessingShape" mc:Ignorable="w14 w15 w16se w16cid w16 w16cex w16sdtdh wp14">
   <w:abstractNum w:abstractNumId="0" w15:restartNumberingAfterBreak="0">
-    <w:nsid w:val="04EC758F"/>
+    <w:nsid w:val="093A2BDD"/>
     <w:multiLevelType w:val="hybridMultilevel"/>
-    <w:tmpl w:val="61CA074E"/>
-    <w:lvl w:ilvl="0" w:tplc="963602DE">
+    <w:tmpl w:val="F45C241C"/>
+    <w:lvl w:ilvl="0" w:tplc="CE7E42C6">
       <w:start w:val="1"/>
       <w:numFmt w:val="bullet"/>
-      <w:lvlText w:val="●"/>
+      <w:lvlText w:val="•"/>
       <w:lvlJc w:val="left"/>
       <w:pPr>
-        <w:ind w:left="720" w:hanging="360"/>
+        <w:ind w:left="460" w:hanging="280"/>
       </w:pPr>
     </w:lvl>
-    <w:lvl w:ilvl="1" w:tplc="46F466CA">
+    <w:lvl w:ilvl="1" w:tplc="F536B0EE">
       <w:start w:val="1"/>
       <w:numFmt w:val="bullet"/>
-      <w:lvlText w:val="○"/>
+      <w:lvlText w:val="–"/>
       <w:lvlJc w:val="left"/>
       <w:pPr>
-        <w:ind w:left="1440" w:hanging="360"/>
+        <w:ind w:left="900" w:hanging="280"/>
       </w:pPr>
     </w:lvl>
-    <w:lvl w:ilvl="2" w:tplc="C64E4C62">
-      <w:start w:val="1"/>
-      <w:numFmt w:val="bullet"/>
-      <w:lvlText w:val="■"/>
+    <w:lvl w:ilvl="2" w:tplc="320AF75A">
+      <w:numFmt w:val="decimal"/>
+      <w:lvlText w:val=""/>
       <w:lvlJc w:val="left"/>
-      <w:pPr>
-        <w:ind w:left="2160" w:hanging="360"/>
-      </w:pPr>
     </w:lvl>
-    <w:lvl w:ilvl="3" w:tplc="CCC426BE">
-      <w:start w:val="1"/>
-      <w:numFmt w:val="bullet"/>
-      <w:lvlText w:val="●"/>
+    <w:lvl w:ilvl="3" w:tplc="D46E3BF2">
+      <w:numFmt w:val="decimal"/>
+      <w:lvlText w:val=""/>
       <w:lvlJc w:val="left"/>
-      <w:pPr>
-        <w:ind w:left="2880" w:hanging="360"/>
-      </w:pPr>
     </w:lvl>
-    <w:lvl w:ilvl="4" w:tplc="8F006668">
-      <w:start w:val="1"/>
-      <w:numFmt w:val="bullet"/>
-      <w:lvlText w:val="○"/>
+    <w:lvl w:ilvl="4" w:tplc="0B9CA556">
+      <w:numFmt w:val="decimal"/>
+      <w:lvlText w:val=""/>
       <w:lvlJc w:val="left"/>
-      <w:pPr>
-        <w:ind w:left="3600" w:hanging="360"/>
-      </w:pPr>
     </w:lvl>
-    <w:lvl w:ilvl="5" w:tplc="02A834F2">
-      <w:start w:val="1"/>
-      <w:numFmt w:val="bullet"/>
-      <w:lvlText w:val="■"/>
+    <w:lvl w:ilvl="5" w:tplc="51BA9B8E">
+      <w:numFmt w:val="decimal"/>
+      <w:lvlText w:val=""/>
       <w:lvlJc w:val="left"/>
-      <w:pPr>
-        <w:ind w:left="4320" w:hanging="360"/>
-      </w:pPr>
     </w:lvl>
-    <w:lvl w:ilvl="6" w:tplc="6FDCB12C">
-      <w:start w:val="1"/>
-      <w:numFmt w:val="bullet"/>
-      <w:lvlText w:val="●"/>
+    <w:lvl w:ilvl="6" w:tplc="06E83C2E">
+      <w:numFmt w:val="decimal"/>
+      <w:lvlText w:val=""/>
       <w:lvlJc w:val="left"/>
-      <w:pPr>
-        <w:ind w:left="5040" w:hanging="360"/>
-      </w:pPr>
     </w:lvl>
-    <w:lvl w:ilvl="7" w:tplc="7CFEBED6">
-      <w:start w:val="1"/>
-      <w:numFmt w:val="bullet"/>
-      <w:lvlText w:val="●"/>
+    <w:lvl w:ilvl="7" w:tplc="2DCE884C">
+      <w:numFmt w:val="decimal"/>
+      <w:lvlText w:val=""/>
       <w:lvlJc w:val="left"/>
-      <w:pPr>
-        <w:ind w:left="5760" w:hanging="360"/>
-      </w:pPr>
     </w:lvl>
-    <w:lvl w:ilvl="8" w:tplc="A41E9046">
-      <w:start w:val="1"/>
-      <w:numFmt w:val="bullet"/>
-      <w:lvlText w:val="●"/>
+    <w:lvl w:ilvl="8" w:tplc="76BA5170">
+      <w:numFmt w:val="decimal"/>
+      <w:lvlText w:val=""/>
       <w:lvlJc w:val="left"/>
-      <w:pPr>
-        <w:ind w:left="6480" w:hanging="360"/>
-      </w:pPr>
     </w:lvl>
   </w:abstractNum>
   <w:abstractNum w:abstractNumId="1" w15:restartNumberingAfterBreak="0">
-    <w:nsid w:val="47177C87"/>
+    <w:nsid w:val="12FC702C"/>
     <w:multiLevelType w:val="hybridMultilevel"/>
-    <w:tmpl w:val="25A0F8D8"/>
-    <w:lvl w:ilvl="0" w:tplc="2B72FB7C">
+    <w:tmpl w:val="22102310"/>
+    <w:lvl w:ilvl="0" w:tplc="6FDCC8BA">
       <w:start w:val="1"/>
       <w:numFmt w:val="decimal"/>
       <w:lvlText w:val="%1."/>
@@ -14102,110 +14074,52 @@
         <w:color w:val="A67C27"/>
       </w:rPr>
     </w:lvl>
-    <w:lvl w:ilvl="1" w:tplc="55A62C8C">
+    <w:lvl w:ilvl="1" w:tplc="2256930C">
       <w:numFmt w:val="decimal"/>
       <w:lvlText w:val=""/>
       <w:lvlJc w:val="left"/>
     </w:lvl>
-    <w:lvl w:ilvl="2" w:tplc="3B383552">
+    <w:lvl w:ilvl="2" w:tplc="CF1AAD78">
       <w:numFmt w:val="decimal"/>
       <w:lvlText w:val=""/>
       <w:lvlJc w:val="left"/>
     </w:lvl>
-    <w:lvl w:ilvl="3" w:tplc="FEFA54D8">
+    <w:lvl w:ilvl="3" w:tplc="50008FCC">
       <w:numFmt w:val="decimal"/>
       <w:lvlText w:val=""/>
       <w:lvlJc w:val="left"/>
     </w:lvl>
-    <w:lvl w:ilvl="4" w:tplc="55F62306">
+    <w:lvl w:ilvl="4" w:tplc="09E2A828">
       <w:numFmt w:val="decimal"/>
       <w:lvlText w:val=""/>
       <w:lvlJc w:val="left"/>
     </w:lvl>
-    <w:lvl w:ilvl="5" w:tplc="E230DD50">
+    <w:lvl w:ilvl="5" w:tplc="97D66814">
       <w:numFmt w:val="decimal"/>
       <w:lvlText w:val=""/>
       <w:lvlJc w:val="left"/>
     </w:lvl>
-    <w:lvl w:ilvl="6" w:tplc="F6D862A8">
+    <w:lvl w:ilvl="6" w:tplc="3014DB2E">
       <w:numFmt w:val="decimal"/>
       <w:lvlText w:val=""/>
       <w:lvlJc w:val="left"/>
     </w:lvl>
-    <w:lvl w:ilvl="7" w:tplc="398644CE">
+    <w:lvl w:ilvl="7" w:tplc="23EA47C8">
       <w:numFmt w:val="decimal"/>
       <w:lvlText w:val=""/>
       <w:lvlJc w:val="left"/>
     </w:lvl>
-    <w:lvl w:ilvl="8" w:tplc="1E9454D0">
+    <w:lvl w:ilvl="8" w:tplc="33466EF0">
       <w:numFmt w:val="decimal"/>
       <w:lvlText w:val=""/>
       <w:lvlJc w:val="left"/>
     </w:lvl>
   </w:abstractNum>
   <w:abstractNum w:abstractNumId="2" w15:restartNumberingAfterBreak="0">
-    <w:nsid w:val="74035555"/>
+    <w:nsid w:val="69995B5C"/>
     <w:multiLevelType w:val="hybridMultilevel"/>
-    <w:tmpl w:val="E6968AF6"/>
-    <w:lvl w:ilvl="0" w:tplc="72C0C62C">
-      <w:start w:val="1"/>
-      <w:numFmt w:val="bullet"/>
-      <w:lvlText w:val="•"/>
-      <w:lvlJc w:val="left"/>
-      <w:pPr>
-        <w:ind w:left="460" w:hanging="280"/>
-      </w:pPr>
-    </w:lvl>
-    <w:lvl w:ilvl="1" w:tplc="1B1EC1A8">
-      <w:start w:val="1"/>
-      <w:numFmt w:val="bullet"/>
-      <w:lvlText w:val="–"/>
-      <w:lvlJc w:val="left"/>
-      <w:pPr>
-        <w:ind w:left="900" w:hanging="280"/>
-      </w:pPr>
-    </w:lvl>
-    <w:lvl w:ilvl="2" w:tplc="F0CEB032">
-      <w:numFmt w:val="decimal"/>
-      <w:lvlText w:val=""/>
-      <w:lvlJc w:val="left"/>
-    </w:lvl>
-    <w:lvl w:ilvl="3" w:tplc="E8F6CECC">
-      <w:numFmt w:val="decimal"/>
-      <w:lvlText w:val=""/>
-      <w:lvlJc w:val="left"/>
-    </w:lvl>
-    <w:lvl w:ilvl="4" w:tplc="DEC6DFBA">
-      <w:numFmt w:val="decimal"/>
-      <w:lvlText w:val=""/>
-      <w:lvlJc w:val="left"/>
-    </w:lvl>
-    <w:lvl w:ilvl="5" w:tplc="66846754">
-      <w:numFmt w:val="decimal"/>
-      <w:lvlText w:val=""/>
-      <w:lvlJc w:val="left"/>
-    </w:lvl>
-    <w:lvl w:ilvl="6" w:tplc="96F0DE52">
-      <w:numFmt w:val="decimal"/>
-      <w:lvlText w:val=""/>
-      <w:lvlJc w:val="left"/>
-    </w:lvl>
-    <w:lvl w:ilvl="7" w:tplc="838E6592">
-      <w:numFmt w:val="decimal"/>
-      <w:lvlText w:val=""/>
-      <w:lvlJc w:val="left"/>
-    </w:lvl>
-    <w:lvl w:ilvl="8" w:tplc="2500E40A">
-      <w:numFmt w:val="decimal"/>
-      <w:lvlText w:val=""/>
-      <w:lvlJc w:val="left"/>
-    </w:lvl>
-  </w:abstractNum>
-  <w:abstractNum w:abstractNumId="3" w15:restartNumberingAfterBreak="0">
-    <w:nsid w:val="7F5E077F"/>
-    <w:multiLevelType w:val="hybridMultilevel"/>
-    <w:tmpl w:val="7602CB8E"/>
-    <w:lvl w:ilvl="0" w:tplc="9A60EF56">
+    <w:tmpl w:val="3BB647A4"/>
+    <w:lvl w:ilvl="0" w:tplc="E9CCB40C">
       <w:start w:val="1"/>
       <w:numFmt w:val="decimal"/>
       <w:lvlText w:val="%1."/>
@@ -14219,66 +14133,152 @@
         <w:color w:val="A67C27"/>
       </w:rPr>
     </w:lvl>
-    <w:lvl w:ilvl="1" w:tplc="36B427F4">
+    <w:lvl w:ilvl="1" w:tplc="E6FAB764">
       <w:numFmt w:val="decimal"/>
       <w:lvlText w:val=""/>
       <w:lvlJc w:val="left"/>
     </w:lvl>
-    <w:lvl w:ilvl="2" w:tplc="42A882F0">
+    <w:lvl w:ilvl="2" w:tplc="08B6945C">
       <w:numFmt w:val="decimal"/>
       <w:lvlText w:val=""/>
       <w:lvlJc w:val="left"/>
     </w:lvl>
-    <w:lvl w:ilvl="3" w:tplc="C77A1E66">
+    <w:lvl w:ilvl="3" w:tplc="36A49306">
       <w:numFmt w:val="decimal"/>
       <w:lvlText w:val=""/>
       <w:lvlJc w:val="left"/>
     </w:lvl>
-    <w:lvl w:ilvl="4" w:tplc="94DC5C8E">
+    <w:lvl w:ilvl="4" w:tplc="EA986640">
       <w:numFmt w:val="decimal"/>
       <w:lvlText w:val=""/>
       <w:lvlJc w:val="left"/>
     </w:lvl>
-    <w:lvl w:ilvl="5" w:tplc="0972B50C">
+    <w:lvl w:ilvl="5" w:tplc="13C27ADA">
       <w:numFmt w:val="decimal"/>
       <w:lvlText w:val=""/>
       <w:lvlJc w:val="left"/>
     </w:lvl>
-    <w:lvl w:ilvl="6" w:tplc="3628E800">
+    <w:lvl w:ilvl="6" w:tplc="6B8E839C">
       <w:numFmt w:val="decimal"/>
       <w:lvlText w:val=""/>
       <w:lvlJc w:val="left"/>
     </w:lvl>
-    <w:lvl w:ilvl="7" w:tplc="EB06E030">
+    <w:lvl w:ilvl="7" w:tplc="81C6F3EC">
       <w:numFmt w:val="decimal"/>
       <w:lvlText w:val=""/>
       <w:lvlJc w:val="left"/>
     </w:lvl>
-    <w:lvl w:ilvl="8" w:tplc="0BE828EC">
+    <w:lvl w:ilvl="8" w:tplc="4F8C13D6">
       <w:numFmt w:val="decimal"/>
       <w:lvlText w:val=""/>
       <w:lvlJc w:val="left"/>
     </w:lvl>
   </w:abstractNum>
-  <w:num w:numId="1" w16cid:durableId="312877794">
+  <w:abstractNum w:abstractNumId="3" w15:restartNumberingAfterBreak="0">
+    <w:nsid w:val="7B13663A"/>
+    <w:multiLevelType w:val="hybridMultilevel"/>
+    <w:tmpl w:val="3104F024"/>
+    <w:lvl w:ilvl="0" w:tplc="339C67C8">
+      <w:start w:val="1"/>
+      <w:numFmt w:val="bullet"/>
+      <w:lvlText w:val="●"/>
+      <w:lvlJc w:val="left"/>
+      <w:pPr>
+        <w:ind w:left="720" w:hanging="360"/>
+      </w:pPr>
+    </w:lvl>
+    <w:lvl w:ilvl="1" w:tplc="D8920998">
+      <w:start w:val="1"/>
+      <w:numFmt w:val="bullet"/>
+      <w:lvlText w:val="○"/>
+      <w:lvlJc w:val="left"/>
+      <w:pPr>
+        <w:ind w:left="1440" w:hanging="360"/>
+      </w:pPr>
+    </w:lvl>
+    <w:lvl w:ilvl="2" w:tplc="5408109C">
+      <w:start w:val="1"/>
+      <w:numFmt w:val="bullet"/>
+      <w:lvlText w:val="■"/>
+      <w:lvlJc w:val="left"/>
+      <w:pPr>
+        <w:ind w:left="2160" w:hanging="360"/>
+      </w:pPr>
+    </w:lvl>
+    <w:lvl w:ilvl="3" w:tplc="B1FEEE48">
+      <w:start w:val="1"/>
+      <w:numFmt w:val="bullet"/>
+      <w:lvlText w:val="●"/>
+      <w:lvlJc w:val="left"/>
+      <w:pPr>
+        <w:ind w:left="2880" w:hanging="360"/>
+      </w:pPr>
+    </w:lvl>
+    <w:lvl w:ilvl="4" w:tplc="E4542D06">
+      <w:start w:val="1"/>
+      <w:numFmt w:val="bullet"/>
+      <w:lvlText w:val="○"/>
+      <w:lvlJc w:val="left"/>
+      <w:pPr>
+        <w:ind w:left="3600" w:hanging="360"/>
+      </w:pPr>
+    </w:lvl>
+    <w:lvl w:ilvl="5" w:tplc="94785B3E">
+      <w:start w:val="1"/>
+      <w:numFmt w:val="bullet"/>
+      <w:lvlText w:val="■"/>
+      <w:lvlJc w:val="left"/>
+      <w:pPr>
+        <w:ind w:left="4320" w:hanging="360"/>
+      </w:pPr>
+    </w:lvl>
+    <w:lvl w:ilvl="6" w:tplc="C1E28722">
+      <w:start w:val="1"/>
+      <w:numFmt w:val="bullet"/>
+      <w:lvlText w:val="●"/>
+      <w:lvlJc w:val="left"/>
+      <w:pPr>
+        <w:ind w:left="5040" w:hanging="360"/>
+      </w:pPr>
+    </w:lvl>
+    <w:lvl w:ilvl="7" w:tplc="87A09954">
+      <w:start w:val="1"/>
+      <w:numFmt w:val="bullet"/>
+      <w:lvlText w:val="●"/>
+      <w:lvlJc w:val="left"/>
+      <w:pPr>
+        <w:ind w:left="5760" w:hanging="360"/>
+      </w:pPr>
+    </w:lvl>
+    <w:lvl w:ilvl="8" w:tplc="A3DE08BC">
+      <w:start w:val="1"/>
+      <w:numFmt w:val="bullet"/>
+      <w:lvlText w:val="●"/>
+      <w:lvlJc w:val="left"/>
+      <w:pPr>
+        <w:ind w:left="6480" w:hanging="360"/>
+      </w:pPr>
+    </w:lvl>
+  </w:abstractNum>
+  <w:num w:numId="1" w16cid:durableId="1245333120">
+    <w:abstractNumId w:val="3"/>
+    <w:lvlOverride w:ilvl="0">
+      <w:startOverride w:val="1"/>
+    </w:lvlOverride>
+  </w:num>
+  <w:num w:numId="2" w16cid:durableId="1935943495">
     <w:abstractNumId w:val="0"/>
     <w:lvlOverride w:ilvl="0">
       <w:startOverride w:val="1"/>
     </w:lvlOverride>
   </w:num>
-  <w:num w:numId="2" w16cid:durableId="1607691212">
+  <w:num w:numId="3" w16cid:durableId="1556357811">
     <w:abstractNumId w:val="2"/>
     <w:lvlOverride w:ilvl="0">
       <w:startOverride w:val="1"/>
     </w:lvlOverride>
   </w:num>
-  <w:num w:numId="3" w16cid:durableId="1093621830">
-    <w:abstractNumId w:val="3"/>
-    <w:lvlOverride w:ilvl="0">
-      <w:startOverride w:val="1"/>
-    </w:lvlOverride>
-  </w:num>
-  <w:num w:numId="4" w16cid:durableId="91125771">
+  <w:num w:numId="4" w16cid:durableId="1454981479">
     <w:abstractNumId w:val="1"/>
     <w:lvlOverride w:ilvl="0">
       <w:startOverride w:val="1"/>
@@ -14904,7 +14904,7 @@
     <w:autoRedefine/>
     <w:uiPriority w:val="39"/>
     <w:unhideWhenUsed/>
-    <w:rsid w:val="002128D4"/>
+    <w:rsid w:val="00F644D7"/>
     <w:pPr>
       <w:spacing w:after="100"/>
     </w:pPr>
@@ -14916,7 +14916,7 @@
     <w:autoRedefine/>
     <w:uiPriority w:val="39"/>
     <w:unhideWhenUsed/>
-    <w:rsid w:val="002128D4"/>
+    <w:rsid w:val="00F644D7"/>
     <w:pPr>
       <w:spacing w:after="100"/>
       <w:ind w:left="210"/>

--- a/docs/manuals/RA_Training_Programme_and_Facilitator_Guide.docx
+++ b/docs/manuals/RA_Training_Programme_and_Facilitator_Guide.docx
@@ -469,7 +469,7 @@
                 <w:sz w:val="19"/>
                 <w:szCs w:val="19"/>
               </w:rPr>
-              <w:t>Version 1.32 · 11 October 2026</w:t>
+              <w:t>Version 1.33 · 12 October 2026</w:t>
             </w:r>
           </w:p>
         </w:tc>
@@ -538,7 +538,7 @@
     <w:sdt>
       <w:sdtPr>
         <w:alias w:val="Contents"/>
-        <w:id w:val="-560487419"/>
+        <w:id w:val="240001235"/>
       </w:sdtPr>
       <w:sdtEndPr/>
       <w:sdtContent>
@@ -567,7 +567,7 @@
           <w:r>
             <w:fldChar w:fldCharType="separate"/>
           </w:r>
-          <w:hyperlink w:anchor="_Toc242614813" w:history="1">
+          <w:hyperlink w:anchor="_Toc242736686" w:history="1">
             <w:r>
               <w:rPr>
                 <w:rStyle w:val="Hyperlink"/>
@@ -591,7 +591,7 @@
               <w:rPr>
                 <w:noProof/>
               </w:rPr>
-              <w:instrText xml:space="preserve"> PAGEREF _Toc242614813 \h </w:instrText>
+              <w:instrText xml:space="preserve"> PAGEREF _Toc242736686 \h </w:instrText>
             </w:r>
             <w:r>
               <w:rPr>
@@ -634,7 +634,7 @@
               <w14:ligatures w14:val="standardContextual"/>
             </w:rPr>
           </w:pPr>
-          <w:hyperlink w:anchor="_Toc242614814" w:history="1">
+          <w:hyperlink w:anchor="_Toc242736687" w:history="1">
             <w:r>
               <w:rPr>
                 <w:rStyle w:val="Hyperlink"/>
@@ -658,7 +658,7 @@
               <w:rPr>
                 <w:noProof/>
               </w:rPr>
-              <w:instrText xml:space="preserve"> PAGEREF _Toc242614814 \h </w:instrText>
+              <w:instrText xml:space="preserve"> PAGEREF _Toc242736687 \h </w:instrText>
             </w:r>
             <w:r>
               <w:rPr>
@@ -701,7 +701,7 @@
               <w14:ligatures w14:val="standardContextual"/>
             </w:rPr>
           </w:pPr>
-          <w:hyperlink w:anchor="_Toc242614815" w:history="1">
+          <w:hyperlink w:anchor="_Toc242736688" w:history="1">
             <w:r>
               <w:rPr>
                 <w:rStyle w:val="Hyperlink"/>
@@ -725,7 +725,7 @@
               <w:rPr>
                 <w:noProof/>
               </w:rPr>
-              <w:instrText xml:space="preserve"> PAGEREF _Toc242614815 \h </w:instrText>
+              <w:instrText xml:space="preserve"> PAGEREF _Toc242736688 \h </w:instrText>
             </w:r>
             <w:r>
               <w:rPr>
@@ -768,7 +768,7 @@
               <w14:ligatures w14:val="standardContextual"/>
             </w:rPr>
           </w:pPr>
-          <w:hyperlink w:anchor="_Toc242614816" w:history="1">
+          <w:hyperlink w:anchor="_Toc242736689" w:history="1">
             <w:r>
               <w:rPr>
                 <w:rStyle w:val="Hyperlink"/>
@@ -792,7 +792,7 @@
               <w:rPr>
                 <w:noProof/>
               </w:rPr>
-              <w:instrText xml:space="preserve"> PAGEREF _Toc242614816 \h </w:instrText>
+              <w:instrText xml:space="preserve"> PAGEREF _Toc242736689 \h </w:instrText>
             </w:r>
             <w:r>
               <w:rPr>
@@ -835,7 +835,7 @@
               <w14:ligatures w14:val="standardContextual"/>
             </w:rPr>
           </w:pPr>
-          <w:hyperlink w:anchor="_Toc242614817" w:history="1">
+          <w:hyperlink w:anchor="_Toc242736690" w:history="1">
             <w:r>
               <w:rPr>
                 <w:rStyle w:val="Hyperlink"/>
@@ -859,7 +859,7 @@
               <w:rPr>
                 <w:noProof/>
               </w:rPr>
-              <w:instrText xml:space="preserve"> PAGEREF _Toc242614817 \h </w:instrText>
+              <w:instrText xml:space="preserve"> PAGEREF _Toc242736690 \h </w:instrText>
             </w:r>
             <w:r>
               <w:rPr>
@@ -902,7 +902,7 @@
               <w14:ligatures w14:val="standardContextual"/>
             </w:rPr>
           </w:pPr>
-          <w:hyperlink w:anchor="_Toc242614818" w:history="1">
+          <w:hyperlink w:anchor="_Toc242736691" w:history="1">
             <w:r>
               <w:rPr>
                 <w:rStyle w:val="Hyperlink"/>
@@ -926,7 +926,7 @@
               <w:rPr>
                 <w:noProof/>
               </w:rPr>
-              <w:instrText xml:space="preserve"> PAGEREF _Toc242614818 \h </w:instrText>
+              <w:instrText xml:space="preserve"> PAGEREF _Toc242736691 \h </w:instrText>
             </w:r>
             <w:r>
               <w:rPr>
@@ -969,7 +969,7 @@
               <w14:ligatures w14:val="standardContextual"/>
             </w:rPr>
           </w:pPr>
-          <w:hyperlink w:anchor="_Toc242614819" w:history="1">
+          <w:hyperlink w:anchor="_Toc242736692" w:history="1">
             <w:r>
               <w:rPr>
                 <w:rStyle w:val="Hyperlink"/>
@@ -993,7 +993,7 @@
               <w:rPr>
                 <w:noProof/>
               </w:rPr>
-              <w:instrText xml:space="preserve"> PAGEREF _Toc242614819 \h </w:instrText>
+              <w:instrText xml:space="preserve"> PAGEREF _Toc242736692 \h </w:instrText>
             </w:r>
             <w:r>
               <w:rPr>
@@ -1036,7 +1036,7 @@
               <w14:ligatures w14:val="standardContextual"/>
             </w:rPr>
           </w:pPr>
-          <w:hyperlink w:anchor="_Toc242614820" w:history="1">
+          <w:hyperlink w:anchor="_Toc242736693" w:history="1">
             <w:r>
               <w:rPr>
                 <w:rStyle w:val="Hyperlink"/>
@@ -1060,7 +1060,7 @@
               <w:rPr>
                 <w:noProof/>
               </w:rPr>
-              <w:instrText xml:space="preserve"> PAGEREF _Toc242614820 \h </w:instrText>
+              <w:instrText xml:space="preserve"> PAGEREF _Toc242736693 \h </w:instrText>
             </w:r>
             <w:r>
               <w:rPr>
@@ -1103,7 +1103,7 @@
               <w14:ligatures w14:val="standardContextual"/>
             </w:rPr>
           </w:pPr>
-          <w:hyperlink w:anchor="_Toc242614821" w:history="1">
+          <w:hyperlink w:anchor="_Toc242736694" w:history="1">
             <w:r>
               <w:rPr>
                 <w:rStyle w:val="Hyperlink"/>
@@ -1127,7 +1127,7 @@
               <w:rPr>
                 <w:noProof/>
               </w:rPr>
-              <w:instrText xml:space="preserve"> PAGEREF _Toc242614821 \h </w:instrText>
+              <w:instrText xml:space="preserve"> PAGEREF _Toc242736694 \h </w:instrText>
             </w:r>
             <w:r>
               <w:rPr>
@@ -1170,7 +1170,7 @@
               <w14:ligatures w14:val="standardContextual"/>
             </w:rPr>
           </w:pPr>
-          <w:hyperlink w:anchor="_Toc242614822" w:history="1">
+          <w:hyperlink w:anchor="_Toc242736695" w:history="1">
             <w:r>
               <w:rPr>
                 <w:rStyle w:val="Hyperlink"/>
@@ -1194,7 +1194,7 @@
               <w:rPr>
                 <w:noProof/>
               </w:rPr>
-              <w:instrText xml:space="preserve"> PAGEREF _Toc242614822 \h </w:instrText>
+              <w:instrText xml:space="preserve"> PAGEREF _Toc242736695 \h </w:instrText>
             </w:r>
             <w:r>
               <w:rPr>
@@ -1237,7 +1237,7 @@
               <w14:ligatures w14:val="standardContextual"/>
             </w:rPr>
           </w:pPr>
-          <w:hyperlink w:anchor="_Toc242614823" w:history="1">
+          <w:hyperlink w:anchor="_Toc242736696" w:history="1">
             <w:r>
               <w:rPr>
                 <w:rStyle w:val="Hyperlink"/>
@@ -1261,7 +1261,7 @@
               <w:rPr>
                 <w:noProof/>
               </w:rPr>
-              <w:instrText xml:space="preserve"> PAGEREF _Toc242614823 \h </w:instrText>
+              <w:instrText xml:space="preserve"> PAGEREF _Toc242736696 \h </w:instrText>
             </w:r>
             <w:r>
               <w:rPr>
@@ -1304,7 +1304,7 @@
               <w14:ligatures w14:val="standardContextual"/>
             </w:rPr>
           </w:pPr>
-          <w:hyperlink w:anchor="_Toc242614824" w:history="1">
+          <w:hyperlink w:anchor="_Toc242736697" w:history="1">
             <w:r>
               <w:rPr>
                 <w:rStyle w:val="Hyperlink"/>
@@ -1328,7 +1328,7 @@
               <w:rPr>
                 <w:noProof/>
               </w:rPr>
-              <w:instrText xml:space="preserve"> PAGEREF _Toc242614824 \h </w:instrText>
+              <w:instrText xml:space="preserve"> PAGEREF _Toc242736697 \h </w:instrText>
             </w:r>
             <w:r>
               <w:rPr>
@@ -1371,7 +1371,7 @@
               <w14:ligatures w14:val="standardContextual"/>
             </w:rPr>
           </w:pPr>
-          <w:hyperlink w:anchor="_Toc242614825" w:history="1">
+          <w:hyperlink w:anchor="_Toc242736698" w:history="1">
             <w:r>
               <w:rPr>
                 <w:rStyle w:val="Hyperlink"/>
@@ -1395,7 +1395,7 @@
               <w:rPr>
                 <w:noProof/>
               </w:rPr>
-              <w:instrText xml:space="preserve"> PAGEREF _Toc242614825 \h </w:instrText>
+              <w:instrText xml:space="preserve"> PAGEREF _Toc242736698 \h </w:instrText>
             </w:r>
             <w:r>
               <w:rPr>
@@ -1438,7 +1438,7 @@
               <w14:ligatures w14:val="standardContextual"/>
             </w:rPr>
           </w:pPr>
-          <w:hyperlink w:anchor="_Toc242614826" w:history="1">
+          <w:hyperlink w:anchor="_Toc242736699" w:history="1">
             <w:r>
               <w:rPr>
                 <w:rStyle w:val="Hyperlink"/>
@@ -1462,7 +1462,7 @@
               <w:rPr>
                 <w:noProof/>
               </w:rPr>
-              <w:instrText xml:space="preserve"> PAGEREF _Toc242614826 \h </w:instrText>
+              <w:instrText xml:space="preserve"> PAGEREF _Toc242736699 \h </w:instrText>
             </w:r>
             <w:r>
               <w:rPr>
@@ -1505,7 +1505,7 @@
               <w14:ligatures w14:val="standardContextual"/>
             </w:rPr>
           </w:pPr>
-          <w:hyperlink w:anchor="_Toc242614827" w:history="1">
+          <w:hyperlink w:anchor="_Toc242736700" w:history="1">
             <w:r>
               <w:rPr>
                 <w:rStyle w:val="Hyperlink"/>
@@ -1529,7 +1529,7 @@
               <w:rPr>
                 <w:noProof/>
               </w:rPr>
-              <w:instrText xml:space="preserve"> PAGEREF _Toc242614827 \h </w:instrText>
+              <w:instrText xml:space="preserve"> PAGEREF _Toc242736700 \h </w:instrText>
             </w:r>
             <w:r>
               <w:rPr>
@@ -1572,7 +1572,7 @@
               <w14:ligatures w14:val="standardContextual"/>
             </w:rPr>
           </w:pPr>
-          <w:hyperlink w:anchor="_Toc242614828" w:history="1">
+          <w:hyperlink w:anchor="_Toc242736701" w:history="1">
             <w:r>
               <w:rPr>
                 <w:rStyle w:val="Hyperlink"/>
@@ -1596,7 +1596,7 @@
               <w:rPr>
                 <w:noProof/>
               </w:rPr>
-              <w:instrText xml:space="preserve"> PAGEREF _Toc242614828 \h </w:instrText>
+              <w:instrText xml:space="preserve"> PAGEREF _Toc242736701 \h </w:instrText>
             </w:r>
             <w:r>
               <w:rPr>
@@ -1639,7 +1639,7 @@
               <w14:ligatures w14:val="standardContextual"/>
             </w:rPr>
           </w:pPr>
-          <w:hyperlink w:anchor="_Toc242614829" w:history="1">
+          <w:hyperlink w:anchor="_Toc242736702" w:history="1">
             <w:r>
               <w:rPr>
                 <w:rStyle w:val="Hyperlink"/>
@@ -1663,7 +1663,7 @@
               <w:rPr>
                 <w:noProof/>
               </w:rPr>
-              <w:instrText xml:space="preserve"> PAGEREF _Toc242614829 \h </w:instrText>
+              <w:instrText xml:space="preserve"> PAGEREF _Toc242736702 \h </w:instrText>
             </w:r>
             <w:r>
               <w:rPr>
@@ -1706,7 +1706,7 @@
               <w14:ligatures w14:val="standardContextual"/>
             </w:rPr>
           </w:pPr>
-          <w:hyperlink w:anchor="_Toc242614830" w:history="1">
+          <w:hyperlink w:anchor="_Toc242736703" w:history="1">
             <w:r>
               <w:rPr>
                 <w:rStyle w:val="Hyperlink"/>
@@ -1730,7 +1730,7 @@
               <w:rPr>
                 <w:noProof/>
               </w:rPr>
-              <w:instrText xml:space="preserve"> PAGEREF _Toc242614830 \h </w:instrText>
+              <w:instrText xml:space="preserve"> PAGEREF _Toc242736703 \h </w:instrText>
             </w:r>
             <w:r>
               <w:rPr>
@@ -1773,7 +1773,7 @@
               <w14:ligatures w14:val="standardContextual"/>
             </w:rPr>
           </w:pPr>
-          <w:hyperlink w:anchor="_Toc242614831" w:history="1">
+          <w:hyperlink w:anchor="_Toc242736704" w:history="1">
             <w:r>
               <w:rPr>
                 <w:rStyle w:val="Hyperlink"/>
@@ -1797,7 +1797,7 @@
               <w:rPr>
                 <w:noProof/>
               </w:rPr>
-              <w:instrText xml:space="preserve"> PAGEREF _Toc242614831 \h </w:instrText>
+              <w:instrText xml:space="preserve"> PAGEREF _Toc242736704 \h </w:instrText>
             </w:r>
             <w:r>
               <w:rPr>
@@ -1840,7 +1840,7 @@
               <w14:ligatures w14:val="standardContextual"/>
             </w:rPr>
           </w:pPr>
-          <w:hyperlink w:anchor="_Toc242614832" w:history="1">
+          <w:hyperlink w:anchor="_Toc242736705" w:history="1">
             <w:r>
               <w:rPr>
                 <w:rStyle w:val="Hyperlink"/>
@@ -1864,7 +1864,7 @@
               <w:rPr>
                 <w:noProof/>
               </w:rPr>
-              <w:instrText xml:space="preserve"> PAGEREF _Toc242614832 \h </w:instrText>
+              <w:instrText xml:space="preserve"> PAGEREF _Toc242736705 \h </w:instrText>
             </w:r>
             <w:r>
               <w:rPr>
@@ -1907,7 +1907,7 @@
               <w14:ligatures w14:val="standardContextual"/>
             </w:rPr>
           </w:pPr>
-          <w:hyperlink w:anchor="_Toc242614833" w:history="1">
+          <w:hyperlink w:anchor="_Toc242736706" w:history="1">
             <w:r>
               <w:rPr>
                 <w:rStyle w:val="Hyperlink"/>
@@ -1931,7 +1931,7 @@
               <w:rPr>
                 <w:noProof/>
               </w:rPr>
-              <w:instrText xml:space="preserve"> PAGEREF _Toc242614833 \h </w:instrText>
+              <w:instrText xml:space="preserve"> PAGEREF _Toc242736706 \h </w:instrText>
             </w:r>
             <w:r>
               <w:rPr>
@@ -1974,7 +1974,7 @@
               <w14:ligatures w14:val="standardContextual"/>
             </w:rPr>
           </w:pPr>
-          <w:hyperlink w:anchor="_Toc242614834" w:history="1">
+          <w:hyperlink w:anchor="_Toc242736707" w:history="1">
             <w:r>
               <w:rPr>
                 <w:rStyle w:val="Hyperlink"/>
@@ -1998,7 +1998,7 @@
               <w:rPr>
                 <w:noProof/>
               </w:rPr>
-              <w:instrText xml:space="preserve"> PAGEREF _Toc242614834 \h </w:instrText>
+              <w:instrText xml:space="preserve"> PAGEREF _Toc242736707 \h </w:instrText>
             </w:r>
             <w:r>
               <w:rPr>
@@ -2041,7 +2041,7 @@
               <w14:ligatures w14:val="standardContextual"/>
             </w:rPr>
           </w:pPr>
-          <w:hyperlink w:anchor="_Toc242614835" w:history="1">
+          <w:hyperlink w:anchor="_Toc242736708" w:history="1">
             <w:r>
               <w:rPr>
                 <w:rStyle w:val="Hyperlink"/>
@@ -2065,7 +2065,7 @@
               <w:rPr>
                 <w:noProof/>
               </w:rPr>
-              <w:instrText xml:space="preserve"> PAGEREF _Toc242614835 \h </w:instrText>
+              <w:instrText xml:space="preserve"> PAGEREF _Toc242736708 \h </w:instrText>
             </w:r>
             <w:r>
               <w:rPr>
@@ -2108,7 +2108,7 @@
               <w14:ligatures w14:val="standardContextual"/>
             </w:rPr>
           </w:pPr>
-          <w:hyperlink w:anchor="_Toc242614836" w:history="1">
+          <w:hyperlink w:anchor="_Toc242736709" w:history="1">
             <w:r>
               <w:rPr>
                 <w:rStyle w:val="Hyperlink"/>
@@ -2132,7 +2132,7 @@
               <w:rPr>
                 <w:noProof/>
               </w:rPr>
-              <w:instrText xml:space="preserve"> PAGEREF _Toc242614836 \h </w:instrText>
+              <w:instrText xml:space="preserve"> PAGEREF _Toc242736709 \h </w:instrText>
             </w:r>
             <w:r>
               <w:rPr>
@@ -2171,7 +2171,7 @@
         <w:pStyle w:val="Heading1"/>
         <w:pageBreakBefore/>
       </w:pPr>
-      <w:bookmarkStart w:id="0" w:name="_Toc242614813"/>
+      <w:bookmarkStart w:id="0" w:name="_Toc242736686"/>
       <w:r>
         <w:lastRenderedPageBreak/>
         <w:t>1. Programme overview</w:t>
@@ -2577,7 +2577,7 @@
       <w:pPr>
         <w:pStyle w:val="Heading2"/>
       </w:pPr>
-      <w:bookmarkStart w:id="1" w:name="_Toc242614814"/>
+      <w:bookmarkStart w:id="1" w:name="_Toc242736687"/>
       <w:r>
         <w:t>1.1 Learning objectives</w:t>
       </w:r>
@@ -2678,7 +2678,7 @@
       <w:pPr>
         <w:pStyle w:val="Heading2"/>
       </w:pPr>
-      <w:bookmarkStart w:id="2" w:name="_Toc242614815"/>
+      <w:bookmarkStart w:id="2" w:name="_Toc242736688"/>
       <w:r>
         <w:t>1.2 Before the training (facilitator checklist)</w:t>
       </w:r>
@@ -3214,7 +3214,7 @@
       <w:pPr>
         <w:pStyle w:val="Heading2"/>
       </w:pPr>
-      <w:bookmarkStart w:id="3" w:name="_Toc242614816"/>
+      <w:bookmarkStart w:id="3" w:name="_Toc242736689"/>
       <w:r>
         <w:t>1.3 The practice environment</w:t>
       </w:r>
@@ -3360,7 +3360,7 @@
         <w:pStyle w:val="Heading1"/>
         <w:pageBreakBefore/>
       </w:pPr>
-      <w:bookmarkStart w:id="4" w:name="_Toc242614817"/>
+      <w:bookmarkStart w:id="4" w:name="_Toc242736690"/>
       <w:r>
         <w:lastRenderedPageBreak/>
         <w:t>2. Schedule</w:t>
@@ -3371,7 +3371,7 @@
       <w:pPr>
         <w:pStyle w:val="Heading2"/>
       </w:pPr>
-      <w:bookmarkStart w:id="5" w:name="_Toc242614818"/>
+      <w:bookmarkStart w:id="5" w:name="_Toc242736691"/>
       <w:r>
         <w:t>Day 1 — Foundations (all RAs)</w:t>
       </w:r>
@@ -4654,7 +4654,7 @@
       <w:pPr>
         <w:pStyle w:val="Heading2"/>
       </w:pPr>
-      <w:bookmarkStart w:id="6" w:name="_Toc242614819"/>
+      <w:bookmarkStart w:id="6" w:name="_Toc242736692"/>
       <w:r>
         <w:t>Day 2 — Role tracks</w:t>
       </w:r>
@@ -6182,7 +6182,7 @@
       <w:pPr>
         <w:pStyle w:val="Heading2"/>
       </w:pPr>
-      <w:bookmarkStart w:id="7" w:name="_Toc242614820"/>
+      <w:bookmarkStart w:id="7" w:name="_Toc242736693"/>
       <w:r>
         <w:t>Day 3 — Practice and assessment</w:t>
       </w:r>
@@ -7152,7 +7152,7 @@
       <w:pPr>
         <w:pStyle w:val="Heading2"/>
       </w:pPr>
-      <w:bookmarkStart w:id="8" w:name="_Toc242614821"/>
+      <w:bookmarkStart w:id="8" w:name="_Toc242736694"/>
       <w:r>
         <w:t>After the training</w:t>
       </w:r>
@@ -7487,7 +7487,7 @@
         <w:pStyle w:val="Heading1"/>
         <w:pageBreakBefore/>
       </w:pPr>
-      <w:bookmarkStart w:id="9" w:name="_Toc242614822"/>
+      <w:bookmarkStart w:id="9" w:name="_Toc242736695"/>
       <w:r>
         <w:lastRenderedPageBreak/>
         <w:t>3. Session plans</w:t>
@@ -7506,7 +7506,7 @@
       <w:pPr>
         <w:pStyle w:val="Heading2"/>
       </w:pPr>
-      <w:bookmarkStart w:id="10" w:name="_Toc242614823"/>
+      <w:bookmarkStart w:id="10" w:name="_Toc242736696"/>
       <w:r>
         <w:t>Module 1 — The study (60 min)</w:t>
       </w:r>
@@ -7601,7 +7601,7 @@
       <w:pPr>
         <w:pStyle w:val="Heading2"/>
       </w:pPr>
-      <w:bookmarkStart w:id="11" w:name="_Toc242614824"/>
+      <w:bookmarkStart w:id="11" w:name="_Toc242736697"/>
       <w:r>
         <w:t>Module 2 — Research ethics and consent (60 min)</w:t>
       </w:r>
@@ -7696,7 +7696,7 @@
       <w:pPr>
         <w:pStyle w:val="Heading2"/>
       </w:pPr>
-      <w:bookmarkStart w:id="12" w:name="_Toc242614825"/>
+      <w:bookmarkStart w:id="12" w:name="_Toc242736698"/>
       <w:r>
         <w:t>Module 3 — Data protection (60 min)</w:t>
       </w:r>
@@ -7791,7 +7791,7 @@
       <w:pPr>
         <w:pStyle w:val="Heading2"/>
       </w:pPr>
-      <w:bookmarkStart w:id="13" w:name="_Toc242614826"/>
+      <w:bookmarkStart w:id="13" w:name="_Toc242736699"/>
       <w:r>
         <w:t>Module 5 — The portal (75 min)</w:t>
       </w:r>
@@ -7886,7 +7886,7 @@
       <w:pPr>
         <w:pStyle w:val="Heading2"/>
       </w:pPr>
-      <w:bookmarkStart w:id="14" w:name="_Toc242614827"/>
+      <w:bookmarkStart w:id="14" w:name="_Toc242736700"/>
       <w:r>
         <w:t>Module 6 — The respondent journey (45 min)</w:t>
       </w:r>
@@ -7982,7 +7982,7 @@
       <w:pPr>
         <w:pStyle w:val="Heading2"/>
       </w:pPr>
-      <w:bookmarkStart w:id="15" w:name="_Toc242614828"/>
+      <w:bookmarkStart w:id="15" w:name="_Toc242736701"/>
       <w:r>
         <w:t>Module 8 — Communication skills (90 min)</w:t>
       </w:r>
@@ -8077,7 +8077,7 @@
       <w:pPr>
         <w:pStyle w:val="Heading2"/>
       </w:pPr>
-      <w:bookmarkStart w:id="16" w:name="_Toc242614829"/>
+      <w:bookmarkStart w:id="16" w:name="_Toc242736702"/>
       <w:r>
         <w:t>Module 9 — Quality judgement (90 min)</w:t>
       </w:r>
@@ -8173,7 +8173,7 @@
         <w:pStyle w:val="Heading1"/>
         <w:pageBreakBefore/>
       </w:pPr>
-      <w:bookmarkStart w:id="17" w:name="_Toc242614830"/>
+      <w:bookmarkStart w:id="17" w:name="_Toc242736703"/>
       <w:r>
         <w:lastRenderedPageBreak/>
         <w:t>4. Role-plays and simulation</w:t>
@@ -9127,7 +9127,7 @@
       <w:pPr>
         <w:pStyle w:val="Heading2"/>
       </w:pPr>
-      <w:bookmarkStart w:id="18" w:name="_Toc242614831"/>
+      <w:bookmarkStart w:id="18" w:name="_Toc242736704"/>
       <w:r>
         <w:t>Field simulation (Day 3)</w:t>
       </w:r>
@@ -9222,7 +9222,7 @@
         <w:pStyle w:val="Heading1"/>
         <w:pageBreakBefore/>
       </w:pPr>
-      <w:bookmarkStart w:id="19" w:name="_Toc242614832"/>
+      <w:bookmarkStart w:id="19" w:name="_Toc242736705"/>
       <w:r>
         <w:lastRenderedPageBreak/>
         <w:t>5. Assessment and certification</w:t>
@@ -9233,7 +9233,7 @@
       <w:pPr>
         <w:pStyle w:val="Heading2"/>
       </w:pPr>
-      <w:bookmarkStart w:id="20" w:name="_Toc242614833"/>
+      <w:bookmarkStart w:id="20" w:name="_Toc242736706"/>
       <w:r>
         <w:t>5.1 Competencies</w:t>
       </w:r>
@@ -9624,7 +9624,7 @@
       <w:pPr>
         <w:pStyle w:val="Heading2"/>
       </w:pPr>
-      <w:bookmarkStart w:id="21" w:name="_Toc242614834"/>
+      <w:bookmarkStart w:id="21" w:name="_Toc242736707"/>
       <w:r>
         <w:t>5.2 Written assessment (answer key)</w:t>
       </w:r>
@@ -10984,7 +10984,7 @@
       <w:pPr>
         <w:pStyle w:val="Heading2"/>
       </w:pPr>
-      <w:bookmarkStart w:id="22" w:name="_Toc242614835"/>
+      <w:bookmarkStart w:id="22" w:name="_Toc242736708"/>
       <w:r>
         <w:t>5.3 Practical assessment</w:t>
       </w:r>
@@ -12247,7 +12247,7 @@
         <w:pStyle w:val="Heading1"/>
         <w:pageBreakBefore/>
       </w:pPr>
-      <w:bookmarkStart w:id="23" w:name="_Toc242614836"/>
+      <w:bookmarkStart w:id="23" w:name="_Toc242736709"/>
       <w:r>
         <w:lastRenderedPageBreak/>
         <w:t>6. Attendance register</w:t>
@@ -13826,7 +13826,7 @@
         <w:sz w:val="16"/>
         <w:szCs w:val="16"/>
       </w:rPr>
-      <w:t>Version 1.32 · 11 October 2026</w:t>
+      <w:t>Version 1.33 · 12 October 2026</w:t>
     </w:r>
     <w:r>
       <w:rPr>
@@ -13999,68 +13999,96 @@
 <file path=word/numbering.xml><?xml version="1.0" encoding="utf-8"?>
 <w:numbering xmlns:wpc="http://schemas.microsoft.com/office/word/2010/wordprocessingCanvas" xmlns:cx="http://schemas.microsoft.com/office/drawing/2014/chartex" xmlns:cx1="http://schemas.microsoft.com/office/drawing/2015/9/8/chartex" xmlns:cx2="http://schemas.microsoft.com/office/drawing/2015/10/21/chartex" xmlns:cx3="http://schemas.microsoft.com/office/drawing/2016/5/9/chartex" xmlns:cx4="http://schemas.microsoft.com/office/drawing/2016/5/10/chartex" xmlns:cx5="http://schemas.microsoft.com/office/drawing/2016/5/11/chartex" xmlns:cx6="http://schemas.microsoft.com/office/drawing/2016/5/12/chartex" xmlns:cx7="http://schemas.microsoft.com/office/drawing/2016/5/13/chartex" xmlns:cx8="http://schemas.microsoft.com/office/drawing/2016/5/14/chartex" xmlns:mc="http://schemas.openxmlformats.org/markup-compatibility/2006" xmlns:aink="http://schemas.microsoft.com/office/drawing/2016/ink" xmlns:am3d="http://schemas.microsoft.com/office/drawing/2017/model3d" xmlns:o="urn:schemas-microsoft-com:office:office" xmlns:oel="http://schemas.microsoft.com/office/2019/extlst" xmlns:r="http://schemas.openxmlformats.org/officeDocument/2006/relationships" xmlns:m="http://schemas.openxmlformats.org/officeDocument/2006/math" xmlns:v="urn:schemas-microsoft-com:vml" xmlns:wp14="http://schemas.microsoft.com/office/word/2010/wordprocessingDrawing" xmlns:wp="http://schemas.openxmlformats.org/drawingml/2006/wordprocessingDrawing" xmlns:w10="urn:schemas-microsoft-com:office:word" xmlns:w="http://schemas.openxmlformats.org/wordprocessingml/2006/main" xmlns:w14="http://schemas.microsoft.com/office/word/2010/wordml" xmlns:w15="http://schemas.microsoft.com/office/word/2012/wordml" xmlns:w16cex="http://schemas.microsoft.com/office/word/2018/wordml/cex" xmlns:w16cid="http://schemas.microsoft.com/office/word/2016/wordml/cid" xmlns:w16="http://schemas.microsoft.com/office/word/2018/wordml" xmlns:w16sdtdh="http://schemas.microsoft.com/office/word/2020/wordml/sdtdatahash" xmlns:w16se="http://schemas.microsoft.com/office/word/2015/wordml/symex" xmlns:wpg="http://schemas.microsoft.com/office/word/2010/wordprocessingGroup" xmlns:wpi="http://schemas.microsoft.com/office/word/2010/wordprocessingInk" xmlns:wne="http://schemas.microsoft.com/office/word/2006/wordml" xmlns:wps="http://schemas.microsoft.com/office/word/2010/wordprocessingShape" mc:Ignorable="w14 w15 w16se w16cid w16 w16cex w16sdtdh wp14">
   <w:abstractNum w:abstractNumId="0" w15:restartNumberingAfterBreak="0">
-    <w:nsid w:val="093A2BDD"/>
+    <w:nsid w:val="16F60A6F"/>
     <w:multiLevelType w:val="hybridMultilevel"/>
-    <w:tmpl w:val="F45C241C"/>
-    <w:lvl w:ilvl="0" w:tplc="CE7E42C6">
+    <w:tmpl w:val="10F87456"/>
+    <w:lvl w:ilvl="0" w:tplc="86A0148E">
       <w:start w:val="1"/>
       <w:numFmt w:val="bullet"/>
-      <w:lvlText w:val="•"/>
+      <w:lvlText w:val="●"/>
       <w:lvlJc w:val="left"/>
       <w:pPr>
-        <w:ind w:left="460" w:hanging="280"/>
+        <w:ind w:left="720" w:hanging="360"/>
       </w:pPr>
     </w:lvl>
-    <w:lvl w:ilvl="1" w:tplc="F536B0EE">
+    <w:lvl w:ilvl="1" w:tplc="EC3A2650">
       <w:start w:val="1"/>
       <w:numFmt w:val="bullet"/>
-      <w:lvlText w:val="–"/>
+      <w:lvlText w:val="○"/>
       <w:lvlJc w:val="left"/>
       <w:pPr>
-        <w:ind w:left="900" w:hanging="280"/>
+        <w:ind w:left="1440" w:hanging="360"/>
       </w:pPr>
     </w:lvl>
-    <w:lvl w:ilvl="2" w:tplc="320AF75A">
-      <w:numFmt w:val="decimal"/>
-      <w:lvlText w:val=""/>
+    <w:lvl w:ilvl="2" w:tplc="1D6ADE96">
+      <w:start w:val="1"/>
+      <w:numFmt w:val="bullet"/>
+      <w:lvlText w:val="■"/>
       <w:lvlJc w:val="left"/>
+      <w:pPr>
+        <w:ind w:left="2160" w:hanging="360"/>
+      </w:pPr>
     </w:lvl>
-    <w:lvl w:ilvl="3" w:tplc="D46E3BF2">
-      <w:numFmt w:val="decimal"/>
-      <w:lvlText w:val=""/>
+    <w:lvl w:ilvl="3" w:tplc="CCE2B156">
+      <w:start w:val="1"/>
+      <w:numFmt w:val="bullet"/>
+      <w:lvlText w:val="●"/>
       <w:lvlJc w:val="left"/>
+      <w:pPr>
+        <w:ind w:left="2880" w:hanging="360"/>
+      </w:pPr>
     </w:lvl>
-    <w:lvl w:ilvl="4" w:tplc="0B9CA556">
-      <w:numFmt w:val="decimal"/>
-      <w:lvlText w:val=""/>
+    <w:lvl w:ilvl="4" w:tplc="E5EC3928">
+      <w:start w:val="1"/>
+      <w:numFmt w:val="bullet"/>
+      <w:lvlText w:val="○"/>
       <w:lvlJc w:val="left"/>
+      <w:pPr>
+        <w:ind w:left="3600" w:hanging="360"/>
+      </w:pPr>
     </w:lvl>
-    <w:lvl w:ilvl="5" w:tplc="51BA9B8E">
-      <w:numFmt w:val="decimal"/>
-      <w:lvlText w:val=""/>
+    <w:lvl w:ilvl="5" w:tplc="2C32C516">
+      <w:start w:val="1"/>
+      <w:numFmt w:val="bullet"/>
+      <w:lvlText w:val="■"/>
       <w:lvlJc w:val="left"/>
+      <w:pPr>
+        <w:ind w:left="4320" w:hanging="360"/>
+      </w:pPr>
     </w:lvl>
-    <w:lvl w:ilvl="6" w:tplc="06E83C2E">
-      <w:numFmt w:val="decimal"/>
-      <w:lvlText w:val=""/>
+    <w:lvl w:ilvl="6" w:tplc="92C61926">
+      <w:start w:val="1"/>
+      <w:numFmt w:val="bullet"/>
+      <w:lvlText w:val="●"/>
       <w:lvlJc w:val="left"/>
+      <w:pPr>
+        <w:ind w:left="5040" w:hanging="360"/>
+      </w:pPr>
     </w:lvl>
-    <w:lvl w:ilvl="7" w:tplc="2DCE884C">
-      <w:numFmt w:val="decimal"/>
-      <w:lvlText w:val=""/>
+    <w:lvl w:ilvl="7" w:tplc="1C16E0FC">
+      <w:start w:val="1"/>
+      <w:numFmt w:val="bullet"/>
+      <w:lvlText w:val="●"/>
       <w:lvlJc w:val="left"/>
+      <w:pPr>
+        <w:ind w:left="5760" w:hanging="360"/>
+      </w:pPr>
     </w:lvl>
-    <w:lvl w:ilvl="8" w:tplc="76BA5170">
-      <w:numFmt w:val="decimal"/>
-      <w:lvlText w:val=""/>
+    <w:lvl w:ilvl="8" w:tplc="CE4E07A0">
+      <w:start w:val="1"/>
+      <w:numFmt w:val="bullet"/>
+      <w:lvlText w:val="●"/>
       <w:lvlJc w:val="left"/>
+      <w:pPr>
+        <w:ind w:left="6480" w:hanging="360"/>
+      </w:pPr>
     </w:lvl>
   </w:abstractNum>
   <w:abstractNum w:abstractNumId="1" w15:restartNumberingAfterBreak="0">
-    <w:nsid w:val="12FC702C"/>
+    <w:nsid w:val="30EA2B4E"/>
     <w:multiLevelType w:val="hybridMultilevel"/>
-    <w:tmpl w:val="22102310"/>
-    <w:lvl w:ilvl="0" w:tplc="6FDCC8BA">
+    <w:tmpl w:val="F7786180"/>
+    <w:lvl w:ilvl="0" w:tplc="D8745EBC">
       <w:start w:val="1"/>
       <w:numFmt w:val="decimal"/>
       <w:lvlText w:val="%1."/>
@@ -14074,52 +14102,52 @@
         <w:color w:val="A67C27"/>
       </w:rPr>
     </w:lvl>
-    <w:lvl w:ilvl="1" w:tplc="2256930C">
+    <w:lvl w:ilvl="1" w:tplc="DF626BA2">
       <w:numFmt w:val="decimal"/>
       <w:lvlText w:val=""/>
       <w:lvlJc w:val="left"/>
     </w:lvl>
-    <w:lvl w:ilvl="2" w:tplc="CF1AAD78">
+    <w:lvl w:ilvl="2" w:tplc="7D602AB8">
       <w:numFmt w:val="decimal"/>
       <w:lvlText w:val=""/>
       <w:lvlJc w:val="left"/>
     </w:lvl>
-    <w:lvl w:ilvl="3" w:tplc="50008FCC">
+    <w:lvl w:ilvl="3" w:tplc="28BC3746">
       <w:numFmt w:val="decimal"/>
       <w:lvlText w:val=""/>
       <w:lvlJc w:val="left"/>
     </w:lvl>
-    <w:lvl w:ilvl="4" w:tplc="09E2A828">
+    <w:lvl w:ilvl="4" w:tplc="F498F710">
       <w:numFmt w:val="decimal"/>
       <w:lvlText w:val=""/>
       <w:lvlJc w:val="left"/>
     </w:lvl>
-    <w:lvl w:ilvl="5" w:tplc="97D66814">
+    <w:lvl w:ilvl="5" w:tplc="ED1E1F64">
       <w:numFmt w:val="decimal"/>
       <w:lvlText w:val=""/>
       <w:lvlJc w:val="left"/>
     </w:lvl>
-    <w:lvl w:ilvl="6" w:tplc="3014DB2E">
+    <w:lvl w:ilvl="6" w:tplc="8C284500">
       <w:numFmt w:val="decimal"/>
       <w:lvlText w:val=""/>
       <w:lvlJc w:val="left"/>
     </w:lvl>
-    <w:lvl w:ilvl="7" w:tplc="23EA47C8">
+    <w:lvl w:ilvl="7" w:tplc="94EC88FA">
       <w:numFmt w:val="decimal"/>
       <w:lvlText w:val=""/>
       <w:lvlJc w:val="left"/>
     </w:lvl>
-    <w:lvl w:ilvl="8" w:tplc="33466EF0">
+    <w:lvl w:ilvl="8" w:tplc="6AB0686E">
       <w:numFmt w:val="decimal"/>
       <w:lvlText w:val=""/>
       <w:lvlJc w:val="left"/>
     </w:lvl>
   </w:abstractNum>
   <w:abstractNum w:abstractNumId="2" w15:restartNumberingAfterBreak="0">
-    <w:nsid w:val="69995B5C"/>
+    <w:nsid w:val="3D9366F2"/>
     <w:multiLevelType w:val="hybridMultilevel"/>
-    <w:tmpl w:val="3BB647A4"/>
-    <w:lvl w:ilvl="0" w:tplc="E9CCB40C">
+    <w:tmpl w:val="513A7A76"/>
+    <w:lvl w:ilvl="0" w:tplc="87C03264">
       <w:start w:val="1"/>
       <w:numFmt w:val="decimal"/>
       <w:lvlText w:val="%1."/>
@@ -14133,153 +14161,125 @@
         <w:color w:val="A67C27"/>
       </w:rPr>
     </w:lvl>
-    <w:lvl w:ilvl="1" w:tplc="E6FAB764">
+    <w:lvl w:ilvl="1" w:tplc="9D02CA36">
       <w:numFmt w:val="decimal"/>
       <w:lvlText w:val=""/>
       <w:lvlJc w:val="left"/>
     </w:lvl>
-    <w:lvl w:ilvl="2" w:tplc="08B6945C">
+    <w:lvl w:ilvl="2" w:tplc="F364E448">
       <w:numFmt w:val="decimal"/>
       <w:lvlText w:val=""/>
       <w:lvlJc w:val="left"/>
     </w:lvl>
-    <w:lvl w:ilvl="3" w:tplc="36A49306">
+    <w:lvl w:ilvl="3" w:tplc="2B8A9D16">
       <w:numFmt w:val="decimal"/>
       <w:lvlText w:val=""/>
       <w:lvlJc w:val="left"/>
     </w:lvl>
-    <w:lvl w:ilvl="4" w:tplc="EA986640">
+    <w:lvl w:ilvl="4" w:tplc="E80E19D8">
       <w:numFmt w:val="decimal"/>
       <w:lvlText w:val=""/>
       <w:lvlJc w:val="left"/>
     </w:lvl>
-    <w:lvl w:ilvl="5" w:tplc="13C27ADA">
+    <w:lvl w:ilvl="5" w:tplc="B7689412">
       <w:numFmt w:val="decimal"/>
       <w:lvlText w:val=""/>
       <w:lvlJc w:val="left"/>
     </w:lvl>
-    <w:lvl w:ilvl="6" w:tplc="6B8E839C">
+    <w:lvl w:ilvl="6" w:tplc="F0D00DFC">
       <w:numFmt w:val="decimal"/>
       <w:lvlText w:val=""/>
       <w:lvlJc w:val="left"/>
     </w:lvl>
-    <w:lvl w:ilvl="7" w:tplc="81C6F3EC">
+    <w:lvl w:ilvl="7" w:tplc="C8341B4C">
       <w:numFmt w:val="decimal"/>
       <w:lvlText w:val=""/>
       <w:lvlJc w:val="left"/>
     </w:lvl>
-    <w:lvl w:ilvl="8" w:tplc="4F8C13D6">
+    <w:lvl w:ilvl="8" w:tplc="B6FC8614">
       <w:numFmt w:val="decimal"/>
       <w:lvlText w:val=""/>
       <w:lvlJc w:val="left"/>
     </w:lvl>
   </w:abstractNum>
   <w:abstractNum w:abstractNumId="3" w15:restartNumberingAfterBreak="0">
-    <w:nsid w:val="7B13663A"/>
+    <w:nsid w:val="70CA37C2"/>
     <w:multiLevelType w:val="hybridMultilevel"/>
-    <w:tmpl w:val="3104F024"/>
-    <w:lvl w:ilvl="0" w:tplc="339C67C8">
+    <w:tmpl w:val="B8EE1CD0"/>
+    <w:lvl w:ilvl="0" w:tplc="DC36865A">
       <w:start w:val="1"/>
       <w:numFmt w:val="bullet"/>
-      <w:lvlText w:val="●"/>
+      <w:lvlText w:val="•"/>
       <w:lvlJc w:val="left"/>
       <w:pPr>
-        <w:ind w:left="720" w:hanging="360"/>
+        <w:ind w:left="460" w:hanging="280"/>
       </w:pPr>
     </w:lvl>
-    <w:lvl w:ilvl="1" w:tplc="D8920998">
+    <w:lvl w:ilvl="1" w:tplc="AC20F132">
       <w:start w:val="1"/>
       <w:numFmt w:val="bullet"/>
-      <w:lvlText w:val="○"/>
+      <w:lvlText w:val="–"/>
       <w:lvlJc w:val="left"/>
       <w:pPr>
-        <w:ind w:left="1440" w:hanging="360"/>
+        <w:ind w:left="900" w:hanging="280"/>
       </w:pPr>
     </w:lvl>
-    <w:lvl w:ilvl="2" w:tplc="5408109C">
-      <w:start w:val="1"/>
-      <w:numFmt w:val="bullet"/>
-      <w:lvlText w:val="■"/>
+    <w:lvl w:ilvl="2" w:tplc="8B8E64B4">
+      <w:numFmt w:val="decimal"/>
+      <w:lvlText w:val=""/>
       <w:lvlJc w:val="left"/>
-      <w:pPr>
-        <w:ind w:left="2160" w:hanging="360"/>
-      </w:pPr>
     </w:lvl>
-    <w:lvl w:ilvl="3" w:tplc="B1FEEE48">
-      <w:start w:val="1"/>
-      <w:numFmt w:val="bullet"/>
-      <w:lvlText w:val="●"/>
+    <w:lvl w:ilvl="3" w:tplc="AC70CA92">
+      <w:numFmt w:val="decimal"/>
+      <w:lvlText w:val=""/>
       <w:lvlJc w:val="left"/>
-      <w:pPr>
-        <w:ind w:left="2880" w:hanging="360"/>
-      </w:pPr>
     </w:lvl>
-    <w:lvl w:ilvl="4" w:tplc="E4542D06">
-      <w:start w:val="1"/>
-      <w:numFmt w:val="bullet"/>
-      <w:lvlText w:val="○"/>
+    <w:lvl w:ilvl="4" w:tplc="FF82D8BC">
+      <w:numFmt w:val="decimal"/>
+      <w:lvlText w:val=""/>
       <w:lvlJc w:val="left"/>
-      <w:pPr>
-        <w:ind w:left="3600" w:hanging="360"/>
-      </w:pPr>
     </w:lvl>
-    <w:lvl w:ilvl="5" w:tplc="94785B3E">
-      <w:start w:val="1"/>
-      <w:numFmt w:val="bullet"/>
-      <w:lvlText w:val="■"/>
+    <w:lvl w:ilvl="5" w:tplc="1CD2101E">
+      <w:numFmt w:val="decimal"/>
+      <w:lvlText w:val=""/>
       <w:lvlJc w:val="left"/>
-      <w:pPr>
-        <w:ind w:left="4320" w:hanging="360"/>
-      </w:pPr>
     </w:lvl>
-    <w:lvl w:ilvl="6" w:tplc="C1E28722">
-      <w:start w:val="1"/>
-      <w:numFmt w:val="bullet"/>
-      <w:lvlText w:val="●"/>
+    <w:lvl w:ilvl="6" w:tplc="9796ED64">
+      <w:numFmt w:val="decimal"/>
+      <w:lvlText w:val=""/>
       <w:lvlJc w:val="left"/>
-      <w:pPr>
-        <w:ind w:left="5040" w:hanging="360"/>
-      </w:pPr>
     </w:lvl>
-    <w:lvl w:ilvl="7" w:tplc="87A09954">
-      <w:start w:val="1"/>
-      <w:numFmt w:val="bullet"/>
-      <w:lvlText w:val="●"/>
+    <w:lvl w:ilvl="7" w:tplc="C99E4986">
+      <w:numFmt w:val="decimal"/>
+      <w:lvlText w:val=""/>
       <w:lvlJc w:val="left"/>
-      <w:pPr>
-        <w:ind w:left="5760" w:hanging="360"/>
-      </w:pPr>
     </w:lvl>
-    <w:lvl w:ilvl="8" w:tplc="A3DE08BC">
-      <w:start w:val="1"/>
-      <w:numFmt w:val="bullet"/>
-      <w:lvlText w:val="●"/>
+    <w:lvl w:ilvl="8" w:tplc="31F00EEC">
+      <w:numFmt w:val="decimal"/>
+      <w:lvlText w:val=""/>
       <w:lvlJc w:val="left"/>
-      <w:pPr>
-        <w:ind w:left="6480" w:hanging="360"/>
-      </w:pPr>
     </w:lvl>
   </w:abstractNum>
-  <w:num w:numId="1" w16cid:durableId="1245333120">
+  <w:num w:numId="1" w16cid:durableId="1755668724">
+    <w:abstractNumId w:val="0"/>
+    <w:lvlOverride w:ilvl="0">
+      <w:startOverride w:val="1"/>
+    </w:lvlOverride>
+  </w:num>
+  <w:num w:numId="2" w16cid:durableId="1847867760">
     <w:abstractNumId w:val="3"/>
     <w:lvlOverride w:ilvl="0">
       <w:startOverride w:val="1"/>
     </w:lvlOverride>
   </w:num>
-  <w:num w:numId="2" w16cid:durableId="1935943495">
-    <w:abstractNumId w:val="0"/>
+  <w:num w:numId="3" w16cid:durableId="450977499">
+    <w:abstractNumId w:val="1"/>
     <w:lvlOverride w:ilvl="0">
       <w:startOverride w:val="1"/>
     </w:lvlOverride>
   </w:num>
-  <w:num w:numId="3" w16cid:durableId="1556357811">
+  <w:num w:numId="4" w16cid:durableId="1695492946">
     <w:abstractNumId w:val="2"/>
-    <w:lvlOverride w:ilvl="0">
-      <w:startOverride w:val="1"/>
-    </w:lvlOverride>
-  </w:num>
-  <w:num w:numId="4" w16cid:durableId="1454981479">
-    <w:abstractNumId w:val="1"/>
     <w:lvlOverride w:ilvl="0">
       <w:startOverride w:val="1"/>
     </w:lvlOverride>
@@ -14904,7 +14904,7 @@
     <w:autoRedefine/>
     <w:uiPriority w:val="39"/>
     <w:unhideWhenUsed/>
-    <w:rsid w:val="00F644D7"/>
+    <w:rsid w:val="004A3109"/>
     <w:pPr>
       <w:spacing w:after="100"/>
     </w:pPr>
@@ -14916,7 +14916,7 @@
     <w:autoRedefine/>
     <w:uiPriority w:val="39"/>
     <w:unhideWhenUsed/>
-    <w:rsid w:val="00F644D7"/>
+    <w:rsid w:val="004A3109"/>
     <w:pPr>
       <w:spacing w:after="100"/>
       <w:ind w:left="210"/>

--- a/docs/manuals/RA_Training_Programme_and_Facilitator_Guide.docx
+++ b/docs/manuals/RA_Training_Programme_and_Facilitator_Guide.docx
@@ -469,7 +469,7 @@
                 <w:sz w:val="19"/>
                 <w:szCs w:val="19"/>
               </w:rPr>
-              <w:t>Version 1.33 · 12 October 2026</w:t>
+              <w:t>Version 1.34 · 12 October 2026</w:t>
             </w:r>
           </w:p>
         </w:tc>
@@ -538,7 +538,7 @@
     <w:sdt>
       <w:sdtPr>
         <w:alias w:val="Contents"/>
-        <w:id w:val="240001235"/>
+        <w:id w:val="1390307582"/>
       </w:sdtPr>
       <w:sdtEndPr/>
       <w:sdtContent>
@@ -567,7 +567,7 @@
           <w:r>
             <w:fldChar w:fldCharType="separate"/>
           </w:r>
-          <w:hyperlink w:anchor="_Toc242736686" w:history="1">
+          <w:hyperlink w:anchor="_Toc242740924" w:history="1">
             <w:r>
               <w:rPr>
                 <w:rStyle w:val="Hyperlink"/>
@@ -591,7 +591,7 @@
               <w:rPr>
                 <w:noProof/>
               </w:rPr>
-              <w:instrText xml:space="preserve"> PAGEREF _Toc242736686 \h </w:instrText>
+              <w:instrText xml:space="preserve"> PAGEREF _Toc242740924 \h </w:instrText>
             </w:r>
             <w:r>
               <w:rPr>
@@ -634,7 +634,7 @@
               <w14:ligatures w14:val="standardContextual"/>
             </w:rPr>
           </w:pPr>
-          <w:hyperlink w:anchor="_Toc242736687" w:history="1">
+          <w:hyperlink w:anchor="_Toc242740925" w:history="1">
             <w:r>
               <w:rPr>
                 <w:rStyle w:val="Hyperlink"/>
@@ -658,7 +658,7 @@
               <w:rPr>
                 <w:noProof/>
               </w:rPr>
-              <w:instrText xml:space="preserve"> PAGEREF _Toc242736687 \h </w:instrText>
+              <w:instrText xml:space="preserve"> PAGEREF _Toc242740925 \h </w:instrText>
             </w:r>
             <w:r>
               <w:rPr>
@@ -701,7 +701,7 @@
               <w14:ligatures w14:val="standardContextual"/>
             </w:rPr>
           </w:pPr>
-          <w:hyperlink w:anchor="_Toc242736688" w:history="1">
+          <w:hyperlink w:anchor="_Toc242740926" w:history="1">
             <w:r>
               <w:rPr>
                 <w:rStyle w:val="Hyperlink"/>
@@ -725,7 +725,7 @@
               <w:rPr>
                 <w:noProof/>
               </w:rPr>
-              <w:instrText xml:space="preserve"> PAGEREF _Toc242736688 \h </w:instrText>
+              <w:instrText xml:space="preserve"> PAGEREF _Toc242740926 \h </w:instrText>
             </w:r>
             <w:r>
               <w:rPr>
@@ -768,7 +768,7 @@
               <w14:ligatures w14:val="standardContextual"/>
             </w:rPr>
           </w:pPr>
-          <w:hyperlink w:anchor="_Toc242736689" w:history="1">
+          <w:hyperlink w:anchor="_Toc242740927" w:history="1">
             <w:r>
               <w:rPr>
                 <w:rStyle w:val="Hyperlink"/>
@@ -792,7 +792,7 @@
               <w:rPr>
                 <w:noProof/>
               </w:rPr>
-              <w:instrText xml:space="preserve"> PAGEREF _Toc242736689 \h </w:instrText>
+              <w:instrText xml:space="preserve"> PAGEREF _Toc242740927 \h </w:instrText>
             </w:r>
             <w:r>
               <w:rPr>
@@ -835,7 +835,7 @@
               <w14:ligatures w14:val="standardContextual"/>
             </w:rPr>
           </w:pPr>
-          <w:hyperlink w:anchor="_Toc242736690" w:history="1">
+          <w:hyperlink w:anchor="_Toc242740928" w:history="1">
             <w:r>
               <w:rPr>
                 <w:rStyle w:val="Hyperlink"/>
@@ -859,7 +859,7 @@
               <w:rPr>
                 <w:noProof/>
               </w:rPr>
-              <w:instrText xml:space="preserve"> PAGEREF _Toc242736690 \h </w:instrText>
+              <w:instrText xml:space="preserve"> PAGEREF _Toc242740928 \h </w:instrText>
             </w:r>
             <w:r>
               <w:rPr>
@@ -902,7 +902,7 @@
               <w14:ligatures w14:val="standardContextual"/>
             </w:rPr>
           </w:pPr>
-          <w:hyperlink w:anchor="_Toc242736691" w:history="1">
+          <w:hyperlink w:anchor="_Toc242740929" w:history="1">
             <w:r>
               <w:rPr>
                 <w:rStyle w:val="Hyperlink"/>
@@ -926,7 +926,7 @@
               <w:rPr>
                 <w:noProof/>
               </w:rPr>
-              <w:instrText xml:space="preserve"> PAGEREF _Toc242736691 \h </w:instrText>
+              <w:instrText xml:space="preserve"> PAGEREF _Toc242740929 \h </w:instrText>
             </w:r>
             <w:r>
               <w:rPr>
@@ -969,7 +969,7 @@
               <w14:ligatures w14:val="standardContextual"/>
             </w:rPr>
           </w:pPr>
-          <w:hyperlink w:anchor="_Toc242736692" w:history="1">
+          <w:hyperlink w:anchor="_Toc242740930" w:history="1">
             <w:r>
               <w:rPr>
                 <w:rStyle w:val="Hyperlink"/>
@@ -993,7 +993,7 @@
               <w:rPr>
                 <w:noProof/>
               </w:rPr>
-              <w:instrText xml:space="preserve"> PAGEREF _Toc242736692 \h </w:instrText>
+              <w:instrText xml:space="preserve"> PAGEREF _Toc242740930 \h </w:instrText>
             </w:r>
             <w:r>
               <w:rPr>
@@ -1036,7 +1036,7 @@
               <w14:ligatures w14:val="standardContextual"/>
             </w:rPr>
           </w:pPr>
-          <w:hyperlink w:anchor="_Toc242736693" w:history="1">
+          <w:hyperlink w:anchor="_Toc242740931" w:history="1">
             <w:r>
               <w:rPr>
                 <w:rStyle w:val="Hyperlink"/>
@@ -1060,7 +1060,7 @@
               <w:rPr>
                 <w:noProof/>
               </w:rPr>
-              <w:instrText xml:space="preserve"> PAGEREF _Toc242736693 \h </w:instrText>
+              <w:instrText xml:space="preserve"> PAGEREF _Toc242740931 \h </w:instrText>
             </w:r>
             <w:r>
               <w:rPr>
@@ -1103,7 +1103,7 @@
               <w14:ligatures w14:val="standardContextual"/>
             </w:rPr>
           </w:pPr>
-          <w:hyperlink w:anchor="_Toc242736694" w:history="1">
+          <w:hyperlink w:anchor="_Toc242740932" w:history="1">
             <w:r>
               <w:rPr>
                 <w:rStyle w:val="Hyperlink"/>
@@ -1127,7 +1127,7 @@
               <w:rPr>
                 <w:noProof/>
               </w:rPr>
-              <w:instrText xml:space="preserve"> PAGEREF _Toc242736694 \h </w:instrText>
+              <w:instrText xml:space="preserve"> PAGEREF _Toc242740932 \h </w:instrText>
             </w:r>
             <w:r>
               <w:rPr>
@@ -1170,7 +1170,7 @@
               <w14:ligatures w14:val="standardContextual"/>
             </w:rPr>
           </w:pPr>
-          <w:hyperlink w:anchor="_Toc242736695" w:history="1">
+          <w:hyperlink w:anchor="_Toc242740933" w:history="1">
             <w:r>
               <w:rPr>
                 <w:rStyle w:val="Hyperlink"/>
@@ -1194,7 +1194,7 @@
               <w:rPr>
                 <w:noProof/>
               </w:rPr>
-              <w:instrText xml:space="preserve"> PAGEREF _Toc242736695 \h </w:instrText>
+              <w:instrText xml:space="preserve"> PAGEREF _Toc242740933 \h </w:instrText>
             </w:r>
             <w:r>
               <w:rPr>
@@ -1237,7 +1237,7 @@
               <w14:ligatures w14:val="standardContextual"/>
             </w:rPr>
           </w:pPr>
-          <w:hyperlink w:anchor="_Toc242736696" w:history="1">
+          <w:hyperlink w:anchor="_Toc242740934" w:history="1">
             <w:r>
               <w:rPr>
                 <w:rStyle w:val="Hyperlink"/>
@@ -1261,7 +1261,7 @@
               <w:rPr>
                 <w:noProof/>
               </w:rPr>
-              <w:instrText xml:space="preserve"> PAGEREF _Toc242736696 \h </w:instrText>
+              <w:instrText xml:space="preserve"> PAGEREF _Toc242740934 \h </w:instrText>
             </w:r>
             <w:r>
               <w:rPr>
@@ -1304,7 +1304,7 @@
               <w14:ligatures w14:val="standardContextual"/>
             </w:rPr>
           </w:pPr>
-          <w:hyperlink w:anchor="_Toc242736697" w:history="1">
+          <w:hyperlink w:anchor="_Toc242740935" w:history="1">
             <w:r>
               <w:rPr>
                 <w:rStyle w:val="Hyperlink"/>
@@ -1328,7 +1328,7 @@
               <w:rPr>
                 <w:noProof/>
               </w:rPr>
-              <w:instrText xml:space="preserve"> PAGEREF _Toc242736697 \h </w:instrText>
+              <w:instrText xml:space="preserve"> PAGEREF _Toc242740935 \h </w:instrText>
             </w:r>
             <w:r>
               <w:rPr>
@@ -1371,7 +1371,7 @@
               <w14:ligatures w14:val="standardContextual"/>
             </w:rPr>
           </w:pPr>
-          <w:hyperlink w:anchor="_Toc242736698" w:history="1">
+          <w:hyperlink w:anchor="_Toc242740936" w:history="1">
             <w:r>
               <w:rPr>
                 <w:rStyle w:val="Hyperlink"/>
@@ -1395,7 +1395,7 @@
               <w:rPr>
                 <w:noProof/>
               </w:rPr>
-              <w:instrText xml:space="preserve"> PAGEREF _Toc242736698 \h </w:instrText>
+              <w:instrText xml:space="preserve"> PAGEREF _Toc242740936 \h </w:instrText>
             </w:r>
             <w:r>
               <w:rPr>
@@ -1438,7 +1438,7 @@
               <w14:ligatures w14:val="standardContextual"/>
             </w:rPr>
           </w:pPr>
-          <w:hyperlink w:anchor="_Toc242736699" w:history="1">
+          <w:hyperlink w:anchor="_Toc242740937" w:history="1">
             <w:r>
               <w:rPr>
                 <w:rStyle w:val="Hyperlink"/>
@@ -1462,7 +1462,7 @@
               <w:rPr>
                 <w:noProof/>
               </w:rPr>
-              <w:instrText xml:space="preserve"> PAGEREF _Toc242736699 \h </w:instrText>
+              <w:instrText xml:space="preserve"> PAGEREF _Toc242740937 \h </w:instrText>
             </w:r>
             <w:r>
               <w:rPr>
@@ -1505,7 +1505,7 @@
               <w14:ligatures w14:val="standardContextual"/>
             </w:rPr>
           </w:pPr>
-          <w:hyperlink w:anchor="_Toc242736700" w:history="1">
+          <w:hyperlink w:anchor="_Toc242740938" w:history="1">
             <w:r>
               <w:rPr>
                 <w:rStyle w:val="Hyperlink"/>
@@ -1529,7 +1529,7 @@
               <w:rPr>
                 <w:noProof/>
               </w:rPr>
-              <w:instrText xml:space="preserve"> PAGEREF _Toc242736700 \h </w:instrText>
+              <w:instrText xml:space="preserve"> PAGEREF _Toc242740938 \h </w:instrText>
             </w:r>
             <w:r>
               <w:rPr>
@@ -1572,7 +1572,7 @@
               <w14:ligatures w14:val="standardContextual"/>
             </w:rPr>
           </w:pPr>
-          <w:hyperlink w:anchor="_Toc242736701" w:history="1">
+          <w:hyperlink w:anchor="_Toc242740939" w:history="1">
             <w:r>
               <w:rPr>
                 <w:rStyle w:val="Hyperlink"/>
@@ -1596,7 +1596,7 @@
               <w:rPr>
                 <w:noProof/>
               </w:rPr>
-              <w:instrText xml:space="preserve"> PAGEREF _Toc242736701 \h </w:instrText>
+              <w:instrText xml:space="preserve"> PAGEREF _Toc242740939 \h </w:instrText>
             </w:r>
             <w:r>
               <w:rPr>
@@ -1639,7 +1639,7 @@
               <w14:ligatures w14:val="standardContextual"/>
             </w:rPr>
           </w:pPr>
-          <w:hyperlink w:anchor="_Toc242736702" w:history="1">
+          <w:hyperlink w:anchor="_Toc242740940" w:history="1">
             <w:r>
               <w:rPr>
                 <w:rStyle w:val="Hyperlink"/>
@@ -1663,7 +1663,7 @@
               <w:rPr>
                 <w:noProof/>
               </w:rPr>
-              <w:instrText xml:space="preserve"> PAGEREF _Toc242736702 \h </w:instrText>
+              <w:instrText xml:space="preserve"> PAGEREF _Toc242740940 \h </w:instrText>
             </w:r>
             <w:r>
               <w:rPr>
@@ -1706,7 +1706,7 @@
               <w14:ligatures w14:val="standardContextual"/>
             </w:rPr>
           </w:pPr>
-          <w:hyperlink w:anchor="_Toc242736703" w:history="1">
+          <w:hyperlink w:anchor="_Toc242740941" w:history="1">
             <w:r>
               <w:rPr>
                 <w:rStyle w:val="Hyperlink"/>
@@ -1730,7 +1730,7 @@
               <w:rPr>
                 <w:noProof/>
               </w:rPr>
-              <w:instrText xml:space="preserve"> PAGEREF _Toc242736703 \h </w:instrText>
+              <w:instrText xml:space="preserve"> PAGEREF _Toc242740941 \h </w:instrText>
             </w:r>
             <w:r>
               <w:rPr>
@@ -1773,7 +1773,7 @@
               <w14:ligatures w14:val="standardContextual"/>
             </w:rPr>
           </w:pPr>
-          <w:hyperlink w:anchor="_Toc242736704" w:history="1">
+          <w:hyperlink w:anchor="_Toc242740942" w:history="1">
             <w:r>
               <w:rPr>
                 <w:rStyle w:val="Hyperlink"/>
@@ -1797,7 +1797,7 @@
               <w:rPr>
                 <w:noProof/>
               </w:rPr>
-              <w:instrText xml:space="preserve"> PAGEREF _Toc242736704 \h </w:instrText>
+              <w:instrText xml:space="preserve"> PAGEREF _Toc242740942 \h </w:instrText>
             </w:r>
             <w:r>
               <w:rPr>
@@ -1840,7 +1840,7 @@
               <w14:ligatures w14:val="standardContextual"/>
             </w:rPr>
           </w:pPr>
-          <w:hyperlink w:anchor="_Toc242736705" w:history="1">
+          <w:hyperlink w:anchor="_Toc242740943" w:history="1">
             <w:r>
               <w:rPr>
                 <w:rStyle w:val="Hyperlink"/>
@@ -1864,7 +1864,7 @@
               <w:rPr>
                 <w:noProof/>
               </w:rPr>
-              <w:instrText xml:space="preserve"> PAGEREF _Toc242736705 \h </w:instrText>
+              <w:instrText xml:space="preserve"> PAGEREF _Toc242740943 \h </w:instrText>
             </w:r>
             <w:r>
               <w:rPr>
@@ -1907,7 +1907,7 @@
               <w14:ligatures w14:val="standardContextual"/>
             </w:rPr>
           </w:pPr>
-          <w:hyperlink w:anchor="_Toc242736706" w:history="1">
+          <w:hyperlink w:anchor="_Toc242740944" w:history="1">
             <w:r>
               <w:rPr>
                 <w:rStyle w:val="Hyperlink"/>
@@ -1931,7 +1931,7 @@
               <w:rPr>
                 <w:noProof/>
               </w:rPr>
-              <w:instrText xml:space="preserve"> PAGEREF _Toc242736706 \h </w:instrText>
+              <w:instrText xml:space="preserve"> PAGEREF _Toc242740944 \h </w:instrText>
             </w:r>
             <w:r>
               <w:rPr>
@@ -1974,7 +1974,7 @@
               <w14:ligatures w14:val="standardContextual"/>
             </w:rPr>
           </w:pPr>
-          <w:hyperlink w:anchor="_Toc242736707" w:history="1">
+          <w:hyperlink w:anchor="_Toc242740945" w:history="1">
             <w:r>
               <w:rPr>
                 <w:rStyle w:val="Hyperlink"/>
@@ -1998,7 +1998,7 @@
               <w:rPr>
                 <w:noProof/>
               </w:rPr>
-              <w:instrText xml:space="preserve"> PAGEREF _Toc242736707 \h </w:instrText>
+              <w:instrText xml:space="preserve"> PAGEREF _Toc242740945 \h </w:instrText>
             </w:r>
             <w:r>
               <w:rPr>
@@ -2041,7 +2041,7 @@
               <w14:ligatures w14:val="standardContextual"/>
             </w:rPr>
           </w:pPr>
-          <w:hyperlink w:anchor="_Toc242736708" w:history="1">
+          <w:hyperlink w:anchor="_Toc242740946" w:history="1">
             <w:r>
               <w:rPr>
                 <w:rStyle w:val="Hyperlink"/>
@@ -2065,7 +2065,7 @@
               <w:rPr>
                 <w:noProof/>
               </w:rPr>
-              <w:instrText xml:space="preserve"> PAGEREF _Toc242736708 \h </w:instrText>
+              <w:instrText xml:space="preserve"> PAGEREF _Toc242740946 \h </w:instrText>
             </w:r>
             <w:r>
               <w:rPr>
@@ -2108,7 +2108,7 @@
               <w14:ligatures w14:val="standardContextual"/>
             </w:rPr>
           </w:pPr>
-          <w:hyperlink w:anchor="_Toc242736709" w:history="1">
+          <w:hyperlink w:anchor="_Toc242740947" w:history="1">
             <w:r>
               <w:rPr>
                 <w:rStyle w:val="Hyperlink"/>
@@ -2132,7 +2132,7 @@
               <w:rPr>
                 <w:noProof/>
               </w:rPr>
-              <w:instrText xml:space="preserve"> PAGEREF _Toc242736709 \h </w:instrText>
+              <w:instrText xml:space="preserve"> PAGEREF _Toc242740947 \h </w:instrText>
             </w:r>
             <w:r>
               <w:rPr>
@@ -2171,7 +2171,7 @@
         <w:pStyle w:val="Heading1"/>
         <w:pageBreakBefore/>
       </w:pPr>
-      <w:bookmarkStart w:id="0" w:name="_Toc242736686"/>
+      <w:bookmarkStart w:id="0" w:name="_Toc242740924"/>
       <w:r>
         <w:lastRenderedPageBreak/>
         <w:t>1. Programme overview</w:t>
@@ -2577,7 +2577,7 @@
       <w:pPr>
         <w:pStyle w:val="Heading2"/>
       </w:pPr>
-      <w:bookmarkStart w:id="1" w:name="_Toc242736687"/>
+      <w:bookmarkStart w:id="1" w:name="_Toc242740925"/>
       <w:r>
         <w:t>1.1 Learning objectives</w:t>
       </w:r>
@@ -2678,7 +2678,7 @@
       <w:pPr>
         <w:pStyle w:val="Heading2"/>
       </w:pPr>
-      <w:bookmarkStart w:id="2" w:name="_Toc242736688"/>
+      <w:bookmarkStart w:id="2" w:name="_Toc242740926"/>
       <w:r>
         <w:t>1.2 Before the training (facilitator checklist)</w:t>
       </w:r>
@@ -3214,7 +3214,7 @@
       <w:pPr>
         <w:pStyle w:val="Heading2"/>
       </w:pPr>
-      <w:bookmarkStart w:id="3" w:name="_Toc242736689"/>
+      <w:bookmarkStart w:id="3" w:name="_Toc242740927"/>
       <w:r>
         <w:t>1.3 The practice environment</w:t>
       </w:r>
@@ -3360,7 +3360,7 @@
         <w:pStyle w:val="Heading1"/>
         <w:pageBreakBefore/>
       </w:pPr>
-      <w:bookmarkStart w:id="4" w:name="_Toc242736690"/>
+      <w:bookmarkStart w:id="4" w:name="_Toc242740928"/>
       <w:r>
         <w:lastRenderedPageBreak/>
         <w:t>2. Schedule</w:t>
@@ -3371,7 +3371,7 @@
       <w:pPr>
         <w:pStyle w:val="Heading2"/>
       </w:pPr>
-      <w:bookmarkStart w:id="5" w:name="_Toc242736691"/>
+      <w:bookmarkStart w:id="5" w:name="_Toc242740929"/>
       <w:r>
         <w:t>Day 1 — Foundations (all RAs)</w:t>
       </w:r>
@@ -4654,7 +4654,7 @@
       <w:pPr>
         <w:pStyle w:val="Heading2"/>
       </w:pPr>
-      <w:bookmarkStart w:id="6" w:name="_Toc242736692"/>
+      <w:bookmarkStart w:id="6" w:name="_Toc242740930"/>
       <w:r>
         <w:t>Day 2 — Role tracks</w:t>
       </w:r>
@@ -6182,7 +6182,7 @@
       <w:pPr>
         <w:pStyle w:val="Heading2"/>
       </w:pPr>
-      <w:bookmarkStart w:id="7" w:name="_Toc242736693"/>
+      <w:bookmarkStart w:id="7" w:name="_Toc242740931"/>
       <w:r>
         <w:t>Day 3 — Practice and assessment</w:t>
       </w:r>
@@ -7152,7 +7152,7 @@
       <w:pPr>
         <w:pStyle w:val="Heading2"/>
       </w:pPr>
-      <w:bookmarkStart w:id="8" w:name="_Toc242736694"/>
+      <w:bookmarkStart w:id="8" w:name="_Toc242740932"/>
       <w:r>
         <w:t>After the training</w:t>
       </w:r>
@@ -7487,7 +7487,7 @@
         <w:pStyle w:val="Heading1"/>
         <w:pageBreakBefore/>
       </w:pPr>
-      <w:bookmarkStart w:id="9" w:name="_Toc242736695"/>
+      <w:bookmarkStart w:id="9" w:name="_Toc242740933"/>
       <w:r>
         <w:lastRenderedPageBreak/>
         <w:t>3. Session plans</w:t>
@@ -7506,7 +7506,7 @@
       <w:pPr>
         <w:pStyle w:val="Heading2"/>
       </w:pPr>
-      <w:bookmarkStart w:id="10" w:name="_Toc242736696"/>
+      <w:bookmarkStart w:id="10" w:name="_Toc242740934"/>
       <w:r>
         <w:t>Module 1 — The study (60 min)</w:t>
       </w:r>
@@ -7601,7 +7601,7 @@
       <w:pPr>
         <w:pStyle w:val="Heading2"/>
       </w:pPr>
-      <w:bookmarkStart w:id="11" w:name="_Toc242736697"/>
+      <w:bookmarkStart w:id="11" w:name="_Toc242740935"/>
       <w:r>
         <w:t>Module 2 — Research ethics and consent (60 min)</w:t>
       </w:r>
@@ -7696,7 +7696,7 @@
       <w:pPr>
         <w:pStyle w:val="Heading2"/>
       </w:pPr>
-      <w:bookmarkStart w:id="12" w:name="_Toc242736698"/>
+      <w:bookmarkStart w:id="12" w:name="_Toc242740936"/>
       <w:r>
         <w:t>Module 3 — Data protection (60 min)</w:t>
       </w:r>
@@ -7791,7 +7791,7 @@
       <w:pPr>
         <w:pStyle w:val="Heading2"/>
       </w:pPr>
-      <w:bookmarkStart w:id="13" w:name="_Toc242736699"/>
+      <w:bookmarkStart w:id="13" w:name="_Toc242740937"/>
       <w:r>
         <w:t>Module 5 — The portal (75 min)</w:t>
       </w:r>
@@ -7886,7 +7886,7 @@
       <w:pPr>
         <w:pStyle w:val="Heading2"/>
       </w:pPr>
-      <w:bookmarkStart w:id="14" w:name="_Toc242736700"/>
+      <w:bookmarkStart w:id="14" w:name="_Toc242740938"/>
       <w:r>
         <w:t>Module 6 — The respondent journey (45 min)</w:t>
       </w:r>
@@ -7982,7 +7982,7 @@
       <w:pPr>
         <w:pStyle w:val="Heading2"/>
       </w:pPr>
-      <w:bookmarkStart w:id="15" w:name="_Toc242736701"/>
+      <w:bookmarkStart w:id="15" w:name="_Toc242740939"/>
       <w:r>
         <w:t>Module 8 — Communication skills (90 min)</w:t>
       </w:r>
@@ -8077,7 +8077,7 @@
       <w:pPr>
         <w:pStyle w:val="Heading2"/>
       </w:pPr>
-      <w:bookmarkStart w:id="16" w:name="_Toc242736702"/>
+      <w:bookmarkStart w:id="16" w:name="_Toc242740940"/>
       <w:r>
         <w:t>Module 9 — Quality judgement (90 min)</w:t>
       </w:r>
@@ -8173,7 +8173,7 @@
         <w:pStyle w:val="Heading1"/>
         <w:pageBreakBefore/>
       </w:pPr>
-      <w:bookmarkStart w:id="17" w:name="_Toc242736703"/>
+      <w:bookmarkStart w:id="17" w:name="_Toc242740941"/>
       <w:r>
         <w:lastRenderedPageBreak/>
         <w:t>4. Role-plays and simulation</w:t>
@@ -9127,7 +9127,7 @@
       <w:pPr>
         <w:pStyle w:val="Heading2"/>
       </w:pPr>
-      <w:bookmarkStart w:id="18" w:name="_Toc242736704"/>
+      <w:bookmarkStart w:id="18" w:name="_Toc242740942"/>
       <w:r>
         <w:t>Field simulation (Day 3)</w:t>
       </w:r>
@@ -9222,7 +9222,7 @@
         <w:pStyle w:val="Heading1"/>
         <w:pageBreakBefore/>
       </w:pPr>
-      <w:bookmarkStart w:id="19" w:name="_Toc242736705"/>
+      <w:bookmarkStart w:id="19" w:name="_Toc242740943"/>
       <w:r>
         <w:lastRenderedPageBreak/>
         <w:t>5. Assessment and certification</w:t>
@@ -9233,7 +9233,7 @@
       <w:pPr>
         <w:pStyle w:val="Heading2"/>
       </w:pPr>
-      <w:bookmarkStart w:id="20" w:name="_Toc242736706"/>
+      <w:bookmarkStart w:id="20" w:name="_Toc242740944"/>
       <w:r>
         <w:t>5.1 Competencies</w:t>
       </w:r>
@@ -9624,7 +9624,7 @@
       <w:pPr>
         <w:pStyle w:val="Heading2"/>
       </w:pPr>
-      <w:bookmarkStart w:id="21" w:name="_Toc242736707"/>
+      <w:bookmarkStart w:id="21" w:name="_Toc242740945"/>
       <w:r>
         <w:t>5.2 Written assessment (answer key)</w:t>
       </w:r>
@@ -10984,7 +10984,7 @@
       <w:pPr>
         <w:pStyle w:val="Heading2"/>
       </w:pPr>
-      <w:bookmarkStart w:id="22" w:name="_Toc242736708"/>
+      <w:bookmarkStart w:id="22" w:name="_Toc242740946"/>
       <w:r>
         <w:t>5.3 Practical assessment</w:t>
       </w:r>
@@ -12247,7 +12247,7 @@
         <w:pStyle w:val="Heading1"/>
         <w:pageBreakBefore/>
       </w:pPr>
-      <w:bookmarkStart w:id="23" w:name="_Toc242736709"/>
+      <w:bookmarkStart w:id="23" w:name="_Toc242740947"/>
       <w:r>
         <w:lastRenderedPageBreak/>
         <w:t>6. Attendance register</w:t>
@@ -13826,7 +13826,7 @@
         <w:sz w:val="16"/>
         <w:szCs w:val="16"/>
       </w:rPr>
-      <w:t>Version 1.33 · 12 October 2026</w:t>
+      <w:t>Version 1.34 · 12 October 2026</w:t>
     </w:r>
     <w:r>
       <w:rPr>
@@ -13999,96 +13999,10 @@
 <file path=word/numbering.xml><?xml version="1.0" encoding="utf-8"?>
 <w:numbering xmlns:wpc="http://schemas.microsoft.com/office/word/2010/wordprocessingCanvas" xmlns:cx="http://schemas.microsoft.com/office/drawing/2014/chartex" xmlns:cx1="http://schemas.microsoft.com/office/drawing/2015/9/8/chartex" xmlns:cx2="http://schemas.microsoft.com/office/drawing/2015/10/21/chartex" xmlns:cx3="http://schemas.microsoft.com/office/drawing/2016/5/9/chartex" xmlns:cx4="http://schemas.microsoft.com/office/drawing/2016/5/10/chartex" xmlns:cx5="http://schemas.microsoft.com/office/drawing/2016/5/11/chartex" xmlns:cx6="http://schemas.microsoft.com/office/drawing/2016/5/12/chartex" xmlns:cx7="http://schemas.microsoft.com/office/drawing/2016/5/13/chartex" xmlns:cx8="http://schemas.microsoft.com/office/drawing/2016/5/14/chartex" xmlns:mc="http://schemas.openxmlformats.org/markup-compatibility/2006" xmlns:aink="http://schemas.microsoft.com/office/drawing/2016/ink" xmlns:am3d="http://schemas.microsoft.com/office/drawing/2017/model3d" xmlns:o="urn:schemas-microsoft-com:office:office" xmlns:oel="http://schemas.microsoft.com/office/2019/extlst" xmlns:r="http://schemas.openxmlformats.org/officeDocument/2006/relationships" xmlns:m="http://schemas.openxmlformats.org/officeDocument/2006/math" xmlns:v="urn:schemas-microsoft-com:vml" xmlns:wp14="http://schemas.microsoft.com/office/word/2010/wordprocessingDrawing" xmlns:wp="http://schemas.openxmlformats.org/drawingml/2006/wordprocessingDrawing" xmlns:w10="urn:schemas-microsoft-com:office:word" xmlns:w="http://schemas.openxmlformats.org/wordprocessingml/2006/main" xmlns:w14="http://schemas.microsoft.com/office/word/2010/wordml" xmlns:w15="http://schemas.microsoft.com/office/word/2012/wordml" xmlns:w16cex="http://schemas.microsoft.com/office/word/2018/wordml/cex" xmlns:w16cid="http://schemas.microsoft.com/office/word/2016/wordml/cid" xmlns:w16="http://schemas.microsoft.com/office/word/2018/wordml" xmlns:w16sdtdh="http://schemas.microsoft.com/office/word/2020/wordml/sdtdatahash" xmlns:w16se="http://schemas.microsoft.com/office/word/2015/wordml/symex" xmlns:wpg="http://schemas.microsoft.com/office/word/2010/wordprocessingGroup" xmlns:wpi="http://schemas.microsoft.com/office/word/2010/wordprocessingInk" xmlns:wne="http://schemas.microsoft.com/office/word/2006/wordml" xmlns:wps="http://schemas.microsoft.com/office/word/2010/wordprocessingShape" mc:Ignorable="w14 w15 w16se w16cid w16 w16cex w16sdtdh wp14">
   <w:abstractNum w:abstractNumId="0" w15:restartNumberingAfterBreak="0">
-    <w:nsid w:val="16F60A6F"/>
+    <w:nsid w:val="41965727"/>
     <w:multiLevelType w:val="hybridMultilevel"/>
-    <w:tmpl w:val="10F87456"/>
-    <w:lvl w:ilvl="0" w:tplc="86A0148E">
-      <w:start w:val="1"/>
-      <w:numFmt w:val="bullet"/>
-      <w:lvlText w:val="●"/>
-      <w:lvlJc w:val="left"/>
-      <w:pPr>
-        <w:ind w:left="720" w:hanging="360"/>
-      </w:pPr>
-    </w:lvl>
-    <w:lvl w:ilvl="1" w:tplc="EC3A2650">
-      <w:start w:val="1"/>
-      <w:numFmt w:val="bullet"/>
-      <w:lvlText w:val="○"/>
-      <w:lvlJc w:val="left"/>
-      <w:pPr>
-        <w:ind w:left="1440" w:hanging="360"/>
-      </w:pPr>
-    </w:lvl>
-    <w:lvl w:ilvl="2" w:tplc="1D6ADE96">
-      <w:start w:val="1"/>
-      <w:numFmt w:val="bullet"/>
-      <w:lvlText w:val="■"/>
-      <w:lvlJc w:val="left"/>
-      <w:pPr>
-        <w:ind w:left="2160" w:hanging="360"/>
-      </w:pPr>
-    </w:lvl>
-    <w:lvl w:ilvl="3" w:tplc="CCE2B156">
-      <w:start w:val="1"/>
-      <w:numFmt w:val="bullet"/>
-      <w:lvlText w:val="●"/>
-      <w:lvlJc w:val="left"/>
-      <w:pPr>
-        <w:ind w:left="2880" w:hanging="360"/>
-      </w:pPr>
-    </w:lvl>
-    <w:lvl w:ilvl="4" w:tplc="E5EC3928">
-      <w:start w:val="1"/>
-      <w:numFmt w:val="bullet"/>
-      <w:lvlText w:val="○"/>
-      <w:lvlJc w:val="left"/>
-      <w:pPr>
-        <w:ind w:left="3600" w:hanging="360"/>
-      </w:pPr>
-    </w:lvl>
-    <w:lvl w:ilvl="5" w:tplc="2C32C516">
-      <w:start w:val="1"/>
-      <w:numFmt w:val="bullet"/>
-      <w:lvlText w:val="■"/>
-      <w:lvlJc w:val="left"/>
-      <w:pPr>
-        <w:ind w:left="4320" w:hanging="360"/>
-      </w:pPr>
-    </w:lvl>
-    <w:lvl w:ilvl="6" w:tplc="92C61926">
-      <w:start w:val="1"/>
-      <w:numFmt w:val="bullet"/>
-      <w:lvlText w:val="●"/>
-      <w:lvlJc w:val="left"/>
-      <w:pPr>
-        <w:ind w:left="5040" w:hanging="360"/>
-      </w:pPr>
-    </w:lvl>
-    <w:lvl w:ilvl="7" w:tplc="1C16E0FC">
-      <w:start w:val="1"/>
-      <w:numFmt w:val="bullet"/>
-      <w:lvlText w:val="●"/>
-      <w:lvlJc w:val="left"/>
-      <w:pPr>
-        <w:ind w:left="5760" w:hanging="360"/>
-      </w:pPr>
-    </w:lvl>
-    <w:lvl w:ilvl="8" w:tplc="CE4E07A0">
-      <w:start w:val="1"/>
-      <w:numFmt w:val="bullet"/>
-      <w:lvlText w:val="●"/>
-      <w:lvlJc w:val="left"/>
-      <w:pPr>
-        <w:ind w:left="6480" w:hanging="360"/>
-      </w:pPr>
-    </w:lvl>
-  </w:abstractNum>
-  <w:abstractNum w:abstractNumId="1" w15:restartNumberingAfterBreak="0">
-    <w:nsid w:val="30EA2B4E"/>
-    <w:multiLevelType w:val="hybridMultilevel"/>
-    <w:tmpl w:val="F7786180"/>
-    <w:lvl w:ilvl="0" w:tplc="D8745EBC">
+    <w:tmpl w:val="89D8AFC2"/>
+    <w:lvl w:ilvl="0" w:tplc="4BA0A200">
       <w:start w:val="1"/>
       <w:numFmt w:val="decimal"/>
       <w:lvlText w:val="%1."/>
@@ -14102,52 +14016,110 @@
         <w:color w:val="A67C27"/>
       </w:rPr>
     </w:lvl>
-    <w:lvl w:ilvl="1" w:tplc="DF626BA2">
+    <w:lvl w:ilvl="1" w:tplc="8C702D0C">
       <w:numFmt w:val="decimal"/>
       <w:lvlText w:val=""/>
       <w:lvlJc w:val="left"/>
     </w:lvl>
-    <w:lvl w:ilvl="2" w:tplc="7D602AB8">
+    <w:lvl w:ilvl="2" w:tplc="8F02AB6A">
       <w:numFmt w:val="decimal"/>
       <w:lvlText w:val=""/>
       <w:lvlJc w:val="left"/>
     </w:lvl>
-    <w:lvl w:ilvl="3" w:tplc="28BC3746">
+    <w:lvl w:ilvl="3" w:tplc="91002FD2">
       <w:numFmt w:val="decimal"/>
       <w:lvlText w:val=""/>
       <w:lvlJc w:val="left"/>
     </w:lvl>
-    <w:lvl w:ilvl="4" w:tplc="F498F710">
+    <w:lvl w:ilvl="4" w:tplc="F50EE3FA">
       <w:numFmt w:val="decimal"/>
       <w:lvlText w:val=""/>
       <w:lvlJc w:val="left"/>
     </w:lvl>
-    <w:lvl w:ilvl="5" w:tplc="ED1E1F64">
+    <w:lvl w:ilvl="5" w:tplc="A2F8B512">
       <w:numFmt w:val="decimal"/>
       <w:lvlText w:val=""/>
       <w:lvlJc w:val="left"/>
     </w:lvl>
-    <w:lvl w:ilvl="6" w:tplc="8C284500">
+    <w:lvl w:ilvl="6" w:tplc="E058339C">
       <w:numFmt w:val="decimal"/>
       <w:lvlText w:val=""/>
       <w:lvlJc w:val="left"/>
     </w:lvl>
-    <w:lvl w:ilvl="7" w:tplc="94EC88FA">
+    <w:lvl w:ilvl="7" w:tplc="5F525F94">
       <w:numFmt w:val="decimal"/>
       <w:lvlText w:val=""/>
       <w:lvlJc w:val="left"/>
     </w:lvl>
-    <w:lvl w:ilvl="8" w:tplc="6AB0686E">
+    <w:lvl w:ilvl="8" w:tplc="412A57C0">
+      <w:numFmt w:val="decimal"/>
+      <w:lvlText w:val=""/>
+      <w:lvlJc w:val="left"/>
+    </w:lvl>
+  </w:abstractNum>
+  <w:abstractNum w:abstractNumId="1" w15:restartNumberingAfterBreak="0">
+    <w:nsid w:val="5BBD1AB9"/>
+    <w:multiLevelType w:val="hybridMultilevel"/>
+    <w:tmpl w:val="B5F8630A"/>
+    <w:lvl w:ilvl="0" w:tplc="DCB6E294">
+      <w:start w:val="1"/>
+      <w:numFmt w:val="bullet"/>
+      <w:lvlText w:val="•"/>
+      <w:lvlJc w:val="left"/>
+      <w:pPr>
+        <w:ind w:left="460" w:hanging="280"/>
+      </w:pPr>
+    </w:lvl>
+    <w:lvl w:ilvl="1" w:tplc="C2C21130">
+      <w:start w:val="1"/>
+      <w:numFmt w:val="bullet"/>
+      <w:lvlText w:val="–"/>
+      <w:lvlJc w:val="left"/>
+      <w:pPr>
+        <w:ind w:left="900" w:hanging="280"/>
+      </w:pPr>
+    </w:lvl>
+    <w:lvl w:ilvl="2" w:tplc="E2A201AE">
+      <w:numFmt w:val="decimal"/>
+      <w:lvlText w:val=""/>
+      <w:lvlJc w:val="left"/>
+    </w:lvl>
+    <w:lvl w:ilvl="3" w:tplc="BC62A832">
+      <w:numFmt w:val="decimal"/>
+      <w:lvlText w:val=""/>
+      <w:lvlJc w:val="left"/>
+    </w:lvl>
+    <w:lvl w:ilvl="4" w:tplc="F69A1EE8">
+      <w:numFmt w:val="decimal"/>
+      <w:lvlText w:val=""/>
+      <w:lvlJc w:val="left"/>
+    </w:lvl>
+    <w:lvl w:ilvl="5" w:tplc="F7EEFE92">
+      <w:numFmt w:val="decimal"/>
+      <w:lvlText w:val=""/>
+      <w:lvlJc w:val="left"/>
+    </w:lvl>
+    <w:lvl w:ilvl="6" w:tplc="BBEE47CE">
+      <w:numFmt w:val="decimal"/>
+      <w:lvlText w:val=""/>
+      <w:lvlJc w:val="left"/>
+    </w:lvl>
+    <w:lvl w:ilvl="7" w:tplc="2586CF3A">
+      <w:numFmt w:val="decimal"/>
+      <w:lvlText w:val=""/>
+      <w:lvlJc w:val="left"/>
+    </w:lvl>
+    <w:lvl w:ilvl="8" w:tplc="82823912">
       <w:numFmt w:val="decimal"/>
       <w:lvlText w:val=""/>
       <w:lvlJc w:val="left"/>
     </w:lvl>
   </w:abstractNum>
   <w:abstractNum w:abstractNumId="2" w15:restartNumberingAfterBreak="0">
-    <w:nsid w:val="3D9366F2"/>
+    <w:nsid w:val="6A285265"/>
     <w:multiLevelType w:val="hybridMultilevel"/>
-    <w:tmpl w:val="513A7A76"/>
-    <w:lvl w:ilvl="0" w:tplc="87C03264">
+    <w:tmpl w:val="55AC0362"/>
+    <w:lvl w:ilvl="0" w:tplc="09CC265E">
       <w:start w:val="1"/>
       <w:numFmt w:val="decimal"/>
       <w:lvlText w:val="%1."/>
@@ -14161,124 +14133,152 @@
         <w:color w:val="A67C27"/>
       </w:rPr>
     </w:lvl>
-    <w:lvl w:ilvl="1" w:tplc="9D02CA36">
+    <w:lvl w:ilvl="1" w:tplc="55FE631E">
       <w:numFmt w:val="decimal"/>
       <w:lvlText w:val=""/>
       <w:lvlJc w:val="left"/>
     </w:lvl>
-    <w:lvl w:ilvl="2" w:tplc="F364E448">
+    <w:lvl w:ilvl="2" w:tplc="00426464">
       <w:numFmt w:val="decimal"/>
       <w:lvlText w:val=""/>
       <w:lvlJc w:val="left"/>
     </w:lvl>
-    <w:lvl w:ilvl="3" w:tplc="2B8A9D16">
+    <w:lvl w:ilvl="3" w:tplc="CB040888">
       <w:numFmt w:val="decimal"/>
       <w:lvlText w:val=""/>
       <w:lvlJc w:val="left"/>
     </w:lvl>
-    <w:lvl w:ilvl="4" w:tplc="E80E19D8">
+    <w:lvl w:ilvl="4" w:tplc="A3EC2BF8">
       <w:numFmt w:val="decimal"/>
       <w:lvlText w:val=""/>
       <w:lvlJc w:val="left"/>
     </w:lvl>
-    <w:lvl w:ilvl="5" w:tplc="B7689412">
+    <w:lvl w:ilvl="5" w:tplc="20D85F3C">
       <w:numFmt w:val="decimal"/>
       <w:lvlText w:val=""/>
       <w:lvlJc w:val="left"/>
     </w:lvl>
-    <w:lvl w:ilvl="6" w:tplc="F0D00DFC">
+    <w:lvl w:ilvl="6" w:tplc="D6D4049E">
       <w:numFmt w:val="decimal"/>
       <w:lvlText w:val=""/>
       <w:lvlJc w:val="left"/>
     </w:lvl>
-    <w:lvl w:ilvl="7" w:tplc="C8341B4C">
+    <w:lvl w:ilvl="7" w:tplc="62BE89AC">
       <w:numFmt w:val="decimal"/>
       <w:lvlText w:val=""/>
       <w:lvlJc w:val="left"/>
     </w:lvl>
-    <w:lvl w:ilvl="8" w:tplc="B6FC8614">
+    <w:lvl w:ilvl="8" w:tplc="3118CD5E">
       <w:numFmt w:val="decimal"/>
       <w:lvlText w:val=""/>
       <w:lvlJc w:val="left"/>
     </w:lvl>
   </w:abstractNum>
   <w:abstractNum w:abstractNumId="3" w15:restartNumberingAfterBreak="0">
-    <w:nsid w:val="70CA37C2"/>
+    <w:nsid w:val="7E0A1F46"/>
     <w:multiLevelType w:val="hybridMultilevel"/>
-    <w:tmpl w:val="B8EE1CD0"/>
-    <w:lvl w:ilvl="0" w:tplc="DC36865A">
+    <w:tmpl w:val="0E367900"/>
+    <w:lvl w:ilvl="0" w:tplc="7564E98A">
       <w:start w:val="1"/>
       <w:numFmt w:val="bullet"/>
-      <w:lvlText w:val="•"/>
+      <w:lvlText w:val="●"/>
       <w:lvlJc w:val="left"/>
       <w:pPr>
-        <w:ind w:left="460" w:hanging="280"/>
+        <w:ind w:left="720" w:hanging="360"/>
       </w:pPr>
     </w:lvl>
-    <w:lvl w:ilvl="1" w:tplc="AC20F132">
+    <w:lvl w:ilvl="1" w:tplc="F51A6E74">
       <w:start w:val="1"/>
       <w:numFmt w:val="bullet"/>
-      <w:lvlText w:val="–"/>
+      <w:lvlText w:val="○"/>
       <w:lvlJc w:val="left"/>
       <w:pPr>
-        <w:ind w:left="900" w:hanging="280"/>
+        <w:ind w:left="1440" w:hanging="360"/>
       </w:pPr>
     </w:lvl>
-    <w:lvl w:ilvl="2" w:tplc="8B8E64B4">
-      <w:numFmt w:val="decimal"/>
-      <w:lvlText w:val=""/>
+    <w:lvl w:ilvl="2" w:tplc="EA8C7BFA">
+      <w:start w:val="1"/>
+      <w:numFmt w:val="bullet"/>
+      <w:lvlText w:val="■"/>
       <w:lvlJc w:val="left"/>
+      <w:pPr>
+        <w:ind w:left="2160" w:hanging="360"/>
+      </w:pPr>
     </w:lvl>
-    <w:lvl w:ilvl="3" w:tplc="AC70CA92">
-      <w:numFmt w:val="decimal"/>
-      <w:lvlText w:val=""/>
+    <w:lvl w:ilvl="3" w:tplc="88D86238">
+      <w:start w:val="1"/>
+      <w:numFmt w:val="bullet"/>
+      <w:lvlText w:val="●"/>
       <w:lvlJc w:val="left"/>
+      <w:pPr>
+        <w:ind w:left="2880" w:hanging="360"/>
+      </w:pPr>
     </w:lvl>
-    <w:lvl w:ilvl="4" w:tplc="FF82D8BC">
-      <w:numFmt w:val="decimal"/>
-      <w:lvlText w:val=""/>
+    <w:lvl w:ilvl="4" w:tplc="75E4226A">
+      <w:start w:val="1"/>
+      <w:numFmt w:val="bullet"/>
+      <w:lvlText w:val="○"/>
       <w:lvlJc w:val="left"/>
+      <w:pPr>
+        <w:ind w:left="3600" w:hanging="360"/>
+      </w:pPr>
     </w:lvl>
-    <w:lvl w:ilvl="5" w:tplc="1CD2101E">
-      <w:numFmt w:val="decimal"/>
-      <w:lvlText w:val=""/>
+    <w:lvl w:ilvl="5" w:tplc="85BE5B92">
+      <w:start w:val="1"/>
+      <w:numFmt w:val="bullet"/>
+      <w:lvlText w:val="■"/>
       <w:lvlJc w:val="left"/>
+      <w:pPr>
+        <w:ind w:left="4320" w:hanging="360"/>
+      </w:pPr>
     </w:lvl>
-    <w:lvl w:ilvl="6" w:tplc="9796ED64">
-      <w:numFmt w:val="decimal"/>
-      <w:lvlText w:val=""/>
+    <w:lvl w:ilvl="6" w:tplc="7A00DAA8">
+      <w:start w:val="1"/>
+      <w:numFmt w:val="bullet"/>
+      <w:lvlText w:val="●"/>
       <w:lvlJc w:val="left"/>
+      <w:pPr>
+        <w:ind w:left="5040" w:hanging="360"/>
+      </w:pPr>
     </w:lvl>
-    <w:lvl w:ilvl="7" w:tplc="C99E4986">
-      <w:numFmt w:val="decimal"/>
-      <w:lvlText w:val=""/>
+    <w:lvl w:ilvl="7" w:tplc="EF08CBB0">
+      <w:start w:val="1"/>
+      <w:numFmt w:val="bullet"/>
+      <w:lvlText w:val="●"/>
       <w:lvlJc w:val="left"/>
+      <w:pPr>
+        <w:ind w:left="5760" w:hanging="360"/>
+      </w:pPr>
     </w:lvl>
-    <w:lvl w:ilvl="8" w:tplc="31F00EEC">
-      <w:numFmt w:val="decimal"/>
-      <w:lvlText w:val=""/>
+    <w:lvl w:ilvl="8" w:tplc="BCD24700">
+      <w:start w:val="1"/>
+      <w:numFmt w:val="bullet"/>
+      <w:lvlText w:val="●"/>
       <w:lvlJc w:val="left"/>
+      <w:pPr>
+        <w:ind w:left="6480" w:hanging="360"/>
+      </w:pPr>
     </w:lvl>
   </w:abstractNum>
-  <w:num w:numId="1" w16cid:durableId="1755668724">
+  <w:num w:numId="1" w16cid:durableId="1282103639">
+    <w:abstractNumId w:val="3"/>
+    <w:lvlOverride w:ilvl="0">
+      <w:startOverride w:val="1"/>
+    </w:lvlOverride>
+  </w:num>
+  <w:num w:numId="2" w16cid:durableId="649597502">
+    <w:abstractNumId w:val="1"/>
+    <w:lvlOverride w:ilvl="0">
+      <w:startOverride w:val="1"/>
+    </w:lvlOverride>
+  </w:num>
+  <w:num w:numId="3" w16cid:durableId="1653177374">
     <w:abstractNumId w:val="0"/>
     <w:lvlOverride w:ilvl="0">
       <w:startOverride w:val="1"/>
     </w:lvlOverride>
   </w:num>
-  <w:num w:numId="2" w16cid:durableId="1847867760">
-    <w:abstractNumId w:val="3"/>
-    <w:lvlOverride w:ilvl="0">
-      <w:startOverride w:val="1"/>
-    </w:lvlOverride>
-  </w:num>
-  <w:num w:numId="3" w16cid:durableId="450977499">
-    <w:abstractNumId w:val="1"/>
-    <w:lvlOverride w:ilvl="0">
-      <w:startOverride w:val="1"/>
-    </w:lvlOverride>
-  </w:num>
-  <w:num w:numId="4" w16cid:durableId="1695492946">
+  <w:num w:numId="4" w16cid:durableId="1666011966">
     <w:abstractNumId w:val="2"/>
     <w:lvlOverride w:ilvl="0">
       <w:startOverride w:val="1"/>
@@ -14904,7 +14904,7 @@
     <w:autoRedefine/>
     <w:uiPriority w:val="39"/>
     <w:unhideWhenUsed/>
-    <w:rsid w:val="004A3109"/>
+    <w:rsid w:val="007514B7"/>
     <w:pPr>
       <w:spacing w:after="100"/>
     </w:pPr>
@@ -14916,7 +14916,7 @@
     <w:autoRedefine/>
     <w:uiPriority w:val="39"/>
     <w:unhideWhenUsed/>
-    <w:rsid w:val="004A3109"/>
+    <w:rsid w:val="007514B7"/>
     <w:pPr>
       <w:spacing w:after="100"/>
       <w:ind w:left="210"/>

--- a/docs/manuals/RA_Training_Programme_and_Facilitator_Guide.docx
+++ b/docs/manuals/RA_Training_Programme_and_Facilitator_Guide.docx
@@ -69,7 +69,7 @@
           <w:left w:w="10" w:type="dxa"/>
           <w:right w:w="10" w:type="dxa"/>
         </w:tblCellMar>
-        <w:tblLook w:val="0000" w:firstRow="0" w:lastRow="0" w:firstColumn="0" w:lastColumn="0" w:noHBand="0" w:noVBand="0"/>
+        <w:tblLook w:val="04A0" w:firstRow="1" w:lastRow="0" w:firstColumn="1" w:lastColumn="0" w:noHBand="0" w:noVBand="1"/>
       </w:tblPr>
       <w:tblGrid>
         <w:gridCol w:w="2300"/>
@@ -469,7 +469,7 @@
                 <w:sz w:val="19"/>
                 <w:szCs w:val="19"/>
               </w:rPr>
-              <w:t>Version 1.34 · 12 October 2026</w:t>
+              <w:t>Version 1.35 · 13 October 2026</w:t>
             </w:r>
           </w:p>
         </w:tc>
@@ -538,7 +538,7 @@
     <w:sdt>
       <w:sdtPr>
         <w:alias w:val="Contents"/>
-        <w:id w:val="1390307582"/>
+        <w:id w:val="-1371219608"/>
       </w:sdtPr>
       <w:sdtEndPr/>
       <w:sdtContent>
@@ -567,7 +567,7 @@
           <w:r>
             <w:fldChar w:fldCharType="separate"/>
           </w:r>
-          <w:hyperlink w:anchor="_Toc242740924" w:history="1">
+          <w:hyperlink w:anchor="_Toc242788999" w:history="1">
             <w:r>
               <w:rPr>
                 <w:rStyle w:val="Hyperlink"/>
@@ -591,7 +591,7 @@
               <w:rPr>
                 <w:noProof/>
               </w:rPr>
-              <w:instrText xml:space="preserve"> PAGEREF _Toc242740924 \h </w:instrText>
+              <w:instrText xml:space="preserve"> PAGEREF _Toc242788999 \h </w:instrText>
             </w:r>
             <w:r>
               <w:rPr>
@@ -634,7 +634,7 @@
               <w14:ligatures w14:val="standardContextual"/>
             </w:rPr>
           </w:pPr>
-          <w:hyperlink w:anchor="_Toc242740925" w:history="1">
+          <w:hyperlink w:anchor="_Toc242789000" w:history="1">
             <w:r>
               <w:rPr>
                 <w:rStyle w:val="Hyperlink"/>
@@ -658,7 +658,7 @@
               <w:rPr>
                 <w:noProof/>
               </w:rPr>
-              <w:instrText xml:space="preserve"> PAGEREF _Toc242740925 \h </w:instrText>
+              <w:instrText xml:space="preserve"> PAGEREF _Toc242789000 \h </w:instrText>
             </w:r>
             <w:r>
               <w:rPr>
@@ -701,7 +701,7 @@
               <w14:ligatures w14:val="standardContextual"/>
             </w:rPr>
           </w:pPr>
-          <w:hyperlink w:anchor="_Toc242740926" w:history="1">
+          <w:hyperlink w:anchor="_Toc242789001" w:history="1">
             <w:r>
               <w:rPr>
                 <w:rStyle w:val="Hyperlink"/>
@@ -725,7 +725,7 @@
               <w:rPr>
                 <w:noProof/>
               </w:rPr>
-              <w:instrText xml:space="preserve"> PAGEREF _Toc242740926 \h </w:instrText>
+              <w:instrText xml:space="preserve"> PAGEREF _Toc242789001 \h </w:instrText>
             </w:r>
             <w:r>
               <w:rPr>
@@ -768,7 +768,7 @@
               <w14:ligatures w14:val="standardContextual"/>
             </w:rPr>
           </w:pPr>
-          <w:hyperlink w:anchor="_Toc242740927" w:history="1">
+          <w:hyperlink w:anchor="_Toc242789002" w:history="1">
             <w:r>
               <w:rPr>
                 <w:rStyle w:val="Hyperlink"/>
@@ -792,7 +792,7 @@
               <w:rPr>
                 <w:noProof/>
               </w:rPr>
-              <w:instrText xml:space="preserve"> PAGEREF _Toc242740927 \h </w:instrText>
+              <w:instrText xml:space="preserve"> PAGEREF _Toc242789002 \h </w:instrText>
             </w:r>
             <w:r>
               <w:rPr>
@@ -835,7 +835,7 @@
               <w14:ligatures w14:val="standardContextual"/>
             </w:rPr>
           </w:pPr>
-          <w:hyperlink w:anchor="_Toc242740928" w:history="1">
+          <w:hyperlink w:anchor="_Toc242789003" w:history="1">
             <w:r>
               <w:rPr>
                 <w:rStyle w:val="Hyperlink"/>
@@ -859,7 +859,7 @@
               <w:rPr>
                 <w:noProof/>
               </w:rPr>
-              <w:instrText xml:space="preserve"> PAGEREF _Toc242740928 \h </w:instrText>
+              <w:instrText xml:space="preserve"> PAGEREF _Toc242789003 \h </w:instrText>
             </w:r>
             <w:r>
               <w:rPr>
@@ -902,7 +902,7 @@
               <w14:ligatures w14:val="standardContextual"/>
             </w:rPr>
           </w:pPr>
-          <w:hyperlink w:anchor="_Toc242740929" w:history="1">
+          <w:hyperlink w:anchor="_Toc242789004" w:history="1">
             <w:r>
               <w:rPr>
                 <w:rStyle w:val="Hyperlink"/>
@@ -926,7 +926,7 @@
               <w:rPr>
                 <w:noProof/>
               </w:rPr>
-              <w:instrText xml:space="preserve"> PAGEREF _Toc242740929 \h </w:instrText>
+              <w:instrText xml:space="preserve"> PAGEREF _Toc242789004 \h </w:instrText>
             </w:r>
             <w:r>
               <w:rPr>
@@ -969,7 +969,7 @@
               <w14:ligatures w14:val="standardContextual"/>
             </w:rPr>
           </w:pPr>
-          <w:hyperlink w:anchor="_Toc242740930" w:history="1">
+          <w:hyperlink w:anchor="_Toc242789005" w:history="1">
             <w:r>
               <w:rPr>
                 <w:rStyle w:val="Hyperlink"/>
@@ -993,7 +993,7 @@
               <w:rPr>
                 <w:noProof/>
               </w:rPr>
-              <w:instrText xml:space="preserve"> PAGEREF _Toc242740930 \h </w:instrText>
+              <w:instrText xml:space="preserve"> PAGEREF _Toc242789005 \h </w:instrText>
             </w:r>
             <w:r>
               <w:rPr>
@@ -1036,7 +1036,7 @@
               <w14:ligatures w14:val="standardContextual"/>
             </w:rPr>
           </w:pPr>
-          <w:hyperlink w:anchor="_Toc242740931" w:history="1">
+          <w:hyperlink w:anchor="_Toc242789006" w:history="1">
             <w:r>
               <w:rPr>
                 <w:rStyle w:val="Hyperlink"/>
@@ -1060,7 +1060,7 @@
               <w:rPr>
                 <w:noProof/>
               </w:rPr>
-              <w:instrText xml:space="preserve"> PAGEREF _Toc242740931 \h </w:instrText>
+              <w:instrText xml:space="preserve"> PAGEREF _Toc242789006 \h </w:instrText>
             </w:r>
             <w:r>
               <w:rPr>
@@ -1103,7 +1103,7 @@
               <w14:ligatures w14:val="standardContextual"/>
             </w:rPr>
           </w:pPr>
-          <w:hyperlink w:anchor="_Toc242740932" w:history="1">
+          <w:hyperlink w:anchor="_Toc242789007" w:history="1">
             <w:r>
               <w:rPr>
                 <w:rStyle w:val="Hyperlink"/>
@@ -1127,7 +1127,7 @@
               <w:rPr>
                 <w:noProof/>
               </w:rPr>
-              <w:instrText xml:space="preserve"> PAGEREF _Toc242740932 \h </w:instrText>
+              <w:instrText xml:space="preserve"> PAGEREF _Toc242789007 \h </w:instrText>
             </w:r>
             <w:r>
               <w:rPr>
@@ -1170,7 +1170,7 @@
               <w14:ligatures w14:val="standardContextual"/>
             </w:rPr>
           </w:pPr>
-          <w:hyperlink w:anchor="_Toc242740933" w:history="1">
+          <w:hyperlink w:anchor="_Toc242789008" w:history="1">
             <w:r>
               <w:rPr>
                 <w:rStyle w:val="Hyperlink"/>
@@ -1194,7 +1194,7 @@
               <w:rPr>
                 <w:noProof/>
               </w:rPr>
-              <w:instrText xml:space="preserve"> PAGEREF _Toc242740933 \h </w:instrText>
+              <w:instrText xml:space="preserve"> PAGEREF _Toc242789008 \h </w:instrText>
             </w:r>
             <w:r>
               <w:rPr>
@@ -1237,7 +1237,7 @@
               <w14:ligatures w14:val="standardContextual"/>
             </w:rPr>
           </w:pPr>
-          <w:hyperlink w:anchor="_Toc242740934" w:history="1">
+          <w:hyperlink w:anchor="_Toc242789009" w:history="1">
             <w:r>
               <w:rPr>
                 <w:rStyle w:val="Hyperlink"/>
@@ -1261,7 +1261,7 @@
               <w:rPr>
                 <w:noProof/>
               </w:rPr>
-              <w:instrText xml:space="preserve"> PAGEREF _Toc242740934 \h </w:instrText>
+              <w:instrText xml:space="preserve"> PAGEREF _Toc242789009 \h </w:instrText>
             </w:r>
             <w:r>
               <w:rPr>
@@ -1304,7 +1304,7 @@
               <w14:ligatures w14:val="standardContextual"/>
             </w:rPr>
           </w:pPr>
-          <w:hyperlink w:anchor="_Toc242740935" w:history="1">
+          <w:hyperlink w:anchor="_Toc242789010" w:history="1">
             <w:r>
               <w:rPr>
                 <w:rStyle w:val="Hyperlink"/>
@@ -1328,7 +1328,7 @@
               <w:rPr>
                 <w:noProof/>
               </w:rPr>
-              <w:instrText xml:space="preserve"> PAGEREF _Toc242740935 \h </w:instrText>
+              <w:instrText xml:space="preserve"> PAGEREF _Toc242789010 \h </w:instrText>
             </w:r>
             <w:r>
               <w:rPr>
@@ -1371,7 +1371,7 @@
               <w14:ligatures w14:val="standardContextual"/>
             </w:rPr>
           </w:pPr>
-          <w:hyperlink w:anchor="_Toc242740936" w:history="1">
+          <w:hyperlink w:anchor="_Toc242789011" w:history="1">
             <w:r>
               <w:rPr>
                 <w:rStyle w:val="Hyperlink"/>
@@ -1395,7 +1395,7 @@
               <w:rPr>
                 <w:noProof/>
               </w:rPr>
-              <w:instrText xml:space="preserve"> PAGEREF _Toc242740936 \h </w:instrText>
+              <w:instrText xml:space="preserve"> PAGEREF _Toc242789011 \h </w:instrText>
             </w:r>
             <w:r>
               <w:rPr>
@@ -1438,7 +1438,7 @@
               <w14:ligatures w14:val="standardContextual"/>
             </w:rPr>
           </w:pPr>
-          <w:hyperlink w:anchor="_Toc242740937" w:history="1">
+          <w:hyperlink w:anchor="_Toc242789012" w:history="1">
             <w:r>
               <w:rPr>
                 <w:rStyle w:val="Hyperlink"/>
@@ -1462,7 +1462,7 @@
               <w:rPr>
                 <w:noProof/>
               </w:rPr>
-              <w:instrText xml:space="preserve"> PAGEREF _Toc242740937 \h </w:instrText>
+              <w:instrText xml:space="preserve"> PAGEREF _Toc242789012 \h </w:instrText>
             </w:r>
             <w:r>
               <w:rPr>
@@ -1505,7 +1505,7 @@
               <w14:ligatures w14:val="standardContextual"/>
             </w:rPr>
           </w:pPr>
-          <w:hyperlink w:anchor="_Toc242740938" w:history="1">
+          <w:hyperlink w:anchor="_Toc242789013" w:history="1">
             <w:r>
               <w:rPr>
                 <w:rStyle w:val="Hyperlink"/>
@@ -1529,7 +1529,7 @@
               <w:rPr>
                 <w:noProof/>
               </w:rPr>
-              <w:instrText xml:space="preserve"> PAGEREF _Toc242740938 \h </w:instrText>
+              <w:instrText xml:space="preserve"> PAGEREF _Toc242789013 \h </w:instrText>
             </w:r>
             <w:r>
               <w:rPr>
@@ -1572,7 +1572,7 @@
               <w14:ligatures w14:val="standardContextual"/>
             </w:rPr>
           </w:pPr>
-          <w:hyperlink w:anchor="_Toc242740939" w:history="1">
+          <w:hyperlink w:anchor="_Toc242789014" w:history="1">
             <w:r>
               <w:rPr>
                 <w:rStyle w:val="Hyperlink"/>
@@ -1596,7 +1596,7 @@
               <w:rPr>
                 <w:noProof/>
               </w:rPr>
-              <w:instrText xml:space="preserve"> PAGEREF _Toc242740939 \h </w:instrText>
+              <w:instrText xml:space="preserve"> PAGEREF _Toc242789014 \h </w:instrText>
             </w:r>
             <w:r>
               <w:rPr>
@@ -1639,7 +1639,7 @@
               <w14:ligatures w14:val="standardContextual"/>
             </w:rPr>
           </w:pPr>
-          <w:hyperlink w:anchor="_Toc242740940" w:history="1">
+          <w:hyperlink w:anchor="_Toc242789015" w:history="1">
             <w:r>
               <w:rPr>
                 <w:rStyle w:val="Hyperlink"/>
@@ -1663,7 +1663,7 @@
               <w:rPr>
                 <w:noProof/>
               </w:rPr>
-              <w:instrText xml:space="preserve"> PAGEREF _Toc242740940 \h </w:instrText>
+              <w:instrText xml:space="preserve"> PAGEREF _Toc242789015 \h </w:instrText>
             </w:r>
             <w:r>
               <w:rPr>
@@ -1706,7 +1706,7 @@
               <w14:ligatures w14:val="standardContextual"/>
             </w:rPr>
           </w:pPr>
-          <w:hyperlink w:anchor="_Toc242740941" w:history="1">
+          <w:hyperlink w:anchor="_Toc242789016" w:history="1">
             <w:r>
               <w:rPr>
                 <w:rStyle w:val="Hyperlink"/>
@@ -1730,7 +1730,7 @@
               <w:rPr>
                 <w:noProof/>
               </w:rPr>
-              <w:instrText xml:space="preserve"> PAGEREF _Toc242740941 \h </w:instrText>
+              <w:instrText xml:space="preserve"> PAGEREF _Toc242789016 \h </w:instrText>
             </w:r>
             <w:r>
               <w:rPr>
@@ -1773,7 +1773,7 @@
               <w14:ligatures w14:val="standardContextual"/>
             </w:rPr>
           </w:pPr>
-          <w:hyperlink w:anchor="_Toc242740942" w:history="1">
+          <w:hyperlink w:anchor="_Toc242789017" w:history="1">
             <w:r>
               <w:rPr>
                 <w:rStyle w:val="Hyperlink"/>
@@ -1797,7 +1797,7 @@
               <w:rPr>
                 <w:noProof/>
               </w:rPr>
-              <w:instrText xml:space="preserve"> PAGEREF _Toc242740942 \h </w:instrText>
+              <w:instrText xml:space="preserve"> PAGEREF _Toc242789017 \h </w:instrText>
             </w:r>
             <w:r>
               <w:rPr>
@@ -1840,7 +1840,7 @@
               <w14:ligatures w14:val="standardContextual"/>
             </w:rPr>
           </w:pPr>
-          <w:hyperlink w:anchor="_Toc242740943" w:history="1">
+          <w:hyperlink w:anchor="_Toc242789018" w:history="1">
             <w:r>
               <w:rPr>
                 <w:rStyle w:val="Hyperlink"/>
@@ -1864,7 +1864,7 @@
               <w:rPr>
                 <w:noProof/>
               </w:rPr>
-              <w:instrText xml:space="preserve"> PAGEREF _Toc242740943 \h </w:instrText>
+              <w:instrText xml:space="preserve"> PAGEREF _Toc242789018 \h </w:instrText>
             </w:r>
             <w:r>
               <w:rPr>
@@ -1907,7 +1907,7 @@
               <w14:ligatures w14:val="standardContextual"/>
             </w:rPr>
           </w:pPr>
-          <w:hyperlink w:anchor="_Toc242740944" w:history="1">
+          <w:hyperlink w:anchor="_Toc242789019" w:history="1">
             <w:r>
               <w:rPr>
                 <w:rStyle w:val="Hyperlink"/>
@@ -1931,7 +1931,7 @@
               <w:rPr>
                 <w:noProof/>
               </w:rPr>
-              <w:instrText xml:space="preserve"> PAGEREF _Toc242740944 \h </w:instrText>
+              <w:instrText xml:space="preserve"> PAGEREF _Toc242789019 \h </w:instrText>
             </w:r>
             <w:r>
               <w:rPr>
@@ -1974,7 +1974,7 @@
               <w14:ligatures w14:val="standardContextual"/>
             </w:rPr>
           </w:pPr>
-          <w:hyperlink w:anchor="_Toc242740945" w:history="1">
+          <w:hyperlink w:anchor="_Toc242789020" w:history="1">
             <w:r>
               <w:rPr>
                 <w:rStyle w:val="Hyperlink"/>
@@ -1998,7 +1998,7 @@
               <w:rPr>
                 <w:noProof/>
               </w:rPr>
-              <w:instrText xml:space="preserve"> PAGEREF _Toc242740945 \h </w:instrText>
+              <w:instrText xml:space="preserve"> PAGEREF _Toc242789020 \h </w:instrText>
             </w:r>
             <w:r>
               <w:rPr>
@@ -2041,7 +2041,7 @@
               <w14:ligatures w14:val="standardContextual"/>
             </w:rPr>
           </w:pPr>
-          <w:hyperlink w:anchor="_Toc242740946" w:history="1">
+          <w:hyperlink w:anchor="_Toc242789021" w:history="1">
             <w:r>
               <w:rPr>
                 <w:rStyle w:val="Hyperlink"/>
@@ -2065,7 +2065,7 @@
               <w:rPr>
                 <w:noProof/>
               </w:rPr>
-              <w:instrText xml:space="preserve"> PAGEREF _Toc242740946 \h </w:instrText>
+              <w:instrText xml:space="preserve"> PAGEREF _Toc242789021 \h </w:instrText>
             </w:r>
             <w:r>
               <w:rPr>
@@ -2108,7 +2108,7 @@
               <w14:ligatures w14:val="standardContextual"/>
             </w:rPr>
           </w:pPr>
-          <w:hyperlink w:anchor="_Toc242740947" w:history="1">
+          <w:hyperlink w:anchor="_Toc242789022" w:history="1">
             <w:r>
               <w:rPr>
                 <w:rStyle w:val="Hyperlink"/>
@@ -2132,7 +2132,7 @@
               <w:rPr>
                 <w:noProof/>
               </w:rPr>
-              <w:instrText xml:space="preserve"> PAGEREF _Toc242740947 \h </w:instrText>
+              <w:instrText xml:space="preserve"> PAGEREF _Toc242789022 \h </w:instrText>
             </w:r>
             <w:r>
               <w:rPr>
@@ -2171,7 +2171,7 @@
         <w:pStyle w:val="Heading1"/>
         <w:pageBreakBefore/>
       </w:pPr>
-      <w:bookmarkStart w:id="0" w:name="_Toc242740924"/>
+      <w:bookmarkStart w:id="0" w:name="_Toc242788999"/>
       <w:r>
         <w:lastRenderedPageBreak/>
         <w:t>1. Programme overview</w:t>
@@ -2201,7 +2201,7 @@
           <w:left w:w="10" w:type="dxa"/>
           <w:right w:w="10" w:type="dxa"/>
         </w:tblCellMar>
-        <w:tblLook w:val="0000" w:firstRow="0" w:lastRow="0" w:firstColumn="0" w:lastColumn="0" w:noHBand="0" w:noVBand="0"/>
+        <w:tblLook w:val="04A0" w:firstRow="1" w:lastRow="0" w:firstColumn="1" w:lastColumn="0" w:noHBand="0" w:noVBand="1"/>
       </w:tblPr>
       <w:tblGrid>
         <w:gridCol w:w="2824"/>
@@ -2577,7 +2577,7 @@
       <w:pPr>
         <w:pStyle w:val="Heading2"/>
       </w:pPr>
-      <w:bookmarkStart w:id="1" w:name="_Toc242740925"/>
+      <w:bookmarkStart w:id="1" w:name="_Toc242789000"/>
       <w:r>
         <w:t>1.1 Learning objectives</w:t>
       </w:r>
@@ -2678,7 +2678,7 @@
       <w:pPr>
         <w:pStyle w:val="Heading2"/>
       </w:pPr>
-      <w:bookmarkStart w:id="2" w:name="_Toc242740926"/>
+      <w:bookmarkStart w:id="2" w:name="_Toc242789001"/>
       <w:r>
         <w:t>1.2 Before the training (facilitator checklist)</w:t>
       </w:r>
@@ -2699,7 +2699,7 @@
           <w:left w:w="10" w:type="dxa"/>
           <w:right w:w="10" w:type="dxa"/>
         </w:tblCellMar>
-        <w:tblLook w:val="0000" w:firstRow="0" w:lastRow="0" w:firstColumn="0" w:lastColumn="0" w:noHBand="0" w:noVBand="0"/>
+        <w:tblLook w:val="04A0" w:firstRow="1" w:lastRow="0" w:firstColumn="1" w:lastColumn="0" w:noHBand="0" w:noVBand="1"/>
       </w:tblPr>
       <w:tblGrid>
         <w:gridCol w:w="1694"/>
@@ -3214,7 +3214,7 @@
       <w:pPr>
         <w:pStyle w:val="Heading2"/>
       </w:pPr>
-      <w:bookmarkStart w:id="3" w:name="_Toc242740927"/>
+      <w:bookmarkStart w:id="3" w:name="_Toc242789002"/>
       <w:r>
         <w:t>1.3 The practice environment</w:t>
       </w:r>
@@ -3288,7 +3288,7 @@
           <w:left w:w="10" w:type="dxa"/>
           <w:right w:w="10" w:type="dxa"/>
         </w:tblCellMar>
-        <w:tblLook w:val="0000" w:firstRow="0" w:lastRow="0" w:firstColumn="0" w:lastColumn="0" w:noHBand="0" w:noVBand="0"/>
+        <w:tblLook w:val="04A0" w:firstRow="1" w:lastRow="0" w:firstColumn="1" w:lastColumn="0" w:noHBand="0" w:noVBand="1"/>
       </w:tblPr>
       <w:tblGrid>
         <w:gridCol w:w="9412"/>
@@ -3360,7 +3360,7 @@
         <w:pStyle w:val="Heading1"/>
         <w:pageBreakBefore/>
       </w:pPr>
-      <w:bookmarkStart w:id="4" w:name="_Toc242740928"/>
+      <w:bookmarkStart w:id="4" w:name="_Toc242789003"/>
       <w:r>
         <w:lastRenderedPageBreak/>
         <w:t>2. Schedule</w:t>
@@ -3371,7 +3371,7 @@
       <w:pPr>
         <w:pStyle w:val="Heading2"/>
       </w:pPr>
-      <w:bookmarkStart w:id="5" w:name="_Toc242740929"/>
+      <w:bookmarkStart w:id="5" w:name="_Toc242789004"/>
       <w:r>
         <w:t>Day 1 — Foundations (all RAs)</w:t>
       </w:r>
@@ -3392,7 +3392,7 @@
           <w:left w:w="10" w:type="dxa"/>
           <w:right w:w="10" w:type="dxa"/>
         </w:tblCellMar>
-        <w:tblLook w:val="0000" w:firstRow="0" w:lastRow="0" w:firstColumn="0" w:lastColumn="0" w:noHBand="0" w:noVBand="0"/>
+        <w:tblLook w:val="04A0" w:firstRow="1" w:lastRow="0" w:firstColumn="1" w:lastColumn="0" w:noHBand="0" w:noVBand="1"/>
       </w:tblPr>
       <w:tblGrid>
         <w:gridCol w:w="941"/>
@@ -4654,7 +4654,7 @@
       <w:pPr>
         <w:pStyle w:val="Heading2"/>
       </w:pPr>
-      <w:bookmarkStart w:id="6" w:name="_Toc242740930"/>
+      <w:bookmarkStart w:id="6" w:name="_Toc242789005"/>
       <w:r>
         <w:t>Day 2 — Role tracks</w:t>
       </w:r>
@@ -4675,7 +4675,7 @@
           <w:left w:w="10" w:type="dxa"/>
           <w:right w:w="10" w:type="dxa"/>
         </w:tblCellMar>
-        <w:tblLook w:val="0000" w:firstRow="0" w:lastRow="0" w:firstColumn="0" w:lastColumn="0" w:noHBand="0" w:noVBand="0"/>
+        <w:tblLook w:val="04A0" w:firstRow="1" w:lastRow="0" w:firstColumn="1" w:lastColumn="0" w:noHBand="0" w:noVBand="1"/>
       </w:tblPr>
       <w:tblGrid>
         <w:gridCol w:w="941"/>
@@ -5747,7 +5747,7 @@
           <w:left w:w="10" w:type="dxa"/>
           <w:right w:w="10" w:type="dxa"/>
         </w:tblCellMar>
-        <w:tblLook w:val="0000" w:firstRow="0" w:lastRow="0" w:firstColumn="0" w:lastColumn="0" w:noHBand="0" w:noVBand="0"/>
+        <w:tblLook w:val="04A0" w:firstRow="1" w:lastRow="0" w:firstColumn="1" w:lastColumn="0" w:noHBand="0" w:noVBand="1"/>
       </w:tblPr>
       <w:tblGrid>
         <w:gridCol w:w="1882"/>
@@ -6182,7 +6182,7 @@
       <w:pPr>
         <w:pStyle w:val="Heading2"/>
       </w:pPr>
-      <w:bookmarkStart w:id="7" w:name="_Toc242740931"/>
+      <w:bookmarkStart w:id="7" w:name="_Toc242789006"/>
       <w:r>
         <w:t>Day 3 — Practice and assessment</w:t>
       </w:r>
@@ -6203,7 +6203,7 @@
           <w:left w:w="10" w:type="dxa"/>
           <w:right w:w="10" w:type="dxa"/>
         </w:tblCellMar>
-        <w:tblLook w:val="0000" w:firstRow="0" w:lastRow="0" w:firstColumn="0" w:lastColumn="0" w:noHBand="0" w:noVBand="0"/>
+        <w:tblLook w:val="04A0" w:firstRow="1" w:lastRow="0" w:firstColumn="1" w:lastColumn="0" w:noHBand="0" w:noVBand="1"/>
       </w:tblPr>
       <w:tblGrid>
         <w:gridCol w:w="941"/>
@@ -7152,7 +7152,7 @@
       <w:pPr>
         <w:pStyle w:val="Heading2"/>
       </w:pPr>
-      <w:bookmarkStart w:id="8" w:name="_Toc242740932"/>
+      <w:bookmarkStart w:id="8" w:name="_Toc242789007"/>
       <w:r>
         <w:t>After the training</w:t>
       </w:r>
@@ -7173,7 +7173,7 @@
           <w:left w:w="10" w:type="dxa"/>
           <w:right w:w="10" w:type="dxa"/>
         </w:tblCellMar>
-        <w:tblLook w:val="0000" w:firstRow="0" w:lastRow="0" w:firstColumn="0" w:lastColumn="0" w:noHBand="0" w:noVBand="0"/>
+        <w:tblLook w:val="04A0" w:firstRow="1" w:lastRow="0" w:firstColumn="1" w:lastColumn="0" w:noHBand="0" w:noVBand="1"/>
       </w:tblPr>
       <w:tblGrid>
         <w:gridCol w:w="2824"/>
@@ -7487,7 +7487,7 @@
         <w:pStyle w:val="Heading1"/>
         <w:pageBreakBefore/>
       </w:pPr>
-      <w:bookmarkStart w:id="9" w:name="_Toc242740933"/>
+      <w:bookmarkStart w:id="9" w:name="_Toc242789008"/>
       <w:r>
         <w:lastRenderedPageBreak/>
         <w:t>3. Session plans</w:t>
@@ -7506,7 +7506,7 @@
       <w:pPr>
         <w:pStyle w:val="Heading2"/>
       </w:pPr>
-      <w:bookmarkStart w:id="10" w:name="_Toc242740934"/>
+      <w:bookmarkStart w:id="10" w:name="_Toc242789009"/>
       <w:r>
         <w:t>Module 1 — The study (60 min)</w:t>
       </w:r>
@@ -7601,7 +7601,7 @@
       <w:pPr>
         <w:pStyle w:val="Heading2"/>
       </w:pPr>
-      <w:bookmarkStart w:id="11" w:name="_Toc242740935"/>
+      <w:bookmarkStart w:id="11" w:name="_Toc242789010"/>
       <w:r>
         <w:t>Module 2 — Research ethics and consent (60 min)</w:t>
       </w:r>
@@ -7696,7 +7696,7 @@
       <w:pPr>
         <w:pStyle w:val="Heading2"/>
       </w:pPr>
-      <w:bookmarkStart w:id="12" w:name="_Toc242740936"/>
+      <w:bookmarkStart w:id="12" w:name="_Toc242789011"/>
       <w:r>
         <w:t>Module 3 — Data protection (60 min)</w:t>
       </w:r>
@@ -7791,7 +7791,7 @@
       <w:pPr>
         <w:pStyle w:val="Heading2"/>
       </w:pPr>
-      <w:bookmarkStart w:id="13" w:name="_Toc242740937"/>
+      <w:bookmarkStart w:id="13" w:name="_Toc242789012"/>
       <w:r>
         <w:t>Module 5 — The portal (75 min)</w:t>
       </w:r>
@@ -7886,7 +7886,7 @@
       <w:pPr>
         <w:pStyle w:val="Heading2"/>
       </w:pPr>
-      <w:bookmarkStart w:id="14" w:name="_Toc242740938"/>
+      <w:bookmarkStart w:id="14" w:name="_Toc242789013"/>
       <w:r>
         <w:t>Module 6 — The respondent journey (45 min)</w:t>
       </w:r>
@@ -7982,7 +7982,7 @@
       <w:pPr>
         <w:pStyle w:val="Heading2"/>
       </w:pPr>
-      <w:bookmarkStart w:id="15" w:name="_Toc242740939"/>
+      <w:bookmarkStart w:id="15" w:name="_Toc242789014"/>
       <w:r>
         <w:t>Module 8 — Communication skills (90 min)</w:t>
       </w:r>
@@ -8077,7 +8077,7 @@
       <w:pPr>
         <w:pStyle w:val="Heading2"/>
       </w:pPr>
-      <w:bookmarkStart w:id="16" w:name="_Toc242740940"/>
+      <w:bookmarkStart w:id="16" w:name="_Toc242789015"/>
       <w:r>
         <w:t>Module 9 — Quality judgement (90 min)</w:t>
       </w:r>
@@ -8173,7 +8173,7 @@
         <w:pStyle w:val="Heading1"/>
         <w:pageBreakBefore/>
       </w:pPr>
-      <w:bookmarkStart w:id="17" w:name="_Toc242740941"/>
+      <w:bookmarkStart w:id="17" w:name="_Toc242789016"/>
       <w:r>
         <w:lastRenderedPageBreak/>
         <w:t>4. Role-plays and simulation</w:t>
@@ -8203,7 +8203,7 @@
           <w:left w:w="10" w:type="dxa"/>
           <w:right w:w="10" w:type="dxa"/>
         </w:tblCellMar>
-        <w:tblLook w:val="0000" w:firstRow="0" w:lastRow="0" w:firstColumn="0" w:lastColumn="0" w:noHBand="0" w:noVBand="0"/>
+        <w:tblLook w:val="04A0" w:firstRow="1" w:lastRow="0" w:firstColumn="1" w:lastColumn="0" w:noHBand="0" w:noVBand="1"/>
       </w:tblPr>
       <w:tblGrid>
         <w:gridCol w:w="1882"/>
@@ -9127,7 +9127,7 @@
       <w:pPr>
         <w:pStyle w:val="Heading2"/>
       </w:pPr>
-      <w:bookmarkStart w:id="18" w:name="_Toc242740942"/>
+      <w:bookmarkStart w:id="18" w:name="_Toc242789017"/>
       <w:r>
         <w:t>Field simulation (Day 3)</w:t>
       </w:r>
@@ -9222,7 +9222,7 @@
         <w:pStyle w:val="Heading1"/>
         <w:pageBreakBefore/>
       </w:pPr>
-      <w:bookmarkStart w:id="19" w:name="_Toc242740943"/>
+      <w:bookmarkStart w:id="19" w:name="_Toc242789018"/>
       <w:r>
         <w:lastRenderedPageBreak/>
         <w:t>5. Assessment and certification</w:t>
@@ -9233,7 +9233,7 @@
       <w:pPr>
         <w:pStyle w:val="Heading2"/>
       </w:pPr>
-      <w:bookmarkStart w:id="20" w:name="_Toc242740944"/>
+      <w:bookmarkStart w:id="20" w:name="_Toc242789019"/>
       <w:r>
         <w:t>5.1 Competencies</w:t>
       </w:r>
@@ -9254,7 +9254,7 @@
           <w:left w:w="10" w:type="dxa"/>
           <w:right w:w="10" w:type="dxa"/>
         </w:tblCellMar>
-        <w:tblLook w:val="0000" w:firstRow="0" w:lastRow="0" w:firstColumn="0" w:lastColumn="0" w:noHBand="0" w:noVBand="0"/>
+        <w:tblLook w:val="04A0" w:firstRow="1" w:lastRow="0" w:firstColumn="1" w:lastColumn="0" w:noHBand="0" w:noVBand="1"/>
       </w:tblPr>
       <w:tblGrid>
         <w:gridCol w:w="2071"/>
@@ -9624,7 +9624,7 @@
       <w:pPr>
         <w:pStyle w:val="Heading2"/>
       </w:pPr>
-      <w:bookmarkStart w:id="21" w:name="_Toc242740945"/>
+      <w:bookmarkStart w:id="21" w:name="_Toc242789020"/>
       <w:r>
         <w:t>5.2 Written assessment (answer key)</w:t>
       </w:r>
@@ -9653,7 +9653,7 @@
           <w:left w:w="10" w:type="dxa"/>
           <w:right w:w="10" w:type="dxa"/>
         </w:tblCellMar>
-        <w:tblLook w:val="0000" w:firstRow="0" w:lastRow="0" w:firstColumn="0" w:lastColumn="0" w:noHBand="0" w:noVBand="0"/>
+        <w:tblLook w:val="04A0" w:firstRow="1" w:lastRow="0" w:firstColumn="1" w:lastColumn="0" w:noHBand="0" w:noVBand="1"/>
       </w:tblPr>
       <w:tblGrid>
         <w:gridCol w:w="565"/>
@@ -10984,7 +10984,7 @@
       <w:pPr>
         <w:pStyle w:val="Heading2"/>
       </w:pPr>
-      <w:bookmarkStart w:id="22" w:name="_Toc242740946"/>
+      <w:bookmarkStart w:id="22" w:name="_Toc242789021"/>
       <w:r>
         <w:t>5.3 Practical assessment</w:t>
       </w:r>
@@ -11013,7 +11013,7 @@
           <w:left w:w="10" w:type="dxa"/>
           <w:right w:w="10" w:type="dxa"/>
         </w:tblCellMar>
-        <w:tblLook w:val="0000" w:firstRow="0" w:lastRow="0" w:firstColumn="0" w:lastColumn="0" w:noHBand="0" w:noVBand="0"/>
+        <w:tblLook w:val="04A0" w:firstRow="1" w:lastRow="0" w:firstColumn="1" w:lastColumn="0" w:noHBand="0" w:noVBand="1"/>
       </w:tblPr>
       <w:tblGrid>
         <w:gridCol w:w="1694"/>
@@ -12247,7 +12247,7 @@
         <w:pStyle w:val="Heading1"/>
         <w:pageBreakBefore/>
       </w:pPr>
-      <w:bookmarkStart w:id="23" w:name="_Toc242740947"/>
+      <w:bookmarkStart w:id="23" w:name="_Toc242789022"/>
       <w:r>
         <w:lastRenderedPageBreak/>
         <w:t>6. Attendance register</w:t>
@@ -12269,7 +12269,7 @@
           <w:left w:w="10" w:type="dxa"/>
           <w:right w:w="10" w:type="dxa"/>
         </w:tblCellMar>
-        <w:tblLook w:val="0000" w:firstRow="0" w:lastRow="0" w:firstColumn="0" w:lastColumn="0" w:noHBand="0" w:noVBand="0"/>
+        <w:tblLook w:val="04A0" w:firstRow="1" w:lastRow="0" w:firstColumn="1" w:lastColumn="0" w:noHBand="0" w:noVBand="1"/>
       </w:tblPr>
       <w:tblGrid>
         <w:gridCol w:w="2635"/>
@@ -13826,7 +13826,7 @@
         <w:sz w:val="16"/>
         <w:szCs w:val="16"/>
       </w:rPr>
-      <w:t>Version 1.34 · 12 October 2026</w:t>
+      <w:t>Version 1.35 · 13 October 2026</w:t>
     </w:r>
     <w:r>
       <w:rPr>
@@ -13999,10 +13999,154 @@
 <file path=word/numbering.xml><?xml version="1.0" encoding="utf-8"?>
 <w:numbering xmlns:wpc="http://schemas.microsoft.com/office/word/2010/wordprocessingCanvas" xmlns:cx="http://schemas.microsoft.com/office/drawing/2014/chartex" xmlns:cx1="http://schemas.microsoft.com/office/drawing/2015/9/8/chartex" xmlns:cx2="http://schemas.microsoft.com/office/drawing/2015/10/21/chartex" xmlns:cx3="http://schemas.microsoft.com/office/drawing/2016/5/9/chartex" xmlns:cx4="http://schemas.microsoft.com/office/drawing/2016/5/10/chartex" xmlns:cx5="http://schemas.microsoft.com/office/drawing/2016/5/11/chartex" xmlns:cx6="http://schemas.microsoft.com/office/drawing/2016/5/12/chartex" xmlns:cx7="http://schemas.microsoft.com/office/drawing/2016/5/13/chartex" xmlns:cx8="http://schemas.microsoft.com/office/drawing/2016/5/14/chartex" xmlns:mc="http://schemas.openxmlformats.org/markup-compatibility/2006" xmlns:aink="http://schemas.microsoft.com/office/drawing/2016/ink" xmlns:am3d="http://schemas.microsoft.com/office/drawing/2017/model3d" xmlns:o="urn:schemas-microsoft-com:office:office" xmlns:oel="http://schemas.microsoft.com/office/2019/extlst" xmlns:r="http://schemas.openxmlformats.org/officeDocument/2006/relationships" xmlns:m="http://schemas.openxmlformats.org/officeDocument/2006/math" xmlns:v="urn:schemas-microsoft-com:vml" xmlns:wp14="http://schemas.microsoft.com/office/word/2010/wordprocessingDrawing" xmlns:wp="http://schemas.openxmlformats.org/drawingml/2006/wordprocessingDrawing" xmlns:w10="urn:schemas-microsoft-com:office:word" xmlns:w="http://schemas.openxmlformats.org/wordprocessingml/2006/main" xmlns:w14="http://schemas.microsoft.com/office/word/2010/wordml" xmlns:w15="http://schemas.microsoft.com/office/word/2012/wordml" xmlns:w16cex="http://schemas.microsoft.com/office/word/2018/wordml/cex" xmlns:w16cid="http://schemas.microsoft.com/office/word/2016/wordml/cid" xmlns:w16="http://schemas.microsoft.com/office/word/2018/wordml" xmlns:w16sdtdh="http://schemas.microsoft.com/office/word/2020/wordml/sdtdatahash" xmlns:w16se="http://schemas.microsoft.com/office/word/2015/wordml/symex" xmlns:wpg="http://schemas.microsoft.com/office/word/2010/wordprocessingGroup" xmlns:wpi="http://schemas.microsoft.com/office/word/2010/wordprocessingInk" xmlns:wne="http://schemas.microsoft.com/office/word/2006/wordml" xmlns:wps="http://schemas.microsoft.com/office/word/2010/wordprocessingShape" mc:Ignorable="w14 w15 w16se w16cid w16 w16cex w16sdtdh wp14">
   <w:abstractNum w:abstractNumId="0" w15:restartNumberingAfterBreak="0">
-    <w:nsid w:val="41965727"/>
+    <w:nsid w:val="1290426C"/>
     <w:multiLevelType w:val="hybridMultilevel"/>
-    <w:tmpl w:val="89D8AFC2"/>
-    <w:lvl w:ilvl="0" w:tplc="4BA0A200">
+    <w:tmpl w:val="FA68F1CC"/>
+    <w:lvl w:ilvl="0" w:tplc="A1B8AD96">
+      <w:start w:val="1"/>
+      <w:numFmt w:val="bullet"/>
+      <w:lvlText w:val="•"/>
+      <w:lvlJc w:val="left"/>
+      <w:pPr>
+        <w:ind w:left="460" w:hanging="280"/>
+      </w:pPr>
+    </w:lvl>
+    <w:lvl w:ilvl="1" w:tplc="DEB453A4">
+      <w:start w:val="1"/>
+      <w:numFmt w:val="bullet"/>
+      <w:lvlText w:val="–"/>
+      <w:lvlJc w:val="left"/>
+      <w:pPr>
+        <w:ind w:left="900" w:hanging="280"/>
+      </w:pPr>
+    </w:lvl>
+    <w:lvl w:ilvl="2" w:tplc="0FE8BB30">
+      <w:numFmt w:val="decimal"/>
+      <w:lvlText w:val=""/>
+      <w:lvlJc w:val="left"/>
+    </w:lvl>
+    <w:lvl w:ilvl="3" w:tplc="BAFA8EC8">
+      <w:numFmt w:val="decimal"/>
+      <w:lvlText w:val=""/>
+      <w:lvlJc w:val="left"/>
+    </w:lvl>
+    <w:lvl w:ilvl="4" w:tplc="31BC6232">
+      <w:numFmt w:val="decimal"/>
+      <w:lvlText w:val=""/>
+      <w:lvlJc w:val="left"/>
+    </w:lvl>
+    <w:lvl w:ilvl="5" w:tplc="B2DE88B8">
+      <w:numFmt w:val="decimal"/>
+      <w:lvlText w:val=""/>
+      <w:lvlJc w:val="left"/>
+    </w:lvl>
+    <w:lvl w:ilvl="6" w:tplc="8EB64F02">
+      <w:numFmt w:val="decimal"/>
+      <w:lvlText w:val=""/>
+      <w:lvlJc w:val="left"/>
+    </w:lvl>
+    <w:lvl w:ilvl="7" w:tplc="8A2E6C6E">
+      <w:numFmt w:val="decimal"/>
+      <w:lvlText w:val=""/>
+      <w:lvlJc w:val="left"/>
+    </w:lvl>
+    <w:lvl w:ilvl="8" w:tplc="387E9F98">
+      <w:numFmt w:val="decimal"/>
+      <w:lvlText w:val=""/>
+      <w:lvlJc w:val="left"/>
+    </w:lvl>
+  </w:abstractNum>
+  <w:abstractNum w:abstractNumId="1" w15:restartNumberingAfterBreak="0">
+    <w:nsid w:val="200466E9"/>
+    <w:multiLevelType w:val="hybridMultilevel"/>
+    <w:tmpl w:val="A3B876EE"/>
+    <w:lvl w:ilvl="0" w:tplc="1A5E0C0A">
+      <w:start w:val="1"/>
+      <w:numFmt w:val="bullet"/>
+      <w:lvlText w:val="●"/>
+      <w:lvlJc w:val="left"/>
+      <w:pPr>
+        <w:ind w:left="720" w:hanging="360"/>
+      </w:pPr>
+    </w:lvl>
+    <w:lvl w:ilvl="1" w:tplc="2076B874">
+      <w:start w:val="1"/>
+      <w:numFmt w:val="bullet"/>
+      <w:lvlText w:val="○"/>
+      <w:lvlJc w:val="left"/>
+      <w:pPr>
+        <w:ind w:left="1440" w:hanging="360"/>
+      </w:pPr>
+    </w:lvl>
+    <w:lvl w:ilvl="2" w:tplc="CC903AF2">
+      <w:start w:val="1"/>
+      <w:numFmt w:val="bullet"/>
+      <w:lvlText w:val="■"/>
+      <w:lvlJc w:val="left"/>
+      <w:pPr>
+        <w:ind w:left="2160" w:hanging="360"/>
+      </w:pPr>
+    </w:lvl>
+    <w:lvl w:ilvl="3" w:tplc="BBEE13E4">
+      <w:start w:val="1"/>
+      <w:numFmt w:val="bullet"/>
+      <w:lvlText w:val="●"/>
+      <w:lvlJc w:val="left"/>
+      <w:pPr>
+        <w:ind w:left="2880" w:hanging="360"/>
+      </w:pPr>
+    </w:lvl>
+    <w:lvl w:ilvl="4" w:tplc="5EAC6940">
+      <w:start w:val="1"/>
+      <w:numFmt w:val="bullet"/>
+      <w:lvlText w:val="○"/>
+      <w:lvlJc w:val="left"/>
+      <w:pPr>
+        <w:ind w:left="3600" w:hanging="360"/>
+      </w:pPr>
+    </w:lvl>
+    <w:lvl w:ilvl="5" w:tplc="4AA2B532">
+      <w:start w:val="1"/>
+      <w:numFmt w:val="bullet"/>
+      <w:lvlText w:val="■"/>
+      <w:lvlJc w:val="left"/>
+      <w:pPr>
+        <w:ind w:left="4320" w:hanging="360"/>
+      </w:pPr>
+    </w:lvl>
+    <w:lvl w:ilvl="6" w:tplc="CF74270C">
+      <w:start w:val="1"/>
+      <w:numFmt w:val="bullet"/>
+      <w:lvlText w:val="●"/>
+      <w:lvlJc w:val="left"/>
+      <w:pPr>
+        <w:ind w:left="5040" w:hanging="360"/>
+      </w:pPr>
+    </w:lvl>
+    <w:lvl w:ilvl="7" w:tplc="5FEA119A">
+      <w:start w:val="1"/>
+      <w:numFmt w:val="bullet"/>
+      <w:lvlText w:val="●"/>
+      <w:lvlJc w:val="left"/>
+      <w:pPr>
+        <w:ind w:left="5760" w:hanging="360"/>
+      </w:pPr>
+    </w:lvl>
+    <w:lvl w:ilvl="8" w:tplc="8C482360">
+      <w:start w:val="1"/>
+      <w:numFmt w:val="bullet"/>
+      <w:lvlText w:val="●"/>
+      <w:lvlJc w:val="left"/>
+      <w:pPr>
+        <w:ind w:left="6480" w:hanging="360"/>
+      </w:pPr>
+    </w:lvl>
+  </w:abstractNum>
+  <w:abstractNum w:abstractNumId="2" w15:restartNumberingAfterBreak="0">
+    <w:nsid w:val="27702480"/>
+    <w:multiLevelType w:val="hybridMultilevel"/>
+    <w:tmpl w:val="F21CE09C"/>
+    <w:lvl w:ilvl="0" w:tplc="5AB8D778">
       <w:start w:val="1"/>
       <w:numFmt w:val="decimal"/>
       <w:lvlText w:val="%1."/>
@@ -14016,110 +14160,52 @@
         <w:color w:val="A67C27"/>
       </w:rPr>
     </w:lvl>
-    <w:lvl w:ilvl="1" w:tplc="8C702D0C">
+    <w:lvl w:ilvl="1" w:tplc="A2E4AB06">
       <w:numFmt w:val="decimal"/>
       <w:lvlText w:val=""/>
       <w:lvlJc w:val="left"/>
     </w:lvl>
-    <w:lvl w:ilvl="2" w:tplc="8F02AB6A">
+    <w:lvl w:ilvl="2" w:tplc="B2F26476">
       <w:numFmt w:val="decimal"/>
       <w:lvlText w:val=""/>
       <w:lvlJc w:val="left"/>
     </w:lvl>
-    <w:lvl w:ilvl="3" w:tplc="91002FD2">
+    <w:lvl w:ilvl="3" w:tplc="9664FF20">
       <w:numFmt w:val="decimal"/>
       <w:lvlText w:val=""/>
       <w:lvlJc w:val="left"/>
     </w:lvl>
-    <w:lvl w:ilvl="4" w:tplc="F50EE3FA">
+    <w:lvl w:ilvl="4" w:tplc="05D05756">
       <w:numFmt w:val="decimal"/>
       <w:lvlText w:val=""/>
       <w:lvlJc w:val="left"/>
     </w:lvl>
-    <w:lvl w:ilvl="5" w:tplc="A2F8B512">
+    <w:lvl w:ilvl="5" w:tplc="D85E35D2">
       <w:numFmt w:val="decimal"/>
       <w:lvlText w:val=""/>
       <w:lvlJc w:val="left"/>
     </w:lvl>
-    <w:lvl w:ilvl="6" w:tplc="E058339C">
+    <w:lvl w:ilvl="6" w:tplc="25BE4446">
       <w:numFmt w:val="decimal"/>
       <w:lvlText w:val=""/>
       <w:lvlJc w:val="left"/>
     </w:lvl>
-    <w:lvl w:ilvl="7" w:tplc="5F525F94">
+    <w:lvl w:ilvl="7" w:tplc="B8180658">
       <w:numFmt w:val="decimal"/>
       <w:lvlText w:val=""/>
       <w:lvlJc w:val="left"/>
     </w:lvl>
-    <w:lvl w:ilvl="8" w:tplc="412A57C0">
+    <w:lvl w:ilvl="8" w:tplc="CDA0F1FA">
       <w:numFmt w:val="decimal"/>
       <w:lvlText w:val=""/>
       <w:lvlJc w:val="left"/>
     </w:lvl>
   </w:abstractNum>
-  <w:abstractNum w:abstractNumId="1" w15:restartNumberingAfterBreak="0">
-    <w:nsid w:val="5BBD1AB9"/>
+  <w:abstractNum w:abstractNumId="3" w15:restartNumberingAfterBreak="0">
+    <w:nsid w:val="7798570A"/>
     <w:multiLevelType w:val="hybridMultilevel"/>
-    <w:tmpl w:val="B5F8630A"/>
-    <w:lvl w:ilvl="0" w:tplc="DCB6E294">
-      <w:start w:val="1"/>
-      <w:numFmt w:val="bullet"/>
-      <w:lvlText w:val="•"/>
-      <w:lvlJc w:val="left"/>
-      <w:pPr>
-        <w:ind w:left="460" w:hanging="280"/>
-      </w:pPr>
-    </w:lvl>
-    <w:lvl w:ilvl="1" w:tplc="C2C21130">
-      <w:start w:val="1"/>
-      <w:numFmt w:val="bullet"/>
-      <w:lvlText w:val="–"/>
-      <w:lvlJc w:val="left"/>
-      <w:pPr>
-        <w:ind w:left="900" w:hanging="280"/>
-      </w:pPr>
-    </w:lvl>
-    <w:lvl w:ilvl="2" w:tplc="E2A201AE">
-      <w:numFmt w:val="decimal"/>
-      <w:lvlText w:val=""/>
-      <w:lvlJc w:val="left"/>
-    </w:lvl>
-    <w:lvl w:ilvl="3" w:tplc="BC62A832">
-      <w:numFmt w:val="decimal"/>
-      <w:lvlText w:val=""/>
-      <w:lvlJc w:val="left"/>
-    </w:lvl>
-    <w:lvl w:ilvl="4" w:tplc="F69A1EE8">
-      <w:numFmt w:val="decimal"/>
-      <w:lvlText w:val=""/>
-      <w:lvlJc w:val="left"/>
-    </w:lvl>
-    <w:lvl w:ilvl="5" w:tplc="F7EEFE92">
-      <w:numFmt w:val="decimal"/>
-      <w:lvlText w:val=""/>
-      <w:lvlJc w:val="left"/>
-    </w:lvl>
-    <w:lvl w:ilvl="6" w:tplc="BBEE47CE">
-      <w:numFmt w:val="decimal"/>
-      <w:lvlText w:val=""/>
-      <w:lvlJc w:val="left"/>
-    </w:lvl>
-    <w:lvl w:ilvl="7" w:tplc="2586CF3A">
-      <w:numFmt w:val="decimal"/>
-      <w:lvlText w:val=""/>
-      <w:lvlJc w:val="left"/>
-    </w:lvl>
-    <w:lvl w:ilvl="8" w:tplc="82823912">
-      <w:numFmt w:val="decimal"/>
-      <w:lvlText w:val=""/>
-      <w:lvlJc w:val="left"/>
-    </w:lvl>
-  </w:abstractNum>
-  <w:abstractNum w:abstractNumId="2" w15:restartNumberingAfterBreak="0">
-    <w:nsid w:val="6A285265"/>
-    <w:multiLevelType w:val="hybridMultilevel"/>
-    <w:tmpl w:val="55AC0362"/>
-    <w:lvl w:ilvl="0" w:tplc="09CC265E">
+    <w:tmpl w:val="E0782056"/>
+    <w:lvl w:ilvl="0" w:tplc="0302DBB4">
       <w:start w:val="1"/>
       <w:numFmt w:val="decimal"/>
       <w:lvlText w:val="%1."/>
@@ -14133,152 +14219,66 @@
         <w:color w:val="A67C27"/>
       </w:rPr>
     </w:lvl>
-    <w:lvl w:ilvl="1" w:tplc="55FE631E">
+    <w:lvl w:ilvl="1" w:tplc="42867894">
       <w:numFmt w:val="decimal"/>
       <w:lvlText w:val=""/>
       <w:lvlJc w:val="left"/>
     </w:lvl>
-    <w:lvl w:ilvl="2" w:tplc="00426464">
+    <w:lvl w:ilvl="2" w:tplc="429CC45C">
       <w:numFmt w:val="decimal"/>
       <w:lvlText w:val=""/>
       <w:lvlJc w:val="left"/>
     </w:lvl>
-    <w:lvl w:ilvl="3" w:tplc="CB040888">
+    <w:lvl w:ilvl="3" w:tplc="8ECC895C">
       <w:numFmt w:val="decimal"/>
       <w:lvlText w:val=""/>
       <w:lvlJc w:val="left"/>
     </w:lvl>
-    <w:lvl w:ilvl="4" w:tplc="A3EC2BF8">
+    <w:lvl w:ilvl="4" w:tplc="21A62DF0">
       <w:numFmt w:val="decimal"/>
       <w:lvlText w:val=""/>
       <w:lvlJc w:val="left"/>
     </w:lvl>
-    <w:lvl w:ilvl="5" w:tplc="20D85F3C">
+    <w:lvl w:ilvl="5" w:tplc="9B86DF34">
       <w:numFmt w:val="decimal"/>
       <w:lvlText w:val=""/>
       <w:lvlJc w:val="left"/>
     </w:lvl>
-    <w:lvl w:ilvl="6" w:tplc="D6D4049E">
+    <w:lvl w:ilvl="6" w:tplc="842CEB1E">
       <w:numFmt w:val="decimal"/>
       <w:lvlText w:val=""/>
       <w:lvlJc w:val="left"/>
     </w:lvl>
-    <w:lvl w:ilvl="7" w:tplc="62BE89AC">
+    <w:lvl w:ilvl="7" w:tplc="A68A766E">
       <w:numFmt w:val="decimal"/>
       <w:lvlText w:val=""/>
       <w:lvlJc w:val="left"/>
     </w:lvl>
-    <w:lvl w:ilvl="8" w:tplc="3118CD5E">
+    <w:lvl w:ilvl="8" w:tplc="C68A2C50">
       <w:numFmt w:val="decimal"/>
       <w:lvlText w:val=""/>
       <w:lvlJc w:val="left"/>
     </w:lvl>
   </w:abstractNum>
-  <w:abstractNum w:abstractNumId="3" w15:restartNumberingAfterBreak="0">
-    <w:nsid w:val="7E0A1F46"/>
-    <w:multiLevelType w:val="hybridMultilevel"/>
-    <w:tmpl w:val="0E367900"/>
-    <w:lvl w:ilvl="0" w:tplc="7564E98A">
-      <w:start w:val="1"/>
-      <w:numFmt w:val="bullet"/>
-      <w:lvlText w:val="●"/>
-      <w:lvlJc w:val="left"/>
-      <w:pPr>
-        <w:ind w:left="720" w:hanging="360"/>
-      </w:pPr>
-    </w:lvl>
-    <w:lvl w:ilvl="1" w:tplc="F51A6E74">
-      <w:start w:val="1"/>
-      <w:numFmt w:val="bullet"/>
-      <w:lvlText w:val="○"/>
-      <w:lvlJc w:val="left"/>
-      <w:pPr>
-        <w:ind w:left="1440" w:hanging="360"/>
-      </w:pPr>
-    </w:lvl>
-    <w:lvl w:ilvl="2" w:tplc="EA8C7BFA">
-      <w:start w:val="1"/>
-      <w:numFmt w:val="bullet"/>
-      <w:lvlText w:val="■"/>
-      <w:lvlJc w:val="left"/>
-      <w:pPr>
-        <w:ind w:left="2160" w:hanging="360"/>
-      </w:pPr>
-    </w:lvl>
-    <w:lvl w:ilvl="3" w:tplc="88D86238">
-      <w:start w:val="1"/>
-      <w:numFmt w:val="bullet"/>
-      <w:lvlText w:val="●"/>
-      <w:lvlJc w:val="left"/>
-      <w:pPr>
-        <w:ind w:left="2880" w:hanging="360"/>
-      </w:pPr>
-    </w:lvl>
-    <w:lvl w:ilvl="4" w:tplc="75E4226A">
-      <w:start w:val="1"/>
-      <w:numFmt w:val="bullet"/>
-      <w:lvlText w:val="○"/>
-      <w:lvlJc w:val="left"/>
-      <w:pPr>
-        <w:ind w:left="3600" w:hanging="360"/>
-      </w:pPr>
-    </w:lvl>
-    <w:lvl w:ilvl="5" w:tplc="85BE5B92">
-      <w:start w:val="1"/>
-      <w:numFmt w:val="bullet"/>
-      <w:lvlText w:val="■"/>
-      <w:lvlJc w:val="left"/>
-      <w:pPr>
-        <w:ind w:left="4320" w:hanging="360"/>
-      </w:pPr>
-    </w:lvl>
-    <w:lvl w:ilvl="6" w:tplc="7A00DAA8">
-      <w:start w:val="1"/>
-      <w:numFmt w:val="bullet"/>
-      <w:lvlText w:val="●"/>
-      <w:lvlJc w:val="left"/>
-      <w:pPr>
-        <w:ind w:left="5040" w:hanging="360"/>
-      </w:pPr>
-    </w:lvl>
-    <w:lvl w:ilvl="7" w:tplc="EF08CBB0">
-      <w:start w:val="1"/>
-      <w:numFmt w:val="bullet"/>
-      <w:lvlText w:val="●"/>
-      <w:lvlJc w:val="left"/>
-      <w:pPr>
-        <w:ind w:left="5760" w:hanging="360"/>
-      </w:pPr>
-    </w:lvl>
-    <w:lvl w:ilvl="8" w:tplc="BCD24700">
-      <w:start w:val="1"/>
-      <w:numFmt w:val="bullet"/>
-      <w:lvlText w:val="●"/>
-      <w:lvlJc w:val="left"/>
-      <w:pPr>
-        <w:ind w:left="6480" w:hanging="360"/>
-      </w:pPr>
-    </w:lvl>
-  </w:abstractNum>
-  <w:num w:numId="1" w16cid:durableId="1282103639">
+  <w:num w:numId="1" w16cid:durableId="1653605096">
+    <w:abstractNumId w:val="1"/>
+    <w:lvlOverride w:ilvl="0">
+      <w:startOverride w:val="1"/>
+    </w:lvlOverride>
+  </w:num>
+  <w:num w:numId="2" w16cid:durableId="1263492917">
+    <w:abstractNumId w:val="0"/>
+    <w:lvlOverride w:ilvl="0">
+      <w:startOverride w:val="1"/>
+    </w:lvlOverride>
+  </w:num>
+  <w:num w:numId="3" w16cid:durableId="1009795967">
     <w:abstractNumId w:val="3"/>
     <w:lvlOverride w:ilvl="0">
       <w:startOverride w:val="1"/>
     </w:lvlOverride>
   </w:num>
-  <w:num w:numId="2" w16cid:durableId="649597502">
-    <w:abstractNumId w:val="1"/>
-    <w:lvlOverride w:ilvl="0">
-      <w:startOverride w:val="1"/>
-    </w:lvlOverride>
-  </w:num>
-  <w:num w:numId="3" w16cid:durableId="1653177374">
-    <w:abstractNumId w:val="0"/>
-    <w:lvlOverride w:ilvl="0">
-      <w:startOverride w:val="1"/>
-    </w:lvlOverride>
-  </w:num>
-  <w:num w:numId="4" w16cid:durableId="1666011966">
+  <w:num w:numId="4" w16cid:durableId="310907912">
     <w:abstractNumId w:val="2"/>
     <w:lvlOverride w:ilvl="0">
       <w:startOverride w:val="1"/>
@@ -14904,7 +14904,7 @@
     <w:autoRedefine/>
     <w:uiPriority w:val="39"/>
     <w:unhideWhenUsed/>
-    <w:rsid w:val="007514B7"/>
+    <w:rsid w:val="005D18D7"/>
     <w:pPr>
       <w:spacing w:after="100"/>
     </w:pPr>
@@ -14916,7 +14916,7 @@
     <w:autoRedefine/>
     <w:uiPriority w:val="39"/>
     <w:unhideWhenUsed/>
-    <w:rsid w:val="007514B7"/>
+    <w:rsid w:val="005D18D7"/>
     <w:pPr>
       <w:spacing w:after="100"/>
       <w:ind w:left="210"/>

--- a/docs/manuals/RA_Training_Programme_and_Facilitator_Guide.docx
+++ b/docs/manuals/RA_Training_Programme_and_Facilitator_Guide.docx
@@ -450,7 +450,7 @@
                 <w:sz w:val="19"/>
                 <w:szCs w:val="19"/>
               </w:rPr>
-              <w:t xml:space="preserve">Version 1.36 · 13 October 2026</w:t>
+              <w:t xml:space="preserve">Version 1.37 · 13 October 2026</w:t>
             </w:r>
           </w:p>
         </w:tc>
@@ -12305,7 +12305,7 @@
         <w:sz w:val="16"/>
         <w:szCs w:val="16"/>
       </w:rPr>
-      <w:t xml:space="preserve">Version 1.36 · 13 October 2026</w:t>
+      <w:t xml:space="preserve">Version 1.37 · 13 October 2026</w:t>
     </w:r>
     <w:r>
       <w:rPr>

--- a/docs/manuals/RA_Training_Programme_and_Facilitator_Guide.docx
+++ b/docs/manuals/RA_Training_Programme_and_Facilitator_Guide.docx
@@ -450,7 +450,7 @@
                 <w:sz w:val="19"/>
                 <w:szCs w:val="19"/>
               </w:rPr>
-              <w:t xml:space="preserve">Version 1.37 · 13 October 2026</w:t>
+              <w:t xml:space="preserve">Version 1.38 · 13 October 2026</w:t>
             </w:r>
           </w:p>
         </w:tc>
@@ -12305,7 +12305,7 @@
         <w:sz w:val="16"/>
         <w:szCs w:val="16"/>
       </w:rPr>
-      <w:t xml:space="preserve">Version 1.37 · 13 October 2026</w:t>
+      <w:t xml:space="preserve">Version 1.38 · 13 October 2026</w:t>
     </w:r>
     <w:r>
       <w:rPr>

--- a/docs/manuals/RA_Training_Programme_and_Facilitator_Guide.docx
+++ b/docs/manuals/RA_Training_Programme_and_Facilitator_Guide.docx
@@ -450,7 +450,7 @@
                 <w:sz w:val="19"/>
                 <w:szCs w:val="19"/>
               </w:rPr>
-              <w:t xml:space="preserve">Version 1.38 · 13 October 2026</w:t>
+              <w:t xml:space="preserve">Version 1.39 · 14 October 2026</w:t>
             </w:r>
           </w:p>
         </w:tc>
@@ -12305,7 +12305,7 @@
         <w:sz w:val="16"/>
         <w:szCs w:val="16"/>
       </w:rPr>
-      <w:t xml:space="preserve">Version 1.38 · 13 October 2026</w:t>
+      <w:t xml:space="preserve">Version 1.39 · 14 October 2026</w:t>
     </w:r>
     <w:r>
       <w:rPr>

--- a/docs/manuals/RA_Training_Programme_and_Facilitator_Guide.docx
+++ b/docs/manuals/RA_Training_Programme_and_Facilitator_Guide.docx
@@ -450,7 +450,7 @@
                 <w:sz w:val="19"/>
                 <w:szCs w:val="19"/>
               </w:rPr>
-              <w:t xml:space="preserve">Version 1.39 · 14 October 2026</w:t>
+              <w:t xml:space="preserve">Version 1.40 · 14 October 2026</w:t>
             </w:r>
           </w:p>
         </w:tc>
@@ -12305,7 +12305,7 @@
         <w:sz w:val="16"/>
         <w:szCs w:val="16"/>
       </w:rPr>
-      <w:t xml:space="preserve">Version 1.39 · 14 October 2026</w:t>
+      <w:t xml:space="preserve">Version 1.40 · 14 October 2026</w:t>
     </w:r>
     <w:r>
       <w:rPr>

--- a/docs/manuals/RA_Training_Programme_and_Facilitator_Guide.docx
+++ b/docs/manuals/RA_Training_Programme_and_Facilitator_Guide.docx
@@ -450,7 +450,7 @@
                 <w:sz w:val="19"/>
                 <w:szCs w:val="19"/>
               </w:rPr>
-              <w:t xml:space="preserve">Version 1.40 · 14 October 2026</w:t>
+              <w:t xml:space="preserve">Version 1.41 · 14 October 2026</w:t>
             </w:r>
           </w:p>
         </w:tc>
@@ -12305,7 +12305,7 @@
         <w:sz w:val="16"/>
         <w:szCs w:val="16"/>
       </w:rPr>
-      <w:t xml:space="preserve">Version 1.40 · 14 October 2026</w:t>
+      <w:t xml:space="preserve">Version 1.41 · 14 October 2026</w:t>
     </w:r>
     <w:r>
       <w:rPr>

--- a/docs/manuals/RA_Training_Programme_and_Facilitator_Guide.docx
+++ b/docs/manuals/RA_Training_Programme_and_Facilitator_Guide.docx
@@ -450,7 +450,7 @@
                 <w:sz w:val="19"/>
                 <w:szCs w:val="19"/>
               </w:rPr>
-              <w:t xml:space="preserve">Version 1.41 · 14 October 2026</w:t>
+              <w:t xml:space="preserve">Version 1.42 · 14 October 2026</w:t>
             </w:r>
           </w:p>
         </w:tc>
@@ -12305,7 +12305,7 @@
         <w:sz w:val="16"/>
         <w:szCs w:val="16"/>
       </w:rPr>
-      <w:t xml:space="preserve">Version 1.41 · 14 October 2026</w:t>
+      <w:t xml:space="preserve">Version 1.42 · 14 October 2026</w:t>
     </w:r>
     <w:r>
       <w:rPr>

--- a/docs/manuals/RA_Training_Programme_and_Facilitator_Guide.docx
+++ b/docs/manuals/RA_Training_Programme_and_Facilitator_Guide.docx
@@ -450,7 +450,7 @@
                 <w:sz w:val="19"/>
                 <w:szCs w:val="19"/>
               </w:rPr>
-              <w:t xml:space="preserve">Version 1.42 · 14 October 2026</w:t>
+              <w:t xml:space="preserve">Version 1.43 · 14 October 2026</w:t>
             </w:r>
           </w:p>
         </w:tc>
@@ -12305,7 +12305,7 @@
         <w:sz w:val="16"/>
         <w:szCs w:val="16"/>
       </w:rPr>
-      <w:t xml:space="preserve">Version 1.42 · 14 October 2026</w:t>
+      <w:t xml:space="preserve">Version 1.43 · 14 October 2026</w:t>
     </w:r>
     <w:r>
       <w:rPr>

--- a/docs/manuals/RA_Training_Programme_and_Facilitator_Guide.docx
+++ b/docs/manuals/RA_Training_Programme_and_Facilitator_Guide.docx
@@ -450,7 +450,7 @@
                 <w:sz w:val="19"/>
                 <w:szCs w:val="19"/>
               </w:rPr>
-              <w:t xml:space="preserve">Version 1.43 · 14 October 2026</w:t>
+              <w:t xml:space="preserve">Version 1.49 · 25 October 2026</w:t>
             </w:r>
           </w:p>
         </w:tc>
@@ -12305,7 +12305,7 @@
         <w:sz w:val="16"/>
         <w:szCs w:val="16"/>
       </w:rPr>
-      <w:t xml:space="preserve">Version 1.43 · 14 October 2026</w:t>
+      <w:t xml:space="preserve">Version 1.49 · 25 October 2026</w:t>
     </w:r>
     <w:r>
       <w:rPr>

--- a/docs/manuals/RA_Training_Programme_and_Facilitator_Guide.docx
+++ b/docs/manuals/RA_Training_Programme_and_Facilitator_Guide.docx
@@ -450,7 +450,7 @@
                 <w:sz w:val="19"/>
                 <w:szCs w:val="19"/>
               </w:rPr>
-              <w:t xml:space="preserve">Version 1.49 · 25 October 2026</w:t>
+              <w:t xml:space="preserve">Version 1.50 · 25 October 2026</w:t>
             </w:r>
           </w:p>
         </w:tc>
@@ -5989,7 +5989,7 @@
         <w:t xml:space="preserve">Content:</w:t>
       </w:r>
       <w:r>
-        <w:t xml:space="preserve"> study title and purpose; Main-400 and Reserve-400; 400 questionnaires, 60 KIIs, 50–75 documents; data lock on 30 November 2026; what the portal does and does not do.</w:t>
+        <w:t xml:space="preserve"> study title and purpose; Main-400 and Reserve-400; 400 questionnaires, 60 KIIs, 108 documents; data lock on 30 November 2026; what the portal does and does not do.</w:t>
       </w:r>
     </w:p>
     <w:p>
@@ -12305,7 +12305,7 @@
         <w:sz w:val="16"/>
         <w:szCs w:val="16"/>
       </w:rPr>
-      <w:t xml:space="preserve">Version 1.49 · 25 October 2026</w:t>
+      <w:t xml:space="preserve">Version 1.50 · 25 October 2026</w:t>
     </w:r>
     <w:r>
       <w:rPr>

--- a/docs/manuals/RA_Training_Programme_and_Facilitator_Guide.docx
+++ b/docs/manuals/RA_Training_Programme_and_Facilitator_Guide.docx
@@ -450,7 +450,7 @@
                 <w:sz w:val="19"/>
                 <w:szCs w:val="19"/>
               </w:rPr>
-              <w:t xml:space="preserve">Version 1.50 · 25 October 2026</w:t>
+              <w:t xml:space="preserve">Version 1.51 · 26 October 2026</w:t>
             </w:r>
           </w:p>
         </w:tc>
@@ -12305,7 +12305,7 @@
         <w:sz w:val="16"/>
         <w:szCs w:val="16"/>
       </w:rPr>
-      <w:t xml:space="preserve">Version 1.50 · 25 October 2026</w:t>
+      <w:t xml:space="preserve">Version 1.51 · 26 October 2026</w:t>
     </w:r>
     <w:r>
       <w:rPr>

--- a/docs/manuals/RA_Training_Programme_and_Facilitator_Guide.docx
+++ b/docs/manuals/RA_Training_Programme_and_Facilitator_Guide.docx
@@ -450,7 +450,7 @@
                 <w:sz w:val="19"/>
                 <w:szCs w:val="19"/>
               </w:rPr>
-              <w:t xml:space="preserve">Version 1.51 · 26 October 2026</w:t>
+              <w:t xml:space="preserve">Version 1.52 · 26 October 2026</w:t>
             </w:r>
           </w:p>
         </w:tc>
@@ -12305,7 +12305,7 @@
         <w:sz w:val="16"/>
         <w:szCs w:val="16"/>
       </w:rPr>
-      <w:t xml:space="preserve">Version 1.51 · 26 October 2026</w:t>
+      <w:t xml:space="preserve">Version 1.52 · 26 October 2026</w:t>
     </w:r>
     <w:r>
       <w:rPr>
